--- a/docs/Technical Report Eoin Fitzsimons.docx
+++ b/docs/Technical Report Eoin Fitzsimons.docx
@@ -90,17 +90,112 @@
         <w:rPr>
           <w:sz w:val="36"/>
           <w:szCs w:val="36"/>
-          <w:highlight w:val="yellow"/>
-        </w:rPr>
-      </w:pPr>
-      <w:r>
+        </w:rPr>
+      </w:pPr>
+      <w:r>
+        <w:rPr>
+          <w:sz w:val="36"/>
+          <w:szCs w:val="36"/>
+        </w:rPr>
+        <w:t>Computing</w:t>
+      </w:r>
+    </w:p>
+    <w:p>
+      <w:pPr>
+        <w:jc w:val="center"/>
+        <w:rPr>
+          <w:sz w:val="36"/>
+          <w:szCs w:val="36"/>
+        </w:rPr>
+      </w:pPr>
+      <w:r>
+        <w:rPr>
+          <w:sz w:val="36"/>
+          <w:szCs w:val="36"/>
+        </w:rPr>
+        <w:t>Software Development</w:t>
+      </w:r>
+    </w:p>
+    <w:p>
+      <w:pPr>
+        <w:jc w:val="center"/>
+        <w:rPr>
+          <w:sz w:val="36"/>
+          <w:szCs w:val="36"/>
+        </w:rPr>
+      </w:pPr>
+      <w:r>
+        <w:rPr>
+          <w:sz w:val="36"/>
+          <w:szCs w:val="36"/>
+        </w:rPr>
+        <w:t>2025/2026</w:t>
+      </w:r>
+    </w:p>
+    <w:p>
+      <w:pPr>
+        <w:jc w:val="center"/>
+        <w:rPr>
+          <w:sz w:val="36"/>
+          <w:szCs w:val="36"/>
+        </w:rPr>
+      </w:pPr>
+      <w:r>
+        <w:rPr>
+          <w:sz w:val="36"/>
+          <w:szCs w:val="36"/>
+        </w:rPr>
+        <w:t>Eoin Fitzsimons</w:t>
+      </w:r>
+    </w:p>
+    <w:p>
+      <w:pPr>
+        <w:jc w:val="center"/>
+        <w:rPr>
+          <w:sz w:val="36"/>
+          <w:szCs w:val="36"/>
+        </w:rPr>
+      </w:pPr>
+      <w:r>
+        <w:rPr>
+          <w:sz w:val="36"/>
+          <w:szCs w:val="36"/>
+        </w:rPr>
+        <w:t>X23151374</w:t>
+      </w:r>
+    </w:p>
+    <w:p>
+      <w:pPr>
+        <w:jc w:val="center"/>
+        <w:rPr>
+          <w:sz w:val="36"/>
+          <w:szCs w:val="36"/>
+        </w:rPr>
+      </w:pPr>
+      <w:r>
+        <w:rPr>
+          <w:sz w:val="36"/>
+          <w:szCs w:val="36"/>
+        </w:rPr>
+        <w:t>X23151374</w:t>
+      </w:r>
+      <w:r>
+        <w:rPr>
+          <w:sz w:val="36"/>
+          <w:szCs w:val="36"/>
+        </w:rPr>
+        <w:t>@student.ncirl.ie</w:t>
+      </w:r>
+    </w:p>
+    <w:p>
+      <w:pPr>
+        <w:jc w:val="center"/>
         <w:rPr>
           <w:sz w:val="36"/>
           <w:szCs w:val="36"/>
           <w:highlight w:val="yellow"/>
         </w:rPr>
-        <w:t>&lt;Programme Name&gt;</w:t>
-      </w:r>
+      </w:pPr>
     </w:p>
     <w:p>
       <w:pPr>
@@ -111,106 +206,6 @@
           <w:highlight w:val="yellow"/>
         </w:rPr>
       </w:pPr>
-      <w:r>
-        <w:rPr>
-          <w:sz w:val="36"/>
-          <w:szCs w:val="36"/>
-          <w:highlight w:val="yellow"/>
-        </w:rPr>
-        <w:t>&lt;Specialisation&gt;</w:t>
-      </w:r>
-    </w:p>
-    <w:p>
-      <w:pPr>
-        <w:jc w:val="center"/>
-        <w:rPr>
-          <w:sz w:val="36"/>
-          <w:szCs w:val="36"/>
-          <w:highlight w:val="yellow"/>
-        </w:rPr>
-      </w:pPr>
-      <w:r>
-        <w:rPr>
-          <w:sz w:val="36"/>
-          <w:szCs w:val="36"/>
-          <w:highlight w:val="yellow"/>
-        </w:rPr>
-        <w:t>&lt;Academic Year i.e. 2020/2021&gt;</w:t>
-      </w:r>
-    </w:p>
-    <w:p>
-      <w:pPr>
-        <w:jc w:val="center"/>
-        <w:rPr>
-          <w:sz w:val="36"/>
-          <w:szCs w:val="36"/>
-          <w:highlight w:val="yellow"/>
-        </w:rPr>
-      </w:pPr>
-      <w:r>
-        <w:rPr>
-          <w:sz w:val="36"/>
-          <w:szCs w:val="36"/>
-          <w:highlight w:val="yellow"/>
-        </w:rPr>
-        <w:t>&lt;Student Name&gt;</w:t>
-      </w:r>
-    </w:p>
-    <w:p>
-      <w:pPr>
-        <w:jc w:val="center"/>
-        <w:rPr>
-          <w:sz w:val="36"/>
-          <w:szCs w:val="36"/>
-          <w:highlight w:val="yellow"/>
-        </w:rPr>
-      </w:pPr>
-      <w:r>
-        <w:rPr>
-          <w:sz w:val="36"/>
-          <w:szCs w:val="36"/>
-          <w:highlight w:val="yellow"/>
-        </w:rPr>
-        <w:t>&lt;Student Number&gt;</w:t>
-      </w:r>
-    </w:p>
-    <w:p>
-      <w:pPr>
-        <w:jc w:val="center"/>
-        <w:rPr>
-          <w:sz w:val="36"/>
-          <w:szCs w:val="36"/>
-          <w:highlight w:val="yellow"/>
-        </w:rPr>
-      </w:pPr>
-      <w:r>
-        <w:rPr>
-          <w:sz w:val="36"/>
-          <w:szCs w:val="36"/>
-          <w:highlight w:val="yellow"/>
-        </w:rPr>
-        <w:t>&lt;Student Email&gt;</w:t>
-      </w:r>
-    </w:p>
-    <w:p>
-      <w:pPr>
-        <w:jc w:val="center"/>
-        <w:rPr>
-          <w:sz w:val="36"/>
-          <w:szCs w:val="36"/>
-          <w:highlight w:val="yellow"/>
-        </w:rPr>
-      </w:pPr>
-    </w:p>
-    <w:p>
-      <w:pPr>
-        <w:jc w:val="center"/>
-        <w:rPr>
-          <w:sz w:val="36"/>
-          <w:szCs w:val="36"/>
-          <w:highlight w:val="yellow"/>
-        </w:rPr>
-      </w:pPr>
     </w:p>
     <w:p>
       <w:pPr>
@@ -224,9 +219,8 @@
         <w:rPr>
           <w:sz w:val="48"/>
           <w:szCs w:val="48"/>
-          <w:highlight w:val="yellow"/>
-        </w:rPr>
-        <w:t>&lt;Project Title&gt;</w:t>
+        </w:rPr>
+        <w:t>Momentum</w:t>
       </w:r>
     </w:p>
     <w:p>
@@ -270,6 +264,9 @@
       <w:sdtPr>
         <w:rPr>
           <w:rFonts w:asciiTheme="minorHAnsi" w:eastAsiaTheme="minorHAnsi" w:hAnsiTheme="minorHAnsi" w:cstheme="minorBidi"/>
+          <w:b w:val="0"/>
+          <w:bCs w:val="0"/>
+          <w:smallCaps w:val="0"/>
           <w:color w:val="auto"/>
           <w:sz w:val="22"/>
           <w:szCs w:val="22"/>
@@ -283,7 +280,6 @@
       <w:sdtEndPr>
         <w:rPr>
           <w:rFonts w:eastAsiaTheme="minorEastAsia"/>
-          <w:smallCaps w:val="0"/>
           <w:noProof/>
         </w:rPr>
       </w:sdtEndPr>
@@ -291,6 +287,10 @@
         <w:p>
           <w:pPr>
             <w:pStyle w:val="TOCHeading"/>
+            <w:numPr>
+              <w:ilvl w:val="0"/>
+              <w:numId w:val="0"/>
+            </w:numPr>
           </w:pPr>
           <w:r>
             <w:t>Contents</w:t>
@@ -300,11 +300,16 @@
           <w:pPr>
             <w:pStyle w:val="TOC1"/>
             <w:tabs>
+              <w:tab w:val="left" w:pos="480"/>
               <w:tab w:val="right" w:leader="dot" w:pos="9016"/>
             </w:tabs>
             <w:rPr>
               <w:noProof/>
+              <w:kern w:val="2"/>
+              <w:sz w:val="24"/>
+              <w:szCs w:val="24"/>
               <w:lang w:eastAsia="en-IE"/>
+              <w14:ligatures w14:val="standardContextual"/>
             </w:rPr>
           </w:pPr>
           <w:r>
@@ -316,12 +321,30 @@
           <w:r>
             <w:fldChar w:fldCharType="separate"/>
           </w:r>
-          <w:hyperlink w:anchor="_Toc87019665" w:history="1">
+          <w:hyperlink w:anchor="_Toc232419747" w:history="1">
             <w:r>
               <w:rPr>
                 <w:rStyle w:val="Hyperlink"/>
                 <w:noProof/>
               </w:rPr>
+              <w:t>2</w:t>
+            </w:r>
+            <w:r>
+              <w:rPr>
+                <w:noProof/>
+                <w:kern w:val="2"/>
+                <w:sz w:val="24"/>
+                <w:szCs w:val="24"/>
+                <w:lang w:eastAsia="en-IE"/>
+                <w14:ligatures w14:val="standardContextual"/>
+              </w:rPr>
+              <w:tab/>
+            </w:r>
+            <w:r>
+              <w:rPr>
+                <w:rStyle w:val="Hyperlink"/>
+                <w:noProof/>
+              </w:rPr>
               <w:t>Executive Summary</w:t>
             </w:r>
             <w:r>
@@ -343,7 +366,7 @@
                 <w:noProof/>
                 <w:webHidden/>
               </w:rPr>
-              <w:instrText xml:space="preserve"> PAGEREF _Toc87019665 \h </w:instrText>
+              <w:instrText xml:space="preserve"> PAGEREF _Toc232419747 \h </w:instrText>
             </w:r>
             <w:r>
               <w:rPr>
@@ -378,15 +401,19 @@
           <w:pPr>
             <w:pStyle w:val="TOC1"/>
             <w:tabs>
-              <w:tab w:val="left" w:pos="660"/>
+              <w:tab w:val="left" w:pos="720"/>
               <w:tab w:val="right" w:leader="dot" w:pos="9016"/>
             </w:tabs>
             <w:rPr>
               <w:noProof/>
+              <w:kern w:val="2"/>
+              <w:sz w:val="24"/>
+              <w:szCs w:val="24"/>
               <w:lang w:eastAsia="en-IE"/>
+              <w14:ligatures w14:val="standardContextual"/>
             </w:rPr>
           </w:pPr>
-          <w:hyperlink w:anchor="_Toc87019666" w:history="1">
+          <w:hyperlink w:anchor="_Toc232419748" w:history="1">
             <w:r>
               <w:rPr>
                 <w:rStyle w:val="Hyperlink"/>
@@ -397,7 +424,11 @@
             <w:r>
               <w:rPr>
                 <w:noProof/>
+                <w:kern w:val="2"/>
+                <w:sz w:val="24"/>
+                <w:szCs w:val="24"/>
                 <w:lang w:eastAsia="en-IE"/>
+                <w14:ligatures w14:val="standardContextual"/>
               </w:rPr>
               <w:tab/>
             </w:r>
@@ -427,7 +458,7 @@
                 <w:noProof/>
                 <w:webHidden/>
               </w:rPr>
-              <w:instrText xml:space="preserve"> PAGEREF _Toc87019666 \h </w:instrText>
+              <w:instrText xml:space="preserve"> PAGEREF _Toc232419748 \h </w:instrText>
             </w:r>
             <w:r>
               <w:rPr>
@@ -462,15 +493,19 @@
           <w:pPr>
             <w:pStyle w:val="TOC2"/>
             <w:tabs>
-              <w:tab w:val="left" w:pos="880"/>
+              <w:tab w:val="left" w:pos="960"/>
               <w:tab w:val="right" w:leader="dot" w:pos="9016"/>
             </w:tabs>
             <w:rPr>
               <w:noProof/>
+              <w:kern w:val="2"/>
+              <w:sz w:val="24"/>
+              <w:szCs w:val="24"/>
               <w:lang w:eastAsia="en-IE"/>
+              <w14:ligatures w14:val="standardContextual"/>
             </w:rPr>
           </w:pPr>
-          <w:hyperlink w:anchor="_Toc87019667" w:history="1">
+          <w:hyperlink w:anchor="_Toc232419749" w:history="1">
             <w:r>
               <w:rPr>
                 <w:rStyle w:val="Hyperlink"/>
@@ -481,7 +516,11 @@
             <w:r>
               <w:rPr>
                 <w:noProof/>
+                <w:kern w:val="2"/>
+                <w:sz w:val="24"/>
+                <w:szCs w:val="24"/>
                 <w:lang w:eastAsia="en-IE"/>
+                <w14:ligatures w14:val="standardContextual"/>
               </w:rPr>
               <w:tab/>
             </w:r>
@@ -511,7 +550,7 @@
                 <w:noProof/>
                 <w:webHidden/>
               </w:rPr>
-              <w:instrText xml:space="preserve"> PAGEREF _Toc87019667 \h </w:instrText>
+              <w:instrText xml:space="preserve"> PAGEREF _Toc232419749 \h </w:instrText>
             </w:r>
             <w:r>
               <w:rPr>
@@ -546,15 +585,19 @@
           <w:pPr>
             <w:pStyle w:val="TOC2"/>
             <w:tabs>
-              <w:tab w:val="left" w:pos="880"/>
+              <w:tab w:val="left" w:pos="960"/>
               <w:tab w:val="right" w:leader="dot" w:pos="9016"/>
             </w:tabs>
             <w:rPr>
               <w:noProof/>
+              <w:kern w:val="2"/>
+              <w:sz w:val="24"/>
+              <w:szCs w:val="24"/>
               <w:lang w:eastAsia="en-IE"/>
+              <w14:ligatures w14:val="standardContextual"/>
             </w:rPr>
           </w:pPr>
-          <w:hyperlink w:anchor="_Toc87019668" w:history="1">
+          <w:hyperlink w:anchor="_Toc232419750" w:history="1">
             <w:r>
               <w:rPr>
                 <w:rStyle w:val="Hyperlink"/>
@@ -565,7 +608,11 @@
             <w:r>
               <w:rPr>
                 <w:noProof/>
+                <w:kern w:val="2"/>
+                <w:sz w:val="24"/>
+                <w:szCs w:val="24"/>
                 <w:lang w:eastAsia="en-IE"/>
+                <w14:ligatures w14:val="standardContextual"/>
               </w:rPr>
               <w:tab/>
             </w:r>
@@ -595,7 +642,7 @@
                 <w:noProof/>
                 <w:webHidden/>
               </w:rPr>
-              <w:instrText xml:space="preserve"> PAGEREF _Toc87019668 \h </w:instrText>
+              <w:instrText xml:space="preserve"> PAGEREF _Toc232419750 \h </w:instrText>
             </w:r>
             <w:r>
               <w:rPr>
@@ -630,15 +677,19 @@
           <w:pPr>
             <w:pStyle w:val="TOC2"/>
             <w:tabs>
-              <w:tab w:val="left" w:pos="880"/>
+              <w:tab w:val="left" w:pos="960"/>
               <w:tab w:val="right" w:leader="dot" w:pos="9016"/>
             </w:tabs>
             <w:rPr>
               <w:noProof/>
+              <w:kern w:val="2"/>
+              <w:sz w:val="24"/>
+              <w:szCs w:val="24"/>
               <w:lang w:eastAsia="en-IE"/>
+              <w14:ligatures w14:val="standardContextual"/>
             </w:rPr>
           </w:pPr>
-          <w:hyperlink w:anchor="_Toc87019669" w:history="1">
+          <w:hyperlink w:anchor="_Toc232419751" w:history="1">
             <w:r>
               <w:rPr>
                 <w:rStyle w:val="Hyperlink"/>
@@ -649,7 +700,11 @@
             <w:r>
               <w:rPr>
                 <w:noProof/>
+                <w:kern w:val="2"/>
+                <w:sz w:val="24"/>
+                <w:szCs w:val="24"/>
                 <w:lang w:eastAsia="en-IE"/>
+                <w14:ligatures w14:val="standardContextual"/>
               </w:rPr>
               <w:tab/>
             </w:r>
@@ -679,7 +734,7 @@
                 <w:noProof/>
                 <w:webHidden/>
               </w:rPr>
-              <w:instrText xml:space="preserve"> PAGEREF _Toc87019669 \h </w:instrText>
+              <w:instrText xml:space="preserve"> PAGEREF _Toc232419751 \h </w:instrText>
             </w:r>
             <w:r>
               <w:rPr>
@@ -714,15 +769,19 @@
           <w:pPr>
             <w:pStyle w:val="TOC2"/>
             <w:tabs>
-              <w:tab w:val="left" w:pos="880"/>
+              <w:tab w:val="left" w:pos="960"/>
               <w:tab w:val="right" w:leader="dot" w:pos="9016"/>
             </w:tabs>
             <w:rPr>
               <w:noProof/>
+              <w:kern w:val="2"/>
+              <w:sz w:val="24"/>
+              <w:szCs w:val="24"/>
               <w:lang w:eastAsia="en-IE"/>
+              <w14:ligatures w14:val="standardContextual"/>
             </w:rPr>
           </w:pPr>
-          <w:hyperlink w:anchor="_Toc87019670" w:history="1">
+          <w:hyperlink w:anchor="_Toc232419752" w:history="1">
             <w:r>
               <w:rPr>
                 <w:rStyle w:val="Hyperlink"/>
@@ -733,7 +792,11 @@
             <w:r>
               <w:rPr>
                 <w:noProof/>
+                <w:kern w:val="2"/>
+                <w:sz w:val="24"/>
+                <w:szCs w:val="24"/>
                 <w:lang w:eastAsia="en-IE"/>
+                <w14:ligatures w14:val="standardContextual"/>
               </w:rPr>
               <w:tab/>
             </w:r>
@@ -763,7 +826,7 @@
                 <w:noProof/>
                 <w:webHidden/>
               </w:rPr>
-              <w:instrText xml:space="preserve"> PAGEREF _Toc87019670 \h </w:instrText>
+              <w:instrText xml:space="preserve"> PAGEREF _Toc232419752 \h </w:instrText>
             </w:r>
             <w:r>
               <w:rPr>
@@ -798,15 +861,19 @@
           <w:pPr>
             <w:pStyle w:val="TOC1"/>
             <w:tabs>
-              <w:tab w:val="left" w:pos="660"/>
+              <w:tab w:val="left" w:pos="720"/>
               <w:tab w:val="right" w:leader="dot" w:pos="9016"/>
             </w:tabs>
             <w:rPr>
               <w:noProof/>
+              <w:kern w:val="2"/>
+              <w:sz w:val="24"/>
+              <w:szCs w:val="24"/>
               <w:lang w:eastAsia="en-IE"/>
+              <w14:ligatures w14:val="standardContextual"/>
             </w:rPr>
           </w:pPr>
-          <w:hyperlink w:anchor="_Toc87019671" w:history="1">
+          <w:hyperlink w:anchor="_Toc232419753" w:history="1">
             <w:r>
               <w:rPr>
                 <w:rStyle w:val="Hyperlink"/>
@@ -817,7 +884,11 @@
             <w:r>
               <w:rPr>
                 <w:noProof/>
+                <w:kern w:val="2"/>
+                <w:sz w:val="24"/>
+                <w:szCs w:val="24"/>
                 <w:lang w:eastAsia="en-IE"/>
+                <w14:ligatures w14:val="standardContextual"/>
               </w:rPr>
               <w:tab/>
             </w:r>
@@ -847,7 +918,7 @@
                 <w:noProof/>
                 <w:webHidden/>
               </w:rPr>
-              <w:instrText xml:space="preserve"> PAGEREF _Toc87019671 \h </w:instrText>
+              <w:instrText xml:space="preserve"> PAGEREF _Toc232419753 \h </w:instrText>
             </w:r>
             <w:r>
               <w:rPr>
@@ -882,15 +953,19 @@
           <w:pPr>
             <w:pStyle w:val="TOC2"/>
             <w:tabs>
-              <w:tab w:val="left" w:pos="880"/>
+              <w:tab w:val="left" w:pos="960"/>
               <w:tab w:val="right" w:leader="dot" w:pos="9016"/>
             </w:tabs>
             <w:rPr>
               <w:noProof/>
+              <w:kern w:val="2"/>
+              <w:sz w:val="24"/>
+              <w:szCs w:val="24"/>
               <w:lang w:eastAsia="en-IE"/>
+              <w14:ligatures w14:val="standardContextual"/>
             </w:rPr>
           </w:pPr>
-          <w:hyperlink w:anchor="_Toc87019672" w:history="1">
+          <w:hyperlink w:anchor="_Toc232419754" w:history="1">
             <w:r>
               <w:rPr>
                 <w:rStyle w:val="Hyperlink"/>
@@ -901,7 +976,11 @@
             <w:r>
               <w:rPr>
                 <w:noProof/>
+                <w:kern w:val="2"/>
+                <w:sz w:val="24"/>
+                <w:szCs w:val="24"/>
                 <w:lang w:eastAsia="en-IE"/>
+                <w14:ligatures w14:val="standardContextual"/>
               </w:rPr>
               <w:tab/>
             </w:r>
@@ -931,7 +1010,7 @@
                 <w:noProof/>
                 <w:webHidden/>
               </w:rPr>
-              <w:instrText xml:space="preserve"> PAGEREF _Toc87019672 \h </w:instrText>
+              <w:instrText xml:space="preserve"> PAGEREF _Toc232419754 \h </w:instrText>
             </w:r>
             <w:r>
               <w:rPr>
@@ -966,15 +1045,19 @@
           <w:pPr>
             <w:pStyle w:val="TOC2"/>
             <w:tabs>
-              <w:tab w:val="left" w:pos="1100"/>
+              <w:tab w:val="left" w:pos="1200"/>
               <w:tab w:val="right" w:leader="dot" w:pos="9016"/>
             </w:tabs>
             <w:rPr>
               <w:noProof/>
+              <w:kern w:val="2"/>
+              <w:sz w:val="24"/>
+              <w:szCs w:val="24"/>
               <w:lang w:eastAsia="en-IE"/>
+              <w14:ligatures w14:val="standardContextual"/>
             </w:rPr>
           </w:pPr>
-          <w:hyperlink w:anchor="_Toc87019673" w:history="1">
+          <w:hyperlink w:anchor="_Toc232419755" w:history="1">
             <w:r>
               <w:rPr>
                 <w:rStyle w:val="Hyperlink"/>
@@ -985,7 +1068,11 @@
             <w:r>
               <w:rPr>
                 <w:noProof/>
+                <w:kern w:val="2"/>
+                <w:sz w:val="24"/>
+                <w:szCs w:val="24"/>
                 <w:lang w:eastAsia="en-IE"/>
+                <w14:ligatures w14:val="standardContextual"/>
               </w:rPr>
               <w:tab/>
             </w:r>
@@ -1015,7 +1102,7 @@
                 <w:noProof/>
                 <w:webHidden/>
               </w:rPr>
-              <w:instrText xml:space="preserve"> PAGEREF _Toc87019673 \h </w:instrText>
+              <w:instrText xml:space="preserve"> PAGEREF _Toc232419755 \h </w:instrText>
             </w:r>
             <w:r>
               <w:rPr>
@@ -1050,15 +1137,19 @@
           <w:pPr>
             <w:pStyle w:val="TOC2"/>
             <w:tabs>
-              <w:tab w:val="left" w:pos="1320"/>
+              <w:tab w:val="left" w:pos="1200"/>
               <w:tab w:val="right" w:leader="dot" w:pos="9016"/>
             </w:tabs>
             <w:rPr>
               <w:noProof/>
+              <w:kern w:val="2"/>
+              <w:sz w:val="24"/>
+              <w:szCs w:val="24"/>
               <w:lang w:eastAsia="en-IE"/>
+              <w14:ligatures w14:val="standardContextual"/>
             </w:rPr>
           </w:pPr>
-          <w:hyperlink w:anchor="_Toc87019674" w:history="1">
+          <w:hyperlink w:anchor="_Toc232419756" w:history="1">
             <w:r>
               <w:rPr>
                 <w:rStyle w:val="Hyperlink"/>
@@ -1069,7 +1160,11 @@
             <w:r>
               <w:rPr>
                 <w:noProof/>
+                <w:kern w:val="2"/>
+                <w:sz w:val="24"/>
+                <w:szCs w:val="24"/>
                 <w:lang w:eastAsia="en-IE"/>
+                <w14:ligatures w14:val="standardContextual"/>
               </w:rPr>
               <w:tab/>
             </w:r>
@@ -1099,7 +1194,7 @@
                 <w:noProof/>
                 <w:webHidden/>
               </w:rPr>
-              <w:instrText xml:space="preserve"> PAGEREF _Toc87019674 \h </w:instrText>
+              <w:instrText xml:space="preserve"> PAGEREF _Toc232419756 \h </w:instrText>
             </w:r>
             <w:r>
               <w:rPr>
@@ -1119,7 +1214,7 @@
                 <w:noProof/>
                 <w:webHidden/>
               </w:rPr>
-              <w:t>2</w:t>
+              <w:t>3</w:t>
             </w:r>
             <w:r>
               <w:rPr>
@@ -1134,15 +1229,19 @@
           <w:pPr>
             <w:pStyle w:val="TOC2"/>
             <w:tabs>
-              <w:tab w:val="left" w:pos="1320"/>
+              <w:tab w:val="left" w:pos="1200"/>
               <w:tab w:val="right" w:leader="dot" w:pos="9016"/>
             </w:tabs>
             <w:rPr>
               <w:noProof/>
+              <w:kern w:val="2"/>
+              <w:sz w:val="24"/>
+              <w:szCs w:val="24"/>
               <w:lang w:eastAsia="en-IE"/>
+              <w14:ligatures w14:val="standardContextual"/>
             </w:rPr>
           </w:pPr>
-          <w:hyperlink w:anchor="_Toc87019675" w:history="1">
+          <w:hyperlink w:anchor="_Toc232419757" w:history="1">
             <w:r>
               <w:rPr>
                 <w:rStyle w:val="Hyperlink"/>
@@ -1153,7 +1252,11 @@
             <w:r>
               <w:rPr>
                 <w:noProof/>
+                <w:kern w:val="2"/>
+                <w:sz w:val="24"/>
+                <w:szCs w:val="24"/>
                 <w:lang w:eastAsia="en-IE"/>
+                <w14:ligatures w14:val="standardContextual"/>
               </w:rPr>
               <w:tab/>
             </w:r>
@@ -1162,7 +1265,15 @@
                 <w:rStyle w:val="Hyperlink"/>
                 <w:noProof/>
               </w:rPr>
-              <w:t>Requirement 1 &lt;Name of requirement in a few words&gt;</w:t>
+              <w:t xml:space="preserve">Requirement 1 </w:t>
+            </w:r>
+            <w:r>
+              <w:rPr>
+                <w:rStyle w:val="Hyperlink"/>
+                <w:noProof/>
+                <w:highlight w:val="yellow"/>
+              </w:rPr>
+              <w:t>&lt;Name of requirement in a few words&gt;</w:t>
             </w:r>
             <w:r>
               <w:rPr>
@@ -1183,7 +1294,7 @@
                 <w:noProof/>
                 <w:webHidden/>
               </w:rPr>
-              <w:instrText xml:space="preserve"> PAGEREF _Toc87019675 \h </w:instrText>
+              <w:instrText xml:space="preserve"> PAGEREF _Toc232419757 \h </w:instrText>
             </w:r>
             <w:r>
               <w:rPr>
@@ -1203,7 +1314,7 @@
                 <w:noProof/>
                 <w:webHidden/>
               </w:rPr>
-              <w:t>2</w:t>
+              <w:t>3</w:t>
             </w:r>
             <w:r>
               <w:rPr>
@@ -1218,15 +1329,19 @@
           <w:pPr>
             <w:pStyle w:val="TOC2"/>
             <w:tabs>
-              <w:tab w:val="left" w:pos="1320"/>
+              <w:tab w:val="left" w:pos="1200"/>
               <w:tab w:val="right" w:leader="dot" w:pos="9016"/>
             </w:tabs>
             <w:rPr>
               <w:noProof/>
+              <w:kern w:val="2"/>
+              <w:sz w:val="24"/>
+              <w:szCs w:val="24"/>
               <w:lang w:eastAsia="en-IE"/>
+              <w14:ligatures w14:val="standardContextual"/>
             </w:rPr>
           </w:pPr>
-          <w:hyperlink w:anchor="_Toc87019676" w:history="1">
+          <w:hyperlink w:anchor="_Toc232419758" w:history="1">
             <w:r>
               <w:rPr>
                 <w:rStyle w:val="Hyperlink"/>
@@ -1237,7 +1352,11 @@
             <w:r>
               <w:rPr>
                 <w:noProof/>
+                <w:kern w:val="2"/>
+                <w:sz w:val="24"/>
+                <w:szCs w:val="24"/>
                 <w:lang w:eastAsia="en-IE"/>
+                <w14:ligatures w14:val="standardContextual"/>
               </w:rPr>
               <w:tab/>
             </w:r>
@@ -1267,7 +1386,7 @@
                 <w:noProof/>
                 <w:webHidden/>
               </w:rPr>
-              <w:instrText xml:space="preserve"> PAGEREF _Toc87019676 \h </w:instrText>
+              <w:instrText xml:space="preserve"> PAGEREF _Toc232419758 \h </w:instrText>
             </w:r>
             <w:r>
               <w:rPr>
@@ -1287,7 +1406,7 @@
                 <w:noProof/>
                 <w:webHidden/>
               </w:rPr>
-              <w:t>2</w:t>
+              <w:t>3</w:t>
             </w:r>
             <w:r>
               <w:rPr>
@@ -1302,15 +1421,19 @@
           <w:pPr>
             <w:pStyle w:val="TOC2"/>
             <w:tabs>
-              <w:tab w:val="left" w:pos="1320"/>
+              <w:tab w:val="left" w:pos="1200"/>
               <w:tab w:val="right" w:leader="dot" w:pos="9016"/>
             </w:tabs>
             <w:rPr>
               <w:noProof/>
+              <w:kern w:val="2"/>
+              <w:sz w:val="24"/>
+              <w:szCs w:val="24"/>
               <w:lang w:eastAsia="en-IE"/>
+              <w14:ligatures w14:val="standardContextual"/>
             </w:rPr>
           </w:pPr>
-          <w:hyperlink w:anchor="_Toc87019677" w:history="1">
+          <w:hyperlink w:anchor="_Toc232419759" w:history="1">
             <w:r>
               <w:rPr>
                 <w:rStyle w:val="Hyperlink"/>
@@ -1321,7 +1444,11 @@
             <w:r>
               <w:rPr>
                 <w:noProof/>
+                <w:kern w:val="2"/>
+                <w:sz w:val="24"/>
+                <w:szCs w:val="24"/>
                 <w:lang w:eastAsia="en-IE"/>
+                <w14:ligatures w14:val="standardContextual"/>
               </w:rPr>
               <w:tab/>
             </w:r>
@@ -1351,7 +1478,7 @@
                 <w:noProof/>
                 <w:webHidden/>
               </w:rPr>
-              <w:instrText xml:space="preserve"> PAGEREF _Toc87019677 \h </w:instrText>
+              <w:instrText xml:space="preserve"> PAGEREF _Toc232419759 \h </w:instrText>
             </w:r>
             <w:r>
               <w:rPr>
@@ -1386,15 +1513,19 @@
           <w:pPr>
             <w:pStyle w:val="TOC2"/>
             <w:tabs>
-              <w:tab w:val="left" w:pos="1100"/>
+              <w:tab w:val="left" w:pos="1200"/>
               <w:tab w:val="right" w:leader="dot" w:pos="9016"/>
             </w:tabs>
             <w:rPr>
               <w:noProof/>
+              <w:kern w:val="2"/>
+              <w:sz w:val="24"/>
+              <w:szCs w:val="24"/>
               <w:lang w:eastAsia="en-IE"/>
+              <w14:ligatures w14:val="standardContextual"/>
             </w:rPr>
           </w:pPr>
-          <w:hyperlink w:anchor="_Toc87019678" w:history="1">
+          <w:hyperlink w:anchor="_Toc232419760" w:history="1">
             <w:r>
               <w:rPr>
                 <w:rStyle w:val="Hyperlink"/>
@@ -1405,7 +1536,11 @@
             <w:r>
               <w:rPr>
                 <w:noProof/>
+                <w:kern w:val="2"/>
+                <w:sz w:val="24"/>
+                <w:szCs w:val="24"/>
                 <w:lang w:eastAsia="en-IE"/>
+                <w14:ligatures w14:val="standardContextual"/>
               </w:rPr>
               <w:tab/>
             </w:r>
@@ -1435,7 +1570,7 @@
                 <w:noProof/>
                 <w:webHidden/>
               </w:rPr>
-              <w:instrText xml:space="preserve"> PAGEREF _Toc87019678 \h </w:instrText>
+              <w:instrText xml:space="preserve"> PAGEREF _Toc232419760 \h </w:instrText>
             </w:r>
             <w:r>
               <w:rPr>
@@ -1470,15 +1605,19 @@
           <w:pPr>
             <w:pStyle w:val="TOC2"/>
             <w:tabs>
-              <w:tab w:val="left" w:pos="1100"/>
+              <w:tab w:val="left" w:pos="1200"/>
               <w:tab w:val="right" w:leader="dot" w:pos="9016"/>
             </w:tabs>
             <w:rPr>
               <w:noProof/>
+              <w:kern w:val="2"/>
+              <w:sz w:val="24"/>
+              <w:szCs w:val="24"/>
               <w:lang w:eastAsia="en-IE"/>
+              <w14:ligatures w14:val="standardContextual"/>
             </w:rPr>
           </w:pPr>
-          <w:hyperlink w:anchor="_Toc87019679" w:history="1">
+          <w:hyperlink w:anchor="_Toc232419761" w:history="1">
             <w:r>
               <w:rPr>
                 <w:rStyle w:val="Hyperlink"/>
@@ -1489,7 +1628,11 @@
             <w:r>
               <w:rPr>
                 <w:noProof/>
+                <w:kern w:val="2"/>
+                <w:sz w:val="24"/>
+                <w:szCs w:val="24"/>
                 <w:lang w:eastAsia="en-IE"/>
+                <w14:ligatures w14:val="standardContextual"/>
               </w:rPr>
               <w:tab/>
             </w:r>
@@ -1519,7 +1662,7 @@
                 <w:noProof/>
                 <w:webHidden/>
               </w:rPr>
-              <w:instrText xml:space="preserve"> PAGEREF _Toc87019679 \h </w:instrText>
+              <w:instrText xml:space="preserve"> PAGEREF _Toc232419761 \h </w:instrText>
             </w:r>
             <w:r>
               <w:rPr>
@@ -1554,15 +1697,19 @@
           <w:pPr>
             <w:pStyle w:val="TOC2"/>
             <w:tabs>
-              <w:tab w:val="left" w:pos="1100"/>
+              <w:tab w:val="left" w:pos="1200"/>
               <w:tab w:val="right" w:leader="dot" w:pos="9016"/>
             </w:tabs>
             <w:rPr>
               <w:noProof/>
+              <w:kern w:val="2"/>
+              <w:sz w:val="24"/>
+              <w:szCs w:val="24"/>
               <w:lang w:eastAsia="en-IE"/>
+              <w14:ligatures w14:val="standardContextual"/>
             </w:rPr>
           </w:pPr>
-          <w:hyperlink w:anchor="_Toc87019680" w:history="1">
+          <w:hyperlink w:anchor="_Toc232419762" w:history="1">
             <w:r>
               <w:rPr>
                 <w:rStyle w:val="Hyperlink"/>
@@ -1573,7 +1720,11 @@
             <w:r>
               <w:rPr>
                 <w:noProof/>
+                <w:kern w:val="2"/>
+                <w:sz w:val="24"/>
+                <w:szCs w:val="24"/>
                 <w:lang w:eastAsia="en-IE"/>
+                <w14:ligatures w14:val="standardContextual"/>
               </w:rPr>
               <w:tab/>
             </w:r>
@@ -1603,7 +1754,7 @@
                 <w:noProof/>
                 <w:webHidden/>
               </w:rPr>
-              <w:instrText xml:space="preserve"> PAGEREF _Toc87019680 \h </w:instrText>
+              <w:instrText xml:space="preserve"> PAGEREF _Toc232419762 \h </w:instrText>
             </w:r>
             <w:r>
               <w:rPr>
@@ -1638,15 +1789,19 @@
           <w:pPr>
             <w:pStyle w:val="TOC2"/>
             <w:tabs>
-              <w:tab w:val="left" w:pos="1100"/>
+              <w:tab w:val="left" w:pos="1200"/>
               <w:tab w:val="right" w:leader="dot" w:pos="9016"/>
             </w:tabs>
             <w:rPr>
               <w:noProof/>
+              <w:kern w:val="2"/>
+              <w:sz w:val="24"/>
+              <w:szCs w:val="24"/>
               <w:lang w:eastAsia="en-IE"/>
+              <w14:ligatures w14:val="standardContextual"/>
             </w:rPr>
           </w:pPr>
-          <w:hyperlink w:anchor="_Toc87019681" w:history="1">
+          <w:hyperlink w:anchor="_Toc232419763" w:history="1">
             <w:r>
               <w:rPr>
                 <w:rStyle w:val="Hyperlink"/>
@@ -1657,7 +1812,11 @@
             <w:r>
               <w:rPr>
                 <w:noProof/>
+                <w:kern w:val="2"/>
+                <w:sz w:val="24"/>
+                <w:szCs w:val="24"/>
                 <w:lang w:eastAsia="en-IE"/>
+                <w14:ligatures w14:val="standardContextual"/>
               </w:rPr>
               <w:tab/>
             </w:r>
@@ -1687,7 +1846,7 @@
                 <w:noProof/>
                 <w:webHidden/>
               </w:rPr>
-              <w:instrText xml:space="preserve"> PAGEREF _Toc87019681 \h </w:instrText>
+              <w:instrText xml:space="preserve"> PAGEREF _Toc232419763 \h </w:instrText>
             </w:r>
             <w:r>
               <w:rPr>
@@ -1722,26 +1881,34 @@
           <w:pPr>
             <w:pStyle w:val="TOC2"/>
             <w:tabs>
-              <w:tab w:val="left" w:pos="880"/>
+              <w:tab w:val="left" w:pos="960"/>
               <w:tab w:val="right" w:leader="dot" w:pos="9016"/>
             </w:tabs>
             <w:rPr>
               <w:noProof/>
+              <w:kern w:val="2"/>
+              <w:sz w:val="24"/>
+              <w:szCs w:val="24"/>
               <w:lang w:eastAsia="en-IE"/>
+              <w14:ligatures w14:val="standardContextual"/>
             </w:rPr>
           </w:pPr>
-          <w:hyperlink w:anchor="_Toc87019682" w:history="1">
+          <w:hyperlink w:anchor="_Toc232419764" w:history="1">
             <w:r>
               <w:rPr>
                 <w:rStyle w:val="Hyperlink"/>
                 <w:noProof/>
               </w:rPr>
-              <w:t>2.2.</w:t>
-            </w:r>
-            <w:r>
-              <w:rPr>
-                <w:noProof/>
+              <w:t>2.1</w:t>
+            </w:r>
+            <w:r>
+              <w:rPr>
+                <w:noProof/>
+                <w:kern w:val="2"/>
+                <w:sz w:val="24"/>
+                <w:szCs w:val="24"/>
                 <w:lang w:eastAsia="en-IE"/>
+                <w14:ligatures w14:val="standardContextual"/>
               </w:rPr>
               <w:tab/>
             </w:r>
@@ -1771,7 +1938,7 @@
                 <w:noProof/>
                 <w:webHidden/>
               </w:rPr>
-              <w:instrText xml:space="preserve"> PAGEREF _Toc87019682 \h </w:instrText>
+              <w:instrText xml:space="preserve"> PAGEREF _Toc232419764 \h </w:instrText>
             </w:r>
             <w:r>
               <w:rPr>
@@ -1791,7 +1958,7 @@
                 <w:noProof/>
                 <w:webHidden/>
               </w:rPr>
-              <w:t>4</w:t>
+              <w:t>5</w:t>
             </w:r>
             <w:r>
               <w:rPr>
@@ -1806,26 +1973,34 @@
           <w:pPr>
             <w:pStyle w:val="TOC2"/>
             <w:tabs>
-              <w:tab w:val="left" w:pos="880"/>
+              <w:tab w:val="left" w:pos="960"/>
               <w:tab w:val="right" w:leader="dot" w:pos="9016"/>
             </w:tabs>
             <w:rPr>
               <w:noProof/>
+              <w:kern w:val="2"/>
+              <w:sz w:val="24"/>
+              <w:szCs w:val="24"/>
               <w:lang w:eastAsia="en-IE"/>
+              <w14:ligatures w14:val="standardContextual"/>
             </w:rPr>
           </w:pPr>
-          <w:hyperlink w:anchor="_Toc87019683" w:history="1">
+          <w:hyperlink w:anchor="_Toc232419765" w:history="1">
             <w:r>
               <w:rPr>
                 <w:rStyle w:val="Hyperlink"/>
                 <w:noProof/>
               </w:rPr>
-              <w:t>2.3.</w:t>
-            </w:r>
-            <w:r>
-              <w:rPr>
-                <w:noProof/>
+              <w:t>2.2.</w:t>
+            </w:r>
+            <w:r>
+              <w:rPr>
+                <w:noProof/>
+                <w:kern w:val="2"/>
+                <w:sz w:val="24"/>
+                <w:szCs w:val="24"/>
                 <w:lang w:eastAsia="en-IE"/>
+                <w14:ligatures w14:val="standardContextual"/>
               </w:rPr>
               <w:tab/>
             </w:r>
@@ -1855,7 +2030,7 @@
                 <w:noProof/>
                 <w:webHidden/>
               </w:rPr>
-              <w:instrText xml:space="preserve"> PAGEREF _Toc87019683 \h </w:instrText>
+              <w:instrText xml:space="preserve"> PAGEREF _Toc232419765 \h </w:instrText>
             </w:r>
             <w:r>
               <w:rPr>
@@ -1875,7 +2050,7 @@
                 <w:noProof/>
                 <w:webHidden/>
               </w:rPr>
-              <w:t>4</w:t>
+              <w:t>6</w:t>
             </w:r>
             <w:r>
               <w:rPr>
@@ -1890,26 +2065,34 @@
           <w:pPr>
             <w:pStyle w:val="TOC2"/>
             <w:tabs>
-              <w:tab w:val="left" w:pos="880"/>
+              <w:tab w:val="left" w:pos="960"/>
               <w:tab w:val="right" w:leader="dot" w:pos="9016"/>
             </w:tabs>
             <w:rPr>
               <w:noProof/>
+              <w:kern w:val="2"/>
+              <w:sz w:val="24"/>
+              <w:szCs w:val="24"/>
               <w:lang w:eastAsia="en-IE"/>
+              <w14:ligatures w14:val="standardContextual"/>
             </w:rPr>
           </w:pPr>
-          <w:hyperlink w:anchor="_Toc87019684" w:history="1">
+          <w:hyperlink w:anchor="_Toc232419766" w:history="1">
             <w:r>
               <w:rPr>
                 <w:rStyle w:val="Hyperlink"/>
                 <w:noProof/>
               </w:rPr>
-              <w:t>2.4.</w:t>
-            </w:r>
-            <w:r>
-              <w:rPr>
-                <w:noProof/>
+              <w:t>2.2</w:t>
+            </w:r>
+            <w:r>
+              <w:rPr>
+                <w:noProof/>
+                <w:kern w:val="2"/>
+                <w:sz w:val="24"/>
+                <w:szCs w:val="24"/>
                 <w:lang w:eastAsia="en-IE"/>
+                <w14:ligatures w14:val="standardContextual"/>
               </w:rPr>
               <w:tab/>
             </w:r>
@@ -1939,7 +2122,7 @@
                 <w:noProof/>
                 <w:webHidden/>
               </w:rPr>
-              <w:instrText xml:space="preserve"> PAGEREF _Toc87019684 \h </w:instrText>
+              <w:instrText xml:space="preserve"> PAGEREF _Toc232419766 \h </w:instrText>
             </w:r>
             <w:r>
               <w:rPr>
@@ -1959,7 +2142,7 @@
                 <w:noProof/>
                 <w:webHidden/>
               </w:rPr>
-              <w:t>4</w:t>
+              <w:t>7</w:t>
             </w:r>
             <w:r>
               <w:rPr>
@@ -1974,26 +2157,34 @@
           <w:pPr>
             <w:pStyle w:val="TOC2"/>
             <w:tabs>
-              <w:tab w:val="left" w:pos="880"/>
+              <w:tab w:val="left" w:pos="960"/>
               <w:tab w:val="right" w:leader="dot" w:pos="9016"/>
             </w:tabs>
             <w:rPr>
               <w:noProof/>
+              <w:kern w:val="2"/>
+              <w:sz w:val="24"/>
+              <w:szCs w:val="24"/>
               <w:lang w:eastAsia="en-IE"/>
+              <w14:ligatures w14:val="standardContextual"/>
             </w:rPr>
           </w:pPr>
-          <w:hyperlink w:anchor="_Toc87019685" w:history="1">
+          <w:hyperlink w:anchor="_Toc232419767" w:history="1">
             <w:r>
               <w:rPr>
                 <w:rStyle w:val="Hyperlink"/>
                 <w:noProof/>
               </w:rPr>
-              <w:t>2.5.</w:t>
-            </w:r>
-            <w:r>
-              <w:rPr>
-                <w:noProof/>
+              <w:t>2.3</w:t>
+            </w:r>
+            <w:r>
+              <w:rPr>
+                <w:noProof/>
+                <w:kern w:val="2"/>
+                <w:sz w:val="24"/>
+                <w:szCs w:val="24"/>
                 <w:lang w:eastAsia="en-IE"/>
+                <w14:ligatures w14:val="standardContextual"/>
               </w:rPr>
               <w:tab/>
             </w:r>
@@ -2023,7 +2214,7 @@
                 <w:noProof/>
                 <w:webHidden/>
               </w:rPr>
-              <w:instrText xml:space="preserve"> PAGEREF _Toc87019685 \h </w:instrText>
+              <w:instrText xml:space="preserve"> PAGEREF _Toc232419767 \h </w:instrText>
             </w:r>
             <w:r>
               <w:rPr>
@@ -2043,7 +2234,7 @@
                 <w:noProof/>
                 <w:webHidden/>
               </w:rPr>
-              <w:t>4</w:t>
+              <w:t>8</w:t>
             </w:r>
             <w:r>
               <w:rPr>
@@ -2058,26 +2249,34 @@
           <w:pPr>
             <w:pStyle w:val="TOC2"/>
             <w:tabs>
-              <w:tab w:val="left" w:pos="880"/>
+              <w:tab w:val="left" w:pos="960"/>
               <w:tab w:val="right" w:leader="dot" w:pos="9016"/>
             </w:tabs>
             <w:rPr>
               <w:noProof/>
+              <w:kern w:val="2"/>
+              <w:sz w:val="24"/>
+              <w:szCs w:val="24"/>
               <w:lang w:eastAsia="en-IE"/>
+              <w14:ligatures w14:val="standardContextual"/>
             </w:rPr>
           </w:pPr>
-          <w:hyperlink w:anchor="_Toc87019686" w:history="1">
+          <w:hyperlink w:anchor="_Toc232419768" w:history="1">
             <w:r>
               <w:rPr>
                 <w:rStyle w:val="Hyperlink"/>
                 <w:noProof/>
               </w:rPr>
-              <w:t>2.6.</w:t>
-            </w:r>
-            <w:r>
-              <w:rPr>
-                <w:noProof/>
+              <w:t>2.4</w:t>
+            </w:r>
+            <w:r>
+              <w:rPr>
+                <w:noProof/>
+                <w:kern w:val="2"/>
+                <w:sz w:val="24"/>
+                <w:szCs w:val="24"/>
                 <w:lang w:eastAsia="en-IE"/>
+                <w14:ligatures w14:val="standardContextual"/>
               </w:rPr>
               <w:tab/>
             </w:r>
@@ -2107,7 +2306,7 @@
                 <w:noProof/>
                 <w:webHidden/>
               </w:rPr>
-              <w:instrText xml:space="preserve"> PAGEREF _Toc87019686 \h </w:instrText>
+              <w:instrText xml:space="preserve"> PAGEREF _Toc232419768 \h </w:instrText>
             </w:r>
             <w:r>
               <w:rPr>
@@ -2127,7 +2326,7 @@
                 <w:noProof/>
                 <w:webHidden/>
               </w:rPr>
-              <w:t>4</w:t>
+              <w:t>9</w:t>
             </w:r>
             <w:r>
               <w:rPr>
@@ -2142,15 +2341,19 @@
           <w:pPr>
             <w:pStyle w:val="TOC1"/>
             <w:tabs>
-              <w:tab w:val="left" w:pos="660"/>
+              <w:tab w:val="left" w:pos="720"/>
               <w:tab w:val="right" w:leader="dot" w:pos="9016"/>
             </w:tabs>
             <w:rPr>
               <w:noProof/>
+              <w:kern w:val="2"/>
+              <w:sz w:val="24"/>
+              <w:szCs w:val="24"/>
               <w:lang w:eastAsia="en-IE"/>
+              <w14:ligatures w14:val="standardContextual"/>
             </w:rPr>
           </w:pPr>
-          <w:hyperlink w:anchor="_Toc87019687" w:history="1">
+          <w:hyperlink w:anchor="_Toc232419769" w:history="1">
             <w:r>
               <w:rPr>
                 <w:rStyle w:val="Hyperlink"/>
@@ -2161,7 +2364,11 @@
             <w:r>
               <w:rPr>
                 <w:noProof/>
+                <w:kern w:val="2"/>
+                <w:sz w:val="24"/>
+                <w:szCs w:val="24"/>
                 <w:lang w:eastAsia="en-IE"/>
+                <w14:ligatures w14:val="standardContextual"/>
               </w:rPr>
               <w:tab/>
             </w:r>
@@ -2191,7 +2398,7 @@
                 <w:noProof/>
                 <w:webHidden/>
               </w:rPr>
-              <w:instrText xml:space="preserve"> PAGEREF _Toc87019687 \h </w:instrText>
+              <w:instrText xml:space="preserve"> PAGEREF _Toc232419769 \h </w:instrText>
             </w:r>
             <w:r>
               <w:rPr>
@@ -2211,7 +2418,7 @@
                 <w:noProof/>
                 <w:webHidden/>
               </w:rPr>
-              <w:t>4</w:t>
+              <w:t>10</w:t>
             </w:r>
             <w:r>
               <w:rPr>
@@ -2226,15 +2433,19 @@
           <w:pPr>
             <w:pStyle w:val="TOC1"/>
             <w:tabs>
-              <w:tab w:val="left" w:pos="660"/>
+              <w:tab w:val="left" w:pos="720"/>
               <w:tab w:val="right" w:leader="dot" w:pos="9016"/>
             </w:tabs>
             <w:rPr>
               <w:noProof/>
+              <w:kern w:val="2"/>
+              <w:sz w:val="24"/>
+              <w:szCs w:val="24"/>
               <w:lang w:eastAsia="en-IE"/>
+              <w14:ligatures w14:val="standardContextual"/>
             </w:rPr>
           </w:pPr>
-          <w:hyperlink w:anchor="_Toc87019688" w:history="1">
+          <w:hyperlink w:anchor="_Toc232419770" w:history="1">
             <w:r>
               <w:rPr>
                 <w:rStyle w:val="Hyperlink"/>
@@ -2245,7 +2456,11 @@
             <w:r>
               <w:rPr>
                 <w:noProof/>
+                <w:kern w:val="2"/>
+                <w:sz w:val="24"/>
+                <w:szCs w:val="24"/>
                 <w:lang w:eastAsia="en-IE"/>
+                <w14:ligatures w14:val="standardContextual"/>
               </w:rPr>
               <w:tab/>
             </w:r>
@@ -2275,7 +2490,7 @@
                 <w:noProof/>
                 <w:webHidden/>
               </w:rPr>
-              <w:instrText xml:space="preserve"> PAGEREF _Toc87019688 \h </w:instrText>
+              <w:instrText xml:space="preserve"> PAGEREF _Toc232419770 \h </w:instrText>
             </w:r>
             <w:r>
               <w:rPr>
@@ -2295,7 +2510,7 @@
                 <w:noProof/>
                 <w:webHidden/>
               </w:rPr>
-              <w:t>4</w:t>
+              <w:t>11</w:t>
             </w:r>
             <w:r>
               <w:rPr>
@@ -2310,15 +2525,19 @@
           <w:pPr>
             <w:pStyle w:val="TOC1"/>
             <w:tabs>
-              <w:tab w:val="left" w:pos="660"/>
+              <w:tab w:val="left" w:pos="720"/>
               <w:tab w:val="right" w:leader="dot" w:pos="9016"/>
             </w:tabs>
             <w:rPr>
               <w:noProof/>
+              <w:kern w:val="2"/>
+              <w:sz w:val="24"/>
+              <w:szCs w:val="24"/>
               <w:lang w:eastAsia="en-IE"/>
+              <w14:ligatures w14:val="standardContextual"/>
             </w:rPr>
           </w:pPr>
-          <w:hyperlink w:anchor="_Toc87019689" w:history="1">
+          <w:hyperlink w:anchor="_Toc232419771" w:history="1">
             <w:r>
               <w:rPr>
                 <w:rStyle w:val="Hyperlink"/>
@@ -2329,7 +2548,11 @@
             <w:r>
               <w:rPr>
                 <w:noProof/>
+                <w:kern w:val="2"/>
+                <w:sz w:val="24"/>
+                <w:szCs w:val="24"/>
                 <w:lang w:eastAsia="en-IE"/>
+                <w14:ligatures w14:val="standardContextual"/>
               </w:rPr>
               <w:tab/>
             </w:r>
@@ -2359,7 +2582,7 @@
                 <w:noProof/>
                 <w:webHidden/>
               </w:rPr>
-              <w:instrText xml:space="preserve"> PAGEREF _Toc87019689 \h </w:instrText>
+              <w:instrText xml:space="preserve"> PAGEREF _Toc232419771 \h </w:instrText>
             </w:r>
             <w:r>
               <w:rPr>
@@ -2379,7 +2602,7 @@
                 <w:noProof/>
                 <w:webHidden/>
               </w:rPr>
-              <w:t>5</w:t>
+              <w:t>12</w:t>
             </w:r>
             <w:r>
               <w:rPr>
@@ -2394,15 +2617,19 @@
           <w:pPr>
             <w:pStyle w:val="TOC1"/>
             <w:tabs>
-              <w:tab w:val="left" w:pos="660"/>
+              <w:tab w:val="left" w:pos="720"/>
               <w:tab w:val="right" w:leader="dot" w:pos="9016"/>
             </w:tabs>
             <w:rPr>
               <w:noProof/>
+              <w:kern w:val="2"/>
+              <w:sz w:val="24"/>
+              <w:szCs w:val="24"/>
               <w:lang w:eastAsia="en-IE"/>
+              <w14:ligatures w14:val="standardContextual"/>
             </w:rPr>
           </w:pPr>
-          <w:hyperlink w:anchor="_Toc87019690" w:history="1">
+          <w:hyperlink w:anchor="_Toc232419772" w:history="1">
             <w:r>
               <w:rPr>
                 <w:rStyle w:val="Hyperlink"/>
@@ -2413,7 +2640,11 @@
             <w:r>
               <w:rPr>
                 <w:noProof/>
+                <w:kern w:val="2"/>
+                <w:sz w:val="24"/>
+                <w:szCs w:val="24"/>
                 <w:lang w:eastAsia="en-IE"/>
+                <w14:ligatures w14:val="standardContextual"/>
               </w:rPr>
               <w:tab/>
             </w:r>
@@ -2443,7 +2674,7 @@
                 <w:noProof/>
                 <w:webHidden/>
               </w:rPr>
-              <w:instrText xml:space="preserve"> PAGEREF _Toc87019690 \h </w:instrText>
+              <w:instrText xml:space="preserve"> PAGEREF _Toc232419772 \h </w:instrText>
             </w:r>
             <w:r>
               <w:rPr>
@@ -2463,7 +2694,7 @@
                 <w:noProof/>
                 <w:webHidden/>
               </w:rPr>
-              <w:t>5</w:t>
+              <w:t>13</w:t>
             </w:r>
             <w:r>
               <w:rPr>
@@ -2478,15 +2709,19 @@
           <w:pPr>
             <w:pStyle w:val="TOC2"/>
             <w:tabs>
-              <w:tab w:val="left" w:pos="880"/>
+              <w:tab w:val="left" w:pos="960"/>
               <w:tab w:val="right" w:leader="dot" w:pos="9016"/>
             </w:tabs>
             <w:rPr>
               <w:noProof/>
+              <w:kern w:val="2"/>
+              <w:sz w:val="24"/>
+              <w:szCs w:val="24"/>
               <w:lang w:eastAsia="en-IE"/>
+              <w14:ligatures w14:val="standardContextual"/>
             </w:rPr>
           </w:pPr>
-          <w:hyperlink w:anchor="_Toc87019691" w:history="1">
+          <w:hyperlink w:anchor="_Toc232419773" w:history="1">
             <w:r>
               <w:rPr>
                 <w:rStyle w:val="Hyperlink"/>
@@ -2497,7 +2732,11 @@
             <w:r>
               <w:rPr>
                 <w:noProof/>
+                <w:kern w:val="2"/>
+                <w:sz w:val="24"/>
+                <w:szCs w:val="24"/>
                 <w:lang w:eastAsia="en-IE"/>
+                <w14:ligatures w14:val="standardContextual"/>
               </w:rPr>
               <w:tab/>
             </w:r>
@@ -2527,7 +2766,7 @@
                 <w:noProof/>
                 <w:webHidden/>
               </w:rPr>
-              <w:instrText xml:space="preserve"> PAGEREF _Toc87019691 \h </w:instrText>
+              <w:instrText xml:space="preserve"> PAGEREF _Toc232419773 \h </w:instrText>
             </w:r>
             <w:r>
               <w:rPr>
@@ -2547,7 +2786,7 @@
                 <w:noProof/>
                 <w:webHidden/>
               </w:rPr>
-              <w:t>5</w:t>
+              <w:t>13</w:t>
             </w:r>
             <w:r>
               <w:rPr>
@@ -2562,15 +2801,19 @@
           <w:pPr>
             <w:pStyle w:val="TOC2"/>
             <w:tabs>
-              <w:tab w:val="left" w:pos="880"/>
+              <w:tab w:val="left" w:pos="960"/>
               <w:tab w:val="right" w:leader="dot" w:pos="9016"/>
             </w:tabs>
             <w:rPr>
               <w:noProof/>
+              <w:kern w:val="2"/>
+              <w:sz w:val="24"/>
+              <w:szCs w:val="24"/>
               <w:lang w:eastAsia="en-IE"/>
+              <w14:ligatures w14:val="standardContextual"/>
             </w:rPr>
           </w:pPr>
-          <w:hyperlink w:anchor="_Toc87019692" w:history="1">
+          <w:hyperlink w:anchor="_Toc232419774" w:history="1">
             <w:r>
               <w:rPr>
                 <w:rStyle w:val="Hyperlink"/>
@@ -2581,7 +2824,11 @@
             <w:r>
               <w:rPr>
                 <w:noProof/>
+                <w:kern w:val="2"/>
+                <w:sz w:val="24"/>
+                <w:szCs w:val="24"/>
                 <w:lang w:eastAsia="en-IE"/>
+                <w14:ligatures w14:val="standardContextual"/>
               </w:rPr>
               <w:tab/>
             </w:r>
@@ -2611,7 +2858,7 @@
                 <w:noProof/>
                 <w:webHidden/>
               </w:rPr>
-              <w:instrText xml:space="preserve"> PAGEREF _Toc87019692 \h </w:instrText>
+              <w:instrText xml:space="preserve"> PAGEREF _Toc232419774 \h </w:instrText>
             </w:r>
             <w:r>
               <w:rPr>
@@ -2631,7 +2878,7 @@
                 <w:noProof/>
                 <w:webHidden/>
               </w:rPr>
-              <w:t>5</w:t>
+              <w:t>13</w:t>
             </w:r>
             <w:r>
               <w:rPr>
@@ -2646,15 +2893,19 @@
           <w:pPr>
             <w:pStyle w:val="TOC2"/>
             <w:tabs>
-              <w:tab w:val="left" w:pos="880"/>
+              <w:tab w:val="left" w:pos="960"/>
               <w:tab w:val="right" w:leader="dot" w:pos="9016"/>
             </w:tabs>
             <w:rPr>
               <w:noProof/>
+              <w:kern w:val="2"/>
+              <w:sz w:val="24"/>
+              <w:szCs w:val="24"/>
               <w:lang w:eastAsia="en-IE"/>
+              <w14:ligatures w14:val="standardContextual"/>
             </w:rPr>
           </w:pPr>
-          <w:hyperlink w:anchor="_Toc87019693" w:history="1">
+          <w:hyperlink w:anchor="_Toc232419775" w:history="1">
             <w:r>
               <w:rPr>
                 <w:rStyle w:val="Hyperlink"/>
@@ -2665,7 +2916,11 @@
             <w:r>
               <w:rPr>
                 <w:noProof/>
+                <w:kern w:val="2"/>
+                <w:sz w:val="24"/>
+                <w:szCs w:val="24"/>
                 <w:lang w:eastAsia="en-IE"/>
+                <w14:ligatures w14:val="standardContextual"/>
               </w:rPr>
               <w:tab/>
             </w:r>
@@ -2695,7 +2950,7 @@
                 <w:noProof/>
                 <w:webHidden/>
               </w:rPr>
-              <w:instrText xml:space="preserve"> PAGEREF _Toc87019693 \h </w:instrText>
+              <w:instrText xml:space="preserve"> PAGEREF _Toc232419775 \h </w:instrText>
             </w:r>
             <w:r>
               <w:rPr>
@@ -2715,7 +2970,7 @@
                 <w:noProof/>
                 <w:webHidden/>
               </w:rPr>
-              <w:t>5</w:t>
+              <w:t>13</w:t>
             </w:r>
             <w:r>
               <w:rPr>
@@ -2730,15 +2985,19 @@
           <w:pPr>
             <w:pStyle w:val="TOC2"/>
             <w:tabs>
-              <w:tab w:val="left" w:pos="880"/>
+              <w:tab w:val="left" w:pos="960"/>
               <w:tab w:val="right" w:leader="dot" w:pos="9016"/>
             </w:tabs>
             <w:rPr>
               <w:noProof/>
+              <w:kern w:val="2"/>
+              <w:sz w:val="24"/>
+              <w:szCs w:val="24"/>
               <w:lang w:eastAsia="en-IE"/>
+              <w14:ligatures w14:val="standardContextual"/>
             </w:rPr>
           </w:pPr>
-          <w:hyperlink w:anchor="_Toc87019694" w:history="1">
+          <w:hyperlink w:anchor="_Toc232419776" w:history="1">
             <w:r>
               <w:rPr>
                 <w:rStyle w:val="Hyperlink"/>
@@ -2749,7 +3008,11 @@
             <w:r>
               <w:rPr>
                 <w:noProof/>
+                <w:kern w:val="2"/>
+                <w:sz w:val="24"/>
+                <w:szCs w:val="24"/>
                 <w:lang w:eastAsia="en-IE"/>
+                <w14:ligatures w14:val="standardContextual"/>
               </w:rPr>
               <w:tab/>
             </w:r>
@@ -2758,7 +3021,7 @@
                 <w:rStyle w:val="Hyperlink"/>
                 <w:noProof/>
               </w:rPr>
-              <w:t>Invention Disclosure Form (Remove if not completed)</w:t>
+              <w:t>Other materials used</w:t>
             </w:r>
             <w:r>
               <w:rPr>
@@ -2779,7 +3042,7 @@
                 <w:noProof/>
                 <w:webHidden/>
               </w:rPr>
-              <w:instrText xml:space="preserve"> PAGEREF _Toc87019694 \h </w:instrText>
+              <w:instrText xml:space="preserve"> PAGEREF _Toc232419776 \h </w:instrText>
             </w:r>
             <w:r>
               <w:rPr>
@@ -2799,91 +3062,7 @@
                 <w:noProof/>
                 <w:webHidden/>
               </w:rPr>
-              <w:t>5</w:t>
-            </w:r>
-            <w:r>
-              <w:rPr>
-                <w:noProof/>
-                <w:webHidden/>
-              </w:rPr>
-              <w:fldChar w:fldCharType="end"/>
-            </w:r>
-          </w:hyperlink>
-        </w:p>
-        <w:p>
-          <w:pPr>
-            <w:pStyle w:val="TOC2"/>
-            <w:tabs>
-              <w:tab w:val="left" w:pos="880"/>
-              <w:tab w:val="right" w:leader="dot" w:pos="9016"/>
-            </w:tabs>
-            <w:rPr>
-              <w:noProof/>
-              <w:lang w:eastAsia="en-IE"/>
-            </w:rPr>
-          </w:pPr>
-          <w:hyperlink w:anchor="_Toc87019695" w:history="1">
-            <w:r>
-              <w:rPr>
-                <w:rStyle w:val="Hyperlink"/>
-                <w:noProof/>
-              </w:rPr>
-              <w:t>6.4.</w:t>
-            </w:r>
-            <w:r>
-              <w:rPr>
-                <w:noProof/>
-                <w:lang w:eastAsia="en-IE"/>
-              </w:rPr>
-              <w:tab/>
-            </w:r>
-            <w:r>
-              <w:rPr>
-                <w:rStyle w:val="Hyperlink"/>
-                <w:noProof/>
-              </w:rPr>
-              <w:t>Other materials used</w:t>
-            </w:r>
-            <w:r>
-              <w:rPr>
-                <w:noProof/>
-                <w:webHidden/>
-              </w:rPr>
-              <w:tab/>
-            </w:r>
-            <w:r>
-              <w:rPr>
-                <w:noProof/>
-                <w:webHidden/>
-              </w:rPr>
-              <w:fldChar w:fldCharType="begin"/>
-            </w:r>
-            <w:r>
-              <w:rPr>
-                <w:noProof/>
-                <w:webHidden/>
-              </w:rPr>
-              <w:instrText xml:space="preserve"> PAGEREF _Toc87019695 \h </w:instrText>
-            </w:r>
-            <w:r>
-              <w:rPr>
-                <w:noProof/>
-                <w:webHidden/>
-              </w:rPr>
-            </w:r>
-            <w:r>
-              <w:rPr>
-                <w:noProof/>
-                <w:webHidden/>
-              </w:rPr>
-              <w:fldChar w:fldCharType="separate"/>
-            </w:r>
-            <w:r>
-              <w:rPr>
-                <w:noProof/>
-                <w:webHidden/>
-              </w:rPr>
-              <w:t>10</w:t>
+              <w:t>13</w:t>
             </w:r>
             <w:r>
               <w:rPr>
@@ -2911,11 +3090,11 @@
         </w:p>
       </w:sdtContent>
     </w:sdt>
-    <w:bookmarkStart w:id="0" w:name="_Toc87019665" w:displacedByCustomXml="prev"/>
     <w:p>
       <w:pPr>
         <w:pStyle w:val="Heading1"/>
       </w:pPr>
+      <w:bookmarkStart w:id="0" w:name="_Toc232419747"/>
       <w:r>
         <w:lastRenderedPageBreak/>
         <w:t>Executive Summary</w:t>
@@ -2959,7 +3138,7 @@
           <w:numId w:val="1"/>
         </w:numPr>
       </w:pPr>
-      <w:bookmarkStart w:id="1" w:name="_Toc87019666"/>
+      <w:bookmarkStart w:id="1" w:name="_Toc232419748"/>
       <w:r>
         <w:t>Introduction</w:t>
       </w:r>
@@ -2973,7 +3152,7 @@
           <w:numId w:val="1"/>
         </w:numPr>
       </w:pPr>
-      <w:bookmarkStart w:id="2" w:name="_Toc87019667"/>
+      <w:bookmarkStart w:id="2" w:name="_Toc232419749"/>
       <w:r>
         <w:t>Background</w:t>
       </w:r>
@@ -3004,7 +3183,7 @@
           <w:numId w:val="1"/>
         </w:numPr>
       </w:pPr>
-      <w:bookmarkStart w:id="3" w:name="_Toc87019668"/>
+      <w:bookmarkStart w:id="3" w:name="_Toc232419750"/>
       <w:r>
         <w:t>Aims</w:t>
       </w:r>
@@ -3035,7 +3214,7 @@
           <w:numId w:val="1"/>
         </w:numPr>
       </w:pPr>
-      <w:bookmarkStart w:id="4" w:name="_Toc87019669"/>
+      <w:bookmarkStart w:id="4" w:name="_Toc232419751"/>
       <w:r>
         <w:t>Technology</w:t>
       </w:r>
@@ -3066,7 +3245,7 @@
           <w:numId w:val="1"/>
         </w:numPr>
       </w:pPr>
-      <w:bookmarkStart w:id="5" w:name="_Toc87019670"/>
+      <w:bookmarkStart w:id="5" w:name="_Toc232419752"/>
       <w:r>
         <w:t>Structure</w:t>
       </w:r>
@@ -3097,7 +3276,7 @@
           <w:numId w:val="1"/>
         </w:numPr>
       </w:pPr>
-      <w:bookmarkStart w:id="6" w:name="_Toc87019671"/>
+      <w:bookmarkStart w:id="6" w:name="_Toc232419753"/>
       <w:r>
         <w:t>System</w:t>
       </w:r>
@@ -3111,7 +3290,7 @@
           <w:numId w:val="1"/>
         </w:numPr>
       </w:pPr>
-      <w:bookmarkStart w:id="7" w:name="_Toc87019672"/>
+      <w:bookmarkStart w:id="7" w:name="_Toc232419754"/>
       <w:r>
         <w:t>Requirements</w:t>
       </w:r>
@@ -3143,7 +3322,7 @@
           <w:numId w:val="1"/>
         </w:numPr>
       </w:pPr>
-      <w:bookmarkStart w:id="8" w:name="_Toc87019673"/>
+      <w:bookmarkStart w:id="8" w:name="_Toc232419755"/>
       <w:r>
         <w:t>Functional Requirements</w:t>
       </w:r>
@@ -3243,7 +3422,7 @@
           <w:numId w:val="1"/>
         </w:numPr>
       </w:pPr>
-      <w:bookmarkStart w:id="9" w:name="_Toc87019674"/>
+      <w:bookmarkStart w:id="9" w:name="_Toc232419756"/>
       <w:r>
         <w:lastRenderedPageBreak/>
         <w:t>Use Case Diagram</w:t>
@@ -3258,7 +3437,7 @@
           <w:numId w:val="1"/>
         </w:numPr>
       </w:pPr>
-      <w:bookmarkStart w:id="10" w:name="_Toc87019675"/>
+      <w:bookmarkStart w:id="10" w:name="_Toc232419757"/>
       <w:r>
         <w:t xml:space="preserve">Requirement 1 </w:t>
       </w:r>
@@ -3295,7 +3474,7 @@
           <w:numId w:val="1"/>
         </w:numPr>
       </w:pPr>
-      <w:bookmarkStart w:id="11" w:name="_Toc87019676"/>
+      <w:bookmarkStart w:id="11" w:name="_Toc232419758"/>
       <w:r>
         <w:t>Description &amp; Priority</w:t>
       </w:r>
@@ -3325,7 +3504,7 @@
           <w:numId w:val="1"/>
         </w:numPr>
       </w:pPr>
-      <w:bookmarkStart w:id="12" w:name="_Toc87019677"/>
+      <w:bookmarkStart w:id="12" w:name="_Toc232419759"/>
       <w:r>
         <w:t>Use Case</w:t>
       </w:r>
@@ -4157,7 +4336,7 @@
           <w:numId w:val="1"/>
         </w:numPr>
       </w:pPr>
-      <w:bookmarkStart w:id="13" w:name="_Toc87019678"/>
+      <w:bookmarkStart w:id="13" w:name="_Toc232419760"/>
       <w:r>
         <w:t>Data Requirements</w:t>
       </w:r>
@@ -4172,7 +4351,7 @@
           <w:numId w:val="1"/>
         </w:numPr>
       </w:pPr>
-      <w:bookmarkStart w:id="14" w:name="_Toc87019679"/>
+      <w:bookmarkStart w:id="14" w:name="_Toc232419761"/>
       <w:r>
         <w:t>User Requirements</w:t>
       </w:r>
@@ -4187,7 +4366,7 @@
           <w:numId w:val="1"/>
         </w:numPr>
       </w:pPr>
-      <w:bookmarkStart w:id="15" w:name="_Toc87019680"/>
+      <w:bookmarkStart w:id="15" w:name="_Toc232419762"/>
       <w:r>
         <w:t>Environmental Requirements</w:t>
       </w:r>
@@ -4202,7 +4381,7 @@
           <w:numId w:val="1"/>
         </w:numPr>
       </w:pPr>
-      <w:bookmarkStart w:id="16" w:name="_Toc87019681"/>
+      <w:bookmarkStart w:id="16" w:name="_Toc232419763"/>
       <w:r>
         <w:t>Usability Requirements</w:t>
       </w:r>
@@ -4219,7 +4398,6 @@
           <w:highlight w:val="lightGray"/>
         </w:rPr>
       </w:pPr>
-      <w:bookmarkStart w:id="17" w:name="_Toc87019682"/>
       <w:r>
         <w:rPr>
           <w:highlight w:val="lightGray"/>
@@ -4231,6 +4409,7 @@
       <w:pPr>
         <w:pStyle w:val="Heading2"/>
       </w:pPr>
+      <w:bookmarkStart w:id="17" w:name="_Toc232419764"/>
       <w:r>
         <w:lastRenderedPageBreak/>
         <w:t>Design &amp; Architecture</w:t>
@@ -4288,7 +4467,6 @@
           <w:szCs w:val="26"/>
         </w:rPr>
       </w:pPr>
-      <w:bookmarkStart w:id="18" w:name="_Toc87019683"/>
       <w:r>
         <w:br w:type="page"/>
       </w:r>
@@ -4301,6 +4479,7 @@
           <w:numId w:val="1"/>
         </w:numPr>
       </w:pPr>
+      <w:bookmarkStart w:id="18" w:name="_Toc232419765"/>
       <w:r>
         <w:lastRenderedPageBreak/>
         <w:t>Implementation</w:t>
@@ -4411,7 +4590,6 @@
           <w:highlight w:val="lightGray"/>
         </w:rPr>
       </w:pPr>
-      <w:bookmarkStart w:id="19" w:name="_Toc87019684"/>
       <w:r>
         <w:rPr>
           <w:highlight w:val="lightGray"/>
@@ -4423,6 +4601,7 @@
       <w:pPr>
         <w:pStyle w:val="Heading2"/>
       </w:pPr>
+      <w:bookmarkStart w:id="19" w:name="_Toc232419766"/>
       <w:r>
         <w:lastRenderedPageBreak/>
         <w:t>Graphical User Interface (GUI)</w:t>
@@ -4461,7 +4640,6 @@
           <w:highlight w:val="lightGray"/>
         </w:rPr>
       </w:pPr>
-      <w:bookmarkStart w:id="20" w:name="_Toc87019685"/>
       <w:r>
         <w:rPr>
           <w:highlight w:val="lightGray"/>
@@ -4473,6 +4651,7 @@
       <w:pPr>
         <w:pStyle w:val="Heading2"/>
       </w:pPr>
+      <w:bookmarkStart w:id="20" w:name="_Toc232419767"/>
       <w:r>
         <w:lastRenderedPageBreak/>
         <w:t>Testing</w:t>
@@ -4506,7 +4685,6 @@
           <w:highlight w:val="lightGray"/>
         </w:rPr>
       </w:pPr>
-      <w:bookmarkStart w:id="21" w:name="_Toc87019686"/>
       <w:r>
         <w:rPr>
           <w:highlight w:val="lightGray"/>
@@ -4518,6 +4696,7 @@
       <w:pPr>
         <w:pStyle w:val="Heading2"/>
       </w:pPr>
+      <w:bookmarkStart w:id="21" w:name="_Toc232419768"/>
       <w:r>
         <w:lastRenderedPageBreak/>
         <w:t>Evaluation</w:t>
@@ -4584,7 +4763,6 @@
           <w:szCs w:val="32"/>
         </w:rPr>
       </w:pPr>
-      <w:bookmarkStart w:id="22" w:name="_Toc87019687"/>
       <w:r>
         <w:br w:type="page"/>
       </w:r>
@@ -4597,6 +4775,7 @@
           <w:numId w:val="1"/>
         </w:numPr>
       </w:pPr>
+      <w:bookmarkStart w:id="22" w:name="_Toc232419769"/>
       <w:r>
         <w:lastRenderedPageBreak/>
         <w:t>Conclusions</w:t>
@@ -4644,7 +4823,6 @@
           <w:szCs w:val="32"/>
         </w:rPr>
       </w:pPr>
-      <w:bookmarkStart w:id="23" w:name="_Toc87019688"/>
       <w:r>
         <w:br w:type="page"/>
       </w:r>
@@ -4657,6 +4835,7 @@
           <w:numId w:val="1"/>
         </w:numPr>
       </w:pPr>
+      <w:bookmarkStart w:id="23" w:name="_Toc232419770"/>
       <w:r>
         <w:lastRenderedPageBreak/>
         <w:t>Further Development or Research</w:t>
@@ -4688,7 +4867,6 @@
           <w:szCs w:val="32"/>
         </w:rPr>
       </w:pPr>
-      <w:bookmarkStart w:id="24" w:name="_Toc87019689"/>
       <w:r>
         <w:br w:type="page"/>
       </w:r>
@@ -4701,6 +4879,7 @@
           <w:numId w:val="1"/>
         </w:numPr>
       </w:pPr>
+      <w:bookmarkStart w:id="24" w:name="_Toc232419771"/>
       <w:r>
         <w:lastRenderedPageBreak/>
         <w:t>References</w:t>
@@ -4751,7 +4930,6 @@
           <w:szCs w:val="32"/>
         </w:rPr>
       </w:pPr>
-      <w:bookmarkStart w:id="25" w:name="_Toc87019690"/>
       <w:r>
         <w:br w:type="page"/>
       </w:r>
@@ -4764,6 +4942,7 @@
           <w:numId w:val="1"/>
         </w:numPr>
       </w:pPr>
+      <w:bookmarkStart w:id="25" w:name="_Toc232419772"/>
       <w:r>
         <w:lastRenderedPageBreak/>
         <w:t>Appendices</w:t>
@@ -4789,26 +4968,11 @@
           <w:numId w:val="1"/>
         </w:numPr>
       </w:pPr>
-      <w:bookmarkStart w:id="26" w:name="_Toc87019691"/>
+      <w:bookmarkStart w:id="26" w:name="_Toc232419773"/>
       <w:r>
         <w:t>Project Proposal</w:t>
       </w:r>
       <w:bookmarkEnd w:id="26"/>
-    </w:p>
-    <w:p>
-      <w:pPr>
-        <w:pStyle w:val="Heading2"/>
-        <w:numPr>
-          <w:ilvl w:val="1"/>
-          <w:numId w:val="5"/>
-        </w:numPr>
-        <w:spacing w:line="256" w:lineRule="auto"/>
-      </w:pPr>
-      <w:bookmarkStart w:id="27" w:name="_Toc87019692"/>
-      <w:r>
-        <w:t>Ethics Approval Application (only if required)</w:t>
-      </w:r>
-      <w:bookmarkEnd w:id="27"/>
     </w:p>
     <w:p>
       <w:pPr>
@@ -4818,12 +4982,12 @@
           <w:numId w:val="1"/>
         </w:numPr>
       </w:pPr>
-      <w:bookmarkStart w:id="28" w:name="_Toc87019693"/>
+      <w:bookmarkStart w:id="27" w:name="_Toc232419775"/>
       <w:r>
         <w:t>Reflective Journals</w:t>
       </w:r>
-      <w:bookmarkStart w:id="29" w:name="_Toc51711499"/>
-      <w:bookmarkEnd w:id="28"/>
+      <w:bookmarkStart w:id="28" w:name="_Toc51711499"/>
+      <w:bookmarkEnd w:id="27"/>
     </w:p>
     <w:p>
       <w:pPr>
@@ -4833,12 +4997,12 @@
           <w:numId w:val="1"/>
         </w:numPr>
       </w:pPr>
-      <w:bookmarkStart w:id="30" w:name="_Toc87019695"/>
+      <w:bookmarkStart w:id="29" w:name="_Toc232419776"/>
+      <w:bookmarkEnd w:id="28"/>
+      <w:r>
+        <w:t>Other materials used</w:t>
+      </w:r>
       <w:bookmarkEnd w:id="29"/>
-      <w:r>
-        <w:t>Other materials used</w:t>
-      </w:r>
-      <w:bookmarkEnd w:id="30"/>
     </w:p>
     <w:p>
       <w:pPr>
@@ -7266,10 +7430,6 @@
 </file>
 
 <file path=customXml/item1.xml><?xml version="1.0" encoding="utf-8"?>
-<b:Sources xmlns:b="http://schemas.openxmlformats.org/officeDocument/2006/bibliography" xmlns="http://schemas.openxmlformats.org/officeDocument/2006/bibliography" SelectedStyle="\HarvardAnglia2008OfficeOnline.xsl" StyleName="Harvard - Anglia" Version="2008"/>
-</file>
-
-<file path=customXml/item2.xml><?xml version="1.0" encoding="utf-8"?>
 <?mso-contentType ?>
 <FormTemplates xmlns="http://schemas.microsoft.com/sharepoint/v3/contenttype/forms">
   <Display>DocumentLibraryForm</Display>
@@ -7278,7 +7438,63 @@
 </FormTemplates>
 </file>
 
+<file path=customXml/item2.xml><?xml version="1.0" encoding="utf-8"?>
+<b:Sources xmlns:b="http://schemas.openxmlformats.org/officeDocument/2006/bibliography" xmlns="http://schemas.openxmlformats.org/officeDocument/2006/bibliography" SelectedStyle="\HarvardAnglia2008OfficeOnline.xsl" StyleName="Harvard - Anglia" Version="2008"/>
+</file>
+
 <file path=customXml/item3.xml><?xml version="1.0" encoding="utf-8"?>
+<p:properties xmlns:p="http://schemas.microsoft.com/office/2006/metadata/properties" xmlns:xsi="http://www.w3.org/2001/XMLSchema-instance" xmlns:pc="http://schemas.microsoft.com/office/infopath/2007/PartnerControls">
+  <documentManagement>
+    <Teams_Channel_Section_Location xmlns="ac56161a-35a2-4bac-99b6-8739237dc4f6" xsi:nil="true"/>
+    <Invited_Students xmlns="ac56161a-35a2-4bac-99b6-8739237dc4f6" xsi:nil="true"/>
+    <Distribution_Groups xmlns="ac56161a-35a2-4bac-99b6-8739237dc4f6" xsi:nil="true"/>
+    <Math_Settings xmlns="ac56161a-35a2-4bac-99b6-8739237dc4f6" xsi:nil="true"/>
+    <FolderType xmlns="ac56161a-35a2-4bac-99b6-8739237dc4f6" xsi:nil="true"/>
+    <Teachers xmlns="ac56161a-35a2-4bac-99b6-8739237dc4f6">
+      <UserInfo>
+        <DisplayName/>
+        <AccountId xsi:nil="true"/>
+        <AccountType/>
+      </UserInfo>
+    </Teachers>
+    <Student_Groups xmlns="ac56161a-35a2-4bac-99b6-8739237dc4f6">
+      <UserInfo>
+        <DisplayName/>
+        <AccountId xsi:nil="true"/>
+        <AccountType/>
+      </UserInfo>
+    </Student_Groups>
+    <Self_Registration_Enabled xmlns="ac56161a-35a2-4bac-99b6-8739237dc4f6" xsi:nil="true"/>
+    <CultureName xmlns="ac56161a-35a2-4bac-99b6-8739237dc4f6" xsi:nil="true"/>
+    <Students xmlns="ac56161a-35a2-4bac-99b6-8739237dc4f6">
+      <UserInfo>
+        <DisplayName/>
+        <AccountId xsi:nil="true"/>
+        <AccountType/>
+      </UserInfo>
+    </Students>
+    <Is_Collaboration_Space_Locked xmlns="ac56161a-35a2-4bac-99b6-8739237dc4f6" xsi:nil="true"/>
+    <LMS_Mappings xmlns="ac56161a-35a2-4bac-99b6-8739237dc4f6" xsi:nil="true"/>
+    <IsNotebookLocked xmlns="ac56161a-35a2-4bac-99b6-8739237dc4f6" xsi:nil="true"/>
+    <Owner xmlns="ac56161a-35a2-4bac-99b6-8739237dc4f6">
+      <UserInfo>
+        <DisplayName/>
+        <AccountId xsi:nil="true"/>
+        <AccountType/>
+      </UserInfo>
+    </Owner>
+    <Has_Teacher_Only_SectionGroup xmlns="ac56161a-35a2-4bac-99b6-8739237dc4f6" xsi:nil="true"/>
+    <DefaultSectionNames xmlns="ac56161a-35a2-4bac-99b6-8739237dc4f6" xsi:nil="true"/>
+    <AppVersion xmlns="ac56161a-35a2-4bac-99b6-8739237dc4f6" xsi:nil="true"/>
+    <TeamsChannelId xmlns="ac56161a-35a2-4bac-99b6-8739237dc4f6" xsi:nil="true"/>
+    <Invited_Teachers xmlns="ac56161a-35a2-4bac-99b6-8739237dc4f6" xsi:nil="true"/>
+    <NotebookType xmlns="ac56161a-35a2-4bac-99b6-8739237dc4f6" xsi:nil="true"/>
+    <Templates xmlns="ac56161a-35a2-4bac-99b6-8739237dc4f6" xsi:nil="true"/>
+  </documentManagement>
+</p:properties>
+</file>
+
+<file path=customXml/item4.xml><?xml version="1.0" encoding="utf-8"?>
 <ct:contentTypeSchema xmlns:ct="http://schemas.microsoft.com/office/2006/metadata/contentType" xmlns:ma="http://schemas.microsoft.com/office/2006/metadata/properties/metaAttributes" ct:_="" ma:_="" ma:contentTypeName="Document" ma:contentTypeID="0x0101003EE04D916D7611488AA759BAA9A37716" ma:contentTypeVersion="34" ma:contentTypeDescription="Create a new document." ma:contentTypeScope="" ma:versionID="da43fd5ae1f7ae53ffd28d894363bfb4">
   <xsd:schema xmlns:xsd="http://www.w3.org/2001/XMLSchema" xmlns:xs="http://www.w3.org/2001/XMLSchema" xmlns:p="http://schemas.microsoft.com/office/2006/metadata/properties" xmlns:ns3="05ee331b-510f-4173-a5cc-a06d55a316fd" xmlns:ns4="ac56161a-35a2-4bac-99b6-8739237dc4f6" targetNamespace="http://schemas.microsoft.com/office/2006/metadata/properties" ma:root="true" ma:fieldsID="0e753ad016b352eaafbd0268c41c2a23" ns3:_="" ns4:_="">
     <xsd:import namespace="05ee331b-510f-4173-a5cc-a06d55a316fd"/>
@@ -7695,59 +7911,15 @@
 </ct:contentTypeSchema>
 </file>
 
-<file path=customXml/item4.xml><?xml version="1.0" encoding="utf-8"?>
-<p:properties xmlns:p="http://schemas.microsoft.com/office/2006/metadata/properties" xmlns:xsi="http://www.w3.org/2001/XMLSchema-instance" xmlns:pc="http://schemas.microsoft.com/office/infopath/2007/PartnerControls">
-  <documentManagement>
-    <Teams_Channel_Section_Location xmlns="ac56161a-35a2-4bac-99b6-8739237dc4f6" xsi:nil="true"/>
-    <Invited_Students xmlns="ac56161a-35a2-4bac-99b6-8739237dc4f6" xsi:nil="true"/>
-    <Distribution_Groups xmlns="ac56161a-35a2-4bac-99b6-8739237dc4f6" xsi:nil="true"/>
-    <Math_Settings xmlns="ac56161a-35a2-4bac-99b6-8739237dc4f6" xsi:nil="true"/>
-    <FolderType xmlns="ac56161a-35a2-4bac-99b6-8739237dc4f6" xsi:nil="true"/>
-    <Teachers xmlns="ac56161a-35a2-4bac-99b6-8739237dc4f6">
-      <UserInfo>
-        <DisplayName/>
-        <AccountId xsi:nil="true"/>
-        <AccountType/>
-      </UserInfo>
-    </Teachers>
-    <Student_Groups xmlns="ac56161a-35a2-4bac-99b6-8739237dc4f6">
-      <UserInfo>
-        <DisplayName/>
-        <AccountId xsi:nil="true"/>
-        <AccountType/>
-      </UserInfo>
-    </Student_Groups>
-    <Self_Registration_Enabled xmlns="ac56161a-35a2-4bac-99b6-8739237dc4f6" xsi:nil="true"/>
-    <CultureName xmlns="ac56161a-35a2-4bac-99b6-8739237dc4f6" xsi:nil="true"/>
-    <Students xmlns="ac56161a-35a2-4bac-99b6-8739237dc4f6">
-      <UserInfo>
-        <DisplayName/>
-        <AccountId xsi:nil="true"/>
-        <AccountType/>
-      </UserInfo>
-    </Students>
-    <Is_Collaboration_Space_Locked xmlns="ac56161a-35a2-4bac-99b6-8739237dc4f6" xsi:nil="true"/>
-    <LMS_Mappings xmlns="ac56161a-35a2-4bac-99b6-8739237dc4f6" xsi:nil="true"/>
-    <IsNotebookLocked xmlns="ac56161a-35a2-4bac-99b6-8739237dc4f6" xsi:nil="true"/>
-    <Owner xmlns="ac56161a-35a2-4bac-99b6-8739237dc4f6">
-      <UserInfo>
-        <DisplayName/>
-        <AccountId xsi:nil="true"/>
-        <AccountType/>
-      </UserInfo>
-    </Owner>
-    <Has_Teacher_Only_SectionGroup xmlns="ac56161a-35a2-4bac-99b6-8739237dc4f6" xsi:nil="true"/>
-    <DefaultSectionNames xmlns="ac56161a-35a2-4bac-99b6-8739237dc4f6" xsi:nil="true"/>
-    <AppVersion xmlns="ac56161a-35a2-4bac-99b6-8739237dc4f6" xsi:nil="true"/>
-    <TeamsChannelId xmlns="ac56161a-35a2-4bac-99b6-8739237dc4f6" xsi:nil="true"/>
-    <Invited_Teachers xmlns="ac56161a-35a2-4bac-99b6-8739237dc4f6" xsi:nil="true"/>
-    <NotebookType xmlns="ac56161a-35a2-4bac-99b6-8739237dc4f6" xsi:nil="true"/>
-    <Templates xmlns="ac56161a-35a2-4bac-99b6-8739237dc4f6" xsi:nil="true"/>
-  </documentManagement>
-</p:properties>
+<file path=customXml/itemProps1.xml><?xml version="1.0" encoding="utf-8"?>
+<ds:datastoreItem xmlns:ds="http://schemas.openxmlformats.org/officeDocument/2006/customXml" ds:itemID="{9B975280-634C-49AE-9293-B75FDC4277EB}">
+  <ds:schemaRefs>
+    <ds:schemaRef ds:uri="http://schemas.microsoft.com/sharepoint/v3/contenttype/forms"/>
+  </ds:schemaRefs>
+</ds:datastoreItem>
 </file>
 
-<file path=customXml/itemProps1.xml><?xml version="1.0" encoding="utf-8"?>
+<file path=customXml/itemProps2.xml><?xml version="1.0" encoding="utf-8"?>
 <ds:datastoreItem xmlns:ds="http://schemas.openxmlformats.org/officeDocument/2006/customXml" ds:itemID="{6C95B990-55DE-4564-83E5-DFE2C07FF9DD}">
   <ds:schemaRefs>
     <ds:schemaRef ds:uri="http://schemas.openxmlformats.org/officeDocument/2006/bibliography"/>
@@ -7755,15 +7927,17 @@
 </ds:datastoreItem>
 </file>
 
-<file path=customXml/itemProps2.xml><?xml version="1.0" encoding="utf-8"?>
-<ds:datastoreItem xmlns:ds="http://schemas.openxmlformats.org/officeDocument/2006/customXml" ds:itemID="{9B975280-634C-49AE-9293-B75FDC4277EB}">
+<file path=customXml/itemProps3.xml><?xml version="1.0" encoding="utf-8"?>
+<ds:datastoreItem xmlns:ds="http://schemas.openxmlformats.org/officeDocument/2006/customXml" ds:itemID="{5C51FF54-1CBD-43E8-9B2A-B56F20CDF09A}">
   <ds:schemaRefs>
-    <ds:schemaRef ds:uri="http://schemas.microsoft.com/sharepoint/v3/contenttype/forms"/>
+    <ds:schemaRef ds:uri="http://schemas.microsoft.com/office/2006/metadata/properties"/>
+    <ds:schemaRef ds:uri="http://schemas.microsoft.com/office/infopath/2007/PartnerControls"/>
+    <ds:schemaRef ds:uri="ac56161a-35a2-4bac-99b6-8739237dc4f6"/>
   </ds:schemaRefs>
 </ds:datastoreItem>
 </file>
 
-<file path=customXml/itemProps3.xml><?xml version="1.0" encoding="utf-8"?>
+<file path=customXml/itemProps4.xml><?xml version="1.0" encoding="utf-8"?>
 <ds:datastoreItem xmlns:ds="http://schemas.openxmlformats.org/officeDocument/2006/customXml" ds:itemID="{3B693098-FF00-4095-9757-18FD92BDA8E2}">
   <ds:schemaRefs>
     <ds:schemaRef ds:uri="http://schemas.microsoft.com/office/2006/metadata/contentType"/>
@@ -7780,14 +7954,4 @@
     <ds:schemaRef ds:uri="http://schemas.microsoft.com/internal/obd"/>
   </ds:schemaRefs>
 </ds:datastoreItem>
-</file>
-
-<file path=customXml/itemProps4.xml><?xml version="1.0" encoding="utf-8"?>
-<ds:datastoreItem xmlns:ds="http://schemas.openxmlformats.org/officeDocument/2006/customXml" ds:itemID="{5C51FF54-1CBD-43E8-9B2A-B56F20CDF09A}">
-  <ds:schemaRefs>
-    <ds:schemaRef ds:uri="http://schemas.microsoft.com/office/2006/metadata/properties"/>
-    <ds:schemaRef ds:uri="http://schemas.microsoft.com/office/infopath/2007/PartnerControls"/>
-    <ds:schemaRef ds:uri="ac56161a-35a2-4bac-99b6-8739237dc4f6"/>
-  </ds:schemaRefs>
-</ds:datastoreItem>
 </file>
--- a/docs/Technical Report Eoin Fitzsimons.docx
+++ b/docs/Technical Report Eoin Fitzsimons.docx
@@ -3093,6 +3093,11 @@
     <w:p>
       <w:pPr>
         <w:pStyle w:val="Heading1"/>
+        <w:numPr>
+          <w:ilvl w:val="0"/>
+          <w:numId w:val="0"/>
+        </w:numPr>
+        <w:ind w:left="432"/>
       </w:pPr>
       <w:bookmarkStart w:id="0" w:name="_Toc232419747"/>
       <w:r>
@@ -3133,10 +3138,6 @@
     <w:p>
       <w:pPr>
         <w:pStyle w:val="Heading1"/>
-        <w:numPr>
-          <w:ilvl w:val="0"/>
-          <w:numId w:val="1"/>
-        </w:numPr>
       </w:pPr>
       <w:bookmarkStart w:id="1" w:name="_Toc232419748"/>
       <w:r>
@@ -3147,10 +3148,6 @@
     <w:p>
       <w:pPr>
         <w:pStyle w:val="Heading2"/>
-        <w:numPr>
-          <w:ilvl w:val="1"/>
-          <w:numId w:val="1"/>
-        </w:numPr>
       </w:pPr>
       <w:bookmarkStart w:id="2" w:name="_Toc232419749"/>
       <w:r>
@@ -3178,10 +3175,6 @@
     <w:p>
       <w:pPr>
         <w:pStyle w:val="Heading2"/>
-        <w:numPr>
-          <w:ilvl w:val="1"/>
-          <w:numId w:val="1"/>
-        </w:numPr>
       </w:pPr>
       <w:bookmarkStart w:id="3" w:name="_Toc232419750"/>
       <w:r>
@@ -3209,10 +3202,6 @@
     <w:p>
       <w:pPr>
         <w:pStyle w:val="Heading2"/>
-        <w:numPr>
-          <w:ilvl w:val="1"/>
-          <w:numId w:val="1"/>
-        </w:numPr>
       </w:pPr>
       <w:bookmarkStart w:id="4" w:name="_Toc232419751"/>
       <w:r>
@@ -3240,10 +3229,6 @@
     <w:p>
       <w:pPr>
         <w:pStyle w:val="Heading2"/>
-        <w:numPr>
-          <w:ilvl w:val="1"/>
-          <w:numId w:val="1"/>
-        </w:numPr>
       </w:pPr>
       <w:bookmarkStart w:id="5" w:name="_Toc232419752"/>
       <w:r>
@@ -3271,10 +3256,6 @@
     <w:p>
       <w:pPr>
         <w:pStyle w:val="Heading1"/>
-        <w:numPr>
-          <w:ilvl w:val="0"/>
-          <w:numId w:val="1"/>
-        </w:numPr>
       </w:pPr>
       <w:bookmarkStart w:id="6" w:name="_Toc232419753"/>
       <w:r>
@@ -3285,10 +3266,6 @@
     <w:p>
       <w:pPr>
         <w:pStyle w:val="Heading2"/>
-        <w:numPr>
-          <w:ilvl w:val="1"/>
-          <w:numId w:val="1"/>
-        </w:numPr>
       </w:pPr>
       <w:bookmarkStart w:id="7" w:name="_Toc232419754"/>
       <w:r>
@@ -3316,11 +3293,7 @@
     <w:p/>
     <w:p>
       <w:pPr>
-        <w:pStyle w:val="Heading2"/>
-        <w:numPr>
-          <w:ilvl w:val="2"/>
-          <w:numId w:val="1"/>
-        </w:numPr>
+        <w:pStyle w:val="Heading3"/>
       </w:pPr>
       <w:bookmarkStart w:id="8" w:name="_Toc232419755"/>
       <w:r>
@@ -3416,11 +3389,7 @@
     </w:p>
     <w:p>
       <w:pPr>
-        <w:pStyle w:val="Heading2"/>
-        <w:numPr>
-          <w:ilvl w:val="3"/>
-          <w:numId w:val="1"/>
-        </w:numPr>
+        <w:pStyle w:val="Heading4"/>
       </w:pPr>
       <w:bookmarkStart w:id="9" w:name="_Toc232419756"/>
       <w:r>
@@ -3431,11 +3400,7 @@
     </w:p>
     <w:p>
       <w:pPr>
-        <w:pStyle w:val="Heading2"/>
-        <w:numPr>
-          <w:ilvl w:val="3"/>
-          <w:numId w:val="1"/>
-        </w:numPr>
+        <w:pStyle w:val="Heading4"/>
       </w:pPr>
       <w:bookmarkStart w:id="10" w:name="_Toc232419757"/>
       <w:r>
@@ -3468,11 +3433,7 @@
     </w:p>
     <w:p>
       <w:pPr>
-        <w:pStyle w:val="Heading2"/>
-        <w:numPr>
-          <w:ilvl w:val="3"/>
-          <w:numId w:val="1"/>
-        </w:numPr>
+        <w:pStyle w:val="Heading4"/>
       </w:pPr>
       <w:bookmarkStart w:id="11" w:name="_Toc232419758"/>
       <w:r>
@@ -3498,11 +3459,7 @@
     </w:p>
     <w:p>
       <w:pPr>
-        <w:pStyle w:val="Heading2"/>
-        <w:numPr>
-          <w:ilvl w:val="3"/>
-          <w:numId w:val="1"/>
-        </w:numPr>
+        <w:pStyle w:val="Heading4"/>
       </w:pPr>
       <w:bookmarkStart w:id="12" w:name="_Toc232419759"/>
       <w:r>
@@ -3529,9 +3486,22 @@
     </w:p>
     <w:p>
       <w:pPr>
+        <w:pStyle w:val="Heading5"/>
+        <w:rPr>
+          <w:lang w:val="en-GB"/>
+        </w:rPr>
+      </w:pPr>
+      <w:r>
+        <w:rPr>
+          <w:lang w:val="en-GB"/>
+        </w:rPr>
+        <w:t>Scope</w:t>
+      </w:r>
+    </w:p>
+    <w:p>
+      <w:pPr>
         <w:ind w:left="1080"/>
         <w:rPr>
-          <w:b/>
           <w:sz w:val="24"/>
           <w:szCs w:val="24"/>
           <w:lang w:val="en-GB"/>
@@ -3539,12 +3509,26 @@
       </w:pPr>
       <w:r>
         <w:rPr>
-          <w:b/>
-          <w:sz w:val="24"/>
-          <w:szCs w:val="24"/>
+          <w:sz w:val="24"/>
+          <w:szCs w:val="24"/>
+          <w:highlight w:val="yellow"/>
           <w:lang w:val="en-GB"/>
         </w:rPr>
-        <w:t>Scope</w:t>
+        <w:t>The scope of this use case is to …….</w:t>
+      </w:r>
+    </w:p>
+    <w:p>
+      <w:pPr>
+        <w:pStyle w:val="Heading5"/>
+        <w:rPr>
+          <w:lang w:val="en-GB"/>
+        </w:rPr>
+      </w:pPr>
+      <w:r>
+        <w:rPr>
+          <w:lang w:val="en-GB"/>
+        </w:rPr>
+        <w:t>Description</w:t>
       </w:r>
     </w:p>
     <w:p>
@@ -3563,7 +3547,40 @@
           <w:highlight w:val="yellow"/>
           <w:lang w:val="en-GB"/>
         </w:rPr>
-        <w:t>The scope of this use case is to …….</w:t>
+        <w:t>This use case describes the ……</w:t>
+      </w:r>
+      <w:proofErr w:type="gramStart"/>
+      <w:r>
+        <w:rPr>
+          <w:sz w:val="24"/>
+          <w:szCs w:val="24"/>
+          <w:highlight w:val="yellow"/>
+          <w:lang w:val="en-GB"/>
+        </w:rPr>
+        <w:t>…..</w:t>
+      </w:r>
+      <w:proofErr w:type="gramEnd"/>
+      <w:r>
+        <w:rPr>
+          <w:sz w:val="24"/>
+          <w:szCs w:val="24"/>
+          <w:lang w:val="en-GB"/>
+        </w:rPr>
+        <w:t xml:space="preserve"> </w:t>
+      </w:r>
+    </w:p>
+    <w:p>
+      <w:pPr>
+        <w:pStyle w:val="Heading5"/>
+        <w:rPr>
+          <w:lang w:val="en-GB"/>
+        </w:rPr>
+      </w:pPr>
+      <w:r>
+        <w:rPr>
+          <w:lang w:val="en-GB"/>
+        </w:rPr>
+        <w:t>Use Case Diagram</w:t>
       </w:r>
     </w:p>
     <w:p>
@@ -3577,12 +3594,45 @@
       </w:pPr>
       <w:r>
         <w:rPr>
-          <w:b/>
-          <w:sz w:val="24"/>
-          <w:szCs w:val="24"/>
+          <w:sz w:val="24"/>
+          <w:szCs w:val="24"/>
+          <w:highlight w:val="yellow"/>
           <w:lang w:val="en-GB"/>
         </w:rPr>
-        <w:t>Description</w:t>
+        <w:t>Diagram should highlight actors and uses cases…</w:t>
+      </w:r>
+      <w:proofErr w:type="gramStart"/>
+      <w:r>
+        <w:rPr>
+          <w:sz w:val="24"/>
+          <w:szCs w:val="24"/>
+          <w:highlight w:val="yellow"/>
+          <w:lang w:val="en-GB"/>
+        </w:rPr>
+        <w:t>…..</w:t>
+      </w:r>
+      <w:proofErr w:type="gramEnd"/>
+    </w:p>
+    <w:p>
+      <w:pPr>
+        <w:pStyle w:val="Heading5"/>
+        <w:rPr>
+          <w:lang w:val="en-GB"/>
+        </w:rPr>
+      </w:pPr>
+      <w:r>
+        <w:rPr>
+          <w:lang w:val="en-GB"/>
+        </w:rPr>
+        <w:t>Flow Description</w:t>
+      </w:r>
+    </w:p>
+    <w:p>
+      <w:pPr>
+        <w:pStyle w:val="Heading6"/>
+      </w:pPr>
+      <w:r>
+        <w:t>Precondition</w:t>
       </w:r>
     </w:p>
     <w:p>
@@ -3601,7 +3651,7 @@
           <w:highlight w:val="yellow"/>
           <w:lang w:val="en-GB"/>
         </w:rPr>
-        <w:t>This use case describes the ……</w:t>
+        <w:t>The system is in initialisation mode…</w:t>
       </w:r>
       <w:proofErr w:type="gramStart"/>
       <w:r>
@@ -3614,185 +3664,39 @@
         <w:t>…..</w:t>
       </w:r>
       <w:proofErr w:type="gramEnd"/>
-      <w:r>
+    </w:p>
+    <w:p>
+      <w:pPr>
+        <w:pStyle w:val="Heading6"/>
+      </w:pPr>
+      <w:r>
+        <w:t>Activation</w:t>
+      </w:r>
+    </w:p>
+    <w:p>
+      <w:pPr>
+        <w:ind w:left="1080"/>
         <w:rPr>
           <w:sz w:val="24"/>
           <w:szCs w:val="24"/>
           <w:lang w:val="en-GB"/>
         </w:rPr>
-        <w:t xml:space="preserve"> </w:t>
-      </w:r>
-    </w:p>
-    <w:p>
-      <w:pPr>
-        <w:ind w:left="1080"/>
-        <w:rPr>
-          <w:b/>
-          <w:sz w:val="24"/>
-          <w:szCs w:val="24"/>
+      </w:pPr>
+      <w:r>
+        <w:rPr>
+          <w:sz w:val="24"/>
+          <w:szCs w:val="24"/>
+          <w:highlight w:val="yellow"/>
           <w:lang w:val="en-GB"/>
         </w:rPr>
-      </w:pPr>
-      <w:r>
-        <w:rPr>
-          <w:b/>
-          <w:sz w:val="24"/>
-          <w:szCs w:val="24"/>
-          <w:lang w:val="en-GB"/>
-        </w:rPr>
-        <w:t>Use Case Diagram</w:t>
-      </w:r>
-    </w:p>
-    <w:p>
-      <w:pPr>
-        <w:ind w:left="1080"/>
-        <w:rPr>
-          <w:sz w:val="24"/>
-          <w:szCs w:val="24"/>
-          <w:lang w:val="en-GB"/>
-        </w:rPr>
-      </w:pPr>
-      <w:r>
-        <w:rPr>
-          <w:sz w:val="24"/>
-          <w:szCs w:val="24"/>
-          <w:highlight w:val="yellow"/>
-          <w:lang w:val="en-GB"/>
-        </w:rPr>
-        <w:t>Diagram should highlight actors and uses cases…</w:t>
-      </w:r>
-      <w:proofErr w:type="gramStart"/>
-      <w:r>
-        <w:rPr>
-          <w:sz w:val="24"/>
-          <w:szCs w:val="24"/>
-          <w:highlight w:val="yellow"/>
-          <w:lang w:val="en-GB"/>
-        </w:rPr>
-        <w:t>…..</w:t>
-      </w:r>
-      <w:proofErr w:type="gramEnd"/>
-    </w:p>
-    <w:p>
-      <w:pPr>
-        <w:ind w:left="1080"/>
-        <w:rPr>
-          <w:b/>
-          <w:sz w:val="24"/>
-          <w:szCs w:val="24"/>
-          <w:lang w:val="en-GB"/>
-        </w:rPr>
-      </w:pPr>
-      <w:r>
-        <w:rPr>
-          <w:b/>
-          <w:sz w:val="24"/>
-          <w:szCs w:val="24"/>
-          <w:lang w:val="en-GB"/>
-        </w:rPr>
-        <w:t>Flow Description</w:t>
-      </w:r>
-    </w:p>
-    <w:p>
-      <w:pPr>
-        <w:ind w:left="1080"/>
-        <w:rPr>
-          <w:b/>
-          <w:sz w:val="24"/>
-          <w:szCs w:val="24"/>
-        </w:rPr>
-      </w:pPr>
-      <w:r>
-        <w:rPr>
-          <w:b/>
-          <w:sz w:val="24"/>
-          <w:szCs w:val="24"/>
-        </w:rPr>
-        <w:t>Precondition</w:t>
-      </w:r>
-    </w:p>
-    <w:p>
-      <w:pPr>
-        <w:ind w:left="1080"/>
-        <w:rPr>
-          <w:sz w:val="24"/>
-          <w:szCs w:val="24"/>
-          <w:lang w:val="en-GB"/>
-        </w:rPr>
-      </w:pPr>
-      <w:r>
-        <w:rPr>
-          <w:sz w:val="24"/>
-          <w:szCs w:val="24"/>
-          <w:highlight w:val="yellow"/>
-          <w:lang w:val="en-GB"/>
-        </w:rPr>
-        <w:t>The system is in initialisation mode…</w:t>
-      </w:r>
-      <w:proofErr w:type="gramStart"/>
-      <w:r>
-        <w:rPr>
-          <w:sz w:val="24"/>
-          <w:szCs w:val="24"/>
-          <w:highlight w:val="yellow"/>
-          <w:lang w:val="en-GB"/>
-        </w:rPr>
-        <w:t>…..</w:t>
-      </w:r>
-      <w:proofErr w:type="gramEnd"/>
-    </w:p>
-    <w:p>
-      <w:pPr>
-        <w:ind w:left="1080"/>
-        <w:rPr>
-          <w:b/>
-          <w:sz w:val="24"/>
-          <w:szCs w:val="24"/>
-        </w:rPr>
-      </w:pPr>
-      <w:r>
-        <w:rPr>
-          <w:b/>
-          <w:sz w:val="24"/>
-          <w:szCs w:val="24"/>
-        </w:rPr>
-        <w:t>Activation</w:t>
-      </w:r>
-    </w:p>
-    <w:p>
-      <w:pPr>
-        <w:ind w:left="1080"/>
-        <w:rPr>
-          <w:sz w:val="24"/>
-          <w:szCs w:val="24"/>
-          <w:lang w:val="en-GB"/>
-        </w:rPr>
-      </w:pPr>
-      <w:r>
-        <w:rPr>
-          <w:sz w:val="24"/>
-          <w:szCs w:val="24"/>
-          <w:highlight w:val="yellow"/>
-          <w:lang w:val="en-GB"/>
-        </w:rPr>
         <w:t>This use case starts when an &lt;Actor&gt;…………</w:t>
       </w:r>
     </w:p>
     <w:p>
       <w:pPr>
-        <w:ind w:left="1080"/>
-        <w:rPr>
-          <w:b/>
-          <w:sz w:val="24"/>
-          <w:szCs w:val="24"/>
-        </w:rPr>
-      </w:pPr>
-      <w:r>
-        <w:rPr>
-          <w:b/>
-          <w:sz w:val="24"/>
-          <w:szCs w:val="24"/>
-        </w:rPr>
+        <w:pStyle w:val="Heading6"/>
+      </w:pPr>
+      <w:r>
         <w:t>Main flow</w:t>
       </w:r>
     </w:p>
@@ -3934,19 +3838,9 @@
     </w:p>
     <w:p>
       <w:pPr>
-        <w:ind w:left="1080"/>
-        <w:rPr>
-          <w:b/>
-          <w:sz w:val="24"/>
-          <w:szCs w:val="24"/>
-        </w:rPr>
-      </w:pPr>
-      <w:r>
-        <w:rPr>
-          <w:b/>
-          <w:sz w:val="24"/>
-          <w:szCs w:val="24"/>
-        </w:rPr>
+        <w:pStyle w:val="Heading6"/>
+      </w:pPr>
+      <w:r>
         <w:t>Alternate flow</w:t>
       </w:r>
     </w:p>
@@ -4082,20 +3976,9 @@
     </w:p>
     <w:p>
       <w:pPr>
-        <w:ind w:left="1080"/>
-        <w:rPr>
-          <w:b/>
-          <w:sz w:val="24"/>
-          <w:szCs w:val="24"/>
-        </w:rPr>
-      </w:pPr>
-      <w:r>
-        <w:rPr>
-          <w:b/>
-          <w:sz w:val="24"/>
-          <w:szCs w:val="24"/>
-        </w:rPr>
-        <w:lastRenderedPageBreak/>
+        <w:pStyle w:val="Heading6"/>
+      </w:pPr>
+      <w:r>
         <w:t>Exceptional flow</w:t>
       </w:r>
     </w:p>
@@ -4231,110 +4114,86 @@
     </w:p>
     <w:p>
       <w:pPr>
+        <w:pStyle w:val="Heading6"/>
+      </w:pPr>
+      <w:r>
+        <w:t>Termination</w:t>
+      </w:r>
+    </w:p>
+    <w:p>
+      <w:pPr>
         <w:ind w:left="1080"/>
         <w:rPr>
+          <w:sz w:val="24"/>
+          <w:szCs w:val="24"/>
+          <w:lang w:val="en-GB"/>
+        </w:rPr>
+      </w:pPr>
+      <w:r>
+        <w:rPr>
+          <w:sz w:val="24"/>
+          <w:szCs w:val="24"/>
+          <w:highlight w:val="yellow"/>
+          <w:lang w:val="en-GB"/>
+        </w:rPr>
+        <w:t>The system presents the next ……….</w:t>
+      </w:r>
+    </w:p>
+    <w:p>
+      <w:pPr>
+        <w:pStyle w:val="Heading6"/>
+      </w:pPr>
+      <w:r>
+        <w:t>Post condition</w:t>
+      </w:r>
+    </w:p>
+    <w:p>
+      <w:pPr>
+        <w:ind w:left="864" w:firstLine="216"/>
+        <w:rPr>
+          <w:sz w:val="24"/>
+          <w:szCs w:val="24"/>
+        </w:rPr>
+      </w:pPr>
+      <w:r>
+        <w:rPr>
+          <w:sz w:val="24"/>
+          <w:szCs w:val="24"/>
+          <w:highlight w:val="yellow"/>
+        </w:rPr>
+        <w:t>The system goes into a wait state</w:t>
+      </w:r>
+    </w:p>
+    <w:p>
+      <w:pPr>
+        <w:ind w:left="864"/>
+        <w:rPr>
+          <w:sz w:val="24"/>
+          <w:szCs w:val="24"/>
+        </w:rPr>
+      </w:pPr>
+      <w:r>
+        <w:rPr>
           <w:b/>
-          <w:sz w:val="24"/>
-          <w:szCs w:val="24"/>
-        </w:rPr>
-      </w:pPr>
+        </w:rPr>
+        <w:t>List further functional requirements here, using the same st</w:t>
+      </w:r>
       <w:r>
         <w:rPr>
           <w:b/>
-          <w:sz w:val="24"/>
-          <w:szCs w:val="24"/>
-        </w:rPr>
-        <w:t>Termination</w:t>
-      </w:r>
-    </w:p>
-    <w:p>
-      <w:pPr>
-        <w:ind w:left="1080"/>
-        <w:rPr>
-          <w:sz w:val="24"/>
-          <w:szCs w:val="24"/>
-          <w:lang w:val="en-GB"/>
-        </w:rPr>
-      </w:pPr>
-      <w:r>
-        <w:rPr>
-          <w:sz w:val="24"/>
-          <w:szCs w:val="24"/>
-          <w:highlight w:val="yellow"/>
-          <w:lang w:val="en-GB"/>
-        </w:rPr>
-        <w:t>The system presents the next ……….</w:t>
-      </w:r>
-    </w:p>
-    <w:p>
-      <w:pPr>
-        <w:ind w:left="1080"/>
+        </w:rPr>
+        <w:t>ructure as for Requirement1</w:t>
+      </w:r>
+      <w:r>
         <w:rPr>
           <w:b/>
-          <w:sz w:val="24"/>
-          <w:szCs w:val="24"/>
-        </w:rPr>
-      </w:pPr>
-      <w:r>
-        <w:rPr>
-          <w:b/>
-          <w:sz w:val="24"/>
-          <w:szCs w:val="24"/>
-        </w:rPr>
-        <w:t>Post condition</w:t>
-      </w:r>
-    </w:p>
-    <w:p>
-      <w:pPr>
-        <w:ind w:left="864" w:firstLine="216"/>
-        <w:rPr>
-          <w:sz w:val="24"/>
-          <w:szCs w:val="24"/>
-        </w:rPr>
-      </w:pPr>
-      <w:r>
-        <w:rPr>
-          <w:sz w:val="24"/>
-          <w:szCs w:val="24"/>
-          <w:highlight w:val="yellow"/>
-        </w:rPr>
-        <w:t>The system goes into a wait state</w:t>
-      </w:r>
-    </w:p>
-    <w:p>
-      <w:pPr>
-        <w:ind w:left="864"/>
-        <w:rPr>
-          <w:sz w:val="24"/>
-          <w:szCs w:val="24"/>
-        </w:rPr>
-      </w:pPr>
-      <w:r>
-        <w:rPr>
-          <w:b/>
-        </w:rPr>
-        <w:t>List further functional requirements here, using the same st</w:t>
-      </w:r>
-      <w:r>
-        <w:rPr>
-          <w:b/>
-        </w:rPr>
-        <w:t>ructure as for Requirement1</w:t>
-      </w:r>
-      <w:r>
-        <w:rPr>
-          <w:b/>
         </w:rPr>
         <w:t xml:space="preserve">. </w:t>
       </w:r>
     </w:p>
     <w:p>
       <w:pPr>
-        <w:pStyle w:val="Heading2"/>
-        <w:numPr>
-          <w:ilvl w:val="2"/>
-          <w:numId w:val="1"/>
-        </w:numPr>
+        <w:pStyle w:val="Heading3"/>
       </w:pPr>
       <w:bookmarkStart w:id="13" w:name="_Toc232419760"/>
       <w:r>
@@ -4345,11 +4204,7 @@
     <w:p/>
     <w:p>
       <w:pPr>
-        <w:pStyle w:val="Heading2"/>
-        <w:numPr>
-          <w:ilvl w:val="2"/>
-          <w:numId w:val="1"/>
-        </w:numPr>
+        <w:pStyle w:val="Heading3"/>
       </w:pPr>
       <w:bookmarkStart w:id="14" w:name="_Toc232419761"/>
       <w:r>
@@ -4360,11 +4215,7 @@
     <w:p/>
     <w:p>
       <w:pPr>
-        <w:pStyle w:val="Heading2"/>
-        <w:numPr>
-          <w:ilvl w:val="2"/>
-          <w:numId w:val="1"/>
-        </w:numPr>
+        <w:pStyle w:val="Heading3"/>
       </w:pPr>
       <w:bookmarkStart w:id="15" w:name="_Toc232419762"/>
       <w:r>
@@ -4375,11 +4226,7 @@
     <w:p/>
     <w:p>
       <w:pPr>
-        <w:pStyle w:val="Heading2"/>
-        <w:numPr>
-          <w:ilvl w:val="2"/>
-          <w:numId w:val="1"/>
-        </w:numPr>
+        <w:pStyle w:val="Heading3"/>
       </w:pPr>
       <w:bookmarkStart w:id="16" w:name="_Toc232419763"/>
       <w:r>
@@ -4474,10 +4321,6 @@
     <w:p>
       <w:pPr>
         <w:pStyle w:val="Heading2"/>
-        <w:numPr>
-          <w:ilvl w:val="1"/>
-          <w:numId w:val="1"/>
-        </w:numPr>
       </w:pPr>
       <w:bookmarkStart w:id="18" w:name="_Toc232419765"/>
       <w:r>
@@ -4770,10 +4613,6 @@
     <w:p>
       <w:pPr>
         <w:pStyle w:val="Heading1"/>
-        <w:numPr>
-          <w:ilvl w:val="0"/>
-          <w:numId w:val="1"/>
-        </w:numPr>
       </w:pPr>
       <w:bookmarkStart w:id="22" w:name="_Toc232419769"/>
       <w:r>
@@ -4830,10 +4669,6 @@
     <w:p>
       <w:pPr>
         <w:pStyle w:val="Heading1"/>
-        <w:numPr>
-          <w:ilvl w:val="0"/>
-          <w:numId w:val="1"/>
-        </w:numPr>
       </w:pPr>
       <w:bookmarkStart w:id="23" w:name="_Toc232419770"/>
       <w:r>
@@ -4874,10 +4709,6 @@
     <w:p>
       <w:pPr>
         <w:pStyle w:val="Heading1"/>
-        <w:numPr>
-          <w:ilvl w:val="0"/>
-          <w:numId w:val="1"/>
-        </w:numPr>
       </w:pPr>
       <w:bookmarkStart w:id="24" w:name="_Toc232419771"/>
       <w:r>
@@ -4937,10 +4768,6 @@
     <w:p>
       <w:pPr>
         <w:pStyle w:val="Heading1"/>
-        <w:numPr>
-          <w:ilvl w:val="0"/>
-          <w:numId w:val="1"/>
-        </w:numPr>
       </w:pPr>
       <w:bookmarkStart w:id="25" w:name="_Toc232419772"/>
       <w:r>
@@ -4963,10 +4790,6 @@
     <w:p>
       <w:pPr>
         <w:pStyle w:val="Heading2"/>
-        <w:numPr>
-          <w:ilvl w:val="1"/>
-          <w:numId w:val="1"/>
-        </w:numPr>
       </w:pPr>
       <w:bookmarkStart w:id="26" w:name="_Toc232419773"/>
       <w:r>
@@ -4977,10 +4800,6 @@
     <w:p>
       <w:pPr>
         <w:pStyle w:val="Heading2"/>
-        <w:numPr>
-          <w:ilvl w:val="1"/>
-          <w:numId w:val="1"/>
-        </w:numPr>
       </w:pPr>
       <w:bookmarkStart w:id="27" w:name="_Toc232419775"/>
       <w:r>
@@ -4992,10 +4811,6 @@
     <w:p>
       <w:pPr>
         <w:pStyle w:val="Heading2"/>
-        <w:numPr>
-          <w:ilvl w:val="1"/>
-          <w:numId w:val="1"/>
-        </w:numPr>
       </w:pPr>
       <w:bookmarkStart w:id="29" w:name="_Toc232419776"/>
       <w:bookmarkEnd w:id="28"/>
@@ -5254,7 +5069,7 @@
   <w:abstractNum w:abstractNumId="1" w15:restartNumberingAfterBreak="0">
     <w:nsid w:val="1482775B"/>
     <w:multiLevelType w:val="multilevel"/>
-    <w:tmpl w:val="0EBA3C40"/>
+    <w:tmpl w:val="A09E5D98"/>
     <w:lvl w:ilvl="0">
       <w:start w:val="1"/>
       <w:numFmt w:val="decimal"/>
@@ -5347,6 +5162,92 @@
     </w:lvl>
   </w:abstractNum>
   <w:abstractNum w:abstractNumId="2" w15:restartNumberingAfterBreak="0">
+    <w:nsid w:val="15994805"/>
+    <w:multiLevelType w:val="hybridMultilevel"/>
+    <w:tmpl w:val="706EC754"/>
+    <w:lvl w:ilvl="0" w:tplc="1809000F">
+      <w:start w:val="1"/>
+      <w:numFmt w:val="decimal"/>
+      <w:lvlText w:val="%1."/>
+      <w:lvlJc w:val="left"/>
+      <w:pPr>
+        <w:ind w:left="720" w:hanging="360"/>
+      </w:pPr>
+    </w:lvl>
+    <w:lvl w:ilvl="1" w:tplc="18090019" w:tentative="1">
+      <w:start w:val="1"/>
+      <w:numFmt w:val="lowerLetter"/>
+      <w:lvlText w:val="%2."/>
+      <w:lvlJc w:val="left"/>
+      <w:pPr>
+        <w:ind w:left="1440" w:hanging="360"/>
+      </w:pPr>
+    </w:lvl>
+    <w:lvl w:ilvl="2" w:tplc="1809001B" w:tentative="1">
+      <w:start w:val="1"/>
+      <w:numFmt w:val="lowerRoman"/>
+      <w:lvlText w:val="%3."/>
+      <w:lvlJc w:val="right"/>
+      <w:pPr>
+        <w:ind w:left="2160" w:hanging="180"/>
+      </w:pPr>
+    </w:lvl>
+    <w:lvl w:ilvl="3" w:tplc="1809000F" w:tentative="1">
+      <w:start w:val="1"/>
+      <w:numFmt w:val="decimal"/>
+      <w:lvlText w:val="%4."/>
+      <w:lvlJc w:val="left"/>
+      <w:pPr>
+        <w:ind w:left="2880" w:hanging="360"/>
+      </w:pPr>
+    </w:lvl>
+    <w:lvl w:ilvl="4" w:tplc="18090019" w:tentative="1">
+      <w:start w:val="1"/>
+      <w:numFmt w:val="lowerLetter"/>
+      <w:lvlText w:val="%5."/>
+      <w:lvlJc w:val="left"/>
+      <w:pPr>
+        <w:ind w:left="3600" w:hanging="360"/>
+      </w:pPr>
+    </w:lvl>
+    <w:lvl w:ilvl="5" w:tplc="1809001B" w:tentative="1">
+      <w:start w:val="1"/>
+      <w:numFmt w:val="lowerRoman"/>
+      <w:lvlText w:val="%6."/>
+      <w:lvlJc w:val="right"/>
+      <w:pPr>
+        <w:ind w:left="4320" w:hanging="180"/>
+      </w:pPr>
+    </w:lvl>
+    <w:lvl w:ilvl="6" w:tplc="1809000F" w:tentative="1">
+      <w:start w:val="1"/>
+      <w:numFmt w:val="decimal"/>
+      <w:lvlText w:val="%7."/>
+      <w:lvlJc w:val="left"/>
+      <w:pPr>
+        <w:ind w:left="5040" w:hanging="360"/>
+      </w:pPr>
+    </w:lvl>
+    <w:lvl w:ilvl="7" w:tplc="18090019" w:tentative="1">
+      <w:start w:val="1"/>
+      <w:numFmt w:val="lowerLetter"/>
+      <w:lvlText w:val="%8."/>
+      <w:lvlJc w:val="left"/>
+      <w:pPr>
+        <w:ind w:left="5760" w:hanging="360"/>
+      </w:pPr>
+    </w:lvl>
+    <w:lvl w:ilvl="8" w:tplc="1809001B" w:tentative="1">
+      <w:start w:val="1"/>
+      <w:numFmt w:val="lowerRoman"/>
+      <w:lvlText w:val="%9."/>
+      <w:lvlJc w:val="right"/>
+      <w:pPr>
+        <w:ind w:left="6480" w:hanging="180"/>
+      </w:pPr>
+    </w:lvl>
+  </w:abstractNum>
+  <w:abstractNum w:abstractNumId="3" w15:restartNumberingAfterBreak="0">
     <w:nsid w:val="2F9E722A"/>
     <w:multiLevelType w:val="hybridMultilevel"/>
     <w:tmpl w:val="279036DA"/>
@@ -5459,7 +5360,7 @@
       </w:pPr>
     </w:lvl>
   </w:abstractNum>
-  <w:abstractNum w:abstractNumId="3" w15:restartNumberingAfterBreak="0">
+  <w:abstractNum w:abstractNumId="4" w15:restartNumberingAfterBreak="0">
     <w:nsid w:val="362F6220"/>
     <w:multiLevelType w:val="multilevel"/>
     <w:tmpl w:val="0B7C0C30"/>
@@ -5548,7 +5449,7 @@
       </w:pPr>
     </w:lvl>
   </w:abstractNum>
-  <w:abstractNum w:abstractNumId="4" w15:restartNumberingAfterBreak="0">
+  <w:abstractNum w:abstractNumId="5" w15:restartNumberingAfterBreak="0">
     <w:nsid w:val="49224F5E"/>
     <w:multiLevelType w:val="hybridMultilevel"/>
     <w:tmpl w:val="3EF25212"/>
@@ -5665,7 +5566,7 @@
       </w:pPr>
     </w:lvl>
   </w:abstractNum>
-  <w:abstractNum w:abstractNumId="5" w15:restartNumberingAfterBreak="0">
+  <w:abstractNum w:abstractNumId="6" w15:restartNumberingAfterBreak="0">
     <w:nsid w:val="4F1C2CEA"/>
     <w:multiLevelType w:val="hybridMultilevel"/>
     <w:tmpl w:val="8EFE1C82"/>
@@ -5751,7 +5652,7 @@
       </w:pPr>
     </w:lvl>
   </w:abstractNum>
-  <w:abstractNum w:abstractNumId="6" w15:restartNumberingAfterBreak="0">
+  <w:abstractNum w:abstractNumId="7" w15:restartNumberingAfterBreak="0">
     <w:nsid w:val="62DC698C"/>
     <w:multiLevelType w:val="hybridMultilevel"/>
     <w:tmpl w:val="FF68CF6A"/>
@@ -5838,19 +5739,19 @@
     </w:lvl>
   </w:abstractNum>
   <w:num w:numId="1" w16cid:durableId="207835776">
-    <w:abstractNumId w:val="3"/>
+    <w:abstractNumId w:val="4"/>
   </w:num>
   <w:num w:numId="2" w16cid:durableId="987784705">
     <w:abstractNumId w:val="0"/>
   </w:num>
   <w:num w:numId="3" w16cid:durableId="1979412930">
-    <w:abstractNumId w:val="4"/>
+    <w:abstractNumId w:val="5"/>
   </w:num>
   <w:num w:numId="4" w16cid:durableId="639850562">
-    <w:abstractNumId w:val="2"/>
+    <w:abstractNumId w:val="3"/>
   </w:num>
   <w:num w:numId="5" w16cid:durableId="1737777919">
-    <w:abstractNumId w:val="3"/>
+    <w:abstractNumId w:val="4"/>
     <w:lvlOverride w:ilvl="0">
       <w:startOverride w:val="1"/>
     </w:lvlOverride>
@@ -5880,10 +5781,10 @@
     </w:lvlOverride>
   </w:num>
   <w:num w:numId="6" w16cid:durableId="870148695">
-    <w:abstractNumId w:val="5"/>
+    <w:abstractNumId w:val="6"/>
   </w:num>
   <w:num w:numId="7" w16cid:durableId="47805787">
-    <w:abstractNumId w:val="6"/>
+    <w:abstractNumId w:val="7"/>
   </w:num>
   <w:num w:numId="8" w16cid:durableId="1131173976">
     <w:abstractNumId w:val="1"/>
@@ -5914,6 +5815,9 @@
   </w:num>
   <w:num w:numId="17" w16cid:durableId="1704557423">
     <w:abstractNumId w:val="1"/>
+  </w:num>
+  <w:num w:numId="18" w16cid:durableId="1316570430">
+    <w:abstractNumId w:val="2"/>
   </w:num>
 </w:numbering>
 </file>
@@ -6383,7 +6287,6 @@
     <w:next w:val="Normal"/>
     <w:link w:val="Heading3Char"/>
     <w:uiPriority w:val="9"/>
-    <w:semiHidden/>
     <w:unhideWhenUsed/>
     <w:qFormat/>
     <w:rsid w:val="00D7483C"/>
@@ -6410,7 +6313,6 @@
     <w:next w:val="Normal"/>
     <w:link w:val="Heading4Char"/>
     <w:uiPriority w:val="9"/>
-    <w:semiHidden/>
     <w:unhideWhenUsed/>
     <w:qFormat/>
     <w:rsid w:val="00D7483C"/>
@@ -6439,7 +6341,6 @@
     <w:next w:val="Normal"/>
     <w:link w:val="Heading5Char"/>
     <w:uiPriority w:val="9"/>
-    <w:semiHidden/>
     <w:unhideWhenUsed/>
     <w:qFormat/>
     <w:rsid w:val="00D7483C"/>
@@ -6464,7 +6365,6 @@
     <w:next w:val="Normal"/>
     <w:link w:val="Heading6Char"/>
     <w:uiPriority w:val="9"/>
-    <w:semiHidden/>
     <w:unhideWhenUsed/>
     <w:qFormat/>
     <w:rsid w:val="00D7483C"/>
@@ -6718,7 +6618,6 @@
     <w:basedOn w:val="DefaultParagraphFont"/>
     <w:link w:val="Heading3"/>
     <w:uiPriority w:val="9"/>
-    <w:semiHidden/>
     <w:rsid w:val="00D7483C"/>
     <w:rPr>
       <w:rFonts w:asciiTheme="majorHAnsi" w:eastAsiaTheme="majorEastAsia" w:hAnsiTheme="majorHAnsi" w:cstheme="majorBidi"/>
@@ -6732,7 +6631,6 @@
     <w:basedOn w:val="DefaultParagraphFont"/>
     <w:link w:val="Heading4"/>
     <w:uiPriority w:val="9"/>
-    <w:semiHidden/>
     <w:rsid w:val="00D7483C"/>
     <w:rPr>
       <w:rFonts w:asciiTheme="majorHAnsi" w:eastAsiaTheme="majorEastAsia" w:hAnsiTheme="majorHAnsi" w:cstheme="majorBidi"/>
@@ -6837,7 +6735,6 @@
     <w:basedOn w:val="DefaultParagraphFont"/>
     <w:link w:val="Heading5"/>
     <w:uiPriority w:val="9"/>
-    <w:semiHidden/>
     <w:rsid w:val="00D7483C"/>
     <w:rPr>
       <w:rFonts w:asciiTheme="majorHAnsi" w:eastAsiaTheme="majorEastAsia" w:hAnsiTheme="majorHAnsi" w:cstheme="majorBidi"/>
@@ -6849,7 +6746,6 @@
     <w:basedOn w:val="DefaultParagraphFont"/>
     <w:link w:val="Heading6"/>
     <w:uiPriority w:val="9"/>
-    <w:semiHidden/>
     <w:rsid w:val="00D7483C"/>
     <w:rPr>
       <w:rFonts w:asciiTheme="majorHAnsi" w:eastAsiaTheme="majorEastAsia" w:hAnsiTheme="majorHAnsi" w:cstheme="majorBidi"/>

--- a/docs/Technical Report Eoin Fitzsimons.docx
+++ b/docs/Technical Report Eoin Fitzsimons.docx
@@ -10,6 +10,2528 @@
         <w:rPr>
           <w:noProof/>
         </w:rPr>
+        <w:drawing>
+          <wp:inline distT="0" distB="0" distL="0" distR="0" wp14:anchorId="26EC7D9F" wp14:editId="599C1267">
+            <wp:extent cx="1333500" cy="952500"/>
+            <wp:effectExtent l="0" t="0" r="0" b="0"/>
+            <wp:docPr id="1" name="Picture 6"/>
+            <wp:cNvGraphicFramePr>
+              <a:graphicFrameLocks xmlns:a="http://schemas.openxmlformats.org/drawingml/2006/main" noChangeAspect="1"/>
+            </wp:cNvGraphicFramePr>
+            <a:graphic xmlns:a="http://schemas.openxmlformats.org/drawingml/2006/main">
+              <a:graphicData uri="http://schemas.openxmlformats.org/drawingml/2006/picture">
+                <pic:pic xmlns:pic="http://schemas.openxmlformats.org/drawingml/2006/picture">
+                  <pic:nvPicPr>
+                    <pic:cNvPr id="0" name="Picture 1"/>
+                    <pic:cNvPicPr>
+                      <a:picLocks noChangeAspect="1" noChangeArrowheads="1"/>
+                    </pic:cNvPicPr>
+                  </pic:nvPicPr>
+                  <pic:blipFill>
+                    <a:blip r:embed="rId11" cstate="print">
+                      <a:extLst>
+                        <a:ext uri="{28A0092B-C50C-407E-A947-70E740481C1C}">
+                          <a14:useLocalDpi xmlns:a14="http://schemas.microsoft.com/office/drawing/2010/main" val="0"/>
+                        </a:ext>
+                      </a:extLst>
+                    </a:blip>
+                    <a:srcRect/>
+                    <a:stretch>
+                      <a:fillRect/>
+                    </a:stretch>
+                  </pic:blipFill>
+                  <pic:spPr bwMode="auto">
+                    <a:xfrm>
+                      <a:off x="0" y="0"/>
+                      <a:ext cx="1333500" cy="952500"/>
+                    </a:xfrm>
+                    <a:prstGeom prst="rect">
+                      <a:avLst/>
+                    </a:prstGeom>
+                    <a:noFill/>
+                    <a:ln>
+                      <a:noFill/>
+                    </a:ln>
+                  </pic:spPr>
+                </pic:pic>
+              </a:graphicData>
+            </a:graphic>
+          </wp:inline>
+        </w:drawing>
+      </w:r>
+    </w:p>
+    <w:p/>
+    <w:p>
+      <w:pPr>
+        <w:jc w:val="center"/>
+        <w:rPr>
+          <w:b/>
+        </w:rPr>
+      </w:pPr>
+      <w:smartTag w:uri="urn:schemas-microsoft-com:office:smarttags" w:element="PlaceName">
+        <w:r>
+          <w:rPr>
+            <w:b/>
+          </w:rPr>
+          <w:t>National</w:t>
+        </w:r>
+      </w:smartTag>
+      <w:r>
+        <w:rPr>
+          <w:b/>
+        </w:rPr>
+        <w:t xml:space="preserve"> </w:t>
+      </w:r>
+      <w:smartTag w:uri="urn:schemas-microsoft-com:office:smarttags" w:element="PlaceType">
+        <w:r>
+          <w:rPr>
+            <w:b/>
+          </w:rPr>
+          <w:t>College</w:t>
+        </w:r>
+      </w:smartTag>
+      <w:r>
+        <w:rPr>
+          <w:b/>
+        </w:rPr>
+        <w:t xml:space="preserve"> of </w:t>
+      </w:r>
+      <w:smartTag w:uri="urn:schemas-microsoft-com:office:smarttags" w:element="country-region">
+        <w:r>
+          <w:rPr>
+            <w:b/>
+          </w:rPr>
+          <w:t>Ireland</w:t>
+        </w:r>
+      </w:smartTag>
+    </w:p>
+    <w:p>
+      <w:pPr>
+        <w:rPr>
+          <w:b/>
+        </w:rPr>
+      </w:pPr>
+    </w:p>
+    <w:p>
+      <w:pPr>
+        <w:jc w:val="center"/>
+        <w:rPr>
+          <w:b/>
+        </w:rPr>
+      </w:pPr>
+      <w:r>
+        <w:rPr>
+          <w:b/>
+        </w:rPr>
+        <w:t>Project Submission Sheet</w:t>
+      </w:r>
+      <w:r>
+        <w:rPr>
+          <w:b/>
+        </w:rPr>
+        <w:t xml:space="preserve"> </w:t>
+      </w:r>
+    </w:p>
+    <w:p/>
+    <w:p/>
+    <w:tbl>
+      <w:tblPr>
+        <w:tblW w:w="0" w:type="auto"/>
+        <w:tblLook w:val="01E0" w:firstRow="1" w:lastRow="1" w:firstColumn="1" w:lastColumn="1" w:noHBand="0" w:noVBand="0"/>
+      </w:tblPr>
+      <w:tblGrid>
+        <w:gridCol w:w="1901"/>
+        <w:gridCol w:w="3787"/>
+        <w:gridCol w:w="1080"/>
+        <w:gridCol w:w="1754"/>
+      </w:tblGrid>
+      <w:tr>
+        <w:tc>
+          <w:tcPr>
+            <w:tcW w:w="1901" w:type="dxa"/>
+          </w:tcPr>
+          <w:p>
+            <w:pPr>
+              <w:rPr>
+                <w:b/>
+              </w:rPr>
+            </w:pPr>
+          </w:p>
+          <w:p>
+            <w:pPr>
+              <w:rPr>
+                <w:b/>
+              </w:rPr>
+            </w:pPr>
+            <w:r>
+              <w:rPr>
+                <w:b/>
+              </w:rPr>
+              <w:t>Student Name:</w:t>
+            </w:r>
+          </w:p>
+        </w:tc>
+        <w:tc>
+          <w:tcPr>
+            <w:tcW w:w="6621" w:type="dxa"/>
+            <w:gridSpan w:val="3"/>
+          </w:tcPr>
+          <w:p/>
+          <w:p>
+            <w:r>
+              <w:t>Eoin Fitzsimons</w:t>
+            </w:r>
+          </w:p>
+        </w:tc>
+      </w:tr>
+      <w:tr>
+        <w:tc>
+          <w:tcPr>
+            <w:tcW w:w="1901" w:type="dxa"/>
+          </w:tcPr>
+          <w:p>
+            <w:pPr>
+              <w:rPr>
+                <w:b/>
+              </w:rPr>
+            </w:pPr>
+          </w:p>
+          <w:p>
+            <w:pPr>
+              <w:rPr>
+                <w:b/>
+              </w:rPr>
+            </w:pPr>
+            <w:r>
+              <w:rPr>
+                <w:b/>
+              </w:rPr>
+              <w:t>Student ID:</w:t>
+            </w:r>
+          </w:p>
+        </w:tc>
+        <w:tc>
+          <w:tcPr>
+            <w:tcW w:w="6621" w:type="dxa"/>
+            <w:gridSpan w:val="3"/>
+          </w:tcPr>
+          <w:p/>
+          <w:p>
+            <w:r>
+              <w:t>X23151374</w:t>
+            </w:r>
+          </w:p>
+        </w:tc>
+      </w:tr>
+      <w:tr>
+        <w:tc>
+          <w:tcPr>
+            <w:tcW w:w="1901" w:type="dxa"/>
+          </w:tcPr>
+          <w:p>
+            <w:pPr>
+              <w:rPr>
+                <w:b/>
+              </w:rPr>
+            </w:pPr>
+          </w:p>
+          <w:p>
+            <w:pPr>
+              <w:rPr>
+                <w:b/>
+              </w:rPr>
+            </w:pPr>
+            <w:r>
+              <w:rPr>
+                <w:b/>
+              </w:rPr>
+              <w:t>Programme:</w:t>
+            </w:r>
+          </w:p>
+        </w:tc>
+        <w:tc>
+          <w:tcPr>
+            <w:tcW w:w="3787" w:type="dxa"/>
+          </w:tcPr>
+          <w:p/>
+          <w:p>
+            <w:r>
+              <w:t>Computing</w:t>
+            </w:r>
+          </w:p>
+        </w:tc>
+        <w:tc>
+          <w:tcPr>
+            <w:tcW w:w="1080" w:type="dxa"/>
+          </w:tcPr>
+          <w:p/>
+          <w:p>
+            <w:pPr>
+              <w:rPr>
+                <w:b/>
+              </w:rPr>
+            </w:pPr>
+            <w:r>
+              <w:rPr>
+                <w:b/>
+              </w:rPr>
+              <w:t>Year:</w:t>
+            </w:r>
+          </w:p>
+        </w:tc>
+        <w:tc>
+          <w:tcPr>
+            <w:tcW w:w="1754" w:type="dxa"/>
+          </w:tcPr>
+          <w:p/>
+          <w:p>
+            <w:r>
+              <w:t>4</w:t>
+            </w:r>
+          </w:p>
+        </w:tc>
+      </w:tr>
+      <w:tr>
+        <w:tc>
+          <w:tcPr>
+            <w:tcW w:w="1901" w:type="dxa"/>
+          </w:tcPr>
+          <w:p>
+            <w:pPr>
+              <w:rPr>
+                <w:b/>
+              </w:rPr>
+            </w:pPr>
+          </w:p>
+          <w:p>
+            <w:pPr>
+              <w:rPr>
+                <w:b/>
+              </w:rPr>
+            </w:pPr>
+            <w:r>
+              <w:rPr>
+                <w:b/>
+              </w:rPr>
+              <w:t>Module:</w:t>
+            </w:r>
+          </w:p>
+        </w:tc>
+        <w:tc>
+          <w:tcPr>
+            <w:tcW w:w="6621" w:type="dxa"/>
+            <w:gridSpan w:val="3"/>
+          </w:tcPr>
+          <w:p/>
+          <w:p>
+            <w:r>
+              <w:t>Final Project</w:t>
+            </w:r>
+          </w:p>
+        </w:tc>
+      </w:tr>
+      <w:tr>
+        <w:tc>
+          <w:tcPr>
+            <w:tcW w:w="1901" w:type="dxa"/>
+          </w:tcPr>
+          <w:p>
+            <w:pPr>
+              <w:rPr>
+                <w:b/>
+              </w:rPr>
+            </w:pPr>
+          </w:p>
+          <w:p>
+            <w:pPr>
+              <w:rPr>
+                <w:b/>
+              </w:rPr>
+            </w:pPr>
+            <w:r>
+              <w:rPr>
+                <w:b/>
+              </w:rPr>
+              <w:t>Lecturer:</w:t>
+            </w:r>
+          </w:p>
+        </w:tc>
+        <w:tc>
+          <w:tcPr>
+            <w:tcW w:w="6621" w:type="dxa"/>
+            <w:gridSpan w:val="3"/>
+          </w:tcPr>
+          <w:p/>
+          <w:p>
+            <w:r>
+              <w:t>Frances Sheridan</w:t>
+            </w:r>
+          </w:p>
+        </w:tc>
+      </w:tr>
+      <w:tr>
+        <w:tc>
+          <w:tcPr>
+            <w:tcW w:w="1901" w:type="dxa"/>
+          </w:tcPr>
+          <w:p>
+            <w:pPr>
+              <w:rPr>
+                <w:b/>
+              </w:rPr>
+            </w:pPr>
+            <w:r>
+              <w:rPr>
+                <w:b/>
+              </w:rPr>
+              <w:t>Submission Due Date:</w:t>
+            </w:r>
+          </w:p>
+        </w:tc>
+        <w:tc>
+          <w:tcPr>
+            <w:tcW w:w="6621" w:type="dxa"/>
+            <w:gridSpan w:val="3"/>
+          </w:tcPr>
+          <w:p/>
+          <w:p>
+            <w:r>
+              <w:t>03/07/2026</w:t>
+            </w:r>
+          </w:p>
+        </w:tc>
+      </w:tr>
+      <w:tr>
+        <w:tc>
+          <w:tcPr>
+            <w:tcW w:w="1901" w:type="dxa"/>
+          </w:tcPr>
+          <w:p>
+            <w:pPr>
+              <w:rPr>
+                <w:b/>
+              </w:rPr>
+            </w:pPr>
+          </w:p>
+          <w:p>
+            <w:pPr>
+              <w:rPr>
+                <w:b/>
+              </w:rPr>
+            </w:pPr>
+            <w:r>
+              <w:rPr>
+                <w:b/>
+              </w:rPr>
+              <w:t>Project Title:</w:t>
+            </w:r>
+          </w:p>
+        </w:tc>
+        <w:tc>
+          <w:tcPr>
+            <w:tcW w:w="6621" w:type="dxa"/>
+            <w:gridSpan w:val="3"/>
+          </w:tcPr>
+          <w:p/>
+          <w:p>
+            <w:r>
+              <w:t>Momentum</w:t>
+            </w:r>
+          </w:p>
+        </w:tc>
+      </w:tr>
+      <w:tr>
+        <w:tc>
+          <w:tcPr>
+            <w:tcW w:w="1901" w:type="dxa"/>
+            <w:vAlign w:val="bottom"/>
+          </w:tcPr>
+          <w:p>
+            <w:pPr>
+              <w:rPr>
+                <w:b/>
+              </w:rPr>
+            </w:pPr>
+            <w:r>
+              <w:rPr>
+                <w:b/>
+              </w:rPr>
+              <w:t>Word Count:</w:t>
+            </w:r>
+          </w:p>
+        </w:tc>
+        <w:tc>
+          <w:tcPr>
+            <w:tcW w:w="6621" w:type="dxa"/>
+            <w:gridSpan w:val="3"/>
+          </w:tcPr>
+          <w:p/>
+          <w:p/>
+        </w:tc>
+      </w:tr>
+    </w:tbl>
+    <w:p/>
+    <w:p>
+      <w:r>
+        <w:rPr>
+          <w:b/>
+          <w:bCs/>
+        </w:rPr>
+        <w:t xml:space="preserve">Academic Integrity Certificate </w:t>
+      </w:r>
+      <w:r>
+        <w:rPr>
+          <w:b/>
+          <w:bCs/>
+        </w:rPr>
+        <w:t>Verification Code</w:t>
+      </w:r>
+      <w:r>
+        <w:t xml:space="preserve">: </w:t>
+      </w:r>
+      <w:r>
+        <w:t>i1hvGctrkB</w:t>
+      </w:r>
+    </w:p>
+    <w:p/>
+    <w:p>
+      <w:pPr>
+        <w:pStyle w:val="BodyText"/>
+        <w:jc w:val="both"/>
+        <w:rPr>
+          <w:rFonts w:ascii="Verdana" w:hAnsi="Verdana"/>
+          <w:sz w:val="18"/>
+          <w:szCs w:val="18"/>
+        </w:rPr>
+      </w:pPr>
+      <w:r>
+        <w:rPr>
+          <w:rFonts w:ascii="Verdana" w:hAnsi="Verdana"/>
+          <w:sz w:val="18"/>
+          <w:szCs w:val="18"/>
+        </w:rPr>
+        <w:t>I her</w:t>
+      </w:r>
+      <w:r>
+        <w:rPr>
+          <w:rFonts w:ascii="Verdana" w:hAnsi="Verdana"/>
+          <w:sz w:val="18"/>
+          <w:szCs w:val="18"/>
+        </w:rPr>
+        <w:t>e</w:t>
+      </w:r>
+      <w:r>
+        <w:rPr>
+          <w:rFonts w:ascii="Verdana" w:hAnsi="Verdana"/>
+          <w:sz w:val="18"/>
+          <w:szCs w:val="18"/>
+        </w:rPr>
+        <w:t>by certify that the information contained in this (my submission) is information pertaining to research I conducted for this project.  All information other than my own contribution will be fully referenced and listed in the relevant bibliography section at the rear of the project.</w:t>
+      </w:r>
+    </w:p>
+    <w:p>
+      <w:pPr>
+        <w:pStyle w:val="BodyText"/>
+        <w:jc w:val="both"/>
+        <w:rPr>
+          <w:rFonts w:ascii="Verdana" w:hAnsi="Verdana"/>
+          <w:sz w:val="18"/>
+          <w:szCs w:val="18"/>
+        </w:rPr>
+      </w:pPr>
+      <w:r>
+        <w:rPr>
+          <w:rFonts w:ascii="Verdana" w:hAnsi="Verdana"/>
+          <w:sz w:val="18"/>
+          <w:szCs w:val="18"/>
+          <w:u w:val="single"/>
+        </w:rPr>
+        <w:lastRenderedPageBreak/>
+        <w:t>ALL</w:t>
+      </w:r>
+      <w:r>
+        <w:rPr>
+          <w:rFonts w:ascii="Verdana" w:hAnsi="Verdana"/>
+          <w:sz w:val="18"/>
+          <w:szCs w:val="18"/>
+        </w:rPr>
+        <w:t xml:space="preserve"> internet material must be referenced in the </w:t>
+      </w:r>
+      <w:r>
+        <w:rPr>
+          <w:rFonts w:ascii="Verdana" w:hAnsi="Verdana"/>
+          <w:sz w:val="18"/>
+          <w:szCs w:val="18"/>
+        </w:rPr>
+        <w:t>references</w:t>
+      </w:r>
+      <w:r>
+        <w:rPr>
+          <w:rFonts w:ascii="Verdana" w:hAnsi="Verdana"/>
+          <w:sz w:val="18"/>
+          <w:szCs w:val="18"/>
+        </w:rPr>
+        <w:t xml:space="preserve"> section.  Students are encouraged to use the Harvard Referencing Standard </w:t>
+      </w:r>
+      <w:r>
+        <w:rPr>
+          <w:rFonts w:ascii="Verdana" w:hAnsi="Verdana"/>
+          <w:sz w:val="18"/>
+          <w:szCs w:val="18"/>
+        </w:rPr>
+        <w:t xml:space="preserve">or appropriate referencing style </w:t>
+      </w:r>
+      <w:r>
+        <w:rPr>
+          <w:rFonts w:ascii="Verdana" w:hAnsi="Verdana"/>
+          <w:sz w:val="18"/>
+          <w:szCs w:val="18"/>
+        </w:rPr>
+        <w:t xml:space="preserve">supplied by the </w:t>
+      </w:r>
+      <w:proofErr w:type="gramStart"/>
+      <w:r>
+        <w:rPr>
+          <w:rFonts w:ascii="Verdana" w:hAnsi="Verdana"/>
+          <w:sz w:val="18"/>
+          <w:szCs w:val="18"/>
+        </w:rPr>
+        <w:t>Library</w:t>
+      </w:r>
+      <w:proofErr w:type="gramEnd"/>
+      <w:r>
+        <w:rPr>
+          <w:rFonts w:ascii="Verdana" w:hAnsi="Verdana"/>
+          <w:sz w:val="18"/>
+          <w:szCs w:val="18"/>
+        </w:rPr>
+        <w:t>.  To use other author's written or electronic work is illegal (plagiarism) and may result in disciplinary action.  Students may be required to undergo a viva (oral examination) if there is suspicion about the validity of their submitted work.</w:t>
+      </w:r>
+    </w:p>
+    <w:p/>
+    <w:p>
+      <w:pPr>
+        <w:spacing w:line="278" w:lineRule="auto"/>
+      </w:pPr>
+      <w:r>
+        <w:rPr>
+          <w:b/>
+          <w:bCs/>
+          <w:highlight w:val="yellow"/>
+        </w:rPr>
+        <w:t>Note:</w:t>
+      </w:r>
+      <w:r>
+        <w:t xml:space="preserve"> </w:t>
+      </w:r>
+      <w:r>
+        <w:rPr>
+          <w:b/>
+          <w:bCs/>
+          <w:highlight w:val="yellow"/>
+        </w:rPr>
+        <w:t xml:space="preserve">Academic Integrity Course Requirement – </w:t>
+      </w:r>
+      <w:r>
+        <w:rPr>
+          <w:highlight w:val="yellow"/>
+        </w:rPr>
+        <w:t xml:space="preserve">Starting </w:t>
+      </w:r>
+      <w:r>
+        <w:rPr>
+          <w:b/>
+          <w:bCs/>
+          <w:highlight w:val="yellow"/>
+        </w:rPr>
+        <w:t>Monday, 19th January 2026</w:t>
+      </w:r>
+      <w:r>
+        <w:rPr>
+          <w:highlight w:val="yellow"/>
+        </w:rPr>
+        <w:t xml:space="preserve">, </w:t>
+      </w:r>
+      <w:r>
+        <w:rPr>
+          <w:b/>
+          <w:bCs/>
+          <w:highlight w:val="yellow"/>
+        </w:rPr>
+        <w:t>all students are required to</w:t>
+      </w:r>
+      <w:r>
+        <w:rPr>
+          <w:highlight w:val="yellow"/>
+        </w:rPr>
+        <w:t xml:space="preserve"> </w:t>
+      </w:r>
+      <w:r>
+        <w:rPr>
+          <w:b/>
+          <w:bCs/>
+          <w:highlight w:val="yellow"/>
+        </w:rPr>
+        <w:t xml:space="preserve">successfully complete the </w:t>
+      </w:r>
+      <w:proofErr w:type="spellStart"/>
+      <w:r>
+        <w:rPr>
+          <w:b/>
+          <w:bCs/>
+          <w:highlight w:val="yellow"/>
+        </w:rPr>
+        <w:t>Epigeum</w:t>
+      </w:r>
+      <w:proofErr w:type="spellEnd"/>
+      <w:r>
+        <w:rPr>
+          <w:b/>
+          <w:bCs/>
+          <w:highlight w:val="yellow"/>
+        </w:rPr>
+        <w:t xml:space="preserve"> Academic Integrity Course</w:t>
+      </w:r>
+      <w:r>
+        <w:rPr>
+          <w:highlight w:val="yellow"/>
+        </w:rPr>
+        <w:t xml:space="preserve">, which is available on </w:t>
+      </w:r>
+      <w:r>
+        <w:rPr>
+          <w:b/>
+          <w:bCs/>
+          <w:highlight w:val="yellow"/>
+        </w:rPr>
+        <w:t>Moodle</w:t>
+      </w:r>
+      <w:r>
+        <w:rPr>
+          <w:highlight w:val="yellow"/>
+        </w:rPr>
+        <w:t xml:space="preserve">. This is a </w:t>
+      </w:r>
+      <w:r>
+        <w:rPr>
+          <w:b/>
+          <w:bCs/>
+          <w:highlight w:val="yellow"/>
+        </w:rPr>
+        <w:t>self-paced online course</w:t>
+      </w:r>
+      <w:r>
+        <w:rPr>
+          <w:highlight w:val="yellow"/>
+        </w:rPr>
+        <w:t xml:space="preserve"> consisting of </w:t>
+      </w:r>
+      <w:r>
+        <w:rPr>
+          <w:b/>
+          <w:bCs/>
+          <w:highlight w:val="yellow"/>
+        </w:rPr>
+        <w:t>4 modules</w:t>
+      </w:r>
+      <w:r>
+        <w:rPr>
+          <w:highlight w:val="yellow"/>
+        </w:rPr>
+        <w:t xml:space="preserve"> </w:t>
+      </w:r>
+      <w:r>
+        <w:rPr>
+          <w:highlight w:val="yellow"/>
+        </w:rPr>
+        <w:t xml:space="preserve">and will take approximately </w:t>
+      </w:r>
+      <w:r>
+        <w:rPr>
+          <w:b/>
+          <w:bCs/>
+          <w:highlight w:val="yellow"/>
+        </w:rPr>
+        <w:t>2 hours</w:t>
+      </w:r>
+      <w:r>
+        <w:rPr>
+          <w:highlight w:val="yellow"/>
+        </w:rPr>
+        <w:t xml:space="preserve"> to complete. Once you have successfully completed the course, you will receive a </w:t>
+      </w:r>
+      <w:r>
+        <w:rPr>
+          <w:b/>
+          <w:bCs/>
+          <w:highlight w:val="yellow"/>
+        </w:rPr>
+        <w:t xml:space="preserve">Certificate </w:t>
+      </w:r>
+      <w:r>
+        <w:rPr>
+          <w:b/>
+          <w:bCs/>
+          <w:highlight w:val="yellow"/>
+        </w:rPr>
+        <w:t xml:space="preserve">&amp; </w:t>
+      </w:r>
+      <w:r>
+        <w:rPr>
+          <w:b/>
+          <w:bCs/>
+          <w:highlight w:val="yellow"/>
+        </w:rPr>
+        <w:t>Verification Code</w:t>
+      </w:r>
+      <w:r>
+        <w:rPr>
+          <w:highlight w:val="yellow"/>
+        </w:rPr>
+        <w:t xml:space="preserve">. This code </w:t>
+      </w:r>
+      <w:r>
+        <w:rPr>
+          <w:b/>
+          <w:bCs/>
+          <w:highlight w:val="yellow"/>
+        </w:rPr>
+        <w:t>must be included on the Project Cover Sheet</w:t>
+      </w:r>
+      <w:r>
+        <w:rPr>
+          <w:highlight w:val="yellow"/>
+        </w:rPr>
+        <w:t xml:space="preserve"> when submitting your work. For full details and guidance, please visit: </w:t>
+      </w:r>
+      <w:r>
+        <w:rPr>
+          <w:rFonts w:ascii="Segoe UI Emoji" w:hAnsi="Segoe UI Emoji" w:cs="Segoe UI Emoji"/>
+          <w:highlight w:val="yellow"/>
+        </w:rPr>
+        <w:t>🔗</w:t>
+      </w:r>
+      <w:r>
+        <w:rPr>
+          <w:highlight w:val="yellow"/>
+        </w:rPr>
+        <w:t xml:space="preserve"> ttps://libguides.ncirl.ie/academicintegrity/epigeumforstudents</w:t>
+      </w:r>
+    </w:p>
+    <w:p>
+      <w:pPr>
+        <w:spacing w:line="278" w:lineRule="auto"/>
+      </w:pPr>
+    </w:p>
+    <w:p/>
+    <w:tbl>
+      <w:tblPr>
+        <w:tblW w:w="0" w:type="auto"/>
+        <w:tblLook w:val="01E0" w:firstRow="1" w:lastRow="1" w:firstColumn="1" w:lastColumn="1" w:noHBand="0" w:noVBand="0"/>
+      </w:tblPr>
+      <w:tblGrid>
+        <w:gridCol w:w="2130"/>
+        <w:gridCol w:w="6392"/>
+      </w:tblGrid>
+      <w:tr>
+        <w:tc>
+          <w:tcPr>
+            <w:tcW w:w="2130" w:type="dxa"/>
+          </w:tcPr>
+          <w:p>
+            <w:pPr>
+              <w:rPr>
+                <w:b/>
+              </w:rPr>
+            </w:pPr>
+          </w:p>
+          <w:p>
+            <w:pPr>
+              <w:rPr>
+                <w:b/>
+              </w:rPr>
+            </w:pPr>
+            <w:r>
+              <w:rPr>
+                <w:b/>
+              </w:rPr>
+              <w:t>Signature:</w:t>
+            </w:r>
+          </w:p>
+        </w:tc>
+        <w:tc>
+          <w:tcPr>
+            <w:tcW w:w="6392" w:type="dxa"/>
+          </w:tcPr>
+          <w:p/>
+          <w:p>
+            <w:r>
+              <w:t>Eoin Fitzsimons</w:t>
+            </w:r>
+          </w:p>
+        </w:tc>
+      </w:tr>
+      <w:tr>
+        <w:tc>
+          <w:tcPr>
+            <w:tcW w:w="2130" w:type="dxa"/>
+          </w:tcPr>
+          <w:p>
+            <w:pPr>
+              <w:rPr>
+                <w:b/>
+              </w:rPr>
+            </w:pPr>
+          </w:p>
+          <w:p>
+            <w:pPr>
+              <w:rPr>
+                <w:b/>
+              </w:rPr>
+            </w:pPr>
+            <w:r>
+              <w:rPr>
+                <w:b/>
+              </w:rPr>
+              <w:t>Date:</w:t>
+            </w:r>
+          </w:p>
+        </w:tc>
+        <w:tc>
+          <w:tcPr>
+            <w:tcW w:w="6392" w:type="dxa"/>
+          </w:tcPr>
+          <w:p/>
+          <w:p>
+            <w:r>
+              <w:t>00/00/0000</w:t>
+            </w:r>
+          </w:p>
+        </w:tc>
+      </w:tr>
+    </w:tbl>
+    <w:p/>
+    <w:p/>
+    <w:p>
+      <w:pPr>
+        <w:rPr>
+          <w:b/>
+        </w:rPr>
+      </w:pPr>
+      <w:r>
+        <w:rPr>
+          <w:b/>
+        </w:rPr>
+        <w:t>PLEASE READ THE FOLLOWING INSTRUCTIONS:</w:t>
+      </w:r>
+    </w:p>
+    <w:p/>
+    <w:p>
+      <w:pPr>
+        <w:ind w:left="720" w:hanging="720"/>
+        <w:jc w:val="both"/>
+      </w:pPr>
+      <w:r>
+        <w:t>1.</w:t>
+      </w:r>
+      <w:r>
+        <w:tab/>
+        <w:t>Please attach a completed copy of this sheet to each project (including multiple copies).</w:t>
+      </w:r>
+    </w:p>
+    <w:p>
+      <w:pPr>
+        <w:jc w:val="both"/>
+      </w:pPr>
+      <w:r>
+        <w:t>2.</w:t>
+      </w:r>
+      <w:r>
+        <w:tab/>
+        <w:t>Projects should be submitted to your Programme Coordinator.</w:t>
+      </w:r>
+    </w:p>
+    <w:p>
+      <w:pPr>
+        <w:ind w:left="720" w:hanging="720"/>
+        <w:jc w:val="both"/>
+      </w:pPr>
+      <w:r>
+        <w:t>3.</w:t>
+      </w:r>
+      <w:r>
+        <w:tab/>
+      </w:r>
+      <w:r>
+        <w:rPr>
+          <w:b/>
+        </w:rPr>
+        <w:t>You must ensure that you retain a HARD COPY of ALL projects</w:t>
+      </w:r>
+      <w:r>
+        <w:t>, both for your own reference and in case a project is lost or mislaid.  It is not sufficient to keep a copy on computer.  Please do not bind projects or place in covers unless specifically requested.</w:t>
+      </w:r>
+    </w:p>
+    <w:p>
+      <w:pPr>
+        <w:ind w:left="720" w:hanging="720"/>
+        <w:jc w:val="both"/>
+        <w:rPr>
+          <w:b/>
+        </w:rPr>
+      </w:pPr>
+      <w:r>
+        <w:t>4.</w:t>
+      </w:r>
+      <w:r>
+        <w:tab/>
+        <w:t xml:space="preserve">You must ensure that all projects are submitted to your Programme Coordinator on or before the required submission date.  </w:t>
+      </w:r>
+      <w:r>
+        <w:rPr>
+          <w:b/>
+        </w:rPr>
+        <w:t>Late submissions will incur penalties.</w:t>
+      </w:r>
+    </w:p>
+    <w:p>
+      <w:pPr>
+        <w:ind w:left="720" w:hanging="720"/>
+        <w:jc w:val="both"/>
+        <w:rPr>
+          <w:b/>
+        </w:rPr>
+      </w:pPr>
+      <w:r>
+        <w:t>5.</w:t>
+      </w:r>
+      <w:r>
+        <w:tab/>
+        <w:t xml:space="preserve">All projects must be submitted and passed in order to successfully complete the year.  </w:t>
+      </w:r>
+      <w:r>
+        <w:rPr>
+          <w:b/>
+        </w:rPr>
+        <w:t xml:space="preserve">Any project/assignment not submitted will be marked as a </w:t>
+      </w:r>
+      <w:proofErr w:type="gramStart"/>
+      <w:r>
+        <w:rPr>
+          <w:b/>
+        </w:rPr>
+        <w:t>fail</w:t>
+      </w:r>
+      <w:proofErr w:type="gramEnd"/>
+      <w:r>
+        <w:rPr>
+          <w:b/>
+        </w:rPr>
+        <w:t>.</w:t>
+      </w:r>
+    </w:p>
+    <w:p>
+      <w:pPr>
+        <w:ind w:left="720" w:hanging="720"/>
+        <w:jc w:val="both"/>
+      </w:pPr>
+      <w:r>
+        <w:rPr>
+          <w:bCs/>
+        </w:rPr>
+        <w:t>6.</w:t>
+      </w:r>
+      <w:r>
+        <w:rPr>
+          <w:b/>
+        </w:rPr>
+        <w:tab/>
+      </w:r>
+      <w:r>
+        <w:rPr>
+          <w:b/>
+        </w:rPr>
+        <w:t xml:space="preserve">Please check that you read AI and Academic Integrity Acknowledgement </w:t>
+      </w:r>
+      <w:proofErr w:type="spellStart"/>
+      <w:r>
+        <w:rPr>
+          <w:b/>
+        </w:rPr>
+        <w:t>Supplments</w:t>
+      </w:r>
+      <w:proofErr w:type="spellEnd"/>
+      <w:r>
+        <w:rPr>
+          <w:b/>
+        </w:rPr>
+        <w:t xml:space="preserve"> in this document</w:t>
+      </w:r>
+    </w:p>
+    <w:p/>
+    <w:p/>
+    <w:p/>
+    <w:p/>
+    <w:tbl>
+      <w:tblPr>
+        <w:tblW w:w="0" w:type="auto"/>
+        <w:tblBorders>
+          <w:top w:val="dotted" w:sz="4" w:space="0" w:color="auto"/>
+          <w:left w:val="dotted" w:sz="4" w:space="0" w:color="auto"/>
+          <w:bottom w:val="dotted" w:sz="4" w:space="0" w:color="auto"/>
+          <w:right w:val="dotted" w:sz="4" w:space="0" w:color="auto"/>
+          <w:insideH w:val="dotted" w:sz="4" w:space="0" w:color="auto"/>
+          <w:insideV w:val="dotted" w:sz="4" w:space="0" w:color="auto"/>
+        </w:tblBorders>
+        <w:tblLook w:val="01E0" w:firstRow="1" w:lastRow="1" w:firstColumn="1" w:lastColumn="1" w:noHBand="0" w:noVBand="0"/>
+      </w:tblPr>
+      <w:tblGrid>
+        <w:gridCol w:w="3348"/>
+        <w:gridCol w:w="5174"/>
+      </w:tblGrid>
+      <w:tr>
+        <w:tc>
+          <w:tcPr>
+            <w:tcW w:w="8522" w:type="dxa"/>
+            <w:gridSpan w:val="2"/>
+          </w:tcPr>
+          <w:p>
+            <w:pPr>
+              <w:rPr>
+                <w:b/>
+              </w:rPr>
+            </w:pPr>
+            <w:r>
+              <w:rPr>
+                <w:b/>
+              </w:rPr>
+              <w:t>Office Use Only</w:t>
+            </w:r>
+          </w:p>
+        </w:tc>
+      </w:tr>
+      <w:tr>
+        <w:tc>
+          <w:tcPr>
+            <w:tcW w:w="3348" w:type="dxa"/>
+          </w:tcPr>
+          <w:p>
+            <w:r>
+              <w:t>Signature:</w:t>
+            </w:r>
+          </w:p>
+        </w:tc>
+        <w:tc>
+          <w:tcPr>
+            <w:tcW w:w="5174" w:type="dxa"/>
+          </w:tcPr>
+          <w:p/>
+        </w:tc>
+      </w:tr>
+      <w:tr>
+        <w:tc>
+          <w:tcPr>
+            <w:tcW w:w="3348" w:type="dxa"/>
+          </w:tcPr>
+          <w:p>
+            <w:r>
+              <w:t>Date:</w:t>
+            </w:r>
+          </w:p>
+        </w:tc>
+        <w:tc>
+          <w:tcPr>
+            <w:tcW w:w="5174" w:type="dxa"/>
+          </w:tcPr>
+          <w:p/>
+        </w:tc>
+      </w:tr>
+      <w:tr>
+        <w:tc>
+          <w:tcPr>
+            <w:tcW w:w="3348" w:type="dxa"/>
+          </w:tcPr>
+          <w:p>
+            <w:r>
+              <w:t>Penalty Applied (if applicable):</w:t>
+            </w:r>
+          </w:p>
+        </w:tc>
+        <w:tc>
+          <w:tcPr>
+            <w:tcW w:w="5174" w:type="dxa"/>
+          </w:tcPr>
+          <w:p/>
+        </w:tc>
+      </w:tr>
+    </w:tbl>
+    <w:p>
+      <w:pPr>
+        <w:pStyle w:val="Title"/>
+        <w:rPr>
+          <w:rFonts w:ascii="Segoe UI" w:hAnsi="Segoe UI" w:cs="Segoe UI"/>
+          <w:lang w:val="en-US"/>
+        </w:rPr>
+      </w:pPr>
+      <w:r>
+        <w:rPr>
+          <w:lang w:val="en-US"/>
+        </w:rPr>
+        <w:t>AI Acknowledgement Supplement</w:t>
+      </w:r>
+    </w:p>
+    <w:p>
+      <w:pPr>
+        <w:rPr>
+          <w:lang w:val="en-US"/>
+        </w:rPr>
+      </w:pPr>
+      <w:r>
+        <w:rPr>
+          <w:lang w:val="en-US"/>
+        </w:rPr>
+        <w:t>[</w:t>
+      </w:r>
+      <w:r>
+        <w:rPr>
+          <w:lang w:val="en-US"/>
+        </w:rPr>
+        <w:t xml:space="preserve">Insert </w:t>
+      </w:r>
+      <w:r>
+        <w:rPr>
+          <w:lang w:val="en-US"/>
+        </w:rPr>
+        <w:t>Module Name]</w:t>
+      </w:r>
+    </w:p>
+    <w:p>
+      <w:pPr>
+        <w:rPr>
+          <w:lang w:val="en-US"/>
+        </w:rPr>
+      </w:pPr>
+      <w:r>
+        <w:rPr>
+          <w:lang w:val="en-US"/>
+        </w:rPr>
+        <w:t>[</w:t>
+      </w:r>
+      <w:r>
+        <w:rPr>
+          <w:lang w:val="en-US"/>
+        </w:rPr>
+        <w:t xml:space="preserve">Insert </w:t>
+      </w:r>
+      <w:r>
+        <w:rPr>
+          <w:lang w:val="en-US"/>
+        </w:rPr>
+        <w:t>Title of your assignment] </w:t>
+      </w:r>
+    </w:p>
+    <w:p>
+      <w:pPr>
+        <w:textAlignment w:val="baseline"/>
+        <w:rPr>
+          <w:rFonts w:ascii="Segoe UI" w:hAnsi="Segoe UI" w:cs="Segoe UI"/>
+          <w:color w:val="5066DB"/>
+          <w:sz w:val="44"/>
+          <w:szCs w:val="44"/>
+          <w:lang w:val="en-US"/>
+        </w:rPr>
+      </w:pPr>
+    </w:p>
+    <w:tbl>
+      <w:tblPr>
+        <w:tblW w:w="0" w:type="dxa"/>
+        <w:tblBorders>
+          <w:top w:val="outset" w:sz="6" w:space="0" w:color="auto"/>
+          <w:left w:val="outset" w:sz="6" w:space="0" w:color="auto"/>
+          <w:bottom w:val="outset" w:sz="6" w:space="0" w:color="auto"/>
+          <w:right w:val="outset" w:sz="6" w:space="0" w:color="auto"/>
+        </w:tblBorders>
+        <w:tblCellMar>
+          <w:left w:w="0" w:type="dxa"/>
+          <w:right w:w="0" w:type="dxa"/>
+        </w:tblCellMar>
+        <w:tblLook w:val="04A0" w:firstRow="1" w:lastRow="0" w:firstColumn="1" w:lastColumn="0" w:noHBand="0" w:noVBand="1"/>
+      </w:tblPr>
+      <w:tblGrid>
+        <w:gridCol w:w="3222"/>
+        <w:gridCol w:w="2933"/>
+        <w:gridCol w:w="2855"/>
+      </w:tblGrid>
+      <w:tr>
+        <w:trPr>
+          <w:trHeight w:val="300"/>
+        </w:trPr>
+        <w:tc>
+          <w:tcPr>
+            <w:tcW w:w="4305" w:type="dxa"/>
+            <w:tcBorders>
+              <w:top w:val="single" w:sz="6" w:space="0" w:color="4472C4"/>
+              <w:left w:val="single" w:sz="6" w:space="0" w:color="4472C4"/>
+              <w:bottom w:val="single" w:sz="6" w:space="0" w:color="4472C4"/>
+              <w:right w:val="nil"/>
+            </w:tcBorders>
+            <w:shd w:val="clear" w:color="auto" w:fill="4472C4"/>
+            <w:hideMark/>
+          </w:tcPr>
+          <w:p>
+            <w:pPr>
+              <w:jc w:val="both"/>
+              <w:textAlignment w:val="baseline"/>
+              <w:rPr>
+                <w:rFonts w:ascii="Times New Roman" w:hAnsi="Times New Roman"/>
+                <w:b/>
+                <w:bCs/>
+                <w:color w:val="FFFFFF"/>
+                <w:sz w:val="24"/>
+                <w:szCs w:val="24"/>
+                <w:lang w:val="en-US"/>
+              </w:rPr>
+            </w:pPr>
+            <w:r>
+              <w:rPr>
+                <w:rFonts w:ascii="Calibri" w:hAnsi="Calibri" w:cs="Calibri"/>
+                <w:b/>
+                <w:bCs/>
+                <w:color w:val="FFFFFF"/>
+                <w:sz w:val="24"/>
+                <w:szCs w:val="24"/>
+                <w:lang w:val="en-US"/>
+              </w:rPr>
+              <w:t>Your Name/Student Number</w:t>
+            </w:r>
+            <w:r>
+              <w:rPr>
+                <w:rFonts w:ascii="Calibri" w:hAnsi="Calibri" w:cs="Calibri"/>
+                <w:b/>
+                <w:bCs/>
+                <w:color w:val="FFFFFF"/>
+                <w:sz w:val="24"/>
+                <w:szCs w:val="24"/>
+                <w:lang w:val="en-US"/>
+              </w:rPr>
+              <w:t> </w:t>
+            </w:r>
+          </w:p>
+        </w:tc>
+        <w:tc>
+          <w:tcPr>
+            <w:tcW w:w="4305" w:type="dxa"/>
+            <w:tcBorders>
+              <w:top w:val="single" w:sz="6" w:space="0" w:color="4472C4"/>
+              <w:left w:val="nil"/>
+              <w:bottom w:val="single" w:sz="6" w:space="0" w:color="4472C4"/>
+              <w:right w:val="nil"/>
+            </w:tcBorders>
+            <w:shd w:val="clear" w:color="auto" w:fill="4472C4"/>
+            <w:hideMark/>
+          </w:tcPr>
+          <w:p>
+            <w:pPr>
+              <w:jc w:val="both"/>
+              <w:textAlignment w:val="baseline"/>
+              <w:rPr>
+                <w:rFonts w:ascii="Times New Roman" w:hAnsi="Times New Roman"/>
+                <w:b/>
+                <w:bCs/>
+                <w:color w:val="FFFFFF"/>
+                <w:sz w:val="24"/>
+                <w:szCs w:val="24"/>
+                <w:lang w:val="en-US"/>
+              </w:rPr>
+            </w:pPr>
+            <w:r>
+              <w:rPr>
+                <w:rFonts w:ascii="Calibri" w:hAnsi="Calibri" w:cs="Calibri"/>
+                <w:b/>
+                <w:bCs/>
+                <w:color w:val="FFFFFF"/>
+                <w:sz w:val="24"/>
+                <w:szCs w:val="24"/>
+                <w:lang w:val="en-US"/>
+              </w:rPr>
+              <w:t>Course</w:t>
+            </w:r>
+            <w:r>
+              <w:rPr>
+                <w:rFonts w:ascii="Calibri" w:hAnsi="Calibri" w:cs="Calibri"/>
+                <w:b/>
+                <w:bCs/>
+                <w:color w:val="FFFFFF"/>
+                <w:sz w:val="24"/>
+                <w:szCs w:val="24"/>
+                <w:lang w:val="en-US"/>
+              </w:rPr>
+              <w:t> </w:t>
+            </w:r>
+          </w:p>
+        </w:tc>
+        <w:tc>
+          <w:tcPr>
+            <w:tcW w:w="4305" w:type="dxa"/>
+            <w:tcBorders>
+              <w:top w:val="single" w:sz="6" w:space="0" w:color="4472C4"/>
+              <w:left w:val="nil"/>
+              <w:bottom w:val="single" w:sz="6" w:space="0" w:color="4472C4"/>
+              <w:right w:val="single" w:sz="6" w:space="0" w:color="4472C4"/>
+            </w:tcBorders>
+            <w:shd w:val="clear" w:color="auto" w:fill="4472C4"/>
+            <w:hideMark/>
+          </w:tcPr>
+          <w:p>
+            <w:pPr>
+              <w:jc w:val="both"/>
+              <w:textAlignment w:val="baseline"/>
+              <w:rPr>
+                <w:rFonts w:ascii="Times New Roman" w:hAnsi="Times New Roman"/>
+                <w:b/>
+                <w:bCs/>
+                <w:color w:val="FFFFFF"/>
+                <w:sz w:val="24"/>
+                <w:szCs w:val="24"/>
+                <w:lang w:val="en-US"/>
+              </w:rPr>
+            </w:pPr>
+            <w:r>
+              <w:rPr>
+                <w:rFonts w:ascii="Calibri" w:hAnsi="Calibri" w:cs="Calibri"/>
+                <w:b/>
+                <w:bCs/>
+                <w:color w:val="FFFFFF"/>
+                <w:sz w:val="24"/>
+                <w:szCs w:val="24"/>
+                <w:lang w:val="en-US"/>
+              </w:rPr>
+              <w:t>Date</w:t>
+            </w:r>
+            <w:r>
+              <w:rPr>
+                <w:rFonts w:ascii="Calibri" w:hAnsi="Calibri" w:cs="Calibri"/>
+                <w:b/>
+                <w:bCs/>
+                <w:color w:val="FFFFFF"/>
+                <w:sz w:val="24"/>
+                <w:szCs w:val="24"/>
+                <w:lang w:val="en-US"/>
+              </w:rPr>
+              <w:t> </w:t>
+            </w:r>
+          </w:p>
+        </w:tc>
+      </w:tr>
+      <w:tr>
+        <w:trPr>
+          <w:trHeight w:val="300"/>
+        </w:trPr>
+        <w:tc>
+          <w:tcPr>
+            <w:tcW w:w="4305" w:type="dxa"/>
+            <w:tcBorders>
+              <w:top w:val="single" w:sz="6" w:space="0" w:color="8EAADB"/>
+              <w:left w:val="single" w:sz="6" w:space="0" w:color="8EAADB"/>
+              <w:bottom w:val="single" w:sz="6" w:space="0" w:color="8EAADB"/>
+              <w:right w:val="single" w:sz="6" w:space="0" w:color="8EAADB"/>
+            </w:tcBorders>
+            <w:shd w:val="clear" w:color="auto" w:fill="D9E2F3"/>
+            <w:hideMark/>
+          </w:tcPr>
+          <w:p>
+            <w:pPr>
+              <w:jc w:val="both"/>
+              <w:textAlignment w:val="baseline"/>
+              <w:rPr>
+                <w:rFonts w:ascii="Times New Roman" w:hAnsi="Times New Roman"/>
+                <w:b/>
+                <w:bCs/>
+                <w:sz w:val="24"/>
+                <w:szCs w:val="24"/>
+                <w:lang w:val="en-US"/>
+              </w:rPr>
+            </w:pPr>
+            <w:r>
+              <w:rPr>
+                <w:rFonts w:ascii="Calibri" w:hAnsi="Calibri" w:cs="Calibri"/>
+                <w:b/>
+                <w:bCs/>
+                <w:sz w:val="24"/>
+                <w:szCs w:val="24"/>
+                <w:lang w:val="en-US"/>
+              </w:rPr>
+              <w:t> </w:t>
+            </w:r>
+          </w:p>
+        </w:tc>
+        <w:tc>
+          <w:tcPr>
+            <w:tcW w:w="4305" w:type="dxa"/>
+            <w:tcBorders>
+              <w:top w:val="single" w:sz="6" w:space="0" w:color="8EAADB"/>
+              <w:left w:val="single" w:sz="6" w:space="0" w:color="8EAADB"/>
+              <w:bottom w:val="single" w:sz="6" w:space="0" w:color="8EAADB"/>
+              <w:right w:val="single" w:sz="6" w:space="0" w:color="8EAADB"/>
+            </w:tcBorders>
+            <w:shd w:val="clear" w:color="auto" w:fill="D9E2F3"/>
+            <w:hideMark/>
+          </w:tcPr>
+          <w:p>
+            <w:pPr>
+              <w:jc w:val="both"/>
+              <w:textAlignment w:val="baseline"/>
+              <w:rPr>
+                <w:rFonts w:ascii="Times New Roman" w:hAnsi="Times New Roman"/>
+                <w:sz w:val="24"/>
+                <w:szCs w:val="24"/>
+                <w:lang w:val="en-US"/>
+              </w:rPr>
+            </w:pPr>
+            <w:r>
+              <w:rPr>
+                <w:rFonts w:ascii="Calibri" w:hAnsi="Calibri" w:cs="Calibri"/>
+                <w:sz w:val="24"/>
+                <w:szCs w:val="24"/>
+                <w:lang w:val="en-US"/>
+              </w:rPr>
+              <w:t> </w:t>
+            </w:r>
+          </w:p>
+        </w:tc>
+        <w:tc>
+          <w:tcPr>
+            <w:tcW w:w="4305" w:type="dxa"/>
+            <w:tcBorders>
+              <w:top w:val="single" w:sz="6" w:space="0" w:color="8EAADB"/>
+              <w:left w:val="single" w:sz="6" w:space="0" w:color="8EAADB"/>
+              <w:bottom w:val="single" w:sz="6" w:space="0" w:color="8EAADB"/>
+              <w:right w:val="single" w:sz="6" w:space="0" w:color="8EAADB"/>
+            </w:tcBorders>
+            <w:shd w:val="clear" w:color="auto" w:fill="D9E2F3"/>
+            <w:hideMark/>
+          </w:tcPr>
+          <w:p>
+            <w:pPr>
+              <w:jc w:val="both"/>
+              <w:textAlignment w:val="baseline"/>
+              <w:rPr>
+                <w:rFonts w:ascii="Times New Roman" w:hAnsi="Times New Roman"/>
+                <w:sz w:val="24"/>
+                <w:szCs w:val="24"/>
+                <w:lang w:val="en-US"/>
+              </w:rPr>
+            </w:pPr>
+            <w:r>
+              <w:rPr>
+                <w:rFonts w:ascii="Calibri" w:hAnsi="Calibri" w:cs="Calibri"/>
+                <w:sz w:val="24"/>
+                <w:szCs w:val="24"/>
+                <w:lang w:val="en-US"/>
+              </w:rPr>
+              <w:t> </w:t>
+            </w:r>
+          </w:p>
+        </w:tc>
+      </w:tr>
+    </w:tbl>
+    <w:p>
+      <w:pPr>
+        <w:jc w:val="both"/>
+        <w:textAlignment w:val="baseline"/>
+        <w:rPr>
+          <w:rFonts w:ascii="Segoe UI" w:hAnsi="Segoe UI" w:cs="Segoe UI"/>
+          <w:lang w:val="en-US"/>
+        </w:rPr>
+      </w:pPr>
+      <w:r>
+        <w:rPr>
+          <w:rFonts w:ascii="Calibri" w:hAnsi="Calibri" w:cs="Calibri"/>
+          <w:sz w:val="24"/>
+          <w:szCs w:val="24"/>
+          <w:lang w:val="en-US"/>
+        </w:rPr>
+        <w:t> </w:t>
+      </w:r>
+    </w:p>
+    <w:p>
+      <w:pPr>
+        <w:jc w:val="both"/>
+        <w:textAlignment w:val="baseline"/>
+        <w:rPr>
+          <w:rFonts w:ascii="Segoe UI" w:hAnsi="Segoe UI" w:cs="Segoe UI"/>
+          <w:lang w:val="en-US"/>
+        </w:rPr>
+      </w:pPr>
+      <w:r>
+        <w:rPr>
+          <w:rFonts w:ascii="Calibri" w:hAnsi="Calibri" w:cs="Calibri"/>
+          <w:sz w:val="24"/>
+          <w:szCs w:val="24"/>
+          <w:lang w:val="en-US"/>
+        </w:rPr>
+        <w:t xml:space="preserve">This </w:t>
+      </w:r>
+      <w:r>
+        <w:rPr>
+          <w:rFonts w:ascii="Calibri" w:hAnsi="Calibri" w:cs="Calibri"/>
+          <w:sz w:val="24"/>
+          <w:szCs w:val="24"/>
+          <w:lang w:val="en-US"/>
+        </w:rPr>
+        <w:t>section</w:t>
+      </w:r>
+      <w:r>
+        <w:rPr>
+          <w:rFonts w:ascii="Calibri" w:hAnsi="Calibri" w:cs="Calibri"/>
+          <w:sz w:val="24"/>
+          <w:szCs w:val="24"/>
+          <w:lang w:val="en-US"/>
+        </w:rPr>
+        <w:t xml:space="preserve"> is a supplement to the main assignment,</w:t>
+      </w:r>
+      <w:r>
+        <w:rPr>
+          <w:rFonts w:ascii="Calibri" w:hAnsi="Calibri" w:cs="Calibri"/>
+          <w:sz w:val="24"/>
+          <w:szCs w:val="24"/>
+          <w:lang w:val="en-US"/>
+        </w:rPr>
+        <w:t xml:space="preserve"> to be used if AI was used in any capacity in the creation of your assignment</w:t>
+      </w:r>
+      <w:r>
+        <w:rPr>
+          <w:rFonts w:ascii="Calibri" w:hAnsi="Calibri" w:cs="Calibri"/>
+          <w:sz w:val="24"/>
+          <w:szCs w:val="24"/>
+          <w:lang w:val="en-US"/>
+        </w:rPr>
+        <w:t>; if you have queries about how to do this, please contact your lecturer. </w:t>
+      </w:r>
+      <w:r>
+        <w:rPr>
+          <w:rFonts w:ascii="Calibri" w:hAnsi="Calibri" w:cs="Calibri"/>
+          <w:sz w:val="24"/>
+          <w:szCs w:val="24"/>
+          <w:lang w:val="en-US"/>
+        </w:rPr>
+        <w:t xml:space="preserve">For an example of how to fill these sections out, please click </w:t>
+      </w:r>
+      <w:hyperlink r:id="rId12" w:history="1">
+        <w:r>
+          <w:rPr>
+            <w:rStyle w:val="Hyperlink"/>
+            <w:rFonts w:ascii="Calibri" w:hAnsi="Calibri" w:cs="Calibri"/>
+            <w:sz w:val="24"/>
+            <w:szCs w:val="24"/>
+            <w:lang w:val="en-US"/>
+          </w:rPr>
+          <w:t>here</w:t>
+        </w:r>
+      </w:hyperlink>
+      <w:r>
+        <w:rPr>
+          <w:rFonts w:ascii="Calibri" w:hAnsi="Calibri" w:cs="Calibri"/>
+          <w:sz w:val="24"/>
+          <w:szCs w:val="24"/>
+          <w:lang w:val="en-US"/>
+        </w:rPr>
+        <w:t>.</w:t>
+      </w:r>
+    </w:p>
+    <w:p>
+      <w:pPr>
+        <w:rPr>
+          <w:rFonts w:ascii="Segoe UI" w:hAnsi="Segoe UI" w:cs="Segoe UI"/>
+          <w:lang w:val="en-US"/>
+        </w:rPr>
+      </w:pPr>
+      <w:r>
+        <w:rPr>
+          <w:lang w:val="en-US"/>
+        </w:rPr>
+        <w:t>AI Acknowledgment </w:t>
+      </w:r>
+    </w:p>
+    <w:p>
+      <w:pPr>
+        <w:jc w:val="both"/>
+        <w:textAlignment w:val="baseline"/>
+        <w:rPr>
+          <w:rFonts w:ascii="Segoe UI" w:hAnsi="Segoe UI" w:cs="Segoe UI"/>
+          <w:lang w:val="en-US"/>
+        </w:rPr>
+      </w:pPr>
+      <w:r>
+        <w:rPr>
+          <w:rFonts w:ascii="Calibri" w:hAnsi="Calibri" w:cs="Calibri"/>
+          <w:sz w:val="24"/>
+          <w:szCs w:val="24"/>
+          <w:lang w:val="en-US"/>
+        </w:rPr>
+        <w:t>This section acknowledges the AI tools that were utilized in the process of completing this assignment. </w:t>
+      </w:r>
+    </w:p>
+    <w:tbl>
+      <w:tblPr>
+        <w:tblW w:w="0" w:type="dxa"/>
+        <w:tblBorders>
+          <w:top w:val="outset" w:sz="6" w:space="0" w:color="auto"/>
+          <w:left w:val="outset" w:sz="6" w:space="0" w:color="auto"/>
+          <w:bottom w:val="outset" w:sz="6" w:space="0" w:color="auto"/>
+          <w:right w:val="outset" w:sz="6" w:space="0" w:color="auto"/>
+        </w:tblBorders>
+        <w:tblCellMar>
+          <w:left w:w="0" w:type="dxa"/>
+          <w:right w:w="0" w:type="dxa"/>
+        </w:tblCellMar>
+        <w:tblLook w:val="04A0" w:firstRow="1" w:lastRow="0" w:firstColumn="1" w:lastColumn="0" w:noHBand="0" w:noVBand="1"/>
+      </w:tblPr>
+      <w:tblGrid>
+        <w:gridCol w:w="1576"/>
+        <w:gridCol w:w="4548"/>
+        <w:gridCol w:w="2886"/>
+      </w:tblGrid>
+      <w:tr>
+        <w:trPr>
+          <w:trHeight w:val="300"/>
+        </w:trPr>
+        <w:tc>
+          <w:tcPr>
+            <w:tcW w:w="2115" w:type="dxa"/>
+            <w:tcBorders>
+              <w:top w:val="single" w:sz="6" w:space="0" w:color="4472C4"/>
+              <w:left w:val="single" w:sz="6" w:space="0" w:color="4472C4"/>
+              <w:bottom w:val="single" w:sz="6" w:space="0" w:color="4472C4"/>
+              <w:right w:val="nil"/>
+            </w:tcBorders>
+            <w:shd w:val="clear" w:color="auto" w:fill="4472C4"/>
+            <w:hideMark/>
+          </w:tcPr>
+          <w:p>
+            <w:pPr>
+              <w:jc w:val="both"/>
+              <w:textAlignment w:val="baseline"/>
+              <w:rPr>
+                <w:rFonts w:ascii="Times New Roman" w:hAnsi="Times New Roman"/>
+                <w:b/>
+                <w:bCs/>
+                <w:color w:val="FFFFFF"/>
+                <w:sz w:val="24"/>
+                <w:szCs w:val="24"/>
+                <w:lang w:val="en-US"/>
+              </w:rPr>
+            </w:pPr>
+            <w:r>
+              <w:rPr>
+                <w:rFonts w:ascii="Calibri" w:hAnsi="Calibri" w:cs="Calibri"/>
+                <w:b/>
+                <w:bCs/>
+                <w:color w:val="FFFFFF"/>
+                <w:sz w:val="24"/>
+                <w:szCs w:val="24"/>
+                <w:lang w:val="en-US"/>
+              </w:rPr>
+              <w:t>Tool Name</w:t>
+            </w:r>
+            <w:r>
+              <w:rPr>
+                <w:rFonts w:ascii="Calibri" w:hAnsi="Calibri" w:cs="Calibri"/>
+                <w:b/>
+                <w:bCs/>
+                <w:color w:val="FFFFFF"/>
+                <w:sz w:val="24"/>
+                <w:szCs w:val="24"/>
+                <w:lang w:val="en-US"/>
+              </w:rPr>
+              <w:t> </w:t>
+            </w:r>
+          </w:p>
+        </w:tc>
+        <w:tc>
+          <w:tcPr>
+            <w:tcW w:w="6510" w:type="dxa"/>
+            <w:tcBorders>
+              <w:top w:val="single" w:sz="6" w:space="0" w:color="4472C4"/>
+              <w:left w:val="nil"/>
+              <w:bottom w:val="single" w:sz="6" w:space="0" w:color="4472C4"/>
+              <w:right w:val="nil"/>
+            </w:tcBorders>
+            <w:shd w:val="clear" w:color="auto" w:fill="4472C4"/>
+            <w:hideMark/>
+          </w:tcPr>
+          <w:p>
+            <w:pPr>
+              <w:jc w:val="both"/>
+              <w:textAlignment w:val="baseline"/>
+              <w:rPr>
+                <w:rFonts w:ascii="Times New Roman" w:hAnsi="Times New Roman"/>
+                <w:b/>
+                <w:bCs/>
+                <w:color w:val="FFFFFF"/>
+                <w:sz w:val="24"/>
+                <w:szCs w:val="24"/>
+                <w:lang w:val="en-US"/>
+              </w:rPr>
+            </w:pPr>
+            <w:r>
+              <w:rPr>
+                <w:rFonts w:ascii="Calibri" w:hAnsi="Calibri" w:cs="Calibri"/>
+                <w:b/>
+                <w:bCs/>
+                <w:color w:val="FFFFFF"/>
+                <w:sz w:val="24"/>
+                <w:szCs w:val="24"/>
+                <w:lang w:val="en-US"/>
+              </w:rPr>
+              <w:t>Brief Description</w:t>
+            </w:r>
+            <w:r>
+              <w:rPr>
+                <w:rFonts w:ascii="Calibri" w:hAnsi="Calibri" w:cs="Calibri"/>
+                <w:b/>
+                <w:bCs/>
+                <w:color w:val="FFFFFF"/>
+                <w:sz w:val="24"/>
+                <w:szCs w:val="24"/>
+                <w:lang w:val="en-US"/>
+              </w:rPr>
+              <w:t> </w:t>
+            </w:r>
+          </w:p>
+        </w:tc>
+        <w:tc>
+          <w:tcPr>
+            <w:tcW w:w="4305" w:type="dxa"/>
+            <w:tcBorders>
+              <w:top w:val="single" w:sz="6" w:space="0" w:color="4472C4"/>
+              <w:left w:val="nil"/>
+              <w:bottom w:val="single" w:sz="6" w:space="0" w:color="4472C4"/>
+              <w:right w:val="single" w:sz="6" w:space="0" w:color="4472C4"/>
+            </w:tcBorders>
+            <w:shd w:val="clear" w:color="auto" w:fill="4472C4"/>
+            <w:hideMark/>
+          </w:tcPr>
+          <w:p>
+            <w:pPr>
+              <w:jc w:val="both"/>
+              <w:textAlignment w:val="baseline"/>
+              <w:rPr>
+                <w:rFonts w:ascii="Times New Roman" w:hAnsi="Times New Roman"/>
+                <w:b/>
+                <w:bCs/>
+                <w:color w:val="FFFFFF"/>
+                <w:sz w:val="24"/>
+                <w:szCs w:val="24"/>
+                <w:lang w:val="en-US"/>
+              </w:rPr>
+            </w:pPr>
+            <w:r>
+              <w:rPr>
+                <w:rFonts w:ascii="Calibri" w:hAnsi="Calibri" w:cs="Calibri"/>
+                <w:b/>
+                <w:bCs/>
+                <w:color w:val="FFFFFF"/>
+                <w:sz w:val="24"/>
+                <w:szCs w:val="24"/>
+                <w:lang w:val="en-US"/>
+              </w:rPr>
+              <w:t>Link to tool</w:t>
+            </w:r>
+            <w:r>
+              <w:rPr>
+                <w:rFonts w:ascii="Calibri" w:hAnsi="Calibri" w:cs="Calibri"/>
+                <w:b/>
+                <w:bCs/>
+                <w:color w:val="FFFFFF"/>
+                <w:sz w:val="24"/>
+                <w:szCs w:val="24"/>
+                <w:lang w:val="en-US"/>
+              </w:rPr>
+              <w:t> </w:t>
+            </w:r>
+          </w:p>
+        </w:tc>
+      </w:tr>
+      <w:tr>
+        <w:trPr>
+          <w:trHeight w:val="300"/>
+        </w:trPr>
+        <w:tc>
+          <w:tcPr>
+            <w:tcW w:w="2115" w:type="dxa"/>
+            <w:tcBorders>
+              <w:top w:val="single" w:sz="6" w:space="0" w:color="8EAADB"/>
+              <w:left w:val="single" w:sz="6" w:space="0" w:color="8EAADB"/>
+              <w:bottom w:val="single" w:sz="6" w:space="0" w:color="8EAADB"/>
+              <w:right w:val="single" w:sz="6" w:space="0" w:color="8EAADB"/>
+            </w:tcBorders>
+            <w:shd w:val="clear" w:color="auto" w:fill="D9E2F3"/>
+            <w:hideMark/>
+          </w:tcPr>
+          <w:p>
+            <w:pPr>
+              <w:jc w:val="both"/>
+              <w:textAlignment w:val="baseline"/>
+              <w:rPr>
+                <w:rFonts w:ascii="Times New Roman" w:hAnsi="Times New Roman"/>
+                <w:b/>
+                <w:bCs/>
+                <w:sz w:val="24"/>
+                <w:szCs w:val="24"/>
+                <w:lang w:val="en-US"/>
+              </w:rPr>
+            </w:pPr>
+            <w:r>
+              <w:rPr>
+                <w:rFonts w:ascii="Calibri" w:hAnsi="Calibri" w:cs="Calibri"/>
+                <w:b/>
+                <w:bCs/>
+                <w:sz w:val="24"/>
+                <w:szCs w:val="24"/>
+                <w:lang w:val="en-US"/>
+              </w:rPr>
+              <w:t> </w:t>
+            </w:r>
+          </w:p>
+        </w:tc>
+        <w:tc>
+          <w:tcPr>
+            <w:tcW w:w="6510" w:type="dxa"/>
+            <w:tcBorders>
+              <w:top w:val="single" w:sz="6" w:space="0" w:color="8EAADB"/>
+              <w:left w:val="single" w:sz="6" w:space="0" w:color="8EAADB"/>
+              <w:bottom w:val="single" w:sz="6" w:space="0" w:color="8EAADB"/>
+              <w:right w:val="single" w:sz="6" w:space="0" w:color="8EAADB"/>
+            </w:tcBorders>
+            <w:shd w:val="clear" w:color="auto" w:fill="D9E2F3"/>
+            <w:hideMark/>
+          </w:tcPr>
+          <w:p>
+            <w:pPr>
+              <w:jc w:val="both"/>
+              <w:textAlignment w:val="baseline"/>
+              <w:rPr>
+                <w:rFonts w:ascii="Times New Roman" w:hAnsi="Times New Roman"/>
+                <w:sz w:val="24"/>
+                <w:szCs w:val="24"/>
+                <w:lang w:val="en-US"/>
+              </w:rPr>
+            </w:pPr>
+            <w:r>
+              <w:rPr>
+                <w:rFonts w:ascii="Calibri" w:hAnsi="Calibri" w:cs="Calibri"/>
+                <w:sz w:val="24"/>
+                <w:szCs w:val="24"/>
+                <w:lang w:val="en-US"/>
+              </w:rPr>
+              <w:t> </w:t>
+            </w:r>
+          </w:p>
+        </w:tc>
+        <w:tc>
+          <w:tcPr>
+            <w:tcW w:w="4305" w:type="dxa"/>
+            <w:tcBorders>
+              <w:top w:val="single" w:sz="6" w:space="0" w:color="8EAADB"/>
+              <w:left w:val="single" w:sz="6" w:space="0" w:color="8EAADB"/>
+              <w:bottom w:val="single" w:sz="6" w:space="0" w:color="8EAADB"/>
+              <w:right w:val="single" w:sz="6" w:space="0" w:color="8EAADB"/>
+            </w:tcBorders>
+            <w:shd w:val="clear" w:color="auto" w:fill="D9E2F3"/>
+            <w:hideMark/>
+          </w:tcPr>
+          <w:p>
+            <w:pPr>
+              <w:jc w:val="both"/>
+              <w:textAlignment w:val="baseline"/>
+              <w:rPr>
+                <w:rFonts w:ascii="Times New Roman" w:hAnsi="Times New Roman"/>
+                <w:sz w:val="24"/>
+                <w:szCs w:val="24"/>
+                <w:lang w:val="en-US"/>
+              </w:rPr>
+            </w:pPr>
+            <w:r>
+              <w:rPr>
+                <w:rFonts w:ascii="Calibri" w:hAnsi="Calibri" w:cs="Calibri"/>
+                <w:sz w:val="24"/>
+                <w:szCs w:val="24"/>
+                <w:lang w:val="en-US"/>
+              </w:rPr>
+              <w:t> </w:t>
+            </w:r>
+          </w:p>
+        </w:tc>
+      </w:tr>
+      <w:tr>
+        <w:trPr>
+          <w:trHeight w:val="300"/>
+        </w:trPr>
+        <w:tc>
+          <w:tcPr>
+            <w:tcW w:w="2115" w:type="dxa"/>
+            <w:tcBorders>
+              <w:top w:val="single" w:sz="6" w:space="0" w:color="8EAADB"/>
+              <w:left w:val="single" w:sz="6" w:space="0" w:color="8EAADB"/>
+              <w:bottom w:val="single" w:sz="6" w:space="0" w:color="8EAADB"/>
+              <w:right w:val="single" w:sz="6" w:space="0" w:color="8EAADB"/>
+            </w:tcBorders>
+            <w:hideMark/>
+          </w:tcPr>
+          <w:p>
+            <w:pPr>
+              <w:jc w:val="both"/>
+              <w:textAlignment w:val="baseline"/>
+              <w:rPr>
+                <w:rFonts w:ascii="Times New Roman" w:hAnsi="Times New Roman"/>
+                <w:b/>
+                <w:bCs/>
+                <w:sz w:val="24"/>
+                <w:szCs w:val="24"/>
+                <w:lang w:val="en-US"/>
+              </w:rPr>
+            </w:pPr>
+            <w:r>
+              <w:rPr>
+                <w:rFonts w:ascii="Calibri" w:hAnsi="Calibri" w:cs="Calibri"/>
+                <w:b/>
+                <w:bCs/>
+                <w:sz w:val="24"/>
+                <w:szCs w:val="24"/>
+                <w:lang w:val="en-US"/>
+              </w:rPr>
+              <w:t> </w:t>
+            </w:r>
+          </w:p>
+        </w:tc>
+        <w:tc>
+          <w:tcPr>
+            <w:tcW w:w="6510" w:type="dxa"/>
+            <w:tcBorders>
+              <w:top w:val="single" w:sz="6" w:space="0" w:color="8EAADB"/>
+              <w:left w:val="single" w:sz="6" w:space="0" w:color="8EAADB"/>
+              <w:bottom w:val="single" w:sz="6" w:space="0" w:color="8EAADB"/>
+              <w:right w:val="single" w:sz="6" w:space="0" w:color="8EAADB"/>
+            </w:tcBorders>
+            <w:hideMark/>
+          </w:tcPr>
+          <w:p>
+            <w:pPr>
+              <w:jc w:val="both"/>
+              <w:textAlignment w:val="baseline"/>
+              <w:rPr>
+                <w:rFonts w:ascii="Times New Roman" w:hAnsi="Times New Roman"/>
+                <w:sz w:val="24"/>
+                <w:szCs w:val="24"/>
+                <w:lang w:val="en-US"/>
+              </w:rPr>
+            </w:pPr>
+            <w:r>
+              <w:rPr>
+                <w:rFonts w:ascii="Calibri" w:hAnsi="Calibri" w:cs="Calibri"/>
+                <w:sz w:val="24"/>
+                <w:szCs w:val="24"/>
+                <w:lang w:val="en-US"/>
+              </w:rPr>
+              <w:t> </w:t>
+            </w:r>
+          </w:p>
+        </w:tc>
+        <w:tc>
+          <w:tcPr>
+            <w:tcW w:w="4305" w:type="dxa"/>
+            <w:tcBorders>
+              <w:top w:val="single" w:sz="6" w:space="0" w:color="8EAADB"/>
+              <w:left w:val="single" w:sz="6" w:space="0" w:color="8EAADB"/>
+              <w:bottom w:val="single" w:sz="6" w:space="0" w:color="8EAADB"/>
+              <w:right w:val="single" w:sz="6" w:space="0" w:color="8EAADB"/>
+            </w:tcBorders>
+            <w:hideMark/>
+          </w:tcPr>
+          <w:p>
+            <w:pPr>
+              <w:jc w:val="both"/>
+              <w:textAlignment w:val="baseline"/>
+              <w:rPr>
+                <w:rFonts w:ascii="Times New Roman" w:hAnsi="Times New Roman"/>
+                <w:sz w:val="24"/>
+                <w:szCs w:val="24"/>
+                <w:lang w:val="en-US"/>
+              </w:rPr>
+            </w:pPr>
+            <w:r>
+              <w:rPr>
+                <w:rFonts w:ascii="Calibri" w:hAnsi="Calibri" w:cs="Calibri"/>
+                <w:sz w:val="24"/>
+                <w:szCs w:val="24"/>
+                <w:lang w:val="en-US"/>
+              </w:rPr>
+              <w:t> </w:t>
+            </w:r>
+          </w:p>
+        </w:tc>
+      </w:tr>
+    </w:tbl>
+    <w:p>
+      <w:pPr>
+        <w:jc w:val="both"/>
+        <w:textAlignment w:val="baseline"/>
+        <w:rPr>
+          <w:rFonts w:ascii="Segoe UI" w:hAnsi="Segoe UI" w:cs="Segoe UI"/>
+          <w:lang w:val="en-US"/>
+        </w:rPr>
+      </w:pPr>
+      <w:r>
+        <w:rPr>
+          <w:rFonts w:ascii="Calibri" w:hAnsi="Calibri" w:cs="Calibri"/>
+          <w:sz w:val="24"/>
+          <w:szCs w:val="24"/>
+          <w:lang w:val="en-US"/>
+        </w:rPr>
+        <w:t> </w:t>
+      </w:r>
+    </w:p>
+    <w:p>
+      <w:pPr>
+        <w:rPr>
+          <w:rFonts w:ascii="Segoe UI" w:hAnsi="Segoe UI" w:cs="Segoe UI"/>
+          <w:lang w:val="en-US"/>
+        </w:rPr>
+      </w:pPr>
+      <w:r>
+        <w:rPr>
+          <w:lang w:val="en-US"/>
+        </w:rPr>
+        <w:t>Description of AI Usage </w:t>
+      </w:r>
+    </w:p>
+    <w:p>
+      <w:pPr>
+        <w:jc w:val="both"/>
+        <w:textAlignment w:val="baseline"/>
+        <w:rPr>
+          <w:rFonts w:ascii="Segoe UI" w:hAnsi="Segoe UI" w:cs="Segoe UI"/>
+          <w:lang w:val="en-US"/>
+        </w:rPr>
+      </w:pPr>
+      <w:r>
+        <w:rPr>
+          <w:rFonts w:ascii="Calibri" w:hAnsi="Calibri" w:cs="Calibri"/>
+          <w:sz w:val="24"/>
+          <w:szCs w:val="24"/>
+          <w:lang w:val="en-US"/>
+        </w:rPr>
+        <w:t xml:space="preserve">This section provides a </w:t>
+      </w:r>
+      <w:r>
+        <w:rPr>
+          <w:rFonts w:ascii="Calibri" w:hAnsi="Calibri" w:cs="Calibri"/>
+          <w:sz w:val="24"/>
+          <w:szCs w:val="24"/>
+          <w:lang w:val="en-US"/>
+        </w:rPr>
+        <w:t xml:space="preserve">more </w:t>
+      </w:r>
+      <w:r>
+        <w:rPr>
+          <w:rFonts w:ascii="Calibri" w:hAnsi="Calibri" w:cs="Calibri"/>
+          <w:sz w:val="24"/>
+          <w:szCs w:val="24"/>
+          <w:lang w:val="en-US"/>
+        </w:rPr>
+        <w:t xml:space="preserve">detailed description of how the AI tools were used in the assignment. It includes information about the prompts given to the AI tool, the responses received, and how these responses were utilized or modified in the assignment. </w:t>
+      </w:r>
+      <w:r>
+        <w:rPr>
+          <w:rFonts w:ascii="Calibri" w:hAnsi="Calibri" w:cs="Calibri"/>
+          <w:b/>
+          <w:bCs/>
+          <w:sz w:val="24"/>
+          <w:szCs w:val="24"/>
+          <w:lang w:val="en-US"/>
+        </w:rPr>
+        <w:t>One table should be used for each tool used</w:t>
+      </w:r>
+      <w:r>
+        <w:rPr>
+          <w:rFonts w:ascii="Calibri" w:hAnsi="Calibri" w:cs="Calibri"/>
+          <w:sz w:val="24"/>
+          <w:szCs w:val="24"/>
+          <w:lang w:val="en-US"/>
+        </w:rPr>
+        <w:t>. </w:t>
+      </w:r>
+    </w:p>
+    <w:tbl>
+      <w:tblPr>
+        <w:tblW w:w="0" w:type="dxa"/>
+        <w:tblBorders>
+          <w:top w:val="outset" w:sz="6" w:space="0" w:color="auto"/>
+          <w:left w:val="outset" w:sz="6" w:space="0" w:color="auto"/>
+          <w:bottom w:val="outset" w:sz="6" w:space="0" w:color="auto"/>
+          <w:right w:val="outset" w:sz="6" w:space="0" w:color="auto"/>
+        </w:tblBorders>
+        <w:tblCellMar>
+          <w:left w:w="0" w:type="dxa"/>
+          <w:right w:w="0" w:type="dxa"/>
+        </w:tblCellMar>
+        <w:tblLook w:val="04A0" w:firstRow="1" w:lastRow="0" w:firstColumn="1" w:lastColumn="0" w:noHBand="0" w:noVBand="1"/>
+      </w:tblPr>
+      <w:tblGrid>
+        <w:gridCol w:w="4473"/>
+        <w:gridCol w:w="4537"/>
+      </w:tblGrid>
+      <w:tr>
+        <w:trPr>
+          <w:trHeight w:val="300"/>
+        </w:trPr>
+        <w:tc>
+          <w:tcPr>
+            <w:tcW w:w="12945" w:type="dxa"/>
+            <w:gridSpan w:val="2"/>
+            <w:tcBorders>
+              <w:top w:val="single" w:sz="6" w:space="0" w:color="4472C4"/>
+              <w:left w:val="single" w:sz="6" w:space="0" w:color="4472C4"/>
+              <w:bottom w:val="single" w:sz="6" w:space="0" w:color="4472C4"/>
+              <w:right w:val="single" w:sz="6" w:space="0" w:color="8EAADB"/>
+            </w:tcBorders>
+            <w:shd w:val="clear" w:color="auto" w:fill="4472C4"/>
+            <w:hideMark/>
+          </w:tcPr>
+          <w:p>
+            <w:pPr>
+              <w:jc w:val="both"/>
+              <w:textAlignment w:val="baseline"/>
+              <w:rPr>
+                <w:rFonts w:ascii="Times New Roman" w:hAnsi="Times New Roman"/>
+                <w:b/>
+                <w:bCs/>
+                <w:color w:val="FFFFFF"/>
+                <w:sz w:val="24"/>
+                <w:szCs w:val="24"/>
+                <w:lang w:val="en-US"/>
+              </w:rPr>
+            </w:pPr>
+            <w:r>
+              <w:rPr>
+                <w:rFonts w:ascii="Calibri" w:hAnsi="Calibri" w:cs="Calibri"/>
+                <w:b/>
+                <w:bCs/>
+                <w:color w:val="FFFFFF"/>
+                <w:sz w:val="24"/>
+                <w:szCs w:val="24"/>
+                <w:lang w:val="en-US"/>
+              </w:rPr>
+              <w:t>[</w:t>
+            </w:r>
+            <w:r>
+              <w:rPr>
+                <w:rFonts w:ascii="Calibri" w:hAnsi="Calibri" w:cs="Calibri"/>
+                <w:b/>
+                <w:bCs/>
+                <w:color w:val="FFFFFF"/>
+                <w:sz w:val="24"/>
+                <w:szCs w:val="24"/>
+                <w:lang w:val="en-US"/>
+              </w:rPr>
+              <w:t xml:space="preserve">Insert </w:t>
+            </w:r>
+            <w:r>
+              <w:rPr>
+                <w:rFonts w:ascii="Calibri" w:hAnsi="Calibri" w:cs="Calibri"/>
+                <w:b/>
+                <w:bCs/>
+                <w:color w:val="FFFFFF"/>
+                <w:sz w:val="24"/>
+                <w:szCs w:val="24"/>
+                <w:lang w:val="en-US"/>
+              </w:rPr>
+              <w:t>Tool Name]</w:t>
+            </w:r>
+            <w:r>
+              <w:rPr>
+                <w:rFonts w:ascii="Calibri" w:hAnsi="Calibri" w:cs="Calibri"/>
+                <w:b/>
+                <w:bCs/>
+                <w:color w:val="FFFFFF"/>
+                <w:sz w:val="24"/>
+                <w:szCs w:val="24"/>
+                <w:lang w:val="en-US"/>
+              </w:rPr>
+              <w:t> </w:t>
+            </w:r>
+          </w:p>
+        </w:tc>
+      </w:tr>
+      <w:tr>
+        <w:trPr>
+          <w:trHeight w:val="300"/>
+        </w:trPr>
+        <w:tc>
+          <w:tcPr>
+            <w:tcW w:w="12945" w:type="dxa"/>
+            <w:gridSpan w:val="2"/>
+            <w:tcBorders>
+              <w:top w:val="single" w:sz="6" w:space="0" w:color="8EAADB"/>
+              <w:left w:val="single" w:sz="6" w:space="0" w:color="8EAADB"/>
+              <w:bottom w:val="single" w:sz="6" w:space="0" w:color="8EAADB"/>
+              <w:right w:val="single" w:sz="6" w:space="0" w:color="8EAADB"/>
+            </w:tcBorders>
+            <w:shd w:val="clear" w:color="auto" w:fill="D9E2F3"/>
+            <w:hideMark/>
+          </w:tcPr>
+          <w:p>
+            <w:pPr>
+              <w:jc w:val="both"/>
+              <w:textAlignment w:val="baseline"/>
+              <w:rPr>
+                <w:rFonts w:ascii="Times New Roman" w:hAnsi="Times New Roman"/>
+                <w:b/>
+                <w:bCs/>
+                <w:sz w:val="24"/>
+                <w:szCs w:val="24"/>
+                <w:lang w:val="en-US"/>
+              </w:rPr>
+            </w:pPr>
+            <w:r>
+              <w:rPr>
+                <w:rFonts w:ascii="Calibri" w:hAnsi="Calibri" w:cs="Calibri"/>
+                <w:sz w:val="24"/>
+                <w:szCs w:val="24"/>
+                <w:lang w:val="en-US"/>
+              </w:rPr>
+              <w:t>[Insert Description of use]</w:t>
+            </w:r>
+            <w:r>
+              <w:rPr>
+                <w:rFonts w:ascii="Calibri" w:hAnsi="Calibri" w:cs="Calibri"/>
+                <w:b/>
+                <w:bCs/>
+                <w:sz w:val="24"/>
+                <w:szCs w:val="24"/>
+                <w:lang w:val="en-US"/>
+              </w:rPr>
+              <w:t> </w:t>
+            </w:r>
+          </w:p>
+        </w:tc>
+      </w:tr>
+      <w:tr>
+        <w:trPr>
+          <w:trHeight w:val="300"/>
+        </w:trPr>
+        <w:tc>
+          <w:tcPr>
+            <w:tcW w:w="6465" w:type="dxa"/>
+            <w:tcBorders>
+              <w:top w:val="single" w:sz="6" w:space="0" w:color="8EAADB"/>
+              <w:left w:val="single" w:sz="6" w:space="0" w:color="8EAADB"/>
+              <w:bottom w:val="single" w:sz="6" w:space="0" w:color="8EAADB"/>
+              <w:right w:val="single" w:sz="6" w:space="0" w:color="8EAADB"/>
+            </w:tcBorders>
+            <w:hideMark/>
+          </w:tcPr>
+          <w:p>
+            <w:pPr>
+              <w:jc w:val="both"/>
+              <w:textAlignment w:val="baseline"/>
+              <w:rPr>
+                <w:rFonts w:ascii="Times New Roman" w:hAnsi="Times New Roman"/>
+                <w:b/>
+                <w:bCs/>
+                <w:sz w:val="24"/>
+                <w:szCs w:val="24"/>
+                <w:lang w:val="en-US"/>
+              </w:rPr>
+            </w:pPr>
+            <w:r>
+              <w:rPr>
+                <w:rFonts w:ascii="Calibri" w:hAnsi="Calibri" w:cs="Calibri"/>
+                <w:sz w:val="24"/>
+                <w:szCs w:val="24"/>
+                <w:lang w:val="en-US"/>
+              </w:rPr>
+              <w:t>[Insert Sample prompt]</w:t>
+            </w:r>
+            <w:r>
+              <w:rPr>
+                <w:rFonts w:ascii="Calibri" w:hAnsi="Calibri" w:cs="Calibri"/>
+                <w:b/>
+                <w:bCs/>
+                <w:sz w:val="24"/>
+                <w:szCs w:val="24"/>
+                <w:lang w:val="en-US"/>
+              </w:rPr>
+              <w:t> </w:t>
+            </w:r>
+          </w:p>
+        </w:tc>
+        <w:tc>
+          <w:tcPr>
+            <w:tcW w:w="6465" w:type="dxa"/>
+            <w:tcBorders>
+              <w:top w:val="single" w:sz="6" w:space="0" w:color="8EAADB"/>
+              <w:left w:val="single" w:sz="6" w:space="0" w:color="8EAADB"/>
+              <w:bottom w:val="single" w:sz="6" w:space="0" w:color="8EAADB"/>
+              <w:right w:val="single" w:sz="6" w:space="0" w:color="8EAADB"/>
+            </w:tcBorders>
+            <w:hideMark/>
+          </w:tcPr>
+          <w:p>
+            <w:pPr>
+              <w:jc w:val="both"/>
+              <w:textAlignment w:val="baseline"/>
+              <w:rPr>
+                <w:rFonts w:ascii="Times New Roman" w:hAnsi="Times New Roman"/>
+                <w:sz w:val="24"/>
+                <w:szCs w:val="24"/>
+                <w:lang w:val="en-US"/>
+              </w:rPr>
+            </w:pPr>
+            <w:r>
+              <w:rPr>
+                <w:rFonts w:ascii="Calibri" w:hAnsi="Calibri" w:cs="Calibri"/>
+                <w:sz w:val="24"/>
+                <w:szCs w:val="24"/>
+                <w:lang w:val="en-US"/>
+              </w:rPr>
+              <w:t>[Insert Sample response]</w:t>
+            </w:r>
+            <w:r>
+              <w:rPr>
+                <w:rFonts w:ascii="Calibri" w:hAnsi="Calibri" w:cs="Calibri"/>
+                <w:sz w:val="24"/>
+                <w:szCs w:val="24"/>
+                <w:lang w:val="en-US"/>
+              </w:rPr>
+              <w:t> </w:t>
+            </w:r>
+          </w:p>
+        </w:tc>
+      </w:tr>
+    </w:tbl>
+    <w:p>
+      <w:pPr>
+        <w:jc w:val="both"/>
+        <w:textAlignment w:val="baseline"/>
+        <w:rPr>
+          <w:rFonts w:ascii="Segoe UI" w:hAnsi="Segoe UI" w:cs="Segoe UI"/>
+          <w:lang w:val="en-US"/>
+        </w:rPr>
+      </w:pPr>
+      <w:r>
+        <w:rPr>
+          <w:rFonts w:ascii="Calibri" w:hAnsi="Calibri" w:cs="Calibri"/>
+          <w:sz w:val="24"/>
+          <w:szCs w:val="24"/>
+          <w:lang w:val="en-US"/>
+        </w:rPr>
+        <w:lastRenderedPageBreak/>
+        <w:t> </w:t>
+      </w:r>
+    </w:p>
+    <w:p>
+      <w:pPr>
+        <w:rPr>
+          <w:rFonts w:ascii="Segoe UI" w:hAnsi="Segoe UI" w:cs="Segoe UI"/>
+          <w:lang w:val="en-US"/>
+        </w:rPr>
+      </w:pPr>
+      <w:r>
+        <w:rPr>
+          <w:lang w:val="en-US"/>
+        </w:rPr>
+        <w:t>Evidence of AI Usage </w:t>
+      </w:r>
+    </w:p>
+    <w:p>
+      <w:pPr>
+        <w:jc w:val="both"/>
+        <w:textAlignment w:val="baseline"/>
+        <w:rPr>
+          <w:rFonts w:ascii="Segoe UI" w:hAnsi="Segoe UI" w:cs="Segoe UI"/>
+          <w:lang w:val="en-US"/>
+        </w:rPr>
+      </w:pPr>
+      <w:r>
+        <w:rPr>
+          <w:rFonts w:ascii="Calibri" w:hAnsi="Calibri" w:cs="Calibri"/>
+          <w:sz w:val="24"/>
+          <w:szCs w:val="24"/>
+          <w:lang w:val="en-US"/>
+        </w:rPr>
+        <w:t>This section includes evidence of significant prompts and responses used or generated through the AI tool. It should provide a clear understanding of the extent to which the AI tool was used in the assignment. Evidence may be attached via screenshots or text. </w:t>
+      </w:r>
+    </w:p>
+    <w:p>
+      <w:pPr>
+        <w:rPr>
+          <w:rFonts w:ascii="Segoe UI" w:hAnsi="Segoe UI" w:cs="Segoe UI"/>
+          <w:lang w:val="en-US"/>
+        </w:rPr>
+      </w:pPr>
+      <w:r>
+        <w:rPr>
+          <w:lang w:val="en-US"/>
+        </w:rPr>
+        <w:t>Additional Evidence</w:t>
+      </w:r>
+      <w:r>
+        <w:rPr>
+          <w:lang w:val="en-US"/>
+        </w:rPr>
+        <w:t>: </w:t>
+      </w:r>
+    </w:p>
+    <w:p>
+      <w:pPr>
+        <w:jc w:val="both"/>
+        <w:textAlignment w:val="baseline"/>
+        <w:rPr>
+          <w:rFonts w:ascii="Segoe UI" w:hAnsi="Segoe UI" w:cs="Segoe UI"/>
+          <w:sz w:val="18"/>
+          <w:szCs w:val="18"/>
+          <w:lang w:val="en-US"/>
+        </w:rPr>
+      </w:pPr>
+      <w:r>
+        <w:rPr>
+          <w:rFonts w:ascii="Calibri" w:hAnsi="Calibri" w:cs="Calibri"/>
+          <w:sz w:val="24"/>
+          <w:szCs w:val="24"/>
+          <w:lang w:val="en-US"/>
+        </w:rPr>
+        <w:t>[Place evidence here] </w:t>
+      </w:r>
+    </w:p>
+    <w:p>
+      <w:pPr>
+        <w:jc w:val="center"/>
+        <w:rPr>
+          <w:b/>
+          <w:bCs/>
+          <w:sz w:val="24"/>
+          <w:szCs w:val="24"/>
+          <w:lang w:val="en-US"/>
+        </w:rPr>
+      </w:pPr>
+    </w:p>
+    <w:p/>
+    <w:p>
+      <w:r>
+        <w:br w:type="page"/>
+      </w:r>
+    </w:p>
+    <w:p>
+      <w:pPr>
+        <w:jc w:val="right"/>
+      </w:pPr>
+      <w:r>
+        <w:rPr>
+          <w:noProof/>
+        </w:rPr>
+        <w:lastRenderedPageBreak/>
         <w:drawing>
           <wp:inline distT="0" distB="0" distL="0" distR="0" wp14:anchorId="08D26F47" wp14:editId="798526C0">
             <wp:extent cx="1618015" cy="1155700"/>
@@ -26,7 +2548,7 @@
                     <pic:cNvPicPr/>
                   </pic:nvPicPr>
                   <pic:blipFill>
-                    <a:blip r:embed="rId11" cstate="print">
+                    <a:blip r:embed="rId13" cstate="print">
                       <a:extLst>
                         <a:ext uri="{28A0092B-C50C-407E-A947-70E740481C1C}">
                           <a14:useLocalDpi xmlns:a14="http://schemas.microsoft.com/office/drawing/2010/main" val="0"/>
@@ -177,14 +2699,7 @@
           <w:sz w:val="36"/>
           <w:szCs w:val="36"/>
         </w:rPr>
-        <w:t>X23151374</w:t>
-      </w:r>
-      <w:r>
-        <w:rPr>
-          <w:sz w:val="36"/>
-          <w:szCs w:val="36"/>
-        </w:rPr>
-        <w:t>@student.ncirl.ie</w:t>
+        <w:t>X23151374@student.ncirl.ie</w:t>
       </w:r>
     </w:p>
     <w:p>
@@ -300,7 +2815,6 @@
           <w:pPr>
             <w:pStyle w:val="TOC1"/>
             <w:tabs>
-              <w:tab w:val="left" w:pos="480"/>
               <w:tab w:val="right" w:leader="dot" w:pos="9016"/>
             </w:tabs>
             <w:rPr>
@@ -321,41 +2835,23 @@
           <w:r>
             <w:fldChar w:fldCharType="separate"/>
           </w:r>
-          <w:hyperlink w:anchor="_Toc232419747" w:history="1">
+          <w:hyperlink w:anchor="_Toc232424671" w:history="1">
             <w:r>
               <w:rPr>
                 <w:rStyle w:val="Hyperlink"/>
                 <w:noProof/>
               </w:rPr>
-              <w:t>2</w:t>
-            </w:r>
-            <w:r>
-              <w:rPr>
-                <w:noProof/>
-                <w:kern w:val="2"/>
-                <w:sz w:val="24"/>
-                <w:szCs w:val="24"/>
-                <w:lang w:eastAsia="en-IE"/>
-                <w14:ligatures w14:val="standardContextual"/>
+              <w:t>Executive Summary</w:t>
+            </w:r>
+            <w:r>
+              <w:rPr>
+                <w:noProof/>
+                <w:webHidden/>
               </w:rPr>
               <w:tab/>
             </w:r>
             <w:r>
               <w:rPr>
-                <w:rStyle w:val="Hyperlink"/>
-                <w:noProof/>
-              </w:rPr>
-              <w:t>Executive Summary</w:t>
-            </w:r>
-            <w:r>
-              <w:rPr>
-                <w:noProof/>
-                <w:webHidden/>
-              </w:rPr>
-              <w:tab/>
-            </w:r>
-            <w:r>
-              <w:rPr>
                 <w:noProof/>
                 <w:webHidden/>
               </w:rPr>
@@ -366,7 +2862,7 @@
                 <w:noProof/>
                 <w:webHidden/>
               </w:rPr>
-              <w:instrText xml:space="preserve"> PAGEREF _Toc232419747 \h </w:instrText>
+              <w:instrText xml:space="preserve"> PAGEREF _Toc232424671 \h </w:instrText>
             </w:r>
             <w:r>
               <w:rPr>
@@ -386,7 +2882,7 @@
                 <w:noProof/>
                 <w:webHidden/>
               </w:rPr>
-              <w:t>2</w:t>
+              <w:t>5</w:t>
             </w:r>
             <w:r>
               <w:rPr>
@@ -401,7 +2897,7 @@
           <w:pPr>
             <w:pStyle w:val="TOC1"/>
             <w:tabs>
-              <w:tab w:val="left" w:pos="720"/>
+              <w:tab w:val="left" w:pos="480"/>
               <w:tab w:val="right" w:leader="dot" w:pos="9016"/>
             </w:tabs>
             <w:rPr>
@@ -413,13 +2909,13 @@
               <w14:ligatures w14:val="standardContextual"/>
             </w:rPr>
           </w:pPr>
-          <w:hyperlink w:anchor="_Toc232419748" w:history="1">
+          <w:hyperlink w:anchor="_Toc232424672" w:history="1">
             <w:r>
               <w:rPr>
                 <w:rStyle w:val="Hyperlink"/>
                 <w:noProof/>
               </w:rPr>
-              <w:t>1.0</w:t>
+              <w:t>1</w:t>
             </w:r>
             <w:r>
               <w:rPr>
@@ -458,7 +2954,7 @@
                 <w:noProof/>
                 <w:webHidden/>
               </w:rPr>
-              <w:instrText xml:space="preserve"> PAGEREF _Toc232419748 \h </w:instrText>
+              <w:instrText xml:space="preserve"> PAGEREF _Toc232424672 \h </w:instrText>
             </w:r>
             <w:r>
               <w:rPr>
@@ -478,7 +2974,7 @@
                 <w:noProof/>
                 <w:webHidden/>
               </w:rPr>
-              <w:t>2</w:t>
+              <w:t>6</w:t>
             </w:r>
             <w:r>
               <w:rPr>
@@ -505,13 +3001,13 @@
               <w14:ligatures w14:val="standardContextual"/>
             </w:rPr>
           </w:pPr>
-          <w:hyperlink w:anchor="_Toc232419749" w:history="1">
+          <w:hyperlink w:anchor="_Toc232424673" w:history="1">
             <w:r>
               <w:rPr>
                 <w:rStyle w:val="Hyperlink"/>
                 <w:noProof/>
               </w:rPr>
-              <w:t>1.1.</w:t>
+              <w:t>1.1</w:t>
             </w:r>
             <w:r>
               <w:rPr>
@@ -550,7 +3046,7 @@
                 <w:noProof/>
                 <w:webHidden/>
               </w:rPr>
-              <w:instrText xml:space="preserve"> PAGEREF _Toc232419749 \h </w:instrText>
+              <w:instrText xml:space="preserve"> PAGEREF _Toc232424673 \h </w:instrText>
             </w:r>
             <w:r>
               <w:rPr>
@@ -570,7 +3066,7 @@
                 <w:noProof/>
                 <w:webHidden/>
               </w:rPr>
-              <w:t>2</w:t>
+              <w:t>6</w:t>
             </w:r>
             <w:r>
               <w:rPr>
@@ -597,13 +3093,13 @@
               <w14:ligatures w14:val="standardContextual"/>
             </w:rPr>
           </w:pPr>
-          <w:hyperlink w:anchor="_Toc232419750" w:history="1">
+          <w:hyperlink w:anchor="_Toc232424674" w:history="1">
             <w:r>
               <w:rPr>
                 <w:rStyle w:val="Hyperlink"/>
                 <w:noProof/>
               </w:rPr>
-              <w:t>1.2.</w:t>
+              <w:t>1.2</w:t>
             </w:r>
             <w:r>
               <w:rPr>
@@ -642,7 +3138,7 @@
                 <w:noProof/>
                 <w:webHidden/>
               </w:rPr>
-              <w:instrText xml:space="preserve"> PAGEREF _Toc232419750 \h </w:instrText>
+              <w:instrText xml:space="preserve"> PAGEREF _Toc232424674 \h </w:instrText>
             </w:r>
             <w:r>
               <w:rPr>
@@ -662,7 +3158,7 @@
                 <w:noProof/>
                 <w:webHidden/>
               </w:rPr>
-              <w:t>2</w:t>
+              <w:t>6</w:t>
             </w:r>
             <w:r>
               <w:rPr>
@@ -689,13 +3185,13 @@
               <w14:ligatures w14:val="standardContextual"/>
             </w:rPr>
           </w:pPr>
-          <w:hyperlink w:anchor="_Toc232419751" w:history="1">
+          <w:hyperlink w:anchor="_Toc232424675" w:history="1">
             <w:r>
               <w:rPr>
                 <w:rStyle w:val="Hyperlink"/>
                 <w:noProof/>
               </w:rPr>
-              <w:t>1.3.</w:t>
+              <w:t>1.3</w:t>
             </w:r>
             <w:r>
               <w:rPr>
@@ -734,7 +3230,7 @@
                 <w:noProof/>
                 <w:webHidden/>
               </w:rPr>
-              <w:instrText xml:space="preserve"> PAGEREF _Toc232419751 \h </w:instrText>
+              <w:instrText xml:space="preserve"> PAGEREF _Toc232424675 \h </w:instrText>
             </w:r>
             <w:r>
               <w:rPr>
@@ -754,7 +3250,7 @@
                 <w:noProof/>
                 <w:webHidden/>
               </w:rPr>
-              <w:t>2</w:t>
+              <w:t>6</w:t>
             </w:r>
             <w:r>
               <w:rPr>
@@ -781,13 +3277,13 @@
               <w14:ligatures w14:val="standardContextual"/>
             </w:rPr>
           </w:pPr>
-          <w:hyperlink w:anchor="_Toc232419752" w:history="1">
+          <w:hyperlink w:anchor="_Toc232424676" w:history="1">
             <w:r>
               <w:rPr>
                 <w:rStyle w:val="Hyperlink"/>
                 <w:noProof/>
               </w:rPr>
-              <w:t>1.4.</w:t>
+              <w:t>1.4</w:t>
             </w:r>
             <w:r>
               <w:rPr>
@@ -826,7 +3322,7 @@
                 <w:noProof/>
                 <w:webHidden/>
               </w:rPr>
-              <w:instrText xml:space="preserve"> PAGEREF _Toc232419752 \h </w:instrText>
+              <w:instrText xml:space="preserve"> PAGEREF _Toc232424676 \h </w:instrText>
             </w:r>
             <w:r>
               <w:rPr>
@@ -846,7 +3342,7 @@
                 <w:noProof/>
                 <w:webHidden/>
               </w:rPr>
-              <w:t>2</w:t>
+              <w:t>6</w:t>
             </w:r>
             <w:r>
               <w:rPr>
@@ -861,7 +3357,7 @@
           <w:pPr>
             <w:pStyle w:val="TOC1"/>
             <w:tabs>
-              <w:tab w:val="left" w:pos="720"/>
+              <w:tab w:val="left" w:pos="480"/>
               <w:tab w:val="right" w:leader="dot" w:pos="9016"/>
             </w:tabs>
             <w:rPr>
@@ -873,13 +3369,13 @@
               <w14:ligatures w14:val="standardContextual"/>
             </w:rPr>
           </w:pPr>
-          <w:hyperlink w:anchor="_Toc232419753" w:history="1">
+          <w:hyperlink w:anchor="_Toc232424677" w:history="1">
             <w:r>
               <w:rPr>
                 <w:rStyle w:val="Hyperlink"/>
                 <w:noProof/>
               </w:rPr>
-              <w:t>2.0</w:t>
+              <w:t>2</w:t>
             </w:r>
             <w:r>
               <w:rPr>
@@ -918,7 +3414,7 @@
                 <w:noProof/>
                 <w:webHidden/>
               </w:rPr>
-              <w:instrText xml:space="preserve"> PAGEREF _Toc232419753 \h </w:instrText>
+              <w:instrText xml:space="preserve"> PAGEREF _Toc232424677 \h </w:instrText>
             </w:r>
             <w:r>
               <w:rPr>
@@ -938,7 +3434,7 @@
                 <w:noProof/>
                 <w:webHidden/>
               </w:rPr>
-              <w:t>2</w:t>
+              <w:t>6</w:t>
             </w:r>
             <w:r>
               <w:rPr>
@@ -965,13 +3461,13 @@
               <w14:ligatures w14:val="standardContextual"/>
             </w:rPr>
           </w:pPr>
-          <w:hyperlink w:anchor="_Toc232419754" w:history="1">
+          <w:hyperlink w:anchor="_Toc232424678" w:history="1">
             <w:r>
               <w:rPr>
                 <w:rStyle w:val="Hyperlink"/>
                 <w:noProof/>
               </w:rPr>
-              <w:t>2.1.</w:t>
+              <w:t>2.1</w:t>
             </w:r>
             <w:r>
               <w:rPr>
@@ -1010,7 +3506,7 @@
                 <w:noProof/>
                 <w:webHidden/>
               </w:rPr>
-              <w:instrText xml:space="preserve"> PAGEREF _Toc232419754 \h </w:instrText>
+              <w:instrText xml:space="preserve"> PAGEREF _Toc232424678 \h </w:instrText>
             </w:r>
             <w:r>
               <w:rPr>
@@ -1030,7 +3526,7 @@
                 <w:noProof/>
                 <w:webHidden/>
               </w:rPr>
-              <w:t>2</w:t>
+              <w:t>6</w:t>
             </w:r>
             <w:r>
               <w:rPr>
@@ -1043,36 +3539,26 @@
         </w:p>
         <w:p>
           <w:pPr>
-            <w:pStyle w:val="TOC2"/>
+            <w:pStyle w:val="TOC3"/>
             <w:tabs>
-              <w:tab w:val="left" w:pos="1200"/>
+              <w:tab w:val="left" w:pos="1440"/>
               <w:tab w:val="right" w:leader="dot" w:pos="9016"/>
             </w:tabs>
             <w:rPr>
               <w:noProof/>
-              <w:kern w:val="2"/>
-              <w:sz w:val="24"/>
-              <w:szCs w:val="24"/>
-              <w:lang w:eastAsia="en-IE"/>
-              <w14:ligatures w14:val="standardContextual"/>
             </w:rPr>
           </w:pPr>
-          <w:hyperlink w:anchor="_Toc232419755" w:history="1">
+          <w:hyperlink w:anchor="_Toc232424679" w:history="1">
             <w:r>
               <w:rPr>
                 <w:rStyle w:val="Hyperlink"/>
                 <w:noProof/>
               </w:rPr>
-              <w:t>2.1.1.</w:t>
-            </w:r>
-            <w:r>
-              <w:rPr>
-                <w:noProof/>
-                <w:kern w:val="2"/>
-                <w:sz w:val="24"/>
-                <w:szCs w:val="24"/>
-                <w:lang w:eastAsia="en-IE"/>
-                <w14:ligatures w14:val="standardContextual"/>
+              <w:t>2.1.1</w:t>
+            </w:r>
+            <w:r>
+              <w:rPr>
+                <w:noProof/>
               </w:rPr>
               <w:tab/>
             </w:r>
@@ -1102,7 +3588,7 @@
                 <w:noProof/>
                 <w:webHidden/>
               </w:rPr>
-              <w:instrText xml:space="preserve"> PAGEREF _Toc232419755 \h </w:instrText>
+              <w:instrText xml:space="preserve"> PAGEREF _Toc232424679 \h </w:instrText>
             </w:r>
             <w:r>
               <w:rPr>
@@ -1122,7 +3608,7 @@
                 <w:noProof/>
                 <w:webHidden/>
               </w:rPr>
-              <w:t>2</w:t>
+              <w:t>6</w:t>
             </w:r>
             <w:r>
               <w:rPr>
@@ -1135,36 +3621,26 @@
         </w:p>
         <w:p>
           <w:pPr>
-            <w:pStyle w:val="TOC2"/>
+            <w:pStyle w:val="TOC3"/>
             <w:tabs>
-              <w:tab w:val="left" w:pos="1200"/>
+              <w:tab w:val="left" w:pos="1440"/>
               <w:tab w:val="right" w:leader="dot" w:pos="9016"/>
             </w:tabs>
             <w:rPr>
               <w:noProof/>
-              <w:kern w:val="2"/>
-              <w:sz w:val="24"/>
-              <w:szCs w:val="24"/>
-              <w:lang w:eastAsia="en-IE"/>
-              <w14:ligatures w14:val="standardContextual"/>
             </w:rPr>
           </w:pPr>
-          <w:hyperlink w:anchor="_Toc232419756" w:history="1">
+          <w:hyperlink w:anchor="_Toc232424680" w:history="1">
             <w:r>
               <w:rPr>
                 <w:rStyle w:val="Hyperlink"/>
                 <w:noProof/>
               </w:rPr>
-              <w:t>2.1.1.1.</w:t>
-            </w:r>
-            <w:r>
-              <w:rPr>
-                <w:noProof/>
-                <w:kern w:val="2"/>
-                <w:sz w:val="24"/>
-                <w:szCs w:val="24"/>
-                <w:lang w:eastAsia="en-IE"/>
-                <w14:ligatures w14:val="standardContextual"/>
+              <w:t>2.1.2</w:t>
+            </w:r>
+            <w:r>
+              <w:rPr>
+                <w:noProof/>
               </w:rPr>
               <w:tab/>
             </w:r>
@@ -1173,7 +3649,7 @@
                 <w:rStyle w:val="Hyperlink"/>
                 <w:noProof/>
               </w:rPr>
-              <w:t>Use Case Diagram</w:t>
+              <w:t>Data Requirements</w:t>
             </w:r>
             <w:r>
               <w:rPr>
@@ -1194,7 +3670,7 @@
                 <w:noProof/>
                 <w:webHidden/>
               </w:rPr>
-              <w:instrText xml:space="preserve"> PAGEREF _Toc232419756 \h </w:instrText>
+              <w:instrText xml:space="preserve"> PAGEREF _Toc232424680 \h </w:instrText>
             </w:r>
             <w:r>
               <w:rPr>
@@ -1214,7 +3690,7 @@
                 <w:noProof/>
                 <w:webHidden/>
               </w:rPr>
-              <w:t>3</w:t>
+              <w:t>8</w:t>
             </w:r>
             <w:r>
               <w:rPr>
@@ -1227,36 +3703,26 @@
         </w:p>
         <w:p>
           <w:pPr>
-            <w:pStyle w:val="TOC2"/>
+            <w:pStyle w:val="TOC3"/>
             <w:tabs>
-              <w:tab w:val="left" w:pos="1200"/>
+              <w:tab w:val="left" w:pos="1440"/>
               <w:tab w:val="right" w:leader="dot" w:pos="9016"/>
             </w:tabs>
             <w:rPr>
               <w:noProof/>
-              <w:kern w:val="2"/>
-              <w:sz w:val="24"/>
-              <w:szCs w:val="24"/>
-              <w:lang w:eastAsia="en-IE"/>
-              <w14:ligatures w14:val="standardContextual"/>
             </w:rPr>
           </w:pPr>
-          <w:hyperlink w:anchor="_Toc232419757" w:history="1">
+          <w:hyperlink w:anchor="_Toc232424681" w:history="1">
             <w:r>
               <w:rPr>
                 <w:rStyle w:val="Hyperlink"/>
                 <w:noProof/>
               </w:rPr>
-              <w:t>2.1.1.2.</w:t>
-            </w:r>
-            <w:r>
-              <w:rPr>
-                <w:noProof/>
-                <w:kern w:val="2"/>
-                <w:sz w:val="24"/>
-                <w:szCs w:val="24"/>
-                <w:lang w:eastAsia="en-IE"/>
-                <w14:ligatures w14:val="standardContextual"/>
+              <w:t>2.1.3</w:t>
+            </w:r>
+            <w:r>
+              <w:rPr>
+                <w:noProof/>
               </w:rPr>
               <w:tab/>
             </w:r>
@@ -1265,15 +3731,7 @@
                 <w:rStyle w:val="Hyperlink"/>
                 <w:noProof/>
               </w:rPr>
-              <w:t xml:space="preserve">Requirement 1 </w:t>
-            </w:r>
-            <w:r>
-              <w:rPr>
-                <w:rStyle w:val="Hyperlink"/>
-                <w:noProof/>
-                <w:highlight w:val="yellow"/>
-              </w:rPr>
-              <w:t>&lt;Name of requirement in a few words&gt;</w:t>
+              <w:t>User Requirements</w:t>
             </w:r>
             <w:r>
               <w:rPr>
@@ -1294,7 +3752,7 @@
                 <w:noProof/>
                 <w:webHidden/>
               </w:rPr>
-              <w:instrText xml:space="preserve"> PAGEREF _Toc232419757 \h </w:instrText>
+              <w:instrText xml:space="preserve"> PAGEREF _Toc232424681 \h </w:instrText>
             </w:r>
             <w:r>
               <w:rPr>
@@ -1314,7 +3772,7 @@
                 <w:noProof/>
                 <w:webHidden/>
               </w:rPr>
-              <w:t>3</w:t>
+              <w:t>8</w:t>
             </w:r>
             <w:r>
               <w:rPr>
@@ -1327,36 +3785,26 @@
         </w:p>
         <w:p>
           <w:pPr>
-            <w:pStyle w:val="TOC2"/>
+            <w:pStyle w:val="TOC3"/>
             <w:tabs>
-              <w:tab w:val="left" w:pos="1200"/>
+              <w:tab w:val="left" w:pos="1440"/>
               <w:tab w:val="right" w:leader="dot" w:pos="9016"/>
             </w:tabs>
             <w:rPr>
               <w:noProof/>
-              <w:kern w:val="2"/>
-              <w:sz w:val="24"/>
-              <w:szCs w:val="24"/>
-              <w:lang w:eastAsia="en-IE"/>
-              <w14:ligatures w14:val="standardContextual"/>
             </w:rPr>
           </w:pPr>
-          <w:hyperlink w:anchor="_Toc232419758" w:history="1">
+          <w:hyperlink w:anchor="_Toc232424682" w:history="1">
             <w:r>
               <w:rPr>
                 <w:rStyle w:val="Hyperlink"/>
                 <w:noProof/>
               </w:rPr>
-              <w:t>2.1.1.3.</w:t>
-            </w:r>
-            <w:r>
-              <w:rPr>
-                <w:noProof/>
-                <w:kern w:val="2"/>
-                <w:sz w:val="24"/>
-                <w:szCs w:val="24"/>
-                <w:lang w:eastAsia="en-IE"/>
-                <w14:ligatures w14:val="standardContextual"/>
+              <w:t>2.1.4</w:t>
+            </w:r>
+            <w:r>
+              <w:rPr>
+                <w:noProof/>
               </w:rPr>
               <w:tab/>
             </w:r>
@@ -1365,7 +3813,7 @@
                 <w:rStyle w:val="Hyperlink"/>
                 <w:noProof/>
               </w:rPr>
-              <w:t>Description &amp; Priority</w:t>
+              <w:t>Environmental Requirements</w:t>
             </w:r>
             <w:r>
               <w:rPr>
@@ -1386,7 +3834,7 @@
                 <w:noProof/>
                 <w:webHidden/>
               </w:rPr>
-              <w:instrText xml:space="preserve"> PAGEREF _Toc232419758 \h </w:instrText>
+              <w:instrText xml:space="preserve"> PAGEREF _Toc232424682 \h </w:instrText>
             </w:r>
             <w:r>
               <w:rPr>
@@ -1406,7 +3854,7 @@
                 <w:noProof/>
                 <w:webHidden/>
               </w:rPr>
-              <w:t>3</w:t>
+              <w:t>8</w:t>
             </w:r>
             <w:r>
               <w:rPr>
@@ -1419,36 +3867,26 @@
         </w:p>
         <w:p>
           <w:pPr>
-            <w:pStyle w:val="TOC2"/>
+            <w:pStyle w:val="TOC3"/>
             <w:tabs>
-              <w:tab w:val="left" w:pos="1200"/>
+              <w:tab w:val="left" w:pos="1440"/>
               <w:tab w:val="right" w:leader="dot" w:pos="9016"/>
             </w:tabs>
             <w:rPr>
               <w:noProof/>
-              <w:kern w:val="2"/>
-              <w:sz w:val="24"/>
-              <w:szCs w:val="24"/>
-              <w:lang w:eastAsia="en-IE"/>
-              <w14:ligatures w14:val="standardContextual"/>
             </w:rPr>
           </w:pPr>
-          <w:hyperlink w:anchor="_Toc232419759" w:history="1">
+          <w:hyperlink w:anchor="_Toc232424683" w:history="1">
             <w:r>
               <w:rPr>
                 <w:rStyle w:val="Hyperlink"/>
                 <w:noProof/>
               </w:rPr>
-              <w:t>2.1.1.4.</w:t>
-            </w:r>
-            <w:r>
-              <w:rPr>
-                <w:noProof/>
-                <w:kern w:val="2"/>
-                <w:sz w:val="24"/>
-                <w:szCs w:val="24"/>
-                <w:lang w:eastAsia="en-IE"/>
-                <w14:ligatures w14:val="standardContextual"/>
+              <w:t>2.1.5</w:t>
+            </w:r>
+            <w:r>
+              <w:rPr>
+                <w:noProof/>
               </w:rPr>
               <w:tab/>
             </w:r>
@@ -1457,7 +3895,7 @@
                 <w:rStyle w:val="Hyperlink"/>
                 <w:noProof/>
               </w:rPr>
-              <w:t>Use Case</w:t>
+              <w:t>Usability Requirements</w:t>
             </w:r>
             <w:r>
               <w:rPr>
@@ -1478,7 +3916,7 @@
                 <w:noProof/>
                 <w:webHidden/>
               </w:rPr>
-              <w:instrText xml:space="preserve"> PAGEREF _Toc232419759 \h </w:instrText>
+              <w:instrText xml:space="preserve"> PAGEREF _Toc232424683 \h </w:instrText>
             </w:r>
             <w:r>
               <w:rPr>
@@ -1498,375 +3936,7 @@
                 <w:noProof/>
                 <w:webHidden/>
               </w:rPr>
-              <w:t>3</w:t>
-            </w:r>
-            <w:r>
-              <w:rPr>
-                <w:noProof/>
-                <w:webHidden/>
-              </w:rPr>
-              <w:fldChar w:fldCharType="end"/>
-            </w:r>
-          </w:hyperlink>
-        </w:p>
-        <w:p>
-          <w:pPr>
-            <w:pStyle w:val="TOC2"/>
-            <w:tabs>
-              <w:tab w:val="left" w:pos="1200"/>
-              <w:tab w:val="right" w:leader="dot" w:pos="9016"/>
-            </w:tabs>
-            <w:rPr>
-              <w:noProof/>
-              <w:kern w:val="2"/>
-              <w:sz w:val="24"/>
-              <w:szCs w:val="24"/>
-              <w:lang w:eastAsia="en-IE"/>
-              <w14:ligatures w14:val="standardContextual"/>
-            </w:rPr>
-          </w:pPr>
-          <w:hyperlink w:anchor="_Toc232419760" w:history="1">
-            <w:r>
-              <w:rPr>
-                <w:rStyle w:val="Hyperlink"/>
-                <w:noProof/>
-              </w:rPr>
-              <w:t>2.1.2.</w:t>
-            </w:r>
-            <w:r>
-              <w:rPr>
-                <w:noProof/>
-                <w:kern w:val="2"/>
-                <w:sz w:val="24"/>
-                <w:szCs w:val="24"/>
-                <w:lang w:eastAsia="en-IE"/>
-                <w14:ligatures w14:val="standardContextual"/>
-              </w:rPr>
-              <w:tab/>
-            </w:r>
-            <w:r>
-              <w:rPr>
-                <w:rStyle w:val="Hyperlink"/>
-                <w:noProof/>
-              </w:rPr>
-              <w:t>Data Requirements</w:t>
-            </w:r>
-            <w:r>
-              <w:rPr>
-                <w:noProof/>
-                <w:webHidden/>
-              </w:rPr>
-              <w:tab/>
-            </w:r>
-            <w:r>
-              <w:rPr>
-                <w:noProof/>
-                <w:webHidden/>
-              </w:rPr>
-              <w:fldChar w:fldCharType="begin"/>
-            </w:r>
-            <w:r>
-              <w:rPr>
-                <w:noProof/>
-                <w:webHidden/>
-              </w:rPr>
-              <w:instrText xml:space="preserve"> PAGEREF _Toc232419760 \h </w:instrText>
-            </w:r>
-            <w:r>
-              <w:rPr>
-                <w:noProof/>
-                <w:webHidden/>
-              </w:rPr>
-            </w:r>
-            <w:r>
-              <w:rPr>
-                <w:noProof/>
-                <w:webHidden/>
-              </w:rPr>
-              <w:fldChar w:fldCharType="separate"/>
-            </w:r>
-            <w:r>
-              <w:rPr>
-                <w:noProof/>
-                <w:webHidden/>
-              </w:rPr>
-              <w:t>4</w:t>
-            </w:r>
-            <w:r>
-              <w:rPr>
-                <w:noProof/>
-                <w:webHidden/>
-              </w:rPr>
-              <w:fldChar w:fldCharType="end"/>
-            </w:r>
-          </w:hyperlink>
-        </w:p>
-        <w:p>
-          <w:pPr>
-            <w:pStyle w:val="TOC2"/>
-            <w:tabs>
-              <w:tab w:val="left" w:pos="1200"/>
-              <w:tab w:val="right" w:leader="dot" w:pos="9016"/>
-            </w:tabs>
-            <w:rPr>
-              <w:noProof/>
-              <w:kern w:val="2"/>
-              <w:sz w:val="24"/>
-              <w:szCs w:val="24"/>
-              <w:lang w:eastAsia="en-IE"/>
-              <w14:ligatures w14:val="standardContextual"/>
-            </w:rPr>
-          </w:pPr>
-          <w:hyperlink w:anchor="_Toc232419761" w:history="1">
-            <w:r>
-              <w:rPr>
-                <w:rStyle w:val="Hyperlink"/>
-                <w:noProof/>
-              </w:rPr>
-              <w:t>2.1.3.</w:t>
-            </w:r>
-            <w:r>
-              <w:rPr>
-                <w:noProof/>
-                <w:kern w:val="2"/>
-                <w:sz w:val="24"/>
-                <w:szCs w:val="24"/>
-                <w:lang w:eastAsia="en-IE"/>
-                <w14:ligatures w14:val="standardContextual"/>
-              </w:rPr>
-              <w:tab/>
-            </w:r>
-            <w:r>
-              <w:rPr>
-                <w:rStyle w:val="Hyperlink"/>
-                <w:noProof/>
-              </w:rPr>
-              <w:t>User Requirements</w:t>
-            </w:r>
-            <w:r>
-              <w:rPr>
-                <w:noProof/>
-                <w:webHidden/>
-              </w:rPr>
-              <w:tab/>
-            </w:r>
-            <w:r>
-              <w:rPr>
-                <w:noProof/>
-                <w:webHidden/>
-              </w:rPr>
-              <w:fldChar w:fldCharType="begin"/>
-            </w:r>
-            <w:r>
-              <w:rPr>
-                <w:noProof/>
-                <w:webHidden/>
-              </w:rPr>
-              <w:instrText xml:space="preserve"> PAGEREF _Toc232419761 \h </w:instrText>
-            </w:r>
-            <w:r>
-              <w:rPr>
-                <w:noProof/>
-                <w:webHidden/>
-              </w:rPr>
-            </w:r>
-            <w:r>
-              <w:rPr>
-                <w:noProof/>
-                <w:webHidden/>
-              </w:rPr>
-              <w:fldChar w:fldCharType="separate"/>
-            </w:r>
-            <w:r>
-              <w:rPr>
-                <w:noProof/>
-                <w:webHidden/>
-              </w:rPr>
-              <w:t>4</w:t>
-            </w:r>
-            <w:r>
-              <w:rPr>
-                <w:noProof/>
-                <w:webHidden/>
-              </w:rPr>
-              <w:fldChar w:fldCharType="end"/>
-            </w:r>
-          </w:hyperlink>
-        </w:p>
-        <w:p>
-          <w:pPr>
-            <w:pStyle w:val="TOC2"/>
-            <w:tabs>
-              <w:tab w:val="left" w:pos="1200"/>
-              <w:tab w:val="right" w:leader="dot" w:pos="9016"/>
-            </w:tabs>
-            <w:rPr>
-              <w:noProof/>
-              <w:kern w:val="2"/>
-              <w:sz w:val="24"/>
-              <w:szCs w:val="24"/>
-              <w:lang w:eastAsia="en-IE"/>
-              <w14:ligatures w14:val="standardContextual"/>
-            </w:rPr>
-          </w:pPr>
-          <w:hyperlink w:anchor="_Toc232419762" w:history="1">
-            <w:r>
-              <w:rPr>
-                <w:rStyle w:val="Hyperlink"/>
-                <w:noProof/>
-              </w:rPr>
-              <w:t>2.1.4.</w:t>
-            </w:r>
-            <w:r>
-              <w:rPr>
-                <w:noProof/>
-                <w:kern w:val="2"/>
-                <w:sz w:val="24"/>
-                <w:szCs w:val="24"/>
-                <w:lang w:eastAsia="en-IE"/>
-                <w14:ligatures w14:val="standardContextual"/>
-              </w:rPr>
-              <w:tab/>
-            </w:r>
-            <w:r>
-              <w:rPr>
-                <w:rStyle w:val="Hyperlink"/>
-                <w:noProof/>
-              </w:rPr>
-              <w:t>Environmental Requirements</w:t>
-            </w:r>
-            <w:r>
-              <w:rPr>
-                <w:noProof/>
-                <w:webHidden/>
-              </w:rPr>
-              <w:tab/>
-            </w:r>
-            <w:r>
-              <w:rPr>
-                <w:noProof/>
-                <w:webHidden/>
-              </w:rPr>
-              <w:fldChar w:fldCharType="begin"/>
-            </w:r>
-            <w:r>
-              <w:rPr>
-                <w:noProof/>
-                <w:webHidden/>
-              </w:rPr>
-              <w:instrText xml:space="preserve"> PAGEREF _Toc232419762 \h </w:instrText>
-            </w:r>
-            <w:r>
-              <w:rPr>
-                <w:noProof/>
-                <w:webHidden/>
-              </w:rPr>
-            </w:r>
-            <w:r>
-              <w:rPr>
-                <w:noProof/>
-                <w:webHidden/>
-              </w:rPr>
-              <w:fldChar w:fldCharType="separate"/>
-            </w:r>
-            <w:r>
-              <w:rPr>
-                <w:noProof/>
-                <w:webHidden/>
-              </w:rPr>
-              <w:t>4</w:t>
-            </w:r>
-            <w:r>
-              <w:rPr>
-                <w:noProof/>
-                <w:webHidden/>
-              </w:rPr>
-              <w:fldChar w:fldCharType="end"/>
-            </w:r>
-          </w:hyperlink>
-        </w:p>
-        <w:p>
-          <w:pPr>
-            <w:pStyle w:val="TOC2"/>
-            <w:tabs>
-              <w:tab w:val="left" w:pos="1200"/>
-              <w:tab w:val="right" w:leader="dot" w:pos="9016"/>
-            </w:tabs>
-            <w:rPr>
-              <w:noProof/>
-              <w:kern w:val="2"/>
-              <w:sz w:val="24"/>
-              <w:szCs w:val="24"/>
-              <w:lang w:eastAsia="en-IE"/>
-              <w14:ligatures w14:val="standardContextual"/>
-            </w:rPr>
-          </w:pPr>
-          <w:hyperlink w:anchor="_Toc232419763" w:history="1">
-            <w:r>
-              <w:rPr>
-                <w:rStyle w:val="Hyperlink"/>
-                <w:noProof/>
-              </w:rPr>
-              <w:t>2.1.5.</w:t>
-            </w:r>
-            <w:r>
-              <w:rPr>
-                <w:noProof/>
-                <w:kern w:val="2"/>
-                <w:sz w:val="24"/>
-                <w:szCs w:val="24"/>
-                <w:lang w:eastAsia="en-IE"/>
-                <w14:ligatures w14:val="standardContextual"/>
-              </w:rPr>
-              <w:tab/>
-            </w:r>
-            <w:r>
-              <w:rPr>
-                <w:rStyle w:val="Hyperlink"/>
-                <w:noProof/>
-              </w:rPr>
-              <w:t>Usability Requirements</w:t>
-            </w:r>
-            <w:r>
-              <w:rPr>
-                <w:noProof/>
-                <w:webHidden/>
-              </w:rPr>
-              <w:tab/>
-            </w:r>
-            <w:r>
-              <w:rPr>
-                <w:noProof/>
-                <w:webHidden/>
-              </w:rPr>
-              <w:fldChar w:fldCharType="begin"/>
-            </w:r>
-            <w:r>
-              <w:rPr>
-                <w:noProof/>
-                <w:webHidden/>
-              </w:rPr>
-              <w:instrText xml:space="preserve"> PAGEREF _Toc232419763 \h </w:instrText>
-            </w:r>
-            <w:r>
-              <w:rPr>
-                <w:noProof/>
-                <w:webHidden/>
-              </w:rPr>
-            </w:r>
-            <w:r>
-              <w:rPr>
-                <w:noProof/>
-                <w:webHidden/>
-              </w:rPr>
-              <w:fldChar w:fldCharType="separate"/>
-            </w:r>
-            <w:r>
-              <w:rPr>
-                <w:noProof/>
-                <w:webHidden/>
-              </w:rPr>
-              <w:t>4</w:t>
+              <w:t>8</w:t>
             </w:r>
             <w:r>
               <w:rPr>
@@ -1893,13 +3963,13 @@
               <w14:ligatures w14:val="standardContextual"/>
             </w:rPr>
           </w:pPr>
-          <w:hyperlink w:anchor="_Toc232419764" w:history="1">
+          <w:hyperlink w:anchor="_Toc232424684" w:history="1">
             <w:r>
               <w:rPr>
                 <w:rStyle w:val="Hyperlink"/>
                 <w:noProof/>
               </w:rPr>
-              <w:t>2.1</w:t>
+              <w:t>2.2</w:t>
             </w:r>
             <w:r>
               <w:rPr>
@@ -1938,7 +4008,7 @@
                 <w:noProof/>
                 <w:webHidden/>
               </w:rPr>
-              <w:instrText xml:space="preserve"> PAGEREF _Toc232419764 \h </w:instrText>
+              <w:instrText xml:space="preserve"> PAGEREF _Toc232424684 \h </w:instrText>
             </w:r>
             <w:r>
               <w:rPr>
@@ -1958,7 +4028,7 @@
                 <w:noProof/>
                 <w:webHidden/>
               </w:rPr>
-              <w:t>5</w:t>
+              <w:t>9</w:t>
             </w:r>
             <w:r>
               <w:rPr>
@@ -1985,13 +4055,13 @@
               <w14:ligatures w14:val="standardContextual"/>
             </w:rPr>
           </w:pPr>
-          <w:hyperlink w:anchor="_Toc232419765" w:history="1">
+          <w:hyperlink w:anchor="_Toc232424685" w:history="1">
             <w:r>
               <w:rPr>
                 <w:rStyle w:val="Hyperlink"/>
                 <w:noProof/>
               </w:rPr>
-              <w:t>2.2.</w:t>
+              <w:t>2.3</w:t>
             </w:r>
             <w:r>
               <w:rPr>
@@ -2030,7 +4100,7 @@
                 <w:noProof/>
                 <w:webHidden/>
               </w:rPr>
-              <w:instrText xml:space="preserve"> PAGEREF _Toc232419765 \h </w:instrText>
+              <w:instrText xml:space="preserve"> PAGEREF _Toc232424685 \h </w:instrText>
             </w:r>
             <w:r>
               <w:rPr>
@@ -2050,7 +4120,7 @@
                 <w:noProof/>
                 <w:webHidden/>
               </w:rPr>
-              <w:t>6</w:t>
+              <w:t>10</w:t>
             </w:r>
             <w:r>
               <w:rPr>
@@ -2077,13 +4147,13 @@
               <w14:ligatures w14:val="standardContextual"/>
             </w:rPr>
           </w:pPr>
-          <w:hyperlink w:anchor="_Toc232419766" w:history="1">
+          <w:hyperlink w:anchor="_Toc232424686" w:history="1">
             <w:r>
               <w:rPr>
                 <w:rStyle w:val="Hyperlink"/>
                 <w:noProof/>
               </w:rPr>
-              <w:t>2.2</w:t>
+              <w:t>2.4</w:t>
             </w:r>
             <w:r>
               <w:rPr>
@@ -2122,7 +4192,7 @@
                 <w:noProof/>
                 <w:webHidden/>
               </w:rPr>
-              <w:instrText xml:space="preserve"> PAGEREF _Toc232419766 \h </w:instrText>
+              <w:instrText xml:space="preserve"> PAGEREF _Toc232424686 \h </w:instrText>
             </w:r>
             <w:r>
               <w:rPr>
@@ -2142,7 +4212,7 @@
                 <w:noProof/>
                 <w:webHidden/>
               </w:rPr>
-              <w:t>7</w:t>
+              <w:t>11</w:t>
             </w:r>
             <w:r>
               <w:rPr>
@@ -2169,13 +4239,13 @@
               <w14:ligatures w14:val="standardContextual"/>
             </w:rPr>
           </w:pPr>
-          <w:hyperlink w:anchor="_Toc232419767" w:history="1">
+          <w:hyperlink w:anchor="_Toc232424687" w:history="1">
             <w:r>
               <w:rPr>
                 <w:rStyle w:val="Hyperlink"/>
                 <w:noProof/>
               </w:rPr>
-              <w:t>2.3</w:t>
+              <w:t>2.5</w:t>
             </w:r>
             <w:r>
               <w:rPr>
@@ -2214,7 +4284,7 @@
                 <w:noProof/>
                 <w:webHidden/>
               </w:rPr>
-              <w:instrText xml:space="preserve"> PAGEREF _Toc232419767 \h </w:instrText>
+              <w:instrText xml:space="preserve"> PAGEREF _Toc232424687 \h </w:instrText>
             </w:r>
             <w:r>
               <w:rPr>
@@ -2234,7 +4304,7 @@
                 <w:noProof/>
                 <w:webHidden/>
               </w:rPr>
-              <w:t>8</w:t>
+              <w:t>12</w:t>
             </w:r>
             <w:r>
               <w:rPr>
@@ -2261,13 +4331,13 @@
               <w14:ligatures w14:val="standardContextual"/>
             </w:rPr>
           </w:pPr>
-          <w:hyperlink w:anchor="_Toc232419768" w:history="1">
+          <w:hyperlink w:anchor="_Toc232424688" w:history="1">
             <w:r>
               <w:rPr>
                 <w:rStyle w:val="Hyperlink"/>
                 <w:noProof/>
               </w:rPr>
-              <w:t>2.4</w:t>
+              <w:t>2.6</w:t>
             </w:r>
             <w:r>
               <w:rPr>
@@ -2306,7 +4376,7 @@
                 <w:noProof/>
                 <w:webHidden/>
               </w:rPr>
-              <w:instrText xml:space="preserve"> PAGEREF _Toc232419768 \h </w:instrText>
+              <w:instrText xml:space="preserve"> PAGEREF _Toc232424688 \h </w:instrText>
             </w:r>
             <w:r>
               <w:rPr>
@@ -2326,7 +4396,7 @@
                 <w:noProof/>
                 <w:webHidden/>
               </w:rPr>
-              <w:t>9</w:t>
+              <w:t>13</w:t>
             </w:r>
             <w:r>
               <w:rPr>
@@ -2341,7 +4411,7 @@
           <w:pPr>
             <w:pStyle w:val="TOC1"/>
             <w:tabs>
-              <w:tab w:val="left" w:pos="720"/>
+              <w:tab w:val="left" w:pos="440"/>
               <w:tab w:val="right" w:leader="dot" w:pos="9016"/>
             </w:tabs>
             <w:rPr>
@@ -2353,13 +4423,13 @@
               <w14:ligatures w14:val="standardContextual"/>
             </w:rPr>
           </w:pPr>
-          <w:hyperlink w:anchor="_Toc232419769" w:history="1">
+          <w:hyperlink w:anchor="_Toc232424689" w:history="1">
             <w:r>
               <w:rPr>
                 <w:rStyle w:val="Hyperlink"/>
                 <w:noProof/>
               </w:rPr>
-              <w:t>3.0</w:t>
+              <w:t>3</w:t>
             </w:r>
             <w:r>
               <w:rPr>
@@ -2398,7 +4468,7 @@
                 <w:noProof/>
                 <w:webHidden/>
               </w:rPr>
-              <w:instrText xml:space="preserve"> PAGEREF _Toc232419769 \h </w:instrText>
+              <w:instrText xml:space="preserve"> PAGEREF _Toc232424689 \h </w:instrText>
             </w:r>
             <w:r>
               <w:rPr>
@@ -2418,7 +4488,7 @@
                 <w:noProof/>
                 <w:webHidden/>
               </w:rPr>
-              <w:t>10</w:t>
+              <w:t>14</w:t>
             </w:r>
             <w:r>
               <w:rPr>
@@ -2433,7 +4503,7 @@
           <w:pPr>
             <w:pStyle w:val="TOC1"/>
             <w:tabs>
-              <w:tab w:val="left" w:pos="720"/>
+              <w:tab w:val="left" w:pos="440"/>
               <w:tab w:val="right" w:leader="dot" w:pos="9016"/>
             </w:tabs>
             <w:rPr>
@@ -2445,13 +4515,13 @@
               <w14:ligatures w14:val="standardContextual"/>
             </w:rPr>
           </w:pPr>
-          <w:hyperlink w:anchor="_Toc232419770" w:history="1">
+          <w:hyperlink w:anchor="_Toc232424690" w:history="1">
             <w:r>
               <w:rPr>
                 <w:rStyle w:val="Hyperlink"/>
                 <w:noProof/>
               </w:rPr>
-              <w:t>4.0</w:t>
+              <w:t>4</w:t>
             </w:r>
             <w:r>
               <w:rPr>
@@ -2490,7 +4560,7 @@
                 <w:noProof/>
                 <w:webHidden/>
               </w:rPr>
-              <w:instrText xml:space="preserve"> PAGEREF _Toc232419770 \h </w:instrText>
+              <w:instrText xml:space="preserve"> PAGEREF _Toc232424690 \h </w:instrText>
             </w:r>
             <w:r>
               <w:rPr>
@@ -2510,7 +4580,7 @@
                 <w:noProof/>
                 <w:webHidden/>
               </w:rPr>
-              <w:t>11</w:t>
+              <w:t>15</w:t>
             </w:r>
             <w:r>
               <w:rPr>
@@ -2525,7 +4595,7 @@
           <w:pPr>
             <w:pStyle w:val="TOC1"/>
             <w:tabs>
-              <w:tab w:val="left" w:pos="720"/>
+              <w:tab w:val="left" w:pos="440"/>
               <w:tab w:val="right" w:leader="dot" w:pos="9016"/>
             </w:tabs>
             <w:rPr>
@@ -2537,13 +4607,13 @@
               <w14:ligatures w14:val="standardContextual"/>
             </w:rPr>
           </w:pPr>
-          <w:hyperlink w:anchor="_Toc232419771" w:history="1">
+          <w:hyperlink w:anchor="_Toc232424691" w:history="1">
             <w:r>
               <w:rPr>
                 <w:rStyle w:val="Hyperlink"/>
                 <w:noProof/>
               </w:rPr>
-              <w:t>5.0</w:t>
+              <w:t>5</w:t>
             </w:r>
             <w:r>
               <w:rPr>
@@ -2582,7 +4652,7 @@
                 <w:noProof/>
                 <w:webHidden/>
               </w:rPr>
-              <w:instrText xml:space="preserve"> PAGEREF _Toc232419771 \h </w:instrText>
+              <w:instrText xml:space="preserve"> PAGEREF _Toc232424691 \h </w:instrText>
             </w:r>
             <w:r>
               <w:rPr>
@@ -2602,7 +4672,7 @@
                 <w:noProof/>
                 <w:webHidden/>
               </w:rPr>
-              <w:t>12</w:t>
+              <w:t>16</w:t>
             </w:r>
             <w:r>
               <w:rPr>
@@ -2617,7 +4687,7 @@
           <w:pPr>
             <w:pStyle w:val="TOC1"/>
             <w:tabs>
-              <w:tab w:val="left" w:pos="720"/>
+              <w:tab w:val="left" w:pos="440"/>
               <w:tab w:val="right" w:leader="dot" w:pos="9016"/>
             </w:tabs>
             <w:rPr>
@@ -2629,13 +4699,13 @@
               <w14:ligatures w14:val="standardContextual"/>
             </w:rPr>
           </w:pPr>
-          <w:hyperlink w:anchor="_Toc232419772" w:history="1">
+          <w:hyperlink w:anchor="_Toc232424692" w:history="1">
             <w:r>
               <w:rPr>
                 <w:rStyle w:val="Hyperlink"/>
                 <w:noProof/>
               </w:rPr>
-              <w:t>6.0</w:t>
+              <w:t>6</w:t>
             </w:r>
             <w:r>
               <w:rPr>
@@ -2674,7 +4744,7 @@
                 <w:noProof/>
                 <w:webHidden/>
               </w:rPr>
-              <w:instrText xml:space="preserve"> PAGEREF _Toc232419772 \h </w:instrText>
+              <w:instrText xml:space="preserve"> PAGEREF _Toc232424692 \h </w:instrText>
             </w:r>
             <w:r>
               <w:rPr>
@@ -2694,7 +4764,7 @@
                 <w:noProof/>
                 <w:webHidden/>
               </w:rPr>
-              <w:t>13</w:t>
+              <w:t>17</w:t>
             </w:r>
             <w:r>
               <w:rPr>
@@ -2721,13 +4791,13 @@
               <w14:ligatures w14:val="standardContextual"/>
             </w:rPr>
           </w:pPr>
-          <w:hyperlink w:anchor="_Toc232419773" w:history="1">
+          <w:hyperlink w:anchor="_Toc232424693" w:history="1">
             <w:r>
               <w:rPr>
                 <w:rStyle w:val="Hyperlink"/>
                 <w:noProof/>
               </w:rPr>
-              <w:t>6.1.</w:t>
+              <w:t>6.1</w:t>
             </w:r>
             <w:r>
               <w:rPr>
@@ -2766,7 +4836,7 @@
                 <w:noProof/>
                 <w:webHidden/>
               </w:rPr>
-              <w:instrText xml:space="preserve"> PAGEREF _Toc232419773 \h </w:instrText>
+              <w:instrText xml:space="preserve"> PAGEREF _Toc232424693 \h </w:instrText>
             </w:r>
             <w:r>
               <w:rPr>
@@ -2786,7 +4856,7 @@
                 <w:noProof/>
                 <w:webHidden/>
               </w:rPr>
-              <w:t>13</w:t>
+              <w:t>17</w:t>
             </w:r>
             <w:r>
               <w:rPr>
@@ -2813,13 +4883,13 @@
               <w14:ligatures w14:val="standardContextual"/>
             </w:rPr>
           </w:pPr>
-          <w:hyperlink w:anchor="_Toc232419774" w:history="1">
+          <w:hyperlink w:anchor="_Toc232424694" w:history="1">
             <w:r>
               <w:rPr>
                 <w:rStyle w:val="Hyperlink"/>
                 <w:noProof/>
               </w:rPr>
-              <w:t>6.1.</w:t>
+              <w:t>6.2</w:t>
             </w:r>
             <w:r>
               <w:rPr>
@@ -2837,7 +4907,7 @@
                 <w:rStyle w:val="Hyperlink"/>
                 <w:noProof/>
               </w:rPr>
-              <w:t>Ethics Approval Application (only if required)</w:t>
+              <w:t>Reflective Journals</w:t>
             </w:r>
             <w:r>
               <w:rPr>
@@ -2858,7 +4928,7 @@
                 <w:noProof/>
                 <w:webHidden/>
               </w:rPr>
-              <w:instrText xml:space="preserve"> PAGEREF _Toc232419774 \h </w:instrText>
+              <w:instrText xml:space="preserve"> PAGEREF _Toc232424694 \h </w:instrText>
             </w:r>
             <w:r>
               <w:rPr>
@@ -2878,7 +4948,7 @@
                 <w:noProof/>
                 <w:webHidden/>
               </w:rPr>
-              <w:t>13</w:t>
+              <w:t>17</w:t>
             </w:r>
             <w:r>
               <w:rPr>
@@ -2905,13 +4975,13 @@
               <w14:ligatures w14:val="standardContextual"/>
             </w:rPr>
           </w:pPr>
-          <w:hyperlink w:anchor="_Toc232419775" w:history="1">
+          <w:hyperlink w:anchor="_Toc232424695" w:history="1">
             <w:r>
               <w:rPr>
                 <w:rStyle w:val="Hyperlink"/>
                 <w:noProof/>
               </w:rPr>
-              <w:t>6.2.</w:t>
+              <w:t>6.3</w:t>
             </w:r>
             <w:r>
               <w:rPr>
@@ -2929,7 +4999,7 @@
                 <w:rStyle w:val="Hyperlink"/>
                 <w:noProof/>
               </w:rPr>
-              <w:t>Reflective Journals</w:t>
+              <w:t>Other materials used</w:t>
             </w:r>
             <w:r>
               <w:rPr>
@@ -2950,7 +5020,7 @@
                 <w:noProof/>
                 <w:webHidden/>
               </w:rPr>
-              <w:instrText xml:space="preserve"> PAGEREF _Toc232419775 \h </w:instrText>
+              <w:instrText xml:space="preserve"> PAGEREF _Toc232424695 \h </w:instrText>
             </w:r>
             <w:r>
               <w:rPr>
@@ -2970,99 +5040,7 @@
                 <w:noProof/>
                 <w:webHidden/>
               </w:rPr>
-              <w:t>13</w:t>
-            </w:r>
-            <w:r>
-              <w:rPr>
-                <w:noProof/>
-                <w:webHidden/>
-              </w:rPr>
-              <w:fldChar w:fldCharType="end"/>
-            </w:r>
-          </w:hyperlink>
-        </w:p>
-        <w:p>
-          <w:pPr>
-            <w:pStyle w:val="TOC2"/>
-            <w:tabs>
-              <w:tab w:val="left" w:pos="960"/>
-              <w:tab w:val="right" w:leader="dot" w:pos="9016"/>
-            </w:tabs>
-            <w:rPr>
-              <w:noProof/>
-              <w:kern w:val="2"/>
-              <w:sz w:val="24"/>
-              <w:szCs w:val="24"/>
-              <w:lang w:eastAsia="en-IE"/>
-              <w14:ligatures w14:val="standardContextual"/>
-            </w:rPr>
-          </w:pPr>
-          <w:hyperlink w:anchor="_Toc232419776" w:history="1">
-            <w:r>
-              <w:rPr>
-                <w:rStyle w:val="Hyperlink"/>
-                <w:noProof/>
-              </w:rPr>
-              <w:t>6.3.</w:t>
-            </w:r>
-            <w:r>
-              <w:rPr>
-                <w:noProof/>
-                <w:kern w:val="2"/>
-                <w:sz w:val="24"/>
-                <w:szCs w:val="24"/>
-                <w:lang w:eastAsia="en-IE"/>
-                <w14:ligatures w14:val="standardContextual"/>
-              </w:rPr>
-              <w:tab/>
-            </w:r>
-            <w:r>
-              <w:rPr>
-                <w:rStyle w:val="Hyperlink"/>
-                <w:noProof/>
-              </w:rPr>
-              <w:t>Other materials used</w:t>
-            </w:r>
-            <w:r>
-              <w:rPr>
-                <w:noProof/>
-                <w:webHidden/>
-              </w:rPr>
-              <w:tab/>
-            </w:r>
-            <w:r>
-              <w:rPr>
-                <w:noProof/>
-                <w:webHidden/>
-              </w:rPr>
-              <w:fldChar w:fldCharType="begin"/>
-            </w:r>
-            <w:r>
-              <w:rPr>
-                <w:noProof/>
-                <w:webHidden/>
-              </w:rPr>
-              <w:instrText xml:space="preserve"> PAGEREF _Toc232419776 \h </w:instrText>
-            </w:r>
-            <w:r>
-              <w:rPr>
-                <w:noProof/>
-                <w:webHidden/>
-              </w:rPr>
-            </w:r>
-            <w:r>
-              <w:rPr>
-                <w:noProof/>
-                <w:webHidden/>
-              </w:rPr>
-              <w:fldChar w:fldCharType="separate"/>
-            </w:r>
-            <w:r>
-              <w:rPr>
-                <w:noProof/>
-                <w:webHidden/>
-              </w:rPr>
-              <w:t>13</w:t>
+              <w:t>17</w:t>
             </w:r>
             <w:r>
               <w:rPr>
@@ -3092,6 +5070,23 @@
     </w:sdt>
     <w:p>
       <w:pPr>
+        <w:rPr>
+          <w:rFonts w:asciiTheme="majorHAnsi" w:eastAsiaTheme="majorEastAsia" w:hAnsiTheme="majorHAnsi" w:cstheme="majorBidi"/>
+          <w:b/>
+          <w:bCs/>
+          <w:smallCaps/>
+          <w:color w:val="000000" w:themeColor="text1"/>
+          <w:sz w:val="36"/>
+          <w:szCs w:val="36"/>
+        </w:rPr>
+      </w:pPr>
+      <w:bookmarkStart w:id="0" w:name="_Toc232424671"/>
+      <w:r>
+        <w:br w:type="page"/>
+      </w:r>
+    </w:p>
+    <w:p>
+      <w:pPr>
         <w:pStyle w:val="Heading1"/>
         <w:numPr>
           <w:ilvl w:val="0"/>
@@ -3099,7 +5094,6 @@
         </w:numPr>
         <w:ind w:left="432"/>
       </w:pPr>
-      <w:bookmarkStart w:id="0" w:name="_Toc232419747"/>
       <w:r>
         <w:lastRenderedPageBreak/>
         <w:t>Executive Summary</w:t>
@@ -3139,7 +5133,7 @@
       <w:pPr>
         <w:pStyle w:val="Heading1"/>
       </w:pPr>
-      <w:bookmarkStart w:id="1" w:name="_Toc232419748"/>
+      <w:bookmarkStart w:id="1" w:name="_Toc232424672"/>
       <w:r>
         <w:t>Introduction</w:t>
       </w:r>
@@ -3149,7 +5143,7 @@
       <w:pPr>
         <w:pStyle w:val="Heading2"/>
       </w:pPr>
-      <w:bookmarkStart w:id="2" w:name="_Toc232419749"/>
+      <w:bookmarkStart w:id="2" w:name="_Toc232424673"/>
       <w:r>
         <w:t>Background</w:t>
       </w:r>
@@ -3176,7 +5170,7 @@
       <w:pPr>
         <w:pStyle w:val="Heading2"/>
       </w:pPr>
-      <w:bookmarkStart w:id="3" w:name="_Toc232419750"/>
+      <w:bookmarkStart w:id="3" w:name="_Toc232424674"/>
       <w:r>
         <w:t>Aims</w:t>
       </w:r>
@@ -3203,7 +5197,7 @@
       <w:pPr>
         <w:pStyle w:val="Heading2"/>
       </w:pPr>
-      <w:bookmarkStart w:id="4" w:name="_Toc232419751"/>
+      <w:bookmarkStart w:id="4" w:name="_Toc232424675"/>
       <w:r>
         <w:t>Technology</w:t>
       </w:r>
@@ -3230,7 +5224,7 @@
       <w:pPr>
         <w:pStyle w:val="Heading2"/>
       </w:pPr>
-      <w:bookmarkStart w:id="5" w:name="_Toc232419752"/>
+      <w:bookmarkStart w:id="5" w:name="_Toc232424676"/>
       <w:r>
         <w:t>Structure</w:t>
       </w:r>
@@ -3257,7 +5251,7 @@
       <w:pPr>
         <w:pStyle w:val="Heading1"/>
       </w:pPr>
-      <w:bookmarkStart w:id="6" w:name="_Toc232419753"/>
+      <w:bookmarkStart w:id="6" w:name="_Toc232424677"/>
       <w:r>
         <w:t>System</w:t>
       </w:r>
@@ -3267,7 +5261,7 @@
       <w:pPr>
         <w:pStyle w:val="Heading2"/>
       </w:pPr>
-      <w:bookmarkStart w:id="7" w:name="_Toc232419754"/>
+      <w:bookmarkStart w:id="7" w:name="_Toc232424678"/>
       <w:r>
         <w:t>Requirements</w:t>
       </w:r>
@@ -3295,7 +5289,7 @@
       <w:pPr>
         <w:pStyle w:val="Heading3"/>
       </w:pPr>
-      <w:bookmarkStart w:id="8" w:name="_Toc232419755"/>
+      <w:bookmarkStart w:id="8" w:name="_Toc232424679"/>
       <w:r>
         <w:t>Functional Requirements</w:t>
       </w:r>
@@ -3391,18 +5385,15 @@
       <w:pPr>
         <w:pStyle w:val="Heading4"/>
       </w:pPr>
-      <w:bookmarkStart w:id="9" w:name="_Toc232419756"/>
       <w:r>
         <w:lastRenderedPageBreak/>
         <w:t>Use Case Diagram</w:t>
       </w:r>
-      <w:bookmarkEnd w:id="9"/>
     </w:p>
     <w:p>
       <w:pPr>
         <w:pStyle w:val="Heading4"/>
       </w:pPr>
-      <w:bookmarkStart w:id="10" w:name="_Toc232419757"/>
       <w:r>
         <w:t xml:space="preserve">Requirement 1 </w:t>
       </w:r>
@@ -3412,7 +5403,6 @@
         </w:rPr>
         <w:t>&lt;Name of requirement in a few words&gt;</w:t>
       </w:r>
-      <w:bookmarkEnd w:id="10"/>
     </w:p>
     <w:p>
       <w:pPr>
@@ -3435,11 +5425,9 @@
       <w:pPr>
         <w:pStyle w:val="Heading4"/>
       </w:pPr>
-      <w:bookmarkStart w:id="11" w:name="_Toc232419758"/>
       <w:r>
         <w:t>Description &amp; Priority</w:t>
       </w:r>
-      <w:bookmarkEnd w:id="11"/>
     </w:p>
     <w:p>
       <w:pPr>
@@ -3454,18 +5442,11 @@
     </w:p>
     <w:p>
       <w:pPr>
-        <w:ind w:left="720"/>
-      </w:pPr>
-    </w:p>
-    <w:p>
-      <w:pPr>
         <w:pStyle w:val="Heading4"/>
       </w:pPr>
-      <w:bookmarkStart w:id="12" w:name="_Toc232419759"/>
       <w:r>
         <w:t>Use Case</w:t>
       </w:r>
-      <w:bookmarkEnd w:id="12"/>
     </w:p>
     <w:p>
       <w:pPr>
@@ -4117,6 +6098,7 @@
         <w:pStyle w:val="Heading6"/>
       </w:pPr>
       <w:r>
+        <w:lastRenderedPageBreak/>
         <w:t>Termination</w:t>
       </w:r>
     </w:p>
@@ -4195,44 +6177,44 @@
       <w:pPr>
         <w:pStyle w:val="Heading3"/>
       </w:pPr>
-      <w:bookmarkStart w:id="13" w:name="_Toc232419760"/>
+      <w:bookmarkStart w:id="9" w:name="_Toc232424680"/>
       <w:r>
         <w:t>Data Requirements</w:t>
       </w:r>
-      <w:bookmarkEnd w:id="13"/>
+      <w:bookmarkEnd w:id="9"/>
     </w:p>
     <w:p/>
     <w:p>
       <w:pPr>
         <w:pStyle w:val="Heading3"/>
       </w:pPr>
-      <w:bookmarkStart w:id="14" w:name="_Toc232419761"/>
+      <w:bookmarkStart w:id="10" w:name="_Toc232424681"/>
       <w:r>
         <w:t>User Requirements</w:t>
       </w:r>
-      <w:bookmarkEnd w:id="14"/>
+      <w:bookmarkEnd w:id="10"/>
     </w:p>
     <w:p/>
     <w:p>
       <w:pPr>
         <w:pStyle w:val="Heading3"/>
       </w:pPr>
-      <w:bookmarkStart w:id="15" w:name="_Toc232419762"/>
+      <w:bookmarkStart w:id="11" w:name="_Toc232424682"/>
       <w:r>
         <w:t>Environmental Requirements</w:t>
       </w:r>
-      <w:bookmarkEnd w:id="15"/>
+      <w:bookmarkEnd w:id="11"/>
     </w:p>
     <w:p/>
     <w:p>
       <w:pPr>
         <w:pStyle w:val="Heading3"/>
       </w:pPr>
-      <w:bookmarkStart w:id="16" w:name="_Toc232419763"/>
+      <w:bookmarkStart w:id="12" w:name="_Toc232424683"/>
       <w:r>
         <w:t>Usability Requirements</w:t>
       </w:r>
-      <w:bookmarkEnd w:id="16"/>
+      <w:bookmarkEnd w:id="12"/>
     </w:p>
     <w:p/>
     <w:p>
@@ -4256,12 +6238,12 @@
       <w:pPr>
         <w:pStyle w:val="Heading2"/>
       </w:pPr>
-      <w:bookmarkStart w:id="17" w:name="_Toc232419764"/>
+      <w:bookmarkStart w:id="13" w:name="_Toc232424684"/>
       <w:r>
         <w:lastRenderedPageBreak/>
         <w:t>Design &amp; Architecture</w:t>
       </w:r>
-      <w:bookmarkEnd w:id="17"/>
+      <w:bookmarkEnd w:id="13"/>
     </w:p>
     <w:p>
       <w:pPr>
@@ -4322,12 +6304,12 @@
       <w:pPr>
         <w:pStyle w:val="Heading2"/>
       </w:pPr>
-      <w:bookmarkStart w:id="18" w:name="_Toc232419765"/>
+      <w:bookmarkStart w:id="14" w:name="_Toc232424685"/>
       <w:r>
         <w:lastRenderedPageBreak/>
         <w:t>Implementation</w:t>
       </w:r>
-      <w:bookmarkEnd w:id="18"/>
+      <w:bookmarkEnd w:id="14"/>
     </w:p>
     <w:p>
       <w:pPr>
@@ -4391,7 +6373,7 @@
                     </pic:cNvPicPr>
                   </pic:nvPicPr>
                   <pic:blipFill>
-                    <a:blip r:embed="rId12">
+                    <a:blip r:embed="rId14">
                       <a:extLst>
                         <a:ext uri="{28A0092B-C50C-407E-A947-70E740481C1C}">
                           <a14:useLocalDpi xmlns:a14="http://schemas.microsoft.com/office/drawing/2010/main" val="0"/>
@@ -4444,12 +6426,12 @@
       <w:pPr>
         <w:pStyle w:val="Heading2"/>
       </w:pPr>
-      <w:bookmarkStart w:id="19" w:name="_Toc232419766"/>
+      <w:bookmarkStart w:id="15" w:name="_Toc232424686"/>
       <w:r>
         <w:lastRenderedPageBreak/>
         <w:t>Graphical User Interface (GUI)</w:t>
       </w:r>
-      <w:bookmarkEnd w:id="19"/>
+      <w:bookmarkEnd w:id="15"/>
     </w:p>
     <w:p>
       <w:pPr>
@@ -4494,12 +6476,12 @@
       <w:pPr>
         <w:pStyle w:val="Heading2"/>
       </w:pPr>
-      <w:bookmarkStart w:id="20" w:name="_Toc232419767"/>
+      <w:bookmarkStart w:id="16" w:name="_Toc232424687"/>
       <w:r>
         <w:lastRenderedPageBreak/>
         <w:t>Testing</w:t>
       </w:r>
-      <w:bookmarkEnd w:id="20"/>
+      <w:bookmarkEnd w:id="16"/>
     </w:p>
     <w:p>
       <w:pPr>
@@ -4539,12 +6521,12 @@
       <w:pPr>
         <w:pStyle w:val="Heading2"/>
       </w:pPr>
-      <w:bookmarkStart w:id="21" w:name="_Toc232419768"/>
+      <w:bookmarkStart w:id="17" w:name="_Toc232424688"/>
       <w:r>
         <w:lastRenderedPageBreak/>
         <w:t>Evaluation</w:t>
       </w:r>
-      <w:bookmarkEnd w:id="21"/>
+      <w:bookmarkEnd w:id="17"/>
     </w:p>
     <w:p>
       <w:pPr>
@@ -4614,12 +6596,12 @@
       <w:pPr>
         <w:pStyle w:val="Heading1"/>
       </w:pPr>
-      <w:bookmarkStart w:id="22" w:name="_Toc232419769"/>
+      <w:bookmarkStart w:id="18" w:name="_Toc232424689"/>
       <w:r>
         <w:lastRenderedPageBreak/>
         <w:t>Conclusions</w:t>
       </w:r>
-      <w:bookmarkEnd w:id="22"/>
+      <w:bookmarkEnd w:id="18"/>
     </w:p>
     <w:p>
       <w:pPr>
@@ -4670,12 +6652,12 @@
       <w:pPr>
         <w:pStyle w:val="Heading1"/>
       </w:pPr>
-      <w:bookmarkStart w:id="23" w:name="_Toc232419770"/>
+      <w:bookmarkStart w:id="19" w:name="_Toc232424690"/>
       <w:r>
         <w:lastRenderedPageBreak/>
         <w:t>Further Development or Research</w:t>
       </w:r>
-      <w:bookmarkEnd w:id="23"/>
+      <w:bookmarkEnd w:id="19"/>
     </w:p>
     <w:p>
       <w:pPr>
@@ -4710,12 +6692,12 @@
       <w:pPr>
         <w:pStyle w:val="Heading1"/>
       </w:pPr>
-      <w:bookmarkStart w:id="24" w:name="_Toc232419771"/>
+      <w:bookmarkStart w:id="20" w:name="_Toc232424691"/>
       <w:r>
         <w:lastRenderedPageBreak/>
         <w:t>References</w:t>
       </w:r>
-      <w:bookmarkEnd w:id="24"/>
+      <w:bookmarkEnd w:id="20"/>
     </w:p>
     <w:p>
       <w:pPr>
@@ -4732,7 +6714,7 @@
         </w:rPr>
         <w:t xml:space="preserve">Please include references throughout your document where appropriate. See </w:t>
       </w:r>
-      <w:hyperlink r:id="rId13" w:history="1">
+      <w:hyperlink r:id="rId15" w:history="1">
         <w:r>
           <w:rPr>
             <w:rStyle w:val="Hyperlink"/>
@@ -4769,57 +6751,57 @@
       <w:pPr>
         <w:pStyle w:val="Heading1"/>
       </w:pPr>
-      <w:bookmarkStart w:id="25" w:name="_Toc232419772"/>
+      <w:bookmarkStart w:id="21" w:name="_Toc232424692"/>
       <w:r>
         <w:lastRenderedPageBreak/>
         <w:t>Appendices</w:t>
       </w:r>
+      <w:bookmarkEnd w:id="21"/>
+    </w:p>
+    <w:p>
+      <w:r>
+        <w:rPr>
+          <w:highlight w:val="yellow"/>
+        </w:rPr>
+        <w:t>This section should contain information that is supplementary to the main body of the report.</w:t>
+      </w:r>
+      <w:r>
+        <w:t xml:space="preserve">  </w:t>
+      </w:r>
+    </w:p>
+    <w:p>
+      <w:pPr>
+        <w:pStyle w:val="Heading2"/>
+      </w:pPr>
+      <w:bookmarkStart w:id="22" w:name="_Toc232424693"/>
+      <w:r>
+        <w:t>Project Proposal</w:t>
+      </w:r>
+      <w:bookmarkEnd w:id="22"/>
+    </w:p>
+    <w:p>
+      <w:pPr>
+        <w:pStyle w:val="Heading2"/>
+      </w:pPr>
+      <w:bookmarkStart w:id="23" w:name="_Toc232424694"/>
+      <w:r>
+        <w:t>Reflective Journals</w:t>
+      </w:r>
+      <w:bookmarkStart w:id="24" w:name="_Toc51711499"/>
+      <w:bookmarkEnd w:id="23"/>
+    </w:p>
+    <w:p>
+      <w:pPr>
+        <w:pStyle w:val="Heading2"/>
+      </w:pPr>
+      <w:bookmarkStart w:id="25" w:name="_Toc232424695"/>
+      <w:bookmarkEnd w:id="24"/>
+      <w:r>
+        <w:t>Other materials used</w:t>
+      </w:r>
       <w:bookmarkEnd w:id="25"/>
     </w:p>
     <w:p>
-      <w:r>
-        <w:rPr>
-          <w:highlight w:val="yellow"/>
-        </w:rPr>
-        <w:t>This section should contain information that is supplementary to the main body of the report.</w:t>
-      </w:r>
-      <w:r>
-        <w:t xml:space="preserve">  </w:t>
-      </w:r>
-    </w:p>
-    <w:p>
-      <w:pPr>
-        <w:pStyle w:val="Heading2"/>
-      </w:pPr>
-      <w:bookmarkStart w:id="26" w:name="_Toc232419773"/>
-      <w:r>
-        <w:t>Project Proposal</w:t>
-      </w:r>
-      <w:bookmarkEnd w:id="26"/>
-    </w:p>
-    <w:p>
-      <w:pPr>
-        <w:pStyle w:val="Heading2"/>
-      </w:pPr>
-      <w:bookmarkStart w:id="27" w:name="_Toc232419775"/>
-      <w:r>
-        <w:t>Reflective Journals</w:t>
-      </w:r>
-      <w:bookmarkStart w:id="28" w:name="_Toc51711499"/>
-      <w:bookmarkEnd w:id="27"/>
-    </w:p>
-    <w:p>
-      <w:pPr>
-        <w:pStyle w:val="Heading2"/>
-      </w:pPr>
-      <w:bookmarkStart w:id="29" w:name="_Toc232419776"/>
-      <w:bookmarkEnd w:id="28"/>
-      <w:r>
-        <w:t>Other materials used</w:t>
-      </w:r>
-      <w:bookmarkEnd w:id="29"/>
-    </w:p>
-    <w:p>
       <w:pPr>
         <w:ind w:firstLine="360"/>
         <w:rPr>
@@ -4836,7 +6818,7 @@
       </w:r>
     </w:p>
     <w:sectPr>
-      <w:footerReference w:type="default" r:id="rId14"/>
+      <w:footerReference w:type="default" r:id="rId16"/>
       <w:pgSz w:w="11906" w:h="16838" w:code="9"/>
       <w:pgMar w:top="1440" w:right="1440" w:bottom="1440" w:left="1440" w:header="709" w:footer="709" w:gutter="0"/>
       <w:pgNumType w:start="0"/>
@@ -5902,7 +7884,7 @@
     <w:lsdException w:name="List Number 3" w:semiHidden="1" w:unhideWhenUsed="1"/>
     <w:lsdException w:name="List Number 4" w:semiHidden="1" w:unhideWhenUsed="1"/>
     <w:lsdException w:name="List Number 5" w:semiHidden="1" w:unhideWhenUsed="1"/>
-    <w:lsdException w:name="Title" w:uiPriority="10" w:qFormat="1"/>
+    <w:lsdException w:name="Title" w:uiPriority="0" w:qFormat="1"/>
     <w:lsdException w:name="Closing" w:semiHidden="1" w:unhideWhenUsed="1"/>
     <w:lsdException w:name="Signature" w:semiHidden="1" w:unhideWhenUsed="1"/>
     <w:lsdException w:name="Default Paragraph Font" w:semiHidden="1" w:uiPriority="1" w:unhideWhenUsed="1"/>
@@ -6823,7 +8805,6 @@
     <w:basedOn w:val="Normal"/>
     <w:next w:val="Normal"/>
     <w:link w:val="TitleChar"/>
-    <w:uiPriority w:val="10"/>
     <w:qFormat/>
     <w:rsid w:val="00D7483C"/>
     <w:pPr>
@@ -6841,7 +8822,6 @@
     <w:name w:val="Title Char"/>
     <w:basedOn w:val="DefaultParagraphFont"/>
     <w:link w:val="Title"/>
-    <w:uiPriority w:val="10"/>
     <w:rsid w:val="00D7483C"/>
     <w:rPr>
       <w:rFonts w:asciiTheme="majorHAnsi" w:eastAsiaTheme="majorEastAsia" w:hAnsiTheme="majorHAnsi" w:cstheme="majorBidi"/>
@@ -7026,6 +9006,39 @@
       <w:smallCaps/>
       <w:spacing w:val="5"/>
     </w:rPr>
+  </w:style>
+  <w:style w:type="paragraph" w:styleId="BodyText">
+    <w:name w:val="Body Text"/>
+    <w:basedOn w:val="Normal"/>
+    <w:link w:val="BodyTextChar"/>
+    <w:uiPriority w:val="99"/>
+    <w:semiHidden/>
+    <w:unhideWhenUsed/>
+    <w:rsid w:val="000D08EE"/>
+    <w:pPr>
+      <w:spacing w:after="120"/>
+    </w:pPr>
+  </w:style>
+  <w:style w:type="character" w:customStyle="1" w:styleId="BodyTextChar">
+    <w:name w:val="Body Text Char"/>
+    <w:basedOn w:val="DefaultParagraphFont"/>
+    <w:link w:val="BodyText"/>
+    <w:uiPriority w:val="99"/>
+    <w:semiHidden/>
+    <w:rsid w:val="000D08EE"/>
+  </w:style>
+  <w:style w:type="paragraph" w:styleId="TOC3">
+    <w:name w:val="toc 3"/>
+    <w:basedOn w:val="Normal"/>
+    <w:next w:val="Normal"/>
+    <w:autoRedefine/>
+    <w:uiPriority w:val="39"/>
+    <w:unhideWhenUsed/>
+    <w:rsid w:val="00AF1EDA"/>
+    <w:pPr>
+      <w:spacing w:after="100"/>
+      <w:ind w:left="440"/>
+    </w:pPr>
   </w:style>
 </w:styles>
 </file>
@@ -7326,19 +9339,6 @@
 </file>
 
 <file path=customXml/item1.xml><?xml version="1.0" encoding="utf-8"?>
-<?mso-contentType ?>
-<FormTemplates xmlns="http://schemas.microsoft.com/sharepoint/v3/contenttype/forms">
-  <Display>DocumentLibraryForm</Display>
-  <Edit>DocumentLibraryForm</Edit>
-  <New>DocumentLibraryForm</New>
-</FormTemplates>
-</file>
-
-<file path=customXml/item2.xml><?xml version="1.0" encoding="utf-8"?>
-<b:Sources xmlns:b="http://schemas.openxmlformats.org/officeDocument/2006/bibliography" xmlns="http://schemas.openxmlformats.org/officeDocument/2006/bibliography" SelectedStyle="\HarvardAnglia2008OfficeOnline.xsl" StyleName="Harvard - Anglia" Version="2008"/>
-</file>
-
-<file path=customXml/item3.xml><?xml version="1.0" encoding="utf-8"?>
 <p:properties xmlns:p="http://schemas.microsoft.com/office/2006/metadata/properties" xmlns:xsi="http://www.w3.org/2001/XMLSchema-instance" xmlns:pc="http://schemas.microsoft.com/office/infopath/2007/PartnerControls">
   <documentManagement>
     <Teams_Channel_Section_Location xmlns="ac56161a-35a2-4bac-99b6-8739237dc4f6" xsi:nil="true"/>
@@ -7388,6 +9388,19 @@
     <Templates xmlns="ac56161a-35a2-4bac-99b6-8739237dc4f6" xsi:nil="true"/>
   </documentManagement>
 </p:properties>
+</file>
+
+<file path=customXml/item2.xml><?xml version="1.0" encoding="utf-8"?>
+<b:Sources xmlns:b="http://schemas.openxmlformats.org/officeDocument/2006/bibliography" xmlns="http://schemas.openxmlformats.org/officeDocument/2006/bibliography" SelectedStyle="\HarvardAnglia2008OfficeOnline.xsl" StyleName="Harvard - Anglia" Version="2008"/>
+</file>
+
+<file path=customXml/item3.xml><?xml version="1.0" encoding="utf-8"?>
+<?mso-contentType ?>
+<FormTemplates xmlns="http://schemas.microsoft.com/sharepoint/v3/contenttype/forms">
+  <Display>DocumentLibraryForm</Display>
+  <Edit>DocumentLibraryForm</Edit>
+  <New>DocumentLibraryForm</New>
+</FormTemplates>
 </file>
 
 <file path=customXml/item4.xml><?xml version="1.0" encoding="utf-8"?>
@@ -7808,9 +9821,11 @@
 </file>
 
 <file path=customXml/itemProps1.xml><?xml version="1.0" encoding="utf-8"?>
-<ds:datastoreItem xmlns:ds="http://schemas.openxmlformats.org/officeDocument/2006/customXml" ds:itemID="{9B975280-634C-49AE-9293-B75FDC4277EB}">
+<ds:datastoreItem xmlns:ds="http://schemas.openxmlformats.org/officeDocument/2006/customXml" ds:itemID="{5C51FF54-1CBD-43E8-9B2A-B56F20CDF09A}">
   <ds:schemaRefs>
-    <ds:schemaRef ds:uri="http://schemas.microsoft.com/sharepoint/v3/contenttype/forms"/>
+    <ds:schemaRef ds:uri="http://schemas.microsoft.com/office/2006/metadata/properties"/>
+    <ds:schemaRef ds:uri="http://schemas.microsoft.com/office/infopath/2007/PartnerControls"/>
+    <ds:schemaRef ds:uri="ac56161a-35a2-4bac-99b6-8739237dc4f6"/>
   </ds:schemaRefs>
 </ds:datastoreItem>
 </file>
@@ -7824,11 +9839,9 @@
 </file>
 
 <file path=customXml/itemProps3.xml><?xml version="1.0" encoding="utf-8"?>
-<ds:datastoreItem xmlns:ds="http://schemas.openxmlformats.org/officeDocument/2006/customXml" ds:itemID="{5C51FF54-1CBD-43E8-9B2A-B56F20CDF09A}">
+<ds:datastoreItem xmlns:ds="http://schemas.openxmlformats.org/officeDocument/2006/customXml" ds:itemID="{9B975280-634C-49AE-9293-B75FDC4277EB}">
   <ds:schemaRefs>
-    <ds:schemaRef ds:uri="http://schemas.microsoft.com/office/2006/metadata/properties"/>
-    <ds:schemaRef ds:uri="http://schemas.microsoft.com/office/infopath/2007/PartnerControls"/>
-    <ds:schemaRef ds:uri="ac56161a-35a2-4bac-99b6-8739237dc4f6"/>
+    <ds:schemaRef ds:uri="http://schemas.microsoft.com/sharepoint/v3/contenttype/forms"/>
   </ds:schemaRefs>
 </ds:datastoreItem>
 </file>

--- a/docs/Technical Report Eoin Fitzsimons.docx
+++ b/docs/Technical Report Eoin Fitzsimons.docx
@@ -2835,7 +2835,7 @@
           <w:r>
             <w:fldChar w:fldCharType="separate"/>
           </w:r>
-          <w:hyperlink w:anchor="_Toc232424671" w:history="1">
+          <w:hyperlink w:anchor="_Toc234073564" w:history="1">
             <w:r>
               <w:rPr>
                 <w:rStyle w:val="Hyperlink"/>
@@ -2862,7 +2862,7 @@
                 <w:noProof/>
                 <w:webHidden/>
               </w:rPr>
-              <w:instrText xml:space="preserve"> PAGEREF _Toc232424671 \h </w:instrText>
+              <w:instrText xml:space="preserve"> PAGEREF _Toc234073564 \h </w:instrText>
             </w:r>
             <w:r>
               <w:rPr>
@@ -2882,7 +2882,7 @@
                 <w:noProof/>
                 <w:webHidden/>
               </w:rPr>
-              <w:t>5</w:t>
+              <w:t>6</w:t>
             </w:r>
             <w:r>
               <w:rPr>
@@ -2897,7 +2897,7 @@
           <w:pPr>
             <w:pStyle w:val="TOC1"/>
             <w:tabs>
-              <w:tab w:val="left" w:pos="480"/>
+              <w:tab w:val="left" w:pos="440"/>
               <w:tab w:val="right" w:leader="dot" w:pos="9016"/>
             </w:tabs>
             <w:rPr>
@@ -2909,7 +2909,7 @@
               <w14:ligatures w14:val="standardContextual"/>
             </w:rPr>
           </w:pPr>
-          <w:hyperlink w:anchor="_Toc232424672" w:history="1">
+          <w:hyperlink w:anchor="_Toc234073565" w:history="1">
             <w:r>
               <w:rPr>
                 <w:rStyle w:val="Hyperlink"/>
@@ -2954,7 +2954,7 @@
                 <w:noProof/>
                 <w:webHidden/>
               </w:rPr>
-              <w:instrText xml:space="preserve"> PAGEREF _Toc232424672 \h </w:instrText>
+              <w:instrText xml:space="preserve"> PAGEREF _Toc234073565 \h </w:instrText>
             </w:r>
             <w:r>
               <w:rPr>
@@ -3001,7 +3001,7 @@
               <w14:ligatures w14:val="standardContextual"/>
             </w:rPr>
           </w:pPr>
-          <w:hyperlink w:anchor="_Toc232424673" w:history="1">
+          <w:hyperlink w:anchor="_Toc234073566" w:history="1">
             <w:r>
               <w:rPr>
                 <w:rStyle w:val="Hyperlink"/>
@@ -3046,7 +3046,7 @@
                 <w:noProof/>
                 <w:webHidden/>
               </w:rPr>
-              <w:instrText xml:space="preserve"> PAGEREF _Toc232424673 \h </w:instrText>
+              <w:instrText xml:space="preserve"> PAGEREF _Toc234073566 \h </w:instrText>
             </w:r>
             <w:r>
               <w:rPr>
@@ -3093,7 +3093,7 @@
               <w14:ligatures w14:val="standardContextual"/>
             </w:rPr>
           </w:pPr>
-          <w:hyperlink w:anchor="_Toc232424674" w:history="1">
+          <w:hyperlink w:anchor="_Toc234073567" w:history="1">
             <w:r>
               <w:rPr>
                 <w:rStyle w:val="Hyperlink"/>
@@ -3138,7 +3138,7 @@
                 <w:noProof/>
                 <w:webHidden/>
               </w:rPr>
-              <w:instrText xml:space="preserve"> PAGEREF _Toc232424674 \h </w:instrText>
+              <w:instrText xml:space="preserve"> PAGEREF _Toc234073567 \h </w:instrText>
             </w:r>
             <w:r>
               <w:rPr>
@@ -3185,7 +3185,7 @@
               <w14:ligatures w14:val="standardContextual"/>
             </w:rPr>
           </w:pPr>
-          <w:hyperlink w:anchor="_Toc232424675" w:history="1">
+          <w:hyperlink w:anchor="_Toc234073568" w:history="1">
             <w:r>
               <w:rPr>
                 <w:rStyle w:val="Hyperlink"/>
@@ -3230,7 +3230,7 @@
                 <w:noProof/>
                 <w:webHidden/>
               </w:rPr>
-              <w:instrText xml:space="preserve"> PAGEREF _Toc232424675 \h </w:instrText>
+              <w:instrText xml:space="preserve"> PAGEREF _Toc234073568 \h </w:instrText>
             </w:r>
             <w:r>
               <w:rPr>
@@ -3277,7 +3277,7 @@
               <w14:ligatures w14:val="standardContextual"/>
             </w:rPr>
           </w:pPr>
-          <w:hyperlink w:anchor="_Toc232424676" w:history="1">
+          <w:hyperlink w:anchor="_Toc234073569" w:history="1">
             <w:r>
               <w:rPr>
                 <w:rStyle w:val="Hyperlink"/>
@@ -3322,7 +3322,7 @@
                 <w:noProof/>
                 <w:webHidden/>
               </w:rPr>
-              <w:instrText xml:space="preserve"> PAGEREF _Toc232424676 \h </w:instrText>
+              <w:instrText xml:space="preserve"> PAGEREF _Toc234073569 \h </w:instrText>
             </w:r>
             <w:r>
               <w:rPr>
@@ -3357,7 +3357,7 @@
           <w:pPr>
             <w:pStyle w:val="TOC1"/>
             <w:tabs>
-              <w:tab w:val="left" w:pos="480"/>
+              <w:tab w:val="left" w:pos="440"/>
               <w:tab w:val="right" w:leader="dot" w:pos="9016"/>
             </w:tabs>
             <w:rPr>
@@ -3369,7 +3369,7 @@
               <w14:ligatures w14:val="standardContextual"/>
             </w:rPr>
           </w:pPr>
-          <w:hyperlink w:anchor="_Toc232424677" w:history="1">
+          <w:hyperlink w:anchor="_Toc234073570" w:history="1">
             <w:r>
               <w:rPr>
                 <w:rStyle w:val="Hyperlink"/>
@@ -3414,7 +3414,7 @@
                 <w:noProof/>
                 <w:webHidden/>
               </w:rPr>
-              <w:instrText xml:space="preserve"> PAGEREF _Toc232424677 \h </w:instrText>
+              <w:instrText xml:space="preserve"> PAGEREF _Toc234073570 \h </w:instrText>
             </w:r>
             <w:r>
               <w:rPr>
@@ -3461,7 +3461,7 @@
               <w14:ligatures w14:val="standardContextual"/>
             </w:rPr>
           </w:pPr>
-          <w:hyperlink w:anchor="_Toc232424678" w:history="1">
+          <w:hyperlink w:anchor="_Toc234073571" w:history="1">
             <w:r>
               <w:rPr>
                 <w:rStyle w:val="Hyperlink"/>
@@ -3506,7 +3506,7 @@
                 <w:noProof/>
                 <w:webHidden/>
               </w:rPr>
-              <w:instrText xml:space="preserve"> PAGEREF _Toc232424678 \h </w:instrText>
+              <w:instrText xml:space="preserve"> PAGEREF _Toc234073571 \h </w:instrText>
             </w:r>
             <w:r>
               <w:rPr>
@@ -3541,14 +3541,19 @@
           <w:pPr>
             <w:pStyle w:val="TOC3"/>
             <w:tabs>
-              <w:tab w:val="left" w:pos="1440"/>
+              <w:tab w:val="left" w:pos="1200"/>
               <w:tab w:val="right" w:leader="dot" w:pos="9016"/>
             </w:tabs>
             <w:rPr>
               <w:noProof/>
+              <w:kern w:val="2"/>
+              <w:sz w:val="24"/>
+              <w:szCs w:val="24"/>
+              <w:lang w:eastAsia="en-IE"/>
+              <w14:ligatures w14:val="standardContextual"/>
             </w:rPr>
           </w:pPr>
-          <w:hyperlink w:anchor="_Toc232424679" w:history="1">
+          <w:hyperlink w:anchor="_Toc234073572" w:history="1">
             <w:r>
               <w:rPr>
                 <w:rStyle w:val="Hyperlink"/>
@@ -3559,6 +3564,11 @@
             <w:r>
               <w:rPr>
                 <w:noProof/>
+                <w:kern w:val="2"/>
+                <w:sz w:val="24"/>
+                <w:szCs w:val="24"/>
+                <w:lang w:eastAsia="en-IE"/>
+                <w14:ligatures w14:val="standardContextual"/>
               </w:rPr>
               <w:tab/>
             </w:r>
@@ -3588,7 +3598,7 @@
                 <w:noProof/>
                 <w:webHidden/>
               </w:rPr>
-              <w:instrText xml:space="preserve"> PAGEREF _Toc232424679 \h </w:instrText>
+              <w:instrText xml:space="preserve"> PAGEREF _Toc234073572 \h </w:instrText>
             </w:r>
             <w:r>
               <w:rPr>
@@ -3623,14 +3633,19 @@
           <w:pPr>
             <w:pStyle w:val="TOC3"/>
             <w:tabs>
-              <w:tab w:val="left" w:pos="1440"/>
+              <w:tab w:val="left" w:pos="1200"/>
               <w:tab w:val="right" w:leader="dot" w:pos="9016"/>
             </w:tabs>
             <w:rPr>
               <w:noProof/>
+              <w:kern w:val="2"/>
+              <w:sz w:val="24"/>
+              <w:szCs w:val="24"/>
+              <w:lang w:eastAsia="en-IE"/>
+              <w14:ligatures w14:val="standardContextual"/>
             </w:rPr>
           </w:pPr>
-          <w:hyperlink w:anchor="_Toc232424680" w:history="1">
+          <w:hyperlink w:anchor="_Toc234073573" w:history="1">
             <w:r>
               <w:rPr>
                 <w:rStyle w:val="Hyperlink"/>
@@ -3641,6 +3656,11 @@
             <w:r>
               <w:rPr>
                 <w:noProof/>
+                <w:kern w:val="2"/>
+                <w:sz w:val="24"/>
+                <w:szCs w:val="24"/>
+                <w:lang w:eastAsia="en-IE"/>
+                <w14:ligatures w14:val="standardContextual"/>
               </w:rPr>
               <w:tab/>
             </w:r>
@@ -3670,7 +3690,7 @@
                 <w:noProof/>
                 <w:webHidden/>
               </w:rPr>
-              <w:instrText xml:space="preserve"> PAGEREF _Toc232424680 \h </w:instrText>
+              <w:instrText xml:space="preserve"> PAGEREF _Toc234073573 \h </w:instrText>
             </w:r>
             <w:r>
               <w:rPr>
@@ -3705,14 +3725,19 @@
           <w:pPr>
             <w:pStyle w:val="TOC3"/>
             <w:tabs>
-              <w:tab w:val="left" w:pos="1440"/>
+              <w:tab w:val="left" w:pos="1200"/>
               <w:tab w:val="right" w:leader="dot" w:pos="9016"/>
             </w:tabs>
             <w:rPr>
               <w:noProof/>
+              <w:kern w:val="2"/>
+              <w:sz w:val="24"/>
+              <w:szCs w:val="24"/>
+              <w:lang w:eastAsia="en-IE"/>
+              <w14:ligatures w14:val="standardContextual"/>
             </w:rPr>
           </w:pPr>
-          <w:hyperlink w:anchor="_Toc232424681" w:history="1">
+          <w:hyperlink w:anchor="_Toc234073574" w:history="1">
             <w:r>
               <w:rPr>
                 <w:rStyle w:val="Hyperlink"/>
@@ -3723,6 +3748,11 @@
             <w:r>
               <w:rPr>
                 <w:noProof/>
+                <w:kern w:val="2"/>
+                <w:sz w:val="24"/>
+                <w:szCs w:val="24"/>
+                <w:lang w:eastAsia="en-IE"/>
+                <w14:ligatures w14:val="standardContextual"/>
               </w:rPr>
               <w:tab/>
             </w:r>
@@ -3752,7 +3782,7 @@
                 <w:noProof/>
                 <w:webHidden/>
               </w:rPr>
-              <w:instrText xml:space="preserve"> PAGEREF _Toc232424681 \h </w:instrText>
+              <w:instrText xml:space="preserve"> PAGEREF _Toc234073574 \h </w:instrText>
             </w:r>
             <w:r>
               <w:rPr>
@@ -3787,14 +3817,19 @@
           <w:pPr>
             <w:pStyle w:val="TOC3"/>
             <w:tabs>
-              <w:tab w:val="left" w:pos="1440"/>
+              <w:tab w:val="left" w:pos="1200"/>
               <w:tab w:val="right" w:leader="dot" w:pos="9016"/>
             </w:tabs>
             <w:rPr>
               <w:noProof/>
+              <w:kern w:val="2"/>
+              <w:sz w:val="24"/>
+              <w:szCs w:val="24"/>
+              <w:lang w:eastAsia="en-IE"/>
+              <w14:ligatures w14:val="standardContextual"/>
             </w:rPr>
           </w:pPr>
-          <w:hyperlink w:anchor="_Toc232424682" w:history="1">
+          <w:hyperlink w:anchor="_Toc234073575" w:history="1">
             <w:r>
               <w:rPr>
                 <w:rStyle w:val="Hyperlink"/>
@@ -3805,6 +3840,11 @@
             <w:r>
               <w:rPr>
                 <w:noProof/>
+                <w:kern w:val="2"/>
+                <w:sz w:val="24"/>
+                <w:szCs w:val="24"/>
+                <w:lang w:eastAsia="en-IE"/>
+                <w14:ligatures w14:val="standardContextual"/>
               </w:rPr>
               <w:tab/>
             </w:r>
@@ -3834,7 +3874,7 @@
                 <w:noProof/>
                 <w:webHidden/>
               </w:rPr>
-              <w:instrText xml:space="preserve"> PAGEREF _Toc232424682 \h </w:instrText>
+              <w:instrText xml:space="preserve"> PAGEREF _Toc234073575 \h </w:instrText>
             </w:r>
             <w:r>
               <w:rPr>
@@ -3869,14 +3909,19 @@
           <w:pPr>
             <w:pStyle w:val="TOC3"/>
             <w:tabs>
-              <w:tab w:val="left" w:pos="1440"/>
+              <w:tab w:val="left" w:pos="1200"/>
               <w:tab w:val="right" w:leader="dot" w:pos="9016"/>
             </w:tabs>
             <w:rPr>
               <w:noProof/>
+              <w:kern w:val="2"/>
+              <w:sz w:val="24"/>
+              <w:szCs w:val="24"/>
+              <w:lang w:eastAsia="en-IE"/>
+              <w14:ligatures w14:val="standardContextual"/>
             </w:rPr>
           </w:pPr>
-          <w:hyperlink w:anchor="_Toc232424683" w:history="1">
+          <w:hyperlink w:anchor="_Toc234073576" w:history="1">
             <w:r>
               <w:rPr>
                 <w:rStyle w:val="Hyperlink"/>
@@ -3887,6 +3932,11 @@
             <w:r>
               <w:rPr>
                 <w:noProof/>
+                <w:kern w:val="2"/>
+                <w:sz w:val="24"/>
+                <w:szCs w:val="24"/>
+                <w:lang w:eastAsia="en-IE"/>
+                <w14:ligatures w14:val="standardContextual"/>
               </w:rPr>
               <w:tab/>
             </w:r>
@@ -3916,7 +3966,7 @@
                 <w:noProof/>
                 <w:webHidden/>
               </w:rPr>
-              <w:instrText xml:space="preserve"> PAGEREF _Toc232424683 \h </w:instrText>
+              <w:instrText xml:space="preserve"> PAGEREF _Toc234073576 \h </w:instrText>
             </w:r>
             <w:r>
               <w:rPr>
@@ -3963,7 +4013,7 @@
               <w14:ligatures w14:val="standardContextual"/>
             </w:rPr>
           </w:pPr>
-          <w:hyperlink w:anchor="_Toc232424684" w:history="1">
+          <w:hyperlink w:anchor="_Toc234073577" w:history="1">
             <w:r>
               <w:rPr>
                 <w:rStyle w:val="Hyperlink"/>
@@ -4008,7 +4058,7 @@
                 <w:noProof/>
                 <w:webHidden/>
               </w:rPr>
-              <w:instrText xml:space="preserve"> PAGEREF _Toc232424684 \h </w:instrText>
+              <w:instrText xml:space="preserve"> PAGEREF _Toc234073577 \h </w:instrText>
             </w:r>
             <w:r>
               <w:rPr>
@@ -4055,7 +4105,7 @@
               <w14:ligatures w14:val="standardContextual"/>
             </w:rPr>
           </w:pPr>
-          <w:hyperlink w:anchor="_Toc232424685" w:history="1">
+          <w:hyperlink w:anchor="_Toc234073578" w:history="1">
             <w:r>
               <w:rPr>
                 <w:rStyle w:val="Hyperlink"/>
@@ -4100,7 +4150,7 @@
                 <w:noProof/>
                 <w:webHidden/>
               </w:rPr>
-              <w:instrText xml:space="preserve"> PAGEREF _Toc232424685 \h </w:instrText>
+              <w:instrText xml:space="preserve"> PAGEREF _Toc234073578 \h </w:instrText>
             </w:r>
             <w:r>
               <w:rPr>
@@ -4147,7 +4197,7 @@
               <w14:ligatures w14:val="standardContextual"/>
             </w:rPr>
           </w:pPr>
-          <w:hyperlink w:anchor="_Toc232424686" w:history="1">
+          <w:hyperlink w:anchor="_Toc234073579" w:history="1">
             <w:r>
               <w:rPr>
                 <w:rStyle w:val="Hyperlink"/>
@@ -4192,7 +4242,7 @@
                 <w:noProof/>
                 <w:webHidden/>
               </w:rPr>
-              <w:instrText xml:space="preserve"> PAGEREF _Toc232424686 \h </w:instrText>
+              <w:instrText xml:space="preserve"> PAGEREF _Toc234073579 \h </w:instrText>
             </w:r>
             <w:r>
               <w:rPr>
@@ -4239,7 +4289,7 @@
               <w14:ligatures w14:val="standardContextual"/>
             </w:rPr>
           </w:pPr>
-          <w:hyperlink w:anchor="_Toc232424687" w:history="1">
+          <w:hyperlink w:anchor="_Toc234073580" w:history="1">
             <w:r>
               <w:rPr>
                 <w:rStyle w:val="Hyperlink"/>
@@ -4284,7 +4334,7 @@
                 <w:noProof/>
                 <w:webHidden/>
               </w:rPr>
-              <w:instrText xml:space="preserve"> PAGEREF _Toc232424687 \h </w:instrText>
+              <w:instrText xml:space="preserve"> PAGEREF _Toc234073580 \h </w:instrText>
             </w:r>
             <w:r>
               <w:rPr>
@@ -4331,7 +4381,7 @@
               <w14:ligatures w14:val="standardContextual"/>
             </w:rPr>
           </w:pPr>
-          <w:hyperlink w:anchor="_Toc232424688" w:history="1">
+          <w:hyperlink w:anchor="_Toc234073581" w:history="1">
             <w:r>
               <w:rPr>
                 <w:rStyle w:val="Hyperlink"/>
@@ -4376,7 +4426,7 @@
                 <w:noProof/>
                 <w:webHidden/>
               </w:rPr>
-              <w:instrText xml:space="preserve"> PAGEREF _Toc232424688 \h </w:instrText>
+              <w:instrText xml:space="preserve"> PAGEREF _Toc234073581 \h </w:instrText>
             </w:r>
             <w:r>
               <w:rPr>
@@ -4423,7 +4473,7 @@
               <w14:ligatures w14:val="standardContextual"/>
             </w:rPr>
           </w:pPr>
-          <w:hyperlink w:anchor="_Toc232424689" w:history="1">
+          <w:hyperlink w:anchor="_Toc234073582" w:history="1">
             <w:r>
               <w:rPr>
                 <w:rStyle w:val="Hyperlink"/>
@@ -4468,7 +4518,7 @@
                 <w:noProof/>
                 <w:webHidden/>
               </w:rPr>
-              <w:instrText xml:space="preserve"> PAGEREF _Toc232424689 \h </w:instrText>
+              <w:instrText xml:space="preserve"> PAGEREF _Toc234073582 \h </w:instrText>
             </w:r>
             <w:r>
               <w:rPr>
@@ -4515,7 +4565,7 @@
               <w14:ligatures w14:val="standardContextual"/>
             </w:rPr>
           </w:pPr>
-          <w:hyperlink w:anchor="_Toc232424690" w:history="1">
+          <w:hyperlink w:anchor="_Toc234073583" w:history="1">
             <w:r>
               <w:rPr>
                 <w:rStyle w:val="Hyperlink"/>
@@ -4560,7 +4610,7 @@
                 <w:noProof/>
                 <w:webHidden/>
               </w:rPr>
-              <w:instrText xml:space="preserve"> PAGEREF _Toc232424690 \h </w:instrText>
+              <w:instrText xml:space="preserve"> PAGEREF _Toc234073583 \h </w:instrText>
             </w:r>
             <w:r>
               <w:rPr>
@@ -4607,7 +4657,7 @@
               <w14:ligatures w14:val="standardContextual"/>
             </w:rPr>
           </w:pPr>
-          <w:hyperlink w:anchor="_Toc232424691" w:history="1">
+          <w:hyperlink w:anchor="_Toc234073584" w:history="1">
             <w:r>
               <w:rPr>
                 <w:rStyle w:val="Hyperlink"/>
@@ -4652,7 +4702,7 @@
                 <w:noProof/>
                 <w:webHidden/>
               </w:rPr>
-              <w:instrText xml:space="preserve"> PAGEREF _Toc232424691 \h </w:instrText>
+              <w:instrText xml:space="preserve"> PAGEREF _Toc234073584 \h </w:instrText>
             </w:r>
             <w:r>
               <w:rPr>
@@ -4699,7 +4749,7 @@
               <w14:ligatures w14:val="standardContextual"/>
             </w:rPr>
           </w:pPr>
-          <w:hyperlink w:anchor="_Toc232424692" w:history="1">
+          <w:hyperlink w:anchor="_Toc234073585" w:history="1">
             <w:r>
               <w:rPr>
                 <w:rStyle w:val="Hyperlink"/>
@@ -4744,7 +4794,7 @@
                 <w:noProof/>
                 <w:webHidden/>
               </w:rPr>
-              <w:instrText xml:space="preserve"> PAGEREF _Toc232424692 \h </w:instrText>
+              <w:instrText xml:space="preserve"> PAGEREF _Toc234073585 \h </w:instrText>
             </w:r>
             <w:r>
               <w:rPr>
@@ -4791,7 +4841,7 @@
               <w14:ligatures w14:val="standardContextual"/>
             </w:rPr>
           </w:pPr>
-          <w:hyperlink w:anchor="_Toc232424693" w:history="1">
+          <w:hyperlink w:anchor="_Toc234073586" w:history="1">
             <w:r>
               <w:rPr>
                 <w:rStyle w:val="Hyperlink"/>
@@ -4836,7 +4886,7 @@
                 <w:noProof/>
                 <w:webHidden/>
               </w:rPr>
-              <w:instrText xml:space="preserve"> PAGEREF _Toc232424693 \h </w:instrText>
+              <w:instrText xml:space="preserve"> PAGEREF _Toc234073586 \h </w:instrText>
             </w:r>
             <w:r>
               <w:rPr>
@@ -4883,7 +4933,7 @@
               <w14:ligatures w14:val="standardContextual"/>
             </w:rPr>
           </w:pPr>
-          <w:hyperlink w:anchor="_Toc232424694" w:history="1">
+          <w:hyperlink w:anchor="_Toc234073587" w:history="1">
             <w:r>
               <w:rPr>
                 <w:rStyle w:val="Hyperlink"/>
@@ -4928,7 +4978,7 @@
                 <w:noProof/>
                 <w:webHidden/>
               </w:rPr>
-              <w:instrText xml:space="preserve"> PAGEREF _Toc232424694 \h </w:instrText>
+              <w:instrText xml:space="preserve"> PAGEREF _Toc234073587 \h </w:instrText>
             </w:r>
             <w:r>
               <w:rPr>
@@ -4975,7 +5025,7 @@
               <w14:ligatures w14:val="standardContextual"/>
             </w:rPr>
           </w:pPr>
-          <w:hyperlink w:anchor="_Toc232424695" w:history="1">
+          <w:hyperlink w:anchor="_Toc234073588" w:history="1">
             <w:r>
               <w:rPr>
                 <w:rStyle w:val="Hyperlink"/>
@@ -5020,7 +5070,7 @@
                 <w:noProof/>
                 <w:webHidden/>
               </w:rPr>
-              <w:instrText xml:space="preserve"> PAGEREF _Toc232424695 \h </w:instrText>
+              <w:instrText xml:space="preserve"> PAGEREF _Toc234073588 \h </w:instrText>
             </w:r>
             <w:r>
               <w:rPr>
@@ -5080,7 +5130,6 @@
           <w:szCs w:val="36"/>
         </w:rPr>
       </w:pPr>
-      <w:bookmarkStart w:id="0" w:name="_Toc232424671"/>
       <w:r>
         <w:br w:type="page"/>
       </w:r>
@@ -5094,6 +5143,7 @@
         </w:numPr>
         <w:ind w:left="432"/>
       </w:pPr>
+      <w:bookmarkStart w:id="0" w:name="_Toc234073564"/>
       <w:r>
         <w:lastRenderedPageBreak/>
         <w:t>Executive Summary</w:t>
@@ -5133,7 +5183,7 @@
       <w:pPr>
         <w:pStyle w:val="Heading1"/>
       </w:pPr>
-      <w:bookmarkStart w:id="1" w:name="_Toc232424672"/>
+      <w:bookmarkStart w:id="1" w:name="_Toc234073565"/>
       <w:r>
         <w:t>Introduction</w:t>
       </w:r>
@@ -5143,7 +5193,7 @@
       <w:pPr>
         <w:pStyle w:val="Heading2"/>
       </w:pPr>
-      <w:bookmarkStart w:id="2" w:name="_Toc232424673"/>
+      <w:bookmarkStart w:id="2" w:name="_Toc234073566"/>
       <w:r>
         <w:t>Background</w:t>
       </w:r>
@@ -5170,7 +5220,7 @@
       <w:pPr>
         <w:pStyle w:val="Heading2"/>
       </w:pPr>
-      <w:bookmarkStart w:id="3" w:name="_Toc232424674"/>
+      <w:bookmarkStart w:id="3" w:name="_Toc234073567"/>
       <w:r>
         <w:t>Aims</w:t>
       </w:r>
@@ -5197,7 +5247,7 @@
       <w:pPr>
         <w:pStyle w:val="Heading2"/>
       </w:pPr>
-      <w:bookmarkStart w:id="4" w:name="_Toc232424675"/>
+      <w:bookmarkStart w:id="4" w:name="_Toc234073568"/>
       <w:r>
         <w:t>Technology</w:t>
       </w:r>
@@ -5224,7 +5274,7 @@
       <w:pPr>
         <w:pStyle w:val="Heading2"/>
       </w:pPr>
-      <w:bookmarkStart w:id="5" w:name="_Toc232424676"/>
+      <w:bookmarkStart w:id="5" w:name="_Toc234073569"/>
       <w:r>
         <w:t>Structure</w:t>
       </w:r>
@@ -5251,7 +5301,7 @@
       <w:pPr>
         <w:pStyle w:val="Heading1"/>
       </w:pPr>
-      <w:bookmarkStart w:id="6" w:name="_Toc232424677"/>
+      <w:bookmarkStart w:id="6" w:name="_Toc234073570"/>
       <w:r>
         <w:t>System</w:t>
       </w:r>
@@ -5261,7 +5311,7 @@
       <w:pPr>
         <w:pStyle w:val="Heading2"/>
       </w:pPr>
-      <w:bookmarkStart w:id="7" w:name="_Toc232424678"/>
+      <w:bookmarkStart w:id="7" w:name="_Toc234073571"/>
       <w:r>
         <w:t>Requirements</w:t>
       </w:r>
@@ -5289,7 +5339,7 @@
       <w:pPr>
         <w:pStyle w:val="Heading3"/>
       </w:pPr>
-      <w:bookmarkStart w:id="8" w:name="_Toc232424679"/>
+      <w:bookmarkStart w:id="8" w:name="_Toc234073572"/>
       <w:r>
         <w:t>Functional Requirements</w:t>
       </w:r>
@@ -6177,7 +6227,7 @@
       <w:pPr>
         <w:pStyle w:val="Heading3"/>
       </w:pPr>
-      <w:bookmarkStart w:id="9" w:name="_Toc232424680"/>
+      <w:bookmarkStart w:id="9" w:name="_Toc234073573"/>
       <w:r>
         <w:t>Data Requirements</w:t>
       </w:r>
@@ -6188,7 +6238,7 @@
       <w:pPr>
         <w:pStyle w:val="Heading3"/>
       </w:pPr>
-      <w:bookmarkStart w:id="10" w:name="_Toc232424681"/>
+      <w:bookmarkStart w:id="10" w:name="_Toc234073574"/>
       <w:r>
         <w:t>User Requirements</w:t>
       </w:r>
@@ -6199,7 +6249,7 @@
       <w:pPr>
         <w:pStyle w:val="Heading3"/>
       </w:pPr>
-      <w:bookmarkStart w:id="11" w:name="_Toc232424682"/>
+      <w:bookmarkStart w:id="11" w:name="_Toc234073575"/>
       <w:r>
         <w:t>Environmental Requirements</w:t>
       </w:r>
@@ -6210,7 +6260,7 @@
       <w:pPr>
         <w:pStyle w:val="Heading3"/>
       </w:pPr>
-      <w:bookmarkStart w:id="12" w:name="_Toc232424683"/>
+      <w:bookmarkStart w:id="12" w:name="_Toc234073576"/>
       <w:r>
         <w:t>Usability Requirements</w:t>
       </w:r>
@@ -6238,7 +6288,7 @@
       <w:pPr>
         <w:pStyle w:val="Heading2"/>
       </w:pPr>
-      <w:bookmarkStart w:id="13" w:name="_Toc232424684"/>
+      <w:bookmarkStart w:id="13" w:name="_Toc234073577"/>
       <w:r>
         <w:lastRenderedPageBreak/>
         <w:t>Design &amp; Architecture</w:t>
@@ -6304,7 +6354,7 @@
       <w:pPr>
         <w:pStyle w:val="Heading2"/>
       </w:pPr>
-      <w:bookmarkStart w:id="14" w:name="_Toc232424685"/>
+      <w:bookmarkStart w:id="14" w:name="_Toc234073578"/>
       <w:r>
         <w:lastRenderedPageBreak/>
         <w:t>Implementation</w:t>
@@ -6426,7 +6476,7 @@
       <w:pPr>
         <w:pStyle w:val="Heading2"/>
       </w:pPr>
-      <w:bookmarkStart w:id="15" w:name="_Toc232424686"/>
+      <w:bookmarkStart w:id="15" w:name="_Toc234073579"/>
       <w:r>
         <w:lastRenderedPageBreak/>
         <w:t>Graphical User Interface (GUI)</w:t>
@@ -6476,7 +6526,7 @@
       <w:pPr>
         <w:pStyle w:val="Heading2"/>
       </w:pPr>
-      <w:bookmarkStart w:id="16" w:name="_Toc232424687"/>
+      <w:bookmarkStart w:id="16" w:name="_Toc234073580"/>
       <w:r>
         <w:lastRenderedPageBreak/>
         <w:t>Testing</w:t>
@@ -6521,7 +6571,7 @@
       <w:pPr>
         <w:pStyle w:val="Heading2"/>
       </w:pPr>
-      <w:bookmarkStart w:id="17" w:name="_Toc232424688"/>
+      <w:bookmarkStart w:id="17" w:name="_Toc234073581"/>
       <w:r>
         <w:lastRenderedPageBreak/>
         <w:t>Evaluation</w:t>
@@ -6596,7 +6646,7 @@
       <w:pPr>
         <w:pStyle w:val="Heading1"/>
       </w:pPr>
-      <w:bookmarkStart w:id="18" w:name="_Toc232424689"/>
+      <w:bookmarkStart w:id="18" w:name="_Toc234073582"/>
       <w:r>
         <w:lastRenderedPageBreak/>
         <w:t>Conclusions</w:t>
@@ -6652,7 +6702,7 @@
       <w:pPr>
         <w:pStyle w:val="Heading1"/>
       </w:pPr>
-      <w:bookmarkStart w:id="19" w:name="_Toc232424690"/>
+      <w:bookmarkStart w:id="19" w:name="_Toc234073583"/>
       <w:r>
         <w:lastRenderedPageBreak/>
         <w:t>Further Development or Research</w:t>
@@ -6692,7 +6742,7 @@
       <w:pPr>
         <w:pStyle w:val="Heading1"/>
       </w:pPr>
-      <w:bookmarkStart w:id="20" w:name="_Toc232424691"/>
+      <w:bookmarkStart w:id="20" w:name="_Toc234073584"/>
       <w:r>
         <w:lastRenderedPageBreak/>
         <w:t>References</w:t>
@@ -6751,7 +6801,7 @@
       <w:pPr>
         <w:pStyle w:val="Heading1"/>
       </w:pPr>
-      <w:bookmarkStart w:id="21" w:name="_Toc232424692"/>
+      <w:bookmarkStart w:id="21" w:name="_Toc234073585"/>
       <w:r>
         <w:lastRenderedPageBreak/>
         <w:t>Appendices</w:t>
@@ -6773,7 +6823,7 @@
       <w:pPr>
         <w:pStyle w:val="Heading2"/>
       </w:pPr>
-      <w:bookmarkStart w:id="22" w:name="_Toc232424693"/>
+      <w:bookmarkStart w:id="22" w:name="_Toc234073586"/>
       <w:r>
         <w:t>Project Proposal</w:t>
       </w:r>
@@ -6783,7 +6833,7 @@
       <w:pPr>
         <w:pStyle w:val="Heading2"/>
       </w:pPr>
-      <w:bookmarkStart w:id="23" w:name="_Toc232424694"/>
+      <w:bookmarkStart w:id="23" w:name="_Toc234073587"/>
       <w:r>
         <w:t>Reflective Journals</w:t>
       </w:r>
@@ -6794,7 +6844,7 @@
       <w:pPr>
         <w:pStyle w:val="Heading2"/>
       </w:pPr>
-      <w:bookmarkStart w:id="25" w:name="_Toc232424695"/>
+      <w:bookmarkStart w:id="25" w:name="_Toc234073588"/>
       <w:bookmarkEnd w:id="24"/>
       <w:r>
         <w:t>Other materials used</w:t>
@@ -9339,6 +9389,10 @@
 </file>
 
 <file path=customXml/item1.xml><?xml version="1.0" encoding="utf-8"?>
+<b:Sources xmlns:b="http://schemas.openxmlformats.org/officeDocument/2006/bibliography" xmlns="http://schemas.openxmlformats.org/officeDocument/2006/bibliography" SelectedStyle="\HarvardAnglia2008OfficeOnline.xsl" StyleName="Harvard - Anglia" Version="2008"/>
+</file>
+
+<file path=customXml/item2.xml><?xml version="1.0" encoding="utf-8"?>
 <p:properties xmlns:p="http://schemas.microsoft.com/office/2006/metadata/properties" xmlns:xsi="http://www.w3.org/2001/XMLSchema-instance" xmlns:pc="http://schemas.microsoft.com/office/infopath/2007/PartnerControls">
   <documentManagement>
     <Teams_Channel_Section_Location xmlns="ac56161a-35a2-4bac-99b6-8739237dc4f6" xsi:nil="true"/>
@@ -9390,20 +9444,7 @@
 </p:properties>
 </file>
 
-<file path=customXml/item2.xml><?xml version="1.0" encoding="utf-8"?>
-<b:Sources xmlns:b="http://schemas.openxmlformats.org/officeDocument/2006/bibliography" xmlns="http://schemas.openxmlformats.org/officeDocument/2006/bibliography" SelectedStyle="\HarvardAnglia2008OfficeOnline.xsl" StyleName="Harvard - Anglia" Version="2008"/>
-</file>
-
 <file path=customXml/item3.xml><?xml version="1.0" encoding="utf-8"?>
-<?mso-contentType ?>
-<FormTemplates xmlns="http://schemas.microsoft.com/sharepoint/v3/contenttype/forms">
-  <Display>DocumentLibraryForm</Display>
-  <Edit>DocumentLibraryForm</Edit>
-  <New>DocumentLibraryForm</New>
-</FormTemplates>
-</file>
-
-<file path=customXml/item4.xml><?xml version="1.0" encoding="utf-8"?>
 <ct:contentTypeSchema xmlns:ct="http://schemas.microsoft.com/office/2006/metadata/contentType" xmlns:ma="http://schemas.microsoft.com/office/2006/metadata/properties/metaAttributes" ct:_="" ma:_="" ma:contentTypeName="Document" ma:contentTypeID="0x0101003EE04D916D7611488AA759BAA9A37716" ma:contentTypeVersion="34" ma:contentTypeDescription="Create a new document." ma:contentTypeScope="" ma:versionID="da43fd5ae1f7ae53ffd28d894363bfb4">
   <xsd:schema xmlns:xsd="http://www.w3.org/2001/XMLSchema" xmlns:xs="http://www.w3.org/2001/XMLSchema" xmlns:p="http://schemas.microsoft.com/office/2006/metadata/properties" xmlns:ns3="05ee331b-510f-4173-a5cc-a06d55a316fd" xmlns:ns4="ac56161a-35a2-4bac-99b6-8739237dc4f6" targetNamespace="http://schemas.microsoft.com/office/2006/metadata/properties" ma:root="true" ma:fieldsID="0e753ad016b352eaafbd0268c41c2a23" ns3:_="" ns4:_="">
     <xsd:import namespace="05ee331b-510f-4173-a5cc-a06d55a316fd"/>
@@ -9820,7 +9861,24 @@
 </ct:contentTypeSchema>
 </file>
 
+<file path=customXml/item4.xml><?xml version="1.0" encoding="utf-8"?>
+<?mso-contentType ?>
+<FormTemplates xmlns="http://schemas.microsoft.com/sharepoint/v3/contenttype/forms">
+  <Display>DocumentLibraryForm</Display>
+  <Edit>DocumentLibraryForm</Edit>
+  <New>DocumentLibraryForm</New>
+</FormTemplates>
+</file>
+
 <file path=customXml/itemProps1.xml><?xml version="1.0" encoding="utf-8"?>
+<ds:datastoreItem xmlns:ds="http://schemas.openxmlformats.org/officeDocument/2006/customXml" ds:itemID="{6C95B990-55DE-4564-83E5-DFE2C07FF9DD}">
+  <ds:schemaRefs>
+    <ds:schemaRef ds:uri="http://schemas.openxmlformats.org/officeDocument/2006/bibliography"/>
+  </ds:schemaRefs>
+</ds:datastoreItem>
+</file>
+
+<file path=customXml/itemProps2.xml><?xml version="1.0" encoding="utf-8"?>
 <ds:datastoreItem xmlns:ds="http://schemas.openxmlformats.org/officeDocument/2006/customXml" ds:itemID="{5C51FF54-1CBD-43E8-9B2A-B56F20CDF09A}">
   <ds:schemaRefs>
     <ds:schemaRef ds:uri="http://schemas.microsoft.com/office/2006/metadata/properties"/>
@@ -9830,23 +9888,7 @@
 </ds:datastoreItem>
 </file>
 
-<file path=customXml/itemProps2.xml><?xml version="1.0" encoding="utf-8"?>
-<ds:datastoreItem xmlns:ds="http://schemas.openxmlformats.org/officeDocument/2006/customXml" ds:itemID="{6C95B990-55DE-4564-83E5-DFE2C07FF9DD}">
-  <ds:schemaRefs>
-    <ds:schemaRef ds:uri="http://schemas.openxmlformats.org/officeDocument/2006/bibliography"/>
-  </ds:schemaRefs>
-</ds:datastoreItem>
-</file>
-
 <file path=customXml/itemProps3.xml><?xml version="1.0" encoding="utf-8"?>
-<ds:datastoreItem xmlns:ds="http://schemas.openxmlformats.org/officeDocument/2006/customXml" ds:itemID="{9B975280-634C-49AE-9293-B75FDC4277EB}">
-  <ds:schemaRefs>
-    <ds:schemaRef ds:uri="http://schemas.microsoft.com/sharepoint/v3/contenttype/forms"/>
-  </ds:schemaRefs>
-</ds:datastoreItem>
-</file>
-
-<file path=customXml/itemProps4.xml><?xml version="1.0" encoding="utf-8"?>
 <ds:datastoreItem xmlns:ds="http://schemas.openxmlformats.org/officeDocument/2006/customXml" ds:itemID="{3B693098-FF00-4095-9757-18FD92BDA8E2}">
   <ds:schemaRefs>
     <ds:schemaRef ds:uri="http://schemas.microsoft.com/office/2006/metadata/contentType"/>
@@ -9863,4 +9905,12 @@
     <ds:schemaRef ds:uri="http://schemas.microsoft.com/internal/obd"/>
   </ds:schemaRefs>
 </ds:datastoreItem>
+</file>
+
+<file path=customXml/itemProps4.xml><?xml version="1.0" encoding="utf-8"?>
+<ds:datastoreItem xmlns:ds="http://schemas.openxmlformats.org/officeDocument/2006/customXml" ds:itemID="{9B975280-634C-49AE-9293-B75FDC4277EB}">
+  <ds:schemaRefs>
+    <ds:schemaRef ds:uri="http://schemas.microsoft.com/sharepoint/v3/contenttype/forms"/>
+  </ds:schemaRefs>
+</ds:datastoreItem>
 </file>
--- a/docs/Technical Report Eoin Fitzsimons.docx
+++ b/docs/Technical Report Eoin Fitzsimons.docx
@@ -396,7 +396,13 @@
           <w:p/>
           <w:p>
             <w:r>
-              <w:t>03/07/2026</w:t>
+              <w:t>03/0</w:t>
+            </w:r>
+            <w:r>
+              <w:t>8</w:t>
+            </w:r>
+            <w:r>
+              <w:t>/2026</w:t>
             </w:r>
           </w:p>
         </w:tc>
@@ -587,25 +593,7 @@
           <w:sz w:val="18"/>
           <w:szCs w:val="18"/>
         </w:rPr>
-        <w:t xml:space="preserve">supplied by the </w:t>
-      </w:r>
-      <w:proofErr w:type="gramStart"/>
-      <w:r>
-        <w:rPr>
-          <w:rFonts w:ascii="Verdana" w:hAnsi="Verdana"/>
-          <w:sz w:val="18"/>
-          <w:szCs w:val="18"/>
-        </w:rPr>
-        <w:t>Library</w:t>
-      </w:r>
-      <w:proofErr w:type="gramEnd"/>
-      <w:r>
-        <w:rPr>
-          <w:rFonts w:ascii="Verdana" w:hAnsi="Verdana"/>
-          <w:sz w:val="18"/>
-          <w:szCs w:val="18"/>
-        </w:rPr>
-        <w:t>.  To use other author's written or electronic work is illegal (plagiarism) and may result in disciplinary action.  Students may be required to undergo a viva (oral examination) if there is suspicion about the validity of their submitted work.</w:t>
+        <w:t>supplied by the Library.  To use other author's written or electronic work is illegal (plagiarism) and may result in disciplinary action.  Students may be required to undergo a viva (oral examination) if there is suspicion about the validity of their submitted work.</w:t>
       </w:r>
     </w:p>
     <w:p/>
@@ -672,25 +660,7 @@
           <w:bCs/>
           <w:highlight w:val="yellow"/>
         </w:rPr>
-        <w:t xml:space="preserve">successfully complete the </w:t>
-      </w:r>
-      <w:proofErr w:type="spellStart"/>
-      <w:r>
-        <w:rPr>
-          <w:b/>
-          <w:bCs/>
-          <w:highlight w:val="yellow"/>
-        </w:rPr>
-        <w:t>Epigeum</w:t>
-      </w:r>
-      <w:proofErr w:type="spellEnd"/>
-      <w:r>
-        <w:rPr>
-          <w:b/>
-          <w:bCs/>
-          <w:highlight w:val="yellow"/>
-        </w:rPr>
-        <w:t xml:space="preserve"> Academic Integrity Course</w:t>
+        <w:t>successfully complete the Epigeum Academic Integrity Course</w:t>
       </w:r>
       <w:r>
         <w:rPr>
@@ -1013,21 +983,7 @@
         <w:rPr>
           <w:b/>
         </w:rPr>
-        <w:t xml:space="preserve">Any project/assignment not submitted will be marked as a </w:t>
-      </w:r>
-      <w:proofErr w:type="gramStart"/>
-      <w:r>
-        <w:rPr>
-          <w:b/>
-        </w:rPr>
-        <w:t>fail</w:t>
-      </w:r>
-      <w:proofErr w:type="gramEnd"/>
-      <w:r>
-        <w:rPr>
-          <w:b/>
-        </w:rPr>
-        <w:t>.</w:t>
+        <w:t>Any project/assignment not submitted will be marked as a fail.</w:t>
       </w:r>
     </w:p>
     <w:p>
@@ -1051,21 +1007,7 @@
         <w:rPr>
           <w:b/>
         </w:rPr>
-        <w:t xml:space="preserve">Please check that you read AI and Academic Integrity Acknowledgement </w:t>
-      </w:r>
-      <w:proofErr w:type="spellStart"/>
-      <w:r>
-        <w:rPr>
-          <w:b/>
-        </w:rPr>
-        <w:t>Supplments</w:t>
-      </w:r>
-      <w:proofErr w:type="spellEnd"/>
-      <w:r>
-        <w:rPr>
-          <w:b/>
-        </w:rPr>
-        <w:t xml:space="preserve"> in this document</w:t>
+        <w:t>Please check that you read AI and Academic Integrity Acknowledgement Supplments in this document</w:t>
       </w:r>
     </w:p>
     <w:p/>
@@ -5578,9 +5520,40 @@
           <w:highlight w:val="yellow"/>
           <w:lang w:val="en-GB"/>
         </w:rPr>
-        <w:t>This use case describes the ……</w:t>
-      </w:r>
-      <w:proofErr w:type="gramStart"/>
+        <w:t>This use case describes the ………..</w:t>
+      </w:r>
+      <w:r>
+        <w:rPr>
+          <w:sz w:val="24"/>
+          <w:szCs w:val="24"/>
+          <w:lang w:val="en-GB"/>
+        </w:rPr>
+        <w:t xml:space="preserve"> </w:t>
+      </w:r>
+    </w:p>
+    <w:p>
+      <w:pPr>
+        <w:pStyle w:val="Heading5"/>
+        <w:rPr>
+          <w:lang w:val="en-GB"/>
+        </w:rPr>
+      </w:pPr>
+      <w:r>
+        <w:rPr>
+          <w:lang w:val="en-GB"/>
+        </w:rPr>
+        <w:t>Use Case Diagram</w:t>
+      </w:r>
+    </w:p>
+    <w:p>
+      <w:pPr>
+        <w:ind w:left="1080"/>
+        <w:rPr>
+          <w:sz w:val="24"/>
+          <w:szCs w:val="24"/>
+          <w:lang w:val="en-GB"/>
+        </w:rPr>
+      </w:pPr>
       <w:r>
         <w:rPr>
           <w:sz w:val="24"/>
@@ -5588,30 +5561,29 @@
           <w:highlight w:val="yellow"/>
           <w:lang w:val="en-GB"/>
         </w:rPr>
-        <w:t>…..</w:t>
-      </w:r>
-      <w:proofErr w:type="gramEnd"/>
-      <w:r>
-        <w:rPr>
-          <w:sz w:val="24"/>
-          <w:szCs w:val="24"/>
+        <w:t>Diagram should highlight actors and uses cases……..</w:t>
+      </w:r>
+    </w:p>
+    <w:p>
+      <w:pPr>
+        <w:pStyle w:val="Heading5"/>
+        <w:rPr>
           <w:lang w:val="en-GB"/>
         </w:rPr>
-        <w:t xml:space="preserve"> </w:t>
-      </w:r>
-    </w:p>
-    <w:p>
-      <w:pPr>
-        <w:pStyle w:val="Heading5"/>
+      </w:pPr>
+      <w:r>
         <w:rPr>
           <w:lang w:val="en-GB"/>
         </w:rPr>
-      </w:pPr>
-      <w:r>
-        <w:rPr>
-          <w:lang w:val="en-GB"/>
-        </w:rPr>
-        <w:t>Use Case Diagram</w:t>
+        <w:t>Flow Description</w:t>
+      </w:r>
+    </w:p>
+    <w:p>
+      <w:pPr>
+        <w:pStyle w:val="Heading6"/>
+      </w:pPr>
+      <w:r>
+        <w:t>Precondition</w:t>
       </w:r>
     </w:p>
     <w:p>
@@ -5630,71 +5602,8 @@
           <w:highlight w:val="yellow"/>
           <w:lang w:val="en-GB"/>
         </w:rPr>
-        <w:t>Diagram should highlight actors and uses cases…</w:t>
-      </w:r>
-      <w:proofErr w:type="gramStart"/>
-      <w:r>
-        <w:rPr>
-          <w:sz w:val="24"/>
-          <w:szCs w:val="24"/>
-          <w:highlight w:val="yellow"/>
-          <w:lang w:val="en-GB"/>
-        </w:rPr>
-        <w:t>…..</w:t>
-      </w:r>
-      <w:proofErr w:type="gramEnd"/>
-    </w:p>
-    <w:p>
-      <w:pPr>
-        <w:pStyle w:val="Heading5"/>
-        <w:rPr>
-          <w:lang w:val="en-GB"/>
-        </w:rPr>
-      </w:pPr>
-      <w:r>
-        <w:rPr>
-          <w:lang w:val="en-GB"/>
-        </w:rPr>
-        <w:t>Flow Description</w:t>
-      </w:r>
-    </w:p>
-    <w:p>
-      <w:pPr>
-        <w:pStyle w:val="Heading6"/>
-      </w:pPr>
-      <w:r>
-        <w:t>Precondition</w:t>
-      </w:r>
-    </w:p>
-    <w:p>
-      <w:pPr>
-        <w:ind w:left="1080"/>
-        <w:rPr>
-          <w:sz w:val="24"/>
-          <w:szCs w:val="24"/>
-          <w:lang w:val="en-GB"/>
-        </w:rPr>
-      </w:pPr>
-      <w:r>
-        <w:rPr>
-          <w:sz w:val="24"/>
-          <w:szCs w:val="24"/>
-          <w:highlight w:val="yellow"/>
-          <w:lang w:val="en-GB"/>
-        </w:rPr>
-        <w:t>The system is in initialisation mode…</w:t>
-      </w:r>
-      <w:proofErr w:type="gramStart"/>
-      <w:r>
-        <w:rPr>
-          <w:sz w:val="24"/>
-          <w:szCs w:val="24"/>
-          <w:highlight w:val="yellow"/>
-          <w:lang w:val="en-GB"/>
-        </w:rPr>
-        <w:t>…..</w:t>
-      </w:r>
-      <w:proofErr w:type="gramEnd"/>
+        <w:t>The system is in initialisation mode……..</w:t>
+      </w:r>
     </w:p>
     <w:p>
       <w:pPr>
@@ -5815,27 +5724,7 @@
           <w:highlight w:val="yellow"/>
           <w:lang w:val="en-GB"/>
         </w:rPr>
-        <w:t>The system ………</w:t>
-      </w:r>
-      <w:proofErr w:type="gramStart"/>
-      <w:r>
-        <w:rPr>
-          <w:sz w:val="24"/>
-          <w:szCs w:val="24"/>
-          <w:highlight w:val="yellow"/>
-          <w:lang w:val="en-GB"/>
-        </w:rPr>
-        <w:t>…..</w:t>
-      </w:r>
-      <w:proofErr w:type="gramEnd"/>
-      <w:r>
-        <w:rPr>
-          <w:sz w:val="24"/>
-          <w:szCs w:val="24"/>
-          <w:highlight w:val="yellow"/>
-          <w:lang w:val="en-GB"/>
-        </w:rPr>
-        <w:t>(See E1)</w:t>
+        <w:t>The system …………..(See E1)</w:t>
       </w:r>
     </w:p>
     <w:p>
@@ -5928,19 +5817,8 @@
           <w:highlight w:val="yellow"/>
           <w:lang w:val="en-GB"/>
         </w:rPr>
-        <w:t>The system ………</w:t>
-      </w:r>
-      <w:proofErr w:type="gramStart"/>
-      <w:r>
-        <w:rPr>
-          <w:sz w:val="24"/>
-          <w:szCs w:val="24"/>
-          <w:highlight w:val="yellow"/>
-          <w:lang w:val="en-GB"/>
-        </w:rPr>
-        <w:t>…..</w:t>
-      </w:r>
-      <w:proofErr w:type="gramEnd"/>
+        <w:t>The system …………..</w:t>
+      </w:r>
     </w:p>
     <w:p>
       <w:pPr>
@@ -6066,19 +5944,8 @@
           <w:highlight w:val="yellow"/>
           <w:lang w:val="en-GB"/>
         </w:rPr>
-        <w:t>The system ………</w:t>
-      </w:r>
-      <w:proofErr w:type="gramStart"/>
-      <w:r>
-        <w:rPr>
-          <w:sz w:val="24"/>
-          <w:szCs w:val="24"/>
-          <w:highlight w:val="yellow"/>
-          <w:lang w:val="en-GB"/>
-        </w:rPr>
-        <w:t>…..</w:t>
-      </w:r>
-      <w:proofErr w:type="gramEnd"/>
+        <w:t>The system …………..</w:t>
+      </w:r>
     </w:p>
     <w:p>
       <w:pPr>
@@ -6376,25 +6243,7 @@
           <w:szCs w:val="24"/>
           <w:highlight w:val="yellow"/>
         </w:rPr>
-        <w:t xml:space="preserve">Describe the main algorithms/classes/functions used in the code. Consider </w:t>
-      </w:r>
-      <w:proofErr w:type="gramStart"/>
-      <w:r>
-        <w:rPr>
-          <w:sz w:val="24"/>
-          <w:szCs w:val="24"/>
-          <w:highlight w:val="yellow"/>
-        </w:rPr>
-        <w:t>to show</w:t>
-      </w:r>
-      <w:proofErr w:type="gramEnd"/>
-      <w:r>
-        <w:rPr>
-          <w:sz w:val="24"/>
-          <w:szCs w:val="24"/>
-          <w:highlight w:val="yellow"/>
-        </w:rPr>
-        <w:t xml:space="preserve"> and explain interesting code snippets where appropriate.</w:t>
+        <w:t>Describe the main algorithms/classes/functions used in the code. Consider to show and explain interesting code snippets where appropriate.</w:t>
       </w:r>
     </w:p>
     <w:p>
@@ -6608,25 +6457,7 @@
           <w:szCs w:val="24"/>
           <w:highlight w:val="yellow"/>
         </w:rPr>
-        <w:t xml:space="preserve">. It may also include performance evaluations, scalability, correctness, etc. depending on the focus of the project.  </w:t>
-      </w:r>
-      <w:proofErr w:type="spellStart"/>
-      <w:r>
-        <w:rPr>
-          <w:sz w:val="24"/>
-          <w:szCs w:val="24"/>
-          <w:highlight w:val="yellow"/>
-        </w:rPr>
-        <w:t>Quantative</w:t>
-      </w:r>
-      <w:proofErr w:type="spellEnd"/>
-      <w:r>
-        <w:rPr>
-          <w:sz w:val="24"/>
-          <w:szCs w:val="24"/>
-          <w:highlight w:val="yellow"/>
-        </w:rPr>
-        <w:t xml:space="preserve"> results may be reported in tables or figures.</w:t>
+        <w:t>. It may also include performance evaluations, scalability, correctness, etc. depending on the focus of the project.  Quantative results may be reported in tables or figures.</w:t>
       </w:r>
     </w:p>
     <w:p>
@@ -9389,10 +9220,6 @@
 </file>
 
 <file path=customXml/item1.xml><?xml version="1.0" encoding="utf-8"?>
-<b:Sources xmlns:b="http://schemas.openxmlformats.org/officeDocument/2006/bibliography" xmlns="http://schemas.openxmlformats.org/officeDocument/2006/bibliography" SelectedStyle="\HarvardAnglia2008OfficeOnline.xsl" StyleName="Harvard - Anglia" Version="2008"/>
-</file>
-
-<file path=customXml/item2.xml><?xml version="1.0" encoding="utf-8"?>
 <p:properties xmlns:p="http://schemas.microsoft.com/office/2006/metadata/properties" xmlns:xsi="http://www.w3.org/2001/XMLSchema-instance" xmlns:pc="http://schemas.microsoft.com/office/infopath/2007/PartnerControls">
   <documentManagement>
     <Teams_Channel_Section_Location xmlns="ac56161a-35a2-4bac-99b6-8739237dc4f6" xsi:nil="true"/>
@@ -9444,7 +9271,20 @@
 </p:properties>
 </file>
 
+<file path=customXml/item2.xml><?xml version="1.0" encoding="utf-8"?>
+<b:Sources xmlns:b="http://schemas.openxmlformats.org/officeDocument/2006/bibliography" xmlns="http://schemas.openxmlformats.org/officeDocument/2006/bibliography" SelectedStyle="\HarvardAnglia2008OfficeOnline.xsl" StyleName="Harvard - Anglia" Version="2008"/>
+</file>
+
 <file path=customXml/item3.xml><?xml version="1.0" encoding="utf-8"?>
+<?mso-contentType ?>
+<FormTemplates xmlns="http://schemas.microsoft.com/sharepoint/v3/contenttype/forms">
+  <Display>DocumentLibraryForm</Display>
+  <Edit>DocumentLibraryForm</Edit>
+  <New>DocumentLibraryForm</New>
+</FormTemplates>
+</file>
+
+<file path=customXml/item4.xml><?xml version="1.0" encoding="utf-8"?>
 <ct:contentTypeSchema xmlns:ct="http://schemas.microsoft.com/office/2006/metadata/contentType" xmlns:ma="http://schemas.microsoft.com/office/2006/metadata/properties/metaAttributes" ct:_="" ma:_="" ma:contentTypeName="Document" ma:contentTypeID="0x0101003EE04D916D7611488AA759BAA9A37716" ma:contentTypeVersion="34" ma:contentTypeDescription="Create a new document." ma:contentTypeScope="" ma:versionID="da43fd5ae1f7ae53ffd28d894363bfb4">
   <xsd:schema xmlns:xsd="http://www.w3.org/2001/XMLSchema" xmlns:xs="http://www.w3.org/2001/XMLSchema" xmlns:p="http://schemas.microsoft.com/office/2006/metadata/properties" xmlns:ns3="05ee331b-510f-4173-a5cc-a06d55a316fd" xmlns:ns4="ac56161a-35a2-4bac-99b6-8739237dc4f6" targetNamespace="http://schemas.microsoft.com/office/2006/metadata/properties" ma:root="true" ma:fieldsID="0e753ad016b352eaafbd0268c41c2a23" ns3:_="" ns4:_="">
     <xsd:import namespace="05ee331b-510f-4173-a5cc-a06d55a316fd"/>
@@ -9861,24 +9701,7 @@
 </ct:contentTypeSchema>
 </file>
 
-<file path=customXml/item4.xml><?xml version="1.0" encoding="utf-8"?>
-<?mso-contentType ?>
-<FormTemplates xmlns="http://schemas.microsoft.com/sharepoint/v3/contenttype/forms">
-  <Display>DocumentLibraryForm</Display>
-  <Edit>DocumentLibraryForm</Edit>
-  <New>DocumentLibraryForm</New>
-</FormTemplates>
-</file>
-
 <file path=customXml/itemProps1.xml><?xml version="1.0" encoding="utf-8"?>
-<ds:datastoreItem xmlns:ds="http://schemas.openxmlformats.org/officeDocument/2006/customXml" ds:itemID="{6C95B990-55DE-4564-83E5-DFE2C07FF9DD}">
-  <ds:schemaRefs>
-    <ds:schemaRef ds:uri="http://schemas.openxmlformats.org/officeDocument/2006/bibliography"/>
-  </ds:schemaRefs>
-</ds:datastoreItem>
-</file>
-
-<file path=customXml/itemProps2.xml><?xml version="1.0" encoding="utf-8"?>
 <ds:datastoreItem xmlns:ds="http://schemas.openxmlformats.org/officeDocument/2006/customXml" ds:itemID="{5C51FF54-1CBD-43E8-9B2A-B56F20CDF09A}">
   <ds:schemaRefs>
     <ds:schemaRef ds:uri="http://schemas.microsoft.com/office/2006/metadata/properties"/>
@@ -9888,7 +9711,23 @@
 </ds:datastoreItem>
 </file>
 
+<file path=customXml/itemProps2.xml><?xml version="1.0" encoding="utf-8"?>
+<ds:datastoreItem xmlns:ds="http://schemas.openxmlformats.org/officeDocument/2006/customXml" ds:itemID="{6C95B990-55DE-4564-83E5-DFE2C07FF9DD}">
+  <ds:schemaRefs>
+    <ds:schemaRef ds:uri="http://schemas.openxmlformats.org/officeDocument/2006/bibliography"/>
+  </ds:schemaRefs>
+</ds:datastoreItem>
+</file>
+
 <file path=customXml/itemProps3.xml><?xml version="1.0" encoding="utf-8"?>
+<ds:datastoreItem xmlns:ds="http://schemas.openxmlformats.org/officeDocument/2006/customXml" ds:itemID="{9B975280-634C-49AE-9293-B75FDC4277EB}">
+  <ds:schemaRefs>
+    <ds:schemaRef ds:uri="http://schemas.microsoft.com/sharepoint/v3/contenttype/forms"/>
+  </ds:schemaRefs>
+</ds:datastoreItem>
+</file>
+
+<file path=customXml/itemProps4.xml><?xml version="1.0" encoding="utf-8"?>
 <ds:datastoreItem xmlns:ds="http://schemas.openxmlformats.org/officeDocument/2006/customXml" ds:itemID="{3B693098-FF00-4095-9757-18FD92BDA8E2}">
   <ds:schemaRefs>
     <ds:schemaRef ds:uri="http://schemas.microsoft.com/office/2006/metadata/contentType"/>
@@ -9905,12 +9744,4 @@
     <ds:schemaRef ds:uri="http://schemas.microsoft.com/internal/obd"/>
   </ds:schemaRefs>
 </ds:datastoreItem>
-</file>
-
-<file path=customXml/itemProps4.xml><?xml version="1.0" encoding="utf-8"?>
-<ds:datastoreItem xmlns:ds="http://schemas.openxmlformats.org/officeDocument/2006/customXml" ds:itemID="{9B975280-634C-49AE-9293-B75FDC4277EB}">
-  <ds:schemaRefs>
-    <ds:schemaRef ds:uri="http://schemas.microsoft.com/sharepoint/v3/contenttype/forms"/>
-  </ds:schemaRefs>
-</ds:datastoreItem>
 </file>
--- a/docs/Technical Report Eoin Fitzsimons.docx
+++ b/docs/Technical Report Eoin Fitzsimons.docx
@@ -660,7 +660,25 @@
           <w:bCs/>
           <w:highlight w:val="yellow"/>
         </w:rPr>
-        <w:t>successfully complete the Epigeum Academic Integrity Course</w:t>
+        <w:t xml:space="preserve">successfully complete the </w:t>
+      </w:r>
+      <w:proofErr w:type="spellStart"/>
+      <w:r>
+        <w:rPr>
+          <w:b/>
+          <w:bCs/>
+          <w:highlight w:val="yellow"/>
+        </w:rPr>
+        <w:t>Epigeum</w:t>
+      </w:r>
+      <w:proofErr w:type="spellEnd"/>
+      <w:r>
+        <w:rPr>
+          <w:b/>
+          <w:bCs/>
+          <w:highlight w:val="yellow"/>
+        </w:rPr>
+        <w:t xml:space="preserve"> Academic Integrity Course</w:t>
       </w:r>
       <w:r>
         <w:rPr>
@@ -1007,7 +1025,21 @@
         <w:rPr>
           <w:b/>
         </w:rPr>
-        <w:t>Please check that you read AI and Academic Integrity Acknowledgement Supplments in this document</w:t>
+        <w:t xml:space="preserve">Please check that you read AI and Academic Integrity Acknowledgement </w:t>
+      </w:r>
+      <w:proofErr w:type="spellStart"/>
+      <w:r>
+        <w:rPr>
+          <w:b/>
+        </w:rPr>
+        <w:t>Supplments</w:t>
+      </w:r>
+      <w:proofErr w:type="spellEnd"/>
+      <w:r>
+        <w:rPr>
+          <w:b/>
+        </w:rPr>
+        <w:t xml:space="preserve"> in this document</w:t>
       </w:r>
     </w:p>
     <w:p/>
@@ -5160,6 +5192,22 @@
     </w:p>
     <w:p>
       <w:pPr>
+        <w:ind w:firstLine="360"/>
+        <w:rPr>
+          <w:sz w:val="24"/>
+          <w:szCs w:val="24"/>
+        </w:rPr>
+      </w:pPr>
+      <w:r>
+        <w:rPr>
+          <w:sz w:val="24"/>
+          <w:szCs w:val="24"/>
+        </w:rPr>
+        <w:t>Interest in motorsport and simulation games, felt like existing games have too much going on for a user to fully envelop themselves in the simulation part, I wanted to take it back to the barebones of what it takes for drivers to race each other around a circuit.</w:t>
+      </w:r>
+    </w:p>
+    <w:p>
+      <w:pPr>
         <w:pStyle w:val="Heading2"/>
       </w:pPr>
       <w:bookmarkStart w:id="3" w:name="_Toc234073567"/>
@@ -5187,6 +5235,22 @@
     </w:p>
     <w:p>
       <w:pPr>
+        <w:ind w:left="360"/>
+        <w:rPr>
+          <w:sz w:val="24"/>
+          <w:szCs w:val="24"/>
+        </w:rPr>
+      </w:pPr>
+      <w:r>
+        <w:rPr>
+          <w:sz w:val="24"/>
+          <w:szCs w:val="24"/>
+        </w:rPr>
+        <w:t>To visualise a motorsport race in clear terms, be able to see why a driver makes a decision based on their surrounds, capabilities, and mentality.</w:t>
+      </w:r>
+    </w:p>
+    <w:p>
+      <w:pPr>
         <w:pStyle w:val="Heading2"/>
       </w:pPr>
       <w:bookmarkStart w:id="4" w:name="_Toc234073568"/>
@@ -5214,10 +5278,234 @@
     </w:p>
     <w:p>
       <w:pPr>
+        <w:ind w:left="360"/>
+        <w:rPr>
+          <w:sz w:val="24"/>
+          <w:szCs w:val="24"/>
+        </w:rPr>
+      </w:pPr>
+      <w:r>
+        <w:rPr>
+          <w:sz w:val="24"/>
+          <w:szCs w:val="24"/>
+        </w:rPr>
+        <w:t>GitHub, GitHub Desktop, GitHub Project</w:t>
+      </w:r>
+    </w:p>
+    <w:p>
+      <w:pPr>
+        <w:ind w:left="360"/>
+        <w:rPr>
+          <w:sz w:val="24"/>
+          <w:szCs w:val="24"/>
+        </w:rPr>
+      </w:pPr>
+      <w:r>
+        <w:rPr>
+          <w:sz w:val="24"/>
+          <w:szCs w:val="24"/>
+        </w:rPr>
+        <w:t>Python</w:t>
+      </w:r>
+    </w:p>
+    <w:p>
+      <w:pPr>
+        <w:ind w:left="360"/>
+        <w:rPr>
+          <w:sz w:val="24"/>
+          <w:szCs w:val="24"/>
+        </w:rPr>
+      </w:pPr>
+      <w:r>
+        <w:rPr>
+          <w:sz w:val="24"/>
+          <w:szCs w:val="24"/>
+        </w:rPr>
+        <w:t>PyQt6</w:t>
+      </w:r>
+    </w:p>
+    <w:p>
+      <w:pPr>
+        <w:ind w:left="360"/>
+        <w:rPr>
+          <w:sz w:val="24"/>
+          <w:szCs w:val="24"/>
+        </w:rPr>
+      </w:pPr>
+      <w:proofErr w:type="spellStart"/>
+      <w:r>
+        <w:rPr>
+          <w:sz w:val="24"/>
+          <w:szCs w:val="24"/>
+        </w:rPr>
+        <w:t>pathlib</w:t>
+      </w:r>
+      <w:proofErr w:type="spellEnd"/>
+      <w:r>
+        <w:rPr>
+          <w:sz w:val="24"/>
+          <w:szCs w:val="24"/>
+        </w:rPr>
+        <w:t xml:space="preserve"> – Path</w:t>
+      </w:r>
+    </w:p>
+    <w:p>
+      <w:pPr>
+        <w:ind w:left="360"/>
+        <w:rPr>
+          <w:sz w:val="24"/>
+          <w:szCs w:val="24"/>
+        </w:rPr>
+      </w:pPr>
+      <w:r>
+        <w:rPr>
+          <w:sz w:val="24"/>
+          <w:szCs w:val="24"/>
+        </w:rPr>
+        <w:t>sys</w:t>
+      </w:r>
+    </w:p>
+    <w:p>
+      <w:pPr>
+        <w:ind w:left="360"/>
+        <w:rPr>
+          <w:sz w:val="24"/>
+          <w:szCs w:val="24"/>
+        </w:rPr>
+      </w:pPr>
+      <w:r>
+        <w:rPr>
+          <w:sz w:val="24"/>
+          <w:szCs w:val="24"/>
+        </w:rPr>
+        <w:t>math – cos, sin, pi</w:t>
+      </w:r>
+    </w:p>
+    <w:p>
+      <w:pPr>
+        <w:ind w:left="360"/>
+        <w:rPr>
+          <w:sz w:val="24"/>
+          <w:szCs w:val="24"/>
+        </w:rPr>
+      </w:pPr>
+      <w:r>
+        <w:rPr>
+          <w:sz w:val="24"/>
+          <w:szCs w:val="24"/>
+        </w:rPr>
+        <w:t xml:space="preserve">typing – List, </w:t>
+      </w:r>
+      <w:proofErr w:type="spellStart"/>
+      <w:r>
+        <w:rPr>
+          <w:sz w:val="24"/>
+          <w:szCs w:val="24"/>
+        </w:rPr>
+        <w:t>Dict</w:t>
+      </w:r>
+      <w:proofErr w:type="spellEnd"/>
+      <w:r>
+        <w:rPr>
+          <w:sz w:val="24"/>
+          <w:szCs w:val="24"/>
+        </w:rPr>
+        <w:t>, Tuple</w:t>
+      </w:r>
+    </w:p>
+    <w:p>
+      <w:pPr>
+        <w:ind w:left="360"/>
+        <w:rPr>
+          <w:sz w:val="24"/>
+          <w:szCs w:val="24"/>
+        </w:rPr>
+      </w:pPr>
+      <w:proofErr w:type="spellStart"/>
+      <w:r>
+        <w:rPr>
+          <w:sz w:val="24"/>
+          <w:szCs w:val="24"/>
+        </w:rPr>
+        <w:t>json</w:t>
+      </w:r>
+      <w:proofErr w:type="spellEnd"/>
+    </w:p>
+    <w:p>
+      <w:pPr>
+        <w:ind w:left="360"/>
+        <w:rPr>
+          <w:sz w:val="24"/>
+          <w:szCs w:val="24"/>
+        </w:rPr>
+      </w:pPr>
+      <w:proofErr w:type="spellStart"/>
+      <w:r>
+        <w:rPr>
+          <w:sz w:val="24"/>
+          <w:szCs w:val="24"/>
+        </w:rPr>
+        <w:t>dataclasses</w:t>
+      </w:r>
+      <w:proofErr w:type="spellEnd"/>
+    </w:p>
+    <w:p>
+      <w:pPr>
+        <w:ind w:left="360"/>
+        <w:rPr>
+          <w:sz w:val="24"/>
+          <w:szCs w:val="24"/>
+        </w:rPr>
+      </w:pPr>
+      <w:r>
+        <w:rPr>
+          <w:sz w:val="24"/>
+          <w:szCs w:val="24"/>
+        </w:rPr>
+        <w:t>random</w:t>
+      </w:r>
+      <w:r>
+        <w:rPr>
+          <w:sz w:val="24"/>
+          <w:szCs w:val="24"/>
+        </w:rPr>
+        <w:t xml:space="preserve"> - </w:t>
+      </w:r>
+      <w:proofErr w:type="spellStart"/>
+      <w:r>
+        <w:rPr>
+          <w:sz w:val="24"/>
+          <w:szCs w:val="24"/>
+        </w:rPr>
+        <w:t>SystemRandom</w:t>
+      </w:r>
+      <w:proofErr w:type="spellEnd"/>
+    </w:p>
+    <w:p>
+      <w:pPr>
+        <w:ind w:left="360"/>
+        <w:rPr>
+          <w:sz w:val="24"/>
+          <w:szCs w:val="24"/>
+        </w:rPr>
+      </w:pPr>
+      <w:proofErr w:type="spellStart"/>
+      <w:r>
+        <w:rPr>
+          <w:sz w:val="24"/>
+          <w:szCs w:val="24"/>
+        </w:rPr>
+        <w:t>os</w:t>
+      </w:r>
+      <w:proofErr w:type="spellEnd"/>
+    </w:p>
+    <w:p>
+      <w:pPr>
         <w:pStyle w:val="Heading2"/>
       </w:pPr>
       <w:bookmarkStart w:id="5" w:name="_Toc234073569"/>
       <w:r>
+        <w:lastRenderedPageBreak/>
         <w:t>Structure</w:t>
       </w:r>
       <w:bookmarkEnd w:id="5"/>
@@ -5378,7 +5666,6 @@
         <w:pStyle w:val="Heading4"/>
       </w:pPr>
       <w:r>
-        <w:lastRenderedPageBreak/>
         <w:t>Use Case Diagram</w:t>
       </w:r>
     </w:p>
@@ -5575,6 +5862,7 @@
         <w:rPr>
           <w:lang w:val="en-GB"/>
         </w:rPr>
+        <w:lastRenderedPageBreak/>
         <w:t>Flow Description</w:t>
       </w:r>
     </w:p>
@@ -6015,7 +6303,6 @@
         <w:pStyle w:val="Heading6"/>
       </w:pPr>
       <w:r>
-        <w:lastRenderedPageBreak/>
         <w:t>Termination</w:t>
       </w:r>
     </w:p>
@@ -6457,7 +6744,25 @@
           <w:szCs w:val="24"/>
           <w:highlight w:val="yellow"/>
         </w:rPr>
-        <w:t>. It may also include performance evaluations, scalability, correctness, etc. depending on the focus of the project.  Quantative results may be reported in tables or figures.</w:t>
+        <w:t xml:space="preserve">. It may also include performance evaluations, scalability, correctness, etc. depending on the focus of the project.  </w:t>
+      </w:r>
+      <w:proofErr w:type="spellStart"/>
+      <w:r>
+        <w:rPr>
+          <w:sz w:val="24"/>
+          <w:szCs w:val="24"/>
+          <w:highlight w:val="yellow"/>
+        </w:rPr>
+        <w:t>Quantative</w:t>
+      </w:r>
+      <w:proofErr w:type="spellEnd"/>
+      <w:r>
+        <w:rPr>
+          <w:sz w:val="24"/>
+          <w:szCs w:val="24"/>
+          <w:highlight w:val="yellow"/>
+        </w:rPr>
+        <w:t xml:space="preserve"> results may be reported in tables or figures.</w:t>
       </w:r>
     </w:p>
     <w:p>
@@ -9220,6 +9525,10 @@
 </file>
 
 <file path=customXml/item1.xml><?xml version="1.0" encoding="utf-8"?>
+<b:Sources xmlns:b="http://schemas.openxmlformats.org/officeDocument/2006/bibliography" xmlns="http://schemas.openxmlformats.org/officeDocument/2006/bibliography" SelectedStyle="\HarvardAnglia2008OfficeOnline.xsl" StyleName="Harvard - Anglia" Version="2008"/>
+</file>
+
+<file path=customXml/item2.xml><?xml version="1.0" encoding="utf-8"?>
 <p:properties xmlns:p="http://schemas.microsoft.com/office/2006/metadata/properties" xmlns:xsi="http://www.w3.org/2001/XMLSchema-instance" xmlns:pc="http://schemas.microsoft.com/office/infopath/2007/PartnerControls">
   <documentManagement>
     <Teams_Channel_Section_Location xmlns="ac56161a-35a2-4bac-99b6-8739237dc4f6" xsi:nil="true"/>
@@ -9271,20 +9580,7 @@
 </p:properties>
 </file>
 
-<file path=customXml/item2.xml><?xml version="1.0" encoding="utf-8"?>
-<b:Sources xmlns:b="http://schemas.openxmlformats.org/officeDocument/2006/bibliography" xmlns="http://schemas.openxmlformats.org/officeDocument/2006/bibliography" SelectedStyle="\HarvardAnglia2008OfficeOnline.xsl" StyleName="Harvard - Anglia" Version="2008"/>
-</file>
-
 <file path=customXml/item3.xml><?xml version="1.0" encoding="utf-8"?>
-<?mso-contentType ?>
-<FormTemplates xmlns="http://schemas.microsoft.com/sharepoint/v3/contenttype/forms">
-  <Display>DocumentLibraryForm</Display>
-  <Edit>DocumentLibraryForm</Edit>
-  <New>DocumentLibraryForm</New>
-</FormTemplates>
-</file>
-
-<file path=customXml/item4.xml><?xml version="1.0" encoding="utf-8"?>
 <ct:contentTypeSchema xmlns:ct="http://schemas.microsoft.com/office/2006/metadata/contentType" xmlns:ma="http://schemas.microsoft.com/office/2006/metadata/properties/metaAttributes" ct:_="" ma:_="" ma:contentTypeName="Document" ma:contentTypeID="0x0101003EE04D916D7611488AA759BAA9A37716" ma:contentTypeVersion="34" ma:contentTypeDescription="Create a new document." ma:contentTypeScope="" ma:versionID="da43fd5ae1f7ae53ffd28d894363bfb4">
   <xsd:schema xmlns:xsd="http://www.w3.org/2001/XMLSchema" xmlns:xs="http://www.w3.org/2001/XMLSchema" xmlns:p="http://schemas.microsoft.com/office/2006/metadata/properties" xmlns:ns3="05ee331b-510f-4173-a5cc-a06d55a316fd" xmlns:ns4="ac56161a-35a2-4bac-99b6-8739237dc4f6" targetNamespace="http://schemas.microsoft.com/office/2006/metadata/properties" ma:root="true" ma:fieldsID="0e753ad016b352eaafbd0268c41c2a23" ns3:_="" ns4:_="">
     <xsd:import namespace="05ee331b-510f-4173-a5cc-a06d55a316fd"/>
@@ -9701,7 +9997,24 @@
 </ct:contentTypeSchema>
 </file>
 
+<file path=customXml/item4.xml><?xml version="1.0" encoding="utf-8"?>
+<?mso-contentType ?>
+<FormTemplates xmlns="http://schemas.microsoft.com/sharepoint/v3/contenttype/forms">
+  <Display>DocumentLibraryForm</Display>
+  <Edit>DocumentLibraryForm</Edit>
+  <New>DocumentLibraryForm</New>
+</FormTemplates>
+</file>
+
 <file path=customXml/itemProps1.xml><?xml version="1.0" encoding="utf-8"?>
+<ds:datastoreItem xmlns:ds="http://schemas.openxmlformats.org/officeDocument/2006/customXml" ds:itemID="{6C95B990-55DE-4564-83E5-DFE2C07FF9DD}">
+  <ds:schemaRefs>
+    <ds:schemaRef ds:uri="http://schemas.openxmlformats.org/officeDocument/2006/bibliography"/>
+  </ds:schemaRefs>
+</ds:datastoreItem>
+</file>
+
+<file path=customXml/itemProps2.xml><?xml version="1.0" encoding="utf-8"?>
 <ds:datastoreItem xmlns:ds="http://schemas.openxmlformats.org/officeDocument/2006/customXml" ds:itemID="{5C51FF54-1CBD-43E8-9B2A-B56F20CDF09A}">
   <ds:schemaRefs>
     <ds:schemaRef ds:uri="http://schemas.microsoft.com/office/2006/metadata/properties"/>
@@ -9711,23 +10024,7 @@
 </ds:datastoreItem>
 </file>
 
-<file path=customXml/itemProps2.xml><?xml version="1.0" encoding="utf-8"?>
-<ds:datastoreItem xmlns:ds="http://schemas.openxmlformats.org/officeDocument/2006/customXml" ds:itemID="{6C95B990-55DE-4564-83E5-DFE2C07FF9DD}">
-  <ds:schemaRefs>
-    <ds:schemaRef ds:uri="http://schemas.openxmlformats.org/officeDocument/2006/bibliography"/>
-  </ds:schemaRefs>
-</ds:datastoreItem>
-</file>
-
 <file path=customXml/itemProps3.xml><?xml version="1.0" encoding="utf-8"?>
-<ds:datastoreItem xmlns:ds="http://schemas.openxmlformats.org/officeDocument/2006/customXml" ds:itemID="{9B975280-634C-49AE-9293-B75FDC4277EB}">
-  <ds:schemaRefs>
-    <ds:schemaRef ds:uri="http://schemas.microsoft.com/sharepoint/v3/contenttype/forms"/>
-  </ds:schemaRefs>
-</ds:datastoreItem>
-</file>
-
-<file path=customXml/itemProps4.xml><?xml version="1.0" encoding="utf-8"?>
 <ds:datastoreItem xmlns:ds="http://schemas.openxmlformats.org/officeDocument/2006/customXml" ds:itemID="{3B693098-FF00-4095-9757-18FD92BDA8E2}">
   <ds:schemaRefs>
     <ds:schemaRef ds:uri="http://schemas.microsoft.com/office/2006/metadata/contentType"/>
@@ -9744,4 +10041,12 @@
     <ds:schemaRef ds:uri="http://schemas.microsoft.com/internal/obd"/>
   </ds:schemaRefs>
 </ds:datastoreItem>
+</file>
+
+<file path=customXml/itemProps4.xml><?xml version="1.0" encoding="utf-8"?>
+<ds:datastoreItem xmlns:ds="http://schemas.openxmlformats.org/officeDocument/2006/customXml" ds:itemID="{9B975280-634C-49AE-9293-B75FDC4277EB}">
+  <ds:schemaRefs>
+    <ds:schemaRef ds:uri="http://schemas.microsoft.com/sharepoint/v3/contenttype/forms"/>
+  </ds:schemaRefs>
+</ds:datastoreItem>
 </file>
--- a/docs/Technical Report Eoin Fitzsimons.docx
+++ b/docs/Technical Report Eoin Fitzsimons.docx
@@ -593,7 +593,25 @@
           <w:sz w:val="18"/>
           <w:szCs w:val="18"/>
         </w:rPr>
-        <w:t>supplied by the Library.  To use other author's written or electronic work is illegal (plagiarism) and may result in disciplinary action.  Students may be required to undergo a viva (oral examination) if there is suspicion about the validity of their submitted work.</w:t>
+        <w:t xml:space="preserve">supplied by the </w:t>
+      </w:r>
+      <w:proofErr w:type="gramStart"/>
+      <w:r>
+        <w:rPr>
+          <w:rFonts w:ascii="Verdana" w:hAnsi="Verdana"/>
+          <w:sz w:val="18"/>
+          <w:szCs w:val="18"/>
+        </w:rPr>
+        <w:t>Library</w:t>
+      </w:r>
+      <w:proofErr w:type="gramEnd"/>
+      <w:r>
+        <w:rPr>
+          <w:rFonts w:ascii="Verdana" w:hAnsi="Verdana"/>
+          <w:sz w:val="18"/>
+          <w:szCs w:val="18"/>
+        </w:rPr>
+        <w:t>.  To use other author's written or electronic work is illegal (plagiarism) and may result in disciplinary action.  Students may be required to undergo a viva (oral examination) if there is suspicion about the validity of their submitted work.</w:t>
       </w:r>
     </w:p>
     <w:p/>
@@ -1001,7 +1019,21 @@
         <w:rPr>
           <w:b/>
         </w:rPr>
-        <w:t>Any project/assignment not submitted will be marked as a fail.</w:t>
+        <w:t xml:space="preserve">Any project/assignment not submitted will be marked as a </w:t>
+      </w:r>
+      <w:proofErr w:type="gramStart"/>
+      <w:r>
+        <w:rPr>
+          <w:b/>
+        </w:rPr>
+        <w:t>fail</w:t>
+      </w:r>
+      <w:proofErr w:type="gramEnd"/>
+      <w:r>
+        <w:rPr>
+          <w:b/>
+        </w:rPr>
+        <w:t>.</w:t>
       </w:r>
     </w:p>
     <w:p>
@@ -2809,7 +2841,7 @@
           <w:r>
             <w:fldChar w:fldCharType="separate"/>
           </w:r>
-          <w:hyperlink w:anchor="_Toc234073564" w:history="1">
+          <w:hyperlink w:anchor="_Toc235111630" w:history="1">
             <w:r>
               <w:rPr>
                 <w:rStyle w:val="Hyperlink"/>
@@ -2836,7 +2868,7 @@
                 <w:noProof/>
                 <w:webHidden/>
               </w:rPr>
-              <w:instrText xml:space="preserve"> PAGEREF _Toc234073564 \h </w:instrText>
+              <w:instrText xml:space="preserve"> PAGEREF _Toc235111630 \h </w:instrText>
             </w:r>
             <w:r>
               <w:rPr>
@@ -2883,7 +2915,7 @@
               <w14:ligatures w14:val="standardContextual"/>
             </w:rPr>
           </w:pPr>
-          <w:hyperlink w:anchor="_Toc234073565" w:history="1">
+          <w:hyperlink w:anchor="_Toc235111631" w:history="1">
             <w:r>
               <w:rPr>
                 <w:rStyle w:val="Hyperlink"/>
@@ -2928,7 +2960,7 @@
                 <w:noProof/>
                 <w:webHidden/>
               </w:rPr>
-              <w:instrText xml:space="preserve"> PAGEREF _Toc234073565 \h </w:instrText>
+              <w:instrText xml:space="preserve"> PAGEREF _Toc235111631 \h </w:instrText>
             </w:r>
             <w:r>
               <w:rPr>
@@ -2975,7 +3007,7 @@
               <w14:ligatures w14:val="standardContextual"/>
             </w:rPr>
           </w:pPr>
-          <w:hyperlink w:anchor="_Toc234073566" w:history="1">
+          <w:hyperlink w:anchor="_Toc235111632" w:history="1">
             <w:r>
               <w:rPr>
                 <w:rStyle w:val="Hyperlink"/>
@@ -3020,7 +3052,7 @@
                 <w:noProof/>
                 <w:webHidden/>
               </w:rPr>
-              <w:instrText xml:space="preserve"> PAGEREF _Toc234073566 \h </w:instrText>
+              <w:instrText xml:space="preserve"> PAGEREF _Toc235111632 \h </w:instrText>
             </w:r>
             <w:r>
               <w:rPr>
@@ -3067,7 +3099,7 @@
               <w14:ligatures w14:val="standardContextual"/>
             </w:rPr>
           </w:pPr>
-          <w:hyperlink w:anchor="_Toc234073567" w:history="1">
+          <w:hyperlink w:anchor="_Toc235111633" w:history="1">
             <w:r>
               <w:rPr>
                 <w:rStyle w:val="Hyperlink"/>
@@ -3112,7 +3144,7 @@
                 <w:noProof/>
                 <w:webHidden/>
               </w:rPr>
-              <w:instrText xml:space="preserve"> PAGEREF _Toc234073567 \h </w:instrText>
+              <w:instrText xml:space="preserve"> PAGEREF _Toc235111633 \h </w:instrText>
             </w:r>
             <w:r>
               <w:rPr>
@@ -3159,7 +3191,7 @@
               <w14:ligatures w14:val="standardContextual"/>
             </w:rPr>
           </w:pPr>
-          <w:hyperlink w:anchor="_Toc234073568" w:history="1">
+          <w:hyperlink w:anchor="_Toc235111634" w:history="1">
             <w:r>
               <w:rPr>
                 <w:rStyle w:val="Hyperlink"/>
@@ -3204,7 +3236,7 @@
                 <w:noProof/>
                 <w:webHidden/>
               </w:rPr>
-              <w:instrText xml:space="preserve"> PAGEREF _Toc234073568 \h </w:instrText>
+              <w:instrText xml:space="preserve"> PAGEREF _Toc235111634 \h </w:instrText>
             </w:r>
             <w:r>
               <w:rPr>
@@ -3251,7 +3283,7 @@
               <w14:ligatures w14:val="standardContextual"/>
             </w:rPr>
           </w:pPr>
-          <w:hyperlink w:anchor="_Toc234073569" w:history="1">
+          <w:hyperlink w:anchor="_Toc235111635" w:history="1">
             <w:r>
               <w:rPr>
                 <w:rStyle w:val="Hyperlink"/>
@@ -3296,7 +3328,7 @@
                 <w:noProof/>
                 <w:webHidden/>
               </w:rPr>
-              <w:instrText xml:space="preserve"> PAGEREF _Toc234073569 \h </w:instrText>
+              <w:instrText xml:space="preserve"> PAGEREF _Toc235111635 \h </w:instrText>
             </w:r>
             <w:r>
               <w:rPr>
@@ -3343,7 +3375,7 @@
               <w14:ligatures w14:val="standardContextual"/>
             </w:rPr>
           </w:pPr>
-          <w:hyperlink w:anchor="_Toc234073570" w:history="1">
+          <w:hyperlink w:anchor="_Toc235111636" w:history="1">
             <w:r>
               <w:rPr>
                 <w:rStyle w:val="Hyperlink"/>
@@ -3388,7 +3420,7 @@
                 <w:noProof/>
                 <w:webHidden/>
               </w:rPr>
-              <w:instrText xml:space="preserve"> PAGEREF _Toc234073570 \h </w:instrText>
+              <w:instrText xml:space="preserve"> PAGEREF _Toc235111636 \h </w:instrText>
             </w:r>
             <w:r>
               <w:rPr>
@@ -3408,7 +3440,7 @@
                 <w:noProof/>
                 <w:webHidden/>
               </w:rPr>
-              <w:t>6</w:t>
+              <w:t>7</w:t>
             </w:r>
             <w:r>
               <w:rPr>
@@ -3435,7 +3467,7 @@
               <w14:ligatures w14:val="standardContextual"/>
             </w:rPr>
           </w:pPr>
-          <w:hyperlink w:anchor="_Toc234073571" w:history="1">
+          <w:hyperlink w:anchor="_Toc235111637" w:history="1">
             <w:r>
               <w:rPr>
                 <w:rStyle w:val="Hyperlink"/>
@@ -3480,7 +3512,7 @@
                 <w:noProof/>
                 <w:webHidden/>
               </w:rPr>
-              <w:instrText xml:space="preserve"> PAGEREF _Toc234073571 \h </w:instrText>
+              <w:instrText xml:space="preserve"> PAGEREF _Toc235111637 \h </w:instrText>
             </w:r>
             <w:r>
               <w:rPr>
@@ -3500,7 +3532,7 @@
                 <w:noProof/>
                 <w:webHidden/>
               </w:rPr>
-              <w:t>6</w:t>
+              <w:t>7</w:t>
             </w:r>
             <w:r>
               <w:rPr>
@@ -3527,7 +3559,7 @@
               <w14:ligatures w14:val="standardContextual"/>
             </w:rPr>
           </w:pPr>
-          <w:hyperlink w:anchor="_Toc234073572" w:history="1">
+          <w:hyperlink w:anchor="_Toc235111638" w:history="1">
             <w:r>
               <w:rPr>
                 <w:rStyle w:val="Hyperlink"/>
@@ -3572,7 +3604,7 @@
                 <w:noProof/>
                 <w:webHidden/>
               </w:rPr>
-              <w:instrText xml:space="preserve"> PAGEREF _Toc234073572 \h </w:instrText>
+              <w:instrText xml:space="preserve"> PAGEREF _Toc235111638 \h </w:instrText>
             </w:r>
             <w:r>
               <w:rPr>
@@ -3592,7 +3624,7 @@
                 <w:noProof/>
                 <w:webHidden/>
               </w:rPr>
-              <w:t>6</w:t>
+              <w:t>7</w:t>
             </w:r>
             <w:r>
               <w:rPr>
@@ -3619,7 +3651,7 @@
               <w14:ligatures w14:val="standardContextual"/>
             </w:rPr>
           </w:pPr>
-          <w:hyperlink w:anchor="_Toc234073573" w:history="1">
+          <w:hyperlink w:anchor="_Toc235111639" w:history="1">
             <w:r>
               <w:rPr>
                 <w:rStyle w:val="Hyperlink"/>
@@ -3664,7 +3696,7 @@
                 <w:noProof/>
                 <w:webHidden/>
               </w:rPr>
-              <w:instrText xml:space="preserve"> PAGEREF _Toc234073573 \h </w:instrText>
+              <w:instrText xml:space="preserve"> PAGEREF _Toc235111639 \h </w:instrText>
             </w:r>
             <w:r>
               <w:rPr>
@@ -3684,7 +3716,7 @@
                 <w:noProof/>
                 <w:webHidden/>
               </w:rPr>
-              <w:t>8</w:t>
+              <w:t>9</w:t>
             </w:r>
             <w:r>
               <w:rPr>
@@ -3711,7 +3743,7 @@
               <w14:ligatures w14:val="standardContextual"/>
             </w:rPr>
           </w:pPr>
-          <w:hyperlink w:anchor="_Toc234073574" w:history="1">
+          <w:hyperlink w:anchor="_Toc235111640" w:history="1">
             <w:r>
               <w:rPr>
                 <w:rStyle w:val="Hyperlink"/>
@@ -3756,7 +3788,7 @@
                 <w:noProof/>
                 <w:webHidden/>
               </w:rPr>
-              <w:instrText xml:space="preserve"> PAGEREF _Toc234073574 \h </w:instrText>
+              <w:instrText xml:space="preserve"> PAGEREF _Toc235111640 \h </w:instrText>
             </w:r>
             <w:r>
               <w:rPr>
@@ -3776,7 +3808,7 @@
                 <w:noProof/>
                 <w:webHidden/>
               </w:rPr>
-              <w:t>8</w:t>
+              <w:t>9</w:t>
             </w:r>
             <w:r>
               <w:rPr>
@@ -3803,7 +3835,7 @@
               <w14:ligatures w14:val="standardContextual"/>
             </w:rPr>
           </w:pPr>
-          <w:hyperlink w:anchor="_Toc234073575" w:history="1">
+          <w:hyperlink w:anchor="_Toc235111641" w:history="1">
             <w:r>
               <w:rPr>
                 <w:rStyle w:val="Hyperlink"/>
@@ -3848,7 +3880,7 @@
                 <w:noProof/>
                 <w:webHidden/>
               </w:rPr>
-              <w:instrText xml:space="preserve"> PAGEREF _Toc234073575 \h </w:instrText>
+              <w:instrText xml:space="preserve"> PAGEREF _Toc235111641 \h </w:instrText>
             </w:r>
             <w:r>
               <w:rPr>
@@ -3868,7 +3900,7 @@
                 <w:noProof/>
                 <w:webHidden/>
               </w:rPr>
-              <w:t>8</w:t>
+              <w:t>9</w:t>
             </w:r>
             <w:r>
               <w:rPr>
@@ -3895,7 +3927,7 @@
               <w14:ligatures w14:val="standardContextual"/>
             </w:rPr>
           </w:pPr>
-          <w:hyperlink w:anchor="_Toc234073576" w:history="1">
+          <w:hyperlink w:anchor="_Toc235111642" w:history="1">
             <w:r>
               <w:rPr>
                 <w:rStyle w:val="Hyperlink"/>
@@ -3940,7 +3972,7 @@
                 <w:noProof/>
                 <w:webHidden/>
               </w:rPr>
-              <w:instrText xml:space="preserve"> PAGEREF _Toc234073576 \h </w:instrText>
+              <w:instrText xml:space="preserve"> PAGEREF _Toc235111642 \h </w:instrText>
             </w:r>
             <w:r>
               <w:rPr>
@@ -3960,7 +3992,7 @@
                 <w:noProof/>
                 <w:webHidden/>
               </w:rPr>
-              <w:t>8</w:t>
+              <w:t>9</w:t>
             </w:r>
             <w:r>
               <w:rPr>
@@ -3987,7 +4019,7 @@
               <w14:ligatures w14:val="standardContextual"/>
             </w:rPr>
           </w:pPr>
-          <w:hyperlink w:anchor="_Toc234073577" w:history="1">
+          <w:hyperlink w:anchor="_Toc235111643" w:history="1">
             <w:r>
               <w:rPr>
                 <w:rStyle w:val="Hyperlink"/>
@@ -4032,7 +4064,7 @@
                 <w:noProof/>
                 <w:webHidden/>
               </w:rPr>
-              <w:instrText xml:space="preserve"> PAGEREF _Toc234073577 \h </w:instrText>
+              <w:instrText xml:space="preserve"> PAGEREF _Toc235111643 \h </w:instrText>
             </w:r>
             <w:r>
               <w:rPr>
@@ -4052,7 +4084,7 @@
                 <w:noProof/>
                 <w:webHidden/>
               </w:rPr>
-              <w:t>9</w:t>
+              <w:t>10</w:t>
             </w:r>
             <w:r>
               <w:rPr>
@@ -4079,7 +4111,7 @@
               <w14:ligatures w14:val="standardContextual"/>
             </w:rPr>
           </w:pPr>
-          <w:hyperlink w:anchor="_Toc234073578" w:history="1">
+          <w:hyperlink w:anchor="_Toc235111644" w:history="1">
             <w:r>
               <w:rPr>
                 <w:rStyle w:val="Hyperlink"/>
@@ -4124,7 +4156,7 @@
                 <w:noProof/>
                 <w:webHidden/>
               </w:rPr>
-              <w:instrText xml:space="preserve"> PAGEREF _Toc234073578 \h </w:instrText>
+              <w:instrText xml:space="preserve"> PAGEREF _Toc235111644 \h </w:instrText>
             </w:r>
             <w:r>
               <w:rPr>
@@ -4144,7 +4176,7 @@
                 <w:noProof/>
                 <w:webHidden/>
               </w:rPr>
-              <w:t>10</w:t>
+              <w:t>11</w:t>
             </w:r>
             <w:r>
               <w:rPr>
@@ -4171,7 +4203,7 @@
               <w14:ligatures w14:val="standardContextual"/>
             </w:rPr>
           </w:pPr>
-          <w:hyperlink w:anchor="_Toc234073579" w:history="1">
+          <w:hyperlink w:anchor="_Toc235111645" w:history="1">
             <w:r>
               <w:rPr>
                 <w:rStyle w:val="Hyperlink"/>
@@ -4216,7 +4248,7 @@
                 <w:noProof/>
                 <w:webHidden/>
               </w:rPr>
-              <w:instrText xml:space="preserve"> PAGEREF _Toc234073579 \h </w:instrText>
+              <w:instrText xml:space="preserve"> PAGEREF _Toc235111645 \h </w:instrText>
             </w:r>
             <w:r>
               <w:rPr>
@@ -4236,7 +4268,7 @@
                 <w:noProof/>
                 <w:webHidden/>
               </w:rPr>
-              <w:t>11</w:t>
+              <w:t>12</w:t>
             </w:r>
             <w:r>
               <w:rPr>
@@ -4263,7 +4295,7 @@
               <w14:ligatures w14:val="standardContextual"/>
             </w:rPr>
           </w:pPr>
-          <w:hyperlink w:anchor="_Toc234073580" w:history="1">
+          <w:hyperlink w:anchor="_Toc235111646" w:history="1">
             <w:r>
               <w:rPr>
                 <w:rStyle w:val="Hyperlink"/>
@@ -4308,7 +4340,7 @@
                 <w:noProof/>
                 <w:webHidden/>
               </w:rPr>
-              <w:instrText xml:space="preserve"> PAGEREF _Toc234073580 \h </w:instrText>
+              <w:instrText xml:space="preserve"> PAGEREF _Toc235111646 \h </w:instrText>
             </w:r>
             <w:r>
               <w:rPr>
@@ -4328,7 +4360,7 @@
                 <w:noProof/>
                 <w:webHidden/>
               </w:rPr>
-              <w:t>12</w:t>
+              <w:t>13</w:t>
             </w:r>
             <w:r>
               <w:rPr>
@@ -4355,7 +4387,7 @@
               <w14:ligatures w14:val="standardContextual"/>
             </w:rPr>
           </w:pPr>
-          <w:hyperlink w:anchor="_Toc234073581" w:history="1">
+          <w:hyperlink w:anchor="_Toc235111647" w:history="1">
             <w:r>
               <w:rPr>
                 <w:rStyle w:val="Hyperlink"/>
@@ -4400,7 +4432,7 @@
                 <w:noProof/>
                 <w:webHidden/>
               </w:rPr>
-              <w:instrText xml:space="preserve"> PAGEREF _Toc234073581 \h </w:instrText>
+              <w:instrText xml:space="preserve"> PAGEREF _Toc235111647 \h </w:instrText>
             </w:r>
             <w:r>
               <w:rPr>
@@ -4420,7 +4452,7 @@
                 <w:noProof/>
                 <w:webHidden/>
               </w:rPr>
-              <w:t>13</w:t>
+              <w:t>14</w:t>
             </w:r>
             <w:r>
               <w:rPr>
@@ -4447,7 +4479,7 @@
               <w14:ligatures w14:val="standardContextual"/>
             </w:rPr>
           </w:pPr>
-          <w:hyperlink w:anchor="_Toc234073582" w:history="1">
+          <w:hyperlink w:anchor="_Toc235111648" w:history="1">
             <w:r>
               <w:rPr>
                 <w:rStyle w:val="Hyperlink"/>
@@ -4492,7 +4524,7 @@
                 <w:noProof/>
                 <w:webHidden/>
               </w:rPr>
-              <w:instrText xml:space="preserve"> PAGEREF _Toc234073582 \h </w:instrText>
+              <w:instrText xml:space="preserve"> PAGEREF _Toc235111648 \h </w:instrText>
             </w:r>
             <w:r>
               <w:rPr>
@@ -4512,7 +4544,7 @@
                 <w:noProof/>
                 <w:webHidden/>
               </w:rPr>
-              <w:t>14</w:t>
+              <w:t>15</w:t>
             </w:r>
             <w:r>
               <w:rPr>
@@ -4539,7 +4571,7 @@
               <w14:ligatures w14:val="standardContextual"/>
             </w:rPr>
           </w:pPr>
-          <w:hyperlink w:anchor="_Toc234073583" w:history="1">
+          <w:hyperlink w:anchor="_Toc235111649" w:history="1">
             <w:r>
               <w:rPr>
                 <w:rStyle w:val="Hyperlink"/>
@@ -4584,7 +4616,7 @@
                 <w:noProof/>
                 <w:webHidden/>
               </w:rPr>
-              <w:instrText xml:space="preserve"> PAGEREF _Toc234073583 \h </w:instrText>
+              <w:instrText xml:space="preserve"> PAGEREF _Toc235111649 \h </w:instrText>
             </w:r>
             <w:r>
               <w:rPr>
@@ -4604,7 +4636,7 @@
                 <w:noProof/>
                 <w:webHidden/>
               </w:rPr>
-              <w:t>15</w:t>
+              <w:t>16</w:t>
             </w:r>
             <w:r>
               <w:rPr>
@@ -4631,7 +4663,7 @@
               <w14:ligatures w14:val="standardContextual"/>
             </w:rPr>
           </w:pPr>
-          <w:hyperlink w:anchor="_Toc234073584" w:history="1">
+          <w:hyperlink w:anchor="_Toc235111650" w:history="1">
             <w:r>
               <w:rPr>
                 <w:rStyle w:val="Hyperlink"/>
@@ -4676,7 +4708,7 @@
                 <w:noProof/>
                 <w:webHidden/>
               </w:rPr>
-              <w:instrText xml:space="preserve"> PAGEREF _Toc234073584 \h </w:instrText>
+              <w:instrText xml:space="preserve"> PAGEREF _Toc235111650 \h </w:instrText>
             </w:r>
             <w:r>
               <w:rPr>
@@ -4696,7 +4728,7 @@
                 <w:noProof/>
                 <w:webHidden/>
               </w:rPr>
-              <w:t>16</w:t>
+              <w:t>17</w:t>
             </w:r>
             <w:r>
               <w:rPr>
@@ -4723,7 +4755,7 @@
               <w14:ligatures w14:val="standardContextual"/>
             </w:rPr>
           </w:pPr>
-          <w:hyperlink w:anchor="_Toc234073585" w:history="1">
+          <w:hyperlink w:anchor="_Toc235111651" w:history="1">
             <w:r>
               <w:rPr>
                 <w:rStyle w:val="Hyperlink"/>
@@ -4768,7 +4800,7 @@
                 <w:noProof/>
                 <w:webHidden/>
               </w:rPr>
-              <w:instrText xml:space="preserve"> PAGEREF _Toc234073585 \h </w:instrText>
+              <w:instrText xml:space="preserve"> PAGEREF _Toc235111651 \h </w:instrText>
             </w:r>
             <w:r>
               <w:rPr>
@@ -4815,7 +4847,7 @@
               <w14:ligatures w14:val="standardContextual"/>
             </w:rPr>
           </w:pPr>
-          <w:hyperlink w:anchor="_Toc234073586" w:history="1">
+          <w:hyperlink w:anchor="_Toc235111652" w:history="1">
             <w:r>
               <w:rPr>
                 <w:rStyle w:val="Hyperlink"/>
@@ -4860,7 +4892,7 @@
                 <w:noProof/>
                 <w:webHidden/>
               </w:rPr>
-              <w:instrText xml:space="preserve"> PAGEREF _Toc234073586 \h </w:instrText>
+              <w:instrText xml:space="preserve"> PAGEREF _Toc235111652 \h </w:instrText>
             </w:r>
             <w:r>
               <w:rPr>
@@ -4907,7 +4939,7 @@
               <w14:ligatures w14:val="standardContextual"/>
             </w:rPr>
           </w:pPr>
-          <w:hyperlink w:anchor="_Toc234073587" w:history="1">
+          <w:hyperlink w:anchor="_Toc235111653" w:history="1">
             <w:r>
               <w:rPr>
                 <w:rStyle w:val="Hyperlink"/>
@@ -4952,7 +4984,7 @@
                 <w:noProof/>
                 <w:webHidden/>
               </w:rPr>
-              <w:instrText xml:space="preserve"> PAGEREF _Toc234073587 \h </w:instrText>
+              <w:instrText xml:space="preserve"> PAGEREF _Toc235111653 \h </w:instrText>
             </w:r>
             <w:r>
               <w:rPr>
@@ -4999,7 +5031,7 @@
               <w14:ligatures w14:val="standardContextual"/>
             </w:rPr>
           </w:pPr>
-          <w:hyperlink w:anchor="_Toc234073588" w:history="1">
+          <w:hyperlink w:anchor="_Toc235111654" w:history="1">
             <w:r>
               <w:rPr>
                 <w:rStyle w:val="Hyperlink"/>
@@ -5044,7 +5076,7 @@
                 <w:noProof/>
                 <w:webHidden/>
               </w:rPr>
-              <w:instrText xml:space="preserve"> PAGEREF _Toc234073588 \h </w:instrText>
+              <w:instrText xml:space="preserve"> PAGEREF _Toc235111654 \h </w:instrText>
             </w:r>
             <w:r>
               <w:rPr>
@@ -5099,7 +5131,7 @@
           <w:b/>
           <w:bCs/>
           <w:smallCaps/>
-          <w:color w:val="000000" w:themeColor="text1"/>
+          <w:color w:val="353839" w:themeColor="text1"/>
           <w:sz w:val="36"/>
           <w:szCs w:val="36"/>
         </w:rPr>
@@ -5117,7 +5149,7 @@
         </w:numPr>
         <w:ind w:left="432"/>
       </w:pPr>
-      <w:bookmarkStart w:id="0" w:name="_Toc234073564"/>
+      <w:bookmarkStart w:id="0" w:name="_Toc235111630"/>
       <w:r>
         <w:lastRenderedPageBreak/>
         <w:t>Executive Summary</w:t>
@@ -5125,57 +5157,2425 @@
       <w:bookmarkEnd w:id="0"/>
     </w:p>
     <w:p>
-      <w:pPr>
-        <w:rPr>
-          <w:rFonts w:cstheme="minorHAnsi"/>
+      <w:r>
+        <w:rPr>
+          <w:highlight w:val="yellow"/>
+        </w:rPr>
+        <w:t xml:space="preserve">Max 300 words.  Summarise the key points of the report.  </w:t>
+      </w:r>
+      <w:r>
+        <w:rPr>
+          <w:highlight w:val="yellow"/>
+          <w:shd w:val="clear" w:color="auto" w:fill="FFFFFF"/>
+        </w:rPr>
+        <w:t>Restate the purpose of the report, highlight the major points of the report, and describe any results, conclusions, or recommendations from the report.</w:t>
+      </w:r>
+    </w:p>
+    <w:p>
+      <w:pPr>
+        <w:pStyle w:val="Heading1"/>
+      </w:pPr>
+      <w:bookmarkStart w:id="1" w:name="_Toc235111631"/>
+      <w:r>
+        <w:t>Introduction</w:t>
+      </w:r>
+      <w:bookmarkEnd w:id="1"/>
+    </w:p>
+    <w:p>
+      <w:pPr>
+        <w:pStyle w:val="Heading2"/>
+      </w:pPr>
+      <w:bookmarkStart w:id="2" w:name="_Toc235111632"/>
+      <w:r>
+        <w:t>Background</w:t>
+      </w:r>
+      <w:bookmarkEnd w:id="2"/>
+    </w:p>
+    <w:p>
+      <w:r>
+        <w:rPr>
+          <w:highlight w:val="yellow"/>
+        </w:rPr>
+        <w:t>Why did you undertake this project?</w:t>
+      </w:r>
+    </w:p>
+    <w:p>
+      <w:r>
+        <w:t>Interest in motorsport and simulation games, felt like existing games have too much going on for a user to fully envelop themselves in the simulation part, I wanted to take it back to the barebones of what it takes for drivers to race each other around a circuit.</w:t>
+      </w:r>
+      <w:r>
+        <w:t xml:space="preserve"> I found that other projects that exist in this area </w:t>
+      </w:r>
+    </w:p>
+    <w:p>
+      <w:pPr>
+        <w:pStyle w:val="Heading2"/>
+      </w:pPr>
+      <w:bookmarkStart w:id="3" w:name="_Toc235111633"/>
+      <w:r>
+        <w:t>Aims</w:t>
+      </w:r>
+      <w:bookmarkEnd w:id="3"/>
+    </w:p>
+    <w:p>
+      <w:r>
+        <w:rPr>
+          <w:highlight w:val="yellow"/>
+        </w:rPr>
+        <w:t>What does the project aim to achieve?</w:t>
+      </w:r>
+    </w:p>
+    <w:p>
+      <w:r>
+        <w:t>To visualise a motorsport race in clear terms, be able to see why a driver makes a decision based on their surrounds, capabilities, and mentality.</w:t>
+      </w:r>
+    </w:p>
+    <w:p>
+      <w:pPr>
+        <w:pStyle w:val="Heading2"/>
+      </w:pPr>
+      <w:bookmarkStart w:id="4" w:name="_Toc235111634"/>
+      <w:r>
+        <w:t>Technology</w:t>
+      </w:r>
+      <w:bookmarkEnd w:id="4"/>
+    </w:p>
+    <w:p>
+      <w:r>
+        <w:rPr>
+          <w:highlight w:val="yellow"/>
+        </w:rPr>
+        <w:t>What technology will you use to achieve what you have set out to do and how will you use it?</w:t>
+      </w:r>
+    </w:p>
+    <w:p>
+      <w:r>
+        <w:t>GitHub, GitHub Desktop, GitHub Project</w:t>
+      </w:r>
+    </w:p>
+    <w:p>
+      <w:r>
+        <w:t>Python</w:t>
+      </w:r>
+    </w:p>
+    <w:p>
+      <w:r>
+        <w:t>PyQt6</w:t>
+      </w:r>
+    </w:p>
+    <w:p>
+      <w:proofErr w:type="spellStart"/>
+      <w:r>
+        <w:t>pathlib</w:t>
+      </w:r>
+      <w:proofErr w:type="spellEnd"/>
+      <w:r>
+        <w:t xml:space="preserve"> – Path</w:t>
+      </w:r>
+    </w:p>
+    <w:p>
+      <w:r>
+        <w:t>sys</w:t>
+      </w:r>
+    </w:p>
+    <w:p>
+      <w:r>
+        <w:t>math – cos, sin, pi</w:t>
+      </w:r>
+    </w:p>
+    <w:p>
+      <w:r>
+        <w:t xml:space="preserve">typing – List, </w:t>
+      </w:r>
+      <w:proofErr w:type="spellStart"/>
+      <w:r>
+        <w:t>Dict</w:t>
+      </w:r>
+      <w:proofErr w:type="spellEnd"/>
+      <w:r>
+        <w:t>, Tuple</w:t>
+      </w:r>
+    </w:p>
+    <w:p>
+      <w:proofErr w:type="spellStart"/>
+      <w:r>
+        <w:t>json</w:t>
+      </w:r>
+      <w:proofErr w:type="spellEnd"/>
+    </w:p>
+    <w:p>
+      <w:proofErr w:type="spellStart"/>
+      <w:r>
+        <w:t>dataclasses</w:t>
+      </w:r>
+      <w:proofErr w:type="spellEnd"/>
+    </w:p>
+    <w:p>
+      <w:r>
+        <w:t>random</w:t>
+      </w:r>
+      <w:r>
+        <w:t xml:space="preserve"> - </w:t>
+      </w:r>
+      <w:proofErr w:type="spellStart"/>
+      <w:r>
+        <w:t>SystemRandom</w:t>
+      </w:r>
+      <w:proofErr w:type="spellEnd"/>
+    </w:p>
+    <w:p>
+      <w:proofErr w:type="spellStart"/>
+      <w:r>
+        <w:t>os</w:t>
+      </w:r>
+      <w:proofErr w:type="spellEnd"/>
+    </w:p>
+    <w:p>
+      <w:pPr>
+        <w:pStyle w:val="Heading2"/>
+      </w:pPr>
+      <w:bookmarkStart w:id="5" w:name="_Toc235111635"/>
+      <w:r>
+        <w:t>Structure</w:t>
+      </w:r>
+      <w:bookmarkEnd w:id="5"/>
+    </w:p>
+    <w:p>
+      <w:r>
+        <w:rPr>
+          <w:highlight w:val="yellow"/>
+        </w:rPr>
+        <w:t>Provide a brief overview of the structure of the document and what is addressed in each section.</w:t>
+      </w:r>
+    </w:p>
+    <w:p>
+      <w:pPr>
+        <w:pStyle w:val="Heading1"/>
+      </w:pPr>
+      <w:bookmarkStart w:id="6" w:name="_Toc235111636"/>
+      <w:r>
+        <w:lastRenderedPageBreak/>
+        <w:t>System</w:t>
+      </w:r>
+      <w:bookmarkEnd w:id="6"/>
+    </w:p>
+    <w:p>
+      <w:pPr>
+        <w:pStyle w:val="Heading2"/>
+      </w:pPr>
+      <w:bookmarkStart w:id="7" w:name="_Toc235111637"/>
+      <w:r>
+        <w:t>Requirements</w:t>
+      </w:r>
+      <w:bookmarkEnd w:id="7"/>
+    </w:p>
+    <w:p>
+      <w:pPr>
+        <w:pStyle w:val="Heading3"/>
+      </w:pPr>
+      <w:bookmarkStart w:id="8" w:name="_Toc235111638"/>
+      <w:r>
+        <w:t>Functional Requirements</w:t>
+      </w:r>
+      <w:bookmarkEnd w:id="8"/>
+    </w:p>
+    <w:tbl>
+      <w:tblPr>
+        <w:tblStyle w:val="GridTable3-Accent1"/>
+        <w:tblW w:w="0" w:type="auto"/>
+        <w:jc w:val="center"/>
+        <w:tblLook w:val="0620" w:firstRow="1" w:lastRow="0" w:firstColumn="0" w:lastColumn="0" w:noHBand="1" w:noVBand="1"/>
+      </w:tblPr>
+      <w:tblGrid>
+        <w:gridCol w:w="1408"/>
+        <w:gridCol w:w="2161"/>
+        <w:gridCol w:w="5457"/>
+      </w:tblGrid>
+      <w:tr>
+        <w:trPr>
+          <w:cnfStyle w:val="100000000000" w:firstRow="1" w:lastRow="0" w:firstColumn="0" w:lastColumn="0" w:oddVBand="0" w:evenVBand="0" w:oddHBand="0" w:evenHBand="0" w:firstRowFirstColumn="0" w:firstRowLastColumn="0" w:lastRowFirstColumn="0" w:lastRowLastColumn="0"/>
+          <w:jc w:val="center"/>
+        </w:trPr>
+        <w:tc>
+          <w:tcPr>
+            <w:tcW w:w="0" w:type="auto"/>
+            <w:vAlign w:val="center"/>
+            <w:hideMark/>
+          </w:tcPr>
+          <w:p>
+            <w:r>
+              <w:t>Category</w:t>
+            </w:r>
+          </w:p>
+        </w:tc>
+        <w:tc>
+          <w:tcPr>
+            <w:tcW w:w="0" w:type="auto"/>
+            <w:vAlign w:val="center"/>
+            <w:hideMark/>
+          </w:tcPr>
+          <w:p>
+            <w:r>
+              <w:t>Meaning</w:t>
+            </w:r>
+          </w:p>
+        </w:tc>
+        <w:tc>
+          <w:tcPr>
+            <w:tcW w:w="0" w:type="auto"/>
+            <w:vAlign w:val="center"/>
+            <w:hideMark/>
+          </w:tcPr>
+          <w:p>
+            <w:r>
+              <w:t>Interpretation</w:t>
+            </w:r>
+          </w:p>
+        </w:tc>
+      </w:tr>
+      <w:tr>
+        <w:trPr>
+          <w:jc w:val="center"/>
+        </w:trPr>
+        <w:tc>
+          <w:tcPr>
+            <w:tcW w:w="0" w:type="auto"/>
+            <w:vAlign w:val="center"/>
+            <w:hideMark/>
+          </w:tcPr>
+          <w:p>
+            <w:r>
+              <w:t>Must Have (M)</w:t>
+            </w:r>
+          </w:p>
+        </w:tc>
+        <w:tc>
+          <w:tcPr>
+            <w:tcW w:w="0" w:type="auto"/>
+            <w:vAlign w:val="center"/>
+            <w:hideMark/>
+          </w:tcPr>
+          <w:p>
+            <w:r>
+              <w:t>Essential requirements</w:t>
+            </w:r>
+          </w:p>
+        </w:tc>
+        <w:tc>
+          <w:tcPr>
+            <w:tcW w:w="0" w:type="auto"/>
+            <w:vAlign w:val="center"/>
+            <w:hideMark/>
+          </w:tcPr>
+          <w:p>
+            <w:r>
+              <w:t>Without these, the system would fail to meet its primary objectives.</w:t>
+            </w:r>
+          </w:p>
+        </w:tc>
+      </w:tr>
+      <w:tr>
+        <w:trPr>
+          <w:jc w:val="center"/>
+        </w:trPr>
+        <w:tc>
+          <w:tcPr>
+            <w:tcW w:w="0" w:type="auto"/>
+            <w:vAlign w:val="center"/>
+            <w:hideMark/>
+          </w:tcPr>
+          <w:p>
+            <w:r>
+              <w:t>Should Have (S)</w:t>
+            </w:r>
+          </w:p>
+        </w:tc>
+        <w:tc>
+          <w:tcPr>
+            <w:tcW w:w="0" w:type="auto"/>
+            <w:vAlign w:val="center"/>
+            <w:hideMark/>
+          </w:tcPr>
+          <w:p>
+            <w:r>
+              <w:t>Important requirements</w:t>
+            </w:r>
+          </w:p>
+        </w:tc>
+        <w:tc>
+          <w:tcPr>
+            <w:tcW w:w="0" w:type="auto"/>
+            <w:vAlign w:val="center"/>
+            <w:hideMark/>
+          </w:tcPr>
+          <w:p>
+            <w:r>
+              <w:t xml:space="preserve">These add significant </w:t>
+            </w:r>
+            <w:r>
+              <w:t>value,</w:t>
+            </w:r>
+            <w:r>
+              <w:t xml:space="preserve"> but the system can still operate without them if necessary.</w:t>
+            </w:r>
+          </w:p>
+        </w:tc>
+      </w:tr>
+      <w:tr>
+        <w:trPr>
+          <w:jc w:val="center"/>
+        </w:trPr>
+        <w:tc>
+          <w:tcPr>
+            <w:tcW w:w="0" w:type="auto"/>
+            <w:vAlign w:val="center"/>
+            <w:hideMark/>
+          </w:tcPr>
+          <w:p>
+            <w:r>
+              <w:t>Could Have (C)</w:t>
+            </w:r>
+          </w:p>
+        </w:tc>
+        <w:tc>
+          <w:tcPr>
+            <w:tcW w:w="0" w:type="auto"/>
+            <w:vAlign w:val="center"/>
+            <w:hideMark/>
+          </w:tcPr>
+          <w:p>
+            <w:r>
+              <w:t>Desirable requirements</w:t>
+            </w:r>
+          </w:p>
+        </w:tc>
+        <w:tc>
+          <w:tcPr>
+            <w:tcW w:w="0" w:type="auto"/>
+            <w:vAlign w:val="center"/>
+            <w:hideMark/>
+          </w:tcPr>
+          <w:p>
+            <w:r>
+              <w:t>F</w:t>
+            </w:r>
+            <w:r>
+              <w:t>eatures that are implemented only if time and resources are available.</w:t>
+            </w:r>
+          </w:p>
+        </w:tc>
+      </w:tr>
+      <w:tr>
+        <w:trPr>
+          <w:jc w:val="center"/>
+        </w:trPr>
+        <w:tc>
+          <w:tcPr>
+            <w:tcW w:w="0" w:type="auto"/>
+            <w:vAlign w:val="center"/>
+            <w:hideMark/>
+          </w:tcPr>
+          <w:p>
+            <w:r>
+              <w:t>Won't Have (W)</w:t>
+            </w:r>
+          </w:p>
+        </w:tc>
+        <w:tc>
+          <w:tcPr>
+            <w:tcW w:w="0" w:type="auto"/>
+            <w:vAlign w:val="center"/>
+            <w:hideMark/>
+          </w:tcPr>
+          <w:p>
+            <w:r>
+              <w:t>Out of scope for this release</w:t>
+            </w:r>
+          </w:p>
+        </w:tc>
+        <w:tc>
+          <w:tcPr>
+            <w:tcW w:w="0" w:type="auto"/>
+            <w:vAlign w:val="center"/>
+            <w:hideMark/>
+          </w:tcPr>
+          <w:p>
+            <w:r>
+              <w:t>Requirements that are excluded from the current version but may be considered in future iterations.</w:t>
+            </w:r>
+          </w:p>
+        </w:tc>
+      </w:tr>
+    </w:tbl>
+    <w:p>
+      <w:pPr>
+        <w:ind w:left="720"/>
+        <w:rPr>
           <w:sz w:val="24"/>
           <w:szCs w:val="24"/>
         </w:rPr>
       </w:pPr>
-      <w:r>
-        <w:rPr>
-          <w:rFonts w:cstheme="minorHAnsi"/>
+    </w:p>
+    <w:p>
+      <w:pPr>
+        <w:ind w:left="720"/>
+        <w:rPr>
+          <w:sz w:val="24"/>
+          <w:szCs w:val="24"/>
+        </w:rPr>
+      </w:pPr>
+      <w:r>
+        <w:rPr>
+          <w:sz w:val="24"/>
+          <w:szCs w:val="24"/>
+        </w:rPr>
+        <w:t xml:space="preserve">The </w:t>
+      </w:r>
+      <w:proofErr w:type="spellStart"/>
+      <w:r>
+        <w:rPr>
+          <w:sz w:val="24"/>
+          <w:szCs w:val="24"/>
+        </w:rPr>
+        <w:t>MoSCoW</w:t>
+      </w:r>
+      <w:proofErr w:type="spellEnd"/>
+      <w:r>
+        <w:rPr>
+          <w:sz w:val="24"/>
+          <w:szCs w:val="24"/>
+        </w:rPr>
+        <w:t xml:space="preserve"> prioritisation method was used to classify functional requirements according to their importance. Core functionality required for the successful completion of a race simulation was classified as Must Have, features that improve the user experience but are not essential to the simulation were classified as Should Have or Could Have, while functionality outside the scope of the minimum viable product (MVP) was classified as Won't Have</w:t>
+      </w:r>
+      <w:r>
+        <w:rPr>
+          <w:sz w:val="24"/>
+          <w:szCs w:val="24"/>
+        </w:rPr>
+        <w:t>.</w:t>
+      </w:r>
+      <w:sdt>
+        <w:sdtPr>
+          <w:rPr>
+            <w:sz w:val="24"/>
+            <w:szCs w:val="24"/>
+          </w:rPr>
+          <w:id w:val="-1441518361"/>
+          <w:citation/>
+        </w:sdtPr>
+        <w:sdtContent>
+          <w:r>
+            <w:rPr>
+              <w:sz w:val="24"/>
+              <w:szCs w:val="24"/>
+            </w:rPr>
+            <w:fldChar w:fldCharType="begin"/>
+          </w:r>
+          <w:r>
+            <w:rPr>
+              <w:sz w:val="24"/>
+              <w:szCs w:val="24"/>
+              <w:lang w:val="en-GB"/>
+            </w:rPr>
+            <w:instrText xml:space="preserve"> CITATION Agi26 \l 2057 </w:instrText>
+          </w:r>
+          <w:r>
+            <w:rPr>
+              <w:sz w:val="24"/>
+              <w:szCs w:val="24"/>
+            </w:rPr>
+            <w:fldChar w:fldCharType="separate"/>
+          </w:r>
+          <w:r>
+            <w:rPr>
+              <w:noProof/>
+              <w:sz w:val="24"/>
+              <w:szCs w:val="24"/>
+              <w:lang w:val="en-GB"/>
+            </w:rPr>
+            <w:t xml:space="preserve"> </w:t>
+          </w:r>
+          <w:r>
+            <w:rPr>
+              <w:noProof/>
+              <w:sz w:val="24"/>
+              <w:szCs w:val="24"/>
+              <w:lang w:val="en-GB"/>
+            </w:rPr>
+            <w:t>(Agile Business Consortium, 2026)</w:t>
+          </w:r>
+          <w:r>
+            <w:rPr>
+              <w:sz w:val="24"/>
+              <w:szCs w:val="24"/>
+            </w:rPr>
+            <w:fldChar w:fldCharType="end"/>
+          </w:r>
+        </w:sdtContent>
+      </w:sdt>
+      <w:r>
+        <w:rPr>
+          <w:sz w:val="24"/>
+          <w:szCs w:val="24"/>
+        </w:rPr>
+        <w:t>.</w:t>
+      </w:r>
+      <w:r>
+        <w:rPr>
+          <w:sz w:val="24"/>
+          <w:szCs w:val="24"/>
+        </w:rPr>
+        <w:t xml:space="preserve"> For the purpose of the report structure, anything that would be assigned as Won't Have will be placed in the future development section</w:t>
+      </w:r>
+      <w:r>
+        <w:rPr>
+          <w:sz w:val="24"/>
+          <w:szCs w:val="24"/>
+        </w:rPr>
+        <w:t>.</w:t>
+      </w:r>
+    </w:p>
+    <w:tbl>
+      <w:tblPr>
+        <w:tblStyle w:val="GridTable3-Accent1"/>
+        <w:tblW w:w="0" w:type="auto"/>
+        <w:jc w:val="center"/>
+        <w:tblLook w:val="0620" w:firstRow="1" w:lastRow="0" w:firstColumn="0" w:lastColumn="0" w:noHBand="1" w:noVBand="1"/>
+      </w:tblPr>
+      <w:tblGrid>
+        <w:gridCol w:w="583"/>
+        <w:gridCol w:w="711"/>
+        <w:gridCol w:w="3177"/>
+        <w:gridCol w:w="943"/>
+      </w:tblGrid>
+      <w:tr>
+        <w:trPr>
+          <w:cnfStyle w:val="100000000000" w:firstRow="1" w:lastRow="0" w:firstColumn="0" w:lastColumn="0" w:oddVBand="0" w:evenVBand="0" w:oddHBand="0" w:evenHBand="0" w:firstRowFirstColumn="0" w:firstRowLastColumn="0" w:lastRowFirstColumn="0" w:lastRowLastColumn="0"/>
+          <w:jc w:val="center"/>
+        </w:trPr>
+        <w:tc>
+          <w:tcPr>
+            <w:tcW w:w="0" w:type="auto"/>
+            <w:vAlign w:val="center"/>
+            <w:hideMark/>
+          </w:tcPr>
+          <w:p>
+            <w:r>
+              <w:t>ID</w:t>
+            </w:r>
+          </w:p>
+        </w:tc>
+        <w:tc>
+          <w:tcPr>
+            <w:tcW w:w="0" w:type="auto"/>
+            <w:vAlign w:val="center"/>
+          </w:tcPr>
+          <w:p>
+            <w:r>
+              <w:t>UC</w:t>
+            </w:r>
+          </w:p>
+        </w:tc>
+        <w:tc>
+          <w:tcPr>
+            <w:tcW w:w="0" w:type="auto"/>
+            <w:vAlign w:val="center"/>
+            <w:hideMark/>
+          </w:tcPr>
+          <w:p>
+            <w:r>
+              <w:t>Requirement</w:t>
+            </w:r>
+          </w:p>
+        </w:tc>
+        <w:tc>
+          <w:tcPr>
+            <w:tcW w:w="0" w:type="auto"/>
+            <w:vAlign w:val="center"/>
+            <w:hideMark/>
+          </w:tcPr>
+          <w:p>
+            <w:r>
+              <w:t>Priority</w:t>
+            </w:r>
+          </w:p>
+        </w:tc>
+      </w:tr>
+      <w:tr>
+        <w:trPr>
+          <w:jc w:val="center"/>
+        </w:trPr>
+        <w:tc>
+          <w:tcPr>
+            <w:tcW w:w="0" w:type="auto"/>
+            <w:vAlign w:val="center"/>
+            <w:hideMark/>
+          </w:tcPr>
+          <w:p>
+            <w:r>
+              <w:t>FR1</w:t>
+            </w:r>
+          </w:p>
+        </w:tc>
+        <w:tc>
+          <w:tcPr>
+            <w:tcW w:w="0" w:type="auto"/>
+            <w:vAlign w:val="center"/>
+          </w:tcPr>
+          <w:p>
+            <w:r>
+              <w:t>UC-1</w:t>
+            </w:r>
+          </w:p>
+        </w:tc>
+        <w:tc>
+          <w:tcPr>
+            <w:tcW w:w="0" w:type="auto"/>
+            <w:vAlign w:val="center"/>
+            <w:hideMark/>
+          </w:tcPr>
+          <w:p>
+            <w:r>
+              <w:t>Generate race results</w:t>
+            </w:r>
+          </w:p>
+        </w:tc>
+        <w:tc>
+          <w:tcPr>
+            <w:tcW w:w="0" w:type="auto"/>
+            <w:vAlign w:val="center"/>
+            <w:hideMark/>
+          </w:tcPr>
+          <w:p>
+            <w:r>
+              <w:t>Must</w:t>
+            </w:r>
+          </w:p>
+        </w:tc>
+      </w:tr>
+      <w:tr>
+        <w:trPr>
+          <w:jc w:val="center"/>
+        </w:trPr>
+        <w:tc>
+          <w:tcPr>
+            <w:tcW w:w="0" w:type="auto"/>
+            <w:vAlign w:val="center"/>
+            <w:hideMark/>
+          </w:tcPr>
+          <w:p>
+            <w:r>
+              <w:t>FR2</w:t>
+            </w:r>
+          </w:p>
+        </w:tc>
+        <w:tc>
+          <w:tcPr>
+            <w:tcW w:w="0" w:type="auto"/>
+            <w:vAlign w:val="center"/>
+          </w:tcPr>
+          <w:p>
+            <w:r>
+              <w:t>UC-</w:t>
+            </w:r>
+            <w:r>
+              <w:t>2</w:t>
+            </w:r>
+          </w:p>
+        </w:tc>
+        <w:tc>
+          <w:tcPr>
+            <w:tcW w:w="0" w:type="auto"/>
+            <w:vAlign w:val="center"/>
+            <w:hideMark/>
+          </w:tcPr>
+          <w:p>
+            <w:r>
+              <w:t>Simulate race progression</w:t>
+            </w:r>
+          </w:p>
+        </w:tc>
+        <w:tc>
+          <w:tcPr>
+            <w:tcW w:w="0" w:type="auto"/>
+            <w:vAlign w:val="center"/>
+            <w:hideMark/>
+          </w:tcPr>
+          <w:p>
+            <w:r>
+              <w:t>Must</w:t>
+            </w:r>
+          </w:p>
+        </w:tc>
+      </w:tr>
+      <w:tr>
+        <w:trPr>
+          <w:jc w:val="center"/>
+        </w:trPr>
+        <w:tc>
+          <w:tcPr>
+            <w:tcW w:w="0" w:type="auto"/>
+            <w:vAlign w:val="center"/>
+            <w:hideMark/>
+          </w:tcPr>
+          <w:p>
+            <w:r>
+              <w:t>FR3</w:t>
+            </w:r>
+          </w:p>
+        </w:tc>
+        <w:tc>
+          <w:tcPr>
+            <w:tcW w:w="0" w:type="auto"/>
+            <w:vAlign w:val="center"/>
+          </w:tcPr>
+          <w:p>
+            <w:r>
+              <w:t>UC-</w:t>
+            </w:r>
+            <w:r>
+              <w:t>3</w:t>
+            </w:r>
+          </w:p>
+        </w:tc>
+        <w:tc>
+          <w:tcPr>
+            <w:tcW w:w="0" w:type="auto"/>
+            <w:vAlign w:val="center"/>
+            <w:hideMark/>
+          </w:tcPr>
+          <w:p>
+            <w:r>
+              <w:t>Display live race</w:t>
+            </w:r>
+          </w:p>
+        </w:tc>
+        <w:tc>
+          <w:tcPr>
+            <w:tcW w:w="0" w:type="auto"/>
+            <w:vAlign w:val="center"/>
+            <w:hideMark/>
+          </w:tcPr>
+          <w:p>
+            <w:r>
+              <w:t>Must</w:t>
+            </w:r>
+          </w:p>
+        </w:tc>
+      </w:tr>
+      <w:tr>
+        <w:trPr>
+          <w:jc w:val="center"/>
+        </w:trPr>
+        <w:tc>
+          <w:tcPr>
+            <w:tcW w:w="0" w:type="auto"/>
+            <w:vAlign w:val="center"/>
+            <w:hideMark/>
+          </w:tcPr>
+          <w:p>
+            <w:r>
+              <w:t>FR4</w:t>
+            </w:r>
+          </w:p>
+        </w:tc>
+        <w:tc>
+          <w:tcPr>
+            <w:tcW w:w="0" w:type="auto"/>
+            <w:vAlign w:val="center"/>
+          </w:tcPr>
+          <w:p>
+            <w:r>
+              <w:t>UC-</w:t>
+            </w:r>
+            <w:r>
+              <w:t>4</w:t>
+            </w:r>
+          </w:p>
+        </w:tc>
+        <w:tc>
+          <w:tcPr>
+            <w:tcW w:w="0" w:type="auto"/>
+            <w:vAlign w:val="center"/>
+            <w:hideMark/>
+          </w:tcPr>
+          <w:p>
+            <w:r>
+              <w:t>Configure race settings</w:t>
+            </w:r>
+          </w:p>
+        </w:tc>
+        <w:tc>
+          <w:tcPr>
+            <w:tcW w:w="0" w:type="auto"/>
+            <w:vAlign w:val="center"/>
+            <w:hideMark/>
+          </w:tcPr>
+          <w:p>
+            <w:r>
+              <w:t>Must</w:t>
+            </w:r>
+          </w:p>
+        </w:tc>
+      </w:tr>
+      <w:tr>
+        <w:trPr>
+          <w:jc w:val="center"/>
+        </w:trPr>
+        <w:tc>
+          <w:tcPr>
+            <w:tcW w:w="0" w:type="auto"/>
+            <w:vAlign w:val="center"/>
+            <w:hideMark/>
+          </w:tcPr>
+          <w:p>
+            <w:r>
+              <w:t>FR5</w:t>
+            </w:r>
+          </w:p>
+        </w:tc>
+        <w:tc>
+          <w:tcPr>
+            <w:tcW w:w="0" w:type="auto"/>
+            <w:vAlign w:val="center"/>
+          </w:tcPr>
+          <w:p>
+            <w:r>
+              <w:t>UC-</w:t>
+            </w:r>
+            <w:r>
+              <w:t>5</w:t>
+            </w:r>
+          </w:p>
+        </w:tc>
+        <w:tc>
+          <w:tcPr>
+            <w:tcW w:w="0" w:type="auto"/>
+            <w:vAlign w:val="center"/>
+            <w:hideMark/>
+          </w:tcPr>
+          <w:p>
+            <w:r>
+              <w:t>View driver information</w:t>
+            </w:r>
+          </w:p>
+        </w:tc>
+        <w:tc>
+          <w:tcPr>
+            <w:tcW w:w="0" w:type="auto"/>
+            <w:vAlign w:val="center"/>
+            <w:hideMark/>
+          </w:tcPr>
+          <w:p>
+            <w:r>
+              <w:t>Should</w:t>
+            </w:r>
+          </w:p>
+        </w:tc>
+      </w:tr>
+      <w:tr>
+        <w:trPr>
+          <w:jc w:val="center"/>
+        </w:trPr>
+        <w:tc>
+          <w:tcPr>
+            <w:tcW w:w="0" w:type="auto"/>
+            <w:vAlign w:val="center"/>
+            <w:hideMark/>
+          </w:tcPr>
+          <w:p>
+            <w:r>
+              <w:t>FR6</w:t>
+            </w:r>
+          </w:p>
+        </w:tc>
+        <w:tc>
+          <w:tcPr>
+            <w:tcW w:w="0" w:type="auto"/>
+            <w:vAlign w:val="center"/>
+          </w:tcPr>
+          <w:p>
+            <w:r>
+              <w:t>UC-</w:t>
+            </w:r>
+            <w:r>
+              <w:t>6</w:t>
+            </w:r>
+          </w:p>
+        </w:tc>
+        <w:tc>
+          <w:tcPr>
+            <w:tcW w:w="0" w:type="auto"/>
+            <w:vAlign w:val="center"/>
+            <w:hideMark/>
+          </w:tcPr>
+          <w:p>
+            <w:r>
+              <w:t>Configure accessibility settings</w:t>
+            </w:r>
+          </w:p>
+        </w:tc>
+        <w:tc>
+          <w:tcPr>
+            <w:tcW w:w="0" w:type="auto"/>
+            <w:vAlign w:val="center"/>
+            <w:hideMark/>
+          </w:tcPr>
+          <w:p>
+            <w:r>
+              <w:t>Could</w:t>
+            </w:r>
+          </w:p>
+        </w:tc>
+      </w:tr>
+    </w:tbl>
+    <w:p>
+      <w:pPr>
+        <w:ind w:left="720"/>
+        <w:rPr>
+          <w:sz w:val="24"/>
+          <w:szCs w:val="24"/>
+        </w:rPr>
+      </w:pPr>
+    </w:p>
+    <w:p>
+      <w:pPr>
+        <w:pStyle w:val="Heading4"/>
+      </w:pPr>
+      <w:r>
+        <w:t>Requirement 1</w:t>
+      </w:r>
+      <w:r>
+        <w:t>/UC-1</w:t>
+      </w:r>
+      <w:r>
+        <w:t xml:space="preserve"> </w:t>
+      </w:r>
+      <w:r>
+        <w:t>Generate Race Results</w:t>
+      </w:r>
+      <w:r>
+        <w:t xml:space="preserve"> - Must</w:t>
+      </w:r>
+    </w:p>
+    <w:p>
+      <w:pPr>
+        <w:pStyle w:val="Heading5"/>
+      </w:pPr>
+      <w:r>
+        <w:t>Use Case Diagram</w:t>
+      </w:r>
+    </w:p>
+    <w:p/>
+    <w:p>
+      <w:pPr>
+        <w:pStyle w:val="Heading5"/>
+        <w:rPr>
+          <w:lang w:val="en-GB"/>
+        </w:rPr>
+      </w:pPr>
+      <w:r>
+        <w:rPr>
+          <w:lang w:val="en-GB"/>
+        </w:rPr>
+        <w:t>Scope</w:t>
+      </w:r>
+    </w:p>
+    <w:p>
+      <w:pPr>
+        <w:rPr>
+          <w:lang w:val="en-GB"/>
+        </w:rPr>
+      </w:pPr>
+      <w:r>
+        <w:rPr>
+          <w:lang w:val="en-GB"/>
+        </w:rPr>
+        <w:t>Generate the final classification and statistics of a race.</w:t>
+      </w:r>
+    </w:p>
+    <w:p>
+      <w:pPr>
+        <w:pStyle w:val="Heading5"/>
+        <w:rPr>
+          <w:lang w:val="en-GB"/>
+        </w:rPr>
+      </w:pPr>
+      <w:r>
+        <w:rPr>
+          <w:lang w:val="en-GB"/>
+        </w:rPr>
+        <w:t>Description</w:t>
+      </w:r>
+    </w:p>
+    <w:p>
+      <w:pPr>
+        <w:rPr>
+          <w:lang w:val="en-GB"/>
+        </w:rPr>
+      </w:pPr>
+      <w:r>
+        <w:rPr>
+          <w:lang w:val="en-GB"/>
+        </w:rPr>
+        <w:t xml:space="preserve">The systems </w:t>
+      </w:r>
+      <w:proofErr w:type="gramStart"/>
+      <w:r>
+        <w:rPr>
+          <w:lang w:val="en-GB"/>
+        </w:rPr>
+        <w:t>takes</w:t>
+      </w:r>
+      <w:proofErr w:type="gramEnd"/>
+      <w:r>
+        <w:rPr>
+          <w:lang w:val="en-GB"/>
+        </w:rPr>
+        <w:t xml:space="preserve"> all the events that took place within a race and presents it in a </w:t>
+      </w:r>
+      <w:proofErr w:type="gramStart"/>
+      <w:r>
+        <w:rPr>
+          <w:lang w:val="en-GB"/>
+        </w:rPr>
+        <w:t>user friendly</w:t>
+      </w:r>
+      <w:proofErr w:type="gramEnd"/>
+      <w:r>
+        <w:rPr>
+          <w:lang w:val="en-GB"/>
+        </w:rPr>
+        <w:t xml:space="preserve"> manner, for example the previous positions on certain laps through reading the overtakes and at what time.</w:t>
+      </w:r>
+    </w:p>
+    <w:p>
+      <w:pPr>
+        <w:pStyle w:val="Heading5"/>
+        <w:rPr>
+          <w:lang w:val="en-GB"/>
+        </w:rPr>
+      </w:pPr>
+      <w:r>
+        <w:rPr>
+          <w:lang w:val="en-GB"/>
+        </w:rPr>
+        <w:lastRenderedPageBreak/>
+        <w:t>Flow Description</w:t>
+      </w:r>
+    </w:p>
+    <w:p>
+      <w:pPr>
+        <w:pStyle w:val="Heading6"/>
+      </w:pPr>
+      <w:r>
+        <w:t>Precondition</w:t>
+      </w:r>
+    </w:p>
+    <w:p>
+      <w:pPr>
+        <w:pStyle w:val="ListParagraph"/>
+        <w:numPr>
+          <w:ilvl w:val="0"/>
+          <w:numId w:val="29"/>
+        </w:numPr>
+      </w:pPr>
+      <w:r>
+        <w:t>Driver and track data have been loaded.</w:t>
+      </w:r>
+    </w:p>
+    <w:p>
+      <w:pPr>
+        <w:pStyle w:val="ListParagraph"/>
+        <w:numPr>
+          <w:ilvl w:val="0"/>
+          <w:numId w:val="29"/>
+        </w:numPr>
+      </w:pPr>
+      <w:r>
+        <w:t>The race simulation has been completed successfully.</w:t>
+      </w:r>
+    </w:p>
+    <w:p>
+      <w:pPr>
+        <w:pStyle w:val="Heading6"/>
+      </w:pPr>
+      <w:r>
+        <w:t>Activation</w:t>
+      </w:r>
+    </w:p>
+    <w:p/>
+    <w:p>
+      <w:pPr>
+        <w:pStyle w:val="Heading6"/>
+      </w:pPr>
+      <w:r>
+        <w:t>Main flow</w:t>
+      </w:r>
+    </w:p>
+    <w:p/>
+    <w:p>
+      <w:pPr>
+        <w:pStyle w:val="Heading6"/>
+      </w:pPr>
+      <w:r>
+        <w:t>Alternate flow</w:t>
+      </w:r>
+    </w:p>
+    <w:p/>
+    <w:p>
+      <w:pPr>
+        <w:pStyle w:val="Heading6"/>
+      </w:pPr>
+      <w:r>
+        <w:t>Exceptional flow</w:t>
+      </w:r>
+    </w:p>
+    <w:p/>
+    <w:p>
+      <w:pPr>
+        <w:pStyle w:val="Heading6"/>
+      </w:pPr>
+      <w:r>
+        <w:t>Termination</w:t>
+      </w:r>
+    </w:p>
+    <w:p/>
+    <w:p>
+      <w:pPr>
+        <w:pStyle w:val="Heading6"/>
+      </w:pPr>
+      <w:r>
+        <w:t>Post condition</w:t>
+      </w:r>
+    </w:p>
+    <w:p/>
+    <w:p>
+      <w:pPr>
+        <w:pStyle w:val="Heading4"/>
+      </w:pPr>
+      <w:r>
+        <w:t xml:space="preserve">Requirement </w:t>
+      </w:r>
+      <w:r>
+        <w:t>2</w:t>
+      </w:r>
+      <w:r>
+        <w:t>/UC-</w:t>
+      </w:r>
+      <w:r>
+        <w:t>2</w:t>
+      </w:r>
+      <w:r>
+        <w:t xml:space="preserve"> </w:t>
+      </w:r>
+      <w:r>
+        <w:t>Simulate race progression</w:t>
+      </w:r>
+      <w:r>
+        <w:t xml:space="preserve"> </w:t>
+      </w:r>
+      <w:r>
+        <w:t>- Must</w:t>
+      </w:r>
+    </w:p>
+    <w:p>
+      <w:pPr>
+        <w:pStyle w:val="Heading5"/>
+      </w:pPr>
+      <w:r>
+        <w:t>Use Case Diagram</w:t>
+      </w:r>
+    </w:p>
+    <w:p/>
+    <w:p>
+      <w:pPr>
+        <w:pStyle w:val="Heading5"/>
+        <w:rPr>
+          <w:lang w:val="en-GB"/>
+        </w:rPr>
+      </w:pPr>
+      <w:r>
+        <w:rPr>
+          <w:lang w:val="en-GB"/>
+        </w:rPr>
+        <w:t>Scope</w:t>
+      </w:r>
+    </w:p>
+    <w:p>
+      <w:pPr>
+        <w:rPr>
+          <w:lang w:val="en-GB"/>
+        </w:rPr>
+      </w:pPr>
+      <w:r>
+        <w:rPr>
+          <w:lang w:val="en-GB"/>
+        </w:rPr>
+        <w:t>Generate the final classification and statistics of a race.</w:t>
+      </w:r>
+    </w:p>
+    <w:p>
+      <w:pPr>
+        <w:pStyle w:val="Heading5"/>
+        <w:rPr>
+          <w:lang w:val="en-GB"/>
+        </w:rPr>
+      </w:pPr>
+      <w:r>
+        <w:rPr>
+          <w:lang w:val="en-GB"/>
+        </w:rPr>
+        <w:t>Description</w:t>
+      </w:r>
+    </w:p>
+    <w:p>
+      <w:pPr>
+        <w:rPr>
+          <w:lang w:val="en-GB"/>
+        </w:rPr>
+      </w:pPr>
+      <w:r>
+        <w:rPr>
+          <w:lang w:val="en-GB"/>
+        </w:rPr>
+        <w:t xml:space="preserve">The systems </w:t>
+      </w:r>
+      <w:proofErr w:type="gramStart"/>
+      <w:r>
+        <w:rPr>
+          <w:lang w:val="en-GB"/>
+        </w:rPr>
+        <w:t>takes</w:t>
+      </w:r>
+      <w:proofErr w:type="gramEnd"/>
+      <w:r>
+        <w:rPr>
+          <w:lang w:val="en-GB"/>
+        </w:rPr>
+        <w:t xml:space="preserve"> all the events that took place within a race and presents it in a </w:t>
+      </w:r>
+      <w:proofErr w:type="gramStart"/>
+      <w:r>
+        <w:rPr>
+          <w:lang w:val="en-GB"/>
+        </w:rPr>
+        <w:t>user friendly</w:t>
+      </w:r>
+      <w:proofErr w:type="gramEnd"/>
+      <w:r>
+        <w:rPr>
+          <w:lang w:val="en-GB"/>
+        </w:rPr>
+        <w:t xml:space="preserve"> manner, for example the previous positions on certain laps through reading the overtakes and at what time.</w:t>
+      </w:r>
+    </w:p>
+    <w:p>
+      <w:pPr>
+        <w:pStyle w:val="Heading5"/>
+        <w:rPr>
+          <w:lang w:val="en-GB"/>
+        </w:rPr>
+      </w:pPr>
+      <w:r>
+        <w:rPr>
+          <w:lang w:val="en-GB"/>
+        </w:rPr>
+        <w:t>Flow Description</w:t>
+      </w:r>
+    </w:p>
+    <w:p>
+      <w:pPr>
+        <w:pStyle w:val="Heading6"/>
+      </w:pPr>
+      <w:r>
+        <w:t>Precondition</w:t>
+      </w:r>
+    </w:p>
+    <w:p>
+      <w:pPr>
+        <w:pStyle w:val="ListParagraph"/>
+        <w:numPr>
+          <w:ilvl w:val="0"/>
+          <w:numId w:val="29"/>
+        </w:numPr>
+      </w:pPr>
+      <w:r>
+        <w:t>Driver and track data have been loaded.</w:t>
+      </w:r>
+    </w:p>
+    <w:p>
+      <w:pPr>
+        <w:pStyle w:val="ListParagraph"/>
+        <w:numPr>
+          <w:ilvl w:val="0"/>
+          <w:numId w:val="29"/>
+        </w:numPr>
+      </w:pPr>
+      <w:r>
+        <w:t>The race simulation has been completed successfully.</w:t>
+      </w:r>
+    </w:p>
+    <w:p>
+      <w:pPr>
+        <w:pStyle w:val="Heading6"/>
+      </w:pPr>
+      <w:r>
+        <w:t>Activation</w:t>
+      </w:r>
+    </w:p>
+    <w:p/>
+    <w:p>
+      <w:pPr>
+        <w:pStyle w:val="Heading6"/>
+      </w:pPr>
+      <w:r>
+        <w:t>Main flow</w:t>
+      </w:r>
+    </w:p>
+    <w:p/>
+    <w:p>
+      <w:pPr>
+        <w:pStyle w:val="Heading6"/>
+      </w:pPr>
+      <w:r>
+        <w:t>Alternate flow</w:t>
+      </w:r>
+    </w:p>
+    <w:p/>
+    <w:p>
+      <w:pPr>
+        <w:pStyle w:val="Heading6"/>
+      </w:pPr>
+      <w:r>
+        <w:lastRenderedPageBreak/>
+        <w:t>Exceptional flow</w:t>
+      </w:r>
+    </w:p>
+    <w:p/>
+    <w:p>
+      <w:pPr>
+        <w:pStyle w:val="Heading6"/>
+      </w:pPr>
+      <w:r>
+        <w:t>Termination</w:t>
+      </w:r>
+    </w:p>
+    <w:p/>
+    <w:p>
+      <w:pPr>
+        <w:pStyle w:val="Heading6"/>
+      </w:pPr>
+      <w:r>
+        <w:t>Post condition</w:t>
+      </w:r>
+    </w:p>
+    <w:p/>
+    <w:p>
+      <w:pPr>
+        <w:pStyle w:val="Heading4"/>
+      </w:pPr>
+      <w:r>
+        <w:t xml:space="preserve">Requirement </w:t>
+      </w:r>
+      <w:r>
+        <w:t>3</w:t>
+      </w:r>
+      <w:r>
+        <w:t>/UC-</w:t>
+      </w:r>
+      <w:r>
+        <w:t>3</w:t>
+      </w:r>
+      <w:r>
+        <w:t xml:space="preserve"> </w:t>
+      </w:r>
+      <w:r>
+        <w:t>Display live race</w:t>
+      </w:r>
+      <w:r>
+        <w:t xml:space="preserve"> </w:t>
+      </w:r>
+      <w:r>
+        <w:t>- Must</w:t>
+      </w:r>
+    </w:p>
+    <w:p>
+      <w:pPr>
+        <w:pStyle w:val="Heading5"/>
+      </w:pPr>
+      <w:r>
+        <w:t>Use Case Diagram</w:t>
+      </w:r>
+    </w:p>
+    <w:p/>
+    <w:p>
+      <w:pPr>
+        <w:pStyle w:val="Heading5"/>
+        <w:rPr>
+          <w:lang w:val="en-GB"/>
+        </w:rPr>
+      </w:pPr>
+      <w:r>
+        <w:rPr>
+          <w:lang w:val="en-GB"/>
+        </w:rPr>
+        <w:t>Scope</w:t>
+      </w:r>
+    </w:p>
+    <w:p>
+      <w:pPr>
+        <w:rPr>
+          <w:lang w:val="en-GB"/>
+        </w:rPr>
+      </w:pPr>
+      <w:r>
+        <w:rPr>
+          <w:lang w:val="en-GB"/>
+        </w:rPr>
+        <w:t>Generate the final classification and statistics of a race.</w:t>
+      </w:r>
+    </w:p>
+    <w:p>
+      <w:pPr>
+        <w:pStyle w:val="Heading5"/>
+        <w:rPr>
+          <w:lang w:val="en-GB"/>
+        </w:rPr>
+      </w:pPr>
+      <w:r>
+        <w:rPr>
+          <w:lang w:val="en-GB"/>
+        </w:rPr>
+        <w:t>Description</w:t>
+      </w:r>
+    </w:p>
+    <w:p>
+      <w:pPr>
+        <w:rPr>
+          <w:lang w:val="en-GB"/>
+        </w:rPr>
+      </w:pPr>
+      <w:r>
+        <w:rPr>
+          <w:lang w:val="en-GB"/>
+        </w:rPr>
+        <w:t xml:space="preserve">The systems </w:t>
+      </w:r>
+      <w:proofErr w:type="gramStart"/>
+      <w:r>
+        <w:rPr>
+          <w:lang w:val="en-GB"/>
+        </w:rPr>
+        <w:t>takes</w:t>
+      </w:r>
+      <w:proofErr w:type="gramEnd"/>
+      <w:r>
+        <w:rPr>
+          <w:lang w:val="en-GB"/>
+        </w:rPr>
+        <w:t xml:space="preserve"> all the events that took place within a race and presents it in a </w:t>
+      </w:r>
+      <w:proofErr w:type="gramStart"/>
+      <w:r>
+        <w:rPr>
+          <w:lang w:val="en-GB"/>
+        </w:rPr>
+        <w:t>user friendly</w:t>
+      </w:r>
+      <w:proofErr w:type="gramEnd"/>
+      <w:r>
+        <w:rPr>
+          <w:lang w:val="en-GB"/>
+        </w:rPr>
+        <w:t xml:space="preserve"> manner, for example the previous positions on certain laps through reading the overtakes and at what time.</w:t>
+      </w:r>
+    </w:p>
+    <w:p>
+      <w:pPr>
+        <w:pStyle w:val="Heading5"/>
+        <w:rPr>
+          <w:lang w:val="en-GB"/>
+        </w:rPr>
+      </w:pPr>
+      <w:r>
+        <w:rPr>
+          <w:lang w:val="en-GB"/>
+        </w:rPr>
+        <w:t>Flow Description</w:t>
+      </w:r>
+    </w:p>
+    <w:p>
+      <w:pPr>
+        <w:pStyle w:val="Heading6"/>
+      </w:pPr>
+      <w:r>
+        <w:t>Precondition</w:t>
+      </w:r>
+    </w:p>
+    <w:p>
+      <w:pPr>
+        <w:pStyle w:val="ListParagraph"/>
+        <w:numPr>
+          <w:ilvl w:val="0"/>
+          <w:numId w:val="29"/>
+        </w:numPr>
+      </w:pPr>
+      <w:r>
+        <w:t>Driver and track data have been loaded.</w:t>
+      </w:r>
+    </w:p>
+    <w:p>
+      <w:pPr>
+        <w:pStyle w:val="ListParagraph"/>
+        <w:numPr>
+          <w:ilvl w:val="0"/>
+          <w:numId w:val="29"/>
+        </w:numPr>
+      </w:pPr>
+      <w:r>
+        <w:t>The race simulation has been completed successfully.</w:t>
+      </w:r>
+    </w:p>
+    <w:p>
+      <w:pPr>
+        <w:pStyle w:val="Heading6"/>
+      </w:pPr>
+      <w:r>
+        <w:t>Activation</w:t>
+      </w:r>
+    </w:p>
+    <w:p/>
+    <w:p>
+      <w:pPr>
+        <w:pStyle w:val="Heading6"/>
+      </w:pPr>
+      <w:r>
+        <w:t>Main flow</w:t>
+      </w:r>
+    </w:p>
+    <w:p/>
+    <w:p>
+      <w:pPr>
+        <w:pStyle w:val="Heading6"/>
+      </w:pPr>
+      <w:r>
+        <w:t>Alternate flow</w:t>
+      </w:r>
+    </w:p>
+    <w:p/>
+    <w:p>
+      <w:pPr>
+        <w:pStyle w:val="Heading6"/>
+      </w:pPr>
+      <w:r>
+        <w:t>Exceptional flow</w:t>
+      </w:r>
+    </w:p>
+    <w:p/>
+    <w:p>
+      <w:pPr>
+        <w:pStyle w:val="Heading6"/>
+      </w:pPr>
+      <w:r>
+        <w:t>Termination</w:t>
+      </w:r>
+    </w:p>
+    <w:p/>
+    <w:p>
+      <w:pPr>
+        <w:pStyle w:val="Heading6"/>
+      </w:pPr>
+      <w:r>
+        <w:t>Post condition</w:t>
+      </w:r>
+    </w:p>
+    <w:p/>
+    <w:p>
+      <w:pPr>
+        <w:pStyle w:val="Heading4"/>
+      </w:pPr>
+      <w:r>
+        <w:t>Requirement</w:t>
+      </w:r>
+      <w:r>
+        <w:t xml:space="preserve"> </w:t>
+      </w:r>
+      <w:r>
+        <w:t>4</w:t>
+      </w:r>
+      <w:r>
+        <w:t>/UC-</w:t>
+      </w:r>
+      <w:r>
+        <w:t>4</w:t>
+      </w:r>
+      <w:r>
+        <w:t xml:space="preserve"> </w:t>
+      </w:r>
+      <w:r>
+        <w:t>Configure</w:t>
+      </w:r>
+      <w:r>
+        <w:rPr>
+          <w:sz w:val="24"/>
+          <w:szCs w:val="24"/>
+        </w:rPr>
+        <w:t xml:space="preserve"> </w:t>
+      </w:r>
+      <w:r>
+        <w:t>race</w:t>
+      </w:r>
+      <w:r>
+        <w:rPr>
+          <w:sz w:val="24"/>
+          <w:szCs w:val="24"/>
+        </w:rPr>
+        <w:t xml:space="preserve"> </w:t>
+      </w:r>
+      <w:r>
+        <w:t>settings</w:t>
+      </w:r>
+      <w:r>
+        <w:t xml:space="preserve"> </w:t>
+      </w:r>
+      <w:r>
+        <w:t>- Must</w:t>
+      </w:r>
+    </w:p>
+    <w:p>
+      <w:pPr>
+        <w:pStyle w:val="Heading5"/>
+      </w:pPr>
+      <w:r>
+        <w:t>Use Case Diagram</w:t>
+      </w:r>
+    </w:p>
+    <w:p/>
+    <w:p>
+      <w:pPr>
+        <w:pStyle w:val="Heading5"/>
+        <w:rPr>
+          <w:lang w:val="en-GB"/>
+        </w:rPr>
+      </w:pPr>
+      <w:r>
+        <w:rPr>
+          <w:lang w:val="en-GB"/>
+        </w:rPr>
+        <w:t>Scope</w:t>
+      </w:r>
+    </w:p>
+    <w:p>
+      <w:pPr>
+        <w:rPr>
+          <w:lang w:val="en-GB"/>
+        </w:rPr>
+      </w:pPr>
+      <w:r>
+        <w:rPr>
+          <w:lang w:val="en-GB"/>
+        </w:rPr>
+        <w:t>Generate the final classification and statistics of a race.</w:t>
+      </w:r>
+    </w:p>
+    <w:p>
+      <w:pPr>
+        <w:pStyle w:val="Heading5"/>
+        <w:rPr>
+          <w:lang w:val="en-GB"/>
+        </w:rPr>
+      </w:pPr>
+      <w:r>
+        <w:rPr>
+          <w:lang w:val="en-GB"/>
+        </w:rPr>
+        <w:lastRenderedPageBreak/>
+        <w:t>Description</w:t>
+      </w:r>
+    </w:p>
+    <w:p>
+      <w:pPr>
+        <w:rPr>
+          <w:lang w:val="en-GB"/>
+        </w:rPr>
+      </w:pPr>
+      <w:r>
+        <w:rPr>
+          <w:lang w:val="en-GB"/>
+        </w:rPr>
+        <w:t xml:space="preserve">The systems </w:t>
+      </w:r>
+      <w:proofErr w:type="gramStart"/>
+      <w:r>
+        <w:rPr>
+          <w:lang w:val="en-GB"/>
+        </w:rPr>
+        <w:t>takes</w:t>
+      </w:r>
+      <w:proofErr w:type="gramEnd"/>
+      <w:r>
+        <w:rPr>
+          <w:lang w:val="en-GB"/>
+        </w:rPr>
+        <w:t xml:space="preserve"> all the events that took place within a race and presents it in a </w:t>
+      </w:r>
+      <w:proofErr w:type="gramStart"/>
+      <w:r>
+        <w:rPr>
+          <w:lang w:val="en-GB"/>
+        </w:rPr>
+        <w:t>user friendly</w:t>
+      </w:r>
+      <w:proofErr w:type="gramEnd"/>
+      <w:r>
+        <w:rPr>
+          <w:lang w:val="en-GB"/>
+        </w:rPr>
+        <w:t xml:space="preserve"> manner, for example the previous positions on certain laps through reading the overtakes and at what time.</w:t>
+      </w:r>
+    </w:p>
+    <w:p>
+      <w:pPr>
+        <w:pStyle w:val="Heading5"/>
+        <w:rPr>
+          <w:lang w:val="en-GB"/>
+        </w:rPr>
+      </w:pPr>
+      <w:r>
+        <w:rPr>
+          <w:lang w:val="en-GB"/>
+        </w:rPr>
+        <w:t>Flow Description</w:t>
+      </w:r>
+    </w:p>
+    <w:p>
+      <w:pPr>
+        <w:pStyle w:val="Heading6"/>
+      </w:pPr>
+      <w:r>
+        <w:t>Precondition</w:t>
+      </w:r>
+    </w:p>
+    <w:p>
+      <w:pPr>
+        <w:pStyle w:val="ListParagraph"/>
+        <w:numPr>
+          <w:ilvl w:val="0"/>
+          <w:numId w:val="29"/>
+        </w:numPr>
+      </w:pPr>
+      <w:r>
+        <w:t>Driver and track data have been loaded.</w:t>
+      </w:r>
+    </w:p>
+    <w:p>
+      <w:pPr>
+        <w:pStyle w:val="ListParagraph"/>
+        <w:numPr>
+          <w:ilvl w:val="0"/>
+          <w:numId w:val="29"/>
+        </w:numPr>
+      </w:pPr>
+      <w:r>
+        <w:t>The race simulation has been completed successfully.</w:t>
+      </w:r>
+    </w:p>
+    <w:p>
+      <w:pPr>
+        <w:pStyle w:val="Heading6"/>
+      </w:pPr>
+      <w:r>
+        <w:t>Activation</w:t>
+      </w:r>
+    </w:p>
+    <w:p/>
+    <w:p>
+      <w:pPr>
+        <w:pStyle w:val="Heading6"/>
+      </w:pPr>
+      <w:r>
+        <w:t>Main flow</w:t>
+      </w:r>
+    </w:p>
+    <w:p/>
+    <w:p>
+      <w:pPr>
+        <w:pStyle w:val="Heading6"/>
+      </w:pPr>
+      <w:r>
+        <w:t>Alternate flow</w:t>
+      </w:r>
+    </w:p>
+    <w:p/>
+    <w:p>
+      <w:pPr>
+        <w:pStyle w:val="Heading6"/>
+      </w:pPr>
+      <w:r>
+        <w:t>Exceptional flow</w:t>
+      </w:r>
+    </w:p>
+    <w:p/>
+    <w:p>
+      <w:pPr>
+        <w:pStyle w:val="Heading6"/>
+      </w:pPr>
+      <w:r>
+        <w:t>Termination</w:t>
+      </w:r>
+    </w:p>
+    <w:p/>
+    <w:p>
+      <w:pPr>
+        <w:pStyle w:val="Heading6"/>
+      </w:pPr>
+      <w:r>
+        <w:t>Post condition</w:t>
+      </w:r>
+    </w:p>
+    <w:p/>
+    <w:p>
+      <w:pPr>
+        <w:pStyle w:val="Heading4"/>
+      </w:pPr>
+      <w:r>
+        <w:t xml:space="preserve">Requirement </w:t>
+      </w:r>
+      <w:r>
+        <w:t>5</w:t>
+      </w:r>
+      <w:r>
+        <w:t>/UC-</w:t>
+      </w:r>
+      <w:r>
+        <w:t>5</w:t>
+      </w:r>
+      <w:r>
+        <w:t xml:space="preserve"> </w:t>
+      </w:r>
+      <w:r>
+        <w:t>View driver information</w:t>
+      </w:r>
+      <w:r>
+        <w:t xml:space="preserve"> </w:t>
+      </w:r>
+      <w:r>
+        <w:t xml:space="preserve">- </w:t>
+      </w:r>
+      <w:r>
+        <w:t>Should</w:t>
+      </w:r>
+    </w:p>
+    <w:p>
+      <w:pPr>
+        <w:pStyle w:val="Heading5"/>
+      </w:pPr>
+      <w:r>
+        <w:t>Use Case Diagram</w:t>
+      </w:r>
+    </w:p>
+    <w:p/>
+    <w:p>
+      <w:pPr>
+        <w:pStyle w:val="Heading5"/>
+        <w:rPr>
+          <w:lang w:val="en-GB"/>
+        </w:rPr>
+      </w:pPr>
+      <w:r>
+        <w:rPr>
+          <w:lang w:val="en-GB"/>
+        </w:rPr>
+        <w:t>Scope</w:t>
+      </w:r>
+    </w:p>
+    <w:p>
+      <w:pPr>
+        <w:rPr>
+          <w:lang w:val="en-GB"/>
+        </w:rPr>
+      </w:pPr>
+      <w:r>
+        <w:rPr>
+          <w:lang w:val="en-GB"/>
+        </w:rPr>
+        <w:t>Generate the final classification and statistics of a race.</w:t>
+      </w:r>
+    </w:p>
+    <w:p>
+      <w:pPr>
+        <w:pStyle w:val="Heading5"/>
+        <w:rPr>
+          <w:lang w:val="en-GB"/>
+        </w:rPr>
+      </w:pPr>
+      <w:r>
+        <w:rPr>
+          <w:lang w:val="en-GB"/>
+        </w:rPr>
+        <w:t>Description</w:t>
+      </w:r>
+    </w:p>
+    <w:p>
+      <w:pPr>
+        <w:rPr>
+          <w:lang w:val="en-GB"/>
+        </w:rPr>
+      </w:pPr>
+      <w:r>
+        <w:rPr>
+          <w:lang w:val="en-GB"/>
+        </w:rPr>
+        <w:t xml:space="preserve">The systems </w:t>
+      </w:r>
+      <w:proofErr w:type="gramStart"/>
+      <w:r>
+        <w:rPr>
+          <w:lang w:val="en-GB"/>
+        </w:rPr>
+        <w:t>takes</w:t>
+      </w:r>
+      <w:proofErr w:type="gramEnd"/>
+      <w:r>
+        <w:rPr>
+          <w:lang w:val="en-GB"/>
+        </w:rPr>
+        <w:t xml:space="preserve"> all the events that took place within a race and presents it in a </w:t>
+      </w:r>
+      <w:proofErr w:type="gramStart"/>
+      <w:r>
+        <w:rPr>
+          <w:lang w:val="en-GB"/>
+        </w:rPr>
+        <w:t>user friendly</w:t>
+      </w:r>
+      <w:proofErr w:type="gramEnd"/>
+      <w:r>
+        <w:rPr>
+          <w:lang w:val="en-GB"/>
+        </w:rPr>
+        <w:t xml:space="preserve"> manner, for example the previous positions on certain laps through reading the overtakes and at what time.</w:t>
+      </w:r>
+    </w:p>
+    <w:p>
+      <w:pPr>
+        <w:pStyle w:val="Heading5"/>
+        <w:rPr>
+          <w:lang w:val="en-GB"/>
+        </w:rPr>
+      </w:pPr>
+      <w:r>
+        <w:rPr>
+          <w:lang w:val="en-GB"/>
+        </w:rPr>
+        <w:t>Flow Description</w:t>
+      </w:r>
+    </w:p>
+    <w:p>
+      <w:pPr>
+        <w:pStyle w:val="Heading6"/>
+      </w:pPr>
+      <w:r>
+        <w:t>Precondition</w:t>
+      </w:r>
+    </w:p>
+    <w:p>
+      <w:pPr>
+        <w:pStyle w:val="ListParagraph"/>
+        <w:numPr>
+          <w:ilvl w:val="0"/>
+          <w:numId w:val="29"/>
+        </w:numPr>
+      </w:pPr>
+      <w:r>
+        <w:t>Driver and track data have been loaded.</w:t>
+      </w:r>
+    </w:p>
+    <w:p>
+      <w:pPr>
+        <w:pStyle w:val="ListParagraph"/>
+        <w:numPr>
+          <w:ilvl w:val="0"/>
+          <w:numId w:val="29"/>
+        </w:numPr>
+      </w:pPr>
+      <w:r>
+        <w:t>The race simulation has been completed successfully.</w:t>
+      </w:r>
+    </w:p>
+    <w:p>
+      <w:pPr>
+        <w:pStyle w:val="Heading6"/>
+      </w:pPr>
+      <w:r>
+        <w:t>Activation</w:t>
+      </w:r>
+    </w:p>
+    <w:p/>
+    <w:p>
+      <w:pPr>
+        <w:pStyle w:val="Heading6"/>
+      </w:pPr>
+      <w:r>
+        <w:lastRenderedPageBreak/>
+        <w:t>Main flow</w:t>
+      </w:r>
+    </w:p>
+    <w:p/>
+    <w:p>
+      <w:pPr>
+        <w:pStyle w:val="Heading6"/>
+      </w:pPr>
+      <w:r>
+        <w:t>Alternate flow</w:t>
+      </w:r>
+    </w:p>
+    <w:p/>
+    <w:p>
+      <w:pPr>
+        <w:pStyle w:val="Heading6"/>
+      </w:pPr>
+      <w:r>
+        <w:t>Exceptional flow</w:t>
+      </w:r>
+    </w:p>
+    <w:p/>
+    <w:p>
+      <w:pPr>
+        <w:pStyle w:val="Heading6"/>
+      </w:pPr>
+      <w:r>
+        <w:t>Termination</w:t>
+      </w:r>
+    </w:p>
+    <w:p/>
+    <w:p>
+      <w:pPr>
+        <w:pStyle w:val="Heading6"/>
+      </w:pPr>
+      <w:r>
+        <w:t>Post condition</w:t>
+      </w:r>
+    </w:p>
+    <w:p/>
+    <w:p>
+      <w:pPr>
+        <w:pStyle w:val="Heading4"/>
+      </w:pPr>
+      <w:r>
+        <w:t>Requirement</w:t>
+      </w:r>
+      <w:r>
+        <w:t xml:space="preserve"> </w:t>
+      </w:r>
+      <w:r>
+        <w:t>6</w:t>
+      </w:r>
+      <w:r>
+        <w:t>/UC-</w:t>
+      </w:r>
+      <w:r>
+        <w:t>6</w:t>
+      </w:r>
+      <w:r>
+        <w:t xml:space="preserve"> </w:t>
+      </w:r>
+      <w:r>
+        <w:t>Generate Race Results</w:t>
+      </w:r>
+      <w:r>
+        <w:t xml:space="preserve"> - </w:t>
+      </w:r>
+      <w:r>
+        <w:t>Could</w:t>
+      </w:r>
+    </w:p>
+    <w:p>
+      <w:pPr>
+        <w:pStyle w:val="Heading5"/>
+      </w:pPr>
+      <w:r>
+        <w:t>Use Case Diagram</w:t>
+      </w:r>
+    </w:p>
+    <w:p/>
+    <w:p>
+      <w:pPr>
+        <w:pStyle w:val="Heading5"/>
+        <w:rPr>
+          <w:lang w:val="en-GB"/>
+        </w:rPr>
+      </w:pPr>
+      <w:r>
+        <w:rPr>
+          <w:lang w:val="en-GB"/>
+        </w:rPr>
+        <w:t>Scope</w:t>
+      </w:r>
+    </w:p>
+    <w:p>
+      <w:pPr>
+        <w:rPr>
+          <w:lang w:val="en-GB"/>
+        </w:rPr>
+      </w:pPr>
+      <w:r>
+        <w:rPr>
+          <w:lang w:val="en-GB"/>
+        </w:rPr>
+        <w:t>Generate the final classification and statistics of a race.</w:t>
+      </w:r>
+    </w:p>
+    <w:p>
+      <w:pPr>
+        <w:pStyle w:val="Heading5"/>
+        <w:rPr>
+          <w:lang w:val="en-GB"/>
+        </w:rPr>
+      </w:pPr>
+      <w:r>
+        <w:rPr>
+          <w:lang w:val="en-GB"/>
+        </w:rPr>
+        <w:t>Description</w:t>
+      </w:r>
+    </w:p>
+    <w:p>
+      <w:pPr>
+        <w:rPr>
+          <w:lang w:val="en-GB"/>
+        </w:rPr>
+      </w:pPr>
+      <w:r>
+        <w:rPr>
+          <w:lang w:val="en-GB"/>
+        </w:rPr>
+        <w:t xml:space="preserve">The systems </w:t>
+      </w:r>
+      <w:proofErr w:type="gramStart"/>
+      <w:r>
+        <w:rPr>
+          <w:lang w:val="en-GB"/>
+        </w:rPr>
+        <w:t>takes</w:t>
+      </w:r>
+      <w:proofErr w:type="gramEnd"/>
+      <w:r>
+        <w:rPr>
+          <w:lang w:val="en-GB"/>
+        </w:rPr>
+        <w:t xml:space="preserve"> all the events that took place within a race and presents it in a </w:t>
+      </w:r>
+      <w:proofErr w:type="gramStart"/>
+      <w:r>
+        <w:rPr>
+          <w:lang w:val="en-GB"/>
+        </w:rPr>
+        <w:t>user friendly</w:t>
+      </w:r>
+      <w:proofErr w:type="gramEnd"/>
+      <w:r>
+        <w:rPr>
+          <w:lang w:val="en-GB"/>
+        </w:rPr>
+        <w:t xml:space="preserve"> manner, for example the previous positions on certain laps through reading the overtakes and at what time.</w:t>
+      </w:r>
+    </w:p>
+    <w:p>
+      <w:pPr>
+        <w:pStyle w:val="Heading5"/>
+        <w:rPr>
+          <w:lang w:val="en-GB"/>
+        </w:rPr>
+      </w:pPr>
+      <w:r>
+        <w:rPr>
+          <w:lang w:val="en-GB"/>
+        </w:rPr>
+        <w:t>Flow Description</w:t>
+      </w:r>
+    </w:p>
+    <w:p>
+      <w:pPr>
+        <w:pStyle w:val="Heading6"/>
+      </w:pPr>
+      <w:r>
+        <w:t>Precondition</w:t>
+      </w:r>
+    </w:p>
+    <w:p>
+      <w:pPr>
+        <w:pStyle w:val="ListParagraph"/>
+        <w:numPr>
+          <w:ilvl w:val="0"/>
+          <w:numId w:val="29"/>
+        </w:numPr>
+      </w:pPr>
+      <w:r>
+        <w:t>Driver and track data have been loaded.</w:t>
+      </w:r>
+    </w:p>
+    <w:p>
+      <w:pPr>
+        <w:pStyle w:val="ListParagraph"/>
+        <w:numPr>
+          <w:ilvl w:val="0"/>
+          <w:numId w:val="29"/>
+        </w:numPr>
+      </w:pPr>
+      <w:r>
+        <w:t>The race simulation has been completed successfully.</w:t>
+      </w:r>
+    </w:p>
+    <w:p>
+      <w:pPr>
+        <w:pStyle w:val="Heading6"/>
+      </w:pPr>
+      <w:r>
+        <w:t>Activation</w:t>
+      </w:r>
+    </w:p>
+    <w:p/>
+    <w:p>
+      <w:pPr>
+        <w:pStyle w:val="Heading6"/>
+      </w:pPr>
+      <w:r>
+        <w:t>Main flow</w:t>
+      </w:r>
+    </w:p>
+    <w:p/>
+    <w:p>
+      <w:pPr>
+        <w:pStyle w:val="Heading6"/>
+      </w:pPr>
+      <w:r>
+        <w:t>Alternate flow</w:t>
+      </w:r>
+    </w:p>
+    <w:p/>
+    <w:p>
+      <w:pPr>
+        <w:pStyle w:val="Heading6"/>
+      </w:pPr>
+      <w:r>
+        <w:t>Exceptional flow</w:t>
+      </w:r>
+    </w:p>
+    <w:p/>
+    <w:p>
+      <w:pPr>
+        <w:pStyle w:val="Heading6"/>
+      </w:pPr>
+      <w:r>
+        <w:t>Termination</w:t>
+      </w:r>
+    </w:p>
+    <w:p/>
+    <w:p>
+      <w:pPr>
+        <w:pStyle w:val="Heading6"/>
+      </w:pPr>
+      <w:r>
+        <w:t>Post condition</w:t>
+      </w:r>
+    </w:p>
+    <w:p/>
+    <w:p>
+      <w:pPr>
+        <w:pStyle w:val="Heading3"/>
+      </w:pPr>
+      <w:bookmarkStart w:id="9" w:name="_Toc235111639"/>
+      <w:r>
+        <w:lastRenderedPageBreak/>
+        <w:t>Data Requirements</w:t>
+      </w:r>
+      <w:bookmarkEnd w:id="9"/>
+    </w:p>
+    <w:p/>
+    <w:p>
+      <w:pPr>
+        <w:pStyle w:val="Heading3"/>
+      </w:pPr>
+      <w:bookmarkStart w:id="10" w:name="_Toc235111640"/>
+      <w:r>
+        <w:t>User Requirements</w:t>
+      </w:r>
+      <w:bookmarkEnd w:id="10"/>
+    </w:p>
+    <w:p/>
+    <w:p>
+      <w:pPr>
+        <w:pStyle w:val="Heading3"/>
+      </w:pPr>
+      <w:bookmarkStart w:id="11" w:name="_Toc235111641"/>
+      <w:r>
+        <w:t>Environmental Requirements</w:t>
+      </w:r>
+      <w:bookmarkEnd w:id="11"/>
+    </w:p>
+    <w:p/>
+    <w:p>
+      <w:pPr>
+        <w:pStyle w:val="Heading3"/>
+      </w:pPr>
+      <w:bookmarkStart w:id="12" w:name="_Toc235111642"/>
+      <w:r>
+        <w:t>Usability Requirements</w:t>
+      </w:r>
+      <w:bookmarkEnd w:id="12"/>
+    </w:p>
+    <w:p/>
+    <w:p>
+      <w:pPr>
+        <w:rPr>
+          <w:rFonts w:asciiTheme="majorHAnsi" w:eastAsiaTheme="majorEastAsia" w:hAnsiTheme="majorHAnsi" w:cstheme="majorBidi"/>
+          <w:color w:val="4ADCFF" w:themeColor="accent1" w:themeShade="BF"/>
+          <w:sz w:val="26"/>
+          <w:szCs w:val="26"/>
+          <w:highlight w:val="lightGray"/>
+        </w:rPr>
+      </w:pPr>
+      <w:r>
+        <w:rPr>
+          <w:highlight w:val="lightGray"/>
+        </w:rPr>
+        <w:br w:type="page"/>
+      </w:r>
+    </w:p>
+    <w:p>
+      <w:pPr>
+        <w:pStyle w:val="Heading2"/>
+      </w:pPr>
+      <w:bookmarkStart w:id="13" w:name="_Toc235111643"/>
+      <w:r>
+        <w:lastRenderedPageBreak/>
+        <w:t>Design &amp; Architecture</w:t>
+      </w:r>
+      <w:bookmarkEnd w:id="13"/>
+    </w:p>
+    <w:p>
+      <w:pPr>
+        <w:ind w:left="360"/>
+        <w:rPr>
           <w:sz w:val="24"/>
           <w:szCs w:val="24"/>
           <w:highlight w:val="yellow"/>
         </w:rPr>
-        <w:t xml:space="preserve">Max 300 words.  Summarise the key points of the report.  </w:t>
-      </w:r>
-      <w:r>
-        <w:rPr>
-          <w:rFonts w:cstheme="minorHAnsi"/>
-          <w:color w:val="202124"/>
+      </w:pPr>
+      <w:r>
+        <w:rPr>
           <w:sz w:val="24"/>
           <w:szCs w:val="24"/>
           <w:highlight w:val="yellow"/>
-          <w:shd w:val="clear" w:color="auto" w:fill="FFFFFF"/>
-        </w:rPr>
-        <w:t>Restate the purpose of the report, highlight the major points of the report, and describe any results, conclusions, or recommendations from the report.</w:t>
-      </w:r>
-    </w:p>
-    <w:p>
-      <w:pPr>
-        <w:pStyle w:val="Heading1"/>
-      </w:pPr>
-      <w:bookmarkStart w:id="1" w:name="_Toc234073565"/>
-      <w:r>
-        <w:t>Introduction</w:t>
-      </w:r>
-      <w:bookmarkEnd w:id="1"/>
-    </w:p>
-    <w:p>
-      <w:pPr>
-        <w:pStyle w:val="Heading2"/>
-      </w:pPr>
-      <w:bookmarkStart w:id="2" w:name="_Toc234073566"/>
-      <w:r>
-        <w:t>Background</w:t>
-      </w:r>
-      <w:bookmarkEnd w:id="2"/>
-    </w:p>
-    <w:p>
-      <w:pPr>
-        <w:ind w:firstLine="360"/>
+        </w:rPr>
+        <w:t>Describe the design, system architecture and components used. Describe the main algorithms used in the project. (Note use standard mathematical notations if applicable).</w:t>
+      </w:r>
+    </w:p>
+    <w:p>
+      <w:pPr>
+        <w:ind w:left="360"/>
         <w:rPr>
           <w:sz w:val="24"/>
           <w:szCs w:val="24"/>
@@ -5187,39 +7587,45 @@
           <w:szCs w:val="24"/>
           <w:highlight w:val="yellow"/>
         </w:rPr>
-        <w:t>Why did you undertake this project?</w:t>
-      </w:r>
-    </w:p>
-    <w:p>
-      <w:pPr>
-        <w:ind w:firstLine="360"/>
+        <w:t>An architecture diagram may be useful. In case of a distributed system, it may be useful to describe functions and/or data structures in each component separately.</w:t>
+      </w:r>
+      <w:r>
         <w:rPr>
           <w:sz w:val="24"/>
           <w:szCs w:val="24"/>
         </w:rPr>
-      </w:pPr>
-      <w:r>
-        <w:rPr>
-          <w:sz w:val="24"/>
-          <w:szCs w:val="24"/>
-        </w:rPr>
-        <w:t>Interest in motorsport and simulation games, felt like existing games have too much going on for a user to fully envelop themselves in the simulation part, I wanted to take it back to the barebones of what it takes for drivers to race each other around a circuit.</w:t>
+        <w:t xml:space="preserve">  </w:t>
+      </w:r>
+    </w:p>
+    <w:p>
+      <w:pPr>
+        <w:rPr>
+          <w:rFonts w:asciiTheme="majorHAnsi" w:eastAsiaTheme="majorEastAsia" w:hAnsiTheme="majorHAnsi" w:cstheme="majorBidi"/>
+          <w:color w:val="4ADCFF" w:themeColor="accent1" w:themeShade="BF"/>
+          <w:sz w:val="26"/>
+          <w:szCs w:val="26"/>
+        </w:rPr>
+      </w:pPr>
+      <w:r>
+        <w:br w:type="page"/>
       </w:r>
     </w:p>
     <w:p>
       <w:pPr>
         <w:pStyle w:val="Heading2"/>
       </w:pPr>
-      <w:bookmarkStart w:id="3" w:name="_Toc234073567"/>
-      <w:r>
-        <w:t>Aims</w:t>
-      </w:r>
-      <w:bookmarkEnd w:id="3"/>
+      <w:bookmarkStart w:id="14" w:name="_Toc235111644"/>
+      <w:r>
+        <w:lastRenderedPageBreak/>
+        <w:t>Implementation</w:t>
+      </w:r>
+      <w:bookmarkEnd w:id="14"/>
     </w:p>
     <w:p>
       <w:pPr>
         <w:ind w:left="360"/>
         <w:rPr>
+          <w:color w:val="0070C0"/>
           <w:sz w:val="24"/>
           <w:szCs w:val="24"/>
         </w:rPr>
@@ -5230,1307 +7636,25 @@
           <w:szCs w:val="24"/>
           <w:highlight w:val="yellow"/>
         </w:rPr>
-        <w:t>What does the project aim to achieve?</w:t>
-      </w:r>
-    </w:p>
-    <w:p>
-      <w:pPr>
-        <w:ind w:left="360"/>
-        <w:rPr>
-          <w:sz w:val="24"/>
-          <w:szCs w:val="24"/>
-        </w:rPr>
-      </w:pPr>
-      <w:r>
-        <w:rPr>
-          <w:sz w:val="24"/>
-          <w:szCs w:val="24"/>
-        </w:rPr>
-        <w:t>To visualise a motorsport race in clear terms, be able to see why a driver makes a decision based on their surrounds, capabilities, and mentality.</w:t>
-      </w:r>
-    </w:p>
-    <w:p>
-      <w:pPr>
-        <w:pStyle w:val="Heading2"/>
-      </w:pPr>
-      <w:bookmarkStart w:id="4" w:name="_Toc234073568"/>
-      <w:r>
-        <w:t>Technology</w:t>
-      </w:r>
-      <w:bookmarkEnd w:id="4"/>
-    </w:p>
-    <w:p>
-      <w:pPr>
-        <w:ind w:left="360"/>
-        <w:rPr>
-          <w:sz w:val="24"/>
-          <w:szCs w:val="24"/>
-        </w:rPr>
-      </w:pPr>
+        <w:t xml:space="preserve">Describe the main algorithms/classes/functions used in the code. Consider </w:t>
+      </w:r>
+      <w:proofErr w:type="gramStart"/>
       <w:r>
         <w:rPr>
           <w:sz w:val="24"/>
           <w:szCs w:val="24"/>
           <w:highlight w:val="yellow"/>
         </w:rPr>
-        <w:t>What technology will you use to achieve what you have set out to do and how will you use it?</w:t>
-      </w:r>
-    </w:p>
-    <w:p>
-      <w:pPr>
-        <w:ind w:left="360"/>
-        <w:rPr>
-          <w:sz w:val="24"/>
-          <w:szCs w:val="24"/>
-        </w:rPr>
-      </w:pPr>
-      <w:r>
-        <w:rPr>
-          <w:sz w:val="24"/>
-          <w:szCs w:val="24"/>
-        </w:rPr>
-        <w:t>GitHub, GitHub Desktop, GitHub Project</w:t>
-      </w:r>
-    </w:p>
-    <w:p>
-      <w:pPr>
-        <w:ind w:left="360"/>
-        <w:rPr>
-          <w:sz w:val="24"/>
-          <w:szCs w:val="24"/>
-        </w:rPr>
-      </w:pPr>
-      <w:r>
-        <w:rPr>
-          <w:sz w:val="24"/>
-          <w:szCs w:val="24"/>
-        </w:rPr>
-        <w:t>Python</w:t>
-      </w:r>
-    </w:p>
-    <w:p>
-      <w:pPr>
-        <w:ind w:left="360"/>
-        <w:rPr>
-          <w:sz w:val="24"/>
-          <w:szCs w:val="24"/>
-        </w:rPr>
-      </w:pPr>
-      <w:r>
-        <w:rPr>
-          <w:sz w:val="24"/>
-          <w:szCs w:val="24"/>
-        </w:rPr>
-        <w:t>PyQt6</w:t>
-      </w:r>
-    </w:p>
-    <w:p>
-      <w:pPr>
-        <w:ind w:left="360"/>
-        <w:rPr>
-          <w:sz w:val="24"/>
-          <w:szCs w:val="24"/>
-        </w:rPr>
-      </w:pPr>
-      <w:proofErr w:type="spellStart"/>
-      <w:r>
-        <w:rPr>
-          <w:sz w:val="24"/>
-          <w:szCs w:val="24"/>
-        </w:rPr>
-        <w:t>pathlib</w:t>
-      </w:r>
-      <w:proofErr w:type="spellEnd"/>
-      <w:r>
-        <w:rPr>
-          <w:sz w:val="24"/>
-          <w:szCs w:val="24"/>
-        </w:rPr>
-        <w:t xml:space="preserve"> – Path</w:t>
-      </w:r>
-    </w:p>
-    <w:p>
-      <w:pPr>
-        <w:ind w:left="360"/>
-        <w:rPr>
-          <w:sz w:val="24"/>
-          <w:szCs w:val="24"/>
-        </w:rPr>
-      </w:pPr>
-      <w:r>
-        <w:rPr>
-          <w:sz w:val="24"/>
-          <w:szCs w:val="24"/>
-        </w:rPr>
-        <w:t>sys</w:t>
-      </w:r>
-    </w:p>
-    <w:p>
-      <w:pPr>
-        <w:ind w:left="360"/>
-        <w:rPr>
-          <w:sz w:val="24"/>
-          <w:szCs w:val="24"/>
-        </w:rPr>
-      </w:pPr>
-      <w:r>
-        <w:rPr>
-          <w:sz w:val="24"/>
-          <w:szCs w:val="24"/>
-        </w:rPr>
-        <w:t>math – cos, sin, pi</w:t>
-      </w:r>
-    </w:p>
-    <w:p>
-      <w:pPr>
-        <w:ind w:left="360"/>
-        <w:rPr>
-          <w:sz w:val="24"/>
-          <w:szCs w:val="24"/>
-        </w:rPr>
-      </w:pPr>
-      <w:r>
-        <w:rPr>
-          <w:sz w:val="24"/>
-          <w:szCs w:val="24"/>
-        </w:rPr>
-        <w:t xml:space="preserve">typing – List, </w:t>
-      </w:r>
-      <w:proofErr w:type="spellStart"/>
-      <w:r>
-        <w:rPr>
-          <w:sz w:val="24"/>
-          <w:szCs w:val="24"/>
-        </w:rPr>
-        <w:t>Dict</w:t>
-      </w:r>
-      <w:proofErr w:type="spellEnd"/>
-      <w:r>
-        <w:rPr>
-          <w:sz w:val="24"/>
-          <w:szCs w:val="24"/>
-        </w:rPr>
-        <w:t>, Tuple</w:t>
-      </w:r>
-    </w:p>
-    <w:p>
-      <w:pPr>
-        <w:ind w:left="360"/>
-        <w:rPr>
-          <w:sz w:val="24"/>
-          <w:szCs w:val="24"/>
-        </w:rPr>
-      </w:pPr>
-      <w:proofErr w:type="spellStart"/>
-      <w:r>
-        <w:rPr>
-          <w:sz w:val="24"/>
-          <w:szCs w:val="24"/>
-        </w:rPr>
-        <w:t>json</w:t>
-      </w:r>
-      <w:proofErr w:type="spellEnd"/>
-    </w:p>
-    <w:p>
-      <w:pPr>
-        <w:ind w:left="360"/>
-        <w:rPr>
-          <w:sz w:val="24"/>
-          <w:szCs w:val="24"/>
-        </w:rPr>
-      </w:pPr>
-      <w:proofErr w:type="spellStart"/>
-      <w:r>
-        <w:rPr>
-          <w:sz w:val="24"/>
-          <w:szCs w:val="24"/>
-        </w:rPr>
-        <w:t>dataclasses</w:t>
-      </w:r>
-      <w:proofErr w:type="spellEnd"/>
-    </w:p>
-    <w:p>
-      <w:pPr>
-        <w:ind w:left="360"/>
-        <w:rPr>
-          <w:sz w:val="24"/>
-          <w:szCs w:val="24"/>
-        </w:rPr>
-      </w:pPr>
-      <w:r>
-        <w:rPr>
-          <w:sz w:val="24"/>
-          <w:szCs w:val="24"/>
-        </w:rPr>
-        <w:t>random</w:t>
-      </w:r>
-      <w:r>
-        <w:rPr>
-          <w:sz w:val="24"/>
-          <w:szCs w:val="24"/>
-        </w:rPr>
-        <w:t xml:space="preserve"> - </w:t>
-      </w:r>
-      <w:proofErr w:type="spellStart"/>
-      <w:r>
-        <w:rPr>
-          <w:sz w:val="24"/>
-          <w:szCs w:val="24"/>
-        </w:rPr>
-        <w:t>SystemRandom</w:t>
-      </w:r>
-      <w:proofErr w:type="spellEnd"/>
-    </w:p>
-    <w:p>
-      <w:pPr>
-        <w:ind w:left="360"/>
-        <w:rPr>
-          <w:sz w:val="24"/>
-          <w:szCs w:val="24"/>
-        </w:rPr>
-      </w:pPr>
-      <w:proofErr w:type="spellStart"/>
-      <w:r>
-        <w:rPr>
-          <w:sz w:val="24"/>
-          <w:szCs w:val="24"/>
-        </w:rPr>
-        <w:t>os</w:t>
-      </w:r>
-      <w:proofErr w:type="spellEnd"/>
-    </w:p>
-    <w:p>
-      <w:pPr>
-        <w:pStyle w:val="Heading2"/>
-      </w:pPr>
-      <w:bookmarkStart w:id="5" w:name="_Toc234073569"/>
-      <w:r>
-        <w:lastRenderedPageBreak/>
-        <w:t>Structure</w:t>
-      </w:r>
-      <w:bookmarkEnd w:id="5"/>
-    </w:p>
-    <w:p>
-      <w:pPr>
-        <w:ind w:left="360"/>
-        <w:rPr>
-          <w:sz w:val="24"/>
-          <w:szCs w:val="24"/>
-        </w:rPr>
-      </w:pPr>
+        <w:t>to show</w:t>
+      </w:r>
+      <w:proofErr w:type="gramEnd"/>
       <w:r>
         <w:rPr>
           <w:sz w:val="24"/>
           <w:szCs w:val="24"/>
           <w:highlight w:val="yellow"/>
         </w:rPr>
-        <w:t>Provide a brief overview of the structure of the document and what is addressed in each section.</w:t>
-      </w:r>
-    </w:p>
-    <w:p>
-      <w:pPr>
-        <w:pStyle w:val="Heading1"/>
-      </w:pPr>
-      <w:bookmarkStart w:id="6" w:name="_Toc234073570"/>
-      <w:r>
-        <w:t>System</w:t>
-      </w:r>
-      <w:bookmarkEnd w:id="6"/>
-    </w:p>
-    <w:p>
-      <w:pPr>
-        <w:pStyle w:val="Heading2"/>
-      </w:pPr>
-      <w:bookmarkStart w:id="7" w:name="_Toc234073571"/>
-      <w:r>
-        <w:t>Requirements</w:t>
-      </w:r>
-      <w:bookmarkEnd w:id="7"/>
-    </w:p>
-    <w:p>
-      <w:pPr>
-        <w:ind w:left="360"/>
-        <w:rPr>
-          <w:sz w:val="24"/>
-          <w:szCs w:val="24"/>
-        </w:rPr>
-      </w:pPr>
-      <w:r>
-        <w:rPr>
-          <w:sz w:val="24"/>
-          <w:szCs w:val="24"/>
-          <w:highlight w:val="yellow"/>
-        </w:rPr>
-        <w:t>All requirements should be verifiable. For example, experienced controllers shall be able to use all the system functions after a total of two hours training. After this training, the average number of errors made by experienced users shall not exceed two per day.</w:t>
-      </w:r>
-    </w:p>
-    <w:p/>
-    <w:p>
-      <w:pPr>
-        <w:pStyle w:val="Heading3"/>
-      </w:pPr>
-      <w:bookmarkStart w:id="8" w:name="_Toc234073572"/>
-      <w:r>
-        <w:t>Functional Requirements</w:t>
-      </w:r>
-      <w:bookmarkEnd w:id="8"/>
-    </w:p>
-    <w:p>
-      <w:pPr>
-        <w:ind w:left="720"/>
-        <w:rPr>
-          <w:sz w:val="24"/>
-          <w:szCs w:val="24"/>
-          <w:highlight w:val="yellow"/>
-        </w:rPr>
-      </w:pPr>
-      <w:r>
-        <w:rPr>
-          <w:sz w:val="24"/>
-          <w:szCs w:val="24"/>
-          <w:highlight w:val="yellow"/>
-        </w:rPr>
-        <w:t xml:space="preserve">This section lists the functional requirements in </w:t>
-      </w:r>
-      <w:r>
-        <w:rPr>
-          <w:b/>
-          <w:sz w:val="24"/>
-          <w:szCs w:val="24"/>
-          <w:highlight w:val="yellow"/>
-        </w:rPr>
-        <w:t>ranked order</w:t>
-      </w:r>
-      <w:r>
-        <w:rPr>
-          <w:sz w:val="24"/>
-          <w:szCs w:val="24"/>
-          <w:highlight w:val="yellow"/>
-        </w:rPr>
-        <w:t xml:space="preserve">. Functional requirements describe the possible effects of a software system, in other words, </w:t>
-      </w:r>
-      <w:r>
-        <w:rPr>
-          <w:rStyle w:val="Emphasis"/>
-          <w:sz w:val="24"/>
-          <w:szCs w:val="24"/>
-          <w:highlight w:val="yellow"/>
-        </w:rPr>
-        <w:t>what</w:t>
-      </w:r>
-      <w:r>
-        <w:rPr>
-          <w:sz w:val="24"/>
-          <w:szCs w:val="24"/>
-          <w:highlight w:val="yellow"/>
-        </w:rPr>
-        <w:t xml:space="preserve"> the system must accomplish. Other kinds of requirements (such as interface requirements, performance requirements, or reliability requirements) describe </w:t>
-      </w:r>
-      <w:r>
-        <w:rPr>
-          <w:rStyle w:val="Emphasis"/>
-          <w:sz w:val="24"/>
-          <w:szCs w:val="24"/>
-          <w:highlight w:val="yellow"/>
-        </w:rPr>
-        <w:t>how</w:t>
-      </w:r>
-      <w:r>
-        <w:rPr>
-          <w:sz w:val="24"/>
-          <w:szCs w:val="24"/>
-          <w:highlight w:val="yellow"/>
-        </w:rPr>
-        <w:t xml:space="preserve"> the system accomplishes its functional requirements. Each functional requirement should be specified in a format similar to the following: </w:t>
-      </w:r>
-    </w:p>
-    <w:p>
-      <w:pPr>
-        <w:ind w:left="720"/>
-        <w:rPr>
-          <w:sz w:val="24"/>
-          <w:szCs w:val="24"/>
-        </w:rPr>
-      </w:pPr>
-      <w:r>
-        <w:rPr>
-          <w:sz w:val="24"/>
-          <w:szCs w:val="24"/>
-          <w:highlight w:val="yellow"/>
-        </w:rPr>
-        <w:t>Short, imperative sentence stating highest ranked functional requirement.</w:t>
-      </w:r>
-    </w:p>
-    <w:p>
-      <w:pPr>
-        <w:pStyle w:val="Heading4"/>
-      </w:pPr>
-      <w:r>
-        <w:t>Use Case Diagram</w:t>
-      </w:r>
-    </w:p>
-    <w:p>
-      <w:pPr>
-        <w:pStyle w:val="Heading4"/>
-      </w:pPr>
-      <w:r>
-        <w:t xml:space="preserve">Requirement 1 </w:t>
-      </w:r>
-      <w:r>
-        <w:rPr>
-          <w:highlight w:val="yellow"/>
-        </w:rPr>
-        <w:t>&lt;Name of requirement in a few words&gt;</w:t>
-      </w:r>
-    </w:p>
-    <w:p>
-      <w:pPr>
-        <w:ind w:left="1080"/>
-        <w:rPr>
-          <w:sz w:val="24"/>
-          <w:szCs w:val="24"/>
-        </w:rPr>
-      </w:pPr>
-      <w:r>
-        <w:rPr>
-          <w:sz w:val="24"/>
-          <w:szCs w:val="24"/>
-          <w:highlight w:val="yellow"/>
-        </w:rPr>
-        <w:t>The heading of this section should read, e.g., “Requirement 1: User registration” or “Requirements 1: Participant takes test”</w:t>
-      </w:r>
-    </w:p>
-    <w:p>
-      <w:pPr>
-        <w:pStyle w:val="Heading4"/>
-      </w:pPr>
-      <w:r>
-        <w:t>Description &amp; Priority</w:t>
-      </w:r>
-    </w:p>
-    <w:p>
-      <w:pPr>
-        <w:ind w:left="1080"/>
-      </w:pPr>
-      <w:r>
-        <w:rPr>
-          <w:highlight w:val="yellow"/>
-        </w:rPr>
-        <w:t>A description of the requirement and its priority. Describes how essential this requirement is to the overall system.</w:t>
-      </w:r>
-    </w:p>
-    <w:p>
-      <w:pPr>
-        <w:pStyle w:val="Heading4"/>
-      </w:pPr>
-      <w:r>
-        <w:t>Use Case</w:t>
-      </w:r>
-    </w:p>
-    <w:p>
-      <w:pPr>
-        <w:ind w:left="1080"/>
-        <w:rPr>
-          <w:sz w:val="24"/>
-          <w:szCs w:val="24"/>
-        </w:rPr>
-      </w:pPr>
-      <w:r>
-        <w:rPr>
-          <w:sz w:val="24"/>
-          <w:szCs w:val="24"/>
-          <w:highlight w:val="yellow"/>
-        </w:rPr>
-        <w:t>Each requirement should be uniquely identified with a sequence number or a meaningful tag of some kind.</w:t>
-      </w:r>
-    </w:p>
-    <w:p>
-      <w:pPr>
-        <w:pStyle w:val="Heading5"/>
-        <w:rPr>
-          <w:lang w:val="en-GB"/>
-        </w:rPr>
-      </w:pPr>
-      <w:r>
-        <w:rPr>
-          <w:lang w:val="en-GB"/>
-        </w:rPr>
-        <w:t>Scope</w:t>
-      </w:r>
-    </w:p>
-    <w:p>
-      <w:pPr>
-        <w:ind w:left="1080"/>
-        <w:rPr>
-          <w:sz w:val="24"/>
-          <w:szCs w:val="24"/>
-          <w:lang w:val="en-GB"/>
-        </w:rPr>
-      </w:pPr>
-      <w:r>
-        <w:rPr>
-          <w:sz w:val="24"/>
-          <w:szCs w:val="24"/>
-          <w:highlight w:val="yellow"/>
-          <w:lang w:val="en-GB"/>
-        </w:rPr>
-        <w:t>The scope of this use case is to …….</w:t>
-      </w:r>
-    </w:p>
-    <w:p>
-      <w:pPr>
-        <w:pStyle w:val="Heading5"/>
-        <w:rPr>
-          <w:lang w:val="en-GB"/>
-        </w:rPr>
-      </w:pPr>
-      <w:r>
-        <w:rPr>
-          <w:lang w:val="en-GB"/>
-        </w:rPr>
-        <w:t>Description</w:t>
-      </w:r>
-    </w:p>
-    <w:p>
-      <w:pPr>
-        <w:ind w:left="1080"/>
-        <w:rPr>
-          <w:sz w:val="24"/>
-          <w:szCs w:val="24"/>
-          <w:lang w:val="en-GB"/>
-        </w:rPr>
-      </w:pPr>
-      <w:r>
-        <w:rPr>
-          <w:sz w:val="24"/>
-          <w:szCs w:val="24"/>
-          <w:highlight w:val="yellow"/>
-          <w:lang w:val="en-GB"/>
-        </w:rPr>
-        <w:t>This use case describes the ………..</w:t>
-      </w:r>
-      <w:r>
-        <w:rPr>
-          <w:sz w:val="24"/>
-          <w:szCs w:val="24"/>
-          <w:lang w:val="en-GB"/>
-        </w:rPr>
-        <w:t xml:space="preserve"> </w:t>
-      </w:r>
-    </w:p>
-    <w:p>
-      <w:pPr>
-        <w:pStyle w:val="Heading5"/>
-        <w:rPr>
-          <w:lang w:val="en-GB"/>
-        </w:rPr>
-      </w:pPr>
-      <w:r>
-        <w:rPr>
-          <w:lang w:val="en-GB"/>
-        </w:rPr>
-        <w:t>Use Case Diagram</w:t>
-      </w:r>
-    </w:p>
-    <w:p>
-      <w:pPr>
-        <w:ind w:left="1080"/>
-        <w:rPr>
-          <w:sz w:val="24"/>
-          <w:szCs w:val="24"/>
-          <w:lang w:val="en-GB"/>
-        </w:rPr>
-      </w:pPr>
-      <w:r>
-        <w:rPr>
-          <w:sz w:val="24"/>
-          <w:szCs w:val="24"/>
-          <w:highlight w:val="yellow"/>
-          <w:lang w:val="en-GB"/>
-        </w:rPr>
-        <w:t>Diagram should highlight actors and uses cases……..</w:t>
-      </w:r>
-    </w:p>
-    <w:p>
-      <w:pPr>
-        <w:pStyle w:val="Heading5"/>
-        <w:rPr>
-          <w:lang w:val="en-GB"/>
-        </w:rPr>
-      </w:pPr>
-      <w:r>
-        <w:rPr>
-          <w:lang w:val="en-GB"/>
-        </w:rPr>
-        <w:lastRenderedPageBreak/>
-        <w:t>Flow Description</w:t>
-      </w:r>
-    </w:p>
-    <w:p>
-      <w:pPr>
-        <w:pStyle w:val="Heading6"/>
-      </w:pPr>
-      <w:r>
-        <w:t>Precondition</w:t>
-      </w:r>
-    </w:p>
-    <w:p>
-      <w:pPr>
-        <w:ind w:left="1080"/>
-        <w:rPr>
-          <w:sz w:val="24"/>
-          <w:szCs w:val="24"/>
-          <w:lang w:val="en-GB"/>
-        </w:rPr>
-      </w:pPr>
-      <w:r>
-        <w:rPr>
-          <w:sz w:val="24"/>
-          <w:szCs w:val="24"/>
-          <w:highlight w:val="yellow"/>
-          <w:lang w:val="en-GB"/>
-        </w:rPr>
-        <w:t>The system is in initialisation mode……..</w:t>
-      </w:r>
-    </w:p>
-    <w:p>
-      <w:pPr>
-        <w:pStyle w:val="Heading6"/>
-      </w:pPr>
-      <w:r>
-        <w:t>Activation</w:t>
-      </w:r>
-    </w:p>
-    <w:p>
-      <w:pPr>
-        <w:ind w:left="1080"/>
-        <w:rPr>
-          <w:sz w:val="24"/>
-          <w:szCs w:val="24"/>
-          <w:lang w:val="en-GB"/>
-        </w:rPr>
-      </w:pPr>
-      <w:r>
-        <w:rPr>
-          <w:sz w:val="24"/>
-          <w:szCs w:val="24"/>
-          <w:highlight w:val="yellow"/>
-          <w:lang w:val="en-GB"/>
-        </w:rPr>
-        <w:t>This use case starts when an &lt;Actor&gt;…………</w:t>
-      </w:r>
-    </w:p>
-    <w:p>
-      <w:pPr>
-        <w:pStyle w:val="Heading6"/>
-      </w:pPr>
-      <w:r>
-        <w:t>Main flow</w:t>
-      </w:r>
-    </w:p>
-    <w:p>
-      <w:pPr>
-        <w:numPr>
-          <w:ilvl w:val="0"/>
-          <w:numId w:val="2"/>
-        </w:numPr>
-        <w:tabs>
-          <w:tab w:val="clear" w:pos="720"/>
-          <w:tab w:val="num" w:pos="2376"/>
-        </w:tabs>
-        <w:spacing w:after="0" w:line="240" w:lineRule="auto"/>
-        <w:ind w:left="1800"/>
-        <w:rPr>
-          <w:sz w:val="24"/>
-          <w:szCs w:val="24"/>
-          <w:highlight w:val="yellow"/>
-          <w:lang w:val="en-GB"/>
-        </w:rPr>
-      </w:pPr>
-      <w:r>
-        <w:rPr>
-          <w:sz w:val="24"/>
-          <w:szCs w:val="24"/>
-          <w:highlight w:val="yellow"/>
-          <w:lang w:val="en-GB"/>
-        </w:rPr>
-        <w:t>The system identifies the ………….</w:t>
-      </w:r>
-    </w:p>
-    <w:p>
-      <w:pPr>
-        <w:numPr>
-          <w:ilvl w:val="0"/>
-          <w:numId w:val="2"/>
-        </w:numPr>
-        <w:tabs>
-          <w:tab w:val="clear" w:pos="720"/>
-          <w:tab w:val="num" w:pos="1800"/>
-        </w:tabs>
-        <w:spacing w:after="0" w:line="240" w:lineRule="auto"/>
-        <w:ind w:left="1800"/>
-        <w:rPr>
-          <w:sz w:val="24"/>
-          <w:szCs w:val="24"/>
-          <w:highlight w:val="yellow"/>
-          <w:lang w:val="en-GB"/>
-        </w:rPr>
-      </w:pPr>
-      <w:r>
-        <w:rPr>
-          <w:sz w:val="24"/>
-          <w:szCs w:val="24"/>
-          <w:highlight w:val="yellow"/>
-          <w:lang w:val="en-GB"/>
-        </w:rPr>
-        <w:t>The &lt;Actor&gt; …………...(See A1)</w:t>
-      </w:r>
-    </w:p>
-    <w:p>
-      <w:pPr>
-        <w:numPr>
-          <w:ilvl w:val="0"/>
-          <w:numId w:val="2"/>
-        </w:numPr>
-        <w:tabs>
-          <w:tab w:val="clear" w:pos="720"/>
-          <w:tab w:val="num" w:pos="1800"/>
-        </w:tabs>
-        <w:spacing w:after="0" w:line="240" w:lineRule="auto"/>
-        <w:ind w:left="1800"/>
-        <w:rPr>
-          <w:sz w:val="24"/>
-          <w:szCs w:val="24"/>
-          <w:highlight w:val="yellow"/>
-          <w:lang w:val="en-GB"/>
-        </w:rPr>
-      </w:pPr>
-      <w:r>
-        <w:rPr>
-          <w:sz w:val="24"/>
-          <w:szCs w:val="24"/>
-          <w:highlight w:val="yellow"/>
-          <w:lang w:val="en-GB"/>
-        </w:rPr>
-        <w:t>The system …………..(See E1)</w:t>
-      </w:r>
-    </w:p>
-    <w:p>
-      <w:pPr>
-        <w:numPr>
-          <w:ilvl w:val="0"/>
-          <w:numId w:val="2"/>
-        </w:numPr>
-        <w:tabs>
-          <w:tab w:val="clear" w:pos="720"/>
-          <w:tab w:val="num" w:pos="1800"/>
-        </w:tabs>
-        <w:spacing w:after="0" w:line="240" w:lineRule="auto"/>
-        <w:ind w:left="1800"/>
-        <w:rPr>
-          <w:sz w:val="24"/>
-          <w:szCs w:val="24"/>
-          <w:highlight w:val="yellow"/>
-          <w:lang w:val="en-GB"/>
-        </w:rPr>
-      </w:pPr>
-      <w:r>
-        <w:rPr>
-          <w:sz w:val="24"/>
-          <w:szCs w:val="24"/>
-          <w:highlight w:val="yellow"/>
-          <w:lang w:val="en-GB"/>
-        </w:rPr>
-        <w:t>The &lt;Actor&gt; ………….</w:t>
-      </w:r>
-    </w:p>
-    <w:p>
-      <w:pPr>
-        <w:pStyle w:val="Heading6"/>
-      </w:pPr>
-      <w:r>
-        <w:t>Alternate flow</w:t>
-      </w:r>
-    </w:p>
-    <w:p>
-      <w:pPr>
-        <w:pStyle w:val="A"/>
-        <w:numPr>
-          <w:ilvl w:val="0"/>
-          <w:numId w:val="0"/>
-        </w:numPr>
-        <w:ind w:left="1437" w:hanging="357"/>
-        <w:rPr>
-          <w:szCs w:val="24"/>
-          <w:highlight w:val="yellow"/>
-        </w:rPr>
-      </w:pPr>
-      <w:r>
-        <w:rPr>
-          <w:szCs w:val="24"/>
-        </w:rPr>
-        <w:t xml:space="preserve">A1 : </w:t>
-      </w:r>
-      <w:r>
-        <w:rPr>
-          <w:szCs w:val="24"/>
-          <w:highlight w:val="yellow"/>
-        </w:rPr>
-        <w:t>&lt;title of A1&gt;</w:t>
-      </w:r>
-    </w:p>
-    <w:p>
-      <w:pPr>
-        <w:numPr>
-          <w:ilvl w:val="0"/>
-          <w:numId w:val="4"/>
-        </w:numPr>
-        <w:tabs>
-          <w:tab w:val="clear" w:pos="720"/>
-          <w:tab w:val="num" w:pos="1800"/>
-        </w:tabs>
-        <w:spacing w:after="0" w:line="240" w:lineRule="auto"/>
-        <w:ind w:left="1800"/>
-        <w:rPr>
-          <w:sz w:val="24"/>
-          <w:szCs w:val="24"/>
-          <w:highlight w:val="yellow"/>
-          <w:lang w:val="en-GB"/>
-        </w:rPr>
-      </w:pPr>
-      <w:r>
-        <w:rPr>
-          <w:sz w:val="24"/>
-          <w:szCs w:val="24"/>
-          <w:highlight w:val="yellow"/>
-          <w:lang w:val="en-GB"/>
-        </w:rPr>
-        <w:t>The system …………..</w:t>
-      </w:r>
-    </w:p>
-    <w:p>
-      <w:pPr>
-        <w:pStyle w:val="A"/>
-        <w:numPr>
-          <w:ilvl w:val="0"/>
-          <w:numId w:val="4"/>
-        </w:numPr>
-        <w:tabs>
-          <w:tab w:val="clear" w:pos="720"/>
-          <w:tab w:val="num" w:pos="1800"/>
-        </w:tabs>
-        <w:ind w:left="1800"/>
-        <w:rPr>
-          <w:szCs w:val="24"/>
-          <w:highlight w:val="yellow"/>
-        </w:rPr>
-      </w:pPr>
-      <w:r>
-        <w:rPr>
-          <w:szCs w:val="24"/>
-          <w:highlight w:val="yellow"/>
-        </w:rPr>
-        <w:t>The &lt;Actor&gt; ………….</w:t>
-      </w:r>
-    </w:p>
-    <w:p>
-      <w:pPr>
-        <w:pStyle w:val="A"/>
-        <w:numPr>
-          <w:ilvl w:val="0"/>
-          <w:numId w:val="4"/>
-        </w:numPr>
-        <w:tabs>
-          <w:tab w:val="clear" w:pos="720"/>
-          <w:tab w:val="num" w:pos="1800"/>
-        </w:tabs>
-        <w:ind w:left="1800"/>
-        <w:rPr>
-          <w:szCs w:val="24"/>
-          <w:highlight w:val="yellow"/>
-        </w:rPr>
-      </w:pPr>
-      <w:r>
-        <w:rPr>
-          <w:szCs w:val="24"/>
-          <w:highlight w:val="yellow"/>
-        </w:rPr>
-        <w:t>The use case continues at position 3 of the main flow</w:t>
-      </w:r>
-    </w:p>
-    <w:p>
-      <w:pPr>
-        <w:pStyle w:val="A"/>
-        <w:numPr>
-          <w:ilvl w:val="0"/>
-          <w:numId w:val="0"/>
-        </w:numPr>
-        <w:ind w:left="1440"/>
-        <w:rPr>
-          <w:szCs w:val="24"/>
-        </w:rPr>
-      </w:pPr>
-    </w:p>
-    <w:p>
-      <w:pPr>
-        <w:pStyle w:val="Heading6"/>
-      </w:pPr>
-      <w:r>
-        <w:t>Exceptional flow</w:t>
-      </w:r>
-    </w:p>
-    <w:p>
-      <w:pPr>
-        <w:pStyle w:val="A"/>
-        <w:numPr>
-          <w:ilvl w:val="0"/>
-          <w:numId w:val="0"/>
-        </w:numPr>
-        <w:ind w:left="1437" w:hanging="357"/>
-        <w:rPr>
-          <w:szCs w:val="24"/>
-          <w:highlight w:val="yellow"/>
-        </w:rPr>
-      </w:pPr>
-      <w:r>
-        <w:rPr>
-          <w:szCs w:val="24"/>
-        </w:rPr>
-        <w:t xml:space="preserve">E1 : </w:t>
-      </w:r>
-      <w:r>
-        <w:rPr>
-          <w:szCs w:val="24"/>
-          <w:highlight w:val="yellow"/>
-        </w:rPr>
-        <w:t>&lt;title of E1&gt;</w:t>
-      </w:r>
-    </w:p>
-    <w:p>
-      <w:pPr>
-        <w:numPr>
-          <w:ilvl w:val="0"/>
-          <w:numId w:val="4"/>
-        </w:numPr>
-        <w:tabs>
-          <w:tab w:val="clear" w:pos="720"/>
-          <w:tab w:val="num" w:pos="1800"/>
-        </w:tabs>
-        <w:spacing w:after="0" w:line="240" w:lineRule="auto"/>
-        <w:ind w:left="1800"/>
-        <w:rPr>
-          <w:sz w:val="24"/>
-          <w:szCs w:val="24"/>
-          <w:highlight w:val="yellow"/>
-          <w:lang w:val="en-GB"/>
-        </w:rPr>
-      </w:pPr>
-      <w:r>
-        <w:rPr>
-          <w:sz w:val="24"/>
-          <w:szCs w:val="24"/>
-          <w:highlight w:val="yellow"/>
-          <w:lang w:val="en-GB"/>
-        </w:rPr>
-        <w:t>The system …………..</w:t>
-      </w:r>
-    </w:p>
-    <w:p>
-      <w:pPr>
-        <w:pStyle w:val="A"/>
-        <w:numPr>
-          <w:ilvl w:val="0"/>
-          <w:numId w:val="4"/>
-        </w:numPr>
-        <w:tabs>
-          <w:tab w:val="clear" w:pos="720"/>
-          <w:tab w:val="num" w:pos="1800"/>
-        </w:tabs>
-        <w:ind w:left="1800"/>
-        <w:rPr>
-          <w:szCs w:val="24"/>
-          <w:highlight w:val="yellow"/>
-        </w:rPr>
-      </w:pPr>
-      <w:r>
-        <w:rPr>
-          <w:szCs w:val="24"/>
-          <w:highlight w:val="yellow"/>
-        </w:rPr>
-        <w:t>The &lt;Actor&gt; ………….</w:t>
-      </w:r>
-    </w:p>
-    <w:p>
-      <w:pPr>
-        <w:pStyle w:val="A"/>
-        <w:numPr>
-          <w:ilvl w:val="0"/>
-          <w:numId w:val="4"/>
-        </w:numPr>
-        <w:tabs>
-          <w:tab w:val="clear" w:pos="720"/>
-          <w:tab w:val="num" w:pos="1800"/>
-        </w:tabs>
-        <w:ind w:left="1800"/>
-        <w:rPr>
-          <w:szCs w:val="24"/>
-          <w:highlight w:val="yellow"/>
-        </w:rPr>
-      </w:pPr>
-      <w:r>
-        <w:rPr>
-          <w:szCs w:val="24"/>
-          <w:highlight w:val="yellow"/>
-        </w:rPr>
-        <w:t>The use case continues at position 4 of the main flow</w:t>
-      </w:r>
-    </w:p>
-    <w:p>
-      <w:pPr>
-        <w:pStyle w:val="A"/>
-        <w:numPr>
-          <w:ilvl w:val="0"/>
-          <w:numId w:val="0"/>
-        </w:numPr>
-        <w:ind w:left="1440"/>
-        <w:rPr>
-          <w:szCs w:val="24"/>
-        </w:rPr>
-      </w:pPr>
-    </w:p>
-    <w:p>
-      <w:pPr>
-        <w:pStyle w:val="Heading6"/>
-      </w:pPr>
-      <w:r>
-        <w:t>Termination</w:t>
-      </w:r>
-    </w:p>
-    <w:p>
-      <w:pPr>
-        <w:ind w:left="1080"/>
-        <w:rPr>
-          <w:sz w:val="24"/>
-          <w:szCs w:val="24"/>
-          <w:lang w:val="en-GB"/>
-        </w:rPr>
-      </w:pPr>
-      <w:r>
-        <w:rPr>
-          <w:sz w:val="24"/>
-          <w:szCs w:val="24"/>
-          <w:highlight w:val="yellow"/>
-          <w:lang w:val="en-GB"/>
-        </w:rPr>
-        <w:t>The system presents the next ……….</w:t>
-      </w:r>
-    </w:p>
-    <w:p>
-      <w:pPr>
-        <w:pStyle w:val="Heading6"/>
-      </w:pPr>
-      <w:r>
-        <w:t>Post condition</w:t>
-      </w:r>
-    </w:p>
-    <w:p>
-      <w:pPr>
-        <w:ind w:left="864" w:firstLine="216"/>
-        <w:rPr>
-          <w:sz w:val="24"/>
-          <w:szCs w:val="24"/>
-        </w:rPr>
-      </w:pPr>
-      <w:r>
-        <w:rPr>
-          <w:sz w:val="24"/>
-          <w:szCs w:val="24"/>
-          <w:highlight w:val="yellow"/>
-        </w:rPr>
-        <w:t>The system goes into a wait state</w:t>
-      </w:r>
-    </w:p>
-    <w:p>
-      <w:pPr>
-        <w:ind w:left="864"/>
-        <w:rPr>
-          <w:sz w:val="24"/>
-          <w:szCs w:val="24"/>
-        </w:rPr>
-      </w:pPr>
-      <w:r>
-        <w:rPr>
-          <w:b/>
-        </w:rPr>
-        <w:t>List further functional requirements here, using the same st</w:t>
-      </w:r>
-      <w:r>
-        <w:rPr>
-          <w:b/>
-        </w:rPr>
-        <w:t>ructure as for Requirement1</w:t>
-      </w:r>
-      <w:r>
-        <w:rPr>
-          <w:b/>
-        </w:rPr>
-        <w:t xml:space="preserve">. </w:t>
-      </w:r>
-    </w:p>
-    <w:p>
-      <w:pPr>
-        <w:pStyle w:val="Heading3"/>
-      </w:pPr>
-      <w:bookmarkStart w:id="9" w:name="_Toc234073573"/>
-      <w:r>
-        <w:t>Data Requirements</w:t>
-      </w:r>
-      <w:bookmarkEnd w:id="9"/>
-    </w:p>
-    <w:p/>
-    <w:p>
-      <w:pPr>
-        <w:pStyle w:val="Heading3"/>
-      </w:pPr>
-      <w:bookmarkStart w:id="10" w:name="_Toc234073574"/>
-      <w:r>
-        <w:t>User Requirements</w:t>
-      </w:r>
-      <w:bookmarkEnd w:id="10"/>
-    </w:p>
-    <w:p/>
-    <w:p>
-      <w:pPr>
-        <w:pStyle w:val="Heading3"/>
-      </w:pPr>
-      <w:bookmarkStart w:id="11" w:name="_Toc234073575"/>
-      <w:r>
-        <w:t>Environmental Requirements</w:t>
-      </w:r>
-      <w:bookmarkEnd w:id="11"/>
-    </w:p>
-    <w:p/>
-    <w:p>
-      <w:pPr>
-        <w:pStyle w:val="Heading3"/>
-      </w:pPr>
-      <w:bookmarkStart w:id="12" w:name="_Toc234073576"/>
-      <w:r>
-        <w:t>Usability Requirements</w:t>
-      </w:r>
-      <w:bookmarkEnd w:id="12"/>
-    </w:p>
-    <w:p/>
-    <w:p>
-      <w:pPr>
-        <w:rPr>
-          <w:rFonts w:asciiTheme="majorHAnsi" w:eastAsiaTheme="majorEastAsia" w:hAnsiTheme="majorHAnsi" w:cstheme="majorBidi"/>
-          <w:color w:val="2E74B5" w:themeColor="accent1" w:themeShade="BF"/>
-          <w:sz w:val="26"/>
-          <w:szCs w:val="26"/>
-          <w:highlight w:val="lightGray"/>
-        </w:rPr>
-      </w:pPr>
-      <w:r>
-        <w:rPr>
-          <w:highlight w:val="lightGray"/>
-        </w:rPr>
-        <w:br w:type="page"/>
-      </w:r>
-    </w:p>
-    <w:p>
-      <w:pPr>
-        <w:pStyle w:val="Heading2"/>
-      </w:pPr>
-      <w:bookmarkStart w:id="13" w:name="_Toc234073577"/>
-      <w:r>
-        <w:lastRenderedPageBreak/>
-        <w:t>Design &amp; Architecture</w:t>
-      </w:r>
-      <w:bookmarkEnd w:id="13"/>
-    </w:p>
-    <w:p>
-      <w:pPr>
-        <w:ind w:left="360"/>
-        <w:rPr>
-          <w:sz w:val="24"/>
-          <w:szCs w:val="24"/>
-          <w:highlight w:val="yellow"/>
-        </w:rPr>
-      </w:pPr>
-      <w:r>
-        <w:rPr>
-          <w:sz w:val="24"/>
-          <w:szCs w:val="24"/>
-          <w:highlight w:val="yellow"/>
-        </w:rPr>
-        <w:t>Describe the design, system architecture and components used. Describe the main algorithms used in the project. (Note use standard mathematical notations if applicable).</w:t>
-      </w:r>
-    </w:p>
-    <w:p>
-      <w:pPr>
-        <w:ind w:left="360"/>
-        <w:rPr>
-          <w:sz w:val="24"/>
-          <w:szCs w:val="24"/>
-        </w:rPr>
-      </w:pPr>
-      <w:r>
-        <w:rPr>
-          <w:sz w:val="24"/>
-          <w:szCs w:val="24"/>
-          <w:highlight w:val="yellow"/>
-        </w:rPr>
-        <w:t>An architecture diagram may be useful. In case of a distributed system, it may be useful to describe functions and/or data structures in each component separately.</w:t>
-      </w:r>
-      <w:r>
-        <w:rPr>
-          <w:sz w:val="24"/>
-          <w:szCs w:val="24"/>
-        </w:rPr>
-        <w:t xml:space="preserve">  </w:t>
-      </w:r>
-    </w:p>
-    <w:p>
-      <w:pPr>
-        <w:rPr>
-          <w:rFonts w:asciiTheme="majorHAnsi" w:eastAsiaTheme="majorEastAsia" w:hAnsiTheme="majorHAnsi" w:cstheme="majorBidi"/>
-          <w:color w:val="2E74B5" w:themeColor="accent1" w:themeShade="BF"/>
-          <w:sz w:val="26"/>
-          <w:szCs w:val="26"/>
-        </w:rPr>
-      </w:pPr>
-      <w:r>
-        <w:br w:type="page"/>
-      </w:r>
-    </w:p>
-    <w:p>
-      <w:pPr>
-        <w:pStyle w:val="Heading2"/>
-      </w:pPr>
-      <w:bookmarkStart w:id="14" w:name="_Toc234073578"/>
-      <w:r>
-        <w:lastRenderedPageBreak/>
-        <w:t>Implementation</w:t>
-      </w:r>
-      <w:bookmarkEnd w:id="14"/>
-    </w:p>
-    <w:p>
-      <w:pPr>
-        <w:ind w:left="360"/>
-        <w:rPr>
-          <w:color w:val="0070C0"/>
-          <w:sz w:val="24"/>
-          <w:szCs w:val="24"/>
-        </w:rPr>
-      </w:pPr>
-      <w:r>
-        <w:rPr>
-          <w:sz w:val="24"/>
-          <w:szCs w:val="24"/>
-          <w:highlight w:val="yellow"/>
-        </w:rPr>
-        <w:t>Describe the main algorithms/classes/functions used in the code. Consider to show and explain interesting code snippets where appropriate.</w:t>
+        <w:t xml:space="preserve"> and explain interesting code snippets where appropriate.</w:t>
       </w:r>
     </w:p>
     <w:p>
@@ -6595,7 +7719,7 @@
       <w:pPr>
         <w:rPr>
           <w:rFonts w:asciiTheme="majorHAnsi" w:eastAsiaTheme="majorEastAsia" w:hAnsiTheme="majorHAnsi" w:cstheme="majorBidi"/>
-          <w:color w:val="2E74B5" w:themeColor="accent1" w:themeShade="BF"/>
+          <w:color w:val="4ADCFF" w:themeColor="accent1" w:themeShade="BF"/>
           <w:sz w:val="26"/>
           <w:szCs w:val="26"/>
           <w:highlight w:val="lightGray"/>
@@ -6612,7 +7736,7 @@
       <w:pPr>
         <w:pStyle w:val="Heading2"/>
       </w:pPr>
-      <w:bookmarkStart w:id="15" w:name="_Toc234073579"/>
+      <w:bookmarkStart w:id="15" w:name="_Toc235111645"/>
       <w:r>
         <w:lastRenderedPageBreak/>
         <w:t>Graphical User Interface (GUI)</w:t>
@@ -6645,7 +7769,7 @@
       <w:pPr>
         <w:rPr>
           <w:rFonts w:asciiTheme="majorHAnsi" w:eastAsiaTheme="majorEastAsia" w:hAnsiTheme="majorHAnsi" w:cstheme="majorBidi"/>
-          <w:color w:val="2E74B5" w:themeColor="accent1" w:themeShade="BF"/>
+          <w:color w:val="4ADCFF" w:themeColor="accent1" w:themeShade="BF"/>
           <w:sz w:val="26"/>
           <w:szCs w:val="26"/>
           <w:highlight w:val="lightGray"/>
@@ -6662,7 +7786,7 @@
       <w:pPr>
         <w:pStyle w:val="Heading2"/>
       </w:pPr>
-      <w:bookmarkStart w:id="16" w:name="_Toc234073580"/>
+      <w:bookmarkStart w:id="16" w:name="_Toc235111646"/>
       <w:r>
         <w:lastRenderedPageBreak/>
         <w:t>Testing</w:t>
@@ -6690,7 +7814,7 @@
       <w:pPr>
         <w:rPr>
           <w:rFonts w:asciiTheme="majorHAnsi" w:eastAsiaTheme="majorEastAsia" w:hAnsiTheme="majorHAnsi" w:cstheme="majorBidi"/>
-          <w:color w:val="2E74B5" w:themeColor="accent1" w:themeShade="BF"/>
+          <w:color w:val="4ADCFF" w:themeColor="accent1" w:themeShade="BF"/>
           <w:sz w:val="26"/>
           <w:szCs w:val="26"/>
           <w:highlight w:val="lightGray"/>
@@ -6707,7 +7831,7 @@
       <w:pPr>
         <w:pStyle w:val="Heading2"/>
       </w:pPr>
-      <w:bookmarkStart w:id="17" w:name="_Toc234073581"/>
+      <w:bookmarkStart w:id="17" w:name="_Toc235111647"/>
       <w:r>
         <w:lastRenderedPageBreak/>
         <w:t>Evaluation</w:t>
@@ -6769,7 +7893,7 @@
       <w:pPr>
         <w:rPr>
           <w:rFonts w:asciiTheme="majorHAnsi" w:eastAsiaTheme="majorEastAsia" w:hAnsiTheme="majorHAnsi" w:cstheme="majorBidi"/>
-          <w:color w:val="2E74B5" w:themeColor="accent1" w:themeShade="BF"/>
+          <w:color w:val="4ADCFF" w:themeColor="accent1" w:themeShade="BF"/>
           <w:sz w:val="32"/>
           <w:szCs w:val="32"/>
         </w:rPr>
@@ -6782,7 +7906,7 @@
       <w:pPr>
         <w:pStyle w:val="Heading1"/>
       </w:pPr>
-      <w:bookmarkStart w:id="18" w:name="_Toc234073582"/>
+      <w:bookmarkStart w:id="18" w:name="_Toc235111648"/>
       <w:r>
         <w:lastRenderedPageBreak/>
         <w:t>Conclusions</w:t>
@@ -6825,7 +7949,7 @@
       <w:pPr>
         <w:rPr>
           <w:rFonts w:asciiTheme="majorHAnsi" w:eastAsiaTheme="majorEastAsia" w:hAnsiTheme="majorHAnsi" w:cstheme="majorBidi"/>
-          <w:color w:val="2E74B5" w:themeColor="accent1" w:themeShade="BF"/>
+          <w:color w:val="4ADCFF" w:themeColor="accent1" w:themeShade="BF"/>
           <w:sz w:val="32"/>
           <w:szCs w:val="32"/>
         </w:rPr>
@@ -6838,7 +7962,7 @@
       <w:pPr>
         <w:pStyle w:val="Heading1"/>
       </w:pPr>
-      <w:bookmarkStart w:id="19" w:name="_Toc234073583"/>
+      <w:bookmarkStart w:id="19" w:name="_Toc235111649"/>
       <w:r>
         <w:lastRenderedPageBreak/>
         <w:t>Further Development or Research</w:t>
@@ -6865,7 +7989,7 @@
       <w:pPr>
         <w:rPr>
           <w:rFonts w:asciiTheme="majorHAnsi" w:eastAsiaTheme="majorEastAsia" w:hAnsiTheme="majorHAnsi" w:cstheme="majorBidi"/>
-          <w:color w:val="2E74B5" w:themeColor="accent1" w:themeShade="BF"/>
+          <w:color w:val="4ADCFF" w:themeColor="accent1" w:themeShade="BF"/>
           <w:sz w:val="32"/>
           <w:szCs w:val="32"/>
         </w:rPr>
@@ -6874,19 +7998,173 @@
         <w:br w:type="page"/>
       </w:r>
     </w:p>
+    <w:bookmarkStart w:id="20" w:name="_Toc235111650" w:displacedByCustomXml="next"/>
+    <w:sdt>
+      <w:sdtPr>
+        <w:id w:val="638074891"/>
+        <w:docPartObj>
+          <w:docPartGallery w:val="Bibliographies"/>
+          <w:docPartUnique/>
+        </w:docPartObj>
+      </w:sdtPr>
+      <w:sdtEndPr>
+        <w:rPr>
+          <w:rFonts w:asciiTheme="minorHAnsi" w:eastAsiaTheme="minorEastAsia" w:hAnsiTheme="minorHAnsi" w:cstheme="minorBidi"/>
+          <w:b w:val="0"/>
+          <w:bCs w:val="0"/>
+          <w:smallCaps w:val="0"/>
+          <w:color w:val="auto"/>
+          <w:sz w:val="22"/>
+          <w:szCs w:val="22"/>
+        </w:rPr>
+      </w:sdtEndPr>
+      <w:sdtContent>
+        <w:p>
+          <w:pPr>
+            <w:pStyle w:val="Heading1"/>
+          </w:pPr>
+          <w:r>
+            <w:t>References</w:t>
+          </w:r>
+          <w:bookmarkEnd w:id="20"/>
+        </w:p>
+        <w:sdt>
+          <w:sdtPr>
+            <w:id w:val="-573587230"/>
+            <w:bibliography/>
+          </w:sdtPr>
+          <w:sdtContent>
+            <w:p>
+              <w:pPr>
+                <w:pStyle w:val="Bibliography"/>
+                <w:rPr>
+                  <w:noProof/>
+                  <w:sz w:val="24"/>
+                  <w:szCs w:val="24"/>
+                </w:rPr>
+              </w:pPr>
+              <w:r>
+                <w:fldChar w:fldCharType="begin"/>
+              </w:r>
+              <w:r>
+                <w:instrText xml:space="preserve"> BIBLIOGRAPHY </w:instrText>
+              </w:r>
+              <w:r>
+                <w:fldChar w:fldCharType="separate"/>
+              </w:r>
+              <w:r>
+                <w:rPr>
+                  <w:noProof/>
+                </w:rPr>
+                <w:t xml:space="preserve">Agile Business Consortium, 2026. </w:t>
+              </w:r>
+              <w:r>
+                <w:rPr>
+                  <w:i/>
+                  <w:iCs/>
+                  <w:noProof/>
+                </w:rPr>
+                <w:t xml:space="preserve">What is MoSCoW Prioritization?. </w:t>
+              </w:r>
+              <w:r>
+                <w:rPr>
+                  <w:noProof/>
+                </w:rPr>
+                <w:t xml:space="preserve">[Online] </w:t>
+              </w:r>
+              <w:r>
+                <w:rPr>
+                  <w:noProof/>
+                </w:rPr>
+                <w:br/>
+                <w:t xml:space="preserve">Available at: </w:t>
+              </w:r>
+              <w:r>
+                <w:rPr>
+                  <w:noProof/>
+                  <w:u w:val="single"/>
+                </w:rPr>
+                <w:t>https://www.agilebusiness.org/resource/what-is-moscow-prioritization/</w:t>
+              </w:r>
+              <w:r>
+                <w:rPr>
+                  <w:noProof/>
+                </w:rPr>
+                <w:br/>
+                <w:t>[Accessed 16 July 2026].</w:t>
+              </w:r>
+            </w:p>
+            <w:p>
+              <w:r>
+                <w:rPr>
+                  <w:b/>
+                  <w:bCs/>
+                  <w:noProof/>
+                </w:rPr>
+                <w:fldChar w:fldCharType="end"/>
+              </w:r>
+            </w:p>
+          </w:sdtContent>
+        </w:sdt>
+      </w:sdtContent>
+    </w:sdt>
+    <w:p/>
     <w:p>
       <w:pPr>
         <w:pStyle w:val="Heading1"/>
       </w:pPr>
-      <w:bookmarkStart w:id="20" w:name="_Toc234073584"/>
-      <w:r>
-        <w:lastRenderedPageBreak/>
-        <w:t>References</w:t>
-      </w:r>
-      <w:bookmarkEnd w:id="20"/>
-    </w:p>
-    <w:p>
-      <w:pPr>
+      <w:bookmarkStart w:id="21" w:name="_Toc235111651"/>
+      <w:r>
+        <w:t>Appendices</w:t>
+      </w:r>
+      <w:bookmarkEnd w:id="21"/>
+    </w:p>
+    <w:p>
+      <w:r>
+        <w:rPr>
+          <w:highlight w:val="yellow"/>
+        </w:rPr>
+        <w:t>This section should contain information that is supplementary to the main body of the report.</w:t>
+      </w:r>
+      <w:r>
+        <w:t xml:space="preserve">  </w:t>
+      </w:r>
+    </w:p>
+    <w:p>
+      <w:pPr>
+        <w:pStyle w:val="Heading2"/>
+      </w:pPr>
+      <w:bookmarkStart w:id="22" w:name="_Toc235111652"/>
+      <w:r>
+        <w:t>Project Proposal</w:t>
+      </w:r>
+      <w:bookmarkEnd w:id="22"/>
+    </w:p>
+    <w:p>
+      <w:pPr>
+        <w:pStyle w:val="Heading2"/>
+      </w:pPr>
+      <w:bookmarkStart w:id="23" w:name="_Toc235111653"/>
+      <w:r>
+        <w:t>Reflective Journals</w:t>
+      </w:r>
+      <w:bookmarkStart w:id="24" w:name="_Toc51711499"/>
+      <w:bookmarkEnd w:id="23"/>
+    </w:p>
+    <w:p>
+      <w:pPr>
+        <w:pStyle w:val="Heading2"/>
+      </w:pPr>
+      <w:bookmarkStart w:id="25" w:name="_Toc235111654"/>
+      <w:bookmarkEnd w:id="24"/>
+      <w:r>
+        <w:t>Other materials used</w:t>
+      </w:r>
+      <w:bookmarkEnd w:id="25"/>
+    </w:p>
+    <w:p>
+      <w:pPr>
+        <w:ind w:firstLine="360"/>
         <w:rPr>
           <w:sz w:val="24"/>
           <w:szCs w:val="24"/>
@@ -6896,115 +8174,12 @@
         <w:rPr>
           <w:sz w:val="24"/>
           <w:szCs w:val="24"/>
-          <w:highlight w:val="yellow"/>
-        </w:rPr>
-        <w:t xml:space="preserve">Please include references throughout your document where appropriate. See </w:t>
-      </w:r>
-      <w:hyperlink r:id="rId15" w:history="1">
-        <w:r>
-          <w:rPr>
-            <w:rStyle w:val="Hyperlink"/>
-            <w:sz w:val="24"/>
-            <w:szCs w:val="24"/>
-            <w:highlight w:val="yellow"/>
-          </w:rPr>
-          <w:t>here</w:t>
-        </w:r>
-      </w:hyperlink>
-      <w:r>
-        <w:rPr>
-          <w:sz w:val="24"/>
-          <w:szCs w:val="24"/>
-          <w:highlight w:val="yellow"/>
-        </w:rPr>
-        <w:t xml:space="preserve"> for a guide on referencing from the NCI library.</w:t>
-      </w:r>
-    </w:p>
-    <w:p>
-      <w:pPr>
-        <w:rPr>
-          <w:rFonts w:asciiTheme="majorHAnsi" w:eastAsiaTheme="majorEastAsia" w:hAnsiTheme="majorHAnsi" w:cstheme="majorBidi"/>
-          <w:color w:val="2E74B5" w:themeColor="accent1" w:themeShade="BF"/>
-          <w:sz w:val="32"/>
-          <w:szCs w:val="32"/>
-        </w:rPr>
-      </w:pPr>
-      <w:r>
-        <w:br w:type="page"/>
-      </w:r>
-    </w:p>
-    <w:p>
-      <w:pPr>
-        <w:pStyle w:val="Heading1"/>
-      </w:pPr>
-      <w:bookmarkStart w:id="21" w:name="_Toc234073585"/>
-      <w:r>
-        <w:lastRenderedPageBreak/>
-        <w:t>Appendices</w:t>
-      </w:r>
-      <w:bookmarkEnd w:id="21"/>
-    </w:p>
-    <w:p>
-      <w:r>
-        <w:rPr>
-          <w:highlight w:val="yellow"/>
-        </w:rPr>
-        <w:t>This section should contain information that is supplementary to the main body of the report.</w:t>
-      </w:r>
-      <w:r>
-        <w:t xml:space="preserve">  </w:t>
-      </w:r>
-    </w:p>
-    <w:p>
-      <w:pPr>
-        <w:pStyle w:val="Heading2"/>
-      </w:pPr>
-      <w:bookmarkStart w:id="22" w:name="_Toc234073586"/>
-      <w:r>
-        <w:t>Project Proposal</w:t>
-      </w:r>
-      <w:bookmarkEnd w:id="22"/>
-    </w:p>
-    <w:p>
-      <w:pPr>
-        <w:pStyle w:val="Heading2"/>
-      </w:pPr>
-      <w:bookmarkStart w:id="23" w:name="_Toc234073587"/>
-      <w:r>
-        <w:t>Reflective Journals</w:t>
-      </w:r>
-      <w:bookmarkStart w:id="24" w:name="_Toc51711499"/>
-      <w:bookmarkEnd w:id="23"/>
-    </w:p>
-    <w:p>
-      <w:pPr>
-        <w:pStyle w:val="Heading2"/>
-      </w:pPr>
-      <w:bookmarkStart w:id="25" w:name="_Toc234073588"/>
-      <w:bookmarkEnd w:id="24"/>
-      <w:r>
-        <w:t>Other materials used</w:t>
-      </w:r>
-      <w:bookmarkEnd w:id="25"/>
-    </w:p>
-    <w:p>
-      <w:pPr>
-        <w:ind w:firstLine="360"/>
-        <w:rPr>
-          <w:sz w:val="24"/>
-          <w:szCs w:val="24"/>
-        </w:rPr>
-      </w:pPr>
-      <w:r>
-        <w:rPr>
-          <w:sz w:val="24"/>
-          <w:szCs w:val="24"/>
         </w:rPr>
         <w:t>Any other reference material used in the project for example evaluation surveys etc.</w:t>
       </w:r>
     </w:p>
     <w:sectPr>
-      <w:footerReference w:type="default" r:id="rId16"/>
+      <w:footerReference w:type="default" r:id="rId15"/>
       <w:pgSz w:w="11906" w:h="16838" w:code="9"/>
       <w:pgMar w:top="1440" w:right="1440" w:bottom="1440" w:left="1440" w:header="709" w:footer="709" w:gutter="0"/>
       <w:pgNumType w:start="0"/>
@@ -7237,7 +8412,7 @@
   <w:abstractNum w:abstractNumId="1" w15:restartNumberingAfterBreak="0">
     <w:nsid w:val="1482775B"/>
     <w:multiLevelType w:val="multilevel"/>
-    <w:tmpl w:val="A09E5D98"/>
+    <w:tmpl w:val="0EBA3C40"/>
     <w:lvl w:ilvl="0">
       <w:start w:val="1"/>
       <w:numFmt w:val="decimal"/>
@@ -7529,6 +8704,119 @@
     </w:lvl>
   </w:abstractNum>
   <w:abstractNum w:abstractNumId="4" w15:restartNumberingAfterBreak="0">
+    <w:nsid w:val="32C72F0D"/>
+    <w:multiLevelType w:val="hybridMultilevel"/>
+    <w:tmpl w:val="941207FE"/>
+    <w:lvl w:ilvl="0" w:tplc="18090001">
+      <w:start w:val="1"/>
+      <w:numFmt w:val="bullet"/>
+      <w:lvlText w:val=""/>
+      <w:lvlJc w:val="left"/>
+      <w:pPr>
+        <w:ind w:left="720" w:hanging="360"/>
+      </w:pPr>
+      <w:rPr>
+        <w:rFonts w:ascii="Symbol" w:hAnsi="Symbol" w:hint="default"/>
+      </w:rPr>
+    </w:lvl>
+    <w:lvl w:ilvl="1" w:tplc="18090003" w:tentative="1">
+      <w:start w:val="1"/>
+      <w:numFmt w:val="bullet"/>
+      <w:lvlText w:val="o"/>
+      <w:lvlJc w:val="left"/>
+      <w:pPr>
+        <w:ind w:left="1440" w:hanging="360"/>
+      </w:pPr>
+      <w:rPr>
+        <w:rFonts w:ascii="Courier New" w:hAnsi="Courier New" w:cs="Courier New" w:hint="default"/>
+      </w:rPr>
+    </w:lvl>
+    <w:lvl w:ilvl="2" w:tplc="18090005" w:tentative="1">
+      <w:start w:val="1"/>
+      <w:numFmt w:val="bullet"/>
+      <w:lvlText w:val=""/>
+      <w:lvlJc w:val="left"/>
+      <w:pPr>
+        <w:ind w:left="2160" w:hanging="360"/>
+      </w:pPr>
+      <w:rPr>
+        <w:rFonts w:ascii="Wingdings" w:hAnsi="Wingdings" w:hint="default"/>
+      </w:rPr>
+    </w:lvl>
+    <w:lvl w:ilvl="3" w:tplc="18090001" w:tentative="1">
+      <w:start w:val="1"/>
+      <w:numFmt w:val="bullet"/>
+      <w:lvlText w:val=""/>
+      <w:lvlJc w:val="left"/>
+      <w:pPr>
+        <w:ind w:left="2880" w:hanging="360"/>
+      </w:pPr>
+      <w:rPr>
+        <w:rFonts w:ascii="Symbol" w:hAnsi="Symbol" w:hint="default"/>
+      </w:rPr>
+    </w:lvl>
+    <w:lvl w:ilvl="4" w:tplc="18090003" w:tentative="1">
+      <w:start w:val="1"/>
+      <w:numFmt w:val="bullet"/>
+      <w:lvlText w:val="o"/>
+      <w:lvlJc w:val="left"/>
+      <w:pPr>
+        <w:ind w:left="3600" w:hanging="360"/>
+      </w:pPr>
+      <w:rPr>
+        <w:rFonts w:ascii="Courier New" w:hAnsi="Courier New" w:cs="Courier New" w:hint="default"/>
+      </w:rPr>
+    </w:lvl>
+    <w:lvl w:ilvl="5" w:tplc="18090005" w:tentative="1">
+      <w:start w:val="1"/>
+      <w:numFmt w:val="bullet"/>
+      <w:lvlText w:val=""/>
+      <w:lvlJc w:val="left"/>
+      <w:pPr>
+        <w:ind w:left="4320" w:hanging="360"/>
+      </w:pPr>
+      <w:rPr>
+        <w:rFonts w:ascii="Wingdings" w:hAnsi="Wingdings" w:hint="default"/>
+      </w:rPr>
+    </w:lvl>
+    <w:lvl w:ilvl="6" w:tplc="18090001" w:tentative="1">
+      <w:start w:val="1"/>
+      <w:numFmt w:val="bullet"/>
+      <w:lvlText w:val=""/>
+      <w:lvlJc w:val="left"/>
+      <w:pPr>
+        <w:ind w:left="5040" w:hanging="360"/>
+      </w:pPr>
+      <w:rPr>
+        <w:rFonts w:ascii="Symbol" w:hAnsi="Symbol" w:hint="default"/>
+      </w:rPr>
+    </w:lvl>
+    <w:lvl w:ilvl="7" w:tplc="18090003" w:tentative="1">
+      <w:start w:val="1"/>
+      <w:numFmt w:val="bullet"/>
+      <w:lvlText w:val="o"/>
+      <w:lvlJc w:val="left"/>
+      <w:pPr>
+        <w:ind w:left="5760" w:hanging="360"/>
+      </w:pPr>
+      <w:rPr>
+        <w:rFonts w:ascii="Courier New" w:hAnsi="Courier New" w:cs="Courier New" w:hint="default"/>
+      </w:rPr>
+    </w:lvl>
+    <w:lvl w:ilvl="8" w:tplc="18090005" w:tentative="1">
+      <w:start w:val="1"/>
+      <w:numFmt w:val="bullet"/>
+      <w:lvlText w:val=""/>
+      <w:lvlJc w:val="left"/>
+      <w:pPr>
+        <w:ind w:left="6480" w:hanging="360"/>
+      </w:pPr>
+      <w:rPr>
+        <w:rFonts w:ascii="Wingdings" w:hAnsi="Wingdings" w:hint="default"/>
+      </w:rPr>
+    </w:lvl>
+  </w:abstractNum>
+  <w:abstractNum w:abstractNumId="5" w15:restartNumberingAfterBreak="0">
     <w:nsid w:val="362F6220"/>
     <w:multiLevelType w:val="multilevel"/>
     <w:tmpl w:val="0B7C0C30"/>
@@ -7617,7 +8905,7 @@
       </w:pPr>
     </w:lvl>
   </w:abstractNum>
-  <w:abstractNum w:abstractNumId="5" w15:restartNumberingAfterBreak="0">
+  <w:abstractNum w:abstractNumId="6" w15:restartNumberingAfterBreak="0">
     <w:nsid w:val="49224F5E"/>
     <w:multiLevelType w:val="hybridMultilevel"/>
     <w:tmpl w:val="3EF25212"/>
@@ -7734,7 +9022,7 @@
       </w:pPr>
     </w:lvl>
   </w:abstractNum>
-  <w:abstractNum w:abstractNumId="6" w15:restartNumberingAfterBreak="0">
+  <w:abstractNum w:abstractNumId="7" w15:restartNumberingAfterBreak="0">
     <w:nsid w:val="4F1C2CEA"/>
     <w:multiLevelType w:val="hybridMultilevel"/>
     <w:tmpl w:val="8EFE1C82"/>
@@ -7820,7 +9108,7 @@
       </w:pPr>
     </w:lvl>
   </w:abstractNum>
-  <w:abstractNum w:abstractNumId="7" w15:restartNumberingAfterBreak="0">
+  <w:abstractNum w:abstractNumId="8" w15:restartNumberingAfterBreak="0">
     <w:nsid w:val="62DC698C"/>
     <w:multiLevelType w:val="hybridMultilevel"/>
     <w:tmpl w:val="FF68CF6A"/>
@@ -7907,19 +9195,19 @@
     </w:lvl>
   </w:abstractNum>
   <w:num w:numId="1" w16cid:durableId="207835776">
-    <w:abstractNumId w:val="4"/>
+    <w:abstractNumId w:val="5"/>
   </w:num>
   <w:num w:numId="2" w16cid:durableId="987784705">
     <w:abstractNumId w:val="0"/>
   </w:num>
   <w:num w:numId="3" w16cid:durableId="1979412930">
-    <w:abstractNumId w:val="5"/>
+    <w:abstractNumId w:val="6"/>
   </w:num>
   <w:num w:numId="4" w16cid:durableId="639850562">
     <w:abstractNumId w:val="3"/>
   </w:num>
   <w:num w:numId="5" w16cid:durableId="1737777919">
-    <w:abstractNumId w:val="4"/>
+    <w:abstractNumId w:val="5"/>
     <w:lvlOverride w:ilvl="0">
       <w:startOverride w:val="1"/>
     </w:lvlOverride>
@@ -7949,10 +9237,10 @@
     </w:lvlOverride>
   </w:num>
   <w:num w:numId="6" w16cid:durableId="870148695">
-    <w:abstractNumId w:val="6"/>
+    <w:abstractNumId w:val="7"/>
   </w:num>
   <w:num w:numId="7" w16cid:durableId="47805787">
-    <w:abstractNumId w:val="7"/>
+    <w:abstractNumId w:val="8"/>
   </w:num>
   <w:num w:numId="8" w16cid:durableId="1131173976">
     <w:abstractNumId w:val="1"/>
@@ -7986,6 +9274,39 @@
   </w:num>
   <w:num w:numId="18" w16cid:durableId="1316570430">
     <w:abstractNumId w:val="2"/>
+  </w:num>
+  <w:num w:numId="19" w16cid:durableId="1815755033">
+    <w:abstractNumId w:val="1"/>
+  </w:num>
+  <w:num w:numId="20" w16cid:durableId="1464499721">
+    <w:abstractNumId w:val="1"/>
+  </w:num>
+  <w:num w:numId="21" w16cid:durableId="2037734433">
+    <w:abstractNumId w:val="1"/>
+  </w:num>
+  <w:num w:numId="22" w16cid:durableId="363989086">
+    <w:abstractNumId w:val="1"/>
+  </w:num>
+  <w:num w:numId="23" w16cid:durableId="1854804175">
+    <w:abstractNumId w:val="1"/>
+  </w:num>
+  <w:num w:numId="24" w16cid:durableId="1255171104">
+    <w:abstractNumId w:val="1"/>
+  </w:num>
+  <w:num w:numId="25" w16cid:durableId="2048531190">
+    <w:abstractNumId w:val="1"/>
+  </w:num>
+  <w:num w:numId="26" w16cid:durableId="1564680410">
+    <w:abstractNumId w:val="1"/>
+  </w:num>
+  <w:num w:numId="27" w16cid:durableId="363992239">
+    <w:abstractNumId w:val="1"/>
+  </w:num>
+  <w:num w:numId="28" w16cid:durableId="634263790">
+    <w:abstractNumId w:val="1"/>
+  </w:num>
+  <w:num w:numId="29" w16cid:durableId="1395543426">
+    <w:abstractNumId w:val="4"/>
   </w:num>
 </w:numbering>
 </file>
@@ -8070,7 +9391,7 @@
     <w:lsdException w:name="List Number 3" w:semiHidden="1" w:unhideWhenUsed="1"/>
     <w:lsdException w:name="List Number 4" w:semiHidden="1" w:unhideWhenUsed="1"/>
     <w:lsdException w:name="List Number 5" w:semiHidden="1" w:unhideWhenUsed="1"/>
-    <w:lsdException w:name="Title" w:uiPriority="0" w:qFormat="1"/>
+    <w:lsdException w:name="Title" w:uiPriority="10" w:qFormat="1"/>
     <w:lsdException w:name="Closing" w:semiHidden="1" w:unhideWhenUsed="1"/>
     <w:lsdException w:name="Signature" w:semiHidden="1" w:unhideWhenUsed="1"/>
     <w:lsdException w:name="Default Paragraph Font" w:semiHidden="1" w:uiPriority="1" w:unhideWhenUsed="1"/>
@@ -8388,7 +9709,7 @@
   <w:style w:type="paragraph" w:default="1" w:styleId="Normal">
     <w:name w:val="Normal"/>
     <w:qFormat/>
-    <w:rsid w:val="00D7483C"/>
+    <w:rsid w:val="000A723F"/>
   </w:style>
   <w:style w:type="paragraph" w:styleId="Heading1">
     <w:name w:val="heading 1"/>
@@ -8397,15 +9718,15 @@
     <w:link w:val="Heading1Char"/>
     <w:uiPriority w:val="9"/>
     <w:qFormat/>
-    <w:rsid w:val="00D7483C"/>
+    <w:rsid w:val="00927075"/>
     <w:pPr>
       <w:keepNext/>
       <w:keepLines/>
       <w:numPr>
-        <w:numId w:val="17"/>
+        <w:numId w:val="28"/>
       </w:numPr>
       <w:pBdr>
-        <w:bottom w:val="single" w:sz="4" w:space="1" w:color="595959" w:themeColor="text1" w:themeTint="A6"/>
+        <w:bottom w:val="single" w:sz="4" w:space="1" w:color="787E81" w:themeColor="text1" w:themeTint="A6"/>
       </w:pBdr>
       <w:spacing w:before="360"/>
       <w:outlineLvl w:val="0"/>
@@ -8415,7 +9736,7 @@
       <w:b/>
       <w:bCs/>
       <w:smallCaps/>
-      <w:color w:val="000000" w:themeColor="text1"/>
+      <w:color w:val="353839" w:themeColor="text1"/>
       <w:sz w:val="36"/>
       <w:szCs w:val="36"/>
     </w:rPr>
@@ -8428,13 +9749,13 @@
     <w:uiPriority w:val="9"/>
     <w:unhideWhenUsed/>
     <w:qFormat/>
-    <w:rsid w:val="00D7483C"/>
+    <w:rsid w:val="00927075"/>
     <w:pPr>
       <w:keepNext/>
       <w:keepLines/>
       <w:numPr>
         <w:ilvl w:val="1"/>
-        <w:numId w:val="17"/>
+        <w:numId w:val="28"/>
       </w:numPr>
       <w:spacing w:before="360" w:after="0"/>
       <w:outlineLvl w:val="1"/>
@@ -8444,7 +9765,7 @@
       <w:b/>
       <w:bCs/>
       <w:smallCaps/>
-      <w:color w:val="000000" w:themeColor="text1"/>
+      <w:color w:val="353839" w:themeColor="text1"/>
       <w:sz w:val="28"/>
       <w:szCs w:val="28"/>
     </w:rPr>
@@ -8457,13 +9778,13 @@
     <w:uiPriority w:val="9"/>
     <w:unhideWhenUsed/>
     <w:qFormat/>
-    <w:rsid w:val="00D7483C"/>
+    <w:rsid w:val="00927075"/>
     <w:pPr>
       <w:keepNext/>
       <w:keepLines/>
       <w:numPr>
         <w:ilvl w:val="2"/>
-        <w:numId w:val="17"/>
+        <w:numId w:val="28"/>
       </w:numPr>
       <w:spacing w:before="200" w:after="0"/>
       <w:outlineLvl w:val="2"/>
@@ -8472,7 +9793,7 @@
       <w:rFonts w:asciiTheme="majorHAnsi" w:eastAsiaTheme="majorEastAsia" w:hAnsiTheme="majorHAnsi" w:cstheme="majorBidi"/>
       <w:b/>
       <w:bCs/>
-      <w:color w:val="000000" w:themeColor="text1"/>
+      <w:color w:val="353839" w:themeColor="text1"/>
     </w:rPr>
   </w:style>
   <w:style w:type="paragraph" w:styleId="Heading4">
@@ -8483,13 +9804,13 @@
     <w:uiPriority w:val="9"/>
     <w:unhideWhenUsed/>
     <w:qFormat/>
-    <w:rsid w:val="00D7483C"/>
+    <w:rsid w:val="00927075"/>
     <w:pPr>
       <w:keepNext/>
       <w:keepLines/>
       <w:numPr>
         <w:ilvl w:val="3"/>
-        <w:numId w:val="17"/>
+        <w:numId w:val="28"/>
       </w:numPr>
       <w:spacing w:before="200" w:after="0"/>
       <w:outlineLvl w:val="3"/>
@@ -8500,7 +9821,7 @@
       <w:bCs/>
       <w:i/>
       <w:iCs/>
-      <w:color w:val="000000" w:themeColor="text1"/>
+      <w:color w:val="353839" w:themeColor="text1"/>
     </w:rPr>
   </w:style>
   <w:style w:type="paragraph" w:styleId="Heading5">
@@ -8511,20 +9832,20 @@
     <w:uiPriority w:val="9"/>
     <w:unhideWhenUsed/>
     <w:qFormat/>
-    <w:rsid w:val="00D7483C"/>
+    <w:rsid w:val="00927075"/>
     <w:pPr>
       <w:keepNext/>
       <w:keepLines/>
       <w:numPr>
         <w:ilvl w:val="4"/>
-        <w:numId w:val="17"/>
+        <w:numId w:val="28"/>
       </w:numPr>
       <w:spacing w:before="200" w:after="0"/>
       <w:outlineLvl w:val="4"/>
     </w:pPr>
     <w:rPr>
       <w:rFonts w:asciiTheme="majorHAnsi" w:eastAsiaTheme="majorEastAsia" w:hAnsiTheme="majorHAnsi" w:cstheme="majorBidi"/>
-      <w:color w:val="323E4F" w:themeColor="text2" w:themeShade="BF"/>
+      <w:color w:val="27292A" w:themeColor="text2" w:themeShade="BF"/>
     </w:rPr>
   </w:style>
   <w:style w:type="paragraph" w:styleId="Heading6">
@@ -8535,13 +9856,13 @@
     <w:uiPriority w:val="9"/>
     <w:unhideWhenUsed/>
     <w:qFormat/>
-    <w:rsid w:val="00D7483C"/>
+    <w:rsid w:val="00927075"/>
     <w:pPr>
       <w:keepNext/>
       <w:keepLines/>
       <w:numPr>
         <w:ilvl w:val="5"/>
-        <w:numId w:val="17"/>
+        <w:numId w:val="28"/>
       </w:numPr>
       <w:spacing w:before="200" w:after="0"/>
       <w:outlineLvl w:val="5"/>
@@ -8550,7 +9871,7 @@
       <w:rFonts w:asciiTheme="majorHAnsi" w:eastAsiaTheme="majorEastAsia" w:hAnsiTheme="majorHAnsi" w:cstheme="majorBidi"/>
       <w:i/>
       <w:iCs/>
-      <w:color w:val="323E4F" w:themeColor="text2" w:themeShade="BF"/>
+      <w:color w:val="27292A" w:themeColor="text2" w:themeShade="BF"/>
     </w:rPr>
   </w:style>
   <w:style w:type="paragraph" w:styleId="Heading7">
@@ -8562,13 +9883,13 @@
     <w:semiHidden/>
     <w:unhideWhenUsed/>
     <w:qFormat/>
-    <w:rsid w:val="00D7483C"/>
+    <w:rsid w:val="00927075"/>
     <w:pPr>
       <w:keepNext/>
       <w:keepLines/>
       <w:numPr>
         <w:ilvl w:val="6"/>
-        <w:numId w:val="17"/>
+        <w:numId w:val="28"/>
       </w:numPr>
       <w:spacing w:before="200" w:after="0"/>
       <w:outlineLvl w:val="6"/>
@@ -8577,7 +9898,7 @@
       <w:rFonts w:asciiTheme="majorHAnsi" w:eastAsiaTheme="majorEastAsia" w:hAnsiTheme="majorHAnsi" w:cstheme="majorBidi"/>
       <w:i/>
       <w:iCs/>
-      <w:color w:val="404040" w:themeColor="text1" w:themeTint="BF"/>
+      <w:color w:val="656A6C" w:themeColor="text1" w:themeTint="BF"/>
     </w:rPr>
   </w:style>
   <w:style w:type="paragraph" w:styleId="Heading8">
@@ -8589,20 +9910,20 @@
     <w:semiHidden/>
     <w:unhideWhenUsed/>
     <w:qFormat/>
-    <w:rsid w:val="00D7483C"/>
+    <w:rsid w:val="00927075"/>
     <w:pPr>
       <w:keepNext/>
       <w:keepLines/>
       <w:numPr>
         <w:ilvl w:val="7"/>
-        <w:numId w:val="17"/>
+        <w:numId w:val="28"/>
       </w:numPr>
       <w:spacing w:before="200" w:after="0"/>
       <w:outlineLvl w:val="7"/>
     </w:pPr>
     <w:rPr>
       <w:rFonts w:asciiTheme="majorHAnsi" w:eastAsiaTheme="majorEastAsia" w:hAnsiTheme="majorHAnsi" w:cstheme="majorBidi"/>
-      <w:color w:val="404040" w:themeColor="text1" w:themeTint="BF"/>
+      <w:color w:val="656A6C" w:themeColor="text1" w:themeTint="BF"/>
       <w:sz w:val="20"/>
       <w:szCs w:val="20"/>
     </w:rPr>
@@ -8616,13 +9937,13 @@
     <w:semiHidden/>
     <w:unhideWhenUsed/>
     <w:qFormat/>
-    <w:rsid w:val="00D7483C"/>
+    <w:rsid w:val="00927075"/>
     <w:pPr>
       <w:keepNext/>
       <w:keepLines/>
       <w:numPr>
         <w:ilvl w:val="8"/>
-        <w:numId w:val="17"/>
+        <w:numId w:val="28"/>
       </w:numPr>
       <w:spacing w:before="200" w:after="0"/>
       <w:outlineLvl w:val="8"/>
@@ -8631,7 +9952,7 @@
       <w:rFonts w:asciiTheme="majorHAnsi" w:eastAsiaTheme="majorEastAsia" w:hAnsiTheme="majorHAnsi" w:cstheme="majorBidi"/>
       <w:i/>
       <w:iCs/>
-      <w:color w:val="404040" w:themeColor="text1" w:themeTint="BF"/>
+      <w:color w:val="656A6C" w:themeColor="text1" w:themeTint="BF"/>
       <w:sz w:val="20"/>
       <w:szCs w:val="20"/>
     </w:rPr>
@@ -8639,7 +9960,6 @@
   <w:style w:type="character" w:default="1" w:styleId="DefaultParagraphFont">
     <w:name w:val="Default Paragraph Font"/>
     <w:uiPriority w:val="1"/>
-    <w:semiHidden/>
     <w:unhideWhenUsed/>
   </w:style>
   <w:style w:type="table" w:default="1" w:styleId="TableNormal">
@@ -8712,13 +10032,13 @@
     <w:basedOn w:val="DefaultParagraphFont"/>
     <w:link w:val="Heading1"/>
     <w:uiPriority w:val="9"/>
-    <w:rsid w:val="00D7483C"/>
+    <w:rsid w:val="00927075"/>
     <w:rPr>
       <w:rFonts w:asciiTheme="majorHAnsi" w:eastAsiaTheme="majorEastAsia" w:hAnsiTheme="majorHAnsi" w:cstheme="majorBidi"/>
       <w:b/>
       <w:bCs/>
       <w:smallCaps/>
-      <w:color w:val="000000" w:themeColor="text1"/>
+      <w:color w:val="353839" w:themeColor="text1"/>
       <w:sz w:val="36"/>
       <w:szCs w:val="36"/>
     </w:rPr>
@@ -8728,13 +10048,13 @@
     <w:basedOn w:val="DefaultParagraphFont"/>
     <w:link w:val="Heading2"/>
     <w:uiPriority w:val="9"/>
-    <w:rsid w:val="00D7483C"/>
+    <w:rsid w:val="00927075"/>
     <w:rPr>
       <w:rFonts w:asciiTheme="majorHAnsi" w:eastAsiaTheme="majorEastAsia" w:hAnsiTheme="majorHAnsi" w:cstheme="majorBidi"/>
       <w:b/>
       <w:bCs/>
       <w:smallCaps/>
-      <w:color w:val="000000" w:themeColor="text1"/>
+      <w:color w:val="353839" w:themeColor="text1"/>
       <w:sz w:val="28"/>
       <w:szCs w:val="28"/>
     </w:rPr>
@@ -8746,7 +10066,7 @@
     <w:unhideWhenUsed/>
     <w:rsid w:val="00840125"/>
     <w:rPr>
-      <w:color w:val="0563C1" w:themeColor="hyperlink"/>
+      <w:color w:val="467886" w:themeColor="hyperlink"/>
       <w:u w:val="single"/>
     </w:rPr>
   </w:style>
@@ -8774,7 +10094,7 @@
     <w:basedOn w:val="DefaultParagraphFont"/>
     <w:uiPriority w:val="20"/>
     <w:qFormat/>
-    <w:rsid w:val="00D7483C"/>
+    <w:rsid w:val="00927075"/>
     <w:rPr>
       <w:i/>
       <w:iCs/>
@@ -8786,12 +10106,12 @@
     <w:basedOn w:val="DefaultParagraphFont"/>
     <w:link w:val="Heading3"/>
     <w:uiPriority w:val="9"/>
-    <w:rsid w:val="00D7483C"/>
+    <w:rsid w:val="00927075"/>
     <w:rPr>
       <w:rFonts w:asciiTheme="majorHAnsi" w:eastAsiaTheme="majorEastAsia" w:hAnsiTheme="majorHAnsi" w:cstheme="majorBidi"/>
       <w:b/>
       <w:bCs/>
-      <w:color w:val="000000" w:themeColor="text1"/>
+      <w:color w:val="353839" w:themeColor="text1"/>
     </w:rPr>
   </w:style>
   <w:style w:type="character" w:customStyle="1" w:styleId="Heading4Char">
@@ -8799,14 +10119,14 @@
     <w:basedOn w:val="DefaultParagraphFont"/>
     <w:link w:val="Heading4"/>
     <w:uiPriority w:val="9"/>
-    <w:rsid w:val="00D7483C"/>
+    <w:rsid w:val="00927075"/>
     <w:rPr>
       <w:rFonts w:asciiTheme="majorHAnsi" w:eastAsiaTheme="majorEastAsia" w:hAnsiTheme="majorHAnsi" w:cstheme="majorBidi"/>
       <w:b/>
       <w:bCs/>
       <w:i/>
       <w:iCs/>
-      <w:color w:val="000000" w:themeColor="text1"/>
+      <w:color w:val="353839" w:themeColor="text1"/>
     </w:rPr>
   </w:style>
   <w:style w:type="paragraph" w:customStyle="1" w:styleId="A">
@@ -8837,7 +10157,7 @@
     <w:uiPriority w:val="39"/>
     <w:unhideWhenUsed/>
     <w:qFormat/>
-    <w:rsid w:val="00D7483C"/>
+    <w:rsid w:val="00927075"/>
     <w:pPr>
       <w:outlineLvl w:val="9"/>
     </w:pPr>
@@ -8903,10 +10223,10 @@
     <w:basedOn w:val="DefaultParagraphFont"/>
     <w:link w:val="Heading5"/>
     <w:uiPriority w:val="9"/>
-    <w:rsid w:val="00D7483C"/>
+    <w:rsid w:val="00927075"/>
     <w:rPr>
       <w:rFonts w:asciiTheme="majorHAnsi" w:eastAsiaTheme="majorEastAsia" w:hAnsiTheme="majorHAnsi" w:cstheme="majorBidi"/>
-      <w:color w:val="323E4F" w:themeColor="text2" w:themeShade="BF"/>
+      <w:color w:val="27292A" w:themeColor="text2" w:themeShade="BF"/>
     </w:rPr>
   </w:style>
   <w:style w:type="character" w:customStyle="1" w:styleId="Heading6Char">
@@ -8914,12 +10234,12 @@
     <w:basedOn w:val="DefaultParagraphFont"/>
     <w:link w:val="Heading6"/>
     <w:uiPriority w:val="9"/>
-    <w:rsid w:val="00D7483C"/>
+    <w:rsid w:val="00927075"/>
     <w:rPr>
       <w:rFonts w:asciiTheme="majorHAnsi" w:eastAsiaTheme="majorEastAsia" w:hAnsiTheme="majorHAnsi" w:cstheme="majorBidi"/>
       <w:i/>
       <w:iCs/>
-      <w:color w:val="323E4F" w:themeColor="text2" w:themeShade="BF"/>
+      <w:color w:val="27292A" w:themeColor="text2" w:themeShade="BF"/>
     </w:rPr>
   </w:style>
   <w:style w:type="character" w:customStyle="1" w:styleId="Heading7Char">
@@ -8928,12 +10248,12 @@
     <w:link w:val="Heading7"/>
     <w:uiPriority w:val="9"/>
     <w:semiHidden/>
-    <w:rsid w:val="00D7483C"/>
+    <w:rsid w:val="00927075"/>
     <w:rPr>
       <w:rFonts w:asciiTheme="majorHAnsi" w:eastAsiaTheme="majorEastAsia" w:hAnsiTheme="majorHAnsi" w:cstheme="majorBidi"/>
       <w:i/>
       <w:iCs/>
-      <w:color w:val="404040" w:themeColor="text1" w:themeTint="BF"/>
+      <w:color w:val="656A6C" w:themeColor="text1" w:themeTint="BF"/>
     </w:rPr>
   </w:style>
   <w:style w:type="character" w:customStyle="1" w:styleId="Heading8Char">
@@ -8942,10 +10262,10 @@
     <w:link w:val="Heading8"/>
     <w:uiPriority w:val="9"/>
     <w:semiHidden/>
-    <w:rsid w:val="00D7483C"/>
+    <w:rsid w:val="00927075"/>
     <w:rPr>
       <w:rFonts w:asciiTheme="majorHAnsi" w:eastAsiaTheme="majorEastAsia" w:hAnsiTheme="majorHAnsi" w:cstheme="majorBidi"/>
-      <w:color w:val="404040" w:themeColor="text1" w:themeTint="BF"/>
+      <w:color w:val="656A6C" w:themeColor="text1" w:themeTint="BF"/>
       <w:sz w:val="20"/>
       <w:szCs w:val="20"/>
     </w:rPr>
@@ -8956,12 +10276,12 @@
     <w:link w:val="Heading9"/>
     <w:uiPriority w:val="9"/>
     <w:semiHidden/>
-    <w:rsid w:val="00D7483C"/>
+    <w:rsid w:val="00927075"/>
     <w:rPr>
       <w:rFonts w:asciiTheme="majorHAnsi" w:eastAsiaTheme="majorEastAsia" w:hAnsiTheme="majorHAnsi" w:cstheme="majorBidi"/>
       <w:i/>
       <w:iCs/>
-      <w:color w:val="404040" w:themeColor="text1" w:themeTint="BF"/>
+      <w:color w:val="656A6C" w:themeColor="text1" w:themeTint="BF"/>
       <w:sz w:val="20"/>
       <w:szCs w:val="20"/>
     </w:rPr>
@@ -8974,14 +10294,14 @@
     <w:semiHidden/>
     <w:unhideWhenUsed/>
     <w:qFormat/>
-    <w:rsid w:val="00D7483C"/>
+    <w:rsid w:val="00927075"/>
     <w:pPr>
       <w:spacing w:after="200" w:line="240" w:lineRule="auto"/>
     </w:pPr>
     <w:rPr>
       <w:i/>
       <w:iCs/>
-      <w:color w:val="44546A" w:themeColor="text2"/>
+      <w:color w:val="353839" w:themeColor="text2"/>
       <w:sz w:val="18"/>
       <w:szCs w:val="18"/>
     </w:rPr>
@@ -8991,15 +10311,16 @@
     <w:basedOn w:val="Normal"/>
     <w:next w:val="Normal"/>
     <w:link w:val="TitleChar"/>
+    <w:uiPriority w:val="10"/>
     <w:qFormat/>
-    <w:rsid w:val="00D7483C"/>
+    <w:rsid w:val="00927075"/>
     <w:pPr>
       <w:spacing w:after="0" w:line="240" w:lineRule="auto"/>
       <w:contextualSpacing/>
     </w:pPr>
     <w:rPr>
       <w:rFonts w:asciiTheme="majorHAnsi" w:eastAsiaTheme="majorEastAsia" w:hAnsiTheme="majorHAnsi" w:cstheme="majorBidi"/>
-      <w:color w:val="000000" w:themeColor="text1"/>
+      <w:color w:val="353839" w:themeColor="text1"/>
       <w:sz w:val="56"/>
       <w:szCs w:val="56"/>
     </w:rPr>
@@ -9008,10 +10329,11 @@
     <w:name w:val="Title Char"/>
     <w:basedOn w:val="DefaultParagraphFont"/>
     <w:link w:val="Title"/>
-    <w:rsid w:val="00D7483C"/>
+    <w:uiPriority w:val="10"/>
+    <w:rsid w:val="00927075"/>
     <w:rPr>
       <w:rFonts w:asciiTheme="majorHAnsi" w:eastAsiaTheme="majorEastAsia" w:hAnsiTheme="majorHAnsi" w:cstheme="majorBidi"/>
-      <w:color w:val="000000" w:themeColor="text1"/>
+      <w:color w:val="353839" w:themeColor="text1"/>
       <w:sz w:val="56"/>
       <w:szCs w:val="56"/>
     </w:rPr>
@@ -9023,14 +10345,14 @@
     <w:link w:val="SubtitleChar"/>
     <w:uiPriority w:val="11"/>
     <w:qFormat/>
-    <w:rsid w:val="00D7483C"/>
+    <w:rsid w:val="00927075"/>
     <w:pPr>
       <w:numPr>
         <w:ilvl w:val="1"/>
       </w:numPr>
     </w:pPr>
     <w:rPr>
-      <w:color w:val="5A5A5A" w:themeColor="text1" w:themeTint="A5"/>
+      <w:color w:val="797F82" w:themeColor="text1" w:themeTint="A5"/>
       <w:spacing w:val="10"/>
     </w:rPr>
   </w:style>
@@ -9039,9 +10361,9 @@
     <w:basedOn w:val="DefaultParagraphFont"/>
     <w:link w:val="Subtitle"/>
     <w:uiPriority w:val="11"/>
-    <w:rsid w:val="00D7483C"/>
+    <w:rsid w:val="00927075"/>
     <w:rPr>
-      <w:color w:val="5A5A5A" w:themeColor="text1" w:themeTint="A5"/>
+      <w:color w:val="797F82" w:themeColor="text1" w:themeTint="A5"/>
       <w:spacing w:val="10"/>
     </w:rPr>
   </w:style>
@@ -9050,18 +10372,18 @@
     <w:basedOn w:val="DefaultParagraphFont"/>
     <w:uiPriority w:val="22"/>
     <w:qFormat/>
-    <w:rsid w:val="00D7483C"/>
+    <w:rsid w:val="00927075"/>
     <w:rPr>
       <w:b/>
       <w:bCs/>
-      <w:color w:val="000000" w:themeColor="text1"/>
+      <w:color w:val="353839" w:themeColor="text1"/>
     </w:rPr>
   </w:style>
   <w:style w:type="paragraph" w:styleId="NoSpacing">
     <w:name w:val="No Spacing"/>
     <w:uiPriority w:val="1"/>
     <w:qFormat/>
-    <w:rsid w:val="00D7483C"/>
+    <w:rsid w:val="00927075"/>
     <w:pPr>
       <w:spacing w:after="0" w:line="240" w:lineRule="auto"/>
     </w:pPr>
@@ -9073,7 +10395,7 @@
     <w:link w:val="QuoteChar"/>
     <w:uiPriority w:val="29"/>
     <w:qFormat/>
-    <w:rsid w:val="00D7483C"/>
+    <w:rsid w:val="00927075"/>
     <w:pPr>
       <w:spacing w:before="160"/>
       <w:ind w:left="720" w:right="720"/>
@@ -9081,7 +10403,7 @@
     <w:rPr>
       <w:i/>
       <w:iCs/>
-      <w:color w:val="000000" w:themeColor="text1"/>
+      <w:color w:val="353839" w:themeColor="text1"/>
     </w:rPr>
   </w:style>
   <w:style w:type="character" w:customStyle="1" w:styleId="QuoteChar">
@@ -9089,11 +10411,11 @@
     <w:basedOn w:val="DefaultParagraphFont"/>
     <w:link w:val="Quote"/>
     <w:uiPriority w:val="29"/>
-    <w:rsid w:val="00D7483C"/>
+    <w:rsid w:val="00927075"/>
     <w:rPr>
       <w:i/>
       <w:iCs/>
-      <w:color w:val="000000" w:themeColor="text1"/>
+      <w:color w:val="353839" w:themeColor="text1"/>
     </w:rPr>
   </w:style>
   <w:style w:type="paragraph" w:styleId="IntenseQuote">
@@ -9103,19 +10425,19 @@
     <w:link w:val="IntenseQuoteChar"/>
     <w:uiPriority w:val="30"/>
     <w:qFormat/>
-    <w:rsid w:val="00D7483C"/>
+    <w:rsid w:val="00927075"/>
     <w:pPr>
       <w:pBdr>
-        <w:top w:val="single" w:sz="24" w:space="1" w:color="F2F2F2" w:themeColor="background1" w:themeShade="F2"/>
-        <w:bottom w:val="single" w:sz="24" w:space="1" w:color="F2F2F2" w:themeColor="background1" w:themeShade="F2"/>
+        <w:top w:val="single" w:sz="24" w:space="1" w:color="A2EDFF" w:themeColor="background1" w:themeShade="F2"/>
+        <w:bottom w:val="single" w:sz="24" w:space="1" w:color="A2EDFF" w:themeColor="background1" w:themeShade="F2"/>
       </w:pBdr>
-      <w:shd w:val="clear" w:color="auto" w:fill="F2F2F2" w:themeFill="background1" w:themeFillShade="F2"/>
+      <w:shd w:val="clear" w:color="auto" w:fill="A2EDFF" w:themeFill="background1" w:themeFillShade="F2"/>
       <w:spacing w:before="240" w:after="240"/>
       <w:ind w:left="936" w:right="936"/>
       <w:jc w:val="center"/>
     </w:pPr>
     <w:rPr>
-      <w:color w:val="000000" w:themeColor="text1"/>
+      <w:color w:val="353839" w:themeColor="text1"/>
     </w:rPr>
   </w:style>
   <w:style w:type="character" w:customStyle="1" w:styleId="IntenseQuoteChar">
@@ -9123,10 +10445,10 @@
     <w:basedOn w:val="DefaultParagraphFont"/>
     <w:link w:val="IntenseQuote"/>
     <w:uiPriority w:val="30"/>
-    <w:rsid w:val="00D7483C"/>
+    <w:rsid w:val="00927075"/>
     <w:rPr>
-      <w:color w:val="000000" w:themeColor="text1"/>
-      <w:shd w:val="clear" w:color="auto" w:fill="F2F2F2" w:themeFill="background1" w:themeFillShade="F2"/>
+      <w:color w:val="353839" w:themeColor="text1"/>
+      <w:shd w:val="clear" w:color="auto" w:fill="A2EDFF" w:themeFill="background1" w:themeFillShade="F2"/>
     </w:rPr>
   </w:style>
   <w:style w:type="character" w:styleId="SubtleEmphasis">
@@ -9134,11 +10456,11 @@
     <w:basedOn w:val="DefaultParagraphFont"/>
     <w:uiPriority w:val="19"/>
     <w:qFormat/>
-    <w:rsid w:val="00D7483C"/>
+    <w:rsid w:val="00927075"/>
     <w:rPr>
       <w:i/>
       <w:iCs/>
-      <w:color w:val="404040" w:themeColor="text1" w:themeTint="BF"/>
+      <w:color w:val="656A6C" w:themeColor="text1" w:themeTint="BF"/>
     </w:rPr>
   </w:style>
   <w:style w:type="character" w:styleId="IntenseEmphasis">
@@ -9146,7 +10468,7 @@
     <w:basedOn w:val="DefaultParagraphFont"/>
     <w:uiPriority w:val="21"/>
     <w:qFormat/>
-    <w:rsid w:val="00D7483C"/>
+    <w:rsid w:val="00927075"/>
     <w:rPr>
       <w:b/>
       <w:bCs/>
@@ -9160,11 +10482,11 @@
     <w:basedOn w:val="DefaultParagraphFont"/>
     <w:uiPriority w:val="31"/>
     <w:qFormat/>
-    <w:rsid w:val="00D7483C"/>
+    <w:rsid w:val="00927075"/>
     <w:rPr>
       <w:smallCaps/>
-      <w:color w:val="404040" w:themeColor="text1" w:themeTint="BF"/>
-      <w:u w:val="single" w:color="7F7F7F" w:themeColor="text1" w:themeTint="80"/>
+      <w:color w:val="656A6C" w:themeColor="text1" w:themeTint="BF"/>
+      <w:u w:val="single" w:color="969C9E" w:themeColor="text1" w:themeTint="80"/>
     </w:rPr>
   </w:style>
   <w:style w:type="character" w:styleId="IntenseReference">
@@ -9172,7 +10494,7 @@
     <w:basedOn w:val="DefaultParagraphFont"/>
     <w:uiPriority w:val="32"/>
     <w:qFormat/>
-    <w:rsid w:val="00D7483C"/>
+    <w:rsid w:val="00927075"/>
     <w:rPr>
       <w:b/>
       <w:bCs/>
@@ -9185,7 +10507,7 @@
     <w:basedOn w:val="DefaultParagraphFont"/>
     <w:uiPriority w:val="33"/>
     <w:qFormat/>
-    <w:rsid w:val="00D7483C"/>
+    <w:rsid w:val="00927075"/>
     <w:rPr>
       <w:b w:val="0"/>
       <w:bCs w:val="0"/>
@@ -9226,48 +10548,434 @@
       <w:ind w:left="440"/>
     </w:pPr>
   </w:style>
+  <w:style w:type="table" w:styleId="GridTable5Dark-Accent1">
+    <w:name w:val="Grid Table 5 Dark Accent 1"/>
+    <w:basedOn w:val="TableNormal"/>
+    <w:uiPriority w:val="50"/>
+    <w:rsid w:val="00927075"/>
+    <w:pPr>
+      <w:spacing w:after="0" w:line="240" w:lineRule="auto"/>
+    </w:pPr>
+    <w:tblPr>
+      <w:tblStyleRowBandSize w:val="1"/>
+      <w:tblStyleColBandSize w:val="1"/>
+      <w:tblBorders>
+        <w:top w:val="single" w:sz="4" w:space="0" w:color="B9F2FF" w:themeColor="background1"/>
+        <w:left w:val="single" w:sz="4" w:space="0" w:color="B9F2FF" w:themeColor="background1"/>
+        <w:bottom w:val="single" w:sz="4" w:space="0" w:color="B9F2FF" w:themeColor="background1"/>
+        <w:right w:val="single" w:sz="4" w:space="0" w:color="B9F2FF" w:themeColor="background1"/>
+        <w:insideH w:val="single" w:sz="4" w:space="0" w:color="B9F2FF" w:themeColor="background1"/>
+        <w:insideV w:val="single" w:sz="4" w:space="0" w:color="B9F2FF" w:themeColor="background1"/>
+      </w:tblBorders>
+    </w:tblPr>
+    <w:tcPr>
+      <w:shd w:val="clear" w:color="auto" w:fill="F1FCFF" w:themeFill="accent1" w:themeFillTint="33"/>
+    </w:tcPr>
+    <w:tblStylePr w:type="firstRow">
+      <w:rPr>
+        <w:b/>
+        <w:bCs/>
+        <w:color w:val="B9F2FF" w:themeColor="background1"/>
+      </w:rPr>
+      <w:tblPr/>
+      <w:tcPr>
+        <w:tcBorders>
+          <w:top w:val="single" w:sz="4" w:space="0" w:color="B9F2FF" w:themeColor="background1"/>
+          <w:left w:val="single" w:sz="4" w:space="0" w:color="B9F2FF" w:themeColor="background1"/>
+          <w:right w:val="single" w:sz="4" w:space="0" w:color="B9F2FF" w:themeColor="background1"/>
+          <w:insideH w:val="nil"/>
+          <w:insideV w:val="nil"/>
+        </w:tcBorders>
+        <w:shd w:val="clear" w:color="auto" w:fill="B9F2FF" w:themeFill="accent1"/>
+      </w:tcPr>
+    </w:tblStylePr>
+    <w:tblStylePr w:type="lastRow">
+      <w:rPr>
+        <w:b/>
+        <w:bCs/>
+        <w:color w:val="B9F2FF" w:themeColor="background1"/>
+      </w:rPr>
+      <w:tblPr/>
+      <w:tcPr>
+        <w:tcBorders>
+          <w:left w:val="single" w:sz="4" w:space="0" w:color="B9F2FF" w:themeColor="background1"/>
+          <w:bottom w:val="single" w:sz="4" w:space="0" w:color="B9F2FF" w:themeColor="background1"/>
+          <w:right w:val="single" w:sz="4" w:space="0" w:color="B9F2FF" w:themeColor="background1"/>
+          <w:insideH w:val="nil"/>
+          <w:insideV w:val="nil"/>
+        </w:tcBorders>
+        <w:shd w:val="clear" w:color="auto" w:fill="B9F2FF" w:themeFill="accent1"/>
+      </w:tcPr>
+    </w:tblStylePr>
+    <w:tblStylePr w:type="firstCol">
+      <w:rPr>
+        <w:b/>
+        <w:bCs/>
+        <w:color w:val="B9F2FF" w:themeColor="background1"/>
+      </w:rPr>
+      <w:tblPr/>
+      <w:tcPr>
+        <w:tcBorders>
+          <w:top w:val="single" w:sz="4" w:space="0" w:color="B9F2FF" w:themeColor="background1"/>
+          <w:left w:val="single" w:sz="4" w:space="0" w:color="B9F2FF" w:themeColor="background1"/>
+          <w:bottom w:val="single" w:sz="4" w:space="0" w:color="B9F2FF" w:themeColor="background1"/>
+          <w:insideV w:val="nil"/>
+        </w:tcBorders>
+        <w:shd w:val="clear" w:color="auto" w:fill="B9F2FF" w:themeFill="accent1"/>
+      </w:tcPr>
+    </w:tblStylePr>
+    <w:tblStylePr w:type="lastCol">
+      <w:rPr>
+        <w:b/>
+        <w:bCs/>
+        <w:color w:val="B9F2FF" w:themeColor="background1"/>
+      </w:rPr>
+      <w:tblPr/>
+      <w:tcPr>
+        <w:tcBorders>
+          <w:top w:val="single" w:sz="4" w:space="0" w:color="B9F2FF" w:themeColor="background1"/>
+          <w:bottom w:val="single" w:sz="4" w:space="0" w:color="B9F2FF" w:themeColor="background1"/>
+          <w:right w:val="single" w:sz="4" w:space="0" w:color="B9F2FF" w:themeColor="background1"/>
+          <w:insideV w:val="nil"/>
+        </w:tcBorders>
+        <w:shd w:val="clear" w:color="auto" w:fill="B9F2FF" w:themeFill="accent1"/>
+      </w:tcPr>
+    </w:tblStylePr>
+    <w:tblStylePr w:type="band1Vert">
+      <w:tblPr/>
+      <w:tcPr>
+        <w:shd w:val="clear" w:color="auto" w:fill="E3F9FF" w:themeFill="accent1" w:themeFillTint="66"/>
+      </w:tcPr>
+    </w:tblStylePr>
+    <w:tblStylePr w:type="band1Horz">
+      <w:tblPr/>
+      <w:tcPr>
+        <w:shd w:val="clear" w:color="auto" w:fill="E3F9FF" w:themeFill="accent1" w:themeFillTint="66"/>
+      </w:tcPr>
+    </w:tblStylePr>
+  </w:style>
+  <w:style w:type="table" w:styleId="GridTable3-Accent1">
+    <w:name w:val="Grid Table 3 Accent 1"/>
+    <w:basedOn w:val="TableNormal"/>
+    <w:uiPriority w:val="48"/>
+    <w:rsid w:val="00927075"/>
+    <w:pPr>
+      <w:spacing w:after="0" w:line="240" w:lineRule="auto"/>
+    </w:pPr>
+    <w:tblPr>
+      <w:tblStyleRowBandSize w:val="1"/>
+      <w:tblStyleColBandSize w:val="1"/>
+      <w:tblBorders>
+        <w:top w:val="single" w:sz="4" w:space="0" w:color="D5F7FF" w:themeColor="accent1" w:themeTint="99"/>
+        <w:left w:val="single" w:sz="4" w:space="0" w:color="D5F7FF" w:themeColor="accent1" w:themeTint="99"/>
+        <w:bottom w:val="single" w:sz="4" w:space="0" w:color="D5F7FF" w:themeColor="accent1" w:themeTint="99"/>
+        <w:right w:val="single" w:sz="4" w:space="0" w:color="D5F7FF" w:themeColor="accent1" w:themeTint="99"/>
+        <w:insideH w:val="single" w:sz="4" w:space="0" w:color="D5F7FF" w:themeColor="accent1" w:themeTint="99"/>
+        <w:insideV w:val="single" w:sz="4" w:space="0" w:color="D5F7FF" w:themeColor="accent1" w:themeTint="99"/>
+      </w:tblBorders>
+    </w:tblPr>
+    <w:tblStylePr w:type="firstRow">
+      <w:rPr>
+        <w:b/>
+        <w:bCs/>
+      </w:rPr>
+      <w:tblPr/>
+      <w:tcPr>
+        <w:tcBorders>
+          <w:top w:val="nil"/>
+          <w:left w:val="nil"/>
+          <w:right w:val="nil"/>
+          <w:insideH w:val="nil"/>
+          <w:insideV w:val="nil"/>
+        </w:tcBorders>
+        <w:shd w:val="clear" w:color="auto" w:fill="B9F2FF" w:themeFill="background1"/>
+      </w:tcPr>
+    </w:tblStylePr>
+    <w:tblStylePr w:type="lastRow">
+      <w:rPr>
+        <w:b/>
+        <w:bCs/>
+      </w:rPr>
+      <w:tblPr/>
+      <w:tcPr>
+        <w:tcBorders>
+          <w:left w:val="nil"/>
+          <w:bottom w:val="nil"/>
+          <w:right w:val="nil"/>
+          <w:insideH w:val="nil"/>
+          <w:insideV w:val="nil"/>
+        </w:tcBorders>
+        <w:shd w:val="clear" w:color="auto" w:fill="B9F2FF" w:themeFill="background1"/>
+      </w:tcPr>
+    </w:tblStylePr>
+    <w:tblStylePr w:type="firstCol">
+      <w:pPr>
+        <w:jc w:val="right"/>
+      </w:pPr>
+      <w:rPr>
+        <w:i/>
+        <w:iCs/>
+      </w:rPr>
+      <w:tblPr/>
+      <w:tcPr>
+        <w:tcBorders>
+          <w:top w:val="nil"/>
+          <w:left w:val="nil"/>
+          <w:bottom w:val="nil"/>
+          <w:insideH w:val="nil"/>
+          <w:insideV w:val="nil"/>
+        </w:tcBorders>
+        <w:shd w:val="clear" w:color="auto" w:fill="B9F2FF" w:themeFill="background1"/>
+      </w:tcPr>
+    </w:tblStylePr>
+    <w:tblStylePr w:type="lastCol">
+      <w:rPr>
+        <w:i/>
+        <w:iCs/>
+      </w:rPr>
+      <w:tblPr/>
+      <w:tcPr>
+        <w:tcBorders>
+          <w:top w:val="nil"/>
+          <w:bottom w:val="nil"/>
+          <w:right w:val="nil"/>
+          <w:insideH w:val="nil"/>
+          <w:insideV w:val="nil"/>
+        </w:tcBorders>
+        <w:shd w:val="clear" w:color="auto" w:fill="B9F2FF" w:themeFill="background1"/>
+      </w:tcPr>
+    </w:tblStylePr>
+    <w:tblStylePr w:type="band1Vert">
+      <w:tblPr/>
+      <w:tcPr>
+        <w:shd w:val="clear" w:color="auto" w:fill="F1FCFF" w:themeFill="accent1" w:themeFillTint="33"/>
+      </w:tcPr>
+    </w:tblStylePr>
+    <w:tblStylePr w:type="band1Horz">
+      <w:tblPr/>
+      <w:tcPr>
+        <w:shd w:val="clear" w:color="auto" w:fill="F1FCFF" w:themeFill="accent1" w:themeFillTint="33"/>
+      </w:tcPr>
+    </w:tblStylePr>
+    <w:tblStylePr w:type="neCell">
+      <w:tblPr/>
+      <w:tcPr>
+        <w:tcBorders>
+          <w:bottom w:val="single" w:sz="4" w:space="0" w:color="D5F7FF" w:themeColor="accent1" w:themeTint="99"/>
+        </w:tcBorders>
+      </w:tcPr>
+    </w:tblStylePr>
+    <w:tblStylePr w:type="nwCell">
+      <w:tblPr/>
+      <w:tcPr>
+        <w:tcBorders>
+          <w:bottom w:val="single" w:sz="4" w:space="0" w:color="D5F7FF" w:themeColor="accent1" w:themeTint="99"/>
+        </w:tcBorders>
+      </w:tcPr>
+    </w:tblStylePr>
+    <w:tblStylePr w:type="seCell">
+      <w:tblPr/>
+      <w:tcPr>
+        <w:tcBorders>
+          <w:top w:val="single" w:sz="4" w:space="0" w:color="D5F7FF" w:themeColor="accent1" w:themeTint="99"/>
+        </w:tcBorders>
+      </w:tcPr>
+    </w:tblStylePr>
+    <w:tblStylePr w:type="swCell">
+      <w:tblPr/>
+      <w:tcPr>
+        <w:tcBorders>
+          <w:top w:val="single" w:sz="4" w:space="0" w:color="D5F7FF" w:themeColor="accent1" w:themeTint="99"/>
+        </w:tcBorders>
+      </w:tcPr>
+    </w:tblStylePr>
+  </w:style>
+  <w:style w:type="paragraph" w:styleId="Bibliography">
+    <w:name w:val="Bibliography"/>
+    <w:basedOn w:val="Normal"/>
+    <w:next w:val="Normal"/>
+    <w:uiPriority w:val="37"/>
+    <w:unhideWhenUsed/>
+    <w:rsid w:val="00927075"/>
+  </w:style>
+  <w:style w:type="table" w:styleId="GridTable3-Accent2">
+    <w:name w:val="Grid Table 3 Accent 2"/>
+    <w:basedOn w:val="TableNormal"/>
+    <w:uiPriority w:val="48"/>
+    <w:rsid w:val="002F0348"/>
+    <w:pPr>
+      <w:spacing w:after="0" w:line="240" w:lineRule="auto"/>
+    </w:pPr>
+    <w:tblPr>
+      <w:tblStyleRowBandSize w:val="1"/>
+      <w:tblStyleColBandSize w:val="1"/>
+      <w:tblBorders>
+        <w:top w:val="single" w:sz="4" w:space="0" w:color="EA8092" w:themeColor="accent2" w:themeTint="99"/>
+        <w:left w:val="single" w:sz="4" w:space="0" w:color="EA8092" w:themeColor="accent2" w:themeTint="99"/>
+        <w:bottom w:val="single" w:sz="4" w:space="0" w:color="EA8092" w:themeColor="accent2" w:themeTint="99"/>
+        <w:right w:val="single" w:sz="4" w:space="0" w:color="EA8092" w:themeColor="accent2" w:themeTint="99"/>
+        <w:insideH w:val="single" w:sz="4" w:space="0" w:color="EA8092" w:themeColor="accent2" w:themeTint="99"/>
+        <w:insideV w:val="single" w:sz="4" w:space="0" w:color="EA8092" w:themeColor="accent2" w:themeTint="99"/>
+      </w:tblBorders>
+    </w:tblPr>
+    <w:tblStylePr w:type="firstRow">
+      <w:rPr>
+        <w:b/>
+        <w:bCs/>
+      </w:rPr>
+      <w:tblPr/>
+      <w:tcPr>
+        <w:tcBorders>
+          <w:top w:val="nil"/>
+          <w:left w:val="nil"/>
+          <w:right w:val="nil"/>
+          <w:insideH w:val="nil"/>
+          <w:insideV w:val="nil"/>
+        </w:tcBorders>
+        <w:shd w:val="clear" w:color="auto" w:fill="B9F2FF" w:themeFill="background1"/>
+      </w:tcPr>
+    </w:tblStylePr>
+    <w:tblStylePr w:type="lastRow">
+      <w:rPr>
+        <w:b/>
+        <w:bCs/>
+      </w:rPr>
+      <w:tblPr/>
+      <w:tcPr>
+        <w:tcBorders>
+          <w:left w:val="nil"/>
+          <w:bottom w:val="nil"/>
+          <w:right w:val="nil"/>
+          <w:insideH w:val="nil"/>
+          <w:insideV w:val="nil"/>
+        </w:tcBorders>
+        <w:shd w:val="clear" w:color="auto" w:fill="B9F2FF" w:themeFill="background1"/>
+      </w:tcPr>
+    </w:tblStylePr>
+    <w:tblStylePr w:type="firstCol">
+      <w:pPr>
+        <w:jc w:val="right"/>
+      </w:pPr>
+      <w:rPr>
+        <w:i/>
+        <w:iCs/>
+      </w:rPr>
+      <w:tblPr/>
+      <w:tcPr>
+        <w:tcBorders>
+          <w:top w:val="nil"/>
+          <w:left w:val="nil"/>
+          <w:bottom w:val="nil"/>
+          <w:insideH w:val="nil"/>
+          <w:insideV w:val="nil"/>
+        </w:tcBorders>
+        <w:shd w:val="clear" w:color="auto" w:fill="B9F2FF" w:themeFill="background1"/>
+      </w:tcPr>
+    </w:tblStylePr>
+    <w:tblStylePr w:type="lastCol">
+      <w:rPr>
+        <w:i/>
+        <w:iCs/>
+      </w:rPr>
+      <w:tblPr/>
+      <w:tcPr>
+        <w:tcBorders>
+          <w:top w:val="nil"/>
+          <w:bottom w:val="nil"/>
+          <w:right w:val="nil"/>
+          <w:insideH w:val="nil"/>
+          <w:insideV w:val="nil"/>
+        </w:tcBorders>
+        <w:shd w:val="clear" w:color="auto" w:fill="B9F2FF" w:themeFill="background1"/>
+      </w:tcPr>
+    </w:tblStylePr>
+    <w:tblStylePr w:type="band1Vert">
+      <w:tblPr/>
+      <w:tcPr>
+        <w:shd w:val="clear" w:color="auto" w:fill="F8D4DA" w:themeFill="accent2" w:themeFillTint="33"/>
+      </w:tcPr>
+    </w:tblStylePr>
+    <w:tblStylePr w:type="band1Horz">
+      <w:tblPr/>
+      <w:tcPr>
+        <w:shd w:val="clear" w:color="auto" w:fill="F8D4DA" w:themeFill="accent2" w:themeFillTint="33"/>
+      </w:tcPr>
+    </w:tblStylePr>
+    <w:tblStylePr w:type="neCell">
+      <w:tblPr/>
+      <w:tcPr>
+        <w:tcBorders>
+          <w:bottom w:val="single" w:sz="4" w:space="0" w:color="EA8092" w:themeColor="accent2" w:themeTint="99"/>
+        </w:tcBorders>
+      </w:tcPr>
+    </w:tblStylePr>
+    <w:tblStylePr w:type="nwCell">
+      <w:tblPr/>
+      <w:tcPr>
+        <w:tcBorders>
+          <w:bottom w:val="single" w:sz="4" w:space="0" w:color="EA8092" w:themeColor="accent2" w:themeTint="99"/>
+        </w:tcBorders>
+      </w:tcPr>
+    </w:tblStylePr>
+    <w:tblStylePr w:type="seCell">
+      <w:tblPr/>
+      <w:tcPr>
+        <w:tcBorders>
+          <w:top w:val="single" w:sz="4" w:space="0" w:color="EA8092" w:themeColor="accent2" w:themeTint="99"/>
+        </w:tcBorders>
+      </w:tcPr>
+    </w:tblStylePr>
+    <w:tblStylePr w:type="swCell">
+      <w:tblPr/>
+      <w:tcPr>
+        <w:tcBorders>
+          <w:top w:val="single" w:sz="4" w:space="0" w:color="EA8092" w:themeColor="accent2" w:themeTint="99"/>
+        </w:tcBorders>
+      </w:tcPr>
+    </w:tblStylePr>
+  </w:style>
 </w:styles>
 </file>
 
 <file path=word/theme/theme1.xml><?xml version="1.0" encoding="utf-8"?>
 <a:theme xmlns:a="http://schemas.openxmlformats.org/drawingml/2006/main" name="Office Theme">
   <a:themeElements>
-    <a:clrScheme name="Office">
+    <a:clrScheme name="Momentum">
       <a:dk1>
-        <a:sysClr val="windowText" lastClr="000000"/>
+        <a:srgbClr val="353839"/>
       </a:dk1>
       <a:lt1>
-        <a:sysClr val="window" lastClr="FFFFFF"/>
+        <a:srgbClr val="B9F2FF"/>
       </a:lt1>
       <a:dk2>
-        <a:srgbClr val="44546A"/>
+        <a:srgbClr val="353839"/>
       </a:dk2>
       <a:lt2>
-        <a:srgbClr val="E7E6E6"/>
+        <a:srgbClr val="F5F5F5"/>
       </a:lt2>
       <a:accent1>
-        <a:srgbClr val="5B9BD5"/>
+        <a:srgbClr val="B9F2FF"/>
       </a:accent1>
       <a:accent2>
-        <a:srgbClr val="ED7D31"/>
+        <a:srgbClr val="DD2D4A"/>
       </a:accent2>
       <a:accent3>
-        <a:srgbClr val="A5A5A5"/>
+        <a:srgbClr val="228B22"/>
       </a:accent3>
       <a:accent4>
-        <a:srgbClr val="FFC000"/>
+        <a:srgbClr val="DAA520"/>
       </a:accent4>
       <a:accent5>
-        <a:srgbClr val="4472C4"/>
+        <a:srgbClr val="353839"/>
       </a:accent5>
       <a:accent6>
-        <a:srgbClr val="70AD47"/>
+        <a:srgbClr val="F5F5F5"/>
       </a:accent6>
       <a:hlink>
-        <a:srgbClr val="0563C1"/>
+        <a:srgbClr val="467886"/>
       </a:hlink>
       <a:folHlink>
-        <a:srgbClr val="954F72"/>
+        <a:srgbClr val="96607D"/>
       </a:folHlink>
     </a:clrScheme>
     <a:fontScheme name="Office">
@@ -9525,10 +11233,6 @@
 </file>
 
 <file path=customXml/item1.xml><?xml version="1.0" encoding="utf-8"?>
-<b:Sources xmlns:b="http://schemas.openxmlformats.org/officeDocument/2006/bibliography" xmlns="http://schemas.openxmlformats.org/officeDocument/2006/bibliography" SelectedStyle="\HarvardAnglia2008OfficeOnline.xsl" StyleName="Harvard - Anglia" Version="2008"/>
-</file>
-
-<file path=customXml/item2.xml><?xml version="1.0" encoding="utf-8"?>
 <p:properties xmlns:p="http://schemas.microsoft.com/office/2006/metadata/properties" xmlns:xsi="http://www.w3.org/2001/XMLSchema-instance" xmlns:pc="http://schemas.microsoft.com/office/infopath/2007/PartnerControls">
   <documentManagement>
     <Teams_Channel_Section_Location xmlns="ac56161a-35a2-4bac-99b6-8739237dc4f6" xsi:nil="true"/>
@@ -9578,6 +11282,15 @@
     <Templates xmlns="ac56161a-35a2-4bac-99b6-8739237dc4f6" xsi:nil="true"/>
   </documentManagement>
 </p:properties>
+</file>
+
+<file path=customXml/item2.xml><?xml version="1.0" encoding="utf-8"?>
+<?mso-contentType ?>
+<FormTemplates xmlns="http://schemas.microsoft.com/sharepoint/v3/contenttype/forms">
+  <Display>DocumentLibraryForm</Display>
+  <Edit>DocumentLibraryForm</Edit>
+  <New>DocumentLibraryForm</New>
+</FormTemplates>
 </file>
 
 <file path=customXml/item3.xml><?xml version="1.0" encoding="utf-8"?>
@@ -9998,28 +11711,41 @@
 </file>
 
 <file path=customXml/item4.xml><?xml version="1.0" encoding="utf-8"?>
-<?mso-contentType ?>
-<FormTemplates xmlns="http://schemas.microsoft.com/sharepoint/v3/contenttype/forms">
-  <Display>DocumentLibraryForm</Display>
-  <Edit>DocumentLibraryForm</Edit>
-  <New>DocumentLibraryForm</New>
-</FormTemplates>
+<b:Sources xmlns:b="http://schemas.openxmlformats.org/officeDocument/2006/bibliography" xmlns="http://schemas.openxmlformats.org/officeDocument/2006/bibliography" SelectedStyle="\HarvardAnglia2008OfficeOnline.xsl" StyleName="Harvard - Anglia" Version="2008">
+  <b:Source>
+    <b:Tag>Agi26</b:Tag>
+    <b:SourceType>InternetSite</b:SourceType>
+    <b:Guid>{78CC74B3-71D7-445A-BD1E-7DB0B7A44B13}</b:Guid>
+    <b:Title>What is MoSCoW Prioritization?</b:Title>
+    <b:Year>2026</b:Year>
+    <b:Author>
+      <b:Author>
+        <b:Corporate>Agile Business Consortium</b:Corporate>
+      </b:Author>
+    </b:Author>
+    <b:YearAccessed>2026</b:YearAccessed>
+    <b:MonthAccessed>July</b:MonthAccessed>
+    <b:DayAccessed>16</b:DayAccessed>
+    <b:URL>https://www.agilebusiness.org/resource/what-is-moscow-prioritization/</b:URL>
+    <b:RefOrder>1</b:RefOrder>
+  </b:Source>
+</b:Sources>
 </file>
 
 <file path=customXml/itemProps1.xml><?xml version="1.0" encoding="utf-8"?>
-<ds:datastoreItem xmlns:ds="http://schemas.openxmlformats.org/officeDocument/2006/customXml" ds:itemID="{6C95B990-55DE-4564-83E5-DFE2C07FF9DD}">
+<ds:datastoreItem xmlns:ds="http://schemas.openxmlformats.org/officeDocument/2006/customXml" ds:itemID="{5C51FF54-1CBD-43E8-9B2A-B56F20CDF09A}">
   <ds:schemaRefs>
-    <ds:schemaRef ds:uri="http://schemas.openxmlformats.org/officeDocument/2006/bibliography"/>
+    <ds:schemaRef ds:uri="http://schemas.microsoft.com/office/2006/metadata/properties"/>
+    <ds:schemaRef ds:uri="http://schemas.microsoft.com/office/infopath/2007/PartnerControls"/>
+    <ds:schemaRef ds:uri="ac56161a-35a2-4bac-99b6-8739237dc4f6"/>
   </ds:schemaRefs>
 </ds:datastoreItem>
 </file>
 
 <file path=customXml/itemProps2.xml><?xml version="1.0" encoding="utf-8"?>
-<ds:datastoreItem xmlns:ds="http://schemas.openxmlformats.org/officeDocument/2006/customXml" ds:itemID="{5C51FF54-1CBD-43E8-9B2A-B56F20CDF09A}">
+<ds:datastoreItem xmlns:ds="http://schemas.openxmlformats.org/officeDocument/2006/customXml" ds:itemID="{9B975280-634C-49AE-9293-B75FDC4277EB}">
   <ds:schemaRefs>
-    <ds:schemaRef ds:uri="http://schemas.microsoft.com/office/2006/metadata/properties"/>
-    <ds:schemaRef ds:uri="http://schemas.microsoft.com/office/infopath/2007/PartnerControls"/>
-    <ds:schemaRef ds:uri="ac56161a-35a2-4bac-99b6-8739237dc4f6"/>
+    <ds:schemaRef ds:uri="http://schemas.microsoft.com/sharepoint/v3/contenttype/forms"/>
   </ds:schemaRefs>
 </ds:datastoreItem>
 </file>
@@ -10044,9 +11770,9 @@
 </file>
 
 <file path=customXml/itemProps4.xml><?xml version="1.0" encoding="utf-8"?>
-<ds:datastoreItem xmlns:ds="http://schemas.openxmlformats.org/officeDocument/2006/customXml" ds:itemID="{9B975280-634C-49AE-9293-B75FDC4277EB}">
+<ds:datastoreItem xmlns:ds="http://schemas.openxmlformats.org/officeDocument/2006/customXml" ds:itemID="{0ED8F551-556E-4F2D-A0EE-2103C3FA88DF}">
   <ds:schemaRefs>
-    <ds:schemaRef ds:uri="http://schemas.microsoft.com/sharepoint/v3/contenttype/forms"/>
+    <ds:schemaRef ds:uri="http://schemas.openxmlformats.org/officeDocument/2006/bibliography"/>
   </ds:schemaRefs>
 </ds:datastoreItem>
 </file>
--- a/docs/Technical Report Eoin Fitzsimons.docx
+++ b/docs/Technical Report Eoin Fitzsimons.docx
@@ -5201,10 +5201,22 @@
     </w:p>
     <w:p>
       <w:r>
-        <w:t>Interest in motorsport and simulation games, felt like existing games have too much going on for a user to fully envelop themselves in the simulation part, I wanted to take it back to the barebones of what it takes for drivers to race each other around a circuit.</w:t>
-      </w:r>
-      <w:r>
-        <w:t xml:space="preserve"> I found that other projects that exist in this area </w:t>
+        <w:t xml:space="preserve">Interest in motorsport and simulation games, felt like existing games have too much going on for a user to fully envelop themselves in the simulation part, I wanted to take it back to the </w:t>
+      </w:r>
+      <w:r>
+        <w:t>bare bones</w:t>
+      </w:r>
+      <w:r>
+        <w:t xml:space="preserve"> of what it takes for drivers to race each other around a circuit.</w:t>
+      </w:r>
+      <w:r>
+        <w:t xml:space="preserve"> I found that other projects that exist in this area</w:t>
+      </w:r>
+      <w:r>
+        <w:t>.</w:t>
+      </w:r>
+      <w:r>
+        <w:t xml:space="preserve"> </w:t>
       </w:r>
     </w:p>
     <w:p>
@@ -5227,7 +5239,13 @@
     </w:p>
     <w:p>
       <w:r>
-        <w:t>To visualise a motorsport race in clear terms, be able to see why a driver makes a decision based on their surrounds, capabilities, and mentality.</w:t>
+        <w:t xml:space="preserve">To visualise a motorsport race in clear terms, be able to see why a driver makes a decision based on their </w:t>
+      </w:r>
+      <w:r>
+        <w:t>surroundings</w:t>
+      </w:r>
+      <w:r>
+        <w:t>, capabilities, and mentality.</w:t>
       </w:r>
     </w:p>
     <w:p>
@@ -5245,7 +5263,19 @@
         <w:rPr>
           <w:highlight w:val="yellow"/>
         </w:rPr>
-        <w:t>What technology will you use to achieve what you have set out to do and how will you use it?</w:t>
+        <w:t>What technology will you use to achieve what you have set out to do</w:t>
+      </w:r>
+      <w:r>
+        <w:rPr>
+          <w:highlight w:val="yellow"/>
+        </w:rPr>
+        <w:t>,</w:t>
+      </w:r>
+      <w:r>
+        <w:rPr>
+          <w:highlight w:val="yellow"/>
+        </w:rPr>
+        <w:t xml:space="preserve"> and how will you use it?</w:t>
       </w:r>
     </w:p>
     <w:p>
@@ -5510,13 +5540,7 @@
           </w:tcPr>
           <w:p>
             <w:r>
-              <w:t xml:space="preserve">These add significant </w:t>
-            </w:r>
-            <w:r>
-              <w:t>value,</w:t>
-            </w:r>
-            <w:r>
-              <w:t xml:space="preserve"> but the system can still operate without them if necessary.</w:t>
+              <w:t>These add significant value, but the system can still operate without them if necessary.</w:t>
             </w:r>
           </w:p>
         </w:tc>
@@ -5876,10 +5900,7 @@
           </w:tcPr>
           <w:p>
             <w:r>
-              <w:t>UC-</w:t>
-            </w:r>
-            <w:r>
-              <w:t>2</w:t>
+              <w:t>UC-2</w:t>
             </w:r>
           </w:p>
         </w:tc>
@@ -5931,10 +5952,7 @@
           </w:tcPr>
           <w:p>
             <w:r>
-              <w:t>UC-</w:t>
-            </w:r>
-            <w:r>
-              <w:t>3</w:t>
+              <w:t>UC-3</w:t>
             </w:r>
           </w:p>
         </w:tc>
@@ -5986,10 +6004,7 @@
           </w:tcPr>
           <w:p>
             <w:r>
-              <w:t>UC-</w:t>
-            </w:r>
-            <w:r>
-              <w:t>4</w:t>
+              <w:t>UC-4</w:t>
             </w:r>
           </w:p>
         </w:tc>
@@ -6041,10 +6056,7 @@
           </w:tcPr>
           <w:p>
             <w:r>
-              <w:t>UC-</w:t>
-            </w:r>
-            <w:r>
-              <w:t>5</w:t>
+              <w:t>UC-5</w:t>
             </w:r>
           </w:p>
         </w:tc>
@@ -6096,10 +6108,7 @@
           </w:tcPr>
           <w:p>
             <w:r>
-              <w:t>UC-</w:t>
-            </w:r>
-            <w:r>
-              <w:t>6</w:t>
+              <w:t>UC-6</w:t>
             </w:r>
           </w:p>
         </w:tc>
@@ -6218,35 +6227,55 @@
         <w:rPr>
           <w:lang w:val="en-GB"/>
         </w:rPr>
-        <w:t xml:space="preserve">The systems </w:t>
-      </w:r>
-      <w:proofErr w:type="gramStart"/>
+        <w:t xml:space="preserve">The </w:t>
+      </w:r>
       <w:r>
         <w:rPr>
           <w:lang w:val="en-GB"/>
         </w:rPr>
-        <w:t>takes</w:t>
-      </w:r>
-      <w:proofErr w:type="gramEnd"/>
+        <w:t>system</w:t>
+      </w:r>
       <w:r>
         <w:rPr>
           <w:lang w:val="en-GB"/>
         </w:rPr>
-        <w:t xml:space="preserve"> all the events that took place within a race and presents it in a </w:t>
-      </w:r>
-      <w:proofErr w:type="gramStart"/>
+        <w:t xml:space="preserve"> takes all the events that took place within a race and presents </w:t>
+      </w:r>
       <w:r>
         <w:rPr>
           <w:lang w:val="en-GB"/>
         </w:rPr>
-        <w:t>user friendly</w:t>
-      </w:r>
-      <w:proofErr w:type="gramEnd"/>
+        <w:t>them</w:t>
+      </w:r>
       <w:r>
         <w:rPr>
           <w:lang w:val="en-GB"/>
         </w:rPr>
-        <w:t xml:space="preserve"> manner, for example the previous positions on certain laps through reading the overtakes and at what time.</w:t>
+        <w:t xml:space="preserve"> in a </w:t>
+      </w:r>
+      <w:r>
+        <w:rPr>
+          <w:lang w:val="en-GB"/>
+        </w:rPr>
+        <w:t>user-friendly</w:t>
+      </w:r>
+      <w:r>
+        <w:rPr>
+          <w:lang w:val="en-GB"/>
+        </w:rPr>
+        <w:t xml:space="preserve"> manner, for example</w:t>
+      </w:r>
+      <w:r>
+        <w:rPr>
+          <w:lang w:val="en-GB"/>
+        </w:rPr>
+        <w:t>,</w:t>
+      </w:r>
+      <w:r>
+        <w:rPr>
+          <w:lang w:val="en-GB"/>
+        </w:rPr>
+        <w:t xml:space="preserve"> the previous positions on certain laps through reading the overtakes and at what time.</w:t>
       </w:r>
     </w:p>
     <w:p>
@@ -6355,25 +6384,10 @@
         <w:pStyle w:val="Heading4"/>
       </w:pPr>
       <w:r>
-        <w:t xml:space="preserve">Requirement </w:t>
-      </w:r>
-      <w:r>
-        <w:t>2</w:t>
-      </w:r>
-      <w:r>
-        <w:t>/UC-</w:t>
-      </w:r>
-      <w:r>
-        <w:t>2</w:t>
-      </w:r>
-      <w:r>
-        <w:t xml:space="preserve"> </w:t>
-      </w:r>
-      <w:r>
-        <w:t>Simulate race progression</w:t>
-      </w:r>
-      <w:r>
-        <w:t xml:space="preserve"> </w:t>
+        <w:t xml:space="preserve">Requirement 2/UC-2 </w:t>
+      </w:r>
+      <w:r>
+        <w:t xml:space="preserve">Simulate race progression </w:t>
       </w:r>
       <w:r>
         <w:t>- Must</w:t>
@@ -6408,12 +6422,27 @@
           <w:lang w:val="en-GB"/>
         </w:rPr>
       </w:pPr>
-      <w:r>
+    </w:p>
+    <w:p>
+      <w:pPr>
+        <w:pStyle w:val="Heading5"/>
         <w:rPr>
           <w:lang w:val="en-GB"/>
         </w:rPr>
-        <w:t>Generate the final classification and statistics of a race.</w:t>
-      </w:r>
+      </w:pPr>
+      <w:r>
+        <w:rPr>
+          <w:lang w:val="en-GB"/>
+        </w:rPr>
+        <w:t>Description</w:t>
+      </w:r>
+    </w:p>
+    <w:p>
+      <w:pPr>
+        <w:rPr>
+          <w:lang w:val="en-GB"/>
+        </w:rPr>
+      </w:pPr>
     </w:p>
     <w:p>
       <w:pPr>
@@ -6426,6 +6455,128 @@
         <w:rPr>
           <w:lang w:val="en-GB"/>
         </w:rPr>
+        <w:t>Flow Description</w:t>
+      </w:r>
+    </w:p>
+    <w:p>
+      <w:pPr>
+        <w:pStyle w:val="Heading6"/>
+      </w:pPr>
+      <w:r>
+        <w:t>Precondition</w:t>
+      </w:r>
+    </w:p>
+    <w:p/>
+    <w:p>
+      <w:pPr>
+        <w:pStyle w:val="Heading6"/>
+      </w:pPr>
+      <w:r>
+        <w:t>Activation</w:t>
+      </w:r>
+    </w:p>
+    <w:p/>
+    <w:p>
+      <w:pPr>
+        <w:pStyle w:val="Heading6"/>
+      </w:pPr>
+      <w:r>
+        <w:t>Main flow</w:t>
+      </w:r>
+    </w:p>
+    <w:p/>
+    <w:p>
+      <w:pPr>
+        <w:pStyle w:val="Heading6"/>
+      </w:pPr>
+      <w:r>
+        <w:t>Alternate flow</w:t>
+      </w:r>
+    </w:p>
+    <w:p/>
+    <w:p>
+      <w:pPr>
+        <w:pStyle w:val="Heading6"/>
+      </w:pPr>
+      <w:r>
+        <w:t>Exceptional flow</w:t>
+      </w:r>
+    </w:p>
+    <w:p/>
+    <w:p>
+      <w:pPr>
+        <w:pStyle w:val="Heading6"/>
+      </w:pPr>
+      <w:r>
+        <w:lastRenderedPageBreak/>
+        <w:t>Termination</w:t>
+      </w:r>
+    </w:p>
+    <w:p/>
+    <w:p>
+      <w:pPr>
+        <w:pStyle w:val="Heading6"/>
+      </w:pPr>
+      <w:r>
+        <w:t>Post condition</w:t>
+      </w:r>
+    </w:p>
+    <w:p/>
+    <w:p>
+      <w:pPr>
+        <w:pStyle w:val="Heading4"/>
+      </w:pPr>
+      <w:r>
+        <w:t xml:space="preserve">Requirement 3/UC-3 </w:t>
+      </w:r>
+      <w:r>
+        <w:t xml:space="preserve">Display live race </w:t>
+      </w:r>
+      <w:r>
+        <w:t>- Must</w:t>
+      </w:r>
+    </w:p>
+    <w:p>
+      <w:pPr>
+        <w:pStyle w:val="Heading5"/>
+      </w:pPr>
+      <w:r>
+        <w:t>Use Case Diagram</w:t>
+      </w:r>
+    </w:p>
+    <w:p/>
+    <w:p>
+      <w:pPr>
+        <w:pStyle w:val="Heading5"/>
+        <w:rPr>
+          <w:lang w:val="en-GB"/>
+        </w:rPr>
+      </w:pPr>
+      <w:r>
+        <w:rPr>
+          <w:lang w:val="en-GB"/>
+        </w:rPr>
+        <w:t>Scope</w:t>
+      </w:r>
+    </w:p>
+    <w:p>
+      <w:pPr>
+        <w:rPr>
+          <w:lang w:val="en-GB"/>
+        </w:rPr>
+      </w:pPr>
+    </w:p>
+    <w:p>
+      <w:pPr>
+        <w:pStyle w:val="Heading5"/>
+        <w:rPr>
+          <w:lang w:val="en-GB"/>
+        </w:rPr>
+      </w:pPr>
+      <w:r>
+        <w:rPr>
+          <w:lang w:val="en-GB"/>
+        </w:rPr>
         <w:t>Description</w:t>
       </w:r>
     </w:p>
@@ -6435,52 +6586,18 @@
           <w:lang w:val="en-GB"/>
         </w:rPr>
       </w:pPr>
-      <w:r>
+    </w:p>
+    <w:p>
+      <w:pPr>
+        <w:pStyle w:val="Heading5"/>
         <w:rPr>
           <w:lang w:val="en-GB"/>
         </w:rPr>
-        <w:t xml:space="preserve">The systems </w:t>
-      </w:r>
-      <w:proofErr w:type="gramStart"/>
+      </w:pPr>
       <w:r>
         <w:rPr>
           <w:lang w:val="en-GB"/>
         </w:rPr>
-        <w:t>takes</w:t>
-      </w:r>
-      <w:proofErr w:type="gramEnd"/>
-      <w:r>
-        <w:rPr>
-          <w:lang w:val="en-GB"/>
-        </w:rPr>
-        <w:t xml:space="preserve"> all the events that took place within a race and presents it in a </w:t>
-      </w:r>
-      <w:proofErr w:type="gramStart"/>
-      <w:r>
-        <w:rPr>
-          <w:lang w:val="en-GB"/>
-        </w:rPr>
-        <w:t>user friendly</w:t>
-      </w:r>
-      <w:proofErr w:type="gramEnd"/>
-      <w:r>
-        <w:rPr>
-          <w:lang w:val="en-GB"/>
-        </w:rPr>
-        <w:t xml:space="preserve"> manner, for example the previous positions on certain laps through reading the overtakes and at what time.</w:t>
-      </w:r>
-    </w:p>
-    <w:p>
-      <w:pPr>
-        <w:pStyle w:val="Heading5"/>
-        <w:rPr>
-          <w:lang w:val="en-GB"/>
-        </w:rPr>
-      </w:pPr>
-      <w:r>
-        <w:rPr>
-          <w:lang w:val="en-GB"/>
-        </w:rPr>
         <w:t>Flow Description</w:t>
       </w:r>
     </w:p>
@@ -6492,30 +6609,7 @@
         <w:t>Precondition</w:t>
       </w:r>
     </w:p>
-    <w:p>
-      <w:pPr>
-        <w:pStyle w:val="ListParagraph"/>
-        <w:numPr>
-          <w:ilvl w:val="0"/>
-          <w:numId w:val="29"/>
-        </w:numPr>
-      </w:pPr>
-      <w:r>
-        <w:t>Driver and track data have been loaded.</w:t>
-      </w:r>
-    </w:p>
-    <w:p>
-      <w:pPr>
-        <w:pStyle w:val="ListParagraph"/>
-        <w:numPr>
-          <w:ilvl w:val="0"/>
-          <w:numId w:val="29"/>
-        </w:numPr>
-      </w:pPr>
-      <w:r>
-        <w:t>The race simulation has been completed successfully.</w:t>
-      </w:r>
-    </w:p>
+    <w:p/>
     <w:p>
       <w:pPr>
         <w:pStyle w:val="Heading6"/>
@@ -6548,7 +6642,6 @@
         <w:pStyle w:val="Heading6"/>
       </w:pPr>
       <w:r>
-        <w:lastRenderedPageBreak/>
         <w:t>Exceptional flow</w:t>
       </w:r>
     </w:p>
@@ -6576,242 +6669,10 @@
         <w:pStyle w:val="Heading4"/>
       </w:pPr>
       <w:r>
-        <w:t xml:space="preserve">Requirement </w:t>
-      </w:r>
-      <w:r>
-        <w:t>3</w:t>
-      </w:r>
-      <w:r>
-        <w:t>/UC-</w:t>
-      </w:r>
-      <w:r>
-        <w:t>3</w:t>
-      </w:r>
-      <w:r>
-        <w:t xml:space="preserve"> </w:t>
-      </w:r>
-      <w:r>
-        <w:t>Display live race</w:t>
-      </w:r>
-      <w:r>
-        <w:t xml:space="preserve"> </w:t>
-      </w:r>
-      <w:r>
-        <w:t>- Must</w:t>
-      </w:r>
-    </w:p>
-    <w:p>
-      <w:pPr>
-        <w:pStyle w:val="Heading5"/>
-      </w:pPr>
-      <w:r>
-        <w:t>Use Case Diagram</w:t>
-      </w:r>
-    </w:p>
-    <w:p/>
-    <w:p>
-      <w:pPr>
-        <w:pStyle w:val="Heading5"/>
-        <w:rPr>
-          <w:lang w:val="en-GB"/>
-        </w:rPr>
-      </w:pPr>
-      <w:r>
-        <w:rPr>
-          <w:lang w:val="en-GB"/>
-        </w:rPr>
-        <w:t>Scope</w:t>
-      </w:r>
-    </w:p>
-    <w:p>
-      <w:pPr>
-        <w:rPr>
-          <w:lang w:val="en-GB"/>
-        </w:rPr>
-      </w:pPr>
-      <w:r>
-        <w:rPr>
-          <w:lang w:val="en-GB"/>
-        </w:rPr>
-        <w:t>Generate the final classification and statistics of a race.</w:t>
-      </w:r>
-    </w:p>
-    <w:p>
-      <w:pPr>
-        <w:pStyle w:val="Heading5"/>
-        <w:rPr>
-          <w:lang w:val="en-GB"/>
-        </w:rPr>
-      </w:pPr>
-      <w:r>
-        <w:rPr>
-          <w:lang w:val="en-GB"/>
-        </w:rPr>
-        <w:t>Description</w:t>
-      </w:r>
-    </w:p>
-    <w:p>
-      <w:pPr>
-        <w:rPr>
-          <w:lang w:val="en-GB"/>
-        </w:rPr>
-      </w:pPr>
-      <w:r>
-        <w:rPr>
-          <w:lang w:val="en-GB"/>
-        </w:rPr>
-        <w:t xml:space="preserve">The systems </w:t>
-      </w:r>
-      <w:proofErr w:type="gramStart"/>
-      <w:r>
-        <w:rPr>
-          <w:lang w:val="en-GB"/>
-        </w:rPr>
-        <w:t>takes</w:t>
-      </w:r>
-      <w:proofErr w:type="gramEnd"/>
-      <w:r>
-        <w:rPr>
-          <w:lang w:val="en-GB"/>
-        </w:rPr>
-        <w:t xml:space="preserve"> all the events that took place within a race and presents it in a </w:t>
-      </w:r>
-      <w:proofErr w:type="gramStart"/>
-      <w:r>
-        <w:rPr>
-          <w:lang w:val="en-GB"/>
-        </w:rPr>
-        <w:t>user friendly</w:t>
-      </w:r>
-      <w:proofErr w:type="gramEnd"/>
-      <w:r>
-        <w:rPr>
-          <w:lang w:val="en-GB"/>
-        </w:rPr>
-        <w:t xml:space="preserve"> manner, for example the previous positions on certain laps through reading the overtakes and at what time.</w:t>
-      </w:r>
-    </w:p>
-    <w:p>
-      <w:pPr>
-        <w:pStyle w:val="Heading5"/>
-        <w:rPr>
-          <w:lang w:val="en-GB"/>
-        </w:rPr>
-      </w:pPr>
-      <w:r>
-        <w:rPr>
-          <w:lang w:val="en-GB"/>
-        </w:rPr>
-        <w:t>Flow Description</w:t>
-      </w:r>
-    </w:p>
-    <w:p>
-      <w:pPr>
-        <w:pStyle w:val="Heading6"/>
-      </w:pPr>
-      <w:r>
-        <w:t>Precondition</w:t>
-      </w:r>
-    </w:p>
-    <w:p>
-      <w:pPr>
-        <w:pStyle w:val="ListParagraph"/>
-        <w:numPr>
-          <w:ilvl w:val="0"/>
-          <w:numId w:val="29"/>
-        </w:numPr>
-      </w:pPr>
-      <w:r>
-        <w:t>Driver and track data have been loaded.</w:t>
-      </w:r>
-    </w:p>
-    <w:p>
-      <w:pPr>
-        <w:pStyle w:val="ListParagraph"/>
-        <w:numPr>
-          <w:ilvl w:val="0"/>
-          <w:numId w:val="29"/>
-        </w:numPr>
-      </w:pPr>
-      <w:r>
-        <w:t>The race simulation has been completed successfully.</w:t>
-      </w:r>
-    </w:p>
-    <w:p>
-      <w:pPr>
-        <w:pStyle w:val="Heading6"/>
-      </w:pPr>
-      <w:r>
-        <w:t>Activation</w:t>
-      </w:r>
-    </w:p>
-    <w:p/>
-    <w:p>
-      <w:pPr>
-        <w:pStyle w:val="Heading6"/>
-      </w:pPr>
-      <w:r>
-        <w:t>Main flow</w:t>
-      </w:r>
-    </w:p>
-    <w:p/>
-    <w:p>
-      <w:pPr>
-        <w:pStyle w:val="Heading6"/>
-      </w:pPr>
-      <w:r>
-        <w:t>Alternate flow</w:t>
-      </w:r>
-    </w:p>
-    <w:p/>
-    <w:p>
-      <w:pPr>
-        <w:pStyle w:val="Heading6"/>
-      </w:pPr>
-      <w:r>
-        <w:t>Exceptional flow</w:t>
-      </w:r>
-    </w:p>
-    <w:p/>
-    <w:p>
-      <w:pPr>
-        <w:pStyle w:val="Heading6"/>
-      </w:pPr>
-      <w:r>
-        <w:t>Termination</w:t>
-      </w:r>
-    </w:p>
-    <w:p/>
-    <w:p>
-      <w:pPr>
-        <w:pStyle w:val="Heading6"/>
-      </w:pPr>
-      <w:r>
-        <w:t>Post condition</w:t>
-      </w:r>
-    </w:p>
-    <w:p/>
-    <w:p>
-      <w:pPr>
-        <w:pStyle w:val="Heading4"/>
-      </w:pPr>
-      <w:r>
         <w:t>Requirement</w:t>
       </w:r>
       <w:r>
-        <w:t xml:space="preserve"> </w:t>
-      </w:r>
-      <w:r>
-        <w:t>4</w:t>
-      </w:r>
-      <w:r>
-        <w:t>/UC-</w:t>
-      </w:r>
-      <w:r>
-        <w:t>4</w:t>
-      </w:r>
-      <w:r>
-        <w:t xml:space="preserve"> </w:t>
+        <w:t xml:space="preserve"> 4/UC-4 </w:t>
       </w:r>
       <w:r>
         <w:t>Configure</w:t>
@@ -6872,12 +6733,27 @@
           <w:lang w:val="en-GB"/>
         </w:rPr>
       </w:pPr>
-      <w:r>
+    </w:p>
+    <w:p>
+      <w:pPr>
+        <w:pStyle w:val="Heading5"/>
         <w:rPr>
           <w:lang w:val="en-GB"/>
         </w:rPr>
-        <w:t>Generate the final classification and statistics of a race.</w:t>
-      </w:r>
+      </w:pPr>
+      <w:r>
+        <w:rPr>
+          <w:lang w:val="en-GB"/>
+        </w:rPr>
+        <w:t>Description</w:t>
+      </w:r>
+    </w:p>
+    <w:p>
+      <w:pPr>
+        <w:rPr>
+          <w:lang w:val="en-GB"/>
+        </w:rPr>
+      </w:pPr>
     </w:p>
     <w:p>
       <w:pPr>
@@ -6891,6 +6767,130 @@
           <w:lang w:val="en-GB"/>
         </w:rPr>
         <w:lastRenderedPageBreak/>
+        <w:t>Flow Description</w:t>
+      </w:r>
+    </w:p>
+    <w:p>
+      <w:pPr>
+        <w:pStyle w:val="Heading6"/>
+      </w:pPr>
+      <w:r>
+        <w:t>Precondition</w:t>
+      </w:r>
+    </w:p>
+    <w:p/>
+    <w:p>
+      <w:pPr>
+        <w:pStyle w:val="Heading6"/>
+      </w:pPr>
+      <w:r>
+        <w:t>Activation</w:t>
+      </w:r>
+    </w:p>
+    <w:p/>
+    <w:p>
+      <w:pPr>
+        <w:pStyle w:val="Heading6"/>
+      </w:pPr>
+      <w:r>
+        <w:t>Main flow</w:t>
+      </w:r>
+    </w:p>
+    <w:p/>
+    <w:p>
+      <w:pPr>
+        <w:pStyle w:val="Heading6"/>
+      </w:pPr>
+      <w:r>
+        <w:t>Alternate flow</w:t>
+      </w:r>
+    </w:p>
+    <w:p/>
+    <w:p>
+      <w:pPr>
+        <w:pStyle w:val="Heading6"/>
+      </w:pPr>
+      <w:r>
+        <w:t>Exceptional flow</w:t>
+      </w:r>
+    </w:p>
+    <w:p/>
+    <w:p>
+      <w:pPr>
+        <w:pStyle w:val="Heading6"/>
+      </w:pPr>
+      <w:r>
+        <w:t>Termination</w:t>
+      </w:r>
+    </w:p>
+    <w:p/>
+    <w:p>
+      <w:pPr>
+        <w:pStyle w:val="Heading6"/>
+      </w:pPr>
+      <w:r>
+        <w:t>Post condition</w:t>
+      </w:r>
+    </w:p>
+    <w:p/>
+    <w:p>
+      <w:pPr>
+        <w:pStyle w:val="Heading4"/>
+      </w:pPr>
+      <w:r>
+        <w:t xml:space="preserve">Requirement 5/UC-5 </w:t>
+      </w:r>
+      <w:r>
+        <w:t xml:space="preserve">View driver information </w:t>
+      </w:r>
+      <w:r>
+        <w:t xml:space="preserve">- </w:t>
+      </w:r>
+      <w:r>
+        <w:t>Should</w:t>
+      </w:r>
+    </w:p>
+    <w:p>
+      <w:pPr>
+        <w:pStyle w:val="Heading5"/>
+      </w:pPr>
+      <w:r>
+        <w:t>Use Case Diagram</w:t>
+      </w:r>
+    </w:p>
+    <w:p/>
+    <w:p>
+      <w:pPr>
+        <w:pStyle w:val="Heading5"/>
+        <w:rPr>
+          <w:lang w:val="en-GB"/>
+        </w:rPr>
+      </w:pPr>
+      <w:r>
+        <w:rPr>
+          <w:lang w:val="en-GB"/>
+        </w:rPr>
+        <w:t>Scope</w:t>
+      </w:r>
+    </w:p>
+    <w:p>
+      <w:pPr>
+        <w:rPr>
+          <w:lang w:val="en-GB"/>
+        </w:rPr>
+      </w:pPr>
+    </w:p>
+    <w:p>
+      <w:pPr>
+        <w:pStyle w:val="Heading5"/>
+        <w:rPr>
+          <w:lang w:val="en-GB"/>
+        </w:rPr>
+      </w:pPr>
+      <w:r>
+        <w:rPr>
+          <w:lang w:val="en-GB"/>
+        </w:rPr>
         <w:t>Description</w:t>
       </w:r>
     </w:p>
@@ -6900,40 +6900,134 @@
           <w:lang w:val="en-GB"/>
         </w:rPr>
       </w:pPr>
-      <w:r>
+    </w:p>
+    <w:p>
+      <w:pPr>
+        <w:pStyle w:val="Heading5"/>
         <w:rPr>
           <w:lang w:val="en-GB"/>
         </w:rPr>
-        <w:t xml:space="preserve">The systems </w:t>
-      </w:r>
-      <w:proofErr w:type="gramStart"/>
+      </w:pPr>
       <w:r>
         <w:rPr>
           <w:lang w:val="en-GB"/>
         </w:rPr>
-        <w:t>takes</w:t>
-      </w:r>
-      <w:proofErr w:type="gramEnd"/>
-      <w:r>
+        <w:t>Flow Description</w:t>
+      </w:r>
+    </w:p>
+    <w:p>
+      <w:pPr>
+        <w:pStyle w:val="Heading6"/>
+      </w:pPr>
+      <w:r>
+        <w:t>Precondition</w:t>
+      </w:r>
+    </w:p>
+    <w:p/>
+    <w:p>
+      <w:pPr>
+        <w:pStyle w:val="Heading6"/>
+      </w:pPr>
+      <w:r>
+        <w:t>Activation</w:t>
+      </w:r>
+    </w:p>
+    <w:p/>
+    <w:p>
+      <w:pPr>
+        <w:pStyle w:val="Heading6"/>
+      </w:pPr>
+      <w:r>
+        <w:t>Main flow</w:t>
+      </w:r>
+    </w:p>
+    <w:p/>
+    <w:p>
+      <w:pPr>
+        <w:pStyle w:val="Heading6"/>
+      </w:pPr>
+      <w:r>
+        <w:t>Alternate flow</w:t>
+      </w:r>
+    </w:p>
+    <w:p/>
+    <w:p>
+      <w:pPr>
+        <w:pStyle w:val="Heading6"/>
+      </w:pPr>
+      <w:r>
+        <w:t>Exceptional flow</w:t>
+      </w:r>
+    </w:p>
+    <w:p/>
+    <w:p>
+      <w:pPr>
+        <w:pStyle w:val="Heading6"/>
+      </w:pPr>
+      <w:r>
+        <w:t>Termination</w:t>
+      </w:r>
+    </w:p>
+    <w:p/>
+    <w:p>
+      <w:pPr>
+        <w:pStyle w:val="Heading6"/>
+      </w:pPr>
+      <w:r>
+        <w:lastRenderedPageBreak/>
+        <w:t>Post condition</w:t>
+      </w:r>
+    </w:p>
+    <w:p/>
+    <w:p>
+      <w:pPr>
+        <w:pStyle w:val="Heading4"/>
+      </w:pPr>
+      <w:r>
+        <w:t>Requirement</w:t>
+      </w:r>
+      <w:r>
+        <w:t xml:space="preserve"> 6/UC-6 </w:t>
+      </w:r>
+      <w:r>
+        <w:t>Generate Race Results</w:t>
+      </w:r>
+      <w:r>
+        <w:t xml:space="preserve"> - </w:t>
+      </w:r>
+      <w:r>
+        <w:t>Could</w:t>
+      </w:r>
+    </w:p>
+    <w:p>
+      <w:pPr>
+        <w:pStyle w:val="Heading5"/>
+      </w:pPr>
+      <w:r>
+        <w:t>Use Case Diagram</w:t>
+      </w:r>
+    </w:p>
+    <w:p/>
+    <w:p>
+      <w:pPr>
+        <w:pStyle w:val="Heading5"/>
         <w:rPr>
           <w:lang w:val="en-GB"/>
         </w:rPr>
-        <w:t xml:space="preserve"> all the events that took place within a race and presents it in a </w:t>
-      </w:r>
-      <w:proofErr w:type="gramStart"/>
+      </w:pPr>
       <w:r>
         <w:rPr>
           <w:lang w:val="en-GB"/>
         </w:rPr>
-        <w:t>user friendly</w:t>
-      </w:r>
-      <w:proofErr w:type="gramEnd"/>
-      <w:r>
+        <w:t>Scope</w:t>
+      </w:r>
+    </w:p>
+    <w:p>
+      <w:pPr>
         <w:rPr>
           <w:lang w:val="en-GB"/>
         </w:rPr>
-        <w:t xml:space="preserve"> manner, for example the previous positions on certain laps through reading the overtakes and at what time.</w:t>
-      </w:r>
+      </w:pPr>
     </w:p>
     <w:p>
       <w:pPr>
@@ -6946,6 +7040,27 @@
         <w:rPr>
           <w:lang w:val="en-GB"/>
         </w:rPr>
+        <w:t>Description</w:t>
+      </w:r>
+    </w:p>
+    <w:p>
+      <w:pPr>
+        <w:rPr>
+          <w:lang w:val="en-GB"/>
+        </w:rPr>
+      </w:pPr>
+    </w:p>
+    <w:p>
+      <w:pPr>
+        <w:pStyle w:val="Heading5"/>
+        <w:rPr>
+          <w:lang w:val="en-GB"/>
+        </w:rPr>
+      </w:pPr>
+      <w:r>
+        <w:rPr>
+          <w:lang w:val="en-GB"/>
+        </w:rPr>
         <w:t>Flow Description</w:t>
       </w:r>
     </w:p>
@@ -6957,30 +7072,7 @@
         <w:t>Precondition</w:t>
       </w:r>
     </w:p>
-    <w:p>
-      <w:pPr>
-        <w:pStyle w:val="ListParagraph"/>
-        <w:numPr>
-          <w:ilvl w:val="0"/>
-          <w:numId w:val="29"/>
-        </w:numPr>
-      </w:pPr>
-      <w:r>
-        <w:t>Driver and track data have been loaded.</w:t>
-      </w:r>
-    </w:p>
-    <w:p>
-      <w:pPr>
-        <w:pStyle w:val="ListParagraph"/>
-        <w:numPr>
-          <w:ilvl w:val="0"/>
-          <w:numId w:val="29"/>
-        </w:numPr>
-      </w:pPr>
-      <w:r>
-        <w:t>The race simulation has been completed successfully.</w:t>
-      </w:r>
-    </w:p>
+    <w:p/>
     <w:p>
       <w:pPr>
         <w:pStyle w:val="Heading6"/>
@@ -7037,458 +7129,10 @@
     <w:p/>
     <w:p>
       <w:pPr>
-        <w:pStyle w:val="Heading4"/>
-      </w:pPr>
-      <w:r>
-        <w:t xml:space="preserve">Requirement </w:t>
-      </w:r>
-      <w:r>
-        <w:t>5</w:t>
-      </w:r>
-      <w:r>
-        <w:t>/UC-</w:t>
-      </w:r>
-      <w:r>
-        <w:t>5</w:t>
-      </w:r>
-      <w:r>
-        <w:t xml:space="preserve"> </w:t>
-      </w:r>
-      <w:r>
-        <w:t>View driver information</w:t>
-      </w:r>
-      <w:r>
-        <w:t xml:space="preserve"> </w:t>
-      </w:r>
-      <w:r>
-        <w:t xml:space="preserve">- </w:t>
-      </w:r>
-      <w:r>
-        <w:t>Should</w:t>
-      </w:r>
-    </w:p>
-    <w:p>
-      <w:pPr>
-        <w:pStyle w:val="Heading5"/>
-      </w:pPr>
-      <w:r>
-        <w:t>Use Case Diagram</w:t>
-      </w:r>
-    </w:p>
-    <w:p/>
-    <w:p>
-      <w:pPr>
-        <w:pStyle w:val="Heading5"/>
-        <w:rPr>
-          <w:lang w:val="en-GB"/>
-        </w:rPr>
-      </w:pPr>
-      <w:r>
-        <w:rPr>
-          <w:lang w:val="en-GB"/>
-        </w:rPr>
-        <w:t>Scope</w:t>
-      </w:r>
-    </w:p>
-    <w:p>
-      <w:pPr>
-        <w:rPr>
-          <w:lang w:val="en-GB"/>
-        </w:rPr>
-      </w:pPr>
-      <w:r>
-        <w:rPr>
-          <w:lang w:val="en-GB"/>
-        </w:rPr>
-        <w:t>Generate the final classification and statistics of a race.</w:t>
-      </w:r>
-    </w:p>
-    <w:p>
-      <w:pPr>
-        <w:pStyle w:val="Heading5"/>
-        <w:rPr>
-          <w:lang w:val="en-GB"/>
-        </w:rPr>
-      </w:pPr>
-      <w:r>
-        <w:rPr>
-          <w:lang w:val="en-GB"/>
-        </w:rPr>
-        <w:t>Description</w:t>
-      </w:r>
-    </w:p>
-    <w:p>
-      <w:pPr>
-        <w:rPr>
-          <w:lang w:val="en-GB"/>
-        </w:rPr>
-      </w:pPr>
-      <w:r>
-        <w:rPr>
-          <w:lang w:val="en-GB"/>
-        </w:rPr>
-        <w:t xml:space="preserve">The systems </w:t>
-      </w:r>
-      <w:proofErr w:type="gramStart"/>
-      <w:r>
-        <w:rPr>
-          <w:lang w:val="en-GB"/>
-        </w:rPr>
-        <w:t>takes</w:t>
-      </w:r>
-      <w:proofErr w:type="gramEnd"/>
-      <w:r>
-        <w:rPr>
-          <w:lang w:val="en-GB"/>
-        </w:rPr>
-        <w:t xml:space="preserve"> all the events that took place within a race and presents it in a </w:t>
-      </w:r>
-      <w:proofErr w:type="gramStart"/>
-      <w:r>
-        <w:rPr>
-          <w:lang w:val="en-GB"/>
-        </w:rPr>
-        <w:t>user friendly</w:t>
-      </w:r>
-      <w:proofErr w:type="gramEnd"/>
-      <w:r>
-        <w:rPr>
-          <w:lang w:val="en-GB"/>
-        </w:rPr>
-        <w:t xml:space="preserve"> manner, for example the previous positions on certain laps through reading the overtakes and at what time.</w:t>
-      </w:r>
-    </w:p>
-    <w:p>
-      <w:pPr>
-        <w:pStyle w:val="Heading5"/>
-        <w:rPr>
-          <w:lang w:val="en-GB"/>
-        </w:rPr>
-      </w:pPr>
-      <w:r>
-        <w:rPr>
-          <w:lang w:val="en-GB"/>
-        </w:rPr>
-        <w:t>Flow Description</w:t>
-      </w:r>
-    </w:p>
-    <w:p>
-      <w:pPr>
-        <w:pStyle w:val="Heading6"/>
-      </w:pPr>
-      <w:r>
-        <w:t>Precondition</w:t>
-      </w:r>
-    </w:p>
-    <w:p>
-      <w:pPr>
-        <w:pStyle w:val="ListParagraph"/>
-        <w:numPr>
-          <w:ilvl w:val="0"/>
-          <w:numId w:val="29"/>
-        </w:numPr>
-      </w:pPr>
-      <w:r>
-        <w:t>Driver and track data have been loaded.</w:t>
-      </w:r>
-    </w:p>
-    <w:p>
-      <w:pPr>
-        <w:pStyle w:val="ListParagraph"/>
-        <w:numPr>
-          <w:ilvl w:val="0"/>
-          <w:numId w:val="29"/>
-        </w:numPr>
-      </w:pPr>
-      <w:r>
-        <w:t>The race simulation has been completed successfully.</w:t>
-      </w:r>
-    </w:p>
-    <w:p>
-      <w:pPr>
-        <w:pStyle w:val="Heading6"/>
-      </w:pPr>
-      <w:r>
-        <w:t>Activation</w:t>
-      </w:r>
-    </w:p>
-    <w:p/>
-    <w:p>
-      <w:pPr>
-        <w:pStyle w:val="Heading6"/>
-      </w:pPr>
-      <w:r>
-        <w:lastRenderedPageBreak/>
-        <w:t>Main flow</w:t>
-      </w:r>
-    </w:p>
-    <w:p/>
-    <w:p>
-      <w:pPr>
-        <w:pStyle w:val="Heading6"/>
-      </w:pPr>
-      <w:r>
-        <w:t>Alternate flow</w:t>
-      </w:r>
-    </w:p>
-    <w:p/>
-    <w:p>
-      <w:pPr>
-        <w:pStyle w:val="Heading6"/>
-      </w:pPr>
-      <w:r>
-        <w:t>Exceptional flow</w:t>
-      </w:r>
-    </w:p>
-    <w:p/>
-    <w:p>
-      <w:pPr>
-        <w:pStyle w:val="Heading6"/>
-      </w:pPr>
-      <w:r>
-        <w:t>Termination</w:t>
-      </w:r>
-    </w:p>
-    <w:p/>
-    <w:p>
-      <w:pPr>
-        <w:pStyle w:val="Heading6"/>
-      </w:pPr>
-      <w:r>
-        <w:t>Post condition</w:t>
-      </w:r>
-    </w:p>
-    <w:p/>
-    <w:p>
-      <w:pPr>
-        <w:pStyle w:val="Heading4"/>
-      </w:pPr>
-      <w:r>
-        <w:t>Requirement</w:t>
-      </w:r>
-      <w:r>
-        <w:t xml:space="preserve"> </w:t>
-      </w:r>
-      <w:r>
-        <w:t>6</w:t>
-      </w:r>
-      <w:r>
-        <w:t>/UC-</w:t>
-      </w:r>
-      <w:r>
-        <w:t>6</w:t>
-      </w:r>
-      <w:r>
-        <w:t xml:space="preserve"> </w:t>
-      </w:r>
-      <w:r>
-        <w:t>Generate Race Results</w:t>
-      </w:r>
-      <w:r>
-        <w:t xml:space="preserve"> - </w:t>
-      </w:r>
-      <w:r>
-        <w:t>Could</w:t>
-      </w:r>
-    </w:p>
-    <w:p>
-      <w:pPr>
-        <w:pStyle w:val="Heading5"/>
-      </w:pPr>
-      <w:r>
-        <w:t>Use Case Diagram</w:t>
-      </w:r>
-    </w:p>
-    <w:p/>
-    <w:p>
-      <w:pPr>
-        <w:pStyle w:val="Heading5"/>
-        <w:rPr>
-          <w:lang w:val="en-GB"/>
-        </w:rPr>
-      </w:pPr>
-      <w:r>
-        <w:rPr>
-          <w:lang w:val="en-GB"/>
-        </w:rPr>
-        <w:t>Scope</w:t>
-      </w:r>
-    </w:p>
-    <w:p>
-      <w:pPr>
-        <w:rPr>
-          <w:lang w:val="en-GB"/>
-        </w:rPr>
-      </w:pPr>
-      <w:r>
-        <w:rPr>
-          <w:lang w:val="en-GB"/>
-        </w:rPr>
-        <w:t>Generate the final classification and statistics of a race.</w:t>
-      </w:r>
-    </w:p>
-    <w:p>
-      <w:pPr>
-        <w:pStyle w:val="Heading5"/>
-        <w:rPr>
-          <w:lang w:val="en-GB"/>
-        </w:rPr>
-      </w:pPr>
-      <w:r>
-        <w:rPr>
-          <w:lang w:val="en-GB"/>
-        </w:rPr>
-        <w:t>Description</w:t>
-      </w:r>
-    </w:p>
-    <w:p>
-      <w:pPr>
-        <w:rPr>
-          <w:lang w:val="en-GB"/>
-        </w:rPr>
-      </w:pPr>
-      <w:r>
-        <w:rPr>
-          <w:lang w:val="en-GB"/>
-        </w:rPr>
-        <w:t xml:space="preserve">The systems </w:t>
-      </w:r>
-      <w:proofErr w:type="gramStart"/>
-      <w:r>
-        <w:rPr>
-          <w:lang w:val="en-GB"/>
-        </w:rPr>
-        <w:t>takes</w:t>
-      </w:r>
-      <w:proofErr w:type="gramEnd"/>
-      <w:r>
-        <w:rPr>
-          <w:lang w:val="en-GB"/>
-        </w:rPr>
-        <w:t xml:space="preserve"> all the events that took place within a race and presents it in a </w:t>
-      </w:r>
-      <w:proofErr w:type="gramStart"/>
-      <w:r>
-        <w:rPr>
-          <w:lang w:val="en-GB"/>
-        </w:rPr>
-        <w:t>user friendly</w:t>
-      </w:r>
-      <w:proofErr w:type="gramEnd"/>
-      <w:r>
-        <w:rPr>
-          <w:lang w:val="en-GB"/>
-        </w:rPr>
-        <w:t xml:space="preserve"> manner, for example the previous positions on certain laps through reading the overtakes and at what time.</w:t>
-      </w:r>
-    </w:p>
-    <w:p>
-      <w:pPr>
-        <w:pStyle w:val="Heading5"/>
-        <w:rPr>
-          <w:lang w:val="en-GB"/>
-        </w:rPr>
-      </w:pPr>
-      <w:r>
-        <w:rPr>
-          <w:lang w:val="en-GB"/>
-        </w:rPr>
-        <w:t>Flow Description</w:t>
-      </w:r>
-    </w:p>
-    <w:p>
-      <w:pPr>
-        <w:pStyle w:val="Heading6"/>
-      </w:pPr>
-      <w:r>
-        <w:t>Precondition</w:t>
-      </w:r>
-    </w:p>
-    <w:p>
-      <w:pPr>
-        <w:pStyle w:val="ListParagraph"/>
-        <w:numPr>
-          <w:ilvl w:val="0"/>
-          <w:numId w:val="29"/>
-        </w:numPr>
-      </w:pPr>
-      <w:r>
-        <w:t>Driver and track data have been loaded.</w:t>
-      </w:r>
-    </w:p>
-    <w:p>
-      <w:pPr>
-        <w:pStyle w:val="ListParagraph"/>
-        <w:numPr>
-          <w:ilvl w:val="0"/>
-          <w:numId w:val="29"/>
-        </w:numPr>
-      </w:pPr>
-      <w:r>
-        <w:t>The race simulation has been completed successfully.</w:t>
-      </w:r>
-    </w:p>
-    <w:p>
-      <w:pPr>
-        <w:pStyle w:val="Heading6"/>
-      </w:pPr>
-      <w:r>
-        <w:t>Activation</w:t>
-      </w:r>
-    </w:p>
-    <w:p/>
-    <w:p>
-      <w:pPr>
-        <w:pStyle w:val="Heading6"/>
-      </w:pPr>
-      <w:r>
-        <w:t>Main flow</w:t>
-      </w:r>
-    </w:p>
-    <w:p/>
-    <w:p>
-      <w:pPr>
-        <w:pStyle w:val="Heading6"/>
-      </w:pPr>
-      <w:r>
-        <w:t>Alternate flow</w:t>
-      </w:r>
-    </w:p>
-    <w:p/>
-    <w:p>
-      <w:pPr>
-        <w:pStyle w:val="Heading6"/>
-      </w:pPr>
-      <w:r>
-        <w:t>Exceptional flow</w:t>
-      </w:r>
-    </w:p>
-    <w:p/>
-    <w:p>
-      <w:pPr>
-        <w:pStyle w:val="Heading6"/>
-      </w:pPr>
-      <w:r>
-        <w:t>Termination</w:t>
-      </w:r>
-    </w:p>
-    <w:p/>
-    <w:p>
-      <w:pPr>
-        <w:pStyle w:val="Heading6"/>
-      </w:pPr>
-      <w:r>
-        <w:t>Post condition</w:t>
-      </w:r>
-    </w:p>
-    <w:p/>
-    <w:p>
-      <w:pPr>
         <w:pStyle w:val="Heading3"/>
       </w:pPr>
       <w:bookmarkStart w:id="9" w:name="_Toc235111639"/>
       <w:r>
-        <w:lastRenderedPageBreak/>
         <w:t>Data Requirements</w:t>
       </w:r>
       <w:bookmarkEnd w:id="9"/>
@@ -8001,13 +7645,6 @@
     <w:bookmarkStart w:id="20" w:name="_Toc235111650" w:displacedByCustomXml="next"/>
     <w:sdt>
       <w:sdtPr>
-        <w:id w:val="638074891"/>
-        <w:docPartObj>
-          <w:docPartGallery w:val="Bibliographies"/>
-          <w:docPartUnique/>
-        </w:docPartObj>
-      </w:sdtPr>
-      <w:sdtEndPr>
         <w:rPr>
           <w:rFonts w:asciiTheme="minorHAnsi" w:eastAsiaTheme="minorEastAsia" w:hAnsiTheme="minorHAnsi" w:cstheme="minorBidi"/>
           <w:b w:val="0"/>
@@ -8017,7 +7654,12 @@
           <w:sz w:val="22"/>
           <w:szCs w:val="22"/>
         </w:rPr>
-      </w:sdtEndPr>
+        <w:id w:val="638074891"/>
+        <w:docPartObj>
+          <w:docPartGallery w:val="Bibliographies"/>
+          <w:docPartUnique/>
+        </w:docPartObj>
+      </w:sdtPr>
       <w:sdtContent>
         <w:p>
           <w:pPr>
@@ -9960,6 +9602,7 @@
   <w:style w:type="character" w:default="1" w:styleId="DefaultParagraphFont">
     <w:name w:val="Default Paragraph Font"/>
     <w:uiPriority w:val="1"/>
+    <w:semiHidden/>
     <w:unhideWhenUsed/>
   </w:style>
   <w:style w:type="table" w:default="1" w:styleId="TableNormal">
@@ -11233,6 +10876,15 @@
 </file>
 
 <file path=customXml/item1.xml><?xml version="1.0" encoding="utf-8"?>
+<?mso-contentType ?>
+<FormTemplates xmlns="http://schemas.microsoft.com/sharepoint/v3/contenttype/forms">
+  <Display>DocumentLibraryForm</Display>
+  <Edit>DocumentLibraryForm</Edit>
+  <New>DocumentLibraryForm</New>
+</FormTemplates>
+</file>
+
+<file path=customXml/item2.xml><?xml version="1.0" encoding="utf-8"?>
 <p:properties xmlns:p="http://schemas.microsoft.com/office/2006/metadata/properties" xmlns:xsi="http://www.w3.org/2001/XMLSchema-instance" xmlns:pc="http://schemas.microsoft.com/office/infopath/2007/PartnerControls">
   <documentManagement>
     <Teams_Channel_Section_Location xmlns="ac56161a-35a2-4bac-99b6-8739237dc4f6" xsi:nil="true"/>
@@ -11284,16 +10936,29 @@
 </p:properties>
 </file>
 
-<file path=customXml/item2.xml><?xml version="1.0" encoding="utf-8"?>
-<?mso-contentType ?>
-<FormTemplates xmlns="http://schemas.microsoft.com/sharepoint/v3/contenttype/forms">
-  <Display>DocumentLibraryForm</Display>
-  <Edit>DocumentLibraryForm</Edit>
-  <New>DocumentLibraryForm</New>
-</FormTemplates>
+<file path=customXml/item3.xml><?xml version="1.0" encoding="utf-8"?>
+<b:Sources xmlns:b="http://schemas.openxmlformats.org/officeDocument/2006/bibliography" xmlns="http://schemas.openxmlformats.org/officeDocument/2006/bibliography" SelectedStyle="\HarvardAnglia2008OfficeOnline.xsl" StyleName="Harvard - Anglia" Version="2008">
+  <b:Source>
+    <b:Tag>Agi26</b:Tag>
+    <b:SourceType>InternetSite</b:SourceType>
+    <b:Guid>{78CC74B3-71D7-445A-BD1E-7DB0B7A44B13}</b:Guid>
+    <b:Title>What is MoSCoW Prioritization?</b:Title>
+    <b:Year>2026</b:Year>
+    <b:Author>
+      <b:Author>
+        <b:Corporate>Agile Business Consortium</b:Corporate>
+      </b:Author>
+    </b:Author>
+    <b:YearAccessed>2026</b:YearAccessed>
+    <b:MonthAccessed>July</b:MonthAccessed>
+    <b:DayAccessed>16</b:DayAccessed>
+    <b:URL>https://www.agilebusiness.org/resource/what-is-moscow-prioritization/</b:URL>
+    <b:RefOrder>1</b:RefOrder>
+  </b:Source>
+</b:Sources>
 </file>
 
-<file path=customXml/item3.xml><?xml version="1.0" encoding="utf-8"?>
+<file path=customXml/item4.xml><?xml version="1.0" encoding="utf-8"?>
 <ct:contentTypeSchema xmlns:ct="http://schemas.microsoft.com/office/2006/metadata/contentType" xmlns:ma="http://schemas.microsoft.com/office/2006/metadata/properties/metaAttributes" ct:_="" ma:_="" ma:contentTypeName="Document" ma:contentTypeID="0x0101003EE04D916D7611488AA759BAA9A37716" ma:contentTypeVersion="34" ma:contentTypeDescription="Create a new document." ma:contentTypeScope="" ma:versionID="da43fd5ae1f7ae53ffd28d894363bfb4">
   <xsd:schema xmlns:xsd="http://www.w3.org/2001/XMLSchema" xmlns:xs="http://www.w3.org/2001/XMLSchema" xmlns:p="http://schemas.microsoft.com/office/2006/metadata/properties" xmlns:ns3="05ee331b-510f-4173-a5cc-a06d55a316fd" xmlns:ns4="ac56161a-35a2-4bac-99b6-8739237dc4f6" targetNamespace="http://schemas.microsoft.com/office/2006/metadata/properties" ma:root="true" ma:fieldsID="0e753ad016b352eaafbd0268c41c2a23" ns3:_="" ns4:_="">
     <xsd:import namespace="05ee331b-510f-4173-a5cc-a06d55a316fd"/>
@@ -11710,29 +11375,15 @@
 </ct:contentTypeSchema>
 </file>
 
-<file path=customXml/item4.xml><?xml version="1.0" encoding="utf-8"?>
-<b:Sources xmlns:b="http://schemas.openxmlformats.org/officeDocument/2006/bibliography" xmlns="http://schemas.openxmlformats.org/officeDocument/2006/bibliography" SelectedStyle="\HarvardAnglia2008OfficeOnline.xsl" StyleName="Harvard - Anglia" Version="2008">
-  <b:Source>
-    <b:Tag>Agi26</b:Tag>
-    <b:SourceType>InternetSite</b:SourceType>
-    <b:Guid>{78CC74B3-71D7-445A-BD1E-7DB0B7A44B13}</b:Guid>
-    <b:Title>What is MoSCoW Prioritization?</b:Title>
-    <b:Year>2026</b:Year>
-    <b:Author>
-      <b:Author>
-        <b:Corporate>Agile Business Consortium</b:Corporate>
-      </b:Author>
-    </b:Author>
-    <b:YearAccessed>2026</b:YearAccessed>
-    <b:MonthAccessed>July</b:MonthAccessed>
-    <b:DayAccessed>16</b:DayAccessed>
-    <b:URL>https://www.agilebusiness.org/resource/what-is-moscow-prioritization/</b:URL>
-    <b:RefOrder>1</b:RefOrder>
-  </b:Source>
-</b:Sources>
+<file path=customXml/itemProps1.xml><?xml version="1.0" encoding="utf-8"?>
+<ds:datastoreItem xmlns:ds="http://schemas.openxmlformats.org/officeDocument/2006/customXml" ds:itemID="{9B975280-634C-49AE-9293-B75FDC4277EB}">
+  <ds:schemaRefs>
+    <ds:schemaRef ds:uri="http://schemas.microsoft.com/sharepoint/v3/contenttype/forms"/>
+  </ds:schemaRefs>
+</ds:datastoreItem>
 </file>
 
-<file path=customXml/itemProps1.xml><?xml version="1.0" encoding="utf-8"?>
+<file path=customXml/itemProps2.xml><?xml version="1.0" encoding="utf-8"?>
 <ds:datastoreItem xmlns:ds="http://schemas.openxmlformats.org/officeDocument/2006/customXml" ds:itemID="{5C51FF54-1CBD-43E8-9B2A-B56F20CDF09A}">
   <ds:schemaRefs>
     <ds:schemaRef ds:uri="http://schemas.microsoft.com/office/2006/metadata/properties"/>
@@ -11742,15 +11393,15 @@
 </ds:datastoreItem>
 </file>
 
-<file path=customXml/itemProps2.xml><?xml version="1.0" encoding="utf-8"?>
-<ds:datastoreItem xmlns:ds="http://schemas.openxmlformats.org/officeDocument/2006/customXml" ds:itemID="{9B975280-634C-49AE-9293-B75FDC4277EB}">
+<file path=customXml/itemProps3.xml><?xml version="1.0" encoding="utf-8"?>
+<ds:datastoreItem xmlns:ds="http://schemas.openxmlformats.org/officeDocument/2006/customXml" ds:itemID="{0ED8F551-556E-4F2D-A0EE-2103C3FA88DF}">
   <ds:schemaRefs>
-    <ds:schemaRef ds:uri="http://schemas.microsoft.com/sharepoint/v3/contenttype/forms"/>
+    <ds:schemaRef ds:uri="http://schemas.openxmlformats.org/officeDocument/2006/bibliography"/>
   </ds:schemaRefs>
 </ds:datastoreItem>
 </file>
 
-<file path=customXml/itemProps3.xml><?xml version="1.0" encoding="utf-8"?>
+<file path=customXml/itemProps4.xml><?xml version="1.0" encoding="utf-8"?>
 <ds:datastoreItem xmlns:ds="http://schemas.openxmlformats.org/officeDocument/2006/customXml" ds:itemID="{3B693098-FF00-4095-9757-18FD92BDA8E2}">
   <ds:schemaRefs>
     <ds:schemaRef ds:uri="http://schemas.microsoft.com/office/2006/metadata/contentType"/>
@@ -11767,12 +11418,4 @@
     <ds:schemaRef ds:uri="http://schemas.microsoft.com/internal/obd"/>
   </ds:schemaRefs>
 </ds:datastoreItem>
-</file>
-
-<file path=customXml/itemProps4.xml><?xml version="1.0" encoding="utf-8"?>
-<ds:datastoreItem xmlns:ds="http://schemas.openxmlformats.org/officeDocument/2006/customXml" ds:itemID="{0ED8F551-556E-4F2D-A0EE-2103C3FA88DF}">
-  <ds:schemaRefs>
-    <ds:schemaRef ds:uri="http://schemas.openxmlformats.org/officeDocument/2006/bibliography"/>
-  </ds:schemaRefs>
-</ds:datastoreItem>
 </file>
--- a/docs/Technical Report Eoin Fitzsimons.docx
+++ b/docs/Technical Report Eoin Fitzsimons.docx
@@ -593,25 +593,7 @@
           <w:sz w:val="18"/>
           <w:szCs w:val="18"/>
         </w:rPr>
-        <w:t xml:space="preserve">supplied by the </w:t>
-      </w:r>
-      <w:proofErr w:type="gramStart"/>
-      <w:r>
-        <w:rPr>
-          <w:rFonts w:ascii="Verdana" w:hAnsi="Verdana"/>
-          <w:sz w:val="18"/>
-          <w:szCs w:val="18"/>
-        </w:rPr>
-        <w:t>Library</w:t>
-      </w:r>
-      <w:proofErr w:type="gramEnd"/>
-      <w:r>
-        <w:rPr>
-          <w:rFonts w:ascii="Verdana" w:hAnsi="Verdana"/>
-          <w:sz w:val="18"/>
-          <w:szCs w:val="18"/>
-        </w:rPr>
-        <w:t>.  To use other author's written or electronic work is illegal (plagiarism) and may result in disciplinary action.  Students may be required to undergo a viva (oral examination) if there is suspicion about the validity of their submitted work.</w:t>
+        <w:t>supplied by the Library.  To use other author's written or electronic work is illegal (plagiarism) and may result in disciplinary action.  Students may be required to undergo a viva (oral examination) if there is suspicion about the validity of their submitted work.</w:t>
       </w:r>
     </w:p>
     <w:p/>
@@ -678,25 +660,7 @@
           <w:bCs/>
           <w:highlight w:val="yellow"/>
         </w:rPr>
-        <w:t xml:space="preserve">successfully complete the </w:t>
-      </w:r>
-      <w:proofErr w:type="spellStart"/>
-      <w:r>
-        <w:rPr>
-          <w:b/>
-          <w:bCs/>
-          <w:highlight w:val="yellow"/>
-        </w:rPr>
-        <w:t>Epigeum</w:t>
-      </w:r>
-      <w:proofErr w:type="spellEnd"/>
-      <w:r>
-        <w:rPr>
-          <w:b/>
-          <w:bCs/>
-          <w:highlight w:val="yellow"/>
-        </w:rPr>
-        <w:t xml:space="preserve"> Academic Integrity Course</w:t>
+        <w:t>successfully complete the Epigeum Academic Integrity Course</w:t>
       </w:r>
       <w:r>
         <w:rPr>
@@ -1019,21 +983,7 @@
         <w:rPr>
           <w:b/>
         </w:rPr>
-        <w:t xml:space="preserve">Any project/assignment not submitted will be marked as a </w:t>
-      </w:r>
-      <w:proofErr w:type="gramStart"/>
-      <w:r>
-        <w:rPr>
-          <w:b/>
-        </w:rPr>
-        <w:t>fail</w:t>
-      </w:r>
-      <w:proofErr w:type="gramEnd"/>
-      <w:r>
-        <w:rPr>
-          <w:b/>
-        </w:rPr>
-        <w:t>.</w:t>
+        <w:t>Any project/assignment not submitted will be marked as a fail.</w:t>
       </w:r>
     </w:p>
     <w:p>
@@ -1057,21 +1007,7 @@
         <w:rPr>
           <w:b/>
         </w:rPr>
-        <w:t xml:space="preserve">Please check that you read AI and Academic Integrity Acknowledgement </w:t>
-      </w:r>
-      <w:proofErr w:type="spellStart"/>
-      <w:r>
-        <w:rPr>
-          <w:b/>
-        </w:rPr>
-        <w:t>Supplments</w:t>
-      </w:r>
-      <w:proofErr w:type="spellEnd"/>
-      <w:r>
-        <w:rPr>
-          <w:b/>
-        </w:rPr>
-        <w:t xml:space="preserve"> in this document</w:t>
+        <w:t>Please check that you read AI and Academic Integrity Acknowledgement Supplments in this document</w:t>
       </w:r>
     </w:p>
     <w:p/>
@@ -5294,13 +5230,8 @@
       </w:r>
     </w:p>
     <w:p>
-      <w:proofErr w:type="spellStart"/>
-      <w:r>
-        <w:t>pathlib</w:t>
-      </w:r>
-      <w:proofErr w:type="spellEnd"/>
-      <w:r>
-        <w:t xml:space="preserve"> – Path</w:t>
+      <w:r>
+        <w:t>pathlib – Path</w:t>
       </w:r>
     </w:p>
     <w:p>
@@ -5315,30 +5246,18 @@
     </w:p>
     <w:p>
       <w:r>
-        <w:t xml:space="preserve">typing – List, </w:t>
-      </w:r>
-      <w:proofErr w:type="spellStart"/>
-      <w:r>
-        <w:t>Dict</w:t>
-      </w:r>
-      <w:proofErr w:type="spellEnd"/>
-      <w:r>
-        <w:t>, Tuple</w:t>
-      </w:r>
-    </w:p>
-    <w:p>
-      <w:proofErr w:type="spellStart"/>
+        <w:t>typing – List, Dict, Tuple</w:t>
+      </w:r>
+    </w:p>
+    <w:p>
       <w:r>
         <w:t>json</w:t>
       </w:r>
-      <w:proofErr w:type="spellEnd"/>
-    </w:p>
-    <w:p>
-      <w:proofErr w:type="spellStart"/>
+    </w:p>
+    <w:p>
       <w:r>
         <w:t>dataclasses</w:t>
       </w:r>
-      <w:proofErr w:type="spellEnd"/>
     </w:p>
     <w:p>
       <w:r>
@@ -5347,18 +5266,14 @@
       <w:r>
         <w:t xml:space="preserve"> - </w:t>
       </w:r>
-      <w:proofErr w:type="spellStart"/>
       <w:r>
         <w:t>SystemRandom</w:t>
       </w:r>
-      <w:proofErr w:type="spellEnd"/>
-    </w:p>
-    <w:p>
-      <w:proofErr w:type="spellStart"/>
+    </w:p>
+    <w:p>
       <w:r>
         <w:t>os</w:t>
       </w:r>
-      <w:proofErr w:type="spellEnd"/>
     </w:p>
     <w:p>
       <w:pPr>
@@ -5641,80 +5556,33 @@
       </w:pPr>
     </w:p>
     <w:p>
-      <w:pPr>
-        <w:ind w:left="720"/>
-        <w:rPr>
-          <w:sz w:val="24"/>
-          <w:szCs w:val="24"/>
-        </w:rPr>
-      </w:pPr>
-      <w:r>
-        <w:rPr>
-          <w:sz w:val="24"/>
-          <w:szCs w:val="24"/>
-        </w:rPr>
-        <w:t xml:space="preserve">The </w:t>
-      </w:r>
-      <w:proofErr w:type="spellStart"/>
-      <w:r>
-        <w:rPr>
-          <w:sz w:val="24"/>
-          <w:szCs w:val="24"/>
-        </w:rPr>
-        <w:t>MoSCoW</w:t>
-      </w:r>
-      <w:proofErr w:type="spellEnd"/>
-      <w:r>
-        <w:rPr>
-          <w:sz w:val="24"/>
-          <w:szCs w:val="24"/>
-        </w:rPr>
-        <w:t xml:space="preserve"> prioritisation method was used to classify functional requirements according to their importance. Core functionality required for the successful completion of a race simulation was classified as Must Have, features that improve the user experience but are not essential to the simulation were classified as Should Have or Could Have, while functionality outside the scope of the minimum viable product (MVP) was classified as Won't Have</w:t>
-      </w:r>
-      <w:r>
-        <w:rPr>
-          <w:sz w:val="24"/>
-          <w:szCs w:val="24"/>
-        </w:rPr>
+      <w:r>
+        <w:t>The MoSCoW prioritisation method was used to classify functional requirements according to their importance. Core functionality required for the successful completion of a race simulation was classified as Must Have, features that improve the user experience but are not essential to the simulation were classified as Should Have or Could Have, while functionality outside the scope of the minimum viable product (MVP) was classified as Won't Have</w:t>
+      </w:r>
+      <w:r>
         <w:t>.</w:t>
       </w:r>
       <w:sdt>
         <w:sdtPr>
-          <w:rPr>
-            <w:sz w:val="24"/>
-            <w:szCs w:val="24"/>
-          </w:rPr>
           <w:id w:val="-1441518361"/>
           <w:citation/>
         </w:sdtPr>
         <w:sdtContent>
           <w:r>
-            <w:rPr>
-              <w:sz w:val="24"/>
-              <w:szCs w:val="24"/>
-            </w:rPr>
             <w:fldChar w:fldCharType="begin"/>
           </w:r>
           <w:r>
             <w:rPr>
-              <w:sz w:val="24"/>
-              <w:szCs w:val="24"/>
               <w:lang w:val="en-GB"/>
             </w:rPr>
             <w:instrText xml:space="preserve"> CITATION Agi26 \l 2057 </w:instrText>
           </w:r>
           <w:r>
-            <w:rPr>
-              <w:sz w:val="24"/>
-              <w:szCs w:val="24"/>
-            </w:rPr>
             <w:fldChar w:fldCharType="separate"/>
           </w:r>
           <w:r>
             <w:rPr>
               <w:noProof/>
-              <w:sz w:val="24"/>
-              <w:szCs w:val="24"/>
               <w:lang w:val="en-GB"/>
             </w:rPr>
             <w:t xml:space="preserve"> </w:t>
@@ -5722,55 +5590,38 @@
           <w:r>
             <w:rPr>
               <w:noProof/>
-              <w:sz w:val="24"/>
-              <w:szCs w:val="24"/>
               <w:lang w:val="en-GB"/>
             </w:rPr>
             <w:t>(Agile Business Consortium, 2026)</w:t>
           </w:r>
           <w:r>
-            <w:rPr>
-              <w:sz w:val="24"/>
-              <w:szCs w:val="24"/>
-            </w:rPr>
             <w:fldChar w:fldCharType="end"/>
           </w:r>
         </w:sdtContent>
       </w:sdt>
       <w:r>
-        <w:rPr>
-          <w:sz w:val="24"/>
-          <w:szCs w:val="24"/>
-        </w:rPr>
         <w:t>.</w:t>
       </w:r>
       <w:r>
-        <w:rPr>
-          <w:sz w:val="24"/>
-          <w:szCs w:val="24"/>
-        </w:rPr>
         <w:t xml:space="preserve"> For the purpose of the report structure, anything that would be assigned as Won't Have will be placed in the future development section</w:t>
       </w:r>
       <w:r>
-        <w:rPr>
-          <w:sz w:val="24"/>
-          <w:szCs w:val="24"/>
-        </w:rPr>
         <w:t>.</w:t>
       </w:r>
     </w:p>
     <w:tbl>
       <w:tblPr>
         <w:tblStyle w:val="GridTable3-Accent1"/>
-        <w:tblW w:w="0" w:type="auto"/>
+        <w:tblW w:w="9923" w:type="dxa"/>
         <w:jc w:val="center"/>
         <w:tblLook w:val="0620" w:firstRow="1" w:lastRow="0" w:firstColumn="0" w:lastColumn="0" w:noHBand="1" w:noVBand="1"/>
       </w:tblPr>
       <w:tblGrid>
         <w:gridCol w:w="583"/>
-        <w:gridCol w:w="711"/>
-        <w:gridCol w:w="3177"/>
+        <w:gridCol w:w="779"/>
+        <w:gridCol w:w="2449"/>
         <w:gridCol w:w="943"/>
+        <w:gridCol w:w="5169"/>
       </w:tblGrid>
       <w:tr>
         <w:trPr>
@@ -5791,7 +5642,7 @@
         </w:tc>
         <w:tc>
           <w:tcPr>
-            <w:tcW w:w="0" w:type="auto"/>
+            <w:tcW w:w="805" w:type="dxa"/>
             <w:vAlign w:val="center"/>
           </w:tcPr>
           <w:p>
@@ -5802,7 +5653,7 @@
         </w:tc>
         <w:tc>
           <w:tcPr>
-            <w:tcW w:w="0" w:type="auto"/>
+            <w:tcW w:w="2581" w:type="dxa"/>
             <w:vAlign w:val="center"/>
             <w:hideMark/>
           </w:tcPr>
@@ -5814,13 +5665,23 @@
         </w:tc>
         <w:tc>
           <w:tcPr>
-            <w:tcW w:w="0" w:type="auto"/>
+            <w:tcW w:w="288" w:type="dxa"/>
             <w:vAlign w:val="center"/>
             <w:hideMark/>
           </w:tcPr>
           <w:p>
             <w:r>
               <w:t>Priority</w:t>
+            </w:r>
+          </w:p>
+        </w:tc>
+        <w:tc>
+          <w:tcPr>
+            <w:tcW w:w="5666" w:type="dxa"/>
+          </w:tcPr>
+          <w:p>
+            <w:r>
+              <w:t>Description</w:t>
             </w:r>
           </w:p>
         </w:tc>
@@ -5843,7 +5704,7 @@
         </w:tc>
         <w:tc>
           <w:tcPr>
-            <w:tcW w:w="0" w:type="auto"/>
+            <w:tcW w:w="805" w:type="dxa"/>
             <w:vAlign w:val="center"/>
           </w:tcPr>
           <w:p>
@@ -5854,25 +5715,47 @@
         </w:tc>
         <w:tc>
           <w:tcPr>
-            <w:tcW w:w="0" w:type="auto"/>
+            <w:tcW w:w="2581" w:type="dxa"/>
             <w:vAlign w:val="center"/>
             <w:hideMark/>
           </w:tcPr>
           <w:p>
             <w:r>
-              <w:t>Generate race results</w:t>
+              <w:t>View</w:t>
+            </w:r>
+            <w:r>
+              <w:t xml:space="preserve"> race results</w:t>
             </w:r>
           </w:p>
         </w:tc>
         <w:tc>
           <w:tcPr>
-            <w:tcW w:w="0" w:type="auto"/>
+            <w:tcW w:w="288" w:type="dxa"/>
             <w:vAlign w:val="center"/>
             <w:hideMark/>
           </w:tcPr>
           <w:p>
             <w:r>
               <w:t>Must</w:t>
+            </w:r>
+          </w:p>
+        </w:tc>
+        <w:tc>
+          <w:tcPr>
+            <w:tcW w:w="5666" w:type="dxa"/>
+          </w:tcPr>
+          <w:p>
+            <w:r>
+              <w:t xml:space="preserve">A race </w:t>
+            </w:r>
+            <w:r>
+              <w:t>may</w:t>
+            </w:r>
+            <w:r>
+              <w:t xml:space="preserve"> be predefined, what is most important in this project is the data presentation</w:t>
+            </w:r>
+            <w:r>
+              <w:t>.</w:t>
             </w:r>
           </w:p>
         </w:tc>
@@ -5895,7 +5778,7 @@
         </w:tc>
         <w:tc>
           <w:tcPr>
-            <w:tcW w:w="0" w:type="auto"/>
+            <w:tcW w:w="805" w:type="dxa"/>
             <w:vAlign w:val="center"/>
           </w:tcPr>
           <w:p>
@@ -5906,7 +5789,7 @@
         </w:tc>
         <w:tc>
           <w:tcPr>
-            <w:tcW w:w="0" w:type="auto"/>
+            <w:tcW w:w="2581" w:type="dxa"/>
             <w:vAlign w:val="center"/>
             <w:hideMark/>
           </w:tcPr>
@@ -5918,13 +5801,26 @@
         </w:tc>
         <w:tc>
           <w:tcPr>
-            <w:tcW w:w="0" w:type="auto"/>
+            <w:tcW w:w="288" w:type="dxa"/>
             <w:vAlign w:val="center"/>
             <w:hideMark/>
           </w:tcPr>
           <w:p>
             <w:r>
               <w:t>Must</w:t>
+            </w:r>
+          </w:p>
+        </w:tc>
+        <w:tc>
+          <w:tcPr>
+            <w:tcW w:w="5666" w:type="dxa"/>
+          </w:tcPr>
+          <w:p>
+            <w:r>
+              <w:t xml:space="preserve">A race </w:t>
+            </w:r>
+            <w:r>
+              <w:t>carrying out using logic is more important than a graphical representation.</w:t>
             </w:r>
           </w:p>
         </w:tc>
@@ -5947,7 +5843,7 @@
         </w:tc>
         <w:tc>
           <w:tcPr>
-            <w:tcW w:w="0" w:type="auto"/>
+            <w:tcW w:w="805" w:type="dxa"/>
             <w:vAlign w:val="center"/>
           </w:tcPr>
           <w:p>
@@ -5958,25 +5854,38 @@
         </w:tc>
         <w:tc>
           <w:tcPr>
-            <w:tcW w:w="0" w:type="auto"/>
+            <w:tcW w:w="2581" w:type="dxa"/>
             <w:vAlign w:val="center"/>
             <w:hideMark/>
           </w:tcPr>
           <w:p>
             <w:r>
-              <w:t>Display live race</w:t>
+              <w:t>View</w:t>
+            </w:r>
+            <w:r>
+              <w:t xml:space="preserve"> live race</w:t>
             </w:r>
           </w:p>
         </w:tc>
         <w:tc>
           <w:tcPr>
-            <w:tcW w:w="0" w:type="auto"/>
+            <w:tcW w:w="288" w:type="dxa"/>
             <w:vAlign w:val="center"/>
             <w:hideMark/>
           </w:tcPr>
           <w:p>
             <w:r>
               <w:t>Must</w:t>
+            </w:r>
+          </w:p>
+        </w:tc>
+        <w:tc>
+          <w:tcPr>
+            <w:tcW w:w="5666" w:type="dxa"/>
+          </w:tcPr>
+          <w:p>
+            <w:r>
+              <w:t>A visual representation of a prefix logical race is more important than user set parameters.</w:t>
             </w:r>
           </w:p>
         </w:tc>
@@ -5999,7 +5908,7 @@
         </w:tc>
         <w:tc>
           <w:tcPr>
-            <w:tcW w:w="0" w:type="auto"/>
+            <w:tcW w:w="805" w:type="dxa"/>
             <w:vAlign w:val="center"/>
           </w:tcPr>
           <w:p>
@@ -6010,7 +5919,7 @@
         </w:tc>
         <w:tc>
           <w:tcPr>
-            <w:tcW w:w="0" w:type="auto"/>
+            <w:tcW w:w="2581" w:type="dxa"/>
             <w:vAlign w:val="center"/>
             <w:hideMark/>
           </w:tcPr>
@@ -6022,13 +5931,23 @@
         </w:tc>
         <w:tc>
           <w:tcPr>
-            <w:tcW w:w="0" w:type="auto"/>
+            <w:tcW w:w="288" w:type="dxa"/>
             <w:vAlign w:val="center"/>
             <w:hideMark/>
           </w:tcPr>
           <w:p>
             <w:r>
               <w:t>Must</w:t>
+            </w:r>
+          </w:p>
+        </w:tc>
+        <w:tc>
+          <w:tcPr>
+            <w:tcW w:w="5666" w:type="dxa"/>
+          </w:tcPr>
+          <w:p>
+            <w:r>
+              <w:t>User input is more important than being able to visualise the building blocks that go into a race.</w:t>
             </w:r>
           </w:p>
         </w:tc>
@@ -6051,7 +5970,7 @@
         </w:tc>
         <w:tc>
           <w:tcPr>
-            <w:tcW w:w="0" w:type="auto"/>
+            <w:tcW w:w="805" w:type="dxa"/>
             <w:vAlign w:val="center"/>
           </w:tcPr>
           <w:p>
@@ -6062,7 +5981,7 @@
         </w:tc>
         <w:tc>
           <w:tcPr>
-            <w:tcW w:w="0" w:type="auto"/>
+            <w:tcW w:w="2581" w:type="dxa"/>
             <w:vAlign w:val="center"/>
             <w:hideMark/>
           </w:tcPr>
@@ -6074,13 +5993,23 @@
         </w:tc>
         <w:tc>
           <w:tcPr>
-            <w:tcW w:w="0" w:type="auto"/>
+            <w:tcW w:w="288" w:type="dxa"/>
             <w:vAlign w:val="center"/>
             <w:hideMark/>
           </w:tcPr>
           <w:p>
             <w:r>
               <w:t>Should</w:t>
+            </w:r>
+          </w:p>
+        </w:tc>
+        <w:tc>
+          <w:tcPr>
+            <w:tcW w:w="5666" w:type="dxa"/>
+          </w:tcPr>
+          <w:p>
+            <w:r>
+              <w:t>The possibility of predicting the outcome prior to the race will help a user judge the predictiveness if the simulation.</w:t>
             </w:r>
           </w:p>
         </w:tc>
@@ -6103,7 +6032,7 @@
         </w:tc>
         <w:tc>
           <w:tcPr>
-            <w:tcW w:w="0" w:type="auto"/>
+            <w:tcW w:w="805" w:type="dxa"/>
             <w:vAlign w:val="center"/>
           </w:tcPr>
           <w:p>
@@ -6114,7 +6043,7 @@
         </w:tc>
         <w:tc>
           <w:tcPr>
-            <w:tcW w:w="0" w:type="auto"/>
+            <w:tcW w:w="2581" w:type="dxa"/>
             <w:vAlign w:val="center"/>
             <w:hideMark/>
           </w:tcPr>
@@ -6126,7 +6055,7 @@
         </w:tc>
         <w:tc>
           <w:tcPr>
-            <w:tcW w:w="0" w:type="auto"/>
+            <w:tcW w:w="288" w:type="dxa"/>
             <w:vAlign w:val="center"/>
             <w:hideMark/>
           </w:tcPr>
@@ -6136,22 +6065,92 @@
             </w:r>
           </w:p>
         </w:tc>
+        <w:tc>
+          <w:tcPr>
+            <w:tcW w:w="5666" w:type="dxa"/>
+          </w:tcPr>
+          <w:p>
+            <w:r>
+              <w:t>The project should be designed to be accessible from the off through simplicity; however, it would be nice to have custom settings for rarer issues.</w:t>
+            </w:r>
+          </w:p>
+        </w:tc>
       </w:tr>
     </w:tbl>
     <w:p>
-      <w:pPr>
-        <w:ind w:left="720"/>
-        <w:rPr>
-          <w:sz w:val="24"/>
-          <w:szCs w:val="24"/>
-        </w:rPr>
-      </w:pPr>
+      <w:r>
+        <w:t>Use Case Diagrams – What are they?</w:t>
+      </w:r>
+    </w:p>
+    <w:p>
+      <w:r>
+        <w:t xml:space="preserve">According to Embarcadero, </w:t>
+      </w:r>
+      <w:r>
+        <w:t>A use case is a description of a set of sequences of actions that a system performs to yield an observable result to an actor</w:t>
+      </w:r>
+      <w:sdt>
+        <w:sdtPr>
+          <w:id w:val="574322273"/>
+          <w:citation/>
+        </w:sdtPr>
+        <w:sdtContent>
+          <w:r>
+            <w:fldChar w:fldCharType="begin"/>
+          </w:r>
+          <w:r>
+            <w:rPr>
+              <w:lang w:val="en-GB"/>
+            </w:rPr>
+            <w:instrText xml:space="preserve"> CITATION Emb16 \l 2057 </w:instrText>
+          </w:r>
+          <w:r>
+            <w:fldChar w:fldCharType="separate"/>
+          </w:r>
+          <w:r>
+            <w:rPr>
+              <w:noProof/>
+              <w:lang w:val="en-GB"/>
+            </w:rPr>
+            <w:t xml:space="preserve"> </w:t>
+          </w:r>
+          <w:r>
+            <w:rPr>
+              <w:noProof/>
+              <w:lang w:val="en-GB"/>
+            </w:rPr>
+            <w:t>(Embarcadero, 2016)</w:t>
+          </w:r>
+          <w:r>
+            <w:fldChar w:fldCharType="end"/>
+          </w:r>
+        </w:sdtContent>
+      </w:sdt>
+      <w:r>
+        <w:t xml:space="preserve"> In my use cases I have an actor, which is generally the user, perform an action that causes the system to perform a task.</w:t>
+      </w:r>
+    </w:p>
+    <w:p>
+      <w:pPr>
+        <w:rPr>
+          <w:rFonts w:asciiTheme="majorHAnsi" w:eastAsiaTheme="majorEastAsia" w:hAnsiTheme="majorHAnsi" w:cstheme="majorBidi"/>
+          <w:b/>
+          <w:bCs/>
+          <w:i/>
+          <w:iCs/>
+          <w:color w:val="353839" w:themeColor="text1"/>
+        </w:rPr>
+      </w:pPr>
+      <w:r>
+        <w:br w:type="page"/>
+      </w:r>
     </w:p>
     <w:p>
       <w:pPr>
         <w:pStyle w:val="Heading4"/>
       </w:pPr>
       <w:r>
+        <w:lastRenderedPageBreak/>
         <w:t>Requirement 1</w:t>
       </w:r>
       <w:r>
@@ -6161,7 +6160,10 @@
         <w:t xml:space="preserve"> </w:t>
       </w:r>
       <w:r>
-        <w:t>Generate Race Results</w:t>
+        <w:t>View</w:t>
+      </w:r>
+      <w:r>
+        <w:t xml:space="preserve"> Race Results</w:t>
       </w:r>
       <w:r>
         <w:t xml:space="preserve"> - Must</w:t>
@@ -6175,7 +6177,45 @@
         <w:t>Use Case Diagram</w:t>
       </w:r>
     </w:p>
-    <w:p/>
+    <w:p>
+      <w:r>
+        <w:drawing>
+          <wp:inline distT="0" distB="0" distL="0" distR="0" wp14:anchorId="7B25C8A7" wp14:editId="2DBB0FC5">
+            <wp:extent cx="5731510" cy="4988560"/>
+            <wp:effectExtent l="0" t="0" r="3810" b="0"/>
+            <wp:docPr id="551791606" name="Picture 1"/>
+            <wp:cNvGraphicFramePr>
+              <a:graphicFrameLocks xmlns:a="http://schemas.openxmlformats.org/drawingml/2006/main" noChangeAspect="1"/>
+            </wp:cNvGraphicFramePr>
+            <a:graphic xmlns:a="http://schemas.openxmlformats.org/drawingml/2006/main">
+              <a:graphicData uri="http://schemas.openxmlformats.org/drawingml/2006/picture">
+                <pic:pic xmlns:pic="http://schemas.openxmlformats.org/drawingml/2006/picture">
+                  <pic:nvPicPr>
+                    <pic:cNvPr id="551791606" name=""/>
+                    <pic:cNvPicPr/>
+                  </pic:nvPicPr>
+                  <pic:blipFill>
+                    <a:blip r:embed="rId14"/>
+                    <a:stretch>
+                      <a:fillRect/>
+                    </a:stretch>
+                  </pic:blipFill>
+                  <pic:spPr>
+                    <a:xfrm>
+                      <a:off x="0" y="0"/>
+                      <a:ext cx="5731510" cy="4988560"/>
+                    </a:xfrm>
+                    <a:prstGeom prst="rect">
+                      <a:avLst/>
+                    </a:prstGeom>
+                  </pic:spPr>
+                </pic:pic>
+              </a:graphicData>
+            </a:graphic>
+          </wp:inline>
+        </w:drawing>
+      </w:r>
+    </w:p>
     <w:p>
       <w:pPr>
         <w:pStyle w:val="Heading5"/>
@@ -6200,7 +6240,13 @@
         <w:rPr>
           <w:lang w:val="en-GB"/>
         </w:rPr>
-        <w:t>Generate the final classification and statistics of a race.</w:t>
+        <w:t>View</w:t>
+      </w:r>
+      <w:r>
+        <w:rPr>
+          <w:lang w:val="en-GB"/>
+        </w:rPr>
+        <w:t xml:space="preserve"> the final classification and statistics of a race.</w:t>
       </w:r>
     </w:p>
     <w:p>
@@ -6263,33 +6309,32 @@
         <w:rPr>
           <w:lang w:val="en-GB"/>
         </w:rPr>
-        <w:t xml:space="preserve"> manner, for example</w:t>
+        <w:t xml:space="preserve"> manner</w:t>
       </w:r>
       <w:r>
         <w:rPr>
           <w:lang w:val="en-GB"/>
         </w:rPr>
-        <w:t>,</w:t>
-      </w:r>
-      <w:r>
+        <w:t>.</w:t>
+      </w:r>
+      <w:r>
+        <w:t xml:space="preserve"> </w:t>
+      </w:r>
+      <w:r>
+        <w:t>This includes determining the final finishing order, displaying driver positions, completed laps, race status, and available performance statistics. The system uses the recorded race state and event history to provide context for the final result, allowing users to understand how the race developed rather than only viewing the final order.</w:t>
+      </w:r>
+    </w:p>
+    <w:p>
+      <w:pPr>
+        <w:pStyle w:val="Heading5"/>
         <w:rPr>
           <w:lang w:val="en-GB"/>
         </w:rPr>
-        <w:t xml:space="preserve"> the previous positions on certain laps through reading the overtakes and at what time.</w:t>
-      </w:r>
-    </w:p>
-    <w:p>
-      <w:pPr>
-        <w:pStyle w:val="Heading5"/>
+      </w:pPr>
+      <w:r>
         <w:rPr>
           <w:lang w:val="en-GB"/>
         </w:rPr>
-      </w:pPr>
-      <w:r>
-        <w:rPr>
-          <w:lang w:val="en-GB"/>
-        </w:rPr>
-        <w:lastRenderedPageBreak/>
         <w:t>Flow Description</w:t>
       </w:r>
     </w:p>
@@ -6306,7 +6351,7 @@
         <w:pStyle w:val="ListParagraph"/>
         <w:numPr>
           <w:ilvl w:val="0"/>
-          <w:numId w:val="29"/>
+          <w:numId w:val="3"/>
         </w:numPr>
       </w:pPr>
       <w:r>
@@ -6318,7 +6363,7 @@
         <w:pStyle w:val="ListParagraph"/>
         <w:numPr>
           <w:ilvl w:val="0"/>
-          <w:numId w:val="29"/>
+          <w:numId w:val="3"/>
         </w:numPr>
       </w:pPr>
       <w:r>
@@ -6327,348 +6372,1180 @@
     </w:p>
     <w:p>
       <w:pPr>
+        <w:pStyle w:val="ListParagraph"/>
+        <w:numPr>
+          <w:ilvl w:val="0"/>
+          <w:numId w:val="3"/>
+        </w:numPr>
+      </w:pPr>
+      <w:r>
+        <w:t>Race events and driver states have been recorded.</w:t>
+      </w:r>
+    </w:p>
+    <w:p>
+      <w:pPr>
         <w:pStyle w:val="Heading6"/>
       </w:pPr>
       <w:r>
+        <w:lastRenderedPageBreak/>
         <w:t>Activation</w:t>
       </w:r>
     </w:p>
+    <w:p>
+      <w:r>
+        <w:t xml:space="preserve">This use case begins when the </w:t>
+      </w:r>
+      <w:r>
+        <w:t>user wishes to see results</w:t>
+      </w:r>
+      <w:r>
+        <w:t xml:space="preserve"> after</w:t>
+      </w:r>
+      <w:r>
+        <w:t xml:space="preserve"> the final race lap has been completed.</w:t>
+      </w:r>
+    </w:p>
+    <w:p>
+      <w:pPr>
+        <w:pStyle w:val="Heading6"/>
+      </w:pPr>
+      <w:r>
+        <w:t>Main flow</w:t>
+      </w:r>
+    </w:p>
+    <w:p>
+      <w:pPr>
+        <w:pStyle w:val="ListParagraph"/>
+        <w:numPr>
+          <w:ilvl w:val="0"/>
+          <w:numId w:val="4"/>
+        </w:numPr>
+        <w:rPr>
+          <w:rFonts w:eastAsia="Times New Roman"/>
+          <w:lang w:eastAsia="en-IE"/>
+        </w:rPr>
+      </w:pPr>
+      <w:r>
+        <w:rPr>
+          <w:rFonts w:eastAsia="Times New Roman"/>
+          <w:lang w:eastAsia="en-IE"/>
+        </w:rPr>
+        <w:t xml:space="preserve">The system retrieves the final state of all participating drivers. </w:t>
+      </w:r>
+    </w:p>
+    <w:p>
+      <w:pPr>
+        <w:pStyle w:val="ListParagraph"/>
+        <w:numPr>
+          <w:ilvl w:val="0"/>
+          <w:numId w:val="4"/>
+        </w:numPr>
+        <w:rPr>
+          <w:rFonts w:eastAsia="Times New Roman"/>
+          <w:lang w:eastAsia="en-IE"/>
+        </w:rPr>
+      </w:pPr>
+      <w:r>
+        <w:rPr>
+          <w:rFonts w:eastAsia="Times New Roman"/>
+          <w:lang w:eastAsia="en-IE"/>
+        </w:rPr>
+        <w:t xml:space="preserve">The system determines the finishing order based on race completion data. </w:t>
+      </w:r>
+    </w:p>
+    <w:p>
+      <w:pPr>
+        <w:pStyle w:val="ListParagraph"/>
+        <w:numPr>
+          <w:ilvl w:val="0"/>
+          <w:numId w:val="4"/>
+        </w:numPr>
+        <w:rPr>
+          <w:rFonts w:eastAsia="Times New Roman"/>
+          <w:lang w:eastAsia="en-IE"/>
+        </w:rPr>
+      </w:pPr>
+      <w:r>
+        <w:rPr>
+          <w:rFonts w:eastAsia="Times New Roman"/>
+          <w:lang w:eastAsia="en-IE"/>
+        </w:rPr>
+        <w:t xml:space="preserve">The system calculates available race statistics, including finishing times and positions. </w:t>
+      </w:r>
+    </w:p>
+    <w:p>
+      <w:pPr>
+        <w:pStyle w:val="ListParagraph"/>
+        <w:numPr>
+          <w:ilvl w:val="0"/>
+          <w:numId w:val="4"/>
+        </w:numPr>
+        <w:rPr>
+          <w:rFonts w:eastAsia="Times New Roman"/>
+          <w:lang w:eastAsia="en-IE"/>
+        </w:rPr>
+      </w:pPr>
+      <w:r>
+        <w:rPr>
+          <w:rFonts w:eastAsia="Times New Roman"/>
+          <w:lang w:eastAsia="en-IE"/>
+        </w:rPr>
+        <w:t xml:space="preserve">The system processes recorded race events and position changes. </w:t>
+      </w:r>
+    </w:p>
+    <w:p>
+      <w:pPr>
+        <w:pStyle w:val="ListParagraph"/>
+        <w:numPr>
+          <w:ilvl w:val="0"/>
+          <w:numId w:val="4"/>
+        </w:numPr>
+        <w:rPr>
+          <w:rFonts w:eastAsia="Times New Roman"/>
+          <w:lang w:eastAsia="en-IE"/>
+        </w:rPr>
+      </w:pPr>
+      <w:r>
+        <w:rPr>
+          <w:rFonts w:eastAsia="Times New Roman"/>
+          <w:lang w:eastAsia="en-IE"/>
+        </w:rPr>
+        <w:t xml:space="preserve">The system generates the final race classification. </w:t>
+      </w:r>
+    </w:p>
+    <w:p>
+      <w:pPr>
+        <w:pStyle w:val="ListParagraph"/>
+        <w:numPr>
+          <w:ilvl w:val="0"/>
+          <w:numId w:val="4"/>
+        </w:numPr>
+      </w:pPr>
+      <w:r>
+        <w:rPr>
+          <w:rFonts w:eastAsia="Times New Roman"/>
+          <w:lang w:eastAsia="en-IE"/>
+        </w:rPr>
+        <w:t>The system displays the results screen to the user.</w:t>
+      </w:r>
+    </w:p>
+    <w:p>
+      <w:pPr>
+        <w:pStyle w:val="Heading6"/>
+      </w:pPr>
+      <w:r>
+        <w:t>Alternate flow</w:t>
+      </w:r>
+    </w:p>
+    <w:p>
+      <w:pPr>
+        <w:pStyle w:val="ListParagraph"/>
+      </w:pPr>
+      <w:r>
+        <w:t>1: Additional statistics unavailable</w:t>
+      </w:r>
+    </w:p>
+    <w:p>
+      <w:pPr>
+        <w:pStyle w:val="ListParagraph"/>
+        <w:numPr>
+          <w:ilvl w:val="1"/>
+          <w:numId w:val="5"/>
+        </w:numPr>
+      </w:pPr>
+      <w:r>
+        <w:t xml:space="preserve">The system detects that optional statistics are unavailable. </w:t>
+      </w:r>
+    </w:p>
+    <w:p>
+      <w:pPr>
+        <w:pStyle w:val="ListParagraph"/>
+        <w:numPr>
+          <w:ilvl w:val="1"/>
+          <w:numId w:val="5"/>
+        </w:numPr>
+      </w:pPr>
+      <w:r>
+        <w:t xml:space="preserve">The system generates the classification using the available race data. </w:t>
+      </w:r>
+    </w:p>
+    <w:p>
+      <w:pPr>
+        <w:pStyle w:val="ListParagraph"/>
+        <w:numPr>
+          <w:ilvl w:val="1"/>
+          <w:numId w:val="5"/>
+        </w:numPr>
+      </w:pPr>
+      <w:r>
+        <w:t>The use case continues at step 5 of the main flow.</w:t>
+      </w:r>
+    </w:p>
+    <w:p>
+      <w:pPr>
+        <w:pStyle w:val="Heading6"/>
+      </w:pPr>
+      <w:r>
+        <w:t>Exceptional flow</w:t>
+      </w:r>
+    </w:p>
+    <w:p>
+      <w:pPr>
+        <w:pStyle w:val="ListParagraph"/>
+        <w:numPr>
+          <w:ilvl w:val="0"/>
+          <w:numId w:val="6"/>
+        </w:numPr>
+      </w:pPr>
+      <w:r>
+        <w:t>Race data cannot be processed</w:t>
+      </w:r>
+    </w:p>
+    <w:p>
+      <w:pPr>
+        <w:pStyle w:val="ListParagraph"/>
+        <w:numPr>
+          <w:ilvl w:val="1"/>
+          <w:numId w:val="6"/>
+        </w:numPr>
+      </w:pPr>
+      <w:r>
+        <w:t xml:space="preserve">The system detects missing or corrupted race data. </w:t>
+      </w:r>
+    </w:p>
+    <w:p>
+      <w:pPr>
+        <w:pStyle w:val="ListParagraph"/>
+        <w:numPr>
+          <w:ilvl w:val="1"/>
+          <w:numId w:val="6"/>
+        </w:numPr>
+      </w:pPr>
+      <w:r>
+        <w:t xml:space="preserve">The system displays an error message. </w:t>
+      </w:r>
+    </w:p>
+    <w:p>
+      <w:pPr>
+        <w:pStyle w:val="ListParagraph"/>
+        <w:numPr>
+          <w:ilvl w:val="1"/>
+          <w:numId w:val="6"/>
+        </w:numPr>
+      </w:pPr>
+      <w:r>
+        <w:t>The system returns the user to the main menu.</w:t>
+      </w:r>
+    </w:p>
+    <w:p>
+      <w:pPr>
+        <w:pStyle w:val="Heading6"/>
+      </w:pPr>
+      <w:r>
+        <w:t>Termination</w:t>
+      </w:r>
+    </w:p>
+    <w:p>
+      <w:r>
+        <w:t>The system displays the completed race results.</w:t>
+      </w:r>
+    </w:p>
+    <w:p>
+      <w:pPr>
+        <w:pStyle w:val="Heading6"/>
+      </w:pPr>
+      <w:r>
+        <w:t>Post condition</w:t>
+      </w:r>
+    </w:p>
+    <w:p>
+      <w:r>
+        <w:t>The final classification and available race statistics are available for user review.</w:t>
+      </w:r>
+    </w:p>
+    <w:p>
+      <w:pPr>
+        <w:rPr>
+          <w:rFonts w:asciiTheme="majorHAnsi" w:eastAsiaTheme="majorEastAsia" w:hAnsiTheme="majorHAnsi" w:cstheme="majorBidi"/>
+          <w:b/>
+          <w:bCs/>
+          <w:i/>
+          <w:iCs/>
+          <w:color w:val="353839" w:themeColor="text1"/>
+        </w:rPr>
+      </w:pPr>
+      <w:r>
+        <w:br w:type="page"/>
+      </w:r>
+    </w:p>
+    <w:p>
+      <w:pPr>
+        <w:pStyle w:val="Heading4"/>
+      </w:pPr>
+      <w:r>
+        <w:lastRenderedPageBreak/>
+        <w:t xml:space="preserve">Requirement 2/UC-2 </w:t>
+      </w:r>
+      <w:r>
+        <w:t xml:space="preserve">Simulate race progression </w:t>
+      </w:r>
+      <w:r>
+        <w:t>- Must</w:t>
+      </w:r>
+    </w:p>
+    <w:p>
+      <w:pPr>
+        <w:pStyle w:val="Heading5"/>
+      </w:pPr>
+      <w:r>
+        <w:t>Use Case Diagram</w:t>
+      </w:r>
+    </w:p>
+    <w:p>
+      <w:r>
+        <w:drawing>
+          <wp:inline distT="0" distB="0" distL="0" distR="0" wp14:anchorId="77283CF5" wp14:editId="16CE1B66">
+            <wp:extent cx="5731510" cy="4969510"/>
+            <wp:effectExtent l="0" t="0" r="2540" b="2540"/>
+            <wp:docPr id="724836735" name="Picture 1"/>
+            <wp:cNvGraphicFramePr>
+              <a:graphicFrameLocks xmlns:a="http://schemas.openxmlformats.org/drawingml/2006/main" noChangeAspect="1"/>
+            </wp:cNvGraphicFramePr>
+            <a:graphic xmlns:a="http://schemas.openxmlformats.org/drawingml/2006/main">
+              <a:graphicData uri="http://schemas.openxmlformats.org/drawingml/2006/picture">
+                <pic:pic xmlns:pic="http://schemas.openxmlformats.org/drawingml/2006/picture">
+                  <pic:nvPicPr>
+                    <pic:cNvPr id="724836735" name=""/>
+                    <pic:cNvPicPr/>
+                  </pic:nvPicPr>
+                  <pic:blipFill>
+                    <a:blip r:embed="rId15"/>
+                    <a:stretch>
+                      <a:fillRect/>
+                    </a:stretch>
+                  </pic:blipFill>
+                  <pic:spPr>
+                    <a:xfrm>
+                      <a:off x="0" y="0"/>
+                      <a:ext cx="5731510" cy="4969510"/>
+                    </a:xfrm>
+                    <a:prstGeom prst="rect">
+                      <a:avLst/>
+                    </a:prstGeom>
+                  </pic:spPr>
+                </pic:pic>
+              </a:graphicData>
+            </a:graphic>
+          </wp:inline>
+        </w:drawing>
+      </w:r>
+    </w:p>
+    <w:p>
+      <w:pPr>
+        <w:pStyle w:val="Heading5"/>
+        <w:rPr>
+          <w:lang w:val="en-GB"/>
+        </w:rPr>
+      </w:pPr>
+      <w:r>
+        <w:rPr>
+          <w:lang w:val="en-GB"/>
+        </w:rPr>
+        <w:t>Scope</w:t>
+      </w:r>
+    </w:p>
+    <w:p>
+      <w:pPr>
+        <w:rPr>
+          <w:lang w:val="en-GB"/>
+        </w:rPr>
+      </w:pPr>
+      <w:r>
+        <w:t>Execute the race simulation engine from the start of the race until completion.</w:t>
+      </w:r>
+    </w:p>
+    <w:p>
+      <w:pPr>
+        <w:pStyle w:val="Heading5"/>
+        <w:rPr>
+          <w:lang w:val="en-GB"/>
+        </w:rPr>
+      </w:pPr>
+      <w:r>
+        <w:rPr>
+          <w:lang w:val="en-GB"/>
+        </w:rPr>
+        <w:t>Description</w:t>
+      </w:r>
+    </w:p>
+    <w:p>
+      <w:pPr>
+        <w:rPr>
+          <w:lang w:val="en-GB"/>
+        </w:rPr>
+      </w:pPr>
+      <w:r>
+        <w:rPr>
+          <w:lang w:val="en-GB"/>
+        </w:rPr>
+        <w:t>The system simulates the progression of a motorsport race by continuously updating driver performance, positions, lap progress, time gaps, and race conditions. The simulation engine calculates race changes based on driver behaviour, vehicle performance, and predefined race factors to produce a simulated race outcome.</w:t>
+      </w:r>
+    </w:p>
+    <w:p>
+      <w:pPr>
+        <w:rPr>
+          <w:lang w:val="en-GB"/>
+        </w:rPr>
+      </w:pPr>
+      <w:r>
+        <w:rPr>
+          <w:lang w:val="en-GB"/>
+        </w:rPr>
+        <w:t>The simulation maintains the current race state throughout the event by processing each simulation interval until the required race distance has been completed.</w:t>
+      </w:r>
+    </w:p>
+    <w:p>
+      <w:pPr>
+        <w:pStyle w:val="Heading5"/>
+        <w:rPr>
+          <w:lang w:val="en-GB"/>
+        </w:rPr>
+      </w:pPr>
+      <w:r>
+        <w:rPr>
+          <w:lang w:val="en-GB"/>
+        </w:rPr>
+        <w:t>Flow Description</w:t>
+      </w:r>
+    </w:p>
+    <w:p>
+      <w:pPr>
+        <w:pStyle w:val="Heading6"/>
+      </w:pPr>
+      <w:r>
+        <w:t>Precondition</w:t>
+      </w:r>
+    </w:p>
+    <w:p>
+      <w:pPr>
+        <w:pStyle w:val="ListParagraph"/>
+        <w:numPr>
+          <w:ilvl w:val="0"/>
+          <w:numId w:val="7"/>
+        </w:numPr>
+      </w:pPr>
+      <w:r>
+        <w:t>Driver and track data have been loaded.</w:t>
+      </w:r>
+    </w:p>
+    <w:p>
+      <w:pPr>
+        <w:pStyle w:val="ListParagraph"/>
+        <w:numPr>
+          <w:ilvl w:val="0"/>
+          <w:numId w:val="7"/>
+        </w:numPr>
+      </w:pPr>
+      <w:r>
+        <w:t>Race settings have been configured.</w:t>
+      </w:r>
+    </w:p>
+    <w:p>
+      <w:pPr>
+        <w:pStyle w:val="ListParagraph"/>
+        <w:numPr>
+          <w:ilvl w:val="0"/>
+          <w:numId w:val="7"/>
+        </w:numPr>
+      </w:pPr>
+      <w:r>
+        <w:t>The simulation engine has been initialised.</w:t>
+      </w:r>
+    </w:p>
+    <w:p>
+      <w:pPr>
+        <w:pStyle w:val="Heading6"/>
+      </w:pPr>
+      <w:r>
+        <w:lastRenderedPageBreak/>
+        <w:t>Activation</w:t>
+      </w:r>
+    </w:p>
+    <w:p>
+      <w:r>
+        <w:t>This use case begins when the user starts the race simulation.</w:t>
+      </w:r>
+    </w:p>
+    <w:p>
+      <w:pPr>
+        <w:pStyle w:val="Heading6"/>
+      </w:pPr>
+      <w:r>
+        <w:t>Main flow</w:t>
+      </w:r>
+    </w:p>
+    <w:p>
+      <w:pPr>
+        <w:pStyle w:val="ListParagraph"/>
+        <w:numPr>
+          <w:ilvl w:val="0"/>
+          <w:numId w:val="8"/>
+        </w:numPr>
+      </w:pPr>
+      <w:r>
+        <w:t>The system creates the initial race state.</w:t>
+      </w:r>
+    </w:p>
+    <w:p>
+      <w:pPr>
+        <w:pStyle w:val="ListParagraph"/>
+        <w:numPr>
+          <w:ilvl w:val="0"/>
+          <w:numId w:val="8"/>
+        </w:numPr>
+      </w:pPr>
+      <w:r>
+        <w:t>The system assigns starting positions to participating drivers.</w:t>
+      </w:r>
+    </w:p>
+    <w:p>
+      <w:pPr>
+        <w:pStyle w:val="ListParagraph"/>
+        <w:numPr>
+          <w:ilvl w:val="0"/>
+          <w:numId w:val="8"/>
+        </w:numPr>
+      </w:pPr>
+      <w:r>
+        <w:t>The system begins the simulation process.</w:t>
+      </w:r>
+    </w:p>
+    <w:p>
+      <w:pPr>
+        <w:pStyle w:val="ListParagraph"/>
+        <w:numPr>
+          <w:ilvl w:val="0"/>
+          <w:numId w:val="8"/>
+        </w:numPr>
+      </w:pPr>
+      <w:r>
+        <w:t>The system calculates driver performance for the current simulation interval.</w:t>
+      </w:r>
+    </w:p>
+    <w:p>
+      <w:pPr>
+        <w:pStyle w:val="ListParagraph"/>
+        <w:numPr>
+          <w:ilvl w:val="0"/>
+          <w:numId w:val="8"/>
+        </w:numPr>
+      </w:pPr>
+      <w:r>
+        <w:t>The system updates driver positions, lap progress, and time gaps.</w:t>
+      </w:r>
+    </w:p>
+    <w:p>
+      <w:pPr>
+        <w:pStyle w:val="ListParagraph"/>
+        <w:numPr>
+          <w:ilvl w:val="0"/>
+          <w:numId w:val="8"/>
+        </w:numPr>
+      </w:pPr>
+      <w:r>
+        <w:t>The system records relevant race events and state changes.</w:t>
+      </w:r>
+    </w:p>
+    <w:p>
+      <w:pPr>
+        <w:pStyle w:val="ListParagraph"/>
+        <w:numPr>
+          <w:ilvl w:val="0"/>
+          <w:numId w:val="8"/>
+        </w:numPr>
+      </w:pPr>
+      <w:r>
+        <w:t>The system repeats the simulation process until the race is completed.</w:t>
+      </w:r>
+    </w:p>
+    <w:p>
+      <w:pPr>
+        <w:pStyle w:val="Heading6"/>
+      </w:pPr>
+      <w:r>
+        <w:t>Alternate flow</w:t>
+      </w:r>
+    </w:p>
+    <w:p>
+      <w:pPr>
+        <w:pStyle w:val="ListParagraph"/>
+        <w:numPr>
+          <w:ilvl w:val="0"/>
+          <w:numId w:val="9"/>
+        </w:numPr>
+      </w:pPr>
+      <w:r>
+        <w:t>A1 – The user ends the race early</w:t>
+      </w:r>
+    </w:p>
+    <w:p>
+      <w:pPr>
+        <w:pStyle w:val="ListParagraph"/>
+        <w:numPr>
+          <w:ilvl w:val="1"/>
+          <w:numId w:val="9"/>
+        </w:numPr>
+      </w:pPr>
+      <w:r>
+        <w:t>The system takes the most recent information and records it as if the race finishes</w:t>
+      </w:r>
+    </w:p>
+    <w:p>
+      <w:pPr>
+        <w:pStyle w:val="Heading6"/>
+      </w:pPr>
+      <w:r>
+        <w:t>Exceptional flow</w:t>
+      </w:r>
+    </w:p>
+    <w:p>
+      <w:pPr>
+        <w:pStyle w:val="ListParagraph"/>
+        <w:numPr>
+          <w:ilvl w:val="0"/>
+          <w:numId w:val="10"/>
+        </w:numPr>
+      </w:pPr>
+      <w:r>
+        <w:t>E1 – The simulation fails due to not all cars finishing</w:t>
+      </w:r>
+    </w:p>
+    <w:p>
+      <w:pPr>
+        <w:pStyle w:val="ListParagraph"/>
+        <w:numPr>
+          <w:ilvl w:val="1"/>
+          <w:numId w:val="10"/>
+        </w:numPr>
+      </w:pPr>
+      <w:r>
+        <w:t>The system times out the unfinished cars and marks the, as DNF (Did not Finish)</w:t>
+      </w:r>
+    </w:p>
+    <w:p>
+      <w:pPr>
+        <w:pStyle w:val="Heading6"/>
+      </w:pPr>
+      <w:r>
+        <w:t>Termination</w:t>
+      </w:r>
+    </w:p>
+    <w:p>
+      <w:r>
+        <w:t>The race simulation ends when all required race conditions have been completed.</w:t>
+      </w:r>
+    </w:p>
+    <w:p>
+      <w:pPr>
+        <w:pStyle w:val="Heading6"/>
+      </w:pPr>
+      <w:r>
+        <w:t>Post condition</w:t>
+      </w:r>
+    </w:p>
+    <w:p>
+      <w:r>
+        <w:t>A completed race state exists and is available for generating race results.</w:t>
+      </w:r>
+    </w:p>
+    <w:p>
+      <w:pPr>
+        <w:rPr>
+          <w:rFonts w:asciiTheme="majorHAnsi" w:eastAsiaTheme="majorEastAsia" w:hAnsiTheme="majorHAnsi" w:cstheme="majorBidi"/>
+          <w:b/>
+          <w:bCs/>
+          <w:i/>
+          <w:iCs/>
+          <w:color w:val="353839" w:themeColor="text1"/>
+        </w:rPr>
+      </w:pPr>
+      <w:r>
+        <w:br w:type="page"/>
+      </w:r>
+    </w:p>
+    <w:p>
+      <w:pPr>
+        <w:pStyle w:val="Heading4"/>
+      </w:pPr>
+      <w:r>
+        <w:lastRenderedPageBreak/>
+        <w:t xml:space="preserve">Requirement 3/UC-3 </w:t>
+      </w:r>
+      <w:r>
+        <w:t>View</w:t>
+      </w:r>
+      <w:r>
+        <w:t xml:space="preserve"> live race </w:t>
+      </w:r>
+      <w:r>
+        <w:t>- Must</w:t>
+      </w:r>
+    </w:p>
+    <w:p>
+      <w:pPr>
+        <w:pStyle w:val="Heading5"/>
+      </w:pPr>
+      <w:r>
+        <w:t>Use Case Diagram</w:t>
+      </w:r>
+    </w:p>
+    <w:p>
+      <w:r>
+        <w:drawing>
+          <wp:inline distT="0" distB="0" distL="0" distR="0" wp14:anchorId="1C3AFE84" wp14:editId="1882277D">
+            <wp:extent cx="5731510" cy="6236335"/>
+            <wp:effectExtent l="0" t="0" r="2540" b="0"/>
+            <wp:docPr id="1406171315" name="Picture 1"/>
+            <wp:cNvGraphicFramePr>
+              <a:graphicFrameLocks xmlns:a="http://schemas.openxmlformats.org/drawingml/2006/main" noChangeAspect="1"/>
+            </wp:cNvGraphicFramePr>
+            <a:graphic xmlns:a="http://schemas.openxmlformats.org/drawingml/2006/main">
+              <a:graphicData uri="http://schemas.openxmlformats.org/drawingml/2006/picture">
+                <pic:pic xmlns:pic="http://schemas.openxmlformats.org/drawingml/2006/picture">
+                  <pic:nvPicPr>
+                    <pic:cNvPr id="1406171315" name=""/>
+                    <pic:cNvPicPr/>
+                  </pic:nvPicPr>
+                  <pic:blipFill>
+                    <a:blip r:embed="rId16"/>
+                    <a:stretch>
+                      <a:fillRect/>
+                    </a:stretch>
+                  </pic:blipFill>
+                  <pic:spPr>
+                    <a:xfrm>
+                      <a:off x="0" y="0"/>
+                      <a:ext cx="5731510" cy="6236335"/>
+                    </a:xfrm>
+                    <a:prstGeom prst="rect">
+                      <a:avLst/>
+                    </a:prstGeom>
+                  </pic:spPr>
+                </pic:pic>
+              </a:graphicData>
+            </a:graphic>
+          </wp:inline>
+        </w:drawing>
+      </w:r>
+    </w:p>
+    <w:p>
+      <w:pPr>
+        <w:pStyle w:val="Heading5"/>
+        <w:rPr>
+          <w:lang w:val="en-GB"/>
+        </w:rPr>
+      </w:pPr>
+      <w:r>
+        <w:rPr>
+          <w:lang w:val="en-GB"/>
+        </w:rPr>
+        <w:t>Scope</w:t>
+      </w:r>
+    </w:p>
+    <w:p>
+      <w:pPr>
+        <w:rPr>
+          <w:lang w:val="en-GB"/>
+        </w:rPr>
+      </w:pPr>
+      <w:r>
+        <w:t>Display the current state of the race simulation while the event is in progress.</w:t>
+      </w:r>
+    </w:p>
+    <w:p>
+      <w:pPr>
+        <w:pStyle w:val="Heading5"/>
+        <w:rPr>
+          <w:lang w:val="en-GB"/>
+        </w:rPr>
+      </w:pPr>
+      <w:r>
+        <w:rPr>
+          <w:lang w:val="en-GB"/>
+        </w:rPr>
+        <w:t>Description</w:t>
+      </w:r>
+    </w:p>
+    <w:p>
+      <w:pPr>
+        <w:rPr>
+          <w:lang w:val="en-GB"/>
+        </w:rPr>
+      </w:pPr>
+      <w:r>
+        <w:rPr>
+          <w:lang w:val="en-GB"/>
+        </w:rPr>
+        <w:t>The</w:t>
+      </w:r>
+      <w:r>
+        <w:rPr>
+          <w:lang w:val="en-GB"/>
+        </w:rPr>
+        <w:t xml:space="preserve"> user requests to view the race and the</w:t>
+      </w:r>
+      <w:r>
+        <w:rPr>
+          <w:lang w:val="en-GB"/>
+        </w:rPr>
+        <w:t xml:space="preserve"> system provides a visual representation of the race by displaying current driver positions, lap progress, race status, and relevant simulation information.</w:t>
+      </w:r>
+    </w:p>
+    <w:p>
+      <w:pPr>
+        <w:rPr>
+          <w:lang w:val="en-GB"/>
+        </w:rPr>
+      </w:pPr>
+      <w:r>
+        <w:rPr>
+          <w:lang w:val="en-GB"/>
+        </w:rPr>
+        <w:t>The interface receives updated race data during simulation execution and presents changes to the user. This allows the user to observe how the race develops over time, including changes in position and driver performance.</w:t>
+      </w:r>
+    </w:p>
+    <w:p>
+      <w:pPr>
+        <w:pStyle w:val="Heading5"/>
+        <w:rPr>
+          <w:lang w:val="en-GB"/>
+        </w:rPr>
+      </w:pPr>
+      <w:r>
+        <w:rPr>
+          <w:lang w:val="en-GB"/>
+        </w:rPr>
+        <w:lastRenderedPageBreak/>
+        <w:t>Flow Description</w:t>
+      </w:r>
+    </w:p>
+    <w:p>
+      <w:pPr>
+        <w:pStyle w:val="Heading6"/>
+      </w:pPr>
+      <w:r>
+        <w:t>Precondition</w:t>
+      </w:r>
+    </w:p>
+    <w:p>
+      <w:pPr>
+        <w:pStyle w:val="ListParagraph"/>
+        <w:numPr>
+          <w:ilvl w:val="0"/>
+          <w:numId w:val="11"/>
+        </w:numPr>
+      </w:pPr>
+      <w:r>
+        <w:t>Driver and track data have been loaded.</w:t>
+      </w:r>
+    </w:p>
+    <w:p>
+      <w:pPr>
+        <w:pStyle w:val="ListParagraph"/>
+        <w:numPr>
+          <w:ilvl w:val="0"/>
+          <w:numId w:val="11"/>
+        </w:numPr>
+      </w:pPr>
+      <w:r>
+        <w:t>The race simulation has started.</w:t>
+      </w:r>
+    </w:p>
+    <w:p>
+      <w:pPr>
+        <w:pStyle w:val="ListParagraph"/>
+        <w:numPr>
+          <w:ilvl w:val="0"/>
+          <w:numId w:val="11"/>
+        </w:numPr>
+      </w:pPr>
+      <w:r>
+        <w:t>The graphical interface is available.</w:t>
+      </w:r>
+    </w:p>
+    <w:p>
+      <w:pPr>
+        <w:pStyle w:val="Heading6"/>
+      </w:pPr>
+      <w:r>
+        <w:t>Activation</w:t>
+      </w:r>
+    </w:p>
+    <w:p>
+      <w:r>
+        <w:t>This use case begins when the user starts a race and live race information becomes available.</w:t>
+      </w:r>
+    </w:p>
+    <w:p>
+      <w:pPr>
+        <w:pStyle w:val="Heading6"/>
+      </w:pPr>
+      <w:r>
+        <w:t>Main flow</w:t>
+      </w:r>
+    </w:p>
+    <w:p>
+      <w:pPr>
+        <w:pStyle w:val="ListParagraph"/>
+        <w:numPr>
+          <w:ilvl w:val="0"/>
+          <w:numId w:val="12"/>
+        </w:numPr>
+        <w:rPr>
+          <w:rFonts w:eastAsia="Times New Roman"/>
+          <w:lang w:eastAsia="en-IE"/>
+        </w:rPr>
+      </w:pPr>
+      <w:r>
+        <w:rPr>
+          <w:rFonts w:eastAsia="Times New Roman"/>
+          <w:lang w:eastAsia="en-IE"/>
+        </w:rPr>
+        <w:t xml:space="preserve">The system receives updated race data from the simulation process. </w:t>
+      </w:r>
+    </w:p>
+    <w:p>
+      <w:pPr>
+        <w:pStyle w:val="ListParagraph"/>
+        <w:numPr>
+          <w:ilvl w:val="0"/>
+          <w:numId w:val="12"/>
+        </w:numPr>
+        <w:rPr>
+          <w:rFonts w:eastAsia="Times New Roman"/>
+          <w:lang w:eastAsia="en-IE"/>
+        </w:rPr>
+      </w:pPr>
+      <w:r>
+        <w:rPr>
+          <w:rFonts w:eastAsia="Times New Roman"/>
+          <w:lang w:eastAsia="en-IE"/>
+        </w:rPr>
+        <w:t xml:space="preserve">The system processes current driver positions and race information. </w:t>
+      </w:r>
+    </w:p>
+    <w:p>
+      <w:pPr>
+        <w:pStyle w:val="ListParagraph"/>
+        <w:numPr>
+          <w:ilvl w:val="0"/>
+          <w:numId w:val="12"/>
+        </w:numPr>
+        <w:rPr>
+          <w:rFonts w:eastAsia="Times New Roman"/>
+          <w:lang w:eastAsia="en-IE"/>
+        </w:rPr>
+      </w:pPr>
+      <w:r>
+        <w:rPr>
+          <w:rFonts w:eastAsia="Times New Roman"/>
+          <w:lang w:eastAsia="en-IE"/>
+        </w:rPr>
+        <w:t xml:space="preserve">The system updates the race visualisation. </w:t>
+      </w:r>
+    </w:p>
+    <w:p>
+      <w:pPr>
+        <w:pStyle w:val="ListParagraph"/>
+        <w:numPr>
+          <w:ilvl w:val="0"/>
+          <w:numId w:val="12"/>
+        </w:numPr>
+        <w:rPr>
+          <w:rFonts w:eastAsia="Times New Roman"/>
+          <w:lang w:eastAsia="en-IE"/>
+        </w:rPr>
+      </w:pPr>
+      <w:r>
+        <w:rPr>
+          <w:rFonts w:eastAsia="Times New Roman"/>
+          <w:lang w:eastAsia="en-IE"/>
+        </w:rPr>
+        <w:t xml:space="preserve">The system displays lap information and race status. </w:t>
+      </w:r>
+    </w:p>
+    <w:p>
+      <w:pPr>
+        <w:pStyle w:val="ListParagraph"/>
+        <w:numPr>
+          <w:ilvl w:val="0"/>
+          <w:numId w:val="12"/>
+        </w:numPr>
+        <w:rPr>
+          <w:rFonts w:eastAsia="Times New Roman"/>
+          <w:lang w:eastAsia="en-IE"/>
+        </w:rPr>
+      </w:pPr>
+      <w:r>
+        <w:rPr>
+          <w:rFonts w:eastAsia="Times New Roman"/>
+          <w:lang w:eastAsia="en-IE"/>
+        </w:rPr>
+        <w:t xml:space="preserve">The system refreshes the interface after each simulation update. </w:t>
+      </w:r>
+    </w:p>
+    <w:p>
+      <w:pPr>
+        <w:pStyle w:val="ListParagraph"/>
+        <w:numPr>
+          <w:ilvl w:val="0"/>
+          <w:numId w:val="12"/>
+        </w:numPr>
+      </w:pPr>
+      <w:r>
+        <w:rPr>
+          <w:rFonts w:eastAsia="Times New Roman"/>
+          <w:lang w:eastAsia="en-IE"/>
+        </w:rPr>
+        <w:t>The system continues displaying race information until completion.</w:t>
+      </w:r>
+    </w:p>
+    <w:p>
+      <w:pPr>
+        <w:pStyle w:val="Heading6"/>
+      </w:pPr>
+      <w:r>
+        <w:t>Alternate flow</w:t>
+      </w:r>
+    </w:p>
+    <w:p>
+      <w:pPr>
+        <w:pStyle w:val="ListParagraph"/>
+        <w:numPr>
+          <w:ilvl w:val="0"/>
+          <w:numId w:val="13"/>
+        </w:numPr>
+      </w:pPr>
+      <w:r>
+        <w:t>A1 – The user ends the race</w:t>
+      </w:r>
+    </w:p>
+    <w:p>
+      <w:pPr>
+        <w:pStyle w:val="ListParagraph"/>
+        <w:numPr>
+          <w:ilvl w:val="1"/>
+          <w:numId w:val="13"/>
+        </w:numPr>
+      </w:pPr>
+      <w:r>
+        <w:t>The system triggers a race completion status in simulation</w:t>
+      </w:r>
+    </w:p>
+    <w:p>
+      <w:pPr>
+        <w:pStyle w:val="ListParagraph"/>
+        <w:numPr>
+          <w:ilvl w:val="1"/>
+          <w:numId w:val="13"/>
+        </w:numPr>
+      </w:pPr>
+      <w:r>
+        <w:t>The system displays the race is over in the UI</w:t>
+      </w:r>
+    </w:p>
+    <w:p>
+      <w:pPr>
+        <w:pStyle w:val="Heading6"/>
+      </w:pPr>
+      <w:r>
+        <w:t>Exceptional flow</w:t>
+      </w:r>
+    </w:p>
+    <w:p>
+      <w:pPr>
+        <w:pStyle w:val="ListParagraph"/>
+        <w:numPr>
+          <w:ilvl w:val="0"/>
+          <w:numId w:val="14"/>
+        </w:numPr>
+      </w:pPr>
+      <w:r>
+        <w:t>E1 – The interface fails to update</w:t>
+      </w:r>
+    </w:p>
+    <w:p>
+      <w:pPr>
+        <w:pStyle w:val="ListParagraph"/>
+        <w:numPr>
+          <w:ilvl w:val="1"/>
+          <w:numId w:val="14"/>
+        </w:numPr>
+      </w:pPr>
+      <w:r>
+        <w:t>The system resets the interface</w:t>
+      </w:r>
+    </w:p>
+    <w:p>
+      <w:pPr>
+        <w:pStyle w:val="ListParagraph"/>
+        <w:numPr>
+          <w:ilvl w:val="1"/>
+          <w:numId w:val="14"/>
+        </w:numPr>
+      </w:pPr>
+      <w:r>
+        <w:t>The system continues as normal</w:t>
+      </w:r>
+    </w:p>
+    <w:p>
+      <w:pPr>
+        <w:pStyle w:val="Heading6"/>
+      </w:pPr>
+      <w:r>
+        <w:t>Termination</w:t>
+      </w:r>
+    </w:p>
+    <w:p>
+      <w:r>
+        <w:t>The race is over and nothing visual can occur.</w:t>
+      </w:r>
+    </w:p>
+    <w:p>
+      <w:pPr>
+        <w:pStyle w:val="Heading6"/>
+      </w:pPr>
+      <w:r>
+        <w:t>Post condition</w:t>
+      </w:r>
+    </w:p>
+    <w:p>
+      <w:r>
+        <w:t>Live race display transitions to results</w:t>
+      </w:r>
+    </w:p>
     <w:p/>
     <w:p>
       <w:pPr>
-        <w:pStyle w:val="Heading6"/>
-      </w:pPr>
-      <w:r>
-        <w:t>Main flow</w:t>
-      </w:r>
-    </w:p>
-    <w:p/>
-    <w:p>
-      <w:pPr>
-        <w:pStyle w:val="Heading6"/>
-      </w:pPr>
-      <w:r>
-        <w:t>Alternate flow</w:t>
-      </w:r>
-    </w:p>
-    <w:p/>
-    <w:p>
-      <w:pPr>
-        <w:pStyle w:val="Heading6"/>
-      </w:pPr>
-      <w:r>
-        <w:t>Exceptional flow</w:t>
-      </w:r>
-    </w:p>
-    <w:p/>
-    <w:p>
-      <w:pPr>
-        <w:pStyle w:val="Heading6"/>
-      </w:pPr>
-      <w:r>
-        <w:t>Termination</w:t>
-      </w:r>
-    </w:p>
-    <w:p/>
-    <w:p>
-      <w:pPr>
-        <w:pStyle w:val="Heading6"/>
-      </w:pPr>
-      <w:r>
-        <w:t>Post condition</w:t>
-      </w:r>
-    </w:p>
-    <w:p/>
+        <w:rPr>
+          <w:rFonts w:asciiTheme="majorHAnsi" w:eastAsiaTheme="majorEastAsia" w:hAnsiTheme="majorHAnsi" w:cstheme="majorBidi"/>
+          <w:b/>
+          <w:bCs/>
+          <w:i/>
+          <w:iCs/>
+          <w:color w:val="353839" w:themeColor="text1"/>
+        </w:rPr>
+      </w:pPr>
+      <w:r>
+        <w:br w:type="page"/>
+      </w:r>
+    </w:p>
     <w:p>
       <w:pPr>
         <w:pStyle w:val="Heading4"/>
       </w:pPr>
       <w:r>
-        <w:t xml:space="preserve">Requirement 2/UC-2 </w:t>
-      </w:r>
-      <w:r>
-        <w:t xml:space="preserve">Simulate race progression </w:t>
-      </w:r>
-      <w:r>
-        <w:t>- Must</w:t>
-      </w:r>
-    </w:p>
-    <w:p>
-      <w:pPr>
-        <w:pStyle w:val="Heading5"/>
-      </w:pPr>
-      <w:r>
-        <w:t>Use Case Diagram</w:t>
-      </w:r>
-    </w:p>
-    <w:p/>
-    <w:p>
-      <w:pPr>
-        <w:pStyle w:val="Heading5"/>
-        <w:rPr>
-          <w:lang w:val="en-GB"/>
-        </w:rPr>
-      </w:pPr>
-      <w:r>
-        <w:rPr>
-          <w:lang w:val="en-GB"/>
-        </w:rPr>
-        <w:t>Scope</w:t>
-      </w:r>
-    </w:p>
-    <w:p>
-      <w:pPr>
-        <w:rPr>
-          <w:lang w:val="en-GB"/>
-        </w:rPr>
-      </w:pPr>
-    </w:p>
-    <w:p>
-      <w:pPr>
-        <w:pStyle w:val="Heading5"/>
-        <w:rPr>
-          <w:lang w:val="en-GB"/>
-        </w:rPr>
-      </w:pPr>
-      <w:r>
-        <w:rPr>
-          <w:lang w:val="en-GB"/>
-        </w:rPr>
-        <w:t>Description</w:t>
-      </w:r>
-    </w:p>
-    <w:p>
-      <w:pPr>
-        <w:rPr>
-          <w:lang w:val="en-GB"/>
-        </w:rPr>
-      </w:pPr>
-    </w:p>
-    <w:p>
-      <w:pPr>
-        <w:pStyle w:val="Heading5"/>
-        <w:rPr>
-          <w:lang w:val="en-GB"/>
-        </w:rPr>
-      </w:pPr>
-      <w:r>
-        <w:rPr>
-          <w:lang w:val="en-GB"/>
-        </w:rPr>
-        <w:t>Flow Description</w:t>
-      </w:r>
-    </w:p>
-    <w:p>
-      <w:pPr>
-        <w:pStyle w:val="Heading6"/>
-      </w:pPr>
-      <w:r>
-        <w:t>Precondition</w:t>
-      </w:r>
-    </w:p>
-    <w:p/>
-    <w:p>
-      <w:pPr>
-        <w:pStyle w:val="Heading6"/>
-      </w:pPr>
-      <w:r>
-        <w:t>Activation</w:t>
-      </w:r>
-    </w:p>
-    <w:p/>
-    <w:p>
-      <w:pPr>
-        <w:pStyle w:val="Heading6"/>
-      </w:pPr>
-      <w:r>
-        <w:t>Main flow</w:t>
-      </w:r>
-    </w:p>
-    <w:p/>
-    <w:p>
-      <w:pPr>
-        <w:pStyle w:val="Heading6"/>
-      </w:pPr>
-      <w:r>
-        <w:t>Alternate flow</w:t>
-      </w:r>
-    </w:p>
-    <w:p/>
-    <w:p>
-      <w:pPr>
-        <w:pStyle w:val="Heading6"/>
-      </w:pPr>
-      <w:r>
-        <w:t>Exceptional flow</w:t>
-      </w:r>
-    </w:p>
-    <w:p/>
-    <w:p>
-      <w:pPr>
-        <w:pStyle w:val="Heading6"/>
-      </w:pPr>
-      <w:r>
         <w:lastRenderedPageBreak/>
-        <w:t>Termination</w:t>
-      </w:r>
-    </w:p>
-    <w:p/>
-    <w:p>
-      <w:pPr>
-        <w:pStyle w:val="Heading6"/>
-      </w:pPr>
-      <w:r>
-        <w:t>Post condition</w:t>
-      </w:r>
-    </w:p>
-    <w:p/>
-    <w:p>
-      <w:pPr>
-        <w:pStyle w:val="Heading4"/>
-      </w:pPr>
-      <w:r>
-        <w:t xml:space="preserve">Requirement 3/UC-3 </w:t>
-      </w:r>
-      <w:r>
-        <w:t xml:space="preserve">Display live race </w:t>
-      </w:r>
-      <w:r>
-        <w:t>- Must</w:t>
-      </w:r>
-    </w:p>
-    <w:p>
-      <w:pPr>
-        <w:pStyle w:val="Heading5"/>
-      </w:pPr>
-      <w:r>
-        <w:t>Use Case Diagram</w:t>
-      </w:r>
-    </w:p>
-    <w:p/>
-    <w:p>
-      <w:pPr>
-        <w:pStyle w:val="Heading5"/>
-        <w:rPr>
-          <w:lang w:val="en-GB"/>
-        </w:rPr>
-      </w:pPr>
-      <w:r>
-        <w:rPr>
-          <w:lang w:val="en-GB"/>
-        </w:rPr>
-        <w:t>Scope</w:t>
-      </w:r>
-    </w:p>
-    <w:p>
-      <w:pPr>
-        <w:rPr>
-          <w:lang w:val="en-GB"/>
-        </w:rPr>
-      </w:pPr>
-    </w:p>
-    <w:p>
-      <w:pPr>
-        <w:pStyle w:val="Heading5"/>
-        <w:rPr>
-          <w:lang w:val="en-GB"/>
-        </w:rPr>
-      </w:pPr>
-      <w:r>
-        <w:rPr>
-          <w:lang w:val="en-GB"/>
-        </w:rPr>
-        <w:t>Description</w:t>
-      </w:r>
-    </w:p>
-    <w:p>
-      <w:pPr>
-        <w:rPr>
-          <w:lang w:val="en-GB"/>
-        </w:rPr>
-      </w:pPr>
-    </w:p>
-    <w:p>
-      <w:pPr>
-        <w:pStyle w:val="Heading5"/>
-        <w:rPr>
-          <w:lang w:val="en-GB"/>
-        </w:rPr>
-      </w:pPr>
-      <w:r>
-        <w:rPr>
-          <w:lang w:val="en-GB"/>
-        </w:rPr>
-        <w:t>Flow Description</w:t>
-      </w:r>
-    </w:p>
-    <w:p>
-      <w:pPr>
-        <w:pStyle w:val="Heading6"/>
-      </w:pPr>
-      <w:r>
-        <w:t>Precondition</w:t>
-      </w:r>
-    </w:p>
-    <w:p/>
-    <w:p>
-      <w:pPr>
-        <w:pStyle w:val="Heading6"/>
-      </w:pPr>
-      <w:r>
-        <w:t>Activation</w:t>
-      </w:r>
-    </w:p>
-    <w:p/>
-    <w:p>
-      <w:pPr>
-        <w:pStyle w:val="Heading6"/>
-      </w:pPr>
-      <w:r>
-        <w:t>Main flow</w:t>
-      </w:r>
-    </w:p>
-    <w:p/>
-    <w:p>
-      <w:pPr>
-        <w:pStyle w:val="Heading6"/>
-      </w:pPr>
-      <w:r>
-        <w:t>Alternate flow</w:t>
-      </w:r>
-    </w:p>
-    <w:p/>
-    <w:p>
-      <w:pPr>
-        <w:pStyle w:val="Heading6"/>
-      </w:pPr>
-      <w:r>
-        <w:t>Exceptional flow</w:t>
-      </w:r>
-    </w:p>
-    <w:p/>
-    <w:p>
-      <w:pPr>
-        <w:pStyle w:val="Heading6"/>
-      </w:pPr>
-      <w:r>
-        <w:t>Termination</w:t>
-      </w:r>
-    </w:p>
-    <w:p/>
-    <w:p>
-      <w:pPr>
-        <w:pStyle w:val="Heading6"/>
-      </w:pPr>
-      <w:r>
-        <w:t>Post condition</w:t>
-      </w:r>
-    </w:p>
-    <w:p/>
-    <w:p>
-      <w:pPr>
-        <w:pStyle w:val="Heading4"/>
-      </w:pPr>
-      <w:r>
         <w:t>Requirement</w:t>
       </w:r>
       <w:r>
@@ -6712,465 +7589,1432 @@
         <w:t>Use Case Diagram</w:t>
       </w:r>
     </w:p>
+    <w:p>
+      <w:r>
+        <w:drawing>
+          <wp:inline distT="0" distB="0" distL="0" distR="0" wp14:anchorId="2032EC6F" wp14:editId="44DC15FA">
+            <wp:extent cx="5731510" cy="4765040"/>
+            <wp:effectExtent l="0" t="0" r="2540" b="0"/>
+            <wp:docPr id="2023728785" name="Picture 1"/>
+            <wp:cNvGraphicFramePr>
+              <a:graphicFrameLocks xmlns:a="http://schemas.openxmlformats.org/drawingml/2006/main" noChangeAspect="1"/>
+            </wp:cNvGraphicFramePr>
+            <a:graphic xmlns:a="http://schemas.openxmlformats.org/drawingml/2006/main">
+              <a:graphicData uri="http://schemas.openxmlformats.org/drawingml/2006/picture">
+                <pic:pic xmlns:pic="http://schemas.openxmlformats.org/drawingml/2006/picture">
+                  <pic:nvPicPr>
+                    <pic:cNvPr id="2023728785" name=""/>
+                    <pic:cNvPicPr/>
+                  </pic:nvPicPr>
+                  <pic:blipFill>
+                    <a:blip r:embed="rId17"/>
+                    <a:stretch>
+                      <a:fillRect/>
+                    </a:stretch>
+                  </pic:blipFill>
+                  <pic:spPr>
+                    <a:xfrm>
+                      <a:off x="0" y="0"/>
+                      <a:ext cx="5731510" cy="4765040"/>
+                    </a:xfrm>
+                    <a:prstGeom prst="rect">
+                      <a:avLst/>
+                    </a:prstGeom>
+                  </pic:spPr>
+                </pic:pic>
+              </a:graphicData>
+            </a:graphic>
+          </wp:inline>
+        </w:drawing>
+      </w:r>
+    </w:p>
+    <w:p>
+      <w:pPr>
+        <w:pStyle w:val="Heading5"/>
+        <w:rPr>
+          <w:lang w:val="en-GB"/>
+        </w:rPr>
+      </w:pPr>
+      <w:r>
+        <w:rPr>
+          <w:lang w:val="en-GB"/>
+        </w:rPr>
+        <w:t>Scope</w:t>
+      </w:r>
+    </w:p>
+    <w:p>
+      <w:r>
+        <w:t>Allow the user to configure available race options before starting the simulation.</w:t>
+      </w:r>
+    </w:p>
+    <w:p>
+      <w:pPr>
+        <w:pStyle w:val="Heading5"/>
+        <w:rPr>
+          <w:lang w:val="en-GB"/>
+        </w:rPr>
+      </w:pPr>
+      <w:r>
+        <w:rPr>
+          <w:lang w:val="en-GB"/>
+        </w:rPr>
+        <w:t>Description</w:t>
+      </w:r>
+    </w:p>
+    <w:p>
+      <w:pPr>
+        <w:rPr>
+          <w:lang w:val="en-GB"/>
+        </w:rPr>
+      </w:pPr>
+      <w:r>
+        <w:t>The system provides a configuration interface where the user can select available race parameters before execution. The selected configuration determines the conditions used by the simulation engine when creating and running the race.</w:t>
+      </w:r>
+    </w:p>
+    <w:p>
+      <w:pPr>
+        <w:pStyle w:val="Heading5"/>
+        <w:rPr>
+          <w:lang w:val="en-GB"/>
+        </w:rPr>
+      </w:pPr>
+      <w:r>
+        <w:rPr>
+          <w:lang w:val="en-GB"/>
+        </w:rPr>
+        <w:t>Flow Description</w:t>
+      </w:r>
+    </w:p>
+    <w:p>
+      <w:pPr>
+        <w:pStyle w:val="Heading6"/>
+      </w:pPr>
+      <w:r>
+        <w:t>Precondition</w:t>
+      </w:r>
+    </w:p>
+    <w:p>
+      <w:pPr>
+        <w:pStyle w:val="ListParagraph"/>
+        <w:numPr>
+          <w:ilvl w:val="0"/>
+          <w:numId w:val="7"/>
+        </w:numPr>
+        <w:rPr>
+          <w:rFonts w:eastAsia="Times New Roman"/>
+          <w:lang w:eastAsia="en-IE"/>
+        </w:rPr>
+      </w:pPr>
+      <w:r>
+        <w:rPr>
+          <w:rFonts w:eastAsia="Times New Roman"/>
+          <w:lang w:eastAsia="en-IE"/>
+        </w:rPr>
+        <w:t xml:space="preserve">The application has started successfully. </w:t>
+      </w:r>
+    </w:p>
+    <w:p>
+      <w:pPr>
+        <w:pStyle w:val="ListParagraph"/>
+        <w:numPr>
+          <w:ilvl w:val="0"/>
+          <w:numId w:val="7"/>
+        </w:numPr>
+        <w:rPr>
+          <w:lang w:val="en-GB"/>
+        </w:rPr>
+      </w:pPr>
+      <w:r>
+        <w:rPr>
+          <w:rFonts w:eastAsia="Times New Roman"/>
+          <w:lang w:eastAsia="en-IE"/>
+        </w:rPr>
+        <w:t>Required configuration data has been loaded.</w:t>
+      </w:r>
+    </w:p>
+    <w:p>
+      <w:pPr>
+        <w:pStyle w:val="Heading6"/>
+      </w:pPr>
+      <w:r>
+        <w:t>Activation</w:t>
+      </w:r>
+    </w:p>
+    <w:p>
+      <w:r>
+        <w:t>This use case begins when the user opens the race configuration interface.</w:t>
+      </w:r>
+    </w:p>
+    <w:p>
+      <w:pPr>
+        <w:pStyle w:val="Heading6"/>
+      </w:pPr>
+      <w:r>
+        <w:t>Main flow</w:t>
+      </w:r>
+    </w:p>
+    <w:p>
+      <w:pPr>
+        <w:pStyle w:val="ListParagraph"/>
+        <w:numPr>
+          <w:ilvl w:val="0"/>
+          <w:numId w:val="15"/>
+        </w:numPr>
+        <w:rPr>
+          <w:rFonts w:eastAsia="Times New Roman"/>
+          <w:lang w:eastAsia="en-IE"/>
+        </w:rPr>
+      </w:pPr>
+      <w:r>
+        <w:rPr>
+          <w:rFonts w:eastAsia="Times New Roman"/>
+          <w:lang w:eastAsia="en-IE"/>
+        </w:rPr>
+        <w:t xml:space="preserve">The system displays available race settings. </w:t>
+      </w:r>
+    </w:p>
+    <w:p>
+      <w:pPr>
+        <w:pStyle w:val="ListParagraph"/>
+        <w:numPr>
+          <w:ilvl w:val="0"/>
+          <w:numId w:val="15"/>
+        </w:numPr>
+        <w:rPr>
+          <w:rFonts w:eastAsia="Times New Roman"/>
+          <w:lang w:eastAsia="en-IE"/>
+        </w:rPr>
+      </w:pPr>
+      <w:r>
+        <w:rPr>
+          <w:rFonts w:eastAsia="Times New Roman"/>
+          <w:lang w:eastAsia="en-IE"/>
+        </w:rPr>
+        <w:t xml:space="preserve">The user selects preferred race options. </w:t>
+      </w:r>
+    </w:p>
+    <w:p>
+      <w:pPr>
+        <w:pStyle w:val="ListParagraph"/>
+        <w:numPr>
+          <w:ilvl w:val="0"/>
+          <w:numId w:val="15"/>
+        </w:numPr>
+        <w:rPr>
+          <w:rFonts w:eastAsia="Times New Roman"/>
+          <w:lang w:eastAsia="en-IE"/>
+        </w:rPr>
+      </w:pPr>
+      <w:r>
+        <w:rPr>
+          <w:rFonts w:eastAsia="Times New Roman"/>
+          <w:lang w:eastAsia="en-IE"/>
+        </w:rPr>
+        <w:lastRenderedPageBreak/>
+        <w:t xml:space="preserve">The system validates the selected configuration. </w:t>
+      </w:r>
+    </w:p>
+    <w:p>
+      <w:pPr>
+        <w:pStyle w:val="ListParagraph"/>
+        <w:numPr>
+          <w:ilvl w:val="0"/>
+          <w:numId w:val="15"/>
+        </w:numPr>
+        <w:rPr>
+          <w:rFonts w:eastAsia="Times New Roman"/>
+          <w:lang w:eastAsia="en-IE"/>
+        </w:rPr>
+      </w:pPr>
+      <w:r>
+        <w:rPr>
+          <w:rFonts w:eastAsia="Times New Roman"/>
+          <w:lang w:eastAsia="en-IE"/>
+        </w:rPr>
+        <w:t xml:space="preserve">The system stores the race configuration. </w:t>
+      </w:r>
+    </w:p>
+    <w:p>
+      <w:pPr>
+        <w:pStyle w:val="ListParagraph"/>
+        <w:numPr>
+          <w:ilvl w:val="0"/>
+          <w:numId w:val="15"/>
+        </w:numPr>
+      </w:pPr>
+      <w:r>
+        <w:rPr>
+          <w:rFonts w:eastAsia="Times New Roman"/>
+          <w:lang w:eastAsia="en-IE"/>
+        </w:rPr>
+        <w:t>The user starts the race simulation.</w:t>
+      </w:r>
+    </w:p>
+    <w:p>
+      <w:pPr>
+        <w:pStyle w:val="Heading6"/>
+      </w:pPr>
+      <w:r>
+        <w:t>Alternate flow</w:t>
+      </w:r>
+    </w:p>
+    <w:p>
+      <w:pPr>
+        <w:pStyle w:val="ListParagraph"/>
+        <w:numPr>
+          <w:ilvl w:val="0"/>
+          <w:numId w:val="16"/>
+        </w:numPr>
+      </w:pPr>
+      <w:r>
+        <w:t>A1</w:t>
+      </w:r>
+      <w:r>
+        <w:t xml:space="preserve"> – The u</w:t>
+      </w:r>
+      <w:r>
+        <w:t>ser modifies configuration</w:t>
+      </w:r>
+    </w:p>
+    <w:p>
+      <w:pPr>
+        <w:pStyle w:val="ListParagraph"/>
+        <w:numPr>
+          <w:ilvl w:val="1"/>
+          <w:numId w:val="16"/>
+        </w:numPr>
+      </w:pPr>
+      <w:r>
+        <w:t xml:space="preserve">The user changes selected race options. </w:t>
+      </w:r>
+    </w:p>
+    <w:p>
+      <w:pPr>
+        <w:pStyle w:val="ListParagraph"/>
+        <w:numPr>
+          <w:ilvl w:val="1"/>
+          <w:numId w:val="16"/>
+        </w:numPr>
+      </w:pPr>
+      <w:r>
+        <w:t xml:space="preserve">The system updates the configuration. </w:t>
+      </w:r>
+    </w:p>
+    <w:p>
+      <w:pPr>
+        <w:pStyle w:val="ListParagraph"/>
+        <w:numPr>
+          <w:ilvl w:val="1"/>
+          <w:numId w:val="16"/>
+        </w:numPr>
+      </w:pPr>
+      <w:r>
+        <w:t>The use case continues from step 3 of the main flow.</w:t>
+      </w:r>
+    </w:p>
+    <w:p>
+      <w:pPr>
+        <w:pStyle w:val="Heading6"/>
+      </w:pPr>
+      <w:r>
+        <w:t>Exceptional flow</w:t>
+      </w:r>
+    </w:p>
+    <w:p>
+      <w:pPr>
+        <w:pStyle w:val="ListParagraph"/>
+        <w:numPr>
+          <w:ilvl w:val="0"/>
+          <w:numId w:val="17"/>
+        </w:numPr>
+      </w:pPr>
+      <w:r>
+        <w:t>E1</w:t>
+      </w:r>
+      <w:r>
+        <w:t xml:space="preserve"> – An i</w:t>
+      </w:r>
+      <w:r>
+        <w:t>nvalid configuration selected</w:t>
+      </w:r>
+    </w:p>
+    <w:p>
+      <w:pPr>
+        <w:pStyle w:val="ListParagraph"/>
+        <w:numPr>
+          <w:ilvl w:val="1"/>
+          <w:numId w:val="17"/>
+        </w:numPr>
+      </w:pPr>
+      <w:r>
+        <w:t xml:space="preserve">The system detects invalid race settings. </w:t>
+      </w:r>
+    </w:p>
+    <w:p>
+      <w:pPr>
+        <w:pStyle w:val="ListParagraph"/>
+        <w:numPr>
+          <w:ilvl w:val="1"/>
+          <w:numId w:val="17"/>
+        </w:numPr>
+      </w:pPr>
+      <w:r>
+        <w:t xml:space="preserve">The system displays an error message. </w:t>
+      </w:r>
+    </w:p>
+    <w:p>
+      <w:pPr>
+        <w:pStyle w:val="ListParagraph"/>
+        <w:numPr>
+          <w:ilvl w:val="1"/>
+          <w:numId w:val="17"/>
+        </w:numPr>
+      </w:pPr>
+      <w:r>
+        <w:t>The user is prompted to select valid options.</w:t>
+      </w:r>
+    </w:p>
+    <w:p>
+      <w:pPr>
+        <w:pStyle w:val="Heading6"/>
+      </w:pPr>
+      <w:r>
+        <w:t>Termination</w:t>
+      </w:r>
+    </w:p>
+    <w:p>
+      <w:r>
+        <w:t>The race configuration interface closes.</w:t>
+      </w:r>
+    </w:p>
+    <w:p>
+      <w:pPr>
+        <w:pStyle w:val="Heading6"/>
+      </w:pPr>
+      <w:r>
+        <w:t>Post condition</w:t>
+      </w:r>
+    </w:p>
+    <w:p>
+      <w:r>
+        <w:t>A valid race configuration is available for the simulation engine.</w:t>
+      </w:r>
+    </w:p>
+    <w:p>
+      <w:pPr>
+        <w:rPr>
+          <w:rFonts w:asciiTheme="majorHAnsi" w:eastAsiaTheme="majorEastAsia" w:hAnsiTheme="majorHAnsi" w:cstheme="majorBidi"/>
+          <w:b/>
+          <w:bCs/>
+          <w:i/>
+          <w:iCs/>
+          <w:color w:val="353839" w:themeColor="text1"/>
+        </w:rPr>
+      </w:pPr>
+      <w:r>
+        <w:br w:type="page"/>
+      </w:r>
+    </w:p>
+    <w:p>
+      <w:pPr>
+        <w:pStyle w:val="Heading4"/>
+      </w:pPr>
+      <w:r>
+        <w:lastRenderedPageBreak/>
+        <w:t xml:space="preserve">Requirement 5/UC-5 </w:t>
+      </w:r>
+      <w:r>
+        <w:t xml:space="preserve">View driver information </w:t>
+      </w:r>
+      <w:r>
+        <w:t xml:space="preserve">- </w:t>
+      </w:r>
+      <w:r>
+        <w:t>Should</w:t>
+      </w:r>
+    </w:p>
+    <w:p>
+      <w:pPr>
+        <w:pStyle w:val="Heading5"/>
+      </w:pPr>
+      <w:r>
+        <w:t>Use Case Diagram</w:t>
+      </w:r>
+    </w:p>
+    <w:p>
+      <w:r>
+        <w:drawing>
+          <wp:inline distT="0" distB="0" distL="0" distR="0" wp14:anchorId="1A07E6A8" wp14:editId="762A60AE">
+            <wp:extent cx="5731510" cy="5034915"/>
+            <wp:effectExtent l="0" t="0" r="2540" b="0"/>
+            <wp:docPr id="1430888628" name="Picture 1"/>
+            <wp:cNvGraphicFramePr>
+              <a:graphicFrameLocks xmlns:a="http://schemas.openxmlformats.org/drawingml/2006/main" noChangeAspect="1"/>
+            </wp:cNvGraphicFramePr>
+            <a:graphic xmlns:a="http://schemas.openxmlformats.org/drawingml/2006/main">
+              <a:graphicData uri="http://schemas.openxmlformats.org/drawingml/2006/picture">
+                <pic:pic xmlns:pic="http://schemas.openxmlformats.org/drawingml/2006/picture">
+                  <pic:nvPicPr>
+                    <pic:cNvPr id="1430888628" name=""/>
+                    <pic:cNvPicPr/>
+                  </pic:nvPicPr>
+                  <pic:blipFill>
+                    <a:blip r:embed="rId18"/>
+                    <a:stretch>
+                      <a:fillRect/>
+                    </a:stretch>
+                  </pic:blipFill>
+                  <pic:spPr>
+                    <a:xfrm>
+                      <a:off x="0" y="0"/>
+                      <a:ext cx="5731510" cy="5034915"/>
+                    </a:xfrm>
+                    <a:prstGeom prst="rect">
+                      <a:avLst/>
+                    </a:prstGeom>
+                  </pic:spPr>
+                </pic:pic>
+              </a:graphicData>
+            </a:graphic>
+          </wp:inline>
+        </w:drawing>
+      </w:r>
+    </w:p>
+    <w:p>
+      <w:pPr>
+        <w:pStyle w:val="Heading5"/>
+        <w:rPr>
+          <w:lang w:val="en-GB"/>
+        </w:rPr>
+      </w:pPr>
+      <w:r>
+        <w:rPr>
+          <w:lang w:val="en-GB"/>
+        </w:rPr>
+        <w:t>Scope</w:t>
+      </w:r>
+    </w:p>
+    <w:p>
+      <w:pPr>
+        <w:rPr>
+          <w:lang w:val="en-GB"/>
+        </w:rPr>
+      </w:pPr>
+      <w:r>
+        <w:t>Display available information about drivers participating in the simulated race.</w:t>
+      </w:r>
+    </w:p>
+    <w:p>
+      <w:pPr>
+        <w:pStyle w:val="Heading5"/>
+        <w:rPr>
+          <w:lang w:val="en-GB"/>
+        </w:rPr>
+      </w:pPr>
+      <w:r>
+        <w:rPr>
+          <w:lang w:val="en-GB"/>
+        </w:rPr>
+        <w:t>Description</w:t>
+      </w:r>
+    </w:p>
+    <w:p>
+      <w:pPr>
+        <w:rPr>
+          <w:lang w:val="en-GB"/>
+        </w:rPr>
+      </w:pPr>
+      <w:r>
+        <w:t>The</w:t>
+      </w:r>
+      <w:r>
+        <w:t xml:space="preserve"> user requests the</w:t>
+      </w:r>
+      <w:r>
+        <w:t xml:space="preserve"> system provide access to driver information before and during the race. This allows the user to understand driver characteristics and provides additional context when observing race performance.</w:t>
+      </w:r>
+    </w:p>
+    <w:p>
+      <w:pPr>
+        <w:pStyle w:val="Heading5"/>
+        <w:rPr>
+          <w:lang w:val="en-GB"/>
+        </w:rPr>
+      </w:pPr>
+      <w:r>
+        <w:rPr>
+          <w:lang w:val="en-GB"/>
+        </w:rPr>
+        <w:t>Flow Description</w:t>
+      </w:r>
+    </w:p>
+    <w:p>
+      <w:pPr>
+        <w:pStyle w:val="Heading6"/>
+      </w:pPr>
+      <w:r>
+        <w:t>Precondition</w:t>
+      </w:r>
+    </w:p>
+    <w:p>
+      <w:pPr>
+        <w:pStyle w:val="ListParagraph"/>
+        <w:numPr>
+          <w:ilvl w:val="0"/>
+          <w:numId w:val="18"/>
+        </w:numPr>
+      </w:pPr>
+      <w:r>
+        <w:t>Driver data has been loaded successfully.</w:t>
+      </w:r>
+    </w:p>
+    <w:p>
+      <w:pPr>
+        <w:pStyle w:val="Heading6"/>
+      </w:pPr>
+      <w:r>
+        <w:t>Activation</w:t>
+      </w:r>
+    </w:p>
+    <w:p>
+      <w:r>
+        <w:t xml:space="preserve">This use case begins when the user </w:t>
+      </w:r>
+      <w:r>
+        <w:t>views</w:t>
+      </w:r>
+      <w:r>
+        <w:t xml:space="preserve"> the driver information.</w:t>
+      </w:r>
+    </w:p>
+    <w:p>
+      <w:pPr>
+        <w:pStyle w:val="Heading6"/>
+      </w:pPr>
+      <w:r>
+        <w:t>Main flow</w:t>
+      </w:r>
+    </w:p>
+    <w:p>
+      <w:pPr>
+        <w:pStyle w:val="ListParagraph"/>
+        <w:numPr>
+          <w:ilvl w:val="0"/>
+          <w:numId w:val="19"/>
+        </w:numPr>
+        <w:rPr>
+          <w:rFonts w:eastAsia="Times New Roman"/>
+          <w:lang w:eastAsia="en-IE"/>
+        </w:rPr>
+      </w:pPr>
+      <w:r>
+        <w:rPr>
+          <w:rFonts w:eastAsia="Times New Roman"/>
+          <w:lang w:eastAsia="en-IE"/>
+        </w:rPr>
+        <w:t xml:space="preserve">The system retrieves available driver information. </w:t>
+      </w:r>
+    </w:p>
+    <w:p>
+      <w:pPr>
+        <w:pStyle w:val="ListParagraph"/>
+        <w:numPr>
+          <w:ilvl w:val="0"/>
+          <w:numId w:val="19"/>
+        </w:numPr>
+        <w:rPr>
+          <w:rFonts w:eastAsia="Times New Roman"/>
+          <w:lang w:eastAsia="en-IE"/>
+        </w:rPr>
+      </w:pPr>
+      <w:r>
+        <w:rPr>
+          <w:rFonts w:eastAsia="Times New Roman"/>
+          <w:lang w:eastAsia="en-IE"/>
+        </w:rPr>
+        <w:lastRenderedPageBreak/>
+        <w:t xml:space="preserve">The system displays the driver list. </w:t>
+      </w:r>
+    </w:p>
+    <w:p>
+      <w:pPr>
+        <w:pStyle w:val="ListParagraph"/>
+        <w:numPr>
+          <w:ilvl w:val="0"/>
+          <w:numId w:val="19"/>
+        </w:numPr>
+        <w:rPr>
+          <w:rFonts w:eastAsia="Times New Roman"/>
+          <w:lang w:eastAsia="en-IE"/>
+        </w:rPr>
+      </w:pPr>
+      <w:r>
+        <w:rPr>
+          <w:rFonts w:eastAsia="Times New Roman"/>
+          <w:lang w:eastAsia="en-IE"/>
+        </w:rPr>
+        <w:t>The system displays information relating to the driver</w:t>
+      </w:r>
+      <w:r>
+        <w:rPr>
+          <w:rFonts w:eastAsia="Times New Roman"/>
+          <w:lang w:eastAsia="en-IE"/>
+        </w:rPr>
+        <w:t>s</w:t>
+      </w:r>
+      <w:r>
+        <w:rPr>
+          <w:rFonts w:eastAsia="Times New Roman"/>
+          <w:lang w:eastAsia="en-IE"/>
+        </w:rPr>
+        <w:t xml:space="preserve">. </w:t>
+      </w:r>
+    </w:p>
+    <w:p>
+      <w:pPr>
+        <w:pStyle w:val="ListParagraph"/>
+        <w:numPr>
+          <w:ilvl w:val="0"/>
+          <w:numId w:val="19"/>
+        </w:numPr>
+      </w:pPr>
+      <w:r>
+        <w:rPr>
+          <w:rFonts w:eastAsia="Times New Roman"/>
+          <w:lang w:eastAsia="en-IE"/>
+        </w:rPr>
+        <w:t>The user reviews the displayed information.</w:t>
+      </w:r>
+    </w:p>
+    <w:p>
+      <w:pPr>
+        <w:pStyle w:val="Heading6"/>
+      </w:pPr>
+      <w:r>
+        <w:t>Alternate flow</w:t>
+      </w:r>
+    </w:p>
+    <w:p>
+      <w:pPr>
+        <w:pStyle w:val="ListParagraph"/>
+        <w:numPr>
+          <w:ilvl w:val="0"/>
+          <w:numId w:val="20"/>
+        </w:numPr>
+      </w:pPr>
+      <w:r>
+        <w:t>A1 – The user wishes to continue the race without driver information</w:t>
+      </w:r>
+    </w:p>
+    <w:p>
+      <w:pPr>
+        <w:pStyle w:val="ListParagraph"/>
+        <w:numPr>
+          <w:ilvl w:val="1"/>
+          <w:numId w:val="20"/>
+        </w:numPr>
+      </w:pPr>
+      <w:r>
+        <w:t>The driver information goes away</w:t>
+      </w:r>
+    </w:p>
+    <w:p>
+      <w:pPr>
+        <w:pStyle w:val="Heading6"/>
+      </w:pPr>
+      <w:r>
+        <w:t>Exceptional flow</w:t>
+      </w:r>
+    </w:p>
+    <w:p>
+      <w:pPr>
+        <w:pStyle w:val="ListParagraph"/>
+        <w:numPr>
+          <w:ilvl w:val="0"/>
+          <w:numId w:val="21"/>
+        </w:numPr>
+      </w:pPr>
+      <w:r>
+        <w:t>E1 – The driver information fails to load</w:t>
+      </w:r>
+    </w:p>
+    <w:p>
+      <w:pPr>
+        <w:pStyle w:val="ListParagraph"/>
+        <w:numPr>
+          <w:ilvl w:val="1"/>
+          <w:numId w:val="21"/>
+        </w:numPr>
+      </w:pPr>
+      <w:r>
+        <w:t>The system displays an error message.</w:t>
+      </w:r>
+    </w:p>
+    <w:p>
+      <w:pPr>
+        <w:pStyle w:val="ListParagraph"/>
+        <w:numPr>
+          <w:ilvl w:val="1"/>
+          <w:numId w:val="21"/>
+        </w:numPr>
+      </w:pPr>
+      <w:r>
+        <w:t>The system refetches the information.</w:t>
+      </w:r>
+    </w:p>
+    <w:p>
+      <w:pPr>
+        <w:pStyle w:val="Heading6"/>
+      </w:pPr>
+      <w:r>
+        <w:t>Termination</w:t>
+      </w:r>
+    </w:p>
+    <w:p>
+      <w:r>
+        <w:t>The user moves forward</w:t>
+      </w:r>
+    </w:p>
+    <w:p>
+      <w:pPr>
+        <w:pStyle w:val="Heading6"/>
+      </w:pPr>
+      <w:r>
+        <w:t>Post condition</w:t>
+      </w:r>
+    </w:p>
+    <w:p>
+      <w:r>
+        <w:t>The driver information is gone</w:t>
+      </w:r>
+    </w:p>
+    <w:p>
+      <w:pPr>
+        <w:rPr>
+          <w:rFonts w:asciiTheme="majorHAnsi" w:eastAsiaTheme="majorEastAsia" w:hAnsiTheme="majorHAnsi" w:cstheme="majorBidi"/>
+          <w:b/>
+          <w:bCs/>
+          <w:i/>
+          <w:iCs/>
+          <w:color w:val="353839" w:themeColor="text1"/>
+        </w:rPr>
+      </w:pPr>
+      <w:r>
+        <w:br w:type="page"/>
+      </w:r>
+    </w:p>
+    <w:p>
+      <w:pPr>
+        <w:pStyle w:val="Heading4"/>
+      </w:pPr>
+      <w:r>
+        <w:lastRenderedPageBreak/>
+        <w:t>Requirement</w:t>
+      </w:r>
+      <w:r>
+        <w:t xml:space="preserve"> 6/UC-6 </w:t>
+      </w:r>
+      <w:r>
+        <w:t>Generate Race Results</w:t>
+      </w:r>
+      <w:r>
+        <w:t xml:space="preserve"> - </w:t>
+      </w:r>
+      <w:r>
+        <w:t>Could</w:t>
+      </w:r>
+    </w:p>
+    <w:p>
+      <w:pPr>
+        <w:pStyle w:val="Heading5"/>
+      </w:pPr>
+      <w:r>
+        <w:t>Use Case Diagram</w:t>
+      </w:r>
+    </w:p>
+    <w:p>
+      <w:r>
+        <w:drawing>
+          <wp:inline distT="0" distB="0" distL="0" distR="0" wp14:anchorId="64EB1188" wp14:editId="55715330">
+            <wp:extent cx="5731510" cy="5048250"/>
+            <wp:effectExtent l="0" t="0" r="2540" b="0"/>
+            <wp:docPr id="12033730" name="Picture 1"/>
+            <wp:cNvGraphicFramePr>
+              <a:graphicFrameLocks xmlns:a="http://schemas.openxmlformats.org/drawingml/2006/main" noChangeAspect="1"/>
+            </wp:cNvGraphicFramePr>
+            <a:graphic xmlns:a="http://schemas.openxmlformats.org/drawingml/2006/main">
+              <a:graphicData uri="http://schemas.openxmlformats.org/drawingml/2006/picture">
+                <pic:pic xmlns:pic="http://schemas.openxmlformats.org/drawingml/2006/picture">
+                  <pic:nvPicPr>
+                    <pic:cNvPr id="12033730" name=""/>
+                    <pic:cNvPicPr/>
+                  </pic:nvPicPr>
+                  <pic:blipFill>
+                    <a:blip r:embed="rId19"/>
+                    <a:stretch>
+                      <a:fillRect/>
+                    </a:stretch>
+                  </pic:blipFill>
+                  <pic:spPr>
+                    <a:xfrm>
+                      <a:off x="0" y="0"/>
+                      <a:ext cx="5731510" cy="5048250"/>
+                    </a:xfrm>
+                    <a:prstGeom prst="rect">
+                      <a:avLst/>
+                    </a:prstGeom>
+                  </pic:spPr>
+                </pic:pic>
+              </a:graphicData>
+            </a:graphic>
+          </wp:inline>
+        </w:drawing>
+      </w:r>
+    </w:p>
+    <w:p>
+      <w:pPr>
+        <w:pStyle w:val="Heading5"/>
+        <w:rPr>
+          <w:lang w:val="en-GB"/>
+        </w:rPr>
+      </w:pPr>
+      <w:r>
+        <w:rPr>
+          <w:lang w:val="en-GB"/>
+        </w:rPr>
+        <w:t>Scope</w:t>
+      </w:r>
+    </w:p>
+    <w:p>
+      <w:pPr>
+        <w:rPr>
+          <w:lang w:val="en-GB"/>
+        </w:rPr>
+      </w:pPr>
+      <w:r>
+        <w:t>Allow the user to adjust interface options that improve accessibility and usability.</w:t>
+      </w:r>
+    </w:p>
+    <w:p>
+      <w:pPr>
+        <w:pStyle w:val="Heading5"/>
+        <w:rPr>
+          <w:lang w:val="en-GB"/>
+        </w:rPr>
+      </w:pPr>
+      <w:r>
+        <w:rPr>
+          <w:lang w:val="en-GB"/>
+        </w:rPr>
+        <w:t>Description</w:t>
+      </w:r>
+    </w:p>
+    <w:p>
+      <w:pPr>
+        <w:rPr>
+          <w:lang w:val="en-GB"/>
+        </w:rPr>
+      </w:pPr>
+      <w:r>
+        <w:t>The system provides optional accessibility settings that allow the user to modify interface behaviour according to their preferences. These settings improve usability but are not required for the core race simulation functionality.</w:t>
+      </w:r>
+    </w:p>
+    <w:p>
+      <w:pPr>
+        <w:pStyle w:val="Heading5"/>
+        <w:rPr>
+          <w:lang w:val="en-GB"/>
+        </w:rPr>
+      </w:pPr>
+      <w:r>
+        <w:rPr>
+          <w:lang w:val="en-GB"/>
+        </w:rPr>
+        <w:t>Flow Description</w:t>
+      </w:r>
+    </w:p>
+    <w:p>
+      <w:pPr>
+        <w:pStyle w:val="Heading6"/>
+      </w:pPr>
+      <w:r>
+        <w:t>Precondition</w:t>
+      </w:r>
+    </w:p>
+    <w:p>
+      <w:pPr>
+        <w:pStyle w:val="ListParagraph"/>
+        <w:numPr>
+          <w:ilvl w:val="0"/>
+          <w:numId w:val="18"/>
+        </w:numPr>
+      </w:pPr>
+      <w:r>
+        <w:t>The application has started successfully.</w:t>
+      </w:r>
+    </w:p>
+    <w:p>
+      <w:pPr>
+        <w:pStyle w:val="Heading6"/>
+      </w:pPr>
+      <w:r>
+        <w:t>Activation</w:t>
+      </w:r>
+    </w:p>
+    <w:p>
+      <w:r>
+        <w:t>This use case begins when the user opens the accessibility settings menu.</w:t>
+      </w:r>
+    </w:p>
+    <w:p>
+      <w:pPr>
+        <w:pStyle w:val="Heading6"/>
+      </w:pPr>
+      <w:r>
+        <w:t>Main flow</w:t>
+      </w:r>
+    </w:p>
+    <w:p>
+      <w:pPr>
+        <w:pStyle w:val="ListParagraph"/>
+        <w:numPr>
+          <w:ilvl w:val="0"/>
+          <w:numId w:val="22"/>
+        </w:numPr>
+        <w:rPr>
+          <w:rFonts w:eastAsia="Times New Roman"/>
+          <w:lang w:eastAsia="en-IE"/>
+        </w:rPr>
+      </w:pPr>
+      <w:r>
+        <w:rPr>
+          <w:rFonts w:eastAsia="Times New Roman"/>
+          <w:lang w:eastAsia="en-IE"/>
+        </w:rPr>
+        <w:t xml:space="preserve">The system displays available accessibility options. </w:t>
+      </w:r>
+    </w:p>
+    <w:p>
+      <w:pPr>
+        <w:pStyle w:val="ListParagraph"/>
+        <w:numPr>
+          <w:ilvl w:val="0"/>
+          <w:numId w:val="22"/>
+        </w:numPr>
+        <w:rPr>
+          <w:rFonts w:eastAsia="Times New Roman"/>
+          <w:lang w:eastAsia="en-IE"/>
+        </w:rPr>
+      </w:pPr>
+      <w:r>
+        <w:rPr>
+          <w:rFonts w:eastAsia="Times New Roman"/>
+          <w:lang w:eastAsia="en-IE"/>
+        </w:rPr>
+        <w:lastRenderedPageBreak/>
+        <w:t xml:space="preserve">The user selects preferred settings. </w:t>
+      </w:r>
+    </w:p>
+    <w:p>
+      <w:pPr>
+        <w:pStyle w:val="ListParagraph"/>
+        <w:numPr>
+          <w:ilvl w:val="0"/>
+          <w:numId w:val="22"/>
+        </w:numPr>
+        <w:rPr>
+          <w:rFonts w:eastAsia="Times New Roman"/>
+          <w:lang w:eastAsia="en-IE"/>
+        </w:rPr>
+      </w:pPr>
+      <w:r>
+        <w:rPr>
+          <w:rFonts w:eastAsia="Times New Roman"/>
+          <w:lang w:eastAsia="en-IE"/>
+        </w:rPr>
+        <w:t xml:space="preserve">The system validates the selected settings. </w:t>
+      </w:r>
+    </w:p>
+    <w:p>
+      <w:pPr>
+        <w:pStyle w:val="ListParagraph"/>
+        <w:numPr>
+          <w:ilvl w:val="0"/>
+          <w:numId w:val="22"/>
+        </w:numPr>
+        <w:rPr>
+          <w:rFonts w:eastAsia="Times New Roman"/>
+          <w:lang w:eastAsia="en-IE"/>
+        </w:rPr>
+      </w:pPr>
+      <w:r>
+        <w:rPr>
+          <w:rFonts w:eastAsia="Times New Roman"/>
+          <w:lang w:eastAsia="en-IE"/>
+        </w:rPr>
+        <w:t xml:space="preserve">The system applies the configuration. </w:t>
+      </w:r>
+    </w:p>
+    <w:p>
+      <w:pPr>
+        <w:pStyle w:val="ListParagraph"/>
+        <w:numPr>
+          <w:ilvl w:val="0"/>
+          <w:numId w:val="22"/>
+        </w:numPr>
+      </w:pPr>
+      <w:r>
+        <w:rPr>
+          <w:rFonts w:eastAsia="Times New Roman"/>
+          <w:lang w:eastAsia="en-IE"/>
+        </w:rPr>
+        <w:t>The system updates the interface.</w:t>
+      </w:r>
+    </w:p>
+    <w:p>
+      <w:pPr>
+        <w:pStyle w:val="Heading6"/>
+      </w:pPr>
+      <w:r>
+        <w:t>Alternate flow</w:t>
+      </w:r>
+    </w:p>
+    <w:p>
+      <w:pPr>
+        <w:pStyle w:val="ListParagraph"/>
+        <w:numPr>
+          <w:ilvl w:val="0"/>
+          <w:numId w:val="23"/>
+        </w:numPr>
+      </w:pPr>
+      <w:r>
+        <w:t>A1 – User resets to default</w:t>
+      </w:r>
+    </w:p>
+    <w:p>
+      <w:pPr>
+        <w:pStyle w:val="ListParagraph"/>
+        <w:numPr>
+          <w:ilvl w:val="1"/>
+          <w:numId w:val="23"/>
+        </w:numPr>
+      </w:pPr>
+      <w:r>
+        <w:t>The system reverts to a predetermined default</w:t>
+      </w:r>
+      <w:r>
+        <w:t xml:space="preserve"> </w:t>
+      </w:r>
+    </w:p>
+    <w:p>
+      <w:pPr>
+        <w:pStyle w:val="ListParagraph"/>
+        <w:numPr>
+          <w:ilvl w:val="1"/>
+          <w:numId w:val="23"/>
+        </w:numPr>
+      </w:pPr>
+      <w:r>
+        <w:t>The menu closes</w:t>
+      </w:r>
+    </w:p>
+    <w:p>
+      <w:pPr>
+        <w:pStyle w:val="Heading6"/>
+      </w:pPr>
+      <w:r>
+        <w:t>Exceptional flow</w:t>
+      </w:r>
+    </w:p>
+    <w:p>
+      <w:pPr>
+        <w:pStyle w:val="ListParagraph"/>
+        <w:numPr>
+          <w:ilvl w:val="0"/>
+          <w:numId w:val="23"/>
+        </w:numPr>
+      </w:pPr>
+      <w:r>
+        <w:t>E1 – Settings fail to apply</w:t>
+      </w:r>
+    </w:p>
+    <w:p>
+      <w:pPr>
+        <w:pStyle w:val="ListParagraph"/>
+        <w:numPr>
+          <w:ilvl w:val="1"/>
+          <w:numId w:val="23"/>
+        </w:numPr>
+      </w:pPr>
+      <w:r>
+        <w:t>The system displays an error message</w:t>
+      </w:r>
+    </w:p>
+    <w:p>
+      <w:pPr>
+        <w:pStyle w:val="ListParagraph"/>
+        <w:numPr>
+          <w:ilvl w:val="1"/>
+          <w:numId w:val="23"/>
+        </w:numPr>
+      </w:pPr>
+      <w:r>
+        <w:t xml:space="preserve">The system reverts to a predetermined default </w:t>
+      </w:r>
+    </w:p>
+    <w:p>
+      <w:pPr>
+        <w:pStyle w:val="ListParagraph"/>
+        <w:numPr>
+          <w:ilvl w:val="1"/>
+          <w:numId w:val="23"/>
+        </w:numPr>
+      </w:pPr>
+      <w:r>
+        <w:t>The menu remains open</w:t>
+      </w:r>
+    </w:p>
+    <w:p>
+      <w:pPr>
+        <w:pStyle w:val="Heading6"/>
+      </w:pPr>
+      <w:r>
+        <w:t>Termination</w:t>
+      </w:r>
+    </w:p>
+    <w:p>
+      <w:r>
+        <w:t>The accessibility settings menu closes.</w:t>
+      </w:r>
+    </w:p>
+    <w:p>
+      <w:pPr>
+        <w:pStyle w:val="Heading6"/>
+      </w:pPr>
+      <w:r>
+        <w:t>Post condition</w:t>
+      </w:r>
+    </w:p>
+    <w:p>
+      <w:r>
+        <w:t>The selected accessibility preferences are active.</w:t>
+      </w:r>
+    </w:p>
+    <w:p>
+      <w:pPr>
+        <w:rPr>
+          <w:rFonts w:asciiTheme="majorHAnsi" w:eastAsiaTheme="majorEastAsia" w:hAnsiTheme="majorHAnsi" w:cstheme="majorBidi"/>
+          <w:b/>
+          <w:bCs/>
+          <w:color w:val="353839" w:themeColor="text1"/>
+        </w:rPr>
+      </w:pPr>
+      <w:bookmarkStart w:id="9" w:name="_Toc235111639"/>
+      <w:r>
+        <w:br w:type="page"/>
+      </w:r>
+    </w:p>
+    <w:p>
+      <w:pPr>
+        <w:pStyle w:val="Heading3"/>
+      </w:pPr>
+      <w:r>
+        <w:lastRenderedPageBreak/>
+        <w:t>Data Requirements</w:t>
+      </w:r>
+      <w:bookmarkEnd w:id="9"/>
+    </w:p>
+    <w:p>
+      <w:r>
+        <w:t>Data Requirements help developers understand how data will be gathered and used, so that they can plan and build a database with functionality that supports the information flow.</w:t>
+      </w:r>
+      <w:sdt>
+        <w:sdtPr>
+          <w:id w:val="-912471065"/>
+          <w:citation/>
+        </w:sdtPr>
+        <w:sdtContent>
+          <w:r>
+            <w:fldChar w:fldCharType="begin"/>
+          </w:r>
+          <w:r>
+            <w:rPr>
+              <w:lang w:val="en-GB"/>
+            </w:rPr>
+            <w:instrText xml:space="preserve"> CITATION Usa15 \l 2057 </w:instrText>
+          </w:r>
+          <w:r>
+            <w:fldChar w:fldCharType="separate"/>
+          </w:r>
+          <w:r>
+            <w:rPr>
+              <w:noProof/>
+              <w:lang w:val="en-GB"/>
+            </w:rPr>
+            <w:t xml:space="preserve"> </w:t>
+          </w:r>
+          <w:r>
+            <w:rPr>
+              <w:noProof/>
+              <w:lang w:val="en-GB"/>
+            </w:rPr>
+            <w:t>(Usability First, 2015)</w:t>
+          </w:r>
+          <w:r>
+            <w:fldChar w:fldCharType="end"/>
+          </w:r>
+        </w:sdtContent>
+      </w:sdt>
+    </w:p>
+    <w:p>
+      <w:pPr>
+        <w:pStyle w:val="Heading3"/>
+      </w:pPr>
+      <w:bookmarkStart w:id="10" w:name="_Toc235111640"/>
+      <w:r>
+        <w:t>User Requirements</w:t>
+      </w:r>
+      <w:bookmarkEnd w:id="10"/>
+    </w:p>
+    <w:p>
+      <w:r>
+        <w:t xml:space="preserve">User Requirements define how to meet the physical and cognitive needs of the intended users of </w:t>
+      </w:r>
+      <w:r>
+        <w:t>the</w:t>
+      </w:r>
+      <w:r>
+        <w:t xml:space="preserve"> application. Users should be able to comfortably and effectively use an interface to accomplish the goals that it has been designed to support.</w:t>
+      </w:r>
+      <w:sdt>
+        <w:sdtPr>
+          <w:id w:val="-2042345610"/>
+          <w:citation/>
+        </w:sdtPr>
+        <w:sdtContent>
+          <w:r>
+            <w:fldChar w:fldCharType="begin"/>
+          </w:r>
+          <w:r>
+            <w:rPr>
+              <w:lang w:val="en-GB"/>
+            </w:rPr>
+            <w:instrText xml:space="preserve"> CITATION Usa15 \l 2057 </w:instrText>
+          </w:r>
+          <w:r>
+            <w:fldChar w:fldCharType="separate"/>
+          </w:r>
+          <w:r>
+            <w:rPr>
+              <w:noProof/>
+              <w:lang w:val="en-GB"/>
+            </w:rPr>
+            <w:t xml:space="preserve"> </w:t>
+          </w:r>
+          <w:r>
+            <w:rPr>
+              <w:noProof/>
+              <w:lang w:val="en-GB"/>
+            </w:rPr>
+            <w:t>(Usability First, 2015)</w:t>
+          </w:r>
+          <w:r>
+            <w:fldChar w:fldCharType="end"/>
+          </w:r>
+        </w:sdtContent>
+      </w:sdt>
+    </w:p>
+    <w:p>
+      <w:pPr>
+        <w:pStyle w:val="Heading3"/>
+      </w:pPr>
+      <w:bookmarkStart w:id="11" w:name="_Toc235111641"/>
+      <w:r>
+        <w:t>Environmental Requirements</w:t>
+      </w:r>
+      <w:bookmarkEnd w:id="11"/>
+    </w:p>
     <w:p/>
     <w:p>
       <w:pPr>
-        <w:pStyle w:val="Heading5"/>
-        <w:rPr>
-          <w:lang w:val="en-GB"/>
-        </w:rPr>
-      </w:pPr>
-      <w:r>
-        <w:rPr>
-          <w:lang w:val="en-GB"/>
-        </w:rPr>
-        <w:t>Scope</w:t>
-      </w:r>
-    </w:p>
-    <w:p>
-      <w:pPr>
-        <w:rPr>
-          <w:lang w:val="en-GB"/>
-        </w:rPr>
-      </w:pPr>
-    </w:p>
-    <w:p>
-      <w:pPr>
-        <w:pStyle w:val="Heading5"/>
-        <w:rPr>
-          <w:lang w:val="en-GB"/>
-        </w:rPr>
-      </w:pPr>
-      <w:r>
-        <w:rPr>
-          <w:lang w:val="en-GB"/>
-        </w:rPr>
-        <w:t>Description</w:t>
-      </w:r>
-    </w:p>
-    <w:p>
-      <w:pPr>
-        <w:rPr>
-          <w:lang w:val="en-GB"/>
-        </w:rPr>
-      </w:pPr>
-    </w:p>
-    <w:p>
-      <w:pPr>
-        <w:pStyle w:val="Heading5"/>
-        <w:rPr>
-          <w:lang w:val="en-GB"/>
-        </w:rPr>
-      </w:pPr>
-      <w:r>
-        <w:rPr>
-          <w:lang w:val="en-GB"/>
-        </w:rPr>
-        <w:lastRenderedPageBreak/>
-        <w:t>Flow Description</w:t>
-      </w:r>
-    </w:p>
-    <w:p>
-      <w:pPr>
-        <w:pStyle w:val="Heading6"/>
-      </w:pPr>
-      <w:r>
-        <w:t>Precondition</w:t>
-      </w:r>
-    </w:p>
-    <w:p/>
-    <w:p>
-      <w:pPr>
-        <w:pStyle w:val="Heading6"/>
-      </w:pPr>
-      <w:r>
-        <w:t>Activation</w:t>
-      </w:r>
-    </w:p>
-    <w:p/>
-    <w:p>
-      <w:pPr>
-        <w:pStyle w:val="Heading6"/>
-      </w:pPr>
-      <w:r>
-        <w:t>Main flow</w:t>
-      </w:r>
-    </w:p>
-    <w:p/>
-    <w:p>
-      <w:pPr>
-        <w:pStyle w:val="Heading6"/>
-      </w:pPr>
-      <w:r>
-        <w:t>Alternate flow</w:t>
-      </w:r>
-    </w:p>
-    <w:p/>
-    <w:p>
-      <w:pPr>
-        <w:pStyle w:val="Heading6"/>
-      </w:pPr>
-      <w:r>
-        <w:t>Exceptional flow</w:t>
-      </w:r>
-    </w:p>
-    <w:p/>
-    <w:p>
-      <w:pPr>
-        <w:pStyle w:val="Heading6"/>
-      </w:pPr>
-      <w:r>
-        <w:t>Termination</w:t>
-      </w:r>
-    </w:p>
-    <w:p/>
-    <w:p>
-      <w:pPr>
-        <w:pStyle w:val="Heading6"/>
-      </w:pPr>
-      <w:r>
-        <w:t>Post condition</w:t>
-      </w:r>
-    </w:p>
-    <w:p/>
-    <w:p>
-      <w:pPr>
-        <w:pStyle w:val="Heading4"/>
-      </w:pPr>
-      <w:r>
-        <w:t xml:space="preserve">Requirement 5/UC-5 </w:t>
-      </w:r>
-      <w:r>
-        <w:t xml:space="preserve">View driver information </w:t>
-      </w:r>
-      <w:r>
-        <w:t xml:space="preserve">- </w:t>
-      </w:r>
-      <w:r>
-        <w:t>Should</w:t>
-      </w:r>
-    </w:p>
-    <w:p>
-      <w:pPr>
-        <w:pStyle w:val="Heading5"/>
-      </w:pPr>
-      <w:r>
-        <w:t>Use Case Diagram</w:t>
-      </w:r>
-    </w:p>
-    <w:p/>
-    <w:p>
-      <w:pPr>
-        <w:pStyle w:val="Heading5"/>
-        <w:rPr>
-          <w:lang w:val="en-GB"/>
-        </w:rPr>
-      </w:pPr>
-      <w:r>
-        <w:rPr>
-          <w:lang w:val="en-GB"/>
-        </w:rPr>
-        <w:t>Scope</w:t>
-      </w:r>
-    </w:p>
-    <w:p>
-      <w:pPr>
-        <w:rPr>
-          <w:lang w:val="en-GB"/>
-        </w:rPr>
-      </w:pPr>
-    </w:p>
-    <w:p>
-      <w:pPr>
-        <w:pStyle w:val="Heading5"/>
-        <w:rPr>
-          <w:lang w:val="en-GB"/>
-        </w:rPr>
-      </w:pPr>
-      <w:r>
-        <w:rPr>
-          <w:lang w:val="en-GB"/>
-        </w:rPr>
-        <w:t>Description</w:t>
-      </w:r>
-    </w:p>
-    <w:p>
-      <w:pPr>
-        <w:rPr>
-          <w:lang w:val="en-GB"/>
-        </w:rPr>
-      </w:pPr>
-    </w:p>
-    <w:p>
-      <w:pPr>
-        <w:pStyle w:val="Heading5"/>
-        <w:rPr>
-          <w:lang w:val="en-GB"/>
-        </w:rPr>
-      </w:pPr>
-      <w:r>
-        <w:rPr>
-          <w:lang w:val="en-GB"/>
-        </w:rPr>
-        <w:t>Flow Description</w:t>
-      </w:r>
-    </w:p>
-    <w:p>
-      <w:pPr>
-        <w:pStyle w:val="Heading6"/>
-      </w:pPr>
-      <w:r>
-        <w:t>Precondition</w:t>
-      </w:r>
-    </w:p>
-    <w:p/>
-    <w:p>
-      <w:pPr>
-        <w:pStyle w:val="Heading6"/>
-      </w:pPr>
-      <w:r>
-        <w:t>Activation</w:t>
-      </w:r>
-    </w:p>
-    <w:p/>
-    <w:p>
-      <w:pPr>
-        <w:pStyle w:val="Heading6"/>
-      </w:pPr>
-      <w:r>
-        <w:t>Main flow</w:t>
-      </w:r>
-    </w:p>
-    <w:p/>
-    <w:p>
-      <w:pPr>
-        <w:pStyle w:val="Heading6"/>
-      </w:pPr>
-      <w:r>
-        <w:t>Alternate flow</w:t>
-      </w:r>
-    </w:p>
-    <w:p/>
-    <w:p>
-      <w:pPr>
-        <w:pStyle w:val="Heading6"/>
-      </w:pPr>
-      <w:r>
-        <w:t>Exceptional flow</w:t>
-      </w:r>
-    </w:p>
-    <w:p/>
-    <w:p>
-      <w:pPr>
-        <w:pStyle w:val="Heading6"/>
-      </w:pPr>
-      <w:r>
-        <w:t>Termination</w:t>
-      </w:r>
-    </w:p>
-    <w:p/>
-    <w:p>
-      <w:pPr>
-        <w:pStyle w:val="Heading6"/>
-      </w:pPr>
-      <w:r>
-        <w:lastRenderedPageBreak/>
-        <w:t>Post condition</w:t>
-      </w:r>
-    </w:p>
-    <w:p/>
-    <w:p>
-      <w:pPr>
-        <w:pStyle w:val="Heading4"/>
-      </w:pPr>
-      <w:r>
-        <w:t>Requirement</w:t>
-      </w:r>
-      <w:r>
-        <w:t xml:space="preserve"> 6/UC-6 </w:t>
-      </w:r>
-      <w:r>
-        <w:t>Generate Race Results</w:t>
-      </w:r>
-      <w:r>
-        <w:t xml:space="preserve"> - </w:t>
-      </w:r>
-      <w:r>
-        <w:t>Could</w:t>
-      </w:r>
-    </w:p>
-    <w:p>
-      <w:pPr>
-        <w:pStyle w:val="Heading5"/>
-      </w:pPr>
-      <w:r>
-        <w:t>Use Case Diagram</w:t>
-      </w:r>
-    </w:p>
-    <w:p/>
-    <w:p>
-      <w:pPr>
-        <w:pStyle w:val="Heading5"/>
-        <w:rPr>
-          <w:lang w:val="en-GB"/>
-        </w:rPr>
-      </w:pPr>
-      <w:r>
-        <w:rPr>
-          <w:lang w:val="en-GB"/>
-        </w:rPr>
-        <w:t>Scope</w:t>
-      </w:r>
-    </w:p>
-    <w:p>
-      <w:pPr>
-        <w:rPr>
-          <w:lang w:val="en-GB"/>
-        </w:rPr>
-      </w:pPr>
-    </w:p>
-    <w:p>
-      <w:pPr>
-        <w:pStyle w:val="Heading5"/>
-        <w:rPr>
-          <w:lang w:val="en-GB"/>
-        </w:rPr>
-      </w:pPr>
-      <w:r>
-        <w:rPr>
-          <w:lang w:val="en-GB"/>
-        </w:rPr>
-        <w:t>Description</w:t>
-      </w:r>
-    </w:p>
-    <w:p>
-      <w:pPr>
-        <w:rPr>
-          <w:lang w:val="en-GB"/>
-        </w:rPr>
-      </w:pPr>
-    </w:p>
-    <w:p>
-      <w:pPr>
-        <w:pStyle w:val="Heading5"/>
-        <w:rPr>
-          <w:lang w:val="en-GB"/>
-        </w:rPr>
-      </w:pPr>
-      <w:r>
-        <w:rPr>
-          <w:lang w:val="en-GB"/>
-        </w:rPr>
-        <w:t>Flow Description</w:t>
-      </w:r>
-    </w:p>
-    <w:p>
-      <w:pPr>
-        <w:pStyle w:val="Heading6"/>
-      </w:pPr>
-      <w:r>
-        <w:t>Precondition</w:t>
-      </w:r>
-    </w:p>
-    <w:p/>
-    <w:p>
-      <w:pPr>
-        <w:pStyle w:val="Heading6"/>
-      </w:pPr>
-      <w:r>
-        <w:t>Activation</w:t>
-      </w:r>
-    </w:p>
-    <w:p/>
-    <w:p>
-      <w:pPr>
-        <w:pStyle w:val="Heading6"/>
-      </w:pPr>
-      <w:r>
-        <w:t>Main flow</w:t>
-      </w:r>
-    </w:p>
-    <w:p/>
-    <w:p>
-      <w:pPr>
-        <w:pStyle w:val="Heading6"/>
-      </w:pPr>
-      <w:r>
-        <w:t>Alternate flow</w:t>
-      </w:r>
-    </w:p>
-    <w:p/>
-    <w:p>
-      <w:pPr>
-        <w:pStyle w:val="Heading6"/>
-      </w:pPr>
-      <w:r>
-        <w:t>Exceptional flow</w:t>
-      </w:r>
-    </w:p>
-    <w:p/>
-    <w:p>
-      <w:pPr>
-        <w:pStyle w:val="Heading6"/>
-      </w:pPr>
-      <w:r>
-        <w:t>Termination</w:t>
-      </w:r>
-    </w:p>
-    <w:p/>
-    <w:p>
-      <w:pPr>
-        <w:pStyle w:val="Heading6"/>
-      </w:pPr>
-      <w:r>
-        <w:t>Post condition</w:t>
-      </w:r>
-    </w:p>
-    <w:p/>
-    <w:p>
-      <w:pPr>
         <w:pStyle w:val="Heading3"/>
       </w:pPr>
-      <w:bookmarkStart w:id="9" w:name="_Toc235111639"/>
-      <w:r>
-        <w:t>Data Requirements</w:t>
-      </w:r>
-      <w:bookmarkEnd w:id="9"/>
-    </w:p>
-    <w:p/>
-    <w:p>
-      <w:pPr>
-        <w:pStyle w:val="Heading3"/>
-      </w:pPr>
-      <w:bookmarkStart w:id="10" w:name="_Toc235111640"/>
-      <w:r>
-        <w:t>User Requirements</w:t>
-      </w:r>
-      <w:bookmarkEnd w:id="10"/>
-    </w:p>
-    <w:p/>
-    <w:p>
-      <w:pPr>
-        <w:pStyle w:val="Heading3"/>
-      </w:pPr>
-      <w:bookmarkStart w:id="11" w:name="_Toc235111641"/>
-      <w:r>
-        <w:t>Environmental Requirements</w:t>
-      </w:r>
-      <w:bookmarkEnd w:id="11"/>
-    </w:p>
-    <w:p/>
-    <w:p>
-      <w:pPr>
-        <w:pStyle w:val="Heading3"/>
-      </w:pPr>
       <w:bookmarkStart w:id="12" w:name="_Toc235111642"/>
       <w:r>
         <w:t>Usability Requirements</w:t>
       </w:r>
       <w:bookmarkEnd w:id="12"/>
     </w:p>
-    <w:p/>
+    <w:p>
+      <w:r>
+        <w:t>Usability Requirements for an interface design should support the following from the perspective of its primary users:</w:t>
+      </w:r>
+    </w:p>
+    <w:p>
+      <w:pPr>
+        <w:numPr>
+          <w:ilvl w:val="0"/>
+          <w:numId w:val="24"/>
+        </w:numPr>
+      </w:pPr>
+      <w:r>
+        <w:t>Efficiency of use:  goals are easy to accomplish quickly and with few or no user errors</w:t>
+      </w:r>
+    </w:p>
+    <w:p>
+      <w:pPr>
+        <w:numPr>
+          <w:ilvl w:val="0"/>
+          <w:numId w:val="24"/>
+        </w:numPr>
+      </w:pPr>
+      <w:r>
+        <w:t>Intuitiveness:  the interface is easy to learn and navigate; buttons, headings, and help/error messages are simple to understand</w:t>
+      </w:r>
+    </w:p>
+    <w:p>
+      <w:pPr>
+        <w:numPr>
+          <w:ilvl w:val="0"/>
+          <w:numId w:val="24"/>
+        </w:numPr>
+      </w:pPr>
+      <w:r>
+        <w:t>Low perceived workload:  the interface appears easy to use, rather than intimidating, demanding and frustrating</w:t>
+      </w:r>
+    </w:p>
+    <w:p>
+      <w:sdt>
+        <w:sdtPr>
+          <w:id w:val="1741371696"/>
+          <w:citation/>
+        </w:sdtPr>
+        <w:sdtContent>
+          <w:r>
+            <w:fldChar w:fldCharType="begin"/>
+          </w:r>
+          <w:r>
+            <w:rPr>
+              <w:lang w:val="en-GB"/>
+            </w:rPr>
+            <w:instrText xml:space="preserve"> CITATION Usa15 \l 2057 </w:instrText>
+          </w:r>
+          <w:r>
+            <w:fldChar w:fldCharType="separate"/>
+          </w:r>
+          <w:r>
+            <w:rPr>
+              <w:noProof/>
+              <w:lang w:val="en-GB"/>
+            </w:rPr>
+            <w:t>(Usability First, 2015)</w:t>
+          </w:r>
+          <w:r>
+            <w:fldChar w:fldCharType="end"/>
+          </w:r>
+        </w:sdtContent>
+      </w:sdt>
+    </w:p>
     <w:p>
       <w:pPr>
         <w:rPr>
@@ -7278,27 +9122,8 @@
         <w:rPr>
           <w:sz w:val="24"/>
           <w:szCs w:val="24"/>
-          <w:highlight w:val="yellow"/>
-        </w:rPr>
-        <w:t xml:space="preserve">Describe the main algorithms/classes/functions used in the code. Consider </w:t>
-      </w:r>
-      <w:proofErr w:type="gramStart"/>
-      <w:r>
-        <w:rPr>
-          <w:sz w:val="24"/>
-          <w:szCs w:val="24"/>
-          <w:highlight w:val="yellow"/>
-        </w:rPr>
-        <w:t>to show</w:t>
-      </w:r>
-      <w:proofErr w:type="gramEnd"/>
-      <w:r>
-        <w:rPr>
-          <w:sz w:val="24"/>
-          <w:szCs w:val="24"/>
-          <w:highlight w:val="yellow"/>
-        </w:rPr>
-        <w:t xml:space="preserve"> and explain interesting code snippets where appropriate.</w:t>
+        </w:rPr>
+        <w:t>Change of random names to names by nationality.</w:t>
       </w:r>
     </w:p>
     <w:p>
@@ -7327,7 +9152,7 @@
                     </pic:cNvPicPr>
                   </pic:nvPicPr>
                   <pic:blipFill>
-                    <a:blip r:embed="rId14">
+                    <a:blip r:embed="rId20">
                       <a:extLst>
                         <a:ext uri="{28A0092B-C50C-407E-A947-70E740481C1C}">
                           <a14:useLocalDpi xmlns:a14="http://schemas.microsoft.com/office/drawing/2010/main" val="0"/>
@@ -7361,6 +9186,52 @@
     </w:p>
     <w:p>
       <w:pPr>
+        <w:ind w:left="360"/>
+      </w:pPr>
+      <w:r>
+        <w:lastRenderedPageBreak/>
+        <w:t>Basic race screen before telemetry added.</w:t>
+      </w:r>
+      <w:r>
+        <w:drawing>
+          <wp:inline distT="0" distB="0" distL="0" distR="0" wp14:anchorId="6CF9A6C4" wp14:editId="5D748AEC">
+            <wp:extent cx="5731510" cy="3341370"/>
+            <wp:effectExtent l="0" t="0" r="2540" b="0"/>
+            <wp:docPr id="533971996" name="Picture 1"/>
+            <wp:cNvGraphicFramePr>
+              <a:graphicFrameLocks xmlns:a="http://schemas.openxmlformats.org/drawingml/2006/main" noChangeAspect="1"/>
+            </wp:cNvGraphicFramePr>
+            <a:graphic xmlns:a="http://schemas.openxmlformats.org/drawingml/2006/main">
+              <a:graphicData uri="http://schemas.openxmlformats.org/drawingml/2006/picture">
+                <pic:pic xmlns:pic="http://schemas.openxmlformats.org/drawingml/2006/picture">
+                  <pic:nvPicPr>
+                    <pic:cNvPr id="533971996" name=""/>
+                    <pic:cNvPicPr/>
+                  </pic:nvPicPr>
+                  <pic:blipFill>
+                    <a:blip r:embed="rId21"/>
+                    <a:stretch>
+                      <a:fillRect/>
+                    </a:stretch>
+                  </pic:blipFill>
+                  <pic:spPr>
+                    <a:xfrm>
+                      <a:off x="0" y="0"/>
+                      <a:ext cx="5731510" cy="3341370"/>
+                    </a:xfrm>
+                    <a:prstGeom prst="rect">
+                      <a:avLst/>
+                    </a:prstGeom>
+                  </pic:spPr>
+                </pic:pic>
+              </a:graphicData>
+            </a:graphic>
+          </wp:inline>
+        </w:drawing>
+      </w:r>
+    </w:p>
+    <w:p>
+      <w:pPr>
         <w:rPr>
           <w:rFonts w:asciiTheme="majorHAnsi" w:eastAsiaTheme="majorEastAsia" w:hAnsiTheme="majorHAnsi" w:cstheme="majorBidi"/>
           <w:color w:val="4ADCFF" w:themeColor="accent1" w:themeShade="BF"/>
@@ -7512,25 +9383,7 @@
           <w:szCs w:val="24"/>
           <w:highlight w:val="yellow"/>
         </w:rPr>
-        <w:t xml:space="preserve">. It may also include performance evaluations, scalability, correctness, etc. depending on the focus of the project.  </w:t>
-      </w:r>
-      <w:proofErr w:type="spellStart"/>
-      <w:r>
-        <w:rPr>
-          <w:sz w:val="24"/>
-          <w:szCs w:val="24"/>
-          <w:highlight w:val="yellow"/>
-        </w:rPr>
-        <w:t>Quantative</w:t>
-      </w:r>
-      <w:proofErr w:type="spellEnd"/>
-      <w:r>
-        <w:rPr>
-          <w:sz w:val="24"/>
-          <w:szCs w:val="24"/>
-          <w:highlight w:val="yellow"/>
-        </w:rPr>
-        <w:t xml:space="preserve"> results may be reported in tables or figures.</w:t>
+        <w:t>. It may also include performance evaluations, scalability, correctness, etc. depending on the focus of the project.  Quantative results may be reported in tables or figures.</w:t>
       </w:r>
     </w:p>
     <w:p>
@@ -7821,7 +9674,7 @@
       </w:r>
     </w:p>
     <w:sectPr>
-      <w:footerReference w:type="default" r:id="rId15"/>
+      <w:footerReference w:type="default" r:id="rId22"/>
       <w:pgSz w:w="11906" w:h="16838" w:code="9"/>
       <w:pgMar w:top="1440" w:right="1440" w:bottom="1440" w:left="1440" w:header="709" w:footer="709" w:gutter="0"/>
       <w:pgNumType w:start="0"/>
@@ -7939,13 +9792,1661 @@
 <file path=word/numbering.xml><?xml version="1.0" encoding="utf-8"?>
 <w:numbering xmlns:wpc="http://schemas.microsoft.com/office/word/2010/wordprocessingCanvas" xmlns:cx="http://schemas.microsoft.com/office/drawing/2014/chartex" xmlns:cx1="http://schemas.microsoft.com/office/drawing/2015/9/8/chartex" xmlns:cx2="http://schemas.microsoft.com/office/drawing/2015/10/21/chartex" xmlns:cx3="http://schemas.microsoft.com/office/drawing/2016/5/9/chartex" xmlns:cx4="http://schemas.microsoft.com/office/drawing/2016/5/10/chartex" xmlns:cx5="http://schemas.microsoft.com/office/drawing/2016/5/11/chartex" xmlns:cx6="http://schemas.microsoft.com/office/drawing/2016/5/12/chartex" xmlns:cx7="http://schemas.microsoft.com/office/drawing/2016/5/13/chartex" xmlns:cx8="http://schemas.microsoft.com/office/drawing/2016/5/14/chartex" xmlns:mc="http://schemas.openxmlformats.org/markup-compatibility/2006" xmlns:aink="http://schemas.microsoft.com/office/drawing/2016/ink" xmlns:am3d="http://schemas.microsoft.com/office/drawing/2017/model3d" xmlns:o="urn:schemas-microsoft-com:office:office" xmlns:oel="http://schemas.microsoft.com/office/2019/extlst" xmlns:r="http://schemas.openxmlformats.org/officeDocument/2006/relationships" xmlns:m="http://schemas.openxmlformats.org/officeDocument/2006/math" xmlns:v="urn:schemas-microsoft-com:vml" xmlns:wp14="http://schemas.microsoft.com/office/word/2010/wordprocessingDrawing" xmlns:wp="http://schemas.openxmlformats.org/drawingml/2006/wordprocessingDrawing" xmlns:w10="urn:schemas-microsoft-com:office:word" xmlns:w="http://schemas.openxmlformats.org/wordprocessingml/2006/main" xmlns:w14="http://schemas.microsoft.com/office/word/2010/wordml" xmlns:w15="http://schemas.microsoft.com/office/word/2012/wordml" xmlns:w16cex="http://schemas.microsoft.com/office/word/2018/wordml/cex" xmlns:w16cid="http://schemas.microsoft.com/office/word/2016/wordml/cid" xmlns:w16="http://schemas.microsoft.com/office/word/2018/wordml" xmlns:w16du="http://schemas.microsoft.com/office/word/2023/wordml/word16du" xmlns:w16sdtdh="http://schemas.microsoft.com/office/word/2020/wordml/sdtdatahash" xmlns:w16sdtfl="http://schemas.microsoft.com/office/word/2024/wordml/sdtformatlock" xmlns:w16se="http://schemas.microsoft.com/office/word/2015/wordml/symex" xmlns:wpg="http://schemas.microsoft.com/office/word/2010/wordprocessingGroup" xmlns:wpi="http://schemas.microsoft.com/office/word/2010/wordprocessingInk" xmlns:wne="http://schemas.microsoft.com/office/word/2006/wordml" xmlns:wps="http://schemas.microsoft.com/office/word/2010/wordprocessingShape" mc:Ignorable="w14 w15 w16se w16cid w16 w16cex w16sdtdh w16sdtfl w16du wp14">
   <w:abstractNum w:abstractNumId="0" w15:restartNumberingAfterBreak="0">
-    <w:nsid w:val="0ECB2D4F"/>
+    <w:nsid w:val="02D60C06"/>
     <w:multiLevelType w:val="hybridMultilevel"/>
-    <w:tmpl w:val="CD003210"/>
-    <w:lvl w:ilvl="0" w:tplc="0409000F">
+    <w:tmpl w:val="06B8FB9E"/>
+    <w:lvl w:ilvl="0" w:tplc="1809000F">
       <w:start w:val="1"/>
       <w:numFmt w:val="decimal"/>
       <w:lvlText w:val="%1."/>
+      <w:lvlJc w:val="left"/>
+      <w:pPr>
+        <w:ind w:left="720" w:hanging="360"/>
+      </w:pPr>
+    </w:lvl>
+    <w:lvl w:ilvl="1" w:tplc="18090019">
+      <w:start w:val="1"/>
+      <w:numFmt w:val="lowerLetter"/>
+      <w:lvlText w:val="%2."/>
+      <w:lvlJc w:val="left"/>
+      <w:pPr>
+        <w:ind w:left="1440" w:hanging="360"/>
+      </w:pPr>
+    </w:lvl>
+    <w:lvl w:ilvl="2" w:tplc="1809001B" w:tentative="1">
+      <w:start w:val="1"/>
+      <w:numFmt w:val="lowerRoman"/>
+      <w:lvlText w:val="%3."/>
+      <w:lvlJc w:val="right"/>
+      <w:pPr>
+        <w:ind w:left="2160" w:hanging="180"/>
+      </w:pPr>
+    </w:lvl>
+    <w:lvl w:ilvl="3" w:tplc="1809000F" w:tentative="1">
+      <w:start w:val="1"/>
+      <w:numFmt w:val="decimal"/>
+      <w:lvlText w:val="%4."/>
+      <w:lvlJc w:val="left"/>
+      <w:pPr>
+        <w:ind w:left="2880" w:hanging="360"/>
+      </w:pPr>
+    </w:lvl>
+    <w:lvl w:ilvl="4" w:tplc="18090019" w:tentative="1">
+      <w:start w:val="1"/>
+      <w:numFmt w:val="lowerLetter"/>
+      <w:lvlText w:val="%5."/>
+      <w:lvlJc w:val="left"/>
+      <w:pPr>
+        <w:ind w:left="3600" w:hanging="360"/>
+      </w:pPr>
+    </w:lvl>
+    <w:lvl w:ilvl="5" w:tplc="1809001B" w:tentative="1">
+      <w:start w:val="1"/>
+      <w:numFmt w:val="lowerRoman"/>
+      <w:lvlText w:val="%6."/>
+      <w:lvlJc w:val="right"/>
+      <w:pPr>
+        <w:ind w:left="4320" w:hanging="180"/>
+      </w:pPr>
+    </w:lvl>
+    <w:lvl w:ilvl="6" w:tplc="1809000F" w:tentative="1">
+      <w:start w:val="1"/>
+      <w:numFmt w:val="decimal"/>
+      <w:lvlText w:val="%7."/>
+      <w:lvlJc w:val="left"/>
+      <w:pPr>
+        <w:ind w:left="5040" w:hanging="360"/>
+      </w:pPr>
+    </w:lvl>
+    <w:lvl w:ilvl="7" w:tplc="18090019" w:tentative="1">
+      <w:start w:val="1"/>
+      <w:numFmt w:val="lowerLetter"/>
+      <w:lvlText w:val="%8."/>
+      <w:lvlJc w:val="left"/>
+      <w:pPr>
+        <w:ind w:left="5760" w:hanging="360"/>
+      </w:pPr>
+    </w:lvl>
+    <w:lvl w:ilvl="8" w:tplc="1809001B" w:tentative="1">
+      <w:start w:val="1"/>
+      <w:numFmt w:val="lowerRoman"/>
+      <w:lvlText w:val="%9."/>
+      <w:lvlJc w:val="right"/>
+      <w:pPr>
+        <w:ind w:left="6480" w:hanging="180"/>
+      </w:pPr>
+    </w:lvl>
+  </w:abstractNum>
+  <w:abstractNum w:abstractNumId="1" w15:restartNumberingAfterBreak="0">
+    <w:nsid w:val="03847EE8"/>
+    <w:multiLevelType w:val="hybridMultilevel"/>
+    <w:tmpl w:val="C2F6EFDA"/>
+    <w:lvl w:ilvl="0" w:tplc="18090001">
+      <w:start w:val="1"/>
+      <w:numFmt w:val="bullet"/>
+      <w:lvlText w:val=""/>
+      <w:lvlJc w:val="left"/>
+      <w:pPr>
+        <w:ind w:left="720" w:hanging="360"/>
+      </w:pPr>
+      <w:rPr>
+        <w:rFonts w:ascii="Symbol" w:hAnsi="Symbol" w:hint="default"/>
+      </w:rPr>
+    </w:lvl>
+    <w:lvl w:ilvl="1" w:tplc="18090003" w:tentative="1">
+      <w:start w:val="1"/>
+      <w:numFmt w:val="bullet"/>
+      <w:lvlText w:val="o"/>
+      <w:lvlJc w:val="left"/>
+      <w:pPr>
+        <w:ind w:left="1440" w:hanging="360"/>
+      </w:pPr>
+      <w:rPr>
+        <w:rFonts w:ascii="Courier New" w:hAnsi="Courier New" w:cs="Courier New" w:hint="default"/>
+      </w:rPr>
+    </w:lvl>
+    <w:lvl w:ilvl="2" w:tplc="18090005" w:tentative="1">
+      <w:start w:val="1"/>
+      <w:numFmt w:val="bullet"/>
+      <w:lvlText w:val=""/>
+      <w:lvlJc w:val="left"/>
+      <w:pPr>
+        <w:ind w:left="2160" w:hanging="360"/>
+      </w:pPr>
+      <w:rPr>
+        <w:rFonts w:ascii="Wingdings" w:hAnsi="Wingdings" w:hint="default"/>
+      </w:rPr>
+    </w:lvl>
+    <w:lvl w:ilvl="3" w:tplc="18090001" w:tentative="1">
+      <w:start w:val="1"/>
+      <w:numFmt w:val="bullet"/>
+      <w:lvlText w:val=""/>
+      <w:lvlJc w:val="left"/>
+      <w:pPr>
+        <w:ind w:left="2880" w:hanging="360"/>
+      </w:pPr>
+      <w:rPr>
+        <w:rFonts w:ascii="Symbol" w:hAnsi="Symbol" w:hint="default"/>
+      </w:rPr>
+    </w:lvl>
+    <w:lvl w:ilvl="4" w:tplc="18090003" w:tentative="1">
+      <w:start w:val="1"/>
+      <w:numFmt w:val="bullet"/>
+      <w:lvlText w:val="o"/>
+      <w:lvlJc w:val="left"/>
+      <w:pPr>
+        <w:ind w:left="3600" w:hanging="360"/>
+      </w:pPr>
+      <w:rPr>
+        <w:rFonts w:ascii="Courier New" w:hAnsi="Courier New" w:cs="Courier New" w:hint="default"/>
+      </w:rPr>
+    </w:lvl>
+    <w:lvl w:ilvl="5" w:tplc="18090005" w:tentative="1">
+      <w:start w:val="1"/>
+      <w:numFmt w:val="bullet"/>
+      <w:lvlText w:val=""/>
+      <w:lvlJc w:val="left"/>
+      <w:pPr>
+        <w:ind w:left="4320" w:hanging="360"/>
+      </w:pPr>
+      <w:rPr>
+        <w:rFonts w:ascii="Wingdings" w:hAnsi="Wingdings" w:hint="default"/>
+      </w:rPr>
+    </w:lvl>
+    <w:lvl w:ilvl="6" w:tplc="18090001" w:tentative="1">
+      <w:start w:val="1"/>
+      <w:numFmt w:val="bullet"/>
+      <w:lvlText w:val=""/>
+      <w:lvlJc w:val="left"/>
+      <w:pPr>
+        <w:ind w:left="5040" w:hanging="360"/>
+      </w:pPr>
+      <w:rPr>
+        <w:rFonts w:ascii="Symbol" w:hAnsi="Symbol" w:hint="default"/>
+      </w:rPr>
+    </w:lvl>
+    <w:lvl w:ilvl="7" w:tplc="18090003" w:tentative="1">
+      <w:start w:val="1"/>
+      <w:numFmt w:val="bullet"/>
+      <w:lvlText w:val="o"/>
+      <w:lvlJc w:val="left"/>
+      <w:pPr>
+        <w:ind w:left="5760" w:hanging="360"/>
+      </w:pPr>
+      <w:rPr>
+        <w:rFonts w:ascii="Courier New" w:hAnsi="Courier New" w:cs="Courier New" w:hint="default"/>
+      </w:rPr>
+    </w:lvl>
+    <w:lvl w:ilvl="8" w:tplc="18090005" w:tentative="1">
+      <w:start w:val="1"/>
+      <w:numFmt w:val="bullet"/>
+      <w:lvlText w:val=""/>
+      <w:lvlJc w:val="left"/>
+      <w:pPr>
+        <w:ind w:left="6480" w:hanging="360"/>
+      </w:pPr>
+      <w:rPr>
+        <w:rFonts w:ascii="Wingdings" w:hAnsi="Wingdings" w:hint="default"/>
+      </w:rPr>
+    </w:lvl>
+  </w:abstractNum>
+  <w:abstractNum w:abstractNumId="2" w15:restartNumberingAfterBreak="0">
+    <w:nsid w:val="05D55F4B"/>
+    <w:multiLevelType w:val="hybridMultilevel"/>
+    <w:tmpl w:val="2ED4D5E6"/>
+    <w:lvl w:ilvl="0" w:tplc="1809000F">
+      <w:start w:val="1"/>
+      <w:numFmt w:val="decimal"/>
+      <w:lvlText w:val="%1."/>
+      <w:lvlJc w:val="left"/>
+      <w:pPr>
+        <w:ind w:left="720" w:hanging="360"/>
+      </w:pPr>
+    </w:lvl>
+    <w:lvl w:ilvl="1" w:tplc="18090019">
+      <w:start w:val="1"/>
+      <w:numFmt w:val="lowerLetter"/>
+      <w:lvlText w:val="%2."/>
+      <w:lvlJc w:val="left"/>
+      <w:pPr>
+        <w:ind w:left="1440" w:hanging="360"/>
+      </w:pPr>
+    </w:lvl>
+    <w:lvl w:ilvl="2" w:tplc="1809001B" w:tentative="1">
+      <w:start w:val="1"/>
+      <w:numFmt w:val="lowerRoman"/>
+      <w:lvlText w:val="%3."/>
+      <w:lvlJc w:val="right"/>
+      <w:pPr>
+        <w:ind w:left="2160" w:hanging="180"/>
+      </w:pPr>
+    </w:lvl>
+    <w:lvl w:ilvl="3" w:tplc="1809000F" w:tentative="1">
+      <w:start w:val="1"/>
+      <w:numFmt w:val="decimal"/>
+      <w:lvlText w:val="%4."/>
+      <w:lvlJc w:val="left"/>
+      <w:pPr>
+        <w:ind w:left="2880" w:hanging="360"/>
+      </w:pPr>
+    </w:lvl>
+    <w:lvl w:ilvl="4" w:tplc="18090019" w:tentative="1">
+      <w:start w:val="1"/>
+      <w:numFmt w:val="lowerLetter"/>
+      <w:lvlText w:val="%5."/>
+      <w:lvlJc w:val="left"/>
+      <w:pPr>
+        <w:ind w:left="3600" w:hanging="360"/>
+      </w:pPr>
+    </w:lvl>
+    <w:lvl w:ilvl="5" w:tplc="1809001B" w:tentative="1">
+      <w:start w:val="1"/>
+      <w:numFmt w:val="lowerRoman"/>
+      <w:lvlText w:val="%6."/>
+      <w:lvlJc w:val="right"/>
+      <w:pPr>
+        <w:ind w:left="4320" w:hanging="180"/>
+      </w:pPr>
+    </w:lvl>
+    <w:lvl w:ilvl="6" w:tplc="1809000F" w:tentative="1">
+      <w:start w:val="1"/>
+      <w:numFmt w:val="decimal"/>
+      <w:lvlText w:val="%7."/>
+      <w:lvlJc w:val="left"/>
+      <w:pPr>
+        <w:ind w:left="5040" w:hanging="360"/>
+      </w:pPr>
+    </w:lvl>
+    <w:lvl w:ilvl="7" w:tplc="18090019" w:tentative="1">
+      <w:start w:val="1"/>
+      <w:numFmt w:val="lowerLetter"/>
+      <w:lvlText w:val="%8."/>
+      <w:lvlJc w:val="left"/>
+      <w:pPr>
+        <w:ind w:left="5760" w:hanging="360"/>
+      </w:pPr>
+    </w:lvl>
+    <w:lvl w:ilvl="8" w:tplc="1809001B" w:tentative="1">
+      <w:start w:val="1"/>
+      <w:numFmt w:val="lowerRoman"/>
+      <w:lvlText w:val="%9."/>
+      <w:lvlJc w:val="right"/>
+      <w:pPr>
+        <w:ind w:left="6480" w:hanging="180"/>
+      </w:pPr>
+    </w:lvl>
+  </w:abstractNum>
+  <w:abstractNum w:abstractNumId="3" w15:restartNumberingAfterBreak="0">
+    <w:nsid w:val="0FC657C5"/>
+    <w:multiLevelType w:val="hybridMultilevel"/>
+    <w:tmpl w:val="D44613F0"/>
+    <w:lvl w:ilvl="0" w:tplc="1809000F">
+      <w:start w:val="1"/>
+      <w:numFmt w:val="decimal"/>
+      <w:lvlText w:val="%1."/>
+      <w:lvlJc w:val="left"/>
+      <w:pPr>
+        <w:ind w:left="720" w:hanging="360"/>
+      </w:pPr>
+    </w:lvl>
+    <w:lvl w:ilvl="1" w:tplc="18090019" w:tentative="1">
+      <w:start w:val="1"/>
+      <w:numFmt w:val="lowerLetter"/>
+      <w:lvlText w:val="%2."/>
+      <w:lvlJc w:val="left"/>
+      <w:pPr>
+        <w:ind w:left="1440" w:hanging="360"/>
+      </w:pPr>
+    </w:lvl>
+    <w:lvl w:ilvl="2" w:tplc="1809001B" w:tentative="1">
+      <w:start w:val="1"/>
+      <w:numFmt w:val="lowerRoman"/>
+      <w:lvlText w:val="%3."/>
+      <w:lvlJc w:val="right"/>
+      <w:pPr>
+        <w:ind w:left="2160" w:hanging="180"/>
+      </w:pPr>
+    </w:lvl>
+    <w:lvl w:ilvl="3" w:tplc="1809000F" w:tentative="1">
+      <w:start w:val="1"/>
+      <w:numFmt w:val="decimal"/>
+      <w:lvlText w:val="%4."/>
+      <w:lvlJc w:val="left"/>
+      <w:pPr>
+        <w:ind w:left="2880" w:hanging="360"/>
+      </w:pPr>
+    </w:lvl>
+    <w:lvl w:ilvl="4" w:tplc="18090019" w:tentative="1">
+      <w:start w:val="1"/>
+      <w:numFmt w:val="lowerLetter"/>
+      <w:lvlText w:val="%5."/>
+      <w:lvlJc w:val="left"/>
+      <w:pPr>
+        <w:ind w:left="3600" w:hanging="360"/>
+      </w:pPr>
+    </w:lvl>
+    <w:lvl w:ilvl="5" w:tplc="1809001B" w:tentative="1">
+      <w:start w:val="1"/>
+      <w:numFmt w:val="lowerRoman"/>
+      <w:lvlText w:val="%6."/>
+      <w:lvlJc w:val="right"/>
+      <w:pPr>
+        <w:ind w:left="4320" w:hanging="180"/>
+      </w:pPr>
+    </w:lvl>
+    <w:lvl w:ilvl="6" w:tplc="1809000F" w:tentative="1">
+      <w:start w:val="1"/>
+      <w:numFmt w:val="decimal"/>
+      <w:lvlText w:val="%7."/>
+      <w:lvlJc w:val="left"/>
+      <w:pPr>
+        <w:ind w:left="5040" w:hanging="360"/>
+      </w:pPr>
+    </w:lvl>
+    <w:lvl w:ilvl="7" w:tplc="18090019" w:tentative="1">
+      <w:start w:val="1"/>
+      <w:numFmt w:val="lowerLetter"/>
+      <w:lvlText w:val="%8."/>
+      <w:lvlJc w:val="left"/>
+      <w:pPr>
+        <w:ind w:left="5760" w:hanging="360"/>
+      </w:pPr>
+    </w:lvl>
+    <w:lvl w:ilvl="8" w:tplc="1809001B" w:tentative="1">
+      <w:start w:val="1"/>
+      <w:numFmt w:val="lowerRoman"/>
+      <w:lvlText w:val="%9."/>
+      <w:lvlJc w:val="right"/>
+      <w:pPr>
+        <w:ind w:left="6480" w:hanging="180"/>
+      </w:pPr>
+    </w:lvl>
+  </w:abstractNum>
+  <w:abstractNum w:abstractNumId="4" w15:restartNumberingAfterBreak="0">
+    <w:nsid w:val="13DF0BAB"/>
+    <w:multiLevelType w:val="hybridMultilevel"/>
+    <w:tmpl w:val="892CFA56"/>
+    <w:lvl w:ilvl="0" w:tplc="1809000F">
+      <w:start w:val="1"/>
+      <w:numFmt w:val="decimal"/>
+      <w:lvlText w:val="%1."/>
+      <w:lvlJc w:val="left"/>
+      <w:pPr>
+        <w:ind w:left="720" w:hanging="360"/>
+      </w:pPr>
+    </w:lvl>
+    <w:lvl w:ilvl="1" w:tplc="18090019">
+      <w:start w:val="1"/>
+      <w:numFmt w:val="lowerLetter"/>
+      <w:lvlText w:val="%2."/>
+      <w:lvlJc w:val="left"/>
+      <w:pPr>
+        <w:ind w:left="1440" w:hanging="360"/>
+      </w:pPr>
+    </w:lvl>
+    <w:lvl w:ilvl="2" w:tplc="1809001B" w:tentative="1">
+      <w:start w:val="1"/>
+      <w:numFmt w:val="lowerRoman"/>
+      <w:lvlText w:val="%3."/>
+      <w:lvlJc w:val="right"/>
+      <w:pPr>
+        <w:ind w:left="2160" w:hanging="180"/>
+      </w:pPr>
+    </w:lvl>
+    <w:lvl w:ilvl="3" w:tplc="1809000F" w:tentative="1">
+      <w:start w:val="1"/>
+      <w:numFmt w:val="decimal"/>
+      <w:lvlText w:val="%4."/>
+      <w:lvlJc w:val="left"/>
+      <w:pPr>
+        <w:ind w:left="2880" w:hanging="360"/>
+      </w:pPr>
+    </w:lvl>
+    <w:lvl w:ilvl="4" w:tplc="18090019" w:tentative="1">
+      <w:start w:val="1"/>
+      <w:numFmt w:val="lowerLetter"/>
+      <w:lvlText w:val="%5."/>
+      <w:lvlJc w:val="left"/>
+      <w:pPr>
+        <w:ind w:left="3600" w:hanging="360"/>
+      </w:pPr>
+    </w:lvl>
+    <w:lvl w:ilvl="5" w:tplc="1809001B" w:tentative="1">
+      <w:start w:val="1"/>
+      <w:numFmt w:val="lowerRoman"/>
+      <w:lvlText w:val="%6."/>
+      <w:lvlJc w:val="right"/>
+      <w:pPr>
+        <w:ind w:left="4320" w:hanging="180"/>
+      </w:pPr>
+    </w:lvl>
+    <w:lvl w:ilvl="6" w:tplc="1809000F" w:tentative="1">
+      <w:start w:val="1"/>
+      <w:numFmt w:val="decimal"/>
+      <w:lvlText w:val="%7."/>
+      <w:lvlJc w:val="left"/>
+      <w:pPr>
+        <w:ind w:left="5040" w:hanging="360"/>
+      </w:pPr>
+    </w:lvl>
+    <w:lvl w:ilvl="7" w:tplc="18090019" w:tentative="1">
+      <w:start w:val="1"/>
+      <w:numFmt w:val="lowerLetter"/>
+      <w:lvlText w:val="%8."/>
+      <w:lvlJc w:val="left"/>
+      <w:pPr>
+        <w:ind w:left="5760" w:hanging="360"/>
+      </w:pPr>
+    </w:lvl>
+    <w:lvl w:ilvl="8" w:tplc="1809001B" w:tentative="1">
+      <w:start w:val="1"/>
+      <w:numFmt w:val="lowerRoman"/>
+      <w:lvlText w:val="%9."/>
+      <w:lvlJc w:val="right"/>
+      <w:pPr>
+        <w:ind w:left="6480" w:hanging="180"/>
+      </w:pPr>
+    </w:lvl>
+  </w:abstractNum>
+  <w:abstractNum w:abstractNumId="5" w15:restartNumberingAfterBreak="0">
+    <w:nsid w:val="1409600A"/>
+    <w:multiLevelType w:val="hybridMultilevel"/>
+    <w:tmpl w:val="1548F454"/>
+    <w:lvl w:ilvl="0" w:tplc="1809000F">
+      <w:start w:val="1"/>
+      <w:numFmt w:val="decimal"/>
+      <w:lvlText w:val="%1."/>
+      <w:lvlJc w:val="left"/>
+      <w:pPr>
+        <w:ind w:left="720" w:hanging="360"/>
+      </w:pPr>
+      <w:rPr>
+        <w:rFonts w:hint="default"/>
+      </w:rPr>
+    </w:lvl>
+    <w:lvl w:ilvl="1" w:tplc="18090019">
+      <w:start w:val="1"/>
+      <w:numFmt w:val="lowerLetter"/>
+      <w:lvlText w:val="%2."/>
+      <w:lvlJc w:val="left"/>
+      <w:pPr>
+        <w:ind w:left="1440" w:hanging="360"/>
+      </w:pPr>
+    </w:lvl>
+    <w:lvl w:ilvl="2" w:tplc="1809001B" w:tentative="1">
+      <w:start w:val="1"/>
+      <w:numFmt w:val="lowerRoman"/>
+      <w:lvlText w:val="%3."/>
+      <w:lvlJc w:val="right"/>
+      <w:pPr>
+        <w:ind w:left="2160" w:hanging="180"/>
+      </w:pPr>
+    </w:lvl>
+    <w:lvl w:ilvl="3" w:tplc="1809000F" w:tentative="1">
+      <w:start w:val="1"/>
+      <w:numFmt w:val="decimal"/>
+      <w:lvlText w:val="%4."/>
+      <w:lvlJc w:val="left"/>
+      <w:pPr>
+        <w:ind w:left="2880" w:hanging="360"/>
+      </w:pPr>
+    </w:lvl>
+    <w:lvl w:ilvl="4" w:tplc="18090019" w:tentative="1">
+      <w:start w:val="1"/>
+      <w:numFmt w:val="lowerLetter"/>
+      <w:lvlText w:val="%5."/>
+      <w:lvlJc w:val="left"/>
+      <w:pPr>
+        <w:ind w:left="3600" w:hanging="360"/>
+      </w:pPr>
+    </w:lvl>
+    <w:lvl w:ilvl="5" w:tplc="1809001B" w:tentative="1">
+      <w:start w:val="1"/>
+      <w:numFmt w:val="lowerRoman"/>
+      <w:lvlText w:val="%6."/>
+      <w:lvlJc w:val="right"/>
+      <w:pPr>
+        <w:ind w:left="4320" w:hanging="180"/>
+      </w:pPr>
+    </w:lvl>
+    <w:lvl w:ilvl="6" w:tplc="1809000F" w:tentative="1">
+      <w:start w:val="1"/>
+      <w:numFmt w:val="decimal"/>
+      <w:lvlText w:val="%7."/>
+      <w:lvlJc w:val="left"/>
+      <w:pPr>
+        <w:ind w:left="5040" w:hanging="360"/>
+      </w:pPr>
+    </w:lvl>
+    <w:lvl w:ilvl="7" w:tplc="18090019" w:tentative="1">
+      <w:start w:val="1"/>
+      <w:numFmt w:val="lowerLetter"/>
+      <w:lvlText w:val="%8."/>
+      <w:lvlJc w:val="left"/>
+      <w:pPr>
+        <w:ind w:left="5760" w:hanging="360"/>
+      </w:pPr>
+    </w:lvl>
+    <w:lvl w:ilvl="8" w:tplc="1809001B" w:tentative="1">
+      <w:start w:val="1"/>
+      <w:numFmt w:val="lowerRoman"/>
+      <w:lvlText w:val="%9."/>
+      <w:lvlJc w:val="right"/>
+      <w:pPr>
+        <w:ind w:left="6480" w:hanging="180"/>
+      </w:pPr>
+    </w:lvl>
+  </w:abstractNum>
+  <w:abstractNum w:abstractNumId="6" w15:restartNumberingAfterBreak="0">
+    <w:nsid w:val="1482775B"/>
+    <w:multiLevelType w:val="multilevel"/>
+    <w:tmpl w:val="0EBA3C40"/>
+    <w:lvl w:ilvl="0">
+      <w:start w:val="1"/>
+      <w:numFmt w:val="decimal"/>
+      <w:pStyle w:val="Heading1"/>
+      <w:lvlText w:val="%1"/>
+      <w:lvlJc w:val="left"/>
+      <w:pPr>
+        <w:ind w:left="432" w:hanging="432"/>
+      </w:pPr>
+    </w:lvl>
+    <w:lvl w:ilvl="1">
+      <w:start w:val="1"/>
+      <w:numFmt w:val="decimal"/>
+      <w:pStyle w:val="Heading2"/>
+      <w:lvlText w:val="%1.%2"/>
+      <w:lvlJc w:val="left"/>
+      <w:pPr>
+        <w:ind w:left="576" w:hanging="576"/>
+      </w:pPr>
+    </w:lvl>
+    <w:lvl w:ilvl="2">
+      <w:start w:val="1"/>
+      <w:numFmt w:val="decimal"/>
+      <w:pStyle w:val="Heading3"/>
+      <w:lvlText w:val="%1.%2.%3"/>
+      <w:lvlJc w:val="left"/>
+      <w:pPr>
+        <w:ind w:left="720" w:hanging="720"/>
+      </w:pPr>
+    </w:lvl>
+    <w:lvl w:ilvl="3">
+      <w:start w:val="1"/>
+      <w:numFmt w:val="decimal"/>
+      <w:pStyle w:val="Heading4"/>
+      <w:lvlText w:val="%1.%2.%3.%4"/>
+      <w:lvlJc w:val="left"/>
+      <w:pPr>
+        <w:ind w:left="864" w:hanging="864"/>
+      </w:pPr>
+    </w:lvl>
+    <w:lvl w:ilvl="4">
+      <w:start w:val="1"/>
+      <w:numFmt w:val="decimal"/>
+      <w:pStyle w:val="Heading5"/>
+      <w:lvlText w:val="%1.%2.%3.%4.%5"/>
+      <w:lvlJc w:val="left"/>
+      <w:pPr>
+        <w:ind w:left="1008" w:hanging="1008"/>
+      </w:pPr>
+    </w:lvl>
+    <w:lvl w:ilvl="5">
+      <w:start w:val="1"/>
+      <w:numFmt w:val="decimal"/>
+      <w:pStyle w:val="Heading6"/>
+      <w:lvlText w:val="%1.%2.%3.%4.%5.%6"/>
+      <w:lvlJc w:val="left"/>
+      <w:pPr>
+        <w:ind w:left="1152" w:hanging="1152"/>
+      </w:pPr>
+    </w:lvl>
+    <w:lvl w:ilvl="6">
+      <w:start w:val="1"/>
+      <w:numFmt w:val="decimal"/>
+      <w:pStyle w:val="Heading7"/>
+      <w:lvlText w:val="%1.%2.%3.%4.%5.%6.%7"/>
+      <w:lvlJc w:val="left"/>
+      <w:pPr>
+        <w:ind w:left="1296" w:hanging="1296"/>
+      </w:pPr>
+    </w:lvl>
+    <w:lvl w:ilvl="7">
+      <w:start w:val="1"/>
+      <w:numFmt w:val="decimal"/>
+      <w:pStyle w:val="Heading8"/>
+      <w:lvlText w:val="%1.%2.%3.%4.%5.%6.%7.%8"/>
+      <w:lvlJc w:val="left"/>
+      <w:pPr>
+        <w:ind w:left="1440" w:hanging="1440"/>
+      </w:pPr>
+    </w:lvl>
+    <w:lvl w:ilvl="8">
+      <w:start w:val="1"/>
+      <w:numFmt w:val="decimal"/>
+      <w:pStyle w:val="Heading9"/>
+      <w:lvlText w:val="%1.%2.%3.%4.%5.%6.%7.%8.%9"/>
+      <w:lvlJc w:val="left"/>
+      <w:pPr>
+        <w:ind w:left="1584" w:hanging="1584"/>
+      </w:pPr>
+    </w:lvl>
+  </w:abstractNum>
+  <w:abstractNum w:abstractNumId="7" w15:restartNumberingAfterBreak="0">
+    <w:nsid w:val="16A57AA8"/>
+    <w:multiLevelType w:val="hybridMultilevel"/>
+    <w:tmpl w:val="A4FCCF7C"/>
+    <w:lvl w:ilvl="0" w:tplc="1809000F">
+      <w:start w:val="1"/>
+      <w:numFmt w:val="decimal"/>
+      <w:lvlText w:val="%1."/>
+      <w:lvlJc w:val="left"/>
+      <w:pPr>
+        <w:ind w:left="720" w:hanging="360"/>
+      </w:pPr>
+    </w:lvl>
+    <w:lvl w:ilvl="1" w:tplc="18090019">
+      <w:start w:val="1"/>
+      <w:numFmt w:val="lowerLetter"/>
+      <w:lvlText w:val="%2."/>
+      <w:lvlJc w:val="left"/>
+      <w:pPr>
+        <w:ind w:left="1440" w:hanging="360"/>
+      </w:pPr>
+    </w:lvl>
+    <w:lvl w:ilvl="2" w:tplc="1809001B" w:tentative="1">
+      <w:start w:val="1"/>
+      <w:numFmt w:val="lowerRoman"/>
+      <w:lvlText w:val="%3."/>
+      <w:lvlJc w:val="right"/>
+      <w:pPr>
+        <w:ind w:left="2160" w:hanging="180"/>
+      </w:pPr>
+    </w:lvl>
+    <w:lvl w:ilvl="3" w:tplc="1809000F" w:tentative="1">
+      <w:start w:val="1"/>
+      <w:numFmt w:val="decimal"/>
+      <w:lvlText w:val="%4."/>
+      <w:lvlJc w:val="left"/>
+      <w:pPr>
+        <w:ind w:left="2880" w:hanging="360"/>
+      </w:pPr>
+    </w:lvl>
+    <w:lvl w:ilvl="4" w:tplc="18090019" w:tentative="1">
+      <w:start w:val="1"/>
+      <w:numFmt w:val="lowerLetter"/>
+      <w:lvlText w:val="%5."/>
+      <w:lvlJc w:val="left"/>
+      <w:pPr>
+        <w:ind w:left="3600" w:hanging="360"/>
+      </w:pPr>
+    </w:lvl>
+    <w:lvl w:ilvl="5" w:tplc="1809001B" w:tentative="1">
+      <w:start w:val="1"/>
+      <w:numFmt w:val="lowerRoman"/>
+      <w:lvlText w:val="%6."/>
+      <w:lvlJc w:val="right"/>
+      <w:pPr>
+        <w:ind w:left="4320" w:hanging="180"/>
+      </w:pPr>
+    </w:lvl>
+    <w:lvl w:ilvl="6" w:tplc="1809000F" w:tentative="1">
+      <w:start w:val="1"/>
+      <w:numFmt w:val="decimal"/>
+      <w:lvlText w:val="%7."/>
+      <w:lvlJc w:val="left"/>
+      <w:pPr>
+        <w:ind w:left="5040" w:hanging="360"/>
+      </w:pPr>
+    </w:lvl>
+    <w:lvl w:ilvl="7" w:tplc="18090019" w:tentative="1">
+      <w:start w:val="1"/>
+      <w:numFmt w:val="lowerLetter"/>
+      <w:lvlText w:val="%8."/>
+      <w:lvlJc w:val="left"/>
+      <w:pPr>
+        <w:ind w:left="5760" w:hanging="360"/>
+      </w:pPr>
+    </w:lvl>
+    <w:lvl w:ilvl="8" w:tplc="1809001B" w:tentative="1">
+      <w:start w:val="1"/>
+      <w:numFmt w:val="lowerRoman"/>
+      <w:lvlText w:val="%9."/>
+      <w:lvlJc w:val="right"/>
+      <w:pPr>
+        <w:ind w:left="6480" w:hanging="180"/>
+      </w:pPr>
+    </w:lvl>
+  </w:abstractNum>
+  <w:abstractNum w:abstractNumId="8" w15:restartNumberingAfterBreak="0">
+    <w:nsid w:val="1E8C19C2"/>
+    <w:multiLevelType w:val="hybridMultilevel"/>
+    <w:tmpl w:val="B1A218F4"/>
+    <w:lvl w:ilvl="0" w:tplc="1809000F">
+      <w:start w:val="1"/>
+      <w:numFmt w:val="decimal"/>
+      <w:lvlText w:val="%1."/>
+      <w:lvlJc w:val="left"/>
+      <w:pPr>
+        <w:ind w:left="720" w:hanging="360"/>
+      </w:pPr>
+    </w:lvl>
+    <w:lvl w:ilvl="1" w:tplc="18090019" w:tentative="1">
+      <w:start w:val="1"/>
+      <w:numFmt w:val="lowerLetter"/>
+      <w:lvlText w:val="%2."/>
+      <w:lvlJc w:val="left"/>
+      <w:pPr>
+        <w:ind w:left="1440" w:hanging="360"/>
+      </w:pPr>
+    </w:lvl>
+    <w:lvl w:ilvl="2" w:tplc="1809001B" w:tentative="1">
+      <w:start w:val="1"/>
+      <w:numFmt w:val="lowerRoman"/>
+      <w:lvlText w:val="%3."/>
+      <w:lvlJc w:val="right"/>
+      <w:pPr>
+        <w:ind w:left="2160" w:hanging="180"/>
+      </w:pPr>
+    </w:lvl>
+    <w:lvl w:ilvl="3" w:tplc="1809000F" w:tentative="1">
+      <w:start w:val="1"/>
+      <w:numFmt w:val="decimal"/>
+      <w:lvlText w:val="%4."/>
+      <w:lvlJc w:val="left"/>
+      <w:pPr>
+        <w:ind w:left="2880" w:hanging="360"/>
+      </w:pPr>
+    </w:lvl>
+    <w:lvl w:ilvl="4" w:tplc="18090019" w:tentative="1">
+      <w:start w:val="1"/>
+      <w:numFmt w:val="lowerLetter"/>
+      <w:lvlText w:val="%5."/>
+      <w:lvlJc w:val="left"/>
+      <w:pPr>
+        <w:ind w:left="3600" w:hanging="360"/>
+      </w:pPr>
+    </w:lvl>
+    <w:lvl w:ilvl="5" w:tplc="1809001B" w:tentative="1">
+      <w:start w:val="1"/>
+      <w:numFmt w:val="lowerRoman"/>
+      <w:lvlText w:val="%6."/>
+      <w:lvlJc w:val="right"/>
+      <w:pPr>
+        <w:ind w:left="4320" w:hanging="180"/>
+      </w:pPr>
+    </w:lvl>
+    <w:lvl w:ilvl="6" w:tplc="1809000F" w:tentative="1">
+      <w:start w:val="1"/>
+      <w:numFmt w:val="decimal"/>
+      <w:lvlText w:val="%7."/>
+      <w:lvlJc w:val="left"/>
+      <w:pPr>
+        <w:ind w:left="5040" w:hanging="360"/>
+      </w:pPr>
+    </w:lvl>
+    <w:lvl w:ilvl="7" w:tplc="18090019" w:tentative="1">
+      <w:start w:val="1"/>
+      <w:numFmt w:val="lowerLetter"/>
+      <w:lvlText w:val="%8."/>
+      <w:lvlJc w:val="left"/>
+      <w:pPr>
+        <w:ind w:left="5760" w:hanging="360"/>
+      </w:pPr>
+    </w:lvl>
+    <w:lvl w:ilvl="8" w:tplc="1809001B" w:tentative="1">
+      <w:start w:val="1"/>
+      <w:numFmt w:val="lowerRoman"/>
+      <w:lvlText w:val="%9."/>
+      <w:lvlJc w:val="right"/>
+      <w:pPr>
+        <w:ind w:left="6480" w:hanging="180"/>
+      </w:pPr>
+    </w:lvl>
+  </w:abstractNum>
+  <w:abstractNum w:abstractNumId="9" w15:restartNumberingAfterBreak="0">
+    <w:nsid w:val="22610C7E"/>
+    <w:multiLevelType w:val="hybridMultilevel"/>
+    <w:tmpl w:val="01CC6414"/>
+    <w:lvl w:ilvl="0" w:tplc="1809000F">
+      <w:start w:val="1"/>
+      <w:numFmt w:val="decimal"/>
+      <w:lvlText w:val="%1."/>
+      <w:lvlJc w:val="left"/>
+      <w:pPr>
+        <w:ind w:left="720" w:hanging="360"/>
+      </w:pPr>
+    </w:lvl>
+    <w:lvl w:ilvl="1" w:tplc="18090019">
+      <w:start w:val="1"/>
+      <w:numFmt w:val="lowerLetter"/>
+      <w:lvlText w:val="%2."/>
+      <w:lvlJc w:val="left"/>
+      <w:pPr>
+        <w:ind w:left="1440" w:hanging="360"/>
+      </w:pPr>
+    </w:lvl>
+    <w:lvl w:ilvl="2" w:tplc="1809001B" w:tentative="1">
+      <w:start w:val="1"/>
+      <w:numFmt w:val="lowerRoman"/>
+      <w:lvlText w:val="%3."/>
+      <w:lvlJc w:val="right"/>
+      <w:pPr>
+        <w:ind w:left="2160" w:hanging="180"/>
+      </w:pPr>
+    </w:lvl>
+    <w:lvl w:ilvl="3" w:tplc="1809000F" w:tentative="1">
+      <w:start w:val="1"/>
+      <w:numFmt w:val="decimal"/>
+      <w:lvlText w:val="%4."/>
+      <w:lvlJc w:val="left"/>
+      <w:pPr>
+        <w:ind w:left="2880" w:hanging="360"/>
+      </w:pPr>
+    </w:lvl>
+    <w:lvl w:ilvl="4" w:tplc="18090019" w:tentative="1">
+      <w:start w:val="1"/>
+      <w:numFmt w:val="lowerLetter"/>
+      <w:lvlText w:val="%5."/>
+      <w:lvlJc w:val="left"/>
+      <w:pPr>
+        <w:ind w:left="3600" w:hanging="360"/>
+      </w:pPr>
+    </w:lvl>
+    <w:lvl w:ilvl="5" w:tplc="1809001B" w:tentative="1">
+      <w:start w:val="1"/>
+      <w:numFmt w:val="lowerRoman"/>
+      <w:lvlText w:val="%6."/>
+      <w:lvlJc w:val="right"/>
+      <w:pPr>
+        <w:ind w:left="4320" w:hanging="180"/>
+      </w:pPr>
+    </w:lvl>
+    <w:lvl w:ilvl="6" w:tplc="1809000F" w:tentative="1">
+      <w:start w:val="1"/>
+      <w:numFmt w:val="decimal"/>
+      <w:lvlText w:val="%7."/>
+      <w:lvlJc w:val="left"/>
+      <w:pPr>
+        <w:ind w:left="5040" w:hanging="360"/>
+      </w:pPr>
+    </w:lvl>
+    <w:lvl w:ilvl="7" w:tplc="18090019" w:tentative="1">
+      <w:start w:val="1"/>
+      <w:numFmt w:val="lowerLetter"/>
+      <w:lvlText w:val="%8."/>
+      <w:lvlJc w:val="left"/>
+      <w:pPr>
+        <w:ind w:left="5760" w:hanging="360"/>
+      </w:pPr>
+    </w:lvl>
+    <w:lvl w:ilvl="8" w:tplc="1809001B" w:tentative="1">
+      <w:start w:val="1"/>
+      <w:numFmt w:val="lowerRoman"/>
+      <w:lvlText w:val="%9."/>
+      <w:lvlJc w:val="right"/>
+      <w:pPr>
+        <w:ind w:left="6480" w:hanging="180"/>
+      </w:pPr>
+    </w:lvl>
+  </w:abstractNum>
+  <w:abstractNum w:abstractNumId="10" w15:restartNumberingAfterBreak="0">
+    <w:nsid w:val="29223FB8"/>
+    <w:multiLevelType w:val="hybridMultilevel"/>
+    <w:tmpl w:val="549C3D6E"/>
+    <w:lvl w:ilvl="0" w:tplc="1809000F">
+      <w:start w:val="1"/>
+      <w:numFmt w:val="decimal"/>
+      <w:lvlText w:val="%1."/>
+      <w:lvlJc w:val="left"/>
+      <w:pPr>
+        <w:ind w:left="720" w:hanging="360"/>
+      </w:pPr>
+    </w:lvl>
+    <w:lvl w:ilvl="1" w:tplc="18090019">
+      <w:start w:val="1"/>
+      <w:numFmt w:val="lowerLetter"/>
+      <w:lvlText w:val="%2."/>
+      <w:lvlJc w:val="left"/>
+      <w:pPr>
+        <w:ind w:left="1440" w:hanging="360"/>
+      </w:pPr>
+    </w:lvl>
+    <w:lvl w:ilvl="2" w:tplc="1809001B" w:tentative="1">
+      <w:start w:val="1"/>
+      <w:numFmt w:val="lowerRoman"/>
+      <w:lvlText w:val="%3."/>
+      <w:lvlJc w:val="right"/>
+      <w:pPr>
+        <w:ind w:left="2160" w:hanging="180"/>
+      </w:pPr>
+    </w:lvl>
+    <w:lvl w:ilvl="3" w:tplc="1809000F" w:tentative="1">
+      <w:start w:val="1"/>
+      <w:numFmt w:val="decimal"/>
+      <w:lvlText w:val="%4."/>
+      <w:lvlJc w:val="left"/>
+      <w:pPr>
+        <w:ind w:left="2880" w:hanging="360"/>
+      </w:pPr>
+    </w:lvl>
+    <w:lvl w:ilvl="4" w:tplc="18090019" w:tentative="1">
+      <w:start w:val="1"/>
+      <w:numFmt w:val="lowerLetter"/>
+      <w:lvlText w:val="%5."/>
+      <w:lvlJc w:val="left"/>
+      <w:pPr>
+        <w:ind w:left="3600" w:hanging="360"/>
+      </w:pPr>
+    </w:lvl>
+    <w:lvl w:ilvl="5" w:tplc="1809001B" w:tentative="1">
+      <w:start w:val="1"/>
+      <w:numFmt w:val="lowerRoman"/>
+      <w:lvlText w:val="%6."/>
+      <w:lvlJc w:val="right"/>
+      <w:pPr>
+        <w:ind w:left="4320" w:hanging="180"/>
+      </w:pPr>
+    </w:lvl>
+    <w:lvl w:ilvl="6" w:tplc="1809000F" w:tentative="1">
+      <w:start w:val="1"/>
+      <w:numFmt w:val="decimal"/>
+      <w:lvlText w:val="%7."/>
+      <w:lvlJc w:val="left"/>
+      <w:pPr>
+        <w:ind w:left="5040" w:hanging="360"/>
+      </w:pPr>
+    </w:lvl>
+    <w:lvl w:ilvl="7" w:tplc="18090019" w:tentative="1">
+      <w:start w:val="1"/>
+      <w:numFmt w:val="lowerLetter"/>
+      <w:lvlText w:val="%8."/>
+      <w:lvlJc w:val="left"/>
+      <w:pPr>
+        <w:ind w:left="5760" w:hanging="360"/>
+      </w:pPr>
+    </w:lvl>
+    <w:lvl w:ilvl="8" w:tplc="1809001B" w:tentative="1">
+      <w:start w:val="1"/>
+      <w:numFmt w:val="lowerRoman"/>
+      <w:lvlText w:val="%9."/>
+      <w:lvlJc w:val="right"/>
+      <w:pPr>
+        <w:ind w:left="6480" w:hanging="180"/>
+      </w:pPr>
+    </w:lvl>
+  </w:abstractNum>
+  <w:abstractNum w:abstractNumId="11" w15:restartNumberingAfterBreak="0">
+    <w:nsid w:val="2B5504A2"/>
+    <w:multiLevelType w:val="hybridMultilevel"/>
+    <w:tmpl w:val="D6E226C2"/>
+    <w:lvl w:ilvl="0" w:tplc="1809000F">
+      <w:start w:val="1"/>
+      <w:numFmt w:val="decimal"/>
+      <w:lvlText w:val="%1."/>
+      <w:lvlJc w:val="left"/>
+      <w:pPr>
+        <w:ind w:left="720" w:hanging="360"/>
+      </w:pPr>
+    </w:lvl>
+    <w:lvl w:ilvl="1" w:tplc="18090019" w:tentative="1">
+      <w:start w:val="1"/>
+      <w:numFmt w:val="lowerLetter"/>
+      <w:lvlText w:val="%2."/>
+      <w:lvlJc w:val="left"/>
+      <w:pPr>
+        <w:ind w:left="1440" w:hanging="360"/>
+      </w:pPr>
+    </w:lvl>
+    <w:lvl w:ilvl="2" w:tplc="1809001B" w:tentative="1">
+      <w:start w:val="1"/>
+      <w:numFmt w:val="lowerRoman"/>
+      <w:lvlText w:val="%3."/>
+      <w:lvlJc w:val="right"/>
+      <w:pPr>
+        <w:ind w:left="2160" w:hanging="180"/>
+      </w:pPr>
+    </w:lvl>
+    <w:lvl w:ilvl="3" w:tplc="1809000F" w:tentative="1">
+      <w:start w:val="1"/>
+      <w:numFmt w:val="decimal"/>
+      <w:lvlText w:val="%4."/>
+      <w:lvlJc w:val="left"/>
+      <w:pPr>
+        <w:ind w:left="2880" w:hanging="360"/>
+      </w:pPr>
+    </w:lvl>
+    <w:lvl w:ilvl="4" w:tplc="18090019" w:tentative="1">
+      <w:start w:val="1"/>
+      <w:numFmt w:val="lowerLetter"/>
+      <w:lvlText w:val="%5."/>
+      <w:lvlJc w:val="left"/>
+      <w:pPr>
+        <w:ind w:left="3600" w:hanging="360"/>
+      </w:pPr>
+    </w:lvl>
+    <w:lvl w:ilvl="5" w:tplc="1809001B" w:tentative="1">
+      <w:start w:val="1"/>
+      <w:numFmt w:val="lowerRoman"/>
+      <w:lvlText w:val="%6."/>
+      <w:lvlJc w:val="right"/>
+      <w:pPr>
+        <w:ind w:left="4320" w:hanging="180"/>
+      </w:pPr>
+    </w:lvl>
+    <w:lvl w:ilvl="6" w:tplc="1809000F" w:tentative="1">
+      <w:start w:val="1"/>
+      <w:numFmt w:val="decimal"/>
+      <w:lvlText w:val="%7."/>
+      <w:lvlJc w:val="left"/>
+      <w:pPr>
+        <w:ind w:left="5040" w:hanging="360"/>
+      </w:pPr>
+    </w:lvl>
+    <w:lvl w:ilvl="7" w:tplc="18090019" w:tentative="1">
+      <w:start w:val="1"/>
+      <w:numFmt w:val="lowerLetter"/>
+      <w:lvlText w:val="%8."/>
+      <w:lvlJc w:val="left"/>
+      <w:pPr>
+        <w:ind w:left="5760" w:hanging="360"/>
+      </w:pPr>
+    </w:lvl>
+    <w:lvl w:ilvl="8" w:tplc="1809001B" w:tentative="1">
+      <w:start w:val="1"/>
+      <w:numFmt w:val="lowerRoman"/>
+      <w:lvlText w:val="%9."/>
+      <w:lvlJc w:val="right"/>
+      <w:pPr>
+        <w:ind w:left="6480" w:hanging="180"/>
+      </w:pPr>
+    </w:lvl>
+  </w:abstractNum>
+  <w:abstractNum w:abstractNumId="12" w15:restartNumberingAfterBreak="0">
+    <w:nsid w:val="2C2A7E0D"/>
+    <w:multiLevelType w:val="hybridMultilevel"/>
+    <w:tmpl w:val="FB2415A6"/>
+    <w:lvl w:ilvl="0" w:tplc="1809000F">
+      <w:start w:val="1"/>
+      <w:numFmt w:val="decimal"/>
+      <w:lvlText w:val="%1."/>
+      <w:lvlJc w:val="left"/>
+      <w:pPr>
+        <w:ind w:left="720" w:hanging="360"/>
+      </w:pPr>
+      <w:rPr>
+        <w:rFonts w:hint="default"/>
+      </w:rPr>
+    </w:lvl>
+    <w:lvl w:ilvl="1" w:tplc="18090019">
+      <w:start w:val="1"/>
+      <w:numFmt w:val="lowerLetter"/>
+      <w:lvlText w:val="%2."/>
+      <w:lvlJc w:val="left"/>
+      <w:pPr>
+        <w:ind w:left="1440" w:hanging="360"/>
+      </w:pPr>
+    </w:lvl>
+    <w:lvl w:ilvl="2" w:tplc="1809001B" w:tentative="1">
+      <w:start w:val="1"/>
+      <w:numFmt w:val="lowerRoman"/>
+      <w:lvlText w:val="%3."/>
+      <w:lvlJc w:val="right"/>
+      <w:pPr>
+        <w:ind w:left="2160" w:hanging="180"/>
+      </w:pPr>
+    </w:lvl>
+    <w:lvl w:ilvl="3" w:tplc="1809000F" w:tentative="1">
+      <w:start w:val="1"/>
+      <w:numFmt w:val="decimal"/>
+      <w:lvlText w:val="%4."/>
+      <w:lvlJc w:val="left"/>
+      <w:pPr>
+        <w:ind w:left="2880" w:hanging="360"/>
+      </w:pPr>
+    </w:lvl>
+    <w:lvl w:ilvl="4" w:tplc="18090019" w:tentative="1">
+      <w:start w:val="1"/>
+      <w:numFmt w:val="lowerLetter"/>
+      <w:lvlText w:val="%5."/>
+      <w:lvlJc w:val="left"/>
+      <w:pPr>
+        <w:ind w:left="3600" w:hanging="360"/>
+      </w:pPr>
+    </w:lvl>
+    <w:lvl w:ilvl="5" w:tplc="1809001B" w:tentative="1">
+      <w:start w:val="1"/>
+      <w:numFmt w:val="lowerRoman"/>
+      <w:lvlText w:val="%6."/>
+      <w:lvlJc w:val="right"/>
+      <w:pPr>
+        <w:ind w:left="4320" w:hanging="180"/>
+      </w:pPr>
+    </w:lvl>
+    <w:lvl w:ilvl="6" w:tplc="1809000F" w:tentative="1">
+      <w:start w:val="1"/>
+      <w:numFmt w:val="decimal"/>
+      <w:lvlText w:val="%7."/>
+      <w:lvlJc w:val="left"/>
+      <w:pPr>
+        <w:ind w:left="5040" w:hanging="360"/>
+      </w:pPr>
+    </w:lvl>
+    <w:lvl w:ilvl="7" w:tplc="18090019" w:tentative="1">
+      <w:start w:val="1"/>
+      <w:numFmt w:val="lowerLetter"/>
+      <w:lvlText w:val="%8."/>
+      <w:lvlJc w:val="left"/>
+      <w:pPr>
+        <w:ind w:left="5760" w:hanging="360"/>
+      </w:pPr>
+    </w:lvl>
+    <w:lvl w:ilvl="8" w:tplc="1809001B" w:tentative="1">
+      <w:start w:val="1"/>
+      <w:numFmt w:val="lowerRoman"/>
+      <w:lvlText w:val="%9."/>
+      <w:lvlJc w:val="right"/>
+      <w:pPr>
+        <w:ind w:left="6480" w:hanging="180"/>
+      </w:pPr>
+    </w:lvl>
+  </w:abstractNum>
+  <w:abstractNum w:abstractNumId="13" w15:restartNumberingAfterBreak="0">
+    <w:nsid w:val="32C72F0D"/>
+    <w:multiLevelType w:val="hybridMultilevel"/>
+    <w:tmpl w:val="941207FE"/>
+    <w:lvl w:ilvl="0" w:tplc="18090001">
+      <w:start w:val="1"/>
+      <w:numFmt w:val="bullet"/>
+      <w:lvlText w:val=""/>
+      <w:lvlJc w:val="left"/>
+      <w:pPr>
+        <w:ind w:left="720" w:hanging="360"/>
+      </w:pPr>
+      <w:rPr>
+        <w:rFonts w:ascii="Symbol" w:hAnsi="Symbol" w:hint="default"/>
+      </w:rPr>
+    </w:lvl>
+    <w:lvl w:ilvl="1" w:tplc="18090003" w:tentative="1">
+      <w:start w:val="1"/>
+      <w:numFmt w:val="bullet"/>
+      <w:lvlText w:val="o"/>
+      <w:lvlJc w:val="left"/>
+      <w:pPr>
+        <w:ind w:left="1440" w:hanging="360"/>
+      </w:pPr>
+      <w:rPr>
+        <w:rFonts w:ascii="Courier New" w:hAnsi="Courier New" w:cs="Courier New" w:hint="default"/>
+      </w:rPr>
+    </w:lvl>
+    <w:lvl w:ilvl="2" w:tplc="18090005" w:tentative="1">
+      <w:start w:val="1"/>
+      <w:numFmt w:val="bullet"/>
+      <w:lvlText w:val=""/>
+      <w:lvlJc w:val="left"/>
+      <w:pPr>
+        <w:ind w:left="2160" w:hanging="360"/>
+      </w:pPr>
+      <w:rPr>
+        <w:rFonts w:ascii="Wingdings" w:hAnsi="Wingdings" w:hint="default"/>
+      </w:rPr>
+    </w:lvl>
+    <w:lvl w:ilvl="3" w:tplc="18090001" w:tentative="1">
+      <w:start w:val="1"/>
+      <w:numFmt w:val="bullet"/>
+      <w:lvlText w:val=""/>
+      <w:lvlJc w:val="left"/>
+      <w:pPr>
+        <w:ind w:left="2880" w:hanging="360"/>
+      </w:pPr>
+      <w:rPr>
+        <w:rFonts w:ascii="Symbol" w:hAnsi="Symbol" w:hint="default"/>
+      </w:rPr>
+    </w:lvl>
+    <w:lvl w:ilvl="4" w:tplc="18090003" w:tentative="1">
+      <w:start w:val="1"/>
+      <w:numFmt w:val="bullet"/>
+      <w:lvlText w:val="o"/>
+      <w:lvlJc w:val="left"/>
+      <w:pPr>
+        <w:ind w:left="3600" w:hanging="360"/>
+      </w:pPr>
+      <w:rPr>
+        <w:rFonts w:ascii="Courier New" w:hAnsi="Courier New" w:cs="Courier New" w:hint="default"/>
+      </w:rPr>
+    </w:lvl>
+    <w:lvl w:ilvl="5" w:tplc="18090005" w:tentative="1">
+      <w:start w:val="1"/>
+      <w:numFmt w:val="bullet"/>
+      <w:lvlText w:val=""/>
+      <w:lvlJc w:val="left"/>
+      <w:pPr>
+        <w:ind w:left="4320" w:hanging="360"/>
+      </w:pPr>
+      <w:rPr>
+        <w:rFonts w:ascii="Wingdings" w:hAnsi="Wingdings" w:hint="default"/>
+      </w:rPr>
+    </w:lvl>
+    <w:lvl w:ilvl="6" w:tplc="18090001" w:tentative="1">
+      <w:start w:val="1"/>
+      <w:numFmt w:val="bullet"/>
+      <w:lvlText w:val=""/>
+      <w:lvlJc w:val="left"/>
+      <w:pPr>
+        <w:ind w:left="5040" w:hanging="360"/>
+      </w:pPr>
+      <w:rPr>
+        <w:rFonts w:ascii="Symbol" w:hAnsi="Symbol" w:hint="default"/>
+      </w:rPr>
+    </w:lvl>
+    <w:lvl w:ilvl="7" w:tplc="18090003" w:tentative="1">
+      <w:start w:val="1"/>
+      <w:numFmt w:val="bullet"/>
+      <w:lvlText w:val="o"/>
+      <w:lvlJc w:val="left"/>
+      <w:pPr>
+        <w:ind w:left="5760" w:hanging="360"/>
+      </w:pPr>
+      <w:rPr>
+        <w:rFonts w:ascii="Courier New" w:hAnsi="Courier New" w:cs="Courier New" w:hint="default"/>
+      </w:rPr>
+    </w:lvl>
+    <w:lvl w:ilvl="8" w:tplc="18090005" w:tentative="1">
+      <w:start w:val="1"/>
+      <w:numFmt w:val="bullet"/>
+      <w:lvlText w:val=""/>
+      <w:lvlJc w:val="left"/>
+      <w:pPr>
+        <w:ind w:left="6480" w:hanging="360"/>
+      </w:pPr>
+      <w:rPr>
+        <w:rFonts w:ascii="Wingdings" w:hAnsi="Wingdings" w:hint="default"/>
+      </w:rPr>
+    </w:lvl>
+  </w:abstractNum>
+  <w:abstractNum w:abstractNumId="14" w15:restartNumberingAfterBreak="0">
+    <w:nsid w:val="3416640C"/>
+    <w:multiLevelType w:val="hybridMultilevel"/>
+    <w:tmpl w:val="EC7AC9E0"/>
+    <w:lvl w:ilvl="0" w:tplc="1809000F">
+      <w:start w:val="1"/>
+      <w:numFmt w:val="decimal"/>
+      <w:lvlText w:val="%1."/>
+      <w:lvlJc w:val="left"/>
+      <w:pPr>
+        <w:ind w:left="720" w:hanging="360"/>
+      </w:pPr>
+    </w:lvl>
+    <w:lvl w:ilvl="1" w:tplc="18090019">
+      <w:start w:val="1"/>
+      <w:numFmt w:val="lowerLetter"/>
+      <w:lvlText w:val="%2."/>
+      <w:lvlJc w:val="left"/>
+      <w:pPr>
+        <w:ind w:left="1440" w:hanging="360"/>
+      </w:pPr>
+    </w:lvl>
+    <w:lvl w:ilvl="2" w:tplc="1809001B" w:tentative="1">
+      <w:start w:val="1"/>
+      <w:numFmt w:val="lowerRoman"/>
+      <w:lvlText w:val="%3."/>
+      <w:lvlJc w:val="right"/>
+      <w:pPr>
+        <w:ind w:left="2160" w:hanging="180"/>
+      </w:pPr>
+    </w:lvl>
+    <w:lvl w:ilvl="3" w:tplc="1809000F" w:tentative="1">
+      <w:start w:val="1"/>
+      <w:numFmt w:val="decimal"/>
+      <w:lvlText w:val="%4."/>
+      <w:lvlJc w:val="left"/>
+      <w:pPr>
+        <w:ind w:left="2880" w:hanging="360"/>
+      </w:pPr>
+    </w:lvl>
+    <w:lvl w:ilvl="4" w:tplc="18090019" w:tentative="1">
+      <w:start w:val="1"/>
+      <w:numFmt w:val="lowerLetter"/>
+      <w:lvlText w:val="%5."/>
+      <w:lvlJc w:val="left"/>
+      <w:pPr>
+        <w:ind w:left="3600" w:hanging="360"/>
+      </w:pPr>
+    </w:lvl>
+    <w:lvl w:ilvl="5" w:tplc="1809001B" w:tentative="1">
+      <w:start w:val="1"/>
+      <w:numFmt w:val="lowerRoman"/>
+      <w:lvlText w:val="%6."/>
+      <w:lvlJc w:val="right"/>
+      <w:pPr>
+        <w:ind w:left="4320" w:hanging="180"/>
+      </w:pPr>
+    </w:lvl>
+    <w:lvl w:ilvl="6" w:tplc="1809000F" w:tentative="1">
+      <w:start w:val="1"/>
+      <w:numFmt w:val="decimal"/>
+      <w:lvlText w:val="%7."/>
+      <w:lvlJc w:val="left"/>
+      <w:pPr>
+        <w:ind w:left="5040" w:hanging="360"/>
+      </w:pPr>
+    </w:lvl>
+    <w:lvl w:ilvl="7" w:tplc="18090019" w:tentative="1">
+      <w:start w:val="1"/>
+      <w:numFmt w:val="lowerLetter"/>
+      <w:lvlText w:val="%8."/>
+      <w:lvlJc w:val="left"/>
+      <w:pPr>
+        <w:ind w:left="5760" w:hanging="360"/>
+      </w:pPr>
+    </w:lvl>
+    <w:lvl w:ilvl="8" w:tplc="1809001B" w:tentative="1">
+      <w:start w:val="1"/>
+      <w:numFmt w:val="lowerRoman"/>
+      <w:lvlText w:val="%9."/>
+      <w:lvlJc w:val="right"/>
+      <w:pPr>
+        <w:ind w:left="6480" w:hanging="180"/>
+      </w:pPr>
+    </w:lvl>
+  </w:abstractNum>
+  <w:abstractNum w:abstractNumId="15" w15:restartNumberingAfterBreak="0">
+    <w:nsid w:val="3CE26087"/>
+    <w:multiLevelType w:val="hybridMultilevel"/>
+    <w:tmpl w:val="E0F6ED1C"/>
+    <w:lvl w:ilvl="0" w:tplc="1809000F">
+      <w:start w:val="1"/>
+      <w:numFmt w:val="decimal"/>
+      <w:lvlText w:val="%1."/>
+      <w:lvlJc w:val="left"/>
+      <w:pPr>
+        <w:ind w:left="720" w:hanging="360"/>
+      </w:pPr>
+    </w:lvl>
+    <w:lvl w:ilvl="1" w:tplc="18090019" w:tentative="1">
+      <w:start w:val="1"/>
+      <w:numFmt w:val="lowerLetter"/>
+      <w:lvlText w:val="%2."/>
+      <w:lvlJc w:val="left"/>
+      <w:pPr>
+        <w:ind w:left="1440" w:hanging="360"/>
+      </w:pPr>
+    </w:lvl>
+    <w:lvl w:ilvl="2" w:tplc="1809001B" w:tentative="1">
+      <w:start w:val="1"/>
+      <w:numFmt w:val="lowerRoman"/>
+      <w:lvlText w:val="%3."/>
+      <w:lvlJc w:val="right"/>
+      <w:pPr>
+        <w:ind w:left="2160" w:hanging="180"/>
+      </w:pPr>
+    </w:lvl>
+    <w:lvl w:ilvl="3" w:tplc="1809000F" w:tentative="1">
+      <w:start w:val="1"/>
+      <w:numFmt w:val="decimal"/>
+      <w:lvlText w:val="%4."/>
+      <w:lvlJc w:val="left"/>
+      <w:pPr>
+        <w:ind w:left="2880" w:hanging="360"/>
+      </w:pPr>
+    </w:lvl>
+    <w:lvl w:ilvl="4" w:tplc="18090019" w:tentative="1">
+      <w:start w:val="1"/>
+      <w:numFmt w:val="lowerLetter"/>
+      <w:lvlText w:val="%5."/>
+      <w:lvlJc w:val="left"/>
+      <w:pPr>
+        <w:ind w:left="3600" w:hanging="360"/>
+      </w:pPr>
+    </w:lvl>
+    <w:lvl w:ilvl="5" w:tplc="1809001B" w:tentative="1">
+      <w:start w:val="1"/>
+      <w:numFmt w:val="lowerRoman"/>
+      <w:lvlText w:val="%6."/>
+      <w:lvlJc w:val="right"/>
+      <w:pPr>
+        <w:ind w:left="4320" w:hanging="180"/>
+      </w:pPr>
+    </w:lvl>
+    <w:lvl w:ilvl="6" w:tplc="1809000F" w:tentative="1">
+      <w:start w:val="1"/>
+      <w:numFmt w:val="decimal"/>
+      <w:lvlText w:val="%7."/>
+      <w:lvlJc w:val="left"/>
+      <w:pPr>
+        <w:ind w:left="5040" w:hanging="360"/>
+      </w:pPr>
+    </w:lvl>
+    <w:lvl w:ilvl="7" w:tplc="18090019" w:tentative="1">
+      <w:start w:val="1"/>
+      <w:numFmt w:val="lowerLetter"/>
+      <w:lvlText w:val="%8."/>
+      <w:lvlJc w:val="left"/>
+      <w:pPr>
+        <w:ind w:left="5760" w:hanging="360"/>
+      </w:pPr>
+    </w:lvl>
+    <w:lvl w:ilvl="8" w:tplc="1809001B" w:tentative="1">
+      <w:start w:val="1"/>
+      <w:numFmt w:val="lowerRoman"/>
+      <w:lvlText w:val="%9."/>
+      <w:lvlJc w:val="right"/>
+      <w:pPr>
+        <w:ind w:left="6480" w:hanging="180"/>
+      </w:pPr>
+    </w:lvl>
+  </w:abstractNum>
+  <w:abstractNum w:abstractNumId="16" w15:restartNumberingAfterBreak="0">
+    <w:nsid w:val="49224F5E"/>
+    <w:multiLevelType w:val="hybridMultilevel"/>
+    <w:tmpl w:val="3EF25212"/>
+    <w:lvl w:ilvl="0" w:tplc="9D683B98">
+      <w:start w:val="1"/>
+      <w:numFmt w:val="decimal"/>
+      <w:pStyle w:val="A"/>
+      <w:lvlText w:val="A%1"/>
+      <w:lvlJc w:val="left"/>
+      <w:pPr>
+        <w:tabs>
+          <w:tab w:val="num" w:pos="1800"/>
+        </w:tabs>
+        <w:ind w:left="1800" w:hanging="360"/>
+      </w:pPr>
+      <w:rPr>
+        <w:rFonts w:hint="default"/>
+      </w:rPr>
+    </w:lvl>
+    <w:lvl w:ilvl="1" w:tplc="04090019">
+      <w:start w:val="1"/>
+      <w:numFmt w:val="lowerLetter"/>
+      <w:lvlText w:val="%2."/>
+      <w:lvlJc w:val="left"/>
+      <w:pPr>
+        <w:tabs>
+          <w:tab w:val="num" w:pos="1440"/>
+        </w:tabs>
+        <w:ind w:left="1440" w:hanging="360"/>
+      </w:pPr>
+    </w:lvl>
+    <w:lvl w:ilvl="2" w:tplc="0409001B">
+      <w:start w:val="1"/>
+      <w:numFmt w:val="lowerRoman"/>
+      <w:lvlText w:val="%3."/>
+      <w:lvlJc w:val="right"/>
+      <w:pPr>
+        <w:tabs>
+          <w:tab w:val="num" w:pos="2160"/>
+        </w:tabs>
+        <w:ind w:left="2160" w:hanging="180"/>
+      </w:pPr>
+    </w:lvl>
+    <w:lvl w:ilvl="3" w:tplc="0409000F" w:tentative="1">
+      <w:start w:val="1"/>
+      <w:numFmt w:val="decimal"/>
+      <w:lvlText w:val="%4."/>
+      <w:lvlJc w:val="left"/>
+      <w:pPr>
+        <w:tabs>
+          <w:tab w:val="num" w:pos="2880"/>
+        </w:tabs>
+        <w:ind w:left="2880" w:hanging="360"/>
+      </w:pPr>
+    </w:lvl>
+    <w:lvl w:ilvl="4" w:tplc="04090019" w:tentative="1">
+      <w:start w:val="1"/>
+      <w:numFmt w:val="lowerLetter"/>
+      <w:lvlText w:val="%5."/>
+      <w:lvlJc w:val="left"/>
+      <w:pPr>
+        <w:tabs>
+          <w:tab w:val="num" w:pos="3600"/>
+        </w:tabs>
+        <w:ind w:left="3600" w:hanging="360"/>
+      </w:pPr>
+    </w:lvl>
+    <w:lvl w:ilvl="5" w:tplc="0409001B" w:tentative="1">
+      <w:start w:val="1"/>
+      <w:numFmt w:val="lowerRoman"/>
+      <w:lvlText w:val="%6."/>
+      <w:lvlJc w:val="right"/>
+      <w:pPr>
+        <w:tabs>
+          <w:tab w:val="num" w:pos="4320"/>
+        </w:tabs>
+        <w:ind w:left="4320" w:hanging="180"/>
+      </w:pPr>
+    </w:lvl>
+    <w:lvl w:ilvl="6" w:tplc="0409000F" w:tentative="1">
+      <w:start w:val="1"/>
+      <w:numFmt w:val="decimal"/>
+      <w:lvlText w:val="%7."/>
+      <w:lvlJc w:val="left"/>
+      <w:pPr>
+        <w:tabs>
+          <w:tab w:val="num" w:pos="5040"/>
+        </w:tabs>
+        <w:ind w:left="5040" w:hanging="360"/>
+      </w:pPr>
+    </w:lvl>
+    <w:lvl w:ilvl="7" w:tplc="04090019" w:tentative="1">
+      <w:start w:val="1"/>
+      <w:numFmt w:val="lowerLetter"/>
+      <w:lvlText w:val="%8."/>
+      <w:lvlJc w:val="left"/>
+      <w:pPr>
+        <w:tabs>
+          <w:tab w:val="num" w:pos="5760"/>
+        </w:tabs>
+        <w:ind w:left="5760" w:hanging="360"/>
+      </w:pPr>
+    </w:lvl>
+    <w:lvl w:ilvl="8" w:tplc="0409001B" w:tentative="1">
+      <w:start w:val="1"/>
+      <w:numFmt w:val="lowerRoman"/>
+      <w:lvlText w:val="%9."/>
+      <w:lvlJc w:val="right"/>
+      <w:pPr>
+        <w:tabs>
+          <w:tab w:val="num" w:pos="6480"/>
+        </w:tabs>
+        <w:ind w:left="6480" w:hanging="180"/>
+      </w:pPr>
+    </w:lvl>
+  </w:abstractNum>
+  <w:abstractNum w:abstractNumId="17" w15:restartNumberingAfterBreak="0">
+    <w:nsid w:val="4D6E4153"/>
+    <w:multiLevelType w:val="hybridMultilevel"/>
+    <w:tmpl w:val="BDACEDB0"/>
+    <w:lvl w:ilvl="0" w:tplc="1809000F">
+      <w:start w:val="1"/>
+      <w:numFmt w:val="decimal"/>
+      <w:lvlText w:val="%1."/>
+      <w:lvlJc w:val="left"/>
+      <w:pPr>
+        <w:ind w:left="720" w:hanging="360"/>
+      </w:pPr>
+    </w:lvl>
+    <w:lvl w:ilvl="1" w:tplc="18090019">
+      <w:start w:val="1"/>
+      <w:numFmt w:val="lowerLetter"/>
+      <w:lvlText w:val="%2."/>
+      <w:lvlJc w:val="left"/>
+      <w:pPr>
+        <w:ind w:left="1440" w:hanging="360"/>
+      </w:pPr>
+    </w:lvl>
+    <w:lvl w:ilvl="2" w:tplc="1809001B" w:tentative="1">
+      <w:start w:val="1"/>
+      <w:numFmt w:val="lowerRoman"/>
+      <w:lvlText w:val="%3."/>
+      <w:lvlJc w:val="right"/>
+      <w:pPr>
+        <w:ind w:left="2160" w:hanging="180"/>
+      </w:pPr>
+    </w:lvl>
+    <w:lvl w:ilvl="3" w:tplc="1809000F" w:tentative="1">
+      <w:start w:val="1"/>
+      <w:numFmt w:val="decimal"/>
+      <w:lvlText w:val="%4."/>
+      <w:lvlJc w:val="left"/>
+      <w:pPr>
+        <w:ind w:left="2880" w:hanging="360"/>
+      </w:pPr>
+    </w:lvl>
+    <w:lvl w:ilvl="4" w:tplc="18090019" w:tentative="1">
+      <w:start w:val="1"/>
+      <w:numFmt w:val="lowerLetter"/>
+      <w:lvlText w:val="%5."/>
+      <w:lvlJc w:val="left"/>
+      <w:pPr>
+        <w:ind w:left="3600" w:hanging="360"/>
+      </w:pPr>
+    </w:lvl>
+    <w:lvl w:ilvl="5" w:tplc="1809001B" w:tentative="1">
+      <w:start w:val="1"/>
+      <w:numFmt w:val="lowerRoman"/>
+      <w:lvlText w:val="%6."/>
+      <w:lvlJc w:val="right"/>
+      <w:pPr>
+        <w:ind w:left="4320" w:hanging="180"/>
+      </w:pPr>
+    </w:lvl>
+    <w:lvl w:ilvl="6" w:tplc="1809000F" w:tentative="1">
+      <w:start w:val="1"/>
+      <w:numFmt w:val="decimal"/>
+      <w:lvlText w:val="%7."/>
+      <w:lvlJc w:val="left"/>
+      <w:pPr>
+        <w:ind w:left="5040" w:hanging="360"/>
+      </w:pPr>
+    </w:lvl>
+    <w:lvl w:ilvl="7" w:tplc="18090019" w:tentative="1">
+      <w:start w:val="1"/>
+      <w:numFmt w:val="lowerLetter"/>
+      <w:lvlText w:val="%8."/>
+      <w:lvlJc w:val="left"/>
+      <w:pPr>
+        <w:ind w:left="5760" w:hanging="360"/>
+      </w:pPr>
+    </w:lvl>
+    <w:lvl w:ilvl="8" w:tplc="1809001B" w:tentative="1">
+      <w:start w:val="1"/>
+      <w:numFmt w:val="lowerRoman"/>
+      <w:lvlText w:val="%9."/>
+      <w:lvlJc w:val="right"/>
+      <w:pPr>
+        <w:ind w:left="6480" w:hanging="180"/>
+      </w:pPr>
+    </w:lvl>
+  </w:abstractNum>
+  <w:abstractNum w:abstractNumId="18" w15:restartNumberingAfterBreak="0">
+    <w:nsid w:val="5470089E"/>
+    <w:multiLevelType w:val="multilevel"/>
+    <w:tmpl w:val="8EE46A0C"/>
+    <w:lvl w:ilvl="0">
+      <w:start w:val="1"/>
+      <w:numFmt w:val="bullet"/>
+      <w:lvlText w:val=""/>
       <w:lvlJc w:val="left"/>
       <w:pPr>
         <w:tabs>
@@ -7953,11 +11454,15 @@
         </w:tabs>
         <w:ind w:left="720" w:hanging="360"/>
       </w:pPr>
-    </w:lvl>
-    <w:lvl w:ilvl="1" w:tplc="04090019">
-      <w:start w:val="1"/>
-      <w:numFmt w:val="lowerLetter"/>
-      <w:lvlText w:val="%2."/>
+      <w:rPr>
+        <w:rFonts w:ascii="Symbol" w:hAnsi="Symbol" w:hint="default"/>
+        <w:sz w:val="20"/>
+      </w:rPr>
+    </w:lvl>
+    <w:lvl w:ilvl="1" w:tentative="1">
+      <w:start w:val="1"/>
+      <w:numFmt w:val="bullet"/>
+      <w:lvlText w:val=""/>
       <w:lvlJc w:val="left"/>
       <w:pPr>
         <w:tabs>
@@ -7965,23 +11470,31 @@
         </w:tabs>
         <w:ind w:left="1440" w:hanging="360"/>
       </w:pPr>
-    </w:lvl>
-    <w:lvl w:ilvl="2" w:tplc="0409001B">
-      <w:start w:val="1"/>
-      <w:numFmt w:val="lowerRoman"/>
-      <w:lvlText w:val="%3."/>
-      <w:lvlJc w:val="right"/>
+      <w:rPr>
+        <w:rFonts w:ascii="Symbol" w:hAnsi="Symbol" w:hint="default"/>
+        <w:sz w:val="20"/>
+      </w:rPr>
+    </w:lvl>
+    <w:lvl w:ilvl="2" w:tentative="1">
+      <w:start w:val="1"/>
+      <w:numFmt w:val="bullet"/>
+      <w:lvlText w:val=""/>
+      <w:lvlJc w:val="left"/>
       <w:pPr>
         <w:tabs>
           <w:tab w:val="num" w:pos="2160"/>
         </w:tabs>
-        <w:ind w:left="2160" w:hanging="180"/>
-      </w:pPr>
-    </w:lvl>
-    <w:lvl w:ilvl="3" w:tplc="0409000F">
-      <w:start w:val="1"/>
-      <w:numFmt w:val="decimal"/>
-      <w:lvlText w:val="%4."/>
+        <w:ind w:left="2160" w:hanging="360"/>
+      </w:pPr>
+      <w:rPr>
+        <w:rFonts w:ascii="Symbol" w:hAnsi="Symbol" w:hint="default"/>
+        <w:sz w:val="20"/>
+      </w:rPr>
+    </w:lvl>
+    <w:lvl w:ilvl="3" w:tentative="1">
+      <w:start w:val="1"/>
+      <w:numFmt w:val="bullet"/>
+      <w:lvlText w:val=""/>
       <w:lvlJc w:val="left"/>
       <w:pPr>
         <w:tabs>
@@ -7989,11 +11502,15 @@
         </w:tabs>
         <w:ind w:left="2880" w:hanging="360"/>
       </w:pPr>
-    </w:lvl>
-    <w:lvl w:ilvl="4" w:tplc="04090019" w:tentative="1">
-      <w:start w:val="1"/>
-      <w:numFmt w:val="lowerLetter"/>
-      <w:lvlText w:val="%5."/>
+      <w:rPr>
+        <w:rFonts w:ascii="Symbol" w:hAnsi="Symbol" w:hint="default"/>
+        <w:sz w:val="20"/>
+      </w:rPr>
+    </w:lvl>
+    <w:lvl w:ilvl="4" w:tentative="1">
+      <w:start w:val="1"/>
+      <w:numFmt w:val="bullet"/>
+      <w:lvlText w:val=""/>
       <w:lvlJc w:val="left"/>
       <w:pPr>
         <w:tabs>
@@ -8001,23 +11518,31 @@
         </w:tabs>
         <w:ind w:left="3600" w:hanging="360"/>
       </w:pPr>
-    </w:lvl>
-    <w:lvl w:ilvl="5" w:tplc="0409001B" w:tentative="1">
-      <w:start w:val="1"/>
-      <w:numFmt w:val="lowerRoman"/>
-      <w:lvlText w:val="%6."/>
-      <w:lvlJc w:val="right"/>
+      <w:rPr>
+        <w:rFonts w:ascii="Symbol" w:hAnsi="Symbol" w:hint="default"/>
+        <w:sz w:val="20"/>
+      </w:rPr>
+    </w:lvl>
+    <w:lvl w:ilvl="5" w:tentative="1">
+      <w:start w:val="1"/>
+      <w:numFmt w:val="bullet"/>
+      <w:lvlText w:val=""/>
+      <w:lvlJc w:val="left"/>
       <w:pPr>
         <w:tabs>
           <w:tab w:val="num" w:pos="4320"/>
         </w:tabs>
-        <w:ind w:left="4320" w:hanging="180"/>
-      </w:pPr>
-    </w:lvl>
-    <w:lvl w:ilvl="6" w:tplc="0409000F" w:tentative="1">
-      <w:start w:val="1"/>
-      <w:numFmt w:val="decimal"/>
-      <w:lvlText w:val="%7."/>
+        <w:ind w:left="4320" w:hanging="360"/>
+      </w:pPr>
+      <w:rPr>
+        <w:rFonts w:ascii="Symbol" w:hAnsi="Symbol" w:hint="default"/>
+        <w:sz w:val="20"/>
+      </w:rPr>
+    </w:lvl>
+    <w:lvl w:ilvl="6" w:tentative="1">
+      <w:start w:val="1"/>
+      <w:numFmt w:val="bullet"/>
+      <w:lvlText w:val=""/>
       <w:lvlJc w:val="left"/>
       <w:pPr>
         <w:tabs>
@@ -8025,11 +11550,15 @@
         </w:tabs>
         <w:ind w:left="5040" w:hanging="360"/>
       </w:pPr>
-    </w:lvl>
-    <w:lvl w:ilvl="7" w:tplc="04090019" w:tentative="1">
-      <w:start w:val="1"/>
-      <w:numFmt w:val="lowerLetter"/>
-      <w:lvlText w:val="%8."/>
+      <w:rPr>
+        <w:rFonts w:ascii="Symbol" w:hAnsi="Symbol" w:hint="default"/>
+        <w:sz w:val="20"/>
+      </w:rPr>
+    </w:lvl>
+    <w:lvl w:ilvl="7" w:tentative="1">
+      <w:start w:val="1"/>
+      <w:numFmt w:val="bullet"/>
+      <w:lvlText w:val=""/>
       <w:lvlJc w:val="left"/>
       <w:pPr>
         <w:tabs>
@@ -8037,119 +11566,231 @@
         </w:tabs>
         <w:ind w:left="5760" w:hanging="360"/>
       </w:pPr>
-    </w:lvl>
-    <w:lvl w:ilvl="8" w:tplc="0409001B" w:tentative="1">
+      <w:rPr>
+        <w:rFonts w:ascii="Symbol" w:hAnsi="Symbol" w:hint="default"/>
+        <w:sz w:val="20"/>
+      </w:rPr>
+    </w:lvl>
+    <w:lvl w:ilvl="8" w:tentative="1">
+      <w:start w:val="1"/>
+      <w:numFmt w:val="bullet"/>
+      <w:lvlText w:val=""/>
+      <w:lvlJc w:val="left"/>
+      <w:pPr>
+        <w:tabs>
+          <w:tab w:val="num" w:pos="6480"/>
+        </w:tabs>
+        <w:ind w:left="6480" w:hanging="360"/>
+      </w:pPr>
+      <w:rPr>
+        <w:rFonts w:ascii="Symbol" w:hAnsi="Symbol" w:hint="default"/>
+        <w:sz w:val="20"/>
+      </w:rPr>
+    </w:lvl>
+  </w:abstractNum>
+  <w:abstractNum w:abstractNumId="19" w15:restartNumberingAfterBreak="0">
+    <w:nsid w:val="63AA42EC"/>
+    <w:multiLevelType w:val="hybridMultilevel"/>
+    <w:tmpl w:val="7802567C"/>
+    <w:lvl w:ilvl="0" w:tplc="18090001">
+      <w:start w:val="1"/>
+      <w:numFmt w:val="bullet"/>
+      <w:lvlText w:val=""/>
+      <w:lvlJc w:val="left"/>
+      <w:pPr>
+        <w:ind w:left="720" w:hanging="360"/>
+      </w:pPr>
+      <w:rPr>
+        <w:rFonts w:ascii="Symbol" w:hAnsi="Symbol" w:hint="default"/>
+      </w:rPr>
+    </w:lvl>
+    <w:lvl w:ilvl="1" w:tplc="18090003" w:tentative="1">
+      <w:start w:val="1"/>
+      <w:numFmt w:val="bullet"/>
+      <w:lvlText w:val="o"/>
+      <w:lvlJc w:val="left"/>
+      <w:pPr>
+        <w:ind w:left="1440" w:hanging="360"/>
+      </w:pPr>
+      <w:rPr>
+        <w:rFonts w:ascii="Courier New" w:hAnsi="Courier New" w:cs="Courier New" w:hint="default"/>
+      </w:rPr>
+    </w:lvl>
+    <w:lvl w:ilvl="2" w:tplc="18090005" w:tentative="1">
+      <w:start w:val="1"/>
+      <w:numFmt w:val="bullet"/>
+      <w:lvlText w:val=""/>
+      <w:lvlJc w:val="left"/>
+      <w:pPr>
+        <w:ind w:left="2160" w:hanging="360"/>
+      </w:pPr>
+      <w:rPr>
+        <w:rFonts w:ascii="Wingdings" w:hAnsi="Wingdings" w:hint="default"/>
+      </w:rPr>
+    </w:lvl>
+    <w:lvl w:ilvl="3" w:tplc="18090001" w:tentative="1">
+      <w:start w:val="1"/>
+      <w:numFmt w:val="bullet"/>
+      <w:lvlText w:val=""/>
+      <w:lvlJc w:val="left"/>
+      <w:pPr>
+        <w:ind w:left="2880" w:hanging="360"/>
+      </w:pPr>
+      <w:rPr>
+        <w:rFonts w:ascii="Symbol" w:hAnsi="Symbol" w:hint="default"/>
+      </w:rPr>
+    </w:lvl>
+    <w:lvl w:ilvl="4" w:tplc="18090003" w:tentative="1">
+      <w:start w:val="1"/>
+      <w:numFmt w:val="bullet"/>
+      <w:lvlText w:val="o"/>
+      <w:lvlJc w:val="left"/>
+      <w:pPr>
+        <w:ind w:left="3600" w:hanging="360"/>
+      </w:pPr>
+      <w:rPr>
+        <w:rFonts w:ascii="Courier New" w:hAnsi="Courier New" w:cs="Courier New" w:hint="default"/>
+      </w:rPr>
+    </w:lvl>
+    <w:lvl w:ilvl="5" w:tplc="18090005" w:tentative="1">
+      <w:start w:val="1"/>
+      <w:numFmt w:val="bullet"/>
+      <w:lvlText w:val=""/>
+      <w:lvlJc w:val="left"/>
+      <w:pPr>
+        <w:ind w:left="4320" w:hanging="360"/>
+      </w:pPr>
+      <w:rPr>
+        <w:rFonts w:ascii="Wingdings" w:hAnsi="Wingdings" w:hint="default"/>
+      </w:rPr>
+    </w:lvl>
+    <w:lvl w:ilvl="6" w:tplc="18090001" w:tentative="1">
+      <w:start w:val="1"/>
+      <w:numFmt w:val="bullet"/>
+      <w:lvlText w:val=""/>
+      <w:lvlJc w:val="left"/>
+      <w:pPr>
+        <w:ind w:left="5040" w:hanging="360"/>
+      </w:pPr>
+      <w:rPr>
+        <w:rFonts w:ascii="Symbol" w:hAnsi="Symbol" w:hint="default"/>
+      </w:rPr>
+    </w:lvl>
+    <w:lvl w:ilvl="7" w:tplc="18090003" w:tentative="1">
+      <w:start w:val="1"/>
+      <w:numFmt w:val="bullet"/>
+      <w:lvlText w:val="o"/>
+      <w:lvlJc w:val="left"/>
+      <w:pPr>
+        <w:ind w:left="5760" w:hanging="360"/>
+      </w:pPr>
+      <w:rPr>
+        <w:rFonts w:ascii="Courier New" w:hAnsi="Courier New" w:cs="Courier New" w:hint="default"/>
+      </w:rPr>
+    </w:lvl>
+    <w:lvl w:ilvl="8" w:tplc="18090005" w:tentative="1">
+      <w:start w:val="1"/>
+      <w:numFmt w:val="bullet"/>
+      <w:lvlText w:val=""/>
+      <w:lvlJc w:val="left"/>
+      <w:pPr>
+        <w:ind w:left="6480" w:hanging="360"/>
+      </w:pPr>
+      <w:rPr>
+        <w:rFonts w:ascii="Wingdings" w:hAnsi="Wingdings" w:hint="default"/>
+      </w:rPr>
+    </w:lvl>
+  </w:abstractNum>
+  <w:abstractNum w:abstractNumId="20" w15:restartNumberingAfterBreak="0">
+    <w:nsid w:val="66C279BB"/>
+    <w:multiLevelType w:val="hybridMultilevel"/>
+    <w:tmpl w:val="B234F54E"/>
+    <w:lvl w:ilvl="0" w:tplc="1809000F">
+      <w:start w:val="1"/>
+      <w:numFmt w:val="decimal"/>
+      <w:lvlText w:val="%1."/>
+      <w:lvlJc w:val="left"/>
+      <w:pPr>
+        <w:ind w:left="720" w:hanging="360"/>
+      </w:pPr>
+    </w:lvl>
+    <w:lvl w:ilvl="1" w:tplc="18090019" w:tentative="1">
+      <w:start w:val="1"/>
+      <w:numFmt w:val="lowerLetter"/>
+      <w:lvlText w:val="%2."/>
+      <w:lvlJc w:val="left"/>
+      <w:pPr>
+        <w:ind w:left="1440" w:hanging="360"/>
+      </w:pPr>
+    </w:lvl>
+    <w:lvl w:ilvl="2" w:tplc="1809001B" w:tentative="1">
+      <w:start w:val="1"/>
+      <w:numFmt w:val="lowerRoman"/>
+      <w:lvlText w:val="%3."/>
+      <w:lvlJc w:val="right"/>
+      <w:pPr>
+        <w:ind w:left="2160" w:hanging="180"/>
+      </w:pPr>
+    </w:lvl>
+    <w:lvl w:ilvl="3" w:tplc="1809000F" w:tentative="1">
+      <w:start w:val="1"/>
+      <w:numFmt w:val="decimal"/>
+      <w:lvlText w:val="%4."/>
+      <w:lvlJc w:val="left"/>
+      <w:pPr>
+        <w:ind w:left="2880" w:hanging="360"/>
+      </w:pPr>
+    </w:lvl>
+    <w:lvl w:ilvl="4" w:tplc="18090019" w:tentative="1">
+      <w:start w:val="1"/>
+      <w:numFmt w:val="lowerLetter"/>
+      <w:lvlText w:val="%5."/>
+      <w:lvlJc w:val="left"/>
+      <w:pPr>
+        <w:ind w:left="3600" w:hanging="360"/>
+      </w:pPr>
+    </w:lvl>
+    <w:lvl w:ilvl="5" w:tplc="1809001B" w:tentative="1">
+      <w:start w:val="1"/>
+      <w:numFmt w:val="lowerRoman"/>
+      <w:lvlText w:val="%6."/>
+      <w:lvlJc w:val="right"/>
+      <w:pPr>
+        <w:ind w:left="4320" w:hanging="180"/>
+      </w:pPr>
+    </w:lvl>
+    <w:lvl w:ilvl="6" w:tplc="1809000F" w:tentative="1">
+      <w:start w:val="1"/>
+      <w:numFmt w:val="decimal"/>
+      <w:lvlText w:val="%7."/>
+      <w:lvlJc w:val="left"/>
+      <w:pPr>
+        <w:ind w:left="5040" w:hanging="360"/>
+      </w:pPr>
+    </w:lvl>
+    <w:lvl w:ilvl="7" w:tplc="18090019" w:tentative="1">
+      <w:start w:val="1"/>
+      <w:numFmt w:val="lowerLetter"/>
+      <w:lvlText w:val="%8."/>
+      <w:lvlJc w:val="left"/>
+      <w:pPr>
+        <w:ind w:left="5760" w:hanging="360"/>
+      </w:pPr>
+    </w:lvl>
+    <w:lvl w:ilvl="8" w:tplc="1809001B" w:tentative="1">
       <w:start w:val="1"/>
       <w:numFmt w:val="lowerRoman"/>
       <w:lvlText w:val="%9."/>
       <w:lvlJc w:val="right"/>
       <w:pPr>
-        <w:tabs>
-          <w:tab w:val="num" w:pos="6480"/>
-        </w:tabs>
         <w:ind w:left="6480" w:hanging="180"/>
       </w:pPr>
     </w:lvl>
   </w:abstractNum>
-  <w:abstractNum w:abstractNumId="1" w15:restartNumberingAfterBreak="0">
-    <w:nsid w:val="1482775B"/>
-    <w:multiLevelType w:val="multilevel"/>
-    <w:tmpl w:val="0EBA3C40"/>
-    <w:lvl w:ilvl="0">
-      <w:start w:val="1"/>
-      <w:numFmt w:val="decimal"/>
-      <w:pStyle w:val="Heading1"/>
-      <w:lvlText w:val="%1"/>
-      <w:lvlJc w:val="left"/>
-      <w:pPr>
-        <w:ind w:left="432" w:hanging="432"/>
-      </w:pPr>
-    </w:lvl>
-    <w:lvl w:ilvl="1">
-      <w:start w:val="1"/>
-      <w:numFmt w:val="decimal"/>
-      <w:pStyle w:val="Heading2"/>
-      <w:lvlText w:val="%1.%2"/>
-      <w:lvlJc w:val="left"/>
-      <w:pPr>
-        <w:ind w:left="576" w:hanging="576"/>
-      </w:pPr>
-    </w:lvl>
-    <w:lvl w:ilvl="2">
-      <w:start w:val="1"/>
-      <w:numFmt w:val="decimal"/>
-      <w:pStyle w:val="Heading3"/>
-      <w:lvlText w:val="%1.%2.%3"/>
-      <w:lvlJc w:val="left"/>
-      <w:pPr>
-        <w:ind w:left="720" w:hanging="720"/>
-      </w:pPr>
-    </w:lvl>
-    <w:lvl w:ilvl="3">
-      <w:start w:val="1"/>
-      <w:numFmt w:val="decimal"/>
-      <w:pStyle w:val="Heading4"/>
-      <w:lvlText w:val="%1.%2.%3.%4"/>
-      <w:lvlJc w:val="left"/>
-      <w:pPr>
-        <w:ind w:left="864" w:hanging="864"/>
-      </w:pPr>
-    </w:lvl>
-    <w:lvl w:ilvl="4">
-      <w:start w:val="1"/>
-      <w:numFmt w:val="decimal"/>
-      <w:pStyle w:val="Heading5"/>
-      <w:lvlText w:val="%1.%2.%3.%4.%5"/>
-      <w:lvlJc w:val="left"/>
-      <w:pPr>
-        <w:ind w:left="1008" w:hanging="1008"/>
-      </w:pPr>
-    </w:lvl>
-    <w:lvl w:ilvl="5">
-      <w:start w:val="1"/>
-      <w:numFmt w:val="decimal"/>
-      <w:pStyle w:val="Heading6"/>
-      <w:lvlText w:val="%1.%2.%3.%4.%5.%6"/>
-      <w:lvlJc w:val="left"/>
-      <w:pPr>
-        <w:ind w:left="1152" w:hanging="1152"/>
-      </w:pPr>
-    </w:lvl>
-    <w:lvl w:ilvl="6">
-      <w:start w:val="1"/>
-      <w:numFmt w:val="decimal"/>
-      <w:pStyle w:val="Heading7"/>
-      <w:lvlText w:val="%1.%2.%3.%4.%5.%6.%7"/>
-      <w:lvlJc w:val="left"/>
-      <w:pPr>
-        <w:ind w:left="1296" w:hanging="1296"/>
-      </w:pPr>
-    </w:lvl>
-    <w:lvl w:ilvl="7">
-      <w:start w:val="1"/>
-      <w:numFmt w:val="decimal"/>
-      <w:pStyle w:val="Heading8"/>
-      <w:lvlText w:val="%1.%2.%3.%4.%5.%6.%7.%8"/>
-      <w:lvlJc w:val="left"/>
-      <w:pPr>
-        <w:ind w:left="1440" w:hanging="1440"/>
-      </w:pPr>
-    </w:lvl>
-    <w:lvl w:ilvl="8">
-      <w:start w:val="1"/>
-      <w:numFmt w:val="decimal"/>
-      <w:pStyle w:val="Heading9"/>
-      <w:lvlText w:val="%1.%2.%3.%4.%5.%6.%7.%8.%9"/>
-      <w:lvlJc w:val="left"/>
-      <w:pPr>
-        <w:ind w:left="1584" w:hanging="1584"/>
-      </w:pPr>
-    </w:lvl>
-  </w:abstractNum>
-  <w:abstractNum w:abstractNumId="2" w15:restartNumberingAfterBreak="0">
-    <w:nsid w:val="15994805"/>
+  <w:abstractNum w:abstractNumId="21" w15:restartNumberingAfterBreak="0">
+    <w:nsid w:val="68A009D5"/>
     <w:multiLevelType w:val="hybridMultilevel"/>
-    <w:tmpl w:val="706EC754"/>
+    <w:tmpl w:val="84D20734"/>
     <w:lvl w:ilvl="0" w:tplc="1809000F">
       <w:start w:val="1"/>
       <w:numFmt w:val="decimal"/>
@@ -8158,8 +11799,11 @@
       <w:pPr>
         <w:ind w:left="720" w:hanging="360"/>
       </w:pPr>
-    </w:lvl>
-    <w:lvl w:ilvl="1" w:tplc="18090019" w:tentative="1">
+      <w:rPr>
+        <w:rFonts w:hint="default"/>
+      </w:rPr>
+    </w:lvl>
+    <w:lvl w:ilvl="1" w:tplc="18090019">
       <w:start w:val="1"/>
       <w:numFmt w:val="lowerLetter"/>
       <w:lvlText w:val="%2."/>
@@ -8232,724 +11876,278 @@
       </w:pPr>
     </w:lvl>
   </w:abstractNum>
-  <w:abstractNum w:abstractNumId="3" w15:restartNumberingAfterBreak="0">
-    <w:nsid w:val="2F9E722A"/>
+  <w:abstractNum w:abstractNumId="22" w15:restartNumberingAfterBreak="0">
+    <w:nsid w:val="6C925FD8"/>
     <w:multiLevelType w:val="hybridMultilevel"/>
-    <w:tmpl w:val="279036DA"/>
-    <w:lvl w:ilvl="0" w:tplc="0409000F">
+    <w:tmpl w:val="3DD6CFB2"/>
+    <w:lvl w:ilvl="0" w:tplc="1809000F">
       <w:start w:val="1"/>
       <w:numFmt w:val="decimal"/>
       <w:lvlText w:val="%1."/>
       <w:lvlJc w:val="left"/>
       <w:pPr>
-        <w:tabs>
-          <w:tab w:val="num" w:pos="720"/>
-        </w:tabs>
         <w:ind w:left="720" w:hanging="360"/>
       </w:pPr>
     </w:lvl>
-    <w:lvl w:ilvl="1" w:tplc="04090019">
+    <w:lvl w:ilvl="1" w:tplc="18090019" w:tentative="1">
       <w:start w:val="1"/>
       <w:numFmt w:val="lowerLetter"/>
       <w:lvlText w:val="%2."/>
       <w:lvlJc w:val="left"/>
       <w:pPr>
-        <w:tabs>
-          <w:tab w:val="num" w:pos="1440"/>
-        </w:tabs>
         <w:ind w:left="1440" w:hanging="360"/>
       </w:pPr>
     </w:lvl>
-    <w:lvl w:ilvl="2" w:tplc="0409001B" w:tentative="1">
+    <w:lvl w:ilvl="2" w:tplc="1809001B" w:tentative="1">
       <w:start w:val="1"/>
       <w:numFmt w:val="lowerRoman"/>
       <w:lvlText w:val="%3."/>
       <w:lvlJc w:val="right"/>
       <w:pPr>
-        <w:tabs>
-          <w:tab w:val="num" w:pos="2160"/>
-        </w:tabs>
         <w:ind w:left="2160" w:hanging="180"/>
       </w:pPr>
     </w:lvl>
-    <w:lvl w:ilvl="3" w:tplc="0409000F" w:tentative="1">
+    <w:lvl w:ilvl="3" w:tplc="1809000F" w:tentative="1">
       <w:start w:val="1"/>
       <w:numFmt w:val="decimal"/>
       <w:lvlText w:val="%4."/>
       <w:lvlJc w:val="left"/>
       <w:pPr>
-        <w:tabs>
-          <w:tab w:val="num" w:pos="2880"/>
-        </w:tabs>
         <w:ind w:left="2880" w:hanging="360"/>
       </w:pPr>
     </w:lvl>
-    <w:lvl w:ilvl="4" w:tplc="04090019" w:tentative="1">
+    <w:lvl w:ilvl="4" w:tplc="18090019" w:tentative="1">
       <w:start w:val="1"/>
       <w:numFmt w:val="lowerLetter"/>
       <w:lvlText w:val="%5."/>
       <w:lvlJc w:val="left"/>
       <w:pPr>
-        <w:tabs>
-          <w:tab w:val="num" w:pos="3600"/>
-        </w:tabs>
         <w:ind w:left="3600" w:hanging="360"/>
       </w:pPr>
     </w:lvl>
-    <w:lvl w:ilvl="5" w:tplc="0409001B" w:tentative="1">
+    <w:lvl w:ilvl="5" w:tplc="1809001B" w:tentative="1">
       <w:start w:val="1"/>
       <w:numFmt w:val="lowerRoman"/>
       <w:lvlText w:val="%6."/>
       <w:lvlJc w:val="right"/>
       <w:pPr>
-        <w:tabs>
-          <w:tab w:val="num" w:pos="4320"/>
-        </w:tabs>
         <w:ind w:left="4320" w:hanging="180"/>
       </w:pPr>
     </w:lvl>
-    <w:lvl w:ilvl="6" w:tplc="0409000F" w:tentative="1">
+    <w:lvl w:ilvl="6" w:tplc="1809000F" w:tentative="1">
       <w:start w:val="1"/>
       <w:numFmt w:val="decimal"/>
       <w:lvlText w:val="%7."/>
       <w:lvlJc w:val="left"/>
       <w:pPr>
-        <w:tabs>
-          <w:tab w:val="num" w:pos="5040"/>
-        </w:tabs>
         <w:ind w:left="5040" w:hanging="360"/>
       </w:pPr>
     </w:lvl>
-    <w:lvl w:ilvl="7" w:tplc="04090019" w:tentative="1">
+    <w:lvl w:ilvl="7" w:tplc="18090019" w:tentative="1">
       <w:start w:val="1"/>
       <w:numFmt w:val="lowerLetter"/>
       <w:lvlText w:val="%8."/>
       <w:lvlJc w:val="left"/>
       <w:pPr>
-        <w:tabs>
-          <w:tab w:val="num" w:pos="5760"/>
-        </w:tabs>
         <w:ind w:left="5760" w:hanging="360"/>
       </w:pPr>
     </w:lvl>
-    <w:lvl w:ilvl="8" w:tplc="0409001B" w:tentative="1">
+    <w:lvl w:ilvl="8" w:tplc="1809001B" w:tentative="1">
       <w:start w:val="1"/>
       <w:numFmt w:val="lowerRoman"/>
       <w:lvlText w:val="%9."/>
       <w:lvlJc w:val="right"/>
       <w:pPr>
-        <w:tabs>
-          <w:tab w:val="num" w:pos="6480"/>
-        </w:tabs>
         <w:ind w:left="6480" w:hanging="180"/>
       </w:pPr>
     </w:lvl>
   </w:abstractNum>
-  <w:abstractNum w:abstractNumId="4" w15:restartNumberingAfterBreak="0">
-    <w:nsid w:val="32C72F0D"/>
+  <w:abstractNum w:abstractNumId="23" w15:restartNumberingAfterBreak="0">
+    <w:nsid w:val="7BDA386A"/>
     <w:multiLevelType w:val="hybridMultilevel"/>
-    <w:tmpl w:val="941207FE"/>
-    <w:lvl w:ilvl="0" w:tplc="18090001">
+    <w:tmpl w:val="C7A4887E"/>
+    <w:lvl w:ilvl="0" w:tplc="1809000F">
+      <w:start w:val="1"/>
+      <w:numFmt w:val="decimal"/>
+      <w:lvlText w:val="%1."/>
+      <w:lvlJc w:val="left"/>
+      <w:pPr>
+        <w:ind w:left="720" w:hanging="360"/>
+      </w:pPr>
+      <w:rPr>
+        <w:rFonts w:hint="default"/>
+      </w:rPr>
+    </w:lvl>
+    <w:lvl w:ilvl="1" w:tplc="FFFFFFFF" w:tentative="1">
+      <w:start w:val="1"/>
+      <w:numFmt w:val="bullet"/>
+      <w:lvlText w:val="o"/>
+      <w:lvlJc w:val="left"/>
+      <w:pPr>
+        <w:ind w:left="1440" w:hanging="360"/>
+      </w:pPr>
+      <w:rPr>
+        <w:rFonts w:ascii="Courier New" w:hAnsi="Courier New" w:cs="Courier New" w:hint="default"/>
+      </w:rPr>
+    </w:lvl>
+    <w:lvl w:ilvl="2" w:tplc="FFFFFFFF" w:tentative="1">
+      <w:start w:val="1"/>
+      <w:numFmt w:val="bullet"/>
+      <w:lvlText w:val=""/>
+      <w:lvlJc w:val="left"/>
+      <w:pPr>
+        <w:ind w:left="2160" w:hanging="360"/>
+      </w:pPr>
+      <w:rPr>
+        <w:rFonts w:ascii="Wingdings" w:hAnsi="Wingdings" w:hint="default"/>
+      </w:rPr>
+    </w:lvl>
+    <w:lvl w:ilvl="3" w:tplc="FFFFFFFF" w:tentative="1">
       <w:start w:val="1"/>
       <w:numFmt w:val="bullet"/>
       <w:lvlText w:val=""/>
       <w:lvlJc w:val="left"/>
       <w:pPr>
-        <w:ind w:left="720" w:hanging="360"/>
+        <w:ind w:left="2880" w:hanging="360"/>
       </w:pPr>
       <w:rPr>
         <w:rFonts w:ascii="Symbol" w:hAnsi="Symbol" w:hint="default"/>
       </w:rPr>
     </w:lvl>
-    <w:lvl w:ilvl="1" w:tplc="18090003" w:tentative="1">
+    <w:lvl w:ilvl="4" w:tplc="FFFFFFFF" w:tentative="1">
       <w:start w:val="1"/>
       <w:numFmt w:val="bullet"/>
       <w:lvlText w:val="o"/>
       <w:lvlJc w:val="left"/>
       <w:pPr>
-        <w:ind w:left="1440" w:hanging="360"/>
+        <w:ind w:left="3600" w:hanging="360"/>
       </w:pPr>
       <w:rPr>
         <w:rFonts w:ascii="Courier New" w:hAnsi="Courier New" w:cs="Courier New" w:hint="default"/>
       </w:rPr>
     </w:lvl>
-    <w:lvl w:ilvl="2" w:tplc="18090005" w:tentative="1">
+    <w:lvl w:ilvl="5" w:tplc="FFFFFFFF" w:tentative="1">
       <w:start w:val="1"/>
       <w:numFmt w:val="bullet"/>
       <w:lvlText w:val=""/>
       <w:lvlJc w:val="left"/>
       <w:pPr>
-        <w:ind w:left="2160" w:hanging="360"/>
+        <w:ind w:left="4320" w:hanging="360"/>
       </w:pPr>
       <w:rPr>
         <w:rFonts w:ascii="Wingdings" w:hAnsi="Wingdings" w:hint="default"/>
       </w:rPr>
     </w:lvl>
-    <w:lvl w:ilvl="3" w:tplc="18090001" w:tentative="1">
+    <w:lvl w:ilvl="6" w:tplc="FFFFFFFF" w:tentative="1">
       <w:start w:val="1"/>
       <w:numFmt w:val="bullet"/>
       <w:lvlText w:val=""/>
       <w:lvlJc w:val="left"/>
       <w:pPr>
-        <w:ind w:left="2880" w:hanging="360"/>
+        <w:ind w:left="5040" w:hanging="360"/>
       </w:pPr>
       <w:rPr>
         <w:rFonts w:ascii="Symbol" w:hAnsi="Symbol" w:hint="default"/>
       </w:rPr>
     </w:lvl>
-    <w:lvl w:ilvl="4" w:tplc="18090003" w:tentative="1">
+    <w:lvl w:ilvl="7" w:tplc="FFFFFFFF" w:tentative="1">
       <w:start w:val="1"/>
       <w:numFmt w:val="bullet"/>
       <w:lvlText w:val="o"/>
       <w:lvlJc w:val="left"/>
       <w:pPr>
-        <w:ind w:left="3600" w:hanging="360"/>
+        <w:ind w:left="5760" w:hanging="360"/>
       </w:pPr>
       <w:rPr>
         <w:rFonts w:ascii="Courier New" w:hAnsi="Courier New" w:cs="Courier New" w:hint="default"/>
       </w:rPr>
     </w:lvl>
-    <w:lvl w:ilvl="5" w:tplc="18090005" w:tentative="1">
+    <w:lvl w:ilvl="8" w:tplc="FFFFFFFF" w:tentative="1">
       <w:start w:val="1"/>
       <w:numFmt w:val="bullet"/>
       <w:lvlText w:val=""/>
       <w:lvlJc w:val="left"/>
       <w:pPr>
-        <w:ind w:left="4320" w:hanging="360"/>
+        <w:ind w:left="6480" w:hanging="360"/>
       </w:pPr>
       <w:rPr>
         <w:rFonts w:ascii="Wingdings" w:hAnsi="Wingdings" w:hint="default"/>
       </w:rPr>
     </w:lvl>
-    <w:lvl w:ilvl="6" w:tplc="18090001" w:tentative="1">
-      <w:start w:val="1"/>
-      <w:numFmt w:val="bullet"/>
-      <w:lvlText w:val=""/>
-      <w:lvlJc w:val="left"/>
-      <w:pPr>
-        <w:ind w:left="5040" w:hanging="360"/>
-      </w:pPr>
-      <w:rPr>
-        <w:rFonts w:ascii="Symbol" w:hAnsi="Symbol" w:hint="default"/>
-      </w:rPr>
-    </w:lvl>
-    <w:lvl w:ilvl="7" w:tplc="18090003" w:tentative="1">
-      <w:start w:val="1"/>
-      <w:numFmt w:val="bullet"/>
-      <w:lvlText w:val="o"/>
-      <w:lvlJc w:val="left"/>
-      <w:pPr>
-        <w:ind w:left="5760" w:hanging="360"/>
-      </w:pPr>
-      <w:rPr>
-        <w:rFonts w:ascii="Courier New" w:hAnsi="Courier New" w:cs="Courier New" w:hint="default"/>
-      </w:rPr>
-    </w:lvl>
-    <w:lvl w:ilvl="8" w:tplc="18090005" w:tentative="1">
-      <w:start w:val="1"/>
-      <w:numFmt w:val="bullet"/>
-      <w:lvlText w:val=""/>
-      <w:lvlJc w:val="left"/>
-      <w:pPr>
-        <w:ind w:left="6480" w:hanging="360"/>
-      </w:pPr>
-      <w:rPr>
-        <w:rFonts w:ascii="Wingdings" w:hAnsi="Wingdings" w:hint="default"/>
-      </w:rPr>
-    </w:lvl>
   </w:abstractNum>
-  <w:abstractNum w:abstractNumId="5" w15:restartNumberingAfterBreak="0">
-    <w:nsid w:val="362F6220"/>
-    <w:multiLevelType w:val="multilevel"/>
-    <w:tmpl w:val="0B7C0C30"/>
-    <w:lvl w:ilvl="0">
-      <w:start w:val="1"/>
-      <w:numFmt w:val="decimal"/>
-      <w:lvlText w:val="%1.0"/>
-      <w:lvlJc w:val="left"/>
-      <w:pPr>
-        <w:ind w:left="360" w:hanging="360"/>
-      </w:pPr>
-      <w:rPr>
-        <w:rFonts w:hint="default"/>
-      </w:rPr>
-    </w:lvl>
-    <w:lvl w:ilvl="1">
-      <w:start w:val="1"/>
-      <w:numFmt w:val="decimal"/>
-      <w:lvlText w:val="%1.%2."/>
-      <w:lvlJc w:val="left"/>
-      <w:pPr>
-        <w:ind w:left="792" w:hanging="432"/>
-      </w:pPr>
-    </w:lvl>
-    <w:lvl w:ilvl="2">
-      <w:start w:val="1"/>
-      <w:numFmt w:val="decimal"/>
-      <w:lvlText w:val="%1.%2.%3."/>
-      <w:lvlJc w:val="left"/>
-      <w:pPr>
-        <w:ind w:left="1224" w:hanging="504"/>
-      </w:pPr>
-    </w:lvl>
-    <w:lvl w:ilvl="3">
-      <w:start w:val="1"/>
-      <w:numFmt w:val="decimal"/>
-      <w:lvlText w:val="%1.%2.%3.%4."/>
-      <w:lvlJc w:val="left"/>
-      <w:pPr>
-        <w:ind w:left="1728" w:hanging="648"/>
-      </w:pPr>
-    </w:lvl>
-    <w:lvl w:ilvl="4">
-      <w:start w:val="1"/>
-      <w:numFmt w:val="decimal"/>
-      <w:lvlText w:val="%1.%2.%3.%4.%5."/>
-      <w:lvlJc w:val="left"/>
-      <w:pPr>
-        <w:ind w:left="2232" w:hanging="792"/>
-      </w:pPr>
-    </w:lvl>
-    <w:lvl w:ilvl="5">
-      <w:start w:val="1"/>
-      <w:numFmt w:val="decimal"/>
-      <w:lvlText w:val="%1.%2.%3.%4.%5.%6."/>
-      <w:lvlJc w:val="left"/>
-      <w:pPr>
-        <w:ind w:left="2736" w:hanging="936"/>
-      </w:pPr>
-    </w:lvl>
-    <w:lvl w:ilvl="6">
-      <w:start w:val="1"/>
-      <w:numFmt w:val="decimal"/>
-      <w:lvlText w:val="%1.%2.%3.%4.%5.%6.%7."/>
-      <w:lvlJc w:val="left"/>
-      <w:pPr>
-        <w:ind w:left="3240" w:hanging="1080"/>
-      </w:pPr>
-    </w:lvl>
-    <w:lvl w:ilvl="7">
-      <w:start w:val="1"/>
-      <w:numFmt w:val="decimal"/>
-      <w:lvlText w:val="%1.%2.%3.%4.%5.%6.%7.%8."/>
-      <w:lvlJc w:val="left"/>
-      <w:pPr>
-        <w:ind w:left="3744" w:hanging="1224"/>
-      </w:pPr>
-    </w:lvl>
-    <w:lvl w:ilvl="8">
-      <w:start w:val="1"/>
-      <w:numFmt w:val="decimal"/>
-      <w:lvlText w:val="%1.%2.%3.%4.%5.%6.%7.%8.%9."/>
-      <w:lvlJc w:val="left"/>
-      <w:pPr>
-        <w:ind w:left="4320" w:hanging="1440"/>
-      </w:pPr>
-    </w:lvl>
-  </w:abstractNum>
-  <w:abstractNum w:abstractNumId="6" w15:restartNumberingAfterBreak="0">
-    <w:nsid w:val="49224F5E"/>
-    <w:multiLevelType w:val="hybridMultilevel"/>
-    <w:tmpl w:val="3EF25212"/>
-    <w:lvl w:ilvl="0" w:tplc="9D683B98">
-      <w:start w:val="1"/>
-      <w:numFmt w:val="decimal"/>
-      <w:pStyle w:val="A"/>
-      <w:lvlText w:val="A%1"/>
-      <w:lvlJc w:val="left"/>
-      <w:pPr>
-        <w:tabs>
-          <w:tab w:val="num" w:pos="1800"/>
-        </w:tabs>
-        <w:ind w:left="1800" w:hanging="360"/>
-      </w:pPr>
-      <w:rPr>
-        <w:rFonts w:hint="default"/>
-      </w:rPr>
-    </w:lvl>
-    <w:lvl w:ilvl="1" w:tplc="04090019">
-      <w:start w:val="1"/>
-      <w:numFmt w:val="lowerLetter"/>
-      <w:lvlText w:val="%2."/>
-      <w:lvlJc w:val="left"/>
-      <w:pPr>
-        <w:tabs>
-          <w:tab w:val="num" w:pos="1440"/>
-        </w:tabs>
-        <w:ind w:left="1440" w:hanging="360"/>
-      </w:pPr>
-    </w:lvl>
-    <w:lvl w:ilvl="2" w:tplc="0409001B">
-      <w:start w:val="1"/>
-      <w:numFmt w:val="lowerRoman"/>
-      <w:lvlText w:val="%3."/>
-      <w:lvlJc w:val="right"/>
-      <w:pPr>
-        <w:tabs>
-          <w:tab w:val="num" w:pos="2160"/>
-        </w:tabs>
-        <w:ind w:left="2160" w:hanging="180"/>
-      </w:pPr>
-    </w:lvl>
-    <w:lvl w:ilvl="3" w:tplc="0409000F" w:tentative="1">
-      <w:start w:val="1"/>
-      <w:numFmt w:val="decimal"/>
-      <w:lvlText w:val="%4."/>
-      <w:lvlJc w:val="left"/>
-      <w:pPr>
-        <w:tabs>
-          <w:tab w:val="num" w:pos="2880"/>
-        </w:tabs>
-        <w:ind w:left="2880" w:hanging="360"/>
-      </w:pPr>
-    </w:lvl>
-    <w:lvl w:ilvl="4" w:tplc="04090019" w:tentative="1">
-      <w:start w:val="1"/>
-      <w:numFmt w:val="lowerLetter"/>
-      <w:lvlText w:val="%5."/>
-      <w:lvlJc w:val="left"/>
-      <w:pPr>
-        <w:tabs>
-          <w:tab w:val="num" w:pos="3600"/>
-        </w:tabs>
-        <w:ind w:left="3600" w:hanging="360"/>
-      </w:pPr>
-    </w:lvl>
-    <w:lvl w:ilvl="5" w:tplc="0409001B" w:tentative="1">
-      <w:start w:val="1"/>
-      <w:numFmt w:val="lowerRoman"/>
-      <w:lvlText w:val="%6."/>
-      <w:lvlJc w:val="right"/>
-      <w:pPr>
-        <w:tabs>
-          <w:tab w:val="num" w:pos="4320"/>
-        </w:tabs>
-        <w:ind w:left="4320" w:hanging="180"/>
-      </w:pPr>
-    </w:lvl>
-    <w:lvl w:ilvl="6" w:tplc="0409000F" w:tentative="1">
-      <w:start w:val="1"/>
-      <w:numFmt w:val="decimal"/>
-      <w:lvlText w:val="%7."/>
-      <w:lvlJc w:val="left"/>
-      <w:pPr>
-        <w:tabs>
-          <w:tab w:val="num" w:pos="5040"/>
-        </w:tabs>
-        <w:ind w:left="5040" w:hanging="360"/>
-      </w:pPr>
-    </w:lvl>
-    <w:lvl w:ilvl="7" w:tplc="04090019" w:tentative="1">
-      <w:start w:val="1"/>
-      <w:numFmt w:val="lowerLetter"/>
-      <w:lvlText w:val="%8."/>
-      <w:lvlJc w:val="left"/>
-      <w:pPr>
-        <w:tabs>
-          <w:tab w:val="num" w:pos="5760"/>
-        </w:tabs>
-        <w:ind w:left="5760" w:hanging="360"/>
-      </w:pPr>
-    </w:lvl>
-    <w:lvl w:ilvl="8" w:tplc="0409001B" w:tentative="1">
-      <w:start w:val="1"/>
-      <w:numFmt w:val="lowerRoman"/>
-      <w:lvlText w:val="%9."/>
-      <w:lvlJc w:val="right"/>
-      <w:pPr>
-        <w:tabs>
-          <w:tab w:val="num" w:pos="6480"/>
-        </w:tabs>
-        <w:ind w:left="6480" w:hanging="180"/>
-      </w:pPr>
-    </w:lvl>
-  </w:abstractNum>
-  <w:abstractNum w:abstractNumId="7" w15:restartNumberingAfterBreak="0">
-    <w:nsid w:val="4F1C2CEA"/>
-    <w:multiLevelType w:val="hybridMultilevel"/>
-    <w:tmpl w:val="8EFE1C82"/>
-    <w:lvl w:ilvl="0" w:tplc="1809000F">
-      <w:start w:val="1"/>
-      <w:numFmt w:val="decimal"/>
-      <w:lvlText w:val="%1."/>
-      <w:lvlJc w:val="left"/>
-      <w:pPr>
-        <w:ind w:left="1080" w:hanging="360"/>
-      </w:pPr>
-    </w:lvl>
-    <w:lvl w:ilvl="1" w:tplc="18090019" w:tentative="1">
-      <w:start w:val="1"/>
-      <w:numFmt w:val="lowerLetter"/>
-      <w:lvlText w:val="%2."/>
-      <w:lvlJc w:val="left"/>
-      <w:pPr>
-        <w:ind w:left="1800" w:hanging="360"/>
-      </w:pPr>
-    </w:lvl>
-    <w:lvl w:ilvl="2" w:tplc="1809001B" w:tentative="1">
-      <w:start w:val="1"/>
-      <w:numFmt w:val="lowerRoman"/>
-      <w:lvlText w:val="%3."/>
-      <w:lvlJc w:val="right"/>
-      <w:pPr>
-        <w:ind w:left="2520" w:hanging="180"/>
-      </w:pPr>
-    </w:lvl>
-    <w:lvl w:ilvl="3" w:tplc="1809000F" w:tentative="1">
-      <w:start w:val="1"/>
-      <w:numFmt w:val="decimal"/>
-      <w:lvlText w:val="%4."/>
-      <w:lvlJc w:val="left"/>
-      <w:pPr>
-        <w:ind w:left="3240" w:hanging="360"/>
-      </w:pPr>
-    </w:lvl>
-    <w:lvl w:ilvl="4" w:tplc="18090019" w:tentative="1">
-      <w:start w:val="1"/>
-      <w:numFmt w:val="lowerLetter"/>
-      <w:lvlText w:val="%5."/>
-      <w:lvlJc w:val="left"/>
-      <w:pPr>
-        <w:ind w:left="3960" w:hanging="360"/>
-      </w:pPr>
-    </w:lvl>
-    <w:lvl w:ilvl="5" w:tplc="1809001B" w:tentative="1">
-      <w:start w:val="1"/>
-      <w:numFmt w:val="lowerRoman"/>
-      <w:lvlText w:val="%6."/>
-      <w:lvlJc w:val="right"/>
-      <w:pPr>
-        <w:ind w:left="4680" w:hanging="180"/>
-      </w:pPr>
-    </w:lvl>
-    <w:lvl w:ilvl="6" w:tplc="1809000F" w:tentative="1">
-      <w:start w:val="1"/>
-      <w:numFmt w:val="decimal"/>
-      <w:lvlText w:val="%7."/>
-      <w:lvlJc w:val="left"/>
-      <w:pPr>
-        <w:ind w:left="5400" w:hanging="360"/>
-      </w:pPr>
-    </w:lvl>
-    <w:lvl w:ilvl="7" w:tplc="18090019" w:tentative="1">
-      <w:start w:val="1"/>
-      <w:numFmt w:val="lowerLetter"/>
-      <w:lvlText w:val="%8."/>
-      <w:lvlJc w:val="left"/>
-      <w:pPr>
-        <w:ind w:left="6120" w:hanging="360"/>
-      </w:pPr>
-    </w:lvl>
-    <w:lvl w:ilvl="8" w:tplc="1809001B" w:tentative="1">
-      <w:start w:val="1"/>
-      <w:numFmt w:val="lowerRoman"/>
-      <w:lvlText w:val="%9."/>
-      <w:lvlJc w:val="right"/>
-      <w:pPr>
-        <w:ind w:left="6840" w:hanging="180"/>
-      </w:pPr>
-    </w:lvl>
-  </w:abstractNum>
-  <w:abstractNum w:abstractNumId="8" w15:restartNumberingAfterBreak="0">
-    <w:nsid w:val="62DC698C"/>
-    <w:multiLevelType w:val="hybridMultilevel"/>
-    <w:tmpl w:val="FF68CF6A"/>
-    <w:lvl w:ilvl="0" w:tplc="1809000F">
-      <w:start w:val="1"/>
-      <w:numFmt w:val="decimal"/>
-      <w:lvlText w:val="%1."/>
-      <w:lvlJc w:val="left"/>
-      <w:pPr>
-        <w:ind w:left="1080" w:hanging="360"/>
-      </w:pPr>
-    </w:lvl>
-    <w:lvl w:ilvl="1" w:tplc="18090019" w:tentative="1">
-      <w:start w:val="1"/>
-      <w:numFmt w:val="lowerLetter"/>
-      <w:lvlText w:val="%2."/>
-      <w:lvlJc w:val="left"/>
-      <w:pPr>
-        <w:ind w:left="1800" w:hanging="360"/>
-      </w:pPr>
-    </w:lvl>
-    <w:lvl w:ilvl="2" w:tplc="1809001B" w:tentative="1">
-      <w:start w:val="1"/>
-      <w:numFmt w:val="lowerRoman"/>
-      <w:lvlText w:val="%3."/>
-      <w:lvlJc w:val="right"/>
-      <w:pPr>
-        <w:ind w:left="2520" w:hanging="180"/>
-      </w:pPr>
-    </w:lvl>
-    <w:lvl w:ilvl="3" w:tplc="1809000F" w:tentative="1">
-      <w:start w:val="1"/>
-      <w:numFmt w:val="decimal"/>
-      <w:lvlText w:val="%4."/>
-      <w:lvlJc w:val="left"/>
-      <w:pPr>
-        <w:ind w:left="3240" w:hanging="360"/>
-      </w:pPr>
-    </w:lvl>
-    <w:lvl w:ilvl="4" w:tplc="18090019" w:tentative="1">
-      <w:start w:val="1"/>
-      <w:numFmt w:val="lowerLetter"/>
-      <w:lvlText w:val="%5."/>
-      <w:lvlJc w:val="left"/>
-      <w:pPr>
-        <w:ind w:left="3960" w:hanging="360"/>
-      </w:pPr>
-    </w:lvl>
-    <w:lvl w:ilvl="5" w:tplc="1809001B" w:tentative="1">
-      <w:start w:val="1"/>
-      <w:numFmt w:val="lowerRoman"/>
-      <w:lvlText w:val="%6."/>
-      <w:lvlJc w:val="right"/>
-      <w:pPr>
-        <w:ind w:left="4680" w:hanging="180"/>
-      </w:pPr>
-    </w:lvl>
-    <w:lvl w:ilvl="6" w:tplc="1809000F" w:tentative="1">
-      <w:start w:val="1"/>
-      <w:numFmt w:val="decimal"/>
-      <w:lvlText w:val="%7."/>
-      <w:lvlJc w:val="left"/>
-      <w:pPr>
-        <w:ind w:left="5400" w:hanging="360"/>
-      </w:pPr>
-    </w:lvl>
-    <w:lvl w:ilvl="7" w:tplc="18090019" w:tentative="1">
-      <w:start w:val="1"/>
-      <w:numFmt w:val="lowerLetter"/>
-      <w:lvlText w:val="%8."/>
-      <w:lvlJc w:val="left"/>
-      <w:pPr>
-        <w:ind w:left="6120" w:hanging="360"/>
-      </w:pPr>
-    </w:lvl>
-    <w:lvl w:ilvl="8" w:tplc="1809001B" w:tentative="1">
-      <w:start w:val="1"/>
-      <w:numFmt w:val="lowerRoman"/>
-      <w:lvlText w:val="%9."/>
-      <w:lvlJc w:val="right"/>
-      <w:pPr>
-        <w:ind w:left="6840" w:hanging="180"/>
-      </w:pPr>
-    </w:lvl>
-  </w:abstractNum>
-  <w:num w:numId="1" w16cid:durableId="207835776">
+  <w:num w:numId="1" w16cid:durableId="1979412930">
+    <w:abstractNumId w:val="16"/>
+  </w:num>
+  <w:num w:numId="2" w16cid:durableId="634263790">
+    <w:abstractNumId w:val="6"/>
+  </w:num>
+  <w:num w:numId="3" w16cid:durableId="1395543426">
+    <w:abstractNumId w:val="13"/>
+  </w:num>
+  <w:num w:numId="4" w16cid:durableId="1315724028">
+    <w:abstractNumId w:val="15"/>
+  </w:num>
+  <w:num w:numId="5" w16cid:durableId="1319530745">
+    <w:abstractNumId w:val="17"/>
+  </w:num>
+  <w:num w:numId="6" w16cid:durableId="174268885">
+    <w:abstractNumId w:val="4"/>
+  </w:num>
+  <w:num w:numId="7" w16cid:durableId="1711032297">
+    <w:abstractNumId w:val="1"/>
+  </w:num>
+  <w:num w:numId="8" w16cid:durableId="160319242">
+    <w:abstractNumId w:val="8"/>
+  </w:num>
+  <w:num w:numId="9" w16cid:durableId="357849534">
+    <w:abstractNumId w:val="7"/>
+  </w:num>
+  <w:num w:numId="10" w16cid:durableId="2068801123">
+    <w:abstractNumId w:val="10"/>
+  </w:num>
+  <w:num w:numId="11" w16cid:durableId="1345940828">
+    <w:abstractNumId w:val="11"/>
+  </w:num>
+  <w:num w:numId="12" w16cid:durableId="731390424">
+    <w:abstractNumId w:val="3"/>
+  </w:num>
+  <w:num w:numId="13" w16cid:durableId="1433160782">
+    <w:abstractNumId w:val="9"/>
+  </w:num>
+  <w:num w:numId="14" w16cid:durableId="443305799">
     <w:abstractNumId w:val="5"/>
   </w:num>
-  <w:num w:numId="2" w16cid:durableId="987784705">
+  <w:num w:numId="15" w16cid:durableId="15618285">
+    <w:abstractNumId w:val="23"/>
+  </w:num>
+  <w:num w:numId="16" w16cid:durableId="216287957">
+    <w:abstractNumId w:val="2"/>
+  </w:num>
+  <w:num w:numId="17" w16cid:durableId="2068911725">
     <w:abstractNumId w:val="0"/>
   </w:num>
-  <w:num w:numId="3" w16cid:durableId="1979412930">
-    <w:abstractNumId w:val="6"/>
+  <w:num w:numId="18" w16cid:durableId="752973630">
+    <w:abstractNumId w:val="19"/>
   </w:num>
-  <w:num w:numId="4" w16cid:durableId="639850562">
-    <w:abstractNumId w:val="3"/>
+  <w:num w:numId="19" w16cid:durableId="1919554416">
+    <w:abstractNumId w:val="20"/>
   </w:num>
-  <w:num w:numId="5" w16cid:durableId="1737777919">
-    <w:abstractNumId w:val="5"/>
-    <w:lvlOverride w:ilvl="0">
-      <w:startOverride w:val="1"/>
-    </w:lvlOverride>
-    <w:lvlOverride w:ilvl="1">
-      <w:startOverride w:val="1"/>
-    </w:lvlOverride>
-    <w:lvlOverride w:ilvl="2">
-      <w:startOverride w:val="1"/>
-    </w:lvlOverride>
-    <w:lvlOverride w:ilvl="3">
-      <w:startOverride w:val="1"/>
-    </w:lvlOverride>
-    <w:lvlOverride w:ilvl="4">
-      <w:startOverride w:val="1"/>
-    </w:lvlOverride>
-    <w:lvlOverride w:ilvl="5">
-      <w:startOverride w:val="1"/>
-    </w:lvlOverride>
-    <w:lvlOverride w:ilvl="6">
-      <w:startOverride w:val="1"/>
-    </w:lvlOverride>
-    <w:lvlOverride w:ilvl="7">
-      <w:startOverride w:val="1"/>
-    </w:lvlOverride>
-    <w:lvlOverride w:ilvl="8">
-      <w:startOverride w:val="1"/>
-    </w:lvlOverride>
+  <w:num w:numId="20" w16cid:durableId="1763603534">
+    <w:abstractNumId w:val="14"/>
   </w:num>
-  <w:num w:numId="6" w16cid:durableId="870148695">
-    <w:abstractNumId w:val="7"/>
+  <w:num w:numId="21" w16cid:durableId="1105883196">
+    <w:abstractNumId w:val="12"/>
   </w:num>
-  <w:num w:numId="7" w16cid:durableId="47805787">
-    <w:abstractNumId w:val="8"/>
+  <w:num w:numId="22" w16cid:durableId="1081488339">
+    <w:abstractNumId w:val="22"/>
   </w:num>
-  <w:num w:numId="8" w16cid:durableId="1131173976">
-    <w:abstractNumId w:val="1"/>
+  <w:num w:numId="23" w16cid:durableId="1783986655">
+    <w:abstractNumId w:val="21"/>
   </w:num>
-  <w:num w:numId="9" w16cid:durableId="1990090869">
-    <w:abstractNumId w:val="1"/>
+  <w:num w:numId="24" w16cid:durableId="1650936525">
+    <w:abstractNumId w:val="18"/>
   </w:num>
-  <w:num w:numId="10" w16cid:durableId="1076973267">
-    <w:abstractNumId w:val="1"/>
-  </w:num>
-  <w:num w:numId="11" w16cid:durableId="732585741">
-    <w:abstractNumId w:val="1"/>
-  </w:num>
-  <w:num w:numId="12" w16cid:durableId="759449785">
-    <w:abstractNumId w:val="1"/>
-  </w:num>
-  <w:num w:numId="13" w16cid:durableId="635260134">
-    <w:abstractNumId w:val="1"/>
-  </w:num>
-  <w:num w:numId="14" w16cid:durableId="1052076584">
-    <w:abstractNumId w:val="1"/>
-  </w:num>
-  <w:num w:numId="15" w16cid:durableId="1639148889">
-    <w:abstractNumId w:val="1"/>
-  </w:num>
-  <w:num w:numId="16" w16cid:durableId="1167940269">
-    <w:abstractNumId w:val="1"/>
-  </w:num>
-  <w:num w:numId="17" w16cid:durableId="1704557423">
-    <w:abstractNumId w:val="1"/>
-  </w:num>
-  <w:num w:numId="18" w16cid:durableId="1316570430">
-    <w:abstractNumId w:val="2"/>
-  </w:num>
-  <w:num w:numId="19" w16cid:durableId="1815755033">
-    <w:abstractNumId w:val="1"/>
-  </w:num>
-  <w:num w:numId="20" w16cid:durableId="1464499721">
-    <w:abstractNumId w:val="1"/>
-  </w:num>
-  <w:num w:numId="21" w16cid:durableId="2037734433">
-    <w:abstractNumId w:val="1"/>
-  </w:num>
-  <w:num w:numId="22" w16cid:durableId="363989086">
-    <w:abstractNumId w:val="1"/>
-  </w:num>
-  <w:num w:numId="23" w16cid:durableId="1854804175">
-    <w:abstractNumId w:val="1"/>
-  </w:num>
-  <w:num w:numId="24" w16cid:durableId="1255171104">
-    <w:abstractNumId w:val="1"/>
-  </w:num>
-  <w:num w:numId="25" w16cid:durableId="2048531190">
-    <w:abstractNumId w:val="1"/>
-  </w:num>
-  <w:num w:numId="26" w16cid:durableId="1564680410">
-    <w:abstractNumId w:val="1"/>
-  </w:num>
-  <w:num w:numId="27" w16cid:durableId="363992239">
-    <w:abstractNumId w:val="1"/>
-  </w:num>
-  <w:num w:numId="28" w16cid:durableId="634263790">
-    <w:abstractNumId w:val="1"/>
-  </w:num>
-  <w:num w:numId="29" w16cid:durableId="1395543426">
-    <w:abstractNumId w:val="4"/>
-  </w:num>
+  <w:numIdMacAtCleanup w:val="24"/>
 </w:numbering>
 </file>
 
@@ -9365,7 +12563,7 @@
       <w:keepNext/>
       <w:keepLines/>
       <w:numPr>
-        <w:numId w:val="28"/>
+        <w:numId w:val="2"/>
       </w:numPr>
       <w:pBdr>
         <w:bottom w:val="single" w:sz="4" w:space="1" w:color="787E81" w:themeColor="text1" w:themeTint="A6"/>
@@ -9397,7 +12595,7 @@
       <w:keepLines/>
       <w:numPr>
         <w:ilvl w:val="1"/>
-        <w:numId w:val="28"/>
+        <w:numId w:val="2"/>
       </w:numPr>
       <w:spacing w:before="360" w:after="0"/>
       <w:outlineLvl w:val="1"/>
@@ -9426,7 +12624,7 @@
       <w:keepLines/>
       <w:numPr>
         <w:ilvl w:val="2"/>
-        <w:numId w:val="28"/>
+        <w:numId w:val="2"/>
       </w:numPr>
       <w:spacing w:before="200" w:after="0"/>
       <w:outlineLvl w:val="2"/>
@@ -9452,7 +12650,7 @@
       <w:keepLines/>
       <w:numPr>
         <w:ilvl w:val="3"/>
-        <w:numId w:val="28"/>
+        <w:numId w:val="2"/>
       </w:numPr>
       <w:spacing w:before="200" w:after="0"/>
       <w:outlineLvl w:val="3"/>
@@ -9480,7 +12678,7 @@
       <w:keepLines/>
       <w:numPr>
         <w:ilvl w:val="4"/>
-        <w:numId w:val="28"/>
+        <w:numId w:val="2"/>
       </w:numPr>
       <w:spacing w:before="200" w:after="0"/>
       <w:outlineLvl w:val="4"/>
@@ -9504,7 +12702,7 @@
       <w:keepLines/>
       <w:numPr>
         <w:ilvl w:val="5"/>
-        <w:numId w:val="28"/>
+        <w:numId w:val="2"/>
       </w:numPr>
       <w:spacing w:before="200" w:after="0"/>
       <w:outlineLvl w:val="5"/>
@@ -9531,7 +12729,7 @@
       <w:keepLines/>
       <w:numPr>
         <w:ilvl w:val="6"/>
-        <w:numId w:val="28"/>
+        <w:numId w:val="2"/>
       </w:numPr>
       <w:spacing w:before="200" w:after="0"/>
       <w:outlineLvl w:val="6"/>
@@ -9558,7 +12756,7 @@
       <w:keepLines/>
       <w:numPr>
         <w:ilvl w:val="7"/>
-        <w:numId w:val="28"/>
+        <w:numId w:val="2"/>
       </w:numPr>
       <w:spacing w:before="200" w:after="0"/>
       <w:outlineLvl w:val="7"/>
@@ -9585,7 +12783,7 @@
       <w:keepLines/>
       <w:numPr>
         <w:ilvl w:val="8"/>
-        <w:numId w:val="28"/>
+        <w:numId w:val="2"/>
       </w:numPr>
       <w:spacing w:before="200" w:after="0"/>
       <w:outlineLvl w:val="8"/>
@@ -9602,7 +12800,6 @@
   <w:style w:type="character" w:default="1" w:styleId="DefaultParagraphFont">
     <w:name w:val="Default Paragraph Font"/>
     <w:uiPriority w:val="1"/>
-    <w:semiHidden/>
     <w:unhideWhenUsed/>
   </w:style>
   <w:style w:type="table" w:default="1" w:styleId="TableNormal">
@@ -9778,7 +12975,7 @@
     <w:rsid w:val="00A863B4"/>
     <w:pPr>
       <w:numPr>
-        <w:numId w:val="3"/>
+        <w:numId w:val="1"/>
       </w:numPr>
       <w:tabs>
         <w:tab w:val="clear" w:pos="1800"/>
@@ -10876,15 +14073,6 @@
 </file>
 
 <file path=customXml/item1.xml><?xml version="1.0" encoding="utf-8"?>
-<?mso-contentType ?>
-<FormTemplates xmlns="http://schemas.microsoft.com/sharepoint/v3/contenttype/forms">
-  <Display>DocumentLibraryForm</Display>
-  <Edit>DocumentLibraryForm</Edit>
-  <New>DocumentLibraryForm</New>
-</FormTemplates>
-</file>
-
-<file path=customXml/item2.xml><?xml version="1.0" encoding="utf-8"?>
 <p:properties xmlns:p="http://schemas.microsoft.com/office/2006/metadata/properties" xmlns:xsi="http://www.w3.org/2001/XMLSchema-instance" xmlns:pc="http://schemas.microsoft.com/office/infopath/2007/PartnerControls">
   <documentManagement>
     <Teams_Channel_Section_Location xmlns="ac56161a-35a2-4bac-99b6-8739237dc4f6" xsi:nil="true"/>
@@ -10936,29 +14124,16 @@
 </p:properties>
 </file>
 
-<file path=customXml/item3.xml><?xml version="1.0" encoding="utf-8"?>
-<b:Sources xmlns:b="http://schemas.openxmlformats.org/officeDocument/2006/bibliography" xmlns="http://schemas.openxmlformats.org/officeDocument/2006/bibliography" SelectedStyle="\HarvardAnglia2008OfficeOnline.xsl" StyleName="Harvard - Anglia" Version="2008">
-  <b:Source>
-    <b:Tag>Agi26</b:Tag>
-    <b:SourceType>InternetSite</b:SourceType>
-    <b:Guid>{78CC74B3-71D7-445A-BD1E-7DB0B7A44B13}</b:Guid>
-    <b:Title>What is MoSCoW Prioritization?</b:Title>
-    <b:Year>2026</b:Year>
-    <b:Author>
-      <b:Author>
-        <b:Corporate>Agile Business Consortium</b:Corporate>
-      </b:Author>
-    </b:Author>
-    <b:YearAccessed>2026</b:YearAccessed>
-    <b:MonthAccessed>July</b:MonthAccessed>
-    <b:DayAccessed>16</b:DayAccessed>
-    <b:URL>https://www.agilebusiness.org/resource/what-is-moscow-prioritization/</b:URL>
-    <b:RefOrder>1</b:RefOrder>
-  </b:Source>
-</b:Sources>
+<file path=customXml/item2.xml><?xml version="1.0" encoding="utf-8"?>
+<?mso-contentType ?>
+<FormTemplates xmlns="http://schemas.microsoft.com/sharepoint/v3/contenttype/forms">
+  <Display>DocumentLibraryForm</Display>
+  <Edit>DocumentLibraryForm</Edit>
+  <New>DocumentLibraryForm</New>
+</FormTemplates>
 </file>
 
-<file path=customXml/item4.xml><?xml version="1.0" encoding="utf-8"?>
+<file path=customXml/item3.xml><?xml version="1.0" encoding="utf-8"?>
 <ct:contentTypeSchema xmlns:ct="http://schemas.microsoft.com/office/2006/metadata/contentType" xmlns:ma="http://schemas.microsoft.com/office/2006/metadata/properties/metaAttributes" ct:_="" ma:_="" ma:contentTypeName="Document" ma:contentTypeID="0x0101003EE04D916D7611488AA759BAA9A37716" ma:contentTypeVersion="34" ma:contentTypeDescription="Create a new document." ma:contentTypeScope="" ma:versionID="da43fd5ae1f7ae53ffd28d894363bfb4">
   <xsd:schema xmlns:xsd="http://www.w3.org/2001/XMLSchema" xmlns:xs="http://www.w3.org/2001/XMLSchema" xmlns:p="http://schemas.microsoft.com/office/2006/metadata/properties" xmlns:ns3="05ee331b-510f-4173-a5cc-a06d55a316fd" xmlns:ns4="ac56161a-35a2-4bac-99b6-8739237dc4f6" targetNamespace="http://schemas.microsoft.com/office/2006/metadata/properties" ma:root="true" ma:fieldsID="0e753ad016b352eaafbd0268c41c2a23" ns3:_="" ns4:_="">
     <xsd:import namespace="05ee331b-510f-4173-a5cc-a06d55a316fd"/>
@@ -11375,15 +14550,63 @@
 </ct:contentTypeSchema>
 </file>
 
-<file path=customXml/itemProps1.xml><?xml version="1.0" encoding="utf-8"?>
-<ds:datastoreItem xmlns:ds="http://schemas.openxmlformats.org/officeDocument/2006/customXml" ds:itemID="{9B975280-634C-49AE-9293-B75FDC4277EB}">
-  <ds:schemaRefs>
-    <ds:schemaRef ds:uri="http://schemas.microsoft.com/sharepoint/v3/contenttype/forms"/>
-  </ds:schemaRefs>
-</ds:datastoreItem>
+<file path=customXml/item4.xml><?xml version="1.0" encoding="utf-8"?>
+<b:Sources xmlns:b="http://schemas.openxmlformats.org/officeDocument/2006/bibliography" xmlns="http://schemas.openxmlformats.org/officeDocument/2006/bibliography" SelectedStyle="\HarvardAnglia2008OfficeOnline.xsl" StyleName="Harvard - Anglia" Version="2008">
+  <b:Source>
+    <b:Tag>Agi26</b:Tag>
+    <b:SourceType>InternetSite</b:SourceType>
+    <b:Guid>{78CC74B3-71D7-445A-BD1E-7DB0B7A44B13}</b:Guid>
+    <b:Title>What is MoSCoW Prioritization?</b:Title>
+    <b:Year>2026</b:Year>
+    <b:Author>
+      <b:Author>
+        <b:Corporate>Agile Business Consortium</b:Corporate>
+      </b:Author>
+    </b:Author>
+    <b:YearAccessed>2026</b:YearAccessed>
+    <b:MonthAccessed>July</b:MonthAccessed>
+    <b:DayAccessed>16</b:DayAccessed>
+    <b:URL>https://www.agilebusiness.org/resource/what-is-moscow-prioritization/</b:URL>
+    <b:RefOrder>1</b:RefOrder>
+  </b:Source>
+  <b:Source>
+    <b:Tag>Emb16</b:Tag>
+    <b:SourceType>InternetSite</b:SourceType>
+    <b:Guid>{96EC25F5-613B-41F7-9370-01F376E5A07F}</b:Guid>
+    <b:Author>
+      <b:Author>
+        <b:Corporate>Embarcadero</b:Corporate>
+      </b:Author>
+    </b:Author>
+    <b:Title>UML 1.5 Use Case Diagram Definition</b:Title>
+    <b:Year>2016</b:Year>
+    <b:YearAccessed>2026</b:YearAccessed>
+    <b:MonthAccessed>July</b:MonthAccessed>
+    <b:DayAccessed>17</b:DayAccessed>
+    <b:URL>https://docwiki.embarcadero.com/RADStudio/Athens/en/UML_1.5_Use_Case_Diagram_Definition</b:URL>
+    <b:RefOrder>2</b:RefOrder>
+  </b:Source>
+  <b:Source>
+    <b:Tag>Usa15</b:Tag>
+    <b:SourceType>InternetSite</b:SourceType>
+    <b:Guid>{B4141139-B38C-4554-A59F-ED8FEB6AA9B9}</b:Guid>
+    <b:Author>
+      <b:Author>
+        <b:Corporate>Usability First</b:Corporate>
+      </b:Author>
+    </b:Author>
+    <b:Title>Usability First - About Usability - Requirements Specification | Usability First</b:Title>
+    <b:Year>2015</b:Year>
+    <b:YearAccessed>2026</b:YearAccessed>
+    <b:MonthAccessed>July</b:MonthAccessed>
+    <b:DayAccessed>17</b:DayAccessed>
+    <b:URL>https://www.usabilityfirst.com/about-usability/requirements-specification/index.html</b:URL>
+    <b:RefOrder>3</b:RefOrder>
+  </b:Source>
+</b:Sources>
 </file>
 
-<file path=customXml/itemProps2.xml><?xml version="1.0" encoding="utf-8"?>
+<file path=customXml/itemProps1.xml><?xml version="1.0" encoding="utf-8"?>
 <ds:datastoreItem xmlns:ds="http://schemas.openxmlformats.org/officeDocument/2006/customXml" ds:itemID="{5C51FF54-1CBD-43E8-9B2A-B56F20CDF09A}">
   <ds:schemaRefs>
     <ds:schemaRef ds:uri="http://schemas.microsoft.com/office/2006/metadata/properties"/>
@@ -11393,15 +14616,15 @@
 </ds:datastoreItem>
 </file>
 
-<file path=customXml/itemProps3.xml><?xml version="1.0" encoding="utf-8"?>
-<ds:datastoreItem xmlns:ds="http://schemas.openxmlformats.org/officeDocument/2006/customXml" ds:itemID="{0ED8F551-556E-4F2D-A0EE-2103C3FA88DF}">
+<file path=customXml/itemProps2.xml><?xml version="1.0" encoding="utf-8"?>
+<ds:datastoreItem xmlns:ds="http://schemas.openxmlformats.org/officeDocument/2006/customXml" ds:itemID="{9B975280-634C-49AE-9293-B75FDC4277EB}">
   <ds:schemaRefs>
-    <ds:schemaRef ds:uri="http://schemas.openxmlformats.org/officeDocument/2006/bibliography"/>
+    <ds:schemaRef ds:uri="http://schemas.microsoft.com/sharepoint/v3/contenttype/forms"/>
   </ds:schemaRefs>
 </ds:datastoreItem>
 </file>
 
-<file path=customXml/itemProps4.xml><?xml version="1.0" encoding="utf-8"?>
+<file path=customXml/itemProps3.xml><?xml version="1.0" encoding="utf-8"?>
 <ds:datastoreItem xmlns:ds="http://schemas.openxmlformats.org/officeDocument/2006/customXml" ds:itemID="{3B693098-FF00-4095-9757-18FD92BDA8E2}">
   <ds:schemaRefs>
     <ds:schemaRef ds:uri="http://schemas.microsoft.com/office/2006/metadata/contentType"/>
@@ -11418,4 +14641,12 @@
     <ds:schemaRef ds:uri="http://schemas.microsoft.com/internal/obd"/>
   </ds:schemaRefs>
 </ds:datastoreItem>
+</file>
+
+<file path=customXml/itemProps4.xml><?xml version="1.0" encoding="utf-8"?>
+<ds:datastoreItem xmlns:ds="http://schemas.openxmlformats.org/officeDocument/2006/customXml" ds:itemID="{96385D11-EAF3-4CDB-ABCB-8C38FB7363FD}">
+  <ds:schemaRefs>
+    <ds:schemaRef ds:uri="http://schemas.openxmlformats.org/officeDocument/2006/bibliography"/>
+  </ds:schemaRefs>
+</ds:datastoreItem>
 </file>
--- a/docs/Technical Report Eoin Fitzsimons.docx
+++ b/docs/Technical Report Eoin Fitzsimons.docx
@@ -593,7 +593,25 @@
           <w:sz w:val="18"/>
           <w:szCs w:val="18"/>
         </w:rPr>
-        <w:t>supplied by the Library.  To use other author's written or electronic work is illegal (plagiarism) and may result in disciplinary action.  Students may be required to undergo a viva (oral examination) if there is suspicion about the validity of their submitted work.</w:t>
+        <w:t xml:space="preserve">supplied by the </w:t>
+      </w:r>
+      <w:proofErr w:type="gramStart"/>
+      <w:r>
+        <w:rPr>
+          <w:rFonts w:ascii="Verdana" w:hAnsi="Verdana"/>
+          <w:sz w:val="18"/>
+          <w:szCs w:val="18"/>
+        </w:rPr>
+        <w:t>Library</w:t>
+      </w:r>
+      <w:proofErr w:type="gramEnd"/>
+      <w:r>
+        <w:rPr>
+          <w:rFonts w:ascii="Verdana" w:hAnsi="Verdana"/>
+          <w:sz w:val="18"/>
+          <w:szCs w:val="18"/>
+        </w:rPr>
+        <w:t>.  To use other author's written or electronic work is illegal (plagiarism) and may result in disciplinary action.  Students may be required to undergo a viva (oral examination) if there is suspicion about the validity of their submitted work.</w:t>
       </w:r>
     </w:p>
     <w:p/>
@@ -660,7 +678,25 @@
           <w:bCs/>
           <w:highlight w:val="yellow"/>
         </w:rPr>
-        <w:t>successfully complete the Epigeum Academic Integrity Course</w:t>
+        <w:t xml:space="preserve">successfully complete the </w:t>
+      </w:r>
+      <w:proofErr w:type="spellStart"/>
+      <w:r>
+        <w:rPr>
+          <w:b/>
+          <w:bCs/>
+          <w:highlight w:val="yellow"/>
+        </w:rPr>
+        <w:t>Epigeum</w:t>
+      </w:r>
+      <w:proofErr w:type="spellEnd"/>
+      <w:r>
+        <w:rPr>
+          <w:b/>
+          <w:bCs/>
+          <w:highlight w:val="yellow"/>
+        </w:rPr>
+        <w:t xml:space="preserve"> Academic Integrity Course</w:t>
       </w:r>
       <w:r>
         <w:rPr>
@@ -983,7 +1019,21 @@
         <w:rPr>
           <w:b/>
         </w:rPr>
-        <w:t>Any project/assignment not submitted will be marked as a fail.</w:t>
+        <w:t xml:space="preserve">Any project/assignment not submitted will be marked as a </w:t>
+      </w:r>
+      <w:proofErr w:type="gramStart"/>
+      <w:r>
+        <w:rPr>
+          <w:b/>
+        </w:rPr>
+        <w:t>fail</w:t>
+      </w:r>
+      <w:proofErr w:type="gramEnd"/>
+      <w:r>
+        <w:rPr>
+          <w:b/>
+        </w:rPr>
+        <w:t>.</w:t>
       </w:r>
     </w:p>
     <w:p>
@@ -1007,7 +1057,21 @@
         <w:rPr>
           <w:b/>
         </w:rPr>
-        <w:t>Please check that you read AI and Academic Integrity Acknowledgement Supplments in this document</w:t>
+        <w:t xml:space="preserve">Please check that you read AI and Academic Integrity Acknowledgement </w:t>
+      </w:r>
+      <w:proofErr w:type="spellStart"/>
+      <w:r>
+        <w:rPr>
+          <w:b/>
+        </w:rPr>
+        <w:t>Supplments</w:t>
+      </w:r>
+      <w:proofErr w:type="spellEnd"/>
+      <w:r>
+        <w:rPr>
+          <w:b/>
+        </w:rPr>
+        <w:t xml:space="preserve"> in this document</w:t>
       </w:r>
     </w:p>
     <w:p/>
@@ -5230,8 +5294,13 @@
       </w:r>
     </w:p>
     <w:p>
-      <w:r>
-        <w:t>pathlib – Path</w:t>
+      <w:proofErr w:type="spellStart"/>
+      <w:r>
+        <w:t>pathlib</w:t>
+      </w:r>
+      <w:proofErr w:type="spellEnd"/>
+      <w:r>
+        <w:t xml:space="preserve"> – Path</w:t>
       </w:r>
     </w:p>
     <w:p>
@@ -5246,18 +5315,30 @@
     </w:p>
     <w:p>
       <w:r>
-        <w:t>typing – List, Dict, Tuple</w:t>
-      </w:r>
-    </w:p>
-    <w:p>
+        <w:t xml:space="preserve">typing – List, </w:t>
+      </w:r>
+      <w:proofErr w:type="spellStart"/>
+      <w:r>
+        <w:t>Dict</w:t>
+      </w:r>
+      <w:proofErr w:type="spellEnd"/>
+      <w:r>
+        <w:t>, Tuple</w:t>
+      </w:r>
+    </w:p>
+    <w:p>
+      <w:proofErr w:type="spellStart"/>
       <w:r>
         <w:t>json</w:t>
       </w:r>
-    </w:p>
-    <w:p>
+      <w:proofErr w:type="spellEnd"/>
+    </w:p>
+    <w:p>
+      <w:proofErr w:type="spellStart"/>
       <w:r>
         <w:t>dataclasses</w:t>
       </w:r>
+      <w:proofErr w:type="spellEnd"/>
     </w:p>
     <w:p>
       <w:r>
@@ -5266,14 +5347,18 @@
       <w:r>
         <w:t xml:space="preserve"> - </w:t>
       </w:r>
+      <w:proofErr w:type="spellStart"/>
       <w:r>
         <w:t>SystemRandom</w:t>
       </w:r>
-    </w:p>
-    <w:p>
+      <w:proofErr w:type="spellEnd"/>
+    </w:p>
+    <w:p>
+      <w:proofErr w:type="spellStart"/>
       <w:r>
         <w:t>os</w:t>
       </w:r>
+      <w:proofErr w:type="spellEnd"/>
     </w:p>
     <w:p>
       <w:pPr>
@@ -5332,9 +5417,9 @@
         <w:tblLook w:val="0620" w:firstRow="1" w:lastRow="0" w:firstColumn="0" w:lastColumn="0" w:noHBand="1" w:noVBand="1"/>
       </w:tblPr>
       <w:tblGrid>
-        <w:gridCol w:w="1408"/>
-        <w:gridCol w:w="2161"/>
-        <w:gridCol w:w="5457"/>
+        <w:gridCol w:w="1355"/>
+        <w:gridCol w:w="2115"/>
+        <w:gridCol w:w="5556"/>
       </w:tblGrid>
       <w:tr>
         <w:trPr>
@@ -5557,7 +5642,15 @@
     </w:p>
     <w:p>
       <w:r>
-        <w:t>The MoSCoW prioritisation method was used to classify functional requirements according to their importance. Core functionality required for the successful completion of a race simulation was classified as Must Have, features that improve the user experience but are not essential to the simulation were classified as Should Have or Could Have, while functionality outside the scope of the minimum viable product (MVP) was classified as Won't Have</w:t>
+        <w:t xml:space="preserve">The </w:t>
+      </w:r>
+      <w:proofErr w:type="spellStart"/>
+      <w:r>
+        <w:t>MoSCoW</w:t>
+      </w:r>
+      <w:proofErr w:type="spellEnd"/>
+      <w:r>
+        <w:t xml:space="preserve"> prioritisation method was used to classify functional requirements according to their importance. Core functionality required for the successful completion of a race simulation was classified as Must Have, features that improve the user experience but are not essential to the simulation were classified as Should Have or Could Have, while functionality outside the scope of the minimum viable product (MVP) was classified as Won't Have</w:t>
       </w:r>
       <w:r>
         <w:t>.</w:t>
@@ -5617,11 +5710,11 @@
         <w:tblLook w:val="0620" w:firstRow="1" w:lastRow="0" w:firstColumn="0" w:lastColumn="0" w:noHBand="1" w:noVBand="1"/>
       </w:tblPr>
       <w:tblGrid>
-        <w:gridCol w:w="583"/>
-        <w:gridCol w:w="779"/>
-        <w:gridCol w:w="2449"/>
-        <w:gridCol w:w="943"/>
-        <w:gridCol w:w="5169"/>
+        <w:gridCol w:w="549"/>
+        <w:gridCol w:w="777"/>
+        <w:gridCol w:w="2459"/>
+        <w:gridCol w:w="897"/>
+        <w:gridCol w:w="5241"/>
       </w:tblGrid>
       <w:tr>
         <w:trPr>
@@ -6179,6 +6272,9 @@
     </w:p>
     <w:p>
       <w:r>
+        <w:rPr>
+          <w:noProof/>
+        </w:rPr>
         <w:drawing>
           <wp:inline distT="0" distB="0" distL="0" distR="0" wp14:anchorId="7B25C8A7" wp14:editId="2DBB0FC5">
             <wp:extent cx="5731510" cy="4988560"/>
@@ -6318,10 +6414,7 @@
         <w:t>.</w:t>
       </w:r>
       <w:r>
-        <w:t xml:space="preserve"> </w:t>
-      </w:r>
-      <w:r>
-        <w:t>This includes determining the final finishing order, displaying driver positions, completed laps, race status, and available performance statistics. The system uses the recorded race state and event history to provide context for the final result, allowing users to understand how the race developed rather than only viewing the final order.</w:t>
+        <w:t xml:space="preserve"> This includes determining the final finishing order, displaying driver positions, completed laps, race status, and available performance statistics. The system uses the recorded race state and event history to provide context for the final result, allowing users to understand how the race developed rather than only viewing the final order.</w:t>
       </w:r>
     </w:p>
     <w:p>
@@ -6703,6 +6796,9 @@
     </w:p>
     <w:p>
       <w:r>
+        <w:rPr>
+          <w:noProof/>
+        </w:rPr>
         <w:drawing>
           <wp:inline distT="0" distB="0" distL="0" distR="0" wp14:anchorId="77283CF5" wp14:editId="16CE1B66">
             <wp:extent cx="5731510" cy="4969510"/>
@@ -7101,6 +7197,9 @@
     </w:p>
     <w:p>
       <w:r>
+        <w:rPr>
+          <w:noProof/>
+        </w:rPr>
         <w:drawing>
           <wp:inline distT="0" distB="0" distL="0" distR="0" wp14:anchorId="1C3AFE84" wp14:editId="1882277D">
             <wp:extent cx="5731510" cy="6236335"/>
@@ -7591,6 +7690,9 @@
     </w:p>
     <w:p>
       <w:r>
+        <w:rPr>
+          <w:noProof/>
+        </w:rPr>
         <w:drawing>
           <wp:inline distT="0" distB="0" distL="0" distR="0" wp14:anchorId="2032EC6F" wp14:editId="44DC15FA">
             <wp:extent cx="5731510" cy="4765040"/>
@@ -8043,6 +8145,9 @@
     </w:p>
     <w:p>
       <w:r>
+        <w:rPr>
+          <w:noProof/>
+        </w:rPr>
         <w:drawing>
           <wp:inline distT="0" distB="0" distL="0" distR="0" wp14:anchorId="1A07E6A8" wp14:editId="762A60AE">
             <wp:extent cx="5731510" cy="5034915"/>
@@ -8415,10 +8520,10 @@
         <w:t xml:space="preserve"> 6/UC-6 </w:t>
       </w:r>
       <w:r>
-        <w:t>Generate Race Results</w:t>
-      </w:r>
-      <w:r>
-        <w:t xml:space="preserve"> - </w:t>
+        <w:t xml:space="preserve">Change Accessibility </w:t>
+      </w:r>
+      <w:r>
+        <w:t xml:space="preserve">- </w:t>
       </w:r>
       <w:r>
         <w:t>Could</w:t>
@@ -8434,6 +8539,9 @@
     </w:p>
     <w:p>
       <w:r>
+        <w:rPr>
+          <w:noProof/>
+        </w:rPr>
         <w:drawing>
           <wp:inline distT="0" distB="0" distL="0" distR="0" wp14:anchorId="64EB1188" wp14:editId="55715330">
             <wp:extent cx="5731510" cy="5048250"/>
@@ -8508,15 +8616,38 @@
         </w:rPr>
         <w:t>Description</w:t>
       </w:r>
-    </w:p>
-    <w:p>
-      <w:pPr>
+      <w:r>
         <w:rPr>
           <w:lang w:val="en-GB"/>
         </w:rPr>
-      </w:pPr>
+        <w:t xml:space="preserve"> &amp; Priority</w:t>
+      </w:r>
+    </w:p>
+    <w:p>
       <w:r>
         <w:t>The system provides optional accessibility settings that allow the user to modify interface behaviour according to their preferences. These settings improve usability but are not required for the core race simulation functionality.</w:t>
+      </w:r>
+    </w:p>
+    <w:p>
+      <w:pPr>
+        <w:rPr>
+          <w:lang w:val="en-GB"/>
+        </w:rPr>
+      </w:pPr>
+      <w:r>
+        <w:rPr>
+          <w:lang w:val="en-GB"/>
+        </w:rPr>
+        <w:t>Priority</w:t>
+      </w:r>
+      <w:r>
+        <w:rPr>
+          <w:lang w:val="en-GB"/>
+        </w:rPr>
+        <w:t>:</w:t>
+      </w:r>
+      <w:r>
+        <w:t xml:space="preserve"> Low</w:t>
       </w:r>
     </w:p>
     <w:p>
@@ -8571,6 +8702,7 @@
         <w:pStyle w:val="Heading6"/>
       </w:pPr>
       <w:r>
+        <w:lastRenderedPageBreak/>
         <w:t>Main flow</w:t>
       </w:r>
     </w:p>
@@ -8611,7 +8743,6 @@
           <w:rFonts w:eastAsia="Times New Roman"/>
           <w:lang w:eastAsia="en-IE"/>
         </w:rPr>
-        <w:lastRenderedPageBreak/>
         <w:t xml:space="preserve">The user selects preferred settings. </w:t>
       </w:r>
     </w:p>
@@ -8934,7 +9065,11 @@
       </w:r>
       <w:bookmarkEnd w:id="11"/>
     </w:p>
-    <w:p/>
+    <w:p>
+      <w:r>
+        <w:t>Keyboard and screen and stuff</w:t>
+      </w:r>
+    </w:p>
     <w:p>
       <w:pPr>
         <w:pStyle w:val="Heading3"/>
@@ -9189,14 +9324,22 @@
         <w:ind w:left="360"/>
       </w:pPr>
       <w:r>
+        <w:rPr>
+          <w:noProof/>
+        </w:rPr>
         <w:lastRenderedPageBreak/>
-        <w:t>Basic race screen before telemetry added.</w:t>
-      </w:r>
-      <w:r>
         <w:drawing>
-          <wp:inline distT="0" distB="0" distL="0" distR="0" wp14:anchorId="6CF9A6C4" wp14:editId="5D748AEC">
-            <wp:extent cx="5731510" cy="3341370"/>
-            <wp:effectExtent l="0" t="0" r="2540" b="0"/>
+          <wp:anchor distT="0" distB="0" distL="114300" distR="114300" simplePos="0" relativeHeight="251658240" behindDoc="0" locked="0" layoutInCell="1" allowOverlap="1" wp14:anchorId="6CF9A6C4" wp14:editId="20FAA860">
+            <wp:simplePos x="0" y="0"/>
+            <wp:positionH relativeFrom="margin">
+              <wp:align>center</wp:align>
+            </wp:positionH>
+            <wp:positionV relativeFrom="paragraph">
+              <wp:posOffset>215047</wp:posOffset>
+            </wp:positionV>
+            <wp:extent cx="7382510" cy="4303395"/>
+            <wp:effectExtent l="0" t="0" r="8890" b="1905"/>
+            <wp:wrapTopAndBottom/>
             <wp:docPr id="533971996" name="Picture 1"/>
             <wp:cNvGraphicFramePr>
               <a:graphicFrameLocks xmlns:a="http://schemas.openxmlformats.org/drawingml/2006/main" noChangeAspect="1"/>
@@ -9209,7 +9352,13 @@
                     <pic:cNvPicPr/>
                   </pic:nvPicPr>
                   <pic:blipFill>
-                    <a:blip r:embed="rId21"/>
+                    <a:blip r:embed="rId21" cstate="print">
+                      <a:extLst>
+                        <a:ext uri="{28A0092B-C50C-407E-A947-70E740481C1C}">
+                          <a14:useLocalDpi xmlns:a14="http://schemas.microsoft.com/office/drawing/2010/main" val="0"/>
+                        </a:ext>
+                      </a:extLst>
+                    </a:blip>
                     <a:stretch>
                       <a:fillRect/>
                     </a:stretch>
@@ -9217,7 +9366,7 @@
                   <pic:spPr>
                     <a:xfrm>
                       <a:off x="0" y="0"/>
-                      <a:ext cx="5731510" cy="3341370"/>
+                      <a:ext cx="7382510" cy="4303395"/>
                     </a:xfrm>
                     <a:prstGeom prst="rect">
                       <a:avLst/>
@@ -9226,8 +9375,17 @@
                 </pic:pic>
               </a:graphicData>
             </a:graphic>
-          </wp:inline>
+            <wp14:sizeRelH relativeFrom="page">
+              <wp14:pctWidth>0</wp14:pctWidth>
+            </wp14:sizeRelH>
+            <wp14:sizeRelV relativeFrom="page">
+              <wp14:pctHeight>0</wp14:pctHeight>
+            </wp14:sizeRelV>
+          </wp:anchor>
         </w:drawing>
+      </w:r>
+      <w:r>
+        <w:t>Basic race screen before telemetry added.</w:t>
       </w:r>
     </w:p>
     <w:p>
@@ -9383,7 +9541,25 @@
           <w:szCs w:val="24"/>
           <w:highlight w:val="yellow"/>
         </w:rPr>
-        <w:t>. It may also include performance evaluations, scalability, correctness, etc. depending on the focus of the project.  Quantative results may be reported in tables or figures.</w:t>
+        <w:t xml:space="preserve">. It may also include performance evaluations, scalability, correctness, etc. depending on the focus of the project.  </w:t>
+      </w:r>
+      <w:proofErr w:type="spellStart"/>
+      <w:r>
+        <w:rPr>
+          <w:sz w:val="24"/>
+          <w:szCs w:val="24"/>
+          <w:highlight w:val="yellow"/>
+        </w:rPr>
+        <w:t>Quantative</w:t>
+      </w:r>
+      <w:proofErr w:type="spellEnd"/>
+      <w:r>
+        <w:rPr>
+          <w:sz w:val="24"/>
+          <w:szCs w:val="24"/>
+          <w:highlight w:val="yellow"/>
+        </w:rPr>
+        <w:t xml:space="preserve"> results may be reported in tables or figures.</w:t>
       </w:r>
     </w:p>
     <w:p>
@@ -9590,6 +9766,104 @@
               </w:r>
             </w:p>
             <w:p>
+              <w:pPr>
+                <w:pStyle w:val="Bibliography"/>
+                <w:rPr>
+                  <w:noProof/>
+                </w:rPr>
+              </w:pPr>
+              <w:r>
+                <w:rPr>
+                  <w:noProof/>
+                </w:rPr>
+                <w:t xml:space="preserve">Embarcadero, 2016. </w:t>
+              </w:r>
+              <w:r>
+                <w:rPr>
+                  <w:i/>
+                  <w:iCs/>
+                  <w:noProof/>
+                </w:rPr>
+                <w:t xml:space="preserve">UML 1.5 Use Case Diagram Definition. </w:t>
+              </w:r>
+              <w:r>
+                <w:rPr>
+                  <w:noProof/>
+                </w:rPr>
+                <w:t xml:space="preserve">[Online] </w:t>
+              </w:r>
+              <w:r>
+                <w:rPr>
+                  <w:noProof/>
+                </w:rPr>
+                <w:br/>
+                <w:t xml:space="preserve">Available at: </w:t>
+              </w:r>
+              <w:r>
+                <w:rPr>
+                  <w:noProof/>
+                  <w:u w:val="single"/>
+                </w:rPr>
+                <w:t>https://docwiki.embarcadero.com/RADStudio/Athens/en/UML_1.5_Use_Case_Diagram_Definition</w:t>
+              </w:r>
+              <w:r>
+                <w:rPr>
+                  <w:noProof/>
+                </w:rPr>
+                <w:br/>
+                <w:t>[Accessed 17 July 2026].</w:t>
+              </w:r>
+            </w:p>
+            <w:p>
+              <w:pPr>
+                <w:pStyle w:val="Bibliography"/>
+                <w:rPr>
+                  <w:noProof/>
+                </w:rPr>
+              </w:pPr>
+              <w:r>
+                <w:rPr>
+                  <w:noProof/>
+                </w:rPr>
+                <w:t xml:space="preserve">Usability First, 2015. </w:t>
+              </w:r>
+              <w:r>
+                <w:rPr>
+                  <w:i/>
+                  <w:iCs/>
+                  <w:noProof/>
+                </w:rPr>
+                <w:t xml:space="preserve">Usability First - About Usability - Requirements Specification | Usability First. </w:t>
+              </w:r>
+              <w:r>
+                <w:rPr>
+                  <w:noProof/>
+                </w:rPr>
+                <w:t xml:space="preserve">[Online] </w:t>
+              </w:r>
+              <w:r>
+                <w:rPr>
+                  <w:noProof/>
+                </w:rPr>
+                <w:br/>
+                <w:t xml:space="preserve">Available at: </w:t>
+              </w:r>
+              <w:r>
+                <w:rPr>
+                  <w:noProof/>
+                  <w:u w:val="single"/>
+                </w:rPr>
+                <w:t>https://www.usabilityfirst.com/about-usability/requirements-specification/index.html</w:t>
+              </w:r>
+              <w:r>
+                <w:rPr>
+                  <w:noProof/>
+                </w:rPr>
+                <w:br/>
+                <w:t>[Accessed 17 July 2026].</w:t>
+              </w:r>
+            </w:p>
+            <w:p>
               <w:r>
                 <w:rPr>
                   <w:b/>
@@ -12146,6 +12420,36 @@
   </w:num>
   <w:num w:numId="24" w16cid:durableId="1650936525">
     <w:abstractNumId w:val="18"/>
+  </w:num>
+  <w:num w:numId="25" w16cid:durableId="1766457783">
+    <w:abstractNumId w:val="6"/>
+  </w:num>
+  <w:num w:numId="26" w16cid:durableId="1726638886">
+    <w:abstractNumId w:val="6"/>
+  </w:num>
+  <w:num w:numId="27" w16cid:durableId="1731341681">
+    <w:abstractNumId w:val="6"/>
+  </w:num>
+  <w:num w:numId="28" w16cid:durableId="2008970896">
+    <w:abstractNumId w:val="6"/>
+  </w:num>
+  <w:num w:numId="29" w16cid:durableId="1383820623">
+    <w:abstractNumId w:val="6"/>
+  </w:num>
+  <w:num w:numId="30" w16cid:durableId="1114328708">
+    <w:abstractNumId w:val="6"/>
+  </w:num>
+  <w:num w:numId="31" w16cid:durableId="1691447629">
+    <w:abstractNumId w:val="6"/>
+  </w:num>
+  <w:num w:numId="32" w16cid:durableId="1675952926">
+    <w:abstractNumId w:val="6"/>
+  </w:num>
+  <w:num w:numId="33" w16cid:durableId="1317756632">
+    <w:abstractNumId w:val="6"/>
+  </w:num>
+  <w:num w:numId="34" w16cid:durableId="1467814799">
+    <w:abstractNumId w:val="6"/>
   </w:num>
   <w:numIdMacAtCleanup w:val="24"/>
 </w:numbering>
@@ -12549,7 +12853,7 @@
   <w:style w:type="paragraph" w:default="1" w:styleId="Normal">
     <w:name w:val="Normal"/>
     <w:qFormat/>
-    <w:rsid w:val="000A723F"/>
+    <w:rsid w:val="002D5A3B"/>
   </w:style>
   <w:style w:type="paragraph" w:styleId="Heading1">
     <w:name w:val="heading 1"/>
@@ -12558,16 +12862,13 @@
     <w:link w:val="Heading1Char"/>
     <w:uiPriority w:val="9"/>
     <w:qFormat/>
-    <w:rsid w:val="00927075"/>
+    <w:rsid w:val="002D5A3B"/>
     <w:pPr>
       <w:keepNext/>
       <w:keepLines/>
       <w:numPr>
-        <w:numId w:val="2"/>
+        <w:numId w:val="34"/>
       </w:numPr>
-      <w:pBdr>
-        <w:bottom w:val="single" w:sz="4" w:space="1" w:color="787E81" w:themeColor="text1" w:themeTint="A6"/>
-      </w:pBdr>
       <w:spacing w:before="360"/>
       <w:outlineLvl w:val="0"/>
     </w:pPr>
@@ -12589,13 +12890,13 @@
     <w:uiPriority w:val="9"/>
     <w:unhideWhenUsed/>
     <w:qFormat/>
-    <w:rsid w:val="00927075"/>
+    <w:rsid w:val="002D5A3B"/>
     <w:pPr>
       <w:keepNext/>
       <w:keepLines/>
       <w:numPr>
         <w:ilvl w:val="1"/>
-        <w:numId w:val="2"/>
+        <w:numId w:val="34"/>
       </w:numPr>
       <w:spacing w:before="360" w:after="0"/>
       <w:outlineLvl w:val="1"/>
@@ -12618,13 +12919,13 @@
     <w:uiPriority w:val="9"/>
     <w:unhideWhenUsed/>
     <w:qFormat/>
-    <w:rsid w:val="00927075"/>
+    <w:rsid w:val="002D5A3B"/>
     <w:pPr>
       <w:keepNext/>
       <w:keepLines/>
       <w:numPr>
         <w:ilvl w:val="2"/>
-        <w:numId w:val="2"/>
+        <w:numId w:val="34"/>
       </w:numPr>
       <w:spacing w:before="200" w:after="0"/>
       <w:outlineLvl w:val="2"/>
@@ -12644,13 +12945,13 @@
     <w:uiPriority w:val="9"/>
     <w:unhideWhenUsed/>
     <w:qFormat/>
-    <w:rsid w:val="00927075"/>
+    <w:rsid w:val="002D5A3B"/>
     <w:pPr>
       <w:keepNext/>
       <w:keepLines/>
       <w:numPr>
         <w:ilvl w:val="3"/>
-        <w:numId w:val="2"/>
+        <w:numId w:val="34"/>
       </w:numPr>
       <w:spacing w:before="200" w:after="0"/>
       <w:outlineLvl w:val="3"/>
@@ -12672,13 +12973,13 @@
     <w:uiPriority w:val="9"/>
     <w:unhideWhenUsed/>
     <w:qFormat/>
-    <w:rsid w:val="00927075"/>
+    <w:rsid w:val="002D5A3B"/>
     <w:pPr>
       <w:keepNext/>
       <w:keepLines/>
       <w:numPr>
         <w:ilvl w:val="4"/>
-        <w:numId w:val="2"/>
+        <w:numId w:val="34"/>
       </w:numPr>
       <w:spacing w:before="200" w:after="0"/>
       <w:outlineLvl w:val="4"/>
@@ -12696,13 +12997,13 @@
     <w:uiPriority w:val="9"/>
     <w:unhideWhenUsed/>
     <w:qFormat/>
-    <w:rsid w:val="00927075"/>
+    <w:rsid w:val="002D5A3B"/>
     <w:pPr>
       <w:keepNext/>
       <w:keepLines/>
       <w:numPr>
         <w:ilvl w:val="5"/>
-        <w:numId w:val="2"/>
+        <w:numId w:val="34"/>
       </w:numPr>
       <w:spacing w:before="200" w:after="0"/>
       <w:outlineLvl w:val="5"/>
@@ -12723,13 +13024,13 @@
     <w:semiHidden/>
     <w:unhideWhenUsed/>
     <w:qFormat/>
-    <w:rsid w:val="00927075"/>
+    <w:rsid w:val="002D5A3B"/>
     <w:pPr>
       <w:keepNext/>
       <w:keepLines/>
       <w:numPr>
         <w:ilvl w:val="6"/>
-        <w:numId w:val="2"/>
+        <w:numId w:val="34"/>
       </w:numPr>
       <w:spacing w:before="200" w:after="0"/>
       <w:outlineLvl w:val="6"/>
@@ -12750,13 +13051,13 @@
     <w:semiHidden/>
     <w:unhideWhenUsed/>
     <w:qFormat/>
-    <w:rsid w:val="00927075"/>
+    <w:rsid w:val="002D5A3B"/>
     <w:pPr>
       <w:keepNext/>
       <w:keepLines/>
       <w:numPr>
         <w:ilvl w:val="7"/>
-        <w:numId w:val="2"/>
+        <w:numId w:val="34"/>
       </w:numPr>
       <w:spacing w:before="200" w:after="0"/>
       <w:outlineLvl w:val="7"/>
@@ -12777,13 +13078,13 @@
     <w:semiHidden/>
     <w:unhideWhenUsed/>
     <w:qFormat/>
-    <w:rsid w:val="00927075"/>
+    <w:rsid w:val="002D5A3B"/>
     <w:pPr>
       <w:keepNext/>
       <w:keepLines/>
       <w:numPr>
         <w:ilvl w:val="8"/>
-        <w:numId w:val="2"/>
+        <w:numId w:val="34"/>
       </w:numPr>
       <w:spacing w:before="200" w:after="0"/>
       <w:outlineLvl w:val="8"/>
@@ -12800,6 +13101,7 @@
   <w:style w:type="character" w:default="1" w:styleId="DefaultParagraphFont">
     <w:name w:val="Default Paragraph Font"/>
     <w:uiPriority w:val="1"/>
+    <w:semiHidden/>
     <w:unhideWhenUsed/>
   </w:style>
   <w:style w:type="table" w:default="1" w:styleId="TableNormal">
@@ -12872,7 +13174,7 @@
     <w:basedOn w:val="DefaultParagraphFont"/>
     <w:link w:val="Heading1"/>
     <w:uiPriority w:val="9"/>
-    <w:rsid w:val="00927075"/>
+    <w:rsid w:val="002D5A3B"/>
     <w:rPr>
       <w:rFonts w:asciiTheme="majorHAnsi" w:eastAsiaTheme="majorEastAsia" w:hAnsiTheme="majorHAnsi" w:cstheme="majorBidi"/>
       <w:b/>
@@ -12888,7 +13190,7 @@
     <w:basedOn w:val="DefaultParagraphFont"/>
     <w:link w:val="Heading2"/>
     <w:uiPriority w:val="9"/>
-    <w:rsid w:val="00927075"/>
+    <w:rsid w:val="002D5A3B"/>
     <w:rPr>
       <w:rFonts w:asciiTheme="majorHAnsi" w:eastAsiaTheme="majorEastAsia" w:hAnsiTheme="majorHAnsi" w:cstheme="majorBidi"/>
       <w:b/>
@@ -12934,7 +13236,7 @@
     <w:basedOn w:val="DefaultParagraphFont"/>
     <w:uiPriority w:val="20"/>
     <w:qFormat/>
-    <w:rsid w:val="00927075"/>
+    <w:rsid w:val="002D5A3B"/>
     <w:rPr>
       <w:i/>
       <w:iCs/>
@@ -12946,7 +13248,7 @@
     <w:basedOn w:val="DefaultParagraphFont"/>
     <w:link w:val="Heading3"/>
     <w:uiPriority w:val="9"/>
-    <w:rsid w:val="00927075"/>
+    <w:rsid w:val="002D5A3B"/>
     <w:rPr>
       <w:rFonts w:asciiTheme="majorHAnsi" w:eastAsiaTheme="majorEastAsia" w:hAnsiTheme="majorHAnsi" w:cstheme="majorBidi"/>
       <w:b/>
@@ -12959,7 +13261,7 @@
     <w:basedOn w:val="DefaultParagraphFont"/>
     <w:link w:val="Heading4"/>
     <w:uiPriority w:val="9"/>
-    <w:rsid w:val="00927075"/>
+    <w:rsid w:val="002D5A3B"/>
     <w:rPr>
       <w:rFonts w:asciiTheme="majorHAnsi" w:eastAsiaTheme="majorEastAsia" w:hAnsiTheme="majorHAnsi" w:cstheme="majorBidi"/>
       <w:b/>
@@ -12997,7 +13299,7 @@
     <w:uiPriority w:val="39"/>
     <w:unhideWhenUsed/>
     <w:qFormat/>
-    <w:rsid w:val="00927075"/>
+    <w:rsid w:val="002D5A3B"/>
     <w:pPr>
       <w:outlineLvl w:val="9"/>
     </w:pPr>
@@ -13063,7 +13365,7 @@
     <w:basedOn w:val="DefaultParagraphFont"/>
     <w:link w:val="Heading5"/>
     <w:uiPriority w:val="9"/>
-    <w:rsid w:val="00927075"/>
+    <w:rsid w:val="002D5A3B"/>
     <w:rPr>
       <w:rFonts w:asciiTheme="majorHAnsi" w:eastAsiaTheme="majorEastAsia" w:hAnsiTheme="majorHAnsi" w:cstheme="majorBidi"/>
       <w:color w:val="27292A" w:themeColor="text2" w:themeShade="BF"/>
@@ -13074,7 +13376,7 @@
     <w:basedOn w:val="DefaultParagraphFont"/>
     <w:link w:val="Heading6"/>
     <w:uiPriority w:val="9"/>
-    <w:rsid w:val="00927075"/>
+    <w:rsid w:val="002D5A3B"/>
     <w:rPr>
       <w:rFonts w:asciiTheme="majorHAnsi" w:eastAsiaTheme="majorEastAsia" w:hAnsiTheme="majorHAnsi" w:cstheme="majorBidi"/>
       <w:i/>
@@ -13088,7 +13390,7 @@
     <w:link w:val="Heading7"/>
     <w:uiPriority w:val="9"/>
     <w:semiHidden/>
-    <w:rsid w:val="00927075"/>
+    <w:rsid w:val="002D5A3B"/>
     <w:rPr>
       <w:rFonts w:asciiTheme="majorHAnsi" w:eastAsiaTheme="majorEastAsia" w:hAnsiTheme="majorHAnsi" w:cstheme="majorBidi"/>
       <w:i/>
@@ -13102,7 +13404,7 @@
     <w:link w:val="Heading8"/>
     <w:uiPriority w:val="9"/>
     <w:semiHidden/>
-    <w:rsid w:val="00927075"/>
+    <w:rsid w:val="002D5A3B"/>
     <w:rPr>
       <w:rFonts w:asciiTheme="majorHAnsi" w:eastAsiaTheme="majorEastAsia" w:hAnsiTheme="majorHAnsi" w:cstheme="majorBidi"/>
       <w:color w:val="656A6C" w:themeColor="text1" w:themeTint="BF"/>
@@ -13116,7 +13418,7 @@
     <w:link w:val="Heading9"/>
     <w:uiPriority w:val="9"/>
     <w:semiHidden/>
-    <w:rsid w:val="00927075"/>
+    <w:rsid w:val="002D5A3B"/>
     <w:rPr>
       <w:rFonts w:asciiTheme="majorHAnsi" w:eastAsiaTheme="majorEastAsia" w:hAnsiTheme="majorHAnsi" w:cstheme="majorBidi"/>
       <w:i/>
@@ -13134,7 +13436,7 @@
     <w:semiHidden/>
     <w:unhideWhenUsed/>
     <w:qFormat/>
-    <w:rsid w:val="00927075"/>
+    <w:rsid w:val="002D5A3B"/>
     <w:pPr>
       <w:spacing w:after="200" w:line="240" w:lineRule="auto"/>
     </w:pPr>
@@ -13153,7 +13455,7 @@
     <w:link w:val="TitleChar"/>
     <w:uiPriority w:val="10"/>
     <w:qFormat/>
-    <w:rsid w:val="00927075"/>
+    <w:rsid w:val="002D5A3B"/>
     <w:pPr>
       <w:spacing w:after="0" w:line="240" w:lineRule="auto"/>
       <w:contextualSpacing/>
@@ -13170,7 +13472,7 @@
     <w:basedOn w:val="DefaultParagraphFont"/>
     <w:link w:val="Title"/>
     <w:uiPriority w:val="10"/>
-    <w:rsid w:val="00927075"/>
+    <w:rsid w:val="002D5A3B"/>
     <w:rPr>
       <w:rFonts w:asciiTheme="majorHAnsi" w:eastAsiaTheme="majorEastAsia" w:hAnsiTheme="majorHAnsi" w:cstheme="majorBidi"/>
       <w:color w:val="353839" w:themeColor="text1"/>
@@ -13185,7 +13487,7 @@
     <w:link w:val="SubtitleChar"/>
     <w:uiPriority w:val="11"/>
     <w:qFormat/>
-    <w:rsid w:val="00927075"/>
+    <w:rsid w:val="002D5A3B"/>
     <w:pPr>
       <w:numPr>
         <w:ilvl w:val="1"/>
@@ -13201,7 +13503,7 @@
     <w:basedOn w:val="DefaultParagraphFont"/>
     <w:link w:val="Subtitle"/>
     <w:uiPriority w:val="11"/>
-    <w:rsid w:val="00927075"/>
+    <w:rsid w:val="002D5A3B"/>
     <w:rPr>
       <w:color w:val="797F82" w:themeColor="text1" w:themeTint="A5"/>
       <w:spacing w:val="10"/>
@@ -13212,7 +13514,7 @@
     <w:basedOn w:val="DefaultParagraphFont"/>
     <w:uiPriority w:val="22"/>
     <w:qFormat/>
-    <w:rsid w:val="00927075"/>
+    <w:rsid w:val="002D5A3B"/>
     <w:rPr>
       <w:b/>
       <w:bCs/>
@@ -13223,7 +13525,7 @@
     <w:name w:val="No Spacing"/>
     <w:uiPriority w:val="1"/>
     <w:qFormat/>
-    <w:rsid w:val="00927075"/>
+    <w:rsid w:val="002D5A3B"/>
     <w:pPr>
       <w:spacing w:after="0" w:line="240" w:lineRule="auto"/>
     </w:pPr>
@@ -13235,7 +13537,7 @@
     <w:link w:val="QuoteChar"/>
     <w:uiPriority w:val="29"/>
     <w:qFormat/>
-    <w:rsid w:val="00927075"/>
+    <w:rsid w:val="002D5A3B"/>
     <w:pPr>
       <w:spacing w:before="160"/>
       <w:ind w:left="720" w:right="720"/>
@@ -13251,7 +13553,7 @@
     <w:basedOn w:val="DefaultParagraphFont"/>
     <w:link w:val="Quote"/>
     <w:uiPriority w:val="29"/>
-    <w:rsid w:val="00927075"/>
+    <w:rsid w:val="002D5A3B"/>
     <w:rPr>
       <w:i/>
       <w:iCs/>
@@ -13265,7 +13567,7 @@
     <w:link w:val="IntenseQuoteChar"/>
     <w:uiPriority w:val="30"/>
     <w:qFormat/>
-    <w:rsid w:val="00927075"/>
+    <w:rsid w:val="002D5A3B"/>
     <w:pPr>
       <w:pBdr>
         <w:top w:val="single" w:sz="24" w:space="1" w:color="A2EDFF" w:themeColor="background1" w:themeShade="F2"/>
@@ -13285,7 +13587,7 @@
     <w:basedOn w:val="DefaultParagraphFont"/>
     <w:link w:val="IntenseQuote"/>
     <w:uiPriority w:val="30"/>
-    <w:rsid w:val="00927075"/>
+    <w:rsid w:val="002D5A3B"/>
     <w:rPr>
       <w:color w:val="353839" w:themeColor="text1"/>
       <w:shd w:val="clear" w:color="auto" w:fill="A2EDFF" w:themeFill="background1" w:themeFillShade="F2"/>
@@ -13296,7 +13598,7 @@
     <w:basedOn w:val="DefaultParagraphFont"/>
     <w:uiPriority w:val="19"/>
     <w:qFormat/>
-    <w:rsid w:val="00927075"/>
+    <w:rsid w:val="002D5A3B"/>
     <w:rPr>
       <w:i/>
       <w:iCs/>
@@ -13308,7 +13610,7 @@
     <w:basedOn w:val="DefaultParagraphFont"/>
     <w:uiPriority w:val="21"/>
     <w:qFormat/>
-    <w:rsid w:val="00927075"/>
+    <w:rsid w:val="002D5A3B"/>
     <w:rPr>
       <w:b/>
       <w:bCs/>
@@ -13322,7 +13624,7 @@
     <w:basedOn w:val="DefaultParagraphFont"/>
     <w:uiPriority w:val="31"/>
     <w:qFormat/>
-    <w:rsid w:val="00927075"/>
+    <w:rsid w:val="002D5A3B"/>
     <w:rPr>
       <w:smallCaps/>
       <w:color w:val="656A6C" w:themeColor="text1" w:themeTint="BF"/>
@@ -13334,7 +13636,7 @@
     <w:basedOn w:val="DefaultParagraphFont"/>
     <w:uiPriority w:val="32"/>
     <w:qFormat/>
-    <w:rsid w:val="00927075"/>
+    <w:rsid w:val="002D5A3B"/>
     <w:rPr>
       <w:b/>
       <w:bCs/>
@@ -13347,7 +13649,7 @@
     <w:basedOn w:val="DefaultParagraphFont"/>
     <w:uiPriority w:val="33"/>
     <w:qFormat/>
-    <w:rsid w:val="00927075"/>
+    <w:rsid w:val="002D5A3B"/>
     <w:rPr>
       <w:b w:val="0"/>
       <w:bCs w:val="0"/>
@@ -13818,9 +14120,9 @@
         <a:srgbClr val="96607D"/>
       </a:folHlink>
     </a:clrScheme>
-    <a:fontScheme name="Office">
+    <a:fontScheme name="Office 2013 - 2022">
       <a:majorFont>
-        <a:latin typeface="Aptos Display" panose="02110004020202020204"/>
+        <a:latin typeface="Calibri Light" panose="020F0302020204030204"/>
         <a:ea typeface=""/>
         <a:cs typeface=""/>
         <a:font script="Jpan" typeface="游ゴシック Light"/>
@@ -13872,7 +14174,7 @@
         <a:font script="Tfng" typeface="Ebrima"/>
       </a:majorFont>
       <a:minorFont>
-        <a:latin typeface="Aptos" panose="02110004020202020204"/>
+        <a:latin typeface="Calibri" panose="020F0502020204030204"/>
         <a:ea typeface=""/>
         <a:cs typeface=""/>
         <a:font script="Jpan" typeface="游明朝"/>
@@ -14073,6 +14375,15 @@
 </file>
 
 <file path=customXml/item1.xml><?xml version="1.0" encoding="utf-8"?>
+<?mso-contentType ?>
+<FormTemplates xmlns="http://schemas.microsoft.com/sharepoint/v3/contenttype/forms">
+  <Display>DocumentLibraryForm</Display>
+  <Edit>DocumentLibraryForm</Edit>
+  <New>DocumentLibraryForm</New>
+</FormTemplates>
+</file>
+
+<file path=customXml/item2.xml><?xml version="1.0" encoding="utf-8"?>
 <p:properties xmlns:p="http://schemas.microsoft.com/office/2006/metadata/properties" xmlns:xsi="http://www.w3.org/2001/XMLSchema-instance" xmlns:pc="http://schemas.microsoft.com/office/infopath/2007/PartnerControls">
   <documentManagement>
     <Teams_Channel_Section_Location xmlns="ac56161a-35a2-4bac-99b6-8739237dc4f6" xsi:nil="true"/>
@@ -14124,16 +14435,63 @@
 </p:properties>
 </file>
 
-<file path=customXml/item2.xml><?xml version="1.0" encoding="utf-8"?>
-<?mso-contentType ?>
-<FormTemplates xmlns="http://schemas.microsoft.com/sharepoint/v3/contenttype/forms">
-  <Display>DocumentLibraryForm</Display>
-  <Edit>DocumentLibraryForm</Edit>
-  <New>DocumentLibraryForm</New>
-</FormTemplates>
+<file path=customXml/item3.xml><?xml version="1.0" encoding="utf-8"?>
+<b:Sources xmlns:b="http://schemas.openxmlformats.org/officeDocument/2006/bibliography" xmlns="http://schemas.openxmlformats.org/officeDocument/2006/bibliography" SelectedStyle="\HarvardAnglia2008OfficeOnline.xsl" StyleName="Harvard - Anglia" Version="2008">
+  <b:Source>
+    <b:Tag>Agi26</b:Tag>
+    <b:SourceType>InternetSite</b:SourceType>
+    <b:Guid>{78CC74B3-71D7-445A-BD1E-7DB0B7A44B13}</b:Guid>
+    <b:Title>What is MoSCoW Prioritization?</b:Title>
+    <b:Year>2026</b:Year>
+    <b:Author>
+      <b:Author>
+        <b:Corporate>Agile Business Consortium</b:Corporate>
+      </b:Author>
+    </b:Author>
+    <b:YearAccessed>2026</b:YearAccessed>
+    <b:MonthAccessed>July</b:MonthAccessed>
+    <b:DayAccessed>16</b:DayAccessed>
+    <b:URL>https://www.agilebusiness.org/resource/what-is-moscow-prioritization/</b:URL>
+    <b:RefOrder>1</b:RefOrder>
+  </b:Source>
+  <b:Source>
+    <b:Tag>Emb16</b:Tag>
+    <b:SourceType>InternetSite</b:SourceType>
+    <b:Guid>{96EC25F5-613B-41F7-9370-01F376E5A07F}</b:Guid>
+    <b:Author>
+      <b:Author>
+        <b:Corporate>Embarcadero</b:Corporate>
+      </b:Author>
+    </b:Author>
+    <b:Title>UML 1.5 Use Case Diagram Definition</b:Title>
+    <b:Year>2016</b:Year>
+    <b:YearAccessed>2026</b:YearAccessed>
+    <b:MonthAccessed>July</b:MonthAccessed>
+    <b:DayAccessed>17</b:DayAccessed>
+    <b:URL>https://docwiki.embarcadero.com/RADStudio/Athens/en/UML_1.5_Use_Case_Diagram_Definition</b:URL>
+    <b:RefOrder>2</b:RefOrder>
+  </b:Source>
+  <b:Source>
+    <b:Tag>Usa15</b:Tag>
+    <b:SourceType>InternetSite</b:SourceType>
+    <b:Guid>{B4141139-B38C-4554-A59F-ED8FEB6AA9B9}</b:Guid>
+    <b:Author>
+      <b:Author>
+        <b:Corporate>Usability First</b:Corporate>
+      </b:Author>
+    </b:Author>
+    <b:Title>Usability First - About Usability - Requirements Specification | Usability First</b:Title>
+    <b:Year>2015</b:Year>
+    <b:YearAccessed>2026</b:YearAccessed>
+    <b:MonthAccessed>July</b:MonthAccessed>
+    <b:DayAccessed>17</b:DayAccessed>
+    <b:URL>https://www.usabilityfirst.com/about-usability/requirements-specification/index.html</b:URL>
+    <b:RefOrder>3</b:RefOrder>
+  </b:Source>
+</b:Sources>
 </file>
 
-<file path=customXml/item3.xml><?xml version="1.0" encoding="utf-8"?>
+<file path=customXml/item4.xml><?xml version="1.0" encoding="utf-8"?>
 <ct:contentTypeSchema xmlns:ct="http://schemas.microsoft.com/office/2006/metadata/contentType" xmlns:ma="http://schemas.microsoft.com/office/2006/metadata/properties/metaAttributes" ct:_="" ma:_="" ma:contentTypeName="Document" ma:contentTypeID="0x0101003EE04D916D7611488AA759BAA9A37716" ma:contentTypeVersion="34" ma:contentTypeDescription="Create a new document." ma:contentTypeScope="" ma:versionID="da43fd5ae1f7ae53ffd28d894363bfb4">
   <xsd:schema xmlns:xsd="http://www.w3.org/2001/XMLSchema" xmlns:xs="http://www.w3.org/2001/XMLSchema" xmlns:p="http://schemas.microsoft.com/office/2006/metadata/properties" xmlns:ns3="05ee331b-510f-4173-a5cc-a06d55a316fd" xmlns:ns4="ac56161a-35a2-4bac-99b6-8739237dc4f6" targetNamespace="http://schemas.microsoft.com/office/2006/metadata/properties" ma:root="true" ma:fieldsID="0e753ad016b352eaafbd0268c41c2a23" ns3:_="" ns4:_="">
     <xsd:import namespace="05ee331b-510f-4173-a5cc-a06d55a316fd"/>
@@ -14550,63 +14908,15 @@
 </ct:contentTypeSchema>
 </file>
 
-<file path=customXml/item4.xml><?xml version="1.0" encoding="utf-8"?>
-<b:Sources xmlns:b="http://schemas.openxmlformats.org/officeDocument/2006/bibliography" xmlns="http://schemas.openxmlformats.org/officeDocument/2006/bibliography" SelectedStyle="\HarvardAnglia2008OfficeOnline.xsl" StyleName="Harvard - Anglia" Version="2008">
-  <b:Source>
-    <b:Tag>Agi26</b:Tag>
-    <b:SourceType>InternetSite</b:SourceType>
-    <b:Guid>{78CC74B3-71D7-445A-BD1E-7DB0B7A44B13}</b:Guid>
-    <b:Title>What is MoSCoW Prioritization?</b:Title>
-    <b:Year>2026</b:Year>
-    <b:Author>
-      <b:Author>
-        <b:Corporate>Agile Business Consortium</b:Corporate>
-      </b:Author>
-    </b:Author>
-    <b:YearAccessed>2026</b:YearAccessed>
-    <b:MonthAccessed>July</b:MonthAccessed>
-    <b:DayAccessed>16</b:DayAccessed>
-    <b:URL>https://www.agilebusiness.org/resource/what-is-moscow-prioritization/</b:URL>
-    <b:RefOrder>1</b:RefOrder>
-  </b:Source>
-  <b:Source>
-    <b:Tag>Emb16</b:Tag>
-    <b:SourceType>InternetSite</b:SourceType>
-    <b:Guid>{96EC25F5-613B-41F7-9370-01F376E5A07F}</b:Guid>
-    <b:Author>
-      <b:Author>
-        <b:Corporate>Embarcadero</b:Corporate>
-      </b:Author>
-    </b:Author>
-    <b:Title>UML 1.5 Use Case Diagram Definition</b:Title>
-    <b:Year>2016</b:Year>
-    <b:YearAccessed>2026</b:YearAccessed>
-    <b:MonthAccessed>July</b:MonthAccessed>
-    <b:DayAccessed>17</b:DayAccessed>
-    <b:URL>https://docwiki.embarcadero.com/RADStudio/Athens/en/UML_1.5_Use_Case_Diagram_Definition</b:URL>
-    <b:RefOrder>2</b:RefOrder>
-  </b:Source>
-  <b:Source>
-    <b:Tag>Usa15</b:Tag>
-    <b:SourceType>InternetSite</b:SourceType>
-    <b:Guid>{B4141139-B38C-4554-A59F-ED8FEB6AA9B9}</b:Guid>
-    <b:Author>
-      <b:Author>
-        <b:Corporate>Usability First</b:Corporate>
-      </b:Author>
-    </b:Author>
-    <b:Title>Usability First - About Usability - Requirements Specification | Usability First</b:Title>
-    <b:Year>2015</b:Year>
-    <b:YearAccessed>2026</b:YearAccessed>
-    <b:MonthAccessed>July</b:MonthAccessed>
-    <b:DayAccessed>17</b:DayAccessed>
-    <b:URL>https://www.usabilityfirst.com/about-usability/requirements-specification/index.html</b:URL>
-    <b:RefOrder>3</b:RefOrder>
-  </b:Source>
-</b:Sources>
+<file path=customXml/itemProps1.xml><?xml version="1.0" encoding="utf-8"?>
+<ds:datastoreItem xmlns:ds="http://schemas.openxmlformats.org/officeDocument/2006/customXml" ds:itemID="{9B975280-634C-49AE-9293-B75FDC4277EB}">
+  <ds:schemaRefs>
+    <ds:schemaRef ds:uri="http://schemas.microsoft.com/sharepoint/v3/contenttype/forms"/>
+  </ds:schemaRefs>
+</ds:datastoreItem>
 </file>
 
-<file path=customXml/itemProps1.xml><?xml version="1.0" encoding="utf-8"?>
+<file path=customXml/itemProps2.xml><?xml version="1.0" encoding="utf-8"?>
 <ds:datastoreItem xmlns:ds="http://schemas.openxmlformats.org/officeDocument/2006/customXml" ds:itemID="{5C51FF54-1CBD-43E8-9B2A-B56F20CDF09A}">
   <ds:schemaRefs>
     <ds:schemaRef ds:uri="http://schemas.microsoft.com/office/2006/metadata/properties"/>
@@ -14616,15 +14926,15 @@
 </ds:datastoreItem>
 </file>
 
-<file path=customXml/itemProps2.xml><?xml version="1.0" encoding="utf-8"?>
-<ds:datastoreItem xmlns:ds="http://schemas.openxmlformats.org/officeDocument/2006/customXml" ds:itemID="{9B975280-634C-49AE-9293-B75FDC4277EB}">
+<file path=customXml/itemProps3.xml><?xml version="1.0" encoding="utf-8"?>
+<ds:datastoreItem xmlns:ds="http://schemas.openxmlformats.org/officeDocument/2006/customXml" ds:itemID="{96385D11-EAF3-4CDB-ABCB-8C38FB7363FD}">
   <ds:schemaRefs>
-    <ds:schemaRef ds:uri="http://schemas.microsoft.com/sharepoint/v3/contenttype/forms"/>
+    <ds:schemaRef ds:uri="http://schemas.openxmlformats.org/officeDocument/2006/bibliography"/>
   </ds:schemaRefs>
 </ds:datastoreItem>
 </file>
 
-<file path=customXml/itemProps3.xml><?xml version="1.0" encoding="utf-8"?>
+<file path=customXml/itemProps4.xml><?xml version="1.0" encoding="utf-8"?>
 <ds:datastoreItem xmlns:ds="http://schemas.openxmlformats.org/officeDocument/2006/customXml" ds:itemID="{3B693098-FF00-4095-9757-18FD92BDA8E2}">
   <ds:schemaRefs>
     <ds:schemaRef ds:uri="http://schemas.microsoft.com/office/2006/metadata/contentType"/>
@@ -14641,12 +14951,4 @@
     <ds:schemaRef ds:uri="http://schemas.microsoft.com/internal/obd"/>
   </ds:schemaRefs>
 </ds:datastoreItem>
-</file>
-
-<file path=customXml/itemProps4.xml><?xml version="1.0" encoding="utf-8"?>
-<ds:datastoreItem xmlns:ds="http://schemas.openxmlformats.org/officeDocument/2006/customXml" ds:itemID="{96385D11-EAF3-4CDB-ABCB-8C38FB7363FD}">
-  <ds:schemaRefs>
-    <ds:schemaRef ds:uri="http://schemas.openxmlformats.org/officeDocument/2006/bibliography"/>
-  </ds:schemaRefs>
-</ds:datastoreItem>
 </file>
--- a/docs/Technical Report Eoin Fitzsimons.docx
+++ b/docs/Technical Report Eoin Fitzsimons.docx
@@ -593,25 +593,7 @@
           <w:sz w:val="18"/>
           <w:szCs w:val="18"/>
         </w:rPr>
-        <w:t xml:space="preserve">supplied by the </w:t>
-      </w:r>
-      <w:proofErr w:type="gramStart"/>
-      <w:r>
-        <w:rPr>
-          <w:rFonts w:ascii="Verdana" w:hAnsi="Verdana"/>
-          <w:sz w:val="18"/>
-          <w:szCs w:val="18"/>
-        </w:rPr>
-        <w:t>Library</w:t>
-      </w:r>
-      <w:proofErr w:type="gramEnd"/>
-      <w:r>
-        <w:rPr>
-          <w:rFonts w:ascii="Verdana" w:hAnsi="Verdana"/>
-          <w:sz w:val="18"/>
-          <w:szCs w:val="18"/>
-        </w:rPr>
-        <w:t>.  To use other author's written or electronic work is illegal (plagiarism) and may result in disciplinary action.  Students may be required to undergo a viva (oral examination) if there is suspicion about the validity of their submitted work.</w:t>
+        <w:t>supplied by the Library.  To use other author's written or electronic work is illegal (plagiarism) and may result in disciplinary action.  Students may be required to undergo a viva (oral examination) if there is suspicion about the validity of their submitted work.</w:t>
       </w:r>
     </w:p>
     <w:p/>
@@ -678,25 +660,7 @@
           <w:bCs/>
           <w:highlight w:val="yellow"/>
         </w:rPr>
-        <w:t xml:space="preserve">successfully complete the </w:t>
-      </w:r>
-      <w:proofErr w:type="spellStart"/>
-      <w:r>
-        <w:rPr>
-          <w:b/>
-          <w:bCs/>
-          <w:highlight w:val="yellow"/>
-        </w:rPr>
-        <w:t>Epigeum</w:t>
-      </w:r>
-      <w:proofErr w:type="spellEnd"/>
-      <w:r>
-        <w:rPr>
-          <w:b/>
-          <w:bCs/>
-          <w:highlight w:val="yellow"/>
-        </w:rPr>
-        <w:t xml:space="preserve"> Academic Integrity Course</w:t>
+        <w:t>successfully complete the Epigeum Academic Integrity Course</w:t>
       </w:r>
       <w:r>
         <w:rPr>
@@ -1019,21 +983,7 @@
         <w:rPr>
           <w:b/>
         </w:rPr>
-        <w:t xml:space="preserve">Any project/assignment not submitted will be marked as a </w:t>
-      </w:r>
-      <w:proofErr w:type="gramStart"/>
-      <w:r>
-        <w:rPr>
-          <w:b/>
-        </w:rPr>
-        <w:t>fail</w:t>
-      </w:r>
-      <w:proofErr w:type="gramEnd"/>
-      <w:r>
-        <w:rPr>
-          <w:b/>
-        </w:rPr>
-        <w:t>.</w:t>
+        <w:t>Any project/assignment not submitted will be marked as a fail.</w:t>
       </w:r>
     </w:p>
     <w:p>
@@ -1057,21 +1007,7 @@
         <w:rPr>
           <w:b/>
         </w:rPr>
-        <w:t xml:space="preserve">Please check that you read AI and Academic Integrity Acknowledgement </w:t>
-      </w:r>
-      <w:proofErr w:type="spellStart"/>
-      <w:r>
-        <w:rPr>
-          <w:b/>
-        </w:rPr>
-        <w:t>Supplments</w:t>
-      </w:r>
-      <w:proofErr w:type="spellEnd"/>
-      <w:r>
-        <w:rPr>
-          <w:b/>
-        </w:rPr>
-        <w:t xml:space="preserve"> in this document</w:t>
+        <w:t>Please check that you read AI and Academic Integrity Acknowledgement Supplments in this document</w:t>
       </w:r>
     </w:p>
     <w:p/>
@@ -5294,13 +5230,8 @@
       </w:r>
     </w:p>
     <w:p>
-      <w:proofErr w:type="spellStart"/>
-      <w:r>
-        <w:t>pathlib</w:t>
-      </w:r>
-      <w:proofErr w:type="spellEnd"/>
-      <w:r>
-        <w:t xml:space="preserve"> – Path</w:t>
+      <w:r>
+        <w:t>pathlib – Path</w:t>
       </w:r>
     </w:p>
     <w:p>
@@ -5315,30 +5246,18 @@
     </w:p>
     <w:p>
       <w:r>
-        <w:t xml:space="preserve">typing – List, </w:t>
-      </w:r>
-      <w:proofErr w:type="spellStart"/>
-      <w:r>
-        <w:t>Dict</w:t>
-      </w:r>
-      <w:proofErr w:type="spellEnd"/>
-      <w:r>
-        <w:t>, Tuple</w:t>
-      </w:r>
-    </w:p>
-    <w:p>
-      <w:proofErr w:type="spellStart"/>
+        <w:t>typing – List, Dict, Tuple</w:t>
+      </w:r>
+    </w:p>
+    <w:p>
       <w:r>
         <w:t>json</w:t>
       </w:r>
-      <w:proofErr w:type="spellEnd"/>
-    </w:p>
-    <w:p>
-      <w:proofErr w:type="spellStart"/>
+    </w:p>
+    <w:p>
       <w:r>
         <w:t>dataclasses</w:t>
       </w:r>
-      <w:proofErr w:type="spellEnd"/>
     </w:p>
     <w:p>
       <w:r>
@@ -5347,18 +5266,14 @@
       <w:r>
         <w:t xml:space="preserve"> - </w:t>
       </w:r>
-      <w:proofErr w:type="spellStart"/>
       <w:r>
         <w:t>SystemRandom</w:t>
       </w:r>
-      <w:proofErr w:type="spellEnd"/>
-    </w:p>
-    <w:p>
-      <w:proofErr w:type="spellStart"/>
+    </w:p>
+    <w:p>
       <w:r>
         <w:t>os</w:t>
       </w:r>
-      <w:proofErr w:type="spellEnd"/>
     </w:p>
     <w:p>
       <w:pPr>
@@ -5642,15 +5557,7 @@
     </w:p>
     <w:p>
       <w:r>
-        <w:t xml:space="preserve">The </w:t>
-      </w:r>
-      <w:proofErr w:type="spellStart"/>
-      <w:r>
-        <w:t>MoSCoW</w:t>
-      </w:r>
-      <w:proofErr w:type="spellEnd"/>
-      <w:r>
-        <w:t xml:space="preserve"> prioritisation method was used to classify functional requirements according to their importance. Core functionality required for the successful completion of a race simulation was classified as Must Have, features that improve the user experience but are not essential to the simulation were classified as Should Have or Could Have, while functionality outside the scope of the minimum viable product (MVP) was classified as Won't Have</w:t>
+        <w:t>The MoSCoW prioritisation method was used to classify functional requirements according to their importance. Core functionality required for the successful completion of a race simulation was classified as Must Have, features that improve the user experience but are not essential to the simulation were classified as Should Have or Could Have, while functionality outside the scope of the minimum viable product (MVP) was classified as Won't Have</w:t>
       </w:r>
       <w:r>
         <w:t>.</w:t>
@@ -6356,65 +6263,73 @@
         <w:rPr>
           <w:lang w:val="en-GB"/>
         </w:rPr>
-        <w:t>Description</w:t>
-      </w:r>
-    </w:p>
-    <w:p>
-      <w:pPr>
+        <w:t xml:space="preserve">Description </w:t>
+      </w:r>
+      <w:r>
+        <w:t>&amp; Priority</w:t>
+      </w:r>
+    </w:p>
+    <w:p>
+      <w:r>
         <w:rPr>
           <w:lang w:val="en-GB"/>
         </w:rPr>
-      </w:pPr>
+        <w:t xml:space="preserve">The </w:t>
+      </w:r>
       <w:r>
         <w:rPr>
           <w:lang w:val="en-GB"/>
         </w:rPr>
-        <w:t xml:space="preserve">The </w:t>
+        <w:t>system</w:t>
       </w:r>
       <w:r>
         <w:rPr>
           <w:lang w:val="en-GB"/>
         </w:rPr>
-        <w:t>system</w:t>
+        <w:t xml:space="preserve"> takes all the events that took place within a race and presents </w:t>
       </w:r>
       <w:r>
         <w:rPr>
           <w:lang w:val="en-GB"/>
         </w:rPr>
-        <w:t xml:space="preserve"> takes all the events that took place within a race and presents </w:t>
+        <w:t>them</w:t>
       </w:r>
       <w:r>
         <w:rPr>
           <w:lang w:val="en-GB"/>
         </w:rPr>
-        <w:t>them</w:t>
+        <w:t xml:space="preserve"> in a </w:t>
       </w:r>
       <w:r>
         <w:rPr>
           <w:lang w:val="en-GB"/>
         </w:rPr>
-        <w:t xml:space="preserve"> in a </w:t>
+        <w:t>user-friendly</w:t>
       </w:r>
       <w:r>
         <w:rPr>
           <w:lang w:val="en-GB"/>
         </w:rPr>
-        <w:t>user-friendly</w:t>
+        <w:t xml:space="preserve"> manner</w:t>
       </w:r>
       <w:r>
         <w:rPr>
           <w:lang w:val="en-GB"/>
         </w:rPr>
-        <w:t xml:space="preserve"> manner</w:t>
-      </w:r>
-      <w:r>
+        <w:t>.</w:t>
+      </w:r>
+      <w:r>
+        <w:t xml:space="preserve"> This includes determining the final finishing order, displaying driver positions, completed laps, race status, and available performance statistics. The system uses the recorded race state and event history to provide context for the final result, allowing users to understand how the race developed rather than only viewing the final order.</w:t>
+      </w:r>
+    </w:p>
+    <w:p>
+      <w:pPr>
         <w:rPr>
           <w:lang w:val="en-GB"/>
         </w:rPr>
-        <w:t>.</w:t>
-      </w:r>
-      <w:r>
-        <w:t xml:space="preserve"> This includes determining the final finishing order, displaying driver positions, completed laps, race status, and available performance statistics. The system uses the recorded race state and event history to provide context for the final result, allowing users to understand how the race developed rather than only viewing the final order.</w:t>
+      </w:pPr>
+      <w:r>
+        <w:t>Priority: High</w:t>
       </w:r>
     </w:p>
     <w:p>
@@ -6871,7 +6786,10 @@
         <w:rPr>
           <w:lang w:val="en-GB"/>
         </w:rPr>
-        <w:t>Description</w:t>
+        <w:t xml:space="preserve">Description </w:t>
+      </w:r>
+      <w:r>
+        <w:t>&amp; Priority</w:t>
       </w:r>
     </w:p>
     <w:p>
@@ -6898,6 +6816,16 @@
           <w:lang w:val="en-GB"/>
         </w:rPr>
         <w:t>The simulation maintains the current race state throughout the event by processing each simulation interval until the required race distance has been completed.</w:t>
+      </w:r>
+    </w:p>
+    <w:p>
+      <w:pPr>
+        <w:rPr>
+          <w:lang w:val="en-GB"/>
+        </w:rPr>
+      </w:pPr>
+      <w:r>
+        <w:t>Priority: High</w:t>
       </w:r>
     </w:p>
     <w:p>
@@ -6955,6 +6883,7 @@
         </w:numPr>
       </w:pPr>
       <w:r>
+        <w:lastRenderedPageBreak/>
         <w:t>The simulation engine has been initialised.</w:t>
       </w:r>
     </w:p>
@@ -6963,7 +6892,6 @@
         <w:pStyle w:val="Heading6"/>
       </w:pPr>
       <w:r>
-        <w:lastRenderedPageBreak/>
         <w:t>Activation</w:t>
       </w:r>
     </w:p>
@@ -7272,7 +7200,10 @@
         <w:rPr>
           <w:lang w:val="en-GB"/>
         </w:rPr>
-        <w:t>Description</w:t>
+        <w:t xml:space="preserve">Description </w:t>
+      </w:r>
+      <w:r>
+        <w:t>&amp; Priority</w:t>
       </w:r>
     </w:p>
     <w:p>
@@ -7311,6 +7242,19 @@
           <w:lang w:val="en-GB"/>
         </w:rPr>
         <w:t>The interface receives updated race data during simulation execution and presents changes to the user. This allows the user to observe how the race develops over time, including changes in position and driver performance.</w:t>
+      </w:r>
+    </w:p>
+    <w:p>
+      <w:pPr>
+        <w:rPr>
+          <w:lang w:val="en-GB"/>
+        </w:rPr>
+      </w:pPr>
+      <w:r>
+        <w:t>Priority: Hig</w:t>
+      </w:r>
+      <w:r>
+        <w:t>h</w:t>
       </w:r>
     </w:p>
     <w:p>
@@ -7762,15 +7706,32 @@
         </w:rPr>
         <w:t>Description</w:t>
       </w:r>
-    </w:p>
-    <w:p>
-      <w:pPr>
+      <w:r>
         <w:rPr>
           <w:lang w:val="en-GB"/>
         </w:rPr>
-      </w:pPr>
+        <w:t xml:space="preserve"> </w:t>
+      </w:r>
+      <w:r>
+        <w:t>&amp; Priority</w:t>
+      </w:r>
+    </w:p>
+    <w:p>
       <w:r>
         <w:t>The system provides a configuration interface where the user can select available race parameters before execution. The selected configuration determines the conditions used by the simulation engine when creating and running the race.</w:t>
+      </w:r>
+    </w:p>
+    <w:p>
+      <w:pPr>
+        <w:rPr>
+          <w:lang w:val="en-GB"/>
+        </w:rPr>
+      </w:pPr>
+      <w:r>
+        <w:t>Priority: Hig</w:t>
+      </w:r>
+      <w:r>
+        <w:t>h</w:t>
       </w:r>
     </w:p>
     <w:p>
@@ -7852,6 +7813,7 @@
         <w:pStyle w:val="Heading6"/>
       </w:pPr>
       <w:r>
+        <w:lastRenderedPageBreak/>
         <w:t>Main flow</w:t>
       </w:r>
     </w:p>
@@ -7912,7 +7874,6 @@
           <w:rFonts w:eastAsia="Times New Roman"/>
           <w:lang w:eastAsia="en-IE"/>
         </w:rPr>
-        <w:lastRenderedPageBreak/>
         <w:t xml:space="preserve">The system validates the selected configuration. </w:t>
       </w:r>
     </w:p>
@@ -8222,13 +8183,20 @@
         </w:rPr>
         <w:t>Description</w:t>
       </w:r>
-    </w:p>
-    <w:p>
-      <w:pPr>
+      <w:r>
         <w:rPr>
           <w:lang w:val="en-GB"/>
         </w:rPr>
-      </w:pPr>
+        <w:t xml:space="preserve"> </w:t>
+      </w:r>
+      <w:r>
+        <w:rPr>
+          <w:lang w:val="en-GB"/>
+        </w:rPr>
+        <w:t>&amp; Priority</w:t>
+      </w:r>
+    </w:p>
+    <w:p>
       <w:r>
         <w:t>The</w:t>
       </w:r>
@@ -8237,6 +8205,19 @@
       </w:r>
       <w:r>
         <w:t xml:space="preserve"> system provide access to driver information before and during the race. This allows the user to understand driver characteristics and provides additional context when observing race performance.</w:t>
+      </w:r>
+    </w:p>
+    <w:p>
+      <w:pPr>
+        <w:rPr>
+          <w:lang w:val="en-GB"/>
+        </w:rPr>
+      </w:pPr>
+      <w:r>
+        <w:t xml:space="preserve">Priority: </w:t>
+      </w:r>
+      <w:r>
+        <w:t>Medium</w:t>
       </w:r>
     </w:p>
     <w:p>
@@ -8297,6 +8278,7 @@
         <w:pStyle w:val="Heading6"/>
       </w:pPr>
       <w:r>
+        <w:lastRenderedPageBreak/>
         <w:t>Main flow</w:t>
       </w:r>
     </w:p>
@@ -8337,7 +8319,6 @@
           <w:rFonts w:eastAsia="Times New Roman"/>
           <w:lang w:eastAsia="en-IE"/>
         </w:rPr>
-        <w:lastRenderedPageBreak/>
         <w:t xml:space="preserve">The system displays the driver list. </w:t>
       </w:r>
     </w:p>
@@ -8638,13 +8619,7 @@
         <w:rPr>
           <w:lang w:val="en-GB"/>
         </w:rPr>
-        <w:t>Priority</w:t>
-      </w:r>
-      <w:r>
-        <w:rPr>
-          <w:lang w:val="en-GB"/>
-        </w:rPr>
-        <w:t>:</w:t>
+        <w:t>Priority:</w:t>
       </w:r>
       <w:r>
         <w:t xml:space="preserve"> Low</w:t>
@@ -9329,7 +9304,7 @@
         </w:rPr>
         <w:lastRenderedPageBreak/>
         <w:drawing>
-          <wp:anchor distT="0" distB="0" distL="114300" distR="114300" simplePos="0" relativeHeight="251658240" behindDoc="0" locked="0" layoutInCell="1" allowOverlap="1" wp14:anchorId="6CF9A6C4" wp14:editId="20FAA860">
+          <wp:anchor distT="0" distB="0" distL="114300" distR="114300" simplePos="0" relativeHeight="251658240" behindDoc="0" locked="0" layoutInCell="1" allowOverlap="1" wp14:anchorId="6CF9A6C4" wp14:editId="5B29D330">
             <wp:simplePos x="0" y="0"/>
             <wp:positionH relativeFrom="margin">
               <wp:align>center</wp:align>
@@ -9541,25 +9516,7 @@
           <w:szCs w:val="24"/>
           <w:highlight w:val="yellow"/>
         </w:rPr>
-        <w:t xml:space="preserve">. It may also include performance evaluations, scalability, correctness, etc. depending on the focus of the project.  </w:t>
-      </w:r>
-      <w:proofErr w:type="spellStart"/>
-      <w:r>
-        <w:rPr>
-          <w:sz w:val="24"/>
-          <w:szCs w:val="24"/>
-          <w:highlight w:val="yellow"/>
-        </w:rPr>
-        <w:t>Quantative</w:t>
-      </w:r>
-      <w:proofErr w:type="spellEnd"/>
-      <w:r>
-        <w:rPr>
-          <w:sz w:val="24"/>
-          <w:szCs w:val="24"/>
-          <w:highlight w:val="yellow"/>
-        </w:rPr>
-        <w:t xml:space="preserve"> results may be reported in tables or figures.</w:t>
+        <w:t>. It may also include performance evaluations, scalability, correctness, etc. depending on the focus of the project.  Quantative results may be reported in tables or figures.</w:t>
       </w:r>
     </w:p>
     <w:p>
@@ -12853,7 +12810,7 @@
   <w:style w:type="paragraph" w:default="1" w:styleId="Normal">
     <w:name w:val="Normal"/>
     <w:qFormat/>
-    <w:rsid w:val="002D5A3B"/>
+    <w:rsid w:val="00F93AFD"/>
   </w:style>
   <w:style w:type="paragraph" w:styleId="Heading1">
     <w:name w:val="heading 1"/>
@@ -13101,7 +13058,6 @@
   <w:style w:type="character" w:default="1" w:styleId="DefaultParagraphFont">
     <w:name w:val="Default Paragraph Font"/>
     <w:uiPriority w:val="1"/>
-    <w:semiHidden/>
     <w:unhideWhenUsed/>
   </w:style>
   <w:style w:type="table" w:default="1" w:styleId="TableNormal">
@@ -14076,6 +14032,19 @@
       </w:tcPr>
     </w:tblStylePr>
   </w:style>
+  <w:style w:type="paragraph" w:styleId="NormalWeb">
+    <w:name w:val="Normal (Web)"/>
+    <w:basedOn w:val="Normal"/>
+    <w:uiPriority w:val="99"/>
+    <w:semiHidden/>
+    <w:unhideWhenUsed/>
+    <w:rsid w:val="000525C8"/>
+    <w:rPr>
+      <w:rFonts w:ascii="Times New Roman" w:hAnsi="Times New Roman" w:cs="Times New Roman"/>
+      <w:sz w:val="24"/>
+      <w:szCs w:val="24"/>
+    </w:rPr>
+  </w:style>
 </w:styles>
 </file>
 
@@ -14375,15 +14344,6 @@
 </file>
 
 <file path=customXml/item1.xml><?xml version="1.0" encoding="utf-8"?>
-<?mso-contentType ?>
-<FormTemplates xmlns="http://schemas.microsoft.com/sharepoint/v3/contenttype/forms">
-  <Display>DocumentLibraryForm</Display>
-  <Edit>DocumentLibraryForm</Edit>
-  <New>DocumentLibraryForm</New>
-</FormTemplates>
-</file>
-
-<file path=customXml/item2.xml><?xml version="1.0" encoding="utf-8"?>
 <p:properties xmlns:p="http://schemas.microsoft.com/office/2006/metadata/properties" xmlns:xsi="http://www.w3.org/2001/XMLSchema-instance" xmlns:pc="http://schemas.microsoft.com/office/infopath/2007/PartnerControls">
   <documentManagement>
     <Teams_Channel_Section_Location xmlns="ac56161a-35a2-4bac-99b6-8739237dc4f6" xsi:nil="true"/>
@@ -14435,63 +14395,16 @@
 </p:properties>
 </file>
 
-<file path=customXml/item3.xml><?xml version="1.0" encoding="utf-8"?>
-<b:Sources xmlns:b="http://schemas.openxmlformats.org/officeDocument/2006/bibliography" xmlns="http://schemas.openxmlformats.org/officeDocument/2006/bibliography" SelectedStyle="\HarvardAnglia2008OfficeOnline.xsl" StyleName="Harvard - Anglia" Version="2008">
-  <b:Source>
-    <b:Tag>Agi26</b:Tag>
-    <b:SourceType>InternetSite</b:SourceType>
-    <b:Guid>{78CC74B3-71D7-445A-BD1E-7DB0B7A44B13}</b:Guid>
-    <b:Title>What is MoSCoW Prioritization?</b:Title>
-    <b:Year>2026</b:Year>
-    <b:Author>
-      <b:Author>
-        <b:Corporate>Agile Business Consortium</b:Corporate>
-      </b:Author>
-    </b:Author>
-    <b:YearAccessed>2026</b:YearAccessed>
-    <b:MonthAccessed>July</b:MonthAccessed>
-    <b:DayAccessed>16</b:DayAccessed>
-    <b:URL>https://www.agilebusiness.org/resource/what-is-moscow-prioritization/</b:URL>
-    <b:RefOrder>1</b:RefOrder>
-  </b:Source>
-  <b:Source>
-    <b:Tag>Emb16</b:Tag>
-    <b:SourceType>InternetSite</b:SourceType>
-    <b:Guid>{96EC25F5-613B-41F7-9370-01F376E5A07F}</b:Guid>
-    <b:Author>
-      <b:Author>
-        <b:Corporate>Embarcadero</b:Corporate>
-      </b:Author>
-    </b:Author>
-    <b:Title>UML 1.5 Use Case Diagram Definition</b:Title>
-    <b:Year>2016</b:Year>
-    <b:YearAccessed>2026</b:YearAccessed>
-    <b:MonthAccessed>July</b:MonthAccessed>
-    <b:DayAccessed>17</b:DayAccessed>
-    <b:URL>https://docwiki.embarcadero.com/RADStudio/Athens/en/UML_1.5_Use_Case_Diagram_Definition</b:URL>
-    <b:RefOrder>2</b:RefOrder>
-  </b:Source>
-  <b:Source>
-    <b:Tag>Usa15</b:Tag>
-    <b:SourceType>InternetSite</b:SourceType>
-    <b:Guid>{B4141139-B38C-4554-A59F-ED8FEB6AA9B9}</b:Guid>
-    <b:Author>
-      <b:Author>
-        <b:Corporate>Usability First</b:Corporate>
-      </b:Author>
-    </b:Author>
-    <b:Title>Usability First - About Usability - Requirements Specification | Usability First</b:Title>
-    <b:Year>2015</b:Year>
-    <b:YearAccessed>2026</b:YearAccessed>
-    <b:MonthAccessed>July</b:MonthAccessed>
-    <b:DayAccessed>17</b:DayAccessed>
-    <b:URL>https://www.usabilityfirst.com/about-usability/requirements-specification/index.html</b:URL>
-    <b:RefOrder>3</b:RefOrder>
-  </b:Source>
-</b:Sources>
+<file path=customXml/item2.xml><?xml version="1.0" encoding="utf-8"?>
+<?mso-contentType ?>
+<FormTemplates xmlns="http://schemas.microsoft.com/sharepoint/v3/contenttype/forms">
+  <Display>DocumentLibraryForm</Display>
+  <Edit>DocumentLibraryForm</Edit>
+  <New>DocumentLibraryForm</New>
+</FormTemplates>
 </file>
 
-<file path=customXml/item4.xml><?xml version="1.0" encoding="utf-8"?>
+<file path=customXml/item3.xml><?xml version="1.0" encoding="utf-8"?>
 <ct:contentTypeSchema xmlns:ct="http://schemas.microsoft.com/office/2006/metadata/contentType" xmlns:ma="http://schemas.microsoft.com/office/2006/metadata/properties/metaAttributes" ct:_="" ma:_="" ma:contentTypeName="Document" ma:contentTypeID="0x0101003EE04D916D7611488AA759BAA9A37716" ma:contentTypeVersion="34" ma:contentTypeDescription="Create a new document." ma:contentTypeScope="" ma:versionID="da43fd5ae1f7ae53ffd28d894363bfb4">
   <xsd:schema xmlns:xsd="http://www.w3.org/2001/XMLSchema" xmlns:xs="http://www.w3.org/2001/XMLSchema" xmlns:p="http://schemas.microsoft.com/office/2006/metadata/properties" xmlns:ns3="05ee331b-510f-4173-a5cc-a06d55a316fd" xmlns:ns4="ac56161a-35a2-4bac-99b6-8739237dc4f6" targetNamespace="http://schemas.microsoft.com/office/2006/metadata/properties" ma:root="true" ma:fieldsID="0e753ad016b352eaafbd0268c41c2a23" ns3:_="" ns4:_="">
     <xsd:import namespace="05ee331b-510f-4173-a5cc-a06d55a316fd"/>
@@ -14908,15 +14821,63 @@
 </ct:contentTypeSchema>
 </file>
 
-<file path=customXml/itemProps1.xml><?xml version="1.0" encoding="utf-8"?>
-<ds:datastoreItem xmlns:ds="http://schemas.openxmlformats.org/officeDocument/2006/customXml" ds:itemID="{9B975280-634C-49AE-9293-B75FDC4277EB}">
-  <ds:schemaRefs>
-    <ds:schemaRef ds:uri="http://schemas.microsoft.com/sharepoint/v3/contenttype/forms"/>
-  </ds:schemaRefs>
-</ds:datastoreItem>
+<file path=customXml/item4.xml><?xml version="1.0" encoding="utf-8"?>
+<b:Sources xmlns:b="http://schemas.openxmlformats.org/officeDocument/2006/bibliography" xmlns="http://schemas.openxmlformats.org/officeDocument/2006/bibliography" SelectedStyle="\HarvardAnglia2008OfficeOnline.xsl" StyleName="Harvard - Anglia" Version="2008">
+  <b:Source>
+    <b:Tag>Agi26</b:Tag>
+    <b:SourceType>InternetSite</b:SourceType>
+    <b:Guid>{78CC74B3-71D7-445A-BD1E-7DB0B7A44B13}</b:Guid>
+    <b:Title>What is MoSCoW Prioritization?</b:Title>
+    <b:Year>2026</b:Year>
+    <b:Author>
+      <b:Author>
+        <b:Corporate>Agile Business Consortium</b:Corporate>
+      </b:Author>
+    </b:Author>
+    <b:YearAccessed>2026</b:YearAccessed>
+    <b:MonthAccessed>July</b:MonthAccessed>
+    <b:DayAccessed>16</b:DayAccessed>
+    <b:URL>https://www.agilebusiness.org/resource/what-is-moscow-prioritization/</b:URL>
+    <b:RefOrder>1</b:RefOrder>
+  </b:Source>
+  <b:Source>
+    <b:Tag>Emb16</b:Tag>
+    <b:SourceType>InternetSite</b:SourceType>
+    <b:Guid>{96EC25F5-613B-41F7-9370-01F376E5A07F}</b:Guid>
+    <b:Author>
+      <b:Author>
+        <b:Corporate>Embarcadero</b:Corporate>
+      </b:Author>
+    </b:Author>
+    <b:Title>UML 1.5 Use Case Diagram Definition</b:Title>
+    <b:Year>2016</b:Year>
+    <b:YearAccessed>2026</b:YearAccessed>
+    <b:MonthAccessed>July</b:MonthAccessed>
+    <b:DayAccessed>17</b:DayAccessed>
+    <b:URL>https://docwiki.embarcadero.com/RADStudio/Athens/en/UML_1.5_Use_Case_Diagram_Definition</b:URL>
+    <b:RefOrder>2</b:RefOrder>
+  </b:Source>
+  <b:Source>
+    <b:Tag>Usa15</b:Tag>
+    <b:SourceType>InternetSite</b:SourceType>
+    <b:Guid>{B4141139-B38C-4554-A59F-ED8FEB6AA9B9}</b:Guid>
+    <b:Author>
+      <b:Author>
+        <b:Corporate>Usability First</b:Corporate>
+      </b:Author>
+    </b:Author>
+    <b:Title>Usability First - About Usability - Requirements Specification | Usability First</b:Title>
+    <b:Year>2015</b:Year>
+    <b:YearAccessed>2026</b:YearAccessed>
+    <b:MonthAccessed>July</b:MonthAccessed>
+    <b:DayAccessed>17</b:DayAccessed>
+    <b:URL>https://www.usabilityfirst.com/about-usability/requirements-specification/index.html</b:URL>
+    <b:RefOrder>3</b:RefOrder>
+  </b:Source>
+</b:Sources>
 </file>
 
-<file path=customXml/itemProps2.xml><?xml version="1.0" encoding="utf-8"?>
+<file path=customXml/itemProps1.xml><?xml version="1.0" encoding="utf-8"?>
 <ds:datastoreItem xmlns:ds="http://schemas.openxmlformats.org/officeDocument/2006/customXml" ds:itemID="{5C51FF54-1CBD-43E8-9B2A-B56F20CDF09A}">
   <ds:schemaRefs>
     <ds:schemaRef ds:uri="http://schemas.microsoft.com/office/2006/metadata/properties"/>
@@ -14926,15 +14887,15 @@
 </ds:datastoreItem>
 </file>
 
-<file path=customXml/itemProps3.xml><?xml version="1.0" encoding="utf-8"?>
-<ds:datastoreItem xmlns:ds="http://schemas.openxmlformats.org/officeDocument/2006/customXml" ds:itemID="{96385D11-EAF3-4CDB-ABCB-8C38FB7363FD}">
+<file path=customXml/itemProps2.xml><?xml version="1.0" encoding="utf-8"?>
+<ds:datastoreItem xmlns:ds="http://schemas.openxmlformats.org/officeDocument/2006/customXml" ds:itemID="{9B975280-634C-49AE-9293-B75FDC4277EB}">
   <ds:schemaRefs>
-    <ds:schemaRef ds:uri="http://schemas.openxmlformats.org/officeDocument/2006/bibliography"/>
+    <ds:schemaRef ds:uri="http://schemas.microsoft.com/sharepoint/v3/contenttype/forms"/>
   </ds:schemaRefs>
 </ds:datastoreItem>
 </file>
 
-<file path=customXml/itemProps4.xml><?xml version="1.0" encoding="utf-8"?>
+<file path=customXml/itemProps3.xml><?xml version="1.0" encoding="utf-8"?>
 <ds:datastoreItem xmlns:ds="http://schemas.openxmlformats.org/officeDocument/2006/customXml" ds:itemID="{3B693098-FF00-4095-9757-18FD92BDA8E2}">
   <ds:schemaRefs>
     <ds:schemaRef ds:uri="http://schemas.microsoft.com/office/2006/metadata/contentType"/>
@@ -14951,4 +14912,12 @@
     <ds:schemaRef ds:uri="http://schemas.microsoft.com/internal/obd"/>
   </ds:schemaRefs>
 </ds:datastoreItem>
+</file>
+
+<file path=customXml/itemProps4.xml><?xml version="1.0" encoding="utf-8"?>
+<ds:datastoreItem xmlns:ds="http://schemas.openxmlformats.org/officeDocument/2006/customXml" ds:itemID="{96385D11-EAF3-4CDB-ABCB-8C38FB7363FD}">
+  <ds:schemaRefs>
+    <ds:schemaRef ds:uri="http://schemas.openxmlformats.org/officeDocument/2006/bibliography"/>
+  </ds:schemaRefs>
+</ds:datastoreItem>
 </file>
--- a/docs/Technical Report Eoin Fitzsimons.docx
+++ b/docs/Technical Report Eoin Fitzsimons.docx
@@ -593,7 +593,25 @@
           <w:sz w:val="18"/>
           <w:szCs w:val="18"/>
         </w:rPr>
-        <w:t>supplied by the Library.  To use other author's written or electronic work is illegal (plagiarism) and may result in disciplinary action.  Students may be required to undergo a viva (oral examination) if there is suspicion about the validity of their submitted work.</w:t>
+        <w:t xml:space="preserve">supplied by the </w:t>
+      </w:r>
+      <w:proofErr w:type="gramStart"/>
+      <w:r>
+        <w:rPr>
+          <w:rFonts w:ascii="Verdana" w:hAnsi="Verdana"/>
+          <w:sz w:val="18"/>
+          <w:szCs w:val="18"/>
+        </w:rPr>
+        <w:t>Library</w:t>
+      </w:r>
+      <w:proofErr w:type="gramEnd"/>
+      <w:r>
+        <w:rPr>
+          <w:rFonts w:ascii="Verdana" w:hAnsi="Verdana"/>
+          <w:sz w:val="18"/>
+          <w:szCs w:val="18"/>
+        </w:rPr>
+        <w:t>.  To use other author's written or electronic work is illegal (plagiarism) and may result in disciplinary action.  Students may be required to undergo a viva (oral examination) if there is suspicion about the validity of their submitted work.</w:t>
       </w:r>
     </w:p>
     <w:p/>
@@ -660,7 +678,25 @@
           <w:bCs/>
           <w:highlight w:val="yellow"/>
         </w:rPr>
-        <w:t>successfully complete the Epigeum Academic Integrity Course</w:t>
+        <w:t xml:space="preserve">successfully complete the </w:t>
+      </w:r>
+      <w:proofErr w:type="spellStart"/>
+      <w:r>
+        <w:rPr>
+          <w:b/>
+          <w:bCs/>
+          <w:highlight w:val="yellow"/>
+        </w:rPr>
+        <w:t>Epigeum</w:t>
+      </w:r>
+      <w:proofErr w:type="spellEnd"/>
+      <w:r>
+        <w:rPr>
+          <w:b/>
+          <w:bCs/>
+          <w:highlight w:val="yellow"/>
+        </w:rPr>
+        <w:t xml:space="preserve"> Academic Integrity Course</w:t>
       </w:r>
       <w:r>
         <w:rPr>
@@ -983,7 +1019,21 @@
         <w:rPr>
           <w:b/>
         </w:rPr>
-        <w:t>Any project/assignment not submitted will be marked as a fail.</w:t>
+        <w:t xml:space="preserve">Any project/assignment not submitted will be marked as a </w:t>
+      </w:r>
+      <w:proofErr w:type="gramStart"/>
+      <w:r>
+        <w:rPr>
+          <w:b/>
+        </w:rPr>
+        <w:t>fail</w:t>
+      </w:r>
+      <w:proofErr w:type="gramEnd"/>
+      <w:r>
+        <w:rPr>
+          <w:b/>
+        </w:rPr>
+        <w:t>.</w:t>
       </w:r>
     </w:p>
     <w:p>
@@ -1007,7 +1057,21 @@
         <w:rPr>
           <w:b/>
         </w:rPr>
-        <w:t>Please check that you read AI and Academic Integrity Acknowledgement Supplments in this document</w:t>
+        <w:t xml:space="preserve">Please check that you read AI and Academic Integrity Acknowledgement </w:t>
+      </w:r>
+      <w:proofErr w:type="spellStart"/>
+      <w:r>
+        <w:rPr>
+          <w:b/>
+        </w:rPr>
+        <w:t>Supplments</w:t>
+      </w:r>
+      <w:proofErr w:type="spellEnd"/>
+      <w:r>
+        <w:rPr>
+          <w:b/>
+        </w:rPr>
+        <w:t xml:space="preserve"> in this document</w:t>
       </w:r>
     </w:p>
     <w:p/>
@@ -5230,8 +5294,13 @@
       </w:r>
     </w:p>
     <w:p>
-      <w:r>
-        <w:t>pathlib – Path</w:t>
+      <w:proofErr w:type="spellStart"/>
+      <w:r>
+        <w:t>pathlib</w:t>
+      </w:r>
+      <w:proofErr w:type="spellEnd"/>
+      <w:r>
+        <w:t xml:space="preserve"> – Path</w:t>
       </w:r>
     </w:p>
     <w:p>
@@ -5246,18 +5315,30 @@
     </w:p>
     <w:p>
       <w:r>
-        <w:t>typing – List, Dict, Tuple</w:t>
-      </w:r>
-    </w:p>
-    <w:p>
+        <w:t xml:space="preserve">typing – List, </w:t>
+      </w:r>
+      <w:proofErr w:type="spellStart"/>
+      <w:r>
+        <w:t>Dict</w:t>
+      </w:r>
+      <w:proofErr w:type="spellEnd"/>
+      <w:r>
+        <w:t>, Tuple</w:t>
+      </w:r>
+    </w:p>
+    <w:p>
+      <w:proofErr w:type="spellStart"/>
       <w:r>
         <w:t>json</w:t>
       </w:r>
-    </w:p>
-    <w:p>
+      <w:proofErr w:type="spellEnd"/>
+    </w:p>
+    <w:p>
+      <w:proofErr w:type="spellStart"/>
       <w:r>
         <w:t>dataclasses</w:t>
       </w:r>
+      <w:proofErr w:type="spellEnd"/>
     </w:p>
     <w:p>
       <w:r>
@@ -5266,14 +5347,18 @@
       <w:r>
         <w:t xml:space="preserve"> - </w:t>
       </w:r>
+      <w:proofErr w:type="spellStart"/>
       <w:r>
         <w:t>SystemRandom</w:t>
       </w:r>
-    </w:p>
-    <w:p>
+      <w:proofErr w:type="spellEnd"/>
+    </w:p>
+    <w:p>
+      <w:proofErr w:type="spellStart"/>
       <w:r>
         <w:t>os</w:t>
       </w:r>
+      <w:proofErr w:type="spellEnd"/>
     </w:p>
     <w:p>
       <w:pPr>
@@ -5557,7 +5642,15 @@
     </w:p>
     <w:p>
       <w:r>
-        <w:t>The MoSCoW prioritisation method was used to classify functional requirements according to their importance. Core functionality required for the successful completion of a race simulation was classified as Must Have, features that improve the user experience but are not essential to the simulation were classified as Should Have or Could Have, while functionality outside the scope of the minimum viable product (MVP) was classified as Won't Have</w:t>
+        <w:t xml:space="preserve">The </w:t>
+      </w:r>
+      <w:proofErr w:type="spellStart"/>
+      <w:r>
+        <w:t>MoSCoW</w:t>
+      </w:r>
+      <w:proofErr w:type="spellEnd"/>
+      <w:r>
+        <w:t xml:space="preserve"> prioritisation method was used to classify functional requirements according to their importance. Core functionality required for the successful completion of a race simulation was classified as Must Have, features that improve the user experience but are not essential to the simulation were classified as Should Have or Could Have, while functionality outside the scope of the minimum viable product (MVP) was classified as Won't Have</w:t>
       </w:r>
       <w:r>
         <w:t>.</w:t>
@@ -9221,34 +9314,34 @@
     </w:p>
     <w:p>
       <w:pPr>
-        <w:ind w:left="360"/>
-        <w:rPr>
-          <w:color w:val="0070C0"/>
-          <w:sz w:val="24"/>
-          <w:szCs w:val="24"/>
-        </w:rPr>
-      </w:pPr>
-      <w:r>
-        <w:rPr>
-          <w:sz w:val="24"/>
-          <w:szCs w:val="24"/>
-        </w:rPr>
-        <w:t>Change of random names to names by nationality.</w:t>
-      </w:r>
-    </w:p>
-    <w:p>
-      <w:pPr>
-        <w:ind w:left="360"/>
-      </w:pPr>
-      <w:r>
-        <w:rPr>
-          <w:noProof/>
-        </w:rPr>
+        <w:pStyle w:val="Heading3"/>
+      </w:pPr>
+      <w:r>
+        <w:t>Telemetry</w:t>
+      </w:r>
+    </w:p>
+    <w:p>
+      <w:pPr>
+        <w:rPr>
+          <w:highlight w:val="lightGray"/>
+        </w:rPr>
+      </w:pPr>
+    </w:p>
+    <w:p>
+      <w:r>
         <w:drawing>
-          <wp:inline distT="0" distB="0" distL="0" distR="0" wp14:anchorId="2C9F8217" wp14:editId="76E45009">
-            <wp:extent cx="5731510" cy="5608955"/>
-            <wp:effectExtent l="0" t="0" r="2540" b="0"/>
-            <wp:docPr id="282332314" name="Picture 1"/>
+          <wp:anchor distT="0" distB="0" distL="114300" distR="114300" simplePos="0" relativeHeight="251658240" behindDoc="0" locked="0" layoutInCell="1" allowOverlap="1" wp14:anchorId="47E7AA28" wp14:editId="17C557E2">
+            <wp:simplePos x="0" y="0"/>
+            <wp:positionH relativeFrom="column">
+              <wp:posOffset>0</wp:posOffset>
+            </wp:positionH>
+            <wp:positionV relativeFrom="paragraph">
+              <wp:posOffset>-2890</wp:posOffset>
+            </wp:positionV>
+            <wp:extent cx="2459421" cy="6148553"/>
+            <wp:effectExtent l="0" t="0" r="0" b="5080"/>
+            <wp:wrapSquare wrapText="bothSides"/>
+            <wp:docPr id="191246617" name="Picture 1"/>
             <wp:cNvGraphicFramePr>
               <a:graphicFrameLocks xmlns:a="http://schemas.openxmlformats.org/drawingml/2006/main" noChangeAspect="1"/>
             </wp:cNvGraphicFramePr>
@@ -9256,78 +9349,11 @@
               <a:graphicData uri="http://schemas.openxmlformats.org/drawingml/2006/picture">
                 <pic:pic xmlns:pic="http://schemas.openxmlformats.org/drawingml/2006/picture">
                   <pic:nvPicPr>
-                    <pic:cNvPr id="0" name="Picture 1"/>
-                    <pic:cNvPicPr>
-                      <a:picLocks noChangeAspect="1" noChangeArrowheads="1"/>
-                    </pic:cNvPicPr>
+                    <pic:cNvPr id="191246617" name=""/>
+                    <pic:cNvPicPr/>
                   </pic:nvPicPr>
                   <pic:blipFill>
                     <a:blip r:embed="rId20">
-                      <a:extLst>
-                        <a:ext uri="{28A0092B-C50C-407E-A947-70E740481C1C}">
-                          <a14:useLocalDpi xmlns:a14="http://schemas.microsoft.com/office/drawing/2010/main" val="0"/>
-                        </a:ext>
-                      </a:extLst>
-                    </a:blip>
-                    <a:srcRect/>
-                    <a:stretch>
-                      <a:fillRect/>
-                    </a:stretch>
-                  </pic:blipFill>
-                  <pic:spPr bwMode="auto">
-                    <a:xfrm>
-                      <a:off x="0" y="0"/>
-                      <a:ext cx="5731510" cy="5608955"/>
-                    </a:xfrm>
-                    <a:prstGeom prst="rect">
-                      <a:avLst/>
-                    </a:prstGeom>
-                    <a:noFill/>
-                    <a:ln>
-                      <a:noFill/>
-                    </a:ln>
-                  </pic:spPr>
-                </pic:pic>
-              </a:graphicData>
-            </a:graphic>
-          </wp:inline>
-        </w:drawing>
-      </w:r>
-    </w:p>
-    <w:p>
-      <w:pPr>
-        <w:ind w:left="360"/>
-      </w:pPr>
-      <w:r>
-        <w:rPr>
-          <w:noProof/>
-        </w:rPr>
-        <w:lastRenderedPageBreak/>
-        <w:drawing>
-          <wp:anchor distT="0" distB="0" distL="114300" distR="114300" simplePos="0" relativeHeight="251658240" behindDoc="0" locked="0" layoutInCell="1" allowOverlap="1" wp14:anchorId="6CF9A6C4" wp14:editId="5B29D330">
-            <wp:simplePos x="0" y="0"/>
-            <wp:positionH relativeFrom="margin">
-              <wp:align>center</wp:align>
-            </wp:positionH>
-            <wp:positionV relativeFrom="paragraph">
-              <wp:posOffset>215047</wp:posOffset>
-            </wp:positionV>
-            <wp:extent cx="7382510" cy="4303395"/>
-            <wp:effectExtent l="0" t="0" r="8890" b="1905"/>
-            <wp:wrapTopAndBottom/>
-            <wp:docPr id="533971996" name="Picture 1"/>
-            <wp:cNvGraphicFramePr>
-              <a:graphicFrameLocks xmlns:a="http://schemas.openxmlformats.org/drawingml/2006/main" noChangeAspect="1"/>
-            </wp:cNvGraphicFramePr>
-            <a:graphic xmlns:a="http://schemas.openxmlformats.org/drawingml/2006/main">
-              <a:graphicData uri="http://schemas.openxmlformats.org/drawingml/2006/picture">
-                <pic:pic xmlns:pic="http://schemas.openxmlformats.org/drawingml/2006/picture">
-                  <pic:nvPicPr>
-                    <pic:cNvPr id="533971996" name=""/>
-                    <pic:cNvPicPr/>
-                  </pic:nvPicPr>
-                  <pic:blipFill>
-                    <a:blip r:embed="rId21" cstate="print">
                       <a:extLst>
                         <a:ext uri="{28A0092B-C50C-407E-A947-70E740481C1C}">
                           <a14:useLocalDpi xmlns:a14="http://schemas.microsoft.com/office/drawing/2010/main" val="0"/>
@@ -9341,7 +9367,7 @@
                   <pic:spPr>
                     <a:xfrm>
                       <a:off x="0" y="0"/>
-                      <a:ext cx="7382510" cy="4303395"/>
+                      <a:ext cx="2459421" cy="6148553"/>
                     </a:xfrm>
                     <a:prstGeom prst="rect">
                       <a:avLst/>
@@ -9350,18 +9376,128 @@
                 </pic:pic>
               </a:graphicData>
             </a:graphic>
-            <wp14:sizeRelH relativeFrom="page">
-              <wp14:pctWidth>0</wp14:pctWidth>
-            </wp14:sizeRelH>
-            <wp14:sizeRelV relativeFrom="page">
-              <wp14:pctHeight>0</wp14:pctHeight>
-            </wp14:sizeRelV>
           </wp:anchor>
         </w:drawing>
       </w:r>
       <w:r>
-        <w:t>Basic race screen before telemetry added.</w:t>
-      </w:r>
+        <w:t>The</w:t>
+      </w:r>
+      <w:r>
+        <w:t xml:space="preserve"> idea of the project to have a race simulation that is presented in a manner a user can understand, what I believe this means is to have </w:t>
+      </w:r>
+      <w:r>
+        <w:t xml:space="preserve">as much </w:t>
+      </w:r>
+      <w:r>
+        <w:t xml:space="preserve">information </w:t>
+      </w:r>
+      <w:r>
+        <w:t xml:space="preserve">as possible </w:t>
+      </w:r>
+      <w:r>
+        <w:t>visible as</w:t>
+      </w:r>
+      <w:r>
+        <w:t xml:space="preserve"> soon as it updates.</w:t>
+      </w:r>
+    </w:p>
+    <w:p>
+      <w:r>
+        <w:t xml:space="preserve">From Formula One, telemetry is used as a catchall term for all information that is gathered in real time. </w:t>
+      </w:r>
+      <w:sdt>
+        <w:sdtPr>
+          <w:id w:val="-1472751404"/>
+          <w:citation/>
+        </w:sdtPr>
+        <w:sdtContent>
+          <w:r>
+            <w:fldChar w:fldCharType="begin"/>
+          </w:r>
+          <w:r>
+            <w:rPr>
+              <w:lang w:val="en-GB"/>
+            </w:rPr>
+            <w:instrText xml:space="preserve"> CITATION For26 \l 2057 </w:instrText>
+          </w:r>
+          <w:r>
+            <w:fldChar w:fldCharType="separate"/>
+          </w:r>
+          <w:r>
+            <w:rPr>
+              <w:noProof/>
+              <w:lang w:val="en-GB"/>
+            </w:rPr>
+            <w:t>(Formula One, 2026)</w:t>
+          </w:r>
+          <w:r>
+            <w:fldChar w:fldCharType="end"/>
+          </w:r>
+        </w:sdtContent>
+      </w:sdt>
+      <w:r>
+        <w:t xml:space="preserve"> It encompasses bot the data the teams keep private to use for themselves and also what is presented to the audience, so they are aware of the shape of the race. A software project is perfect for this as we know everything there is to know about the inputs to the system, whereas in reality, there are many factors that while they are </w:t>
+      </w:r>
+      <w:r>
+        <w:t>measurable</w:t>
+      </w:r>
+      <w:r>
+        <w:t xml:space="preserve">, to do so is neither cost nor time effective </w:t>
+      </w:r>
+      <w:r>
+        <w:t>such as every specific air movement.</w:t>
+      </w:r>
+    </w:p>
+    <w:p/>
+    <w:p/>
+    <w:p>
+      <w:pPr>
+        <w:rPr>
+          <w:rFonts w:eastAsiaTheme="majorEastAsia"/>
+          <w:color w:val="4ADCFF" w:themeColor="accent1" w:themeShade="BF"/>
+          <w:sz w:val="26"/>
+          <w:szCs w:val="26"/>
+        </w:rPr>
+      </w:pPr>
+      <w:r>
+        <w:t xml:space="preserve"> </w:t>
+      </w:r>
+      <w:r>
+        <w:br w:type="page"/>
+      </w:r>
+    </w:p>
+    <w:p>
+      <w:pPr>
+        <w:pStyle w:val="Heading2"/>
+      </w:pPr>
+      <w:bookmarkStart w:id="15" w:name="_Toc235111645"/>
+      <w:r>
+        <w:lastRenderedPageBreak/>
+        <w:t>Graphical User Interface (GUI)</w:t>
+      </w:r>
+      <w:bookmarkEnd w:id="15"/>
+    </w:p>
+    <w:p>
+      <w:pPr>
+        <w:ind w:firstLine="360"/>
+        <w:rPr>
+          <w:sz w:val="24"/>
+          <w:szCs w:val="24"/>
+        </w:rPr>
+      </w:pPr>
+      <w:r>
+        <w:rPr>
+          <w:sz w:val="24"/>
+          <w:szCs w:val="24"/>
+          <w:highlight w:val="yellow"/>
+        </w:rPr>
+        <w:t>Provide screenshots of key screens and explain what can be seen in each one.</w:t>
+      </w:r>
+    </w:p>
+    <w:p>
+      <w:pPr>
+        <w:ind w:left="360"/>
+      </w:pPr>
     </w:p>
     <w:p>
       <w:pPr>
@@ -9384,16 +9520,16 @@
       <w:pPr>
         <w:pStyle w:val="Heading2"/>
       </w:pPr>
-      <w:bookmarkStart w:id="15" w:name="_Toc235111645"/>
+      <w:bookmarkStart w:id="16" w:name="_Toc235111646"/>
       <w:r>
         <w:lastRenderedPageBreak/>
-        <w:t>Graphical User Interface (GUI)</w:t>
-      </w:r>
-      <w:bookmarkEnd w:id="15"/>
-    </w:p>
-    <w:p>
-      <w:pPr>
-        <w:ind w:firstLine="360"/>
+        <w:t>Testing</w:t>
+      </w:r>
+      <w:bookmarkEnd w:id="16"/>
+    </w:p>
+    <w:p>
+      <w:pPr>
+        <w:ind w:left="360"/>
         <w:rPr>
           <w:sz w:val="24"/>
           <w:szCs w:val="24"/>
@@ -9405,13 +9541,8 @@
           <w:szCs w:val="24"/>
           <w:highlight w:val="yellow"/>
         </w:rPr>
-        <w:t>Provide screenshots of key screens and explain what can be seen in each one.</w:t>
-      </w:r>
-    </w:p>
-    <w:p>
-      <w:pPr>
-        <w:ind w:left="360"/>
-      </w:pPr>
+        <w:t>Describe any testing tools, test plans and test specifications used in the project.  Provide evidence for and results of all Unit, Integration and End User testing that is carried out.</w:t>
+      </w:r>
     </w:p>
     <w:p>
       <w:pPr>
@@ -9434,12 +9565,12 @@
       <w:pPr>
         <w:pStyle w:val="Heading2"/>
       </w:pPr>
-      <w:bookmarkStart w:id="16" w:name="_Toc235111646"/>
+      <w:bookmarkStart w:id="17" w:name="_Toc235111647"/>
       <w:r>
         <w:lastRenderedPageBreak/>
-        <w:t>Testing</w:t>
-      </w:r>
-      <w:bookmarkEnd w:id="16"/>
+        <w:t>Evaluation</w:t>
+      </w:r>
+      <w:bookmarkEnd w:id="17"/>
     </w:p>
     <w:p>
       <w:pPr>
@@ -9455,52 +9586,15 @@
           <w:szCs w:val="24"/>
           <w:highlight w:val="yellow"/>
         </w:rPr>
-        <w:t>Describe any testing tools, test plans and test specifications used in the project.  Provide evidence for and results of all Unit, Integration and End User testing that is carried out.</w:t>
-      </w:r>
-    </w:p>
-    <w:p>
-      <w:pPr>
-        <w:rPr>
-          <w:rFonts w:asciiTheme="majorHAnsi" w:eastAsiaTheme="majorEastAsia" w:hAnsiTheme="majorHAnsi" w:cstheme="majorBidi"/>
-          <w:color w:val="4ADCFF" w:themeColor="accent1" w:themeShade="BF"/>
-          <w:sz w:val="26"/>
-          <w:szCs w:val="26"/>
-          <w:highlight w:val="lightGray"/>
-        </w:rPr>
-      </w:pPr>
-      <w:r>
-        <w:rPr>
-          <w:highlight w:val="lightGray"/>
-        </w:rPr>
-        <w:br w:type="page"/>
-      </w:r>
-    </w:p>
-    <w:p>
-      <w:pPr>
-        <w:pStyle w:val="Heading2"/>
-      </w:pPr>
-      <w:bookmarkStart w:id="17" w:name="_Toc235111647"/>
-      <w:r>
-        <w:lastRenderedPageBreak/>
-        <w:t>Evaluation</w:t>
-      </w:r>
-      <w:bookmarkEnd w:id="17"/>
-    </w:p>
-    <w:p>
-      <w:pPr>
-        <w:ind w:left="360"/>
-        <w:rPr>
-          <w:sz w:val="24"/>
-          <w:szCs w:val="24"/>
-        </w:rPr>
-      </w:pPr>
+        <w:t xml:space="preserve">How was the system evaluated and what are the results? </w:t>
+      </w:r>
       <w:r>
         <w:rPr>
           <w:sz w:val="24"/>
           <w:szCs w:val="24"/>
           <w:highlight w:val="yellow"/>
         </w:rPr>
-        <w:t xml:space="preserve">How was the system evaluated and what are the results? </w:t>
+        <w:t>This may consist of usage data</w:t>
       </w:r>
       <w:r>
         <w:rPr>
@@ -9508,15 +9602,25 @@
           <w:szCs w:val="24"/>
           <w:highlight w:val="yellow"/>
         </w:rPr>
-        <w:t>This may consist of usage data</w:t>
-      </w:r>
+        <w:t xml:space="preserve">. It may also include performance evaluations, scalability, correctness, etc. depending on the focus of the project.  </w:t>
+      </w:r>
+      <w:proofErr w:type="spellStart"/>
       <w:r>
         <w:rPr>
           <w:sz w:val="24"/>
           <w:szCs w:val="24"/>
           <w:highlight w:val="yellow"/>
         </w:rPr>
-        <w:t>. It may also include performance evaluations, scalability, correctness, etc. depending on the focus of the project.  Quantative results may be reported in tables or figures.</w:t>
+        <w:t>Quantative</w:t>
+      </w:r>
+      <w:proofErr w:type="spellEnd"/>
+      <w:r>
+        <w:rPr>
+          <w:sz w:val="24"/>
+          <w:szCs w:val="24"/>
+          <w:highlight w:val="yellow"/>
+        </w:rPr>
+        <w:t xml:space="preserve"> results may be reported in tables or figures.</w:t>
       </w:r>
     </w:p>
     <w:p>
@@ -9905,7 +10009,7 @@
       </w:r>
     </w:p>
     <w:sectPr>
-      <w:footerReference w:type="default" r:id="rId22"/>
+      <w:footerReference w:type="default" r:id="rId21"/>
       <w:pgSz w:w="11906" w:h="16838" w:code="9"/>
       <w:pgMar w:top="1440" w:right="1440" w:bottom="1440" w:left="1440" w:header="709" w:footer="709" w:gutter="0"/>
       <w:pgNumType w:start="0"/>
@@ -14874,6 +14978,23 @@
     <b:URL>https://www.usabilityfirst.com/about-usability/requirements-specification/index.html</b:URL>
     <b:RefOrder>3</b:RefOrder>
   </b:Source>
+  <b:Source>
+    <b:Tag>For26</b:Tag>
+    <b:SourceType>InternetSite</b:SourceType>
+    <b:Guid>{E1E283C5-F393-4ABB-A75E-53D4BAF2D5B9}</b:Guid>
+    <b:Author>
+      <b:Author>
+        <b:Corporate>Formula One</b:Corporate>
+      </b:Author>
+    </b:Author>
+    <b:Title>F1 Glossary (P-T)</b:Title>
+    <b:Year>2026</b:Year>
+    <b:YearAccessed>2026</b:YearAccessed>
+    <b:MonthAccessed>July</b:MonthAccessed>
+    <b:DayAccessed>22</b:DayAccessed>
+    <b:URL>https://www.formula1.com/en/latest/article/f1-glossary-p-t.GBhLQtpeu9b8LrK5VM0F1</b:URL>
+    <b:RefOrder>4</b:RefOrder>
+  </b:Source>
 </b:Sources>
 </file>
 
@@ -14915,7 +15036,7 @@
 </file>
 
 <file path=customXml/itemProps4.xml><?xml version="1.0" encoding="utf-8"?>
-<ds:datastoreItem xmlns:ds="http://schemas.openxmlformats.org/officeDocument/2006/customXml" ds:itemID="{96385D11-EAF3-4CDB-ABCB-8C38FB7363FD}">
+<ds:datastoreItem xmlns:ds="http://schemas.openxmlformats.org/officeDocument/2006/customXml" ds:itemID="{2050937E-E31F-4DA2-A757-AA610B64203B}">
   <ds:schemaRefs>
     <ds:schemaRef ds:uri="http://schemas.openxmlformats.org/officeDocument/2006/bibliography"/>
   </ds:schemaRefs>

--- a/docs/Technical Report Eoin Fitzsimons.docx
+++ b/docs/Technical Report Eoin Fitzsimons.docx
@@ -1,6 +1,6 @@
 
 <file path=word/document.xml><?xml version="1.0" encoding="utf-8"?>
-<w:document xmlns:wpc="http://schemas.microsoft.com/office/word/2010/wordprocessingCanvas" xmlns:cx="http://schemas.microsoft.com/office/drawing/2014/chartex" xmlns:cx1="http://schemas.microsoft.com/office/drawing/2015/9/8/chartex" xmlns:cx2="http://schemas.microsoft.com/office/drawing/2015/10/21/chartex" xmlns:cx3="http://schemas.microsoft.com/office/drawing/2016/5/9/chartex" xmlns:cx4="http://schemas.microsoft.com/office/drawing/2016/5/10/chartex" xmlns:cx5="http://schemas.microsoft.com/office/drawing/2016/5/11/chartex" xmlns:cx6="http://schemas.microsoft.com/office/drawing/2016/5/12/chartex" xmlns:cx7="http://schemas.microsoft.com/office/drawing/2016/5/13/chartex" xmlns:cx8="http://schemas.microsoft.com/office/drawing/2016/5/14/chartex" xmlns:mc="http://schemas.openxmlformats.org/markup-compatibility/2006" xmlns:aink="http://schemas.microsoft.com/office/drawing/2016/ink" xmlns:am3d="http://schemas.microsoft.com/office/drawing/2017/model3d" xmlns:o="urn:schemas-microsoft-com:office:office" xmlns:oel="http://schemas.microsoft.com/office/2019/extlst" xmlns:r="http://schemas.openxmlformats.org/officeDocument/2006/relationships" xmlns:m="http://schemas.openxmlformats.org/officeDocument/2006/math" xmlns:v="urn:schemas-microsoft-com:vml" xmlns:wp14="http://schemas.microsoft.com/office/word/2010/wordprocessingDrawing" xmlns:wp="http://schemas.openxmlformats.org/drawingml/2006/wordprocessingDrawing" xmlns:w10="urn:schemas-microsoft-com:office:word" xmlns:w="http://schemas.openxmlformats.org/wordprocessingml/2006/main" xmlns:w14="http://schemas.microsoft.com/office/word/2010/wordml" xmlns:w15="http://schemas.microsoft.com/office/word/2012/wordml" xmlns:w16cex="http://schemas.microsoft.com/office/word/2018/wordml/cex" xmlns:w16cid="http://schemas.microsoft.com/office/word/2016/wordml/cid" xmlns:w16="http://schemas.microsoft.com/office/word/2018/wordml" xmlns:w16du="http://schemas.microsoft.com/office/word/2023/wordml/word16du" xmlns:w16sdtdh="http://schemas.microsoft.com/office/word/2020/wordml/sdtdatahash" xmlns:w16sdtfl="http://schemas.microsoft.com/office/word/2024/wordml/sdtformatlock" xmlns:w16se="http://schemas.microsoft.com/office/word/2015/wordml/symex" xmlns:wpg="http://schemas.microsoft.com/office/word/2010/wordprocessingGroup" xmlns:wpi="http://schemas.microsoft.com/office/word/2010/wordprocessingInk" xmlns:wne="http://schemas.microsoft.com/office/word/2006/wordml" xmlns:wps="http://schemas.microsoft.com/office/word/2010/wordprocessingShape" mc:Ignorable="w14 w15 w16se w16cid w16 w16cex w16sdtdh w16sdtfl w16du wp14">
+<w:document xmlns:wpc="http://schemas.microsoft.com/office/word/2010/wordprocessingCanvas" xmlns:cx="http://schemas.microsoft.com/office/drawing/2014/chartex" xmlns:cx1="http://schemas.microsoft.com/office/drawing/2015/9/8/chartex" xmlns:cx2="http://schemas.microsoft.com/office/drawing/2015/10/21/chartex" xmlns:cx3="http://schemas.microsoft.com/office/drawing/2016/5/9/chartex" xmlns:cx4="http://schemas.microsoft.com/office/drawing/2016/5/10/chartex" xmlns:cx5="http://schemas.microsoft.com/office/drawing/2016/5/11/chartex" xmlns:cx6="http://schemas.microsoft.com/office/drawing/2016/5/12/chartex" xmlns:cx7="http://schemas.microsoft.com/office/drawing/2016/5/13/chartex" xmlns:cx8="http://schemas.microsoft.com/office/drawing/2016/5/14/chartex" xmlns:mc="http://schemas.openxmlformats.org/markup-compatibility/2006" xmlns:aink="http://schemas.microsoft.com/office/drawing/2016/ink" xmlns:am3d="http://schemas.microsoft.com/office/drawing/2017/model3d" xmlns:o="urn:schemas-microsoft-com:office:office" xmlns:oel="http://schemas.microsoft.com/office/2019/extlst" xmlns:r="http://schemas.openxmlformats.org/officeDocument/2006/relationships" xmlns:m="http://schemas.openxmlformats.org/officeDocument/2006/math" xmlns:v="urn:schemas-microsoft-com:vml" xmlns:wp14="http://schemas.microsoft.com/office/word/2010/wordprocessingDrawing" xmlns:wp="http://schemas.openxmlformats.org/drawingml/2006/wordprocessingDrawing" xmlns:w10="urn:schemas-microsoft-com:office:word" xmlns:w="http://schemas.openxmlformats.org/wordprocessingml/2006/main" xmlns:w14="http://schemas.microsoft.com/office/word/2010/wordml" xmlns:w15="http://schemas.microsoft.com/office/word/2012/wordml" xmlns:w16cei="http://schemas.microsoft.com/office/word/2026/wordml/cei" xmlns:w16cex="http://schemas.microsoft.com/office/word/2018/wordml/cex" xmlns:w16cid="http://schemas.microsoft.com/office/word/2016/wordml/cid" xmlns:w16="http://schemas.microsoft.com/office/word/2018/wordml" xmlns:w16du="http://schemas.microsoft.com/office/word/2023/wordml/word16du" xmlns:w16sdtdh="http://schemas.microsoft.com/office/word/2020/wordml/sdtdatahash" xmlns:w16sdtfl="http://schemas.microsoft.com/office/word/2024/wordml/sdtformatlock" xmlns:w16se="http://schemas.microsoft.com/office/word/2015/wordml/symex" xmlns:wpg="http://schemas.microsoft.com/office/word/2010/wordprocessingGroup" xmlns:wpi="http://schemas.microsoft.com/office/word/2010/wordprocessingInk" xmlns:wne="http://schemas.microsoft.com/office/word/2006/wordml" xmlns:wps="http://schemas.microsoft.com/office/word/2010/wordprocessingShape" mc:Ignorable="w14 w15 w16se w16cid w16 w16cex w16sdtdh w16sdtfl w16du wp14">
   <w:body>
     <w:p>
       <w:pPr>
@@ -593,25 +593,7 @@
           <w:sz w:val="18"/>
           <w:szCs w:val="18"/>
         </w:rPr>
-        <w:t xml:space="preserve">supplied by the </w:t>
-      </w:r>
-      <w:proofErr w:type="gramStart"/>
-      <w:r>
-        <w:rPr>
-          <w:rFonts w:ascii="Verdana" w:hAnsi="Verdana"/>
-          <w:sz w:val="18"/>
-          <w:szCs w:val="18"/>
-        </w:rPr>
-        <w:t>Library</w:t>
-      </w:r>
-      <w:proofErr w:type="gramEnd"/>
-      <w:r>
-        <w:rPr>
-          <w:rFonts w:ascii="Verdana" w:hAnsi="Verdana"/>
-          <w:sz w:val="18"/>
-          <w:szCs w:val="18"/>
-        </w:rPr>
-        <w:t>.  To use other author's written or electronic work is illegal (plagiarism) and may result in disciplinary action.  Students may be required to undergo a viva (oral examination) if there is suspicion about the validity of their submitted work.</w:t>
+        <w:t>supplied by the Library.  To use other author's written or electronic work is illegal (plagiarism) and may result in disciplinary action.  Students may be required to undergo a viva (oral examination) if there is suspicion about the validity of their submitted work.</w:t>
       </w:r>
     </w:p>
     <w:p/>
@@ -678,25 +660,7 @@
           <w:bCs/>
           <w:highlight w:val="yellow"/>
         </w:rPr>
-        <w:t xml:space="preserve">successfully complete the </w:t>
-      </w:r>
-      <w:proofErr w:type="spellStart"/>
-      <w:r>
-        <w:rPr>
-          <w:b/>
-          <w:bCs/>
-          <w:highlight w:val="yellow"/>
-        </w:rPr>
-        <w:t>Epigeum</w:t>
-      </w:r>
-      <w:proofErr w:type="spellEnd"/>
-      <w:r>
-        <w:rPr>
-          <w:b/>
-          <w:bCs/>
-          <w:highlight w:val="yellow"/>
-        </w:rPr>
-        <w:t xml:space="preserve"> Academic Integrity Course</w:t>
+        <w:t>successfully complete the Epigeum Academic Integrity Course</w:t>
       </w:r>
       <w:r>
         <w:rPr>
@@ -1019,21 +983,7 @@
         <w:rPr>
           <w:b/>
         </w:rPr>
-        <w:t xml:space="preserve">Any project/assignment not submitted will be marked as a </w:t>
-      </w:r>
-      <w:proofErr w:type="gramStart"/>
-      <w:r>
-        <w:rPr>
-          <w:b/>
-        </w:rPr>
-        <w:t>fail</w:t>
-      </w:r>
-      <w:proofErr w:type="gramEnd"/>
-      <w:r>
-        <w:rPr>
-          <w:b/>
-        </w:rPr>
-        <w:t>.</w:t>
+        <w:t>Any project/assignment not submitted will be marked as a fail.</w:t>
       </w:r>
     </w:p>
     <w:p>
@@ -1057,21 +1007,7 @@
         <w:rPr>
           <w:b/>
         </w:rPr>
-        <w:t xml:space="preserve">Please check that you read AI and Academic Integrity Acknowledgement </w:t>
-      </w:r>
-      <w:proofErr w:type="spellStart"/>
-      <w:r>
-        <w:rPr>
-          <w:b/>
-        </w:rPr>
-        <w:t>Supplments</w:t>
-      </w:r>
-      <w:proofErr w:type="spellEnd"/>
-      <w:r>
-        <w:rPr>
-          <w:b/>
-        </w:rPr>
-        <w:t xml:space="preserve"> in this document</w:t>
+        <w:t>Please check that you read AI and Academic Integrity Acknowledgement Supplments in this document</w:t>
       </w:r>
     </w:p>
     <w:p/>
@@ -5294,13 +5230,8 @@
       </w:r>
     </w:p>
     <w:p>
-      <w:proofErr w:type="spellStart"/>
-      <w:r>
-        <w:t>pathlib</w:t>
-      </w:r>
-      <w:proofErr w:type="spellEnd"/>
-      <w:r>
-        <w:t xml:space="preserve"> – Path</w:t>
+      <w:r>
+        <w:t>pathlib – Path</w:t>
       </w:r>
     </w:p>
     <w:p>
@@ -5315,30 +5246,18 @@
     </w:p>
     <w:p>
       <w:r>
-        <w:t xml:space="preserve">typing – List, </w:t>
-      </w:r>
-      <w:proofErr w:type="spellStart"/>
-      <w:r>
-        <w:t>Dict</w:t>
-      </w:r>
-      <w:proofErr w:type="spellEnd"/>
-      <w:r>
-        <w:t>, Tuple</w:t>
-      </w:r>
-    </w:p>
-    <w:p>
-      <w:proofErr w:type="spellStart"/>
+        <w:t>typing – List, Dict, Tuple</w:t>
+      </w:r>
+    </w:p>
+    <w:p>
       <w:r>
         <w:t>json</w:t>
       </w:r>
-      <w:proofErr w:type="spellEnd"/>
-    </w:p>
-    <w:p>
-      <w:proofErr w:type="spellStart"/>
+    </w:p>
+    <w:p>
       <w:r>
         <w:t>dataclasses</w:t>
       </w:r>
-      <w:proofErr w:type="spellEnd"/>
     </w:p>
     <w:p>
       <w:r>
@@ -5347,18 +5266,14 @@
       <w:r>
         <w:t xml:space="preserve"> - </w:t>
       </w:r>
-      <w:proofErr w:type="spellStart"/>
       <w:r>
         <w:t>SystemRandom</w:t>
       </w:r>
-      <w:proofErr w:type="spellEnd"/>
-    </w:p>
-    <w:p>
-      <w:proofErr w:type="spellStart"/>
+    </w:p>
+    <w:p>
       <w:r>
         <w:t>os</w:t>
       </w:r>
-      <w:proofErr w:type="spellEnd"/>
     </w:p>
     <w:p>
       <w:pPr>
@@ -5642,15 +5557,7 @@
     </w:p>
     <w:p>
       <w:r>
-        <w:t xml:space="preserve">The </w:t>
-      </w:r>
-      <w:proofErr w:type="spellStart"/>
-      <w:r>
-        <w:t>MoSCoW</w:t>
-      </w:r>
-      <w:proofErr w:type="spellEnd"/>
-      <w:r>
-        <w:t xml:space="preserve"> prioritisation method was used to classify functional requirements according to their importance. Core functionality required for the successful completion of a race simulation was classified as Must Have, features that improve the user experience but are not essential to the simulation were classified as Should Have or Could Have, while functionality outside the scope of the minimum viable product (MVP) was classified as Won't Have</w:t>
+        <w:t>The MoSCoW prioritisation method was used to classify functional requirements according to their importance. Core functionality required for the successful completion of a race simulation was classified as Must Have, features that improve the user experience but are not essential to the simulation were classified as Should Have or Could Have, while functionality outside the scope of the minimum viable product (MVP) was classified as Won't Have</w:t>
       </w:r>
       <w:r>
         <w:t>.</w:t>
@@ -7344,10 +7251,7 @@
         </w:rPr>
       </w:pPr>
       <w:r>
-        <w:t>Priority: Hig</w:t>
-      </w:r>
-      <w:r>
-        <w:t>h</w:t>
+        <w:t>Priority: High</w:t>
       </w:r>
     </w:p>
     <w:p>
@@ -7821,10 +7725,7 @@
         </w:rPr>
       </w:pPr>
       <w:r>
-        <w:t>Priority: Hig</w:t>
-      </w:r>
-      <w:r>
-        <w:t>h</w:t>
+        <w:t>Priority: High</w:t>
       </w:r>
     </w:p>
     <w:p>
@@ -8280,37 +8181,28 @@
         <w:rPr>
           <w:lang w:val="en-GB"/>
         </w:rPr>
-        <w:t xml:space="preserve"> </w:t>
-      </w:r>
-      <w:r>
+        <w:t xml:space="preserve"> &amp; Priority</w:t>
+      </w:r>
+    </w:p>
+    <w:p>
+      <w:r>
+        <w:t>The</w:t>
+      </w:r>
+      <w:r>
+        <w:t xml:space="preserve"> user requests the</w:t>
+      </w:r>
+      <w:r>
+        <w:t xml:space="preserve"> system provide access to driver information before and during the race. This allows the user to understand driver characteristics and provides additional context when observing race performance.</w:t>
+      </w:r>
+    </w:p>
+    <w:p>
+      <w:pPr>
         <w:rPr>
           <w:lang w:val="en-GB"/>
         </w:rPr>
-        <w:t>&amp; Priority</w:t>
-      </w:r>
-    </w:p>
-    <w:p>
-      <w:r>
-        <w:t>The</w:t>
-      </w:r>
-      <w:r>
-        <w:t xml:space="preserve"> user requests the</w:t>
-      </w:r>
-      <w:r>
-        <w:t xml:space="preserve"> system provide access to driver information before and during the race. This allows the user to understand driver characteristics and provides additional context when observing race performance.</w:t>
-      </w:r>
-    </w:p>
-    <w:p>
-      <w:pPr>
-        <w:rPr>
-          <w:lang w:val="en-GB"/>
-        </w:rPr>
-      </w:pPr>
-      <w:r>
-        <w:t xml:space="preserve">Priority: </w:t>
-      </w:r>
-      <w:r>
-        <w:t>Medium</w:t>
+      </w:pPr>
+      <w:r>
+        <w:t>Priority: Medium</w:t>
       </w:r>
     </w:p>
     <w:p>
@@ -9322,13 +9214,151 @@
     </w:p>
     <w:p>
       <w:pPr>
-        <w:rPr>
-          <w:highlight w:val="lightGray"/>
-        </w:rPr>
-      </w:pPr>
-    </w:p>
-    <w:p>
-      <w:r>
+        <w:pStyle w:val="Heading4"/>
+      </w:pPr>
+      <w:r>
+        <w:t>Pseudocode</w:t>
+      </w:r>
+    </w:p>
+    <w:p>
+      <w:r>
+        <w:rPr>
+          <w:noProof/>
+        </w:rPr>
+        <mc:AlternateContent>
+          <mc:Choice Requires="wps">
+            <w:drawing>
+              <wp:anchor distT="0" distB="0" distL="114300" distR="114300" simplePos="0" relativeHeight="251660288" behindDoc="0" locked="0" layoutInCell="1" allowOverlap="1" wp14:anchorId="7D42A09C" wp14:editId="23A8DFFC">
+                <wp:simplePos x="0" y="0"/>
+                <wp:positionH relativeFrom="column">
+                  <wp:posOffset>0</wp:posOffset>
+                </wp:positionH>
+                <wp:positionV relativeFrom="paragraph">
+                  <wp:posOffset>6202680</wp:posOffset>
+                </wp:positionV>
+                <wp:extent cx="2459355" cy="635"/>
+                <wp:effectExtent l="0" t="0" r="0" b="0"/>
+                <wp:wrapSquare wrapText="bothSides"/>
+                <wp:docPr id="608138215" name="Text Box 1"/>
+                <wp:cNvGraphicFramePr/>
+                <a:graphic xmlns:a="http://schemas.openxmlformats.org/drawingml/2006/main">
+                  <a:graphicData uri="http://schemas.microsoft.com/office/word/2010/wordprocessingShape">
+                    <wps:wsp>
+                      <wps:cNvSpPr txBox="1"/>
+                      <wps:spPr>
+                        <a:xfrm>
+                          <a:off x="0" y="0"/>
+                          <a:ext cx="2459355" cy="635"/>
+                        </a:xfrm>
+                        <a:prstGeom prst="rect">
+                          <a:avLst/>
+                        </a:prstGeom>
+                        <a:solidFill>
+                          <a:prstClr val="white"/>
+                        </a:solidFill>
+                        <a:ln>
+                          <a:noFill/>
+                        </a:ln>
+                      </wps:spPr>
+                      <wps:txbx>
+                        <w:txbxContent>
+                          <w:p>
+                            <w:pPr>
+                              <w:pStyle w:val="Caption"/>
+                              <w:rPr>
+                                <w:noProof/>
+                                <w:sz w:val="22"/>
+                                <w:szCs w:val="22"/>
+                              </w:rPr>
+                            </w:pPr>
+                            <w:r>
+                              <w:t xml:space="preserve">Telemetry </w:t>
+                            </w:r>
+                            <w:r>
+                              <w:fldChar w:fldCharType="begin"/>
+                            </w:r>
+                            <w:r>
+                              <w:instrText xml:space="preserve"> SEQ Telemetry \* ARABIC </w:instrText>
+                            </w:r>
+                            <w:r>
+                              <w:fldChar w:fldCharType="separate"/>
+                            </w:r>
+                            <w:r>
+                              <w:rPr>
+                                <w:noProof/>
+                              </w:rPr>
+                              <w:t>1</w:t>
+                            </w:r>
+                            <w:r>
+                              <w:fldChar w:fldCharType="end"/>
+                            </w:r>
+                          </w:p>
+                        </w:txbxContent>
+                      </wps:txbx>
+                      <wps:bodyPr rot="0" spcFirstLastPara="0" vertOverflow="overflow" horzOverflow="overflow" vert="horz" wrap="square" lIns="0" tIns="0" rIns="0" bIns="0" numCol="1" spcCol="0" rtlCol="0" fromWordArt="0" anchor="t" anchorCtr="0" forceAA="0" compatLnSpc="1">
+                        <a:prstTxWarp prst="textNoShape">
+                          <a:avLst/>
+                        </a:prstTxWarp>
+                        <a:spAutoFit/>
+                      </wps:bodyPr>
+                    </wps:wsp>
+                  </a:graphicData>
+                </a:graphic>
+              </wp:anchor>
+            </w:drawing>
+          </mc:Choice>
+          <mc:Fallback>
+            <w:pict>
+              <v:shapetype w14:anchorId="7D42A09C" id="_x0000_t202" coordsize="21600,21600" o:spt="202" path="m,l,21600r21600,l21600,xe">
+                <v:stroke joinstyle="miter"/>
+                <v:path gradientshapeok="t" o:connecttype="rect"/>
+              </v:shapetype>
+              <v:shape id="Text Box 1" o:spid="_x0000_s1026" type="#_x0000_t202" style="position:absolute;margin-left:0;margin-top:488.4pt;width:193.65pt;height:.05pt;z-index:251660288;visibility:visible;mso-wrap-style:square;mso-wrap-distance-left:9pt;mso-wrap-distance-top:0;mso-wrap-distance-right:9pt;mso-wrap-distance-bottom:0;mso-position-horizontal:absolute;mso-position-horizontal-relative:text;mso-position-vertical:absolute;mso-position-vertical-relative:text;v-text-anchor:top" o:gfxdata="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" stroked="f">
+                <v:textbox style="mso-fit-shape-to-text:t" inset="0,0,0,0">
+                  <w:txbxContent>
+                    <w:p>
+                      <w:pPr>
+                        <w:pStyle w:val="Caption"/>
+                        <w:rPr>
+                          <w:noProof/>
+                          <w:sz w:val="22"/>
+                          <w:szCs w:val="22"/>
+                        </w:rPr>
+                      </w:pPr>
+                      <w:r>
+                        <w:t xml:space="preserve">Telemetry </w:t>
+                      </w:r>
+                      <w:r>
+                        <w:fldChar w:fldCharType="begin"/>
+                      </w:r>
+                      <w:r>
+                        <w:instrText xml:space="preserve"> SEQ Telemetry \* ARABIC </w:instrText>
+                      </w:r>
+                      <w:r>
+                        <w:fldChar w:fldCharType="separate"/>
+                      </w:r>
+                      <w:r>
+                        <w:rPr>
+                          <w:noProof/>
+                        </w:rPr>
+                        <w:t>1</w:t>
+                      </w:r>
+                      <w:r>
+                        <w:fldChar w:fldCharType="end"/>
+                      </w:r>
+                    </w:p>
+                  </w:txbxContent>
+                </v:textbox>
+                <w10:wrap type="square"/>
+              </v:shape>
+            </w:pict>
+          </mc:Fallback>
+        </mc:AlternateContent>
+      </w:r>
+      <w:r>
+        <w:rPr>
+          <w:noProof/>
+        </w:rPr>
         <w:drawing>
           <wp:anchor distT="0" distB="0" distL="114300" distR="114300" simplePos="0" relativeHeight="251658240" behindDoc="0" locked="0" layoutInCell="1" allowOverlap="1" wp14:anchorId="47E7AA28" wp14:editId="17C557E2">
             <wp:simplePos x="0" y="0"/>
@@ -9436,7 +9466,13 @@
         </w:sdtContent>
       </w:sdt>
       <w:r>
-        <w:t xml:space="preserve"> It encompasses bot the data the teams keep private to use for themselves and also what is presented to the audience, so they are aware of the shape of the race. A software project is perfect for this as we know everything there is to know about the inputs to the system, whereas in reality, there are many factors that while they are </w:t>
+        <w:t xml:space="preserve"> It encompasses bot</w:t>
+      </w:r>
+      <w:r>
+        <w:t>h</w:t>
+      </w:r>
+      <w:r>
+        <w:t xml:space="preserve"> the data the teams keep private to use for themselves and also what is presented to the audience, so they are aware of the shape of the race. A software project is perfect for this as we know everything there is to know about the inputs to the system, whereas in reality, there are many factors that while they are </w:t>
       </w:r>
       <w:r>
         <w:t>measurable</w:t>
@@ -9448,7 +9484,252 @@
         <w:t>such as every specific air movement.</w:t>
       </w:r>
     </w:p>
-    <w:p/>
+    <w:p>
+      <w:r>
+        <w:t xml:space="preserve">To implement this, I first write pseudocode </w:t>
+      </w:r>
+      <w:r>
+        <w:t xml:space="preserve">(Telemetry 1) </w:t>
+      </w:r>
+      <w:r>
+        <w:t>of how I want this feature to be carried out and list the file in my project it will go into.</w:t>
+      </w:r>
+      <w:r>
+        <w:t xml:space="preserve"> This feature exists both in backend and frontend.</w:t>
+      </w:r>
+      <w:r>
+        <w:t xml:space="preserve"> To not overburden the page with screenshots, this is merely the backend section, I wrote more for the frontend but it is very similar, the only differences being references to physical space.</w:t>
+      </w:r>
+    </w:p>
+    <w:p>
+      <w:r>
+        <w:br w:type="page"/>
+      </w:r>
+    </w:p>
+    <w:p>
+      <w:pPr>
+        <w:keepNext/>
+      </w:pPr>
+    </w:p>
+    <w:p>
+      <w:pPr>
+        <w:pStyle w:val="Heading4"/>
+      </w:pPr>
+      <w:r>
+        <w:t>Code Snippet</w:t>
+      </w:r>
+    </w:p>
+    <w:p>
+      <w:r>
+        <w:drawing>
+          <wp:inline distT="0" distB="0" distL="0" distR="0" wp14:anchorId="190D2714" wp14:editId="5E1243B2">
+            <wp:extent cx="5731510" cy="1622425"/>
+            <wp:effectExtent l="0" t="0" r="2540" b="0"/>
+            <wp:docPr id="625767734" name="Picture 1"/>
+            <wp:cNvGraphicFramePr>
+              <a:graphicFrameLocks xmlns:a="http://schemas.openxmlformats.org/drawingml/2006/main" noChangeAspect="1"/>
+            </wp:cNvGraphicFramePr>
+            <a:graphic xmlns:a="http://schemas.openxmlformats.org/drawingml/2006/main">
+              <a:graphicData uri="http://schemas.openxmlformats.org/drawingml/2006/picture">
+                <pic:pic xmlns:pic="http://schemas.openxmlformats.org/drawingml/2006/picture">
+                  <pic:nvPicPr>
+                    <pic:cNvPr id="625767734" name=""/>
+                    <pic:cNvPicPr/>
+                  </pic:nvPicPr>
+                  <pic:blipFill>
+                    <a:blip r:embed="rId21"/>
+                    <a:stretch>
+                      <a:fillRect/>
+                    </a:stretch>
+                  </pic:blipFill>
+                  <pic:spPr>
+                    <a:xfrm>
+                      <a:off x="0" y="0"/>
+                      <a:ext cx="5731510" cy="1622425"/>
+                    </a:xfrm>
+                    <a:prstGeom prst="rect">
+                      <a:avLst/>
+                    </a:prstGeom>
+                  </pic:spPr>
+                </pic:pic>
+              </a:graphicData>
+            </a:graphic>
+          </wp:inline>
+        </w:drawing>
+      </w:r>
+    </w:p>
+    <w:p>
+      <w:pPr>
+        <w:pStyle w:val="Caption"/>
+      </w:pPr>
+      <w:r>
+        <w:t xml:space="preserve">Telemetry </w:t>
+      </w:r>
+      <w:r>
+        <w:fldChar w:fldCharType="begin"/>
+      </w:r>
+      <w:r>
+        <w:instrText xml:space="preserve"> SEQ Telemetry \* ARABIC </w:instrText>
+      </w:r>
+      <w:r>
+        <w:fldChar w:fldCharType="separate"/>
+      </w:r>
+      <w:r>
+        <w:rPr>
+          <w:noProof/>
+        </w:rPr>
+        <w:t>2</w:t>
+      </w:r>
+      <w:r>
+        <w:fldChar w:fldCharType="end"/>
+      </w:r>
+    </w:p>
+    <w:p>
+      <w:r>
+        <w:t xml:space="preserve">As seen in Telemetry 2, I create the tables using QHBoxLayout, this lines up widgets horizontally without additional need for manually </w:t>
+      </w:r>
+      <w:r>
+        <w:t>placing</w:t>
+      </w:r>
+      <w:r>
+        <w:t xml:space="preserve"> each </w:t>
+      </w:r>
+      <w:r>
+        <w:t xml:space="preserve">heading. </w:t>
+      </w:r>
+      <w:sdt>
+        <w:sdtPr>
+          <w:id w:val="-190379025"/>
+          <w:citation/>
+        </w:sdtPr>
+        <w:sdtContent>
+          <w:r>
+            <w:fldChar w:fldCharType="begin"/>
+          </w:r>
+          <w:r>
+            <w:rPr>
+              <w:lang w:val="en-GB"/>
+            </w:rPr>
+            <w:instrText xml:space="preserve"> CITATION QtG26 \l 2057 </w:instrText>
+          </w:r>
+          <w:r>
+            <w:fldChar w:fldCharType="separate"/>
+          </w:r>
+          <w:r>
+            <w:rPr>
+              <w:noProof/>
+              <w:lang w:val="en-GB"/>
+            </w:rPr>
+            <w:t>(Qt Group, 2026)</w:t>
+          </w:r>
+          <w:r>
+            <w:fldChar w:fldCharType="end"/>
+          </w:r>
+        </w:sdtContent>
+      </w:sdt>
+    </w:p>
+    <w:p>
+      <w:pPr>
+        <w:pStyle w:val="Heading4"/>
+      </w:pPr>
+      <w:r>
+        <w:t>Error</w:t>
+      </w:r>
+    </w:p>
+    <w:p>
+      <w:pPr>
+        <w:keepNext/>
+      </w:pPr>
+      <w:r>
+        <w:drawing>
+          <wp:inline distT="0" distB="0" distL="0" distR="0" wp14:anchorId="7D62A21D" wp14:editId="08D12FE5">
+            <wp:extent cx="5762297" cy="3571207"/>
+            <wp:effectExtent l="0" t="0" r="0" b="0"/>
+            <wp:docPr id="1854665342" name="Picture 1"/>
+            <wp:cNvGraphicFramePr>
+              <a:graphicFrameLocks xmlns:a="http://schemas.openxmlformats.org/drawingml/2006/main" noChangeAspect="1"/>
+            </wp:cNvGraphicFramePr>
+            <a:graphic xmlns:a="http://schemas.openxmlformats.org/drawingml/2006/main">
+              <a:graphicData uri="http://schemas.openxmlformats.org/drawingml/2006/picture">
+                <pic:pic xmlns:pic="http://schemas.openxmlformats.org/drawingml/2006/picture">
+                  <pic:nvPicPr>
+                    <pic:cNvPr id="1854665342" name=""/>
+                    <pic:cNvPicPr/>
+                  </pic:nvPicPr>
+                  <pic:blipFill rotWithShape="1">
+                    <a:blip r:embed="rId22"/>
+                    <a:srcRect t="6374" r="34809"/>
+                    <a:stretch>
+                      <a:fillRect/>
+                    </a:stretch>
+                  </pic:blipFill>
+                  <pic:spPr bwMode="auto">
+                    <a:xfrm>
+                      <a:off x="0" y="0"/>
+                      <a:ext cx="5793568" cy="3590587"/>
+                    </a:xfrm>
+                    <a:prstGeom prst="rect">
+                      <a:avLst/>
+                    </a:prstGeom>
+                    <a:ln>
+                      <a:noFill/>
+                    </a:ln>
+                    <a:extLst>
+                      <a:ext uri="{53640926-AAD7-44D8-BBD7-CCE9431645EC}">
+                        <a14:shadowObscured xmlns:a14="http://schemas.microsoft.com/office/drawing/2010/main"/>
+                      </a:ext>
+                    </a:extLst>
+                  </pic:spPr>
+                </pic:pic>
+              </a:graphicData>
+            </a:graphic>
+          </wp:inline>
+        </w:drawing>
+      </w:r>
+    </w:p>
+    <w:p>
+      <w:pPr>
+        <w:pStyle w:val="Caption"/>
+      </w:pPr>
+      <w:r>
+        <w:t xml:space="preserve">Telemetry </w:t>
+      </w:r>
+      <w:r>
+        <w:fldChar w:fldCharType="begin"/>
+      </w:r>
+      <w:r>
+        <w:instrText xml:space="preserve"> SEQ Telemetry \* ARABIC </w:instrText>
+      </w:r>
+      <w:r>
+        <w:fldChar w:fldCharType="separate"/>
+      </w:r>
+      <w:r>
+        <w:rPr>
+          <w:noProof/>
+        </w:rPr>
+        <w:t>3</w:t>
+      </w:r>
+      <w:r>
+        <w:fldChar w:fldCharType="end"/>
+      </w:r>
+    </w:p>
+    <w:p>
+      <w:r>
+        <w:t xml:space="preserve">As seen in Telemetry 3, I have an attribute error stemming from line 64 - </w:t>
+      </w:r>
+      <w:r>
+        <w:t>self._publish_telemetry()</w:t>
+      </w:r>
+      <w:r>
+        <w:t>. The root cause of this is the telemetry is being called prior to the creation of tables, Telemetry 2 above shows I do have the creation of these tables within my code. This in an architecture issue rather than a</w:t>
+      </w:r>
+      <w:r>
+        <w:t xml:space="preserve"> missing element or</w:t>
+      </w:r>
+      <w:r>
+        <w:t xml:space="preserve"> mere typo. I have to consider when elements are called and created. I will now work on initialising all elements before calling upon said elements.</w:t>
+      </w:r>
+    </w:p>
     <w:p/>
     <w:p>
       <w:pPr>
@@ -9602,25 +9883,7 @@
           <w:szCs w:val="24"/>
           <w:highlight w:val="yellow"/>
         </w:rPr>
-        <w:t xml:space="preserve">. It may also include performance evaluations, scalability, correctness, etc. depending on the focus of the project.  </w:t>
-      </w:r>
-      <w:proofErr w:type="spellStart"/>
-      <w:r>
-        <w:rPr>
-          <w:sz w:val="24"/>
-          <w:szCs w:val="24"/>
-          <w:highlight w:val="yellow"/>
-        </w:rPr>
-        <w:t>Quantative</w:t>
-      </w:r>
-      <w:proofErr w:type="spellEnd"/>
-      <w:r>
-        <w:rPr>
-          <w:sz w:val="24"/>
-          <w:szCs w:val="24"/>
-          <w:highlight w:val="yellow"/>
-        </w:rPr>
-        <w:t xml:space="preserve"> results may be reported in tables or figures.</w:t>
+        <w:t>. It may also include performance evaluations, scalability, correctness, etc. depending on the focus of the project.  Quantative results may be reported in tables or figures.</w:t>
       </w:r>
     </w:p>
     <w:p>
@@ -10009,7 +10272,7 @@
       </w:r>
     </w:p>
     <w:sectPr>
-      <w:footerReference w:type="default" r:id="rId21"/>
+      <w:footerReference w:type="default" r:id="rId23"/>
       <w:pgSz w:w="11906" w:h="16838" w:code="9"/>
       <w:pgMar w:top="1440" w:right="1440" w:bottom="1440" w:left="1440" w:header="709" w:footer="709" w:gutter="0"/>
       <w:pgNumType w:start="0"/>
@@ -10022,7 +10285,7 @@
 </file>
 
 <file path=word/endnotes.xml><?xml version="1.0" encoding="utf-8"?>
-<w:endnotes xmlns:wpc="http://schemas.microsoft.com/office/word/2010/wordprocessingCanvas" xmlns:cx="http://schemas.microsoft.com/office/drawing/2014/chartex" xmlns:cx1="http://schemas.microsoft.com/office/drawing/2015/9/8/chartex" xmlns:cx2="http://schemas.microsoft.com/office/drawing/2015/10/21/chartex" xmlns:cx3="http://schemas.microsoft.com/office/drawing/2016/5/9/chartex" xmlns:cx4="http://schemas.microsoft.com/office/drawing/2016/5/10/chartex" xmlns:cx5="http://schemas.microsoft.com/office/drawing/2016/5/11/chartex" xmlns:cx6="http://schemas.microsoft.com/office/drawing/2016/5/12/chartex" xmlns:cx7="http://schemas.microsoft.com/office/drawing/2016/5/13/chartex" xmlns:cx8="http://schemas.microsoft.com/office/drawing/2016/5/14/chartex" xmlns:mc="http://schemas.openxmlformats.org/markup-compatibility/2006" xmlns:aink="http://schemas.microsoft.com/office/drawing/2016/ink" xmlns:am3d="http://schemas.microsoft.com/office/drawing/2017/model3d" xmlns:o="urn:schemas-microsoft-com:office:office" xmlns:oel="http://schemas.microsoft.com/office/2019/extlst" xmlns:r="http://schemas.openxmlformats.org/officeDocument/2006/relationships" xmlns:m="http://schemas.openxmlformats.org/officeDocument/2006/math" xmlns:v="urn:schemas-microsoft-com:vml" xmlns:wp14="http://schemas.microsoft.com/office/word/2010/wordprocessingDrawing" xmlns:wp="http://schemas.openxmlformats.org/drawingml/2006/wordprocessingDrawing" xmlns:w10="urn:schemas-microsoft-com:office:word" xmlns:w="http://schemas.openxmlformats.org/wordprocessingml/2006/main" xmlns:w14="http://schemas.microsoft.com/office/word/2010/wordml" xmlns:w15="http://schemas.microsoft.com/office/word/2012/wordml" xmlns:w16cex="http://schemas.microsoft.com/office/word/2018/wordml/cex" xmlns:w16cid="http://schemas.microsoft.com/office/word/2016/wordml/cid" xmlns:w16="http://schemas.microsoft.com/office/word/2018/wordml" xmlns:w16du="http://schemas.microsoft.com/office/word/2023/wordml/word16du" xmlns:w16sdtdh="http://schemas.microsoft.com/office/word/2020/wordml/sdtdatahash" xmlns:w16sdtfl="http://schemas.microsoft.com/office/word/2024/wordml/sdtformatlock" xmlns:w16se="http://schemas.microsoft.com/office/word/2015/wordml/symex" xmlns:wpg="http://schemas.microsoft.com/office/word/2010/wordprocessingGroup" xmlns:wpi="http://schemas.microsoft.com/office/word/2010/wordprocessingInk" xmlns:wne="http://schemas.microsoft.com/office/word/2006/wordml" xmlns:wps="http://schemas.microsoft.com/office/word/2010/wordprocessingShape" mc:Ignorable="w14 w15 w16se w16cid w16 w16cex w16sdtdh w16sdtfl w16du wp14">
+<w:endnotes xmlns:wpc="http://schemas.microsoft.com/office/word/2010/wordprocessingCanvas" xmlns:cx="http://schemas.microsoft.com/office/drawing/2014/chartex" xmlns:cx1="http://schemas.microsoft.com/office/drawing/2015/9/8/chartex" xmlns:cx2="http://schemas.microsoft.com/office/drawing/2015/10/21/chartex" xmlns:cx3="http://schemas.microsoft.com/office/drawing/2016/5/9/chartex" xmlns:cx4="http://schemas.microsoft.com/office/drawing/2016/5/10/chartex" xmlns:cx5="http://schemas.microsoft.com/office/drawing/2016/5/11/chartex" xmlns:cx6="http://schemas.microsoft.com/office/drawing/2016/5/12/chartex" xmlns:cx7="http://schemas.microsoft.com/office/drawing/2016/5/13/chartex" xmlns:cx8="http://schemas.microsoft.com/office/drawing/2016/5/14/chartex" xmlns:mc="http://schemas.openxmlformats.org/markup-compatibility/2006" xmlns:aink="http://schemas.microsoft.com/office/drawing/2016/ink" xmlns:am3d="http://schemas.microsoft.com/office/drawing/2017/model3d" xmlns:o="urn:schemas-microsoft-com:office:office" xmlns:oel="http://schemas.microsoft.com/office/2019/extlst" xmlns:r="http://schemas.openxmlformats.org/officeDocument/2006/relationships" xmlns:m="http://schemas.openxmlformats.org/officeDocument/2006/math" xmlns:v="urn:schemas-microsoft-com:vml" xmlns:wp14="http://schemas.microsoft.com/office/word/2010/wordprocessingDrawing" xmlns:wp="http://schemas.openxmlformats.org/drawingml/2006/wordprocessingDrawing" xmlns:w10="urn:schemas-microsoft-com:office:word" xmlns:w="http://schemas.openxmlformats.org/wordprocessingml/2006/main" xmlns:w14="http://schemas.microsoft.com/office/word/2010/wordml" xmlns:w15="http://schemas.microsoft.com/office/word/2012/wordml" xmlns:w16cei="http://schemas.microsoft.com/office/word/2026/wordml/cei" xmlns:w16cex="http://schemas.microsoft.com/office/word/2018/wordml/cex" xmlns:w16cid="http://schemas.microsoft.com/office/word/2016/wordml/cid" xmlns:w16="http://schemas.microsoft.com/office/word/2018/wordml" xmlns:w16du="http://schemas.microsoft.com/office/word/2023/wordml/word16du" xmlns:w16sdtdh="http://schemas.microsoft.com/office/word/2020/wordml/sdtdatahash" xmlns:w16sdtfl="http://schemas.microsoft.com/office/word/2024/wordml/sdtformatlock" xmlns:w16se="http://schemas.microsoft.com/office/word/2015/wordml/symex" xmlns:wpg="http://schemas.microsoft.com/office/word/2010/wordprocessingGroup" xmlns:wpi="http://schemas.microsoft.com/office/word/2010/wordprocessingInk" xmlns:wne="http://schemas.microsoft.com/office/word/2006/wordml" xmlns:wps="http://schemas.microsoft.com/office/word/2010/wordprocessingShape" mc:Ignorable="w14 w15 w16se w16cid w16 w16cex w16sdtdh w16sdtfl w16du wp14">
   <w:endnote w:type="separator" w:id="-1">
     <w:p>
       <w:pPr>
@@ -10047,7 +10310,7 @@
 </file>
 
 <file path=word/footer1.xml><?xml version="1.0" encoding="utf-8"?>
-<w:ftr xmlns:wpc="http://schemas.microsoft.com/office/word/2010/wordprocessingCanvas" xmlns:cx="http://schemas.microsoft.com/office/drawing/2014/chartex" xmlns:cx1="http://schemas.microsoft.com/office/drawing/2015/9/8/chartex" xmlns:cx2="http://schemas.microsoft.com/office/drawing/2015/10/21/chartex" xmlns:cx3="http://schemas.microsoft.com/office/drawing/2016/5/9/chartex" xmlns:cx4="http://schemas.microsoft.com/office/drawing/2016/5/10/chartex" xmlns:cx5="http://schemas.microsoft.com/office/drawing/2016/5/11/chartex" xmlns:cx6="http://schemas.microsoft.com/office/drawing/2016/5/12/chartex" xmlns:cx7="http://schemas.microsoft.com/office/drawing/2016/5/13/chartex" xmlns:cx8="http://schemas.microsoft.com/office/drawing/2016/5/14/chartex" xmlns:mc="http://schemas.openxmlformats.org/markup-compatibility/2006" xmlns:aink="http://schemas.microsoft.com/office/drawing/2016/ink" xmlns:am3d="http://schemas.microsoft.com/office/drawing/2017/model3d" xmlns:o="urn:schemas-microsoft-com:office:office" xmlns:oel="http://schemas.microsoft.com/office/2019/extlst" xmlns:r="http://schemas.openxmlformats.org/officeDocument/2006/relationships" xmlns:m="http://schemas.openxmlformats.org/officeDocument/2006/math" xmlns:v="urn:schemas-microsoft-com:vml" xmlns:wp14="http://schemas.microsoft.com/office/word/2010/wordprocessingDrawing" xmlns:wp="http://schemas.openxmlformats.org/drawingml/2006/wordprocessingDrawing" xmlns:w10="urn:schemas-microsoft-com:office:word" xmlns:w="http://schemas.openxmlformats.org/wordprocessingml/2006/main" xmlns:w14="http://schemas.microsoft.com/office/word/2010/wordml" xmlns:w15="http://schemas.microsoft.com/office/word/2012/wordml" xmlns:w16cex="http://schemas.microsoft.com/office/word/2018/wordml/cex" xmlns:w16cid="http://schemas.microsoft.com/office/word/2016/wordml/cid" xmlns:w16="http://schemas.microsoft.com/office/word/2018/wordml" xmlns:w16du="http://schemas.microsoft.com/office/word/2023/wordml/word16du" xmlns:w16sdtdh="http://schemas.microsoft.com/office/word/2020/wordml/sdtdatahash" xmlns:w16sdtfl="http://schemas.microsoft.com/office/word/2024/wordml/sdtformatlock" xmlns:w16se="http://schemas.microsoft.com/office/word/2015/wordml/symex" xmlns:wpg="http://schemas.microsoft.com/office/word/2010/wordprocessingGroup" xmlns:wpi="http://schemas.microsoft.com/office/word/2010/wordprocessingInk" xmlns:wne="http://schemas.microsoft.com/office/word/2006/wordml" xmlns:wps="http://schemas.microsoft.com/office/word/2010/wordprocessingShape" mc:Ignorable="w14 w15 w16se w16cid w16 w16cex w16sdtdh w16sdtfl w16du wp14">
+<w:ftr xmlns:wpc="http://schemas.microsoft.com/office/word/2010/wordprocessingCanvas" xmlns:cx="http://schemas.microsoft.com/office/drawing/2014/chartex" xmlns:cx1="http://schemas.microsoft.com/office/drawing/2015/9/8/chartex" xmlns:cx2="http://schemas.microsoft.com/office/drawing/2015/10/21/chartex" xmlns:cx3="http://schemas.microsoft.com/office/drawing/2016/5/9/chartex" xmlns:cx4="http://schemas.microsoft.com/office/drawing/2016/5/10/chartex" xmlns:cx5="http://schemas.microsoft.com/office/drawing/2016/5/11/chartex" xmlns:cx6="http://schemas.microsoft.com/office/drawing/2016/5/12/chartex" xmlns:cx7="http://schemas.microsoft.com/office/drawing/2016/5/13/chartex" xmlns:cx8="http://schemas.microsoft.com/office/drawing/2016/5/14/chartex" xmlns:mc="http://schemas.openxmlformats.org/markup-compatibility/2006" xmlns:aink="http://schemas.microsoft.com/office/drawing/2016/ink" xmlns:am3d="http://schemas.microsoft.com/office/drawing/2017/model3d" xmlns:o="urn:schemas-microsoft-com:office:office" xmlns:oel="http://schemas.microsoft.com/office/2019/extlst" xmlns:r="http://schemas.openxmlformats.org/officeDocument/2006/relationships" xmlns:m="http://schemas.openxmlformats.org/officeDocument/2006/math" xmlns:v="urn:schemas-microsoft-com:vml" xmlns:wp14="http://schemas.microsoft.com/office/word/2010/wordprocessingDrawing" xmlns:wp="http://schemas.openxmlformats.org/drawingml/2006/wordprocessingDrawing" xmlns:w10="urn:schemas-microsoft-com:office:word" xmlns:w="http://schemas.openxmlformats.org/wordprocessingml/2006/main" xmlns:w14="http://schemas.microsoft.com/office/word/2010/wordml" xmlns:w15="http://schemas.microsoft.com/office/word/2012/wordml" xmlns:w16cei="http://schemas.microsoft.com/office/word/2026/wordml/cei" xmlns:w16cex="http://schemas.microsoft.com/office/word/2018/wordml/cex" xmlns:w16cid="http://schemas.microsoft.com/office/word/2016/wordml/cid" xmlns:w16="http://schemas.microsoft.com/office/word/2018/wordml" xmlns:w16du="http://schemas.microsoft.com/office/word/2023/wordml/word16du" xmlns:w16sdtdh="http://schemas.microsoft.com/office/word/2020/wordml/sdtdatahash" xmlns:w16sdtfl="http://schemas.microsoft.com/office/word/2024/wordml/sdtformatlock" xmlns:w16se="http://schemas.microsoft.com/office/word/2015/wordml/symex" xmlns:wpg="http://schemas.microsoft.com/office/word/2010/wordprocessingGroup" xmlns:wpi="http://schemas.microsoft.com/office/word/2010/wordprocessingInk" xmlns:wne="http://schemas.microsoft.com/office/word/2006/wordml" xmlns:wps="http://schemas.microsoft.com/office/word/2010/wordprocessingShape" mc:Ignorable="w14 w15 w16se w16cid w16 w16cex w16sdtdh w16sdtfl w16du wp14">
   <w:sdt>
     <w:sdtPr>
       <w:id w:val="-1310550233"/>
@@ -10100,7 +10363,7 @@
 </file>
 
 <file path=word/footnotes.xml><?xml version="1.0" encoding="utf-8"?>
-<w:footnotes xmlns:wpc="http://schemas.microsoft.com/office/word/2010/wordprocessingCanvas" xmlns:cx="http://schemas.microsoft.com/office/drawing/2014/chartex" xmlns:cx1="http://schemas.microsoft.com/office/drawing/2015/9/8/chartex" xmlns:cx2="http://schemas.microsoft.com/office/drawing/2015/10/21/chartex" xmlns:cx3="http://schemas.microsoft.com/office/drawing/2016/5/9/chartex" xmlns:cx4="http://schemas.microsoft.com/office/drawing/2016/5/10/chartex" xmlns:cx5="http://schemas.microsoft.com/office/drawing/2016/5/11/chartex" xmlns:cx6="http://schemas.microsoft.com/office/drawing/2016/5/12/chartex" xmlns:cx7="http://schemas.microsoft.com/office/drawing/2016/5/13/chartex" xmlns:cx8="http://schemas.microsoft.com/office/drawing/2016/5/14/chartex" xmlns:mc="http://schemas.openxmlformats.org/markup-compatibility/2006" xmlns:aink="http://schemas.microsoft.com/office/drawing/2016/ink" xmlns:am3d="http://schemas.microsoft.com/office/drawing/2017/model3d" xmlns:o="urn:schemas-microsoft-com:office:office" xmlns:oel="http://schemas.microsoft.com/office/2019/extlst" xmlns:r="http://schemas.openxmlformats.org/officeDocument/2006/relationships" xmlns:m="http://schemas.openxmlformats.org/officeDocument/2006/math" xmlns:v="urn:schemas-microsoft-com:vml" xmlns:wp14="http://schemas.microsoft.com/office/word/2010/wordprocessingDrawing" xmlns:wp="http://schemas.openxmlformats.org/drawingml/2006/wordprocessingDrawing" xmlns:w10="urn:schemas-microsoft-com:office:word" xmlns:w="http://schemas.openxmlformats.org/wordprocessingml/2006/main" xmlns:w14="http://schemas.microsoft.com/office/word/2010/wordml" xmlns:w15="http://schemas.microsoft.com/office/word/2012/wordml" xmlns:w16cex="http://schemas.microsoft.com/office/word/2018/wordml/cex" xmlns:w16cid="http://schemas.microsoft.com/office/word/2016/wordml/cid" xmlns:w16="http://schemas.microsoft.com/office/word/2018/wordml" xmlns:w16du="http://schemas.microsoft.com/office/word/2023/wordml/word16du" xmlns:w16sdtdh="http://schemas.microsoft.com/office/word/2020/wordml/sdtdatahash" xmlns:w16sdtfl="http://schemas.microsoft.com/office/word/2024/wordml/sdtformatlock" xmlns:w16se="http://schemas.microsoft.com/office/word/2015/wordml/symex" xmlns:wpg="http://schemas.microsoft.com/office/word/2010/wordprocessingGroup" xmlns:wpi="http://schemas.microsoft.com/office/word/2010/wordprocessingInk" xmlns:wne="http://schemas.microsoft.com/office/word/2006/wordml" xmlns:wps="http://schemas.microsoft.com/office/word/2010/wordprocessingShape" mc:Ignorable="w14 w15 w16se w16cid w16 w16cex w16sdtdh w16sdtfl w16du wp14">
+<w:footnotes xmlns:wpc="http://schemas.microsoft.com/office/word/2010/wordprocessingCanvas" xmlns:cx="http://schemas.microsoft.com/office/drawing/2014/chartex" xmlns:cx1="http://schemas.microsoft.com/office/drawing/2015/9/8/chartex" xmlns:cx2="http://schemas.microsoft.com/office/drawing/2015/10/21/chartex" xmlns:cx3="http://schemas.microsoft.com/office/drawing/2016/5/9/chartex" xmlns:cx4="http://schemas.microsoft.com/office/drawing/2016/5/10/chartex" xmlns:cx5="http://schemas.microsoft.com/office/drawing/2016/5/11/chartex" xmlns:cx6="http://schemas.microsoft.com/office/drawing/2016/5/12/chartex" xmlns:cx7="http://schemas.microsoft.com/office/drawing/2016/5/13/chartex" xmlns:cx8="http://schemas.microsoft.com/office/drawing/2016/5/14/chartex" xmlns:mc="http://schemas.openxmlformats.org/markup-compatibility/2006" xmlns:aink="http://schemas.microsoft.com/office/drawing/2016/ink" xmlns:am3d="http://schemas.microsoft.com/office/drawing/2017/model3d" xmlns:o="urn:schemas-microsoft-com:office:office" xmlns:oel="http://schemas.microsoft.com/office/2019/extlst" xmlns:r="http://schemas.openxmlformats.org/officeDocument/2006/relationships" xmlns:m="http://schemas.openxmlformats.org/officeDocument/2006/math" xmlns:v="urn:schemas-microsoft-com:vml" xmlns:wp14="http://schemas.microsoft.com/office/word/2010/wordprocessingDrawing" xmlns:wp="http://schemas.openxmlformats.org/drawingml/2006/wordprocessingDrawing" xmlns:w10="urn:schemas-microsoft-com:office:word" xmlns:w="http://schemas.openxmlformats.org/wordprocessingml/2006/main" xmlns:w14="http://schemas.microsoft.com/office/word/2010/wordml" xmlns:w15="http://schemas.microsoft.com/office/word/2012/wordml" xmlns:w16cei="http://schemas.microsoft.com/office/word/2026/wordml/cei" xmlns:w16cex="http://schemas.microsoft.com/office/word/2018/wordml/cex" xmlns:w16cid="http://schemas.microsoft.com/office/word/2016/wordml/cid" xmlns:w16="http://schemas.microsoft.com/office/word/2018/wordml" xmlns:w16du="http://schemas.microsoft.com/office/word/2023/wordml/word16du" xmlns:w16sdtdh="http://schemas.microsoft.com/office/word/2020/wordml/sdtdatahash" xmlns:w16sdtfl="http://schemas.microsoft.com/office/word/2024/wordml/sdtformatlock" xmlns:w16se="http://schemas.microsoft.com/office/word/2015/wordml/symex" xmlns:wpg="http://schemas.microsoft.com/office/word/2010/wordprocessingGroup" xmlns:wpi="http://schemas.microsoft.com/office/word/2010/wordprocessingInk" xmlns:wne="http://schemas.microsoft.com/office/word/2006/wordml" xmlns:wps="http://schemas.microsoft.com/office/word/2010/wordprocessingShape" mc:Ignorable="w14 w15 w16se w16cid w16 w16cex w16sdtdh w16sdtfl w16du wp14">
   <w:footnote w:type="separator" w:id="-1">
     <w:p>
       <w:pPr>
@@ -10125,7 +10388,7 @@
 </file>
 
 <file path=word/numbering.xml><?xml version="1.0" encoding="utf-8"?>
-<w:numbering xmlns:wpc="http://schemas.microsoft.com/office/word/2010/wordprocessingCanvas" xmlns:cx="http://schemas.microsoft.com/office/drawing/2014/chartex" xmlns:cx1="http://schemas.microsoft.com/office/drawing/2015/9/8/chartex" xmlns:cx2="http://schemas.microsoft.com/office/drawing/2015/10/21/chartex" xmlns:cx3="http://schemas.microsoft.com/office/drawing/2016/5/9/chartex" xmlns:cx4="http://schemas.microsoft.com/office/drawing/2016/5/10/chartex" xmlns:cx5="http://schemas.microsoft.com/office/drawing/2016/5/11/chartex" xmlns:cx6="http://schemas.microsoft.com/office/drawing/2016/5/12/chartex" xmlns:cx7="http://schemas.microsoft.com/office/drawing/2016/5/13/chartex" xmlns:cx8="http://schemas.microsoft.com/office/drawing/2016/5/14/chartex" xmlns:mc="http://schemas.openxmlformats.org/markup-compatibility/2006" xmlns:aink="http://schemas.microsoft.com/office/drawing/2016/ink" xmlns:am3d="http://schemas.microsoft.com/office/drawing/2017/model3d" xmlns:o="urn:schemas-microsoft-com:office:office" xmlns:oel="http://schemas.microsoft.com/office/2019/extlst" xmlns:r="http://schemas.openxmlformats.org/officeDocument/2006/relationships" xmlns:m="http://schemas.openxmlformats.org/officeDocument/2006/math" xmlns:v="urn:schemas-microsoft-com:vml" xmlns:wp14="http://schemas.microsoft.com/office/word/2010/wordprocessingDrawing" xmlns:wp="http://schemas.openxmlformats.org/drawingml/2006/wordprocessingDrawing" xmlns:w10="urn:schemas-microsoft-com:office:word" xmlns:w="http://schemas.openxmlformats.org/wordprocessingml/2006/main" xmlns:w14="http://schemas.microsoft.com/office/word/2010/wordml" xmlns:w15="http://schemas.microsoft.com/office/word/2012/wordml" xmlns:w16cex="http://schemas.microsoft.com/office/word/2018/wordml/cex" xmlns:w16cid="http://schemas.microsoft.com/office/word/2016/wordml/cid" xmlns:w16="http://schemas.microsoft.com/office/word/2018/wordml" xmlns:w16du="http://schemas.microsoft.com/office/word/2023/wordml/word16du" xmlns:w16sdtdh="http://schemas.microsoft.com/office/word/2020/wordml/sdtdatahash" xmlns:w16sdtfl="http://schemas.microsoft.com/office/word/2024/wordml/sdtformatlock" xmlns:w16se="http://schemas.microsoft.com/office/word/2015/wordml/symex" xmlns:wpg="http://schemas.microsoft.com/office/word/2010/wordprocessingGroup" xmlns:wpi="http://schemas.microsoft.com/office/word/2010/wordprocessingInk" xmlns:wne="http://schemas.microsoft.com/office/word/2006/wordml" xmlns:wps="http://schemas.microsoft.com/office/word/2010/wordprocessingShape" mc:Ignorable="w14 w15 w16se w16cid w16 w16cex w16sdtdh w16sdtfl w16du wp14">
+<w:numbering xmlns:wpc="http://schemas.microsoft.com/office/word/2010/wordprocessingCanvas" xmlns:cx="http://schemas.microsoft.com/office/drawing/2014/chartex" xmlns:cx1="http://schemas.microsoft.com/office/drawing/2015/9/8/chartex" xmlns:cx2="http://schemas.microsoft.com/office/drawing/2015/10/21/chartex" xmlns:cx3="http://schemas.microsoft.com/office/drawing/2016/5/9/chartex" xmlns:cx4="http://schemas.microsoft.com/office/drawing/2016/5/10/chartex" xmlns:cx5="http://schemas.microsoft.com/office/drawing/2016/5/11/chartex" xmlns:cx6="http://schemas.microsoft.com/office/drawing/2016/5/12/chartex" xmlns:cx7="http://schemas.microsoft.com/office/drawing/2016/5/13/chartex" xmlns:cx8="http://schemas.microsoft.com/office/drawing/2016/5/14/chartex" xmlns:mc="http://schemas.openxmlformats.org/markup-compatibility/2006" xmlns:aink="http://schemas.microsoft.com/office/drawing/2016/ink" xmlns:am3d="http://schemas.microsoft.com/office/drawing/2017/model3d" xmlns:o="urn:schemas-microsoft-com:office:office" xmlns:oel="http://schemas.microsoft.com/office/2019/extlst" xmlns:r="http://schemas.openxmlformats.org/officeDocument/2006/relationships" xmlns:m="http://schemas.openxmlformats.org/officeDocument/2006/math" xmlns:v="urn:schemas-microsoft-com:vml" xmlns:wp14="http://schemas.microsoft.com/office/word/2010/wordprocessingDrawing" xmlns:wp="http://schemas.openxmlformats.org/drawingml/2006/wordprocessingDrawing" xmlns:w10="urn:schemas-microsoft-com:office:word" xmlns:w="http://schemas.openxmlformats.org/wordprocessingml/2006/main" xmlns:w14="http://schemas.microsoft.com/office/word/2010/wordml" xmlns:w15="http://schemas.microsoft.com/office/word/2012/wordml" xmlns:w16cei="http://schemas.microsoft.com/office/word/2026/wordml/cei" xmlns:w16cex="http://schemas.microsoft.com/office/word/2018/wordml/cex" xmlns:w16cid="http://schemas.microsoft.com/office/word/2016/wordml/cid" xmlns:w16="http://schemas.microsoft.com/office/word/2018/wordml" xmlns:w16du="http://schemas.microsoft.com/office/word/2023/wordml/word16du" xmlns:w16sdtdh="http://schemas.microsoft.com/office/word/2020/wordml/sdtdatahash" xmlns:w16sdtfl="http://schemas.microsoft.com/office/word/2024/wordml/sdtformatlock" xmlns:w16se="http://schemas.microsoft.com/office/word/2015/wordml/symex" xmlns:wpg="http://schemas.microsoft.com/office/word/2010/wordprocessingGroup" xmlns:wpi="http://schemas.microsoft.com/office/word/2010/wordprocessingInk" xmlns:wne="http://schemas.microsoft.com/office/word/2006/wordml" xmlns:wps="http://schemas.microsoft.com/office/word/2010/wordprocessingShape" mc:Ignorable="w14 w15 w16se w16cid w16 w16cex w16sdtdh w16sdtfl w16du wp14">
   <w:abstractNum w:abstractNumId="0" w15:restartNumberingAfterBreak="0">
     <w:nsid w:val="02D60C06"/>
     <w:multiLevelType w:val="hybridMultilevel"/>
@@ -13162,6 +13425,7 @@
   <w:style w:type="character" w:default="1" w:styleId="DefaultParagraphFont">
     <w:name w:val="Default Paragraph Font"/>
     <w:uiPriority w:val="1"/>
+    <w:semiHidden/>
     <w:unhideWhenUsed/>
   </w:style>
   <w:style w:type="table" w:default="1" w:styleId="TableNormal">
@@ -13493,7 +13757,6 @@
     <w:basedOn w:val="Normal"/>
     <w:next w:val="Normal"/>
     <w:uiPriority w:val="35"/>
-    <w:semiHidden/>
     <w:unhideWhenUsed/>
     <w:qFormat/>
     <w:rsid w:val="002D5A3B"/>
@@ -14448,6 +14711,15 @@
 </file>
 
 <file path=customXml/item1.xml><?xml version="1.0" encoding="utf-8"?>
+<?mso-contentType ?>
+<FormTemplates xmlns="http://schemas.microsoft.com/sharepoint/v3/contenttype/forms">
+  <Display>DocumentLibraryForm</Display>
+  <Edit>DocumentLibraryForm</Edit>
+  <New>DocumentLibraryForm</New>
+</FormTemplates>
+</file>
+
+<file path=customXml/item2.xml><?xml version="1.0" encoding="utf-8"?>
 <p:properties xmlns:p="http://schemas.microsoft.com/office/2006/metadata/properties" xmlns:xsi="http://www.w3.org/2001/XMLSchema-instance" xmlns:pc="http://schemas.microsoft.com/office/infopath/2007/PartnerControls">
   <documentManagement>
     <Teams_Channel_Section_Location xmlns="ac56161a-35a2-4bac-99b6-8739237dc4f6" xsi:nil="true"/>
@@ -14497,15 +14769,6 @@
     <Templates xmlns="ac56161a-35a2-4bac-99b6-8739237dc4f6" xsi:nil="true"/>
   </documentManagement>
 </p:properties>
-</file>
-
-<file path=customXml/item2.xml><?xml version="1.0" encoding="utf-8"?>
-<?mso-contentType ?>
-<FormTemplates xmlns="http://schemas.microsoft.com/sharepoint/v3/contenttype/forms">
-  <Display>DocumentLibraryForm</Display>
-  <Edit>DocumentLibraryForm</Edit>
-  <New>DocumentLibraryForm</New>
-</FormTemplates>
 </file>
 
 <file path=customXml/item3.xml><?xml version="1.0" encoding="utf-8"?>
@@ -14995,23 +15258,40 @@
     <b:URL>https://www.formula1.com/en/latest/article/f1-glossary-p-t.GBhLQtpeu9b8LrK5VM0F1</b:URL>
     <b:RefOrder>4</b:RefOrder>
   </b:Source>
+  <b:Source>
+    <b:Tag>QtG26</b:Tag>
+    <b:SourceType>InternetSite</b:SourceType>
+    <b:Guid>{A17225CA-ECDB-458F-837A-C1DE58C494CE}</b:Guid>
+    <b:Author>
+      <b:Author>
+        <b:Corporate>Qt Group</b:Corporate>
+      </b:Author>
+    </b:Author>
+    <b:Title>Qt Group Documentation</b:Title>
+    <b:Year>2026</b:Year>
+    <b:YearAccessed>2026</b:YearAccessed>
+    <b:MonthAccessed>July</b:MonthAccessed>
+    <b:DayAccessed>24</b:DayAccessed>
+    <b:URL>https://doc.qt.io/qt-6/qhboxlayout.html</b:URL>
+    <b:RefOrder>5</b:RefOrder>
+  </b:Source>
 </b:Sources>
 </file>
 
 <file path=customXml/itemProps1.xml><?xml version="1.0" encoding="utf-8"?>
+<ds:datastoreItem xmlns:ds="http://schemas.openxmlformats.org/officeDocument/2006/customXml" ds:itemID="{9B975280-634C-49AE-9293-B75FDC4277EB}">
+  <ds:schemaRefs>
+    <ds:schemaRef ds:uri="http://schemas.microsoft.com/sharepoint/v3/contenttype/forms"/>
+  </ds:schemaRefs>
+</ds:datastoreItem>
+</file>
+
+<file path=customXml/itemProps2.xml><?xml version="1.0" encoding="utf-8"?>
 <ds:datastoreItem xmlns:ds="http://schemas.openxmlformats.org/officeDocument/2006/customXml" ds:itemID="{5C51FF54-1CBD-43E8-9B2A-B56F20CDF09A}">
   <ds:schemaRefs>
     <ds:schemaRef ds:uri="http://schemas.microsoft.com/office/2006/metadata/properties"/>
     <ds:schemaRef ds:uri="http://schemas.microsoft.com/office/infopath/2007/PartnerControls"/>
     <ds:schemaRef ds:uri="ac56161a-35a2-4bac-99b6-8739237dc4f6"/>
-  </ds:schemaRefs>
-</ds:datastoreItem>
-</file>
-
-<file path=customXml/itemProps2.xml><?xml version="1.0" encoding="utf-8"?>
-<ds:datastoreItem xmlns:ds="http://schemas.openxmlformats.org/officeDocument/2006/customXml" ds:itemID="{9B975280-634C-49AE-9293-B75FDC4277EB}">
-  <ds:schemaRefs>
-    <ds:schemaRef ds:uri="http://schemas.microsoft.com/sharepoint/v3/contenttype/forms"/>
   </ds:schemaRefs>
 </ds:datastoreItem>
 </file>
@@ -15036,7 +15316,7 @@
 </file>
 
 <file path=customXml/itemProps4.xml><?xml version="1.0" encoding="utf-8"?>
-<ds:datastoreItem xmlns:ds="http://schemas.openxmlformats.org/officeDocument/2006/customXml" ds:itemID="{2050937E-E31F-4DA2-A757-AA610B64203B}">
+<ds:datastoreItem xmlns:ds="http://schemas.openxmlformats.org/officeDocument/2006/customXml" ds:itemID="{71211F0F-0407-4A06-B625-E2020ACD9E37}">
   <ds:schemaRefs>
     <ds:schemaRef ds:uri="http://schemas.openxmlformats.org/officeDocument/2006/bibliography"/>
   </ds:schemaRefs>

--- a/docs/Technical Report Eoin Fitzsimons.docx
+++ b/docs/Technical Report Eoin Fitzsimons.docx
@@ -7026,6 +7026,33 @@
     </w:p>
     <w:p>
       <w:pPr>
+        <w:pStyle w:val="ListParagraph"/>
+        <w:numPr>
+          <w:ilvl w:val="0"/>
+          <w:numId w:val="9"/>
+        </w:numPr>
+      </w:pPr>
+      <w:r>
+        <w:t>A2</w:t>
+      </w:r>
+      <w:r>
+        <w:t xml:space="preserve"> – The simulation fails due to not all cars finishing</w:t>
+      </w:r>
+    </w:p>
+    <w:p>
+      <w:pPr>
+        <w:pStyle w:val="ListParagraph"/>
+        <w:numPr>
+          <w:ilvl w:val="1"/>
+          <w:numId w:val="9"/>
+        </w:numPr>
+      </w:pPr>
+      <w:r>
+        <w:t>The system times out the unfinished cars and marks the, as DNF (Did not Finish)</w:t>
+      </w:r>
+    </w:p>
+    <w:p>
+      <w:pPr>
         <w:pStyle w:val="Heading6"/>
       </w:pPr>
       <w:r>
@@ -7041,7 +7068,10 @@
         </w:numPr>
       </w:pPr>
       <w:r>
-        <w:t>E1 – The simulation fails due to not all cars finishing</w:t>
+        <w:t xml:space="preserve">E1 – The simulation fails due to </w:t>
+      </w:r>
+      <w:r>
+        <w:t>the system crashing</w:t>
       </w:r>
     </w:p>
     <w:p>
@@ -7053,7 +7083,22 @@
         </w:numPr>
       </w:pPr>
       <w:r>
-        <w:t>The system times out the unfinished cars and marks the, as DNF (Did not Finish)</w:t>
+        <w:t xml:space="preserve">The system </w:t>
+      </w:r>
+      <w:r>
+        <w:t>gives an error message</w:t>
+      </w:r>
+    </w:p>
+    <w:p>
+      <w:pPr>
+        <w:pStyle w:val="ListParagraph"/>
+        <w:numPr>
+          <w:ilvl w:val="1"/>
+          <w:numId w:val="10"/>
+        </w:numPr>
+      </w:pPr>
+      <w:r>
+        <w:t>The program resets and goes to the main menu</w:t>
       </w:r>
     </w:p>
     <w:p>
@@ -9274,24 +9319,14 @@
                             <w:r>
                               <w:t xml:space="preserve">Telemetry </w:t>
                             </w:r>
-                            <w:r>
-                              <w:fldChar w:fldCharType="begin"/>
-                            </w:r>
-                            <w:r>
-                              <w:instrText xml:space="preserve"> SEQ Telemetry \* ARABIC </w:instrText>
-                            </w:r>
-                            <w:r>
-                              <w:fldChar w:fldCharType="separate"/>
-                            </w:r>
-                            <w:r>
-                              <w:rPr>
-                                <w:noProof/>
-                              </w:rPr>
-                              <w:t>1</w:t>
-                            </w:r>
-                            <w:r>
-                              <w:fldChar w:fldCharType="end"/>
-                            </w:r>
+                            <w:fldSimple w:instr=" SEQ Telemetry \* ARABIC ">
+                              <w:r>
+                                <w:rPr>
+                                  <w:noProof/>
+                                </w:rPr>
+                                <w:t>1</w:t>
+                              </w:r>
+                            </w:fldSimple>
                           </w:p>
                         </w:txbxContent>
                       </wps:txbx>
@@ -9328,24 +9363,14 @@
                       <w:r>
                         <w:t xml:space="preserve">Telemetry </w:t>
                       </w:r>
-                      <w:r>
-                        <w:fldChar w:fldCharType="begin"/>
-                      </w:r>
-                      <w:r>
-                        <w:instrText xml:space="preserve"> SEQ Telemetry \* ARABIC </w:instrText>
-                      </w:r>
-                      <w:r>
-                        <w:fldChar w:fldCharType="separate"/>
-                      </w:r>
-                      <w:r>
-                        <w:rPr>
-                          <w:noProof/>
-                        </w:rPr>
-                        <w:t>1</w:t>
-                      </w:r>
-                      <w:r>
-                        <w:fldChar w:fldCharType="end"/>
-                      </w:r>
+                      <w:fldSimple w:instr=" SEQ Telemetry \* ARABIC ">
+                        <w:r>
+                          <w:rPr>
+                            <w:noProof/>
+                          </w:rPr>
+                          <w:t>1</w:t>
+                        </w:r>
+                      </w:fldSimple>
                     </w:p>
                   </w:txbxContent>
                 </v:textbox>
@@ -9521,6 +9546,9 @@
     </w:p>
     <w:p>
       <w:r>
+        <w:rPr>
+          <w:noProof/>
+        </w:rPr>
         <w:drawing>
           <wp:inline distT="0" distB="0" distL="0" distR="0" wp14:anchorId="190D2714" wp14:editId="5E1243B2">
             <wp:extent cx="5731510" cy="1622425"/>
@@ -9565,24 +9593,14 @@
       <w:r>
         <w:t xml:space="preserve">Telemetry </w:t>
       </w:r>
-      <w:r>
-        <w:fldChar w:fldCharType="begin"/>
-      </w:r>
-      <w:r>
-        <w:instrText xml:space="preserve"> SEQ Telemetry \* ARABIC </w:instrText>
-      </w:r>
-      <w:r>
-        <w:fldChar w:fldCharType="separate"/>
-      </w:r>
-      <w:r>
-        <w:rPr>
-          <w:noProof/>
-        </w:rPr>
-        <w:t>2</w:t>
-      </w:r>
-      <w:r>
-        <w:fldChar w:fldCharType="end"/>
-      </w:r>
+      <w:fldSimple w:instr=" SEQ Telemetry \* ARABIC ">
+        <w:r>
+          <w:rPr>
+            <w:noProof/>
+          </w:rPr>
+          <w:t>2</w:t>
+        </w:r>
+      </w:fldSimple>
     </w:p>
     <w:p>
       <w:r>
@@ -9641,6 +9659,9 @@
         <w:keepNext/>
       </w:pPr>
       <w:r>
+        <w:rPr>
+          <w:noProof/>
+        </w:rPr>
         <w:drawing>
           <wp:inline distT="0" distB="0" distL="0" distR="0" wp14:anchorId="7D62A21D" wp14:editId="08D12FE5">
             <wp:extent cx="5762297" cy="3571207"/>
@@ -9694,24 +9715,14 @@
       <w:r>
         <w:t xml:space="preserve">Telemetry </w:t>
       </w:r>
-      <w:r>
-        <w:fldChar w:fldCharType="begin"/>
-      </w:r>
-      <w:r>
-        <w:instrText xml:space="preserve"> SEQ Telemetry \* ARABIC </w:instrText>
-      </w:r>
-      <w:r>
-        <w:fldChar w:fldCharType="separate"/>
-      </w:r>
-      <w:r>
-        <w:rPr>
-          <w:noProof/>
-        </w:rPr>
-        <w:t>3</w:t>
-      </w:r>
-      <w:r>
-        <w:fldChar w:fldCharType="end"/>
-      </w:r>
+      <w:fldSimple w:instr=" SEQ Telemetry \* ARABIC ">
+        <w:r>
+          <w:rPr>
+            <w:noProof/>
+          </w:rPr>
+          <w:t>3</w:t>
+        </w:r>
+      </w:fldSimple>
     </w:p>
     <w:p>
       <w:r>
@@ -14711,15 +14722,6 @@
 </file>
 
 <file path=customXml/item1.xml><?xml version="1.0" encoding="utf-8"?>
-<?mso-contentType ?>
-<FormTemplates xmlns="http://schemas.microsoft.com/sharepoint/v3/contenttype/forms">
-  <Display>DocumentLibraryForm</Display>
-  <Edit>DocumentLibraryForm</Edit>
-  <New>DocumentLibraryForm</New>
-</FormTemplates>
-</file>
-
-<file path=customXml/item2.xml><?xml version="1.0" encoding="utf-8"?>
 <p:properties xmlns:p="http://schemas.microsoft.com/office/2006/metadata/properties" xmlns:xsi="http://www.w3.org/2001/XMLSchema-instance" xmlns:pc="http://schemas.microsoft.com/office/infopath/2007/PartnerControls">
   <documentManagement>
     <Teams_Channel_Section_Location xmlns="ac56161a-35a2-4bac-99b6-8739237dc4f6" xsi:nil="true"/>
@@ -14771,7 +14773,106 @@
 </p:properties>
 </file>
 
+<file path=customXml/item2.xml><?xml version="1.0" encoding="utf-8"?>
+<?mso-contentType ?>
+<FormTemplates xmlns="http://schemas.microsoft.com/sharepoint/v3/contenttype/forms">
+  <Display>DocumentLibraryForm</Display>
+  <Edit>DocumentLibraryForm</Edit>
+  <New>DocumentLibraryForm</New>
+</FormTemplates>
+</file>
+
 <file path=customXml/item3.xml><?xml version="1.0" encoding="utf-8"?>
+<b:Sources xmlns:b="http://schemas.openxmlformats.org/officeDocument/2006/bibliography" xmlns="http://schemas.openxmlformats.org/officeDocument/2006/bibliography" SelectedStyle="\HarvardAnglia2008OfficeOnline.xsl" StyleName="Harvard - Anglia" Version="2008">
+  <b:Source>
+    <b:Tag>Agi26</b:Tag>
+    <b:SourceType>InternetSite</b:SourceType>
+    <b:Guid>{78CC74B3-71D7-445A-BD1E-7DB0B7A44B13}</b:Guid>
+    <b:Title>What is MoSCoW Prioritization?</b:Title>
+    <b:Year>2026</b:Year>
+    <b:Author>
+      <b:Author>
+        <b:Corporate>Agile Business Consortium</b:Corporate>
+      </b:Author>
+    </b:Author>
+    <b:YearAccessed>2026</b:YearAccessed>
+    <b:MonthAccessed>July</b:MonthAccessed>
+    <b:DayAccessed>16</b:DayAccessed>
+    <b:URL>https://www.agilebusiness.org/resource/what-is-moscow-prioritization/</b:URL>
+    <b:RefOrder>1</b:RefOrder>
+  </b:Source>
+  <b:Source>
+    <b:Tag>Emb16</b:Tag>
+    <b:SourceType>InternetSite</b:SourceType>
+    <b:Guid>{96EC25F5-613B-41F7-9370-01F376E5A07F}</b:Guid>
+    <b:Author>
+      <b:Author>
+        <b:Corporate>Embarcadero</b:Corporate>
+      </b:Author>
+    </b:Author>
+    <b:Title>UML 1.5 Use Case Diagram Definition</b:Title>
+    <b:Year>2016</b:Year>
+    <b:YearAccessed>2026</b:YearAccessed>
+    <b:MonthAccessed>July</b:MonthAccessed>
+    <b:DayAccessed>17</b:DayAccessed>
+    <b:URL>https://docwiki.embarcadero.com/RADStudio/Athens/en/UML_1.5_Use_Case_Diagram_Definition</b:URL>
+    <b:RefOrder>2</b:RefOrder>
+  </b:Source>
+  <b:Source>
+    <b:Tag>Usa15</b:Tag>
+    <b:SourceType>InternetSite</b:SourceType>
+    <b:Guid>{B4141139-B38C-4554-A59F-ED8FEB6AA9B9}</b:Guid>
+    <b:Author>
+      <b:Author>
+        <b:Corporate>Usability First</b:Corporate>
+      </b:Author>
+    </b:Author>
+    <b:Title>Usability First - About Usability - Requirements Specification | Usability First</b:Title>
+    <b:Year>2015</b:Year>
+    <b:YearAccessed>2026</b:YearAccessed>
+    <b:MonthAccessed>July</b:MonthAccessed>
+    <b:DayAccessed>17</b:DayAccessed>
+    <b:URL>https://www.usabilityfirst.com/about-usability/requirements-specification/index.html</b:URL>
+    <b:RefOrder>3</b:RefOrder>
+  </b:Source>
+  <b:Source>
+    <b:Tag>For26</b:Tag>
+    <b:SourceType>InternetSite</b:SourceType>
+    <b:Guid>{E1E283C5-F393-4ABB-A75E-53D4BAF2D5B9}</b:Guid>
+    <b:Author>
+      <b:Author>
+        <b:Corporate>Formula One</b:Corporate>
+      </b:Author>
+    </b:Author>
+    <b:Title>F1 Glossary (P-T)</b:Title>
+    <b:Year>2026</b:Year>
+    <b:YearAccessed>2026</b:YearAccessed>
+    <b:MonthAccessed>July</b:MonthAccessed>
+    <b:DayAccessed>22</b:DayAccessed>
+    <b:URL>https://www.formula1.com/en/latest/article/f1-glossary-p-t.GBhLQtpeu9b8LrK5VM0F1</b:URL>
+    <b:RefOrder>4</b:RefOrder>
+  </b:Source>
+  <b:Source>
+    <b:Tag>QtG26</b:Tag>
+    <b:SourceType>InternetSite</b:SourceType>
+    <b:Guid>{A17225CA-ECDB-458F-837A-C1DE58C494CE}</b:Guid>
+    <b:Author>
+      <b:Author>
+        <b:Corporate>Qt Group</b:Corporate>
+      </b:Author>
+    </b:Author>
+    <b:Title>Qt Group Documentation</b:Title>
+    <b:Year>2026</b:Year>
+    <b:YearAccessed>2026</b:YearAccessed>
+    <b:MonthAccessed>July</b:MonthAccessed>
+    <b:DayAccessed>24</b:DayAccessed>
+    <b:URL>https://doc.qt.io/qt-6/qhboxlayout.html</b:URL>
+    <b:RefOrder>5</b:RefOrder>
+  </b:Source>
+</b:Sources>
+</file>
+
+<file path=customXml/item4.xml><?xml version="1.0" encoding="utf-8"?>
 <ct:contentTypeSchema xmlns:ct="http://schemas.microsoft.com/office/2006/metadata/contentType" xmlns:ma="http://schemas.microsoft.com/office/2006/metadata/properties/metaAttributes" ct:_="" ma:_="" ma:contentTypeName="Document" ma:contentTypeID="0x0101003EE04D916D7611488AA759BAA9A37716" ma:contentTypeVersion="34" ma:contentTypeDescription="Create a new document." ma:contentTypeScope="" ma:versionID="da43fd5ae1f7ae53ffd28d894363bfb4">
   <xsd:schema xmlns:xsd="http://www.w3.org/2001/XMLSchema" xmlns:xs="http://www.w3.org/2001/XMLSchema" xmlns:p="http://schemas.microsoft.com/office/2006/metadata/properties" xmlns:ns3="05ee331b-510f-4173-a5cc-a06d55a316fd" xmlns:ns4="ac56161a-35a2-4bac-99b6-8739237dc4f6" targetNamespace="http://schemas.microsoft.com/office/2006/metadata/properties" ma:root="true" ma:fieldsID="0e753ad016b352eaafbd0268c41c2a23" ns3:_="" ns4:_="">
     <xsd:import namespace="05ee331b-510f-4173-a5cc-a06d55a316fd"/>
@@ -15188,105 +15289,7 @@
 </ct:contentTypeSchema>
 </file>
 
-<file path=customXml/item4.xml><?xml version="1.0" encoding="utf-8"?>
-<b:Sources xmlns:b="http://schemas.openxmlformats.org/officeDocument/2006/bibliography" xmlns="http://schemas.openxmlformats.org/officeDocument/2006/bibliography" SelectedStyle="\HarvardAnglia2008OfficeOnline.xsl" StyleName="Harvard - Anglia" Version="2008">
-  <b:Source>
-    <b:Tag>Agi26</b:Tag>
-    <b:SourceType>InternetSite</b:SourceType>
-    <b:Guid>{78CC74B3-71D7-445A-BD1E-7DB0B7A44B13}</b:Guid>
-    <b:Title>What is MoSCoW Prioritization?</b:Title>
-    <b:Year>2026</b:Year>
-    <b:Author>
-      <b:Author>
-        <b:Corporate>Agile Business Consortium</b:Corporate>
-      </b:Author>
-    </b:Author>
-    <b:YearAccessed>2026</b:YearAccessed>
-    <b:MonthAccessed>July</b:MonthAccessed>
-    <b:DayAccessed>16</b:DayAccessed>
-    <b:URL>https://www.agilebusiness.org/resource/what-is-moscow-prioritization/</b:URL>
-    <b:RefOrder>1</b:RefOrder>
-  </b:Source>
-  <b:Source>
-    <b:Tag>Emb16</b:Tag>
-    <b:SourceType>InternetSite</b:SourceType>
-    <b:Guid>{96EC25F5-613B-41F7-9370-01F376E5A07F}</b:Guid>
-    <b:Author>
-      <b:Author>
-        <b:Corporate>Embarcadero</b:Corporate>
-      </b:Author>
-    </b:Author>
-    <b:Title>UML 1.5 Use Case Diagram Definition</b:Title>
-    <b:Year>2016</b:Year>
-    <b:YearAccessed>2026</b:YearAccessed>
-    <b:MonthAccessed>July</b:MonthAccessed>
-    <b:DayAccessed>17</b:DayAccessed>
-    <b:URL>https://docwiki.embarcadero.com/RADStudio/Athens/en/UML_1.5_Use_Case_Diagram_Definition</b:URL>
-    <b:RefOrder>2</b:RefOrder>
-  </b:Source>
-  <b:Source>
-    <b:Tag>Usa15</b:Tag>
-    <b:SourceType>InternetSite</b:SourceType>
-    <b:Guid>{B4141139-B38C-4554-A59F-ED8FEB6AA9B9}</b:Guid>
-    <b:Author>
-      <b:Author>
-        <b:Corporate>Usability First</b:Corporate>
-      </b:Author>
-    </b:Author>
-    <b:Title>Usability First - About Usability - Requirements Specification | Usability First</b:Title>
-    <b:Year>2015</b:Year>
-    <b:YearAccessed>2026</b:YearAccessed>
-    <b:MonthAccessed>July</b:MonthAccessed>
-    <b:DayAccessed>17</b:DayAccessed>
-    <b:URL>https://www.usabilityfirst.com/about-usability/requirements-specification/index.html</b:URL>
-    <b:RefOrder>3</b:RefOrder>
-  </b:Source>
-  <b:Source>
-    <b:Tag>For26</b:Tag>
-    <b:SourceType>InternetSite</b:SourceType>
-    <b:Guid>{E1E283C5-F393-4ABB-A75E-53D4BAF2D5B9}</b:Guid>
-    <b:Author>
-      <b:Author>
-        <b:Corporate>Formula One</b:Corporate>
-      </b:Author>
-    </b:Author>
-    <b:Title>F1 Glossary (P-T)</b:Title>
-    <b:Year>2026</b:Year>
-    <b:YearAccessed>2026</b:YearAccessed>
-    <b:MonthAccessed>July</b:MonthAccessed>
-    <b:DayAccessed>22</b:DayAccessed>
-    <b:URL>https://www.formula1.com/en/latest/article/f1-glossary-p-t.GBhLQtpeu9b8LrK5VM0F1</b:URL>
-    <b:RefOrder>4</b:RefOrder>
-  </b:Source>
-  <b:Source>
-    <b:Tag>QtG26</b:Tag>
-    <b:SourceType>InternetSite</b:SourceType>
-    <b:Guid>{A17225CA-ECDB-458F-837A-C1DE58C494CE}</b:Guid>
-    <b:Author>
-      <b:Author>
-        <b:Corporate>Qt Group</b:Corporate>
-      </b:Author>
-    </b:Author>
-    <b:Title>Qt Group Documentation</b:Title>
-    <b:Year>2026</b:Year>
-    <b:YearAccessed>2026</b:YearAccessed>
-    <b:MonthAccessed>July</b:MonthAccessed>
-    <b:DayAccessed>24</b:DayAccessed>
-    <b:URL>https://doc.qt.io/qt-6/qhboxlayout.html</b:URL>
-    <b:RefOrder>5</b:RefOrder>
-  </b:Source>
-</b:Sources>
-</file>
-
 <file path=customXml/itemProps1.xml><?xml version="1.0" encoding="utf-8"?>
-<ds:datastoreItem xmlns:ds="http://schemas.openxmlformats.org/officeDocument/2006/customXml" ds:itemID="{9B975280-634C-49AE-9293-B75FDC4277EB}">
-  <ds:schemaRefs>
-    <ds:schemaRef ds:uri="http://schemas.microsoft.com/sharepoint/v3/contenttype/forms"/>
-  </ds:schemaRefs>
-</ds:datastoreItem>
-</file>
-
-<file path=customXml/itemProps2.xml><?xml version="1.0" encoding="utf-8"?>
 <ds:datastoreItem xmlns:ds="http://schemas.openxmlformats.org/officeDocument/2006/customXml" ds:itemID="{5C51FF54-1CBD-43E8-9B2A-B56F20CDF09A}">
   <ds:schemaRefs>
     <ds:schemaRef ds:uri="http://schemas.microsoft.com/office/2006/metadata/properties"/>
@@ -15296,7 +15299,23 @@
 </ds:datastoreItem>
 </file>
 
+<file path=customXml/itemProps2.xml><?xml version="1.0" encoding="utf-8"?>
+<ds:datastoreItem xmlns:ds="http://schemas.openxmlformats.org/officeDocument/2006/customXml" ds:itemID="{9B975280-634C-49AE-9293-B75FDC4277EB}">
+  <ds:schemaRefs>
+    <ds:schemaRef ds:uri="http://schemas.microsoft.com/sharepoint/v3/contenttype/forms"/>
+  </ds:schemaRefs>
+</ds:datastoreItem>
+</file>
+
 <file path=customXml/itemProps3.xml><?xml version="1.0" encoding="utf-8"?>
+<ds:datastoreItem xmlns:ds="http://schemas.openxmlformats.org/officeDocument/2006/customXml" ds:itemID="{71211F0F-0407-4A06-B625-E2020ACD9E37}">
+  <ds:schemaRefs>
+    <ds:schemaRef ds:uri="http://schemas.openxmlformats.org/officeDocument/2006/bibliography"/>
+  </ds:schemaRefs>
+</ds:datastoreItem>
+</file>
+
+<file path=customXml/itemProps4.xml><?xml version="1.0" encoding="utf-8"?>
 <ds:datastoreItem xmlns:ds="http://schemas.openxmlformats.org/officeDocument/2006/customXml" ds:itemID="{3B693098-FF00-4095-9757-18FD92BDA8E2}">
   <ds:schemaRefs>
     <ds:schemaRef ds:uri="http://schemas.microsoft.com/office/2006/metadata/contentType"/>
@@ -15313,12 +15332,4 @@
     <ds:schemaRef ds:uri="http://schemas.microsoft.com/internal/obd"/>
   </ds:schemaRefs>
 </ds:datastoreItem>
-</file>
-
-<file path=customXml/itemProps4.xml><?xml version="1.0" encoding="utf-8"?>
-<ds:datastoreItem xmlns:ds="http://schemas.openxmlformats.org/officeDocument/2006/customXml" ds:itemID="{71211F0F-0407-4A06-B625-E2020ACD9E37}">
-  <ds:schemaRefs>
-    <ds:schemaRef ds:uri="http://schemas.openxmlformats.org/officeDocument/2006/bibliography"/>
-  </ds:schemaRefs>
-</ds:datastoreItem>
 </file>
--- a/docs/Technical Report Eoin Fitzsimons.docx
+++ b/docs/Technical Report Eoin Fitzsimons.docx
@@ -660,7 +660,25 @@
           <w:bCs/>
           <w:highlight w:val="yellow"/>
         </w:rPr>
-        <w:t>successfully complete the Epigeum Academic Integrity Course</w:t>
+        <w:t xml:space="preserve">successfully complete the </w:t>
+      </w:r>
+      <w:proofErr w:type="spellStart"/>
+      <w:r>
+        <w:rPr>
+          <w:b/>
+          <w:bCs/>
+          <w:highlight w:val="yellow"/>
+        </w:rPr>
+        <w:t>Epigeum</w:t>
+      </w:r>
+      <w:proofErr w:type="spellEnd"/>
+      <w:r>
+        <w:rPr>
+          <w:b/>
+          <w:bCs/>
+          <w:highlight w:val="yellow"/>
+        </w:rPr>
+        <w:t xml:space="preserve"> Academic Integrity Course</w:t>
       </w:r>
       <w:r>
         <w:rPr>
@@ -1007,7 +1025,21 @@
         <w:rPr>
           <w:b/>
         </w:rPr>
-        <w:t>Please check that you read AI and Academic Integrity Acknowledgement Supplments in this document</w:t>
+        <w:t xml:space="preserve">Please check that you read AI and Academic Integrity Acknowledgement </w:t>
+      </w:r>
+      <w:proofErr w:type="spellStart"/>
+      <w:r>
+        <w:rPr>
+          <w:b/>
+        </w:rPr>
+        <w:t>Supplments</w:t>
+      </w:r>
+      <w:proofErr w:type="spellEnd"/>
+      <w:r>
+        <w:rPr>
+          <w:b/>
+        </w:rPr>
+        <w:t xml:space="preserve"> in this document</w:t>
       </w:r>
     </w:p>
     <w:p/>
@@ -5230,8 +5262,13 @@
       </w:r>
     </w:p>
     <w:p>
-      <w:r>
-        <w:t>pathlib – Path</w:t>
+      <w:proofErr w:type="spellStart"/>
+      <w:r>
+        <w:t>pathlib</w:t>
+      </w:r>
+      <w:proofErr w:type="spellEnd"/>
+      <w:r>
+        <w:t xml:space="preserve"> – Path</w:t>
       </w:r>
     </w:p>
     <w:p>
@@ -5246,18 +5283,30 @@
     </w:p>
     <w:p>
       <w:r>
-        <w:t>typing – List, Dict, Tuple</w:t>
-      </w:r>
-    </w:p>
-    <w:p>
+        <w:t xml:space="preserve">typing – List, </w:t>
+      </w:r>
+      <w:proofErr w:type="spellStart"/>
+      <w:r>
+        <w:t>Dict</w:t>
+      </w:r>
+      <w:proofErr w:type="spellEnd"/>
+      <w:r>
+        <w:t>, Tuple</w:t>
+      </w:r>
+    </w:p>
+    <w:p>
+      <w:proofErr w:type="spellStart"/>
       <w:r>
         <w:t>json</w:t>
       </w:r>
-    </w:p>
-    <w:p>
+      <w:proofErr w:type="spellEnd"/>
+    </w:p>
+    <w:p>
+      <w:proofErr w:type="spellStart"/>
       <w:r>
         <w:t>dataclasses</w:t>
       </w:r>
+      <w:proofErr w:type="spellEnd"/>
     </w:p>
     <w:p>
       <w:r>
@@ -5266,14 +5315,18 @@
       <w:r>
         <w:t xml:space="preserve"> - </w:t>
       </w:r>
+      <w:proofErr w:type="spellStart"/>
       <w:r>
         <w:t>SystemRandom</w:t>
       </w:r>
-    </w:p>
-    <w:p>
+      <w:proofErr w:type="spellEnd"/>
+    </w:p>
+    <w:p>
+      <w:proofErr w:type="spellStart"/>
       <w:r>
         <w:t>os</w:t>
       </w:r>
+      <w:proofErr w:type="spellEnd"/>
     </w:p>
     <w:p>
       <w:pPr>
@@ -5557,7 +5610,15 @@
     </w:p>
     <w:p>
       <w:r>
-        <w:t>The MoSCoW prioritisation method was used to classify functional requirements according to their importance. Core functionality required for the successful completion of a race simulation was classified as Must Have, features that improve the user experience but are not essential to the simulation were classified as Should Have or Could Have, while functionality outside the scope of the minimum viable product (MVP) was classified as Won't Have</w:t>
+        <w:t xml:space="preserve">The </w:t>
+      </w:r>
+      <w:proofErr w:type="spellStart"/>
+      <w:r>
+        <w:t>MoSCoW</w:t>
+      </w:r>
+      <w:proofErr w:type="spellEnd"/>
+      <w:r>
+        <w:t xml:space="preserve"> prioritisation method was used to classify functional requirements according to their importance. Core functionality required for the successful completion of a race simulation was classified as Must Have, features that improve the user experience but are not essential to the simulation were classified as Should Have or Could Have, while functionality outside the scope of the minimum viable product (MVP) was classified as Won't Have</w:t>
       </w:r>
       <w:r>
         <w:t>.</w:t>
@@ -9002,6 +9063,7 @@
         </w:sdtContent>
       </w:sdt>
     </w:p>
+    <w:p/>
     <w:p>
       <w:pPr>
         <w:pStyle w:val="Heading3"/>
@@ -9319,14 +9381,24 @@
                             <w:r>
                               <w:t xml:space="preserve">Telemetry </w:t>
                             </w:r>
-                            <w:fldSimple w:instr=" SEQ Telemetry \* ARABIC ">
-                              <w:r>
-                                <w:rPr>
-                                  <w:noProof/>
-                                </w:rPr>
-                                <w:t>1</w:t>
-                              </w:r>
-                            </w:fldSimple>
+                            <w:r>
+                              <w:fldChar w:fldCharType="begin"/>
+                            </w:r>
+                            <w:r>
+                              <w:instrText xml:space="preserve"> SEQ Telemetry \* ARABIC </w:instrText>
+                            </w:r>
+                            <w:r>
+                              <w:fldChar w:fldCharType="separate"/>
+                            </w:r>
+                            <w:r>
+                              <w:rPr>
+                                <w:noProof/>
+                              </w:rPr>
+                              <w:t>1</w:t>
+                            </w:r>
+                            <w:r>
+                              <w:fldChar w:fldCharType="end"/>
+                            </w:r>
                           </w:p>
                         </w:txbxContent>
                       </wps:txbx>
@@ -9363,14 +9435,24 @@
                       <w:r>
                         <w:t xml:space="preserve">Telemetry </w:t>
                       </w:r>
-                      <w:fldSimple w:instr=" SEQ Telemetry \* ARABIC ">
-                        <w:r>
-                          <w:rPr>
-                            <w:noProof/>
-                          </w:rPr>
-                          <w:t>1</w:t>
-                        </w:r>
-                      </w:fldSimple>
+                      <w:r>
+                        <w:fldChar w:fldCharType="begin"/>
+                      </w:r>
+                      <w:r>
+                        <w:instrText xml:space="preserve"> SEQ Telemetry \* ARABIC </w:instrText>
+                      </w:r>
+                      <w:r>
+                        <w:fldChar w:fldCharType="separate"/>
+                      </w:r>
+                      <w:r>
+                        <w:rPr>
+                          <w:noProof/>
+                        </w:rPr>
+                        <w:t>1</w:t>
+                      </w:r>
+                      <w:r>
+                        <w:fldChar w:fldCharType="end"/>
+                      </w:r>
                     </w:p>
                   </w:txbxContent>
                 </v:textbox>
@@ -9593,18 +9675,36 @@
       <w:r>
         <w:t xml:space="preserve">Telemetry </w:t>
       </w:r>
-      <w:fldSimple w:instr=" SEQ Telemetry \* ARABIC ">
-        <w:r>
-          <w:rPr>
-            <w:noProof/>
-          </w:rPr>
-          <w:t>2</w:t>
-        </w:r>
-      </w:fldSimple>
-    </w:p>
-    <w:p>
-      <w:r>
-        <w:t xml:space="preserve">As seen in Telemetry 2, I create the tables using QHBoxLayout, this lines up widgets horizontally without additional need for manually </w:t>
+      <w:r>
+        <w:fldChar w:fldCharType="begin"/>
+      </w:r>
+      <w:r>
+        <w:instrText xml:space="preserve"> SEQ Telemetry \* ARABIC </w:instrText>
+      </w:r>
+      <w:r>
+        <w:fldChar w:fldCharType="separate"/>
+      </w:r>
+      <w:r>
+        <w:rPr>
+          <w:noProof/>
+        </w:rPr>
+        <w:t>2</w:t>
+      </w:r>
+      <w:r>
+        <w:fldChar w:fldCharType="end"/>
+      </w:r>
+    </w:p>
+    <w:p>
+      <w:r>
+        <w:t xml:space="preserve">As seen in Telemetry 2, I create the tables using </w:t>
+      </w:r>
+      <w:proofErr w:type="spellStart"/>
+      <w:r>
+        <w:t>QHBoxLayout</w:t>
+      </w:r>
+      <w:proofErr w:type="spellEnd"/>
+      <w:r>
+        <w:t xml:space="preserve">, this lines up widgets horizontally without additional need for manually </w:t>
       </w:r>
       <w:r>
         <w:t>placing</w:t>
@@ -9715,21 +9815,39 @@
       <w:r>
         <w:t xml:space="preserve">Telemetry </w:t>
       </w:r>
-      <w:fldSimple w:instr=" SEQ Telemetry \* ARABIC ">
-        <w:r>
-          <w:rPr>
-            <w:noProof/>
-          </w:rPr>
-          <w:t>3</w:t>
-        </w:r>
-      </w:fldSimple>
+      <w:r>
+        <w:fldChar w:fldCharType="begin"/>
+      </w:r>
+      <w:r>
+        <w:instrText xml:space="preserve"> SEQ Telemetry \* ARABIC </w:instrText>
+      </w:r>
+      <w:r>
+        <w:fldChar w:fldCharType="separate"/>
+      </w:r>
+      <w:r>
+        <w:rPr>
+          <w:noProof/>
+        </w:rPr>
+        <w:t>3</w:t>
+      </w:r>
+      <w:r>
+        <w:fldChar w:fldCharType="end"/>
+      </w:r>
     </w:p>
     <w:p>
       <w:r>
         <w:t xml:space="preserve">As seen in Telemetry 3, I have an attribute error stemming from line 64 - </w:t>
       </w:r>
       <w:r>
-        <w:t>self._publish_telemetry()</w:t>
+        <w:t>self._</w:t>
+      </w:r>
+      <w:proofErr w:type="spellStart"/>
+      <w:r>
+        <w:t>publish_telemetry</w:t>
+      </w:r>
+      <w:proofErr w:type="spellEnd"/>
+      <w:r>
+        <w:t>()</w:t>
       </w:r>
       <w:r>
         <w:t>. The root cause of this is the telemetry is being called prior to the creation of tables, Telemetry 2 above shows I do have the creation of these tables within my code. This in an architecture issue rather than a</w:t>
@@ -9741,6 +9859,496 @@
         <w:t xml:space="preserve"> mere typo. I have to consider when elements are called and created. I will now work on initialising all elements before calling upon said elements.</w:t>
       </w:r>
     </w:p>
+    <w:p>
+      <w:pPr>
+        <w:pStyle w:val="Heading4"/>
+      </w:pPr>
+      <w:r>
+        <w:lastRenderedPageBreak/>
+        <w:t>Fix</w:t>
+      </w:r>
+    </w:p>
+    <w:p>
+      <w:pPr>
+        <w:keepNext/>
+      </w:pPr>
+      <w:r>
+        <w:drawing>
+          <wp:inline distT="0" distB="0" distL="0" distR="0" wp14:anchorId="55E6CECE" wp14:editId="580330D5">
+            <wp:extent cx="5731510" cy="4835525"/>
+            <wp:effectExtent l="0" t="0" r="2540" b="3175"/>
+            <wp:docPr id="874041886" name="Picture 1"/>
+            <wp:cNvGraphicFramePr>
+              <a:graphicFrameLocks xmlns:a="http://schemas.openxmlformats.org/drawingml/2006/main" noChangeAspect="1"/>
+            </wp:cNvGraphicFramePr>
+            <a:graphic xmlns:a="http://schemas.openxmlformats.org/drawingml/2006/main">
+              <a:graphicData uri="http://schemas.openxmlformats.org/drawingml/2006/picture">
+                <pic:pic xmlns:pic="http://schemas.openxmlformats.org/drawingml/2006/picture">
+                  <pic:nvPicPr>
+                    <pic:cNvPr id="874041886" name=""/>
+                    <pic:cNvPicPr/>
+                  </pic:nvPicPr>
+                  <pic:blipFill>
+                    <a:blip r:embed="rId23"/>
+                    <a:stretch>
+                      <a:fillRect/>
+                    </a:stretch>
+                  </pic:blipFill>
+                  <pic:spPr>
+                    <a:xfrm>
+                      <a:off x="0" y="0"/>
+                      <a:ext cx="5731510" cy="4835525"/>
+                    </a:xfrm>
+                    <a:prstGeom prst="rect">
+                      <a:avLst/>
+                    </a:prstGeom>
+                  </pic:spPr>
+                </pic:pic>
+              </a:graphicData>
+            </a:graphic>
+          </wp:inline>
+        </w:drawing>
+      </w:r>
+    </w:p>
+    <w:p>
+      <w:pPr>
+        <w:pStyle w:val="Caption"/>
+      </w:pPr>
+      <w:r>
+        <w:t xml:space="preserve">Telemetry </w:t>
+      </w:r>
+      <w:r>
+        <w:fldChar w:fldCharType="begin"/>
+      </w:r>
+      <w:r>
+        <w:instrText xml:space="preserve"> SEQ Telemetry \* ARABIC </w:instrText>
+      </w:r>
+      <w:r>
+        <w:fldChar w:fldCharType="separate"/>
+      </w:r>
+      <w:r>
+        <w:rPr>
+          <w:noProof/>
+        </w:rPr>
+        <w:t>4</w:t>
+      </w:r>
+      <w:r>
+        <w:fldChar w:fldCharType="end"/>
+      </w:r>
+    </w:p>
+    <w:p>
+      <w:r>
+        <w:t>The offending line is highlighted</w:t>
+      </w:r>
+      <w:r>
+        <w:t>, I merely had to remove it from the initialisation, I already had a line to populate the tables once they exist.</w:t>
+      </w:r>
+    </w:p>
+    <w:p>
+      <w:pPr>
+        <w:rPr>
+          <w:rFonts w:asciiTheme="majorHAnsi" w:eastAsiaTheme="majorEastAsia" w:hAnsiTheme="majorHAnsi" w:cstheme="majorBidi"/>
+          <w:b/>
+          <w:bCs/>
+          <w:color w:val="353839" w:themeColor="text1"/>
+        </w:rPr>
+      </w:pPr>
+      <w:r>
+        <w:br w:type="page"/>
+      </w:r>
+    </w:p>
+    <w:p>
+      <w:pPr>
+        <w:pStyle w:val="Heading3"/>
+      </w:pPr>
+      <w:r>
+        <w:lastRenderedPageBreak/>
+        <w:t>Driver Creation</w:t>
+      </w:r>
+    </w:p>
+    <w:p>
+      <w:pPr>
+        <w:pStyle w:val="Heading4"/>
+      </w:pPr>
+      <w:r>
+        <w:t>Pseudocode</w:t>
+      </w:r>
+    </w:p>
+    <w:p>
+      <w:r>
+        <w:rPr>
+          <w:noProof/>
+        </w:rPr>
+        <mc:AlternateContent>
+          <mc:Choice Requires="wps">
+            <w:drawing>
+              <wp:anchor distT="0" distB="0" distL="114300" distR="114300" simplePos="0" relativeHeight="251663360" behindDoc="0" locked="0" layoutInCell="1" allowOverlap="1" wp14:anchorId="43DCAA3E" wp14:editId="0D52DDB9">
+                <wp:simplePos x="0" y="0"/>
+                <wp:positionH relativeFrom="column">
+                  <wp:posOffset>0</wp:posOffset>
+                </wp:positionH>
+                <wp:positionV relativeFrom="paragraph">
+                  <wp:posOffset>5983605</wp:posOffset>
+                </wp:positionV>
+                <wp:extent cx="4171950" cy="635"/>
+                <wp:effectExtent l="0" t="0" r="0" b="0"/>
+                <wp:wrapSquare wrapText="bothSides"/>
+                <wp:docPr id="2102568501" name="Text Box 1"/>
+                <wp:cNvGraphicFramePr/>
+                <a:graphic xmlns:a="http://schemas.openxmlformats.org/drawingml/2006/main">
+                  <a:graphicData uri="http://schemas.microsoft.com/office/word/2010/wordprocessingShape">
+                    <wps:wsp>
+                      <wps:cNvSpPr txBox="1"/>
+                      <wps:spPr>
+                        <a:xfrm>
+                          <a:off x="0" y="0"/>
+                          <a:ext cx="4171950" cy="635"/>
+                        </a:xfrm>
+                        <a:prstGeom prst="rect">
+                          <a:avLst/>
+                        </a:prstGeom>
+                        <a:solidFill>
+                          <a:prstClr val="white"/>
+                        </a:solidFill>
+                        <a:ln>
+                          <a:noFill/>
+                        </a:ln>
+                      </wps:spPr>
+                      <wps:txbx>
+                        <w:txbxContent>
+                          <w:p>
+                            <w:pPr>
+                              <w:pStyle w:val="Caption"/>
+                            </w:pPr>
+                            <w:r>
+                              <w:t xml:space="preserve">Driver </w:t>
+                            </w:r>
+                            <w:r>
+                              <w:fldChar w:fldCharType="begin"/>
+                            </w:r>
+                            <w:r>
+                              <w:instrText xml:space="preserve"> SEQ Driver \* ARABIC </w:instrText>
+                            </w:r>
+                            <w:r>
+                              <w:fldChar w:fldCharType="separate"/>
+                            </w:r>
+                            <w:r>
+                              <w:rPr>
+                                <w:noProof/>
+                              </w:rPr>
+                              <w:t>1</w:t>
+                            </w:r>
+                            <w:r>
+                              <w:fldChar w:fldCharType="end"/>
+                            </w:r>
+                          </w:p>
+                        </w:txbxContent>
+                      </wps:txbx>
+                      <wps:bodyPr rot="0" spcFirstLastPara="0" vertOverflow="overflow" horzOverflow="overflow" vert="horz" wrap="square" lIns="0" tIns="0" rIns="0" bIns="0" numCol="1" spcCol="0" rtlCol="0" fromWordArt="0" anchor="t" anchorCtr="0" forceAA="0" compatLnSpc="1">
+                        <a:prstTxWarp prst="textNoShape">
+                          <a:avLst/>
+                        </a:prstTxWarp>
+                        <a:spAutoFit/>
+                      </wps:bodyPr>
+                    </wps:wsp>
+                  </a:graphicData>
+                </a:graphic>
+              </wp:anchor>
+            </w:drawing>
+          </mc:Choice>
+          <mc:Fallback>
+            <w:pict>
+              <v:shape w14:anchorId="43DCAA3E" id="_x0000_s1027" type="#_x0000_t202" style="position:absolute;margin-left:0;margin-top:471.15pt;width:328.5pt;height:.05pt;z-index:251663360;visibility:visible;mso-wrap-style:square;mso-wrap-distance-left:9pt;mso-wrap-distance-top:0;mso-wrap-distance-right:9pt;mso-wrap-distance-bottom:0;mso-position-horizontal:absolute;mso-position-horizontal-relative:text;mso-position-vertical:absolute;mso-position-vertical-relative:text;v-text-anchor:top" o:gfxdata="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" stroked="f">
+                <v:textbox style="mso-fit-shape-to-text:t" inset="0,0,0,0">
+                  <w:txbxContent>
+                    <w:p>
+                      <w:pPr>
+                        <w:pStyle w:val="Caption"/>
+                      </w:pPr>
+                      <w:r>
+                        <w:t xml:space="preserve">Driver </w:t>
+                      </w:r>
+                      <w:r>
+                        <w:fldChar w:fldCharType="begin"/>
+                      </w:r>
+                      <w:r>
+                        <w:instrText xml:space="preserve"> SEQ Driver \* ARABIC </w:instrText>
+                      </w:r>
+                      <w:r>
+                        <w:fldChar w:fldCharType="separate"/>
+                      </w:r>
+                      <w:r>
+                        <w:rPr>
+                          <w:noProof/>
+                        </w:rPr>
+                        <w:t>1</w:t>
+                      </w:r>
+                      <w:r>
+                        <w:fldChar w:fldCharType="end"/>
+                      </w:r>
+                    </w:p>
+                  </w:txbxContent>
+                </v:textbox>
+                <w10:wrap type="square"/>
+              </v:shape>
+            </w:pict>
+          </mc:Fallback>
+        </mc:AlternateContent>
+      </w:r>
+      <w:r>
+        <w:drawing>
+          <wp:anchor distT="0" distB="0" distL="114300" distR="114300" simplePos="0" relativeHeight="251661312" behindDoc="0" locked="0" layoutInCell="1" allowOverlap="1" wp14:anchorId="0DC49A5D" wp14:editId="25A7F86A">
+            <wp:simplePos x="0" y="0"/>
+            <wp:positionH relativeFrom="column">
+              <wp:posOffset>0</wp:posOffset>
+            </wp:positionH>
+            <wp:positionV relativeFrom="paragraph">
+              <wp:posOffset>1314</wp:posOffset>
+            </wp:positionV>
+            <wp:extent cx="4172532" cy="5925377"/>
+            <wp:effectExtent l="0" t="0" r="0" b="0"/>
+            <wp:wrapSquare wrapText="bothSides"/>
+            <wp:docPr id="542422467" name="Picture 1"/>
+            <wp:cNvGraphicFramePr>
+              <a:graphicFrameLocks xmlns:a="http://schemas.openxmlformats.org/drawingml/2006/main" noChangeAspect="1"/>
+            </wp:cNvGraphicFramePr>
+            <a:graphic xmlns:a="http://schemas.openxmlformats.org/drawingml/2006/main">
+              <a:graphicData uri="http://schemas.openxmlformats.org/drawingml/2006/picture">
+                <pic:pic xmlns:pic="http://schemas.openxmlformats.org/drawingml/2006/picture">
+                  <pic:nvPicPr>
+                    <pic:cNvPr id="542422467" name=""/>
+                    <pic:cNvPicPr/>
+                  </pic:nvPicPr>
+                  <pic:blipFill>
+                    <a:blip r:embed="rId24">
+                      <a:extLst>
+                        <a:ext uri="{28A0092B-C50C-407E-A947-70E740481C1C}">
+                          <a14:useLocalDpi xmlns:a14="http://schemas.microsoft.com/office/drawing/2010/main" val="0"/>
+                        </a:ext>
+                      </a:extLst>
+                    </a:blip>
+                    <a:stretch>
+                      <a:fillRect/>
+                    </a:stretch>
+                  </pic:blipFill>
+                  <pic:spPr>
+                    <a:xfrm>
+                      <a:off x="0" y="0"/>
+                      <a:ext cx="4172532" cy="5925377"/>
+                    </a:xfrm>
+                    <a:prstGeom prst="rect">
+                      <a:avLst/>
+                    </a:prstGeom>
+                  </pic:spPr>
+                </pic:pic>
+              </a:graphicData>
+            </a:graphic>
+          </wp:anchor>
+        </w:drawing>
+      </w:r>
+      <w:r>
+        <w:t>I wanted drivers to follow a pattern rather than a truly random set of attributes; I came up with 4 attributes I wanted and 10 driver personas I could apply the ranges to. Age is something also affected by the persona.</w:t>
+      </w:r>
+    </w:p>
+    <w:p>
+      <w:r>
+        <w:br w:type="page"/>
+      </w:r>
+    </w:p>
+    <w:p>
+      <w:pPr>
+        <w:pStyle w:val="Heading4"/>
+      </w:pPr>
+      <w:r>
+        <w:lastRenderedPageBreak/>
+        <w:t>Error</w:t>
+      </w:r>
+    </w:p>
+    <w:p>
+      <w:pPr>
+        <w:keepNext/>
+      </w:pPr>
+      <w:r>
+        <w:rPr>
+          <w:noProof/>
+        </w:rPr>
+        <w:drawing>
+          <wp:inline distT="0" distB="0" distL="0" distR="0" wp14:anchorId="3E366B2F" wp14:editId="5D7C7CFD">
+            <wp:extent cx="3420745" cy="2701290"/>
+            <wp:effectExtent l="0" t="0" r="8255" b="3810"/>
+            <wp:docPr id="2099332849" name="Picture 1"/>
+            <wp:cNvGraphicFramePr>
+              <a:graphicFrameLocks xmlns:a="http://schemas.openxmlformats.org/drawingml/2006/main" noChangeAspect="1"/>
+            </wp:cNvGraphicFramePr>
+            <a:graphic xmlns:a="http://schemas.openxmlformats.org/drawingml/2006/main">
+              <a:graphicData uri="http://schemas.openxmlformats.org/drawingml/2006/picture">
+                <pic:pic xmlns:pic="http://schemas.openxmlformats.org/drawingml/2006/picture">
+                  <pic:nvPicPr>
+                    <pic:cNvPr id="2099332849" name=""/>
+                    <pic:cNvPicPr/>
+                  </pic:nvPicPr>
+                  <pic:blipFill rotWithShape="1">
+                    <a:blip r:embed="rId25">
+                      <a:extLst>
+                        <a:ext uri="{28A0092B-C50C-407E-A947-70E740481C1C}">
+                          <a14:useLocalDpi xmlns:a14="http://schemas.microsoft.com/office/drawing/2010/main" val="0"/>
+                        </a:ext>
+                      </a:extLst>
+                    </a:blip>
+                    <a:srcRect t="68464" r="76894"/>
+                    <a:stretch>
+                      <a:fillRect/>
+                    </a:stretch>
+                  </pic:blipFill>
+                  <pic:spPr bwMode="auto">
+                    <a:xfrm>
+                      <a:off x="0" y="0"/>
+                      <a:ext cx="3420745" cy="2701290"/>
+                    </a:xfrm>
+                    <a:prstGeom prst="rect">
+                      <a:avLst/>
+                    </a:prstGeom>
+                    <a:ln>
+                      <a:noFill/>
+                    </a:ln>
+                    <a:extLst>
+                      <a:ext uri="{53640926-AAD7-44D8-BBD7-CCE9431645EC}">
+                        <a14:shadowObscured xmlns:a14="http://schemas.microsoft.com/office/drawing/2010/main"/>
+                      </a:ext>
+                    </a:extLst>
+                  </pic:spPr>
+                </pic:pic>
+              </a:graphicData>
+            </a:graphic>
+          </wp:inline>
+        </w:drawing>
+      </w:r>
+    </w:p>
+    <w:p>
+      <w:pPr>
+        <w:pStyle w:val="Caption"/>
+      </w:pPr>
+      <w:r>
+        <w:t xml:space="preserve">Driver </w:t>
+      </w:r>
+      <w:r>
+        <w:fldChar w:fldCharType="begin"/>
+      </w:r>
+      <w:r>
+        <w:instrText xml:space="preserve"> SEQ Driver \* ARABIC </w:instrText>
+      </w:r>
+      <w:r>
+        <w:fldChar w:fldCharType="separate"/>
+      </w:r>
+      <w:r>
+        <w:rPr>
+          <w:noProof/>
+        </w:rPr>
+        <w:t>2</w:t>
+      </w:r>
+      <w:r>
+        <w:fldChar w:fldCharType="end"/>
+      </w:r>
+    </w:p>
+    <w:p>
+      <w:r>
+        <w:t xml:space="preserve">As shown in Driver </w:t>
+      </w:r>
+      <w:r>
+        <w:t>2</w:t>
+      </w:r>
+      <w:r>
+        <w:t xml:space="preserve">, duplicate names arise as an issue, this was a quick fix, I added a variable for used names </w:t>
+      </w:r>
+      <w:r>
+        <w:t>then added the selected name.</w:t>
+      </w:r>
+    </w:p>
+    <w:p>
+      <w:pPr>
+        <w:pStyle w:val="Heading4"/>
+      </w:pPr>
+      <w:r>
+        <w:t>Code Snippet</w:t>
+      </w:r>
+    </w:p>
+    <w:p>
+      <w:pPr>
+        <w:keepNext/>
+      </w:pPr>
+      <w:r>
+        <w:drawing>
+          <wp:inline distT="0" distB="0" distL="0" distR="0" wp14:anchorId="5C38C0BF" wp14:editId="08474D3C">
+            <wp:extent cx="5553850" cy="3162741"/>
+            <wp:effectExtent l="0" t="0" r="8890" b="0"/>
+            <wp:docPr id="1288812030" name="Picture 1"/>
+            <wp:cNvGraphicFramePr>
+              <a:graphicFrameLocks xmlns:a="http://schemas.openxmlformats.org/drawingml/2006/main" noChangeAspect="1"/>
+            </wp:cNvGraphicFramePr>
+            <a:graphic xmlns:a="http://schemas.openxmlformats.org/drawingml/2006/main">
+              <a:graphicData uri="http://schemas.openxmlformats.org/drawingml/2006/picture">
+                <pic:pic xmlns:pic="http://schemas.openxmlformats.org/drawingml/2006/picture">
+                  <pic:nvPicPr>
+                    <pic:cNvPr id="1288812030" name=""/>
+                    <pic:cNvPicPr/>
+                  </pic:nvPicPr>
+                  <pic:blipFill>
+                    <a:blip r:embed="rId26"/>
+                    <a:stretch>
+                      <a:fillRect/>
+                    </a:stretch>
+                  </pic:blipFill>
+                  <pic:spPr>
+                    <a:xfrm>
+                      <a:off x="0" y="0"/>
+                      <a:ext cx="5553850" cy="3162741"/>
+                    </a:xfrm>
+                    <a:prstGeom prst="rect">
+                      <a:avLst/>
+                    </a:prstGeom>
+                  </pic:spPr>
+                </pic:pic>
+              </a:graphicData>
+            </a:graphic>
+          </wp:inline>
+        </w:drawing>
+      </w:r>
+    </w:p>
+    <w:p>
+      <w:pPr>
+        <w:pStyle w:val="Caption"/>
+      </w:pPr>
+      <w:r>
+        <w:t xml:space="preserve">Driver </w:t>
+      </w:r>
+      <w:r>
+        <w:fldChar w:fldCharType="begin"/>
+      </w:r>
+      <w:r>
+        <w:instrText xml:space="preserve"> SEQ Driver \* ARABIC </w:instrText>
+      </w:r>
+      <w:r>
+        <w:fldChar w:fldCharType="separate"/>
+      </w:r>
+      <w:r>
+        <w:rPr>
+          <w:noProof/>
+        </w:rPr>
+        <w:t>3</w:t>
+      </w:r>
+      <w:r>
+        <w:fldChar w:fldCharType="end"/>
+      </w:r>
+    </w:p>
+    <w:p>
+      <w:r>
+        <w:t>In Driver 3 you can see how names are assigned by nationality groups to make the simulation more immersive.</w:t>
+      </w:r>
+      <w:r>
+        <w:t xml:space="preserve"> This and the archetypes give some personification to the drivers to keep users’ attention.</w:t>
+      </w:r>
+    </w:p>
+    <w:p/>
     <w:p/>
     <w:p>
       <w:pPr>
@@ -9894,7 +10502,25 @@
           <w:szCs w:val="24"/>
           <w:highlight w:val="yellow"/>
         </w:rPr>
-        <w:t>. It may also include performance evaluations, scalability, correctness, etc. depending on the focus of the project.  Quantative results may be reported in tables or figures.</w:t>
+        <w:t xml:space="preserve">. It may also include performance evaluations, scalability, correctness, etc. depending on the focus of the project.  </w:t>
+      </w:r>
+      <w:proofErr w:type="spellStart"/>
+      <w:r>
+        <w:rPr>
+          <w:sz w:val="24"/>
+          <w:szCs w:val="24"/>
+          <w:highlight w:val="yellow"/>
+        </w:rPr>
+        <w:t>Quantative</w:t>
+      </w:r>
+      <w:proofErr w:type="spellEnd"/>
+      <w:r>
+        <w:rPr>
+          <w:sz w:val="24"/>
+          <w:szCs w:val="24"/>
+          <w:highlight w:val="yellow"/>
+        </w:rPr>
+        <w:t xml:space="preserve"> results may be reported in tables or figures.</w:t>
       </w:r>
     </w:p>
     <w:p>
@@ -10283,7 +10909,7 @@
       </w:r>
     </w:p>
     <w:sectPr>
-      <w:footerReference w:type="default" r:id="rId23"/>
+      <w:footerReference w:type="default" r:id="rId27"/>
       <w:pgSz w:w="11906" w:h="16838" w:code="9"/>
       <w:pgMar w:top="1440" w:right="1440" w:bottom="1440" w:left="1440" w:header="709" w:footer="709" w:gutter="0"/>
       <w:pgNumType w:start="0"/>

--- a/docs/Technical Report Eoin Fitzsimons.docx
+++ b/docs/Technical Report Eoin Fitzsimons.docx
@@ -593,7 +593,25 @@
           <w:sz w:val="18"/>
           <w:szCs w:val="18"/>
         </w:rPr>
-        <w:t>supplied by the Library.  To use other author's written or electronic work is illegal (plagiarism) and may result in disciplinary action.  Students may be required to undergo a viva (oral examination) if there is suspicion about the validity of their submitted work.</w:t>
+        <w:t xml:space="preserve">supplied by the </w:t>
+      </w:r>
+      <w:proofErr w:type="gramStart"/>
+      <w:r>
+        <w:rPr>
+          <w:rFonts w:ascii="Verdana" w:hAnsi="Verdana"/>
+          <w:sz w:val="18"/>
+          <w:szCs w:val="18"/>
+        </w:rPr>
+        <w:t>Library</w:t>
+      </w:r>
+      <w:proofErr w:type="gramEnd"/>
+      <w:r>
+        <w:rPr>
+          <w:rFonts w:ascii="Verdana" w:hAnsi="Verdana"/>
+          <w:sz w:val="18"/>
+          <w:szCs w:val="18"/>
+        </w:rPr>
+        <w:t>.  To use other author's written or electronic work is illegal (plagiarism) and may result in disciplinary action.  Students may be required to undergo a viva (oral examination) if there is suspicion about the validity of their submitted work.</w:t>
       </w:r>
     </w:p>
     <w:p/>
@@ -1001,7 +1019,21 @@
         <w:rPr>
           <w:b/>
         </w:rPr>
-        <w:t>Any project/assignment not submitted will be marked as a fail.</w:t>
+        <w:t xml:space="preserve">Any project/assignment not submitted will be marked as a </w:t>
+      </w:r>
+      <w:proofErr w:type="gramStart"/>
+      <w:r>
+        <w:rPr>
+          <w:b/>
+        </w:rPr>
+        <w:t>fail</w:t>
+      </w:r>
+      <w:proofErr w:type="gramEnd"/>
+      <w:r>
+        <w:rPr>
+          <w:b/>
+        </w:rPr>
+        <w:t>.</w:t>
       </w:r>
     </w:p>
     <w:p>
@@ -9247,46 +9279,233 @@
     </w:p>
     <w:p>
       <w:pPr>
-        <w:ind w:left="360"/>
-        <w:rPr>
-          <w:sz w:val="24"/>
-          <w:szCs w:val="24"/>
-          <w:highlight w:val="yellow"/>
-        </w:rPr>
-      </w:pPr>
-      <w:r>
-        <w:rPr>
-          <w:sz w:val="24"/>
-          <w:szCs w:val="24"/>
-          <w:highlight w:val="yellow"/>
-        </w:rPr>
-        <w:t>Describe the design, system architecture and components used. Describe the main algorithms used in the project. (Note use standard mathematical notations if applicable).</w:t>
-      </w:r>
-    </w:p>
-    <w:p>
-      <w:pPr>
-        <w:ind w:left="360"/>
-        <w:rPr>
-          <w:sz w:val="24"/>
-          <w:szCs w:val="24"/>
-        </w:rPr>
-      </w:pPr>
-      <w:r>
-        <w:rPr>
-          <w:sz w:val="24"/>
-          <w:szCs w:val="24"/>
-          <w:highlight w:val="yellow"/>
-        </w:rPr>
-        <w:t>An architecture diagram may be useful. In case of a distributed system, it may be useful to describe functions and/or data structures in each component separately.</w:t>
-      </w:r>
-      <w:r>
-        <w:rPr>
-          <w:sz w:val="24"/>
-          <w:szCs w:val="24"/>
-        </w:rPr>
-        <w:t xml:space="preserve">  </w:t>
-      </w:r>
-    </w:p>
+        <w:pStyle w:val="Heading3"/>
+      </w:pPr>
+      <w:r>
+        <w:t>Container Diagram</w:t>
+      </w:r>
+    </w:p>
+    <w:p>
+      <w:r>
+        <w:drawing>
+          <wp:anchor distT="0" distB="0" distL="114300" distR="114300" simplePos="0" relativeHeight="251664384" behindDoc="0" locked="0" layoutInCell="1" allowOverlap="1" wp14:anchorId="2C93BCC7" wp14:editId="785C04A9">
+            <wp:simplePos x="0" y="0"/>
+            <wp:positionH relativeFrom="column">
+              <wp:posOffset>0</wp:posOffset>
+            </wp:positionH>
+            <wp:positionV relativeFrom="paragraph">
+              <wp:posOffset>-1555</wp:posOffset>
+            </wp:positionV>
+            <wp:extent cx="2343477" cy="7630590"/>
+            <wp:effectExtent l="0" t="0" r="0" b="8890"/>
+            <wp:wrapSquare wrapText="bothSides"/>
+            <wp:docPr id="959775510" name="Picture 1"/>
+            <wp:cNvGraphicFramePr>
+              <a:graphicFrameLocks xmlns:a="http://schemas.openxmlformats.org/drawingml/2006/main" noChangeAspect="1"/>
+            </wp:cNvGraphicFramePr>
+            <a:graphic xmlns:a="http://schemas.openxmlformats.org/drawingml/2006/main">
+              <a:graphicData uri="http://schemas.openxmlformats.org/drawingml/2006/picture">
+                <pic:pic xmlns:pic="http://schemas.openxmlformats.org/drawingml/2006/picture">
+                  <pic:nvPicPr>
+                    <pic:cNvPr id="959775510" name=""/>
+                    <pic:cNvPicPr/>
+                  </pic:nvPicPr>
+                  <pic:blipFill>
+                    <a:blip r:embed="rId20">
+                      <a:extLst>
+                        <a:ext uri="{28A0092B-C50C-407E-A947-70E740481C1C}">
+                          <a14:useLocalDpi xmlns:a14="http://schemas.microsoft.com/office/drawing/2010/main" val="0"/>
+                        </a:ext>
+                      </a:extLst>
+                    </a:blip>
+                    <a:stretch>
+                      <a:fillRect/>
+                    </a:stretch>
+                  </pic:blipFill>
+                  <pic:spPr>
+                    <a:xfrm>
+                      <a:off x="0" y="0"/>
+                      <a:ext cx="2343477" cy="7630590"/>
+                    </a:xfrm>
+                    <a:prstGeom prst="rect">
+                      <a:avLst/>
+                    </a:prstGeom>
+                  </pic:spPr>
+                </pic:pic>
+              </a:graphicData>
+            </a:graphic>
+          </wp:anchor>
+        </w:drawing>
+      </w:r>
+      <w:r>
+        <w:t>The container diagram shows the high-level shape of the software architecture and how responsibilities are distributed across it. It also shows the major technology choices and how the containers communicate with one another. It’s a simple, high-level technology focussed diagram that is useful for software developers</w:t>
+      </w:r>
+      <w:r>
+        <w:t xml:space="preserve">. </w:t>
+      </w:r>
+      <w:sdt>
+        <w:sdtPr>
+          <w:id w:val="1415046410"/>
+          <w:citation/>
+        </w:sdtPr>
+        <w:sdtContent>
+          <w:r>
+            <w:fldChar w:fldCharType="begin"/>
+          </w:r>
+          <w:r>
+            <w:rPr>
+              <w:lang w:val="en-GB"/>
+            </w:rPr>
+            <w:instrText xml:space="preserve"> CITATION C4M26 \l 2057 </w:instrText>
+          </w:r>
+          <w:r>
+            <w:fldChar w:fldCharType="separate"/>
+          </w:r>
+          <w:r>
+            <w:rPr>
+              <w:noProof/>
+              <w:lang w:val="en-GB"/>
+            </w:rPr>
+            <w:t>(C4 Model, n.d.)</w:t>
+          </w:r>
+          <w:r>
+            <w:fldChar w:fldCharType="end"/>
+          </w:r>
+        </w:sdtContent>
+      </w:sdt>
+    </w:p>
+    <w:p>
+      <w:r>
+        <w:t xml:space="preserve">It is a simple diagram that shows the user </w:t>
+      </w:r>
+      <w:r>
+        <w:t>interacts</w:t>
+      </w:r>
+      <w:r>
+        <w:t xml:space="preserve"> only with the UI and the database only with the </w:t>
+      </w:r>
+      <w:r>
+        <w:t xml:space="preserve">simulation </w:t>
+      </w:r>
+      <w:r>
+        <w:t xml:space="preserve">and so on, no </w:t>
+      </w:r>
+      <w:r>
+        <w:t>stage can bypass one it is directly connected with, everything is linear.</w:t>
+      </w:r>
+    </w:p>
+    <w:p>
+      <w:r>
+        <w:br w:type="page"/>
+      </w:r>
+    </w:p>
+    <w:p>
+      <w:pPr>
+        <w:pStyle w:val="Heading3"/>
+      </w:pPr>
+      <w:r>
+        <w:lastRenderedPageBreak/>
+        <w:t>Component Diagram</w:t>
+      </w:r>
+    </w:p>
+    <w:p>
+      <w:r>
+        <w:drawing>
+          <wp:inline distT="0" distB="0" distL="0" distR="0" wp14:anchorId="6C5E96DA" wp14:editId="52D8D4FC">
+            <wp:extent cx="5731510" cy="4700270"/>
+            <wp:effectExtent l="0" t="0" r="2540" b="5080"/>
+            <wp:docPr id="161336779" name="Picture 1"/>
+            <wp:cNvGraphicFramePr>
+              <a:graphicFrameLocks xmlns:a="http://schemas.openxmlformats.org/drawingml/2006/main" noChangeAspect="1"/>
+            </wp:cNvGraphicFramePr>
+            <a:graphic xmlns:a="http://schemas.openxmlformats.org/drawingml/2006/main">
+              <a:graphicData uri="http://schemas.openxmlformats.org/drawingml/2006/picture">
+                <pic:pic xmlns:pic="http://schemas.openxmlformats.org/drawingml/2006/picture">
+                  <pic:nvPicPr>
+                    <pic:cNvPr id="161336779" name=""/>
+                    <pic:cNvPicPr/>
+                  </pic:nvPicPr>
+                  <pic:blipFill>
+                    <a:blip r:embed="rId21"/>
+                    <a:stretch>
+                      <a:fillRect/>
+                    </a:stretch>
+                  </pic:blipFill>
+                  <pic:spPr>
+                    <a:xfrm>
+                      <a:off x="0" y="0"/>
+                      <a:ext cx="5731510" cy="4700270"/>
+                    </a:xfrm>
+                    <a:prstGeom prst="rect">
+                      <a:avLst/>
+                    </a:prstGeom>
+                  </pic:spPr>
+                </pic:pic>
+              </a:graphicData>
+            </a:graphic>
+          </wp:inline>
+        </w:drawing>
+      </w:r>
+    </w:p>
+    <w:p>
+      <w:r>
+        <w:t xml:space="preserve">A Component-Based Diagram is a Unified </w:t>
+      </w:r>
+      <w:r>
+        <w:t>Modelling</w:t>
+      </w:r>
+      <w:r>
+        <w:t xml:space="preserve"> Language (UML) structural diagram used to represent the organization of a system into modular components and their relationships. It helps visualize how different parts of a system interact and work together to form the overall architecture.</w:t>
+      </w:r>
+    </w:p>
+    <w:p>
+      <w:r>
+        <w:t>Components encapsulate specific functionality and expose interfaces for communication with other components.</w:t>
+      </w:r>
+    </w:p>
+    <w:p>
+      <w:r>
+        <w:t>Shows dependencies and interactions between components, making complex systems easier to understand and maintain.</w:t>
+      </w:r>
+      <w:sdt>
+        <w:sdtPr>
+          <w:id w:val="-1852715061"/>
+          <w:citation/>
+        </w:sdtPr>
+        <w:sdtContent>
+          <w:r>
+            <w:fldChar w:fldCharType="begin"/>
+          </w:r>
+          <w:r>
+            <w:rPr>
+              <w:lang w:val="en-GB"/>
+            </w:rPr>
+            <w:instrText xml:space="preserve"> CITATION Gee26 \l 2057 </w:instrText>
+          </w:r>
+          <w:r>
+            <w:fldChar w:fldCharType="separate"/>
+          </w:r>
+          <w:r>
+            <w:rPr>
+              <w:noProof/>
+              <w:lang w:val="en-GB"/>
+            </w:rPr>
+            <w:t xml:space="preserve"> </w:t>
+          </w:r>
+          <w:r>
+            <w:rPr>
+              <w:noProof/>
+              <w:lang w:val="en-GB"/>
+            </w:rPr>
+            <w:t>(Geeks for Geeks, 2026)</w:t>
+          </w:r>
+          <w:r>
+            <w:fldChar w:fldCharType="end"/>
+          </w:r>
+        </w:sdtContent>
+      </w:sdt>
+    </w:p>
+    <w:p/>
     <w:p>
       <w:pPr>
         <w:rPr>
@@ -9490,7 +9709,7 @@
                     <pic:cNvPicPr/>
                   </pic:nvPicPr>
                   <pic:blipFill>
-                    <a:blip r:embed="rId20">
+                    <a:blip r:embed="rId22">
                       <a:extLst>
                         <a:ext uri="{28A0092B-C50C-407E-A947-70E740481C1C}">
                           <a14:useLocalDpi xmlns:a14="http://schemas.microsoft.com/office/drawing/2010/main" val="0"/>
@@ -9605,7 +9824,15 @@
         <w:t xml:space="preserve"> This feature exists both in backend and frontend.</w:t>
       </w:r>
       <w:r>
-        <w:t xml:space="preserve"> To not overburden the page with screenshots, this is merely the backend section, I wrote more for the frontend but it is very similar, the only differences being references to physical space.</w:t>
+        <w:t xml:space="preserve"> To not overburden the page with screenshots, this is merely the backend section, I wrote more for the </w:t>
+      </w:r>
+      <w:proofErr w:type="gramStart"/>
+      <w:r>
+        <w:t>frontend</w:t>
+      </w:r>
+      <w:proofErr w:type="gramEnd"/>
+      <w:r>
+        <w:t xml:space="preserve"> but it is very similar, the only differences being references to physical space.</w:t>
       </w:r>
     </w:p>
     <w:p>
@@ -9647,7 +9874,7 @@
                     <pic:cNvPicPr/>
                   </pic:nvPicPr>
                   <pic:blipFill>
-                    <a:blip r:embed="rId21"/>
+                    <a:blip r:embed="rId23"/>
                     <a:stretch>
                       <a:fillRect/>
                     </a:stretch>
@@ -9778,7 +10005,7 @@
                     <pic:cNvPicPr/>
                   </pic:nvPicPr>
                   <pic:blipFill rotWithShape="1">
-                    <a:blip r:embed="rId22"/>
+                    <a:blip r:embed="rId24"/>
                     <a:srcRect t="6374" r="34809"/>
                     <a:stretch>
                       <a:fillRect/>
@@ -9889,7 +10116,7 @@
                     <pic:cNvPicPr/>
                   </pic:nvPicPr>
                   <pic:blipFill>
-                    <a:blip r:embed="rId23"/>
+                    <a:blip r:embed="rId25"/>
                     <a:stretch>
                       <a:fillRect/>
                     </a:stretch>
@@ -10120,7 +10347,7 @@
                     <pic:cNvPicPr/>
                   </pic:nvPicPr>
                   <pic:blipFill>
-                    <a:blip r:embed="rId24">
+                    <a:blip r:embed="rId26">
                       <a:extLst>
                         <a:ext uri="{28A0092B-C50C-407E-A947-70E740481C1C}">
                           <a14:useLocalDpi xmlns:a14="http://schemas.microsoft.com/office/drawing/2010/main" val="0"/>
@@ -10188,7 +10415,7 @@
                     <pic:cNvPicPr/>
                   </pic:nvPicPr>
                   <pic:blipFill rotWithShape="1">
-                    <a:blip r:embed="rId25">
+                    <a:blip r:embed="rId27">
                       <a:extLst>
                         <a:ext uri="{28A0092B-C50C-407E-A947-70E740481C1C}">
                           <a14:useLocalDpi xmlns:a14="http://schemas.microsoft.com/office/drawing/2010/main" val="0"/>
@@ -10293,7 +10520,7 @@
                     <pic:cNvPicPr/>
                   </pic:nvPicPr>
                   <pic:blipFill>
-                    <a:blip r:embed="rId26"/>
+                    <a:blip r:embed="rId28"/>
                     <a:stretch>
                       <a:fillRect/>
                     </a:stretch>
@@ -10348,6 +10575,53 @@
         <w:t xml:space="preserve"> This and the archetypes give some personification to the drivers to keep users’ attention.</w:t>
       </w:r>
     </w:p>
+    <w:p>
+      <w:r>
+        <w:br w:type="page"/>
+      </w:r>
+    </w:p>
+    <w:p>
+      <w:pPr>
+        <w:pStyle w:val="Heading3"/>
+      </w:pPr>
+      <w:r>
+        <w:lastRenderedPageBreak/>
+        <w:t>Something</w:t>
+      </w:r>
+    </w:p>
+    <w:p>
+      <w:pPr>
+        <w:pStyle w:val="Heading4"/>
+      </w:pPr>
+      <w:r>
+        <w:t>Pseudocode</w:t>
+      </w:r>
+    </w:p>
+    <w:p>
+      <w:pPr>
+        <w:pStyle w:val="Heading4"/>
+      </w:pPr>
+      <w:r>
+        <w:t>Code Snippet</w:t>
+      </w:r>
+    </w:p>
+    <w:p>
+      <w:pPr>
+        <w:pStyle w:val="Heading4"/>
+      </w:pPr>
+      <w:r>
+        <w:t>Error</w:t>
+      </w:r>
+    </w:p>
+    <w:p>
+      <w:pPr>
+        <w:pStyle w:val="Heading4"/>
+      </w:pPr>
+      <w:r>
+        <w:t>Fix</w:t>
+      </w:r>
+    </w:p>
+    <w:p/>
     <w:p/>
     <w:p/>
     <w:p>
@@ -10909,7 +11183,7 @@
       </w:r>
     </w:p>
     <w:sectPr>
-      <w:footerReference w:type="default" r:id="rId27"/>
+      <w:footerReference w:type="default" r:id="rId29"/>
       <w:pgSz w:w="11906" w:h="16838" w:code="9"/>
       <w:pgMar w:top="1440" w:right="1440" w:bottom="1440" w:left="1440" w:header="709" w:footer="709" w:gutter="0"/>
       <w:pgNumType w:start="0"/>
@@ -14062,7 +14336,6 @@
   <w:style w:type="character" w:default="1" w:styleId="DefaultParagraphFont">
     <w:name w:val="Default Paragraph Font"/>
     <w:uiPriority w:val="1"/>
-    <w:semiHidden/>
     <w:unhideWhenUsed/>
   </w:style>
   <w:style w:type="table" w:default="1" w:styleId="TableNormal">
@@ -15409,96 +15682,6 @@
 </file>
 
 <file path=customXml/item3.xml><?xml version="1.0" encoding="utf-8"?>
-<b:Sources xmlns:b="http://schemas.openxmlformats.org/officeDocument/2006/bibliography" xmlns="http://schemas.openxmlformats.org/officeDocument/2006/bibliography" SelectedStyle="\HarvardAnglia2008OfficeOnline.xsl" StyleName="Harvard - Anglia" Version="2008">
-  <b:Source>
-    <b:Tag>Agi26</b:Tag>
-    <b:SourceType>InternetSite</b:SourceType>
-    <b:Guid>{78CC74B3-71D7-445A-BD1E-7DB0B7A44B13}</b:Guid>
-    <b:Title>What is MoSCoW Prioritization?</b:Title>
-    <b:Year>2026</b:Year>
-    <b:Author>
-      <b:Author>
-        <b:Corporate>Agile Business Consortium</b:Corporate>
-      </b:Author>
-    </b:Author>
-    <b:YearAccessed>2026</b:YearAccessed>
-    <b:MonthAccessed>July</b:MonthAccessed>
-    <b:DayAccessed>16</b:DayAccessed>
-    <b:URL>https://www.agilebusiness.org/resource/what-is-moscow-prioritization/</b:URL>
-    <b:RefOrder>1</b:RefOrder>
-  </b:Source>
-  <b:Source>
-    <b:Tag>Emb16</b:Tag>
-    <b:SourceType>InternetSite</b:SourceType>
-    <b:Guid>{96EC25F5-613B-41F7-9370-01F376E5A07F}</b:Guid>
-    <b:Author>
-      <b:Author>
-        <b:Corporate>Embarcadero</b:Corporate>
-      </b:Author>
-    </b:Author>
-    <b:Title>UML 1.5 Use Case Diagram Definition</b:Title>
-    <b:Year>2016</b:Year>
-    <b:YearAccessed>2026</b:YearAccessed>
-    <b:MonthAccessed>July</b:MonthAccessed>
-    <b:DayAccessed>17</b:DayAccessed>
-    <b:URL>https://docwiki.embarcadero.com/RADStudio/Athens/en/UML_1.5_Use_Case_Diagram_Definition</b:URL>
-    <b:RefOrder>2</b:RefOrder>
-  </b:Source>
-  <b:Source>
-    <b:Tag>Usa15</b:Tag>
-    <b:SourceType>InternetSite</b:SourceType>
-    <b:Guid>{B4141139-B38C-4554-A59F-ED8FEB6AA9B9}</b:Guid>
-    <b:Author>
-      <b:Author>
-        <b:Corporate>Usability First</b:Corporate>
-      </b:Author>
-    </b:Author>
-    <b:Title>Usability First - About Usability - Requirements Specification | Usability First</b:Title>
-    <b:Year>2015</b:Year>
-    <b:YearAccessed>2026</b:YearAccessed>
-    <b:MonthAccessed>July</b:MonthAccessed>
-    <b:DayAccessed>17</b:DayAccessed>
-    <b:URL>https://www.usabilityfirst.com/about-usability/requirements-specification/index.html</b:URL>
-    <b:RefOrder>3</b:RefOrder>
-  </b:Source>
-  <b:Source>
-    <b:Tag>For26</b:Tag>
-    <b:SourceType>InternetSite</b:SourceType>
-    <b:Guid>{E1E283C5-F393-4ABB-A75E-53D4BAF2D5B9}</b:Guid>
-    <b:Author>
-      <b:Author>
-        <b:Corporate>Formula One</b:Corporate>
-      </b:Author>
-    </b:Author>
-    <b:Title>F1 Glossary (P-T)</b:Title>
-    <b:Year>2026</b:Year>
-    <b:YearAccessed>2026</b:YearAccessed>
-    <b:MonthAccessed>July</b:MonthAccessed>
-    <b:DayAccessed>22</b:DayAccessed>
-    <b:URL>https://www.formula1.com/en/latest/article/f1-glossary-p-t.GBhLQtpeu9b8LrK5VM0F1</b:URL>
-    <b:RefOrder>4</b:RefOrder>
-  </b:Source>
-  <b:Source>
-    <b:Tag>QtG26</b:Tag>
-    <b:SourceType>InternetSite</b:SourceType>
-    <b:Guid>{A17225CA-ECDB-458F-837A-C1DE58C494CE}</b:Guid>
-    <b:Author>
-      <b:Author>
-        <b:Corporate>Qt Group</b:Corporate>
-      </b:Author>
-    </b:Author>
-    <b:Title>Qt Group Documentation</b:Title>
-    <b:Year>2026</b:Year>
-    <b:YearAccessed>2026</b:YearAccessed>
-    <b:MonthAccessed>July</b:MonthAccessed>
-    <b:DayAccessed>24</b:DayAccessed>
-    <b:URL>https://doc.qt.io/qt-6/qhboxlayout.html</b:URL>
-    <b:RefOrder>5</b:RefOrder>
-  </b:Source>
-</b:Sources>
-</file>
-
-<file path=customXml/item4.xml><?xml version="1.0" encoding="utf-8"?>
 <ct:contentTypeSchema xmlns:ct="http://schemas.microsoft.com/office/2006/metadata/contentType" xmlns:ma="http://schemas.microsoft.com/office/2006/metadata/properties/metaAttributes" ct:_="" ma:_="" ma:contentTypeName="Document" ma:contentTypeID="0x0101003EE04D916D7611488AA759BAA9A37716" ma:contentTypeVersion="34" ma:contentTypeDescription="Create a new document." ma:contentTypeScope="" ma:versionID="da43fd5ae1f7ae53ffd28d894363bfb4">
   <xsd:schema xmlns:xsd="http://www.w3.org/2001/XMLSchema" xmlns:xs="http://www.w3.org/2001/XMLSchema" xmlns:p="http://schemas.microsoft.com/office/2006/metadata/properties" xmlns:ns3="05ee331b-510f-4173-a5cc-a06d55a316fd" xmlns:ns4="ac56161a-35a2-4bac-99b6-8739237dc4f6" targetNamespace="http://schemas.microsoft.com/office/2006/metadata/properties" ma:root="true" ma:fieldsID="0e753ad016b352eaafbd0268c41c2a23" ns3:_="" ns4:_="">
     <xsd:import namespace="05ee331b-510f-4173-a5cc-a06d55a316fd"/>
@@ -15915,6 +16098,129 @@
 </ct:contentTypeSchema>
 </file>
 
+<file path=customXml/item4.xml><?xml version="1.0" encoding="utf-8"?>
+<b:Sources xmlns:b="http://schemas.openxmlformats.org/officeDocument/2006/bibliography" xmlns="http://schemas.openxmlformats.org/officeDocument/2006/bibliography" SelectedStyle="\HarvardAnglia2008OfficeOnline.xsl" StyleName="Harvard - Anglia" Version="2008">
+  <b:Source>
+    <b:Tag>Agi26</b:Tag>
+    <b:SourceType>InternetSite</b:SourceType>
+    <b:Guid>{78CC74B3-71D7-445A-BD1E-7DB0B7A44B13}</b:Guid>
+    <b:Title>What is MoSCoW Prioritization?</b:Title>
+    <b:Year>2026</b:Year>
+    <b:Author>
+      <b:Author>
+        <b:Corporate>Agile Business Consortium</b:Corporate>
+      </b:Author>
+    </b:Author>
+    <b:YearAccessed>2026</b:YearAccessed>
+    <b:MonthAccessed>July</b:MonthAccessed>
+    <b:DayAccessed>16</b:DayAccessed>
+    <b:URL>https://www.agilebusiness.org/resource/what-is-moscow-prioritization/</b:URL>
+    <b:RefOrder>1</b:RefOrder>
+  </b:Source>
+  <b:Source>
+    <b:Tag>Emb16</b:Tag>
+    <b:SourceType>InternetSite</b:SourceType>
+    <b:Guid>{96EC25F5-613B-41F7-9370-01F376E5A07F}</b:Guid>
+    <b:Author>
+      <b:Author>
+        <b:Corporate>Embarcadero</b:Corporate>
+      </b:Author>
+    </b:Author>
+    <b:Title>UML 1.5 Use Case Diagram Definition</b:Title>
+    <b:Year>2016</b:Year>
+    <b:YearAccessed>2026</b:YearAccessed>
+    <b:MonthAccessed>July</b:MonthAccessed>
+    <b:DayAccessed>17</b:DayAccessed>
+    <b:URL>https://docwiki.embarcadero.com/RADStudio/Athens/en/UML_1.5_Use_Case_Diagram_Definition</b:URL>
+    <b:RefOrder>2</b:RefOrder>
+  </b:Source>
+  <b:Source>
+    <b:Tag>Usa15</b:Tag>
+    <b:SourceType>InternetSite</b:SourceType>
+    <b:Guid>{B4141139-B38C-4554-A59F-ED8FEB6AA9B9}</b:Guid>
+    <b:Author>
+      <b:Author>
+        <b:Corporate>Usability First</b:Corporate>
+      </b:Author>
+    </b:Author>
+    <b:Title>Usability First - About Usability - Requirements Specification | Usability First</b:Title>
+    <b:Year>2015</b:Year>
+    <b:YearAccessed>2026</b:YearAccessed>
+    <b:MonthAccessed>July</b:MonthAccessed>
+    <b:DayAccessed>17</b:DayAccessed>
+    <b:URL>https://www.usabilityfirst.com/about-usability/requirements-specification/index.html</b:URL>
+    <b:RefOrder>3</b:RefOrder>
+  </b:Source>
+  <b:Source>
+    <b:Tag>For26</b:Tag>
+    <b:SourceType>InternetSite</b:SourceType>
+    <b:Guid>{E1E283C5-F393-4ABB-A75E-53D4BAF2D5B9}</b:Guid>
+    <b:Author>
+      <b:Author>
+        <b:Corporate>Formula One</b:Corporate>
+      </b:Author>
+    </b:Author>
+    <b:Title>F1 Glossary (P-T)</b:Title>
+    <b:Year>2026</b:Year>
+    <b:YearAccessed>2026</b:YearAccessed>
+    <b:MonthAccessed>July</b:MonthAccessed>
+    <b:DayAccessed>22</b:DayAccessed>
+    <b:URL>https://www.formula1.com/en/latest/article/f1-glossary-p-t.GBhLQtpeu9b8LrK5VM0F1</b:URL>
+    <b:RefOrder>6</b:RefOrder>
+  </b:Source>
+  <b:Source>
+    <b:Tag>QtG26</b:Tag>
+    <b:SourceType>InternetSite</b:SourceType>
+    <b:Guid>{A17225CA-ECDB-458F-837A-C1DE58C494CE}</b:Guid>
+    <b:Author>
+      <b:Author>
+        <b:Corporate>Qt Group</b:Corporate>
+      </b:Author>
+    </b:Author>
+    <b:Title>Qt Group Documentation</b:Title>
+    <b:Year>2026</b:Year>
+    <b:YearAccessed>2026</b:YearAccessed>
+    <b:MonthAccessed>July</b:MonthAccessed>
+    <b:DayAccessed>24</b:DayAccessed>
+    <b:URL>https://doc.qt.io/qt-6/qhboxlayout.html</b:URL>
+    <b:RefOrder>7</b:RefOrder>
+  </b:Source>
+  <b:Source>
+    <b:Tag>C4M26</b:Tag>
+    <b:SourceType>InternetSite</b:SourceType>
+    <b:Guid>{061F5457-C62E-4BE4-B8E4-1D67A8E249A3}</b:Guid>
+    <b:Author>
+      <b:Author>
+        <b:Corporate>C4 Model</b:Corporate>
+      </b:Author>
+    </b:Author>
+    <b:Title>Container diagram | C4 model</b:Title>
+    <b:YearAccessed>2026</b:YearAccessed>
+    <b:MonthAccessed>July</b:MonthAccessed>
+    <b:DayAccessed>25</b:DayAccessed>
+    <b:URL>https://c4model.com/diagrams/container</b:URL>
+    <b:RefOrder>4</b:RefOrder>
+  </b:Source>
+  <b:Source>
+    <b:Tag>Gee26</b:Tag>
+    <b:SourceType>InternetSite</b:SourceType>
+    <b:Guid>{0F3FA388-D9C8-413E-BAB0-142FA5CF2BD1}</b:Guid>
+    <b:Author>
+      <b:Author>
+        <b:Corporate>Geeks for Geeks</b:Corporate>
+      </b:Author>
+    </b:Author>
+    <b:Title>Component Based Diagram - Unified Modeling Language (UML)</b:Title>
+    <b:Year>2026</b:Year>
+    <b:YearAccessed>2026</b:YearAccessed>
+    <b:MonthAccessed>July</b:MonthAccessed>
+    <b:DayAccessed>25</b:DayAccessed>
+    <b:URL>https://www.geeksforgeeks.org/software-engineering/component-based-diagram/</b:URL>
+    <b:RefOrder>5</b:RefOrder>
+  </b:Source>
+</b:Sources>
+</file>
+
 <file path=customXml/itemProps1.xml><?xml version="1.0" encoding="utf-8"?>
 <ds:datastoreItem xmlns:ds="http://schemas.openxmlformats.org/officeDocument/2006/customXml" ds:itemID="{5C51FF54-1CBD-43E8-9B2A-B56F20CDF09A}">
   <ds:schemaRefs>
@@ -15934,14 +16240,6 @@
 </file>
 
 <file path=customXml/itemProps3.xml><?xml version="1.0" encoding="utf-8"?>
-<ds:datastoreItem xmlns:ds="http://schemas.openxmlformats.org/officeDocument/2006/customXml" ds:itemID="{71211F0F-0407-4A06-B625-E2020ACD9E37}">
-  <ds:schemaRefs>
-    <ds:schemaRef ds:uri="http://schemas.openxmlformats.org/officeDocument/2006/bibliography"/>
-  </ds:schemaRefs>
-</ds:datastoreItem>
-</file>
-
-<file path=customXml/itemProps4.xml><?xml version="1.0" encoding="utf-8"?>
 <ds:datastoreItem xmlns:ds="http://schemas.openxmlformats.org/officeDocument/2006/customXml" ds:itemID="{3B693098-FF00-4095-9757-18FD92BDA8E2}">
   <ds:schemaRefs>
     <ds:schemaRef ds:uri="http://schemas.microsoft.com/office/2006/metadata/contentType"/>
@@ -15958,4 +16256,12 @@
     <ds:schemaRef ds:uri="http://schemas.microsoft.com/internal/obd"/>
   </ds:schemaRefs>
 </ds:datastoreItem>
+</file>
+
+<file path=customXml/itemProps4.xml><?xml version="1.0" encoding="utf-8"?>
+<ds:datastoreItem xmlns:ds="http://schemas.openxmlformats.org/officeDocument/2006/customXml" ds:itemID="{36F9463C-3B57-4F39-8688-609D8413C2A6}">
+  <ds:schemaRefs>
+    <ds:schemaRef ds:uri="http://schemas.openxmlformats.org/officeDocument/2006/bibliography"/>
+  </ds:schemaRefs>
+</ds:datastoreItem>
 </file>
--- a/docs/Technical Report Eoin Fitzsimons.docx
+++ b/docs/Technical Report Eoin Fitzsimons.docx
@@ -910,7 +910,19 @@
           <w:p/>
           <w:p>
             <w:r>
-              <w:t>00/00/0000</w:t>
+              <w:t>03</w:t>
+            </w:r>
+            <w:r>
+              <w:t>/0</w:t>
+            </w:r>
+            <w:r>
+              <w:t>8</w:t>
+            </w:r>
+            <w:r>
+              <w:t>/</w:t>
+            </w:r>
+            <w:r>
+              <w:t>2026</w:t>
             </w:r>
           </w:p>
         </w:tc>
@@ -2841,7 +2853,7 @@
           <w:r>
             <w:fldChar w:fldCharType="separate"/>
           </w:r>
-          <w:hyperlink w:anchor="_Toc235111630" w:history="1">
+          <w:hyperlink w:anchor="_Toc236031522" w:history="1">
             <w:r>
               <w:rPr>
                 <w:rStyle w:val="Hyperlink"/>
@@ -2868,7 +2880,7 @@
                 <w:noProof/>
                 <w:webHidden/>
               </w:rPr>
-              <w:instrText xml:space="preserve"> PAGEREF _Toc235111630 \h </w:instrText>
+              <w:instrText xml:space="preserve"> PAGEREF _Toc236031522 \h </w:instrText>
             </w:r>
             <w:r>
               <w:rPr>
@@ -2915,7 +2927,7 @@
               <w14:ligatures w14:val="standardContextual"/>
             </w:rPr>
           </w:pPr>
-          <w:hyperlink w:anchor="_Toc235111631" w:history="1">
+          <w:hyperlink w:anchor="_Toc236031523" w:history="1">
             <w:r>
               <w:rPr>
                 <w:rStyle w:val="Hyperlink"/>
@@ -2960,7 +2972,7 @@
                 <w:noProof/>
                 <w:webHidden/>
               </w:rPr>
-              <w:instrText xml:space="preserve"> PAGEREF _Toc235111631 \h </w:instrText>
+              <w:instrText xml:space="preserve"> PAGEREF _Toc236031523 \h </w:instrText>
             </w:r>
             <w:r>
               <w:rPr>
@@ -3007,7 +3019,7 @@
               <w14:ligatures w14:val="standardContextual"/>
             </w:rPr>
           </w:pPr>
-          <w:hyperlink w:anchor="_Toc235111632" w:history="1">
+          <w:hyperlink w:anchor="_Toc236031524" w:history="1">
             <w:r>
               <w:rPr>
                 <w:rStyle w:val="Hyperlink"/>
@@ -3052,7 +3064,7 @@
                 <w:noProof/>
                 <w:webHidden/>
               </w:rPr>
-              <w:instrText xml:space="preserve"> PAGEREF _Toc235111632 \h </w:instrText>
+              <w:instrText xml:space="preserve"> PAGEREF _Toc236031524 \h </w:instrText>
             </w:r>
             <w:r>
               <w:rPr>
@@ -3099,7 +3111,7 @@
               <w14:ligatures w14:val="standardContextual"/>
             </w:rPr>
           </w:pPr>
-          <w:hyperlink w:anchor="_Toc235111633" w:history="1">
+          <w:hyperlink w:anchor="_Toc236031525" w:history="1">
             <w:r>
               <w:rPr>
                 <w:rStyle w:val="Hyperlink"/>
@@ -3144,7 +3156,7 @@
                 <w:noProof/>
                 <w:webHidden/>
               </w:rPr>
-              <w:instrText xml:space="preserve"> PAGEREF _Toc235111633 \h </w:instrText>
+              <w:instrText xml:space="preserve"> PAGEREF _Toc236031525 \h </w:instrText>
             </w:r>
             <w:r>
               <w:rPr>
@@ -3191,7 +3203,7 @@
               <w14:ligatures w14:val="standardContextual"/>
             </w:rPr>
           </w:pPr>
-          <w:hyperlink w:anchor="_Toc235111634" w:history="1">
+          <w:hyperlink w:anchor="_Toc236031526" w:history="1">
             <w:r>
               <w:rPr>
                 <w:rStyle w:val="Hyperlink"/>
@@ -3236,7 +3248,7 @@
                 <w:noProof/>
                 <w:webHidden/>
               </w:rPr>
-              <w:instrText xml:space="preserve"> PAGEREF _Toc235111634 \h </w:instrText>
+              <w:instrText xml:space="preserve"> PAGEREF _Toc236031526 \h </w:instrText>
             </w:r>
             <w:r>
               <w:rPr>
@@ -3283,7 +3295,7 @@
               <w14:ligatures w14:val="standardContextual"/>
             </w:rPr>
           </w:pPr>
-          <w:hyperlink w:anchor="_Toc235111635" w:history="1">
+          <w:hyperlink w:anchor="_Toc236031527" w:history="1">
             <w:r>
               <w:rPr>
                 <w:rStyle w:val="Hyperlink"/>
@@ -3328,7 +3340,7 @@
                 <w:noProof/>
                 <w:webHidden/>
               </w:rPr>
-              <w:instrText xml:space="preserve"> PAGEREF _Toc235111635 \h </w:instrText>
+              <w:instrText xml:space="preserve"> PAGEREF _Toc236031527 \h </w:instrText>
             </w:r>
             <w:r>
               <w:rPr>
@@ -3375,7 +3387,7 @@
               <w14:ligatures w14:val="standardContextual"/>
             </w:rPr>
           </w:pPr>
-          <w:hyperlink w:anchor="_Toc235111636" w:history="1">
+          <w:hyperlink w:anchor="_Toc236031528" w:history="1">
             <w:r>
               <w:rPr>
                 <w:rStyle w:val="Hyperlink"/>
@@ -3420,7 +3432,7 @@
                 <w:noProof/>
                 <w:webHidden/>
               </w:rPr>
-              <w:instrText xml:space="preserve"> PAGEREF _Toc235111636 \h </w:instrText>
+              <w:instrText xml:space="preserve"> PAGEREF _Toc236031528 \h </w:instrText>
             </w:r>
             <w:r>
               <w:rPr>
@@ -3467,7 +3479,7 @@
               <w14:ligatures w14:val="standardContextual"/>
             </w:rPr>
           </w:pPr>
-          <w:hyperlink w:anchor="_Toc235111637" w:history="1">
+          <w:hyperlink w:anchor="_Toc236031529" w:history="1">
             <w:r>
               <w:rPr>
                 <w:rStyle w:val="Hyperlink"/>
@@ -3512,7 +3524,7 @@
                 <w:noProof/>
                 <w:webHidden/>
               </w:rPr>
-              <w:instrText xml:space="preserve"> PAGEREF _Toc235111637 \h </w:instrText>
+              <w:instrText xml:space="preserve"> PAGEREF _Toc236031529 \h </w:instrText>
             </w:r>
             <w:r>
               <w:rPr>
@@ -3559,7 +3571,7 @@
               <w14:ligatures w14:val="standardContextual"/>
             </w:rPr>
           </w:pPr>
-          <w:hyperlink w:anchor="_Toc235111638" w:history="1">
+          <w:hyperlink w:anchor="_Toc236031530" w:history="1">
             <w:r>
               <w:rPr>
                 <w:rStyle w:val="Hyperlink"/>
@@ -3604,7 +3616,7 @@
                 <w:noProof/>
                 <w:webHidden/>
               </w:rPr>
-              <w:instrText xml:space="preserve"> PAGEREF _Toc235111638 \h </w:instrText>
+              <w:instrText xml:space="preserve"> PAGEREF _Toc236031530 \h </w:instrText>
             </w:r>
             <w:r>
               <w:rPr>
@@ -3651,7 +3663,7 @@
               <w14:ligatures w14:val="standardContextual"/>
             </w:rPr>
           </w:pPr>
-          <w:hyperlink w:anchor="_Toc235111639" w:history="1">
+          <w:hyperlink w:anchor="_Toc236031531" w:history="1">
             <w:r>
               <w:rPr>
                 <w:rStyle w:val="Hyperlink"/>
@@ -3696,7 +3708,7 @@
                 <w:noProof/>
                 <w:webHidden/>
               </w:rPr>
-              <w:instrText xml:space="preserve"> PAGEREF _Toc235111639 \h </w:instrText>
+              <w:instrText xml:space="preserve"> PAGEREF _Toc236031531 \h </w:instrText>
             </w:r>
             <w:r>
               <w:rPr>
@@ -3716,7 +3728,7 @@
                 <w:noProof/>
                 <w:webHidden/>
               </w:rPr>
-              <w:t>9</w:t>
+              <w:t>20</w:t>
             </w:r>
             <w:r>
               <w:rPr>
@@ -3743,7 +3755,7 @@
               <w14:ligatures w14:val="standardContextual"/>
             </w:rPr>
           </w:pPr>
-          <w:hyperlink w:anchor="_Toc235111640" w:history="1">
+          <w:hyperlink w:anchor="_Toc236031532" w:history="1">
             <w:r>
               <w:rPr>
                 <w:rStyle w:val="Hyperlink"/>
@@ -3788,7 +3800,7 @@
                 <w:noProof/>
                 <w:webHidden/>
               </w:rPr>
-              <w:instrText xml:space="preserve"> PAGEREF _Toc235111640 \h </w:instrText>
+              <w:instrText xml:space="preserve"> PAGEREF _Toc236031532 \h </w:instrText>
             </w:r>
             <w:r>
               <w:rPr>
@@ -3808,7 +3820,7 @@
                 <w:noProof/>
                 <w:webHidden/>
               </w:rPr>
-              <w:t>9</w:t>
+              <w:t>20</w:t>
             </w:r>
             <w:r>
               <w:rPr>
@@ -3835,7 +3847,7 @@
               <w14:ligatures w14:val="standardContextual"/>
             </w:rPr>
           </w:pPr>
-          <w:hyperlink w:anchor="_Toc235111641" w:history="1">
+          <w:hyperlink w:anchor="_Toc236031533" w:history="1">
             <w:r>
               <w:rPr>
                 <w:rStyle w:val="Hyperlink"/>
@@ -3880,7 +3892,7 @@
                 <w:noProof/>
                 <w:webHidden/>
               </w:rPr>
-              <w:instrText xml:space="preserve"> PAGEREF _Toc235111641 \h </w:instrText>
+              <w:instrText xml:space="preserve"> PAGEREF _Toc236031533 \h </w:instrText>
             </w:r>
             <w:r>
               <w:rPr>
@@ -3900,7 +3912,7 @@
                 <w:noProof/>
                 <w:webHidden/>
               </w:rPr>
-              <w:t>9</w:t>
+              <w:t>20</w:t>
             </w:r>
             <w:r>
               <w:rPr>
@@ -3927,7 +3939,7 @@
               <w14:ligatures w14:val="standardContextual"/>
             </w:rPr>
           </w:pPr>
-          <w:hyperlink w:anchor="_Toc235111642" w:history="1">
+          <w:hyperlink w:anchor="_Toc236031534" w:history="1">
             <w:r>
               <w:rPr>
                 <w:rStyle w:val="Hyperlink"/>
@@ -3972,7 +3984,7 @@
                 <w:noProof/>
                 <w:webHidden/>
               </w:rPr>
-              <w:instrText xml:space="preserve"> PAGEREF _Toc235111642 \h </w:instrText>
+              <w:instrText xml:space="preserve"> PAGEREF _Toc236031534 \h </w:instrText>
             </w:r>
             <w:r>
               <w:rPr>
@@ -3992,7 +4004,7 @@
                 <w:noProof/>
                 <w:webHidden/>
               </w:rPr>
-              <w:t>9</w:t>
+              <w:t>20</w:t>
             </w:r>
             <w:r>
               <w:rPr>
@@ -4019,7 +4031,7 @@
               <w14:ligatures w14:val="standardContextual"/>
             </w:rPr>
           </w:pPr>
-          <w:hyperlink w:anchor="_Toc235111643" w:history="1">
+          <w:hyperlink w:anchor="_Toc236031535" w:history="1">
             <w:r>
               <w:rPr>
                 <w:rStyle w:val="Hyperlink"/>
@@ -4064,7 +4076,7 @@
                 <w:noProof/>
                 <w:webHidden/>
               </w:rPr>
-              <w:instrText xml:space="preserve"> PAGEREF _Toc235111643 \h </w:instrText>
+              <w:instrText xml:space="preserve"> PAGEREF _Toc236031535 \h </w:instrText>
             </w:r>
             <w:r>
               <w:rPr>
@@ -4084,7 +4096,191 @@
                 <w:noProof/>
                 <w:webHidden/>
               </w:rPr>
-              <w:t>10</w:t>
+              <w:t>21</w:t>
+            </w:r>
+            <w:r>
+              <w:rPr>
+                <w:noProof/>
+                <w:webHidden/>
+              </w:rPr>
+              <w:fldChar w:fldCharType="end"/>
+            </w:r>
+          </w:hyperlink>
+        </w:p>
+        <w:p>
+          <w:pPr>
+            <w:pStyle w:val="TOC3"/>
+            <w:tabs>
+              <w:tab w:val="left" w:pos="1200"/>
+              <w:tab w:val="right" w:leader="dot" w:pos="9016"/>
+            </w:tabs>
+            <w:rPr>
+              <w:noProof/>
+              <w:kern w:val="2"/>
+              <w:sz w:val="24"/>
+              <w:szCs w:val="24"/>
+              <w:lang w:eastAsia="en-IE"/>
+              <w14:ligatures w14:val="standardContextual"/>
+            </w:rPr>
+          </w:pPr>
+          <w:hyperlink w:anchor="_Toc236031536" w:history="1">
+            <w:r>
+              <w:rPr>
+                <w:rStyle w:val="Hyperlink"/>
+                <w:noProof/>
+              </w:rPr>
+              <w:t>2.2.1</w:t>
+            </w:r>
+            <w:r>
+              <w:rPr>
+                <w:noProof/>
+                <w:kern w:val="2"/>
+                <w:sz w:val="24"/>
+                <w:szCs w:val="24"/>
+                <w:lang w:eastAsia="en-IE"/>
+                <w14:ligatures w14:val="standardContextual"/>
+              </w:rPr>
+              <w:tab/>
+            </w:r>
+            <w:r>
+              <w:rPr>
+                <w:rStyle w:val="Hyperlink"/>
+                <w:noProof/>
+              </w:rPr>
+              <w:t>Container Diagram</w:t>
+            </w:r>
+            <w:r>
+              <w:rPr>
+                <w:noProof/>
+                <w:webHidden/>
+              </w:rPr>
+              <w:tab/>
+            </w:r>
+            <w:r>
+              <w:rPr>
+                <w:noProof/>
+                <w:webHidden/>
+              </w:rPr>
+              <w:fldChar w:fldCharType="begin"/>
+            </w:r>
+            <w:r>
+              <w:rPr>
+                <w:noProof/>
+                <w:webHidden/>
+              </w:rPr>
+              <w:instrText xml:space="preserve"> PAGEREF _Toc236031536 \h </w:instrText>
+            </w:r>
+            <w:r>
+              <w:rPr>
+                <w:noProof/>
+                <w:webHidden/>
+              </w:rPr>
+            </w:r>
+            <w:r>
+              <w:rPr>
+                <w:noProof/>
+                <w:webHidden/>
+              </w:rPr>
+              <w:fldChar w:fldCharType="separate"/>
+            </w:r>
+            <w:r>
+              <w:rPr>
+                <w:noProof/>
+                <w:webHidden/>
+              </w:rPr>
+              <w:t>21</w:t>
+            </w:r>
+            <w:r>
+              <w:rPr>
+                <w:noProof/>
+                <w:webHidden/>
+              </w:rPr>
+              <w:fldChar w:fldCharType="end"/>
+            </w:r>
+          </w:hyperlink>
+        </w:p>
+        <w:p>
+          <w:pPr>
+            <w:pStyle w:val="TOC3"/>
+            <w:tabs>
+              <w:tab w:val="left" w:pos="1200"/>
+              <w:tab w:val="right" w:leader="dot" w:pos="9016"/>
+            </w:tabs>
+            <w:rPr>
+              <w:noProof/>
+              <w:kern w:val="2"/>
+              <w:sz w:val="24"/>
+              <w:szCs w:val="24"/>
+              <w:lang w:eastAsia="en-IE"/>
+              <w14:ligatures w14:val="standardContextual"/>
+            </w:rPr>
+          </w:pPr>
+          <w:hyperlink w:anchor="_Toc236031537" w:history="1">
+            <w:r>
+              <w:rPr>
+                <w:rStyle w:val="Hyperlink"/>
+                <w:noProof/>
+              </w:rPr>
+              <w:t>2.2.2</w:t>
+            </w:r>
+            <w:r>
+              <w:rPr>
+                <w:noProof/>
+                <w:kern w:val="2"/>
+                <w:sz w:val="24"/>
+                <w:szCs w:val="24"/>
+                <w:lang w:eastAsia="en-IE"/>
+                <w14:ligatures w14:val="standardContextual"/>
+              </w:rPr>
+              <w:tab/>
+            </w:r>
+            <w:r>
+              <w:rPr>
+                <w:rStyle w:val="Hyperlink"/>
+                <w:noProof/>
+              </w:rPr>
+              <w:t>Component Diagram</w:t>
+            </w:r>
+            <w:r>
+              <w:rPr>
+                <w:noProof/>
+                <w:webHidden/>
+              </w:rPr>
+              <w:tab/>
+            </w:r>
+            <w:r>
+              <w:rPr>
+                <w:noProof/>
+                <w:webHidden/>
+              </w:rPr>
+              <w:fldChar w:fldCharType="begin"/>
+            </w:r>
+            <w:r>
+              <w:rPr>
+                <w:noProof/>
+                <w:webHidden/>
+              </w:rPr>
+              <w:instrText xml:space="preserve"> PAGEREF _Toc236031537 \h </w:instrText>
+            </w:r>
+            <w:r>
+              <w:rPr>
+                <w:noProof/>
+                <w:webHidden/>
+              </w:rPr>
+            </w:r>
+            <w:r>
+              <w:rPr>
+                <w:noProof/>
+                <w:webHidden/>
+              </w:rPr>
+              <w:fldChar w:fldCharType="separate"/>
+            </w:r>
+            <w:r>
+              <w:rPr>
+                <w:noProof/>
+                <w:webHidden/>
+              </w:rPr>
+              <w:t>22</w:t>
             </w:r>
             <w:r>
               <w:rPr>
@@ -4111,7 +4307,7 @@
               <w14:ligatures w14:val="standardContextual"/>
             </w:rPr>
           </w:pPr>
-          <w:hyperlink w:anchor="_Toc235111644" w:history="1">
+          <w:hyperlink w:anchor="_Toc236031538" w:history="1">
             <w:r>
               <w:rPr>
                 <w:rStyle w:val="Hyperlink"/>
@@ -4156,7 +4352,7 @@
                 <w:noProof/>
                 <w:webHidden/>
               </w:rPr>
-              <w:instrText xml:space="preserve"> PAGEREF _Toc235111644 \h </w:instrText>
+              <w:instrText xml:space="preserve"> PAGEREF _Toc236031538 \h </w:instrText>
             </w:r>
             <w:r>
               <w:rPr>
@@ -4176,7 +4372,283 @@
                 <w:noProof/>
                 <w:webHidden/>
               </w:rPr>
-              <w:t>11</w:t>
+              <w:t>23</w:t>
+            </w:r>
+            <w:r>
+              <w:rPr>
+                <w:noProof/>
+                <w:webHidden/>
+              </w:rPr>
+              <w:fldChar w:fldCharType="end"/>
+            </w:r>
+          </w:hyperlink>
+        </w:p>
+        <w:p>
+          <w:pPr>
+            <w:pStyle w:val="TOC3"/>
+            <w:tabs>
+              <w:tab w:val="left" w:pos="1200"/>
+              <w:tab w:val="right" w:leader="dot" w:pos="9016"/>
+            </w:tabs>
+            <w:rPr>
+              <w:noProof/>
+              <w:kern w:val="2"/>
+              <w:sz w:val="24"/>
+              <w:szCs w:val="24"/>
+              <w:lang w:eastAsia="en-IE"/>
+              <w14:ligatures w14:val="standardContextual"/>
+            </w:rPr>
+          </w:pPr>
+          <w:hyperlink w:anchor="_Toc236031539" w:history="1">
+            <w:r>
+              <w:rPr>
+                <w:rStyle w:val="Hyperlink"/>
+                <w:noProof/>
+              </w:rPr>
+              <w:t>2.3.1</w:t>
+            </w:r>
+            <w:r>
+              <w:rPr>
+                <w:noProof/>
+                <w:kern w:val="2"/>
+                <w:sz w:val="24"/>
+                <w:szCs w:val="24"/>
+                <w:lang w:eastAsia="en-IE"/>
+                <w14:ligatures w14:val="standardContextual"/>
+              </w:rPr>
+              <w:tab/>
+            </w:r>
+            <w:r>
+              <w:rPr>
+                <w:rStyle w:val="Hyperlink"/>
+                <w:noProof/>
+              </w:rPr>
+              <w:t>Telemetry</w:t>
+            </w:r>
+            <w:r>
+              <w:rPr>
+                <w:noProof/>
+                <w:webHidden/>
+              </w:rPr>
+              <w:tab/>
+            </w:r>
+            <w:r>
+              <w:rPr>
+                <w:noProof/>
+                <w:webHidden/>
+              </w:rPr>
+              <w:fldChar w:fldCharType="begin"/>
+            </w:r>
+            <w:r>
+              <w:rPr>
+                <w:noProof/>
+                <w:webHidden/>
+              </w:rPr>
+              <w:instrText xml:space="preserve"> PAGEREF _Toc236031539 \h </w:instrText>
+            </w:r>
+            <w:r>
+              <w:rPr>
+                <w:noProof/>
+                <w:webHidden/>
+              </w:rPr>
+            </w:r>
+            <w:r>
+              <w:rPr>
+                <w:noProof/>
+                <w:webHidden/>
+              </w:rPr>
+              <w:fldChar w:fldCharType="separate"/>
+            </w:r>
+            <w:r>
+              <w:rPr>
+                <w:noProof/>
+                <w:webHidden/>
+              </w:rPr>
+              <w:t>23</w:t>
+            </w:r>
+            <w:r>
+              <w:rPr>
+                <w:noProof/>
+                <w:webHidden/>
+              </w:rPr>
+              <w:fldChar w:fldCharType="end"/>
+            </w:r>
+          </w:hyperlink>
+        </w:p>
+        <w:p>
+          <w:pPr>
+            <w:pStyle w:val="TOC3"/>
+            <w:tabs>
+              <w:tab w:val="left" w:pos="1200"/>
+              <w:tab w:val="right" w:leader="dot" w:pos="9016"/>
+            </w:tabs>
+            <w:rPr>
+              <w:noProof/>
+              <w:kern w:val="2"/>
+              <w:sz w:val="24"/>
+              <w:szCs w:val="24"/>
+              <w:lang w:eastAsia="en-IE"/>
+              <w14:ligatures w14:val="standardContextual"/>
+            </w:rPr>
+          </w:pPr>
+          <w:hyperlink w:anchor="_Toc236031540" w:history="1">
+            <w:r>
+              <w:rPr>
+                <w:rStyle w:val="Hyperlink"/>
+                <w:noProof/>
+              </w:rPr>
+              <w:t>2.3.2</w:t>
+            </w:r>
+            <w:r>
+              <w:rPr>
+                <w:noProof/>
+                <w:kern w:val="2"/>
+                <w:sz w:val="24"/>
+                <w:szCs w:val="24"/>
+                <w:lang w:eastAsia="en-IE"/>
+                <w14:ligatures w14:val="standardContextual"/>
+              </w:rPr>
+              <w:tab/>
+            </w:r>
+            <w:r>
+              <w:rPr>
+                <w:rStyle w:val="Hyperlink"/>
+                <w:noProof/>
+              </w:rPr>
+              <w:t>Driver Creation</w:t>
+            </w:r>
+            <w:r>
+              <w:rPr>
+                <w:noProof/>
+                <w:webHidden/>
+              </w:rPr>
+              <w:tab/>
+            </w:r>
+            <w:r>
+              <w:rPr>
+                <w:noProof/>
+                <w:webHidden/>
+              </w:rPr>
+              <w:fldChar w:fldCharType="begin"/>
+            </w:r>
+            <w:r>
+              <w:rPr>
+                <w:noProof/>
+                <w:webHidden/>
+              </w:rPr>
+              <w:instrText xml:space="preserve"> PAGEREF _Toc236031540 \h </w:instrText>
+            </w:r>
+            <w:r>
+              <w:rPr>
+                <w:noProof/>
+                <w:webHidden/>
+              </w:rPr>
+            </w:r>
+            <w:r>
+              <w:rPr>
+                <w:noProof/>
+                <w:webHidden/>
+              </w:rPr>
+              <w:fldChar w:fldCharType="separate"/>
+            </w:r>
+            <w:r>
+              <w:rPr>
+                <w:noProof/>
+                <w:webHidden/>
+              </w:rPr>
+              <w:t>26</w:t>
+            </w:r>
+            <w:r>
+              <w:rPr>
+                <w:noProof/>
+                <w:webHidden/>
+              </w:rPr>
+              <w:fldChar w:fldCharType="end"/>
+            </w:r>
+          </w:hyperlink>
+        </w:p>
+        <w:p>
+          <w:pPr>
+            <w:pStyle w:val="TOC3"/>
+            <w:tabs>
+              <w:tab w:val="left" w:pos="1200"/>
+              <w:tab w:val="right" w:leader="dot" w:pos="9016"/>
+            </w:tabs>
+            <w:rPr>
+              <w:noProof/>
+              <w:kern w:val="2"/>
+              <w:sz w:val="24"/>
+              <w:szCs w:val="24"/>
+              <w:lang w:eastAsia="en-IE"/>
+              <w14:ligatures w14:val="standardContextual"/>
+            </w:rPr>
+          </w:pPr>
+          <w:hyperlink w:anchor="_Toc236031541" w:history="1">
+            <w:r>
+              <w:rPr>
+                <w:rStyle w:val="Hyperlink"/>
+                <w:noProof/>
+              </w:rPr>
+              <w:t>2.3.3</w:t>
+            </w:r>
+            <w:r>
+              <w:rPr>
+                <w:noProof/>
+                <w:kern w:val="2"/>
+                <w:sz w:val="24"/>
+                <w:szCs w:val="24"/>
+                <w:lang w:eastAsia="en-IE"/>
+                <w14:ligatures w14:val="standardContextual"/>
+              </w:rPr>
+              <w:tab/>
+            </w:r>
+            <w:r>
+              <w:rPr>
+                <w:rStyle w:val="Hyperlink"/>
+                <w:noProof/>
+              </w:rPr>
+              <w:t>Something</w:t>
+            </w:r>
+            <w:r>
+              <w:rPr>
+                <w:noProof/>
+                <w:webHidden/>
+              </w:rPr>
+              <w:tab/>
+            </w:r>
+            <w:r>
+              <w:rPr>
+                <w:noProof/>
+                <w:webHidden/>
+              </w:rPr>
+              <w:fldChar w:fldCharType="begin"/>
+            </w:r>
+            <w:r>
+              <w:rPr>
+                <w:noProof/>
+                <w:webHidden/>
+              </w:rPr>
+              <w:instrText xml:space="preserve"> PAGEREF _Toc236031541 \h </w:instrText>
+            </w:r>
+            <w:r>
+              <w:rPr>
+                <w:noProof/>
+                <w:webHidden/>
+              </w:rPr>
+            </w:r>
+            <w:r>
+              <w:rPr>
+                <w:noProof/>
+                <w:webHidden/>
+              </w:rPr>
+              <w:fldChar w:fldCharType="separate"/>
+            </w:r>
+            <w:r>
+              <w:rPr>
+                <w:noProof/>
+                <w:webHidden/>
+              </w:rPr>
+              <w:t>28</w:t>
             </w:r>
             <w:r>
               <w:rPr>
@@ -4203,7 +4675,7 @@
               <w14:ligatures w14:val="standardContextual"/>
             </w:rPr>
           </w:pPr>
-          <w:hyperlink w:anchor="_Toc235111645" w:history="1">
+          <w:hyperlink w:anchor="_Toc236031542" w:history="1">
             <w:r>
               <w:rPr>
                 <w:rStyle w:val="Hyperlink"/>
@@ -4248,7 +4720,7 @@
                 <w:noProof/>
                 <w:webHidden/>
               </w:rPr>
-              <w:instrText xml:space="preserve"> PAGEREF _Toc235111645 \h </w:instrText>
+              <w:instrText xml:space="preserve"> PAGEREF _Toc236031542 \h </w:instrText>
             </w:r>
             <w:r>
               <w:rPr>
@@ -4268,7 +4740,7 @@
                 <w:noProof/>
                 <w:webHidden/>
               </w:rPr>
-              <w:t>12</w:t>
+              <w:t>29</w:t>
             </w:r>
             <w:r>
               <w:rPr>
@@ -4295,7 +4767,7 @@
               <w14:ligatures w14:val="standardContextual"/>
             </w:rPr>
           </w:pPr>
-          <w:hyperlink w:anchor="_Toc235111646" w:history="1">
+          <w:hyperlink w:anchor="_Toc236031543" w:history="1">
             <w:r>
               <w:rPr>
                 <w:rStyle w:val="Hyperlink"/>
@@ -4340,7 +4812,7 @@
                 <w:noProof/>
                 <w:webHidden/>
               </w:rPr>
-              <w:instrText xml:space="preserve"> PAGEREF _Toc235111646 \h </w:instrText>
+              <w:instrText xml:space="preserve"> PAGEREF _Toc236031543 \h </w:instrText>
             </w:r>
             <w:r>
               <w:rPr>
@@ -4360,7 +4832,7 @@
                 <w:noProof/>
                 <w:webHidden/>
               </w:rPr>
-              <w:t>13</w:t>
+              <w:t>30</w:t>
             </w:r>
             <w:r>
               <w:rPr>
@@ -4387,7 +4859,7 @@
               <w14:ligatures w14:val="standardContextual"/>
             </w:rPr>
           </w:pPr>
-          <w:hyperlink w:anchor="_Toc235111647" w:history="1">
+          <w:hyperlink w:anchor="_Toc236031544" w:history="1">
             <w:r>
               <w:rPr>
                 <w:rStyle w:val="Hyperlink"/>
@@ -4432,7 +4904,7 @@
                 <w:noProof/>
                 <w:webHidden/>
               </w:rPr>
-              <w:instrText xml:space="preserve"> PAGEREF _Toc235111647 \h </w:instrText>
+              <w:instrText xml:space="preserve"> PAGEREF _Toc236031544 \h </w:instrText>
             </w:r>
             <w:r>
               <w:rPr>
@@ -4452,7 +4924,7 @@
                 <w:noProof/>
                 <w:webHidden/>
               </w:rPr>
-              <w:t>14</w:t>
+              <w:t>31</w:t>
             </w:r>
             <w:r>
               <w:rPr>
@@ -4479,7 +4951,7 @@
               <w14:ligatures w14:val="standardContextual"/>
             </w:rPr>
           </w:pPr>
-          <w:hyperlink w:anchor="_Toc235111648" w:history="1">
+          <w:hyperlink w:anchor="_Toc236031545" w:history="1">
             <w:r>
               <w:rPr>
                 <w:rStyle w:val="Hyperlink"/>
@@ -4524,7 +4996,7 @@
                 <w:noProof/>
                 <w:webHidden/>
               </w:rPr>
-              <w:instrText xml:space="preserve"> PAGEREF _Toc235111648 \h </w:instrText>
+              <w:instrText xml:space="preserve"> PAGEREF _Toc236031545 \h </w:instrText>
             </w:r>
             <w:r>
               <w:rPr>
@@ -4544,7 +5016,7 @@
                 <w:noProof/>
                 <w:webHidden/>
               </w:rPr>
-              <w:t>15</w:t>
+              <w:t>32</w:t>
             </w:r>
             <w:r>
               <w:rPr>
@@ -4571,7 +5043,7 @@
               <w14:ligatures w14:val="standardContextual"/>
             </w:rPr>
           </w:pPr>
-          <w:hyperlink w:anchor="_Toc235111649" w:history="1">
+          <w:hyperlink w:anchor="_Toc236031546" w:history="1">
             <w:r>
               <w:rPr>
                 <w:rStyle w:val="Hyperlink"/>
@@ -4616,7 +5088,7 @@
                 <w:noProof/>
                 <w:webHidden/>
               </w:rPr>
-              <w:instrText xml:space="preserve"> PAGEREF _Toc235111649 \h </w:instrText>
+              <w:instrText xml:space="preserve"> PAGEREF _Toc236031546 \h </w:instrText>
             </w:r>
             <w:r>
               <w:rPr>
@@ -4636,7 +5108,7 @@
                 <w:noProof/>
                 <w:webHidden/>
               </w:rPr>
-              <w:t>16</w:t>
+              <w:t>33</w:t>
             </w:r>
             <w:r>
               <w:rPr>
@@ -4663,7 +5135,7 @@
               <w14:ligatures w14:val="standardContextual"/>
             </w:rPr>
           </w:pPr>
-          <w:hyperlink w:anchor="_Toc235111650" w:history="1">
+          <w:hyperlink w:anchor="_Toc236031547" w:history="1">
             <w:r>
               <w:rPr>
                 <w:rStyle w:val="Hyperlink"/>
@@ -4708,7 +5180,7 @@
                 <w:noProof/>
                 <w:webHidden/>
               </w:rPr>
-              <w:instrText xml:space="preserve"> PAGEREF _Toc235111650 \h </w:instrText>
+              <w:instrText xml:space="preserve"> PAGEREF _Toc236031547 \h </w:instrText>
             </w:r>
             <w:r>
               <w:rPr>
@@ -4728,7 +5200,7 @@
                 <w:noProof/>
                 <w:webHidden/>
               </w:rPr>
-              <w:t>17</w:t>
+              <w:t>34</w:t>
             </w:r>
             <w:r>
               <w:rPr>
@@ -4755,7 +5227,7 @@
               <w14:ligatures w14:val="standardContextual"/>
             </w:rPr>
           </w:pPr>
-          <w:hyperlink w:anchor="_Toc235111651" w:history="1">
+          <w:hyperlink w:anchor="_Toc236031548" w:history="1">
             <w:r>
               <w:rPr>
                 <w:rStyle w:val="Hyperlink"/>
@@ -4800,7 +5272,7 @@
                 <w:noProof/>
                 <w:webHidden/>
               </w:rPr>
-              <w:instrText xml:space="preserve"> PAGEREF _Toc235111651 \h </w:instrText>
+              <w:instrText xml:space="preserve"> PAGEREF _Toc236031548 \h </w:instrText>
             </w:r>
             <w:r>
               <w:rPr>
@@ -4820,7 +5292,7 @@
                 <w:noProof/>
                 <w:webHidden/>
               </w:rPr>
-              <w:t>17</w:t>
+              <w:t>34</w:t>
             </w:r>
             <w:r>
               <w:rPr>
@@ -4847,7 +5319,7 @@
               <w14:ligatures w14:val="standardContextual"/>
             </w:rPr>
           </w:pPr>
-          <w:hyperlink w:anchor="_Toc235111652" w:history="1">
+          <w:hyperlink w:anchor="_Toc236031549" w:history="1">
             <w:r>
               <w:rPr>
                 <w:rStyle w:val="Hyperlink"/>
@@ -4892,7 +5364,7 @@
                 <w:noProof/>
                 <w:webHidden/>
               </w:rPr>
-              <w:instrText xml:space="preserve"> PAGEREF _Toc235111652 \h </w:instrText>
+              <w:instrText xml:space="preserve"> PAGEREF _Toc236031549 \h </w:instrText>
             </w:r>
             <w:r>
               <w:rPr>
@@ -4912,7 +5384,7 @@
                 <w:noProof/>
                 <w:webHidden/>
               </w:rPr>
-              <w:t>17</w:t>
+              <w:t>34</w:t>
             </w:r>
             <w:r>
               <w:rPr>
@@ -4939,7 +5411,7 @@
               <w14:ligatures w14:val="standardContextual"/>
             </w:rPr>
           </w:pPr>
-          <w:hyperlink w:anchor="_Toc235111653" w:history="1">
+          <w:hyperlink w:anchor="_Toc236031550" w:history="1">
             <w:r>
               <w:rPr>
                 <w:rStyle w:val="Hyperlink"/>
@@ -4984,7 +5456,7 @@
                 <w:noProof/>
                 <w:webHidden/>
               </w:rPr>
-              <w:instrText xml:space="preserve"> PAGEREF _Toc235111653 \h </w:instrText>
+              <w:instrText xml:space="preserve"> PAGEREF _Toc236031550 \h </w:instrText>
             </w:r>
             <w:r>
               <w:rPr>
@@ -5004,7 +5476,7 @@
                 <w:noProof/>
                 <w:webHidden/>
               </w:rPr>
-              <w:t>17</w:t>
+              <w:t>34</w:t>
             </w:r>
             <w:r>
               <w:rPr>
@@ -5031,7 +5503,7 @@
               <w14:ligatures w14:val="standardContextual"/>
             </w:rPr>
           </w:pPr>
-          <w:hyperlink w:anchor="_Toc235111654" w:history="1">
+          <w:hyperlink w:anchor="_Toc236031551" w:history="1">
             <w:r>
               <w:rPr>
                 <w:rStyle w:val="Hyperlink"/>
@@ -5076,7 +5548,7 @@
                 <w:noProof/>
                 <w:webHidden/>
               </w:rPr>
-              <w:instrText xml:space="preserve"> PAGEREF _Toc235111654 \h </w:instrText>
+              <w:instrText xml:space="preserve"> PAGEREF _Toc236031551 \h </w:instrText>
             </w:r>
             <w:r>
               <w:rPr>
@@ -5096,7 +5568,7 @@
                 <w:noProof/>
                 <w:webHidden/>
               </w:rPr>
-              <w:t>17</w:t>
+              <w:t>34</w:t>
             </w:r>
             <w:r>
               <w:rPr>
@@ -5149,7 +5621,7 @@
         </w:numPr>
         <w:ind w:left="432"/>
       </w:pPr>
-      <w:bookmarkStart w:id="0" w:name="_Toc235111630"/>
+      <w:bookmarkStart w:id="0" w:name="_Toc236031522"/>
       <w:r>
         <w:lastRenderedPageBreak/>
         <w:t>Executive Summary</w:t>
@@ -5175,7 +5647,7 @@
       <w:pPr>
         <w:pStyle w:val="Heading1"/>
       </w:pPr>
-      <w:bookmarkStart w:id="1" w:name="_Toc235111631"/>
+      <w:bookmarkStart w:id="1" w:name="_Toc236031523"/>
       <w:r>
         <w:t>Introduction</w:t>
       </w:r>
@@ -5185,7 +5657,7 @@
       <w:pPr>
         <w:pStyle w:val="Heading2"/>
       </w:pPr>
-      <w:bookmarkStart w:id="2" w:name="_Toc235111632"/>
+      <w:bookmarkStart w:id="2" w:name="_Toc236031524"/>
       <w:r>
         <w:t>Background</w:t>
       </w:r>
@@ -5223,7 +5695,7 @@
       <w:pPr>
         <w:pStyle w:val="Heading2"/>
       </w:pPr>
-      <w:bookmarkStart w:id="3" w:name="_Toc235111633"/>
+      <w:bookmarkStart w:id="3" w:name="_Toc236031525"/>
       <w:r>
         <w:t>Aims</w:t>
       </w:r>
@@ -5252,7 +5724,7 @@
       <w:pPr>
         <w:pStyle w:val="Heading2"/>
       </w:pPr>
-      <w:bookmarkStart w:id="4" w:name="_Toc235111634"/>
+      <w:bookmarkStart w:id="4" w:name="_Toc236031526"/>
       <w:r>
         <w:t>Technology</w:t>
       </w:r>
@@ -5364,7 +5836,7 @@
       <w:pPr>
         <w:pStyle w:val="Heading2"/>
       </w:pPr>
-      <w:bookmarkStart w:id="5" w:name="_Toc235111635"/>
+      <w:bookmarkStart w:id="5" w:name="_Toc236031527"/>
       <w:r>
         <w:t>Structure</w:t>
       </w:r>
@@ -5382,7 +5854,7 @@
       <w:pPr>
         <w:pStyle w:val="Heading1"/>
       </w:pPr>
-      <w:bookmarkStart w:id="6" w:name="_Toc235111636"/>
+      <w:bookmarkStart w:id="6" w:name="_Toc236031528"/>
       <w:r>
         <w:lastRenderedPageBreak/>
         <w:t>System</w:t>
@@ -5393,7 +5865,7 @@
       <w:pPr>
         <w:pStyle w:val="Heading2"/>
       </w:pPr>
-      <w:bookmarkStart w:id="7" w:name="_Toc235111637"/>
+      <w:bookmarkStart w:id="7" w:name="_Toc236031529"/>
       <w:r>
         <w:t>Requirements</w:t>
       </w:r>
@@ -5403,7 +5875,7 @@
       <w:pPr>
         <w:pStyle w:val="Heading3"/>
       </w:pPr>
-      <w:bookmarkStart w:id="8" w:name="_Toc235111638"/>
+      <w:bookmarkStart w:id="8" w:name="_Toc236031530"/>
       <w:r>
         <w:t>Functional Requirements</w:t>
       </w:r>
@@ -7126,10 +7598,7 @@
         </w:numPr>
       </w:pPr>
       <w:r>
-        <w:t>A2</w:t>
-      </w:r>
-      <w:r>
-        <w:t xml:space="preserve"> – The simulation fails due to not all cars finishing</w:t>
+        <w:t>A2 – The simulation fails due to not all cars finishing</w:t>
       </w:r>
     </w:p>
     <w:p>
@@ -9038,7 +9507,6 @@
           <w:color w:val="353839" w:themeColor="text1"/>
         </w:rPr>
       </w:pPr>
-      <w:bookmarkStart w:id="9" w:name="_Toc235111639"/>
       <w:r>
         <w:br w:type="page"/>
       </w:r>
@@ -9047,6 +9515,7 @@
       <w:pPr>
         <w:pStyle w:val="Heading3"/>
       </w:pPr>
+      <w:bookmarkStart w:id="9" w:name="_Toc236031531"/>
       <w:r>
         <w:lastRenderedPageBreak/>
         <w:t>Data Requirements</w:t>
@@ -9100,7 +9569,7 @@
       <w:pPr>
         <w:pStyle w:val="Heading3"/>
       </w:pPr>
-      <w:bookmarkStart w:id="10" w:name="_Toc235111640"/>
+      <w:bookmarkStart w:id="10" w:name="_Toc236031532"/>
       <w:r>
         <w:t>User Requirements</w:t>
       </w:r>
@@ -9158,7 +9627,7 @@
       <w:pPr>
         <w:pStyle w:val="Heading3"/>
       </w:pPr>
-      <w:bookmarkStart w:id="11" w:name="_Toc235111641"/>
+      <w:bookmarkStart w:id="11" w:name="_Toc236031533"/>
       <w:r>
         <w:t>Environmental Requirements</w:t>
       </w:r>
@@ -9173,7 +9642,7 @@
       <w:pPr>
         <w:pStyle w:val="Heading3"/>
       </w:pPr>
-      <w:bookmarkStart w:id="12" w:name="_Toc235111642"/>
+      <w:bookmarkStart w:id="12" w:name="_Toc236031534"/>
       <w:r>
         <w:t>Usability Requirements</w:t>
       </w:r>
@@ -9270,7 +9739,7 @@
       <w:pPr>
         <w:pStyle w:val="Heading2"/>
       </w:pPr>
-      <w:bookmarkStart w:id="13" w:name="_Toc235111643"/>
+      <w:bookmarkStart w:id="13" w:name="_Toc236031535"/>
       <w:r>
         <w:lastRenderedPageBreak/>
         <w:t>Design &amp; Architecture</w:t>
@@ -9281,12 +9750,17 @@
       <w:pPr>
         <w:pStyle w:val="Heading3"/>
       </w:pPr>
+      <w:bookmarkStart w:id="14" w:name="_Toc236031536"/>
       <w:r>
         <w:t>Container Diagram</w:t>
       </w:r>
-    </w:p>
-    <w:p>
-      <w:r>
+      <w:bookmarkEnd w:id="14"/>
+    </w:p>
+    <w:p>
+      <w:r>
+        <w:rPr>
+          <w:noProof/>
+        </w:rPr>
         <w:drawing>
           <wp:anchor distT="0" distB="0" distL="114300" distR="114300" simplePos="0" relativeHeight="251664384" behindDoc="0" locked="0" layoutInCell="1" allowOverlap="1" wp14:anchorId="2C93BCC7" wp14:editId="785C04A9">
             <wp:simplePos x="0" y="0"/>
@@ -9403,13 +9877,18 @@
       <w:pPr>
         <w:pStyle w:val="Heading3"/>
       </w:pPr>
+      <w:bookmarkStart w:id="15" w:name="_Toc236031537"/>
       <w:r>
         <w:lastRenderedPageBreak/>
         <w:t>Component Diagram</w:t>
       </w:r>
-    </w:p>
-    <w:p>
-      <w:r>
+      <w:bookmarkEnd w:id="15"/>
+    </w:p>
+    <w:p>
+      <w:r>
+        <w:rPr>
+          <w:noProof/>
+        </w:rPr>
         <w:drawing>
           <wp:inline distT="0" distB="0" distL="0" distR="0" wp14:anchorId="6C5E96DA" wp14:editId="52D8D4FC">
             <wp:extent cx="5731510" cy="4700270"/>
@@ -9449,13 +9928,7 @@
     </w:p>
     <w:p>
       <w:r>
-        <w:t xml:space="preserve">A Component-Based Diagram is a Unified </w:t>
-      </w:r>
-      <w:r>
-        <w:t>Modelling</w:t>
-      </w:r>
-      <w:r>
-        <w:t xml:space="preserve"> Language (UML) structural diagram used to represent the organization of a system into modular components and their relationships. It helps visualize how different parts of a system interact and work together to form the overall architecture.</w:t>
+        <w:t>A Component-Based Diagram is a Unified Modelling Language (UML) structural diagram used to represent the organization of a system into modular components and their relationships. It helps visualize how different parts of a system interact and work together to form the overall architecture.</w:t>
       </w:r>
     </w:p>
     <w:p>
@@ -9523,20 +9996,22 @@
       <w:pPr>
         <w:pStyle w:val="Heading2"/>
       </w:pPr>
-      <w:bookmarkStart w:id="14" w:name="_Toc235111644"/>
+      <w:bookmarkStart w:id="16" w:name="_Toc236031538"/>
       <w:r>
         <w:lastRenderedPageBreak/>
         <w:t>Implementation</w:t>
       </w:r>
-      <w:bookmarkEnd w:id="14"/>
+      <w:bookmarkEnd w:id="16"/>
     </w:p>
     <w:p>
       <w:pPr>
         <w:pStyle w:val="Heading3"/>
       </w:pPr>
+      <w:bookmarkStart w:id="17" w:name="_Toc236031539"/>
       <w:r>
         <w:t>Telemetry</w:t>
       </w:r>
+      <w:bookmarkEnd w:id="17"/>
     </w:p>
     <w:p>
       <w:pPr>
@@ -9600,24 +10075,14 @@
                             <w:r>
                               <w:t xml:space="preserve">Telemetry </w:t>
                             </w:r>
-                            <w:r>
-                              <w:fldChar w:fldCharType="begin"/>
-                            </w:r>
-                            <w:r>
-                              <w:instrText xml:space="preserve"> SEQ Telemetry \* ARABIC </w:instrText>
-                            </w:r>
-                            <w:r>
-                              <w:fldChar w:fldCharType="separate"/>
-                            </w:r>
-                            <w:r>
-                              <w:rPr>
-                                <w:noProof/>
-                              </w:rPr>
-                              <w:t>1</w:t>
-                            </w:r>
-                            <w:r>
-                              <w:fldChar w:fldCharType="end"/>
-                            </w:r>
+                            <w:fldSimple w:instr=" SEQ Telemetry \* ARABIC ">
+                              <w:r>
+                                <w:rPr>
+                                  <w:noProof/>
+                                </w:rPr>
+                                <w:t>1</w:t>
+                              </w:r>
+                            </w:fldSimple>
                           </w:p>
                         </w:txbxContent>
                       </wps:txbx>
@@ -9902,24 +10367,14 @@
       <w:r>
         <w:t xml:space="preserve">Telemetry </w:t>
       </w:r>
-      <w:r>
-        <w:fldChar w:fldCharType="begin"/>
-      </w:r>
-      <w:r>
-        <w:instrText xml:space="preserve"> SEQ Telemetry \* ARABIC </w:instrText>
-      </w:r>
-      <w:r>
-        <w:fldChar w:fldCharType="separate"/>
-      </w:r>
-      <w:r>
-        <w:rPr>
-          <w:noProof/>
-        </w:rPr>
-        <w:t>2</w:t>
-      </w:r>
-      <w:r>
-        <w:fldChar w:fldCharType="end"/>
-      </w:r>
+      <w:fldSimple w:instr=" SEQ Telemetry \* ARABIC ">
+        <w:r>
+          <w:rPr>
+            <w:noProof/>
+          </w:rPr>
+          <w:t>2</w:t>
+        </w:r>
+      </w:fldSimple>
     </w:p>
     <w:p>
       <w:r>
@@ -10042,24 +10497,14 @@
       <w:r>
         <w:t xml:space="preserve">Telemetry </w:t>
       </w:r>
-      <w:r>
-        <w:fldChar w:fldCharType="begin"/>
-      </w:r>
-      <w:r>
-        <w:instrText xml:space="preserve"> SEQ Telemetry \* ARABIC </w:instrText>
-      </w:r>
-      <w:r>
-        <w:fldChar w:fldCharType="separate"/>
-      </w:r>
-      <w:r>
-        <w:rPr>
-          <w:noProof/>
-        </w:rPr>
-        <w:t>3</w:t>
-      </w:r>
-      <w:r>
-        <w:fldChar w:fldCharType="end"/>
-      </w:r>
+      <w:fldSimple w:instr=" SEQ Telemetry \* ARABIC ">
+        <w:r>
+          <w:rPr>
+            <w:noProof/>
+          </w:rPr>
+          <w:t>3</w:t>
+        </w:r>
+      </w:fldSimple>
     </w:p>
     <w:p>
       <w:r>
@@ -10100,6 +10545,9 @@
         <w:keepNext/>
       </w:pPr>
       <w:r>
+        <w:rPr>
+          <w:noProof/>
+        </w:rPr>
         <w:drawing>
           <wp:inline distT="0" distB="0" distL="0" distR="0" wp14:anchorId="55E6CECE" wp14:editId="580330D5">
             <wp:extent cx="5731510" cy="4835525"/>
@@ -10144,24 +10592,14 @@
       <w:r>
         <w:t xml:space="preserve">Telemetry </w:t>
       </w:r>
-      <w:r>
-        <w:fldChar w:fldCharType="begin"/>
-      </w:r>
-      <w:r>
-        <w:instrText xml:space="preserve"> SEQ Telemetry \* ARABIC </w:instrText>
-      </w:r>
-      <w:r>
-        <w:fldChar w:fldCharType="separate"/>
-      </w:r>
-      <w:r>
-        <w:rPr>
-          <w:noProof/>
-        </w:rPr>
-        <w:t>4</w:t>
-      </w:r>
-      <w:r>
-        <w:fldChar w:fldCharType="end"/>
-      </w:r>
+      <w:fldSimple w:instr=" SEQ Telemetry \* ARABIC ">
+        <w:r>
+          <w:rPr>
+            <w:noProof/>
+          </w:rPr>
+          <w:t>4</w:t>
+        </w:r>
+      </w:fldSimple>
     </w:p>
     <w:p>
       <w:r>
@@ -10188,10 +10626,12 @@
       <w:pPr>
         <w:pStyle w:val="Heading3"/>
       </w:pPr>
+      <w:bookmarkStart w:id="18" w:name="_Toc236031540"/>
       <w:r>
         <w:lastRenderedPageBreak/>
         <w:t>Driver Creation</w:t>
       </w:r>
+      <w:bookmarkEnd w:id="18"/>
     </w:p>
     <w:p>
       <w:pPr>
@@ -10250,24 +10690,14 @@
                             <w:r>
                               <w:t xml:space="preserve">Driver </w:t>
                             </w:r>
-                            <w:r>
-                              <w:fldChar w:fldCharType="begin"/>
-                            </w:r>
-                            <w:r>
-                              <w:instrText xml:space="preserve"> SEQ Driver \* ARABIC </w:instrText>
-                            </w:r>
-                            <w:r>
-                              <w:fldChar w:fldCharType="separate"/>
-                            </w:r>
-                            <w:r>
-                              <w:rPr>
-                                <w:noProof/>
-                              </w:rPr>
-                              <w:t>1</w:t>
-                            </w:r>
-                            <w:r>
-                              <w:fldChar w:fldCharType="end"/>
-                            </w:r>
+                            <w:fldSimple w:instr=" SEQ Driver \* ARABIC ">
+                              <w:r>
+                                <w:rPr>
+                                  <w:noProof/>
+                                </w:rPr>
+                                <w:t>1</w:t>
+                              </w:r>
+                            </w:fldSimple>
                           </w:p>
                         </w:txbxContent>
                       </wps:txbx>
@@ -10323,6 +10753,9 @@
         </mc:AlternateContent>
       </w:r>
       <w:r>
+        <w:rPr>
+          <w:noProof/>
+        </w:rPr>
         <w:drawing>
           <wp:anchor distT="0" distB="0" distL="114300" distR="114300" simplePos="0" relativeHeight="251661312" behindDoc="0" locked="0" layoutInCell="1" allowOverlap="1" wp14:anchorId="0DC49A5D" wp14:editId="25A7F86A">
             <wp:simplePos x="0" y="0"/>
@@ -10458,52 +10891,45 @@
       <w:r>
         <w:t xml:space="preserve">Driver </w:t>
       </w:r>
-      <w:r>
-        <w:fldChar w:fldCharType="begin"/>
-      </w:r>
-      <w:r>
-        <w:instrText xml:space="preserve"> SEQ Driver \* ARABIC </w:instrText>
-      </w:r>
-      <w:r>
-        <w:fldChar w:fldCharType="separate"/>
-      </w:r>
+      <w:fldSimple w:instr=" SEQ Driver \* ARABIC ">
+        <w:r>
+          <w:rPr>
+            <w:noProof/>
+          </w:rPr>
+          <w:t>2</w:t>
+        </w:r>
+      </w:fldSimple>
+    </w:p>
+    <w:p>
+      <w:r>
+        <w:t xml:space="preserve">As shown in Driver </w:t>
+      </w:r>
+      <w:r>
+        <w:t>2</w:t>
+      </w:r>
+      <w:r>
+        <w:t xml:space="preserve">, duplicate names arise as an issue, this was a quick fix, I added a variable for used names </w:t>
+      </w:r>
+      <w:r>
+        <w:t>then added the selected name.</w:t>
+      </w:r>
+    </w:p>
+    <w:p>
+      <w:pPr>
+        <w:pStyle w:val="Heading4"/>
+      </w:pPr>
+      <w:r>
+        <w:t>Code Snippet</w:t>
+      </w:r>
+    </w:p>
+    <w:p>
+      <w:pPr>
+        <w:keepNext/>
+      </w:pPr>
       <w:r>
         <w:rPr>
           <w:noProof/>
         </w:rPr>
-        <w:t>2</w:t>
-      </w:r>
-      <w:r>
-        <w:fldChar w:fldCharType="end"/>
-      </w:r>
-    </w:p>
-    <w:p>
-      <w:r>
-        <w:t xml:space="preserve">As shown in Driver </w:t>
-      </w:r>
-      <w:r>
-        <w:t>2</w:t>
-      </w:r>
-      <w:r>
-        <w:t xml:space="preserve">, duplicate names arise as an issue, this was a quick fix, I added a variable for used names </w:t>
-      </w:r>
-      <w:r>
-        <w:t>then added the selected name.</w:t>
-      </w:r>
-    </w:p>
-    <w:p>
-      <w:pPr>
-        <w:pStyle w:val="Heading4"/>
-      </w:pPr>
-      <w:r>
-        <w:t>Code Snippet</w:t>
-      </w:r>
-    </w:p>
-    <w:p>
-      <w:pPr>
-        <w:keepNext/>
-      </w:pPr>
-      <w:r>
         <w:drawing>
           <wp:inline distT="0" distB="0" distL="0" distR="0" wp14:anchorId="5C38C0BF" wp14:editId="08474D3C">
             <wp:extent cx="5553850" cy="3162741"/>
@@ -10548,24 +10974,14 @@
       <w:r>
         <w:t xml:space="preserve">Driver </w:t>
       </w:r>
-      <w:r>
-        <w:fldChar w:fldCharType="begin"/>
-      </w:r>
-      <w:r>
-        <w:instrText xml:space="preserve"> SEQ Driver \* ARABIC </w:instrText>
-      </w:r>
-      <w:r>
-        <w:fldChar w:fldCharType="separate"/>
-      </w:r>
-      <w:r>
-        <w:rPr>
-          <w:noProof/>
-        </w:rPr>
-        <w:t>3</w:t>
-      </w:r>
-      <w:r>
-        <w:fldChar w:fldCharType="end"/>
-      </w:r>
+      <w:fldSimple w:instr=" SEQ Driver \* ARABIC ">
+        <w:r>
+          <w:rPr>
+            <w:noProof/>
+          </w:rPr>
+          <w:t>3</w:t>
+        </w:r>
+      </w:fldSimple>
     </w:p>
     <w:p>
       <w:r>
@@ -10584,10 +11000,12 @@
       <w:pPr>
         <w:pStyle w:val="Heading3"/>
       </w:pPr>
+      <w:bookmarkStart w:id="19" w:name="_Toc236031541"/>
       <w:r>
         <w:lastRenderedPageBreak/>
         <w:t>Something</w:t>
       </w:r>
+      <w:bookmarkEnd w:id="19"/>
     </w:p>
     <w:p>
       <w:pPr>
@@ -10644,12 +11062,12 @@
       <w:pPr>
         <w:pStyle w:val="Heading2"/>
       </w:pPr>
-      <w:bookmarkStart w:id="15" w:name="_Toc235111645"/>
+      <w:bookmarkStart w:id="20" w:name="_Toc236031542"/>
       <w:r>
         <w:lastRenderedPageBreak/>
         <w:t>Graphical User Interface (GUI)</w:t>
       </w:r>
-      <w:bookmarkEnd w:id="15"/>
+      <w:bookmarkEnd w:id="20"/>
     </w:p>
     <w:p>
       <w:pPr>
@@ -10694,12 +11112,12 @@
       <w:pPr>
         <w:pStyle w:val="Heading2"/>
       </w:pPr>
-      <w:bookmarkStart w:id="16" w:name="_Toc235111646"/>
+      <w:bookmarkStart w:id="21" w:name="_Toc236031543"/>
       <w:r>
         <w:lastRenderedPageBreak/>
         <w:t>Testing</w:t>
       </w:r>
-      <w:bookmarkEnd w:id="16"/>
+      <w:bookmarkEnd w:id="21"/>
     </w:p>
     <w:p>
       <w:pPr>
@@ -10739,12 +11157,12 @@
       <w:pPr>
         <w:pStyle w:val="Heading2"/>
       </w:pPr>
-      <w:bookmarkStart w:id="17" w:name="_Toc235111647"/>
+      <w:bookmarkStart w:id="22" w:name="_Toc236031544"/>
       <w:r>
         <w:lastRenderedPageBreak/>
         <w:t>Evaluation</w:t>
       </w:r>
-      <w:bookmarkEnd w:id="17"/>
+      <w:bookmarkEnd w:id="22"/>
     </w:p>
     <w:p>
       <w:pPr>
@@ -10814,12 +11232,12 @@
       <w:pPr>
         <w:pStyle w:val="Heading1"/>
       </w:pPr>
-      <w:bookmarkStart w:id="18" w:name="_Toc235111648"/>
+      <w:bookmarkStart w:id="23" w:name="_Toc236031545"/>
       <w:r>
         <w:lastRenderedPageBreak/>
         <w:t>Conclusions</w:t>
       </w:r>
-      <w:bookmarkEnd w:id="18"/>
+      <w:bookmarkEnd w:id="23"/>
     </w:p>
     <w:p>
       <w:pPr>
@@ -10870,12 +11288,12 @@
       <w:pPr>
         <w:pStyle w:val="Heading1"/>
       </w:pPr>
-      <w:bookmarkStart w:id="19" w:name="_Toc235111649"/>
+      <w:bookmarkStart w:id="24" w:name="_Toc236031546"/>
       <w:r>
         <w:lastRenderedPageBreak/>
         <w:t>Further Development or Research</w:t>
       </w:r>
-      <w:bookmarkEnd w:id="19"/>
+      <w:bookmarkEnd w:id="24"/>
     </w:p>
     <w:p>
       <w:pPr>
@@ -10906,7 +11324,7 @@
         <w:br w:type="page"/>
       </w:r>
     </w:p>
-    <w:bookmarkStart w:id="20" w:name="_Toc235111650" w:displacedByCustomXml="next"/>
+    <w:bookmarkStart w:id="25" w:name="_Toc236031547" w:displacedByCustomXml="next"/>
     <w:sdt>
       <w:sdtPr>
         <w:rPr>
@@ -10932,7 +11350,7 @@
           <w:r>
             <w:t>References</w:t>
           </w:r>
-          <w:bookmarkEnd w:id="20"/>
+          <w:bookmarkEnd w:id="25"/>
         </w:p>
         <w:sdt>
           <w:sdtPr>
@@ -11011,6 +11429,55 @@
                 <w:rPr>
                   <w:noProof/>
                 </w:rPr>
+                <w:t xml:space="preserve">C4 Model, n.d. </w:t>
+              </w:r>
+              <w:r>
+                <w:rPr>
+                  <w:i/>
+                  <w:iCs/>
+                  <w:noProof/>
+                </w:rPr>
+                <w:t xml:space="preserve">Container diagram | C4 model. </w:t>
+              </w:r>
+              <w:r>
+                <w:rPr>
+                  <w:noProof/>
+                </w:rPr>
+                <w:t xml:space="preserve">[Online] </w:t>
+              </w:r>
+              <w:r>
+                <w:rPr>
+                  <w:noProof/>
+                </w:rPr>
+                <w:br/>
+                <w:t xml:space="preserve">Available at: </w:t>
+              </w:r>
+              <w:r>
+                <w:rPr>
+                  <w:noProof/>
+                  <w:u w:val="single"/>
+                </w:rPr>
+                <w:t>https://c4model.com/diagrams/container</w:t>
+              </w:r>
+              <w:r>
+                <w:rPr>
+                  <w:noProof/>
+                </w:rPr>
+                <w:br/>
+                <w:t>[Accessed 25 July 2026].</w:t>
+              </w:r>
+            </w:p>
+            <w:p>
+              <w:pPr>
+                <w:pStyle w:val="Bibliography"/>
+                <w:rPr>
+                  <w:noProof/>
+                </w:rPr>
+              </w:pPr>
+              <w:r>
+                <w:rPr>
+                  <w:noProof/>
+                </w:rPr>
                 <w:t xml:space="preserve">Embarcadero, 2016. </w:t>
               </w:r>
               <w:r>
@@ -11047,6 +11514,153 @@
                 </w:rPr>
                 <w:br/>
                 <w:t>[Accessed 17 July 2026].</w:t>
+              </w:r>
+            </w:p>
+            <w:p>
+              <w:pPr>
+                <w:pStyle w:val="Bibliography"/>
+                <w:rPr>
+                  <w:noProof/>
+                </w:rPr>
+              </w:pPr>
+              <w:r>
+                <w:rPr>
+                  <w:noProof/>
+                </w:rPr>
+                <w:t xml:space="preserve">Formula One, 2026. </w:t>
+              </w:r>
+              <w:r>
+                <w:rPr>
+                  <w:i/>
+                  <w:iCs/>
+                  <w:noProof/>
+                </w:rPr>
+                <w:t xml:space="preserve">F1 Glossary (P-T). </w:t>
+              </w:r>
+              <w:r>
+                <w:rPr>
+                  <w:noProof/>
+                </w:rPr>
+                <w:t xml:space="preserve">[Online] </w:t>
+              </w:r>
+              <w:r>
+                <w:rPr>
+                  <w:noProof/>
+                </w:rPr>
+                <w:br/>
+                <w:t xml:space="preserve">Available at: </w:t>
+              </w:r>
+              <w:r>
+                <w:rPr>
+                  <w:noProof/>
+                  <w:u w:val="single"/>
+                </w:rPr>
+                <w:t>https://www.formula1.com/en/latest/article/f1-glossary-p-t.GBhLQtpeu9b8LrK5VM0F1</w:t>
+              </w:r>
+              <w:r>
+                <w:rPr>
+                  <w:noProof/>
+                </w:rPr>
+                <w:br/>
+                <w:t>[Accessed 22 July 2026].</w:t>
+              </w:r>
+            </w:p>
+            <w:p>
+              <w:pPr>
+                <w:pStyle w:val="Bibliography"/>
+                <w:rPr>
+                  <w:noProof/>
+                </w:rPr>
+              </w:pPr>
+              <w:r>
+                <w:rPr>
+                  <w:noProof/>
+                </w:rPr>
+                <w:t xml:space="preserve">Geeks for Geeks, 2026. </w:t>
+              </w:r>
+              <w:r>
+                <w:rPr>
+                  <w:i/>
+                  <w:iCs/>
+                  <w:noProof/>
+                </w:rPr>
+                <w:t xml:space="preserve">Component Based Diagram - Unified Modeling Language (UML). </w:t>
+              </w:r>
+              <w:r>
+                <w:rPr>
+                  <w:noProof/>
+                </w:rPr>
+                <w:t xml:space="preserve">[Online] </w:t>
+              </w:r>
+              <w:r>
+                <w:rPr>
+                  <w:noProof/>
+                </w:rPr>
+                <w:br/>
+                <w:t xml:space="preserve">Available at: </w:t>
+              </w:r>
+              <w:r>
+                <w:rPr>
+                  <w:noProof/>
+                  <w:u w:val="single"/>
+                </w:rPr>
+                <w:t>https://www.geeksforgeeks.org/software-engineering/component-based-diagram/</w:t>
+              </w:r>
+              <w:r>
+                <w:rPr>
+                  <w:noProof/>
+                </w:rPr>
+                <w:br/>
+                <w:t>[Accessed 25 July 2026].</w:t>
+              </w:r>
+            </w:p>
+            <w:p>
+              <w:pPr>
+                <w:pStyle w:val="Bibliography"/>
+                <w:rPr>
+                  <w:noProof/>
+                </w:rPr>
+              </w:pPr>
+              <w:r>
+                <w:rPr>
+                  <w:noProof/>
+                </w:rPr>
+                <w:t xml:space="preserve">Qt Group, 2026. </w:t>
+              </w:r>
+              <w:r>
+                <w:rPr>
+                  <w:i/>
+                  <w:iCs/>
+                  <w:noProof/>
+                </w:rPr>
+                <w:t xml:space="preserve">Qt Group Documentation. </w:t>
+              </w:r>
+              <w:r>
+                <w:rPr>
+                  <w:noProof/>
+                </w:rPr>
+                <w:t xml:space="preserve">[Online] </w:t>
+              </w:r>
+              <w:r>
+                <w:rPr>
+                  <w:noProof/>
+                </w:rPr>
+                <w:br/>
+                <w:t xml:space="preserve">Available at: </w:t>
+              </w:r>
+              <w:r>
+                <w:rPr>
+                  <w:noProof/>
+                  <w:u w:val="single"/>
+                </w:rPr>
+                <w:t>https://doc.qt.io/qt-6/qhboxlayout.html</w:t>
+              </w:r>
+              <w:r>
+                <w:rPr>
+                  <w:noProof/>
+                </w:rPr>
+                <w:br/>
+                <w:t>[Accessed 24 July 2026].</w:t>
               </w:r>
             </w:p>
             <w:p>
@@ -11117,11 +11731,11 @@
       <w:pPr>
         <w:pStyle w:val="Heading1"/>
       </w:pPr>
-      <w:bookmarkStart w:id="21" w:name="_Toc235111651"/>
+      <w:bookmarkStart w:id="26" w:name="_Toc236031548"/>
       <w:r>
         <w:t>Appendices</w:t>
       </w:r>
-      <w:bookmarkEnd w:id="21"/>
+      <w:bookmarkEnd w:id="26"/>
     </w:p>
     <w:p>
       <w:r>
@@ -11138,33 +11752,33 @@
       <w:pPr>
         <w:pStyle w:val="Heading2"/>
       </w:pPr>
-      <w:bookmarkStart w:id="22" w:name="_Toc235111652"/>
+      <w:bookmarkStart w:id="27" w:name="_Toc236031549"/>
       <w:r>
         <w:t>Project Proposal</w:t>
       </w:r>
-      <w:bookmarkEnd w:id="22"/>
+      <w:bookmarkEnd w:id="27"/>
     </w:p>
     <w:p>
       <w:pPr>
         <w:pStyle w:val="Heading2"/>
       </w:pPr>
-      <w:bookmarkStart w:id="23" w:name="_Toc235111653"/>
+      <w:bookmarkStart w:id="28" w:name="_Toc236031550"/>
       <w:r>
         <w:t>Reflective Journals</w:t>
       </w:r>
-      <w:bookmarkStart w:id="24" w:name="_Toc51711499"/>
-      <w:bookmarkEnd w:id="23"/>
+      <w:bookmarkStart w:id="29" w:name="_Toc51711499"/>
+      <w:bookmarkEnd w:id="28"/>
     </w:p>
     <w:p>
       <w:pPr>
         <w:pStyle w:val="Heading2"/>
       </w:pPr>
-      <w:bookmarkStart w:id="25" w:name="_Toc235111654"/>
-      <w:bookmarkEnd w:id="24"/>
+      <w:bookmarkStart w:id="30" w:name="_Toc236031551"/>
+      <w:bookmarkEnd w:id="29"/>
       <w:r>
         <w:t>Other materials used</w:t>
       </w:r>
-      <w:bookmarkEnd w:id="25"/>
+      <w:bookmarkEnd w:id="30"/>
     </w:p>
     <w:p>
       <w:pPr>
@@ -14336,6 +14950,7 @@
   <w:style w:type="character" w:default="1" w:styleId="DefaultParagraphFont">
     <w:name w:val="Default Paragraph Font"/>
     <w:uiPriority w:val="1"/>
+    <w:semiHidden/>
     <w:unhideWhenUsed/>
   </w:style>
   <w:style w:type="table" w:default="1" w:styleId="TableNormal">
@@ -15621,6 +16236,15 @@
 </file>
 
 <file path=customXml/item1.xml><?xml version="1.0" encoding="utf-8"?>
+<?mso-contentType ?>
+<FormTemplates xmlns="http://schemas.microsoft.com/sharepoint/v3/contenttype/forms">
+  <Display>DocumentLibraryForm</Display>
+  <Edit>DocumentLibraryForm</Edit>
+  <New>DocumentLibraryForm</New>
+</FormTemplates>
+</file>
+
+<file path=customXml/item2.xml><?xml version="1.0" encoding="utf-8"?>
 <p:properties xmlns:p="http://schemas.microsoft.com/office/2006/metadata/properties" xmlns:xsi="http://www.w3.org/2001/XMLSchema-instance" xmlns:pc="http://schemas.microsoft.com/office/infopath/2007/PartnerControls">
   <documentManagement>
     <Teams_Channel_Section_Location xmlns="ac56161a-35a2-4bac-99b6-8739237dc4f6" xsi:nil="true"/>
@@ -15672,16 +16296,130 @@
 </p:properties>
 </file>
 
-<file path=customXml/item2.xml><?xml version="1.0" encoding="utf-8"?>
-<?mso-contentType ?>
-<FormTemplates xmlns="http://schemas.microsoft.com/sharepoint/v3/contenttype/forms">
-  <Display>DocumentLibraryForm</Display>
-  <Edit>DocumentLibraryForm</Edit>
-  <New>DocumentLibraryForm</New>
-</FormTemplates>
+<file path=customXml/item3.xml><?xml version="1.0" encoding="utf-8"?>
+<b:Sources xmlns:b="http://schemas.openxmlformats.org/officeDocument/2006/bibliography" xmlns="http://schemas.openxmlformats.org/officeDocument/2006/bibliography" SelectedStyle="\HarvardAnglia2008OfficeOnline.xsl" StyleName="Harvard - Anglia" Version="2008">
+  <b:Source>
+    <b:Tag>Agi26</b:Tag>
+    <b:SourceType>InternetSite</b:SourceType>
+    <b:Guid>{78CC74B3-71D7-445A-BD1E-7DB0B7A44B13}</b:Guid>
+    <b:Title>What is MoSCoW Prioritization?</b:Title>
+    <b:Year>2026</b:Year>
+    <b:Author>
+      <b:Author>
+        <b:Corporate>Agile Business Consortium</b:Corporate>
+      </b:Author>
+    </b:Author>
+    <b:YearAccessed>2026</b:YearAccessed>
+    <b:MonthAccessed>July</b:MonthAccessed>
+    <b:DayAccessed>16</b:DayAccessed>
+    <b:URL>https://www.agilebusiness.org/resource/what-is-moscow-prioritization/</b:URL>
+    <b:RefOrder>1</b:RefOrder>
+  </b:Source>
+  <b:Source>
+    <b:Tag>Emb16</b:Tag>
+    <b:SourceType>InternetSite</b:SourceType>
+    <b:Guid>{96EC25F5-613B-41F7-9370-01F376E5A07F}</b:Guid>
+    <b:Author>
+      <b:Author>
+        <b:Corporate>Embarcadero</b:Corporate>
+      </b:Author>
+    </b:Author>
+    <b:Title>UML 1.5 Use Case Diagram Definition</b:Title>
+    <b:Year>2016</b:Year>
+    <b:YearAccessed>2026</b:YearAccessed>
+    <b:MonthAccessed>July</b:MonthAccessed>
+    <b:DayAccessed>17</b:DayAccessed>
+    <b:URL>https://docwiki.embarcadero.com/RADStudio/Athens/en/UML_1.5_Use_Case_Diagram_Definition</b:URL>
+    <b:RefOrder>2</b:RefOrder>
+  </b:Source>
+  <b:Source>
+    <b:Tag>Usa15</b:Tag>
+    <b:SourceType>InternetSite</b:SourceType>
+    <b:Guid>{B4141139-B38C-4554-A59F-ED8FEB6AA9B9}</b:Guid>
+    <b:Author>
+      <b:Author>
+        <b:Corporate>Usability First</b:Corporate>
+      </b:Author>
+    </b:Author>
+    <b:Title>Usability First - About Usability - Requirements Specification | Usability First</b:Title>
+    <b:Year>2015</b:Year>
+    <b:YearAccessed>2026</b:YearAccessed>
+    <b:MonthAccessed>July</b:MonthAccessed>
+    <b:DayAccessed>17</b:DayAccessed>
+    <b:URL>https://www.usabilityfirst.com/about-usability/requirements-specification/index.html</b:URL>
+    <b:RefOrder>3</b:RefOrder>
+  </b:Source>
+  <b:Source>
+    <b:Tag>For26</b:Tag>
+    <b:SourceType>InternetSite</b:SourceType>
+    <b:Guid>{E1E283C5-F393-4ABB-A75E-53D4BAF2D5B9}</b:Guid>
+    <b:Author>
+      <b:Author>
+        <b:Corporate>Formula One</b:Corporate>
+      </b:Author>
+    </b:Author>
+    <b:Title>F1 Glossary (P-T)</b:Title>
+    <b:Year>2026</b:Year>
+    <b:YearAccessed>2026</b:YearAccessed>
+    <b:MonthAccessed>July</b:MonthAccessed>
+    <b:DayAccessed>22</b:DayAccessed>
+    <b:URL>https://www.formula1.com/en/latest/article/f1-glossary-p-t.GBhLQtpeu9b8LrK5VM0F1</b:URL>
+    <b:RefOrder>6</b:RefOrder>
+  </b:Source>
+  <b:Source>
+    <b:Tag>QtG26</b:Tag>
+    <b:SourceType>InternetSite</b:SourceType>
+    <b:Guid>{A17225CA-ECDB-458F-837A-C1DE58C494CE}</b:Guid>
+    <b:Author>
+      <b:Author>
+        <b:Corporate>Qt Group</b:Corporate>
+      </b:Author>
+    </b:Author>
+    <b:Title>Qt Group Documentation</b:Title>
+    <b:Year>2026</b:Year>
+    <b:YearAccessed>2026</b:YearAccessed>
+    <b:MonthAccessed>July</b:MonthAccessed>
+    <b:DayAccessed>24</b:DayAccessed>
+    <b:URL>https://doc.qt.io/qt-6/qhboxlayout.html</b:URL>
+    <b:RefOrder>7</b:RefOrder>
+  </b:Source>
+  <b:Source>
+    <b:Tag>C4M26</b:Tag>
+    <b:SourceType>InternetSite</b:SourceType>
+    <b:Guid>{061F5457-C62E-4BE4-B8E4-1D67A8E249A3}</b:Guid>
+    <b:Author>
+      <b:Author>
+        <b:Corporate>C4 Model</b:Corporate>
+      </b:Author>
+    </b:Author>
+    <b:Title>Container diagram | C4 model</b:Title>
+    <b:YearAccessed>2026</b:YearAccessed>
+    <b:MonthAccessed>July</b:MonthAccessed>
+    <b:DayAccessed>25</b:DayAccessed>
+    <b:URL>https://c4model.com/diagrams/container</b:URL>
+    <b:RefOrder>4</b:RefOrder>
+  </b:Source>
+  <b:Source>
+    <b:Tag>Gee26</b:Tag>
+    <b:SourceType>InternetSite</b:SourceType>
+    <b:Guid>{0F3FA388-D9C8-413E-BAB0-142FA5CF2BD1}</b:Guid>
+    <b:Author>
+      <b:Author>
+        <b:Corporate>Geeks for Geeks</b:Corporate>
+      </b:Author>
+    </b:Author>
+    <b:Title>Component Based Diagram - Unified Modeling Language (UML)</b:Title>
+    <b:Year>2026</b:Year>
+    <b:YearAccessed>2026</b:YearAccessed>
+    <b:MonthAccessed>July</b:MonthAccessed>
+    <b:DayAccessed>25</b:DayAccessed>
+    <b:URL>https://www.geeksforgeeks.org/software-engineering/component-based-diagram/</b:URL>
+    <b:RefOrder>5</b:RefOrder>
+  </b:Source>
+</b:Sources>
 </file>
 
-<file path=customXml/item3.xml><?xml version="1.0" encoding="utf-8"?>
+<file path=customXml/item4.xml><?xml version="1.0" encoding="utf-8"?>
 <ct:contentTypeSchema xmlns:ct="http://schemas.microsoft.com/office/2006/metadata/contentType" xmlns:ma="http://schemas.microsoft.com/office/2006/metadata/properties/metaAttributes" ct:_="" ma:_="" ma:contentTypeName="Document" ma:contentTypeID="0x0101003EE04D916D7611488AA759BAA9A37716" ma:contentTypeVersion="34" ma:contentTypeDescription="Create a new document." ma:contentTypeScope="" ma:versionID="da43fd5ae1f7ae53ffd28d894363bfb4">
   <xsd:schema xmlns:xsd="http://www.w3.org/2001/XMLSchema" xmlns:xs="http://www.w3.org/2001/XMLSchema" xmlns:p="http://schemas.microsoft.com/office/2006/metadata/properties" xmlns:ns3="05ee331b-510f-4173-a5cc-a06d55a316fd" xmlns:ns4="ac56161a-35a2-4bac-99b6-8739237dc4f6" targetNamespace="http://schemas.microsoft.com/office/2006/metadata/properties" ma:root="true" ma:fieldsID="0e753ad016b352eaafbd0268c41c2a23" ns3:_="" ns4:_="">
     <xsd:import namespace="05ee331b-510f-4173-a5cc-a06d55a316fd"/>
@@ -16098,130 +16836,15 @@
 </ct:contentTypeSchema>
 </file>
 
-<file path=customXml/item4.xml><?xml version="1.0" encoding="utf-8"?>
-<b:Sources xmlns:b="http://schemas.openxmlformats.org/officeDocument/2006/bibliography" xmlns="http://schemas.openxmlformats.org/officeDocument/2006/bibliography" SelectedStyle="\HarvardAnglia2008OfficeOnline.xsl" StyleName="Harvard - Anglia" Version="2008">
-  <b:Source>
-    <b:Tag>Agi26</b:Tag>
-    <b:SourceType>InternetSite</b:SourceType>
-    <b:Guid>{78CC74B3-71D7-445A-BD1E-7DB0B7A44B13}</b:Guid>
-    <b:Title>What is MoSCoW Prioritization?</b:Title>
-    <b:Year>2026</b:Year>
-    <b:Author>
-      <b:Author>
-        <b:Corporate>Agile Business Consortium</b:Corporate>
-      </b:Author>
-    </b:Author>
-    <b:YearAccessed>2026</b:YearAccessed>
-    <b:MonthAccessed>July</b:MonthAccessed>
-    <b:DayAccessed>16</b:DayAccessed>
-    <b:URL>https://www.agilebusiness.org/resource/what-is-moscow-prioritization/</b:URL>
-    <b:RefOrder>1</b:RefOrder>
-  </b:Source>
-  <b:Source>
-    <b:Tag>Emb16</b:Tag>
-    <b:SourceType>InternetSite</b:SourceType>
-    <b:Guid>{96EC25F5-613B-41F7-9370-01F376E5A07F}</b:Guid>
-    <b:Author>
-      <b:Author>
-        <b:Corporate>Embarcadero</b:Corporate>
-      </b:Author>
-    </b:Author>
-    <b:Title>UML 1.5 Use Case Diagram Definition</b:Title>
-    <b:Year>2016</b:Year>
-    <b:YearAccessed>2026</b:YearAccessed>
-    <b:MonthAccessed>July</b:MonthAccessed>
-    <b:DayAccessed>17</b:DayAccessed>
-    <b:URL>https://docwiki.embarcadero.com/RADStudio/Athens/en/UML_1.5_Use_Case_Diagram_Definition</b:URL>
-    <b:RefOrder>2</b:RefOrder>
-  </b:Source>
-  <b:Source>
-    <b:Tag>Usa15</b:Tag>
-    <b:SourceType>InternetSite</b:SourceType>
-    <b:Guid>{B4141139-B38C-4554-A59F-ED8FEB6AA9B9}</b:Guid>
-    <b:Author>
-      <b:Author>
-        <b:Corporate>Usability First</b:Corporate>
-      </b:Author>
-    </b:Author>
-    <b:Title>Usability First - About Usability - Requirements Specification | Usability First</b:Title>
-    <b:Year>2015</b:Year>
-    <b:YearAccessed>2026</b:YearAccessed>
-    <b:MonthAccessed>July</b:MonthAccessed>
-    <b:DayAccessed>17</b:DayAccessed>
-    <b:URL>https://www.usabilityfirst.com/about-usability/requirements-specification/index.html</b:URL>
-    <b:RefOrder>3</b:RefOrder>
-  </b:Source>
-  <b:Source>
-    <b:Tag>For26</b:Tag>
-    <b:SourceType>InternetSite</b:SourceType>
-    <b:Guid>{E1E283C5-F393-4ABB-A75E-53D4BAF2D5B9}</b:Guid>
-    <b:Author>
-      <b:Author>
-        <b:Corporate>Formula One</b:Corporate>
-      </b:Author>
-    </b:Author>
-    <b:Title>F1 Glossary (P-T)</b:Title>
-    <b:Year>2026</b:Year>
-    <b:YearAccessed>2026</b:YearAccessed>
-    <b:MonthAccessed>July</b:MonthAccessed>
-    <b:DayAccessed>22</b:DayAccessed>
-    <b:URL>https://www.formula1.com/en/latest/article/f1-glossary-p-t.GBhLQtpeu9b8LrK5VM0F1</b:URL>
-    <b:RefOrder>6</b:RefOrder>
-  </b:Source>
-  <b:Source>
-    <b:Tag>QtG26</b:Tag>
-    <b:SourceType>InternetSite</b:SourceType>
-    <b:Guid>{A17225CA-ECDB-458F-837A-C1DE58C494CE}</b:Guid>
-    <b:Author>
-      <b:Author>
-        <b:Corporate>Qt Group</b:Corporate>
-      </b:Author>
-    </b:Author>
-    <b:Title>Qt Group Documentation</b:Title>
-    <b:Year>2026</b:Year>
-    <b:YearAccessed>2026</b:YearAccessed>
-    <b:MonthAccessed>July</b:MonthAccessed>
-    <b:DayAccessed>24</b:DayAccessed>
-    <b:URL>https://doc.qt.io/qt-6/qhboxlayout.html</b:URL>
-    <b:RefOrder>7</b:RefOrder>
-  </b:Source>
-  <b:Source>
-    <b:Tag>C4M26</b:Tag>
-    <b:SourceType>InternetSite</b:SourceType>
-    <b:Guid>{061F5457-C62E-4BE4-B8E4-1D67A8E249A3}</b:Guid>
-    <b:Author>
-      <b:Author>
-        <b:Corporate>C4 Model</b:Corporate>
-      </b:Author>
-    </b:Author>
-    <b:Title>Container diagram | C4 model</b:Title>
-    <b:YearAccessed>2026</b:YearAccessed>
-    <b:MonthAccessed>July</b:MonthAccessed>
-    <b:DayAccessed>25</b:DayAccessed>
-    <b:URL>https://c4model.com/diagrams/container</b:URL>
-    <b:RefOrder>4</b:RefOrder>
-  </b:Source>
-  <b:Source>
-    <b:Tag>Gee26</b:Tag>
-    <b:SourceType>InternetSite</b:SourceType>
-    <b:Guid>{0F3FA388-D9C8-413E-BAB0-142FA5CF2BD1}</b:Guid>
-    <b:Author>
-      <b:Author>
-        <b:Corporate>Geeks for Geeks</b:Corporate>
-      </b:Author>
-    </b:Author>
-    <b:Title>Component Based Diagram - Unified Modeling Language (UML)</b:Title>
-    <b:Year>2026</b:Year>
-    <b:YearAccessed>2026</b:YearAccessed>
-    <b:MonthAccessed>July</b:MonthAccessed>
-    <b:DayAccessed>25</b:DayAccessed>
-    <b:URL>https://www.geeksforgeeks.org/software-engineering/component-based-diagram/</b:URL>
-    <b:RefOrder>5</b:RefOrder>
-  </b:Source>
-</b:Sources>
+<file path=customXml/itemProps1.xml><?xml version="1.0" encoding="utf-8"?>
+<ds:datastoreItem xmlns:ds="http://schemas.openxmlformats.org/officeDocument/2006/customXml" ds:itemID="{9B975280-634C-49AE-9293-B75FDC4277EB}">
+  <ds:schemaRefs>
+    <ds:schemaRef ds:uri="http://schemas.microsoft.com/sharepoint/v3/contenttype/forms"/>
+  </ds:schemaRefs>
+</ds:datastoreItem>
 </file>
 
-<file path=customXml/itemProps1.xml><?xml version="1.0" encoding="utf-8"?>
+<file path=customXml/itemProps2.xml><?xml version="1.0" encoding="utf-8"?>
 <ds:datastoreItem xmlns:ds="http://schemas.openxmlformats.org/officeDocument/2006/customXml" ds:itemID="{5C51FF54-1CBD-43E8-9B2A-B56F20CDF09A}">
   <ds:schemaRefs>
     <ds:schemaRef ds:uri="http://schemas.microsoft.com/office/2006/metadata/properties"/>
@@ -16231,15 +16854,15 @@
 </ds:datastoreItem>
 </file>
 
-<file path=customXml/itemProps2.xml><?xml version="1.0" encoding="utf-8"?>
-<ds:datastoreItem xmlns:ds="http://schemas.openxmlformats.org/officeDocument/2006/customXml" ds:itemID="{9B975280-634C-49AE-9293-B75FDC4277EB}">
+<file path=customXml/itemProps3.xml><?xml version="1.0" encoding="utf-8"?>
+<ds:datastoreItem xmlns:ds="http://schemas.openxmlformats.org/officeDocument/2006/customXml" ds:itemID="{36F9463C-3B57-4F39-8688-609D8413C2A6}">
   <ds:schemaRefs>
-    <ds:schemaRef ds:uri="http://schemas.microsoft.com/sharepoint/v3/contenttype/forms"/>
+    <ds:schemaRef ds:uri="http://schemas.openxmlformats.org/officeDocument/2006/bibliography"/>
   </ds:schemaRefs>
 </ds:datastoreItem>
 </file>
 
-<file path=customXml/itemProps3.xml><?xml version="1.0" encoding="utf-8"?>
+<file path=customXml/itemProps4.xml><?xml version="1.0" encoding="utf-8"?>
 <ds:datastoreItem xmlns:ds="http://schemas.openxmlformats.org/officeDocument/2006/customXml" ds:itemID="{3B693098-FF00-4095-9757-18FD92BDA8E2}">
   <ds:schemaRefs>
     <ds:schemaRef ds:uri="http://schemas.microsoft.com/office/2006/metadata/contentType"/>
@@ -16256,12 +16879,4 @@
     <ds:schemaRef ds:uri="http://schemas.microsoft.com/internal/obd"/>
   </ds:schemaRefs>
 </ds:datastoreItem>
-</file>
-
-<file path=customXml/itemProps4.xml><?xml version="1.0" encoding="utf-8"?>
-<ds:datastoreItem xmlns:ds="http://schemas.openxmlformats.org/officeDocument/2006/customXml" ds:itemID="{36F9463C-3B57-4F39-8688-609D8413C2A6}">
-  <ds:schemaRefs>
-    <ds:schemaRef ds:uri="http://schemas.openxmlformats.org/officeDocument/2006/bibliography"/>
-  </ds:schemaRefs>
-</ds:datastoreItem>
 </file>
--- a/docs/Technical Report Eoin Fitzsimons.docx
+++ b/docs/Technical Report Eoin Fitzsimons.docx
@@ -10119,24 +10119,14 @@
                       <w:r>
                         <w:t xml:space="preserve">Telemetry </w:t>
                       </w:r>
-                      <w:r>
-                        <w:fldChar w:fldCharType="begin"/>
-                      </w:r>
-                      <w:r>
-                        <w:instrText xml:space="preserve"> SEQ Telemetry \* ARABIC </w:instrText>
-                      </w:r>
-                      <w:r>
-                        <w:fldChar w:fldCharType="separate"/>
-                      </w:r>
-                      <w:r>
-                        <w:rPr>
-                          <w:noProof/>
-                        </w:rPr>
-                        <w:t>1</w:t>
-                      </w:r>
-                      <w:r>
-                        <w:fldChar w:fldCharType="end"/>
-                      </w:r>
+                      <w:fldSimple w:instr=" SEQ Telemetry \* ARABIC ">
+                        <w:r>
+                          <w:rPr>
+                            <w:noProof/>
+                          </w:rPr>
+                          <w:t>1</w:t>
+                        </w:r>
+                      </w:fldSimple>
                     </w:p>
                   </w:txbxContent>
                 </v:textbox>
@@ -10725,24 +10715,14 @@
                       <w:r>
                         <w:t xml:space="preserve">Driver </w:t>
                       </w:r>
-                      <w:r>
-                        <w:fldChar w:fldCharType="begin"/>
-                      </w:r>
-                      <w:r>
-                        <w:instrText xml:space="preserve"> SEQ Driver \* ARABIC </w:instrText>
-                      </w:r>
-                      <w:r>
-                        <w:fldChar w:fldCharType="separate"/>
-                      </w:r>
-                      <w:r>
-                        <w:rPr>
-                          <w:noProof/>
-                        </w:rPr>
-                        <w:t>1</w:t>
-                      </w:r>
-                      <w:r>
-                        <w:fldChar w:fldCharType="end"/>
-                      </w:r>
+                      <w:fldSimple w:instr=" SEQ Driver \* ARABIC ">
+                        <w:r>
+                          <w:rPr>
+                            <w:noProof/>
+                          </w:rPr>
+                          <w:t>1</w:t>
+                        </w:r>
+                      </w:fldSimple>
                     </w:p>
                   </w:txbxContent>
                 </v:textbox>
@@ -11751,34 +11731,2813 @@
     <w:p>
       <w:pPr>
         <w:pStyle w:val="Heading2"/>
-      </w:pPr>
-      <w:bookmarkStart w:id="27" w:name="_Toc236031549"/>
+        <w:numPr>
+          <w:ilvl w:val="1"/>
+          <w:numId w:val="2"/>
+        </w:numPr>
+      </w:pPr>
+      <w:bookmarkStart w:id="27" w:name="_Toc87019691"/>
+      <w:bookmarkStart w:id="28" w:name="_Toc216196486"/>
       <w:r>
         <w:t>Project Proposal</w:t>
       </w:r>
       <w:bookmarkEnd w:id="27"/>
+      <w:bookmarkEnd w:id="28"/>
+    </w:p>
+    <w:p>
+      <w:r>
+        <w:rPr>
+          <w:noProof/>
+        </w:rPr>
+        <w:drawing>
+          <wp:inline distT="0" distB="0" distL="0" distR="0" wp14:anchorId="15905F45" wp14:editId="3BCBF929">
+            <wp:extent cx="1724025" cy="1228725"/>
+            <wp:effectExtent l="0" t="0" r="0" b="0"/>
+            <wp:docPr id="1287158093" name="Picture 4" descr="A blue and white logo&#10;&#10;AI-generated content may be incorrect."/>
+            <wp:cNvGraphicFramePr>
+              <a:graphicFrameLocks xmlns:a="http://schemas.openxmlformats.org/drawingml/2006/main" noChangeAspect="1"/>
+            </wp:cNvGraphicFramePr>
+            <a:graphic xmlns:a="http://schemas.openxmlformats.org/drawingml/2006/main">
+              <a:graphicData uri="http://schemas.openxmlformats.org/drawingml/2006/picture">
+                <pic:pic xmlns:pic="http://schemas.openxmlformats.org/drawingml/2006/picture">
+                  <pic:nvPicPr>
+                    <pic:cNvPr id="0" name="Picture 11" descr="A blue and white logo&#10;&#10;AI-generated content may be incorrect."/>
+                    <pic:cNvPicPr>
+                      <a:picLocks noChangeAspect="1" noChangeArrowheads="1"/>
+                    </pic:cNvPicPr>
+                  </pic:nvPicPr>
+                  <pic:blipFill>
+                    <a:blip r:embed="rId29" cstate="print">
+                      <a:extLst>
+                        <a:ext uri="{28A0092B-C50C-407E-A947-70E740481C1C}">
+                          <a14:useLocalDpi xmlns:a14="http://schemas.microsoft.com/office/drawing/2010/main" val="0"/>
+                        </a:ext>
+                      </a:extLst>
+                    </a:blip>
+                    <a:srcRect/>
+                    <a:stretch>
+                      <a:fillRect/>
+                    </a:stretch>
+                  </pic:blipFill>
+                  <pic:spPr bwMode="auto">
+                    <a:xfrm>
+                      <a:off x="0" y="0"/>
+                      <a:ext cx="1724025" cy="1228725"/>
+                    </a:xfrm>
+                    <a:prstGeom prst="rect">
+                      <a:avLst/>
+                    </a:prstGeom>
+                    <a:noFill/>
+                    <a:ln>
+                      <a:noFill/>
+                    </a:ln>
+                  </pic:spPr>
+                </pic:pic>
+              </a:graphicData>
+            </a:graphic>
+          </wp:inline>
+        </w:drawing>
+      </w:r>
+    </w:p>
+    <w:p/>
+    <w:p/>
+    <w:p/>
+    <w:p>
+      <w:r>
+        <w:t>National College of Ireland</w:t>
+      </w:r>
+    </w:p>
+    <w:p/>
+    <w:p>
+      <w:r>
+        <w:t>Project Proposal</w:t>
+      </w:r>
+    </w:p>
+    <w:p>
+      <w:r>
+        <w:t>Momentum</w:t>
+      </w:r>
+    </w:p>
+    <w:p>
+      <w:r>
+        <w:t>11/12/25</w:t>
+      </w:r>
+    </w:p>
+    <w:p/>
+    <w:p>
+      <w:r>
+        <w:t>Computing</w:t>
+      </w:r>
+    </w:p>
+    <w:p>
+      <w:r>
+        <w:t>Software Development</w:t>
+      </w:r>
+    </w:p>
+    <w:p>
+      <w:r>
+        <w:t>2025/2026</w:t>
+      </w:r>
+    </w:p>
+    <w:p>
+      <w:r>
+        <w:t>Eoin Andrew Fitzsimons</w:t>
+      </w:r>
+    </w:p>
+    <w:p>
+      <w:r>
+        <w:t>X23151374</w:t>
+      </w:r>
+    </w:p>
+    <w:p>
+      <w:r>
+        <w:t>X23151374@student.ncirl.ie</w:t>
+      </w:r>
+    </w:p>
+    <w:p>
+      <w:pPr>
+        <w:pStyle w:val="Heading3"/>
+        <w:numPr>
+          <w:ilvl w:val="2"/>
+          <w:numId w:val="2"/>
+        </w:numPr>
+      </w:pPr>
+      <w:r>
+        <w:t>Objectives</w:t>
+      </w:r>
+    </w:p>
+    <w:p>
+      <w:r>
+        <w:t>Momentum aims to design and implement a prototype motorsport management simulator that captures the scale, depth, and unpredictability of real-world racing ecosystems. Unlike existing titles, which currently focus on a limited range of disciplines (e.g., Formula 1 and limited feeder systems), it will model a wide variety of racing disciplines, each with its own unique challenges and culture. For example, rally racing will feature dynamic terrain and weather, requiring teams to adapt strategies for gravel, tarmac, or snow. Endurance racing will simulate human factors such as driver fatigue, teamwork, and mechanical reliability over long events. Street racing will emphasise customisation, driver personality, and the underground culture that shapes rivalries and alliances. By capturing these distinctions, the simulator will aim to represent a more varied and context-sensitive motorsport environment, where each series presents different management challenges.</w:t>
+      </w:r>
+    </w:p>
+    <w:p>
+      <w:r>
+        <w:t>The objective is to simulate a persistent game world where events unfold across all leagues, regardless of whether the player is directly involved. By doing so, the system mirrors the emergent qualities of Football Manager, supporting diverse career trajectories that may differ across playthroughs.</w:t>
+      </w:r>
+    </w:p>
+    <w:p>
+      <w:r>
+        <w:t>A further objective is to offer a high degree of customisation. Players will be able to modify or generate new teams, drivers, and competitions. Procedural generation will be a cornerstone, enabling large-scale fictional ecosystems that feel authentic while avoiding licensing restrictions.</w:t>
+      </w:r>
+    </w:p>
+    <w:p>
+      <w:r>
+        <w:t>The project will demonstrate implementation across key areas including simulation design and AI-driven decision-making. The intended prototype will model core systems such as driver progression, economic management, league standings, and race outcomes, with a focus on achieving computational efficiency.</w:t>
+      </w:r>
+    </w:p>
+    <w:p>
+      <w:pPr>
+        <w:rPr>
+          <w:b/>
+          <w:bCs/>
+        </w:rPr>
+      </w:pPr>
+      <w:r>
+        <w:lastRenderedPageBreak/>
+        <w:t>The project’s objective is to produce a management simulator that can serve as a foundation for future extension. It seeks to address an identified gap in current games by emphasising simulation depth and customisation, rather than prioritising graphical fidelity.</w:t>
+      </w:r>
+    </w:p>
+    <w:p>
+      <w:pPr>
+        <w:pStyle w:val="Heading3"/>
+        <w:numPr>
+          <w:ilvl w:val="0"/>
+          <w:numId w:val="0"/>
+        </w:numPr>
+      </w:pPr>
+      <w:r>
+        <w:t>Background</w:t>
+      </w:r>
+    </w:p>
+    <w:p>
+      <w:r>
+        <w:t>My passion for motorsport spans a wide range of disciplines, from open-wheel racing to rally, endurance, and street racing. While some recent games, such as The Crew Motorfest, successfully capture the unique feel and culture of different racing series, they focus on driving experiences rather than management. Existing management games, on the other hand, tend to concentrate on a single discipline or lack the depth and variety needed to authentically represent the full spectrum of motorsport. No current title combines the breadth of racing types, the distinctiveness of each discipline, and the emergent, persistent world of a management simulation. This project seeks to address that gap by integrating the unique characteristics of multiple racing series into a single, dynamic management experience.</w:t>
+      </w:r>
+    </w:p>
+    <w:p>
+      <w:r>
+        <w:t>Having spent extensive hours in Football Manager, I have experienced the appeal of large, complex simulations that generate emergent stories. Despite having a stronger interest in Formula 1 and motorsport generally than in football, I find myself drawn more to Football Manager than to existing motorsport management titles. This reveals an important insight: the attraction lies not in the sport itself, but in the richness of the simulated world.</w:t>
+      </w:r>
+    </w:p>
+    <w:p>
+      <w:r>
+        <w:t>By comparison, current motorsport titles such as F1 Manager and Motorsport Manager are limited. Their focus is on presentation and visuals rather than world depth. The lack of customisation and the narrow scope of simulated leagues lead to repetitive experiences over time.</w:t>
+      </w:r>
+    </w:p>
+    <w:p>
+      <w:r>
+        <w:t>This project seeks to address this gap by exploring how the thematic appeal of motorsport can be combined with the systemic depth characteristic of Football Manager. The objectives outlined in Section 1.0 will be met by designing algorithms that support persistent multi-league simulation, driver development models, and financial/strategic systems. Procedural content generation will be used to overcome licensing limitations and create a fictional but believable motorsport ecosystem.</w:t>
+      </w:r>
+    </w:p>
+    <w:p>
+      <w:pPr>
+        <w:rPr>
+          <w:b/>
+          <w:bCs/>
+        </w:rPr>
+      </w:pPr>
+      <w:r>
+        <w:br w:type="page"/>
+      </w:r>
+    </w:p>
+    <w:p>
+      <w:pPr>
+        <w:pStyle w:val="Heading3"/>
+        <w:numPr>
+          <w:ilvl w:val="2"/>
+          <w:numId w:val="2"/>
+        </w:numPr>
+      </w:pPr>
+      <w:r>
+        <w:lastRenderedPageBreak/>
+        <w:t>State of the Art</w:t>
+      </w:r>
+    </w:p>
+    <w:p>
+      <w:r>
+        <w:t xml:space="preserve">Current motorsport management titles include Motorsport Manager (2016) and F1 Manager (2022–2024). These games present detailed races and authentic visuals, but their simulation depth is fundamentally limited. Driver development is linear and predetermined, making long-term play predictable. Once a player has learned the optimal strategies, the outcomes become repetitive. In contrast, Football Manager maintains </w:t>
+      </w:r>
+      <w:proofErr w:type="spellStart"/>
+      <w:r>
+        <w:t>replayability</w:t>
+      </w:r>
+      <w:proofErr w:type="spellEnd"/>
+      <w:r>
+        <w:t xml:space="preserve"> by simulating an immense global ecosystem of leagues, players, and staff, where no two careers are the same. This difference highlights the gap between motorsport management games and the broader standard of emergent sports simulations.</w:t>
+      </w:r>
+    </w:p>
+    <w:p>
+      <w:r>
+        <w:t>Another limitation of existing motorsport titles is their lack of customisation. Players cannot easily expand leagues, create fictional scenarios, or reshape the competitive environment. The games are tightly constrained by licensing agreements and static structures, which prevents the freedom that makes Football Manager engaging. Furthermore, the game worlds are small in scale, restricted to a handful of categories such as Formula 1 or Formula 2, with little simulation occurring outside the top tiers. By comparison, Football Manager tracks hundreds of leagues and thousands of clubs across multiple nations, with events unfolding regardless of direct player involvement.</w:t>
+      </w:r>
+    </w:p>
+    <w:p>
+      <w:r>
+        <w:t>This project aims to distinguish itself by adopting that philosophy. The simulation will extend beyond open-wheel racing, with multiple tiers within each discipline. Every league will progress whether the player manages there or not, creating a sense of a living world. Because official licensing is not available, all teams, drivers, and championships will be procedurally created, which also allows experimentation with unique structures, rivalries, and narratives. By prioritising breadth, depth, customisation, and emergent systems, this project will investigate how principles seen in Football Manager’s large-scale simulation might be adapted to a motorsport context.</w:t>
+      </w:r>
+    </w:p>
+    <w:p>
+      <w:r>
+        <w:t>It is worth noting that some recent non-management racing games, such as The Crew Motorfest, have made significant strides in capturing the unique feel, culture, and challenges of different racing disciplines. These titles demonstrate that it is possible to authentically represent the diversity of motorsport, from rally to endurance to street racing. However, they focus on the driving experience and do not offer the persistent, emergent management simulation that is central to this project. No current management title integrates the breadth of racing types, the distinctiveness of each discipline, and a persistent simulation world. This project aims to explore how these elements can be combined within a prototype, developing a management simulator that reflects both the variety and complexity of motorsport ecosystems.</w:t>
+      </w:r>
+    </w:p>
+    <w:p>
+      <w:pPr>
+        <w:rPr>
+          <w:b/>
+          <w:bCs/>
+        </w:rPr>
+      </w:pPr>
+      <w:r>
+        <w:br w:type="page"/>
+      </w:r>
+    </w:p>
+    <w:p>
+      <w:pPr>
+        <w:pStyle w:val="Heading3"/>
+        <w:numPr>
+          <w:ilvl w:val="2"/>
+          <w:numId w:val="2"/>
+        </w:numPr>
+      </w:pPr>
+      <w:r>
+        <w:lastRenderedPageBreak/>
+        <w:t>Technical Approach</w:t>
+      </w:r>
+    </w:p>
+    <w:p>
+      <w:r>
+        <w:t>Momentum is being built using agile software principles. The system is organised into three main parts: the Simulation Engine, Database Management, and the Front-End Interface. Each part works together to create a realistic and engaging motorsport management experience.</w:t>
+      </w:r>
+    </w:p>
+    <w:p>
+      <w:pPr>
+        <w:pStyle w:val="Heading4"/>
+        <w:numPr>
+          <w:ilvl w:val="3"/>
+          <w:numId w:val="2"/>
+        </w:numPr>
+      </w:pPr>
+      <w:r>
+        <w:t>Simulation Engine</w:t>
+      </w:r>
+    </w:p>
+    <w:p>
+      <w:r>
+        <w:t>The simulation engine is the heart of the system. Its design is inspired by popular motorsport management games and research into multi-agent systems. The engine handles things like how drivers improve over time, how teams manage their finances, how races are decided, and how multiple leagues can run at once. Race results are calculated using Monte Carlo simulations, which take into account driver skills, car performance, track details, weather, and random events. The financial side uses probability-based models to reflect real-world unpredictability, such as changes in sponsorship or unexpected costs. This means, for example, that a team with less money might have to take more risks with their strategy, which can change how the whole league plays out.</w:t>
+      </w:r>
+    </w:p>
+    <w:p>
+      <w:pPr>
+        <w:pStyle w:val="Heading4"/>
+        <w:numPr>
+          <w:ilvl w:val="3"/>
+          <w:numId w:val="2"/>
+        </w:numPr>
+      </w:pPr>
+      <w:r>
+        <w:t>Database Management</w:t>
+      </w:r>
+    </w:p>
+    <w:p>
+      <w:r>
+        <w:t>The database management system is responsible for creating and storing all the teams, drivers, tracks, and championships. It uses algorithms to generate these elements based on certain rules and probabilities, ensuring that each league is balanced and diverse. Driver traits like skill, temperament, and fatigue are set according to the needs of the league. Tracks are created with different weather, locations, and surfaces, which all affect how races play out. Team budgets and resources are also assigned by the database, helping to create a dynamic and evolving competition. The system keeps an eye on things like driver diversity and league balance, making automatic adjustments to keep the game fair and interesting. All aspects of content creation and generation are managed here, so references to procedural generation are now part of database management.</w:t>
+      </w:r>
+    </w:p>
+    <w:p>
+      <w:pPr>
+        <w:pStyle w:val="Heading4"/>
+        <w:numPr>
+          <w:ilvl w:val="3"/>
+          <w:numId w:val="2"/>
+        </w:numPr>
+      </w:pPr>
+      <w:r>
+        <w:t>Front-End Interface</w:t>
+      </w:r>
+    </w:p>
+    <w:p>
+      <w:r>
+        <w:t>The front-end interface, built in Python, displays race data, standings, driver stats, and financial dashboards. It shows the results of simulations and AI decisions, and updates in real time as the game progresses. When users make decisions or change strategies, these are sent to the back end, which updates the league data. The interface provides instant feedback on how the league is evolving and how the AI and database management systems are affecting the game.</w:t>
+      </w:r>
+    </w:p>
+    <w:p>
+      <w:pPr>
+        <w:pStyle w:val="Heading4"/>
+        <w:numPr>
+          <w:ilvl w:val="3"/>
+          <w:numId w:val="2"/>
+        </w:numPr>
+      </w:pPr>
+      <w:r>
+        <w:t>Iteration, Feedback, and Scalability</w:t>
+      </w:r>
+    </w:p>
+    <w:p>
+      <w:r>
+        <w:t>The development plan is broken into clear phases, with regular feedback and review. Progress is measured by tracking things like driver development, AI improvements, financial stability, and the diversity of the database-generated content. The system is designed to be modular, so new features or motorsport types can be added without having to rebuild everything. Data is stored efficiently to allow for long-term, multi-league play, making Momentum a robust and replayable motorsport management simulator.</w:t>
+      </w:r>
+    </w:p>
+    <w:p>
+      <w:pPr>
+        <w:rPr>
+          <w:b/>
+          <w:bCs/>
+        </w:rPr>
+      </w:pPr>
+      <w:r>
+        <w:br w:type="page"/>
+      </w:r>
+    </w:p>
+    <w:p>
+      <w:pPr>
+        <w:pStyle w:val="Heading3"/>
+        <w:numPr>
+          <w:ilvl w:val="2"/>
+          <w:numId w:val="2"/>
+        </w:numPr>
+      </w:pPr>
+      <w:r>
+        <w:lastRenderedPageBreak/>
+        <w:t>Technical Details</w:t>
+      </w:r>
+    </w:p>
+    <w:p>
+      <w:r>
+        <w:t xml:space="preserve">Momentum uses Python for both the front-end dashboards and the back-end simulation logic and database management. The system relies on NumPy for fast calculations, Pandas for handling data, and SciPy for advanced statistics. The database uses SQLite to store all the information about drivers, teams, tracks, and championships, making it easy to save and load multi-season histories. All content creation and generation </w:t>
+      </w:r>
+      <w:proofErr w:type="gramStart"/>
+      <w:r>
+        <w:t>is</w:t>
+      </w:r>
+      <w:proofErr w:type="gramEnd"/>
+      <w:r>
+        <w:t xml:space="preserve"> handled by the database management system.</w:t>
+      </w:r>
+    </w:p>
+    <w:p>
+      <w:pPr>
+        <w:pStyle w:val="Heading4"/>
+        <w:numPr>
+          <w:ilvl w:val="3"/>
+          <w:numId w:val="2"/>
+        </w:numPr>
+      </w:pPr>
+      <w:r>
+        <w:t>Race Outcome Simulation</w:t>
+      </w:r>
+    </w:p>
+    <w:p>
+      <w:r>
+        <w:t xml:space="preserve">Race results are produced by a real-time, </w:t>
+      </w:r>
+      <w:proofErr w:type="gramStart"/>
+      <w:r>
+        <w:t>agent based</w:t>
+      </w:r>
+      <w:proofErr w:type="gramEnd"/>
+      <w:r>
+        <w:t xml:space="preserve"> engine. Each driver is modelled as an autonomous AI agent that makes decisions on every simulation tick, targeting a frame rate of about 30 ticks per second. Agents consider their attributes, car condition, tyre state, fuel, nearby rivals, team orders and track conditions when choosing actions such as attack, defend, overtake or conserve. Discipline specific rules are applied by the engine to reflect differences between single seater, rally, endurance and other formats. Randomness is retained for low probability events such as mechanical failures or </w:t>
+      </w:r>
+      <w:proofErr w:type="gramStart"/>
+      <w:r>
+        <w:t>incidents</w:t>
+      </w:r>
+      <w:proofErr w:type="gramEnd"/>
+      <w:r>
+        <w:t xml:space="preserve"> so outcomes remain unpredictable, but most race behaviour emerges from agent interactions rather than repeated sampling. Performance sensitive results are cached where appropriate to keep leaderboards and UI queries responsive.</w:t>
+      </w:r>
+    </w:p>
+    <w:p>
+      <w:pPr>
+        <w:pStyle w:val="Heading4"/>
+        <w:numPr>
+          <w:ilvl w:val="3"/>
+          <w:numId w:val="2"/>
+        </w:numPr>
+      </w:pPr>
+      <w:r>
+        <w:t>Driver Progression</w:t>
+      </w:r>
+    </w:p>
+    <w:p>
+      <w:r>
+        <w:t>Driver attributes like speed, consistency, aggression, adaptability, and fatigue are tracked as numbers that can change over time. How a driver develops depends on their past results, which are stored in the database. Growth and decline are modelled using probability-based functions, so each driver's career is unique. Fatigue and injuries are also tracked, with recovery periods built in, making each season different and challenging.</w:t>
+      </w:r>
+    </w:p>
+    <w:p>
+      <w:pPr>
+        <w:pStyle w:val="Heading4"/>
+        <w:numPr>
+          <w:ilvl w:val="3"/>
+          <w:numId w:val="2"/>
+        </w:numPr>
+      </w:pPr>
+      <w:r>
+        <w:t>Data Management</w:t>
+      </w:r>
+    </w:p>
+    <w:p>
+      <w:r>
+        <w:t>All teams, drivers, tracks, and championships are created and managed by the database management system. It uses algorithms to ensure that everything is balanced and diverse, with different locations and themes for tracks and championships. Before anything is saved, the system checks that the league will be fair and interesting. This approach makes every playthrough unique and replayable, and all content generation is now part of database management.</w:t>
+      </w:r>
+    </w:p>
+    <w:p>
+      <w:pPr>
+        <w:pStyle w:val="Heading4"/>
+        <w:numPr>
+          <w:ilvl w:val="3"/>
+          <w:numId w:val="2"/>
+        </w:numPr>
+      </w:pPr>
+      <w:r>
+        <w:t>Performance Optimisation &amp; Integration</w:t>
+      </w:r>
+    </w:p>
+    <w:p>
+      <w:r>
+        <w:t>The Python backend uses fast, vectorised calculations and keeps frequently used data in memory for speed. League states are saved at the end of each season, so progress is never lost. The system uses JSON to keep everything in sync between the front end and database management. The design makes it easy to add new features or motorsport types in the future, without having to change the core of the game.</w:t>
+      </w:r>
+    </w:p>
+    <w:p>
+      <w:pPr>
+        <w:rPr>
+          <w:b/>
+          <w:bCs/>
+        </w:rPr>
+      </w:pPr>
+      <w:r>
+        <w:br w:type="page"/>
+      </w:r>
+    </w:p>
+    <w:p>
+      <w:pPr>
+        <w:pStyle w:val="Heading3"/>
+        <w:numPr>
+          <w:ilvl w:val="2"/>
+          <w:numId w:val="2"/>
+        </w:numPr>
+      </w:pPr>
+      <w:r>
+        <w:lastRenderedPageBreak/>
+        <w:t>Special Resources Required</w:t>
+      </w:r>
+    </w:p>
+    <w:p>
+      <w:pPr>
+        <w:pStyle w:val="Heading4"/>
+        <w:numPr>
+          <w:ilvl w:val="3"/>
+          <w:numId w:val="2"/>
+        </w:numPr>
+      </w:pPr>
+      <w:r>
+        <w:t>Hardware Requirements</w:t>
+      </w:r>
+    </w:p>
+    <w:p>
+      <w:r>
+        <w:t>Momentum's Python GUI and simulation backend have modest hardware requirements. For typical development and use:</w:t>
+      </w:r>
+    </w:p>
+    <w:p>
+      <w:pPr>
+        <w:numPr>
+          <w:ilvl w:val="0"/>
+          <w:numId w:val="35"/>
+        </w:numPr>
+      </w:pPr>
+      <w:r>
+        <w:t>Minimum Requirements:</w:t>
+      </w:r>
+    </w:p>
+    <w:p>
+      <w:r>
+        <w:t>CPU: Dual-core processor (e.g., Intel i3 or AMD equivalent)</w:t>
+      </w:r>
+    </w:p>
+    <w:p>
+      <w:r>
+        <w:t>RAM: 4 GB</w:t>
+      </w:r>
+    </w:p>
+    <w:p>
+      <w:r>
+        <w:t>Storage: 500 MB free disk space</w:t>
+      </w:r>
+    </w:p>
+    <w:p>
+      <w:r>
+        <w:t>GPU: Integrated graphics (no dedicated GPU required)</w:t>
+      </w:r>
+    </w:p>
+    <w:p>
+      <w:r>
+        <w:t>Display: 1366x768 resolution</w:t>
+      </w:r>
+    </w:p>
+    <w:p>
+      <w:pPr>
+        <w:numPr>
+          <w:ilvl w:val="0"/>
+          <w:numId w:val="36"/>
+        </w:numPr>
+      </w:pPr>
+      <w:r>
+        <w:t>Recommended Requirements:</w:t>
+      </w:r>
+    </w:p>
+    <w:p>
+      <w:r>
+        <w:t>CPU: Quad-core processor (e.g., Intel i5 or AMD Rysen 3)</w:t>
+      </w:r>
+    </w:p>
+    <w:p>
+      <w:r>
+        <w:t>RAM: 8 GB</w:t>
+      </w:r>
+    </w:p>
+    <w:p>
+      <w:r>
+        <w:t>Storage: 1 GB free disk space</w:t>
+      </w:r>
+    </w:p>
+    <w:p>
+      <w:r>
+        <w:t>GPU: Integrated or basic dedicated GPU (optional)</w:t>
+      </w:r>
+    </w:p>
+    <w:p>
+      <w:r>
+        <w:t>Display: 1920x1080 resolution</w:t>
+      </w:r>
+    </w:p>
+    <w:p>
+      <w:r>
+        <w:t>These specifications are sufficient for running and developing the Python GUI, simulation, and database management systems. Higher-end hardware is only needed if running very large-scale simulations.</w:t>
+      </w:r>
+    </w:p>
+    <w:p>
+      <w:pPr>
+        <w:pStyle w:val="Heading4"/>
+        <w:numPr>
+          <w:ilvl w:val="3"/>
+          <w:numId w:val="2"/>
+        </w:numPr>
+      </w:pPr>
+      <w:r>
+        <w:t>Software and Libraries</w:t>
+      </w:r>
+    </w:p>
+    <w:p>
+      <w:r>
+        <w:t>The front end is built in Python, which handles all the graphics, user interface, and telemetry displays. The back end also runs on Python 3.11, using NumPy, Pandas, and SciPy for calculations and data handling. All persistent data is stored in SQLite, which is lightweight and works across platforms. This setup is enough for multi-season and multi-league play and can be upgraded to a bigger database if needed for very large simulations. SQLite also allows safe rollbacks during testing.</w:t>
+      </w:r>
+    </w:p>
+    <w:p>
+      <w:pPr>
+        <w:pStyle w:val="Heading4"/>
+        <w:numPr>
+          <w:ilvl w:val="3"/>
+          <w:numId w:val="2"/>
+        </w:numPr>
+      </w:pPr>
+      <w:r>
+        <w:t>Optional Resources</w:t>
+      </w:r>
+    </w:p>
+    <w:p>
+      <w:r>
+        <w:t>Cloud-based virtual machines (like AWS, Azure, or GCP) can be used for large-scale testing of multi-league simulations, helping to optimise performance. Git version control is used for safe, collaborative development. Automated testing is handled by tools like GitHub Actions or GitLab CI. Since all content is generated by the database management system, there is no need for licensed assets. Optional plugins can improve telemetry displays for advanced analysis.</w:t>
+      </w:r>
+    </w:p>
+    <w:p>
+      <w:pPr>
+        <w:pStyle w:val="Heading4"/>
+        <w:numPr>
+          <w:ilvl w:val="3"/>
+          <w:numId w:val="2"/>
+        </w:numPr>
+      </w:pPr>
+      <w:r>
+        <w:t>Summary</w:t>
+      </w:r>
+    </w:p>
+    <w:p>
+      <w:r>
+        <w:t>Together, these resources provide all the computing power, software, and support needed to run a persistent, scalable motorsport management simulator, without needing expensive enterprise solutions.</w:t>
+      </w:r>
+    </w:p>
+    <w:p>
+      <w:pPr>
+        <w:rPr>
+          <w:b/>
+          <w:bCs/>
+        </w:rPr>
+      </w:pPr>
+      <w:r>
+        <w:br w:type="page"/>
+      </w:r>
+    </w:p>
+    <w:p>
+      <w:pPr>
+        <w:pStyle w:val="Heading3"/>
+        <w:numPr>
+          <w:ilvl w:val="2"/>
+          <w:numId w:val="2"/>
+        </w:numPr>
+      </w:pPr>
+      <w:r>
+        <w:lastRenderedPageBreak/>
+        <w:t>Project Plan</w:t>
+      </w:r>
+    </w:p>
+    <w:p>
+      <w:pPr>
+        <w:pStyle w:val="Heading4"/>
+        <w:numPr>
+          <w:ilvl w:val="3"/>
+          <w:numId w:val="2"/>
+        </w:numPr>
+      </w:pPr>
+      <w:r>
+        <w:t>Project Overview</w:t>
+      </w:r>
+    </w:p>
+    <w:p>
+      <w:r>
+        <w:t>Momentum will be developed in clear, manageable phases, using agile methods. Each phase builds on the last, with milestones to track progress. The plan ensures that the core systems are working before expanding the database management system. Regular feedback and testing help refine the algorithms and keep the simulation balanced and realistic.</w:t>
+      </w:r>
+    </w:p>
+    <w:p>
+      <w:pPr>
+        <w:pStyle w:val="Heading4"/>
+        <w:numPr>
+          <w:ilvl w:val="3"/>
+          <w:numId w:val="2"/>
+        </w:numPr>
+      </w:pPr>
+      <w:r>
+        <w:t>Requirements and Design</w:t>
+      </w:r>
+    </w:p>
+    <w:p>
+      <w:r>
+        <w:t>The first phase is about defining what the project will do, how it will be structured, and how the database management system will work. The main goals are to have realistic driver progression, dynamic race results, and persistent multi-league play, with all teams, drivers, tracks, and championships created and managed by the database system. The database will be created before the game and packaged with it, so that every player has the same starting point. Non-functional goals include making sure the system is efficient, scalable, and easy to maintain. Design documents, diagrams, and flowcharts will be created to clarify and organise the project plan. This phase also sets performance targets and database designs and defines how the Python components will communicate.</w:t>
+      </w:r>
+    </w:p>
+    <w:p>
+      <w:pPr>
+        <w:pStyle w:val="Heading4"/>
+        <w:numPr>
+          <w:ilvl w:val="3"/>
+          <w:numId w:val="2"/>
+        </w:numPr>
+      </w:pPr>
+      <w:r>
+        <w:t>Core Simulation Engine Development</w:t>
+      </w:r>
+    </w:p>
+    <w:p>
+      <w:r>
+        <w:t>The next phase is building the simulation engine, which is the core of the project. This includes setting up league structures, how drivers improve, how finances work, and how races are decided. Driver skills, fatigue, and personality are modelled using probability-based systems. Team finances, including budgets and sponsorships, are also handled with realistic randomness. Race results are calculated using Monte Carlo simulations, considering all the important factors. Data is managed efficiently to keep the game running smoothly, even with many leagues and seasons.</w:t>
+      </w:r>
+    </w:p>
+    <w:p>
+      <w:pPr>
+        <w:pStyle w:val="Heading4"/>
+        <w:numPr>
+          <w:ilvl w:val="3"/>
+          <w:numId w:val="2"/>
+        </w:numPr>
+      </w:pPr>
+      <w:r>
+        <w:t>Database Management</w:t>
+      </w:r>
+    </w:p>
+    <w:p>
+      <w:r>
+        <w:t>Once the simulation engine is working, the focus shifts to the database management system. This part is responsible for creating and storing all teams, drivers, tracks, and championship schedules. It uses algorithms to make sure everything is diverse and balanced, with different locations and themes. Before anything is saved, the system checks that the league will be fair and interesting. This phase also adds tools for batch creation and automatic checking of content, making sure every playthrough is unique and replayable.</w:t>
+      </w:r>
+    </w:p>
+    <w:p>
+      <w:pPr>
+        <w:pStyle w:val="Heading4"/>
+        <w:numPr>
+          <w:ilvl w:val="3"/>
+          <w:numId w:val="2"/>
+        </w:numPr>
+      </w:pPr>
+      <w:r>
+        <w:t>Front-End Integration</w:t>
+      </w:r>
+    </w:p>
+    <w:p>
+      <w:r>
+        <w:t>The Python front end is connected to the backend to show race data, leaderboards, team dashboards, and driver stats. Updates are sent smoothly to keep the interface responsive. The user interface is tested for clarity and ease of use. Integration ensures that all changes from the simulation and database management systems are shown accurately in the game.</w:t>
+      </w:r>
+    </w:p>
+    <w:p>
+      <w:pPr>
+        <w:pStyle w:val="Heading4"/>
+        <w:numPr>
+          <w:ilvl w:val="3"/>
+          <w:numId w:val="2"/>
+        </w:numPr>
+      </w:pPr>
+      <w:r>
+        <w:t>Iterative Testing and Refinement</w:t>
+      </w:r>
+    </w:p>
+    <w:p>
+      <w:r>
+        <w:t>Testing happens in cycles, with milestones for things like driver development, financial stability, AI variety, realistic race results, and multi-league play. Feedback from each cycle is used to improve the algorithms and keep the simulation balanced. The system is monitored to make sure rivalries, race outcomes, and league progression all feel realistic. Performance is checked and improved as needed to keep everything running smoothly.</w:t>
+      </w:r>
+    </w:p>
+    <w:p>
+      <w:pPr>
+        <w:pStyle w:val="Heading4"/>
+        <w:numPr>
+          <w:ilvl w:val="3"/>
+          <w:numId w:val="2"/>
+        </w:numPr>
+      </w:pPr>
+      <w:r>
+        <w:lastRenderedPageBreak/>
+        <w:t>Final Evaluation and Documentation</w:t>
+      </w:r>
+    </w:p>
+    <w:p>
+      <w:r>
+        <w:t>The final phase reviews how the system behaves, the user experience, stability, and overall performance. All code is documented, and detailed reports are created on simulation accuracy and database management. This phase makes sure that Momentum works as a complete, persistent, and scalable motorsport management simulator, meeting all the goals set out at the start.</w:t>
+      </w:r>
+    </w:p>
+    <w:p>
+      <w:r>
+        <w:t>The project plan is designed to move smoothly from design to deployment, with clear milestones and dependencies. Regular feedback and testing ensure that Momentum delivers a realistic and engaging experience, while staying easy to maintain and expand in the future.</w:t>
+      </w:r>
+    </w:p>
+    <w:p>
+      <w:pPr>
+        <w:pStyle w:val="Heading4"/>
+        <w:numPr>
+          <w:ilvl w:val="3"/>
+          <w:numId w:val="2"/>
+        </w:numPr>
+      </w:pPr>
+      <w:r>
+        <w:t>Gantt Chart</w:t>
+      </w:r>
+    </w:p>
+    <w:p>
+      <w:r>
+        <w:rPr>
+          <w:noProof/>
+        </w:rPr>
+        <w:drawing>
+          <wp:inline distT="0" distB="0" distL="0" distR="0" wp14:anchorId="4440363F" wp14:editId="548CE221">
+            <wp:extent cx="5486400" cy="3838575"/>
+            <wp:effectExtent l="0" t="0" r="0" b="9525"/>
+            <wp:docPr id="383730404" name="Picture 3" descr="A screenshot of a computer program&#10;&#10;AI-generated content may be incorrect."/>
+            <wp:cNvGraphicFramePr>
+              <a:graphicFrameLocks xmlns:a="http://schemas.openxmlformats.org/drawingml/2006/main" noChangeAspect="1"/>
+            </wp:cNvGraphicFramePr>
+            <a:graphic xmlns:a="http://schemas.openxmlformats.org/drawingml/2006/main">
+              <a:graphicData uri="http://schemas.openxmlformats.org/drawingml/2006/picture">
+                <pic:pic xmlns:pic="http://schemas.openxmlformats.org/drawingml/2006/picture">
+                  <pic:nvPicPr>
+                    <pic:cNvPr id="0" name="Picture 1" descr="A screenshot of a computer program&#10;&#10;AI-generated content may be incorrect."/>
+                    <pic:cNvPicPr>
+                      <a:picLocks noChangeAspect="1" noChangeArrowheads="1"/>
+                    </pic:cNvPicPr>
+                  </pic:nvPicPr>
+                  <pic:blipFill>
+                    <a:blip r:embed="rId30" cstate="print">
+                      <a:extLst>
+                        <a:ext uri="{28A0092B-C50C-407E-A947-70E740481C1C}">
+                          <a14:useLocalDpi xmlns:a14="http://schemas.microsoft.com/office/drawing/2010/main" val="0"/>
+                        </a:ext>
+                      </a:extLst>
+                    </a:blip>
+                    <a:srcRect/>
+                    <a:stretch>
+                      <a:fillRect/>
+                    </a:stretch>
+                  </pic:blipFill>
+                  <pic:spPr bwMode="auto">
+                    <a:xfrm>
+                      <a:off x="0" y="0"/>
+                      <a:ext cx="5486400" cy="3838575"/>
+                    </a:xfrm>
+                    <a:prstGeom prst="rect">
+                      <a:avLst/>
+                    </a:prstGeom>
+                    <a:noFill/>
+                    <a:ln>
+                      <a:noFill/>
+                    </a:ln>
+                  </pic:spPr>
+                </pic:pic>
+              </a:graphicData>
+            </a:graphic>
+          </wp:inline>
+        </w:drawing>
+      </w:r>
+    </w:p>
+    <w:p/>
+    <w:p>
+      <w:pPr>
+        <w:rPr>
+          <w:b/>
+          <w:bCs/>
+        </w:rPr>
+      </w:pPr>
+      <w:r>
+        <w:br w:type="page"/>
+      </w:r>
+    </w:p>
+    <w:p>
+      <w:pPr>
+        <w:pStyle w:val="Heading3"/>
+        <w:numPr>
+          <w:ilvl w:val="2"/>
+          <w:numId w:val="2"/>
+        </w:numPr>
+      </w:pPr>
+      <w:r>
+        <w:lastRenderedPageBreak/>
+        <w:t>Testing</w:t>
+      </w:r>
+    </w:p>
+    <w:p>
+      <w:pPr>
+        <w:pStyle w:val="Heading4"/>
+        <w:numPr>
+          <w:ilvl w:val="3"/>
+          <w:numId w:val="2"/>
+        </w:numPr>
+      </w:pPr>
+      <w:r>
+        <w:t>Testing Strategy</w:t>
+      </w:r>
+    </w:p>
+    <w:p>
+      <w:r>
+        <w:t>Testing for Momentum is structured across multiple levels to ensure system stability, performance, and fidelity of simulation outcomes. Unit, integration, system, and user testing are all incorporated to validate both functional and non-functional requirements. Each level of testing is designed to produce measurable results and inform iterative refinement cycles throughout development. Ethical considerations, including data privacy, informed consent, and participant anonymity, are integrated into all user evaluation procedures.</w:t>
+      </w:r>
+    </w:p>
+    <w:p>
+      <w:pPr>
+        <w:pStyle w:val="Heading4"/>
+        <w:numPr>
+          <w:ilvl w:val="3"/>
+          <w:numId w:val="2"/>
+        </w:numPr>
+      </w:pPr>
+      <w:r>
+        <w:t>Unit Testing</w:t>
+      </w:r>
+    </w:p>
+    <w:p>
+      <w:r>
+        <w:t>Unit testing validates individual modules of the simulation. Driver progression, financial systems, race outcome calculations, and AI decision-making routines are tested against expected behaviours and edge cases. Probabilistic models for driver skill development, fatigue, and personality traits are verified for correct statistical distribution and consistency. Financial operations are checked for accuracy, ensuring budgets, sponsorships, and costs are correctly computed under stochastic conditions. Race outcome algorithms, including Monte Carlo simulations, are validated to maintain realistic variability while ensuring balance between drivers and teams.</w:t>
+      </w:r>
+    </w:p>
+    <w:p>
+      <w:pPr>
+        <w:pStyle w:val="Heading4"/>
+        <w:numPr>
+          <w:ilvl w:val="3"/>
+          <w:numId w:val="2"/>
+        </w:numPr>
+      </w:pPr>
+      <w:r>
+        <w:t>Integration Testing</w:t>
+      </w:r>
+    </w:p>
+    <w:p>
+      <w:r>
+        <w:t>Integration testing ensures proper communication between the Python back-end,  front-end, AI modules, and procedural content generation systems. JSON-based data exchanges are verified for accuracy and latency, and SQLite storage operations are tested for integrity across multi-season and multi-league scenarios. Metrics include data consistency, transaction success rates, and persistence reliability. Integration tests also verify that AI decisions, procedural generation outputs, and race telemetry are correctly reflected in the user interface, maintaining coherent emergent behaviours across the simulation.</w:t>
+      </w:r>
+    </w:p>
+    <w:p>
+      <w:pPr>
+        <w:pStyle w:val="Heading4"/>
+        <w:numPr>
+          <w:ilvl w:val="3"/>
+          <w:numId w:val="2"/>
+        </w:numPr>
+      </w:pPr>
+      <w:r>
+        <w:t>System Testing</w:t>
+      </w:r>
+    </w:p>
+    <w:p>
+      <w:r>
+        <w:t>System-level testing evaluates Momentum under full operational conditions. Multi-league, multi-season simulations are run to assess emergent behaviour, computational performance, and scalability. Metrics include league variability, AI decision diversity, race outcome distribution, system load, and memory usage. Stress testing is performed to evaluate performance under high concurrency and extended simulation periods. Any bottlenecks in AI computation, procedural content generation, or database operations are identified and addressed to maintain real-time responsiveness and persistent state accuracy.</w:t>
+      </w:r>
+    </w:p>
+    <w:p>
+      <w:pPr>
+        <w:pStyle w:val="Heading4"/>
+        <w:numPr>
+          <w:ilvl w:val="3"/>
+          <w:numId w:val="2"/>
+        </w:numPr>
+      </w:pPr>
+      <w:r>
+        <w:t>User Evaluation</w:t>
+      </w:r>
+    </w:p>
+    <w:p>
+      <w:r>
+        <w:t>User testing measures interface usability, engagement, and comprehension of the management systems. Participants interact with the full  front-end, reviewing dashboards, race summaries, and team management tools. Quantitative metrics include task completion time, accuracy of actions, and interaction frequency. Qualitative metrics are gathered via structured surveys, focusing on perceived realism, clarity, and enjoyment. Ethical safeguards are enforced, including informed consent, voluntary participation, and secure handling of collected data. Feedback informs both interface improvements and algorithmic refinements to maintain realistic, emergent gameplay.</w:t>
+      </w:r>
+    </w:p>
+    <w:p>
+      <w:r>
+        <w:t>Overall, the testing framework ensures that Momentum achieves persistent, scalable, and believable motorsport simulation. Iterative results from unit, integration, system, and user testing directly guide algorithm adjustments, AI behaviour tuning, procedural content balancing, and front-end enhancements, guaranteeing a coherent, high-quality, and engaging management experience.</w:t>
+      </w:r>
     </w:p>
     <w:p>
       <w:pPr>
         <w:pStyle w:val="Heading2"/>
-      </w:pPr>
-      <w:bookmarkStart w:id="28" w:name="_Toc236031550"/>
-      <w:r>
+        <w:numPr>
+          <w:ilvl w:val="1"/>
+          <w:numId w:val="2"/>
+        </w:numPr>
+      </w:pPr>
+      <w:bookmarkStart w:id="29" w:name="_Toc87019693"/>
+      <w:bookmarkStart w:id="30" w:name="_Toc216196487"/>
+      <w:r>
+        <w:lastRenderedPageBreak/>
         <w:t>Reflective Journals</w:t>
       </w:r>
-      <w:bookmarkStart w:id="29" w:name="_Toc51711499"/>
-      <w:bookmarkEnd w:id="28"/>
-    </w:p>
+      <w:bookmarkEnd w:id="29"/>
+      <w:bookmarkEnd w:id="30"/>
+    </w:p>
+    <w:p/>
+    <w:p>
+      <w:pPr>
+        <w:pBdr>
+          <w:top w:val="single" w:sz="4" w:space="1" w:color="auto"/>
+          <w:left w:val="single" w:sz="4" w:space="4" w:color="auto"/>
+          <w:bottom w:val="single" w:sz="4" w:space="1" w:color="auto"/>
+          <w:right w:val="single" w:sz="4" w:space="4" w:color="auto"/>
+        </w:pBdr>
+        <w:shd w:val="clear" w:color="auto" w:fill="F1FCFF" w:themeFill="accent1" w:themeFillTint="33"/>
+        <w:jc w:val="both"/>
+        <w:rPr>
+          <w:b/>
+        </w:rPr>
+      </w:pPr>
+      <w:r>
+        <w:rPr>
+          <w:b/>
+        </w:rPr>
+        <w:t xml:space="preserve">Supervision &amp; Reflection Template </w:t>
+      </w:r>
+    </w:p>
+    <w:tbl>
+      <w:tblPr>
+        <w:tblStyle w:val="TableGrid"/>
+        <w:tblW w:w="0" w:type="auto"/>
+        <w:tblLook w:val="04A0" w:firstRow="1" w:lastRow="0" w:firstColumn="1" w:lastColumn="0" w:noHBand="0" w:noVBand="1"/>
+      </w:tblPr>
+      <w:tblGrid>
+        <w:gridCol w:w="4508"/>
+        <w:gridCol w:w="4508"/>
+      </w:tblGrid>
+      <w:tr>
+        <w:tc>
+          <w:tcPr>
+            <w:tcW w:w="4508" w:type="dxa"/>
+            <w:tcBorders>
+              <w:top w:val="single" w:sz="4" w:space="0" w:color="auto"/>
+              <w:left w:val="single" w:sz="4" w:space="0" w:color="auto"/>
+              <w:bottom w:val="single" w:sz="4" w:space="0" w:color="auto"/>
+              <w:right w:val="single" w:sz="4" w:space="0" w:color="auto"/>
+            </w:tcBorders>
+            <w:hideMark/>
+          </w:tcPr>
+          <w:p>
+            <w:pPr>
+              <w:jc w:val="both"/>
+              <w:rPr>
+                <w:b/>
+              </w:rPr>
+            </w:pPr>
+            <w:r>
+              <w:rPr>
+                <w:b/>
+              </w:rPr>
+              <w:t>Student Name</w:t>
+            </w:r>
+          </w:p>
+        </w:tc>
+        <w:tc>
+          <w:tcPr>
+            <w:tcW w:w="4508" w:type="dxa"/>
+            <w:tcBorders>
+              <w:top w:val="single" w:sz="4" w:space="0" w:color="auto"/>
+              <w:left w:val="single" w:sz="4" w:space="0" w:color="auto"/>
+              <w:bottom w:val="single" w:sz="4" w:space="0" w:color="auto"/>
+              <w:right w:val="single" w:sz="4" w:space="0" w:color="auto"/>
+            </w:tcBorders>
+            <w:hideMark/>
+          </w:tcPr>
+          <w:p>
+            <w:pPr>
+              <w:jc w:val="both"/>
+            </w:pPr>
+            <w:r>
+              <w:t>Eoin Fitzsimons</w:t>
+            </w:r>
+          </w:p>
+        </w:tc>
+      </w:tr>
+      <w:tr>
+        <w:tc>
+          <w:tcPr>
+            <w:tcW w:w="4508" w:type="dxa"/>
+            <w:tcBorders>
+              <w:top w:val="single" w:sz="4" w:space="0" w:color="auto"/>
+              <w:left w:val="single" w:sz="4" w:space="0" w:color="auto"/>
+              <w:bottom w:val="single" w:sz="4" w:space="0" w:color="auto"/>
+              <w:right w:val="single" w:sz="4" w:space="0" w:color="auto"/>
+            </w:tcBorders>
+            <w:hideMark/>
+          </w:tcPr>
+          <w:p>
+            <w:pPr>
+              <w:jc w:val="both"/>
+              <w:rPr>
+                <w:b/>
+              </w:rPr>
+            </w:pPr>
+            <w:r>
+              <w:rPr>
+                <w:b/>
+              </w:rPr>
+              <w:t>Student Number</w:t>
+            </w:r>
+          </w:p>
+        </w:tc>
+        <w:tc>
+          <w:tcPr>
+            <w:tcW w:w="4508" w:type="dxa"/>
+            <w:tcBorders>
+              <w:top w:val="single" w:sz="4" w:space="0" w:color="auto"/>
+              <w:left w:val="single" w:sz="4" w:space="0" w:color="auto"/>
+              <w:bottom w:val="single" w:sz="4" w:space="0" w:color="auto"/>
+              <w:right w:val="single" w:sz="4" w:space="0" w:color="auto"/>
+            </w:tcBorders>
+            <w:hideMark/>
+          </w:tcPr>
+          <w:p>
+            <w:pPr>
+              <w:jc w:val="both"/>
+            </w:pPr>
+            <w:r>
+              <w:t>X23151374</w:t>
+            </w:r>
+          </w:p>
+        </w:tc>
+      </w:tr>
+      <w:tr>
+        <w:tc>
+          <w:tcPr>
+            <w:tcW w:w="4508" w:type="dxa"/>
+            <w:tcBorders>
+              <w:top w:val="single" w:sz="4" w:space="0" w:color="auto"/>
+              <w:left w:val="single" w:sz="4" w:space="0" w:color="auto"/>
+              <w:bottom w:val="single" w:sz="4" w:space="0" w:color="auto"/>
+              <w:right w:val="single" w:sz="4" w:space="0" w:color="auto"/>
+            </w:tcBorders>
+            <w:hideMark/>
+          </w:tcPr>
+          <w:p>
+            <w:pPr>
+              <w:jc w:val="both"/>
+              <w:rPr>
+                <w:b/>
+              </w:rPr>
+            </w:pPr>
+            <w:r>
+              <w:rPr>
+                <w:b/>
+              </w:rPr>
+              <w:t>Course</w:t>
+            </w:r>
+          </w:p>
+        </w:tc>
+        <w:tc>
+          <w:tcPr>
+            <w:tcW w:w="4508" w:type="dxa"/>
+            <w:tcBorders>
+              <w:top w:val="single" w:sz="4" w:space="0" w:color="auto"/>
+              <w:left w:val="single" w:sz="4" w:space="0" w:color="auto"/>
+              <w:bottom w:val="single" w:sz="4" w:space="0" w:color="auto"/>
+              <w:right w:val="single" w:sz="4" w:space="0" w:color="auto"/>
+            </w:tcBorders>
+            <w:hideMark/>
+          </w:tcPr>
+          <w:p>
+            <w:pPr>
+              <w:jc w:val="both"/>
+            </w:pPr>
+            <w:r>
+              <w:t>Computing</w:t>
+            </w:r>
+          </w:p>
+        </w:tc>
+      </w:tr>
+      <w:tr>
+        <w:tc>
+          <w:tcPr>
+            <w:tcW w:w="4508" w:type="dxa"/>
+            <w:tcBorders>
+              <w:top w:val="single" w:sz="4" w:space="0" w:color="auto"/>
+              <w:left w:val="single" w:sz="4" w:space="0" w:color="auto"/>
+              <w:bottom w:val="single" w:sz="4" w:space="0" w:color="auto"/>
+              <w:right w:val="single" w:sz="4" w:space="0" w:color="auto"/>
+            </w:tcBorders>
+            <w:hideMark/>
+          </w:tcPr>
+          <w:p>
+            <w:pPr>
+              <w:jc w:val="both"/>
+              <w:rPr>
+                <w:b/>
+              </w:rPr>
+            </w:pPr>
+            <w:r>
+              <w:rPr>
+                <w:b/>
+              </w:rPr>
+              <w:t>Supervisor</w:t>
+            </w:r>
+          </w:p>
+        </w:tc>
+        <w:tc>
+          <w:tcPr>
+            <w:tcW w:w="4508" w:type="dxa"/>
+            <w:tcBorders>
+              <w:top w:val="single" w:sz="4" w:space="0" w:color="auto"/>
+              <w:left w:val="single" w:sz="4" w:space="0" w:color="auto"/>
+              <w:bottom w:val="single" w:sz="4" w:space="0" w:color="auto"/>
+              <w:right w:val="single" w:sz="4" w:space="0" w:color="auto"/>
+            </w:tcBorders>
+          </w:tcPr>
+          <w:p>
+            <w:pPr>
+              <w:suppressAutoHyphens/>
+              <w:jc w:val="both"/>
+            </w:pPr>
+          </w:p>
+        </w:tc>
+      </w:tr>
+    </w:tbl>
+    <w:p>
+      <w:pPr>
+        <w:rPr>
+          <w:rFonts w:eastAsiaTheme="majorEastAsia" w:cs="Mangal"/>
+          <w:sz w:val="40"/>
+          <w:szCs w:val="36"/>
+        </w:rPr>
+      </w:pPr>
+      <w:r>
+        <w:t>Month: September</w:t>
+      </w:r>
+    </w:p>
+    <w:p>
+      <w:r>
+        <w:t xml:space="preserve">What? </w:t>
+      </w:r>
+    </w:p>
+    <w:p>
+      <w:pPr>
+        <w:jc w:val="both"/>
+      </w:pPr>
+      <w:r>
+        <w:t>Came up with idea, a motorsport management simulator game, I found that all others in the sector are too shallow.</w:t>
+      </w:r>
+    </w:p>
+    <w:p>
+      <w:pPr>
+        <w:jc w:val="both"/>
+      </w:pPr>
+      <w:r>
+        <w:t>I have installed unity and activated the student plan.</w:t>
+      </w:r>
+    </w:p>
+    <w:p>
+      <w:pPr>
+        <w:jc w:val="both"/>
+      </w:pPr>
+      <w:r>
+        <w:t>I have downloaded notion to keep track of structure of the project.</w:t>
+      </w:r>
+    </w:p>
+    <w:p>
+      <w:pPr>
+        <w:jc w:val="both"/>
+      </w:pPr>
+      <w:r>
+        <w:t>I have decided to use a python backend with SQLite data storage and Unity front end</w:t>
+      </w:r>
+    </w:p>
+    <w:p>
+      <w:pPr>
+        <w:jc w:val="both"/>
+      </w:pPr>
+      <w:r>
+        <w:t>I use GitHub for version control</w:t>
+      </w:r>
+    </w:p>
+    <w:p>
+      <w:pPr>
+        <w:rPr>
+          <w:rFonts w:eastAsiaTheme="majorEastAsia" w:cs="Mangal"/>
+          <w:color w:val="4ADCFF" w:themeColor="accent1" w:themeShade="BF"/>
+          <w:sz w:val="32"/>
+          <w:szCs w:val="29"/>
+        </w:rPr>
+      </w:pPr>
+      <w:r>
+        <w:t xml:space="preserve">So What? </w:t>
+      </w:r>
+    </w:p>
+    <w:p>
+      <w:pPr>
+        <w:jc w:val="both"/>
+      </w:pPr>
+      <w:r>
+        <w:t>That alleviated the pressure of coming up and sifting through ideas, so that was a great success, but I am still at stage one essentially as I have nothing beyond an idea currently.</w:t>
+      </w:r>
+    </w:p>
+    <w:p>
+      <w:pPr>
+        <w:jc w:val="both"/>
+      </w:pPr>
+      <w:r>
+        <w:t>It’s a direction to go in, but a large hill to tackle.</w:t>
+      </w:r>
+    </w:p>
+    <w:p>
+      <w:pPr>
+        <w:jc w:val="both"/>
+      </w:pPr>
+      <w:r>
+        <w:t>It gave me a structure to write my notes into</w:t>
+      </w:r>
+    </w:p>
+    <w:p>
+      <w:pPr>
+        <w:jc w:val="both"/>
+      </w:pPr>
+      <w:r>
+        <w:t>I have a structure in mind</w:t>
+      </w:r>
+    </w:p>
+    <w:p>
+      <w:pPr>
+        <w:jc w:val="both"/>
+      </w:pPr>
+      <w:r>
+        <w:t>I have backups if I don’t like a change I made</w:t>
+      </w:r>
+    </w:p>
+    <w:p>
+      <w:pPr>
+        <w:rPr>
+          <w:rFonts w:eastAsiaTheme="majorEastAsia" w:cs="Mangal"/>
+          <w:color w:val="4ADCFF" w:themeColor="accent1" w:themeShade="BF"/>
+          <w:sz w:val="32"/>
+          <w:szCs w:val="29"/>
+        </w:rPr>
+      </w:pPr>
+      <w:r>
+        <w:t xml:space="preserve">Now What? </w:t>
+      </w:r>
+    </w:p>
+    <w:p>
+      <w:pPr>
+        <w:jc w:val="both"/>
+      </w:pPr>
+      <w:r>
+        <w:t>I need to come up with a proper name, a plan of attack, (which actually works as a name), and some basic branding that will improve the initial start in my opinion.</w:t>
+      </w:r>
+    </w:p>
+    <w:p>
+      <w:pPr>
+        <w:jc w:val="both"/>
+      </w:pPr>
+      <w:r>
+        <w:t>Need to figure out how to learn unity</w:t>
+      </w:r>
+    </w:p>
+    <w:p>
+      <w:pPr>
+        <w:jc w:val="both"/>
+      </w:pPr>
+      <w:r>
+        <w:t>Need to plan out my notes on the project structure.</w:t>
+      </w:r>
+    </w:p>
+    <w:p>
+      <w:pPr>
+        <w:jc w:val="both"/>
+      </w:pPr>
+      <w:r>
+        <w:t>Need to learn the languages</w:t>
+      </w:r>
+    </w:p>
+    <w:p>
+      <w:pPr>
+        <w:jc w:val="both"/>
+      </w:pPr>
+      <w:r>
+        <w:t>Plan branch paths and naming schemes</w:t>
+      </w:r>
+    </w:p>
+    <w:p>
+      <w:r>
+        <w:t>Student Signature</w:t>
+      </w:r>
+    </w:p>
+    <w:p>
+      <w:r>
+        <w:br w:type="page"/>
+      </w:r>
+    </w:p>
+    <w:p>
+      <w:pPr>
+        <w:pBdr>
+          <w:top w:val="single" w:sz="4" w:space="1" w:color="auto"/>
+          <w:left w:val="single" w:sz="4" w:space="4" w:color="auto"/>
+          <w:bottom w:val="single" w:sz="4" w:space="1" w:color="auto"/>
+          <w:right w:val="single" w:sz="4" w:space="4" w:color="auto"/>
+        </w:pBdr>
+        <w:shd w:val="clear" w:color="auto" w:fill="F1FCFF" w:themeFill="accent1" w:themeFillTint="33"/>
+        <w:jc w:val="both"/>
+        <w:rPr>
+          <w:b/>
+        </w:rPr>
+      </w:pPr>
+      <w:r>
+        <w:rPr>
+          <w:b/>
+        </w:rPr>
+        <w:lastRenderedPageBreak/>
+        <w:t xml:space="preserve">Supervision &amp; Reflection Template </w:t>
+      </w:r>
+    </w:p>
+    <w:tbl>
+      <w:tblPr>
+        <w:tblStyle w:val="TableGrid"/>
+        <w:tblW w:w="0" w:type="auto"/>
+        <w:tblLook w:val="04A0" w:firstRow="1" w:lastRow="0" w:firstColumn="1" w:lastColumn="0" w:noHBand="0" w:noVBand="1"/>
+      </w:tblPr>
+      <w:tblGrid>
+        <w:gridCol w:w="4508"/>
+        <w:gridCol w:w="4508"/>
+      </w:tblGrid>
+      <w:tr>
+        <w:tc>
+          <w:tcPr>
+            <w:tcW w:w="4508" w:type="dxa"/>
+            <w:tcBorders>
+              <w:top w:val="single" w:sz="4" w:space="0" w:color="auto"/>
+              <w:left w:val="single" w:sz="4" w:space="0" w:color="auto"/>
+              <w:bottom w:val="single" w:sz="4" w:space="0" w:color="auto"/>
+              <w:right w:val="single" w:sz="4" w:space="0" w:color="auto"/>
+            </w:tcBorders>
+            <w:hideMark/>
+          </w:tcPr>
+          <w:p>
+            <w:pPr>
+              <w:jc w:val="both"/>
+              <w:rPr>
+                <w:b/>
+              </w:rPr>
+            </w:pPr>
+            <w:r>
+              <w:rPr>
+                <w:b/>
+              </w:rPr>
+              <w:t>Student Name</w:t>
+            </w:r>
+          </w:p>
+        </w:tc>
+        <w:tc>
+          <w:tcPr>
+            <w:tcW w:w="4508" w:type="dxa"/>
+            <w:tcBorders>
+              <w:top w:val="single" w:sz="4" w:space="0" w:color="auto"/>
+              <w:left w:val="single" w:sz="4" w:space="0" w:color="auto"/>
+              <w:bottom w:val="single" w:sz="4" w:space="0" w:color="auto"/>
+              <w:right w:val="single" w:sz="4" w:space="0" w:color="auto"/>
+            </w:tcBorders>
+            <w:hideMark/>
+          </w:tcPr>
+          <w:p>
+            <w:pPr>
+              <w:jc w:val="both"/>
+            </w:pPr>
+            <w:r>
+              <w:t>Eoin Fitzsimons</w:t>
+            </w:r>
+          </w:p>
+        </w:tc>
+      </w:tr>
+      <w:tr>
+        <w:tc>
+          <w:tcPr>
+            <w:tcW w:w="4508" w:type="dxa"/>
+            <w:tcBorders>
+              <w:top w:val="single" w:sz="4" w:space="0" w:color="auto"/>
+              <w:left w:val="single" w:sz="4" w:space="0" w:color="auto"/>
+              <w:bottom w:val="single" w:sz="4" w:space="0" w:color="auto"/>
+              <w:right w:val="single" w:sz="4" w:space="0" w:color="auto"/>
+            </w:tcBorders>
+            <w:hideMark/>
+          </w:tcPr>
+          <w:p>
+            <w:pPr>
+              <w:jc w:val="both"/>
+              <w:rPr>
+                <w:b/>
+              </w:rPr>
+            </w:pPr>
+            <w:r>
+              <w:rPr>
+                <w:b/>
+              </w:rPr>
+              <w:t>Student Number</w:t>
+            </w:r>
+          </w:p>
+        </w:tc>
+        <w:tc>
+          <w:tcPr>
+            <w:tcW w:w="4508" w:type="dxa"/>
+            <w:tcBorders>
+              <w:top w:val="single" w:sz="4" w:space="0" w:color="auto"/>
+              <w:left w:val="single" w:sz="4" w:space="0" w:color="auto"/>
+              <w:bottom w:val="single" w:sz="4" w:space="0" w:color="auto"/>
+              <w:right w:val="single" w:sz="4" w:space="0" w:color="auto"/>
+            </w:tcBorders>
+            <w:hideMark/>
+          </w:tcPr>
+          <w:p>
+            <w:pPr>
+              <w:jc w:val="both"/>
+            </w:pPr>
+            <w:r>
+              <w:t>X23151374</w:t>
+            </w:r>
+          </w:p>
+        </w:tc>
+      </w:tr>
+      <w:tr>
+        <w:tc>
+          <w:tcPr>
+            <w:tcW w:w="4508" w:type="dxa"/>
+            <w:tcBorders>
+              <w:top w:val="single" w:sz="4" w:space="0" w:color="auto"/>
+              <w:left w:val="single" w:sz="4" w:space="0" w:color="auto"/>
+              <w:bottom w:val="single" w:sz="4" w:space="0" w:color="auto"/>
+              <w:right w:val="single" w:sz="4" w:space="0" w:color="auto"/>
+            </w:tcBorders>
+            <w:hideMark/>
+          </w:tcPr>
+          <w:p>
+            <w:pPr>
+              <w:jc w:val="both"/>
+              <w:rPr>
+                <w:b/>
+              </w:rPr>
+            </w:pPr>
+            <w:r>
+              <w:rPr>
+                <w:b/>
+              </w:rPr>
+              <w:t>Course</w:t>
+            </w:r>
+          </w:p>
+        </w:tc>
+        <w:tc>
+          <w:tcPr>
+            <w:tcW w:w="4508" w:type="dxa"/>
+            <w:tcBorders>
+              <w:top w:val="single" w:sz="4" w:space="0" w:color="auto"/>
+              <w:left w:val="single" w:sz="4" w:space="0" w:color="auto"/>
+              <w:bottom w:val="single" w:sz="4" w:space="0" w:color="auto"/>
+              <w:right w:val="single" w:sz="4" w:space="0" w:color="auto"/>
+            </w:tcBorders>
+            <w:hideMark/>
+          </w:tcPr>
+          <w:p>
+            <w:pPr>
+              <w:jc w:val="both"/>
+            </w:pPr>
+            <w:r>
+              <w:t>Computing</w:t>
+            </w:r>
+          </w:p>
+        </w:tc>
+      </w:tr>
+      <w:tr>
+        <w:tc>
+          <w:tcPr>
+            <w:tcW w:w="4508" w:type="dxa"/>
+            <w:tcBorders>
+              <w:top w:val="single" w:sz="4" w:space="0" w:color="auto"/>
+              <w:left w:val="single" w:sz="4" w:space="0" w:color="auto"/>
+              <w:bottom w:val="single" w:sz="4" w:space="0" w:color="auto"/>
+              <w:right w:val="single" w:sz="4" w:space="0" w:color="auto"/>
+            </w:tcBorders>
+            <w:hideMark/>
+          </w:tcPr>
+          <w:p>
+            <w:pPr>
+              <w:jc w:val="both"/>
+              <w:rPr>
+                <w:b/>
+              </w:rPr>
+            </w:pPr>
+            <w:r>
+              <w:rPr>
+                <w:b/>
+              </w:rPr>
+              <w:t>Supervisor</w:t>
+            </w:r>
+          </w:p>
+        </w:tc>
+        <w:tc>
+          <w:tcPr>
+            <w:tcW w:w="4508" w:type="dxa"/>
+            <w:tcBorders>
+              <w:top w:val="single" w:sz="4" w:space="0" w:color="auto"/>
+              <w:left w:val="single" w:sz="4" w:space="0" w:color="auto"/>
+              <w:bottom w:val="single" w:sz="4" w:space="0" w:color="auto"/>
+              <w:right w:val="single" w:sz="4" w:space="0" w:color="auto"/>
+            </w:tcBorders>
+            <w:hideMark/>
+          </w:tcPr>
+          <w:p>
+            <w:pPr>
+              <w:jc w:val="both"/>
+            </w:pPr>
+            <w:r>
+              <w:t>Emer Thornbury</w:t>
+            </w:r>
+          </w:p>
+        </w:tc>
+      </w:tr>
+    </w:tbl>
+    <w:p>
+      <w:pPr>
+        <w:ind w:firstLine="720"/>
+        <w:jc w:val="both"/>
+        <w:rPr>
+          <w:sz w:val="20"/>
+          <w:szCs w:val="20"/>
+        </w:rPr>
+      </w:pPr>
+    </w:p>
+    <w:p>
+      <w:r>
+        <w:t>Month: October</w:t>
+      </w:r>
+    </w:p>
+    <w:tbl>
+      <w:tblPr>
+        <w:tblStyle w:val="TableGrid"/>
+        <w:tblW w:w="0" w:type="auto"/>
+        <w:tblLook w:val="04A0" w:firstRow="1" w:lastRow="0" w:firstColumn="1" w:lastColumn="0" w:noHBand="0" w:noVBand="1"/>
+      </w:tblPr>
+      <w:tblGrid>
+        <w:gridCol w:w="4508"/>
+        <w:gridCol w:w="4508"/>
+      </w:tblGrid>
+      <w:tr>
+        <w:trPr>
+          <w:trHeight w:val="2009"/>
+        </w:trPr>
+        <w:tc>
+          <w:tcPr>
+            <w:tcW w:w="9016" w:type="dxa"/>
+            <w:gridSpan w:val="2"/>
+            <w:tcBorders>
+              <w:top w:val="single" w:sz="4" w:space="0" w:color="auto"/>
+              <w:left w:val="single" w:sz="4" w:space="0" w:color="auto"/>
+              <w:bottom w:val="single" w:sz="4" w:space="0" w:color="auto"/>
+              <w:right w:val="single" w:sz="4" w:space="0" w:color="auto"/>
+            </w:tcBorders>
+            <w:hideMark/>
+          </w:tcPr>
+          <w:p>
+            <w:r>
+              <w:t xml:space="preserve">What? </w:t>
+            </w:r>
+          </w:p>
+          <w:p>
+            <w:pPr>
+              <w:jc w:val="both"/>
+            </w:pPr>
+            <w:r>
+              <w:t xml:space="preserve">I started building a Python prototype for my game. I began work on </w:t>
+            </w:r>
+            <w:proofErr w:type="gramStart"/>
+            <w:r>
+              <w:t>the team</w:t>
+            </w:r>
+            <w:proofErr w:type="gramEnd"/>
+            <w:r>
+              <w:t xml:space="preserve"> management, car development, financial management, and the race weekend structure and connected them through a basic Python GUI. The current version is only a prototype. None of the systems are fully finished, and the race simulation is not yet implemented. The main goal was to test ideas and system integration before moving to a more advanced platform.</w:t>
+            </w:r>
+          </w:p>
+        </w:tc>
+      </w:tr>
+      <w:tr>
+        <w:tc>
+          <w:tcPr>
+            <w:tcW w:w="9016" w:type="dxa"/>
+            <w:gridSpan w:val="2"/>
+            <w:tcBorders>
+              <w:top w:val="single" w:sz="4" w:space="0" w:color="auto"/>
+              <w:left w:val="single" w:sz="4" w:space="0" w:color="auto"/>
+              <w:bottom w:val="single" w:sz="4" w:space="0" w:color="auto"/>
+              <w:right w:val="single" w:sz="4" w:space="0" w:color="auto"/>
+            </w:tcBorders>
+            <w:hideMark/>
+          </w:tcPr>
+          <w:p>
+            <w:pPr>
+              <w:jc w:val="both"/>
+              <w:rPr>
+                <w:b/>
+              </w:rPr>
+            </w:pPr>
+            <w:r>
+              <w:rPr>
+                <w:b/>
+              </w:rPr>
+              <w:t xml:space="preserve">So What? </w:t>
+            </w:r>
+          </w:p>
+          <w:p>
+            <w:pPr>
+              <w:jc w:val="both"/>
+            </w:pPr>
+            <w:r>
+              <w:t>The prototype allowed me to experiment with the game’s logic and data flow, and to identify key challenges early. While the Python GUI is functional enough for testing, it is not intended for the final product. My main success was establishing a working foundation for the game’s systems. The biggest challenge is that the project is still at an early stage, with many features incomplete or missing.</w:t>
+            </w:r>
+          </w:p>
+        </w:tc>
+      </w:tr>
+      <w:tr>
+        <w:tc>
+          <w:tcPr>
+            <w:tcW w:w="9016" w:type="dxa"/>
+            <w:gridSpan w:val="2"/>
+            <w:tcBorders>
+              <w:top w:val="single" w:sz="4" w:space="0" w:color="auto"/>
+              <w:left w:val="single" w:sz="4" w:space="0" w:color="auto"/>
+              <w:bottom w:val="single" w:sz="4" w:space="0" w:color="auto"/>
+              <w:right w:val="single" w:sz="4" w:space="0" w:color="auto"/>
+            </w:tcBorders>
+            <w:hideMark/>
+          </w:tcPr>
+          <w:p>
+            <w:pPr>
+              <w:jc w:val="both"/>
+              <w:rPr>
+                <w:b/>
+              </w:rPr>
+            </w:pPr>
+            <w:r>
+              <w:rPr>
+                <w:b/>
+              </w:rPr>
+              <w:t xml:space="preserve">Now What? </w:t>
+            </w:r>
+          </w:p>
+          <w:p>
+            <w:pPr>
+              <w:jc w:val="both"/>
+            </w:pPr>
+            <w:r>
+              <w:t>Continue developing and refining the core systems in Python until the logic is solid.</w:t>
+            </w:r>
+          </w:p>
+          <w:p>
+            <w:pPr>
+              <w:jc w:val="both"/>
+            </w:pPr>
+            <w:r>
+              <w:t>Use the Python prototype as a reference and testing ground for gameplay mechanics.</w:t>
+            </w:r>
+          </w:p>
+          <w:p>
+            <w:pPr>
+              <w:jc w:val="both"/>
+            </w:pPr>
+            <w:r>
+              <w:t>Focus on implementing a real race simulation and improving system completeness before porting to Unity.</w:t>
+            </w:r>
+          </w:p>
+        </w:tc>
+      </w:tr>
+      <w:tr>
+        <w:tc>
+          <w:tcPr>
+            <w:tcW w:w="4508" w:type="dxa"/>
+            <w:tcBorders>
+              <w:top w:val="single" w:sz="4" w:space="0" w:color="auto"/>
+              <w:left w:val="single" w:sz="4" w:space="0" w:color="auto"/>
+              <w:bottom w:val="single" w:sz="4" w:space="0" w:color="auto"/>
+              <w:right w:val="single" w:sz="4" w:space="0" w:color="auto"/>
+            </w:tcBorders>
+            <w:hideMark/>
+          </w:tcPr>
+          <w:p>
+            <w:pPr>
+              <w:jc w:val="both"/>
+              <w:rPr>
+                <w:b/>
+              </w:rPr>
+            </w:pPr>
+            <w:r>
+              <w:rPr>
+                <w:b/>
+              </w:rPr>
+              <w:t>Student Signature</w:t>
+            </w:r>
+          </w:p>
+        </w:tc>
+        <w:tc>
+          <w:tcPr>
+            <w:tcW w:w="4508" w:type="dxa"/>
+            <w:tcBorders>
+              <w:top w:val="single" w:sz="4" w:space="0" w:color="auto"/>
+              <w:left w:val="single" w:sz="4" w:space="0" w:color="auto"/>
+              <w:bottom w:val="single" w:sz="4" w:space="0" w:color="auto"/>
+              <w:right w:val="single" w:sz="4" w:space="0" w:color="auto"/>
+            </w:tcBorders>
+            <w:hideMark/>
+          </w:tcPr>
+          <w:p>
+            <w:pPr>
+              <w:jc w:val="both"/>
+            </w:pPr>
+            <w:r>
+              <w:t>Eoin Fitzsimons</w:t>
+            </w:r>
+          </w:p>
+        </w:tc>
+      </w:tr>
+    </w:tbl>
+    <w:p>
+      <w:pPr>
+        <w:rPr>
+          <w:sz w:val="20"/>
+          <w:szCs w:val="20"/>
+        </w:rPr>
+      </w:pPr>
+    </w:p>
+    <w:p>
+      <w:pPr>
+        <w:pBdr>
+          <w:top w:val="single" w:sz="4" w:space="1" w:color="auto"/>
+          <w:left w:val="single" w:sz="4" w:space="4" w:color="auto"/>
+          <w:bottom w:val="single" w:sz="4" w:space="1" w:color="auto"/>
+          <w:right w:val="single" w:sz="4" w:space="4" w:color="auto"/>
+        </w:pBdr>
+        <w:shd w:val="clear" w:color="auto" w:fill="F1FCFF" w:themeFill="accent1" w:themeFillTint="33"/>
+        <w:jc w:val="both"/>
+        <w:rPr>
+          <w:b/>
+        </w:rPr>
+      </w:pPr>
+      <w:r>
+        <w:rPr>
+          <w:b/>
+        </w:rPr>
+        <w:t xml:space="preserve">Supervision &amp; Reflection Template </w:t>
+      </w:r>
+    </w:p>
+    <w:tbl>
+      <w:tblPr>
+        <w:tblStyle w:val="TableGrid"/>
+        <w:tblW w:w="0" w:type="auto"/>
+        <w:tblLook w:val="04A0" w:firstRow="1" w:lastRow="0" w:firstColumn="1" w:lastColumn="0" w:noHBand="0" w:noVBand="1"/>
+      </w:tblPr>
+      <w:tblGrid>
+        <w:gridCol w:w="4508"/>
+        <w:gridCol w:w="4508"/>
+      </w:tblGrid>
+      <w:tr>
+        <w:tc>
+          <w:tcPr>
+            <w:tcW w:w="4508" w:type="dxa"/>
+            <w:tcBorders>
+              <w:top w:val="single" w:sz="4" w:space="0" w:color="auto"/>
+              <w:left w:val="single" w:sz="4" w:space="0" w:color="auto"/>
+              <w:bottom w:val="single" w:sz="4" w:space="0" w:color="auto"/>
+              <w:right w:val="single" w:sz="4" w:space="0" w:color="auto"/>
+            </w:tcBorders>
+            <w:hideMark/>
+          </w:tcPr>
+          <w:p>
+            <w:pPr>
+              <w:jc w:val="both"/>
+              <w:rPr>
+                <w:b/>
+              </w:rPr>
+            </w:pPr>
+            <w:r>
+              <w:rPr>
+                <w:b/>
+              </w:rPr>
+              <w:t>Student Name</w:t>
+            </w:r>
+          </w:p>
+        </w:tc>
+        <w:tc>
+          <w:tcPr>
+            <w:tcW w:w="4508" w:type="dxa"/>
+            <w:tcBorders>
+              <w:top w:val="single" w:sz="4" w:space="0" w:color="auto"/>
+              <w:left w:val="single" w:sz="4" w:space="0" w:color="auto"/>
+              <w:bottom w:val="single" w:sz="4" w:space="0" w:color="auto"/>
+              <w:right w:val="single" w:sz="4" w:space="0" w:color="auto"/>
+            </w:tcBorders>
+            <w:hideMark/>
+          </w:tcPr>
+          <w:p>
+            <w:pPr>
+              <w:jc w:val="both"/>
+            </w:pPr>
+            <w:r>
+              <w:t>Eoin</w:t>
+            </w:r>
+          </w:p>
+        </w:tc>
+      </w:tr>
+      <w:tr>
+        <w:tc>
+          <w:tcPr>
+            <w:tcW w:w="4508" w:type="dxa"/>
+            <w:tcBorders>
+              <w:top w:val="single" w:sz="4" w:space="0" w:color="auto"/>
+              <w:left w:val="single" w:sz="4" w:space="0" w:color="auto"/>
+              <w:bottom w:val="single" w:sz="4" w:space="0" w:color="auto"/>
+              <w:right w:val="single" w:sz="4" w:space="0" w:color="auto"/>
+            </w:tcBorders>
+            <w:hideMark/>
+          </w:tcPr>
+          <w:p>
+            <w:pPr>
+              <w:jc w:val="both"/>
+              <w:rPr>
+                <w:b/>
+              </w:rPr>
+            </w:pPr>
+            <w:r>
+              <w:rPr>
+                <w:b/>
+              </w:rPr>
+              <w:t>Student Number</w:t>
+            </w:r>
+          </w:p>
+        </w:tc>
+        <w:tc>
+          <w:tcPr>
+            <w:tcW w:w="4508" w:type="dxa"/>
+            <w:tcBorders>
+              <w:top w:val="single" w:sz="4" w:space="0" w:color="auto"/>
+              <w:left w:val="single" w:sz="4" w:space="0" w:color="auto"/>
+              <w:bottom w:val="single" w:sz="4" w:space="0" w:color="auto"/>
+              <w:right w:val="single" w:sz="4" w:space="0" w:color="auto"/>
+            </w:tcBorders>
+            <w:hideMark/>
+          </w:tcPr>
+          <w:p>
+            <w:pPr>
+              <w:jc w:val="both"/>
+            </w:pPr>
+            <w:r>
+              <w:t>X23151374</w:t>
+            </w:r>
+          </w:p>
+        </w:tc>
+      </w:tr>
+      <w:tr>
+        <w:tc>
+          <w:tcPr>
+            <w:tcW w:w="4508" w:type="dxa"/>
+            <w:tcBorders>
+              <w:top w:val="single" w:sz="4" w:space="0" w:color="auto"/>
+              <w:left w:val="single" w:sz="4" w:space="0" w:color="auto"/>
+              <w:bottom w:val="single" w:sz="4" w:space="0" w:color="auto"/>
+              <w:right w:val="single" w:sz="4" w:space="0" w:color="auto"/>
+            </w:tcBorders>
+            <w:hideMark/>
+          </w:tcPr>
+          <w:p>
+            <w:pPr>
+              <w:jc w:val="both"/>
+              <w:rPr>
+                <w:b/>
+              </w:rPr>
+            </w:pPr>
+            <w:r>
+              <w:rPr>
+                <w:b/>
+              </w:rPr>
+              <w:t>Course</w:t>
+            </w:r>
+          </w:p>
+        </w:tc>
+        <w:tc>
+          <w:tcPr>
+            <w:tcW w:w="4508" w:type="dxa"/>
+            <w:tcBorders>
+              <w:top w:val="single" w:sz="4" w:space="0" w:color="auto"/>
+              <w:left w:val="single" w:sz="4" w:space="0" w:color="auto"/>
+              <w:bottom w:val="single" w:sz="4" w:space="0" w:color="auto"/>
+              <w:right w:val="single" w:sz="4" w:space="0" w:color="auto"/>
+            </w:tcBorders>
+            <w:hideMark/>
+          </w:tcPr>
+          <w:p>
+            <w:pPr>
+              <w:jc w:val="both"/>
+            </w:pPr>
+            <w:r>
+              <w:t>Computing</w:t>
+            </w:r>
+          </w:p>
+        </w:tc>
+      </w:tr>
+      <w:tr>
+        <w:tc>
+          <w:tcPr>
+            <w:tcW w:w="4508" w:type="dxa"/>
+            <w:tcBorders>
+              <w:top w:val="single" w:sz="4" w:space="0" w:color="auto"/>
+              <w:left w:val="single" w:sz="4" w:space="0" w:color="auto"/>
+              <w:bottom w:val="single" w:sz="4" w:space="0" w:color="auto"/>
+              <w:right w:val="single" w:sz="4" w:space="0" w:color="auto"/>
+            </w:tcBorders>
+            <w:hideMark/>
+          </w:tcPr>
+          <w:p>
+            <w:pPr>
+              <w:jc w:val="both"/>
+              <w:rPr>
+                <w:b/>
+              </w:rPr>
+            </w:pPr>
+            <w:r>
+              <w:rPr>
+                <w:b/>
+              </w:rPr>
+              <w:t>Supervisor</w:t>
+            </w:r>
+          </w:p>
+        </w:tc>
+        <w:tc>
+          <w:tcPr>
+            <w:tcW w:w="4508" w:type="dxa"/>
+            <w:tcBorders>
+              <w:top w:val="single" w:sz="4" w:space="0" w:color="auto"/>
+              <w:left w:val="single" w:sz="4" w:space="0" w:color="auto"/>
+              <w:bottom w:val="single" w:sz="4" w:space="0" w:color="auto"/>
+              <w:right w:val="single" w:sz="4" w:space="0" w:color="auto"/>
+            </w:tcBorders>
+          </w:tcPr>
+          <w:p>
+            <w:pPr>
+              <w:suppressAutoHyphens/>
+              <w:jc w:val="both"/>
+            </w:pPr>
+          </w:p>
+        </w:tc>
+      </w:tr>
+    </w:tbl>
+    <w:p>
+      <w:pPr>
+        <w:ind w:firstLine="720"/>
+        <w:jc w:val="both"/>
+        <w:rPr>
+          <w:sz w:val="20"/>
+          <w:szCs w:val="20"/>
+        </w:rPr>
+      </w:pPr>
+    </w:p>
+    <w:p>
+      <w:pPr>
+        <w:jc w:val="both"/>
+        <w:rPr>
+          <w:b/>
+        </w:rPr>
+      </w:pPr>
+      <w:r>
+        <w:rPr>
+          <w:b/>
+        </w:rPr>
+        <w:t>Month: November</w:t>
+      </w:r>
+    </w:p>
+    <w:tbl>
+      <w:tblPr>
+        <w:tblStyle w:val="TableGrid"/>
+        <w:tblW w:w="0" w:type="auto"/>
+        <w:tblLook w:val="04A0" w:firstRow="1" w:lastRow="0" w:firstColumn="1" w:lastColumn="0" w:noHBand="0" w:noVBand="1"/>
+      </w:tblPr>
+      <w:tblGrid>
+        <w:gridCol w:w="4508"/>
+        <w:gridCol w:w="4508"/>
+      </w:tblGrid>
+      <w:tr>
+        <w:trPr>
+          <w:trHeight w:val="2009"/>
+        </w:trPr>
+        <w:tc>
+          <w:tcPr>
+            <w:tcW w:w="9016" w:type="dxa"/>
+            <w:gridSpan w:val="2"/>
+            <w:tcBorders>
+              <w:top w:val="single" w:sz="4" w:space="0" w:color="auto"/>
+              <w:left w:val="single" w:sz="4" w:space="0" w:color="auto"/>
+              <w:bottom w:val="single" w:sz="4" w:space="0" w:color="auto"/>
+              <w:right w:val="single" w:sz="4" w:space="0" w:color="auto"/>
+            </w:tcBorders>
+            <w:hideMark/>
+          </w:tcPr>
+          <w:p>
+            <w:pPr>
+              <w:jc w:val="both"/>
+            </w:pPr>
+            <w:r>
+              <w:rPr>
+                <w:b/>
+              </w:rPr>
+              <w:t>What</w:t>
+            </w:r>
+            <w:r>
+              <w:t xml:space="preserve">? </w:t>
+            </w:r>
+          </w:p>
+          <w:p>
+            <w:pPr>
+              <w:jc w:val="both"/>
+            </w:pPr>
+            <w:r>
+              <w:t xml:space="preserve">Reflect on what </w:t>
+            </w:r>
+            <w:proofErr w:type="gramStart"/>
+            <w:r>
+              <w:t>has happened</w:t>
+            </w:r>
+            <w:proofErr w:type="gramEnd"/>
+            <w:r>
+              <w:t xml:space="preserve"> in your project this month?</w:t>
+            </w:r>
+          </w:p>
+          <w:p>
+            <w:pPr>
+              <w:jc w:val="both"/>
+            </w:pPr>
+            <w:r>
+              <w:t>took a break to work on other assignments</w:t>
+            </w:r>
+          </w:p>
+          <w:p>
+            <w:pPr>
+              <w:jc w:val="both"/>
+            </w:pPr>
+            <w:r>
+              <w:t xml:space="preserve">proposal, CRUD use cases, and feature priority </w:t>
+            </w:r>
+          </w:p>
+          <w:p>
+            <w:pPr>
+              <w:jc w:val="both"/>
+            </w:pPr>
+            <w:proofErr w:type="gramStart"/>
+            <w:r>
+              <w:t>mostly</w:t>
+            </w:r>
+            <w:proofErr w:type="gramEnd"/>
+            <w:r>
+              <w:t xml:space="preserve"> planning stuff</w:t>
+            </w:r>
+          </w:p>
+        </w:tc>
+      </w:tr>
+      <w:tr>
+        <w:tc>
+          <w:tcPr>
+            <w:tcW w:w="9016" w:type="dxa"/>
+            <w:gridSpan w:val="2"/>
+            <w:tcBorders>
+              <w:top w:val="single" w:sz="4" w:space="0" w:color="auto"/>
+              <w:left w:val="single" w:sz="4" w:space="0" w:color="auto"/>
+              <w:bottom w:val="single" w:sz="4" w:space="0" w:color="auto"/>
+              <w:right w:val="single" w:sz="4" w:space="0" w:color="auto"/>
+            </w:tcBorders>
+            <w:hideMark/>
+          </w:tcPr>
+          <w:p>
+            <w:pPr>
+              <w:jc w:val="both"/>
+              <w:rPr>
+                <w:b/>
+              </w:rPr>
+            </w:pPr>
+            <w:r>
+              <w:rPr>
+                <w:b/>
+              </w:rPr>
+              <w:t xml:space="preserve">So What? </w:t>
+            </w:r>
+          </w:p>
+          <w:p>
+            <w:pPr>
+              <w:jc w:val="both"/>
+            </w:pPr>
+            <w:r>
+              <w:t xml:space="preserve">Consider what that meant for your project progress.  What were your successes? What challenges </w:t>
+            </w:r>
+            <w:proofErr w:type="gramStart"/>
+            <w:r>
+              <w:t>still remain</w:t>
+            </w:r>
+            <w:proofErr w:type="gramEnd"/>
+            <w:r>
+              <w:t xml:space="preserve">? </w:t>
+            </w:r>
+          </w:p>
+          <w:p>
+            <w:pPr>
+              <w:jc w:val="both"/>
+            </w:pPr>
+            <w:proofErr w:type="gramStart"/>
+            <w:r>
+              <w:lastRenderedPageBreak/>
+              <w:t>Certainly</w:t>
+            </w:r>
+            <w:proofErr w:type="gramEnd"/>
+            <w:r>
+              <w:t xml:space="preserve"> helped give a direction with use cases and priorities, </w:t>
+            </w:r>
+            <w:proofErr w:type="spellStart"/>
+            <w:r>
+              <w:t>realised</w:t>
+            </w:r>
+            <w:proofErr w:type="spellEnd"/>
+            <w:r>
+              <w:t xml:space="preserve"> initial proposal was just plain stupid, overly ambitious, and unrealistic for a college project.</w:t>
+            </w:r>
+          </w:p>
+        </w:tc>
+      </w:tr>
+      <w:tr>
+        <w:tc>
+          <w:tcPr>
+            <w:tcW w:w="9016" w:type="dxa"/>
+            <w:gridSpan w:val="2"/>
+            <w:tcBorders>
+              <w:top w:val="single" w:sz="4" w:space="0" w:color="auto"/>
+              <w:left w:val="single" w:sz="4" w:space="0" w:color="auto"/>
+              <w:bottom w:val="single" w:sz="4" w:space="0" w:color="auto"/>
+              <w:right w:val="single" w:sz="4" w:space="0" w:color="auto"/>
+            </w:tcBorders>
+            <w:hideMark/>
+          </w:tcPr>
+          <w:p>
+            <w:pPr>
+              <w:jc w:val="both"/>
+              <w:rPr>
+                <w:b/>
+              </w:rPr>
+            </w:pPr>
+            <w:r>
+              <w:rPr>
+                <w:b/>
+              </w:rPr>
+              <w:t xml:space="preserve">Now What? </w:t>
+            </w:r>
+          </w:p>
+          <w:p>
+            <w:pPr>
+              <w:jc w:val="both"/>
+            </w:pPr>
+            <w:r>
+              <w:t xml:space="preserve">What can you do to address outstanding challenges? </w:t>
+            </w:r>
+          </w:p>
+          <w:p>
+            <w:pPr>
+              <w:jc w:val="both"/>
+            </w:pPr>
+            <w:r>
+              <w:t>Get started on coding around use cases</w:t>
+            </w:r>
+          </w:p>
+        </w:tc>
+      </w:tr>
+      <w:tr>
+        <w:tc>
+          <w:tcPr>
+            <w:tcW w:w="4508" w:type="dxa"/>
+            <w:tcBorders>
+              <w:top w:val="single" w:sz="4" w:space="0" w:color="auto"/>
+              <w:left w:val="single" w:sz="4" w:space="0" w:color="auto"/>
+              <w:bottom w:val="single" w:sz="4" w:space="0" w:color="auto"/>
+              <w:right w:val="single" w:sz="4" w:space="0" w:color="auto"/>
+            </w:tcBorders>
+            <w:hideMark/>
+          </w:tcPr>
+          <w:p>
+            <w:pPr>
+              <w:jc w:val="both"/>
+              <w:rPr>
+                <w:b/>
+              </w:rPr>
+            </w:pPr>
+            <w:r>
+              <w:rPr>
+                <w:b/>
+              </w:rPr>
+              <w:t>Student Signature</w:t>
+            </w:r>
+          </w:p>
+        </w:tc>
+        <w:tc>
+          <w:tcPr>
+            <w:tcW w:w="4508" w:type="dxa"/>
+            <w:tcBorders>
+              <w:top w:val="single" w:sz="4" w:space="0" w:color="auto"/>
+              <w:left w:val="single" w:sz="4" w:space="0" w:color="auto"/>
+              <w:bottom w:val="single" w:sz="4" w:space="0" w:color="auto"/>
+              <w:right w:val="single" w:sz="4" w:space="0" w:color="auto"/>
+            </w:tcBorders>
+          </w:tcPr>
+          <w:p>
+            <w:pPr>
+              <w:suppressAutoHyphens/>
+              <w:jc w:val="both"/>
+            </w:pPr>
+          </w:p>
+        </w:tc>
+      </w:tr>
+    </w:tbl>
+    <w:p>
+      <w:pPr>
+        <w:rPr>
+          <w:sz w:val="20"/>
+          <w:szCs w:val="20"/>
+        </w:rPr>
+      </w:pPr>
+    </w:p>
+    <w:p>
+      <w:pPr>
+        <w:spacing w:line="276" w:lineRule="auto"/>
+      </w:pPr>
+      <w:r>
+        <w:rPr>
+          <w:b/>
+        </w:rPr>
+        <w:t xml:space="preserve">Supervision &amp; Reflection Template </w:t>
+      </w:r>
+    </w:p>
+    <w:tbl>
+      <w:tblPr>
+        <w:tblStyle w:val="TableGrid"/>
+        <w:tblW w:w="0" w:type="auto"/>
+        <w:tblLook w:val="04A0" w:firstRow="1" w:lastRow="0" w:firstColumn="1" w:lastColumn="0" w:noHBand="0" w:noVBand="1"/>
+      </w:tblPr>
+      <w:tblGrid>
+        <w:gridCol w:w="4508"/>
+        <w:gridCol w:w="4508"/>
+      </w:tblGrid>
+      <w:tr>
+        <w:tc>
+          <w:tcPr>
+            <w:tcW w:w="4508" w:type="dxa"/>
+            <w:tcBorders>
+              <w:top w:val="single" w:sz="4" w:space="0" w:color="auto"/>
+              <w:left w:val="single" w:sz="4" w:space="0" w:color="auto"/>
+              <w:bottom w:val="single" w:sz="4" w:space="0" w:color="auto"/>
+              <w:right w:val="single" w:sz="4" w:space="0" w:color="auto"/>
+            </w:tcBorders>
+            <w:hideMark/>
+          </w:tcPr>
+          <w:p>
+            <w:pPr>
+              <w:jc w:val="both"/>
+              <w:rPr>
+                <w:b/>
+              </w:rPr>
+            </w:pPr>
+            <w:r>
+              <w:rPr>
+                <w:b/>
+              </w:rPr>
+              <w:t>Student Name</w:t>
+            </w:r>
+          </w:p>
+        </w:tc>
+        <w:tc>
+          <w:tcPr>
+            <w:tcW w:w="4508" w:type="dxa"/>
+            <w:tcBorders>
+              <w:top w:val="single" w:sz="4" w:space="0" w:color="auto"/>
+              <w:left w:val="single" w:sz="4" w:space="0" w:color="auto"/>
+              <w:bottom w:val="single" w:sz="4" w:space="0" w:color="auto"/>
+              <w:right w:val="single" w:sz="4" w:space="0" w:color="auto"/>
+            </w:tcBorders>
+            <w:hideMark/>
+          </w:tcPr>
+          <w:p>
+            <w:pPr>
+              <w:jc w:val="both"/>
+            </w:pPr>
+            <w:r>
+              <w:t>Eoin</w:t>
+            </w:r>
+          </w:p>
+        </w:tc>
+      </w:tr>
+      <w:tr>
+        <w:tc>
+          <w:tcPr>
+            <w:tcW w:w="4508" w:type="dxa"/>
+            <w:tcBorders>
+              <w:top w:val="single" w:sz="4" w:space="0" w:color="auto"/>
+              <w:left w:val="single" w:sz="4" w:space="0" w:color="auto"/>
+              <w:bottom w:val="single" w:sz="4" w:space="0" w:color="auto"/>
+              <w:right w:val="single" w:sz="4" w:space="0" w:color="auto"/>
+            </w:tcBorders>
+            <w:hideMark/>
+          </w:tcPr>
+          <w:p>
+            <w:pPr>
+              <w:jc w:val="both"/>
+              <w:rPr>
+                <w:b/>
+              </w:rPr>
+            </w:pPr>
+            <w:r>
+              <w:rPr>
+                <w:b/>
+              </w:rPr>
+              <w:t>Student Number</w:t>
+            </w:r>
+          </w:p>
+        </w:tc>
+        <w:tc>
+          <w:tcPr>
+            <w:tcW w:w="4508" w:type="dxa"/>
+            <w:tcBorders>
+              <w:top w:val="single" w:sz="4" w:space="0" w:color="auto"/>
+              <w:left w:val="single" w:sz="4" w:space="0" w:color="auto"/>
+              <w:bottom w:val="single" w:sz="4" w:space="0" w:color="auto"/>
+              <w:right w:val="single" w:sz="4" w:space="0" w:color="auto"/>
+            </w:tcBorders>
+            <w:hideMark/>
+          </w:tcPr>
+          <w:p>
+            <w:pPr>
+              <w:jc w:val="both"/>
+            </w:pPr>
+            <w:r>
+              <w:t>X23151374</w:t>
+            </w:r>
+          </w:p>
+        </w:tc>
+      </w:tr>
+      <w:tr>
+        <w:tc>
+          <w:tcPr>
+            <w:tcW w:w="4508" w:type="dxa"/>
+            <w:tcBorders>
+              <w:top w:val="single" w:sz="4" w:space="0" w:color="auto"/>
+              <w:left w:val="single" w:sz="4" w:space="0" w:color="auto"/>
+              <w:bottom w:val="single" w:sz="4" w:space="0" w:color="auto"/>
+              <w:right w:val="single" w:sz="4" w:space="0" w:color="auto"/>
+            </w:tcBorders>
+            <w:hideMark/>
+          </w:tcPr>
+          <w:p>
+            <w:pPr>
+              <w:jc w:val="both"/>
+              <w:rPr>
+                <w:b/>
+              </w:rPr>
+            </w:pPr>
+            <w:r>
+              <w:rPr>
+                <w:b/>
+              </w:rPr>
+              <w:t>Course</w:t>
+            </w:r>
+          </w:p>
+        </w:tc>
+        <w:tc>
+          <w:tcPr>
+            <w:tcW w:w="4508" w:type="dxa"/>
+            <w:tcBorders>
+              <w:top w:val="single" w:sz="4" w:space="0" w:color="auto"/>
+              <w:left w:val="single" w:sz="4" w:space="0" w:color="auto"/>
+              <w:bottom w:val="single" w:sz="4" w:space="0" w:color="auto"/>
+              <w:right w:val="single" w:sz="4" w:space="0" w:color="auto"/>
+            </w:tcBorders>
+            <w:hideMark/>
+          </w:tcPr>
+          <w:p>
+            <w:pPr>
+              <w:jc w:val="both"/>
+            </w:pPr>
+            <w:r>
+              <w:t>Computing</w:t>
+            </w:r>
+          </w:p>
+        </w:tc>
+      </w:tr>
+      <w:tr>
+        <w:tc>
+          <w:tcPr>
+            <w:tcW w:w="4508" w:type="dxa"/>
+            <w:tcBorders>
+              <w:top w:val="single" w:sz="4" w:space="0" w:color="auto"/>
+              <w:left w:val="single" w:sz="4" w:space="0" w:color="auto"/>
+              <w:bottom w:val="single" w:sz="4" w:space="0" w:color="auto"/>
+              <w:right w:val="single" w:sz="4" w:space="0" w:color="auto"/>
+            </w:tcBorders>
+            <w:hideMark/>
+          </w:tcPr>
+          <w:p>
+            <w:pPr>
+              <w:jc w:val="both"/>
+              <w:rPr>
+                <w:b/>
+              </w:rPr>
+            </w:pPr>
+            <w:r>
+              <w:rPr>
+                <w:b/>
+              </w:rPr>
+              <w:t>Supervisor</w:t>
+            </w:r>
+          </w:p>
+        </w:tc>
+        <w:tc>
+          <w:tcPr>
+            <w:tcW w:w="4508" w:type="dxa"/>
+            <w:tcBorders>
+              <w:top w:val="single" w:sz="4" w:space="0" w:color="auto"/>
+              <w:left w:val="single" w:sz="4" w:space="0" w:color="auto"/>
+              <w:bottom w:val="single" w:sz="4" w:space="0" w:color="auto"/>
+              <w:right w:val="single" w:sz="4" w:space="0" w:color="auto"/>
+            </w:tcBorders>
+          </w:tcPr>
+          <w:p>
+            <w:pPr>
+              <w:suppressAutoHyphens/>
+              <w:jc w:val="both"/>
+            </w:pPr>
+          </w:p>
+        </w:tc>
+      </w:tr>
+    </w:tbl>
+    <w:p>
+      <w:pPr>
+        <w:ind w:firstLine="720"/>
+        <w:jc w:val="both"/>
+        <w:rPr>
+          <w:sz w:val="20"/>
+          <w:szCs w:val="20"/>
+        </w:rPr>
+      </w:pPr>
+    </w:p>
+    <w:p>
+      <w:pPr>
+        <w:jc w:val="both"/>
+        <w:rPr>
+          <w:b/>
+        </w:rPr>
+      </w:pPr>
+      <w:r>
+        <w:rPr>
+          <w:b/>
+        </w:rPr>
+        <w:t>Month: December</w:t>
+      </w:r>
+    </w:p>
+    <w:tbl>
+      <w:tblPr>
+        <w:tblStyle w:val="TableGrid"/>
+        <w:tblW w:w="0" w:type="auto"/>
+        <w:tblLook w:val="04A0" w:firstRow="1" w:lastRow="0" w:firstColumn="1" w:lastColumn="0" w:noHBand="0" w:noVBand="1"/>
+      </w:tblPr>
+      <w:tblGrid>
+        <w:gridCol w:w="4508"/>
+        <w:gridCol w:w="4508"/>
+      </w:tblGrid>
+      <w:tr>
+        <w:trPr>
+          <w:trHeight w:val="2009"/>
+        </w:trPr>
+        <w:tc>
+          <w:tcPr>
+            <w:tcW w:w="9016" w:type="dxa"/>
+            <w:gridSpan w:val="2"/>
+            <w:tcBorders>
+              <w:top w:val="single" w:sz="4" w:space="0" w:color="auto"/>
+              <w:left w:val="single" w:sz="4" w:space="0" w:color="auto"/>
+              <w:bottom w:val="single" w:sz="4" w:space="0" w:color="auto"/>
+              <w:right w:val="single" w:sz="4" w:space="0" w:color="auto"/>
+            </w:tcBorders>
+            <w:hideMark/>
+          </w:tcPr>
+          <w:p>
+            <w:pPr>
+              <w:jc w:val="both"/>
+            </w:pPr>
+            <w:r>
+              <w:rPr>
+                <w:b/>
+              </w:rPr>
+              <w:t>What</w:t>
+            </w:r>
+            <w:r>
+              <w:t xml:space="preserve">? </w:t>
+            </w:r>
+          </w:p>
+          <w:p>
+            <w:pPr>
+              <w:jc w:val="both"/>
+            </w:pPr>
+            <w:r>
+              <w:t xml:space="preserve">Reflect on what </w:t>
+            </w:r>
+            <w:proofErr w:type="gramStart"/>
+            <w:r>
+              <w:t>has happened</w:t>
+            </w:r>
+            <w:proofErr w:type="gramEnd"/>
+            <w:r>
+              <w:t xml:space="preserve"> in your project this month?</w:t>
+            </w:r>
+          </w:p>
+          <w:p>
+            <w:r>
+              <w:t>Built the real-time agent engine and connected it to the GUI.</w:t>
+            </w:r>
+          </w:p>
+          <w:p>
+            <w:r>
+              <w:t>Fixed a set of code warnings and cleaned up some function signatures.</w:t>
+            </w:r>
+          </w:p>
+          <w:p>
+            <w:r>
+              <w:t>Ran tests (quick checks and longer validation).</w:t>
+            </w:r>
+          </w:p>
+        </w:tc>
+      </w:tr>
+      <w:tr>
+        <w:tc>
+          <w:tcPr>
+            <w:tcW w:w="9016" w:type="dxa"/>
+            <w:gridSpan w:val="2"/>
+            <w:tcBorders>
+              <w:top w:val="single" w:sz="4" w:space="0" w:color="auto"/>
+              <w:left w:val="single" w:sz="4" w:space="0" w:color="auto"/>
+              <w:bottom w:val="single" w:sz="4" w:space="0" w:color="auto"/>
+              <w:right w:val="single" w:sz="4" w:space="0" w:color="auto"/>
+            </w:tcBorders>
+            <w:hideMark/>
+          </w:tcPr>
+          <w:p>
+            <w:pPr>
+              <w:jc w:val="both"/>
+              <w:rPr>
+                <w:b/>
+              </w:rPr>
+            </w:pPr>
+            <w:r>
+              <w:rPr>
+                <w:b/>
+              </w:rPr>
+              <w:t xml:space="preserve">So What? </w:t>
+            </w:r>
+          </w:p>
+          <w:p>
+            <w:pPr>
+              <w:jc w:val="both"/>
+            </w:pPr>
+            <w:r>
+              <w:t xml:space="preserve">Consider what that meant for your project progress.  What were your successes? What challenges </w:t>
+            </w:r>
+            <w:proofErr w:type="gramStart"/>
+            <w:r>
+              <w:t>still remain</w:t>
+            </w:r>
+            <w:proofErr w:type="gramEnd"/>
+            <w:r>
+              <w:t xml:space="preserve">? </w:t>
+            </w:r>
+          </w:p>
+          <w:p>
+            <w:r>
+              <w:t>The project now simulates live racing cars move continuously, and agents make per-frame decisions attack/defend/manage</w:t>
+            </w:r>
+          </w:p>
+          <w:p>
+            <w:r>
+              <w:t xml:space="preserve">This change gives </w:t>
+            </w:r>
+            <w:proofErr w:type="gramStart"/>
+            <w:r>
+              <w:t>visible,</w:t>
+            </w:r>
+            <w:proofErr w:type="gramEnd"/>
+            <w:r>
+              <w:t xml:space="preserve"> </w:t>
+            </w:r>
+            <w:proofErr w:type="spellStart"/>
+            <w:r>
+              <w:t>behaviour</w:t>
+            </w:r>
+            <w:proofErr w:type="spellEnd"/>
+            <w:r>
+              <w:t xml:space="preserve"> for demos, but some docs still describe the old Monte Carlo approach.</w:t>
+            </w:r>
+          </w:p>
+          <w:p>
+            <w:r>
+              <w:t>also found balance issues too many DNFs in long races that need tuning.</w:t>
+            </w:r>
+          </w:p>
+        </w:tc>
+      </w:tr>
+      <w:tr>
+        <w:tc>
+          <w:tcPr>
+            <w:tcW w:w="9016" w:type="dxa"/>
+            <w:gridSpan w:val="2"/>
+            <w:tcBorders>
+              <w:top w:val="single" w:sz="4" w:space="0" w:color="auto"/>
+              <w:left w:val="single" w:sz="4" w:space="0" w:color="auto"/>
+              <w:bottom w:val="single" w:sz="4" w:space="0" w:color="auto"/>
+              <w:right w:val="single" w:sz="4" w:space="0" w:color="auto"/>
+            </w:tcBorders>
+            <w:hideMark/>
+          </w:tcPr>
+          <w:p>
+            <w:pPr>
+              <w:jc w:val="both"/>
+              <w:rPr>
+                <w:b/>
+              </w:rPr>
+            </w:pPr>
+            <w:r>
+              <w:rPr>
+                <w:b/>
+              </w:rPr>
+              <w:t xml:space="preserve">Now What? </w:t>
+            </w:r>
+          </w:p>
+          <w:p>
+            <w:pPr>
+              <w:jc w:val="both"/>
+            </w:pPr>
+            <w:r>
+              <w:t xml:space="preserve">What can you do to address outstanding challenges? </w:t>
+            </w:r>
+          </w:p>
+          <w:p>
+            <w:r>
+              <w:t>Rewrite the technical report and proposal to describe the agent-based approach.</w:t>
+            </w:r>
+          </w:p>
+          <w:p>
+            <w:r>
+              <w:t xml:space="preserve">Tune incident parameters to reduce DNFs </w:t>
+            </w:r>
+          </w:p>
+          <w:p>
+            <w:r>
+              <w:t>Run GUI tests and import track data for the midpoint demo.</w:t>
+            </w:r>
+          </w:p>
+        </w:tc>
+      </w:tr>
+      <w:tr>
+        <w:tc>
+          <w:tcPr>
+            <w:tcW w:w="4508" w:type="dxa"/>
+            <w:tcBorders>
+              <w:top w:val="single" w:sz="4" w:space="0" w:color="auto"/>
+              <w:left w:val="single" w:sz="4" w:space="0" w:color="auto"/>
+              <w:bottom w:val="single" w:sz="4" w:space="0" w:color="auto"/>
+              <w:right w:val="single" w:sz="4" w:space="0" w:color="auto"/>
+            </w:tcBorders>
+            <w:hideMark/>
+          </w:tcPr>
+          <w:p>
+            <w:pPr>
+              <w:jc w:val="both"/>
+              <w:rPr>
+                <w:b/>
+              </w:rPr>
+            </w:pPr>
+            <w:r>
+              <w:rPr>
+                <w:b/>
+              </w:rPr>
+              <w:t>Student Signature</w:t>
+            </w:r>
+          </w:p>
+        </w:tc>
+        <w:tc>
+          <w:tcPr>
+            <w:tcW w:w="4508" w:type="dxa"/>
+            <w:tcBorders>
+              <w:top w:val="single" w:sz="4" w:space="0" w:color="auto"/>
+              <w:left w:val="single" w:sz="4" w:space="0" w:color="auto"/>
+              <w:bottom w:val="single" w:sz="4" w:space="0" w:color="auto"/>
+              <w:right w:val="single" w:sz="4" w:space="0" w:color="auto"/>
+            </w:tcBorders>
+          </w:tcPr>
+          <w:p>
+            <w:pPr>
+              <w:suppressAutoHyphens/>
+              <w:jc w:val="both"/>
+            </w:pPr>
+          </w:p>
+        </w:tc>
+      </w:tr>
+    </w:tbl>
+    <w:p/>
     <w:p>
       <w:pPr>
         <w:pStyle w:val="Heading2"/>
       </w:pPr>
-      <w:bookmarkStart w:id="30" w:name="_Toc236031551"/>
-      <w:bookmarkEnd w:id="29"/>
+      <w:bookmarkStart w:id="31" w:name="_Toc236031551"/>
       <w:r>
         <w:t>Other materials used</w:t>
       </w:r>
-      <w:bookmarkEnd w:id="30"/>
+      <w:bookmarkEnd w:id="31"/>
     </w:p>
     <w:p>
       <w:pPr>
@@ -11797,7 +14556,7 @@
       </w:r>
     </w:p>
     <w:sectPr>
-      <w:footerReference w:type="default" r:id="rId29"/>
+      <w:footerReference w:type="default" r:id="rId31"/>
       <w:pgSz w:w="11906" w:h="16838" w:code="9"/>
       <w:pgMar w:top="1440" w:right="1440" w:bottom="1440" w:left="1440" w:header="709" w:footer="709" w:gutter="0"/>
       <w:pgNumType w:start="0"/>
@@ -13360,6 +16119,139 @@
     </w:lvl>
   </w:abstractNum>
   <w:abstractNum w:abstractNumId="16" w15:restartNumberingAfterBreak="0">
+    <w:nsid w:val="48B460ED"/>
+    <w:multiLevelType w:val="multilevel"/>
+    <w:tmpl w:val="7C2AF9A8"/>
+    <w:lvl w:ilvl="0">
+      <w:start w:val="1"/>
+      <w:numFmt w:val="bullet"/>
+      <w:lvlText w:val=""/>
+      <w:lvlJc w:val="left"/>
+      <w:pPr>
+        <w:tabs>
+          <w:tab w:val="num" w:pos="720"/>
+        </w:tabs>
+        <w:ind w:left="720" w:hanging="360"/>
+      </w:pPr>
+      <w:rPr>
+        <w:rFonts w:ascii="Wingdings" w:hAnsi="Wingdings" w:hint="default"/>
+      </w:rPr>
+    </w:lvl>
+    <w:lvl w:ilvl="1">
+      <w:start w:val="1"/>
+      <w:numFmt w:val="bullet"/>
+      <w:lvlText w:val=""/>
+      <w:lvlJc w:val="left"/>
+      <w:pPr>
+        <w:tabs>
+          <w:tab w:val="num" w:pos="1440"/>
+        </w:tabs>
+        <w:ind w:left="1440" w:hanging="360"/>
+      </w:pPr>
+      <w:rPr>
+        <w:rFonts w:ascii="Wingdings" w:hAnsi="Wingdings" w:hint="default"/>
+      </w:rPr>
+    </w:lvl>
+    <w:lvl w:ilvl="2">
+      <w:start w:val="1"/>
+      <w:numFmt w:val="bullet"/>
+      <w:lvlText w:val=""/>
+      <w:lvlJc w:val="left"/>
+      <w:pPr>
+        <w:tabs>
+          <w:tab w:val="num" w:pos="2160"/>
+        </w:tabs>
+        <w:ind w:left="2160" w:hanging="360"/>
+      </w:pPr>
+      <w:rPr>
+        <w:rFonts w:ascii="Wingdings" w:hAnsi="Wingdings" w:hint="default"/>
+      </w:rPr>
+    </w:lvl>
+    <w:lvl w:ilvl="3">
+      <w:start w:val="1"/>
+      <w:numFmt w:val="bullet"/>
+      <w:lvlText w:val=""/>
+      <w:lvlJc w:val="left"/>
+      <w:pPr>
+        <w:tabs>
+          <w:tab w:val="num" w:pos="2880"/>
+        </w:tabs>
+        <w:ind w:left="2880" w:hanging="360"/>
+      </w:pPr>
+      <w:rPr>
+        <w:rFonts w:ascii="Wingdings" w:hAnsi="Wingdings" w:hint="default"/>
+      </w:rPr>
+    </w:lvl>
+    <w:lvl w:ilvl="4">
+      <w:start w:val="1"/>
+      <w:numFmt w:val="bullet"/>
+      <w:lvlText w:val=""/>
+      <w:lvlJc w:val="left"/>
+      <w:pPr>
+        <w:tabs>
+          <w:tab w:val="num" w:pos="3600"/>
+        </w:tabs>
+        <w:ind w:left="3600" w:hanging="360"/>
+      </w:pPr>
+      <w:rPr>
+        <w:rFonts w:ascii="Wingdings" w:hAnsi="Wingdings" w:hint="default"/>
+      </w:rPr>
+    </w:lvl>
+    <w:lvl w:ilvl="5">
+      <w:start w:val="1"/>
+      <w:numFmt w:val="bullet"/>
+      <w:lvlText w:val=""/>
+      <w:lvlJc w:val="left"/>
+      <w:pPr>
+        <w:tabs>
+          <w:tab w:val="num" w:pos="4320"/>
+        </w:tabs>
+        <w:ind w:left="4320" w:hanging="360"/>
+      </w:pPr>
+      <w:rPr>
+        <w:rFonts w:ascii="Wingdings" w:hAnsi="Wingdings" w:hint="default"/>
+      </w:rPr>
+    </w:lvl>
+    <w:lvl w:ilvl="6">
+      <w:start w:val="1"/>
+      <w:numFmt w:val="bullet"/>
+      <w:lvlText w:val=""/>
+      <w:lvlJc w:val="left"/>
+      <w:pPr>
+        <w:tabs>
+          <w:tab w:val="num" w:pos="5040"/>
+        </w:tabs>
+        <w:ind w:left="5040" w:hanging="360"/>
+      </w:pPr>
+      <w:rPr>
+        <w:rFonts w:ascii="Wingdings" w:hAnsi="Wingdings" w:hint="default"/>
+      </w:rPr>
+    </w:lvl>
+    <w:lvl w:ilvl="7">
+      <w:start w:val="1"/>
+      <w:numFmt w:val="bullet"/>
+      <w:lvlText w:val=""/>
+      <w:lvlJc w:val="left"/>
+      <w:pPr>
+        <w:tabs>
+          <w:tab w:val="num" w:pos="5760"/>
+        </w:tabs>
+        <w:ind w:left="5760" w:hanging="360"/>
+      </w:pPr>
+      <w:rPr>
+        <w:rFonts w:ascii="Wingdings" w:hAnsi="Wingdings" w:hint="default"/>
+      </w:rPr>
+    </w:lvl>
+    <w:lvl w:ilvl="8">
+      <w:numFmt w:val="decimal"/>
+      <w:lvlText w:val=""/>
+      <w:lvlJc w:val="left"/>
+      <w:pPr>
+        <w:ind w:left="0" w:firstLine="0"/>
+      </w:pPr>
+    </w:lvl>
+  </w:abstractNum>
+  <w:abstractNum w:abstractNumId="17" w15:restartNumberingAfterBreak="0">
     <w:nsid w:val="49224F5E"/>
     <w:multiLevelType w:val="hybridMultilevel"/>
     <w:tmpl w:val="3EF25212"/>
@@ -13476,7 +16368,7 @@
       </w:pPr>
     </w:lvl>
   </w:abstractNum>
-  <w:abstractNum w:abstractNumId="17" w15:restartNumberingAfterBreak="0">
+  <w:abstractNum w:abstractNumId="18" w15:restartNumberingAfterBreak="0">
     <w:nsid w:val="4D6E4153"/>
     <w:multiLevelType w:val="hybridMultilevel"/>
     <w:tmpl w:val="BDACEDB0"/>
@@ -13562,7 +16454,140 @@
       </w:pPr>
     </w:lvl>
   </w:abstractNum>
-  <w:abstractNum w:abstractNumId="18" w15:restartNumberingAfterBreak="0">
+  <w:abstractNum w:abstractNumId="19" w15:restartNumberingAfterBreak="0">
+    <w:nsid w:val="4F692764"/>
+    <w:multiLevelType w:val="multilevel"/>
+    <w:tmpl w:val="C930DE6A"/>
+    <w:lvl w:ilvl="0">
+      <w:start w:val="1"/>
+      <w:numFmt w:val="bullet"/>
+      <w:lvlText w:val=""/>
+      <w:lvlJc w:val="left"/>
+      <w:pPr>
+        <w:tabs>
+          <w:tab w:val="num" w:pos="720"/>
+        </w:tabs>
+        <w:ind w:left="720" w:hanging="360"/>
+      </w:pPr>
+      <w:rPr>
+        <w:rFonts w:ascii="Wingdings" w:hAnsi="Wingdings" w:hint="default"/>
+      </w:rPr>
+    </w:lvl>
+    <w:lvl w:ilvl="1">
+      <w:start w:val="1"/>
+      <w:numFmt w:val="bullet"/>
+      <w:lvlText w:val=""/>
+      <w:lvlJc w:val="left"/>
+      <w:pPr>
+        <w:tabs>
+          <w:tab w:val="num" w:pos="1440"/>
+        </w:tabs>
+        <w:ind w:left="1440" w:hanging="360"/>
+      </w:pPr>
+      <w:rPr>
+        <w:rFonts w:ascii="Wingdings" w:hAnsi="Wingdings" w:hint="default"/>
+      </w:rPr>
+    </w:lvl>
+    <w:lvl w:ilvl="2">
+      <w:start w:val="1"/>
+      <w:numFmt w:val="bullet"/>
+      <w:lvlText w:val=""/>
+      <w:lvlJc w:val="left"/>
+      <w:pPr>
+        <w:tabs>
+          <w:tab w:val="num" w:pos="2160"/>
+        </w:tabs>
+        <w:ind w:left="2160" w:hanging="360"/>
+      </w:pPr>
+      <w:rPr>
+        <w:rFonts w:ascii="Wingdings" w:hAnsi="Wingdings" w:hint="default"/>
+      </w:rPr>
+    </w:lvl>
+    <w:lvl w:ilvl="3">
+      <w:start w:val="1"/>
+      <w:numFmt w:val="bullet"/>
+      <w:lvlText w:val=""/>
+      <w:lvlJc w:val="left"/>
+      <w:pPr>
+        <w:tabs>
+          <w:tab w:val="num" w:pos="2880"/>
+        </w:tabs>
+        <w:ind w:left="2880" w:hanging="360"/>
+      </w:pPr>
+      <w:rPr>
+        <w:rFonts w:ascii="Wingdings" w:hAnsi="Wingdings" w:hint="default"/>
+      </w:rPr>
+    </w:lvl>
+    <w:lvl w:ilvl="4">
+      <w:start w:val="1"/>
+      <w:numFmt w:val="bullet"/>
+      <w:lvlText w:val=""/>
+      <w:lvlJc w:val="left"/>
+      <w:pPr>
+        <w:tabs>
+          <w:tab w:val="num" w:pos="3600"/>
+        </w:tabs>
+        <w:ind w:left="3600" w:hanging="360"/>
+      </w:pPr>
+      <w:rPr>
+        <w:rFonts w:ascii="Wingdings" w:hAnsi="Wingdings" w:hint="default"/>
+      </w:rPr>
+    </w:lvl>
+    <w:lvl w:ilvl="5">
+      <w:start w:val="1"/>
+      <w:numFmt w:val="bullet"/>
+      <w:lvlText w:val=""/>
+      <w:lvlJc w:val="left"/>
+      <w:pPr>
+        <w:tabs>
+          <w:tab w:val="num" w:pos="4320"/>
+        </w:tabs>
+        <w:ind w:left="4320" w:hanging="360"/>
+      </w:pPr>
+      <w:rPr>
+        <w:rFonts w:ascii="Wingdings" w:hAnsi="Wingdings" w:hint="default"/>
+      </w:rPr>
+    </w:lvl>
+    <w:lvl w:ilvl="6">
+      <w:start w:val="1"/>
+      <w:numFmt w:val="bullet"/>
+      <w:lvlText w:val=""/>
+      <w:lvlJc w:val="left"/>
+      <w:pPr>
+        <w:tabs>
+          <w:tab w:val="num" w:pos="5040"/>
+        </w:tabs>
+        <w:ind w:left="5040" w:hanging="360"/>
+      </w:pPr>
+      <w:rPr>
+        <w:rFonts w:ascii="Wingdings" w:hAnsi="Wingdings" w:hint="default"/>
+      </w:rPr>
+    </w:lvl>
+    <w:lvl w:ilvl="7">
+      <w:start w:val="1"/>
+      <w:numFmt w:val="bullet"/>
+      <w:lvlText w:val=""/>
+      <w:lvlJc w:val="left"/>
+      <w:pPr>
+        <w:tabs>
+          <w:tab w:val="num" w:pos="5760"/>
+        </w:tabs>
+        <w:ind w:left="5760" w:hanging="360"/>
+      </w:pPr>
+      <w:rPr>
+        <w:rFonts w:ascii="Wingdings" w:hAnsi="Wingdings" w:hint="default"/>
+      </w:rPr>
+    </w:lvl>
+    <w:lvl w:ilvl="8">
+      <w:numFmt w:val="decimal"/>
+      <w:lvlText w:val=""/>
+      <w:lvlJc w:val="left"/>
+      <w:pPr>
+        <w:ind w:left="0" w:firstLine="0"/>
+      </w:pPr>
+    </w:lvl>
+  </w:abstractNum>
+  <w:abstractNum w:abstractNumId="20" w15:restartNumberingAfterBreak="0">
     <w:nsid w:val="5470089E"/>
     <w:multiLevelType w:val="multilevel"/>
     <w:tmpl w:val="8EE46A0C"/>
@@ -13711,7 +16736,7 @@
       </w:rPr>
     </w:lvl>
   </w:abstractNum>
-  <w:abstractNum w:abstractNumId="19" w15:restartNumberingAfterBreak="0">
+  <w:abstractNum w:abstractNumId="21" w15:restartNumberingAfterBreak="0">
     <w:nsid w:val="63AA42EC"/>
     <w:multiLevelType w:val="hybridMultilevel"/>
     <w:tmpl w:val="7802567C"/>
@@ -13824,7 +16849,7 @@
       </w:rPr>
     </w:lvl>
   </w:abstractNum>
-  <w:abstractNum w:abstractNumId="20" w15:restartNumberingAfterBreak="0">
+  <w:abstractNum w:abstractNumId="22" w15:restartNumberingAfterBreak="0">
     <w:nsid w:val="66C279BB"/>
     <w:multiLevelType w:val="hybridMultilevel"/>
     <w:tmpl w:val="B234F54E"/>
@@ -13910,7 +16935,7 @@
       </w:pPr>
     </w:lvl>
   </w:abstractNum>
-  <w:abstractNum w:abstractNumId="21" w15:restartNumberingAfterBreak="0">
+  <w:abstractNum w:abstractNumId="23" w15:restartNumberingAfterBreak="0">
     <w:nsid w:val="68A009D5"/>
     <w:multiLevelType w:val="hybridMultilevel"/>
     <w:tmpl w:val="84D20734"/>
@@ -13999,7 +17024,7 @@
       </w:pPr>
     </w:lvl>
   </w:abstractNum>
-  <w:abstractNum w:abstractNumId="22" w15:restartNumberingAfterBreak="0">
+  <w:abstractNum w:abstractNumId="24" w15:restartNumberingAfterBreak="0">
     <w:nsid w:val="6C925FD8"/>
     <w:multiLevelType w:val="hybridMultilevel"/>
     <w:tmpl w:val="3DD6CFB2"/>
@@ -14085,7 +17110,7 @@
       </w:pPr>
     </w:lvl>
   </w:abstractNum>
-  <w:abstractNum w:abstractNumId="23" w15:restartNumberingAfterBreak="0">
+  <w:abstractNum w:abstractNumId="25" w15:restartNumberingAfterBreak="0">
     <w:nsid w:val="7BDA386A"/>
     <w:multiLevelType w:val="hybridMultilevel"/>
     <w:tmpl w:val="C7A4887E"/>
@@ -14199,7 +17224,7 @@
     </w:lvl>
   </w:abstractNum>
   <w:num w:numId="1" w16cid:durableId="1979412930">
-    <w:abstractNumId w:val="16"/>
+    <w:abstractNumId w:val="17"/>
   </w:num>
   <w:num w:numId="2" w16cid:durableId="634263790">
     <w:abstractNumId w:val="6"/>
@@ -14211,7 +17236,7 @@
     <w:abstractNumId w:val="15"/>
   </w:num>
   <w:num w:numId="5" w16cid:durableId="1319530745">
-    <w:abstractNumId w:val="17"/>
+    <w:abstractNumId w:val="18"/>
   </w:num>
   <w:num w:numId="6" w16cid:durableId="174268885">
     <w:abstractNumId w:val="4"/>
@@ -14241,7 +17266,7 @@
     <w:abstractNumId w:val="5"/>
   </w:num>
   <w:num w:numId="15" w16cid:durableId="15618285">
-    <w:abstractNumId w:val="23"/>
+    <w:abstractNumId w:val="25"/>
   </w:num>
   <w:num w:numId="16" w16cid:durableId="216287957">
     <w:abstractNumId w:val="2"/>
@@ -14250,10 +17275,10 @@
     <w:abstractNumId w:val="0"/>
   </w:num>
   <w:num w:numId="18" w16cid:durableId="752973630">
-    <w:abstractNumId w:val="19"/>
+    <w:abstractNumId w:val="21"/>
   </w:num>
   <w:num w:numId="19" w16cid:durableId="1919554416">
-    <w:abstractNumId w:val="20"/>
+    <w:abstractNumId w:val="22"/>
   </w:num>
   <w:num w:numId="20" w16cid:durableId="1763603534">
     <w:abstractNumId w:val="14"/>
@@ -14262,13 +17287,13 @@
     <w:abstractNumId w:val="12"/>
   </w:num>
   <w:num w:numId="22" w16cid:durableId="1081488339">
-    <w:abstractNumId w:val="22"/>
+    <w:abstractNumId w:val="24"/>
   </w:num>
   <w:num w:numId="23" w16cid:durableId="1783986655">
-    <w:abstractNumId w:val="21"/>
+    <w:abstractNumId w:val="23"/>
   </w:num>
   <w:num w:numId="24" w16cid:durableId="1650936525">
-    <w:abstractNumId w:val="18"/>
+    <w:abstractNumId w:val="20"/>
   </w:num>
   <w:num w:numId="25" w16cid:durableId="1766457783">
     <w:abstractNumId w:val="6"/>
@@ -14299,6 +17324,12 @@
   </w:num>
   <w:num w:numId="34" w16cid:durableId="1467814799">
     <w:abstractNumId w:val="6"/>
+  </w:num>
+  <w:num w:numId="35" w16cid:durableId="1794395859">
+    <w:abstractNumId w:val="16"/>
+  </w:num>
+  <w:num w:numId="36" w16cid:durableId="2134782294">
+    <w:abstractNumId w:val="19"/>
   </w:num>
   <w:numIdMacAtCleanup w:val="24"/>
 </w:numbering>
@@ -14476,7 +17507,7 @@
     <w:lsdException w:name="Table Web 2" w:semiHidden="1" w:unhideWhenUsed="1"/>
     <w:lsdException w:name="Table Web 3" w:semiHidden="1" w:unhideWhenUsed="1"/>
     <w:lsdException w:name="Balloon Text" w:semiHidden="1" w:unhideWhenUsed="1"/>
-    <w:lsdException w:name="Table Grid" w:uiPriority="39"/>
+    <w:lsdException w:name="Table Grid" w:uiPriority="59"/>
     <w:lsdException w:name="Table Theme" w:semiHidden="1" w:unhideWhenUsed="1"/>
     <w:lsdException w:name="Placeholder Text" w:semiHidden="1"/>
     <w:lsdException w:name="No Spacing" w:uiPriority="1" w:qFormat="1"/>
@@ -14870,7 +17901,6 @@
     <w:next w:val="Normal"/>
     <w:link w:val="Heading7Char"/>
     <w:uiPriority w:val="9"/>
-    <w:semiHidden/>
     <w:unhideWhenUsed/>
     <w:qFormat/>
     <w:rsid w:val="002D5A3B"/>
@@ -14897,7 +17927,6 @@
     <w:next w:val="Normal"/>
     <w:link w:val="Heading8Char"/>
     <w:uiPriority w:val="9"/>
-    <w:semiHidden/>
     <w:unhideWhenUsed/>
     <w:qFormat/>
     <w:rsid w:val="002D5A3B"/>
@@ -14924,7 +17953,6 @@
     <w:next w:val="Normal"/>
     <w:link w:val="Heading9Char"/>
     <w:uiPriority w:val="9"/>
-    <w:semiHidden/>
     <w:unhideWhenUsed/>
     <w:qFormat/>
     <w:rsid w:val="002D5A3B"/>
@@ -15937,6 +18965,28 @@
       <w:szCs w:val="24"/>
     </w:rPr>
   </w:style>
+  <w:style w:type="table" w:styleId="TableGrid">
+    <w:name w:val="Table Grid"/>
+    <w:basedOn w:val="TableNormal"/>
+    <w:uiPriority w:val="59"/>
+    <w:rsid w:val="007A1475"/>
+    <w:pPr>
+      <w:spacing w:after="0" w:line="240" w:lineRule="auto"/>
+    </w:pPr>
+    <w:rPr>
+      <w:lang w:val="en"/>
+    </w:rPr>
+    <w:tblPr>
+      <w:tblBorders>
+        <w:top w:val="single" w:sz="4" w:space="0" w:color="auto"/>
+        <w:left w:val="single" w:sz="4" w:space="0" w:color="auto"/>
+        <w:bottom w:val="single" w:sz="4" w:space="0" w:color="auto"/>
+        <w:right w:val="single" w:sz="4" w:space="0" w:color="auto"/>
+        <w:insideH w:val="single" w:sz="4" w:space="0" w:color="auto"/>
+        <w:insideV w:val="single" w:sz="4" w:space="0" w:color="auto"/>
+      </w:tblBorders>
+    </w:tblPr>
+  </w:style>
 </w:styles>
 </file>
 
@@ -16236,15 +19286,6 @@
 </file>
 
 <file path=customXml/item1.xml><?xml version="1.0" encoding="utf-8"?>
-<?mso-contentType ?>
-<FormTemplates xmlns="http://schemas.microsoft.com/sharepoint/v3/contenttype/forms">
-  <Display>DocumentLibraryForm</Display>
-  <Edit>DocumentLibraryForm</Edit>
-  <New>DocumentLibraryForm</New>
-</FormTemplates>
-</file>
-
-<file path=customXml/item2.xml><?xml version="1.0" encoding="utf-8"?>
 <p:properties xmlns:p="http://schemas.microsoft.com/office/2006/metadata/properties" xmlns:xsi="http://www.w3.org/2001/XMLSchema-instance" xmlns:pc="http://schemas.microsoft.com/office/infopath/2007/PartnerControls">
   <documentManagement>
     <Teams_Channel_Section_Location xmlns="ac56161a-35a2-4bac-99b6-8739237dc4f6" xsi:nil="true"/>
@@ -16296,130 +19337,16 @@
 </p:properties>
 </file>
 
-<file path=customXml/item3.xml><?xml version="1.0" encoding="utf-8"?>
-<b:Sources xmlns:b="http://schemas.openxmlformats.org/officeDocument/2006/bibliography" xmlns="http://schemas.openxmlformats.org/officeDocument/2006/bibliography" SelectedStyle="\HarvardAnglia2008OfficeOnline.xsl" StyleName="Harvard - Anglia" Version="2008">
-  <b:Source>
-    <b:Tag>Agi26</b:Tag>
-    <b:SourceType>InternetSite</b:SourceType>
-    <b:Guid>{78CC74B3-71D7-445A-BD1E-7DB0B7A44B13}</b:Guid>
-    <b:Title>What is MoSCoW Prioritization?</b:Title>
-    <b:Year>2026</b:Year>
-    <b:Author>
-      <b:Author>
-        <b:Corporate>Agile Business Consortium</b:Corporate>
-      </b:Author>
-    </b:Author>
-    <b:YearAccessed>2026</b:YearAccessed>
-    <b:MonthAccessed>July</b:MonthAccessed>
-    <b:DayAccessed>16</b:DayAccessed>
-    <b:URL>https://www.agilebusiness.org/resource/what-is-moscow-prioritization/</b:URL>
-    <b:RefOrder>1</b:RefOrder>
-  </b:Source>
-  <b:Source>
-    <b:Tag>Emb16</b:Tag>
-    <b:SourceType>InternetSite</b:SourceType>
-    <b:Guid>{96EC25F5-613B-41F7-9370-01F376E5A07F}</b:Guid>
-    <b:Author>
-      <b:Author>
-        <b:Corporate>Embarcadero</b:Corporate>
-      </b:Author>
-    </b:Author>
-    <b:Title>UML 1.5 Use Case Diagram Definition</b:Title>
-    <b:Year>2016</b:Year>
-    <b:YearAccessed>2026</b:YearAccessed>
-    <b:MonthAccessed>July</b:MonthAccessed>
-    <b:DayAccessed>17</b:DayAccessed>
-    <b:URL>https://docwiki.embarcadero.com/RADStudio/Athens/en/UML_1.5_Use_Case_Diagram_Definition</b:URL>
-    <b:RefOrder>2</b:RefOrder>
-  </b:Source>
-  <b:Source>
-    <b:Tag>Usa15</b:Tag>
-    <b:SourceType>InternetSite</b:SourceType>
-    <b:Guid>{B4141139-B38C-4554-A59F-ED8FEB6AA9B9}</b:Guid>
-    <b:Author>
-      <b:Author>
-        <b:Corporate>Usability First</b:Corporate>
-      </b:Author>
-    </b:Author>
-    <b:Title>Usability First - About Usability - Requirements Specification | Usability First</b:Title>
-    <b:Year>2015</b:Year>
-    <b:YearAccessed>2026</b:YearAccessed>
-    <b:MonthAccessed>July</b:MonthAccessed>
-    <b:DayAccessed>17</b:DayAccessed>
-    <b:URL>https://www.usabilityfirst.com/about-usability/requirements-specification/index.html</b:URL>
-    <b:RefOrder>3</b:RefOrder>
-  </b:Source>
-  <b:Source>
-    <b:Tag>For26</b:Tag>
-    <b:SourceType>InternetSite</b:SourceType>
-    <b:Guid>{E1E283C5-F393-4ABB-A75E-53D4BAF2D5B9}</b:Guid>
-    <b:Author>
-      <b:Author>
-        <b:Corporate>Formula One</b:Corporate>
-      </b:Author>
-    </b:Author>
-    <b:Title>F1 Glossary (P-T)</b:Title>
-    <b:Year>2026</b:Year>
-    <b:YearAccessed>2026</b:YearAccessed>
-    <b:MonthAccessed>July</b:MonthAccessed>
-    <b:DayAccessed>22</b:DayAccessed>
-    <b:URL>https://www.formula1.com/en/latest/article/f1-glossary-p-t.GBhLQtpeu9b8LrK5VM0F1</b:URL>
-    <b:RefOrder>6</b:RefOrder>
-  </b:Source>
-  <b:Source>
-    <b:Tag>QtG26</b:Tag>
-    <b:SourceType>InternetSite</b:SourceType>
-    <b:Guid>{A17225CA-ECDB-458F-837A-C1DE58C494CE}</b:Guid>
-    <b:Author>
-      <b:Author>
-        <b:Corporate>Qt Group</b:Corporate>
-      </b:Author>
-    </b:Author>
-    <b:Title>Qt Group Documentation</b:Title>
-    <b:Year>2026</b:Year>
-    <b:YearAccessed>2026</b:YearAccessed>
-    <b:MonthAccessed>July</b:MonthAccessed>
-    <b:DayAccessed>24</b:DayAccessed>
-    <b:URL>https://doc.qt.io/qt-6/qhboxlayout.html</b:URL>
-    <b:RefOrder>7</b:RefOrder>
-  </b:Source>
-  <b:Source>
-    <b:Tag>C4M26</b:Tag>
-    <b:SourceType>InternetSite</b:SourceType>
-    <b:Guid>{061F5457-C62E-4BE4-B8E4-1D67A8E249A3}</b:Guid>
-    <b:Author>
-      <b:Author>
-        <b:Corporate>C4 Model</b:Corporate>
-      </b:Author>
-    </b:Author>
-    <b:Title>Container diagram | C4 model</b:Title>
-    <b:YearAccessed>2026</b:YearAccessed>
-    <b:MonthAccessed>July</b:MonthAccessed>
-    <b:DayAccessed>25</b:DayAccessed>
-    <b:URL>https://c4model.com/diagrams/container</b:URL>
-    <b:RefOrder>4</b:RefOrder>
-  </b:Source>
-  <b:Source>
-    <b:Tag>Gee26</b:Tag>
-    <b:SourceType>InternetSite</b:SourceType>
-    <b:Guid>{0F3FA388-D9C8-413E-BAB0-142FA5CF2BD1}</b:Guid>
-    <b:Author>
-      <b:Author>
-        <b:Corporate>Geeks for Geeks</b:Corporate>
-      </b:Author>
-    </b:Author>
-    <b:Title>Component Based Diagram - Unified Modeling Language (UML)</b:Title>
-    <b:Year>2026</b:Year>
-    <b:YearAccessed>2026</b:YearAccessed>
-    <b:MonthAccessed>July</b:MonthAccessed>
-    <b:DayAccessed>25</b:DayAccessed>
-    <b:URL>https://www.geeksforgeeks.org/software-engineering/component-based-diagram/</b:URL>
-    <b:RefOrder>5</b:RefOrder>
-  </b:Source>
-</b:Sources>
+<file path=customXml/item2.xml><?xml version="1.0" encoding="utf-8"?>
+<?mso-contentType ?>
+<FormTemplates xmlns="http://schemas.microsoft.com/sharepoint/v3/contenttype/forms">
+  <Display>DocumentLibraryForm</Display>
+  <Edit>DocumentLibraryForm</Edit>
+  <New>DocumentLibraryForm</New>
+</FormTemplates>
 </file>
 
-<file path=customXml/item4.xml><?xml version="1.0" encoding="utf-8"?>
+<file path=customXml/item3.xml><?xml version="1.0" encoding="utf-8"?>
 <ct:contentTypeSchema xmlns:ct="http://schemas.microsoft.com/office/2006/metadata/contentType" xmlns:ma="http://schemas.microsoft.com/office/2006/metadata/properties/metaAttributes" ct:_="" ma:_="" ma:contentTypeName="Document" ma:contentTypeID="0x0101003EE04D916D7611488AA759BAA9A37716" ma:contentTypeVersion="34" ma:contentTypeDescription="Create a new document." ma:contentTypeScope="" ma:versionID="da43fd5ae1f7ae53ffd28d894363bfb4">
   <xsd:schema xmlns:xsd="http://www.w3.org/2001/XMLSchema" xmlns:xs="http://www.w3.org/2001/XMLSchema" xmlns:p="http://schemas.microsoft.com/office/2006/metadata/properties" xmlns:ns3="05ee331b-510f-4173-a5cc-a06d55a316fd" xmlns:ns4="ac56161a-35a2-4bac-99b6-8739237dc4f6" targetNamespace="http://schemas.microsoft.com/office/2006/metadata/properties" ma:root="true" ma:fieldsID="0e753ad016b352eaafbd0268c41c2a23" ns3:_="" ns4:_="">
     <xsd:import namespace="05ee331b-510f-4173-a5cc-a06d55a316fd"/>
@@ -16836,15 +19763,130 @@
 </ct:contentTypeSchema>
 </file>
 
-<file path=customXml/itemProps1.xml><?xml version="1.0" encoding="utf-8"?>
-<ds:datastoreItem xmlns:ds="http://schemas.openxmlformats.org/officeDocument/2006/customXml" ds:itemID="{9B975280-634C-49AE-9293-B75FDC4277EB}">
-  <ds:schemaRefs>
-    <ds:schemaRef ds:uri="http://schemas.microsoft.com/sharepoint/v3/contenttype/forms"/>
-  </ds:schemaRefs>
-</ds:datastoreItem>
+<file path=customXml/item4.xml><?xml version="1.0" encoding="utf-8"?>
+<b:Sources xmlns:b="http://schemas.openxmlformats.org/officeDocument/2006/bibliography" xmlns="http://schemas.openxmlformats.org/officeDocument/2006/bibliography" SelectedStyle="\HarvardAnglia2008OfficeOnline.xsl" StyleName="Harvard - Anglia" Version="2008">
+  <b:Source>
+    <b:Tag>Agi26</b:Tag>
+    <b:SourceType>InternetSite</b:SourceType>
+    <b:Guid>{78CC74B3-71D7-445A-BD1E-7DB0B7A44B13}</b:Guid>
+    <b:Title>What is MoSCoW Prioritization?</b:Title>
+    <b:Year>2026</b:Year>
+    <b:Author>
+      <b:Author>
+        <b:Corporate>Agile Business Consortium</b:Corporate>
+      </b:Author>
+    </b:Author>
+    <b:YearAccessed>2026</b:YearAccessed>
+    <b:MonthAccessed>July</b:MonthAccessed>
+    <b:DayAccessed>16</b:DayAccessed>
+    <b:URL>https://www.agilebusiness.org/resource/what-is-moscow-prioritization/</b:URL>
+    <b:RefOrder>1</b:RefOrder>
+  </b:Source>
+  <b:Source>
+    <b:Tag>Emb16</b:Tag>
+    <b:SourceType>InternetSite</b:SourceType>
+    <b:Guid>{96EC25F5-613B-41F7-9370-01F376E5A07F}</b:Guid>
+    <b:Author>
+      <b:Author>
+        <b:Corporate>Embarcadero</b:Corporate>
+      </b:Author>
+    </b:Author>
+    <b:Title>UML 1.5 Use Case Diagram Definition</b:Title>
+    <b:Year>2016</b:Year>
+    <b:YearAccessed>2026</b:YearAccessed>
+    <b:MonthAccessed>July</b:MonthAccessed>
+    <b:DayAccessed>17</b:DayAccessed>
+    <b:URL>https://docwiki.embarcadero.com/RADStudio/Athens/en/UML_1.5_Use_Case_Diagram_Definition</b:URL>
+    <b:RefOrder>2</b:RefOrder>
+  </b:Source>
+  <b:Source>
+    <b:Tag>Usa15</b:Tag>
+    <b:SourceType>InternetSite</b:SourceType>
+    <b:Guid>{B4141139-B38C-4554-A59F-ED8FEB6AA9B9}</b:Guid>
+    <b:Author>
+      <b:Author>
+        <b:Corporate>Usability First</b:Corporate>
+      </b:Author>
+    </b:Author>
+    <b:Title>Usability First - About Usability - Requirements Specification | Usability First</b:Title>
+    <b:Year>2015</b:Year>
+    <b:YearAccessed>2026</b:YearAccessed>
+    <b:MonthAccessed>July</b:MonthAccessed>
+    <b:DayAccessed>17</b:DayAccessed>
+    <b:URL>https://www.usabilityfirst.com/about-usability/requirements-specification/index.html</b:URL>
+    <b:RefOrder>3</b:RefOrder>
+  </b:Source>
+  <b:Source>
+    <b:Tag>For26</b:Tag>
+    <b:SourceType>InternetSite</b:SourceType>
+    <b:Guid>{E1E283C5-F393-4ABB-A75E-53D4BAF2D5B9}</b:Guid>
+    <b:Author>
+      <b:Author>
+        <b:Corporate>Formula One</b:Corporate>
+      </b:Author>
+    </b:Author>
+    <b:Title>F1 Glossary (P-T)</b:Title>
+    <b:Year>2026</b:Year>
+    <b:YearAccessed>2026</b:YearAccessed>
+    <b:MonthAccessed>July</b:MonthAccessed>
+    <b:DayAccessed>22</b:DayAccessed>
+    <b:URL>https://www.formula1.com/en/latest/article/f1-glossary-p-t.GBhLQtpeu9b8LrK5VM0F1</b:URL>
+    <b:RefOrder>6</b:RefOrder>
+  </b:Source>
+  <b:Source>
+    <b:Tag>QtG26</b:Tag>
+    <b:SourceType>InternetSite</b:SourceType>
+    <b:Guid>{A17225CA-ECDB-458F-837A-C1DE58C494CE}</b:Guid>
+    <b:Author>
+      <b:Author>
+        <b:Corporate>Qt Group</b:Corporate>
+      </b:Author>
+    </b:Author>
+    <b:Title>Qt Group Documentation</b:Title>
+    <b:Year>2026</b:Year>
+    <b:YearAccessed>2026</b:YearAccessed>
+    <b:MonthAccessed>July</b:MonthAccessed>
+    <b:DayAccessed>24</b:DayAccessed>
+    <b:URL>https://doc.qt.io/qt-6/qhboxlayout.html</b:URL>
+    <b:RefOrder>7</b:RefOrder>
+  </b:Source>
+  <b:Source>
+    <b:Tag>C4M26</b:Tag>
+    <b:SourceType>InternetSite</b:SourceType>
+    <b:Guid>{061F5457-C62E-4BE4-B8E4-1D67A8E249A3}</b:Guid>
+    <b:Author>
+      <b:Author>
+        <b:Corporate>C4 Model</b:Corporate>
+      </b:Author>
+    </b:Author>
+    <b:Title>Container diagram | C4 model</b:Title>
+    <b:YearAccessed>2026</b:YearAccessed>
+    <b:MonthAccessed>July</b:MonthAccessed>
+    <b:DayAccessed>25</b:DayAccessed>
+    <b:URL>https://c4model.com/diagrams/container</b:URL>
+    <b:RefOrder>4</b:RefOrder>
+  </b:Source>
+  <b:Source>
+    <b:Tag>Gee26</b:Tag>
+    <b:SourceType>InternetSite</b:SourceType>
+    <b:Guid>{0F3FA388-D9C8-413E-BAB0-142FA5CF2BD1}</b:Guid>
+    <b:Author>
+      <b:Author>
+        <b:Corporate>Geeks for Geeks</b:Corporate>
+      </b:Author>
+    </b:Author>
+    <b:Title>Component Based Diagram - Unified Modeling Language (UML)</b:Title>
+    <b:Year>2026</b:Year>
+    <b:YearAccessed>2026</b:YearAccessed>
+    <b:MonthAccessed>July</b:MonthAccessed>
+    <b:DayAccessed>25</b:DayAccessed>
+    <b:URL>https://www.geeksforgeeks.org/software-engineering/component-based-diagram/</b:URL>
+    <b:RefOrder>5</b:RefOrder>
+  </b:Source>
+</b:Sources>
 </file>
 
-<file path=customXml/itemProps2.xml><?xml version="1.0" encoding="utf-8"?>
+<file path=customXml/itemProps1.xml><?xml version="1.0" encoding="utf-8"?>
 <ds:datastoreItem xmlns:ds="http://schemas.openxmlformats.org/officeDocument/2006/customXml" ds:itemID="{5C51FF54-1CBD-43E8-9B2A-B56F20CDF09A}">
   <ds:schemaRefs>
     <ds:schemaRef ds:uri="http://schemas.microsoft.com/office/2006/metadata/properties"/>
@@ -16854,15 +19896,15 @@
 </ds:datastoreItem>
 </file>
 
-<file path=customXml/itemProps3.xml><?xml version="1.0" encoding="utf-8"?>
-<ds:datastoreItem xmlns:ds="http://schemas.openxmlformats.org/officeDocument/2006/customXml" ds:itemID="{36F9463C-3B57-4F39-8688-609D8413C2A6}">
+<file path=customXml/itemProps2.xml><?xml version="1.0" encoding="utf-8"?>
+<ds:datastoreItem xmlns:ds="http://schemas.openxmlformats.org/officeDocument/2006/customXml" ds:itemID="{9B975280-634C-49AE-9293-B75FDC4277EB}">
   <ds:schemaRefs>
-    <ds:schemaRef ds:uri="http://schemas.openxmlformats.org/officeDocument/2006/bibliography"/>
+    <ds:schemaRef ds:uri="http://schemas.microsoft.com/sharepoint/v3/contenttype/forms"/>
   </ds:schemaRefs>
 </ds:datastoreItem>
 </file>
 
-<file path=customXml/itemProps4.xml><?xml version="1.0" encoding="utf-8"?>
+<file path=customXml/itemProps3.xml><?xml version="1.0" encoding="utf-8"?>
 <ds:datastoreItem xmlns:ds="http://schemas.openxmlformats.org/officeDocument/2006/customXml" ds:itemID="{3B693098-FF00-4095-9757-18FD92BDA8E2}">
   <ds:schemaRefs>
     <ds:schemaRef ds:uri="http://schemas.microsoft.com/office/2006/metadata/contentType"/>
@@ -16879,4 +19921,12 @@
     <ds:schemaRef ds:uri="http://schemas.microsoft.com/internal/obd"/>
   </ds:schemaRefs>
 </ds:datastoreItem>
+</file>
+
+<file path=customXml/itemProps4.xml><?xml version="1.0" encoding="utf-8"?>
+<ds:datastoreItem xmlns:ds="http://schemas.openxmlformats.org/officeDocument/2006/customXml" ds:itemID="{36F9463C-3B57-4F39-8688-609D8413C2A6}">
+  <ds:schemaRefs>
+    <ds:schemaRef ds:uri="http://schemas.openxmlformats.org/officeDocument/2006/bibliography"/>
+  </ds:schemaRefs>
+</ds:datastoreItem>
 </file>
--- a/docs/Technical Report Eoin Fitzsimons.docx
+++ b/docs/Technical Report Eoin Fitzsimons.docx
@@ -10980,34 +10980,187 @@
       <w:pPr>
         <w:pStyle w:val="Heading3"/>
       </w:pPr>
-      <w:bookmarkStart w:id="19" w:name="_Toc236031541"/>
       <w:r>
         <w:lastRenderedPageBreak/>
-        <w:t>Something</w:t>
-      </w:r>
-      <w:bookmarkEnd w:id="19"/>
+        <w:t>Track</w:t>
+      </w:r>
     </w:p>
     <w:p>
       <w:pPr>
         <w:pStyle w:val="Heading4"/>
       </w:pPr>
       <w:r>
+        <w:drawing>
+          <wp:anchor distT="0" distB="0" distL="114300" distR="114300" simplePos="0" relativeHeight="251665408" behindDoc="0" locked="0" layoutInCell="1" allowOverlap="1" wp14:anchorId="6C1406F8" wp14:editId="30E31359">
+            <wp:simplePos x="0" y="0"/>
+            <wp:positionH relativeFrom="margin">
+              <wp:align>left</wp:align>
+            </wp:positionH>
+            <wp:positionV relativeFrom="paragraph">
+              <wp:posOffset>312420</wp:posOffset>
+            </wp:positionV>
+            <wp:extent cx="4320000" cy="6200245"/>
+            <wp:effectExtent l="0" t="0" r="4445" b="0"/>
+            <wp:wrapSquare wrapText="bothSides"/>
+            <wp:docPr id="637442943" name="Picture 1"/>
+            <wp:cNvGraphicFramePr>
+              <a:graphicFrameLocks xmlns:a="http://schemas.openxmlformats.org/drawingml/2006/main" noChangeAspect="1"/>
+            </wp:cNvGraphicFramePr>
+            <a:graphic xmlns:a="http://schemas.openxmlformats.org/drawingml/2006/main">
+              <a:graphicData uri="http://schemas.openxmlformats.org/drawingml/2006/picture">
+                <pic:pic xmlns:pic="http://schemas.openxmlformats.org/drawingml/2006/picture">
+                  <pic:nvPicPr>
+                    <pic:cNvPr id="637442943" name=""/>
+                    <pic:cNvPicPr/>
+                  </pic:nvPicPr>
+                  <pic:blipFill>
+                    <a:blip r:embed="rId29">
+                      <a:extLst>
+                        <a:ext uri="{28A0092B-C50C-407E-A947-70E740481C1C}">
+                          <a14:useLocalDpi xmlns:a14="http://schemas.microsoft.com/office/drawing/2010/main" val="0"/>
+                        </a:ext>
+                      </a:extLst>
+                    </a:blip>
+                    <a:stretch>
+                      <a:fillRect/>
+                    </a:stretch>
+                  </pic:blipFill>
+                  <pic:spPr>
+                    <a:xfrm>
+                      <a:off x="0" y="0"/>
+                      <a:ext cx="4320000" cy="6200245"/>
+                    </a:xfrm>
+                    <a:prstGeom prst="rect">
+                      <a:avLst/>
+                    </a:prstGeom>
+                  </pic:spPr>
+                </pic:pic>
+              </a:graphicData>
+            </a:graphic>
+            <wp14:sizeRelH relativeFrom="margin">
+              <wp14:pctWidth>0</wp14:pctWidth>
+            </wp14:sizeRelH>
+            <wp14:sizeRelV relativeFrom="margin">
+              <wp14:pctHeight>0</wp14:pctHeight>
+            </wp14:sizeRelV>
+          </wp:anchor>
+        </w:drawing>
+      </w:r>
+      <w:r>
         <w:t>Pseudocode</w:t>
       </w:r>
     </w:p>
     <w:p>
+      <w:r>
+        <w:t xml:space="preserve">I wanted there to be a GUI of a race taking place before your eyes, not just timing screens and telemetry, but cars visually on a track. For that I needed to code my own racetrack, and in keeping with the scalability and modularity of the simulation, I had to coming up with a base idea of a track and then I also considered making it so it could be procedurally generated. </w:t>
+      </w:r>
+      <w:proofErr w:type="gramStart"/>
+      <w:r>
+        <w:t>Unfortunately</w:t>
+      </w:r>
+      <w:proofErr w:type="gramEnd"/>
+      <w:r>
+        <w:t xml:space="preserve"> I did not have the time to create this, and within the code there exists a basic ovalish loop.</w:t>
+      </w:r>
+    </w:p>
+    <w:p>
+      <w:pPr>
+        <w:rPr>
+          <w:rFonts w:asciiTheme="majorHAnsi" w:eastAsiaTheme="majorEastAsia" w:hAnsiTheme="majorHAnsi" w:cstheme="majorBidi"/>
+          <w:b/>
+          <w:bCs/>
+          <w:i/>
+          <w:iCs/>
+          <w:color w:val="353839" w:themeColor="text1"/>
+        </w:rPr>
+      </w:pPr>
+      <w:r>
+        <w:br w:type="page"/>
+      </w:r>
+    </w:p>
+    <w:p>
       <w:pPr>
         <w:pStyle w:val="Heading4"/>
       </w:pPr>
       <w:r>
+        <w:lastRenderedPageBreak/>
         <w:t>Code Snippet</w:t>
       </w:r>
     </w:p>
     <w:p>
+      <w:r>
+        <w:drawing>
+          <wp:anchor distT="0" distB="0" distL="114300" distR="114300" simplePos="0" relativeHeight="251666432" behindDoc="0" locked="0" layoutInCell="1" allowOverlap="1" wp14:anchorId="3C903692" wp14:editId="7278D218">
+            <wp:simplePos x="0" y="0"/>
+            <wp:positionH relativeFrom="column">
+              <wp:posOffset>0</wp:posOffset>
+            </wp:positionH>
+            <wp:positionV relativeFrom="paragraph">
+              <wp:posOffset>-2847</wp:posOffset>
+            </wp:positionV>
+            <wp:extent cx="2105319" cy="5982535"/>
+            <wp:effectExtent l="0" t="0" r="9525" b="0"/>
+            <wp:wrapSquare wrapText="bothSides"/>
+            <wp:docPr id="1078903621" name="Picture 1"/>
+            <wp:cNvGraphicFramePr>
+              <a:graphicFrameLocks xmlns:a="http://schemas.openxmlformats.org/drawingml/2006/main" noChangeAspect="1"/>
+            </wp:cNvGraphicFramePr>
+            <a:graphic xmlns:a="http://schemas.openxmlformats.org/drawingml/2006/main">
+              <a:graphicData uri="http://schemas.openxmlformats.org/drawingml/2006/picture">
+                <pic:pic xmlns:pic="http://schemas.openxmlformats.org/drawingml/2006/picture">
+                  <pic:nvPicPr>
+                    <pic:cNvPr id="1078903621" name=""/>
+                    <pic:cNvPicPr/>
+                  </pic:nvPicPr>
+                  <pic:blipFill>
+                    <a:blip r:embed="rId30">
+                      <a:extLst>
+                        <a:ext uri="{28A0092B-C50C-407E-A947-70E740481C1C}">
+                          <a14:useLocalDpi xmlns:a14="http://schemas.microsoft.com/office/drawing/2010/main" val="0"/>
+                        </a:ext>
+                      </a:extLst>
+                    </a:blip>
+                    <a:stretch>
+                      <a:fillRect/>
+                    </a:stretch>
+                  </pic:blipFill>
+                  <pic:spPr>
+                    <a:xfrm>
+                      <a:off x="0" y="0"/>
+                      <a:ext cx="2105319" cy="5982535"/>
+                    </a:xfrm>
+                    <a:prstGeom prst="rect">
+                      <a:avLst/>
+                    </a:prstGeom>
+                  </pic:spPr>
+                </pic:pic>
+              </a:graphicData>
+            </a:graphic>
+          </wp:anchor>
+        </w:drawing>
+      </w:r>
+    </w:p>
+    <w:p>
+      <w:pPr>
+        <w:rPr>
+          <w:rFonts w:asciiTheme="majorHAnsi" w:eastAsiaTheme="majorEastAsia" w:hAnsiTheme="majorHAnsi" w:cstheme="majorBidi"/>
+          <w:b/>
+          <w:bCs/>
+          <w:i/>
+          <w:iCs/>
+          <w:color w:val="353839" w:themeColor="text1"/>
+        </w:rPr>
+      </w:pPr>
+      <w:r>
+        <w:br w:type="page"/>
+      </w:r>
+    </w:p>
+    <w:p>
       <w:pPr>
         <w:pStyle w:val="Heading4"/>
       </w:pPr>
       <w:r>
+        <w:lastRenderedPageBreak/>
         <w:t>Error</w:t>
       </w:r>
     </w:p>
@@ -11042,12 +11195,12 @@
       <w:pPr>
         <w:pStyle w:val="Heading2"/>
       </w:pPr>
-      <w:bookmarkStart w:id="20" w:name="_Toc236031542"/>
+      <w:bookmarkStart w:id="19" w:name="_Toc236031542"/>
       <w:r>
         <w:lastRenderedPageBreak/>
         <w:t>Graphical User Interface (GUI)</w:t>
       </w:r>
-      <w:bookmarkEnd w:id="20"/>
+      <w:bookmarkEnd w:id="19"/>
     </w:p>
     <w:p>
       <w:pPr>
@@ -11092,12 +11245,12 @@
       <w:pPr>
         <w:pStyle w:val="Heading2"/>
       </w:pPr>
-      <w:bookmarkStart w:id="21" w:name="_Toc236031543"/>
+      <w:bookmarkStart w:id="20" w:name="_Toc236031543"/>
       <w:r>
         <w:lastRenderedPageBreak/>
         <w:t>Testing</w:t>
       </w:r>
-      <w:bookmarkEnd w:id="21"/>
+      <w:bookmarkEnd w:id="20"/>
     </w:p>
     <w:p>
       <w:pPr>
@@ -11137,12 +11290,12 @@
       <w:pPr>
         <w:pStyle w:val="Heading2"/>
       </w:pPr>
-      <w:bookmarkStart w:id="22" w:name="_Toc236031544"/>
+      <w:bookmarkStart w:id="21" w:name="_Toc236031544"/>
       <w:r>
         <w:lastRenderedPageBreak/>
         <w:t>Evaluation</w:t>
       </w:r>
-      <w:bookmarkEnd w:id="22"/>
+      <w:bookmarkEnd w:id="21"/>
     </w:p>
     <w:p>
       <w:pPr>
@@ -11212,12 +11365,12 @@
       <w:pPr>
         <w:pStyle w:val="Heading1"/>
       </w:pPr>
-      <w:bookmarkStart w:id="23" w:name="_Toc236031545"/>
+      <w:bookmarkStart w:id="22" w:name="_Toc236031545"/>
       <w:r>
         <w:lastRenderedPageBreak/>
         <w:t>Conclusions</w:t>
       </w:r>
-      <w:bookmarkEnd w:id="23"/>
+      <w:bookmarkEnd w:id="22"/>
     </w:p>
     <w:p>
       <w:pPr>
@@ -11268,12 +11421,12 @@
       <w:pPr>
         <w:pStyle w:val="Heading1"/>
       </w:pPr>
-      <w:bookmarkStart w:id="24" w:name="_Toc236031546"/>
+      <w:bookmarkStart w:id="23" w:name="_Toc236031546"/>
       <w:r>
         <w:lastRenderedPageBreak/>
         <w:t>Further Development or Research</w:t>
       </w:r>
-      <w:bookmarkEnd w:id="24"/>
+      <w:bookmarkEnd w:id="23"/>
     </w:p>
     <w:p>
       <w:pPr>
@@ -11304,7 +11457,7 @@
         <w:br w:type="page"/>
       </w:r>
     </w:p>
-    <w:bookmarkStart w:id="25" w:name="_Toc236031547" w:displacedByCustomXml="next"/>
+    <w:bookmarkStart w:id="24" w:name="_Toc236031547" w:displacedByCustomXml="next"/>
     <w:sdt>
       <w:sdtPr>
         <w:rPr>
@@ -11330,7 +11483,7 @@
           <w:r>
             <w:t>References</w:t>
           </w:r>
-          <w:bookmarkEnd w:id="25"/>
+          <w:bookmarkEnd w:id="24"/>
         </w:p>
         <w:sdt>
           <w:sdtPr>
@@ -11711,11 +11864,11 @@
       <w:pPr>
         <w:pStyle w:val="Heading1"/>
       </w:pPr>
-      <w:bookmarkStart w:id="26" w:name="_Toc236031548"/>
+      <w:bookmarkStart w:id="25" w:name="_Toc236031548"/>
       <w:r>
         <w:t>Appendices</w:t>
       </w:r>
-      <w:bookmarkEnd w:id="26"/>
+      <w:bookmarkEnd w:id="25"/>
     </w:p>
     <w:p>
       <w:r>
@@ -11736,13 +11889,13 @@
           <w:numId w:val="2"/>
         </w:numPr>
       </w:pPr>
-      <w:bookmarkStart w:id="27" w:name="_Toc87019691"/>
-      <w:bookmarkStart w:id="28" w:name="_Toc216196486"/>
+      <w:bookmarkStart w:id="26" w:name="_Toc87019691"/>
+      <w:bookmarkStart w:id="27" w:name="_Toc216196486"/>
       <w:r>
         <w:t>Project Proposal</w:t>
       </w:r>
+      <w:bookmarkEnd w:id="26"/>
       <w:bookmarkEnd w:id="27"/>
-      <w:bookmarkEnd w:id="28"/>
     </w:p>
     <w:p>
       <w:r>
@@ -11767,7 +11920,7 @@
                     </pic:cNvPicPr>
                   </pic:nvPicPr>
                   <pic:blipFill>
-                    <a:blip r:embed="rId29" cstate="print">
+                    <a:blip r:embed="rId31" cstate="print">
                       <a:extLst>
                         <a:ext uri="{28A0092B-C50C-407E-A947-70E740481C1C}">
                           <a14:useLocalDpi xmlns:a14="http://schemas.microsoft.com/office/drawing/2010/main" val="0"/>
@@ -12553,7 +12706,7 @@
                     </pic:cNvPicPr>
                   </pic:nvPicPr>
                   <pic:blipFill>
-                    <a:blip r:embed="rId30" cstate="print">
+                    <a:blip r:embed="rId32" cstate="print">
                       <a:extLst>
                         <a:ext uri="{28A0092B-C50C-407E-A947-70E740481C1C}">
                           <a14:useLocalDpi xmlns:a14="http://schemas.microsoft.com/office/drawing/2010/main" val="0"/>
@@ -12708,14 +12861,14 @@
           <w:numId w:val="2"/>
         </w:numPr>
       </w:pPr>
-      <w:bookmarkStart w:id="29" w:name="_Toc87019693"/>
-      <w:bookmarkStart w:id="30" w:name="_Toc216196487"/>
+      <w:bookmarkStart w:id="28" w:name="_Toc87019693"/>
+      <w:bookmarkStart w:id="29" w:name="_Toc216196487"/>
       <w:r>
         <w:lastRenderedPageBreak/>
         <w:t>Reflective Journals</w:t>
       </w:r>
+      <w:bookmarkEnd w:id="28"/>
       <w:bookmarkEnd w:id="29"/>
-      <w:bookmarkEnd w:id="30"/>
     </w:p>
     <w:p/>
     <w:p>
@@ -13971,6 +14124,7 @@
               <w:rPr>
                 <w:b/>
               </w:rPr>
+              <w:lastRenderedPageBreak/>
               <w:t xml:space="preserve">Now What? </w:t>
             </w:r>
           </w:p>
@@ -14533,11 +14687,11 @@
       <w:pPr>
         <w:pStyle w:val="Heading2"/>
       </w:pPr>
-      <w:bookmarkStart w:id="31" w:name="_Toc236031551"/>
+      <w:bookmarkStart w:id="30" w:name="_Toc236031551"/>
       <w:r>
         <w:t>Other materials used</w:t>
       </w:r>
-      <w:bookmarkEnd w:id="31"/>
+      <w:bookmarkEnd w:id="30"/>
     </w:p>
     <w:p>
       <w:pPr>
@@ -14556,7 +14710,7 @@
       </w:r>
     </w:p>
     <w:sectPr>
-      <w:footerReference w:type="default" r:id="rId31"/>
+      <w:footerReference w:type="default" r:id="rId33"/>
       <w:pgSz w:w="11906" w:h="16838" w:code="9"/>
       <w:pgMar w:top="1440" w:right="1440" w:bottom="1440" w:left="1440" w:header="709" w:footer="709" w:gutter="0"/>
       <w:pgNumType w:start="0"/>

--- a/docs/Technical Report Eoin Fitzsimons.docx
+++ b/docs/Technical Report Eoin Fitzsimons.docx
@@ -10990,6 +10990,122 @@
         <w:pStyle w:val="Heading4"/>
       </w:pPr>
       <w:r>
+        <w:rPr>
+          <w:noProof/>
+        </w:rPr>
+        <mc:AlternateContent>
+          <mc:Choice Requires="wps">
+            <w:drawing>
+              <wp:anchor distT="0" distB="0" distL="114300" distR="114300" simplePos="0" relativeHeight="251668480" behindDoc="0" locked="0" layoutInCell="1" allowOverlap="1" wp14:anchorId="66B0D8BD" wp14:editId="19C52863">
+                <wp:simplePos x="0" y="0"/>
+                <wp:positionH relativeFrom="column">
+                  <wp:posOffset>0</wp:posOffset>
+                </wp:positionH>
+                <wp:positionV relativeFrom="paragraph">
+                  <wp:posOffset>6569710</wp:posOffset>
+                </wp:positionV>
+                <wp:extent cx="4319905" cy="635"/>
+                <wp:effectExtent l="0" t="0" r="0" b="0"/>
+                <wp:wrapSquare wrapText="bothSides"/>
+                <wp:docPr id="1736772820" name="Text Box 1"/>
+                <wp:cNvGraphicFramePr/>
+                <a:graphic xmlns:a="http://schemas.openxmlformats.org/drawingml/2006/main">
+                  <a:graphicData uri="http://schemas.microsoft.com/office/word/2010/wordprocessingShape">
+                    <wps:wsp>
+                      <wps:cNvSpPr txBox="1"/>
+                      <wps:spPr>
+                        <a:xfrm>
+                          <a:off x="0" y="0"/>
+                          <a:ext cx="4319905" cy="635"/>
+                        </a:xfrm>
+                        <a:prstGeom prst="rect">
+                          <a:avLst/>
+                        </a:prstGeom>
+                        <a:solidFill>
+                          <a:prstClr val="white"/>
+                        </a:solidFill>
+                        <a:ln>
+                          <a:noFill/>
+                        </a:ln>
+                      </wps:spPr>
+                      <wps:txbx>
+                        <w:txbxContent>
+                          <w:p>
+                            <w:pPr>
+                              <w:pStyle w:val="Caption"/>
+                              <w:rPr>
+                                <w:rFonts w:asciiTheme="majorHAnsi" w:hAnsiTheme="majorHAnsi"/>
+                                <w:b/>
+                                <w:bCs/>
+                                <w:color w:val="353839" w:themeColor="text1"/>
+                                <w:sz w:val="22"/>
+                                <w:szCs w:val="22"/>
+                              </w:rPr>
+                            </w:pPr>
+                            <w:r>
+                              <w:t xml:space="preserve">Track </w:t>
+                            </w:r>
+                            <w:fldSimple w:instr=" SEQ Track \* ARABIC ">
+                              <w:r>
+                                <w:rPr>
+                                  <w:noProof/>
+                                </w:rPr>
+                                <w:t>1</w:t>
+                              </w:r>
+                            </w:fldSimple>
+                          </w:p>
+                        </w:txbxContent>
+                      </wps:txbx>
+                      <wps:bodyPr rot="0" spcFirstLastPara="0" vertOverflow="overflow" horzOverflow="overflow" vert="horz" wrap="square" lIns="0" tIns="0" rIns="0" bIns="0" numCol="1" spcCol="0" rtlCol="0" fromWordArt="0" anchor="t" anchorCtr="0" forceAA="0" compatLnSpc="1">
+                        <a:prstTxWarp prst="textNoShape">
+                          <a:avLst/>
+                        </a:prstTxWarp>
+                        <a:spAutoFit/>
+                      </wps:bodyPr>
+                    </wps:wsp>
+                  </a:graphicData>
+                </a:graphic>
+              </wp:anchor>
+            </w:drawing>
+          </mc:Choice>
+          <mc:Fallback>
+            <w:pict>
+              <v:shape w14:anchorId="66B0D8BD" id="_x0000_s1028" type="#_x0000_t202" style="position:absolute;left:0;text-align:left;margin-left:0;margin-top:517.3pt;width:340.15pt;height:.05pt;z-index:251668480;visibility:visible;mso-wrap-style:square;mso-wrap-distance-left:9pt;mso-wrap-distance-top:0;mso-wrap-distance-right:9pt;mso-wrap-distance-bottom:0;mso-position-horizontal:absolute;mso-position-horizontal-relative:text;mso-position-vertical:absolute;mso-position-vertical-relative:text;v-text-anchor:top" o:gfxdata="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" stroked="f">
+                <v:textbox style="mso-fit-shape-to-text:t" inset="0,0,0,0">
+                  <w:txbxContent>
+                    <w:p>
+                      <w:pPr>
+                        <w:pStyle w:val="Caption"/>
+                        <w:rPr>
+                          <w:rFonts w:asciiTheme="majorHAnsi" w:hAnsiTheme="majorHAnsi"/>
+                          <w:b/>
+                          <w:bCs/>
+                          <w:color w:val="353839" w:themeColor="text1"/>
+                          <w:sz w:val="22"/>
+                          <w:szCs w:val="22"/>
+                        </w:rPr>
+                      </w:pPr>
+                      <w:r>
+                        <w:t xml:space="preserve">Track </w:t>
+                      </w:r>
+                      <w:fldSimple w:instr=" SEQ Track \* ARABIC ">
+                        <w:r>
+                          <w:rPr>
+                            <w:noProof/>
+                          </w:rPr>
+                          <w:t>1</w:t>
+                        </w:r>
+                      </w:fldSimple>
+                    </w:p>
+                  </w:txbxContent>
+                </v:textbox>
+                <w10:wrap type="square"/>
+              </v:shape>
+            </w:pict>
+          </mc:Fallback>
+        </mc:AlternateContent>
+      </w:r>
+      <w:r>
         <w:drawing>
           <wp:anchor distT="0" distB="0" distL="114300" distR="114300" simplePos="0" relativeHeight="251665408" behindDoc="0" locked="0" layoutInCell="1" allowOverlap="1" wp14:anchorId="6C1406F8" wp14:editId="30E31359">
             <wp:simplePos x="0" y="0"/>
@@ -11089,6 +11205,114 @@
     </w:p>
     <w:p>
       <w:r>
+        <w:rPr>
+          <w:noProof/>
+        </w:rPr>
+        <mc:AlternateContent>
+          <mc:Choice Requires="wps">
+            <w:drawing>
+              <wp:anchor distT="0" distB="0" distL="114300" distR="114300" simplePos="0" relativeHeight="251670528" behindDoc="0" locked="0" layoutInCell="1" allowOverlap="1" wp14:anchorId="0D1F66FD" wp14:editId="529F5433">
+                <wp:simplePos x="0" y="0"/>
+                <wp:positionH relativeFrom="column">
+                  <wp:posOffset>0</wp:posOffset>
+                </wp:positionH>
+                <wp:positionV relativeFrom="paragraph">
+                  <wp:posOffset>6036945</wp:posOffset>
+                </wp:positionV>
+                <wp:extent cx="2105025" cy="635"/>
+                <wp:effectExtent l="0" t="0" r="0" b="0"/>
+                <wp:wrapSquare wrapText="bothSides"/>
+                <wp:docPr id="15115232" name="Text Box 1"/>
+                <wp:cNvGraphicFramePr/>
+                <a:graphic xmlns:a="http://schemas.openxmlformats.org/drawingml/2006/main">
+                  <a:graphicData uri="http://schemas.microsoft.com/office/word/2010/wordprocessingShape">
+                    <wps:wsp>
+                      <wps:cNvSpPr txBox="1"/>
+                      <wps:spPr>
+                        <a:xfrm>
+                          <a:off x="0" y="0"/>
+                          <a:ext cx="2105025" cy="635"/>
+                        </a:xfrm>
+                        <a:prstGeom prst="rect">
+                          <a:avLst/>
+                        </a:prstGeom>
+                        <a:solidFill>
+                          <a:prstClr val="white"/>
+                        </a:solidFill>
+                        <a:ln>
+                          <a:noFill/>
+                        </a:ln>
+                      </wps:spPr>
+                      <wps:txbx>
+                        <w:txbxContent>
+                          <w:p>
+                            <w:pPr>
+                              <w:pStyle w:val="Caption"/>
+                              <w:rPr>
+                                <w:sz w:val="22"/>
+                                <w:szCs w:val="22"/>
+                              </w:rPr>
+                            </w:pPr>
+                            <w:r>
+                              <w:t xml:space="preserve">Track </w:t>
+                            </w:r>
+                            <w:fldSimple w:instr=" SEQ Track \* ARABIC ">
+                              <w:r>
+                                <w:rPr>
+                                  <w:noProof/>
+                                </w:rPr>
+                                <w:t>2</w:t>
+                              </w:r>
+                            </w:fldSimple>
+                          </w:p>
+                        </w:txbxContent>
+                      </wps:txbx>
+                      <wps:bodyPr rot="0" spcFirstLastPara="0" vertOverflow="overflow" horzOverflow="overflow" vert="horz" wrap="square" lIns="0" tIns="0" rIns="0" bIns="0" numCol="1" spcCol="0" rtlCol="0" fromWordArt="0" anchor="t" anchorCtr="0" forceAA="0" compatLnSpc="1">
+                        <a:prstTxWarp prst="textNoShape">
+                          <a:avLst/>
+                        </a:prstTxWarp>
+                        <a:spAutoFit/>
+                      </wps:bodyPr>
+                    </wps:wsp>
+                  </a:graphicData>
+                </a:graphic>
+              </wp:anchor>
+            </w:drawing>
+          </mc:Choice>
+          <mc:Fallback>
+            <w:pict>
+              <v:shape w14:anchorId="0D1F66FD" id="_x0000_s1029" type="#_x0000_t202" style="position:absolute;margin-left:0;margin-top:475.35pt;width:165.75pt;height:.05pt;z-index:251670528;visibility:visible;mso-wrap-style:square;mso-wrap-distance-left:9pt;mso-wrap-distance-top:0;mso-wrap-distance-right:9pt;mso-wrap-distance-bottom:0;mso-position-horizontal:absolute;mso-position-horizontal-relative:text;mso-position-vertical:absolute;mso-position-vertical-relative:text;v-text-anchor:top" o:gfxdata="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" stroked="f">
+                <v:textbox style="mso-fit-shape-to-text:t" inset="0,0,0,0">
+                  <w:txbxContent>
+                    <w:p>
+                      <w:pPr>
+                        <w:pStyle w:val="Caption"/>
+                        <w:rPr>
+                          <w:sz w:val="22"/>
+                          <w:szCs w:val="22"/>
+                        </w:rPr>
+                      </w:pPr>
+                      <w:r>
+                        <w:t xml:space="preserve">Track </w:t>
+                      </w:r>
+                      <w:fldSimple w:instr=" SEQ Track \* ARABIC ">
+                        <w:r>
+                          <w:rPr>
+                            <w:noProof/>
+                          </w:rPr>
+                          <w:t>2</w:t>
+                        </w:r>
+                      </w:fldSimple>
+                    </w:p>
+                  </w:txbxContent>
+                </v:textbox>
+                <w10:wrap type="square"/>
+              </v:shape>
+            </w:pict>
+          </mc:Fallback>
+        </mc:AlternateContent>
+      </w:r>
+      <w:r>
         <w:drawing>
           <wp:anchor distT="0" distB="0" distL="114300" distR="114300" simplePos="0" relativeHeight="251666432" behindDoc="0" locked="0" layoutInCell="1" allowOverlap="1" wp14:anchorId="3C903692" wp14:editId="7278D218">
             <wp:simplePos x="0" y="0"/>
@@ -11139,6 +11363,15 @@
           </wp:anchor>
         </w:drawing>
       </w:r>
+      <w:r>
+        <w:t>In Track 2 you can see the actual JSON for the test track,</w:t>
+      </w:r>
+      <w:r>
+        <w:t xml:space="preserve"> it has 4 checkpoints that are positioned in quarters around the track. </w:t>
+      </w:r>
+      <w:r>
+        <w:t xml:space="preserve">  </w:t>
+      </w:r>
     </w:p>
     <w:p>
       <w:pPr>
@@ -11165,12 +11398,707 @@
       </w:r>
     </w:p>
     <w:p>
+      <w:r>
+        <w:rPr>
+          <w:noProof/>
+        </w:rPr>
+        <mc:AlternateContent>
+          <mc:Choice Requires="wps">
+            <w:drawing>
+              <wp:anchor distT="0" distB="0" distL="114300" distR="114300" simplePos="0" relativeHeight="251673600" behindDoc="0" locked="0" layoutInCell="1" allowOverlap="1" wp14:anchorId="60AF45F6" wp14:editId="3F37EC3B">
+                <wp:simplePos x="0" y="0"/>
+                <wp:positionH relativeFrom="column">
+                  <wp:posOffset>0</wp:posOffset>
+                </wp:positionH>
+                <wp:positionV relativeFrom="paragraph">
+                  <wp:posOffset>3702685</wp:posOffset>
+                </wp:positionV>
+                <wp:extent cx="2695575" cy="635"/>
+                <wp:effectExtent l="0" t="0" r="0" b="0"/>
+                <wp:wrapSquare wrapText="bothSides"/>
+                <wp:docPr id="117423162" name="Text Box 1"/>
+                <wp:cNvGraphicFramePr/>
+                <a:graphic xmlns:a="http://schemas.openxmlformats.org/drawingml/2006/main">
+                  <a:graphicData uri="http://schemas.microsoft.com/office/word/2010/wordprocessingShape">
+                    <wps:wsp>
+                      <wps:cNvSpPr txBox="1"/>
+                      <wps:spPr>
+                        <a:xfrm>
+                          <a:off x="0" y="0"/>
+                          <a:ext cx="2695575" cy="635"/>
+                        </a:xfrm>
+                        <a:prstGeom prst="rect">
+                          <a:avLst/>
+                        </a:prstGeom>
+                        <a:solidFill>
+                          <a:prstClr val="white"/>
+                        </a:solidFill>
+                        <a:ln>
+                          <a:noFill/>
+                        </a:ln>
+                      </wps:spPr>
+                      <wps:txbx>
+                        <w:txbxContent>
+                          <w:p>
+                            <w:pPr>
+                              <w:pStyle w:val="Caption"/>
+                              <w:rPr>
+                                <w:sz w:val="22"/>
+                                <w:szCs w:val="22"/>
+                              </w:rPr>
+                            </w:pPr>
+                            <w:r>
+                              <w:t xml:space="preserve">Track </w:t>
+                            </w:r>
+                            <w:fldSimple w:instr=" SEQ Track \* ARABIC ">
+                              <w:r>
+                                <w:rPr>
+                                  <w:noProof/>
+                                </w:rPr>
+                                <w:t>3</w:t>
+                              </w:r>
+                            </w:fldSimple>
+                          </w:p>
+                        </w:txbxContent>
+                      </wps:txbx>
+                      <wps:bodyPr rot="0" spcFirstLastPara="0" vertOverflow="overflow" horzOverflow="overflow" vert="horz" wrap="square" lIns="0" tIns="0" rIns="0" bIns="0" numCol="1" spcCol="0" rtlCol="0" fromWordArt="0" anchor="t" anchorCtr="0" forceAA="0" compatLnSpc="1">
+                        <a:prstTxWarp prst="textNoShape">
+                          <a:avLst/>
+                        </a:prstTxWarp>
+                        <a:spAutoFit/>
+                      </wps:bodyPr>
+                    </wps:wsp>
+                  </a:graphicData>
+                </a:graphic>
+              </wp:anchor>
+            </w:drawing>
+          </mc:Choice>
+          <mc:Fallback>
+            <w:pict>
+              <v:shape w14:anchorId="60AF45F6" id="_x0000_s1030" type="#_x0000_t202" style="position:absolute;margin-left:0;margin-top:291.55pt;width:212.25pt;height:.05pt;z-index:251673600;visibility:visible;mso-wrap-style:square;mso-wrap-distance-left:9pt;mso-wrap-distance-top:0;mso-wrap-distance-right:9pt;mso-wrap-distance-bottom:0;mso-position-horizontal:absolute;mso-position-horizontal-relative:text;mso-position-vertical:absolute;mso-position-vertical-relative:text;v-text-anchor:top" o:gfxdata="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" stroked="f">
+                <v:textbox style="mso-fit-shape-to-text:t" inset="0,0,0,0">
+                  <w:txbxContent>
+                    <w:p>
+                      <w:pPr>
+                        <w:pStyle w:val="Caption"/>
+                        <w:rPr>
+                          <w:sz w:val="22"/>
+                          <w:szCs w:val="22"/>
+                        </w:rPr>
+                      </w:pPr>
+                      <w:r>
+                        <w:t xml:space="preserve">Track </w:t>
+                      </w:r>
+                      <w:fldSimple w:instr=" SEQ Track \* ARABIC ">
+                        <w:r>
+                          <w:rPr>
+                            <w:noProof/>
+                          </w:rPr>
+                          <w:t>3</w:t>
+                        </w:r>
+                      </w:fldSimple>
+                    </w:p>
+                  </w:txbxContent>
+                </v:textbox>
+                <w10:wrap type="square"/>
+              </v:shape>
+            </w:pict>
+          </mc:Fallback>
+        </mc:AlternateContent>
+      </w:r>
+      <w:r>
+        <w:drawing>
+          <wp:inline distT="0" distB="0" distL="0" distR="0" wp14:anchorId="06383071" wp14:editId="56A07C9A">
+            <wp:extent cx="2695951" cy="3648584"/>
+            <wp:effectExtent l="0" t="0" r="9525" b="9525"/>
+            <wp:docPr id="285914159" name="Picture 1"/>
+            <wp:cNvGraphicFramePr>
+              <a:graphicFrameLocks xmlns:a="http://schemas.openxmlformats.org/drawingml/2006/main" noChangeAspect="1"/>
+            </wp:cNvGraphicFramePr>
+            <a:graphic xmlns:a="http://schemas.openxmlformats.org/drawingml/2006/main">
+              <a:graphicData uri="http://schemas.openxmlformats.org/drawingml/2006/picture">
+                <pic:pic xmlns:pic="http://schemas.openxmlformats.org/drawingml/2006/picture">
+                  <pic:nvPicPr>
+                    <pic:cNvPr id="285914159" name=""/>
+                    <pic:cNvPicPr/>
+                  </pic:nvPicPr>
+                  <pic:blipFill>
+                    <a:blip r:embed="rId31">
+                      <a:extLst>
+                        <a:ext uri="{28A0092B-C50C-407E-A947-70E740481C1C}">
+                          <a14:useLocalDpi xmlns:a14="http://schemas.microsoft.com/office/drawing/2010/main" val="0"/>
+                        </a:ext>
+                      </a:extLst>
+                    </a:blip>
+                    <a:stretch>
+                      <a:fillRect/>
+                    </a:stretch>
+                  </pic:blipFill>
+                  <pic:spPr>
+                    <a:xfrm>
+                      <a:off x="0" y="0"/>
+                      <a:ext cx="2695951" cy="3648584"/>
+                    </a:xfrm>
+                    <a:prstGeom prst="rect">
+                      <a:avLst/>
+                    </a:prstGeom>
+                  </pic:spPr>
+                </pic:pic>
+              </a:graphicData>
+            </a:graphic>
+          </wp:inline>
+        </w:drawing>
+      </w:r>
+    </w:p>
+    <w:p/>
+    <w:p>
+      <w:r>
+        <w:t>Sector 1 and Sector 2 checkpoints placed in the same position as seen in Track 3. Sector 1 should be placed directly vertical from sector 2 but at the start of the turn.</w:t>
+      </w:r>
+    </w:p>
+    <w:p>
+      <w:pPr>
+        <w:keepNext/>
+      </w:pPr>
+      <w:r>
+        <w:drawing>
+          <wp:inline distT="0" distB="0" distL="0" distR="0" wp14:anchorId="1D1AF394" wp14:editId="5C1CDC51">
+            <wp:extent cx="4372585" cy="2819794"/>
+            <wp:effectExtent l="0" t="0" r="0" b="0"/>
+            <wp:docPr id="38427695" name="Picture 1"/>
+            <wp:cNvGraphicFramePr>
+              <a:graphicFrameLocks xmlns:a="http://schemas.openxmlformats.org/drawingml/2006/main" noChangeAspect="1"/>
+            </wp:cNvGraphicFramePr>
+            <a:graphic xmlns:a="http://schemas.openxmlformats.org/drawingml/2006/main">
+              <a:graphicData uri="http://schemas.openxmlformats.org/drawingml/2006/picture">
+                <pic:pic xmlns:pic="http://schemas.openxmlformats.org/drawingml/2006/picture">
+                  <pic:nvPicPr>
+                    <pic:cNvPr id="38427695" name=""/>
+                    <pic:cNvPicPr/>
+                  </pic:nvPicPr>
+                  <pic:blipFill>
+                    <a:blip r:embed="rId32"/>
+                    <a:stretch>
+                      <a:fillRect/>
+                    </a:stretch>
+                  </pic:blipFill>
+                  <pic:spPr>
+                    <a:xfrm>
+                      <a:off x="0" y="0"/>
+                      <a:ext cx="4372585" cy="2819794"/>
+                    </a:xfrm>
+                    <a:prstGeom prst="rect">
+                      <a:avLst/>
+                    </a:prstGeom>
+                  </pic:spPr>
+                </pic:pic>
+              </a:graphicData>
+            </a:graphic>
+          </wp:inline>
+        </w:drawing>
+      </w:r>
+    </w:p>
+    <w:p>
+      <w:pPr>
+        <w:pStyle w:val="Caption"/>
+      </w:pPr>
+      <w:r>
+        <w:t xml:space="preserve">Track </w:t>
+      </w:r>
+      <w:fldSimple w:instr=" SEQ Track \* ARABIC ">
+        <w:r>
+          <w:rPr>
+            <w:noProof/>
+          </w:rPr>
+          <w:t>4</w:t>
+        </w:r>
+      </w:fldSimple>
+    </w:p>
+    <w:p>
+      <w:r>
+        <w:t>As seen in Track 4, they should be in different positions as they have different logic assigned.</w:t>
+      </w:r>
+    </w:p>
+    <w:p>
+      <w:pPr>
+        <w:rPr>
+          <w:rFonts w:asciiTheme="majorHAnsi" w:eastAsiaTheme="majorEastAsia" w:hAnsiTheme="majorHAnsi" w:cstheme="majorBidi"/>
+          <w:b/>
+          <w:bCs/>
+          <w:i/>
+          <w:iCs/>
+          <w:color w:val="353839" w:themeColor="text1"/>
+        </w:rPr>
+      </w:pPr>
+      <w:r>
+        <w:br w:type="page"/>
+      </w:r>
+    </w:p>
+    <w:p>
       <w:pPr>
         <w:pStyle w:val="Heading4"/>
       </w:pPr>
       <w:r>
+        <w:lastRenderedPageBreak/>
         <w:t>Fix</w:t>
       </w:r>
+    </w:p>
+    <w:p>
+      <w:pPr>
+        <w:rPr>
+          <w:noProof/>
+        </w:rPr>
+      </w:pPr>
+      <w:r>
+        <w:rPr>
+          <w:noProof/>
+        </w:rPr>
+        <mc:AlternateContent>
+          <mc:Choice Requires="wps">
+            <w:drawing>
+              <wp:anchor distT="0" distB="0" distL="114300" distR="114300" simplePos="0" relativeHeight="251677696" behindDoc="0" locked="0" layoutInCell="1" allowOverlap="1" wp14:anchorId="3D424731" wp14:editId="62D47D0D">
+                <wp:simplePos x="0" y="0"/>
+                <wp:positionH relativeFrom="column">
+                  <wp:posOffset>0</wp:posOffset>
+                </wp:positionH>
+                <wp:positionV relativeFrom="paragraph">
+                  <wp:posOffset>3483610</wp:posOffset>
+                </wp:positionV>
+                <wp:extent cx="2381250" cy="635"/>
+                <wp:effectExtent l="0" t="0" r="0" b="0"/>
+                <wp:wrapSquare wrapText="bothSides"/>
+                <wp:docPr id="1006586831" name="Text Box 1"/>
+                <wp:cNvGraphicFramePr/>
+                <a:graphic xmlns:a="http://schemas.openxmlformats.org/drawingml/2006/main">
+                  <a:graphicData uri="http://schemas.microsoft.com/office/word/2010/wordprocessingShape">
+                    <wps:wsp>
+                      <wps:cNvSpPr txBox="1"/>
+                      <wps:spPr>
+                        <a:xfrm>
+                          <a:off x="0" y="0"/>
+                          <a:ext cx="2381250" cy="635"/>
+                        </a:xfrm>
+                        <a:prstGeom prst="rect">
+                          <a:avLst/>
+                        </a:prstGeom>
+                        <a:solidFill>
+                          <a:prstClr val="white"/>
+                        </a:solidFill>
+                        <a:ln>
+                          <a:noFill/>
+                        </a:ln>
+                      </wps:spPr>
+                      <wps:txbx>
+                        <w:txbxContent>
+                          <w:p>
+                            <w:pPr>
+                              <w:pStyle w:val="Caption"/>
+                              <w:rPr>
+                                <w:sz w:val="22"/>
+                                <w:szCs w:val="22"/>
+                              </w:rPr>
+                            </w:pPr>
+                            <w:r>
+                              <w:t xml:space="preserve">Track </w:t>
+                            </w:r>
+                            <w:fldSimple w:instr=" SEQ Track \* ARABIC ">
+                              <w:r>
+                                <w:rPr>
+                                  <w:noProof/>
+                                </w:rPr>
+                                <w:t>5</w:t>
+                              </w:r>
+                            </w:fldSimple>
+                          </w:p>
+                        </w:txbxContent>
+                      </wps:txbx>
+                      <wps:bodyPr rot="0" spcFirstLastPara="0" vertOverflow="overflow" horzOverflow="overflow" vert="horz" wrap="square" lIns="0" tIns="0" rIns="0" bIns="0" numCol="1" spcCol="0" rtlCol="0" fromWordArt="0" anchor="t" anchorCtr="0" forceAA="0" compatLnSpc="1">
+                        <a:prstTxWarp prst="textNoShape">
+                          <a:avLst/>
+                        </a:prstTxWarp>
+                        <a:spAutoFit/>
+                      </wps:bodyPr>
+                    </wps:wsp>
+                  </a:graphicData>
+                </a:graphic>
+              </wp:anchor>
+            </w:drawing>
+          </mc:Choice>
+          <mc:Fallback>
+            <w:pict>
+              <v:shape w14:anchorId="3D424731" id="_x0000_s1031" type="#_x0000_t202" style="position:absolute;margin-left:0;margin-top:274.3pt;width:187.5pt;height:.05pt;z-index:251677696;visibility:visible;mso-wrap-style:square;mso-wrap-distance-left:9pt;mso-wrap-distance-top:0;mso-wrap-distance-right:9pt;mso-wrap-distance-bottom:0;mso-position-horizontal:absolute;mso-position-horizontal-relative:text;mso-position-vertical:absolute;mso-position-vertical-relative:text;v-text-anchor:top" o:gfxdata="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" stroked="f">
+                <v:textbox style="mso-fit-shape-to-text:t" inset="0,0,0,0">
+                  <w:txbxContent>
+                    <w:p>
+                      <w:pPr>
+                        <w:pStyle w:val="Caption"/>
+                        <w:rPr>
+                          <w:sz w:val="22"/>
+                          <w:szCs w:val="22"/>
+                        </w:rPr>
+                      </w:pPr>
+                      <w:r>
+                        <w:t xml:space="preserve">Track </w:t>
+                      </w:r>
+                      <w:fldSimple w:instr=" SEQ Track \* ARABIC ">
+                        <w:r>
+                          <w:rPr>
+                            <w:noProof/>
+                          </w:rPr>
+                          <w:t>5</w:t>
+                        </w:r>
+                      </w:fldSimple>
+                    </w:p>
+                  </w:txbxContent>
+                </v:textbox>
+                <w10:wrap type="square"/>
+              </v:shape>
+            </w:pict>
+          </mc:Fallback>
+        </mc:AlternateContent>
+      </w:r>
+      <w:r>
+        <w:drawing>
+          <wp:anchor distT="0" distB="0" distL="114300" distR="114300" simplePos="0" relativeHeight="251675648" behindDoc="0" locked="0" layoutInCell="1" allowOverlap="1" wp14:anchorId="29AE11D8" wp14:editId="67896186">
+            <wp:simplePos x="0" y="0"/>
+            <wp:positionH relativeFrom="column">
+              <wp:posOffset>0</wp:posOffset>
+            </wp:positionH>
+            <wp:positionV relativeFrom="paragraph">
+              <wp:posOffset>-2847</wp:posOffset>
+            </wp:positionV>
+            <wp:extent cx="2381582" cy="3429479"/>
+            <wp:effectExtent l="0" t="0" r="0" b="0"/>
+            <wp:wrapSquare wrapText="bothSides"/>
+            <wp:docPr id="325154065" name="Picture 1"/>
+            <wp:cNvGraphicFramePr>
+              <a:graphicFrameLocks xmlns:a="http://schemas.openxmlformats.org/drawingml/2006/main" noChangeAspect="1"/>
+            </wp:cNvGraphicFramePr>
+            <a:graphic xmlns:a="http://schemas.openxmlformats.org/drawingml/2006/main">
+              <a:graphicData uri="http://schemas.openxmlformats.org/drawingml/2006/picture">
+                <pic:pic xmlns:pic="http://schemas.openxmlformats.org/drawingml/2006/picture">
+                  <pic:nvPicPr>
+                    <pic:cNvPr id="325154065" name=""/>
+                    <pic:cNvPicPr/>
+                  </pic:nvPicPr>
+                  <pic:blipFill>
+                    <a:blip r:embed="rId33">
+                      <a:extLst>
+                        <a:ext uri="{28A0092B-C50C-407E-A947-70E740481C1C}">
+                          <a14:useLocalDpi xmlns:a14="http://schemas.microsoft.com/office/drawing/2010/main" val="0"/>
+                        </a:ext>
+                      </a:extLst>
+                    </a:blip>
+                    <a:stretch>
+                      <a:fillRect/>
+                    </a:stretch>
+                  </pic:blipFill>
+                  <pic:spPr>
+                    <a:xfrm>
+                      <a:off x="0" y="0"/>
+                      <a:ext cx="2381582" cy="3429479"/>
+                    </a:xfrm>
+                    <a:prstGeom prst="rect">
+                      <a:avLst/>
+                    </a:prstGeom>
+                  </pic:spPr>
+                </pic:pic>
+              </a:graphicData>
+            </a:graphic>
+          </wp:anchor>
+        </w:drawing>
+      </w:r>
+      <w:r>
+        <w:rPr>
+          <w:noProof/>
+        </w:rPr>
+        <w:t xml:space="preserve"> </w:t>
+      </w:r>
+      <w:r>
+        <w:rPr>
+          <w:noProof/>
+        </w:rPr>
+        <w:t>Now the sectors checkpoints are in the correct places. As shown in Track 5.</w:t>
+      </w:r>
+    </w:p>
+    <w:p>
+      <w:pPr>
+        <w:rPr>
+          <w:noProof/>
+        </w:rPr>
+      </w:pPr>
+    </w:p>
+    <w:p>
+      <w:pPr>
+        <w:rPr>
+          <w:noProof/>
+        </w:rPr>
+      </w:pPr>
+    </w:p>
+    <w:p>
+      <w:pPr>
+        <w:rPr>
+          <w:noProof/>
+        </w:rPr>
+      </w:pPr>
+    </w:p>
+    <w:p>
+      <w:pPr>
+        <w:rPr>
+          <w:noProof/>
+        </w:rPr>
+      </w:pPr>
+    </w:p>
+    <w:p>
+      <w:pPr>
+        <w:rPr>
+          <w:noProof/>
+        </w:rPr>
+      </w:pPr>
+    </w:p>
+    <w:p>
+      <w:pPr>
+        <w:rPr>
+          <w:noProof/>
+        </w:rPr>
+      </w:pPr>
+    </w:p>
+    <w:p>
+      <w:pPr>
+        <w:rPr>
+          <w:noProof/>
+        </w:rPr>
+      </w:pPr>
+    </w:p>
+    <w:p>
+      <w:pPr>
+        <w:rPr>
+          <w:noProof/>
+        </w:rPr>
+      </w:pPr>
+    </w:p>
+    <w:p>
+      <w:pPr>
+        <w:rPr>
+          <w:noProof/>
+        </w:rPr>
+      </w:pPr>
+    </w:p>
+    <w:p>
+      <w:pPr>
+        <w:rPr>
+          <w:noProof/>
+        </w:rPr>
+      </w:pPr>
+    </w:p>
+    <w:p>
+      <w:pPr>
+        <w:rPr>
+          <w:noProof/>
+        </w:rPr>
+      </w:pPr>
+    </w:p>
+    <w:p>
+      <w:pPr>
+        <w:rPr>
+          <w:noProof/>
+        </w:rPr>
+      </w:pPr>
+    </w:p>
+    <w:p>
+      <w:pPr>
+        <w:rPr>
+          <w:noProof/>
+        </w:rPr>
+      </w:pPr>
+      <w:r>
+        <w:drawing>
+          <wp:anchor distT="0" distB="0" distL="114300" distR="114300" simplePos="0" relativeHeight="251674624" behindDoc="0" locked="0" layoutInCell="1" allowOverlap="1" wp14:anchorId="16308135" wp14:editId="282B19C9">
+            <wp:simplePos x="0" y="0"/>
+            <wp:positionH relativeFrom="margin">
+              <wp:align>left</wp:align>
+            </wp:positionH>
+            <wp:positionV relativeFrom="paragraph">
+              <wp:posOffset>4752</wp:posOffset>
+            </wp:positionV>
+            <wp:extent cx="4391025" cy="1066800"/>
+            <wp:effectExtent l="0" t="0" r="9525" b="0"/>
+            <wp:wrapSquare wrapText="bothSides"/>
+            <wp:docPr id="1979286654" name="Picture 1"/>
+            <wp:cNvGraphicFramePr>
+              <a:graphicFrameLocks xmlns:a="http://schemas.openxmlformats.org/drawingml/2006/main" noChangeAspect="1"/>
+            </wp:cNvGraphicFramePr>
+            <a:graphic xmlns:a="http://schemas.openxmlformats.org/drawingml/2006/main">
+              <a:graphicData uri="http://schemas.openxmlformats.org/drawingml/2006/picture">
+                <pic:pic xmlns:pic="http://schemas.openxmlformats.org/drawingml/2006/picture">
+                  <pic:nvPicPr>
+                    <pic:cNvPr id="1979286654" name=""/>
+                    <pic:cNvPicPr/>
+                  </pic:nvPicPr>
+                  <pic:blipFill>
+                    <a:blip r:embed="rId34">
+                      <a:extLst>
+                        <a:ext uri="{28A0092B-C50C-407E-A947-70E740481C1C}">
+                          <a14:useLocalDpi xmlns:a14="http://schemas.microsoft.com/office/drawing/2010/main" val="0"/>
+                        </a:ext>
+                      </a:extLst>
+                    </a:blip>
+                    <a:stretch>
+                      <a:fillRect/>
+                    </a:stretch>
+                  </pic:blipFill>
+                  <pic:spPr>
+                    <a:xfrm>
+                      <a:off x="0" y="0"/>
+                      <a:ext cx="4391025" cy="1066800"/>
+                    </a:xfrm>
+                    <a:prstGeom prst="rect">
+                      <a:avLst/>
+                    </a:prstGeom>
+                  </pic:spPr>
+                </pic:pic>
+              </a:graphicData>
+            </a:graphic>
+          </wp:anchor>
+        </w:drawing>
+      </w:r>
+      <w:r>
+        <w:rPr>
+          <w:noProof/>
+        </w:rPr>
+        <w:t xml:space="preserve">In Track 6, you can see I changed it from being less than to less than or equal to. </w:t>
+      </w:r>
+    </w:p>
+    <w:p>
+      <w:pPr>
+        <w:rPr>
+          <w:noProof/>
+        </w:rPr>
+      </w:pPr>
+    </w:p>
+    <w:p>
+      <w:pPr>
+        <w:rPr>
+          <w:noProof/>
+        </w:rPr>
+      </w:pPr>
+      <w:r>
+        <w:rPr>
+          <w:noProof/>
+        </w:rPr>
+        <mc:AlternateContent>
+          <mc:Choice Requires="wps">
+            <w:drawing>
+              <wp:anchor distT="0" distB="0" distL="114300" distR="114300" simplePos="0" relativeHeight="251679744" behindDoc="0" locked="0" layoutInCell="1" allowOverlap="1" wp14:anchorId="117D87DF" wp14:editId="534795FA">
+                <wp:simplePos x="0" y="0"/>
+                <wp:positionH relativeFrom="margin">
+                  <wp:align>left</wp:align>
+                </wp:positionH>
+                <wp:positionV relativeFrom="paragraph">
+                  <wp:posOffset>5080</wp:posOffset>
+                </wp:positionV>
+                <wp:extent cx="4391025" cy="635"/>
+                <wp:effectExtent l="0" t="0" r="9525" b="0"/>
+                <wp:wrapSquare wrapText="bothSides"/>
+                <wp:docPr id="1073977495" name="Text Box 1"/>
+                <wp:cNvGraphicFramePr/>
+                <a:graphic xmlns:a="http://schemas.openxmlformats.org/drawingml/2006/main">
+                  <a:graphicData uri="http://schemas.microsoft.com/office/word/2010/wordprocessingShape">
+                    <wps:wsp>
+                      <wps:cNvSpPr txBox="1"/>
+                      <wps:spPr>
+                        <a:xfrm>
+                          <a:off x="0" y="0"/>
+                          <a:ext cx="4391025" cy="635"/>
+                        </a:xfrm>
+                        <a:prstGeom prst="rect">
+                          <a:avLst/>
+                        </a:prstGeom>
+                        <a:solidFill>
+                          <a:prstClr val="white"/>
+                        </a:solidFill>
+                        <a:ln>
+                          <a:noFill/>
+                        </a:ln>
+                      </wps:spPr>
+                      <wps:txbx>
+                        <w:txbxContent>
+                          <w:p>
+                            <w:pPr>
+                              <w:pStyle w:val="Caption"/>
+                              <w:rPr>
+                                <w:noProof/>
+                                <w:sz w:val="22"/>
+                                <w:szCs w:val="22"/>
+                              </w:rPr>
+                            </w:pPr>
+                            <w:r>
+                              <w:t xml:space="preserve">Track </w:t>
+                            </w:r>
+                            <w:fldSimple w:instr=" SEQ Track \* ARABIC ">
+                              <w:r>
+                                <w:rPr>
+                                  <w:noProof/>
+                                </w:rPr>
+                                <w:t>6</w:t>
+                              </w:r>
+                            </w:fldSimple>
+                          </w:p>
+                        </w:txbxContent>
+                      </wps:txbx>
+                      <wps:bodyPr rot="0" spcFirstLastPara="0" vertOverflow="overflow" horzOverflow="overflow" vert="horz" wrap="square" lIns="0" tIns="0" rIns="0" bIns="0" numCol="1" spcCol="0" rtlCol="0" fromWordArt="0" anchor="t" anchorCtr="0" forceAA="0" compatLnSpc="1">
+                        <a:prstTxWarp prst="textNoShape">
+                          <a:avLst/>
+                        </a:prstTxWarp>
+                        <a:spAutoFit/>
+                      </wps:bodyPr>
+                    </wps:wsp>
+                  </a:graphicData>
+                </a:graphic>
+              </wp:anchor>
+            </w:drawing>
+          </mc:Choice>
+          <mc:Fallback>
+            <w:pict>
+              <v:shape w14:anchorId="117D87DF" id="_x0000_s1032" type="#_x0000_t202" style="position:absolute;margin-left:0;margin-top:.4pt;width:345.75pt;height:.05pt;z-index:251679744;visibility:visible;mso-wrap-style:square;mso-wrap-distance-left:9pt;mso-wrap-distance-top:0;mso-wrap-distance-right:9pt;mso-wrap-distance-bottom:0;mso-position-horizontal:left;mso-position-horizontal-relative:margin;mso-position-vertical:absolute;mso-position-vertical-relative:text;v-text-anchor:top" o:gfxdata="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" stroked="f">
+                <v:textbox style="mso-fit-shape-to-text:t" inset="0,0,0,0">
+                  <w:txbxContent>
+                    <w:p>
+                      <w:pPr>
+                        <w:pStyle w:val="Caption"/>
+                        <w:rPr>
+                          <w:noProof/>
+                          <w:sz w:val="22"/>
+                          <w:szCs w:val="22"/>
+                        </w:rPr>
+                      </w:pPr>
+                      <w:r>
+                        <w:t xml:space="preserve">Track </w:t>
+                      </w:r>
+                      <w:fldSimple w:instr=" SEQ Track \* ARABIC ">
+                        <w:r>
+                          <w:rPr>
+                            <w:noProof/>
+                          </w:rPr>
+                          <w:t>6</w:t>
+                        </w:r>
+                      </w:fldSimple>
+                    </w:p>
+                  </w:txbxContent>
+                </v:textbox>
+                <w10:wrap type="square" anchorx="margin"/>
+              </v:shape>
+            </w:pict>
+          </mc:Fallback>
+        </mc:AlternateContent>
+      </w:r>
+    </w:p>
+    <w:p>
+      <w:pPr>
+        <w:rPr>
+          <w:noProof/>
+        </w:rPr>
+      </w:pPr>
     </w:p>
     <w:p/>
     <w:p/>
@@ -11920,7 +12848,7 @@
                     </pic:cNvPicPr>
                   </pic:nvPicPr>
                   <pic:blipFill>
-                    <a:blip r:embed="rId31" cstate="print">
+                    <a:blip r:embed="rId35" cstate="print">
                       <a:extLst>
                         <a:ext uri="{28A0092B-C50C-407E-A947-70E740481C1C}">
                           <a14:useLocalDpi xmlns:a14="http://schemas.microsoft.com/office/drawing/2010/main" val="0"/>
@@ -12706,7 +13634,7 @@
                     </pic:cNvPicPr>
                   </pic:nvPicPr>
                   <pic:blipFill>
-                    <a:blip r:embed="rId32" cstate="print">
+                    <a:blip r:embed="rId36" cstate="print">
                       <a:extLst>
                         <a:ext uri="{28A0092B-C50C-407E-A947-70E740481C1C}">
                           <a14:useLocalDpi xmlns:a14="http://schemas.microsoft.com/office/drawing/2010/main" val="0"/>
@@ -14710,7 +15638,7 @@
       </w:r>
     </w:p>
     <w:sectPr>
-      <w:footerReference w:type="default" r:id="rId33"/>
+      <w:footerReference w:type="default" r:id="rId37"/>
       <w:pgSz w:w="11906" w:h="16838" w:code="9"/>
       <w:pgMar w:top="1440" w:right="1440" w:bottom="1440" w:left="1440" w:header="709" w:footer="709" w:gutter="0"/>
       <w:pgNumType w:start="0"/>

--- a/docs/Technical Report Eoin Fitzsimons.docx
+++ b/docs/Technical Report Eoin Fitzsimons.docx
@@ -1,6 +1,6 @@
 
 <file path=word/document.xml><?xml version="1.0" encoding="utf-8"?>
-<w:document xmlns:wpc="http://schemas.microsoft.com/office/word/2010/wordprocessingCanvas" xmlns:cx="http://schemas.microsoft.com/office/drawing/2014/chartex" xmlns:cx1="http://schemas.microsoft.com/office/drawing/2015/9/8/chartex" xmlns:cx2="http://schemas.microsoft.com/office/drawing/2015/10/21/chartex" xmlns:cx3="http://schemas.microsoft.com/office/drawing/2016/5/9/chartex" xmlns:cx4="http://schemas.microsoft.com/office/drawing/2016/5/10/chartex" xmlns:cx5="http://schemas.microsoft.com/office/drawing/2016/5/11/chartex" xmlns:cx6="http://schemas.microsoft.com/office/drawing/2016/5/12/chartex" xmlns:cx7="http://schemas.microsoft.com/office/drawing/2016/5/13/chartex" xmlns:cx8="http://schemas.microsoft.com/office/drawing/2016/5/14/chartex" xmlns:mc="http://schemas.openxmlformats.org/markup-compatibility/2006" xmlns:aink="http://schemas.microsoft.com/office/drawing/2016/ink" xmlns:am3d="http://schemas.microsoft.com/office/drawing/2017/model3d" xmlns:o="urn:schemas-microsoft-com:office:office" xmlns:oel="http://schemas.microsoft.com/office/2019/extlst" xmlns:r="http://schemas.openxmlformats.org/officeDocument/2006/relationships" xmlns:m="http://schemas.openxmlformats.org/officeDocument/2006/math" xmlns:v="urn:schemas-microsoft-com:vml" xmlns:wp14="http://schemas.microsoft.com/office/word/2010/wordprocessingDrawing" xmlns:wp="http://schemas.openxmlformats.org/drawingml/2006/wordprocessingDrawing" xmlns:w10="urn:schemas-microsoft-com:office:word" xmlns:w="http://schemas.openxmlformats.org/wordprocessingml/2006/main" xmlns:w14="http://schemas.microsoft.com/office/word/2010/wordml" xmlns:w15="http://schemas.microsoft.com/office/word/2012/wordml" xmlns:w16cei="http://schemas.microsoft.com/office/word/2026/wordml/cei" xmlns:w16cex="http://schemas.microsoft.com/office/word/2018/wordml/cex" xmlns:w16cid="http://schemas.microsoft.com/office/word/2016/wordml/cid" xmlns:w16="http://schemas.microsoft.com/office/word/2018/wordml" xmlns:w16du="http://schemas.microsoft.com/office/word/2023/wordml/word16du" xmlns:w16sdtdh="http://schemas.microsoft.com/office/word/2020/wordml/sdtdatahash" xmlns:w16sdtfl="http://schemas.microsoft.com/office/word/2024/wordml/sdtformatlock" xmlns:w16se="http://schemas.microsoft.com/office/word/2015/wordml/symex" xmlns:wpg="http://schemas.microsoft.com/office/word/2010/wordprocessingGroup" xmlns:wpi="http://schemas.microsoft.com/office/word/2010/wordprocessingInk" xmlns:wne="http://schemas.microsoft.com/office/word/2006/wordml" xmlns:wps="http://schemas.microsoft.com/office/word/2010/wordprocessingShape" mc:Ignorable="w14 w15 w16se w16cid w16 w16cex w16sdtdh w16sdtfl w16du wp14">
+<w:document xmlns:wpc="http://schemas.microsoft.com/office/word/2010/wordprocessingCanvas" xmlns:cx="http://schemas.microsoft.com/office/drawing/2014/chartex" xmlns:cx1="http://schemas.microsoft.com/office/drawing/2015/9/8/chartex" xmlns:cx2="http://schemas.microsoft.com/office/drawing/2015/10/21/chartex" xmlns:cx3="http://schemas.microsoft.com/office/drawing/2016/5/9/chartex" xmlns:cx4="http://schemas.microsoft.com/office/drawing/2016/5/10/chartex" xmlns:cx5="http://schemas.microsoft.com/office/drawing/2016/5/11/chartex" xmlns:cx6="http://schemas.microsoft.com/office/drawing/2016/5/12/chartex" xmlns:cx7="http://schemas.microsoft.com/office/drawing/2016/5/13/chartex" xmlns:cx8="http://schemas.microsoft.com/office/drawing/2016/5/14/chartex" xmlns:mc="http://schemas.openxmlformats.org/markup-compatibility/2006" xmlns:aink="http://schemas.microsoft.com/office/drawing/2016/ink" xmlns:am3d="http://schemas.microsoft.com/office/drawing/2017/model3d" xmlns:o="urn:schemas-microsoft-com:office:office" xmlns:oel="http://schemas.microsoft.com/office/2019/extlst" xmlns:r="http://schemas.openxmlformats.org/officeDocument/2006/relationships" xmlns:m="http://schemas.openxmlformats.org/officeDocument/2006/math" xmlns:v="urn:schemas-microsoft-com:vml" xmlns:wp14="http://schemas.microsoft.com/office/word/2010/wordprocessingDrawing" xmlns:wp="http://schemas.openxmlformats.org/drawingml/2006/wordprocessingDrawing" xmlns:w10="urn:schemas-microsoft-com:office:word" xmlns:w="http://schemas.openxmlformats.org/wordprocessingml/2006/main" xmlns:w14="http://schemas.microsoft.com/office/word/2010/wordml" xmlns:w15="http://schemas.microsoft.com/office/word/2012/wordml" xmlns:w16cex="http://schemas.microsoft.com/office/word/2018/wordml/cex" xmlns:w16cid="http://schemas.microsoft.com/office/word/2016/wordml/cid" xmlns:w16="http://schemas.microsoft.com/office/word/2018/wordml" xmlns:w16du="http://schemas.microsoft.com/office/word/2023/wordml/word16du" xmlns:w16sdtdh="http://schemas.microsoft.com/office/word/2020/wordml/sdtdatahash" xmlns:w16sdtfl="http://schemas.microsoft.com/office/word/2024/wordml/sdtformatlock" xmlns:w16se="http://schemas.microsoft.com/office/word/2015/wordml/symex" xmlns:wpg="http://schemas.microsoft.com/office/word/2010/wordprocessingGroup" xmlns:wpi="http://schemas.microsoft.com/office/word/2010/wordprocessingInk" xmlns:wne="http://schemas.microsoft.com/office/word/2006/wordml" xmlns:wps="http://schemas.microsoft.com/office/word/2010/wordprocessingShape" mc:Ignorable="w14 w15 w16se w16cid w16 w16cex w16sdtdh w16sdtfl w16du wp14">
   <w:body>
     <w:p>
       <w:pPr>
@@ -10888,7 +10888,7 @@
         <w:t>2</w:t>
       </w:r>
       <w:r>
-        <w:t xml:space="preserve">, duplicate names arise as an issue, this was a quick fix, I added a variable for used names </w:t>
+        <w:t xml:space="preserve">, duplicate names arise as an issue, this was a fix, I added a variable for used names </w:t>
       </w:r>
       <w:r>
         <w:t>then added the selected name.</w:t>
@@ -11106,6 +11106,9 @@
         </mc:AlternateContent>
       </w:r>
       <w:r>
+        <w:rPr>
+          <w:noProof/>
+        </w:rPr>
         <w:drawing>
           <wp:anchor distT="0" distB="0" distL="114300" distR="114300" simplePos="0" relativeHeight="251665408" behindDoc="0" locked="0" layoutInCell="1" allowOverlap="1" wp14:anchorId="6C1406F8" wp14:editId="30E31359">
             <wp:simplePos x="0" y="0"/>
@@ -11199,11 +11202,92 @@
         <w:pStyle w:val="Heading4"/>
       </w:pPr>
       <w:r>
+        <w:rPr>
+          <w:noProof/>
+        </w:rPr>
         <w:lastRenderedPageBreak/>
+        <w:drawing>
+          <wp:anchor distT="0" distB="0" distL="114300" distR="114300" simplePos="0" relativeHeight="251666432" behindDoc="0" locked="0" layoutInCell="1" allowOverlap="1" wp14:anchorId="3C903692" wp14:editId="70A9A013">
+            <wp:simplePos x="0" y="0"/>
+            <wp:positionH relativeFrom="margin">
+              <wp:align>left</wp:align>
+            </wp:positionH>
+            <wp:positionV relativeFrom="paragraph">
+              <wp:posOffset>184150</wp:posOffset>
+            </wp:positionV>
+            <wp:extent cx="2629535" cy="7472680"/>
+            <wp:effectExtent l="0" t="0" r="0" b="0"/>
+            <wp:wrapSquare wrapText="bothSides"/>
+            <wp:docPr id="1078903621" name="Picture 1"/>
+            <wp:cNvGraphicFramePr>
+              <a:graphicFrameLocks xmlns:a="http://schemas.openxmlformats.org/drawingml/2006/main" noChangeAspect="1"/>
+            </wp:cNvGraphicFramePr>
+            <a:graphic xmlns:a="http://schemas.openxmlformats.org/drawingml/2006/main">
+              <a:graphicData uri="http://schemas.openxmlformats.org/drawingml/2006/picture">
+                <pic:pic xmlns:pic="http://schemas.openxmlformats.org/drawingml/2006/picture">
+                  <pic:nvPicPr>
+                    <pic:cNvPr id="1078903621" name=""/>
+                    <pic:cNvPicPr/>
+                  </pic:nvPicPr>
+                  <pic:blipFill>
+                    <a:blip r:embed="rId30">
+                      <a:extLst>
+                        <a:ext uri="{28A0092B-C50C-407E-A947-70E740481C1C}">
+                          <a14:useLocalDpi xmlns:a14="http://schemas.microsoft.com/office/drawing/2010/main" val="0"/>
+                        </a:ext>
+                      </a:extLst>
+                    </a:blip>
+                    <a:stretch>
+                      <a:fillRect/>
+                    </a:stretch>
+                  </pic:blipFill>
+                  <pic:spPr>
+                    <a:xfrm>
+                      <a:off x="0" y="0"/>
+                      <a:ext cx="2629535" cy="7472680"/>
+                    </a:xfrm>
+                    <a:prstGeom prst="rect">
+                      <a:avLst/>
+                    </a:prstGeom>
+                  </pic:spPr>
+                </pic:pic>
+              </a:graphicData>
+            </a:graphic>
+            <wp14:sizeRelH relativeFrom="margin">
+              <wp14:pctWidth>0</wp14:pctWidth>
+            </wp14:sizeRelH>
+            <wp14:sizeRelV relativeFrom="margin">
+              <wp14:pctHeight>0</wp14:pctHeight>
+            </wp14:sizeRelV>
+          </wp:anchor>
+        </w:drawing>
+      </w:r>
+      <w:r>
         <w:t>Code Snippet</w:t>
       </w:r>
     </w:p>
     <w:p>
+      <w:r>
+        <w:t>In Track 2 you can see the actual JSON for the test track,</w:t>
+      </w:r>
+      <w:r>
+        <w:t xml:space="preserve"> it has 4 checkpoints that are positioned in quarters around the track. </w:t>
+      </w:r>
+      <w:r>
+        <w:t xml:space="preserve">  </w:t>
+      </w:r>
+    </w:p>
+    <w:p>
+      <w:pPr>
+        <w:rPr>
+          <w:rFonts w:asciiTheme="majorHAnsi" w:eastAsiaTheme="majorEastAsia" w:hAnsiTheme="majorHAnsi" w:cstheme="majorBidi"/>
+          <w:b/>
+          <w:bCs/>
+          <w:i/>
+          <w:iCs/>
+          <w:color w:val="353839" w:themeColor="text1"/>
+        </w:rPr>
+      </w:pPr>
       <w:r>
         <w:rPr>
           <w:noProof/>
@@ -11211,16 +11295,16 @@
         <mc:AlternateContent>
           <mc:Choice Requires="wps">
             <w:drawing>
-              <wp:anchor distT="0" distB="0" distL="114300" distR="114300" simplePos="0" relativeHeight="251670528" behindDoc="0" locked="0" layoutInCell="1" allowOverlap="1" wp14:anchorId="0D1F66FD" wp14:editId="529F5433">
+              <wp:anchor distT="0" distB="0" distL="114300" distR="114300" simplePos="0" relativeHeight="251670528" behindDoc="0" locked="0" layoutInCell="1" allowOverlap="1" wp14:anchorId="0D1F66FD" wp14:editId="0E9C4C03">
                 <wp:simplePos x="0" y="0"/>
-                <wp:positionH relativeFrom="column">
-                  <wp:posOffset>0</wp:posOffset>
+                <wp:positionH relativeFrom="margin">
+                  <wp:align>left</wp:align>
                 </wp:positionH>
                 <wp:positionV relativeFrom="paragraph">
-                  <wp:posOffset>6036945</wp:posOffset>
+                  <wp:posOffset>6942972</wp:posOffset>
                 </wp:positionV>
                 <wp:extent cx="2105025" cy="635"/>
-                <wp:effectExtent l="0" t="0" r="0" b="0"/>
+                <wp:effectExtent l="0" t="0" r="9525" b="0"/>
                 <wp:wrapSquare wrapText="bothSides"/>
                 <wp:docPr id="15115232" name="Text Box 1"/>
                 <wp:cNvGraphicFramePr/>
@@ -11281,7 +11365,7 @@
           </mc:Choice>
           <mc:Fallback>
             <w:pict>
-              <v:shape w14:anchorId="0D1F66FD" id="_x0000_s1029" type="#_x0000_t202" style="position:absolute;margin-left:0;margin-top:475.35pt;width:165.75pt;height:.05pt;z-index:251670528;visibility:visible;mso-wrap-style:square;mso-wrap-distance-left:9pt;mso-wrap-distance-top:0;mso-wrap-distance-right:9pt;mso-wrap-distance-bottom:0;mso-position-horizontal:absolute;mso-position-horizontal-relative:text;mso-position-vertical:absolute;mso-position-vertical-relative:text;v-text-anchor:top" o:gfxdata="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" stroked="f">
+              <v:shape w14:anchorId="0D1F66FD" id="_x0000_s1029" type="#_x0000_t202" style="position:absolute;margin-left:0;margin-top:546.7pt;width:165.75pt;height:.05pt;z-index:251670528;visibility:visible;mso-wrap-style:square;mso-wrap-distance-left:9pt;mso-wrap-distance-top:0;mso-wrap-distance-right:9pt;mso-wrap-distance-bottom:0;mso-position-horizontal:left;mso-position-horizontal-relative:margin;mso-position-vertical:absolute;mso-position-vertical-relative:text;v-text-anchor:top" o:gfxdata="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" stroked="f">
                 <v:textbox style="mso-fit-shape-to-text:t" inset="0,0,0,0">
                   <w:txbxContent>
                     <w:p>
@@ -11306,84 +11390,12 @@
                     </w:p>
                   </w:txbxContent>
                 </v:textbox>
-                <w10:wrap type="square"/>
+                <w10:wrap type="square" anchorx="margin"/>
               </v:shape>
             </w:pict>
           </mc:Fallback>
         </mc:AlternateContent>
       </w:r>
-      <w:r>
-        <w:drawing>
-          <wp:anchor distT="0" distB="0" distL="114300" distR="114300" simplePos="0" relativeHeight="251666432" behindDoc="0" locked="0" layoutInCell="1" allowOverlap="1" wp14:anchorId="3C903692" wp14:editId="7278D218">
-            <wp:simplePos x="0" y="0"/>
-            <wp:positionH relativeFrom="column">
-              <wp:posOffset>0</wp:posOffset>
-            </wp:positionH>
-            <wp:positionV relativeFrom="paragraph">
-              <wp:posOffset>-2847</wp:posOffset>
-            </wp:positionV>
-            <wp:extent cx="2105319" cy="5982535"/>
-            <wp:effectExtent l="0" t="0" r="9525" b="0"/>
-            <wp:wrapSquare wrapText="bothSides"/>
-            <wp:docPr id="1078903621" name="Picture 1"/>
-            <wp:cNvGraphicFramePr>
-              <a:graphicFrameLocks xmlns:a="http://schemas.openxmlformats.org/drawingml/2006/main" noChangeAspect="1"/>
-            </wp:cNvGraphicFramePr>
-            <a:graphic xmlns:a="http://schemas.openxmlformats.org/drawingml/2006/main">
-              <a:graphicData uri="http://schemas.openxmlformats.org/drawingml/2006/picture">
-                <pic:pic xmlns:pic="http://schemas.openxmlformats.org/drawingml/2006/picture">
-                  <pic:nvPicPr>
-                    <pic:cNvPr id="1078903621" name=""/>
-                    <pic:cNvPicPr/>
-                  </pic:nvPicPr>
-                  <pic:blipFill>
-                    <a:blip r:embed="rId30">
-                      <a:extLst>
-                        <a:ext uri="{28A0092B-C50C-407E-A947-70E740481C1C}">
-                          <a14:useLocalDpi xmlns:a14="http://schemas.microsoft.com/office/drawing/2010/main" val="0"/>
-                        </a:ext>
-                      </a:extLst>
-                    </a:blip>
-                    <a:stretch>
-                      <a:fillRect/>
-                    </a:stretch>
-                  </pic:blipFill>
-                  <pic:spPr>
-                    <a:xfrm>
-                      <a:off x="0" y="0"/>
-                      <a:ext cx="2105319" cy="5982535"/>
-                    </a:xfrm>
-                    <a:prstGeom prst="rect">
-                      <a:avLst/>
-                    </a:prstGeom>
-                  </pic:spPr>
-                </pic:pic>
-              </a:graphicData>
-            </a:graphic>
-          </wp:anchor>
-        </w:drawing>
-      </w:r>
-      <w:r>
-        <w:t>In Track 2 you can see the actual JSON for the test track,</w:t>
-      </w:r>
-      <w:r>
-        <w:t xml:space="preserve"> it has 4 checkpoints that are positioned in quarters around the track. </w:t>
-      </w:r>
-      <w:r>
-        <w:t xml:space="preserve">  </w:t>
-      </w:r>
-    </w:p>
-    <w:p>
-      <w:pPr>
-        <w:rPr>
-          <w:rFonts w:asciiTheme="majorHAnsi" w:eastAsiaTheme="majorEastAsia" w:hAnsiTheme="majorHAnsi" w:cstheme="majorBidi"/>
-          <w:b/>
-          <w:bCs/>
-          <w:i/>
-          <w:iCs/>
-          <w:color w:val="353839" w:themeColor="text1"/>
-        </w:rPr>
-      </w:pPr>
       <w:r>
         <w:br w:type="page"/>
       </w:r>
@@ -11507,6 +11519,9 @@
         </mc:AlternateContent>
       </w:r>
       <w:r>
+        <w:rPr>
+          <w:noProof/>
+        </w:rPr>
         <w:drawing>
           <wp:inline distT="0" distB="0" distL="0" distR="0" wp14:anchorId="06383071" wp14:editId="56A07C9A">
             <wp:extent cx="2695951" cy="3648584"/>
@@ -11561,6 +11576,9 @@
         <w:keepNext/>
       </w:pPr>
       <w:r>
+        <w:rPr>
+          <w:noProof/>
+        </w:rPr>
         <w:drawing>
           <wp:inline distT="0" distB="0" distL="0" distR="0" wp14:anchorId="1D1AF394" wp14:editId="5C1CDC51">
             <wp:extent cx="4372585" cy="2819794"/>
@@ -11758,6 +11776,9 @@
         </mc:AlternateContent>
       </w:r>
       <w:r>
+        <w:rPr>
+          <w:noProof/>
+        </w:rPr>
         <w:drawing>
           <wp:anchor distT="0" distB="0" distL="114300" distR="114300" simplePos="0" relativeHeight="251675648" behindDoc="0" locked="0" layoutInCell="1" allowOverlap="1" wp14:anchorId="29AE11D8" wp14:editId="67896186">
             <wp:simplePos x="0" y="0"/>
@@ -11912,6 +11933,9 @@
         </w:rPr>
       </w:pPr>
       <w:r>
+        <w:rPr>
+          <w:noProof/>
+        </w:rPr>
         <w:drawing>
           <wp:anchor distT="0" distB="0" distL="114300" distR="114300" simplePos="0" relativeHeight="251674624" behindDoc="0" locked="0" layoutInCell="1" allowOverlap="1" wp14:anchorId="16308135" wp14:editId="282B19C9">
             <wp:simplePos x="0" y="0"/>
@@ -12831,7 +12855,7 @@
           <w:noProof/>
         </w:rPr>
         <w:drawing>
-          <wp:inline distT="0" distB="0" distL="0" distR="0" wp14:anchorId="15905F45" wp14:editId="3BCBF929">
+          <wp:inline distT="0" distB="0" distL="0" distR="0" wp14:anchorId="15905F45" wp14:editId="7D07CC84">
             <wp:extent cx="1724025" cy="1228725"/>
             <wp:effectExtent l="0" t="0" r="0" b="0"/>
             <wp:docPr id="1287158093" name="Picture 4" descr="A blue and white logo&#10;&#10;AI-generated content may be incorrect."/>
@@ -13037,15 +13061,7 @@
     </w:p>
     <w:p>
       <w:r>
-        <w:t xml:space="preserve">Current motorsport management titles include Motorsport Manager (2016) and F1 Manager (2022–2024). These games present detailed races and authentic visuals, but their simulation depth is fundamentally limited. Driver development is linear and predetermined, making long-term play predictable. Once a player has learned the optimal strategies, the outcomes become repetitive. In contrast, Football Manager maintains </w:t>
-      </w:r>
-      <w:proofErr w:type="spellStart"/>
-      <w:r>
-        <w:t>replayability</w:t>
-      </w:r>
-      <w:proofErr w:type="spellEnd"/>
-      <w:r>
-        <w:t xml:space="preserve"> by simulating an immense global ecosystem of leagues, players, and staff, where no two careers are the same. This difference highlights the gap between motorsport management games and the broader standard of emergent sports simulations.</w:t>
+        <w:t>Current motorsport management titles include Motorsport Manager (2016) and F1 Manager (2022–2024). These games present detailed races and authentic visuals, but their simulation depth is fundamentally limited. Driver development is linear and predetermined, making long-term play predictable. Once a player has learned the optimal strategies, the outcomes become repetitive. In contrast, Football Manager maintains replayability by simulating an immense global ecosystem of leagues, players, and staff, where no two careers are the same. This difference highlights the gap between motorsport management games and the broader standard of emergent sports simulations.</w:t>
       </w:r>
     </w:p>
     <w:p>
@@ -13617,7 +13633,7 @@
           <w:noProof/>
         </w:rPr>
         <w:drawing>
-          <wp:inline distT="0" distB="0" distL="0" distR="0" wp14:anchorId="4440363F" wp14:editId="548CE221">
+          <wp:inline distT="0" distB="0" distL="0" distR="0" wp14:anchorId="4440363F" wp14:editId="3C53FC6E">
             <wp:extent cx="5486400" cy="3838575"/>
             <wp:effectExtent l="0" t="0" r="0" b="9525"/>
             <wp:docPr id="383730404" name="Picture 3" descr="A screenshot of a computer program&#10;&#10;AI-generated content may be incorrect."/>
@@ -15651,7 +15667,7 @@
 </file>
 
 <file path=word/endnotes.xml><?xml version="1.0" encoding="utf-8"?>
-<w:endnotes xmlns:wpc="http://schemas.microsoft.com/office/word/2010/wordprocessingCanvas" xmlns:cx="http://schemas.microsoft.com/office/drawing/2014/chartex" xmlns:cx1="http://schemas.microsoft.com/office/drawing/2015/9/8/chartex" xmlns:cx2="http://schemas.microsoft.com/office/drawing/2015/10/21/chartex" xmlns:cx3="http://schemas.microsoft.com/office/drawing/2016/5/9/chartex" xmlns:cx4="http://schemas.microsoft.com/office/drawing/2016/5/10/chartex" xmlns:cx5="http://schemas.microsoft.com/office/drawing/2016/5/11/chartex" xmlns:cx6="http://schemas.microsoft.com/office/drawing/2016/5/12/chartex" xmlns:cx7="http://schemas.microsoft.com/office/drawing/2016/5/13/chartex" xmlns:cx8="http://schemas.microsoft.com/office/drawing/2016/5/14/chartex" xmlns:mc="http://schemas.openxmlformats.org/markup-compatibility/2006" xmlns:aink="http://schemas.microsoft.com/office/drawing/2016/ink" xmlns:am3d="http://schemas.microsoft.com/office/drawing/2017/model3d" xmlns:o="urn:schemas-microsoft-com:office:office" xmlns:oel="http://schemas.microsoft.com/office/2019/extlst" xmlns:r="http://schemas.openxmlformats.org/officeDocument/2006/relationships" xmlns:m="http://schemas.openxmlformats.org/officeDocument/2006/math" xmlns:v="urn:schemas-microsoft-com:vml" xmlns:wp14="http://schemas.microsoft.com/office/word/2010/wordprocessingDrawing" xmlns:wp="http://schemas.openxmlformats.org/drawingml/2006/wordprocessingDrawing" xmlns:w10="urn:schemas-microsoft-com:office:word" xmlns:w="http://schemas.openxmlformats.org/wordprocessingml/2006/main" xmlns:w14="http://schemas.microsoft.com/office/word/2010/wordml" xmlns:w15="http://schemas.microsoft.com/office/word/2012/wordml" xmlns:w16cei="http://schemas.microsoft.com/office/word/2026/wordml/cei" xmlns:w16cex="http://schemas.microsoft.com/office/word/2018/wordml/cex" xmlns:w16cid="http://schemas.microsoft.com/office/word/2016/wordml/cid" xmlns:w16="http://schemas.microsoft.com/office/word/2018/wordml" xmlns:w16du="http://schemas.microsoft.com/office/word/2023/wordml/word16du" xmlns:w16sdtdh="http://schemas.microsoft.com/office/word/2020/wordml/sdtdatahash" xmlns:w16sdtfl="http://schemas.microsoft.com/office/word/2024/wordml/sdtformatlock" xmlns:w16se="http://schemas.microsoft.com/office/word/2015/wordml/symex" xmlns:wpg="http://schemas.microsoft.com/office/word/2010/wordprocessingGroup" xmlns:wpi="http://schemas.microsoft.com/office/word/2010/wordprocessingInk" xmlns:wne="http://schemas.microsoft.com/office/word/2006/wordml" xmlns:wps="http://schemas.microsoft.com/office/word/2010/wordprocessingShape" mc:Ignorable="w14 w15 w16se w16cid w16 w16cex w16sdtdh w16sdtfl w16du wp14">
+<w:endnotes xmlns:wpc="http://schemas.microsoft.com/office/word/2010/wordprocessingCanvas" xmlns:cx="http://schemas.microsoft.com/office/drawing/2014/chartex" xmlns:cx1="http://schemas.microsoft.com/office/drawing/2015/9/8/chartex" xmlns:cx2="http://schemas.microsoft.com/office/drawing/2015/10/21/chartex" xmlns:cx3="http://schemas.microsoft.com/office/drawing/2016/5/9/chartex" xmlns:cx4="http://schemas.microsoft.com/office/drawing/2016/5/10/chartex" xmlns:cx5="http://schemas.microsoft.com/office/drawing/2016/5/11/chartex" xmlns:cx6="http://schemas.microsoft.com/office/drawing/2016/5/12/chartex" xmlns:cx7="http://schemas.microsoft.com/office/drawing/2016/5/13/chartex" xmlns:cx8="http://schemas.microsoft.com/office/drawing/2016/5/14/chartex" xmlns:mc="http://schemas.openxmlformats.org/markup-compatibility/2006" xmlns:aink="http://schemas.microsoft.com/office/drawing/2016/ink" xmlns:am3d="http://schemas.microsoft.com/office/drawing/2017/model3d" xmlns:o="urn:schemas-microsoft-com:office:office" xmlns:oel="http://schemas.microsoft.com/office/2019/extlst" xmlns:r="http://schemas.openxmlformats.org/officeDocument/2006/relationships" xmlns:m="http://schemas.openxmlformats.org/officeDocument/2006/math" xmlns:v="urn:schemas-microsoft-com:vml" xmlns:wp14="http://schemas.microsoft.com/office/word/2010/wordprocessingDrawing" xmlns:wp="http://schemas.openxmlformats.org/drawingml/2006/wordprocessingDrawing" xmlns:w10="urn:schemas-microsoft-com:office:word" xmlns:w="http://schemas.openxmlformats.org/wordprocessingml/2006/main" xmlns:w14="http://schemas.microsoft.com/office/word/2010/wordml" xmlns:w15="http://schemas.microsoft.com/office/word/2012/wordml" xmlns:w16cex="http://schemas.microsoft.com/office/word/2018/wordml/cex" xmlns:w16cid="http://schemas.microsoft.com/office/word/2016/wordml/cid" xmlns:w16="http://schemas.microsoft.com/office/word/2018/wordml" xmlns:w16du="http://schemas.microsoft.com/office/word/2023/wordml/word16du" xmlns:w16sdtdh="http://schemas.microsoft.com/office/word/2020/wordml/sdtdatahash" xmlns:w16sdtfl="http://schemas.microsoft.com/office/word/2024/wordml/sdtformatlock" xmlns:w16se="http://schemas.microsoft.com/office/word/2015/wordml/symex" xmlns:wpg="http://schemas.microsoft.com/office/word/2010/wordprocessingGroup" xmlns:wpi="http://schemas.microsoft.com/office/word/2010/wordprocessingInk" xmlns:wne="http://schemas.microsoft.com/office/word/2006/wordml" xmlns:wps="http://schemas.microsoft.com/office/word/2010/wordprocessingShape" mc:Ignorable="w14 w15 w16se w16cid w16 w16cex w16sdtdh w16sdtfl w16du wp14">
   <w:endnote w:type="separator" w:id="-1">
     <w:p>
       <w:pPr>
@@ -15676,7 +15692,7 @@
 </file>
 
 <file path=word/footer1.xml><?xml version="1.0" encoding="utf-8"?>
-<w:ftr xmlns:wpc="http://schemas.microsoft.com/office/word/2010/wordprocessingCanvas" xmlns:cx="http://schemas.microsoft.com/office/drawing/2014/chartex" xmlns:cx1="http://schemas.microsoft.com/office/drawing/2015/9/8/chartex" xmlns:cx2="http://schemas.microsoft.com/office/drawing/2015/10/21/chartex" xmlns:cx3="http://schemas.microsoft.com/office/drawing/2016/5/9/chartex" xmlns:cx4="http://schemas.microsoft.com/office/drawing/2016/5/10/chartex" xmlns:cx5="http://schemas.microsoft.com/office/drawing/2016/5/11/chartex" xmlns:cx6="http://schemas.microsoft.com/office/drawing/2016/5/12/chartex" xmlns:cx7="http://schemas.microsoft.com/office/drawing/2016/5/13/chartex" xmlns:cx8="http://schemas.microsoft.com/office/drawing/2016/5/14/chartex" xmlns:mc="http://schemas.openxmlformats.org/markup-compatibility/2006" xmlns:aink="http://schemas.microsoft.com/office/drawing/2016/ink" xmlns:am3d="http://schemas.microsoft.com/office/drawing/2017/model3d" xmlns:o="urn:schemas-microsoft-com:office:office" xmlns:oel="http://schemas.microsoft.com/office/2019/extlst" xmlns:r="http://schemas.openxmlformats.org/officeDocument/2006/relationships" xmlns:m="http://schemas.openxmlformats.org/officeDocument/2006/math" xmlns:v="urn:schemas-microsoft-com:vml" xmlns:wp14="http://schemas.microsoft.com/office/word/2010/wordprocessingDrawing" xmlns:wp="http://schemas.openxmlformats.org/drawingml/2006/wordprocessingDrawing" xmlns:w10="urn:schemas-microsoft-com:office:word" xmlns:w="http://schemas.openxmlformats.org/wordprocessingml/2006/main" xmlns:w14="http://schemas.microsoft.com/office/word/2010/wordml" xmlns:w15="http://schemas.microsoft.com/office/word/2012/wordml" xmlns:w16cei="http://schemas.microsoft.com/office/word/2026/wordml/cei" xmlns:w16cex="http://schemas.microsoft.com/office/word/2018/wordml/cex" xmlns:w16cid="http://schemas.microsoft.com/office/word/2016/wordml/cid" xmlns:w16="http://schemas.microsoft.com/office/word/2018/wordml" xmlns:w16du="http://schemas.microsoft.com/office/word/2023/wordml/word16du" xmlns:w16sdtdh="http://schemas.microsoft.com/office/word/2020/wordml/sdtdatahash" xmlns:w16sdtfl="http://schemas.microsoft.com/office/word/2024/wordml/sdtformatlock" xmlns:w16se="http://schemas.microsoft.com/office/word/2015/wordml/symex" xmlns:wpg="http://schemas.microsoft.com/office/word/2010/wordprocessingGroup" xmlns:wpi="http://schemas.microsoft.com/office/word/2010/wordprocessingInk" xmlns:wne="http://schemas.microsoft.com/office/word/2006/wordml" xmlns:wps="http://schemas.microsoft.com/office/word/2010/wordprocessingShape" mc:Ignorable="w14 w15 w16se w16cid w16 w16cex w16sdtdh w16sdtfl w16du wp14">
+<w:ftr xmlns:wpc="http://schemas.microsoft.com/office/word/2010/wordprocessingCanvas" xmlns:cx="http://schemas.microsoft.com/office/drawing/2014/chartex" xmlns:cx1="http://schemas.microsoft.com/office/drawing/2015/9/8/chartex" xmlns:cx2="http://schemas.microsoft.com/office/drawing/2015/10/21/chartex" xmlns:cx3="http://schemas.microsoft.com/office/drawing/2016/5/9/chartex" xmlns:cx4="http://schemas.microsoft.com/office/drawing/2016/5/10/chartex" xmlns:cx5="http://schemas.microsoft.com/office/drawing/2016/5/11/chartex" xmlns:cx6="http://schemas.microsoft.com/office/drawing/2016/5/12/chartex" xmlns:cx7="http://schemas.microsoft.com/office/drawing/2016/5/13/chartex" xmlns:cx8="http://schemas.microsoft.com/office/drawing/2016/5/14/chartex" xmlns:mc="http://schemas.openxmlformats.org/markup-compatibility/2006" xmlns:aink="http://schemas.microsoft.com/office/drawing/2016/ink" xmlns:am3d="http://schemas.microsoft.com/office/drawing/2017/model3d" xmlns:o="urn:schemas-microsoft-com:office:office" xmlns:oel="http://schemas.microsoft.com/office/2019/extlst" xmlns:r="http://schemas.openxmlformats.org/officeDocument/2006/relationships" xmlns:m="http://schemas.openxmlformats.org/officeDocument/2006/math" xmlns:v="urn:schemas-microsoft-com:vml" xmlns:wp14="http://schemas.microsoft.com/office/word/2010/wordprocessingDrawing" xmlns:wp="http://schemas.openxmlformats.org/drawingml/2006/wordprocessingDrawing" xmlns:w10="urn:schemas-microsoft-com:office:word" xmlns:w="http://schemas.openxmlformats.org/wordprocessingml/2006/main" xmlns:w14="http://schemas.microsoft.com/office/word/2010/wordml" xmlns:w15="http://schemas.microsoft.com/office/word/2012/wordml" xmlns:w16cex="http://schemas.microsoft.com/office/word/2018/wordml/cex" xmlns:w16cid="http://schemas.microsoft.com/office/word/2016/wordml/cid" xmlns:w16="http://schemas.microsoft.com/office/word/2018/wordml" xmlns:w16du="http://schemas.microsoft.com/office/word/2023/wordml/word16du" xmlns:w16sdtdh="http://schemas.microsoft.com/office/word/2020/wordml/sdtdatahash" xmlns:w16sdtfl="http://schemas.microsoft.com/office/word/2024/wordml/sdtformatlock" xmlns:w16se="http://schemas.microsoft.com/office/word/2015/wordml/symex" xmlns:wpg="http://schemas.microsoft.com/office/word/2010/wordprocessingGroup" xmlns:wpi="http://schemas.microsoft.com/office/word/2010/wordprocessingInk" xmlns:wne="http://schemas.microsoft.com/office/word/2006/wordml" xmlns:wps="http://schemas.microsoft.com/office/word/2010/wordprocessingShape" mc:Ignorable="w14 w15 w16se w16cid w16 w16cex w16sdtdh w16sdtfl w16du wp14">
   <w:sdt>
     <w:sdtPr>
       <w:id w:val="-1310550233"/>
@@ -15729,7 +15745,7 @@
 </file>
 
 <file path=word/footnotes.xml><?xml version="1.0" encoding="utf-8"?>
-<w:footnotes xmlns:wpc="http://schemas.microsoft.com/office/word/2010/wordprocessingCanvas" xmlns:cx="http://schemas.microsoft.com/office/drawing/2014/chartex" xmlns:cx1="http://schemas.microsoft.com/office/drawing/2015/9/8/chartex" xmlns:cx2="http://schemas.microsoft.com/office/drawing/2015/10/21/chartex" xmlns:cx3="http://schemas.microsoft.com/office/drawing/2016/5/9/chartex" xmlns:cx4="http://schemas.microsoft.com/office/drawing/2016/5/10/chartex" xmlns:cx5="http://schemas.microsoft.com/office/drawing/2016/5/11/chartex" xmlns:cx6="http://schemas.microsoft.com/office/drawing/2016/5/12/chartex" xmlns:cx7="http://schemas.microsoft.com/office/drawing/2016/5/13/chartex" xmlns:cx8="http://schemas.microsoft.com/office/drawing/2016/5/14/chartex" xmlns:mc="http://schemas.openxmlformats.org/markup-compatibility/2006" xmlns:aink="http://schemas.microsoft.com/office/drawing/2016/ink" xmlns:am3d="http://schemas.microsoft.com/office/drawing/2017/model3d" xmlns:o="urn:schemas-microsoft-com:office:office" xmlns:oel="http://schemas.microsoft.com/office/2019/extlst" xmlns:r="http://schemas.openxmlformats.org/officeDocument/2006/relationships" xmlns:m="http://schemas.openxmlformats.org/officeDocument/2006/math" xmlns:v="urn:schemas-microsoft-com:vml" xmlns:wp14="http://schemas.microsoft.com/office/word/2010/wordprocessingDrawing" xmlns:wp="http://schemas.openxmlformats.org/drawingml/2006/wordprocessingDrawing" xmlns:w10="urn:schemas-microsoft-com:office:word" xmlns:w="http://schemas.openxmlformats.org/wordprocessingml/2006/main" xmlns:w14="http://schemas.microsoft.com/office/word/2010/wordml" xmlns:w15="http://schemas.microsoft.com/office/word/2012/wordml" xmlns:w16cei="http://schemas.microsoft.com/office/word/2026/wordml/cei" xmlns:w16cex="http://schemas.microsoft.com/office/word/2018/wordml/cex" xmlns:w16cid="http://schemas.microsoft.com/office/word/2016/wordml/cid" xmlns:w16="http://schemas.microsoft.com/office/word/2018/wordml" xmlns:w16du="http://schemas.microsoft.com/office/word/2023/wordml/word16du" xmlns:w16sdtdh="http://schemas.microsoft.com/office/word/2020/wordml/sdtdatahash" xmlns:w16sdtfl="http://schemas.microsoft.com/office/word/2024/wordml/sdtformatlock" xmlns:w16se="http://schemas.microsoft.com/office/word/2015/wordml/symex" xmlns:wpg="http://schemas.microsoft.com/office/word/2010/wordprocessingGroup" xmlns:wpi="http://schemas.microsoft.com/office/word/2010/wordprocessingInk" xmlns:wne="http://schemas.microsoft.com/office/word/2006/wordml" xmlns:wps="http://schemas.microsoft.com/office/word/2010/wordprocessingShape" mc:Ignorable="w14 w15 w16se w16cid w16 w16cex w16sdtdh w16sdtfl w16du wp14">
+<w:footnotes xmlns:wpc="http://schemas.microsoft.com/office/word/2010/wordprocessingCanvas" xmlns:cx="http://schemas.microsoft.com/office/drawing/2014/chartex" xmlns:cx1="http://schemas.microsoft.com/office/drawing/2015/9/8/chartex" xmlns:cx2="http://schemas.microsoft.com/office/drawing/2015/10/21/chartex" xmlns:cx3="http://schemas.microsoft.com/office/drawing/2016/5/9/chartex" xmlns:cx4="http://schemas.microsoft.com/office/drawing/2016/5/10/chartex" xmlns:cx5="http://schemas.microsoft.com/office/drawing/2016/5/11/chartex" xmlns:cx6="http://schemas.microsoft.com/office/drawing/2016/5/12/chartex" xmlns:cx7="http://schemas.microsoft.com/office/drawing/2016/5/13/chartex" xmlns:cx8="http://schemas.microsoft.com/office/drawing/2016/5/14/chartex" xmlns:mc="http://schemas.openxmlformats.org/markup-compatibility/2006" xmlns:aink="http://schemas.microsoft.com/office/drawing/2016/ink" xmlns:am3d="http://schemas.microsoft.com/office/drawing/2017/model3d" xmlns:o="urn:schemas-microsoft-com:office:office" xmlns:oel="http://schemas.microsoft.com/office/2019/extlst" xmlns:r="http://schemas.openxmlformats.org/officeDocument/2006/relationships" xmlns:m="http://schemas.openxmlformats.org/officeDocument/2006/math" xmlns:v="urn:schemas-microsoft-com:vml" xmlns:wp14="http://schemas.microsoft.com/office/word/2010/wordprocessingDrawing" xmlns:wp="http://schemas.openxmlformats.org/drawingml/2006/wordprocessingDrawing" xmlns:w10="urn:schemas-microsoft-com:office:word" xmlns:w="http://schemas.openxmlformats.org/wordprocessingml/2006/main" xmlns:w14="http://schemas.microsoft.com/office/word/2010/wordml" xmlns:w15="http://schemas.microsoft.com/office/word/2012/wordml" xmlns:w16cex="http://schemas.microsoft.com/office/word/2018/wordml/cex" xmlns:w16cid="http://schemas.microsoft.com/office/word/2016/wordml/cid" xmlns:w16="http://schemas.microsoft.com/office/word/2018/wordml" xmlns:w16du="http://schemas.microsoft.com/office/word/2023/wordml/word16du" xmlns:w16sdtdh="http://schemas.microsoft.com/office/word/2020/wordml/sdtdatahash" xmlns:w16sdtfl="http://schemas.microsoft.com/office/word/2024/wordml/sdtformatlock" xmlns:w16se="http://schemas.microsoft.com/office/word/2015/wordml/symex" xmlns:wpg="http://schemas.microsoft.com/office/word/2010/wordprocessingGroup" xmlns:wpi="http://schemas.microsoft.com/office/word/2010/wordprocessingInk" xmlns:wne="http://schemas.microsoft.com/office/word/2006/wordml" xmlns:wps="http://schemas.microsoft.com/office/word/2010/wordprocessingShape" mc:Ignorable="w14 w15 w16se w16cid w16 w16cex w16sdtdh w16sdtfl w16du wp14">
   <w:footnote w:type="separator" w:id="-1">
     <w:p>
       <w:pPr>
@@ -15754,7 +15770,7 @@
 </file>
 
 <file path=word/numbering.xml><?xml version="1.0" encoding="utf-8"?>
-<w:numbering xmlns:wpc="http://schemas.microsoft.com/office/word/2010/wordprocessingCanvas" xmlns:cx="http://schemas.microsoft.com/office/drawing/2014/chartex" xmlns:cx1="http://schemas.microsoft.com/office/drawing/2015/9/8/chartex" xmlns:cx2="http://schemas.microsoft.com/office/drawing/2015/10/21/chartex" xmlns:cx3="http://schemas.microsoft.com/office/drawing/2016/5/9/chartex" xmlns:cx4="http://schemas.microsoft.com/office/drawing/2016/5/10/chartex" xmlns:cx5="http://schemas.microsoft.com/office/drawing/2016/5/11/chartex" xmlns:cx6="http://schemas.microsoft.com/office/drawing/2016/5/12/chartex" xmlns:cx7="http://schemas.microsoft.com/office/drawing/2016/5/13/chartex" xmlns:cx8="http://schemas.microsoft.com/office/drawing/2016/5/14/chartex" xmlns:mc="http://schemas.openxmlformats.org/markup-compatibility/2006" xmlns:aink="http://schemas.microsoft.com/office/drawing/2016/ink" xmlns:am3d="http://schemas.microsoft.com/office/drawing/2017/model3d" xmlns:o="urn:schemas-microsoft-com:office:office" xmlns:oel="http://schemas.microsoft.com/office/2019/extlst" xmlns:r="http://schemas.openxmlformats.org/officeDocument/2006/relationships" xmlns:m="http://schemas.openxmlformats.org/officeDocument/2006/math" xmlns:v="urn:schemas-microsoft-com:vml" xmlns:wp14="http://schemas.microsoft.com/office/word/2010/wordprocessingDrawing" xmlns:wp="http://schemas.openxmlformats.org/drawingml/2006/wordprocessingDrawing" xmlns:w10="urn:schemas-microsoft-com:office:word" xmlns:w="http://schemas.openxmlformats.org/wordprocessingml/2006/main" xmlns:w14="http://schemas.microsoft.com/office/word/2010/wordml" xmlns:w15="http://schemas.microsoft.com/office/word/2012/wordml" xmlns:w16cei="http://schemas.microsoft.com/office/word/2026/wordml/cei" xmlns:w16cex="http://schemas.microsoft.com/office/word/2018/wordml/cex" xmlns:w16cid="http://schemas.microsoft.com/office/word/2016/wordml/cid" xmlns:w16="http://schemas.microsoft.com/office/word/2018/wordml" xmlns:w16du="http://schemas.microsoft.com/office/word/2023/wordml/word16du" xmlns:w16sdtdh="http://schemas.microsoft.com/office/word/2020/wordml/sdtdatahash" xmlns:w16sdtfl="http://schemas.microsoft.com/office/word/2024/wordml/sdtformatlock" xmlns:w16se="http://schemas.microsoft.com/office/word/2015/wordml/symex" xmlns:wpg="http://schemas.microsoft.com/office/word/2010/wordprocessingGroup" xmlns:wpi="http://schemas.microsoft.com/office/word/2010/wordprocessingInk" xmlns:wne="http://schemas.microsoft.com/office/word/2006/wordml" xmlns:wps="http://schemas.microsoft.com/office/word/2010/wordprocessingShape" mc:Ignorable="w14 w15 w16se w16cid w16 w16cex w16sdtdh w16sdtfl w16du wp14">
+<w:numbering xmlns:wpc="http://schemas.microsoft.com/office/word/2010/wordprocessingCanvas" xmlns:cx="http://schemas.microsoft.com/office/drawing/2014/chartex" xmlns:cx1="http://schemas.microsoft.com/office/drawing/2015/9/8/chartex" xmlns:cx2="http://schemas.microsoft.com/office/drawing/2015/10/21/chartex" xmlns:cx3="http://schemas.microsoft.com/office/drawing/2016/5/9/chartex" xmlns:cx4="http://schemas.microsoft.com/office/drawing/2016/5/10/chartex" xmlns:cx5="http://schemas.microsoft.com/office/drawing/2016/5/11/chartex" xmlns:cx6="http://schemas.microsoft.com/office/drawing/2016/5/12/chartex" xmlns:cx7="http://schemas.microsoft.com/office/drawing/2016/5/13/chartex" xmlns:cx8="http://schemas.microsoft.com/office/drawing/2016/5/14/chartex" xmlns:mc="http://schemas.openxmlformats.org/markup-compatibility/2006" xmlns:aink="http://schemas.microsoft.com/office/drawing/2016/ink" xmlns:am3d="http://schemas.microsoft.com/office/drawing/2017/model3d" xmlns:o="urn:schemas-microsoft-com:office:office" xmlns:oel="http://schemas.microsoft.com/office/2019/extlst" xmlns:r="http://schemas.openxmlformats.org/officeDocument/2006/relationships" xmlns:m="http://schemas.openxmlformats.org/officeDocument/2006/math" xmlns:v="urn:schemas-microsoft-com:vml" xmlns:wp14="http://schemas.microsoft.com/office/word/2010/wordprocessingDrawing" xmlns:wp="http://schemas.openxmlformats.org/drawingml/2006/wordprocessingDrawing" xmlns:w10="urn:schemas-microsoft-com:office:word" xmlns:w="http://schemas.openxmlformats.org/wordprocessingml/2006/main" xmlns:w14="http://schemas.microsoft.com/office/word/2010/wordml" xmlns:w15="http://schemas.microsoft.com/office/word/2012/wordml" xmlns:w16cex="http://schemas.microsoft.com/office/word/2018/wordml/cex" xmlns:w16cid="http://schemas.microsoft.com/office/word/2016/wordml/cid" xmlns:w16="http://schemas.microsoft.com/office/word/2018/wordml" xmlns:w16du="http://schemas.microsoft.com/office/word/2023/wordml/word16du" xmlns:w16sdtdh="http://schemas.microsoft.com/office/word/2020/wordml/sdtdatahash" xmlns:w16sdtfl="http://schemas.microsoft.com/office/word/2024/wordml/sdtformatlock" xmlns:w16se="http://schemas.microsoft.com/office/word/2015/wordml/symex" xmlns:wpg="http://schemas.microsoft.com/office/word/2010/wordprocessingGroup" xmlns:wpi="http://schemas.microsoft.com/office/word/2010/wordprocessingInk" xmlns:wne="http://schemas.microsoft.com/office/word/2006/wordml" xmlns:wps="http://schemas.microsoft.com/office/word/2010/wordprocessingShape" mc:Ignorable="w14 w15 w16se w16cid w16 w16cex w16sdtdh w16sdtfl w16du wp14">
   <w:abstractNum w:abstractNumId="0" w15:restartNumberingAfterBreak="0">
     <w:nsid w:val="02D60C06"/>
     <w:multiLevelType w:val="hybridMultilevel"/>
@@ -20368,6 +20384,15 @@
 </file>
 
 <file path=customXml/item1.xml><?xml version="1.0" encoding="utf-8"?>
+<?mso-contentType ?>
+<FormTemplates xmlns="http://schemas.microsoft.com/sharepoint/v3/contenttype/forms">
+  <Display>DocumentLibraryForm</Display>
+  <Edit>DocumentLibraryForm</Edit>
+  <New>DocumentLibraryForm</New>
+</FormTemplates>
+</file>
+
+<file path=customXml/item2.xml><?xml version="1.0" encoding="utf-8"?>
 <p:properties xmlns:p="http://schemas.microsoft.com/office/2006/metadata/properties" xmlns:xsi="http://www.w3.org/2001/XMLSchema-instance" xmlns:pc="http://schemas.microsoft.com/office/infopath/2007/PartnerControls">
   <documentManagement>
     <Teams_Channel_Section_Location xmlns="ac56161a-35a2-4bac-99b6-8739237dc4f6" xsi:nil="true"/>
@@ -20419,16 +20444,130 @@
 </p:properties>
 </file>
 
-<file path=customXml/item2.xml><?xml version="1.0" encoding="utf-8"?>
-<?mso-contentType ?>
-<FormTemplates xmlns="http://schemas.microsoft.com/sharepoint/v3/contenttype/forms">
-  <Display>DocumentLibraryForm</Display>
-  <Edit>DocumentLibraryForm</Edit>
-  <New>DocumentLibraryForm</New>
-</FormTemplates>
+<file path=customXml/item3.xml><?xml version="1.0" encoding="utf-8"?>
+<b:Sources xmlns:b="http://schemas.openxmlformats.org/officeDocument/2006/bibliography" xmlns="http://schemas.openxmlformats.org/officeDocument/2006/bibliography" SelectedStyle="\HarvardAnglia2008OfficeOnline.xsl" StyleName="Harvard - Anglia" Version="2008">
+  <b:Source>
+    <b:Tag>Agi26</b:Tag>
+    <b:SourceType>InternetSite</b:SourceType>
+    <b:Guid>{78CC74B3-71D7-445A-BD1E-7DB0B7A44B13}</b:Guid>
+    <b:Title>What is MoSCoW Prioritization?</b:Title>
+    <b:Year>2026</b:Year>
+    <b:Author>
+      <b:Author>
+        <b:Corporate>Agile Business Consortium</b:Corporate>
+      </b:Author>
+    </b:Author>
+    <b:YearAccessed>2026</b:YearAccessed>
+    <b:MonthAccessed>July</b:MonthAccessed>
+    <b:DayAccessed>16</b:DayAccessed>
+    <b:URL>https://www.agilebusiness.org/resource/what-is-moscow-prioritization/</b:URL>
+    <b:RefOrder>1</b:RefOrder>
+  </b:Source>
+  <b:Source>
+    <b:Tag>Emb16</b:Tag>
+    <b:SourceType>InternetSite</b:SourceType>
+    <b:Guid>{96EC25F5-613B-41F7-9370-01F376E5A07F}</b:Guid>
+    <b:Author>
+      <b:Author>
+        <b:Corporate>Embarcadero</b:Corporate>
+      </b:Author>
+    </b:Author>
+    <b:Title>UML 1.5 Use Case Diagram Definition</b:Title>
+    <b:Year>2016</b:Year>
+    <b:YearAccessed>2026</b:YearAccessed>
+    <b:MonthAccessed>July</b:MonthAccessed>
+    <b:DayAccessed>17</b:DayAccessed>
+    <b:URL>https://docwiki.embarcadero.com/RADStudio/Athens/en/UML_1.5_Use_Case_Diagram_Definition</b:URL>
+    <b:RefOrder>2</b:RefOrder>
+  </b:Source>
+  <b:Source>
+    <b:Tag>Usa15</b:Tag>
+    <b:SourceType>InternetSite</b:SourceType>
+    <b:Guid>{B4141139-B38C-4554-A59F-ED8FEB6AA9B9}</b:Guid>
+    <b:Author>
+      <b:Author>
+        <b:Corporate>Usability First</b:Corporate>
+      </b:Author>
+    </b:Author>
+    <b:Title>Usability First - About Usability - Requirements Specification | Usability First</b:Title>
+    <b:Year>2015</b:Year>
+    <b:YearAccessed>2026</b:YearAccessed>
+    <b:MonthAccessed>July</b:MonthAccessed>
+    <b:DayAccessed>17</b:DayAccessed>
+    <b:URL>https://www.usabilityfirst.com/about-usability/requirements-specification/index.html</b:URL>
+    <b:RefOrder>3</b:RefOrder>
+  </b:Source>
+  <b:Source>
+    <b:Tag>For26</b:Tag>
+    <b:SourceType>InternetSite</b:SourceType>
+    <b:Guid>{E1E283C5-F393-4ABB-A75E-53D4BAF2D5B9}</b:Guid>
+    <b:Author>
+      <b:Author>
+        <b:Corporate>Formula One</b:Corporate>
+      </b:Author>
+    </b:Author>
+    <b:Title>F1 Glossary (P-T)</b:Title>
+    <b:Year>2026</b:Year>
+    <b:YearAccessed>2026</b:YearAccessed>
+    <b:MonthAccessed>July</b:MonthAccessed>
+    <b:DayAccessed>22</b:DayAccessed>
+    <b:URL>https://www.formula1.com/en/latest/article/f1-glossary-p-t.GBhLQtpeu9b8LrK5VM0F1</b:URL>
+    <b:RefOrder>6</b:RefOrder>
+  </b:Source>
+  <b:Source>
+    <b:Tag>QtG26</b:Tag>
+    <b:SourceType>InternetSite</b:SourceType>
+    <b:Guid>{A17225CA-ECDB-458F-837A-C1DE58C494CE}</b:Guid>
+    <b:Author>
+      <b:Author>
+        <b:Corporate>Qt Group</b:Corporate>
+      </b:Author>
+    </b:Author>
+    <b:Title>Qt Group Documentation</b:Title>
+    <b:Year>2026</b:Year>
+    <b:YearAccessed>2026</b:YearAccessed>
+    <b:MonthAccessed>July</b:MonthAccessed>
+    <b:DayAccessed>24</b:DayAccessed>
+    <b:URL>https://doc.qt.io/qt-6/qhboxlayout.html</b:URL>
+    <b:RefOrder>7</b:RefOrder>
+  </b:Source>
+  <b:Source>
+    <b:Tag>C4M26</b:Tag>
+    <b:SourceType>InternetSite</b:SourceType>
+    <b:Guid>{061F5457-C62E-4BE4-B8E4-1D67A8E249A3}</b:Guid>
+    <b:Author>
+      <b:Author>
+        <b:Corporate>C4 Model</b:Corporate>
+      </b:Author>
+    </b:Author>
+    <b:Title>Container diagram | C4 model</b:Title>
+    <b:YearAccessed>2026</b:YearAccessed>
+    <b:MonthAccessed>July</b:MonthAccessed>
+    <b:DayAccessed>25</b:DayAccessed>
+    <b:URL>https://c4model.com/diagrams/container</b:URL>
+    <b:RefOrder>4</b:RefOrder>
+  </b:Source>
+  <b:Source>
+    <b:Tag>Gee26</b:Tag>
+    <b:SourceType>InternetSite</b:SourceType>
+    <b:Guid>{0F3FA388-D9C8-413E-BAB0-142FA5CF2BD1}</b:Guid>
+    <b:Author>
+      <b:Author>
+        <b:Corporate>Geeks for Geeks</b:Corporate>
+      </b:Author>
+    </b:Author>
+    <b:Title>Component Based Diagram - Unified Modeling Language (UML)</b:Title>
+    <b:Year>2026</b:Year>
+    <b:YearAccessed>2026</b:YearAccessed>
+    <b:MonthAccessed>July</b:MonthAccessed>
+    <b:DayAccessed>25</b:DayAccessed>
+    <b:URL>https://www.geeksforgeeks.org/software-engineering/component-based-diagram/</b:URL>
+    <b:RefOrder>5</b:RefOrder>
+  </b:Source>
+</b:Sources>
 </file>
 
-<file path=customXml/item3.xml><?xml version="1.0" encoding="utf-8"?>
+<file path=customXml/item4.xml><?xml version="1.0" encoding="utf-8"?>
 <ct:contentTypeSchema xmlns:ct="http://schemas.microsoft.com/office/2006/metadata/contentType" xmlns:ma="http://schemas.microsoft.com/office/2006/metadata/properties/metaAttributes" ct:_="" ma:_="" ma:contentTypeName="Document" ma:contentTypeID="0x0101003EE04D916D7611488AA759BAA9A37716" ma:contentTypeVersion="34" ma:contentTypeDescription="Create a new document." ma:contentTypeScope="" ma:versionID="da43fd5ae1f7ae53ffd28d894363bfb4">
   <xsd:schema xmlns:xsd="http://www.w3.org/2001/XMLSchema" xmlns:xs="http://www.w3.org/2001/XMLSchema" xmlns:p="http://schemas.microsoft.com/office/2006/metadata/properties" xmlns:ns3="05ee331b-510f-4173-a5cc-a06d55a316fd" xmlns:ns4="ac56161a-35a2-4bac-99b6-8739237dc4f6" targetNamespace="http://schemas.microsoft.com/office/2006/metadata/properties" ma:root="true" ma:fieldsID="0e753ad016b352eaafbd0268c41c2a23" ns3:_="" ns4:_="">
     <xsd:import namespace="05ee331b-510f-4173-a5cc-a06d55a316fd"/>
@@ -20845,130 +20984,15 @@
 </ct:contentTypeSchema>
 </file>
 
-<file path=customXml/item4.xml><?xml version="1.0" encoding="utf-8"?>
-<b:Sources xmlns:b="http://schemas.openxmlformats.org/officeDocument/2006/bibliography" xmlns="http://schemas.openxmlformats.org/officeDocument/2006/bibliography" SelectedStyle="\HarvardAnglia2008OfficeOnline.xsl" StyleName="Harvard - Anglia" Version="2008">
-  <b:Source>
-    <b:Tag>Agi26</b:Tag>
-    <b:SourceType>InternetSite</b:SourceType>
-    <b:Guid>{78CC74B3-71D7-445A-BD1E-7DB0B7A44B13}</b:Guid>
-    <b:Title>What is MoSCoW Prioritization?</b:Title>
-    <b:Year>2026</b:Year>
-    <b:Author>
-      <b:Author>
-        <b:Corporate>Agile Business Consortium</b:Corporate>
-      </b:Author>
-    </b:Author>
-    <b:YearAccessed>2026</b:YearAccessed>
-    <b:MonthAccessed>July</b:MonthAccessed>
-    <b:DayAccessed>16</b:DayAccessed>
-    <b:URL>https://www.agilebusiness.org/resource/what-is-moscow-prioritization/</b:URL>
-    <b:RefOrder>1</b:RefOrder>
-  </b:Source>
-  <b:Source>
-    <b:Tag>Emb16</b:Tag>
-    <b:SourceType>InternetSite</b:SourceType>
-    <b:Guid>{96EC25F5-613B-41F7-9370-01F376E5A07F}</b:Guid>
-    <b:Author>
-      <b:Author>
-        <b:Corporate>Embarcadero</b:Corporate>
-      </b:Author>
-    </b:Author>
-    <b:Title>UML 1.5 Use Case Diagram Definition</b:Title>
-    <b:Year>2016</b:Year>
-    <b:YearAccessed>2026</b:YearAccessed>
-    <b:MonthAccessed>July</b:MonthAccessed>
-    <b:DayAccessed>17</b:DayAccessed>
-    <b:URL>https://docwiki.embarcadero.com/RADStudio/Athens/en/UML_1.5_Use_Case_Diagram_Definition</b:URL>
-    <b:RefOrder>2</b:RefOrder>
-  </b:Source>
-  <b:Source>
-    <b:Tag>Usa15</b:Tag>
-    <b:SourceType>InternetSite</b:SourceType>
-    <b:Guid>{B4141139-B38C-4554-A59F-ED8FEB6AA9B9}</b:Guid>
-    <b:Author>
-      <b:Author>
-        <b:Corporate>Usability First</b:Corporate>
-      </b:Author>
-    </b:Author>
-    <b:Title>Usability First - About Usability - Requirements Specification | Usability First</b:Title>
-    <b:Year>2015</b:Year>
-    <b:YearAccessed>2026</b:YearAccessed>
-    <b:MonthAccessed>July</b:MonthAccessed>
-    <b:DayAccessed>17</b:DayAccessed>
-    <b:URL>https://www.usabilityfirst.com/about-usability/requirements-specification/index.html</b:URL>
-    <b:RefOrder>3</b:RefOrder>
-  </b:Source>
-  <b:Source>
-    <b:Tag>For26</b:Tag>
-    <b:SourceType>InternetSite</b:SourceType>
-    <b:Guid>{E1E283C5-F393-4ABB-A75E-53D4BAF2D5B9}</b:Guid>
-    <b:Author>
-      <b:Author>
-        <b:Corporate>Formula One</b:Corporate>
-      </b:Author>
-    </b:Author>
-    <b:Title>F1 Glossary (P-T)</b:Title>
-    <b:Year>2026</b:Year>
-    <b:YearAccessed>2026</b:YearAccessed>
-    <b:MonthAccessed>July</b:MonthAccessed>
-    <b:DayAccessed>22</b:DayAccessed>
-    <b:URL>https://www.formula1.com/en/latest/article/f1-glossary-p-t.GBhLQtpeu9b8LrK5VM0F1</b:URL>
-    <b:RefOrder>6</b:RefOrder>
-  </b:Source>
-  <b:Source>
-    <b:Tag>QtG26</b:Tag>
-    <b:SourceType>InternetSite</b:SourceType>
-    <b:Guid>{A17225CA-ECDB-458F-837A-C1DE58C494CE}</b:Guid>
-    <b:Author>
-      <b:Author>
-        <b:Corporate>Qt Group</b:Corporate>
-      </b:Author>
-    </b:Author>
-    <b:Title>Qt Group Documentation</b:Title>
-    <b:Year>2026</b:Year>
-    <b:YearAccessed>2026</b:YearAccessed>
-    <b:MonthAccessed>July</b:MonthAccessed>
-    <b:DayAccessed>24</b:DayAccessed>
-    <b:URL>https://doc.qt.io/qt-6/qhboxlayout.html</b:URL>
-    <b:RefOrder>7</b:RefOrder>
-  </b:Source>
-  <b:Source>
-    <b:Tag>C4M26</b:Tag>
-    <b:SourceType>InternetSite</b:SourceType>
-    <b:Guid>{061F5457-C62E-4BE4-B8E4-1D67A8E249A3}</b:Guid>
-    <b:Author>
-      <b:Author>
-        <b:Corporate>C4 Model</b:Corporate>
-      </b:Author>
-    </b:Author>
-    <b:Title>Container diagram | C4 model</b:Title>
-    <b:YearAccessed>2026</b:YearAccessed>
-    <b:MonthAccessed>July</b:MonthAccessed>
-    <b:DayAccessed>25</b:DayAccessed>
-    <b:URL>https://c4model.com/diagrams/container</b:URL>
-    <b:RefOrder>4</b:RefOrder>
-  </b:Source>
-  <b:Source>
-    <b:Tag>Gee26</b:Tag>
-    <b:SourceType>InternetSite</b:SourceType>
-    <b:Guid>{0F3FA388-D9C8-413E-BAB0-142FA5CF2BD1}</b:Guid>
-    <b:Author>
-      <b:Author>
-        <b:Corporate>Geeks for Geeks</b:Corporate>
-      </b:Author>
-    </b:Author>
-    <b:Title>Component Based Diagram - Unified Modeling Language (UML)</b:Title>
-    <b:Year>2026</b:Year>
-    <b:YearAccessed>2026</b:YearAccessed>
-    <b:MonthAccessed>July</b:MonthAccessed>
-    <b:DayAccessed>25</b:DayAccessed>
-    <b:URL>https://www.geeksforgeeks.org/software-engineering/component-based-diagram/</b:URL>
-    <b:RefOrder>5</b:RefOrder>
-  </b:Source>
-</b:Sources>
+<file path=customXml/itemProps1.xml><?xml version="1.0" encoding="utf-8"?>
+<ds:datastoreItem xmlns:ds="http://schemas.openxmlformats.org/officeDocument/2006/customXml" ds:itemID="{9B975280-634C-49AE-9293-B75FDC4277EB}">
+  <ds:schemaRefs>
+    <ds:schemaRef ds:uri="http://schemas.microsoft.com/sharepoint/v3/contenttype/forms"/>
+  </ds:schemaRefs>
+</ds:datastoreItem>
 </file>
 
-<file path=customXml/itemProps1.xml><?xml version="1.0" encoding="utf-8"?>
+<file path=customXml/itemProps2.xml><?xml version="1.0" encoding="utf-8"?>
 <ds:datastoreItem xmlns:ds="http://schemas.openxmlformats.org/officeDocument/2006/customXml" ds:itemID="{5C51FF54-1CBD-43E8-9B2A-B56F20CDF09A}">
   <ds:schemaRefs>
     <ds:schemaRef ds:uri="http://schemas.microsoft.com/office/2006/metadata/properties"/>
@@ -20978,15 +21002,15 @@
 </ds:datastoreItem>
 </file>
 
-<file path=customXml/itemProps2.xml><?xml version="1.0" encoding="utf-8"?>
-<ds:datastoreItem xmlns:ds="http://schemas.openxmlformats.org/officeDocument/2006/customXml" ds:itemID="{9B975280-634C-49AE-9293-B75FDC4277EB}">
+<file path=customXml/itemProps3.xml><?xml version="1.0" encoding="utf-8"?>
+<ds:datastoreItem xmlns:ds="http://schemas.openxmlformats.org/officeDocument/2006/customXml" ds:itemID="{36F9463C-3B57-4F39-8688-609D8413C2A6}">
   <ds:schemaRefs>
-    <ds:schemaRef ds:uri="http://schemas.microsoft.com/sharepoint/v3/contenttype/forms"/>
+    <ds:schemaRef ds:uri="http://schemas.openxmlformats.org/officeDocument/2006/bibliography"/>
   </ds:schemaRefs>
 </ds:datastoreItem>
 </file>
 
-<file path=customXml/itemProps3.xml><?xml version="1.0" encoding="utf-8"?>
+<file path=customXml/itemProps4.xml><?xml version="1.0" encoding="utf-8"?>
 <ds:datastoreItem xmlns:ds="http://schemas.openxmlformats.org/officeDocument/2006/customXml" ds:itemID="{3B693098-FF00-4095-9757-18FD92BDA8E2}">
   <ds:schemaRefs>
     <ds:schemaRef ds:uri="http://schemas.microsoft.com/office/2006/metadata/contentType"/>
@@ -21003,12 +21027,4 @@
     <ds:schemaRef ds:uri="http://schemas.microsoft.com/internal/obd"/>
   </ds:schemaRefs>
 </ds:datastoreItem>
-</file>
-
-<file path=customXml/itemProps4.xml><?xml version="1.0" encoding="utf-8"?>
-<ds:datastoreItem xmlns:ds="http://schemas.openxmlformats.org/officeDocument/2006/customXml" ds:itemID="{36F9463C-3B57-4F39-8688-609D8413C2A6}">
-  <ds:schemaRefs>
-    <ds:schemaRef ds:uri="http://schemas.openxmlformats.org/officeDocument/2006/bibliography"/>
-  </ds:schemaRefs>
-</ds:datastoreItem>
 </file>
--- a/docs/Technical Report Eoin Fitzsimons.docx
+++ b/docs/Technical Report Eoin Fitzsimons.docx
@@ -1,6 +1,6 @@
 
 <file path=word/document.xml><?xml version="1.0" encoding="utf-8"?>
-<w:document xmlns:wpc="http://schemas.microsoft.com/office/word/2010/wordprocessingCanvas" xmlns:cx="http://schemas.microsoft.com/office/drawing/2014/chartex" xmlns:cx1="http://schemas.microsoft.com/office/drawing/2015/9/8/chartex" xmlns:cx2="http://schemas.microsoft.com/office/drawing/2015/10/21/chartex" xmlns:cx3="http://schemas.microsoft.com/office/drawing/2016/5/9/chartex" xmlns:cx4="http://schemas.microsoft.com/office/drawing/2016/5/10/chartex" xmlns:cx5="http://schemas.microsoft.com/office/drawing/2016/5/11/chartex" xmlns:cx6="http://schemas.microsoft.com/office/drawing/2016/5/12/chartex" xmlns:cx7="http://schemas.microsoft.com/office/drawing/2016/5/13/chartex" xmlns:cx8="http://schemas.microsoft.com/office/drawing/2016/5/14/chartex" xmlns:mc="http://schemas.openxmlformats.org/markup-compatibility/2006" xmlns:aink="http://schemas.microsoft.com/office/drawing/2016/ink" xmlns:am3d="http://schemas.microsoft.com/office/drawing/2017/model3d" xmlns:o="urn:schemas-microsoft-com:office:office" xmlns:oel="http://schemas.microsoft.com/office/2019/extlst" xmlns:r="http://schemas.openxmlformats.org/officeDocument/2006/relationships" xmlns:m="http://schemas.openxmlformats.org/officeDocument/2006/math" xmlns:v="urn:schemas-microsoft-com:vml" xmlns:wp14="http://schemas.microsoft.com/office/word/2010/wordprocessingDrawing" xmlns:wp="http://schemas.openxmlformats.org/drawingml/2006/wordprocessingDrawing" xmlns:w10="urn:schemas-microsoft-com:office:word" xmlns:w="http://schemas.openxmlformats.org/wordprocessingml/2006/main" xmlns:w14="http://schemas.microsoft.com/office/word/2010/wordml" xmlns:w15="http://schemas.microsoft.com/office/word/2012/wordml" xmlns:w16cex="http://schemas.microsoft.com/office/word/2018/wordml/cex" xmlns:w16cid="http://schemas.microsoft.com/office/word/2016/wordml/cid" xmlns:w16="http://schemas.microsoft.com/office/word/2018/wordml" xmlns:w16du="http://schemas.microsoft.com/office/word/2023/wordml/word16du" xmlns:w16sdtdh="http://schemas.microsoft.com/office/word/2020/wordml/sdtdatahash" xmlns:w16sdtfl="http://schemas.microsoft.com/office/word/2024/wordml/sdtformatlock" xmlns:w16se="http://schemas.microsoft.com/office/word/2015/wordml/symex" xmlns:wpg="http://schemas.microsoft.com/office/word/2010/wordprocessingGroup" xmlns:wpi="http://schemas.microsoft.com/office/word/2010/wordprocessingInk" xmlns:wne="http://schemas.microsoft.com/office/word/2006/wordml" xmlns:wps="http://schemas.microsoft.com/office/word/2010/wordprocessingShape" mc:Ignorable="w14 w15 w16se w16cid w16 w16cex w16sdtdh w16sdtfl w16du wp14">
+<w:document xmlns:wpc="http://schemas.microsoft.com/office/word/2010/wordprocessingCanvas" xmlns:cx="http://schemas.microsoft.com/office/drawing/2014/chartex" xmlns:cx1="http://schemas.microsoft.com/office/drawing/2015/9/8/chartex" xmlns:cx2="http://schemas.microsoft.com/office/drawing/2015/10/21/chartex" xmlns:cx3="http://schemas.microsoft.com/office/drawing/2016/5/9/chartex" xmlns:cx4="http://schemas.microsoft.com/office/drawing/2016/5/10/chartex" xmlns:cx5="http://schemas.microsoft.com/office/drawing/2016/5/11/chartex" xmlns:cx6="http://schemas.microsoft.com/office/drawing/2016/5/12/chartex" xmlns:cx7="http://schemas.microsoft.com/office/drawing/2016/5/13/chartex" xmlns:cx8="http://schemas.microsoft.com/office/drawing/2016/5/14/chartex" xmlns:mc="http://schemas.openxmlformats.org/markup-compatibility/2006" xmlns:aink="http://schemas.microsoft.com/office/drawing/2016/ink" xmlns:am3d="http://schemas.microsoft.com/office/drawing/2017/model3d" xmlns:o="urn:schemas-microsoft-com:office:office" xmlns:oel="http://schemas.microsoft.com/office/2019/extlst" xmlns:r="http://schemas.openxmlformats.org/officeDocument/2006/relationships" xmlns:m="http://schemas.openxmlformats.org/officeDocument/2006/math" xmlns:v="urn:schemas-microsoft-com:vml" xmlns:wp14="http://schemas.microsoft.com/office/word/2010/wordprocessingDrawing" xmlns:wp="http://schemas.openxmlformats.org/drawingml/2006/wordprocessingDrawing" xmlns:w10="urn:schemas-microsoft-com:office:word" xmlns:w="http://schemas.openxmlformats.org/wordprocessingml/2006/main" xmlns:w14="http://schemas.microsoft.com/office/word/2010/wordml" xmlns:w15="http://schemas.microsoft.com/office/word/2012/wordml" xmlns:w16cei="http://schemas.microsoft.com/office/word/2026/wordml/cei" xmlns:w16cex="http://schemas.microsoft.com/office/word/2018/wordml/cex" xmlns:w16cid="http://schemas.microsoft.com/office/word/2016/wordml/cid" xmlns:w16="http://schemas.microsoft.com/office/word/2018/wordml" xmlns:w16du="http://schemas.microsoft.com/office/word/2023/wordml/word16du" xmlns:w16sdtdh="http://schemas.microsoft.com/office/word/2020/wordml/sdtdatahash" xmlns:w16sdtfl="http://schemas.microsoft.com/office/word/2024/wordml/sdtformatlock" xmlns:w16se="http://schemas.microsoft.com/office/word/2015/wordml/symex" xmlns:wpg="http://schemas.microsoft.com/office/word/2010/wordprocessingGroup" xmlns:wpi="http://schemas.microsoft.com/office/word/2010/wordprocessingInk" xmlns:wne="http://schemas.microsoft.com/office/word/2006/wordml" xmlns:wps="http://schemas.microsoft.com/office/word/2010/wordprocessingShape" mc:Ignorable="w14 w15 w16se w16cid w16 w16cex w16sdtdh w16sdtfl w16du wp14">
   <w:body>
     <w:p>
       <w:pPr>
@@ -593,25 +593,7 @@
           <w:sz w:val="18"/>
           <w:szCs w:val="18"/>
         </w:rPr>
-        <w:t xml:space="preserve">supplied by the </w:t>
-      </w:r>
-      <w:proofErr w:type="gramStart"/>
-      <w:r>
-        <w:rPr>
-          <w:rFonts w:ascii="Verdana" w:hAnsi="Verdana"/>
-          <w:sz w:val="18"/>
-          <w:szCs w:val="18"/>
-        </w:rPr>
-        <w:t>Library</w:t>
-      </w:r>
-      <w:proofErr w:type="gramEnd"/>
-      <w:r>
-        <w:rPr>
-          <w:rFonts w:ascii="Verdana" w:hAnsi="Verdana"/>
-          <w:sz w:val="18"/>
-          <w:szCs w:val="18"/>
-        </w:rPr>
-        <w:t>.  To use other author's written or electronic work is illegal (plagiarism) and may result in disciplinary action.  Students may be required to undergo a viva (oral examination) if there is suspicion about the validity of their submitted work.</w:t>
+        <w:t>supplied by the Library.  To use other author's written or electronic work is illegal (plagiarism) and may result in disciplinary action.  Students may be required to undergo a viva (oral examination) if there is suspicion about the validity of their submitted work.</w:t>
       </w:r>
     </w:p>
     <w:p/>
@@ -678,25 +660,7 @@
           <w:bCs/>
           <w:highlight w:val="yellow"/>
         </w:rPr>
-        <w:t xml:space="preserve">successfully complete the </w:t>
-      </w:r>
-      <w:proofErr w:type="spellStart"/>
-      <w:r>
-        <w:rPr>
-          <w:b/>
-          <w:bCs/>
-          <w:highlight w:val="yellow"/>
-        </w:rPr>
-        <w:t>Epigeum</w:t>
-      </w:r>
-      <w:proofErr w:type="spellEnd"/>
-      <w:r>
-        <w:rPr>
-          <w:b/>
-          <w:bCs/>
-          <w:highlight w:val="yellow"/>
-        </w:rPr>
-        <w:t xml:space="preserve"> Academic Integrity Course</w:t>
+        <w:t>successfully complete the Epigeum Academic Integrity Course</w:t>
       </w:r>
       <w:r>
         <w:rPr>
@@ -1031,21 +995,7 @@
         <w:rPr>
           <w:b/>
         </w:rPr>
-        <w:t xml:space="preserve">Any project/assignment not submitted will be marked as a </w:t>
-      </w:r>
-      <w:proofErr w:type="gramStart"/>
-      <w:r>
-        <w:rPr>
-          <w:b/>
-        </w:rPr>
-        <w:t>fail</w:t>
-      </w:r>
-      <w:proofErr w:type="gramEnd"/>
-      <w:r>
-        <w:rPr>
-          <w:b/>
-        </w:rPr>
-        <w:t>.</w:t>
+        <w:t>Any project/assignment not submitted will be marked as a fail.</w:t>
       </w:r>
     </w:p>
     <w:p>
@@ -1069,21 +1019,7 @@
         <w:rPr>
           <w:b/>
         </w:rPr>
-        <w:t xml:space="preserve">Please check that you read AI and Academic Integrity Acknowledgement </w:t>
-      </w:r>
-      <w:proofErr w:type="spellStart"/>
-      <w:r>
-        <w:rPr>
-          <w:b/>
-        </w:rPr>
-        <w:t>Supplments</w:t>
-      </w:r>
-      <w:proofErr w:type="spellEnd"/>
-      <w:r>
-        <w:rPr>
-          <w:b/>
-        </w:rPr>
-        <w:t xml:space="preserve"> in this document</w:t>
+        <w:t>Please check that you read AI and Academic Integrity Acknowledgement Supplments in this document</w:t>
       </w:r>
     </w:p>
     <w:p/>
@@ -5766,13 +5702,8 @@
       </w:r>
     </w:p>
     <w:p>
-      <w:proofErr w:type="spellStart"/>
-      <w:r>
-        <w:t>pathlib</w:t>
-      </w:r>
-      <w:proofErr w:type="spellEnd"/>
-      <w:r>
-        <w:t xml:space="preserve"> – Path</w:t>
+      <w:r>
+        <w:t>pathlib – Path</w:t>
       </w:r>
     </w:p>
     <w:p>
@@ -5787,30 +5718,18 @@
     </w:p>
     <w:p>
       <w:r>
-        <w:t xml:space="preserve">typing – List, </w:t>
-      </w:r>
-      <w:proofErr w:type="spellStart"/>
-      <w:r>
-        <w:t>Dict</w:t>
-      </w:r>
-      <w:proofErr w:type="spellEnd"/>
-      <w:r>
-        <w:t>, Tuple</w:t>
-      </w:r>
-    </w:p>
-    <w:p>
-      <w:proofErr w:type="spellStart"/>
+        <w:t>typing – List, Dict, Tuple</w:t>
+      </w:r>
+    </w:p>
+    <w:p>
       <w:r>
         <w:t>json</w:t>
       </w:r>
-      <w:proofErr w:type="spellEnd"/>
-    </w:p>
-    <w:p>
-      <w:proofErr w:type="spellStart"/>
+    </w:p>
+    <w:p>
       <w:r>
         <w:t>dataclasses</w:t>
       </w:r>
-      <w:proofErr w:type="spellEnd"/>
     </w:p>
     <w:p>
       <w:r>
@@ -5819,18 +5738,14 @@
       <w:r>
         <w:t xml:space="preserve"> - </w:t>
       </w:r>
-      <w:proofErr w:type="spellStart"/>
       <w:r>
         <w:t>SystemRandom</w:t>
       </w:r>
-      <w:proofErr w:type="spellEnd"/>
-    </w:p>
-    <w:p>
-      <w:proofErr w:type="spellStart"/>
+    </w:p>
+    <w:p>
       <w:r>
         <w:t>os</w:t>
       </w:r>
-      <w:proofErr w:type="spellEnd"/>
     </w:p>
     <w:p>
       <w:pPr>
@@ -6114,15 +6029,7 @@
     </w:p>
     <w:p>
       <w:r>
-        <w:t xml:space="preserve">The </w:t>
-      </w:r>
-      <w:proofErr w:type="spellStart"/>
-      <w:r>
-        <w:t>MoSCoW</w:t>
-      </w:r>
-      <w:proofErr w:type="spellEnd"/>
-      <w:r>
-        <w:t xml:space="preserve"> prioritisation method was used to classify functional requirements according to their importance. Core functionality required for the successful completion of a race simulation was classified as Must Have, features that improve the user experience but are not essential to the simulation were classified as Should Have or Could Have, while functionality outside the scope of the minimum viable product (MVP) was classified as Won't Have</w:t>
+        <w:t>The MoSCoW prioritisation method was used to classify functional requirements according to their importance. Core functionality required for the successful completion of a race simulation was classified as Must Have, features that improve the user experience but are not essential to the simulation were classified as Should Have or Could Have, while functionality outside the scope of the minimum viable product (MVP) was classified as Won't Have</w:t>
       </w:r>
       <w:r>
         <w:t>.</w:t>
@@ -10279,15 +10186,7 @@
         <w:t xml:space="preserve"> This feature exists both in backend and frontend.</w:t>
       </w:r>
       <w:r>
-        <w:t xml:space="preserve"> To not overburden the page with screenshots, this is merely the backend section, I wrote more for the </w:t>
-      </w:r>
-      <w:proofErr w:type="gramStart"/>
-      <w:r>
-        <w:t>frontend</w:t>
-      </w:r>
-      <w:proofErr w:type="gramEnd"/>
-      <w:r>
-        <w:t xml:space="preserve"> but it is very similar, the only differences being references to physical space.</w:t>
+        <w:t xml:space="preserve"> To not overburden the page with screenshots, this is merely the backend section, I wrote more for the frontend but it is very similar, the only differences being references to physical space.</w:t>
       </w:r>
     </w:p>
     <w:p>
@@ -10368,15 +10267,7 @@
     </w:p>
     <w:p>
       <w:r>
-        <w:t xml:space="preserve">As seen in Telemetry 2, I create the tables using </w:t>
-      </w:r>
-      <w:proofErr w:type="spellStart"/>
-      <w:r>
-        <w:t>QHBoxLayout</w:t>
-      </w:r>
-      <w:proofErr w:type="spellEnd"/>
-      <w:r>
-        <w:t xml:space="preserve">, this lines up widgets horizontally without additional need for manually </w:t>
+        <w:t xml:space="preserve">As seen in Telemetry 2, I create the tables using QHBoxLayout, this lines up widgets horizontally without additional need for manually </w:t>
       </w:r>
       <w:r>
         <w:t>placing</w:t>
@@ -10501,15 +10392,7 @@
         <w:t xml:space="preserve">As seen in Telemetry 3, I have an attribute error stemming from line 64 - </w:t>
       </w:r>
       <w:r>
-        <w:t>self._</w:t>
-      </w:r>
-      <w:proofErr w:type="spellStart"/>
-      <w:r>
-        <w:t>publish_telemetry</w:t>
-      </w:r>
-      <w:proofErr w:type="spellEnd"/>
-      <w:r>
-        <w:t>()</w:t>
+        <w:t>self._publish_telemetry()</w:t>
       </w:r>
       <w:r>
         <w:t>. The root cause of this is the telemetry is being called prior to the creation of tables, Telemetry 2 above shows I do have the creation of these tables within my code. This in an architecture issue rather than a</w:t>
@@ -10787,7 +10670,16 @@
         </w:drawing>
       </w:r>
       <w:r>
-        <w:t>I wanted drivers to follow a pattern rather than a truly random set of attributes; I came up with 4 attributes I wanted and 10 driver personas I could apply the ranges to. Age is something also affected by the persona.</w:t>
+        <w:t>Drivers</w:t>
+      </w:r>
+      <w:r>
+        <w:t xml:space="preserve"> follow a pattern rather than a truly random set of attributes; </w:t>
+      </w:r>
+      <w:r>
+        <w:t>There are</w:t>
+      </w:r>
+      <w:r>
+        <w:t xml:space="preserve"> 4 attributes and 10 driver personas. Age is affected by the persona.</w:t>
       </w:r>
     </w:p>
     <w:p>
@@ -10892,6 +10784,9 @@
       </w:r>
       <w:r>
         <w:t>then added the selected name.</w:t>
+      </w:r>
+      <w:r>
+        <w:t xml:space="preserve"> There was also an issue with cars and drivers not being assigned in a 1 to 1 relationship.</w:t>
       </w:r>
     </w:p>
     <w:p>
@@ -11170,16 +11065,68 @@
       </w:r>
     </w:p>
     <w:p>
-      <w:r>
-        <w:t xml:space="preserve">I wanted there to be a GUI of a race taking place before your eyes, not just timing screens and telemetry, but cars visually on a track. For that I needed to code my own racetrack, and in keeping with the scalability and modularity of the simulation, I had to coming up with a base idea of a track and then I also considered making it so it could be procedurally generated. </w:t>
-      </w:r>
-      <w:proofErr w:type="gramStart"/>
-      <w:r>
-        <w:t>Unfortunately</w:t>
-      </w:r>
-      <w:proofErr w:type="gramEnd"/>
-      <w:r>
-        <w:t xml:space="preserve"> I did not have the time to create this, and within the code there exists a basic ovalish loop.</w:t>
+      <w:pPr>
+        <w:rPr>
+          <w:sz w:val="24"/>
+          <w:szCs w:val="24"/>
+        </w:rPr>
+      </w:pPr>
+      <w:r>
+        <w:t>The graphical user interface is intended to show</w:t>
+      </w:r>
+      <w:r>
+        <w:t xml:space="preserve"> a race taking place </w:t>
+      </w:r>
+      <w:r>
+        <w:t xml:space="preserve">visually, rather than relying only on </w:t>
+      </w:r>
+      <w:r>
+        <w:t>timing screens and telemetry</w:t>
+      </w:r>
+      <w:r>
+        <w:t>. Cars are displayed</w:t>
+      </w:r>
+      <w:r>
+        <w:t xml:space="preserve"> on a track</w:t>
+      </w:r>
+      <w:r>
+        <w:t xml:space="preserve"> so </w:t>
+      </w:r>
+      <w:r>
+        <w:t xml:space="preserve">that </w:t>
+      </w:r>
+      <w:r>
+        <w:t>the progress of the race can be observed directly. To support this, a custom racetrack</w:t>
+      </w:r>
+      <w:r>
+        <w:t xml:space="preserve"> needed to </w:t>
+      </w:r>
+      <w:r>
+        <w:t>be implemented. In line</w:t>
+      </w:r>
+      <w:r>
+        <w:t xml:space="preserve"> with the scalability and modularity </w:t>
+      </w:r>
+      <w:r>
+        <w:t xml:space="preserve">goals </w:t>
+      </w:r>
+      <w:r>
+        <w:t xml:space="preserve">of the simulation, </w:t>
+      </w:r>
+      <w:r>
+        <w:t>the track design began</w:t>
+      </w:r>
+      <w:r>
+        <w:t xml:space="preserve"> with a </w:t>
+      </w:r>
+      <w:r>
+        <w:t>basic reusable structure, with procedural generation</w:t>
+      </w:r>
+      <w:r>
+        <w:t xml:space="preserve"> also considered </w:t>
+      </w:r>
+      <w:r>
+        <w:t>as a possible extension. However, due to time constraints, procedural track generation was not completed, and the current implementation uses a basic oval-style loop within the code.</w:t>
       </w:r>
     </w:p>
     <w:p>
@@ -12279,25 +12226,7 @@
           <w:szCs w:val="24"/>
           <w:highlight w:val="yellow"/>
         </w:rPr>
-        <w:t xml:space="preserve">. It may also include performance evaluations, scalability, correctness, etc. depending on the focus of the project.  </w:t>
-      </w:r>
-      <w:proofErr w:type="spellStart"/>
-      <w:r>
-        <w:rPr>
-          <w:sz w:val="24"/>
-          <w:szCs w:val="24"/>
-          <w:highlight w:val="yellow"/>
-        </w:rPr>
-        <w:t>Quantative</w:t>
-      </w:r>
-      <w:proofErr w:type="spellEnd"/>
-      <w:r>
-        <w:rPr>
-          <w:sz w:val="24"/>
-          <w:szCs w:val="24"/>
-          <w:highlight w:val="yellow"/>
-        </w:rPr>
-        <w:t xml:space="preserve"> results may be reported in tables or figures.</w:t>
+        <w:t>. It may also include performance evaluations, scalability, correctness, etc. depending on the focus of the project.  Quantative results may be reported in tables or figures.</w:t>
       </w:r>
     </w:p>
     <w:p>
@@ -12855,7 +12784,7 @@
           <w:noProof/>
         </w:rPr>
         <w:drawing>
-          <wp:inline distT="0" distB="0" distL="0" distR="0" wp14:anchorId="15905F45" wp14:editId="7D07CC84">
+          <wp:inline distT="0" distB="0" distL="0" distR="0" wp14:anchorId="15905F45" wp14:editId="4C508048">
             <wp:extent cx="1724025" cy="1228725"/>
             <wp:effectExtent l="0" t="0" r="0" b="0"/>
             <wp:docPr id="1287158093" name="Picture 4" descr="A blue and white logo&#10;&#10;AI-generated content may be incorrect."/>
@@ -13202,15 +13131,7 @@
     </w:p>
     <w:p>
       <w:r>
-        <w:t xml:space="preserve">Momentum uses Python for both the front-end dashboards and the back-end simulation logic and database management. The system relies on NumPy for fast calculations, Pandas for handling data, and SciPy for advanced statistics. The database uses SQLite to store all the information about drivers, teams, tracks, and championships, making it easy to save and load multi-season histories. All content creation and generation </w:t>
-      </w:r>
-      <w:proofErr w:type="gramStart"/>
-      <w:r>
-        <w:t>is</w:t>
-      </w:r>
-      <w:proofErr w:type="gramEnd"/>
-      <w:r>
-        <w:t xml:space="preserve"> handled by the database management system.</w:t>
+        <w:t>Momentum uses Python for both the front-end dashboards and the back-end simulation logic and database management. The system relies on NumPy for fast calculations, Pandas for handling data, and SciPy for advanced statistics. The database uses SQLite to store all the information about drivers, teams, tracks, and championships, making it easy to save and load multi-season histories. All content creation and generation is handled by the database management system.</w:t>
       </w:r>
     </w:p>
     <w:p>
@@ -13227,23 +13148,7 @@
     </w:p>
     <w:p>
       <w:r>
-        <w:t xml:space="preserve">Race results are produced by a real-time, </w:t>
-      </w:r>
-      <w:proofErr w:type="gramStart"/>
-      <w:r>
-        <w:t>agent based</w:t>
-      </w:r>
-      <w:proofErr w:type="gramEnd"/>
-      <w:r>
-        <w:t xml:space="preserve"> engine. Each driver is modelled as an autonomous AI agent that makes decisions on every simulation tick, targeting a frame rate of about 30 ticks per second. Agents consider their attributes, car condition, tyre state, fuel, nearby rivals, team orders and track conditions when choosing actions such as attack, defend, overtake or conserve. Discipline specific rules are applied by the engine to reflect differences between single seater, rally, endurance and other formats. Randomness is retained for low probability events such as mechanical failures or </w:t>
-      </w:r>
-      <w:proofErr w:type="gramStart"/>
-      <w:r>
-        <w:t>incidents</w:t>
-      </w:r>
-      <w:proofErr w:type="gramEnd"/>
-      <w:r>
-        <w:t xml:space="preserve"> so outcomes remain unpredictable, but most race behaviour emerges from agent interactions rather than repeated sampling. Performance sensitive results are cached where appropriate to keep leaderboards and UI queries responsive.</w:t>
+        <w:t>Race results are produced by a real-time, agent based engine. Each driver is modelled as an autonomous AI agent that makes decisions on every simulation tick, targeting a frame rate of about 30 ticks per second. Agents consider their attributes, car condition, tyre state, fuel, nearby rivals, team orders and track conditions when choosing actions such as attack, defend, overtake or conserve. Discipline specific rules are applied by the engine to reflect differences between single seater, rally, endurance and other formats. Randomness is retained for low probability events such as mechanical failures or incidents so outcomes remain unpredictable, but most race behaviour emerges from agent interactions rather than repeated sampling. Performance sensitive results are cached where appropriate to keep leaderboards and UI queries responsive.</w:t>
       </w:r>
     </w:p>
     <w:p>
@@ -13633,7 +13538,7 @@
           <w:noProof/>
         </w:rPr>
         <w:drawing>
-          <wp:inline distT="0" distB="0" distL="0" distR="0" wp14:anchorId="4440363F" wp14:editId="3C53FC6E">
+          <wp:inline distT="0" distB="0" distL="0" distR="0" wp14:anchorId="4440363F" wp14:editId="0126E5F4">
             <wp:extent cx="5486400" cy="3838575"/>
             <wp:effectExtent l="0" t="0" r="0" b="9525"/>
             <wp:docPr id="383730404" name="Picture 3" descr="A screenshot of a computer program&#10;&#10;AI-generated content may be incorrect."/>
@@ -14485,15 +14390,7 @@
               <w:jc w:val="both"/>
             </w:pPr>
             <w:r>
-              <w:t xml:space="preserve">I started building a Python prototype for my game. I began work on </w:t>
-            </w:r>
-            <w:proofErr w:type="gramStart"/>
-            <w:r>
-              <w:t>the team</w:t>
-            </w:r>
-            <w:proofErr w:type="gramEnd"/>
-            <w:r>
-              <w:t xml:space="preserve"> management, car development, financial management, and the race weekend structure and connected them through a basic Python GUI. The current version is only a prototype. None of the systems are fully finished, and the race simulation is not yet implemented. The main goal was to test ideas and system integration before moving to a more advanced platform.</w:t>
+              <w:t>I started building a Python prototype for my game. I began work on the team management, car development, financial management, and the race weekend structure and connected them through a basic Python GUI. The current version is only a prototype. None of the systems are fully finished, and the race simulation is not yet implemented. The main goal was to test ideas and system integration before moving to a more advanced platform.</w:t>
             </w:r>
           </w:p>
         </w:tc>
@@ -14935,15 +14832,7 @@
               <w:jc w:val="both"/>
             </w:pPr>
             <w:r>
-              <w:t xml:space="preserve">Reflect on what </w:t>
-            </w:r>
-            <w:proofErr w:type="gramStart"/>
-            <w:r>
-              <w:t>has happened</w:t>
-            </w:r>
-            <w:proofErr w:type="gramEnd"/>
-            <w:r>
-              <w:t xml:space="preserve"> in your project this month?</w:t>
+              <w:t>Reflect on what has happened in your project this month?</w:t>
             </w:r>
           </w:p>
           <w:p>
@@ -14966,13 +14855,8 @@
             <w:pPr>
               <w:jc w:val="both"/>
             </w:pPr>
-            <w:proofErr w:type="gramStart"/>
-            <w:r>
-              <w:t>mostly</w:t>
-            </w:r>
-            <w:proofErr w:type="gramEnd"/>
-            <w:r>
-              <w:t xml:space="preserve"> planning stuff</w:t>
+            <w:r>
+              <w:t>mostly planning stuff</w:t>
             </w:r>
           </w:p>
         </w:tc>
@@ -15009,37 +14893,16 @@
               <w:jc w:val="both"/>
             </w:pPr>
             <w:r>
-              <w:t xml:space="preserve">Consider what that meant for your project progress.  What were your successes? What challenges </w:t>
-            </w:r>
-            <w:proofErr w:type="gramStart"/>
-            <w:r>
-              <w:t>still remain</w:t>
-            </w:r>
-            <w:proofErr w:type="gramEnd"/>
-            <w:r>
-              <w:t xml:space="preserve">? </w:t>
+              <w:t xml:space="preserve">Consider what that meant for your project progress.  What were your successes? What challenges still remain? </w:t>
             </w:r>
           </w:p>
           <w:p>
             <w:pPr>
               <w:jc w:val="both"/>
             </w:pPr>
-            <w:proofErr w:type="gramStart"/>
             <w:r>
               <w:lastRenderedPageBreak/>
-              <w:t>Certainly</w:t>
-            </w:r>
-            <w:proofErr w:type="gramEnd"/>
-            <w:r>
-              <w:t xml:space="preserve"> helped give a direction with use cases and priorities, </w:t>
-            </w:r>
-            <w:proofErr w:type="spellStart"/>
-            <w:r>
-              <w:t>realised</w:t>
-            </w:r>
-            <w:proofErr w:type="spellEnd"/>
-            <w:r>
-              <w:t xml:space="preserve"> initial proposal was just plain stupid, overly ambitious, and unrealistic for a college project.</w:t>
+              <w:t>Certainly helped give a direction with use cases and priorities, realised initial proposal was just plain stupid, overly ambitious, and unrealistic for a college project.</w:t>
             </w:r>
           </w:p>
         </w:tc>
@@ -15424,15 +15287,7 @@
               <w:jc w:val="both"/>
             </w:pPr>
             <w:r>
-              <w:t xml:space="preserve">Reflect on what </w:t>
-            </w:r>
-            <w:proofErr w:type="gramStart"/>
-            <w:r>
-              <w:t>has happened</w:t>
-            </w:r>
-            <w:proofErr w:type="gramEnd"/>
-            <w:r>
-              <w:t xml:space="preserve"> in your project this month?</w:t>
+              <w:t>Reflect on what has happened in your project this month?</w:t>
             </w:r>
           </w:p>
           <w:p>
@@ -15484,15 +15339,7 @@
               <w:jc w:val="both"/>
             </w:pPr>
             <w:r>
-              <w:t xml:space="preserve">Consider what that meant for your project progress.  What were your successes? What challenges </w:t>
-            </w:r>
-            <w:proofErr w:type="gramStart"/>
-            <w:r>
-              <w:t>still remain</w:t>
-            </w:r>
-            <w:proofErr w:type="gramEnd"/>
-            <w:r>
-              <w:t xml:space="preserve">? </w:t>
+              <w:t xml:space="preserve">Consider what that meant for your project progress.  What were your successes? What challenges still remain? </w:t>
             </w:r>
           </w:p>
           <w:p>
@@ -15502,23 +15349,7 @@
           </w:p>
           <w:p>
             <w:r>
-              <w:t xml:space="preserve">This change gives </w:t>
-            </w:r>
-            <w:proofErr w:type="gramStart"/>
-            <w:r>
-              <w:t>visible,</w:t>
-            </w:r>
-            <w:proofErr w:type="gramEnd"/>
-            <w:r>
-              <w:t xml:space="preserve"> </w:t>
-            </w:r>
-            <w:proofErr w:type="spellStart"/>
-            <w:r>
-              <w:t>behaviour</w:t>
-            </w:r>
-            <w:proofErr w:type="spellEnd"/>
-            <w:r>
-              <w:t xml:space="preserve"> for demos, but some docs still describe the old Monte Carlo approach.</w:t>
+              <w:t>This change gives visible, behaviour for demos, but some docs still describe the old Monte Carlo approach.</w:t>
             </w:r>
           </w:p>
           <w:p>
@@ -15654,7 +15485,12 @@
       </w:r>
     </w:p>
     <w:sectPr>
-      <w:footerReference w:type="default" r:id="rId37"/>
+      <w:headerReference w:type="even" r:id="rId37"/>
+      <w:headerReference w:type="default" r:id="rId38"/>
+      <w:footerReference w:type="even" r:id="rId39"/>
+      <w:footerReference w:type="default" r:id="rId40"/>
+      <w:headerReference w:type="first" r:id="rId41"/>
+      <w:footerReference w:type="first" r:id="rId42"/>
       <w:pgSz w:w="11906" w:h="16838" w:code="9"/>
       <w:pgMar w:top="1440" w:right="1440" w:bottom="1440" w:left="1440" w:header="709" w:footer="709" w:gutter="0"/>
       <w:pgNumType w:start="0"/>
@@ -15667,7 +15503,7 @@
 </file>
 
 <file path=word/endnotes.xml><?xml version="1.0" encoding="utf-8"?>
-<w:endnotes xmlns:wpc="http://schemas.microsoft.com/office/word/2010/wordprocessingCanvas" xmlns:cx="http://schemas.microsoft.com/office/drawing/2014/chartex" xmlns:cx1="http://schemas.microsoft.com/office/drawing/2015/9/8/chartex" xmlns:cx2="http://schemas.microsoft.com/office/drawing/2015/10/21/chartex" xmlns:cx3="http://schemas.microsoft.com/office/drawing/2016/5/9/chartex" xmlns:cx4="http://schemas.microsoft.com/office/drawing/2016/5/10/chartex" xmlns:cx5="http://schemas.microsoft.com/office/drawing/2016/5/11/chartex" xmlns:cx6="http://schemas.microsoft.com/office/drawing/2016/5/12/chartex" xmlns:cx7="http://schemas.microsoft.com/office/drawing/2016/5/13/chartex" xmlns:cx8="http://schemas.microsoft.com/office/drawing/2016/5/14/chartex" xmlns:mc="http://schemas.openxmlformats.org/markup-compatibility/2006" xmlns:aink="http://schemas.microsoft.com/office/drawing/2016/ink" xmlns:am3d="http://schemas.microsoft.com/office/drawing/2017/model3d" xmlns:o="urn:schemas-microsoft-com:office:office" xmlns:oel="http://schemas.microsoft.com/office/2019/extlst" xmlns:r="http://schemas.openxmlformats.org/officeDocument/2006/relationships" xmlns:m="http://schemas.openxmlformats.org/officeDocument/2006/math" xmlns:v="urn:schemas-microsoft-com:vml" xmlns:wp14="http://schemas.microsoft.com/office/word/2010/wordprocessingDrawing" xmlns:wp="http://schemas.openxmlformats.org/drawingml/2006/wordprocessingDrawing" xmlns:w10="urn:schemas-microsoft-com:office:word" xmlns:w="http://schemas.openxmlformats.org/wordprocessingml/2006/main" xmlns:w14="http://schemas.microsoft.com/office/word/2010/wordml" xmlns:w15="http://schemas.microsoft.com/office/word/2012/wordml" xmlns:w16cex="http://schemas.microsoft.com/office/word/2018/wordml/cex" xmlns:w16cid="http://schemas.microsoft.com/office/word/2016/wordml/cid" xmlns:w16="http://schemas.microsoft.com/office/word/2018/wordml" xmlns:w16du="http://schemas.microsoft.com/office/word/2023/wordml/word16du" xmlns:w16sdtdh="http://schemas.microsoft.com/office/word/2020/wordml/sdtdatahash" xmlns:w16sdtfl="http://schemas.microsoft.com/office/word/2024/wordml/sdtformatlock" xmlns:w16se="http://schemas.microsoft.com/office/word/2015/wordml/symex" xmlns:wpg="http://schemas.microsoft.com/office/word/2010/wordprocessingGroup" xmlns:wpi="http://schemas.microsoft.com/office/word/2010/wordprocessingInk" xmlns:wne="http://schemas.microsoft.com/office/word/2006/wordml" xmlns:wps="http://schemas.microsoft.com/office/word/2010/wordprocessingShape" mc:Ignorable="w14 w15 w16se w16cid w16 w16cex w16sdtdh w16sdtfl w16du wp14">
+<w:endnotes xmlns:wpc="http://schemas.microsoft.com/office/word/2010/wordprocessingCanvas" xmlns:cx="http://schemas.microsoft.com/office/drawing/2014/chartex" xmlns:cx1="http://schemas.microsoft.com/office/drawing/2015/9/8/chartex" xmlns:cx2="http://schemas.microsoft.com/office/drawing/2015/10/21/chartex" xmlns:cx3="http://schemas.microsoft.com/office/drawing/2016/5/9/chartex" xmlns:cx4="http://schemas.microsoft.com/office/drawing/2016/5/10/chartex" xmlns:cx5="http://schemas.microsoft.com/office/drawing/2016/5/11/chartex" xmlns:cx6="http://schemas.microsoft.com/office/drawing/2016/5/12/chartex" xmlns:cx7="http://schemas.microsoft.com/office/drawing/2016/5/13/chartex" xmlns:cx8="http://schemas.microsoft.com/office/drawing/2016/5/14/chartex" xmlns:mc="http://schemas.openxmlformats.org/markup-compatibility/2006" xmlns:aink="http://schemas.microsoft.com/office/drawing/2016/ink" xmlns:am3d="http://schemas.microsoft.com/office/drawing/2017/model3d" xmlns:o="urn:schemas-microsoft-com:office:office" xmlns:oel="http://schemas.microsoft.com/office/2019/extlst" xmlns:r="http://schemas.openxmlformats.org/officeDocument/2006/relationships" xmlns:m="http://schemas.openxmlformats.org/officeDocument/2006/math" xmlns:v="urn:schemas-microsoft-com:vml" xmlns:wp14="http://schemas.microsoft.com/office/word/2010/wordprocessingDrawing" xmlns:wp="http://schemas.openxmlformats.org/drawingml/2006/wordprocessingDrawing" xmlns:w10="urn:schemas-microsoft-com:office:word" xmlns:w="http://schemas.openxmlformats.org/wordprocessingml/2006/main" xmlns:w14="http://schemas.microsoft.com/office/word/2010/wordml" xmlns:w15="http://schemas.microsoft.com/office/word/2012/wordml" xmlns:w16cei="http://schemas.microsoft.com/office/word/2026/wordml/cei" xmlns:w16cex="http://schemas.microsoft.com/office/word/2018/wordml/cex" xmlns:w16cid="http://schemas.microsoft.com/office/word/2016/wordml/cid" xmlns:w16="http://schemas.microsoft.com/office/word/2018/wordml" xmlns:w16du="http://schemas.microsoft.com/office/word/2023/wordml/word16du" xmlns:w16sdtdh="http://schemas.microsoft.com/office/word/2020/wordml/sdtdatahash" xmlns:w16sdtfl="http://schemas.microsoft.com/office/word/2024/wordml/sdtformatlock" xmlns:w16se="http://schemas.microsoft.com/office/word/2015/wordml/symex" xmlns:wpg="http://schemas.microsoft.com/office/word/2010/wordprocessingGroup" xmlns:wpi="http://schemas.microsoft.com/office/word/2010/wordprocessingInk" xmlns:wne="http://schemas.microsoft.com/office/word/2006/wordml" xmlns:wps="http://schemas.microsoft.com/office/word/2010/wordprocessingShape" mc:Ignorable="w14 w15 w16se w16cid w16 w16cex w16sdtdh w16sdtfl w16du wp14">
   <w:endnote w:type="separator" w:id="-1">
     <w:p>
       <w:pPr>
@@ -15692,7 +15528,17 @@
 </file>
 
 <file path=word/footer1.xml><?xml version="1.0" encoding="utf-8"?>
-<w:ftr xmlns:wpc="http://schemas.microsoft.com/office/word/2010/wordprocessingCanvas" xmlns:cx="http://schemas.microsoft.com/office/drawing/2014/chartex" xmlns:cx1="http://schemas.microsoft.com/office/drawing/2015/9/8/chartex" xmlns:cx2="http://schemas.microsoft.com/office/drawing/2015/10/21/chartex" xmlns:cx3="http://schemas.microsoft.com/office/drawing/2016/5/9/chartex" xmlns:cx4="http://schemas.microsoft.com/office/drawing/2016/5/10/chartex" xmlns:cx5="http://schemas.microsoft.com/office/drawing/2016/5/11/chartex" xmlns:cx6="http://schemas.microsoft.com/office/drawing/2016/5/12/chartex" xmlns:cx7="http://schemas.microsoft.com/office/drawing/2016/5/13/chartex" xmlns:cx8="http://schemas.microsoft.com/office/drawing/2016/5/14/chartex" xmlns:mc="http://schemas.openxmlformats.org/markup-compatibility/2006" xmlns:aink="http://schemas.microsoft.com/office/drawing/2016/ink" xmlns:am3d="http://schemas.microsoft.com/office/drawing/2017/model3d" xmlns:o="urn:schemas-microsoft-com:office:office" xmlns:oel="http://schemas.microsoft.com/office/2019/extlst" xmlns:r="http://schemas.openxmlformats.org/officeDocument/2006/relationships" xmlns:m="http://schemas.openxmlformats.org/officeDocument/2006/math" xmlns:v="urn:schemas-microsoft-com:vml" xmlns:wp14="http://schemas.microsoft.com/office/word/2010/wordprocessingDrawing" xmlns:wp="http://schemas.openxmlformats.org/drawingml/2006/wordprocessingDrawing" xmlns:w10="urn:schemas-microsoft-com:office:word" xmlns:w="http://schemas.openxmlformats.org/wordprocessingml/2006/main" xmlns:w14="http://schemas.microsoft.com/office/word/2010/wordml" xmlns:w15="http://schemas.microsoft.com/office/word/2012/wordml" xmlns:w16cex="http://schemas.microsoft.com/office/word/2018/wordml/cex" xmlns:w16cid="http://schemas.microsoft.com/office/word/2016/wordml/cid" xmlns:w16="http://schemas.microsoft.com/office/word/2018/wordml" xmlns:w16du="http://schemas.microsoft.com/office/word/2023/wordml/word16du" xmlns:w16sdtdh="http://schemas.microsoft.com/office/word/2020/wordml/sdtdatahash" xmlns:w16sdtfl="http://schemas.microsoft.com/office/word/2024/wordml/sdtformatlock" xmlns:w16se="http://schemas.microsoft.com/office/word/2015/wordml/symex" xmlns:wpg="http://schemas.microsoft.com/office/word/2010/wordprocessingGroup" xmlns:wpi="http://schemas.microsoft.com/office/word/2010/wordprocessingInk" xmlns:wne="http://schemas.microsoft.com/office/word/2006/wordml" xmlns:wps="http://schemas.microsoft.com/office/word/2010/wordprocessingShape" mc:Ignorable="w14 w15 w16se w16cid w16 w16cex w16sdtdh w16sdtfl w16du wp14">
+<w:ftr xmlns:wpc="http://schemas.microsoft.com/office/word/2010/wordprocessingCanvas" xmlns:cx="http://schemas.microsoft.com/office/drawing/2014/chartex" xmlns:cx1="http://schemas.microsoft.com/office/drawing/2015/9/8/chartex" xmlns:cx2="http://schemas.microsoft.com/office/drawing/2015/10/21/chartex" xmlns:cx3="http://schemas.microsoft.com/office/drawing/2016/5/9/chartex" xmlns:cx4="http://schemas.microsoft.com/office/drawing/2016/5/10/chartex" xmlns:cx5="http://schemas.microsoft.com/office/drawing/2016/5/11/chartex" xmlns:cx6="http://schemas.microsoft.com/office/drawing/2016/5/12/chartex" xmlns:cx7="http://schemas.microsoft.com/office/drawing/2016/5/13/chartex" xmlns:cx8="http://schemas.microsoft.com/office/drawing/2016/5/14/chartex" xmlns:mc="http://schemas.openxmlformats.org/markup-compatibility/2006" xmlns:aink="http://schemas.microsoft.com/office/drawing/2016/ink" xmlns:am3d="http://schemas.microsoft.com/office/drawing/2017/model3d" xmlns:o="urn:schemas-microsoft-com:office:office" xmlns:oel="http://schemas.microsoft.com/office/2019/extlst" xmlns:r="http://schemas.openxmlformats.org/officeDocument/2006/relationships" xmlns:m="http://schemas.openxmlformats.org/officeDocument/2006/math" xmlns:v="urn:schemas-microsoft-com:vml" xmlns:wp14="http://schemas.microsoft.com/office/word/2010/wordprocessingDrawing" xmlns:wp="http://schemas.openxmlformats.org/drawingml/2006/wordprocessingDrawing" xmlns:w10="urn:schemas-microsoft-com:office:word" xmlns:w="http://schemas.openxmlformats.org/wordprocessingml/2006/main" xmlns:w14="http://schemas.microsoft.com/office/word/2010/wordml" xmlns:w15="http://schemas.microsoft.com/office/word/2012/wordml" xmlns:w16cei="http://schemas.microsoft.com/office/word/2026/wordml/cei" xmlns:w16cex="http://schemas.microsoft.com/office/word/2018/wordml/cex" xmlns:w16cid="http://schemas.microsoft.com/office/word/2016/wordml/cid" xmlns:w16="http://schemas.microsoft.com/office/word/2018/wordml" xmlns:w16du="http://schemas.microsoft.com/office/word/2023/wordml/word16du" xmlns:w16sdtdh="http://schemas.microsoft.com/office/word/2020/wordml/sdtdatahash" xmlns:w16sdtfl="http://schemas.microsoft.com/office/word/2024/wordml/sdtformatlock" xmlns:w16se="http://schemas.microsoft.com/office/word/2015/wordml/symex" xmlns:wpg="http://schemas.microsoft.com/office/word/2010/wordprocessingGroup" xmlns:wpi="http://schemas.microsoft.com/office/word/2010/wordprocessingInk" xmlns:wne="http://schemas.microsoft.com/office/word/2006/wordml" xmlns:wps="http://schemas.microsoft.com/office/word/2010/wordprocessingShape" mc:Ignorable="w14 w15 w16se w16cid w16 w16cex w16sdtdh w16sdtfl w16du wp14">
+  <w:p>
+    <w:pPr>
+      <w:pStyle w:val="Footer"/>
+    </w:pPr>
+  </w:p>
+</w:ftr>
+</file>
+
+<file path=word/footer2.xml><?xml version="1.0" encoding="utf-8"?>
+<w:ftr xmlns:wpc="http://schemas.microsoft.com/office/word/2010/wordprocessingCanvas" xmlns:cx="http://schemas.microsoft.com/office/drawing/2014/chartex" xmlns:cx1="http://schemas.microsoft.com/office/drawing/2015/9/8/chartex" xmlns:cx2="http://schemas.microsoft.com/office/drawing/2015/10/21/chartex" xmlns:cx3="http://schemas.microsoft.com/office/drawing/2016/5/9/chartex" xmlns:cx4="http://schemas.microsoft.com/office/drawing/2016/5/10/chartex" xmlns:cx5="http://schemas.microsoft.com/office/drawing/2016/5/11/chartex" xmlns:cx6="http://schemas.microsoft.com/office/drawing/2016/5/12/chartex" xmlns:cx7="http://schemas.microsoft.com/office/drawing/2016/5/13/chartex" xmlns:cx8="http://schemas.microsoft.com/office/drawing/2016/5/14/chartex" xmlns:mc="http://schemas.openxmlformats.org/markup-compatibility/2006" xmlns:aink="http://schemas.microsoft.com/office/drawing/2016/ink" xmlns:am3d="http://schemas.microsoft.com/office/drawing/2017/model3d" xmlns:o="urn:schemas-microsoft-com:office:office" xmlns:oel="http://schemas.microsoft.com/office/2019/extlst" xmlns:r="http://schemas.openxmlformats.org/officeDocument/2006/relationships" xmlns:m="http://schemas.openxmlformats.org/officeDocument/2006/math" xmlns:v="urn:schemas-microsoft-com:vml" xmlns:wp14="http://schemas.microsoft.com/office/word/2010/wordprocessingDrawing" xmlns:wp="http://schemas.openxmlformats.org/drawingml/2006/wordprocessingDrawing" xmlns:w10="urn:schemas-microsoft-com:office:word" xmlns:w="http://schemas.openxmlformats.org/wordprocessingml/2006/main" xmlns:w14="http://schemas.microsoft.com/office/word/2010/wordml" xmlns:w15="http://schemas.microsoft.com/office/word/2012/wordml" xmlns:w16cei="http://schemas.microsoft.com/office/word/2026/wordml/cei" xmlns:w16cex="http://schemas.microsoft.com/office/word/2018/wordml/cex" xmlns:w16cid="http://schemas.microsoft.com/office/word/2016/wordml/cid" xmlns:w16="http://schemas.microsoft.com/office/word/2018/wordml" xmlns:w16du="http://schemas.microsoft.com/office/word/2023/wordml/word16du" xmlns:w16sdtdh="http://schemas.microsoft.com/office/word/2020/wordml/sdtdatahash" xmlns:w16sdtfl="http://schemas.microsoft.com/office/word/2024/wordml/sdtformatlock" xmlns:w16se="http://schemas.microsoft.com/office/word/2015/wordml/symex" xmlns:wpg="http://schemas.microsoft.com/office/word/2010/wordprocessingGroup" xmlns:wpi="http://schemas.microsoft.com/office/word/2010/wordprocessingInk" xmlns:wne="http://schemas.microsoft.com/office/word/2006/wordml" xmlns:wps="http://schemas.microsoft.com/office/word/2010/wordprocessingShape" mc:Ignorable="w14 w15 w16se w16cid w16 w16cex w16sdtdh w16sdtfl w16du wp14">
   <w:sdt>
     <w:sdtPr>
       <w:id w:val="-1310550233"/>
@@ -15744,8 +15590,18 @@
 </w:ftr>
 </file>
 
+<file path=word/footer3.xml><?xml version="1.0" encoding="utf-8"?>
+<w:ftr xmlns:wpc="http://schemas.microsoft.com/office/word/2010/wordprocessingCanvas" xmlns:cx="http://schemas.microsoft.com/office/drawing/2014/chartex" xmlns:cx1="http://schemas.microsoft.com/office/drawing/2015/9/8/chartex" xmlns:cx2="http://schemas.microsoft.com/office/drawing/2015/10/21/chartex" xmlns:cx3="http://schemas.microsoft.com/office/drawing/2016/5/9/chartex" xmlns:cx4="http://schemas.microsoft.com/office/drawing/2016/5/10/chartex" xmlns:cx5="http://schemas.microsoft.com/office/drawing/2016/5/11/chartex" xmlns:cx6="http://schemas.microsoft.com/office/drawing/2016/5/12/chartex" xmlns:cx7="http://schemas.microsoft.com/office/drawing/2016/5/13/chartex" xmlns:cx8="http://schemas.microsoft.com/office/drawing/2016/5/14/chartex" xmlns:mc="http://schemas.openxmlformats.org/markup-compatibility/2006" xmlns:aink="http://schemas.microsoft.com/office/drawing/2016/ink" xmlns:am3d="http://schemas.microsoft.com/office/drawing/2017/model3d" xmlns:o="urn:schemas-microsoft-com:office:office" xmlns:oel="http://schemas.microsoft.com/office/2019/extlst" xmlns:r="http://schemas.openxmlformats.org/officeDocument/2006/relationships" xmlns:m="http://schemas.openxmlformats.org/officeDocument/2006/math" xmlns:v="urn:schemas-microsoft-com:vml" xmlns:wp14="http://schemas.microsoft.com/office/word/2010/wordprocessingDrawing" xmlns:wp="http://schemas.openxmlformats.org/drawingml/2006/wordprocessingDrawing" xmlns:w10="urn:schemas-microsoft-com:office:word" xmlns:w="http://schemas.openxmlformats.org/wordprocessingml/2006/main" xmlns:w14="http://schemas.microsoft.com/office/word/2010/wordml" xmlns:w15="http://schemas.microsoft.com/office/word/2012/wordml" xmlns:w16cei="http://schemas.microsoft.com/office/word/2026/wordml/cei" xmlns:w16cex="http://schemas.microsoft.com/office/word/2018/wordml/cex" xmlns:w16cid="http://schemas.microsoft.com/office/word/2016/wordml/cid" xmlns:w16="http://schemas.microsoft.com/office/word/2018/wordml" xmlns:w16du="http://schemas.microsoft.com/office/word/2023/wordml/word16du" xmlns:w16sdtdh="http://schemas.microsoft.com/office/word/2020/wordml/sdtdatahash" xmlns:w16sdtfl="http://schemas.microsoft.com/office/word/2024/wordml/sdtformatlock" xmlns:w16se="http://schemas.microsoft.com/office/word/2015/wordml/symex" xmlns:wpg="http://schemas.microsoft.com/office/word/2010/wordprocessingGroup" xmlns:wpi="http://schemas.microsoft.com/office/word/2010/wordprocessingInk" xmlns:wne="http://schemas.microsoft.com/office/word/2006/wordml" xmlns:wps="http://schemas.microsoft.com/office/word/2010/wordprocessingShape" mc:Ignorable="w14 w15 w16se w16cid w16 w16cex w16sdtdh w16sdtfl w16du wp14">
+  <w:p>
+    <w:pPr>
+      <w:pStyle w:val="Footer"/>
+    </w:pPr>
+  </w:p>
+</w:ftr>
+</file>
+
 <file path=word/footnotes.xml><?xml version="1.0" encoding="utf-8"?>
-<w:footnotes xmlns:wpc="http://schemas.microsoft.com/office/word/2010/wordprocessingCanvas" xmlns:cx="http://schemas.microsoft.com/office/drawing/2014/chartex" xmlns:cx1="http://schemas.microsoft.com/office/drawing/2015/9/8/chartex" xmlns:cx2="http://schemas.microsoft.com/office/drawing/2015/10/21/chartex" xmlns:cx3="http://schemas.microsoft.com/office/drawing/2016/5/9/chartex" xmlns:cx4="http://schemas.microsoft.com/office/drawing/2016/5/10/chartex" xmlns:cx5="http://schemas.microsoft.com/office/drawing/2016/5/11/chartex" xmlns:cx6="http://schemas.microsoft.com/office/drawing/2016/5/12/chartex" xmlns:cx7="http://schemas.microsoft.com/office/drawing/2016/5/13/chartex" xmlns:cx8="http://schemas.microsoft.com/office/drawing/2016/5/14/chartex" xmlns:mc="http://schemas.openxmlformats.org/markup-compatibility/2006" xmlns:aink="http://schemas.microsoft.com/office/drawing/2016/ink" xmlns:am3d="http://schemas.microsoft.com/office/drawing/2017/model3d" xmlns:o="urn:schemas-microsoft-com:office:office" xmlns:oel="http://schemas.microsoft.com/office/2019/extlst" xmlns:r="http://schemas.openxmlformats.org/officeDocument/2006/relationships" xmlns:m="http://schemas.openxmlformats.org/officeDocument/2006/math" xmlns:v="urn:schemas-microsoft-com:vml" xmlns:wp14="http://schemas.microsoft.com/office/word/2010/wordprocessingDrawing" xmlns:wp="http://schemas.openxmlformats.org/drawingml/2006/wordprocessingDrawing" xmlns:w10="urn:schemas-microsoft-com:office:word" xmlns:w="http://schemas.openxmlformats.org/wordprocessingml/2006/main" xmlns:w14="http://schemas.microsoft.com/office/word/2010/wordml" xmlns:w15="http://schemas.microsoft.com/office/word/2012/wordml" xmlns:w16cex="http://schemas.microsoft.com/office/word/2018/wordml/cex" xmlns:w16cid="http://schemas.microsoft.com/office/word/2016/wordml/cid" xmlns:w16="http://schemas.microsoft.com/office/word/2018/wordml" xmlns:w16du="http://schemas.microsoft.com/office/word/2023/wordml/word16du" xmlns:w16sdtdh="http://schemas.microsoft.com/office/word/2020/wordml/sdtdatahash" xmlns:w16sdtfl="http://schemas.microsoft.com/office/word/2024/wordml/sdtformatlock" xmlns:w16se="http://schemas.microsoft.com/office/word/2015/wordml/symex" xmlns:wpg="http://schemas.microsoft.com/office/word/2010/wordprocessingGroup" xmlns:wpi="http://schemas.microsoft.com/office/word/2010/wordprocessingInk" xmlns:wne="http://schemas.microsoft.com/office/word/2006/wordml" xmlns:wps="http://schemas.microsoft.com/office/word/2010/wordprocessingShape" mc:Ignorable="w14 w15 w16se w16cid w16 w16cex w16sdtdh w16sdtfl w16du wp14">
+<w:footnotes xmlns:wpc="http://schemas.microsoft.com/office/word/2010/wordprocessingCanvas" xmlns:cx="http://schemas.microsoft.com/office/drawing/2014/chartex" xmlns:cx1="http://schemas.microsoft.com/office/drawing/2015/9/8/chartex" xmlns:cx2="http://schemas.microsoft.com/office/drawing/2015/10/21/chartex" xmlns:cx3="http://schemas.microsoft.com/office/drawing/2016/5/9/chartex" xmlns:cx4="http://schemas.microsoft.com/office/drawing/2016/5/10/chartex" xmlns:cx5="http://schemas.microsoft.com/office/drawing/2016/5/11/chartex" xmlns:cx6="http://schemas.microsoft.com/office/drawing/2016/5/12/chartex" xmlns:cx7="http://schemas.microsoft.com/office/drawing/2016/5/13/chartex" xmlns:cx8="http://schemas.microsoft.com/office/drawing/2016/5/14/chartex" xmlns:mc="http://schemas.openxmlformats.org/markup-compatibility/2006" xmlns:aink="http://schemas.microsoft.com/office/drawing/2016/ink" xmlns:am3d="http://schemas.microsoft.com/office/drawing/2017/model3d" xmlns:o="urn:schemas-microsoft-com:office:office" xmlns:oel="http://schemas.microsoft.com/office/2019/extlst" xmlns:r="http://schemas.openxmlformats.org/officeDocument/2006/relationships" xmlns:m="http://schemas.openxmlformats.org/officeDocument/2006/math" xmlns:v="urn:schemas-microsoft-com:vml" xmlns:wp14="http://schemas.microsoft.com/office/word/2010/wordprocessingDrawing" xmlns:wp="http://schemas.openxmlformats.org/drawingml/2006/wordprocessingDrawing" xmlns:w10="urn:schemas-microsoft-com:office:word" xmlns:w="http://schemas.openxmlformats.org/wordprocessingml/2006/main" xmlns:w14="http://schemas.microsoft.com/office/word/2010/wordml" xmlns:w15="http://schemas.microsoft.com/office/word/2012/wordml" xmlns:w16cei="http://schemas.microsoft.com/office/word/2026/wordml/cei" xmlns:w16cex="http://schemas.microsoft.com/office/word/2018/wordml/cex" xmlns:w16cid="http://schemas.microsoft.com/office/word/2016/wordml/cid" xmlns:w16="http://schemas.microsoft.com/office/word/2018/wordml" xmlns:w16du="http://schemas.microsoft.com/office/word/2023/wordml/word16du" xmlns:w16sdtdh="http://schemas.microsoft.com/office/word/2020/wordml/sdtdatahash" xmlns:w16sdtfl="http://schemas.microsoft.com/office/word/2024/wordml/sdtformatlock" xmlns:w16se="http://schemas.microsoft.com/office/word/2015/wordml/symex" xmlns:wpg="http://schemas.microsoft.com/office/word/2010/wordprocessingGroup" xmlns:wpi="http://schemas.microsoft.com/office/word/2010/wordprocessingInk" xmlns:wne="http://schemas.microsoft.com/office/word/2006/wordml" xmlns:wps="http://schemas.microsoft.com/office/word/2010/wordprocessingShape" mc:Ignorable="w14 w15 w16se w16cid w16 w16cex w16sdtdh w16sdtfl w16du wp14">
   <w:footnote w:type="separator" w:id="-1">
     <w:p>
       <w:pPr>
@@ -15769,8 +15625,38 @@
 </w:footnotes>
 </file>
 
+<file path=word/header1.xml><?xml version="1.0" encoding="utf-8"?>
+<w:hdr xmlns:wpc="http://schemas.microsoft.com/office/word/2010/wordprocessingCanvas" xmlns:cx="http://schemas.microsoft.com/office/drawing/2014/chartex" xmlns:cx1="http://schemas.microsoft.com/office/drawing/2015/9/8/chartex" xmlns:cx2="http://schemas.microsoft.com/office/drawing/2015/10/21/chartex" xmlns:cx3="http://schemas.microsoft.com/office/drawing/2016/5/9/chartex" xmlns:cx4="http://schemas.microsoft.com/office/drawing/2016/5/10/chartex" xmlns:cx5="http://schemas.microsoft.com/office/drawing/2016/5/11/chartex" xmlns:cx6="http://schemas.microsoft.com/office/drawing/2016/5/12/chartex" xmlns:cx7="http://schemas.microsoft.com/office/drawing/2016/5/13/chartex" xmlns:cx8="http://schemas.microsoft.com/office/drawing/2016/5/14/chartex" xmlns:mc="http://schemas.openxmlformats.org/markup-compatibility/2006" xmlns:aink="http://schemas.microsoft.com/office/drawing/2016/ink" xmlns:am3d="http://schemas.microsoft.com/office/drawing/2017/model3d" xmlns:o="urn:schemas-microsoft-com:office:office" xmlns:oel="http://schemas.microsoft.com/office/2019/extlst" xmlns:r="http://schemas.openxmlformats.org/officeDocument/2006/relationships" xmlns:m="http://schemas.openxmlformats.org/officeDocument/2006/math" xmlns:v="urn:schemas-microsoft-com:vml" xmlns:wp14="http://schemas.microsoft.com/office/word/2010/wordprocessingDrawing" xmlns:wp="http://schemas.openxmlformats.org/drawingml/2006/wordprocessingDrawing" xmlns:w10="urn:schemas-microsoft-com:office:word" xmlns:w="http://schemas.openxmlformats.org/wordprocessingml/2006/main" xmlns:w14="http://schemas.microsoft.com/office/word/2010/wordml" xmlns:w15="http://schemas.microsoft.com/office/word/2012/wordml" xmlns:w16cei="http://schemas.microsoft.com/office/word/2026/wordml/cei" xmlns:w16cex="http://schemas.microsoft.com/office/word/2018/wordml/cex" xmlns:w16cid="http://schemas.microsoft.com/office/word/2016/wordml/cid" xmlns:w16="http://schemas.microsoft.com/office/word/2018/wordml" xmlns:w16du="http://schemas.microsoft.com/office/word/2023/wordml/word16du" xmlns:w16sdtdh="http://schemas.microsoft.com/office/word/2020/wordml/sdtdatahash" xmlns:w16sdtfl="http://schemas.microsoft.com/office/word/2024/wordml/sdtformatlock" xmlns:w16se="http://schemas.microsoft.com/office/word/2015/wordml/symex" xmlns:wpg="http://schemas.microsoft.com/office/word/2010/wordprocessingGroup" xmlns:wpi="http://schemas.microsoft.com/office/word/2010/wordprocessingInk" xmlns:wne="http://schemas.microsoft.com/office/word/2006/wordml" xmlns:wps="http://schemas.microsoft.com/office/word/2010/wordprocessingShape" mc:Ignorable="w14 w15 w16se w16cid w16 w16cex w16sdtdh w16sdtfl w16du wp14">
+  <w:p>
+    <w:pPr>
+      <w:pStyle w:val="Header"/>
+    </w:pPr>
+  </w:p>
+</w:hdr>
+</file>
+
+<file path=word/header2.xml><?xml version="1.0" encoding="utf-8"?>
+<w:hdr xmlns:wpc="http://schemas.microsoft.com/office/word/2010/wordprocessingCanvas" xmlns:cx="http://schemas.microsoft.com/office/drawing/2014/chartex" xmlns:cx1="http://schemas.microsoft.com/office/drawing/2015/9/8/chartex" xmlns:cx2="http://schemas.microsoft.com/office/drawing/2015/10/21/chartex" xmlns:cx3="http://schemas.microsoft.com/office/drawing/2016/5/9/chartex" xmlns:cx4="http://schemas.microsoft.com/office/drawing/2016/5/10/chartex" xmlns:cx5="http://schemas.microsoft.com/office/drawing/2016/5/11/chartex" xmlns:cx6="http://schemas.microsoft.com/office/drawing/2016/5/12/chartex" xmlns:cx7="http://schemas.microsoft.com/office/drawing/2016/5/13/chartex" xmlns:cx8="http://schemas.microsoft.com/office/drawing/2016/5/14/chartex" xmlns:mc="http://schemas.openxmlformats.org/markup-compatibility/2006" xmlns:aink="http://schemas.microsoft.com/office/drawing/2016/ink" xmlns:am3d="http://schemas.microsoft.com/office/drawing/2017/model3d" xmlns:o="urn:schemas-microsoft-com:office:office" xmlns:oel="http://schemas.microsoft.com/office/2019/extlst" xmlns:r="http://schemas.openxmlformats.org/officeDocument/2006/relationships" xmlns:m="http://schemas.openxmlformats.org/officeDocument/2006/math" xmlns:v="urn:schemas-microsoft-com:vml" xmlns:wp14="http://schemas.microsoft.com/office/word/2010/wordprocessingDrawing" xmlns:wp="http://schemas.openxmlformats.org/drawingml/2006/wordprocessingDrawing" xmlns:w10="urn:schemas-microsoft-com:office:word" xmlns:w="http://schemas.openxmlformats.org/wordprocessingml/2006/main" xmlns:w14="http://schemas.microsoft.com/office/word/2010/wordml" xmlns:w15="http://schemas.microsoft.com/office/word/2012/wordml" xmlns:w16cei="http://schemas.microsoft.com/office/word/2026/wordml/cei" xmlns:w16cex="http://schemas.microsoft.com/office/word/2018/wordml/cex" xmlns:w16cid="http://schemas.microsoft.com/office/word/2016/wordml/cid" xmlns:w16="http://schemas.microsoft.com/office/word/2018/wordml" xmlns:w16du="http://schemas.microsoft.com/office/word/2023/wordml/word16du" xmlns:w16sdtdh="http://schemas.microsoft.com/office/word/2020/wordml/sdtdatahash" xmlns:w16sdtfl="http://schemas.microsoft.com/office/word/2024/wordml/sdtformatlock" xmlns:w16se="http://schemas.microsoft.com/office/word/2015/wordml/symex" xmlns:wpg="http://schemas.microsoft.com/office/word/2010/wordprocessingGroup" xmlns:wpi="http://schemas.microsoft.com/office/word/2010/wordprocessingInk" xmlns:wne="http://schemas.microsoft.com/office/word/2006/wordml" xmlns:wps="http://schemas.microsoft.com/office/word/2010/wordprocessingShape" mc:Ignorable="w14 w15 w16se w16cid w16 w16cex w16sdtdh w16sdtfl w16du wp14">
+  <w:p>
+    <w:pPr>
+      <w:pStyle w:val="Header"/>
+    </w:pPr>
+  </w:p>
+</w:hdr>
+</file>
+
+<file path=word/header3.xml><?xml version="1.0" encoding="utf-8"?>
+<w:hdr xmlns:wpc="http://schemas.microsoft.com/office/word/2010/wordprocessingCanvas" xmlns:cx="http://schemas.microsoft.com/office/drawing/2014/chartex" xmlns:cx1="http://schemas.microsoft.com/office/drawing/2015/9/8/chartex" xmlns:cx2="http://schemas.microsoft.com/office/drawing/2015/10/21/chartex" xmlns:cx3="http://schemas.microsoft.com/office/drawing/2016/5/9/chartex" xmlns:cx4="http://schemas.microsoft.com/office/drawing/2016/5/10/chartex" xmlns:cx5="http://schemas.microsoft.com/office/drawing/2016/5/11/chartex" xmlns:cx6="http://schemas.microsoft.com/office/drawing/2016/5/12/chartex" xmlns:cx7="http://schemas.microsoft.com/office/drawing/2016/5/13/chartex" xmlns:cx8="http://schemas.microsoft.com/office/drawing/2016/5/14/chartex" xmlns:mc="http://schemas.openxmlformats.org/markup-compatibility/2006" xmlns:aink="http://schemas.microsoft.com/office/drawing/2016/ink" xmlns:am3d="http://schemas.microsoft.com/office/drawing/2017/model3d" xmlns:o="urn:schemas-microsoft-com:office:office" xmlns:oel="http://schemas.microsoft.com/office/2019/extlst" xmlns:r="http://schemas.openxmlformats.org/officeDocument/2006/relationships" xmlns:m="http://schemas.openxmlformats.org/officeDocument/2006/math" xmlns:v="urn:schemas-microsoft-com:vml" xmlns:wp14="http://schemas.microsoft.com/office/word/2010/wordprocessingDrawing" xmlns:wp="http://schemas.openxmlformats.org/drawingml/2006/wordprocessingDrawing" xmlns:w10="urn:schemas-microsoft-com:office:word" xmlns:w="http://schemas.openxmlformats.org/wordprocessingml/2006/main" xmlns:w14="http://schemas.microsoft.com/office/word/2010/wordml" xmlns:w15="http://schemas.microsoft.com/office/word/2012/wordml" xmlns:w16cei="http://schemas.microsoft.com/office/word/2026/wordml/cei" xmlns:w16cex="http://schemas.microsoft.com/office/word/2018/wordml/cex" xmlns:w16cid="http://schemas.microsoft.com/office/word/2016/wordml/cid" xmlns:w16="http://schemas.microsoft.com/office/word/2018/wordml" xmlns:w16du="http://schemas.microsoft.com/office/word/2023/wordml/word16du" xmlns:w16sdtdh="http://schemas.microsoft.com/office/word/2020/wordml/sdtdatahash" xmlns:w16sdtfl="http://schemas.microsoft.com/office/word/2024/wordml/sdtformatlock" xmlns:w16se="http://schemas.microsoft.com/office/word/2015/wordml/symex" xmlns:wpg="http://schemas.microsoft.com/office/word/2010/wordprocessingGroup" xmlns:wpi="http://schemas.microsoft.com/office/word/2010/wordprocessingInk" xmlns:wne="http://schemas.microsoft.com/office/word/2006/wordml" xmlns:wps="http://schemas.microsoft.com/office/word/2010/wordprocessingShape" mc:Ignorable="w14 w15 w16se w16cid w16 w16cex w16sdtdh w16sdtfl w16du wp14">
+  <w:p>
+    <w:pPr>
+      <w:pStyle w:val="Header"/>
+    </w:pPr>
+  </w:p>
+</w:hdr>
+</file>
+
 <file path=word/numbering.xml><?xml version="1.0" encoding="utf-8"?>
-<w:numbering xmlns:wpc="http://schemas.microsoft.com/office/word/2010/wordprocessingCanvas" xmlns:cx="http://schemas.microsoft.com/office/drawing/2014/chartex" xmlns:cx1="http://schemas.microsoft.com/office/drawing/2015/9/8/chartex" xmlns:cx2="http://schemas.microsoft.com/office/drawing/2015/10/21/chartex" xmlns:cx3="http://schemas.microsoft.com/office/drawing/2016/5/9/chartex" xmlns:cx4="http://schemas.microsoft.com/office/drawing/2016/5/10/chartex" xmlns:cx5="http://schemas.microsoft.com/office/drawing/2016/5/11/chartex" xmlns:cx6="http://schemas.microsoft.com/office/drawing/2016/5/12/chartex" xmlns:cx7="http://schemas.microsoft.com/office/drawing/2016/5/13/chartex" xmlns:cx8="http://schemas.microsoft.com/office/drawing/2016/5/14/chartex" xmlns:mc="http://schemas.openxmlformats.org/markup-compatibility/2006" xmlns:aink="http://schemas.microsoft.com/office/drawing/2016/ink" xmlns:am3d="http://schemas.microsoft.com/office/drawing/2017/model3d" xmlns:o="urn:schemas-microsoft-com:office:office" xmlns:oel="http://schemas.microsoft.com/office/2019/extlst" xmlns:r="http://schemas.openxmlformats.org/officeDocument/2006/relationships" xmlns:m="http://schemas.openxmlformats.org/officeDocument/2006/math" xmlns:v="urn:schemas-microsoft-com:vml" xmlns:wp14="http://schemas.microsoft.com/office/word/2010/wordprocessingDrawing" xmlns:wp="http://schemas.openxmlformats.org/drawingml/2006/wordprocessingDrawing" xmlns:w10="urn:schemas-microsoft-com:office:word" xmlns:w="http://schemas.openxmlformats.org/wordprocessingml/2006/main" xmlns:w14="http://schemas.microsoft.com/office/word/2010/wordml" xmlns:w15="http://schemas.microsoft.com/office/word/2012/wordml" xmlns:w16cex="http://schemas.microsoft.com/office/word/2018/wordml/cex" xmlns:w16cid="http://schemas.microsoft.com/office/word/2016/wordml/cid" xmlns:w16="http://schemas.microsoft.com/office/word/2018/wordml" xmlns:w16du="http://schemas.microsoft.com/office/word/2023/wordml/word16du" xmlns:w16sdtdh="http://schemas.microsoft.com/office/word/2020/wordml/sdtdatahash" xmlns:w16sdtfl="http://schemas.microsoft.com/office/word/2024/wordml/sdtformatlock" xmlns:w16se="http://schemas.microsoft.com/office/word/2015/wordml/symex" xmlns:wpg="http://schemas.microsoft.com/office/word/2010/wordprocessingGroup" xmlns:wpi="http://schemas.microsoft.com/office/word/2010/wordprocessingInk" xmlns:wne="http://schemas.microsoft.com/office/word/2006/wordml" xmlns:wps="http://schemas.microsoft.com/office/word/2010/wordprocessingShape" mc:Ignorable="w14 w15 w16se w16cid w16 w16cex w16sdtdh w16sdtfl w16du wp14">
+<w:numbering xmlns:wpc="http://schemas.microsoft.com/office/word/2010/wordprocessingCanvas" xmlns:cx="http://schemas.microsoft.com/office/drawing/2014/chartex" xmlns:cx1="http://schemas.microsoft.com/office/drawing/2015/9/8/chartex" xmlns:cx2="http://schemas.microsoft.com/office/drawing/2015/10/21/chartex" xmlns:cx3="http://schemas.microsoft.com/office/drawing/2016/5/9/chartex" xmlns:cx4="http://schemas.microsoft.com/office/drawing/2016/5/10/chartex" xmlns:cx5="http://schemas.microsoft.com/office/drawing/2016/5/11/chartex" xmlns:cx6="http://schemas.microsoft.com/office/drawing/2016/5/12/chartex" xmlns:cx7="http://schemas.microsoft.com/office/drawing/2016/5/13/chartex" xmlns:cx8="http://schemas.microsoft.com/office/drawing/2016/5/14/chartex" xmlns:mc="http://schemas.openxmlformats.org/markup-compatibility/2006" xmlns:aink="http://schemas.microsoft.com/office/drawing/2016/ink" xmlns:am3d="http://schemas.microsoft.com/office/drawing/2017/model3d" xmlns:o="urn:schemas-microsoft-com:office:office" xmlns:oel="http://schemas.microsoft.com/office/2019/extlst" xmlns:r="http://schemas.openxmlformats.org/officeDocument/2006/relationships" xmlns:m="http://schemas.openxmlformats.org/officeDocument/2006/math" xmlns:v="urn:schemas-microsoft-com:vml" xmlns:wp14="http://schemas.microsoft.com/office/word/2010/wordprocessingDrawing" xmlns:wp="http://schemas.openxmlformats.org/drawingml/2006/wordprocessingDrawing" xmlns:w10="urn:schemas-microsoft-com:office:word" xmlns:w="http://schemas.openxmlformats.org/wordprocessingml/2006/main" xmlns:w14="http://schemas.microsoft.com/office/word/2010/wordml" xmlns:w15="http://schemas.microsoft.com/office/word/2012/wordml" xmlns:w16cei="http://schemas.microsoft.com/office/word/2026/wordml/cei" xmlns:w16cex="http://schemas.microsoft.com/office/word/2018/wordml/cex" xmlns:w16cid="http://schemas.microsoft.com/office/word/2016/wordml/cid" xmlns:w16="http://schemas.microsoft.com/office/word/2018/wordml" xmlns:w16du="http://schemas.microsoft.com/office/word/2023/wordml/word16du" xmlns:w16sdtdh="http://schemas.microsoft.com/office/word/2020/wordml/sdtdatahash" xmlns:w16sdtfl="http://schemas.microsoft.com/office/word/2024/wordml/sdtformatlock" xmlns:w16se="http://schemas.microsoft.com/office/word/2015/wordml/symex" xmlns:wpg="http://schemas.microsoft.com/office/word/2010/wordprocessingGroup" xmlns:wpi="http://schemas.microsoft.com/office/word/2010/wordprocessingInk" xmlns:wne="http://schemas.microsoft.com/office/word/2006/wordml" xmlns:wps="http://schemas.microsoft.com/office/word/2010/wordprocessingShape" mc:Ignorable="w14 w15 w16se w16cid w16 w16cex w16sdtdh w16sdtfl w16du wp14">
   <w:abstractNum w:abstractNumId="0" w15:restartNumberingAfterBreak="0">
     <w:nsid w:val="02D60C06"/>
     <w:multiLevelType w:val="hybridMultilevel"/>
@@ -20384,15 +20270,6 @@
 </file>
 
 <file path=customXml/item1.xml><?xml version="1.0" encoding="utf-8"?>
-<?mso-contentType ?>
-<FormTemplates xmlns="http://schemas.microsoft.com/sharepoint/v3/contenttype/forms">
-  <Display>DocumentLibraryForm</Display>
-  <Edit>DocumentLibraryForm</Edit>
-  <New>DocumentLibraryForm</New>
-</FormTemplates>
-</file>
-
-<file path=customXml/item2.xml><?xml version="1.0" encoding="utf-8"?>
 <p:properties xmlns:p="http://schemas.microsoft.com/office/2006/metadata/properties" xmlns:xsi="http://www.w3.org/2001/XMLSchema-instance" xmlns:pc="http://schemas.microsoft.com/office/infopath/2007/PartnerControls">
   <documentManagement>
     <Teams_Channel_Section_Location xmlns="ac56161a-35a2-4bac-99b6-8739237dc4f6" xsi:nil="true"/>
@@ -20444,130 +20321,16 @@
 </p:properties>
 </file>
 
-<file path=customXml/item3.xml><?xml version="1.0" encoding="utf-8"?>
-<b:Sources xmlns:b="http://schemas.openxmlformats.org/officeDocument/2006/bibliography" xmlns="http://schemas.openxmlformats.org/officeDocument/2006/bibliography" SelectedStyle="\HarvardAnglia2008OfficeOnline.xsl" StyleName="Harvard - Anglia" Version="2008">
-  <b:Source>
-    <b:Tag>Agi26</b:Tag>
-    <b:SourceType>InternetSite</b:SourceType>
-    <b:Guid>{78CC74B3-71D7-445A-BD1E-7DB0B7A44B13}</b:Guid>
-    <b:Title>What is MoSCoW Prioritization?</b:Title>
-    <b:Year>2026</b:Year>
-    <b:Author>
-      <b:Author>
-        <b:Corporate>Agile Business Consortium</b:Corporate>
-      </b:Author>
-    </b:Author>
-    <b:YearAccessed>2026</b:YearAccessed>
-    <b:MonthAccessed>July</b:MonthAccessed>
-    <b:DayAccessed>16</b:DayAccessed>
-    <b:URL>https://www.agilebusiness.org/resource/what-is-moscow-prioritization/</b:URL>
-    <b:RefOrder>1</b:RefOrder>
-  </b:Source>
-  <b:Source>
-    <b:Tag>Emb16</b:Tag>
-    <b:SourceType>InternetSite</b:SourceType>
-    <b:Guid>{96EC25F5-613B-41F7-9370-01F376E5A07F}</b:Guid>
-    <b:Author>
-      <b:Author>
-        <b:Corporate>Embarcadero</b:Corporate>
-      </b:Author>
-    </b:Author>
-    <b:Title>UML 1.5 Use Case Diagram Definition</b:Title>
-    <b:Year>2016</b:Year>
-    <b:YearAccessed>2026</b:YearAccessed>
-    <b:MonthAccessed>July</b:MonthAccessed>
-    <b:DayAccessed>17</b:DayAccessed>
-    <b:URL>https://docwiki.embarcadero.com/RADStudio/Athens/en/UML_1.5_Use_Case_Diagram_Definition</b:URL>
-    <b:RefOrder>2</b:RefOrder>
-  </b:Source>
-  <b:Source>
-    <b:Tag>Usa15</b:Tag>
-    <b:SourceType>InternetSite</b:SourceType>
-    <b:Guid>{B4141139-B38C-4554-A59F-ED8FEB6AA9B9}</b:Guid>
-    <b:Author>
-      <b:Author>
-        <b:Corporate>Usability First</b:Corporate>
-      </b:Author>
-    </b:Author>
-    <b:Title>Usability First - About Usability - Requirements Specification | Usability First</b:Title>
-    <b:Year>2015</b:Year>
-    <b:YearAccessed>2026</b:YearAccessed>
-    <b:MonthAccessed>July</b:MonthAccessed>
-    <b:DayAccessed>17</b:DayAccessed>
-    <b:URL>https://www.usabilityfirst.com/about-usability/requirements-specification/index.html</b:URL>
-    <b:RefOrder>3</b:RefOrder>
-  </b:Source>
-  <b:Source>
-    <b:Tag>For26</b:Tag>
-    <b:SourceType>InternetSite</b:SourceType>
-    <b:Guid>{E1E283C5-F393-4ABB-A75E-53D4BAF2D5B9}</b:Guid>
-    <b:Author>
-      <b:Author>
-        <b:Corporate>Formula One</b:Corporate>
-      </b:Author>
-    </b:Author>
-    <b:Title>F1 Glossary (P-T)</b:Title>
-    <b:Year>2026</b:Year>
-    <b:YearAccessed>2026</b:YearAccessed>
-    <b:MonthAccessed>July</b:MonthAccessed>
-    <b:DayAccessed>22</b:DayAccessed>
-    <b:URL>https://www.formula1.com/en/latest/article/f1-glossary-p-t.GBhLQtpeu9b8LrK5VM0F1</b:URL>
-    <b:RefOrder>6</b:RefOrder>
-  </b:Source>
-  <b:Source>
-    <b:Tag>QtG26</b:Tag>
-    <b:SourceType>InternetSite</b:SourceType>
-    <b:Guid>{A17225CA-ECDB-458F-837A-C1DE58C494CE}</b:Guid>
-    <b:Author>
-      <b:Author>
-        <b:Corporate>Qt Group</b:Corporate>
-      </b:Author>
-    </b:Author>
-    <b:Title>Qt Group Documentation</b:Title>
-    <b:Year>2026</b:Year>
-    <b:YearAccessed>2026</b:YearAccessed>
-    <b:MonthAccessed>July</b:MonthAccessed>
-    <b:DayAccessed>24</b:DayAccessed>
-    <b:URL>https://doc.qt.io/qt-6/qhboxlayout.html</b:URL>
-    <b:RefOrder>7</b:RefOrder>
-  </b:Source>
-  <b:Source>
-    <b:Tag>C4M26</b:Tag>
-    <b:SourceType>InternetSite</b:SourceType>
-    <b:Guid>{061F5457-C62E-4BE4-B8E4-1D67A8E249A3}</b:Guid>
-    <b:Author>
-      <b:Author>
-        <b:Corporate>C4 Model</b:Corporate>
-      </b:Author>
-    </b:Author>
-    <b:Title>Container diagram | C4 model</b:Title>
-    <b:YearAccessed>2026</b:YearAccessed>
-    <b:MonthAccessed>July</b:MonthAccessed>
-    <b:DayAccessed>25</b:DayAccessed>
-    <b:URL>https://c4model.com/diagrams/container</b:URL>
-    <b:RefOrder>4</b:RefOrder>
-  </b:Source>
-  <b:Source>
-    <b:Tag>Gee26</b:Tag>
-    <b:SourceType>InternetSite</b:SourceType>
-    <b:Guid>{0F3FA388-D9C8-413E-BAB0-142FA5CF2BD1}</b:Guid>
-    <b:Author>
-      <b:Author>
-        <b:Corporate>Geeks for Geeks</b:Corporate>
-      </b:Author>
-    </b:Author>
-    <b:Title>Component Based Diagram - Unified Modeling Language (UML)</b:Title>
-    <b:Year>2026</b:Year>
-    <b:YearAccessed>2026</b:YearAccessed>
-    <b:MonthAccessed>July</b:MonthAccessed>
-    <b:DayAccessed>25</b:DayAccessed>
-    <b:URL>https://www.geeksforgeeks.org/software-engineering/component-based-diagram/</b:URL>
-    <b:RefOrder>5</b:RefOrder>
-  </b:Source>
-</b:Sources>
+<file path=customXml/item2.xml><?xml version="1.0" encoding="utf-8"?>
+<?mso-contentType ?>
+<FormTemplates xmlns="http://schemas.microsoft.com/sharepoint/v3/contenttype/forms">
+  <Display>DocumentLibraryForm</Display>
+  <Edit>DocumentLibraryForm</Edit>
+  <New>DocumentLibraryForm</New>
+</FormTemplates>
 </file>
 
-<file path=customXml/item4.xml><?xml version="1.0" encoding="utf-8"?>
+<file path=customXml/item3.xml><?xml version="1.0" encoding="utf-8"?>
 <ct:contentTypeSchema xmlns:ct="http://schemas.microsoft.com/office/2006/metadata/contentType" xmlns:ma="http://schemas.microsoft.com/office/2006/metadata/properties/metaAttributes" ct:_="" ma:_="" ma:contentTypeName="Document" ma:contentTypeID="0x0101003EE04D916D7611488AA759BAA9A37716" ma:contentTypeVersion="34" ma:contentTypeDescription="Create a new document." ma:contentTypeScope="" ma:versionID="da43fd5ae1f7ae53ffd28d894363bfb4">
   <xsd:schema xmlns:xsd="http://www.w3.org/2001/XMLSchema" xmlns:xs="http://www.w3.org/2001/XMLSchema" xmlns:p="http://schemas.microsoft.com/office/2006/metadata/properties" xmlns:ns3="05ee331b-510f-4173-a5cc-a06d55a316fd" xmlns:ns4="ac56161a-35a2-4bac-99b6-8739237dc4f6" targetNamespace="http://schemas.microsoft.com/office/2006/metadata/properties" ma:root="true" ma:fieldsID="0e753ad016b352eaafbd0268c41c2a23" ns3:_="" ns4:_="">
     <xsd:import namespace="05ee331b-510f-4173-a5cc-a06d55a316fd"/>
@@ -20984,15 +20747,130 @@
 </ct:contentTypeSchema>
 </file>
 
-<file path=customXml/itemProps1.xml><?xml version="1.0" encoding="utf-8"?>
-<ds:datastoreItem xmlns:ds="http://schemas.openxmlformats.org/officeDocument/2006/customXml" ds:itemID="{9B975280-634C-49AE-9293-B75FDC4277EB}">
-  <ds:schemaRefs>
-    <ds:schemaRef ds:uri="http://schemas.microsoft.com/sharepoint/v3/contenttype/forms"/>
-  </ds:schemaRefs>
-</ds:datastoreItem>
+<file path=customXml/item4.xml><?xml version="1.0" encoding="utf-8"?>
+<b:Sources xmlns:b="http://schemas.openxmlformats.org/officeDocument/2006/bibliography" xmlns="http://schemas.openxmlformats.org/officeDocument/2006/bibliography" SelectedStyle="\HarvardAnglia2008OfficeOnline.xsl" StyleName="Harvard - Anglia" Version="2008">
+  <b:Source>
+    <b:Tag>Agi26</b:Tag>
+    <b:SourceType>InternetSite</b:SourceType>
+    <b:Guid>{78CC74B3-71D7-445A-BD1E-7DB0B7A44B13}</b:Guid>
+    <b:Title>What is MoSCoW Prioritization?</b:Title>
+    <b:Year>2026</b:Year>
+    <b:Author>
+      <b:Author>
+        <b:Corporate>Agile Business Consortium</b:Corporate>
+      </b:Author>
+    </b:Author>
+    <b:YearAccessed>2026</b:YearAccessed>
+    <b:MonthAccessed>July</b:MonthAccessed>
+    <b:DayAccessed>16</b:DayAccessed>
+    <b:URL>https://www.agilebusiness.org/resource/what-is-moscow-prioritization/</b:URL>
+    <b:RefOrder>1</b:RefOrder>
+  </b:Source>
+  <b:Source>
+    <b:Tag>Emb16</b:Tag>
+    <b:SourceType>InternetSite</b:SourceType>
+    <b:Guid>{96EC25F5-613B-41F7-9370-01F376E5A07F}</b:Guid>
+    <b:Author>
+      <b:Author>
+        <b:Corporate>Embarcadero</b:Corporate>
+      </b:Author>
+    </b:Author>
+    <b:Title>UML 1.5 Use Case Diagram Definition</b:Title>
+    <b:Year>2016</b:Year>
+    <b:YearAccessed>2026</b:YearAccessed>
+    <b:MonthAccessed>July</b:MonthAccessed>
+    <b:DayAccessed>17</b:DayAccessed>
+    <b:URL>https://docwiki.embarcadero.com/RADStudio/Athens/en/UML_1.5_Use_Case_Diagram_Definition</b:URL>
+    <b:RefOrder>2</b:RefOrder>
+  </b:Source>
+  <b:Source>
+    <b:Tag>Usa15</b:Tag>
+    <b:SourceType>InternetSite</b:SourceType>
+    <b:Guid>{B4141139-B38C-4554-A59F-ED8FEB6AA9B9}</b:Guid>
+    <b:Author>
+      <b:Author>
+        <b:Corporate>Usability First</b:Corporate>
+      </b:Author>
+    </b:Author>
+    <b:Title>Usability First - About Usability - Requirements Specification | Usability First</b:Title>
+    <b:Year>2015</b:Year>
+    <b:YearAccessed>2026</b:YearAccessed>
+    <b:MonthAccessed>July</b:MonthAccessed>
+    <b:DayAccessed>17</b:DayAccessed>
+    <b:URL>https://www.usabilityfirst.com/about-usability/requirements-specification/index.html</b:URL>
+    <b:RefOrder>3</b:RefOrder>
+  </b:Source>
+  <b:Source>
+    <b:Tag>For26</b:Tag>
+    <b:SourceType>InternetSite</b:SourceType>
+    <b:Guid>{E1E283C5-F393-4ABB-A75E-53D4BAF2D5B9}</b:Guid>
+    <b:Author>
+      <b:Author>
+        <b:Corporate>Formula One</b:Corporate>
+      </b:Author>
+    </b:Author>
+    <b:Title>F1 Glossary (P-T)</b:Title>
+    <b:Year>2026</b:Year>
+    <b:YearAccessed>2026</b:YearAccessed>
+    <b:MonthAccessed>July</b:MonthAccessed>
+    <b:DayAccessed>22</b:DayAccessed>
+    <b:URL>https://www.formula1.com/en/latest/article/f1-glossary-p-t.GBhLQtpeu9b8LrK5VM0F1</b:URL>
+    <b:RefOrder>6</b:RefOrder>
+  </b:Source>
+  <b:Source>
+    <b:Tag>QtG26</b:Tag>
+    <b:SourceType>InternetSite</b:SourceType>
+    <b:Guid>{A17225CA-ECDB-458F-837A-C1DE58C494CE}</b:Guid>
+    <b:Author>
+      <b:Author>
+        <b:Corporate>Qt Group</b:Corporate>
+      </b:Author>
+    </b:Author>
+    <b:Title>Qt Group Documentation</b:Title>
+    <b:Year>2026</b:Year>
+    <b:YearAccessed>2026</b:YearAccessed>
+    <b:MonthAccessed>July</b:MonthAccessed>
+    <b:DayAccessed>24</b:DayAccessed>
+    <b:URL>https://doc.qt.io/qt-6/qhboxlayout.html</b:URL>
+    <b:RefOrder>7</b:RefOrder>
+  </b:Source>
+  <b:Source>
+    <b:Tag>C4M26</b:Tag>
+    <b:SourceType>InternetSite</b:SourceType>
+    <b:Guid>{061F5457-C62E-4BE4-B8E4-1D67A8E249A3}</b:Guid>
+    <b:Author>
+      <b:Author>
+        <b:Corporate>C4 Model</b:Corporate>
+      </b:Author>
+    </b:Author>
+    <b:Title>Container diagram | C4 model</b:Title>
+    <b:YearAccessed>2026</b:YearAccessed>
+    <b:MonthAccessed>July</b:MonthAccessed>
+    <b:DayAccessed>25</b:DayAccessed>
+    <b:URL>https://c4model.com/diagrams/container</b:URL>
+    <b:RefOrder>4</b:RefOrder>
+  </b:Source>
+  <b:Source>
+    <b:Tag>Gee26</b:Tag>
+    <b:SourceType>InternetSite</b:SourceType>
+    <b:Guid>{0F3FA388-D9C8-413E-BAB0-142FA5CF2BD1}</b:Guid>
+    <b:Author>
+      <b:Author>
+        <b:Corporate>Geeks for Geeks</b:Corporate>
+      </b:Author>
+    </b:Author>
+    <b:Title>Component Based Diagram - Unified Modeling Language (UML)</b:Title>
+    <b:Year>2026</b:Year>
+    <b:YearAccessed>2026</b:YearAccessed>
+    <b:MonthAccessed>July</b:MonthAccessed>
+    <b:DayAccessed>25</b:DayAccessed>
+    <b:URL>https://www.geeksforgeeks.org/software-engineering/component-based-diagram/</b:URL>
+    <b:RefOrder>5</b:RefOrder>
+  </b:Source>
+</b:Sources>
 </file>
 
-<file path=customXml/itemProps2.xml><?xml version="1.0" encoding="utf-8"?>
+<file path=customXml/itemProps1.xml><?xml version="1.0" encoding="utf-8"?>
 <ds:datastoreItem xmlns:ds="http://schemas.openxmlformats.org/officeDocument/2006/customXml" ds:itemID="{5C51FF54-1CBD-43E8-9B2A-B56F20CDF09A}">
   <ds:schemaRefs>
     <ds:schemaRef ds:uri="http://schemas.microsoft.com/office/2006/metadata/properties"/>
@@ -21002,15 +20880,15 @@
 </ds:datastoreItem>
 </file>
 
-<file path=customXml/itemProps3.xml><?xml version="1.0" encoding="utf-8"?>
-<ds:datastoreItem xmlns:ds="http://schemas.openxmlformats.org/officeDocument/2006/customXml" ds:itemID="{36F9463C-3B57-4F39-8688-609D8413C2A6}">
+<file path=customXml/itemProps2.xml><?xml version="1.0" encoding="utf-8"?>
+<ds:datastoreItem xmlns:ds="http://schemas.openxmlformats.org/officeDocument/2006/customXml" ds:itemID="{9B975280-634C-49AE-9293-B75FDC4277EB}">
   <ds:schemaRefs>
-    <ds:schemaRef ds:uri="http://schemas.openxmlformats.org/officeDocument/2006/bibliography"/>
+    <ds:schemaRef ds:uri="http://schemas.microsoft.com/sharepoint/v3/contenttype/forms"/>
   </ds:schemaRefs>
 </ds:datastoreItem>
 </file>
 
-<file path=customXml/itemProps4.xml><?xml version="1.0" encoding="utf-8"?>
+<file path=customXml/itemProps3.xml><?xml version="1.0" encoding="utf-8"?>
 <ds:datastoreItem xmlns:ds="http://schemas.openxmlformats.org/officeDocument/2006/customXml" ds:itemID="{3B693098-FF00-4095-9757-18FD92BDA8E2}">
   <ds:schemaRefs>
     <ds:schemaRef ds:uri="http://schemas.microsoft.com/office/2006/metadata/contentType"/>
@@ -21027,4 +20905,12 @@
     <ds:schemaRef ds:uri="http://schemas.microsoft.com/internal/obd"/>
   </ds:schemaRefs>
 </ds:datastoreItem>
+</file>
+
+<file path=customXml/itemProps4.xml><?xml version="1.0" encoding="utf-8"?>
+<ds:datastoreItem xmlns:ds="http://schemas.openxmlformats.org/officeDocument/2006/customXml" ds:itemID="{36F9463C-3B57-4F39-8688-609D8413C2A6}">
+  <ds:schemaRefs>
+    <ds:schemaRef ds:uri="http://schemas.openxmlformats.org/officeDocument/2006/bibliography"/>
+  </ds:schemaRefs>
+</ds:datastoreItem>
 </file>
--- a/docs/Technical Report Eoin Fitzsimons.docx
+++ b/docs/Technical Report Eoin Fitzsimons.docx
@@ -593,7 +593,25 @@
           <w:sz w:val="18"/>
           <w:szCs w:val="18"/>
         </w:rPr>
-        <w:t>supplied by the Library.  To use other author's written or electronic work is illegal (plagiarism) and may result in disciplinary action.  Students may be required to undergo a viva (oral examination) if there is suspicion about the validity of their submitted work.</w:t>
+        <w:t xml:space="preserve">supplied by the </w:t>
+      </w:r>
+      <w:proofErr w:type="gramStart"/>
+      <w:r>
+        <w:rPr>
+          <w:rFonts w:ascii="Verdana" w:hAnsi="Verdana"/>
+          <w:sz w:val="18"/>
+          <w:szCs w:val="18"/>
+        </w:rPr>
+        <w:t>Library</w:t>
+      </w:r>
+      <w:proofErr w:type="gramEnd"/>
+      <w:r>
+        <w:rPr>
+          <w:rFonts w:ascii="Verdana" w:hAnsi="Verdana"/>
+          <w:sz w:val="18"/>
+          <w:szCs w:val="18"/>
+        </w:rPr>
+        <w:t>.  To use other author's written or electronic work is illegal (plagiarism) and may result in disciplinary action.  Students may be required to undergo a viva (oral examination) if there is suspicion about the validity of their submitted work.</w:t>
       </w:r>
     </w:p>
     <w:p/>
@@ -660,7 +678,25 @@
           <w:bCs/>
           <w:highlight w:val="yellow"/>
         </w:rPr>
-        <w:t>successfully complete the Epigeum Academic Integrity Course</w:t>
+        <w:t xml:space="preserve">successfully complete the </w:t>
+      </w:r>
+      <w:proofErr w:type="spellStart"/>
+      <w:r>
+        <w:rPr>
+          <w:b/>
+          <w:bCs/>
+          <w:highlight w:val="yellow"/>
+        </w:rPr>
+        <w:t>Epigeum</w:t>
+      </w:r>
+      <w:proofErr w:type="spellEnd"/>
+      <w:r>
+        <w:rPr>
+          <w:b/>
+          <w:bCs/>
+          <w:highlight w:val="yellow"/>
+        </w:rPr>
+        <w:t xml:space="preserve"> Academic Integrity Course</w:t>
       </w:r>
       <w:r>
         <w:rPr>
@@ -995,7 +1031,21 @@
         <w:rPr>
           <w:b/>
         </w:rPr>
-        <w:t>Any project/assignment not submitted will be marked as a fail.</w:t>
+        <w:t xml:space="preserve">Any project/assignment not submitted will be marked as a </w:t>
+      </w:r>
+      <w:proofErr w:type="gramStart"/>
+      <w:r>
+        <w:rPr>
+          <w:b/>
+        </w:rPr>
+        <w:t>fail</w:t>
+      </w:r>
+      <w:proofErr w:type="gramEnd"/>
+      <w:r>
+        <w:rPr>
+          <w:b/>
+        </w:rPr>
+        <w:t>.</w:t>
       </w:r>
     </w:p>
     <w:p>
@@ -1019,7 +1069,21 @@
         <w:rPr>
           <w:b/>
         </w:rPr>
-        <w:t>Please check that you read AI and Academic Integrity Acknowledgement Supplments in this document</w:t>
+        <w:t xml:space="preserve">Please check that you read AI and Academic Integrity Acknowledgement </w:t>
+      </w:r>
+      <w:proofErr w:type="spellStart"/>
+      <w:r>
+        <w:rPr>
+          <w:b/>
+        </w:rPr>
+        <w:t>Supplments</w:t>
+      </w:r>
+      <w:proofErr w:type="spellEnd"/>
+      <w:r>
+        <w:rPr>
+          <w:b/>
+        </w:rPr>
+        <w:t xml:space="preserve"> in this document</w:t>
       </w:r>
     </w:p>
     <w:p/>
@@ -5702,8 +5766,13 @@
       </w:r>
     </w:p>
     <w:p>
-      <w:r>
-        <w:t>pathlib – Path</w:t>
+      <w:proofErr w:type="spellStart"/>
+      <w:r>
+        <w:t>pathlib</w:t>
+      </w:r>
+      <w:proofErr w:type="spellEnd"/>
+      <w:r>
+        <w:t xml:space="preserve"> – Path</w:t>
       </w:r>
     </w:p>
     <w:p>
@@ -5718,18 +5787,30 @@
     </w:p>
     <w:p>
       <w:r>
-        <w:t>typing – List, Dict, Tuple</w:t>
-      </w:r>
-    </w:p>
-    <w:p>
+        <w:t xml:space="preserve">typing – List, </w:t>
+      </w:r>
+      <w:proofErr w:type="spellStart"/>
+      <w:r>
+        <w:t>Dict</w:t>
+      </w:r>
+      <w:proofErr w:type="spellEnd"/>
+      <w:r>
+        <w:t>, Tuple</w:t>
+      </w:r>
+    </w:p>
+    <w:p>
+      <w:proofErr w:type="spellStart"/>
       <w:r>
         <w:t>json</w:t>
       </w:r>
-    </w:p>
-    <w:p>
+      <w:proofErr w:type="spellEnd"/>
+    </w:p>
+    <w:p>
+      <w:proofErr w:type="spellStart"/>
       <w:r>
         <w:t>dataclasses</w:t>
       </w:r>
+      <w:proofErr w:type="spellEnd"/>
     </w:p>
     <w:p>
       <w:r>
@@ -5738,14 +5819,18 @@
       <w:r>
         <w:t xml:space="preserve"> - </w:t>
       </w:r>
+      <w:proofErr w:type="spellStart"/>
       <w:r>
         <w:t>SystemRandom</w:t>
       </w:r>
-    </w:p>
-    <w:p>
+      <w:proofErr w:type="spellEnd"/>
+    </w:p>
+    <w:p>
+      <w:proofErr w:type="spellStart"/>
       <w:r>
         <w:t>os</w:t>
       </w:r>
+      <w:proofErr w:type="spellEnd"/>
     </w:p>
     <w:p>
       <w:pPr>
@@ -6029,7 +6114,15 @@
     </w:p>
     <w:p>
       <w:r>
-        <w:t>The MoSCoW prioritisation method was used to classify functional requirements according to their importance. Core functionality required for the successful completion of a race simulation was classified as Must Have, features that improve the user experience but are not essential to the simulation were classified as Should Have or Could Have, while functionality outside the scope of the minimum viable product (MVP) was classified as Won't Have</w:t>
+        <w:t xml:space="preserve">The </w:t>
+      </w:r>
+      <w:proofErr w:type="spellStart"/>
+      <w:r>
+        <w:t>MoSCoW</w:t>
+      </w:r>
+      <w:proofErr w:type="spellEnd"/>
+      <w:r>
+        <w:t xml:space="preserve"> prioritisation method was used to classify functional requirements according to their importance. Core functionality required for the successful completion of a race simulation was classified as Must Have, features that improve the user experience but are not essential to the simulation were classified as Should Have or Could Have, while functionality outside the scope of the minimum viable product (MVP) was classified as Won't Have</w:t>
       </w:r>
       <w:r>
         <w:t>.</w:t>
@@ -10186,7 +10279,15 @@
         <w:t xml:space="preserve"> This feature exists both in backend and frontend.</w:t>
       </w:r>
       <w:r>
-        <w:t xml:space="preserve"> To not overburden the page with screenshots, this is merely the backend section, I wrote more for the frontend but it is very similar, the only differences being references to physical space.</w:t>
+        <w:t xml:space="preserve"> To not overburden the page with screenshots, this is merely the backend section, I wrote more for the </w:t>
+      </w:r>
+      <w:proofErr w:type="gramStart"/>
+      <w:r>
+        <w:t>frontend</w:t>
+      </w:r>
+      <w:proofErr w:type="gramEnd"/>
+      <w:r>
+        <w:t xml:space="preserve"> but it is very similar, the only differences being references to physical space.</w:t>
       </w:r>
     </w:p>
     <w:p>
@@ -10267,7 +10368,15 @@
     </w:p>
     <w:p>
       <w:r>
-        <w:t xml:space="preserve">As seen in Telemetry 2, I create the tables using QHBoxLayout, this lines up widgets horizontally without additional need for manually </w:t>
+        <w:t xml:space="preserve">As seen in Telemetry 2, I create the tables using </w:t>
+      </w:r>
+      <w:proofErr w:type="spellStart"/>
+      <w:r>
+        <w:t>QHBoxLayout</w:t>
+      </w:r>
+      <w:proofErr w:type="spellEnd"/>
+      <w:r>
+        <w:t xml:space="preserve">, this lines up widgets horizontally without additional need for manually </w:t>
       </w:r>
       <w:r>
         <w:t>placing</w:t>
@@ -10392,7 +10501,15 @@
         <w:t xml:space="preserve">As seen in Telemetry 3, I have an attribute error stemming from line 64 - </w:t>
       </w:r>
       <w:r>
-        <w:t>self._publish_telemetry()</w:t>
+        <w:t>self._</w:t>
+      </w:r>
+      <w:proofErr w:type="spellStart"/>
+      <w:r>
+        <w:t>publish_telemetry</w:t>
+      </w:r>
+      <w:proofErr w:type="spellEnd"/>
+      <w:r>
+        <w:t>()</w:t>
       </w:r>
       <w:r>
         <w:t>. The root cause of this is the telemetry is being called prior to the creation of tables, Telemetry 2 above shows I do have the creation of these tables within my code. This in an architecture issue rather than a</w:t>
@@ -12103,25 +12220,235 @@
     </w:p>
     <w:p>
       <w:pPr>
-        <w:ind w:firstLine="360"/>
-        <w:rPr>
-          <w:sz w:val="24"/>
-          <w:szCs w:val="24"/>
-        </w:rPr>
-      </w:pPr>
-      <w:r>
-        <w:rPr>
-          <w:sz w:val="24"/>
-          <w:szCs w:val="24"/>
-          <w:highlight w:val="yellow"/>
-        </w:rPr>
-        <w:t>Provide screenshots of key screens and explain what can be seen in each one.</w:t>
+        <w:pStyle w:val="Heading3"/>
+      </w:pPr>
+      <w:r>
+        <w:t>Main Menu</w:t>
       </w:r>
     </w:p>
     <w:p>
       <w:pPr>
         <w:ind w:left="360"/>
       </w:pPr>
+      <w:r>
+        <w:drawing>
+          <wp:inline distT="0" distB="0" distL="0" distR="0" wp14:anchorId="760AE5FC" wp14:editId="6F6EA6A0">
+            <wp:extent cx="2976504" cy="7614745"/>
+            <wp:effectExtent l="0" t="0" r="0" b="5715"/>
+            <wp:docPr id="1476714120" name="Picture 1"/>
+            <wp:cNvGraphicFramePr>
+              <a:graphicFrameLocks xmlns:a="http://schemas.openxmlformats.org/drawingml/2006/main" noChangeAspect="1"/>
+            </wp:cNvGraphicFramePr>
+            <a:graphic xmlns:a="http://schemas.openxmlformats.org/drawingml/2006/main">
+              <a:graphicData uri="http://schemas.openxmlformats.org/drawingml/2006/picture">
+                <pic:pic xmlns:pic="http://schemas.openxmlformats.org/drawingml/2006/picture">
+                  <pic:nvPicPr>
+                    <pic:cNvPr id="1476714120" name=""/>
+                    <pic:cNvPicPr/>
+                  </pic:nvPicPr>
+                  <pic:blipFill>
+                    <a:blip r:embed="rId35"/>
+                    <a:stretch>
+                      <a:fillRect/>
+                    </a:stretch>
+                  </pic:blipFill>
+                  <pic:spPr>
+                    <a:xfrm>
+                      <a:off x="0" y="0"/>
+                      <a:ext cx="2978909" cy="7620898"/>
+                    </a:xfrm>
+                    <a:prstGeom prst="rect">
+                      <a:avLst/>
+                    </a:prstGeom>
+                  </pic:spPr>
+                </pic:pic>
+              </a:graphicData>
+            </a:graphic>
+          </wp:inline>
+        </w:drawing>
+      </w:r>
+    </w:p>
+    <w:p>
+      <w:pPr>
+        <w:pStyle w:val="Heading3"/>
+      </w:pPr>
+      <w:r>
+        <w:lastRenderedPageBreak/>
+        <w:t>Racetrack</w:t>
+      </w:r>
+    </w:p>
+    <w:p>
+      <w:r>
+        <w:drawing>
+          <wp:inline distT="0" distB="0" distL="0" distR="0" wp14:anchorId="5826AC03" wp14:editId="5F95DB6C">
+            <wp:extent cx="5731510" cy="1828165"/>
+            <wp:effectExtent l="0" t="0" r="2540" b="635"/>
+            <wp:docPr id="901060029" name="Picture 1"/>
+            <wp:cNvGraphicFramePr>
+              <a:graphicFrameLocks xmlns:a="http://schemas.openxmlformats.org/drawingml/2006/main" noChangeAspect="1"/>
+            </wp:cNvGraphicFramePr>
+            <a:graphic xmlns:a="http://schemas.openxmlformats.org/drawingml/2006/main">
+              <a:graphicData uri="http://schemas.openxmlformats.org/drawingml/2006/picture">
+                <pic:pic xmlns:pic="http://schemas.openxmlformats.org/drawingml/2006/picture">
+                  <pic:nvPicPr>
+                    <pic:cNvPr id="901060029" name=""/>
+                    <pic:cNvPicPr/>
+                  </pic:nvPicPr>
+                  <pic:blipFill>
+                    <a:blip r:embed="rId36"/>
+                    <a:stretch>
+                      <a:fillRect/>
+                    </a:stretch>
+                  </pic:blipFill>
+                  <pic:spPr>
+                    <a:xfrm>
+                      <a:off x="0" y="0"/>
+                      <a:ext cx="5731510" cy="1828165"/>
+                    </a:xfrm>
+                    <a:prstGeom prst="rect">
+                      <a:avLst/>
+                    </a:prstGeom>
+                  </pic:spPr>
+                </pic:pic>
+              </a:graphicData>
+            </a:graphic>
+          </wp:inline>
+        </w:drawing>
+      </w:r>
+    </w:p>
+    <w:p>
+      <w:pPr>
+        <w:pStyle w:val="Heading3"/>
+      </w:pPr>
+      <w:r>
+        <w:t>Telemetry</w:t>
+      </w:r>
+    </w:p>
+    <w:p>
+      <w:r>
+        <w:drawing>
+          <wp:inline distT="0" distB="0" distL="0" distR="0" wp14:anchorId="12E4CAE4" wp14:editId="4D8EC81F">
+            <wp:extent cx="5731510" cy="2084705"/>
+            <wp:effectExtent l="0" t="0" r="2540" b="0"/>
+            <wp:docPr id="323912112" name="Picture 1"/>
+            <wp:cNvGraphicFramePr>
+              <a:graphicFrameLocks xmlns:a="http://schemas.openxmlformats.org/drawingml/2006/main" noChangeAspect="1"/>
+            </wp:cNvGraphicFramePr>
+            <a:graphic xmlns:a="http://schemas.openxmlformats.org/drawingml/2006/main">
+              <a:graphicData uri="http://schemas.openxmlformats.org/drawingml/2006/picture">
+                <pic:pic xmlns:pic="http://schemas.openxmlformats.org/drawingml/2006/picture">
+                  <pic:nvPicPr>
+                    <pic:cNvPr id="323912112" name=""/>
+                    <pic:cNvPicPr/>
+                  </pic:nvPicPr>
+                  <pic:blipFill>
+                    <a:blip r:embed="rId37"/>
+                    <a:stretch>
+                      <a:fillRect/>
+                    </a:stretch>
+                  </pic:blipFill>
+                  <pic:spPr>
+                    <a:xfrm>
+                      <a:off x="0" y="0"/>
+                      <a:ext cx="5731510" cy="2084705"/>
+                    </a:xfrm>
+                    <a:prstGeom prst="rect">
+                      <a:avLst/>
+                    </a:prstGeom>
+                  </pic:spPr>
+                </pic:pic>
+              </a:graphicData>
+            </a:graphic>
+          </wp:inline>
+        </w:drawing>
+      </w:r>
+    </w:p>
+    <w:p>
+      <w:r>
+        <w:drawing>
+          <wp:inline distT="0" distB="0" distL="0" distR="0" wp14:anchorId="6F717627" wp14:editId="495B507D">
+            <wp:extent cx="5731510" cy="2035810"/>
+            <wp:effectExtent l="0" t="0" r="2540" b="2540"/>
+            <wp:docPr id="236352535" name="Picture 1"/>
+            <wp:cNvGraphicFramePr>
+              <a:graphicFrameLocks xmlns:a="http://schemas.openxmlformats.org/drawingml/2006/main" noChangeAspect="1"/>
+            </wp:cNvGraphicFramePr>
+            <a:graphic xmlns:a="http://schemas.openxmlformats.org/drawingml/2006/main">
+              <a:graphicData uri="http://schemas.openxmlformats.org/drawingml/2006/picture">
+                <pic:pic xmlns:pic="http://schemas.openxmlformats.org/drawingml/2006/picture">
+                  <pic:nvPicPr>
+                    <pic:cNvPr id="236352535" name=""/>
+                    <pic:cNvPicPr/>
+                  </pic:nvPicPr>
+                  <pic:blipFill>
+                    <a:blip r:embed="rId38"/>
+                    <a:stretch>
+                      <a:fillRect/>
+                    </a:stretch>
+                  </pic:blipFill>
+                  <pic:spPr>
+                    <a:xfrm>
+                      <a:off x="0" y="0"/>
+                      <a:ext cx="5731510" cy="2035810"/>
+                    </a:xfrm>
+                    <a:prstGeom prst="rect">
+                      <a:avLst/>
+                    </a:prstGeom>
+                  </pic:spPr>
+                </pic:pic>
+              </a:graphicData>
+            </a:graphic>
+          </wp:inline>
+        </w:drawing>
+      </w:r>
+    </w:p>
+    <w:p>
+      <w:pPr>
+        <w:pStyle w:val="Heading3"/>
+      </w:pPr>
+      <w:r>
+        <w:lastRenderedPageBreak/>
+        <w:t>Standings</w:t>
+      </w:r>
+    </w:p>
+    <w:p>
+      <w:r>
+        <w:drawing>
+          <wp:inline distT="0" distB="0" distL="0" distR="0" wp14:anchorId="04121532" wp14:editId="44C3E1ED">
+            <wp:extent cx="5401429" cy="3124636"/>
+            <wp:effectExtent l="0" t="0" r="8890" b="0"/>
+            <wp:docPr id="1413962715" name="Picture 1"/>
+            <wp:cNvGraphicFramePr>
+              <a:graphicFrameLocks xmlns:a="http://schemas.openxmlformats.org/drawingml/2006/main" noChangeAspect="1"/>
+            </wp:cNvGraphicFramePr>
+            <a:graphic xmlns:a="http://schemas.openxmlformats.org/drawingml/2006/main">
+              <a:graphicData uri="http://schemas.openxmlformats.org/drawingml/2006/picture">
+                <pic:pic xmlns:pic="http://schemas.openxmlformats.org/drawingml/2006/picture">
+                  <pic:nvPicPr>
+                    <pic:cNvPr id="1413962715" name=""/>
+                    <pic:cNvPicPr/>
+                  </pic:nvPicPr>
+                  <pic:blipFill>
+                    <a:blip r:embed="rId39"/>
+                    <a:stretch>
+                      <a:fillRect/>
+                    </a:stretch>
+                  </pic:blipFill>
+                  <pic:spPr>
+                    <a:xfrm>
+                      <a:off x="0" y="0"/>
+                      <a:ext cx="5401429" cy="3124636"/>
+                    </a:xfrm>
+                    <a:prstGeom prst="rect">
+                      <a:avLst/>
+                    </a:prstGeom>
+                  </pic:spPr>
+                </pic:pic>
+              </a:graphicData>
+            </a:graphic>
+          </wp:inline>
+        </w:drawing>
+      </w:r>
     </w:p>
     <w:p>
       <w:pPr>
@@ -12226,7 +12553,25 @@
           <w:szCs w:val="24"/>
           <w:highlight w:val="yellow"/>
         </w:rPr>
-        <w:t>. It may also include performance evaluations, scalability, correctness, etc. depending on the focus of the project.  Quantative results may be reported in tables or figures.</w:t>
+        <w:t xml:space="preserve">. It may also include performance evaluations, scalability, correctness, etc. depending on the focus of the project.  </w:t>
+      </w:r>
+      <w:proofErr w:type="spellStart"/>
+      <w:r>
+        <w:rPr>
+          <w:sz w:val="24"/>
+          <w:szCs w:val="24"/>
+          <w:highlight w:val="yellow"/>
+        </w:rPr>
+        <w:t>Quantative</w:t>
+      </w:r>
+      <w:proofErr w:type="spellEnd"/>
+      <w:r>
+        <w:rPr>
+          <w:sz w:val="24"/>
+          <w:szCs w:val="24"/>
+          <w:highlight w:val="yellow"/>
+        </w:rPr>
+        <w:t xml:space="preserve"> results may be reported in tables or figures.</w:t>
       </w:r>
     </w:p>
     <w:p>
@@ -12801,7 +13146,7 @@
                     </pic:cNvPicPr>
                   </pic:nvPicPr>
                   <pic:blipFill>
-                    <a:blip r:embed="rId35" cstate="print">
+                    <a:blip r:embed="rId40" cstate="print">
                       <a:extLst>
                         <a:ext uri="{28A0092B-C50C-407E-A947-70E740481C1C}">
                           <a14:useLocalDpi xmlns:a14="http://schemas.microsoft.com/office/drawing/2010/main" val="0"/>
@@ -13131,7 +13476,15 @@
     </w:p>
     <w:p>
       <w:r>
-        <w:t>Momentum uses Python for both the front-end dashboards and the back-end simulation logic and database management. The system relies on NumPy for fast calculations, Pandas for handling data, and SciPy for advanced statistics. The database uses SQLite to store all the information about drivers, teams, tracks, and championships, making it easy to save and load multi-season histories. All content creation and generation is handled by the database management system.</w:t>
+        <w:t xml:space="preserve">Momentum uses Python for both the front-end dashboards and the back-end simulation logic and database management. The system relies on NumPy for fast calculations, Pandas for handling data, and SciPy for advanced statistics. The database uses SQLite to store all the information about drivers, teams, tracks, and championships, making it easy to save and load multi-season histories. All content creation and generation </w:t>
+      </w:r>
+      <w:proofErr w:type="gramStart"/>
+      <w:r>
+        <w:t>is</w:t>
+      </w:r>
+      <w:proofErr w:type="gramEnd"/>
+      <w:r>
+        <w:t xml:space="preserve"> handled by the database management system.</w:t>
       </w:r>
     </w:p>
     <w:p>
@@ -13148,7 +13501,23 @@
     </w:p>
     <w:p>
       <w:r>
-        <w:t>Race results are produced by a real-time, agent based engine. Each driver is modelled as an autonomous AI agent that makes decisions on every simulation tick, targeting a frame rate of about 30 ticks per second. Agents consider their attributes, car condition, tyre state, fuel, nearby rivals, team orders and track conditions when choosing actions such as attack, defend, overtake or conserve. Discipline specific rules are applied by the engine to reflect differences between single seater, rally, endurance and other formats. Randomness is retained for low probability events such as mechanical failures or incidents so outcomes remain unpredictable, but most race behaviour emerges from agent interactions rather than repeated sampling. Performance sensitive results are cached where appropriate to keep leaderboards and UI queries responsive.</w:t>
+        <w:t xml:space="preserve">Race results are produced by a real-time, </w:t>
+      </w:r>
+      <w:proofErr w:type="gramStart"/>
+      <w:r>
+        <w:t>agent based</w:t>
+      </w:r>
+      <w:proofErr w:type="gramEnd"/>
+      <w:r>
+        <w:t xml:space="preserve"> engine. Each driver is modelled as an autonomous AI agent that makes decisions on every simulation tick, targeting a frame rate of about 30 ticks per second. Agents consider their attributes, car condition, tyre state, fuel, nearby rivals, team orders and track conditions when choosing actions such as attack, defend, overtake or conserve. Discipline specific rules are applied by the engine to reflect differences between single seater, rally, endurance and other formats. Randomness is retained for low probability events such as mechanical failures or </w:t>
+      </w:r>
+      <w:proofErr w:type="gramStart"/>
+      <w:r>
+        <w:t>incidents</w:t>
+      </w:r>
+      <w:proofErr w:type="gramEnd"/>
+      <w:r>
+        <w:t xml:space="preserve"> so outcomes remain unpredictable, but most race behaviour emerges from agent interactions rather than repeated sampling. Performance sensitive results are cached where appropriate to keep leaderboards and UI queries responsive.</w:t>
       </w:r>
     </w:p>
     <w:p>
@@ -13555,7 +13924,7 @@
                     </pic:cNvPicPr>
                   </pic:nvPicPr>
                   <pic:blipFill>
-                    <a:blip r:embed="rId36" cstate="print">
+                    <a:blip r:embed="rId41" cstate="print">
                       <a:extLst>
                         <a:ext uri="{28A0092B-C50C-407E-A947-70E740481C1C}">
                           <a14:useLocalDpi xmlns:a14="http://schemas.microsoft.com/office/drawing/2010/main" val="0"/>
@@ -14390,7 +14759,15 @@
               <w:jc w:val="both"/>
             </w:pPr>
             <w:r>
-              <w:t>I started building a Python prototype for my game. I began work on the team management, car development, financial management, and the race weekend structure and connected them through a basic Python GUI. The current version is only a prototype. None of the systems are fully finished, and the race simulation is not yet implemented. The main goal was to test ideas and system integration before moving to a more advanced platform.</w:t>
+              <w:t xml:space="preserve">I started building a Python prototype for my game. I began work on </w:t>
+            </w:r>
+            <w:proofErr w:type="gramStart"/>
+            <w:r>
+              <w:t>the team</w:t>
+            </w:r>
+            <w:proofErr w:type="gramEnd"/>
+            <w:r>
+              <w:t xml:space="preserve"> management, car development, financial management, and the race weekend structure and connected them through a basic Python GUI. The current version is only a prototype. None of the systems are fully finished, and the race simulation is not yet implemented. The main goal was to test ideas and system integration before moving to a more advanced platform.</w:t>
             </w:r>
           </w:p>
         </w:tc>
@@ -14832,7 +15209,15 @@
               <w:jc w:val="both"/>
             </w:pPr>
             <w:r>
-              <w:t>Reflect on what has happened in your project this month?</w:t>
+              <w:t xml:space="preserve">Reflect on what </w:t>
+            </w:r>
+            <w:proofErr w:type="gramStart"/>
+            <w:r>
+              <w:t>has happened</w:t>
+            </w:r>
+            <w:proofErr w:type="gramEnd"/>
+            <w:r>
+              <w:t xml:space="preserve"> in your project this month?</w:t>
             </w:r>
           </w:p>
           <w:p>
@@ -14855,8 +15240,13 @@
             <w:pPr>
               <w:jc w:val="both"/>
             </w:pPr>
-            <w:r>
-              <w:t>mostly planning stuff</w:t>
+            <w:proofErr w:type="gramStart"/>
+            <w:r>
+              <w:t>mostly</w:t>
+            </w:r>
+            <w:proofErr w:type="gramEnd"/>
+            <w:r>
+              <w:t xml:space="preserve"> planning stuff</w:t>
             </w:r>
           </w:p>
         </w:tc>
@@ -14893,16 +15283,37 @@
               <w:jc w:val="both"/>
             </w:pPr>
             <w:r>
-              <w:t xml:space="preserve">Consider what that meant for your project progress.  What were your successes? What challenges still remain? </w:t>
+              <w:t xml:space="preserve">Consider what that meant for your project progress.  What were your successes? What challenges </w:t>
+            </w:r>
+            <w:proofErr w:type="gramStart"/>
+            <w:r>
+              <w:t>still remain</w:t>
+            </w:r>
+            <w:proofErr w:type="gramEnd"/>
+            <w:r>
+              <w:t xml:space="preserve">? </w:t>
             </w:r>
           </w:p>
           <w:p>
             <w:pPr>
               <w:jc w:val="both"/>
             </w:pPr>
+            <w:proofErr w:type="gramStart"/>
             <w:r>
               <w:lastRenderedPageBreak/>
-              <w:t>Certainly helped give a direction with use cases and priorities, realised initial proposal was just plain stupid, overly ambitious, and unrealistic for a college project.</w:t>
+              <w:t>Certainly</w:t>
+            </w:r>
+            <w:proofErr w:type="gramEnd"/>
+            <w:r>
+              <w:t xml:space="preserve"> helped give a direction with use cases and priorities, </w:t>
+            </w:r>
+            <w:proofErr w:type="spellStart"/>
+            <w:r>
+              <w:t>realised</w:t>
+            </w:r>
+            <w:proofErr w:type="spellEnd"/>
+            <w:r>
+              <w:t xml:space="preserve"> initial proposal was just plain stupid, overly ambitious, and unrealistic for a college project.</w:t>
             </w:r>
           </w:p>
         </w:tc>
@@ -15287,7 +15698,15 @@
               <w:jc w:val="both"/>
             </w:pPr>
             <w:r>
-              <w:t>Reflect on what has happened in your project this month?</w:t>
+              <w:t xml:space="preserve">Reflect on what </w:t>
+            </w:r>
+            <w:proofErr w:type="gramStart"/>
+            <w:r>
+              <w:t>has happened</w:t>
+            </w:r>
+            <w:proofErr w:type="gramEnd"/>
+            <w:r>
+              <w:t xml:space="preserve"> in your project this month?</w:t>
             </w:r>
           </w:p>
           <w:p>
@@ -15339,7 +15758,15 @@
               <w:jc w:val="both"/>
             </w:pPr>
             <w:r>
-              <w:t xml:space="preserve">Consider what that meant for your project progress.  What were your successes? What challenges still remain? </w:t>
+              <w:t xml:space="preserve">Consider what that meant for your project progress.  What were your successes? What challenges </w:t>
+            </w:r>
+            <w:proofErr w:type="gramStart"/>
+            <w:r>
+              <w:t>still remain</w:t>
+            </w:r>
+            <w:proofErr w:type="gramEnd"/>
+            <w:r>
+              <w:t xml:space="preserve">? </w:t>
             </w:r>
           </w:p>
           <w:p>
@@ -15349,7 +15776,23 @@
           </w:p>
           <w:p>
             <w:r>
-              <w:t>This change gives visible, behaviour for demos, but some docs still describe the old Monte Carlo approach.</w:t>
+              <w:t xml:space="preserve">This change gives </w:t>
+            </w:r>
+            <w:proofErr w:type="gramStart"/>
+            <w:r>
+              <w:t>visible,</w:t>
+            </w:r>
+            <w:proofErr w:type="gramEnd"/>
+            <w:r>
+              <w:t xml:space="preserve"> </w:t>
+            </w:r>
+            <w:proofErr w:type="spellStart"/>
+            <w:r>
+              <w:t>behaviour</w:t>
+            </w:r>
+            <w:proofErr w:type="spellEnd"/>
+            <w:r>
+              <w:t xml:space="preserve"> for demos, but some docs still describe the old Monte Carlo approach.</w:t>
             </w:r>
           </w:p>
           <w:p>
@@ -15485,12 +15928,12 @@
       </w:r>
     </w:p>
     <w:sectPr>
-      <w:headerReference w:type="even" r:id="rId37"/>
-      <w:headerReference w:type="default" r:id="rId38"/>
-      <w:footerReference w:type="even" r:id="rId39"/>
-      <w:footerReference w:type="default" r:id="rId40"/>
-      <w:headerReference w:type="first" r:id="rId41"/>
-      <w:footerReference w:type="first" r:id="rId42"/>
+      <w:headerReference w:type="even" r:id="rId42"/>
+      <w:headerReference w:type="default" r:id="rId43"/>
+      <w:footerReference w:type="even" r:id="rId44"/>
+      <w:footerReference w:type="default" r:id="rId45"/>
+      <w:headerReference w:type="first" r:id="rId46"/>
+      <w:footerReference w:type="first" r:id="rId47"/>
       <w:pgSz w:w="11906" w:h="16838" w:code="9"/>
       <w:pgMar w:top="1440" w:right="1440" w:bottom="1440" w:left="1440" w:header="709" w:footer="709" w:gutter="0"/>
       <w:pgNumType w:start="0"/>

--- a/docs/Technical Report Eoin Fitzsimons.docx
+++ b/docs/Technical Report Eoin Fitzsimons.docx
@@ -593,25 +593,7 @@
           <w:sz w:val="18"/>
           <w:szCs w:val="18"/>
         </w:rPr>
-        <w:t xml:space="preserve">supplied by the </w:t>
-      </w:r>
-      <w:proofErr w:type="gramStart"/>
-      <w:r>
-        <w:rPr>
-          <w:rFonts w:ascii="Verdana" w:hAnsi="Verdana"/>
-          <w:sz w:val="18"/>
-          <w:szCs w:val="18"/>
-        </w:rPr>
-        <w:t>Library</w:t>
-      </w:r>
-      <w:proofErr w:type="gramEnd"/>
-      <w:r>
-        <w:rPr>
-          <w:rFonts w:ascii="Verdana" w:hAnsi="Verdana"/>
-          <w:sz w:val="18"/>
-          <w:szCs w:val="18"/>
-        </w:rPr>
-        <w:t>.  To use other author's written or electronic work is illegal (plagiarism) and may result in disciplinary action.  Students may be required to undergo a viva (oral examination) if there is suspicion about the validity of their submitted work.</w:t>
+        <w:t>supplied by the Library.  To use other author's written or electronic work is illegal (plagiarism) and may result in disciplinary action.  Students may be required to undergo a viva (oral examination) if there is suspicion about the validity of their submitted work.</w:t>
       </w:r>
     </w:p>
     <w:p/>
@@ -1031,21 +1013,7 @@
         <w:rPr>
           <w:b/>
         </w:rPr>
-        <w:t xml:space="preserve">Any project/assignment not submitted will be marked as a </w:t>
-      </w:r>
-      <w:proofErr w:type="gramStart"/>
-      <w:r>
-        <w:rPr>
-          <w:b/>
-        </w:rPr>
-        <w:t>fail</w:t>
-      </w:r>
-      <w:proofErr w:type="gramEnd"/>
-      <w:r>
-        <w:rPr>
-          <w:b/>
-        </w:rPr>
-        <w:t>.</w:t>
+        <w:t>Any project/assignment not submitted will be marked as a fail.</w:t>
       </w:r>
     </w:p>
     <w:p>
@@ -5685,7 +5653,36 @@
         <w:t xml:space="preserve"> I found that other projects that exist in this area</w:t>
       </w:r>
       <w:r>
-        <w:t>.</w:t>
+        <w:t>, such as motorsport manager and f1 manager focus too much on graphical fidelity and immersion to the race that you don’t always get the full picture. They are focused on control of one team whereas I wanted to give the full overview.</w:t>
+      </w:r>
+    </w:p>
+    <w:p>
+      <w:pPr>
+        <w:pStyle w:val="Heading2"/>
+      </w:pPr>
+      <w:bookmarkStart w:id="3" w:name="_Toc236031525"/>
+      <w:r>
+        <w:t>Aims</w:t>
+      </w:r>
+      <w:bookmarkEnd w:id="3"/>
+    </w:p>
+    <w:p>
+      <w:r>
+        <w:rPr>
+          <w:highlight w:val="yellow"/>
+        </w:rPr>
+        <w:t>What does the project aim to achieve?</w:t>
+      </w:r>
+    </w:p>
+    <w:p>
+      <w:r>
+        <w:t xml:space="preserve">To visualise a motorsport race in clear terms, be able to see why a driver makes a decision based on their </w:t>
+      </w:r>
+      <w:r>
+        <w:t>surroundings</w:t>
+      </w:r>
+      <w:r>
+        <w:t>, capabilities, and mentality.</w:t>
       </w:r>
       <w:r>
         <w:t xml:space="preserve"> </w:t>
@@ -5695,158 +5692,137 @@
       <w:pPr>
         <w:pStyle w:val="Heading2"/>
       </w:pPr>
-      <w:bookmarkStart w:id="3" w:name="_Toc236031525"/>
-      <w:r>
-        <w:t>Aims</w:t>
-      </w:r>
-      <w:bookmarkEnd w:id="3"/>
+      <w:bookmarkStart w:id="4" w:name="_Toc236031526"/>
+      <w:r>
+        <w:t>Technology</w:t>
+      </w:r>
+      <w:bookmarkEnd w:id="4"/>
     </w:p>
     <w:p>
       <w:r>
         <w:rPr>
           <w:highlight w:val="yellow"/>
         </w:rPr>
-        <w:t>What does the project aim to achieve?</w:t>
-      </w:r>
-    </w:p>
-    <w:p>
-      <w:r>
-        <w:t xml:space="preserve">To visualise a motorsport race in clear terms, be able to see why a driver makes a decision based on their </w:t>
-      </w:r>
-      <w:r>
-        <w:t>surroundings</w:t>
-      </w:r>
-      <w:r>
-        <w:t>, capabilities, and mentality.</w:t>
-      </w:r>
+        <w:t>What technology will you use to achieve what you have set out to do</w:t>
+      </w:r>
+      <w:r>
+        <w:rPr>
+          <w:highlight w:val="yellow"/>
+        </w:rPr>
+        <w:t>,</w:t>
+      </w:r>
+      <w:r>
+        <w:rPr>
+          <w:highlight w:val="yellow"/>
+        </w:rPr>
+        <w:t xml:space="preserve"> and how will you use it?</w:t>
+      </w:r>
+    </w:p>
+    <w:p>
+      <w:r>
+        <w:t>GitHub, GitHub Desktop, GitHub Project</w:t>
+      </w:r>
+    </w:p>
+    <w:p>
+      <w:proofErr w:type="spellStart"/>
+      <w:r>
+        <w:t>VSCode</w:t>
+      </w:r>
+      <w:proofErr w:type="spellEnd"/>
+    </w:p>
+    <w:p>
+      <w:r>
+        <w:t>Python</w:t>
+      </w:r>
+    </w:p>
+    <w:p>
+      <w:r>
+        <w:t>PyQt6</w:t>
+      </w:r>
+    </w:p>
+    <w:p>
+      <w:proofErr w:type="spellStart"/>
+      <w:r>
+        <w:t>pathlib</w:t>
+      </w:r>
+      <w:proofErr w:type="spellEnd"/>
+      <w:r>
+        <w:t xml:space="preserve"> – Path</w:t>
+      </w:r>
+    </w:p>
+    <w:p>
+      <w:r>
+        <w:t>sys</w:t>
+      </w:r>
+    </w:p>
+    <w:p>
+      <w:r>
+        <w:t>math – cos, sin, pi</w:t>
+      </w:r>
+    </w:p>
+    <w:p>
+      <w:r>
+        <w:t xml:space="preserve">typing – List, </w:t>
+      </w:r>
+      <w:proofErr w:type="spellStart"/>
+      <w:r>
+        <w:t>Dict</w:t>
+      </w:r>
+      <w:proofErr w:type="spellEnd"/>
+      <w:r>
+        <w:t>, Tuple</w:t>
+      </w:r>
+    </w:p>
+    <w:p>
+      <w:proofErr w:type="spellStart"/>
+      <w:r>
+        <w:t>json</w:t>
+      </w:r>
+      <w:proofErr w:type="spellEnd"/>
+    </w:p>
+    <w:p>
+      <w:proofErr w:type="spellStart"/>
+      <w:r>
+        <w:t>dataclasses</w:t>
+      </w:r>
+      <w:proofErr w:type="spellEnd"/>
+    </w:p>
+    <w:p>
+      <w:r>
+        <w:t>random</w:t>
+      </w:r>
+      <w:r>
+        <w:t xml:space="preserve"> - </w:t>
+      </w:r>
+      <w:proofErr w:type="spellStart"/>
+      <w:r>
+        <w:t>SystemRandom</w:t>
+      </w:r>
+      <w:proofErr w:type="spellEnd"/>
+    </w:p>
+    <w:p>
+      <w:proofErr w:type="spellStart"/>
+      <w:r>
+        <w:t>os</w:t>
+      </w:r>
+      <w:proofErr w:type="spellEnd"/>
     </w:p>
     <w:p>
       <w:pPr>
         <w:pStyle w:val="Heading2"/>
       </w:pPr>
-      <w:bookmarkStart w:id="4" w:name="_Toc236031526"/>
-      <w:r>
-        <w:t>Technology</w:t>
-      </w:r>
-      <w:bookmarkEnd w:id="4"/>
+      <w:bookmarkStart w:id="5" w:name="_Toc236031527"/>
+      <w:r>
+        <w:lastRenderedPageBreak/>
+        <w:t>Structure</w:t>
+      </w:r>
+      <w:bookmarkEnd w:id="5"/>
     </w:p>
     <w:p>
       <w:r>
         <w:rPr>
           <w:highlight w:val="yellow"/>
         </w:rPr>
-        <w:t>What technology will you use to achieve what you have set out to do</w:t>
-      </w:r>
-      <w:r>
-        <w:rPr>
-          <w:highlight w:val="yellow"/>
-        </w:rPr>
-        <w:t>,</w:t>
-      </w:r>
-      <w:r>
-        <w:rPr>
-          <w:highlight w:val="yellow"/>
-        </w:rPr>
-        <w:t xml:space="preserve"> and how will you use it?</w:t>
-      </w:r>
-    </w:p>
-    <w:p>
-      <w:r>
-        <w:t>GitHub, GitHub Desktop, GitHub Project</w:t>
-      </w:r>
-    </w:p>
-    <w:p>
-      <w:r>
-        <w:t>Python</w:t>
-      </w:r>
-    </w:p>
-    <w:p>
-      <w:r>
-        <w:t>PyQt6</w:t>
-      </w:r>
-    </w:p>
-    <w:p>
-      <w:proofErr w:type="spellStart"/>
-      <w:r>
-        <w:t>pathlib</w:t>
-      </w:r>
-      <w:proofErr w:type="spellEnd"/>
-      <w:r>
-        <w:t xml:space="preserve"> – Path</w:t>
-      </w:r>
-    </w:p>
-    <w:p>
-      <w:r>
-        <w:t>sys</w:t>
-      </w:r>
-    </w:p>
-    <w:p>
-      <w:r>
-        <w:t>math – cos, sin, pi</w:t>
-      </w:r>
-    </w:p>
-    <w:p>
-      <w:r>
-        <w:t xml:space="preserve">typing – List, </w:t>
-      </w:r>
-      <w:proofErr w:type="spellStart"/>
-      <w:r>
-        <w:t>Dict</w:t>
-      </w:r>
-      <w:proofErr w:type="spellEnd"/>
-      <w:r>
-        <w:t>, Tuple</w:t>
-      </w:r>
-    </w:p>
-    <w:p>
-      <w:proofErr w:type="spellStart"/>
-      <w:r>
-        <w:t>json</w:t>
-      </w:r>
-      <w:proofErr w:type="spellEnd"/>
-    </w:p>
-    <w:p>
-      <w:proofErr w:type="spellStart"/>
-      <w:r>
-        <w:t>dataclasses</w:t>
-      </w:r>
-      <w:proofErr w:type="spellEnd"/>
-    </w:p>
-    <w:p>
-      <w:r>
-        <w:t>random</w:t>
-      </w:r>
-      <w:r>
-        <w:t xml:space="preserve"> - </w:t>
-      </w:r>
-      <w:proofErr w:type="spellStart"/>
-      <w:r>
-        <w:t>SystemRandom</w:t>
-      </w:r>
-      <w:proofErr w:type="spellEnd"/>
-    </w:p>
-    <w:p>
-      <w:proofErr w:type="spellStart"/>
-      <w:r>
-        <w:t>os</w:t>
-      </w:r>
-      <w:proofErr w:type="spellEnd"/>
-    </w:p>
-    <w:p>
-      <w:pPr>
-        <w:pStyle w:val="Heading2"/>
-      </w:pPr>
-      <w:bookmarkStart w:id="5" w:name="_Toc236031527"/>
-      <w:r>
-        <w:t>Structure</w:t>
-      </w:r>
-      <w:bookmarkEnd w:id="5"/>
-    </w:p>
-    <w:p>
-      <w:r>
-        <w:rPr>
-          <w:highlight w:val="yellow"/>
-        </w:rPr>
         <w:t>Provide a brief overview of the structure of the document and what is addressed in each section.</w:t>
       </w:r>
     </w:p>
@@ -5856,7 +5832,6 @@
       </w:pPr>
       <w:bookmarkStart w:id="6" w:name="_Toc236031528"/>
       <w:r>
-        <w:lastRenderedPageBreak/>
         <w:t>System</w:t>
       </w:r>
       <w:bookmarkEnd w:id="6"/>
@@ -10075,14 +10050,27 @@
                             <w:r>
                               <w:t xml:space="preserve">Telemetry </w:t>
                             </w:r>
-                            <w:fldSimple w:instr=" SEQ Telemetry \* ARABIC ">
-                              <w:r>
-                                <w:rPr>
-                                  <w:noProof/>
-                                </w:rPr>
-                                <w:t>1</w:t>
-                              </w:r>
-                            </w:fldSimple>
+                            <w:r>
+                              <w:fldChar w:fldCharType="begin"/>
+                            </w:r>
+                            <w:r>
+                              <w:instrText xml:space="preserve"> SEQ Telemetry \* ARABIC </w:instrText>
+                            </w:r>
+                            <w:r>
+                              <w:fldChar w:fldCharType="separate"/>
+                            </w:r>
+                            <w:r>
+                              <w:rPr>
+                                <w:noProof/>
+                              </w:rPr>
+                              <w:t>1</w:t>
+                            </w:r>
+                            <w:r>
+                              <w:rPr>
+                                <w:noProof/>
+                              </w:rPr>
+                              <w:fldChar w:fldCharType="end"/>
+                            </w:r>
                           </w:p>
                         </w:txbxContent>
                       </wps:txbx>
@@ -10119,14 +10107,27 @@
                       <w:r>
                         <w:t xml:space="preserve">Telemetry </w:t>
                       </w:r>
-                      <w:fldSimple w:instr=" SEQ Telemetry \* ARABIC ">
-                        <w:r>
-                          <w:rPr>
-                            <w:noProof/>
-                          </w:rPr>
-                          <w:t>1</w:t>
-                        </w:r>
-                      </w:fldSimple>
+                      <w:r>
+                        <w:fldChar w:fldCharType="begin"/>
+                      </w:r>
+                      <w:r>
+                        <w:instrText xml:space="preserve"> SEQ Telemetry \* ARABIC </w:instrText>
+                      </w:r>
+                      <w:r>
+                        <w:fldChar w:fldCharType="separate"/>
+                      </w:r>
+                      <w:r>
+                        <w:rPr>
+                          <w:noProof/>
+                        </w:rPr>
+                        <w:t>1</w:t>
+                      </w:r>
+                      <w:r>
+                        <w:rPr>
+                          <w:noProof/>
+                        </w:rPr>
+                        <w:fldChar w:fldCharType="end"/>
+                      </w:r>
                     </w:p>
                   </w:txbxContent>
                 </v:textbox>
@@ -10279,15 +10280,7 @@
         <w:t xml:space="preserve"> This feature exists both in backend and frontend.</w:t>
       </w:r>
       <w:r>
-        <w:t xml:space="preserve"> To not overburden the page with screenshots, this is merely the backend section, I wrote more for the </w:t>
-      </w:r>
-      <w:proofErr w:type="gramStart"/>
-      <w:r>
-        <w:t>frontend</w:t>
-      </w:r>
-      <w:proofErr w:type="gramEnd"/>
-      <w:r>
-        <w:t xml:space="preserve"> but it is very similar, the only differences being references to physical space.</w:t>
+        <w:t xml:space="preserve"> To not overburden the page with screenshots, this is merely the backend section, I wrote more for the frontend but it is very similar, the only differences being references to physical space.</w:t>
       </w:r>
     </w:p>
     <w:p>
@@ -10357,14 +10350,27 @@
       <w:r>
         <w:t xml:space="preserve">Telemetry </w:t>
       </w:r>
-      <w:fldSimple w:instr=" SEQ Telemetry \* ARABIC ">
-        <w:r>
-          <w:rPr>
-            <w:noProof/>
-          </w:rPr>
-          <w:t>2</w:t>
-        </w:r>
-      </w:fldSimple>
+      <w:r>
+        <w:fldChar w:fldCharType="begin"/>
+      </w:r>
+      <w:r>
+        <w:instrText xml:space="preserve"> SEQ Telemetry \* ARABIC </w:instrText>
+      </w:r>
+      <w:r>
+        <w:fldChar w:fldCharType="separate"/>
+      </w:r>
+      <w:r>
+        <w:rPr>
+          <w:noProof/>
+        </w:rPr>
+        <w:t>2</w:t>
+      </w:r>
+      <w:r>
+        <w:rPr>
+          <w:noProof/>
+        </w:rPr>
+        <w:fldChar w:fldCharType="end"/>
+      </w:r>
     </w:p>
     <w:p>
       <w:r>
@@ -10487,14 +10493,27 @@
       <w:r>
         <w:t xml:space="preserve">Telemetry </w:t>
       </w:r>
-      <w:fldSimple w:instr=" SEQ Telemetry \* ARABIC ">
-        <w:r>
-          <w:rPr>
-            <w:noProof/>
-          </w:rPr>
-          <w:t>3</w:t>
-        </w:r>
-      </w:fldSimple>
+      <w:r>
+        <w:fldChar w:fldCharType="begin"/>
+      </w:r>
+      <w:r>
+        <w:instrText xml:space="preserve"> SEQ Telemetry \* ARABIC </w:instrText>
+      </w:r>
+      <w:r>
+        <w:fldChar w:fldCharType="separate"/>
+      </w:r>
+      <w:r>
+        <w:rPr>
+          <w:noProof/>
+        </w:rPr>
+        <w:t>3</w:t>
+      </w:r>
+      <w:r>
+        <w:rPr>
+          <w:noProof/>
+        </w:rPr>
+        <w:fldChar w:fldCharType="end"/>
+      </w:r>
     </w:p>
     <w:p>
       <w:r>
@@ -10582,14 +10601,27 @@
       <w:r>
         <w:t xml:space="preserve">Telemetry </w:t>
       </w:r>
-      <w:fldSimple w:instr=" SEQ Telemetry \* ARABIC ">
-        <w:r>
-          <w:rPr>
-            <w:noProof/>
-          </w:rPr>
-          <w:t>4</w:t>
-        </w:r>
-      </w:fldSimple>
+      <w:r>
+        <w:fldChar w:fldCharType="begin"/>
+      </w:r>
+      <w:r>
+        <w:instrText xml:space="preserve"> SEQ Telemetry \* ARABIC </w:instrText>
+      </w:r>
+      <w:r>
+        <w:fldChar w:fldCharType="separate"/>
+      </w:r>
+      <w:r>
+        <w:rPr>
+          <w:noProof/>
+        </w:rPr>
+        <w:t>4</w:t>
+      </w:r>
+      <w:r>
+        <w:rPr>
+          <w:noProof/>
+        </w:rPr>
+        <w:fldChar w:fldCharType="end"/>
+      </w:r>
     </w:p>
     <w:p>
       <w:r>
@@ -10680,14 +10712,27 @@
                             <w:r>
                               <w:t xml:space="preserve">Driver </w:t>
                             </w:r>
-                            <w:fldSimple w:instr=" SEQ Driver \* ARABIC ">
-                              <w:r>
-                                <w:rPr>
-                                  <w:noProof/>
-                                </w:rPr>
-                                <w:t>1</w:t>
-                              </w:r>
-                            </w:fldSimple>
+                            <w:r>
+                              <w:fldChar w:fldCharType="begin"/>
+                            </w:r>
+                            <w:r>
+                              <w:instrText xml:space="preserve"> SEQ Driver \* ARABIC </w:instrText>
+                            </w:r>
+                            <w:r>
+                              <w:fldChar w:fldCharType="separate"/>
+                            </w:r>
+                            <w:r>
+                              <w:rPr>
+                                <w:noProof/>
+                              </w:rPr>
+                              <w:t>1</w:t>
+                            </w:r>
+                            <w:r>
+                              <w:rPr>
+                                <w:noProof/>
+                              </w:rPr>
+                              <w:fldChar w:fldCharType="end"/>
+                            </w:r>
                           </w:p>
                         </w:txbxContent>
                       </wps:txbx>
@@ -10715,14 +10760,27 @@
                       <w:r>
                         <w:t xml:space="preserve">Driver </w:t>
                       </w:r>
-                      <w:fldSimple w:instr=" SEQ Driver \* ARABIC ">
-                        <w:r>
-                          <w:rPr>
-                            <w:noProof/>
-                          </w:rPr>
-                          <w:t>1</w:t>
-                        </w:r>
-                      </w:fldSimple>
+                      <w:r>
+                        <w:fldChar w:fldCharType="begin"/>
+                      </w:r>
+                      <w:r>
+                        <w:instrText xml:space="preserve"> SEQ Driver \* ARABIC </w:instrText>
+                      </w:r>
+                      <w:r>
+                        <w:fldChar w:fldCharType="separate"/>
+                      </w:r>
+                      <w:r>
+                        <w:rPr>
+                          <w:noProof/>
+                        </w:rPr>
+                        <w:t>1</w:t>
+                      </w:r>
+                      <w:r>
+                        <w:rPr>
+                          <w:noProof/>
+                        </w:rPr>
+                        <w:fldChar w:fldCharType="end"/>
+                      </w:r>
                     </w:p>
                   </w:txbxContent>
                 </v:textbox>
@@ -10880,14 +10938,27 @@
       <w:r>
         <w:t xml:space="preserve">Driver </w:t>
       </w:r>
-      <w:fldSimple w:instr=" SEQ Driver \* ARABIC ">
-        <w:r>
-          <w:rPr>
-            <w:noProof/>
-          </w:rPr>
-          <w:t>2</w:t>
-        </w:r>
-      </w:fldSimple>
+      <w:r>
+        <w:fldChar w:fldCharType="begin"/>
+      </w:r>
+      <w:r>
+        <w:instrText xml:space="preserve"> SEQ Driver \* ARABIC </w:instrText>
+      </w:r>
+      <w:r>
+        <w:fldChar w:fldCharType="separate"/>
+      </w:r>
+      <w:r>
+        <w:rPr>
+          <w:noProof/>
+        </w:rPr>
+        <w:t>2</w:t>
+      </w:r>
+      <w:r>
+        <w:rPr>
+          <w:noProof/>
+        </w:rPr>
+        <w:fldChar w:fldCharType="end"/>
+      </w:r>
     </w:p>
     <w:p>
       <w:r>
@@ -10966,14 +11037,27 @@
       <w:r>
         <w:t xml:space="preserve">Driver </w:t>
       </w:r>
-      <w:fldSimple w:instr=" SEQ Driver \* ARABIC ">
-        <w:r>
-          <w:rPr>
-            <w:noProof/>
-          </w:rPr>
-          <w:t>3</w:t>
-        </w:r>
-      </w:fldSimple>
+      <w:r>
+        <w:fldChar w:fldCharType="begin"/>
+      </w:r>
+      <w:r>
+        <w:instrText xml:space="preserve"> SEQ Driver \* ARABIC </w:instrText>
+      </w:r>
+      <w:r>
+        <w:fldChar w:fldCharType="separate"/>
+      </w:r>
+      <w:r>
+        <w:rPr>
+          <w:noProof/>
+        </w:rPr>
+        <w:t>3</w:t>
+      </w:r>
+      <w:r>
+        <w:rPr>
+          <w:noProof/>
+        </w:rPr>
+        <w:fldChar w:fldCharType="end"/>
+      </w:r>
     </w:p>
     <w:p>
       <w:r>
@@ -11057,14 +11141,27 @@
                             <w:r>
                               <w:t xml:space="preserve">Track </w:t>
                             </w:r>
-                            <w:fldSimple w:instr=" SEQ Track \* ARABIC ">
-                              <w:r>
-                                <w:rPr>
-                                  <w:noProof/>
-                                </w:rPr>
-                                <w:t>1</w:t>
-                              </w:r>
-                            </w:fldSimple>
+                            <w:r>
+                              <w:fldChar w:fldCharType="begin"/>
+                            </w:r>
+                            <w:r>
+                              <w:instrText xml:space="preserve"> SEQ Track \* ARABIC </w:instrText>
+                            </w:r>
+                            <w:r>
+                              <w:fldChar w:fldCharType="separate"/>
+                            </w:r>
+                            <w:r>
+                              <w:rPr>
+                                <w:noProof/>
+                              </w:rPr>
+                              <w:t>1</w:t>
+                            </w:r>
+                            <w:r>
+                              <w:rPr>
+                                <w:noProof/>
+                              </w:rPr>
+                              <w:fldChar w:fldCharType="end"/>
+                            </w:r>
                           </w:p>
                         </w:txbxContent>
                       </wps:txbx>
@@ -11100,14 +11197,27 @@
                       <w:r>
                         <w:t xml:space="preserve">Track </w:t>
                       </w:r>
-                      <w:fldSimple w:instr=" SEQ Track \* ARABIC ">
-                        <w:r>
-                          <w:rPr>
-                            <w:noProof/>
-                          </w:rPr>
-                          <w:t>1</w:t>
-                        </w:r>
-                      </w:fldSimple>
+                      <w:r>
+                        <w:fldChar w:fldCharType="begin"/>
+                      </w:r>
+                      <w:r>
+                        <w:instrText xml:space="preserve"> SEQ Track \* ARABIC </w:instrText>
+                      </w:r>
+                      <w:r>
+                        <w:fldChar w:fldCharType="separate"/>
+                      </w:r>
+                      <w:r>
+                        <w:rPr>
+                          <w:noProof/>
+                        </w:rPr>
+                        <w:t>1</w:t>
+                      </w:r>
+                      <w:r>
+                        <w:rPr>
+                          <w:noProof/>
+                        </w:rPr>
+                        <w:fldChar w:fldCharType="end"/>
+                      </w:r>
                     </w:p>
                   </w:txbxContent>
                 </v:textbox>
@@ -11404,14 +11514,27 @@
                             <w:r>
                               <w:t xml:space="preserve">Track </w:t>
                             </w:r>
-                            <w:fldSimple w:instr=" SEQ Track \* ARABIC ">
-                              <w:r>
-                                <w:rPr>
-                                  <w:noProof/>
-                                </w:rPr>
-                                <w:t>2</w:t>
-                              </w:r>
-                            </w:fldSimple>
+                            <w:r>
+                              <w:fldChar w:fldCharType="begin"/>
+                            </w:r>
+                            <w:r>
+                              <w:instrText xml:space="preserve"> SEQ Track \* ARABIC </w:instrText>
+                            </w:r>
+                            <w:r>
+                              <w:fldChar w:fldCharType="separate"/>
+                            </w:r>
+                            <w:r>
+                              <w:rPr>
+                                <w:noProof/>
+                              </w:rPr>
+                              <w:t>2</w:t>
+                            </w:r>
+                            <w:r>
+                              <w:rPr>
+                                <w:noProof/>
+                              </w:rPr>
+                              <w:fldChar w:fldCharType="end"/>
+                            </w:r>
                           </w:p>
                         </w:txbxContent>
                       </wps:txbx>
@@ -11443,14 +11566,27 @@
                       <w:r>
                         <w:t xml:space="preserve">Track </w:t>
                       </w:r>
-                      <w:fldSimple w:instr=" SEQ Track \* ARABIC ">
-                        <w:r>
-                          <w:rPr>
-                            <w:noProof/>
-                          </w:rPr>
-                          <w:t>2</w:t>
-                        </w:r>
-                      </w:fldSimple>
+                      <w:r>
+                        <w:fldChar w:fldCharType="begin"/>
+                      </w:r>
+                      <w:r>
+                        <w:instrText xml:space="preserve"> SEQ Track \* ARABIC </w:instrText>
+                      </w:r>
+                      <w:r>
+                        <w:fldChar w:fldCharType="separate"/>
+                      </w:r>
+                      <w:r>
+                        <w:rPr>
+                          <w:noProof/>
+                        </w:rPr>
+                        <w:t>2</w:t>
+                      </w:r>
+                      <w:r>
+                        <w:rPr>
+                          <w:noProof/>
+                        </w:rPr>
+                        <w:fldChar w:fldCharType="end"/>
+                      </w:r>
                     </w:p>
                   </w:txbxContent>
                 </v:textbox>
@@ -11526,14 +11662,27 @@
                             <w:r>
                               <w:t xml:space="preserve">Track </w:t>
                             </w:r>
-                            <w:fldSimple w:instr=" SEQ Track \* ARABIC ">
-                              <w:r>
-                                <w:rPr>
-                                  <w:noProof/>
-                                </w:rPr>
-                                <w:t>3</w:t>
-                              </w:r>
-                            </w:fldSimple>
+                            <w:r>
+                              <w:fldChar w:fldCharType="begin"/>
+                            </w:r>
+                            <w:r>
+                              <w:instrText xml:space="preserve"> SEQ Track \* ARABIC </w:instrText>
+                            </w:r>
+                            <w:r>
+                              <w:fldChar w:fldCharType="separate"/>
+                            </w:r>
+                            <w:r>
+                              <w:rPr>
+                                <w:noProof/>
+                              </w:rPr>
+                              <w:t>3</w:t>
+                            </w:r>
+                            <w:r>
+                              <w:rPr>
+                                <w:noProof/>
+                              </w:rPr>
+                              <w:fldChar w:fldCharType="end"/>
+                            </w:r>
                           </w:p>
                         </w:txbxContent>
                       </wps:txbx>
@@ -11565,14 +11714,27 @@
                       <w:r>
                         <w:t xml:space="preserve">Track </w:t>
                       </w:r>
-                      <w:fldSimple w:instr=" SEQ Track \* ARABIC ">
-                        <w:r>
-                          <w:rPr>
-                            <w:noProof/>
-                          </w:rPr>
-                          <w:t>3</w:t>
-                        </w:r>
-                      </w:fldSimple>
+                      <w:r>
+                        <w:fldChar w:fldCharType="begin"/>
+                      </w:r>
+                      <w:r>
+                        <w:instrText xml:space="preserve"> SEQ Track \* ARABIC </w:instrText>
+                      </w:r>
+                      <w:r>
+                        <w:fldChar w:fldCharType="separate"/>
+                      </w:r>
+                      <w:r>
+                        <w:rPr>
+                          <w:noProof/>
+                        </w:rPr>
+                        <w:t>3</w:t>
+                      </w:r>
+                      <w:r>
+                        <w:rPr>
+                          <w:noProof/>
+                        </w:rPr>
+                        <w:fldChar w:fldCharType="end"/>
+                      </w:r>
                     </w:p>
                   </w:txbxContent>
                 </v:textbox>
@@ -11687,14 +11849,27 @@
       <w:r>
         <w:t xml:space="preserve">Track </w:t>
       </w:r>
-      <w:fldSimple w:instr=" SEQ Track \* ARABIC ">
-        <w:r>
-          <w:rPr>
-            <w:noProof/>
-          </w:rPr>
-          <w:t>4</w:t>
-        </w:r>
-      </w:fldSimple>
+      <w:r>
+        <w:fldChar w:fldCharType="begin"/>
+      </w:r>
+      <w:r>
+        <w:instrText xml:space="preserve"> SEQ Track \* ARABIC </w:instrText>
+      </w:r>
+      <w:r>
+        <w:fldChar w:fldCharType="separate"/>
+      </w:r>
+      <w:r>
+        <w:rPr>
+          <w:noProof/>
+        </w:rPr>
+        <w:t>4</w:t>
+      </w:r>
+      <w:r>
+        <w:rPr>
+          <w:noProof/>
+        </w:rPr>
+        <w:fldChar w:fldCharType="end"/>
+      </w:r>
     </w:p>
     <w:p>
       <w:r>
@@ -11783,14 +11958,27 @@
                             <w:r>
                               <w:t xml:space="preserve">Track </w:t>
                             </w:r>
-                            <w:fldSimple w:instr=" SEQ Track \* ARABIC ">
-                              <w:r>
-                                <w:rPr>
-                                  <w:noProof/>
-                                </w:rPr>
-                                <w:t>5</w:t>
-                              </w:r>
-                            </w:fldSimple>
+                            <w:r>
+                              <w:fldChar w:fldCharType="begin"/>
+                            </w:r>
+                            <w:r>
+                              <w:instrText xml:space="preserve"> SEQ Track \* ARABIC </w:instrText>
+                            </w:r>
+                            <w:r>
+                              <w:fldChar w:fldCharType="separate"/>
+                            </w:r>
+                            <w:r>
+                              <w:rPr>
+                                <w:noProof/>
+                              </w:rPr>
+                              <w:t>5</w:t>
+                            </w:r>
+                            <w:r>
+                              <w:rPr>
+                                <w:noProof/>
+                              </w:rPr>
+                              <w:fldChar w:fldCharType="end"/>
+                            </w:r>
                           </w:p>
                         </w:txbxContent>
                       </wps:txbx>
@@ -11822,14 +12010,27 @@
                       <w:r>
                         <w:t xml:space="preserve">Track </w:t>
                       </w:r>
-                      <w:fldSimple w:instr=" SEQ Track \* ARABIC ">
-                        <w:r>
-                          <w:rPr>
-                            <w:noProof/>
-                          </w:rPr>
-                          <w:t>5</w:t>
-                        </w:r>
-                      </w:fldSimple>
+                      <w:r>
+                        <w:fldChar w:fldCharType="begin"/>
+                      </w:r>
+                      <w:r>
+                        <w:instrText xml:space="preserve"> SEQ Track \* ARABIC </w:instrText>
+                      </w:r>
+                      <w:r>
+                        <w:fldChar w:fldCharType="separate"/>
+                      </w:r>
+                      <w:r>
+                        <w:rPr>
+                          <w:noProof/>
+                        </w:rPr>
+                        <w:t>5</w:t>
+                      </w:r>
+                      <w:r>
+                        <w:rPr>
+                          <w:noProof/>
+                        </w:rPr>
+                        <w:fldChar w:fldCharType="end"/>
+                      </w:r>
                     </w:p>
                   </w:txbxContent>
                 </v:textbox>
@@ -12123,14 +12324,27 @@
                             <w:r>
                               <w:t xml:space="preserve">Track </w:t>
                             </w:r>
-                            <w:fldSimple w:instr=" SEQ Track \* ARABIC ">
-                              <w:r>
-                                <w:rPr>
-                                  <w:noProof/>
-                                </w:rPr>
-                                <w:t>6</w:t>
-                              </w:r>
-                            </w:fldSimple>
+                            <w:r>
+                              <w:fldChar w:fldCharType="begin"/>
+                            </w:r>
+                            <w:r>
+                              <w:instrText xml:space="preserve"> SEQ Track \* ARABIC </w:instrText>
+                            </w:r>
+                            <w:r>
+                              <w:fldChar w:fldCharType="separate"/>
+                            </w:r>
+                            <w:r>
+                              <w:rPr>
+                                <w:noProof/>
+                              </w:rPr>
+                              <w:t>6</w:t>
+                            </w:r>
+                            <w:r>
+                              <w:rPr>
+                                <w:noProof/>
+                              </w:rPr>
+                              <w:fldChar w:fldCharType="end"/>
+                            </w:r>
                           </w:p>
                         </w:txbxContent>
                       </wps:txbx>
@@ -12163,14 +12377,27 @@
                       <w:r>
                         <w:t xml:space="preserve">Track </w:t>
                       </w:r>
-                      <w:fldSimple w:instr=" SEQ Track \* ARABIC ">
-                        <w:r>
-                          <w:rPr>
-                            <w:noProof/>
-                          </w:rPr>
-                          <w:t>6</w:t>
-                        </w:r>
-                      </w:fldSimple>
+                      <w:r>
+                        <w:fldChar w:fldCharType="begin"/>
+                      </w:r>
+                      <w:r>
+                        <w:instrText xml:space="preserve"> SEQ Track \* ARABIC </w:instrText>
+                      </w:r>
+                      <w:r>
+                        <w:fldChar w:fldCharType="separate"/>
+                      </w:r>
+                      <w:r>
+                        <w:rPr>
+                          <w:noProof/>
+                        </w:rPr>
+                        <w:t>6</w:t>
+                      </w:r>
+                      <w:r>
+                        <w:rPr>
+                          <w:noProof/>
+                        </w:rPr>
+                        <w:fldChar w:fldCharType="end"/>
+                      </w:r>
                     </w:p>
                   </w:txbxContent>
                 </v:textbox>
@@ -12231,6 +12458,9 @@
         <w:ind w:left="360"/>
       </w:pPr>
       <w:r>
+        <w:rPr>
+          <w:noProof/>
+        </w:rPr>
         <w:drawing>
           <wp:inline distT="0" distB="0" distL="0" distR="0" wp14:anchorId="760AE5FC" wp14:editId="6F6EA6A0">
             <wp:extent cx="2976504" cy="7614745"/>
@@ -12279,6 +12509,9 @@
     </w:p>
     <w:p>
       <w:r>
+        <w:rPr>
+          <w:noProof/>
+        </w:rPr>
         <w:drawing>
           <wp:inline distT="0" distB="0" distL="0" distR="0" wp14:anchorId="5826AC03" wp14:editId="5F95DB6C">
             <wp:extent cx="5731510" cy="1828165"/>
@@ -12326,6 +12559,9 @@
     </w:p>
     <w:p>
       <w:r>
+        <w:rPr>
+          <w:noProof/>
+        </w:rPr>
         <w:drawing>
           <wp:inline distT="0" distB="0" distL="0" distR="0" wp14:anchorId="12E4CAE4" wp14:editId="4D8EC81F">
             <wp:extent cx="5731510" cy="2084705"/>
@@ -12365,6 +12601,9 @@
     </w:p>
     <w:p>
       <w:r>
+        <w:rPr>
+          <w:noProof/>
+        </w:rPr>
         <w:drawing>
           <wp:inline distT="0" distB="0" distL="0" distR="0" wp14:anchorId="6F717627" wp14:editId="495B507D">
             <wp:extent cx="5731510" cy="2035810"/>
@@ -12413,6 +12652,9 @@
     </w:p>
     <w:p>
       <w:r>
+        <w:rPr>
+          <w:noProof/>
+        </w:rPr>
         <w:drawing>
           <wp:inline distT="0" distB="0" distL="0" distR="0" wp14:anchorId="04121532" wp14:editId="44C3E1ED">
             <wp:extent cx="5401429" cy="3124636"/>
@@ -12480,19 +12722,1408 @@
     </w:p>
     <w:p>
       <w:pPr>
-        <w:ind w:left="360"/>
-        <w:rPr>
-          <w:sz w:val="24"/>
-          <w:szCs w:val="24"/>
-        </w:rPr>
-      </w:pPr>
-      <w:r>
-        <w:rPr>
-          <w:sz w:val="24"/>
-          <w:szCs w:val="24"/>
-          <w:highlight w:val="yellow"/>
-        </w:rPr>
-        <w:t>Describe any testing tools, test plans and test specifications used in the project.  Provide evidence for and results of all Unit, Integration and End User testing that is carried out.</w:t>
+        <w:pStyle w:val="Heading3"/>
+      </w:pPr>
+      <w:r>
+        <w:t>Tools</w:t>
+      </w:r>
+    </w:p>
+    <w:p>
+      <w:r>
+        <w:t>pytest was used as the automated testing framework for Momentum. The framework was selected because it provides automatic test discovery, simple assertion-based testing, and clear reporting of successful and failed test cases.</w:t>
+      </w:r>
+    </w:p>
+    <w:p>
+      <w:r>
+        <w:t>The project was configured as a Python package to allow test files to import source modules correctly during execution.</w:t>
+      </w:r>
+    </w:p>
+    <w:p>
+      <w:r>
+        <w:t xml:space="preserve">The </w:t>
+      </w:r>
+      <w:proofErr w:type="spellStart"/>
+      <w:r>
+        <w:t>src</w:t>
+      </w:r>
+      <w:proofErr w:type="spellEnd"/>
+      <w:r>
+        <w:t xml:space="preserve"> directory was converted into a Python package by adding __init__.py files. These files were added to the main source directory and relevant subdirectories, including:</w:t>
+      </w:r>
+    </w:p>
+    <w:p>
+      <w:pPr>
+        <w:numPr>
+          <w:ilvl w:val="0"/>
+          <w:numId w:val="37"/>
+        </w:numPr>
+      </w:pPr>
+      <w:r>
+        <w:t>src/</w:t>
+      </w:r>
+      <w:r>
+        <w:rPr>
+          <w:b/>
+          <w:bCs/>
+        </w:rPr>
+        <w:t>init</w:t>
+      </w:r>
+      <w:r>
+        <w:t xml:space="preserve">.py </w:t>
+      </w:r>
+    </w:p>
+    <w:p>
+      <w:pPr>
+        <w:numPr>
+          <w:ilvl w:val="0"/>
+          <w:numId w:val="37"/>
+        </w:numPr>
+      </w:pPr>
+      <w:r>
+        <w:t>src/core/</w:t>
+      </w:r>
+      <w:r>
+        <w:rPr>
+          <w:b/>
+          <w:bCs/>
+        </w:rPr>
+        <w:t>init</w:t>
+      </w:r>
+      <w:r>
+        <w:t xml:space="preserve">.py </w:t>
+      </w:r>
+    </w:p>
+    <w:p>
+      <w:pPr>
+        <w:numPr>
+          <w:ilvl w:val="0"/>
+          <w:numId w:val="37"/>
+        </w:numPr>
+      </w:pPr>
+      <w:r>
+        <w:t>src/models/</w:t>
+      </w:r>
+      <w:r>
+        <w:rPr>
+          <w:b/>
+          <w:bCs/>
+        </w:rPr>
+        <w:t>init</w:t>
+      </w:r>
+      <w:r>
+        <w:t xml:space="preserve">.py </w:t>
+      </w:r>
+    </w:p>
+    <w:p>
+      <w:r>
+        <w:t>The presence of these files allows Python to recognise the directories as packages and enables standard module imports within test files.</w:t>
+      </w:r>
+    </w:p>
+    <w:p>
+      <w:r>
+        <w:t>A pytest.ini configuration file was created in the project root directory. This file configures pytest to include the project root in the Python import path:</w:t>
+      </w:r>
+    </w:p>
+    <w:p>
+      <w:r>
+        <w:t>[pytest]</w:t>
+      </w:r>
+    </w:p>
+    <w:p>
+      <w:proofErr w:type="spellStart"/>
+      <w:r>
+        <w:t>pythonpath</w:t>
+      </w:r>
+      <w:proofErr w:type="spellEnd"/>
+      <w:r>
+        <w:t xml:space="preserve"> = .</w:t>
+      </w:r>
+    </w:p>
+    <w:p>
+      <w:r>
+        <w:t>This configuration allows test files to import project modules directly, for example:</w:t>
+      </w:r>
+    </w:p>
+    <w:p>
+      <w:r>
+        <w:t xml:space="preserve">from </w:t>
+      </w:r>
+      <w:proofErr w:type="spellStart"/>
+      <w:r>
+        <w:t>src.core.race_controller</w:t>
+      </w:r>
+      <w:proofErr w:type="spellEnd"/>
+      <w:r>
+        <w:t xml:space="preserve"> import </w:t>
+      </w:r>
+      <w:proofErr w:type="spellStart"/>
+      <w:r>
+        <w:t>RaceController</w:t>
+      </w:r>
+      <w:proofErr w:type="spellEnd"/>
+    </w:p>
+    <w:p>
+      <w:r>
+        <w:t>without requiring manual modification of the Python system path.</w:t>
+      </w:r>
+    </w:p>
+    <w:p>
+      <w:r>
+        <w:t xml:space="preserve">Tests were organised using </w:t>
+      </w:r>
+      <w:proofErr w:type="spellStart"/>
+      <w:r>
+        <w:t>pytest's</w:t>
+      </w:r>
+      <w:proofErr w:type="spellEnd"/>
+      <w:r>
+        <w:t xml:space="preserve"> default naming conventions. Test files must begin with test_ or end with _test.py to be automatically detected by the pytest test discovery system.</w:t>
+      </w:r>
+    </w:p>
+    <w:p>
+      <w:r>
+        <w:t>The testing directory was organised into separate categories:</w:t>
+      </w:r>
+    </w:p>
+    <w:p>
+      <w:r>
+        <w:t>tests/</w:t>
+      </w:r>
+    </w:p>
+    <w:p>
+      <w:pPr>
+        <w:numPr>
+          <w:ilvl w:val="0"/>
+          <w:numId w:val="38"/>
+        </w:numPr>
+      </w:pPr>
+      <w:r>
+        <w:t xml:space="preserve">unit/ </w:t>
+      </w:r>
+    </w:p>
+    <w:p>
+      <w:pPr>
+        <w:numPr>
+          <w:ilvl w:val="1"/>
+          <w:numId w:val="38"/>
+        </w:numPr>
+      </w:pPr>
+      <w:r>
+        <w:t xml:space="preserve">test_driver_generate.py </w:t>
+      </w:r>
+    </w:p>
+    <w:p>
+      <w:pPr>
+        <w:numPr>
+          <w:ilvl w:val="0"/>
+          <w:numId w:val="38"/>
+        </w:numPr>
+      </w:pPr>
+      <w:r>
+        <w:t xml:space="preserve">class/ </w:t>
+      </w:r>
+    </w:p>
+    <w:p>
+      <w:pPr>
+        <w:numPr>
+          <w:ilvl w:val="1"/>
+          <w:numId w:val="38"/>
+        </w:numPr>
+      </w:pPr>
+      <w:r>
+        <w:t xml:space="preserve">test_race_controller_class.py </w:t>
+      </w:r>
+    </w:p>
+    <w:p>
+      <w:pPr>
+        <w:numPr>
+          <w:ilvl w:val="0"/>
+          <w:numId w:val="38"/>
+        </w:numPr>
+      </w:pPr>
+      <w:r>
+        <w:t xml:space="preserve">integration/ </w:t>
+      </w:r>
+    </w:p>
+    <w:p>
+      <w:pPr>
+        <w:numPr>
+          <w:ilvl w:val="0"/>
+          <w:numId w:val="38"/>
+        </w:numPr>
+      </w:pPr>
+      <w:r>
+        <w:t xml:space="preserve">system/ </w:t>
+      </w:r>
+    </w:p>
+    <w:p>
+      <w:r>
+        <w:t>Unit tests were stored in the unit directory, class-level tests were stored in the class directory, and additional directories were created for future integration and system testing.</w:t>
+      </w:r>
+    </w:p>
+    <w:p>
+      <w:r>
+        <w:t>Tests were executed from the project root directory using the command:</w:t>
+      </w:r>
+    </w:p>
+    <w:p>
+      <w:r>
+        <w:lastRenderedPageBreak/>
+        <w:t>pytest</w:t>
+      </w:r>
+    </w:p>
+    <w:p>
+      <w:r>
+        <w:t>When executed, pytest automatically searches the test directories, identifies correctly named test files, runs each test function, and provides a summary showing the number of passed and failed tests.</w:t>
+      </w:r>
+    </w:p>
+    <w:p/>
+    <w:p>
+      <w:pPr>
+        <w:pStyle w:val="Heading3"/>
+      </w:pPr>
+      <w:r>
+        <w:t>Unit</w:t>
+      </w:r>
+    </w:p>
+    <w:p>
+      <w:r>
+        <w:t>Unit testing is testing method that pays specific attention to an individual component (unit) of code.</w:t>
+      </w:r>
+      <w:sdt>
+        <w:sdtPr>
+          <w:id w:val="-1297912567"/>
+          <w:citation/>
+        </w:sdtPr>
+        <w:sdtContent>
+          <w:r>
+            <w:fldChar w:fldCharType="begin"/>
+          </w:r>
+          <w:r>
+            <w:rPr>
+              <w:lang w:val="en-GB"/>
+            </w:rPr>
+            <w:instrText xml:space="preserve"> CITATION Pow25 \l 2057 </w:instrText>
+          </w:r>
+          <w:r>
+            <w:fldChar w:fldCharType="separate"/>
+          </w:r>
+          <w:r>
+            <w:rPr>
+              <w:noProof/>
+              <w:lang w:val="en-GB"/>
+            </w:rPr>
+            <w:t xml:space="preserve"> </w:t>
+          </w:r>
+          <w:r>
+            <w:rPr>
+              <w:noProof/>
+              <w:lang w:val="en-GB"/>
+            </w:rPr>
+            <w:t>(Powell &amp; Smalley, 2025)</w:t>
+          </w:r>
+          <w:r>
+            <w:fldChar w:fldCharType="end"/>
+          </w:r>
+        </w:sdtContent>
+      </w:sdt>
+    </w:p>
+    <w:p>
+      <w:r>
+        <w:t>The idea is you have working code committed to the codebase instead of figuring out what works and what doesn’t right at the end, this concept is known as “shift left”.</w:t>
+      </w:r>
+    </w:p>
+    <w:p>
+      <w:pPr>
+        <w:pStyle w:val="Heading4"/>
+      </w:pPr>
+      <w:r>
+        <w:t>Plan</w:t>
+      </w:r>
+    </w:p>
+    <w:p>
+      <w:r>
+        <w:t>Unit testing was performed using pytest. The primary focus of automated unit testing was the driver generation module, ensuring that randomly generated drivers satisfied the constraints defined by the simulation design. Each test was designed to verify a specific requirement of the driver generation system.</w:t>
+      </w:r>
+    </w:p>
+    <w:tbl>
+      <w:tblPr>
+        <w:tblStyle w:val="GridTable3-Accent1"/>
+        <w:tblW w:w="0" w:type="auto"/>
+        <w:tblLook w:val="0620" w:firstRow="1" w:lastRow="0" w:firstColumn="0" w:lastColumn="0" w:noHBand="1" w:noVBand="1"/>
+      </w:tblPr>
+      <w:tblGrid>
+        <w:gridCol w:w="678"/>
+        <w:gridCol w:w="2402"/>
+        <w:gridCol w:w="1499"/>
+        <w:gridCol w:w="1545"/>
+        <w:gridCol w:w="2902"/>
+      </w:tblGrid>
+      <w:tr>
+        <w:trPr>
+          <w:cnfStyle w:val="100000000000" w:firstRow="1" w:lastRow="0" w:firstColumn="0" w:lastColumn="0" w:oddVBand="0" w:evenVBand="0" w:oddHBand="0" w:evenHBand="0" w:firstRowFirstColumn="0" w:firstRowLastColumn="0" w:lastRowFirstColumn="0" w:lastRowLastColumn="0"/>
+        </w:trPr>
+        <w:tc>
+          <w:tcPr>
+            <w:tcW w:w="0" w:type="auto"/>
+            <w:vAlign w:val="center"/>
+            <w:hideMark/>
+          </w:tcPr>
+          <w:p>
+            <w:pPr>
+              <w:spacing w:after="160" w:line="259" w:lineRule="auto"/>
+              <w:jc w:val="center"/>
+            </w:pPr>
+            <w:r>
+              <w:t>Test ID</w:t>
+            </w:r>
+          </w:p>
+        </w:tc>
+        <w:tc>
+          <w:tcPr>
+            <w:tcW w:w="0" w:type="auto"/>
+            <w:vAlign w:val="center"/>
+            <w:hideMark/>
+          </w:tcPr>
+          <w:p>
+            <w:pPr>
+              <w:spacing w:after="160" w:line="259" w:lineRule="auto"/>
+              <w:jc w:val="center"/>
+            </w:pPr>
+            <w:r>
+              <w:t>Test Description</w:t>
+            </w:r>
+          </w:p>
+        </w:tc>
+        <w:tc>
+          <w:tcPr>
+            <w:tcW w:w="0" w:type="auto"/>
+            <w:vAlign w:val="center"/>
+            <w:hideMark/>
+          </w:tcPr>
+          <w:p>
+            <w:pPr>
+              <w:spacing w:after="160" w:line="259" w:lineRule="auto"/>
+              <w:jc w:val="center"/>
+            </w:pPr>
+            <w:r>
+              <w:t>Component</w:t>
+            </w:r>
+            <w:r>
+              <w:t xml:space="preserve"> </w:t>
+            </w:r>
+            <w:r>
+              <w:t>Tested</w:t>
+            </w:r>
+          </w:p>
+        </w:tc>
+        <w:tc>
+          <w:tcPr>
+            <w:tcW w:w="0" w:type="auto"/>
+            <w:vAlign w:val="center"/>
+            <w:hideMark/>
+          </w:tcPr>
+          <w:p>
+            <w:pPr>
+              <w:spacing w:after="160" w:line="259" w:lineRule="auto"/>
+              <w:jc w:val="center"/>
+            </w:pPr>
+            <w:r>
+              <w:t>Test Method</w:t>
+            </w:r>
+          </w:p>
+        </w:tc>
+        <w:tc>
+          <w:tcPr>
+            <w:tcW w:w="0" w:type="auto"/>
+            <w:vAlign w:val="center"/>
+            <w:hideMark/>
+          </w:tcPr>
+          <w:p>
+            <w:pPr>
+              <w:spacing w:after="160" w:line="259" w:lineRule="auto"/>
+              <w:jc w:val="center"/>
+            </w:pPr>
+            <w:r>
+              <w:t>Expected Result</w:t>
+            </w:r>
+          </w:p>
+        </w:tc>
+      </w:tr>
+      <w:tr>
+        <w:tc>
+          <w:tcPr>
+            <w:tcW w:w="0" w:type="auto"/>
+            <w:vAlign w:val="center"/>
+            <w:hideMark/>
+          </w:tcPr>
+          <w:p>
+            <w:pPr>
+              <w:spacing w:after="160" w:line="259" w:lineRule="auto"/>
+              <w:jc w:val="center"/>
+            </w:pPr>
+            <w:r>
+              <w:t>UT-01</w:t>
+            </w:r>
+          </w:p>
+        </w:tc>
+        <w:tc>
+          <w:tcPr>
+            <w:tcW w:w="0" w:type="auto"/>
+            <w:vAlign w:val="center"/>
+            <w:hideMark/>
+          </w:tcPr>
+          <w:p>
+            <w:pPr>
+              <w:spacing w:after="160" w:line="259" w:lineRule="auto"/>
+              <w:jc w:val="center"/>
+            </w:pPr>
+            <w:r>
+              <w:t>Verify the correct number of drivers are generated</w:t>
+            </w:r>
+          </w:p>
+        </w:tc>
+        <w:tc>
+          <w:tcPr>
+            <w:tcW w:w="0" w:type="auto"/>
+            <w:vAlign w:val="center"/>
+            <w:hideMark/>
+          </w:tcPr>
+          <w:p>
+            <w:pPr>
+              <w:spacing w:after="160" w:line="259" w:lineRule="auto"/>
+              <w:jc w:val="center"/>
+            </w:pPr>
+            <w:r>
+              <w:t>Driver generation</w:t>
+            </w:r>
+          </w:p>
+        </w:tc>
+        <w:tc>
+          <w:tcPr>
+            <w:tcW w:w="0" w:type="auto"/>
+            <w:vAlign w:val="center"/>
+            <w:hideMark/>
+          </w:tcPr>
+          <w:p>
+            <w:pPr>
+              <w:spacing w:after="160" w:line="259" w:lineRule="auto"/>
+              <w:jc w:val="center"/>
+            </w:pPr>
+            <w:r>
+              <w:t>Automated pytest test</w:t>
+            </w:r>
+          </w:p>
+        </w:tc>
+        <w:tc>
+          <w:tcPr>
+            <w:tcW w:w="0" w:type="auto"/>
+            <w:vAlign w:val="center"/>
+            <w:hideMark/>
+          </w:tcPr>
+          <w:p>
+            <w:pPr>
+              <w:spacing w:after="160" w:line="259" w:lineRule="auto"/>
+              <w:jc w:val="center"/>
+            </w:pPr>
+            <w:r>
+              <w:t>The function generates 10 driver objects, matching the race grid size</w:t>
+            </w:r>
+          </w:p>
+        </w:tc>
+      </w:tr>
+      <w:tr>
+        <w:tc>
+          <w:tcPr>
+            <w:tcW w:w="0" w:type="auto"/>
+            <w:vAlign w:val="center"/>
+            <w:hideMark/>
+          </w:tcPr>
+          <w:p>
+            <w:pPr>
+              <w:spacing w:after="160" w:line="259" w:lineRule="auto"/>
+              <w:jc w:val="center"/>
+            </w:pPr>
+            <w:r>
+              <w:t>UT-02</w:t>
+            </w:r>
+          </w:p>
+        </w:tc>
+        <w:tc>
+          <w:tcPr>
+            <w:tcW w:w="0" w:type="auto"/>
+            <w:vAlign w:val="center"/>
+            <w:hideMark/>
+          </w:tcPr>
+          <w:p>
+            <w:pPr>
+              <w:spacing w:after="160" w:line="259" w:lineRule="auto"/>
+              <w:jc w:val="center"/>
+            </w:pPr>
+            <w:r>
+              <w:t>Verify generated drivers have assigned names</w:t>
+            </w:r>
+          </w:p>
+        </w:tc>
+        <w:tc>
+          <w:tcPr>
+            <w:tcW w:w="0" w:type="auto"/>
+            <w:vAlign w:val="center"/>
+            <w:hideMark/>
+          </w:tcPr>
+          <w:p>
+            <w:pPr>
+              <w:spacing w:after="160" w:line="259" w:lineRule="auto"/>
+              <w:jc w:val="center"/>
+            </w:pPr>
+            <w:r>
+              <w:t>Driver generation</w:t>
+            </w:r>
+          </w:p>
+        </w:tc>
+        <w:tc>
+          <w:tcPr>
+            <w:tcW w:w="0" w:type="auto"/>
+            <w:vAlign w:val="center"/>
+            <w:hideMark/>
+          </w:tcPr>
+          <w:p>
+            <w:pPr>
+              <w:spacing w:after="160" w:line="259" w:lineRule="auto"/>
+              <w:jc w:val="center"/>
+            </w:pPr>
+            <w:r>
+              <w:t>Automated pytest test</w:t>
+            </w:r>
+          </w:p>
+        </w:tc>
+        <w:tc>
+          <w:tcPr>
+            <w:tcW w:w="0" w:type="auto"/>
+            <w:vAlign w:val="center"/>
+            <w:hideMark/>
+          </w:tcPr>
+          <w:p>
+            <w:pPr>
+              <w:spacing w:after="160" w:line="259" w:lineRule="auto"/>
+              <w:jc w:val="center"/>
+            </w:pPr>
+            <w:r>
+              <w:t>Every generated driver contains a non-empty name</w:t>
+            </w:r>
+          </w:p>
+        </w:tc>
+      </w:tr>
+      <w:tr>
+        <w:tc>
+          <w:tcPr>
+            <w:tcW w:w="0" w:type="auto"/>
+            <w:vAlign w:val="center"/>
+            <w:hideMark/>
+          </w:tcPr>
+          <w:p>
+            <w:pPr>
+              <w:spacing w:after="160" w:line="259" w:lineRule="auto"/>
+              <w:jc w:val="center"/>
+            </w:pPr>
+            <w:r>
+              <w:t>UT-03</w:t>
+            </w:r>
+          </w:p>
+        </w:tc>
+        <w:tc>
+          <w:tcPr>
+            <w:tcW w:w="0" w:type="auto"/>
+            <w:vAlign w:val="center"/>
+            <w:hideMark/>
+          </w:tcPr>
+          <w:p>
+            <w:pPr>
+              <w:spacing w:after="160" w:line="259" w:lineRule="auto"/>
+              <w:jc w:val="center"/>
+            </w:pPr>
+            <w:r>
+              <w:t>Verify generated nationalities are valid</w:t>
+            </w:r>
+          </w:p>
+        </w:tc>
+        <w:tc>
+          <w:tcPr>
+            <w:tcW w:w="0" w:type="auto"/>
+            <w:vAlign w:val="center"/>
+            <w:hideMark/>
+          </w:tcPr>
+          <w:p>
+            <w:pPr>
+              <w:spacing w:after="160" w:line="259" w:lineRule="auto"/>
+              <w:jc w:val="center"/>
+            </w:pPr>
+            <w:r>
+              <w:t>Driver generation</w:t>
+            </w:r>
+          </w:p>
+        </w:tc>
+        <w:tc>
+          <w:tcPr>
+            <w:tcW w:w="0" w:type="auto"/>
+            <w:vAlign w:val="center"/>
+            <w:hideMark/>
+          </w:tcPr>
+          <w:p>
+            <w:pPr>
+              <w:spacing w:after="160" w:line="259" w:lineRule="auto"/>
+              <w:jc w:val="center"/>
+            </w:pPr>
+            <w:r>
+              <w:t>Automated pytest test</w:t>
+            </w:r>
+          </w:p>
+        </w:tc>
+        <w:tc>
+          <w:tcPr>
+            <w:tcW w:w="0" w:type="auto"/>
+            <w:vAlign w:val="center"/>
+            <w:hideMark/>
+          </w:tcPr>
+          <w:p>
+            <w:pPr>
+              <w:spacing w:after="160" w:line="259" w:lineRule="auto"/>
+              <w:jc w:val="center"/>
+            </w:pPr>
+            <w:r>
+              <w:t>All driver nationalities exist within the predefined nationality list</w:t>
+            </w:r>
+          </w:p>
+        </w:tc>
+      </w:tr>
+      <w:tr>
+        <w:tc>
+          <w:tcPr>
+            <w:tcW w:w="0" w:type="auto"/>
+            <w:vAlign w:val="center"/>
+            <w:hideMark/>
+          </w:tcPr>
+          <w:p>
+            <w:pPr>
+              <w:spacing w:after="160" w:line="259" w:lineRule="auto"/>
+              <w:jc w:val="center"/>
+            </w:pPr>
+            <w:r>
+              <w:t>UT-04</w:t>
+            </w:r>
+          </w:p>
+        </w:tc>
+        <w:tc>
+          <w:tcPr>
+            <w:tcW w:w="0" w:type="auto"/>
+            <w:vAlign w:val="center"/>
+            <w:hideMark/>
+          </w:tcPr>
+          <w:p>
+            <w:pPr>
+              <w:spacing w:after="160" w:line="259" w:lineRule="auto"/>
+              <w:jc w:val="center"/>
+            </w:pPr>
+            <w:r>
+              <w:t>Verify generated racing archetypes are valid</w:t>
+            </w:r>
+          </w:p>
+        </w:tc>
+        <w:tc>
+          <w:tcPr>
+            <w:tcW w:w="0" w:type="auto"/>
+            <w:vAlign w:val="center"/>
+            <w:hideMark/>
+          </w:tcPr>
+          <w:p>
+            <w:pPr>
+              <w:spacing w:after="160" w:line="259" w:lineRule="auto"/>
+              <w:jc w:val="center"/>
+            </w:pPr>
+            <w:r>
+              <w:t>Driver generation</w:t>
+            </w:r>
+          </w:p>
+        </w:tc>
+        <w:tc>
+          <w:tcPr>
+            <w:tcW w:w="0" w:type="auto"/>
+            <w:vAlign w:val="center"/>
+            <w:hideMark/>
+          </w:tcPr>
+          <w:p>
+            <w:pPr>
+              <w:spacing w:after="160" w:line="259" w:lineRule="auto"/>
+              <w:jc w:val="center"/>
+            </w:pPr>
+            <w:r>
+              <w:t>Automated pytest test</w:t>
+            </w:r>
+          </w:p>
+        </w:tc>
+        <w:tc>
+          <w:tcPr>
+            <w:tcW w:w="0" w:type="auto"/>
+            <w:vAlign w:val="center"/>
+            <w:hideMark/>
+          </w:tcPr>
+          <w:p>
+            <w:pPr>
+              <w:spacing w:after="160" w:line="259" w:lineRule="auto"/>
+              <w:jc w:val="center"/>
+            </w:pPr>
+            <w:r>
+              <w:t>All driver archetypes exist within the predefined archetype list</w:t>
+            </w:r>
+          </w:p>
+        </w:tc>
+      </w:tr>
+      <w:tr>
+        <w:tc>
+          <w:tcPr>
+            <w:tcW w:w="0" w:type="auto"/>
+            <w:vAlign w:val="center"/>
+            <w:hideMark/>
+          </w:tcPr>
+          <w:p>
+            <w:pPr>
+              <w:spacing w:after="160" w:line="259" w:lineRule="auto"/>
+              <w:jc w:val="center"/>
+            </w:pPr>
+            <w:r>
+              <w:t>UT-05</w:t>
+            </w:r>
+          </w:p>
+        </w:tc>
+        <w:tc>
+          <w:tcPr>
+            <w:tcW w:w="0" w:type="auto"/>
+            <w:vAlign w:val="center"/>
+            <w:hideMark/>
+          </w:tcPr>
+          <w:p>
+            <w:pPr>
+              <w:spacing w:after="160" w:line="259" w:lineRule="auto"/>
+              <w:jc w:val="center"/>
+            </w:pPr>
+            <w:r>
+              <w:t>Verify driver age constraints</w:t>
+            </w:r>
+          </w:p>
+        </w:tc>
+        <w:tc>
+          <w:tcPr>
+            <w:tcW w:w="0" w:type="auto"/>
+            <w:vAlign w:val="center"/>
+            <w:hideMark/>
+          </w:tcPr>
+          <w:p>
+            <w:pPr>
+              <w:spacing w:after="160" w:line="259" w:lineRule="auto"/>
+              <w:jc w:val="center"/>
+            </w:pPr>
+            <w:r>
+              <w:t>Driver generation</w:t>
+            </w:r>
+          </w:p>
+        </w:tc>
+        <w:tc>
+          <w:tcPr>
+            <w:tcW w:w="0" w:type="auto"/>
+            <w:vAlign w:val="center"/>
+            <w:hideMark/>
+          </w:tcPr>
+          <w:p>
+            <w:pPr>
+              <w:spacing w:after="160" w:line="259" w:lineRule="auto"/>
+              <w:jc w:val="center"/>
+            </w:pPr>
+            <w:r>
+              <w:t>Automated pytest test</w:t>
+            </w:r>
+          </w:p>
+        </w:tc>
+        <w:tc>
+          <w:tcPr>
+            <w:tcW w:w="0" w:type="auto"/>
+            <w:vAlign w:val="center"/>
+            <w:hideMark/>
+          </w:tcPr>
+          <w:p>
+            <w:pPr>
+              <w:spacing w:after="160" w:line="259" w:lineRule="auto"/>
+              <w:jc w:val="center"/>
+            </w:pPr>
+            <w:r>
+              <w:t xml:space="preserve">All generated drivers </w:t>
+            </w:r>
+            <w:r>
+              <w:t>are</w:t>
+            </w:r>
+            <w:r>
+              <w:t xml:space="preserve"> an age between 16 and 50</w:t>
+            </w:r>
+          </w:p>
+        </w:tc>
+      </w:tr>
+      <w:tr>
+        <w:tc>
+          <w:tcPr>
+            <w:tcW w:w="0" w:type="auto"/>
+            <w:vAlign w:val="center"/>
+            <w:hideMark/>
+          </w:tcPr>
+          <w:p>
+            <w:pPr>
+              <w:spacing w:after="160" w:line="259" w:lineRule="auto"/>
+              <w:jc w:val="center"/>
+            </w:pPr>
+            <w:r>
+              <w:t>UT-06</w:t>
+            </w:r>
+          </w:p>
+        </w:tc>
+        <w:tc>
+          <w:tcPr>
+            <w:tcW w:w="0" w:type="auto"/>
+            <w:vAlign w:val="center"/>
+            <w:hideMark/>
+          </w:tcPr>
+          <w:p>
+            <w:pPr>
+              <w:spacing w:after="160" w:line="259" w:lineRule="auto"/>
+              <w:jc w:val="center"/>
+            </w:pPr>
+            <w:r>
+              <w:t>Verify driver speed attribute range</w:t>
+            </w:r>
+          </w:p>
+        </w:tc>
+        <w:tc>
+          <w:tcPr>
+            <w:tcW w:w="0" w:type="auto"/>
+            <w:vAlign w:val="center"/>
+            <w:hideMark/>
+          </w:tcPr>
+          <w:p>
+            <w:pPr>
+              <w:spacing w:after="160" w:line="259" w:lineRule="auto"/>
+              <w:jc w:val="center"/>
+            </w:pPr>
+            <w:r>
+              <w:t>Driver statistics</w:t>
+            </w:r>
+          </w:p>
+        </w:tc>
+        <w:tc>
+          <w:tcPr>
+            <w:tcW w:w="0" w:type="auto"/>
+            <w:vAlign w:val="center"/>
+            <w:hideMark/>
+          </w:tcPr>
+          <w:p>
+            <w:pPr>
+              <w:spacing w:after="160" w:line="259" w:lineRule="auto"/>
+              <w:jc w:val="center"/>
+            </w:pPr>
+            <w:r>
+              <w:t>Automated pytest test</w:t>
+            </w:r>
+          </w:p>
+        </w:tc>
+        <w:tc>
+          <w:tcPr>
+            <w:tcW w:w="0" w:type="auto"/>
+            <w:vAlign w:val="center"/>
+            <w:hideMark/>
+          </w:tcPr>
+          <w:p>
+            <w:pPr>
+              <w:spacing w:after="160" w:line="259" w:lineRule="auto"/>
+              <w:jc w:val="center"/>
+            </w:pPr>
+            <w:r>
+              <w:t>Speed values are between 0 and 100</w:t>
+            </w:r>
+          </w:p>
+        </w:tc>
+      </w:tr>
+      <w:tr>
+        <w:tc>
+          <w:tcPr>
+            <w:tcW w:w="0" w:type="auto"/>
+            <w:vAlign w:val="center"/>
+            <w:hideMark/>
+          </w:tcPr>
+          <w:p>
+            <w:pPr>
+              <w:spacing w:after="160" w:line="259" w:lineRule="auto"/>
+              <w:jc w:val="center"/>
+            </w:pPr>
+            <w:r>
+              <w:t>UT-07</w:t>
+            </w:r>
+          </w:p>
+        </w:tc>
+        <w:tc>
+          <w:tcPr>
+            <w:tcW w:w="0" w:type="auto"/>
+            <w:vAlign w:val="center"/>
+            <w:hideMark/>
+          </w:tcPr>
+          <w:p>
+            <w:pPr>
+              <w:spacing w:after="160" w:line="259" w:lineRule="auto"/>
+              <w:jc w:val="center"/>
+            </w:pPr>
+            <w:r>
+              <w:t>Verify driver handling attribute range</w:t>
+            </w:r>
+          </w:p>
+        </w:tc>
+        <w:tc>
+          <w:tcPr>
+            <w:tcW w:w="0" w:type="auto"/>
+            <w:vAlign w:val="center"/>
+            <w:hideMark/>
+          </w:tcPr>
+          <w:p>
+            <w:pPr>
+              <w:spacing w:after="160" w:line="259" w:lineRule="auto"/>
+              <w:jc w:val="center"/>
+            </w:pPr>
+            <w:r>
+              <w:t>Driver statistics</w:t>
+            </w:r>
+          </w:p>
+        </w:tc>
+        <w:tc>
+          <w:tcPr>
+            <w:tcW w:w="0" w:type="auto"/>
+            <w:vAlign w:val="center"/>
+            <w:hideMark/>
+          </w:tcPr>
+          <w:p>
+            <w:pPr>
+              <w:spacing w:after="160" w:line="259" w:lineRule="auto"/>
+              <w:jc w:val="center"/>
+            </w:pPr>
+            <w:r>
+              <w:t>Automated pytest test</w:t>
+            </w:r>
+          </w:p>
+        </w:tc>
+        <w:tc>
+          <w:tcPr>
+            <w:tcW w:w="0" w:type="auto"/>
+            <w:vAlign w:val="center"/>
+            <w:hideMark/>
+          </w:tcPr>
+          <w:p>
+            <w:pPr>
+              <w:spacing w:after="160" w:line="259" w:lineRule="auto"/>
+              <w:jc w:val="center"/>
+            </w:pPr>
+            <w:r>
+              <w:t>Handling values are between 0 and 100</w:t>
+            </w:r>
+          </w:p>
+        </w:tc>
+      </w:tr>
+      <w:tr>
+        <w:tc>
+          <w:tcPr>
+            <w:tcW w:w="0" w:type="auto"/>
+            <w:vAlign w:val="center"/>
+            <w:hideMark/>
+          </w:tcPr>
+          <w:p>
+            <w:pPr>
+              <w:spacing w:after="160" w:line="259" w:lineRule="auto"/>
+              <w:jc w:val="center"/>
+            </w:pPr>
+            <w:r>
+              <w:t>UT-08</w:t>
+            </w:r>
+          </w:p>
+        </w:tc>
+        <w:tc>
+          <w:tcPr>
+            <w:tcW w:w="0" w:type="auto"/>
+            <w:vAlign w:val="center"/>
+            <w:hideMark/>
+          </w:tcPr>
+          <w:p>
+            <w:pPr>
+              <w:spacing w:after="160" w:line="259" w:lineRule="auto"/>
+              <w:jc w:val="center"/>
+            </w:pPr>
+            <w:r>
+              <w:t>Verify driver aggression attribute range</w:t>
+            </w:r>
+          </w:p>
+        </w:tc>
+        <w:tc>
+          <w:tcPr>
+            <w:tcW w:w="0" w:type="auto"/>
+            <w:vAlign w:val="center"/>
+            <w:hideMark/>
+          </w:tcPr>
+          <w:p>
+            <w:pPr>
+              <w:spacing w:after="160" w:line="259" w:lineRule="auto"/>
+              <w:jc w:val="center"/>
+            </w:pPr>
+            <w:r>
+              <w:t>Driver statistics</w:t>
+            </w:r>
+          </w:p>
+        </w:tc>
+        <w:tc>
+          <w:tcPr>
+            <w:tcW w:w="0" w:type="auto"/>
+            <w:vAlign w:val="center"/>
+            <w:hideMark/>
+          </w:tcPr>
+          <w:p>
+            <w:pPr>
+              <w:spacing w:after="160" w:line="259" w:lineRule="auto"/>
+              <w:jc w:val="center"/>
+            </w:pPr>
+            <w:r>
+              <w:t>Automated pytest test</w:t>
+            </w:r>
+          </w:p>
+        </w:tc>
+        <w:tc>
+          <w:tcPr>
+            <w:tcW w:w="0" w:type="auto"/>
+            <w:vAlign w:val="center"/>
+            <w:hideMark/>
+          </w:tcPr>
+          <w:p>
+            <w:pPr>
+              <w:spacing w:after="160" w:line="259" w:lineRule="auto"/>
+              <w:jc w:val="center"/>
+            </w:pPr>
+            <w:r>
+              <w:t>Aggression values are between 0 and 100</w:t>
+            </w:r>
+          </w:p>
+        </w:tc>
+      </w:tr>
+      <w:tr>
+        <w:tc>
+          <w:tcPr>
+            <w:tcW w:w="0" w:type="auto"/>
+            <w:vAlign w:val="center"/>
+            <w:hideMark/>
+          </w:tcPr>
+          <w:p>
+            <w:pPr>
+              <w:spacing w:after="160" w:line="259" w:lineRule="auto"/>
+              <w:jc w:val="center"/>
+            </w:pPr>
+            <w:r>
+              <w:lastRenderedPageBreak/>
+              <w:t>UT-09</w:t>
+            </w:r>
+          </w:p>
+        </w:tc>
+        <w:tc>
+          <w:tcPr>
+            <w:tcW w:w="0" w:type="auto"/>
+            <w:vAlign w:val="center"/>
+            <w:hideMark/>
+          </w:tcPr>
+          <w:p>
+            <w:pPr>
+              <w:spacing w:after="160" w:line="259" w:lineRule="auto"/>
+              <w:jc w:val="center"/>
+            </w:pPr>
+            <w:r>
+              <w:t>Verify driver consistency attribute range</w:t>
+            </w:r>
+          </w:p>
+        </w:tc>
+        <w:tc>
+          <w:tcPr>
+            <w:tcW w:w="0" w:type="auto"/>
+            <w:vAlign w:val="center"/>
+            <w:hideMark/>
+          </w:tcPr>
+          <w:p>
+            <w:pPr>
+              <w:spacing w:after="160" w:line="259" w:lineRule="auto"/>
+              <w:jc w:val="center"/>
+            </w:pPr>
+            <w:r>
+              <w:t>Driver statistics</w:t>
+            </w:r>
+          </w:p>
+        </w:tc>
+        <w:tc>
+          <w:tcPr>
+            <w:tcW w:w="0" w:type="auto"/>
+            <w:vAlign w:val="center"/>
+            <w:hideMark/>
+          </w:tcPr>
+          <w:p>
+            <w:pPr>
+              <w:spacing w:after="160" w:line="259" w:lineRule="auto"/>
+              <w:jc w:val="center"/>
+            </w:pPr>
+            <w:r>
+              <w:t>Automated pytest test</w:t>
+            </w:r>
+          </w:p>
+        </w:tc>
+        <w:tc>
+          <w:tcPr>
+            <w:tcW w:w="0" w:type="auto"/>
+            <w:vAlign w:val="center"/>
+            <w:hideMark/>
+          </w:tcPr>
+          <w:p>
+            <w:pPr>
+              <w:spacing w:after="160" w:line="259" w:lineRule="auto"/>
+              <w:jc w:val="center"/>
+            </w:pPr>
+            <w:r>
+              <w:t>Consistency values are between 0 and 100</w:t>
+            </w:r>
+          </w:p>
+        </w:tc>
+      </w:tr>
+      <w:tr>
+        <w:tc>
+          <w:tcPr>
+            <w:tcW w:w="0" w:type="auto"/>
+            <w:vAlign w:val="center"/>
+            <w:hideMark/>
+          </w:tcPr>
+          <w:p>
+            <w:pPr>
+              <w:spacing w:after="160" w:line="259" w:lineRule="auto"/>
+              <w:jc w:val="center"/>
+            </w:pPr>
+            <w:r>
+              <w:t>UT-10</w:t>
+            </w:r>
+          </w:p>
+        </w:tc>
+        <w:tc>
+          <w:tcPr>
+            <w:tcW w:w="0" w:type="auto"/>
+            <w:vAlign w:val="center"/>
+            <w:hideMark/>
+          </w:tcPr>
+          <w:p>
+            <w:pPr>
+              <w:spacing w:after="160" w:line="259" w:lineRule="auto"/>
+              <w:jc w:val="center"/>
+            </w:pPr>
+            <w:r>
+              <w:t>Verify driver ID uniqueness</w:t>
+            </w:r>
+          </w:p>
+        </w:tc>
+        <w:tc>
+          <w:tcPr>
+            <w:tcW w:w="0" w:type="auto"/>
+            <w:vAlign w:val="center"/>
+            <w:hideMark/>
+          </w:tcPr>
+          <w:p>
+            <w:pPr>
+              <w:spacing w:after="160" w:line="259" w:lineRule="auto"/>
+              <w:jc w:val="center"/>
+            </w:pPr>
+            <w:r>
+              <w:t>Driver generation</w:t>
+            </w:r>
+          </w:p>
+        </w:tc>
+        <w:tc>
+          <w:tcPr>
+            <w:tcW w:w="0" w:type="auto"/>
+            <w:vAlign w:val="center"/>
+            <w:hideMark/>
+          </w:tcPr>
+          <w:p>
+            <w:pPr>
+              <w:spacing w:after="160" w:line="259" w:lineRule="auto"/>
+              <w:jc w:val="center"/>
+            </w:pPr>
+            <w:r>
+              <w:t>Automated pytest test</w:t>
+            </w:r>
+          </w:p>
+        </w:tc>
+        <w:tc>
+          <w:tcPr>
+            <w:tcW w:w="0" w:type="auto"/>
+            <w:vAlign w:val="center"/>
+            <w:hideMark/>
+          </w:tcPr>
+          <w:p>
+            <w:pPr>
+              <w:spacing w:after="160" w:line="259" w:lineRule="auto"/>
+              <w:jc w:val="center"/>
+            </w:pPr>
+            <w:r>
+              <w:t>No duplicate driver IDs are generated</w:t>
+            </w:r>
+          </w:p>
+        </w:tc>
+      </w:tr>
+      <w:tr>
+        <w:tc>
+          <w:tcPr>
+            <w:tcW w:w="0" w:type="auto"/>
+            <w:vAlign w:val="center"/>
+            <w:hideMark/>
+          </w:tcPr>
+          <w:p>
+            <w:pPr>
+              <w:spacing w:after="160" w:line="259" w:lineRule="auto"/>
+              <w:jc w:val="center"/>
+            </w:pPr>
+            <w:r>
+              <w:t>UT-11</w:t>
+            </w:r>
+          </w:p>
+        </w:tc>
+        <w:tc>
+          <w:tcPr>
+            <w:tcW w:w="0" w:type="auto"/>
+            <w:vAlign w:val="center"/>
+            <w:hideMark/>
+          </w:tcPr>
+          <w:p>
+            <w:pPr>
+              <w:spacing w:after="160" w:line="259" w:lineRule="auto"/>
+              <w:jc w:val="center"/>
+            </w:pPr>
+            <w:r>
+              <w:t>Verify driver name uniqueness</w:t>
+            </w:r>
+          </w:p>
+        </w:tc>
+        <w:tc>
+          <w:tcPr>
+            <w:tcW w:w="0" w:type="auto"/>
+            <w:vAlign w:val="center"/>
+            <w:hideMark/>
+          </w:tcPr>
+          <w:p>
+            <w:pPr>
+              <w:spacing w:after="160" w:line="259" w:lineRule="auto"/>
+              <w:jc w:val="center"/>
+            </w:pPr>
+            <w:r>
+              <w:t>Driver generation</w:t>
+            </w:r>
+          </w:p>
+        </w:tc>
+        <w:tc>
+          <w:tcPr>
+            <w:tcW w:w="0" w:type="auto"/>
+            <w:vAlign w:val="center"/>
+            <w:hideMark/>
+          </w:tcPr>
+          <w:p>
+            <w:pPr>
+              <w:spacing w:after="160" w:line="259" w:lineRule="auto"/>
+              <w:jc w:val="center"/>
+            </w:pPr>
+            <w:r>
+              <w:t>Automated pytest test</w:t>
+            </w:r>
+          </w:p>
+        </w:tc>
+        <w:tc>
+          <w:tcPr>
+            <w:tcW w:w="0" w:type="auto"/>
+            <w:vAlign w:val="center"/>
+            <w:hideMark/>
+          </w:tcPr>
+          <w:p>
+            <w:pPr>
+              <w:spacing w:after="160" w:line="259" w:lineRule="auto"/>
+              <w:jc w:val="center"/>
+            </w:pPr>
+            <w:r>
+              <w:t>No duplicate driver names are generated</w:t>
+            </w:r>
+          </w:p>
+        </w:tc>
+      </w:tr>
+    </w:tbl>
+    <w:p>
+      <w:pPr>
+        <w:pStyle w:val="Heading4"/>
+      </w:pPr>
+      <w:r>
+        <w:t>Results</w:t>
+      </w:r>
+    </w:p>
+    <w:p>
+      <w:r>
+        <w:rPr>
+          <w:noProof/>
+        </w:rPr>
+        <w:drawing>
+          <wp:inline distT="0" distB="0" distL="0" distR="0" wp14:anchorId="07B1DBCB" wp14:editId="4D49AFF2">
+            <wp:extent cx="5257143" cy="2580952"/>
+            <wp:effectExtent l="0" t="0" r="1270" b="0"/>
+            <wp:docPr id="501502439" name="Picture 1"/>
+            <wp:cNvGraphicFramePr>
+              <a:graphicFrameLocks xmlns:a="http://schemas.openxmlformats.org/drawingml/2006/main" noChangeAspect="1"/>
+            </wp:cNvGraphicFramePr>
+            <a:graphic xmlns:a="http://schemas.openxmlformats.org/drawingml/2006/main">
+              <a:graphicData uri="http://schemas.openxmlformats.org/drawingml/2006/picture">
+                <pic:pic xmlns:pic="http://schemas.openxmlformats.org/drawingml/2006/picture">
+                  <pic:nvPicPr>
+                    <pic:cNvPr id="501502439" name=""/>
+                    <pic:cNvPicPr/>
+                  </pic:nvPicPr>
+                  <pic:blipFill>
+                    <a:blip r:embed="rId40"/>
+                    <a:stretch>
+                      <a:fillRect/>
+                    </a:stretch>
+                  </pic:blipFill>
+                  <pic:spPr>
+                    <a:xfrm>
+                      <a:off x="0" y="0"/>
+                      <a:ext cx="5257143" cy="2580952"/>
+                    </a:xfrm>
+                    <a:prstGeom prst="rect">
+                      <a:avLst/>
+                    </a:prstGeom>
+                  </pic:spPr>
+                </pic:pic>
+              </a:graphicData>
+            </a:graphic>
+          </wp:inline>
+        </w:drawing>
+      </w:r>
+    </w:p>
+    <w:p>
+      <w:pPr>
+        <w:pStyle w:val="Heading3"/>
+      </w:pPr>
+      <w:r>
+        <w:t>System</w:t>
+      </w:r>
+    </w:p>
+    <w:p>
+      <w:pPr>
+        <w:pStyle w:val="Heading3"/>
+      </w:pPr>
+      <w:r>
+        <w:t>Integration</w:t>
       </w:r>
     </w:p>
     <w:p>
@@ -13129,7 +14760,7 @@
           <w:noProof/>
         </w:rPr>
         <w:drawing>
-          <wp:inline distT="0" distB="0" distL="0" distR="0" wp14:anchorId="15905F45" wp14:editId="4C508048">
+          <wp:inline distT="0" distB="0" distL="0" distR="0" wp14:anchorId="15905F45" wp14:editId="4CB2F944">
             <wp:extent cx="1724025" cy="1228725"/>
             <wp:effectExtent l="0" t="0" r="0" b="0"/>
             <wp:docPr id="1287158093" name="Picture 4" descr="A blue and white logo&#10;&#10;AI-generated content may be incorrect."/>
@@ -13146,7 +14777,7 @@
                     </pic:cNvPicPr>
                   </pic:nvPicPr>
                   <pic:blipFill>
-                    <a:blip r:embed="rId40" cstate="print">
+                    <a:blip r:embed="rId41" cstate="print">
                       <a:extLst>
                         <a:ext uri="{28A0092B-C50C-407E-A947-70E740481C1C}">
                           <a14:useLocalDpi xmlns:a14="http://schemas.microsoft.com/office/drawing/2010/main" val="0"/>
@@ -13476,15 +15107,7 @@
     </w:p>
     <w:p>
       <w:r>
-        <w:t xml:space="preserve">Momentum uses Python for both the front-end dashboards and the back-end simulation logic and database management. The system relies on NumPy for fast calculations, Pandas for handling data, and SciPy for advanced statistics. The database uses SQLite to store all the information about drivers, teams, tracks, and championships, making it easy to save and load multi-season histories. All content creation and generation </w:t>
-      </w:r>
-      <w:proofErr w:type="gramStart"/>
-      <w:r>
-        <w:t>is</w:t>
-      </w:r>
-      <w:proofErr w:type="gramEnd"/>
-      <w:r>
-        <w:t xml:space="preserve"> handled by the database management system.</w:t>
+        <w:t>Momentum uses Python for both the front-end dashboards and the back-end simulation logic and database management. The system relies on NumPy for fast calculations, Pandas for handling data, and SciPy for advanced statistics. The database uses SQLite to store all the information about drivers, teams, tracks, and championships, making it easy to save and load multi-season histories. All content creation and generation is handled by the database management system.</w:t>
       </w:r>
     </w:p>
     <w:p>
@@ -13501,23 +15124,7 @@
     </w:p>
     <w:p>
       <w:r>
-        <w:t xml:space="preserve">Race results are produced by a real-time, </w:t>
-      </w:r>
-      <w:proofErr w:type="gramStart"/>
-      <w:r>
-        <w:t>agent based</w:t>
-      </w:r>
-      <w:proofErr w:type="gramEnd"/>
-      <w:r>
-        <w:t xml:space="preserve"> engine. Each driver is modelled as an autonomous AI agent that makes decisions on every simulation tick, targeting a frame rate of about 30 ticks per second. Agents consider their attributes, car condition, tyre state, fuel, nearby rivals, team orders and track conditions when choosing actions such as attack, defend, overtake or conserve. Discipline specific rules are applied by the engine to reflect differences between single seater, rally, endurance and other formats. Randomness is retained for low probability events such as mechanical failures or </w:t>
-      </w:r>
-      <w:proofErr w:type="gramStart"/>
-      <w:r>
-        <w:t>incidents</w:t>
-      </w:r>
-      <w:proofErr w:type="gramEnd"/>
-      <w:r>
-        <w:t xml:space="preserve"> so outcomes remain unpredictable, but most race behaviour emerges from agent interactions rather than repeated sampling. Performance sensitive results are cached where appropriate to keep leaderboards and UI queries responsive.</w:t>
+        <w:t>Race results are produced by a real-time, agent based engine. Each driver is modelled as an autonomous AI agent that makes decisions on every simulation tick, targeting a frame rate of about 30 ticks per second. Agents consider their attributes, car condition, tyre state, fuel, nearby rivals, team orders and track conditions when choosing actions such as attack, defend, overtake or conserve. Discipline specific rules are applied by the engine to reflect differences between single seater, rally, endurance and other formats. Randomness is retained for low probability events such as mechanical failures or incidents so outcomes remain unpredictable, but most race behaviour emerges from agent interactions rather than repeated sampling. Performance sensitive results are cached where appropriate to keep leaderboards and UI queries responsive.</w:t>
       </w:r>
     </w:p>
     <w:p>
@@ -13907,7 +15514,7 @@
           <w:noProof/>
         </w:rPr>
         <w:drawing>
-          <wp:inline distT="0" distB="0" distL="0" distR="0" wp14:anchorId="4440363F" wp14:editId="0126E5F4">
+          <wp:inline distT="0" distB="0" distL="0" distR="0" wp14:anchorId="4440363F" wp14:editId="1F4C49AB">
             <wp:extent cx="5486400" cy="3838575"/>
             <wp:effectExtent l="0" t="0" r="0" b="9525"/>
             <wp:docPr id="383730404" name="Picture 3" descr="A screenshot of a computer program&#10;&#10;AI-generated content may be incorrect."/>
@@ -13924,7 +15531,7 @@
                     </pic:cNvPicPr>
                   </pic:nvPicPr>
                   <pic:blipFill>
-                    <a:blip r:embed="rId41" cstate="print">
+                    <a:blip r:embed="rId42" cstate="print">
                       <a:extLst>
                         <a:ext uri="{28A0092B-C50C-407E-A947-70E740481C1C}">
                           <a14:useLocalDpi xmlns:a14="http://schemas.microsoft.com/office/drawing/2010/main" val="0"/>
@@ -14759,15 +16366,7 @@
               <w:jc w:val="both"/>
             </w:pPr>
             <w:r>
-              <w:t xml:space="preserve">I started building a Python prototype for my game. I began work on </w:t>
-            </w:r>
-            <w:proofErr w:type="gramStart"/>
-            <w:r>
-              <w:t>the team</w:t>
-            </w:r>
-            <w:proofErr w:type="gramEnd"/>
-            <w:r>
-              <w:t xml:space="preserve"> management, car development, financial management, and the race weekend structure and connected them through a basic Python GUI. The current version is only a prototype. None of the systems are fully finished, and the race simulation is not yet implemented. The main goal was to test ideas and system integration before moving to a more advanced platform.</w:t>
+              <w:t>I started building a Python prototype for my game. I began work on the team management, car development, financial management, and the race weekend structure and connected them through a basic Python GUI. The current version is only a prototype. None of the systems are fully finished, and the race simulation is not yet implemented. The main goal was to test ideas and system integration before moving to a more advanced platform.</w:t>
             </w:r>
           </w:p>
         </w:tc>
@@ -15209,15 +16808,7 @@
               <w:jc w:val="both"/>
             </w:pPr>
             <w:r>
-              <w:t xml:space="preserve">Reflect on what </w:t>
-            </w:r>
-            <w:proofErr w:type="gramStart"/>
-            <w:r>
-              <w:t>has happened</w:t>
-            </w:r>
-            <w:proofErr w:type="gramEnd"/>
-            <w:r>
-              <w:t xml:space="preserve"> in your project this month?</w:t>
+              <w:t>Reflect on what has happened in your project this month?</w:t>
             </w:r>
           </w:p>
           <w:p>
@@ -15240,13 +16831,8 @@
             <w:pPr>
               <w:jc w:val="both"/>
             </w:pPr>
-            <w:proofErr w:type="gramStart"/>
-            <w:r>
-              <w:t>mostly</w:t>
-            </w:r>
-            <w:proofErr w:type="gramEnd"/>
-            <w:r>
-              <w:t xml:space="preserve"> planning stuff</w:t>
+            <w:r>
+              <w:t>mostly planning stuff</w:t>
             </w:r>
           </w:p>
         </w:tc>
@@ -15283,29 +16869,16 @@
               <w:jc w:val="both"/>
             </w:pPr>
             <w:r>
-              <w:t xml:space="preserve">Consider what that meant for your project progress.  What were your successes? What challenges </w:t>
-            </w:r>
-            <w:proofErr w:type="gramStart"/>
-            <w:r>
-              <w:t>still remain</w:t>
-            </w:r>
-            <w:proofErr w:type="gramEnd"/>
-            <w:r>
-              <w:t xml:space="preserve">? </w:t>
+              <w:t xml:space="preserve">Consider what that meant for your project progress.  What were your successes? What challenges still remain? </w:t>
             </w:r>
           </w:p>
           <w:p>
             <w:pPr>
               <w:jc w:val="both"/>
             </w:pPr>
-            <w:proofErr w:type="gramStart"/>
             <w:r>
               <w:lastRenderedPageBreak/>
-              <w:t>Certainly</w:t>
-            </w:r>
-            <w:proofErr w:type="gramEnd"/>
-            <w:r>
-              <w:t xml:space="preserve"> helped give a direction with use cases and priorities, </w:t>
+              <w:t xml:space="preserve">Certainly helped give a direction with use cases and priorities, </w:t>
             </w:r>
             <w:proofErr w:type="spellStart"/>
             <w:r>
@@ -15698,15 +17271,7 @@
               <w:jc w:val="both"/>
             </w:pPr>
             <w:r>
-              <w:t xml:space="preserve">Reflect on what </w:t>
-            </w:r>
-            <w:proofErr w:type="gramStart"/>
-            <w:r>
-              <w:t>has happened</w:t>
-            </w:r>
-            <w:proofErr w:type="gramEnd"/>
-            <w:r>
-              <w:t xml:space="preserve"> in your project this month?</w:t>
+              <w:t>Reflect on what has happened in your project this month?</w:t>
             </w:r>
           </w:p>
           <w:p>
@@ -15758,15 +17323,7 @@
               <w:jc w:val="both"/>
             </w:pPr>
             <w:r>
-              <w:t xml:space="preserve">Consider what that meant for your project progress.  What were your successes? What challenges </w:t>
-            </w:r>
-            <w:proofErr w:type="gramStart"/>
-            <w:r>
-              <w:t>still remain</w:t>
-            </w:r>
-            <w:proofErr w:type="gramEnd"/>
-            <w:r>
-              <w:t xml:space="preserve">? </w:t>
+              <w:t xml:space="preserve">Consider what that meant for your project progress.  What were your successes? What challenges still remain? </w:t>
             </w:r>
           </w:p>
           <w:p>
@@ -15776,15 +17333,7 @@
           </w:p>
           <w:p>
             <w:r>
-              <w:t xml:space="preserve">This change gives </w:t>
-            </w:r>
-            <w:proofErr w:type="gramStart"/>
-            <w:r>
-              <w:t>visible,</w:t>
-            </w:r>
-            <w:proofErr w:type="gramEnd"/>
-            <w:r>
-              <w:t xml:space="preserve"> </w:t>
+              <w:t xml:space="preserve">This change gives visible, </w:t>
             </w:r>
             <w:proofErr w:type="spellStart"/>
             <w:r>
@@ -15928,12 +17477,12 @@
       </w:r>
     </w:p>
     <w:sectPr>
-      <w:headerReference w:type="even" r:id="rId42"/>
-      <w:headerReference w:type="default" r:id="rId43"/>
-      <w:footerReference w:type="even" r:id="rId44"/>
-      <w:footerReference w:type="default" r:id="rId45"/>
-      <w:headerReference w:type="first" r:id="rId46"/>
-      <w:footerReference w:type="first" r:id="rId47"/>
+      <w:headerReference w:type="even" r:id="rId43"/>
+      <w:headerReference w:type="default" r:id="rId44"/>
+      <w:footerReference w:type="even" r:id="rId45"/>
+      <w:footerReference w:type="default" r:id="rId46"/>
+      <w:headerReference w:type="first" r:id="rId47"/>
+      <w:footerReference w:type="first" r:id="rId48"/>
       <w:pgSz w:w="11906" w:h="16838" w:code="9"/>
       <w:pgMar w:top="1440" w:right="1440" w:bottom="1440" w:left="1440" w:header="709" w:footer="709" w:gutter="0"/>
       <w:pgNumType w:start="0"/>
@@ -17374,6 +18923,155 @@
     </w:lvl>
   </w:abstractNum>
   <w:abstractNum w:abstractNumId="14" w15:restartNumberingAfterBreak="0">
+    <w:nsid w:val="32DB29B8"/>
+    <w:multiLevelType w:val="multilevel"/>
+    <w:tmpl w:val="707823F6"/>
+    <w:lvl w:ilvl="0">
+      <w:start w:val="1"/>
+      <w:numFmt w:val="bullet"/>
+      <w:lvlText w:val=""/>
+      <w:lvlJc w:val="left"/>
+      <w:pPr>
+        <w:tabs>
+          <w:tab w:val="num" w:pos="720"/>
+        </w:tabs>
+        <w:ind w:left="720" w:hanging="360"/>
+      </w:pPr>
+      <w:rPr>
+        <w:rFonts w:ascii="Symbol" w:hAnsi="Symbol" w:hint="default"/>
+        <w:sz w:val="20"/>
+      </w:rPr>
+    </w:lvl>
+    <w:lvl w:ilvl="1" w:tentative="1">
+      <w:start w:val="1"/>
+      <w:numFmt w:val="bullet"/>
+      <w:lvlText w:val="o"/>
+      <w:lvlJc w:val="left"/>
+      <w:pPr>
+        <w:tabs>
+          <w:tab w:val="num" w:pos="1440"/>
+        </w:tabs>
+        <w:ind w:left="1440" w:hanging="360"/>
+      </w:pPr>
+      <w:rPr>
+        <w:rFonts w:ascii="Courier New" w:hAnsi="Courier New" w:hint="default"/>
+        <w:sz w:val="20"/>
+      </w:rPr>
+    </w:lvl>
+    <w:lvl w:ilvl="2" w:tentative="1">
+      <w:start w:val="1"/>
+      <w:numFmt w:val="bullet"/>
+      <w:lvlText w:val=""/>
+      <w:lvlJc w:val="left"/>
+      <w:pPr>
+        <w:tabs>
+          <w:tab w:val="num" w:pos="2160"/>
+        </w:tabs>
+        <w:ind w:left="2160" w:hanging="360"/>
+      </w:pPr>
+      <w:rPr>
+        <w:rFonts w:ascii="Wingdings" w:hAnsi="Wingdings" w:hint="default"/>
+        <w:sz w:val="20"/>
+      </w:rPr>
+    </w:lvl>
+    <w:lvl w:ilvl="3" w:tentative="1">
+      <w:start w:val="1"/>
+      <w:numFmt w:val="bullet"/>
+      <w:lvlText w:val=""/>
+      <w:lvlJc w:val="left"/>
+      <w:pPr>
+        <w:tabs>
+          <w:tab w:val="num" w:pos="2880"/>
+        </w:tabs>
+        <w:ind w:left="2880" w:hanging="360"/>
+      </w:pPr>
+      <w:rPr>
+        <w:rFonts w:ascii="Wingdings" w:hAnsi="Wingdings" w:hint="default"/>
+        <w:sz w:val="20"/>
+      </w:rPr>
+    </w:lvl>
+    <w:lvl w:ilvl="4" w:tentative="1">
+      <w:start w:val="1"/>
+      <w:numFmt w:val="bullet"/>
+      <w:lvlText w:val=""/>
+      <w:lvlJc w:val="left"/>
+      <w:pPr>
+        <w:tabs>
+          <w:tab w:val="num" w:pos="3600"/>
+        </w:tabs>
+        <w:ind w:left="3600" w:hanging="360"/>
+      </w:pPr>
+      <w:rPr>
+        <w:rFonts w:ascii="Wingdings" w:hAnsi="Wingdings" w:hint="default"/>
+        <w:sz w:val="20"/>
+      </w:rPr>
+    </w:lvl>
+    <w:lvl w:ilvl="5" w:tentative="1">
+      <w:start w:val="1"/>
+      <w:numFmt w:val="bullet"/>
+      <w:lvlText w:val=""/>
+      <w:lvlJc w:val="left"/>
+      <w:pPr>
+        <w:tabs>
+          <w:tab w:val="num" w:pos="4320"/>
+        </w:tabs>
+        <w:ind w:left="4320" w:hanging="360"/>
+      </w:pPr>
+      <w:rPr>
+        <w:rFonts w:ascii="Wingdings" w:hAnsi="Wingdings" w:hint="default"/>
+        <w:sz w:val="20"/>
+      </w:rPr>
+    </w:lvl>
+    <w:lvl w:ilvl="6" w:tentative="1">
+      <w:start w:val="1"/>
+      <w:numFmt w:val="bullet"/>
+      <w:lvlText w:val=""/>
+      <w:lvlJc w:val="left"/>
+      <w:pPr>
+        <w:tabs>
+          <w:tab w:val="num" w:pos="5040"/>
+        </w:tabs>
+        <w:ind w:left="5040" w:hanging="360"/>
+      </w:pPr>
+      <w:rPr>
+        <w:rFonts w:ascii="Wingdings" w:hAnsi="Wingdings" w:hint="default"/>
+        <w:sz w:val="20"/>
+      </w:rPr>
+    </w:lvl>
+    <w:lvl w:ilvl="7" w:tentative="1">
+      <w:start w:val="1"/>
+      <w:numFmt w:val="bullet"/>
+      <w:lvlText w:val=""/>
+      <w:lvlJc w:val="left"/>
+      <w:pPr>
+        <w:tabs>
+          <w:tab w:val="num" w:pos="5760"/>
+        </w:tabs>
+        <w:ind w:left="5760" w:hanging="360"/>
+      </w:pPr>
+      <w:rPr>
+        <w:rFonts w:ascii="Wingdings" w:hAnsi="Wingdings" w:hint="default"/>
+        <w:sz w:val="20"/>
+      </w:rPr>
+    </w:lvl>
+    <w:lvl w:ilvl="8" w:tentative="1">
+      <w:start w:val="1"/>
+      <w:numFmt w:val="bullet"/>
+      <w:lvlText w:val=""/>
+      <w:lvlJc w:val="left"/>
+      <w:pPr>
+        <w:tabs>
+          <w:tab w:val="num" w:pos="6480"/>
+        </w:tabs>
+        <w:ind w:left="6480" w:hanging="360"/>
+      </w:pPr>
+      <w:rPr>
+        <w:rFonts w:ascii="Wingdings" w:hAnsi="Wingdings" w:hint="default"/>
+        <w:sz w:val="20"/>
+      </w:rPr>
+    </w:lvl>
+  </w:abstractNum>
+  <w:abstractNum w:abstractNumId="15" w15:restartNumberingAfterBreak="0">
     <w:nsid w:val="3416640C"/>
     <w:multiLevelType w:val="hybridMultilevel"/>
     <w:tmpl w:val="EC7AC9E0"/>
@@ -17459,7 +19157,7 @@
       </w:pPr>
     </w:lvl>
   </w:abstractNum>
-  <w:abstractNum w:abstractNumId="15" w15:restartNumberingAfterBreak="0">
+  <w:abstractNum w:abstractNumId="16" w15:restartNumberingAfterBreak="0">
     <w:nsid w:val="3CE26087"/>
     <w:multiLevelType w:val="hybridMultilevel"/>
     <w:tmpl w:val="E0F6ED1C"/>
@@ -17545,7 +19243,7 @@
       </w:pPr>
     </w:lvl>
   </w:abstractNum>
-  <w:abstractNum w:abstractNumId="16" w15:restartNumberingAfterBreak="0">
+  <w:abstractNum w:abstractNumId="17" w15:restartNumberingAfterBreak="0">
     <w:nsid w:val="48B460ED"/>
     <w:multiLevelType w:val="multilevel"/>
     <w:tmpl w:val="7C2AF9A8"/>
@@ -17678,7 +19376,7 @@
       </w:pPr>
     </w:lvl>
   </w:abstractNum>
-  <w:abstractNum w:abstractNumId="17" w15:restartNumberingAfterBreak="0">
+  <w:abstractNum w:abstractNumId="18" w15:restartNumberingAfterBreak="0">
     <w:nsid w:val="49224F5E"/>
     <w:multiLevelType w:val="hybridMultilevel"/>
     <w:tmpl w:val="3EF25212"/>
@@ -17795,7 +19493,156 @@
       </w:pPr>
     </w:lvl>
   </w:abstractNum>
-  <w:abstractNum w:abstractNumId="18" w15:restartNumberingAfterBreak="0">
+  <w:abstractNum w:abstractNumId="19" w15:restartNumberingAfterBreak="0">
+    <w:nsid w:val="4A2779C4"/>
+    <w:multiLevelType w:val="multilevel"/>
+    <w:tmpl w:val="5518E24A"/>
+    <w:lvl w:ilvl="0">
+      <w:start w:val="1"/>
+      <w:numFmt w:val="bullet"/>
+      <w:lvlText w:val=""/>
+      <w:lvlJc w:val="left"/>
+      <w:pPr>
+        <w:tabs>
+          <w:tab w:val="num" w:pos="720"/>
+        </w:tabs>
+        <w:ind w:left="720" w:hanging="360"/>
+      </w:pPr>
+      <w:rPr>
+        <w:rFonts w:ascii="Symbol" w:hAnsi="Symbol" w:hint="default"/>
+        <w:sz w:val="20"/>
+      </w:rPr>
+    </w:lvl>
+    <w:lvl w:ilvl="1">
+      <w:start w:val="1"/>
+      <w:numFmt w:val="bullet"/>
+      <w:lvlText w:val="o"/>
+      <w:lvlJc w:val="left"/>
+      <w:pPr>
+        <w:tabs>
+          <w:tab w:val="num" w:pos="1440"/>
+        </w:tabs>
+        <w:ind w:left="1440" w:hanging="360"/>
+      </w:pPr>
+      <w:rPr>
+        <w:rFonts w:ascii="Courier New" w:hAnsi="Courier New" w:hint="default"/>
+        <w:sz w:val="20"/>
+      </w:rPr>
+    </w:lvl>
+    <w:lvl w:ilvl="2" w:tentative="1">
+      <w:start w:val="1"/>
+      <w:numFmt w:val="bullet"/>
+      <w:lvlText w:val=""/>
+      <w:lvlJc w:val="left"/>
+      <w:pPr>
+        <w:tabs>
+          <w:tab w:val="num" w:pos="2160"/>
+        </w:tabs>
+        <w:ind w:left="2160" w:hanging="360"/>
+      </w:pPr>
+      <w:rPr>
+        <w:rFonts w:ascii="Wingdings" w:hAnsi="Wingdings" w:hint="default"/>
+        <w:sz w:val="20"/>
+      </w:rPr>
+    </w:lvl>
+    <w:lvl w:ilvl="3" w:tentative="1">
+      <w:start w:val="1"/>
+      <w:numFmt w:val="bullet"/>
+      <w:lvlText w:val=""/>
+      <w:lvlJc w:val="left"/>
+      <w:pPr>
+        <w:tabs>
+          <w:tab w:val="num" w:pos="2880"/>
+        </w:tabs>
+        <w:ind w:left="2880" w:hanging="360"/>
+      </w:pPr>
+      <w:rPr>
+        <w:rFonts w:ascii="Wingdings" w:hAnsi="Wingdings" w:hint="default"/>
+        <w:sz w:val="20"/>
+      </w:rPr>
+    </w:lvl>
+    <w:lvl w:ilvl="4" w:tentative="1">
+      <w:start w:val="1"/>
+      <w:numFmt w:val="bullet"/>
+      <w:lvlText w:val=""/>
+      <w:lvlJc w:val="left"/>
+      <w:pPr>
+        <w:tabs>
+          <w:tab w:val="num" w:pos="3600"/>
+        </w:tabs>
+        <w:ind w:left="3600" w:hanging="360"/>
+      </w:pPr>
+      <w:rPr>
+        <w:rFonts w:ascii="Wingdings" w:hAnsi="Wingdings" w:hint="default"/>
+        <w:sz w:val="20"/>
+      </w:rPr>
+    </w:lvl>
+    <w:lvl w:ilvl="5" w:tentative="1">
+      <w:start w:val="1"/>
+      <w:numFmt w:val="bullet"/>
+      <w:lvlText w:val=""/>
+      <w:lvlJc w:val="left"/>
+      <w:pPr>
+        <w:tabs>
+          <w:tab w:val="num" w:pos="4320"/>
+        </w:tabs>
+        <w:ind w:left="4320" w:hanging="360"/>
+      </w:pPr>
+      <w:rPr>
+        <w:rFonts w:ascii="Wingdings" w:hAnsi="Wingdings" w:hint="default"/>
+        <w:sz w:val="20"/>
+      </w:rPr>
+    </w:lvl>
+    <w:lvl w:ilvl="6" w:tentative="1">
+      <w:start w:val="1"/>
+      <w:numFmt w:val="bullet"/>
+      <w:lvlText w:val=""/>
+      <w:lvlJc w:val="left"/>
+      <w:pPr>
+        <w:tabs>
+          <w:tab w:val="num" w:pos="5040"/>
+        </w:tabs>
+        <w:ind w:left="5040" w:hanging="360"/>
+      </w:pPr>
+      <w:rPr>
+        <w:rFonts w:ascii="Wingdings" w:hAnsi="Wingdings" w:hint="default"/>
+        <w:sz w:val="20"/>
+      </w:rPr>
+    </w:lvl>
+    <w:lvl w:ilvl="7" w:tentative="1">
+      <w:start w:val="1"/>
+      <w:numFmt w:val="bullet"/>
+      <w:lvlText w:val=""/>
+      <w:lvlJc w:val="left"/>
+      <w:pPr>
+        <w:tabs>
+          <w:tab w:val="num" w:pos="5760"/>
+        </w:tabs>
+        <w:ind w:left="5760" w:hanging="360"/>
+      </w:pPr>
+      <w:rPr>
+        <w:rFonts w:ascii="Wingdings" w:hAnsi="Wingdings" w:hint="default"/>
+        <w:sz w:val="20"/>
+      </w:rPr>
+    </w:lvl>
+    <w:lvl w:ilvl="8" w:tentative="1">
+      <w:start w:val="1"/>
+      <w:numFmt w:val="bullet"/>
+      <w:lvlText w:val=""/>
+      <w:lvlJc w:val="left"/>
+      <w:pPr>
+        <w:tabs>
+          <w:tab w:val="num" w:pos="6480"/>
+        </w:tabs>
+        <w:ind w:left="6480" w:hanging="360"/>
+      </w:pPr>
+      <w:rPr>
+        <w:rFonts w:ascii="Wingdings" w:hAnsi="Wingdings" w:hint="default"/>
+        <w:sz w:val="20"/>
+      </w:rPr>
+    </w:lvl>
+  </w:abstractNum>
+  <w:abstractNum w:abstractNumId="20" w15:restartNumberingAfterBreak="0">
     <w:nsid w:val="4D6E4153"/>
     <w:multiLevelType w:val="hybridMultilevel"/>
     <w:tmpl w:val="BDACEDB0"/>
@@ -17881,7 +19728,7 @@
       </w:pPr>
     </w:lvl>
   </w:abstractNum>
-  <w:abstractNum w:abstractNumId="19" w15:restartNumberingAfterBreak="0">
+  <w:abstractNum w:abstractNumId="21" w15:restartNumberingAfterBreak="0">
     <w:nsid w:val="4F692764"/>
     <w:multiLevelType w:val="multilevel"/>
     <w:tmpl w:val="C930DE6A"/>
@@ -18014,7 +19861,7 @@
       </w:pPr>
     </w:lvl>
   </w:abstractNum>
-  <w:abstractNum w:abstractNumId="20" w15:restartNumberingAfterBreak="0">
+  <w:abstractNum w:abstractNumId="22" w15:restartNumberingAfterBreak="0">
     <w:nsid w:val="5470089E"/>
     <w:multiLevelType w:val="multilevel"/>
     <w:tmpl w:val="8EE46A0C"/>
@@ -18163,7 +20010,7 @@
       </w:rPr>
     </w:lvl>
   </w:abstractNum>
-  <w:abstractNum w:abstractNumId="21" w15:restartNumberingAfterBreak="0">
+  <w:abstractNum w:abstractNumId="23" w15:restartNumberingAfterBreak="0">
     <w:nsid w:val="63AA42EC"/>
     <w:multiLevelType w:val="hybridMultilevel"/>
     <w:tmpl w:val="7802567C"/>
@@ -18276,7 +20123,7 @@
       </w:rPr>
     </w:lvl>
   </w:abstractNum>
-  <w:abstractNum w:abstractNumId="22" w15:restartNumberingAfterBreak="0">
+  <w:abstractNum w:abstractNumId="24" w15:restartNumberingAfterBreak="0">
     <w:nsid w:val="66C279BB"/>
     <w:multiLevelType w:val="hybridMultilevel"/>
     <w:tmpl w:val="B234F54E"/>
@@ -18362,7 +20209,7 @@
       </w:pPr>
     </w:lvl>
   </w:abstractNum>
-  <w:abstractNum w:abstractNumId="23" w15:restartNumberingAfterBreak="0">
+  <w:abstractNum w:abstractNumId="25" w15:restartNumberingAfterBreak="0">
     <w:nsid w:val="68A009D5"/>
     <w:multiLevelType w:val="hybridMultilevel"/>
     <w:tmpl w:val="84D20734"/>
@@ -18451,7 +20298,7 @@
       </w:pPr>
     </w:lvl>
   </w:abstractNum>
-  <w:abstractNum w:abstractNumId="24" w15:restartNumberingAfterBreak="0">
+  <w:abstractNum w:abstractNumId="26" w15:restartNumberingAfterBreak="0">
     <w:nsid w:val="6C925FD8"/>
     <w:multiLevelType w:val="hybridMultilevel"/>
     <w:tmpl w:val="3DD6CFB2"/>
@@ -18537,7 +20384,7 @@
       </w:pPr>
     </w:lvl>
   </w:abstractNum>
-  <w:abstractNum w:abstractNumId="25" w15:restartNumberingAfterBreak="0">
+  <w:abstractNum w:abstractNumId="27" w15:restartNumberingAfterBreak="0">
     <w:nsid w:val="7BDA386A"/>
     <w:multiLevelType w:val="hybridMultilevel"/>
     <w:tmpl w:val="C7A4887E"/>
@@ -18651,7 +20498,7 @@
     </w:lvl>
   </w:abstractNum>
   <w:num w:numId="1" w16cid:durableId="1979412930">
-    <w:abstractNumId w:val="17"/>
+    <w:abstractNumId w:val="18"/>
   </w:num>
   <w:num w:numId="2" w16cid:durableId="634263790">
     <w:abstractNumId w:val="6"/>
@@ -18660,10 +20507,10 @@
     <w:abstractNumId w:val="13"/>
   </w:num>
   <w:num w:numId="4" w16cid:durableId="1315724028">
-    <w:abstractNumId w:val="15"/>
+    <w:abstractNumId w:val="16"/>
   </w:num>
   <w:num w:numId="5" w16cid:durableId="1319530745">
-    <w:abstractNumId w:val="18"/>
+    <w:abstractNumId w:val="20"/>
   </w:num>
   <w:num w:numId="6" w16cid:durableId="174268885">
     <w:abstractNumId w:val="4"/>
@@ -18693,7 +20540,7 @@
     <w:abstractNumId w:val="5"/>
   </w:num>
   <w:num w:numId="15" w16cid:durableId="15618285">
-    <w:abstractNumId w:val="25"/>
+    <w:abstractNumId w:val="27"/>
   </w:num>
   <w:num w:numId="16" w16cid:durableId="216287957">
     <w:abstractNumId w:val="2"/>
@@ -18702,25 +20549,25 @@
     <w:abstractNumId w:val="0"/>
   </w:num>
   <w:num w:numId="18" w16cid:durableId="752973630">
-    <w:abstractNumId w:val="21"/>
+    <w:abstractNumId w:val="23"/>
   </w:num>
   <w:num w:numId="19" w16cid:durableId="1919554416">
-    <w:abstractNumId w:val="22"/>
+    <w:abstractNumId w:val="24"/>
   </w:num>
   <w:num w:numId="20" w16cid:durableId="1763603534">
-    <w:abstractNumId w:val="14"/>
+    <w:abstractNumId w:val="15"/>
   </w:num>
   <w:num w:numId="21" w16cid:durableId="1105883196">
     <w:abstractNumId w:val="12"/>
   </w:num>
   <w:num w:numId="22" w16cid:durableId="1081488339">
-    <w:abstractNumId w:val="24"/>
+    <w:abstractNumId w:val="26"/>
   </w:num>
   <w:num w:numId="23" w16cid:durableId="1783986655">
-    <w:abstractNumId w:val="23"/>
+    <w:abstractNumId w:val="25"/>
   </w:num>
   <w:num w:numId="24" w16cid:durableId="1650936525">
-    <w:abstractNumId w:val="20"/>
+    <w:abstractNumId w:val="22"/>
   </w:num>
   <w:num w:numId="25" w16cid:durableId="1766457783">
     <w:abstractNumId w:val="6"/>
@@ -18753,9 +20600,15 @@
     <w:abstractNumId w:val="6"/>
   </w:num>
   <w:num w:numId="35" w16cid:durableId="1794395859">
-    <w:abstractNumId w:val="16"/>
+    <w:abstractNumId w:val="17"/>
   </w:num>
   <w:num w:numId="36" w16cid:durableId="2134782294">
+    <w:abstractNumId w:val="21"/>
+  </w:num>
+  <w:num w:numId="37" w16cid:durableId="1993095279">
+    <w:abstractNumId w:val="14"/>
+  </w:num>
+  <w:num w:numId="38" w16cid:durableId="2051103382">
     <w:abstractNumId w:val="19"/>
   </w:num>
   <w:numIdMacAtCleanup w:val="24"/>
@@ -19405,7 +21258,6 @@
   <w:style w:type="character" w:default="1" w:styleId="DefaultParagraphFont">
     <w:name w:val="Default Paragraph Font"/>
     <w:uiPriority w:val="1"/>
-    <w:semiHidden/>
     <w:unhideWhenUsed/>
   </w:style>
   <w:style w:type="table" w:default="1" w:styleId="TableNormal">
@@ -20713,58 +22565,6 @@
 </file>
 
 <file path=customXml/item1.xml><?xml version="1.0" encoding="utf-8"?>
-<p:properties xmlns:p="http://schemas.microsoft.com/office/2006/metadata/properties" xmlns:xsi="http://www.w3.org/2001/XMLSchema-instance" xmlns:pc="http://schemas.microsoft.com/office/infopath/2007/PartnerControls">
-  <documentManagement>
-    <Teams_Channel_Section_Location xmlns="ac56161a-35a2-4bac-99b6-8739237dc4f6" xsi:nil="true"/>
-    <Invited_Students xmlns="ac56161a-35a2-4bac-99b6-8739237dc4f6" xsi:nil="true"/>
-    <Distribution_Groups xmlns="ac56161a-35a2-4bac-99b6-8739237dc4f6" xsi:nil="true"/>
-    <Math_Settings xmlns="ac56161a-35a2-4bac-99b6-8739237dc4f6" xsi:nil="true"/>
-    <FolderType xmlns="ac56161a-35a2-4bac-99b6-8739237dc4f6" xsi:nil="true"/>
-    <Teachers xmlns="ac56161a-35a2-4bac-99b6-8739237dc4f6">
-      <UserInfo>
-        <DisplayName/>
-        <AccountId xsi:nil="true"/>
-        <AccountType/>
-      </UserInfo>
-    </Teachers>
-    <Student_Groups xmlns="ac56161a-35a2-4bac-99b6-8739237dc4f6">
-      <UserInfo>
-        <DisplayName/>
-        <AccountId xsi:nil="true"/>
-        <AccountType/>
-      </UserInfo>
-    </Student_Groups>
-    <Self_Registration_Enabled xmlns="ac56161a-35a2-4bac-99b6-8739237dc4f6" xsi:nil="true"/>
-    <CultureName xmlns="ac56161a-35a2-4bac-99b6-8739237dc4f6" xsi:nil="true"/>
-    <Students xmlns="ac56161a-35a2-4bac-99b6-8739237dc4f6">
-      <UserInfo>
-        <DisplayName/>
-        <AccountId xsi:nil="true"/>
-        <AccountType/>
-      </UserInfo>
-    </Students>
-    <Is_Collaboration_Space_Locked xmlns="ac56161a-35a2-4bac-99b6-8739237dc4f6" xsi:nil="true"/>
-    <LMS_Mappings xmlns="ac56161a-35a2-4bac-99b6-8739237dc4f6" xsi:nil="true"/>
-    <IsNotebookLocked xmlns="ac56161a-35a2-4bac-99b6-8739237dc4f6" xsi:nil="true"/>
-    <Owner xmlns="ac56161a-35a2-4bac-99b6-8739237dc4f6">
-      <UserInfo>
-        <DisplayName/>
-        <AccountId xsi:nil="true"/>
-        <AccountType/>
-      </UserInfo>
-    </Owner>
-    <Has_Teacher_Only_SectionGroup xmlns="ac56161a-35a2-4bac-99b6-8739237dc4f6" xsi:nil="true"/>
-    <DefaultSectionNames xmlns="ac56161a-35a2-4bac-99b6-8739237dc4f6" xsi:nil="true"/>
-    <AppVersion xmlns="ac56161a-35a2-4bac-99b6-8739237dc4f6" xsi:nil="true"/>
-    <TeamsChannelId xmlns="ac56161a-35a2-4bac-99b6-8739237dc4f6" xsi:nil="true"/>
-    <Invited_Teachers xmlns="ac56161a-35a2-4bac-99b6-8739237dc4f6" xsi:nil="true"/>
-    <NotebookType xmlns="ac56161a-35a2-4bac-99b6-8739237dc4f6" xsi:nil="true"/>
-    <Templates xmlns="ac56161a-35a2-4bac-99b6-8739237dc4f6" xsi:nil="true"/>
-  </documentManagement>
-</p:properties>
-</file>
-
-<file path=customXml/item2.xml><?xml version="1.0" encoding="utf-8"?>
 <?mso-contentType ?>
 <FormTemplates xmlns="http://schemas.microsoft.com/sharepoint/v3/contenttype/forms">
   <Display>DocumentLibraryForm</Display>
@@ -20773,7 +22573,7 @@
 </FormTemplates>
 </file>
 
-<file path=customXml/item3.xml><?xml version="1.0" encoding="utf-8"?>
+<file path=customXml/item2.xml><?xml version="1.0" encoding="utf-8"?>
 <ct:contentTypeSchema xmlns:ct="http://schemas.microsoft.com/office/2006/metadata/contentType" xmlns:ma="http://schemas.microsoft.com/office/2006/metadata/properties/metaAttributes" ct:_="" ma:_="" ma:contentTypeName="Document" ma:contentTypeID="0x0101003EE04D916D7611488AA759BAA9A37716" ma:contentTypeVersion="34" ma:contentTypeDescription="Create a new document." ma:contentTypeScope="" ma:versionID="da43fd5ae1f7ae53ffd28d894363bfb4">
   <xsd:schema xmlns:xsd="http://www.w3.org/2001/XMLSchema" xmlns:xs="http://www.w3.org/2001/XMLSchema" xmlns:p="http://schemas.microsoft.com/office/2006/metadata/properties" xmlns:ns3="05ee331b-510f-4173-a5cc-a06d55a316fd" xmlns:ns4="ac56161a-35a2-4bac-99b6-8739237dc4f6" targetNamespace="http://schemas.microsoft.com/office/2006/metadata/properties" ma:root="true" ma:fieldsID="0e753ad016b352eaafbd0268c41c2a23" ns3:_="" ns4:_="">
     <xsd:import namespace="05ee331b-510f-4173-a5cc-a06d55a316fd"/>
@@ -21190,6 +22990,58 @@
 </ct:contentTypeSchema>
 </file>
 
+<file path=customXml/item3.xml><?xml version="1.0" encoding="utf-8"?>
+<p:properties xmlns:p="http://schemas.microsoft.com/office/2006/metadata/properties" xmlns:xsi="http://www.w3.org/2001/XMLSchema-instance" xmlns:pc="http://schemas.microsoft.com/office/infopath/2007/PartnerControls">
+  <documentManagement>
+    <Teams_Channel_Section_Location xmlns="ac56161a-35a2-4bac-99b6-8739237dc4f6" xsi:nil="true"/>
+    <Invited_Students xmlns="ac56161a-35a2-4bac-99b6-8739237dc4f6" xsi:nil="true"/>
+    <Distribution_Groups xmlns="ac56161a-35a2-4bac-99b6-8739237dc4f6" xsi:nil="true"/>
+    <Math_Settings xmlns="ac56161a-35a2-4bac-99b6-8739237dc4f6" xsi:nil="true"/>
+    <FolderType xmlns="ac56161a-35a2-4bac-99b6-8739237dc4f6" xsi:nil="true"/>
+    <Teachers xmlns="ac56161a-35a2-4bac-99b6-8739237dc4f6">
+      <UserInfo>
+        <DisplayName/>
+        <AccountId xsi:nil="true"/>
+        <AccountType/>
+      </UserInfo>
+    </Teachers>
+    <Student_Groups xmlns="ac56161a-35a2-4bac-99b6-8739237dc4f6">
+      <UserInfo>
+        <DisplayName/>
+        <AccountId xsi:nil="true"/>
+        <AccountType/>
+      </UserInfo>
+    </Student_Groups>
+    <Self_Registration_Enabled xmlns="ac56161a-35a2-4bac-99b6-8739237dc4f6" xsi:nil="true"/>
+    <CultureName xmlns="ac56161a-35a2-4bac-99b6-8739237dc4f6" xsi:nil="true"/>
+    <Students xmlns="ac56161a-35a2-4bac-99b6-8739237dc4f6">
+      <UserInfo>
+        <DisplayName/>
+        <AccountId xsi:nil="true"/>
+        <AccountType/>
+      </UserInfo>
+    </Students>
+    <Is_Collaboration_Space_Locked xmlns="ac56161a-35a2-4bac-99b6-8739237dc4f6" xsi:nil="true"/>
+    <LMS_Mappings xmlns="ac56161a-35a2-4bac-99b6-8739237dc4f6" xsi:nil="true"/>
+    <IsNotebookLocked xmlns="ac56161a-35a2-4bac-99b6-8739237dc4f6" xsi:nil="true"/>
+    <Owner xmlns="ac56161a-35a2-4bac-99b6-8739237dc4f6">
+      <UserInfo>
+        <DisplayName/>
+        <AccountId xsi:nil="true"/>
+        <AccountType/>
+      </UserInfo>
+    </Owner>
+    <Has_Teacher_Only_SectionGroup xmlns="ac56161a-35a2-4bac-99b6-8739237dc4f6" xsi:nil="true"/>
+    <DefaultSectionNames xmlns="ac56161a-35a2-4bac-99b6-8739237dc4f6" xsi:nil="true"/>
+    <AppVersion xmlns="ac56161a-35a2-4bac-99b6-8739237dc4f6" xsi:nil="true"/>
+    <TeamsChannelId xmlns="ac56161a-35a2-4bac-99b6-8739237dc4f6" xsi:nil="true"/>
+    <Invited_Teachers xmlns="ac56161a-35a2-4bac-99b6-8739237dc4f6" xsi:nil="true"/>
+    <NotebookType xmlns="ac56161a-35a2-4bac-99b6-8739237dc4f6" xsi:nil="true"/>
+    <Templates xmlns="ac56161a-35a2-4bac-99b6-8739237dc4f6" xsi:nil="true"/>
+  </documentManagement>
+</p:properties>
+</file>
+
 <file path=customXml/item4.xml><?xml version="1.0" encoding="utf-8"?>
 <b:Sources xmlns:b="http://schemas.openxmlformats.org/officeDocument/2006/bibliography" xmlns="http://schemas.openxmlformats.org/officeDocument/2006/bibliography" SelectedStyle="\HarvardAnglia2008OfficeOnline.xsl" StyleName="Harvard - Anglia" Version="2008">
   <b:Source>
@@ -21310,20 +23162,36 @@
     <b:URL>https://www.geeksforgeeks.org/software-engineering/component-based-diagram/</b:URL>
     <b:RefOrder>5</b:RefOrder>
   </b:Source>
+  <b:Source>
+    <b:Tag>Pow25</b:Tag>
+    <b:SourceType>InternetSite</b:SourceType>
+    <b:Guid>{F687B3CA-FD64-486C-A68C-66994D66FC40}</b:Guid>
+    <b:Title>What is unit testing?</b:Title>
+    <b:Year>2025</b:Year>
+    <b:YearAccessed>2026</b:YearAccessed>
+    <b:MonthAccessed>July</b:MonthAccessed>
+    <b:DayAccessed>29</b:DayAccessed>
+    <b:URL>https://www.ibm.com/think/topics/unit-testing</b:URL>
+    <b:Author>
+      <b:Author>
+        <b:NameList>
+          <b:Person>
+            <b:Last>Powell</b:Last>
+            <b:First>Phil</b:First>
+          </b:Person>
+          <b:Person>
+            <b:Last>Smalley</b:Last>
+            <b:First>Ian</b:First>
+          </b:Person>
+        </b:NameList>
+      </b:Author>
+    </b:Author>
+    <b:RefOrder>8</b:RefOrder>
+  </b:Source>
 </b:Sources>
 </file>
 
 <file path=customXml/itemProps1.xml><?xml version="1.0" encoding="utf-8"?>
-<ds:datastoreItem xmlns:ds="http://schemas.openxmlformats.org/officeDocument/2006/customXml" ds:itemID="{5C51FF54-1CBD-43E8-9B2A-B56F20CDF09A}">
-  <ds:schemaRefs>
-    <ds:schemaRef ds:uri="http://schemas.microsoft.com/office/2006/metadata/properties"/>
-    <ds:schemaRef ds:uri="http://schemas.microsoft.com/office/infopath/2007/PartnerControls"/>
-    <ds:schemaRef ds:uri="ac56161a-35a2-4bac-99b6-8739237dc4f6"/>
-  </ds:schemaRefs>
-</ds:datastoreItem>
-</file>
-
-<file path=customXml/itemProps2.xml><?xml version="1.0" encoding="utf-8"?>
 <ds:datastoreItem xmlns:ds="http://schemas.openxmlformats.org/officeDocument/2006/customXml" ds:itemID="{9B975280-634C-49AE-9293-B75FDC4277EB}">
   <ds:schemaRefs>
     <ds:schemaRef ds:uri="http://schemas.microsoft.com/sharepoint/v3/contenttype/forms"/>
@@ -21331,7 +23199,7 @@
 </ds:datastoreItem>
 </file>
 
-<file path=customXml/itemProps3.xml><?xml version="1.0" encoding="utf-8"?>
+<file path=customXml/itemProps2.xml><?xml version="1.0" encoding="utf-8"?>
 <ds:datastoreItem xmlns:ds="http://schemas.openxmlformats.org/officeDocument/2006/customXml" ds:itemID="{3B693098-FF00-4095-9757-18FD92BDA8E2}">
   <ds:schemaRefs>
     <ds:schemaRef ds:uri="http://schemas.microsoft.com/office/2006/metadata/contentType"/>
@@ -21350,8 +23218,18 @@
 </ds:datastoreItem>
 </file>
 
+<file path=customXml/itemProps3.xml><?xml version="1.0" encoding="utf-8"?>
+<ds:datastoreItem xmlns:ds="http://schemas.openxmlformats.org/officeDocument/2006/customXml" ds:itemID="{5C51FF54-1CBD-43E8-9B2A-B56F20CDF09A}">
+  <ds:schemaRefs>
+    <ds:schemaRef ds:uri="http://schemas.microsoft.com/office/2006/metadata/properties"/>
+    <ds:schemaRef ds:uri="http://schemas.microsoft.com/office/infopath/2007/PartnerControls"/>
+    <ds:schemaRef ds:uri="ac56161a-35a2-4bac-99b6-8739237dc4f6"/>
+  </ds:schemaRefs>
+</ds:datastoreItem>
+</file>
+
 <file path=customXml/itemProps4.xml><?xml version="1.0" encoding="utf-8"?>
-<ds:datastoreItem xmlns:ds="http://schemas.openxmlformats.org/officeDocument/2006/customXml" ds:itemID="{36F9463C-3B57-4F39-8688-609D8413C2A6}">
+<ds:datastoreItem xmlns:ds="http://schemas.openxmlformats.org/officeDocument/2006/customXml" ds:itemID="{6BA21DA5-21D1-44D2-A7F9-DE675CA49F8B}">
   <ds:schemaRefs>
     <ds:schemaRef ds:uri="http://schemas.openxmlformats.org/officeDocument/2006/bibliography"/>
   </ds:schemaRefs>

--- a/docs/Technical Report Eoin Fitzsimons.docx
+++ b/docs/Technical Report Eoin Fitzsimons.docx
@@ -660,25 +660,7 @@
           <w:bCs/>
           <w:highlight w:val="yellow"/>
         </w:rPr>
-        <w:t xml:space="preserve">successfully complete the </w:t>
-      </w:r>
-      <w:proofErr w:type="spellStart"/>
-      <w:r>
-        <w:rPr>
-          <w:b/>
-          <w:bCs/>
-          <w:highlight w:val="yellow"/>
-        </w:rPr>
-        <w:t>Epigeum</w:t>
-      </w:r>
-      <w:proofErr w:type="spellEnd"/>
-      <w:r>
-        <w:rPr>
-          <w:b/>
-          <w:bCs/>
-          <w:highlight w:val="yellow"/>
-        </w:rPr>
-        <w:t xml:space="preserve"> Academic Integrity Course</w:t>
+        <w:t>successfully complete the Epigeum Academic Integrity Course</w:t>
       </w:r>
       <w:r>
         <w:rPr>
@@ -1037,21 +1019,7 @@
         <w:rPr>
           <w:b/>
         </w:rPr>
-        <w:t xml:space="preserve">Please check that you read AI and Academic Integrity Acknowledgement </w:t>
-      </w:r>
-      <w:proofErr w:type="spellStart"/>
-      <w:r>
-        <w:rPr>
-          <w:b/>
-        </w:rPr>
-        <w:t>Supplments</w:t>
-      </w:r>
-      <w:proofErr w:type="spellEnd"/>
-      <w:r>
-        <w:rPr>
-          <w:b/>
-        </w:rPr>
-        <w:t xml:space="preserve"> in this document</w:t>
+        <w:t>Please check that you read AI and Academic Integrity Acknowledgement Supplments in this document</w:t>
       </w:r>
     </w:p>
     <w:p/>
@@ -5724,11 +5692,9 @@
       </w:r>
     </w:p>
     <w:p>
-      <w:proofErr w:type="spellStart"/>
       <w:r>
         <w:t>VSCode</w:t>
       </w:r>
-      <w:proofErr w:type="spellEnd"/>
     </w:p>
     <w:p>
       <w:r>
@@ -5741,13 +5707,8 @@
       </w:r>
     </w:p>
     <w:p>
-      <w:proofErr w:type="spellStart"/>
-      <w:r>
-        <w:t>pathlib</w:t>
-      </w:r>
-      <w:proofErr w:type="spellEnd"/>
-      <w:r>
-        <w:t xml:space="preserve"> – Path</w:t>
+      <w:r>
+        <w:t>pathlib – Path</w:t>
       </w:r>
     </w:p>
     <w:p>
@@ -5762,30 +5723,18 @@
     </w:p>
     <w:p>
       <w:r>
-        <w:t xml:space="preserve">typing – List, </w:t>
-      </w:r>
-      <w:proofErr w:type="spellStart"/>
-      <w:r>
-        <w:t>Dict</w:t>
-      </w:r>
-      <w:proofErr w:type="spellEnd"/>
-      <w:r>
-        <w:t>, Tuple</w:t>
-      </w:r>
-    </w:p>
-    <w:p>
-      <w:proofErr w:type="spellStart"/>
+        <w:t>typing – List, Dict, Tuple</w:t>
+      </w:r>
+    </w:p>
+    <w:p>
       <w:r>
         <w:t>json</w:t>
       </w:r>
-      <w:proofErr w:type="spellEnd"/>
-    </w:p>
-    <w:p>
-      <w:proofErr w:type="spellStart"/>
+    </w:p>
+    <w:p>
       <w:r>
         <w:t>dataclasses</w:t>
       </w:r>
-      <w:proofErr w:type="spellEnd"/>
     </w:p>
     <w:p>
       <w:r>
@@ -5794,18 +5743,14 @@
       <w:r>
         <w:t xml:space="preserve"> - </w:t>
       </w:r>
-      <w:proofErr w:type="spellStart"/>
       <w:r>
         <w:t>SystemRandom</w:t>
       </w:r>
-      <w:proofErr w:type="spellEnd"/>
-    </w:p>
-    <w:p>
-      <w:proofErr w:type="spellStart"/>
+    </w:p>
+    <w:p>
       <w:r>
         <w:t>os</w:t>
       </w:r>
-      <w:proofErr w:type="spellEnd"/>
     </w:p>
     <w:p>
       <w:pPr>
@@ -5826,6 +5771,7 @@
         <w:t>Provide a brief overview of the structure of the document and what is addressed in each section.</w:t>
       </w:r>
     </w:p>
+    <w:p/>
     <w:p>
       <w:pPr>
         <w:pStyle w:val="Heading1"/>
@@ -6089,15 +6035,7 @@
     </w:p>
     <w:p>
       <w:r>
-        <w:t xml:space="preserve">The </w:t>
-      </w:r>
-      <w:proofErr w:type="spellStart"/>
-      <w:r>
-        <w:t>MoSCoW</w:t>
-      </w:r>
-      <w:proofErr w:type="spellEnd"/>
-      <w:r>
-        <w:t xml:space="preserve"> prioritisation method was used to classify functional requirements according to their importance. Core functionality required for the successful completion of a race simulation was classified as Must Have, features that improve the user experience but are not essential to the simulation were classified as Should Have or Could Have, while functionality outside the scope of the minimum viable product (MVP) was classified as Won't Have</w:t>
+        <w:t>The MoSCoW prioritisation method was used to classify functional requirements according to their importance. Core functionality required for the successful completion of a race simulation was classified as Must Have, features that improve the user experience but are not essential to the simulation were classified as Should Have or Could Have, while functionality outside the scope of the minimum viable product (MVP) was classified as Won't Have</w:t>
       </w:r>
       <w:r>
         <w:t>.</w:t>
@@ -6682,6 +6620,7 @@
         </w:rPr>
       </w:pPr>
       <w:r>
+        <w:lastRenderedPageBreak/>
         <w:br w:type="page"/>
       </w:r>
     </w:p>
@@ -10374,15 +10313,7 @@
     </w:p>
     <w:p>
       <w:r>
-        <w:t xml:space="preserve">As seen in Telemetry 2, I create the tables using </w:t>
-      </w:r>
-      <w:proofErr w:type="spellStart"/>
-      <w:r>
-        <w:t>QHBoxLayout</w:t>
-      </w:r>
-      <w:proofErr w:type="spellEnd"/>
-      <w:r>
-        <w:t xml:space="preserve">, this lines up widgets horizontally without additional need for manually </w:t>
+        <w:t xml:space="preserve">As seen in Telemetry 2, I create the tables using QHBoxLayout, this lines up widgets horizontally without additional need for manually </w:t>
       </w:r>
       <w:r>
         <w:t>placing</w:t>
@@ -10520,15 +10451,7 @@
         <w:t xml:space="preserve">As seen in Telemetry 3, I have an attribute error stemming from line 64 - </w:t>
       </w:r>
       <w:r>
-        <w:t>self._</w:t>
-      </w:r>
-      <w:proofErr w:type="spellStart"/>
-      <w:r>
-        <w:t>publish_telemetry</w:t>
-      </w:r>
-      <w:proofErr w:type="spellEnd"/>
-      <w:r>
-        <w:t>()</w:t>
+        <w:t>self._publish_telemetry()</w:t>
       </w:r>
       <w:r>
         <w:t>. The root cause of this is the telemetry is being called prior to the creation of tables, Telemetry 2 above shows I do have the creation of these tables within my code. This in an architecture issue rather than a</w:t>
@@ -12729,9 +12652,60 @@
       </w:r>
     </w:p>
     <w:p>
-      <w:r>
-        <w:t>pytest was used as the automated testing framework for Momentum. The framework was selected because it provides automatic test discovery, simple assertion-based testing, and clear reporting of successful and failed test cases.</w:t>
-      </w:r>
+      <w:pPr>
+        <w:pStyle w:val="Heading4"/>
+      </w:pPr>
+      <w:r>
+        <w:t>pytest</w:t>
+      </w:r>
+    </w:p>
+    <w:p>
+      <w:r>
+        <w:t>pytest was used as the automated testing framework. The framework was selected because it provides automatic test discovery</w:t>
+      </w:r>
+      <w:r>
+        <w:t xml:space="preserve"> </w:t>
+      </w:r>
+      <w:r>
+        <w:t>and clear reporting of successful and failed test cases.</w:t>
+      </w:r>
+      <w:sdt>
+        <w:sdtPr>
+          <w:id w:val="892623423"/>
+          <w:citation/>
+        </w:sdtPr>
+        <w:sdtContent>
+          <w:r>
+            <w:fldChar w:fldCharType="begin"/>
+          </w:r>
+          <w:r>
+            <w:rPr>
+              <w:lang w:val="en-GB"/>
+            </w:rPr>
+            <w:instrText xml:space="preserve"> CITATION pyt \l 2057 </w:instrText>
+          </w:r>
+          <w:r>
+            <w:fldChar w:fldCharType="separate"/>
+          </w:r>
+          <w:r>
+            <w:rPr>
+              <w:noProof/>
+              <w:lang w:val="en-GB"/>
+            </w:rPr>
+            <w:t xml:space="preserve"> </w:t>
+          </w:r>
+          <w:r>
+            <w:rPr>
+              <w:noProof/>
+              <w:lang w:val="en-GB"/>
+            </w:rPr>
+            <w:t>(pytest, 2015)</w:t>
+          </w:r>
+          <w:r>
+            <w:fldChar w:fldCharType="end"/>
+          </w:r>
+        </w:sdtContent>
+      </w:sdt>
     </w:p>
     <w:p>
       <w:r>
@@ -12740,15 +12714,7 @@
     </w:p>
     <w:p>
       <w:r>
-        <w:t xml:space="preserve">The </w:t>
-      </w:r>
-      <w:proofErr w:type="spellStart"/>
-      <w:r>
-        <w:t>src</w:t>
-      </w:r>
-      <w:proofErr w:type="spellEnd"/>
-      <w:r>
-        <w:t xml:space="preserve"> directory was converted into a Python package by adding __init__.py files. These files were added to the main source directory and relevant subdirectories, including:</w:t>
+        <w:t>The src directory was converted into a Python package by adding __init__.py files. These files were added to the main source directory and relevant subdirectories, including:</w:t>
       </w:r>
     </w:p>
     <w:p>
@@ -12762,14 +12728,13 @@
         <w:t>src/</w:t>
       </w:r>
       <w:r>
-        <w:rPr>
-          <w:b/>
-          <w:bCs/>
-        </w:rPr>
-        <w:t>init</w:t>
-      </w:r>
-      <w:r>
-        <w:t xml:space="preserve">.py </w:t>
+        <w:t xml:space="preserve"> </w:t>
+      </w:r>
+      <w:r>
+        <w:t>__init__.py</w:t>
+      </w:r>
+      <w:r>
+        <w:t xml:space="preserve"> </w:t>
       </w:r>
     </w:p>
     <w:p>
@@ -12783,14 +12748,13 @@
         <w:t>src/core/</w:t>
       </w:r>
       <w:r>
-        <w:rPr>
-          <w:b/>
-          <w:bCs/>
-        </w:rPr>
-        <w:t>init</w:t>
-      </w:r>
-      <w:r>
-        <w:t xml:space="preserve">.py </w:t>
+        <w:t xml:space="preserve"> </w:t>
+      </w:r>
+      <w:r>
+        <w:t>__init__.py</w:t>
+      </w:r>
+      <w:r>
+        <w:t xml:space="preserve"> </w:t>
       </w:r>
     </w:p>
     <w:p>
@@ -12804,14 +12768,13 @@
         <w:t>src/models/</w:t>
       </w:r>
       <w:r>
-        <w:rPr>
-          <w:b/>
-          <w:bCs/>
-        </w:rPr>
-        <w:t>init</w:t>
-      </w:r>
-      <w:r>
-        <w:t xml:space="preserve">.py </w:t>
+        <w:t xml:space="preserve"> </w:t>
+      </w:r>
+      <w:r>
+        <w:t>__init__.py</w:t>
+      </w:r>
+      <w:r>
+        <w:t xml:space="preserve"> </w:t>
       </w:r>
     </w:p>
     <w:p>
@@ -12830,54 +12793,30 @@
       </w:r>
     </w:p>
     <w:p>
-      <w:proofErr w:type="spellStart"/>
-      <w:r>
-        <w:t>pythonpath</w:t>
-      </w:r>
-      <w:proofErr w:type="spellEnd"/>
-      <w:r>
-        <w:t xml:space="preserve"> = .</w:t>
+      <w:r>
+        <w:t>pythonpath = .</w:t>
       </w:r>
     </w:p>
     <w:p>
       <w:r>
         <w:t>This configuration allows test files to import project modules directly, for example:</w:t>
       </w:r>
-    </w:p>
-    <w:p>
-      <w:r>
-        <w:t xml:space="preserve">from </w:t>
-      </w:r>
-      <w:proofErr w:type="spellStart"/>
-      <w:r>
-        <w:t>src.core.race_controller</w:t>
-      </w:r>
-      <w:proofErr w:type="spellEnd"/>
-      <w:r>
-        <w:t xml:space="preserve"> import </w:t>
-      </w:r>
-      <w:proofErr w:type="spellStart"/>
-      <w:r>
-        <w:t>RaceController</w:t>
-      </w:r>
-      <w:proofErr w:type="spellEnd"/>
-    </w:p>
-    <w:p>
+      <w:r>
+        <w:t xml:space="preserve"> </w:t>
+      </w:r>
+      <w:r>
+        <w:t>from src.core.race_controller import RaceController</w:t>
+      </w:r>
+      <w:r>
+        <w:t xml:space="preserve"> </w:t>
+      </w:r>
       <w:r>
         <w:t>without requiring manual modification of the Python system path.</w:t>
       </w:r>
     </w:p>
     <w:p>
       <w:r>
-        <w:t xml:space="preserve">Tests were organised using </w:t>
-      </w:r>
-      <w:proofErr w:type="spellStart"/>
-      <w:r>
-        <w:t>pytest's</w:t>
-      </w:r>
-      <w:proofErr w:type="spellEnd"/>
-      <w:r>
-        <w:t xml:space="preserve"> default naming conventions. Test files must begin with test_ or end with _test.py to be automatically detected by the pytest test discovery system.</w:t>
+        <w:t>Tests were organised using pytest's default naming conventions. Test files must begin with test_ or end with _test.py to be automatically detected by the pytest test discovery system.</w:t>
       </w:r>
     </w:p>
     <w:p>
@@ -12948,6 +12887,14 @@
     <w:p>
       <w:pPr>
         <w:numPr>
+          <w:ilvl w:val="1"/>
+          <w:numId w:val="38"/>
+        </w:numPr>
+      </w:pPr>
+    </w:p>
+    <w:p>
+      <w:pPr>
+        <w:numPr>
           <w:ilvl w:val="0"/>
           <w:numId w:val="38"/>
         </w:numPr>
@@ -12957,32 +12904,258 @@
       </w:r>
     </w:p>
     <w:p>
-      <w:r>
-        <w:t>Unit tests were stored in the unit directory, class-level tests were stored in the class directory, and additional directories were created for future integration and system testing.</w:t>
-      </w:r>
-    </w:p>
-    <w:p>
-      <w:r>
+      <w:pPr>
+        <w:numPr>
+          <w:ilvl w:val="1"/>
+          <w:numId w:val="38"/>
+        </w:numPr>
+      </w:pPr>
+    </w:p>
+    <w:p>
+      <w:r>
+        <w:lastRenderedPageBreak/>
         <w:t>Tests were executed from the project root directory using the command:</w:t>
       </w:r>
     </w:p>
     <w:p>
       <w:r>
+        <w:t>p</w:t>
+      </w:r>
+      <w:r>
+        <w:t>ytest</w:t>
+      </w:r>
+    </w:p>
+    <w:p>
+      <w:pPr>
+        <w:keepNext/>
+      </w:pPr>
+      <w:r>
+        <w:rPr>
+          <w:noProof/>
+        </w:rPr>
+        <mc:AlternateContent>
+          <mc:Choice Requires="wps">
+            <w:drawing>
+              <wp:anchor distT="0" distB="0" distL="114300" distR="114300" simplePos="0" relativeHeight="251682816" behindDoc="0" locked="0" layoutInCell="1" allowOverlap="1" wp14:anchorId="4B4FE340" wp14:editId="6292A6FF">
+                <wp:simplePos x="0" y="0"/>
+                <wp:positionH relativeFrom="column">
+                  <wp:posOffset>-780415</wp:posOffset>
+                </wp:positionH>
+                <wp:positionV relativeFrom="paragraph">
+                  <wp:posOffset>1475740</wp:posOffset>
+                </wp:positionV>
+                <wp:extent cx="7326630" cy="635"/>
+                <wp:effectExtent l="0" t="0" r="0" b="0"/>
+                <wp:wrapTopAndBottom/>
+                <wp:docPr id="310244446" name="Text Box 1"/>
+                <wp:cNvGraphicFramePr/>
+                <a:graphic xmlns:a="http://schemas.openxmlformats.org/drawingml/2006/main">
+                  <a:graphicData uri="http://schemas.microsoft.com/office/word/2010/wordprocessingShape">
+                    <wps:wsp>
+                      <wps:cNvSpPr txBox="1"/>
+                      <wps:spPr>
+                        <a:xfrm>
+                          <a:off x="0" y="0"/>
+                          <a:ext cx="7326630" cy="635"/>
+                        </a:xfrm>
+                        <a:prstGeom prst="rect">
+                          <a:avLst/>
+                        </a:prstGeom>
+                        <a:solidFill>
+                          <a:prstClr val="white"/>
+                        </a:solidFill>
+                        <a:ln>
+                          <a:noFill/>
+                        </a:ln>
+                      </wps:spPr>
+                      <wps:txbx>
+                        <w:txbxContent>
+                          <w:p>
+                            <w:pPr>
+                              <w:pStyle w:val="Caption"/>
+                              <w:rPr>
+                                <w:sz w:val="22"/>
+                                <w:szCs w:val="22"/>
+                              </w:rPr>
+                            </w:pPr>
+                            <w:r>
+                              <w:t xml:space="preserve">Testing </w:t>
+                            </w:r>
+                            <w:r>
+                              <w:fldChar w:fldCharType="begin"/>
+                            </w:r>
+                            <w:r>
+                              <w:instrText xml:space="preserve"> SEQ Testing \* ARABIC </w:instrText>
+                            </w:r>
+                            <w:r>
+                              <w:fldChar w:fldCharType="separate"/>
+                            </w:r>
+                            <w:r>
+                              <w:rPr>
+                                <w:noProof/>
+                              </w:rPr>
+                              <w:t>1</w:t>
+                            </w:r>
+                            <w:r>
+                              <w:fldChar w:fldCharType="end"/>
+                            </w:r>
+                          </w:p>
+                        </w:txbxContent>
+                      </wps:txbx>
+                      <wps:bodyPr rot="0" spcFirstLastPara="0" vertOverflow="overflow" horzOverflow="overflow" vert="horz" wrap="square" lIns="0" tIns="0" rIns="0" bIns="0" numCol="1" spcCol="0" rtlCol="0" fromWordArt="0" anchor="t" anchorCtr="0" forceAA="0" compatLnSpc="1">
+                        <a:prstTxWarp prst="textNoShape">
+                          <a:avLst/>
+                        </a:prstTxWarp>
+                        <a:spAutoFit/>
+                      </wps:bodyPr>
+                    </wps:wsp>
+                  </a:graphicData>
+                </a:graphic>
+              </wp:anchor>
+            </w:drawing>
+          </mc:Choice>
+          <mc:Fallback>
+            <w:pict>
+              <v:shape w14:anchorId="4B4FE340" id="_x0000_s1033" type="#_x0000_t202" style="position:absolute;margin-left:-61.45pt;margin-top:116.2pt;width:576.9pt;height:.05pt;z-index:251682816;visibility:visible;mso-wrap-style:square;mso-wrap-distance-left:9pt;mso-wrap-distance-top:0;mso-wrap-distance-right:9pt;mso-wrap-distance-bottom:0;mso-position-horizontal:absolute;mso-position-horizontal-relative:text;mso-position-vertical:absolute;mso-position-vertical-relative:text;v-text-anchor:top" o:gfxdata="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" stroked="f">
+                <v:textbox style="mso-fit-shape-to-text:t" inset="0,0,0,0">
+                  <w:txbxContent>
+                    <w:p>
+                      <w:pPr>
+                        <w:pStyle w:val="Caption"/>
+                        <w:rPr>
+                          <w:sz w:val="22"/>
+                          <w:szCs w:val="22"/>
+                        </w:rPr>
+                      </w:pPr>
+                      <w:r>
+                        <w:t xml:space="preserve">Testing </w:t>
+                      </w:r>
+                      <w:r>
+                        <w:fldChar w:fldCharType="begin"/>
+                      </w:r>
+                      <w:r>
+                        <w:instrText xml:space="preserve"> SEQ Testing \* ARABIC </w:instrText>
+                      </w:r>
+                      <w:r>
+                        <w:fldChar w:fldCharType="separate"/>
+                      </w:r>
+                      <w:r>
+                        <w:rPr>
+                          <w:noProof/>
+                        </w:rPr>
+                        <w:t>1</w:t>
+                      </w:r>
+                      <w:r>
+                        <w:fldChar w:fldCharType="end"/>
+                      </w:r>
+                    </w:p>
+                  </w:txbxContent>
+                </v:textbox>
+                <w10:wrap type="topAndBottom"/>
+              </v:shape>
+            </w:pict>
+          </mc:Fallback>
+        </mc:AlternateContent>
+      </w:r>
+      <w:r>
+        <w:drawing>
+          <wp:anchor distT="0" distB="0" distL="114300" distR="114300" simplePos="0" relativeHeight="251680768" behindDoc="0" locked="0" layoutInCell="1" allowOverlap="1" wp14:anchorId="5E9AEACF" wp14:editId="41D731D6">
+            <wp:simplePos x="0" y="0"/>
+            <wp:positionH relativeFrom="margin">
+              <wp:posOffset>-780415</wp:posOffset>
+            </wp:positionH>
+            <wp:positionV relativeFrom="paragraph">
+              <wp:posOffset>0</wp:posOffset>
+            </wp:positionV>
+            <wp:extent cx="7326630" cy="1418590"/>
+            <wp:effectExtent l="0" t="0" r="7620" b="0"/>
+            <wp:wrapTopAndBottom/>
+            <wp:docPr id="2141636346" name="Picture 1"/>
+            <wp:cNvGraphicFramePr>
+              <a:graphicFrameLocks xmlns:a="http://schemas.openxmlformats.org/drawingml/2006/main" noChangeAspect="1"/>
+            </wp:cNvGraphicFramePr>
+            <a:graphic xmlns:a="http://schemas.openxmlformats.org/drawingml/2006/main">
+              <a:graphicData uri="http://schemas.openxmlformats.org/drawingml/2006/picture">
+                <pic:pic xmlns:pic="http://schemas.openxmlformats.org/drawingml/2006/picture">
+                  <pic:nvPicPr>
+                    <pic:cNvPr id="2141636346" name=""/>
+                    <pic:cNvPicPr/>
+                  </pic:nvPicPr>
+                  <pic:blipFill>
+                    <a:blip r:embed="rId40">
+                      <a:extLst>
+                        <a:ext uri="{28A0092B-C50C-407E-A947-70E740481C1C}">
+                          <a14:useLocalDpi xmlns:a14="http://schemas.microsoft.com/office/drawing/2010/main" val="0"/>
+                        </a:ext>
+                      </a:extLst>
+                    </a:blip>
+                    <a:stretch>
+                      <a:fillRect/>
+                    </a:stretch>
+                  </pic:blipFill>
+                  <pic:spPr>
+                    <a:xfrm>
+                      <a:off x="0" y="0"/>
+                      <a:ext cx="7326630" cy="1418590"/>
+                    </a:xfrm>
+                    <a:prstGeom prst="rect">
+                      <a:avLst/>
+                    </a:prstGeom>
+                  </pic:spPr>
+                </pic:pic>
+              </a:graphicData>
+            </a:graphic>
+            <wp14:sizeRelH relativeFrom="margin">
+              <wp14:pctWidth>0</wp14:pctWidth>
+            </wp14:sizeRelH>
+            <wp14:sizeRelV relativeFrom="margin">
+              <wp14:pctHeight>0</wp14:pctHeight>
+            </wp14:sizeRelV>
+          </wp:anchor>
+        </w:drawing>
+      </w:r>
+      <w:r>
+        <w:t>When executed, pytest automatically searches the test directories, identifies correctly named test files, runs each test function, and provides a summary showing the number of passed and failed tests.</w:t>
+      </w:r>
+      <w:r>
+        <w:t xml:space="preserve"> This process is shown in Testing 1.</w:t>
+      </w:r>
+    </w:p>
+    <w:p>
+      <w:pPr>
+        <w:pStyle w:val="Heading4"/>
+      </w:pPr>
+      <w:r>
+        <w:t>pytest-qt</w:t>
+      </w:r>
+    </w:p>
+    <w:p>
+      <w:pPr>
+        <w:keepNext/>
+      </w:pPr>
+      <w:r>
+        <w:t>f</w:t>
+      </w:r>
+    </w:p>
+    <w:p>
+      <w:pPr>
+        <w:rPr>
+          <w:rFonts w:asciiTheme="majorHAnsi" w:eastAsiaTheme="majorEastAsia" w:hAnsiTheme="majorHAnsi" w:cstheme="majorBidi"/>
+          <w:b/>
+          <w:bCs/>
+          <w:color w:val="353839" w:themeColor="text1"/>
+        </w:rPr>
+      </w:pPr>
+      <w:r>
+        <w:br w:type="page"/>
+      </w:r>
+    </w:p>
+    <w:p>
+      <w:pPr>
+        <w:pStyle w:val="Heading3"/>
+      </w:pPr>
+      <w:r>
         <w:lastRenderedPageBreak/>
-        <w:t>pytest</w:t>
-      </w:r>
-    </w:p>
-    <w:p>
-      <w:r>
-        <w:t>When executed, pytest automatically searches the test directories, identifies correctly named test files, runs each test function, and provides a summary showing the number of passed and failed tests.</w:t>
-      </w:r>
-    </w:p>
-    <w:p/>
-    <w:p>
-      <w:pPr>
-        <w:pStyle w:val="Heading3"/>
-      </w:pPr>
-      <w:r>
         <w:t>Unit</w:t>
       </w:r>
     </w:p>
@@ -13043,7 +13216,13 @@
     </w:p>
     <w:p>
       <w:r>
-        <w:t>Unit testing was performed using pytest. The primary focus of automated unit testing was the driver generation module, ensuring that randomly generated drivers satisfied the constraints defined by the simulation design. Each test was designed to verify a specific requirement of the driver generation system.</w:t>
+        <w:t xml:space="preserve">The </w:t>
+      </w:r>
+      <w:r>
+        <w:t xml:space="preserve">focus of automated unit testing was the driver generation module, ensuring that randomly generated drivers </w:t>
+      </w:r>
+      <w:r>
+        <w:t>met all the requirements that was needed of them.</w:t>
       </w:r>
     </w:p>
     <w:tbl>
@@ -13825,7 +14004,6 @@
               <w:jc w:val="center"/>
             </w:pPr>
             <w:r>
-              <w:lastRenderedPageBreak/>
               <w:t>UT-09</w:t>
             </w:r>
           </w:p>
@@ -14065,10 +14243,14 @@
         <w:pStyle w:val="Heading4"/>
       </w:pPr>
       <w:r>
+        <w:lastRenderedPageBreak/>
         <w:t>Results</w:t>
       </w:r>
     </w:p>
     <w:p>
+      <w:pPr>
+        <w:keepNext/>
+      </w:pPr>
       <w:r>
         <w:rPr>
           <w:noProof/>
@@ -14089,7 +14271,7 @@
                     <pic:cNvPicPr/>
                   </pic:nvPicPr>
                   <pic:blipFill>
-                    <a:blip r:embed="rId40"/>
+                    <a:blip r:embed="rId41"/>
                     <a:stretch>
                       <a:fillRect/>
                     </a:stretch>
@@ -14112,10 +14294,902 @@
     </w:p>
     <w:p>
       <w:pPr>
+        <w:pStyle w:val="Caption"/>
+      </w:pPr>
+      <w:r>
+        <w:t xml:space="preserve">Testing </w:t>
+      </w:r>
+      <w:r>
+        <w:fldChar w:fldCharType="begin"/>
+      </w:r>
+      <w:r>
+        <w:instrText xml:space="preserve"> SEQ Testing \* ARABIC </w:instrText>
+      </w:r>
+      <w:r>
+        <w:fldChar w:fldCharType="separate"/>
+      </w:r>
+      <w:r>
+        <w:rPr>
+          <w:noProof/>
+        </w:rPr>
+        <w:t>2</w:t>
+      </w:r>
+      <w:r>
+        <w:fldChar w:fldCharType="end"/>
+      </w:r>
+    </w:p>
+    <w:p>
+      <w:r>
+        <w:t>Testing 2 shows all tests have passed.</w:t>
+      </w:r>
+    </w:p>
+    <w:p>
+      <w:pPr>
+        <w:rPr>
+          <w:rFonts w:asciiTheme="majorHAnsi" w:eastAsiaTheme="majorEastAsia" w:hAnsiTheme="majorHAnsi" w:cstheme="majorBidi"/>
+          <w:b/>
+          <w:bCs/>
+          <w:color w:val="353839" w:themeColor="text1"/>
+        </w:rPr>
+      </w:pPr>
+      <w:r>
+        <w:br w:type="page"/>
+      </w:r>
+    </w:p>
+    <w:p>
+      <w:pPr>
         <w:pStyle w:val="Heading3"/>
       </w:pPr>
       <w:r>
-        <w:t>System</w:t>
+        <w:lastRenderedPageBreak/>
+        <w:t>Class</w:t>
+      </w:r>
+    </w:p>
+    <w:p>
+      <w:r>
+        <w:t>Class testing lies somewhat between unit and integration testing, as a class is a fundamental unit of and object orientated programme. Yet a class also contains many methods that must be integrated with one another.</w:t>
+      </w:r>
+      <w:sdt>
+        <w:sdtPr>
+          <w:id w:val="-1431267359"/>
+          <w:citation/>
+        </w:sdtPr>
+        <w:sdtContent>
+          <w:r>
+            <w:fldChar w:fldCharType="begin"/>
+          </w:r>
+          <w:r>
+            <w:rPr>
+              <w:lang w:val="en-GB"/>
+            </w:rPr>
+            <w:instrText xml:space="preserve">CITATION McG01 \l 2057 </w:instrText>
+          </w:r>
+          <w:r>
+            <w:fldChar w:fldCharType="separate"/>
+          </w:r>
+          <w:r>
+            <w:rPr>
+              <w:noProof/>
+              <w:lang w:val="en-GB"/>
+            </w:rPr>
+            <w:t xml:space="preserve"> </w:t>
+          </w:r>
+          <w:r>
+            <w:rPr>
+              <w:noProof/>
+              <w:lang w:val="en-GB"/>
+            </w:rPr>
+            <w:t>(McGregor &amp; Sykes, 2001)</w:t>
+          </w:r>
+          <w:r>
+            <w:fldChar w:fldCharType="end"/>
+          </w:r>
+        </w:sdtContent>
+      </w:sdt>
+    </w:p>
+    <w:p>
+      <w:r>
+        <w:t xml:space="preserve">This </w:t>
+      </w:r>
+      <w:r>
+        <w:t>phase primarily focused on the RaceController class. The tests validated the behaviour of its methods and internal state management. Dependent classes, including Driver, Car, RaceTelemetry, and RaceResult, were used during execution to provide the required objects and verify that the controller operated correctly within the simulation environment.</w:t>
+      </w:r>
+    </w:p>
+    <w:p>
+      <w:pPr>
+        <w:pStyle w:val="Heading4"/>
+      </w:pPr>
+      <w:r>
+        <w:t>Plan</w:t>
+      </w:r>
+    </w:p>
+    <w:tbl>
+      <w:tblPr>
+        <w:tblStyle w:val="GridTable3-Accent1"/>
+        <w:tblW w:w="0" w:type="auto"/>
+        <w:tblLook w:val="0620" w:firstRow="1" w:lastRow="0" w:firstColumn="0" w:lastColumn="0" w:noHBand="1" w:noVBand="1"/>
+      </w:tblPr>
+      <w:tblGrid>
+        <w:gridCol w:w="633"/>
+        <w:gridCol w:w="1672"/>
+        <w:gridCol w:w="1546"/>
+        <w:gridCol w:w="1724"/>
+        <w:gridCol w:w="1366"/>
+        <w:gridCol w:w="2085"/>
+      </w:tblGrid>
+      <w:tr>
+        <w:trPr>
+          <w:cnfStyle w:val="100000000000" w:firstRow="1" w:lastRow="0" w:firstColumn="0" w:lastColumn="0" w:oddVBand="0" w:evenVBand="0" w:oddHBand="0" w:evenHBand="0" w:firstRowFirstColumn="0" w:firstRowLastColumn="0" w:lastRowFirstColumn="0" w:lastRowLastColumn="0"/>
+        </w:trPr>
+        <w:tc>
+          <w:tcPr>
+            <w:tcW w:w="0" w:type="auto"/>
+            <w:hideMark/>
+          </w:tcPr>
+          <w:p>
+            <w:pPr>
+              <w:spacing w:after="160" w:line="259" w:lineRule="auto"/>
+            </w:pPr>
+            <w:r>
+              <w:t>Test ID</w:t>
+            </w:r>
+          </w:p>
+        </w:tc>
+        <w:tc>
+          <w:tcPr>
+            <w:tcW w:w="0" w:type="auto"/>
+            <w:hideMark/>
+          </w:tcPr>
+          <w:p>
+            <w:pPr>
+              <w:spacing w:after="160" w:line="259" w:lineRule="auto"/>
+            </w:pPr>
+            <w:r>
+              <w:t>Test Description</w:t>
+            </w:r>
+          </w:p>
+        </w:tc>
+        <w:tc>
+          <w:tcPr>
+            <w:tcW w:w="0" w:type="auto"/>
+            <w:hideMark/>
+          </w:tcPr>
+          <w:p>
+            <w:pPr>
+              <w:spacing w:after="160" w:line="259" w:lineRule="auto"/>
+            </w:pPr>
+            <w:r>
+              <w:t>Class Tested</w:t>
+            </w:r>
+          </w:p>
+        </w:tc>
+        <w:tc>
+          <w:tcPr>
+            <w:tcW w:w="0" w:type="auto"/>
+            <w:hideMark/>
+          </w:tcPr>
+          <w:p>
+            <w:pPr>
+              <w:spacing w:after="160" w:line="259" w:lineRule="auto"/>
+            </w:pPr>
+            <w:r>
+              <w:t>Supporting Classes</w:t>
+            </w:r>
+          </w:p>
+        </w:tc>
+        <w:tc>
+          <w:tcPr>
+            <w:tcW w:w="0" w:type="auto"/>
+            <w:hideMark/>
+          </w:tcPr>
+          <w:p>
+            <w:pPr>
+              <w:spacing w:after="160" w:line="259" w:lineRule="auto"/>
+            </w:pPr>
+            <w:r>
+              <w:t>Test Method</w:t>
+            </w:r>
+          </w:p>
+        </w:tc>
+        <w:tc>
+          <w:tcPr>
+            <w:tcW w:w="0" w:type="auto"/>
+            <w:hideMark/>
+          </w:tcPr>
+          <w:p>
+            <w:pPr>
+              <w:spacing w:after="160" w:line="259" w:lineRule="auto"/>
+            </w:pPr>
+            <w:r>
+              <w:t>Expected Result</w:t>
+            </w:r>
+          </w:p>
+        </w:tc>
+      </w:tr>
+      <w:tr>
+        <w:tc>
+          <w:tcPr>
+            <w:tcW w:w="0" w:type="auto"/>
+            <w:hideMark/>
+          </w:tcPr>
+          <w:p>
+            <w:pPr>
+              <w:spacing w:after="160" w:line="259" w:lineRule="auto"/>
+            </w:pPr>
+            <w:r>
+              <w:t>CT-01</w:t>
+            </w:r>
+          </w:p>
+        </w:tc>
+        <w:tc>
+          <w:tcPr>
+            <w:tcW w:w="0" w:type="auto"/>
+            <w:hideMark/>
+          </w:tcPr>
+          <w:p>
+            <w:pPr>
+              <w:spacing w:after="160" w:line="259" w:lineRule="auto"/>
+            </w:pPr>
+            <w:r>
+              <w:t>Verify class initialisation</w:t>
+            </w:r>
+          </w:p>
+        </w:tc>
+        <w:tc>
+          <w:tcPr>
+            <w:tcW w:w="0" w:type="auto"/>
+            <w:hideMark/>
+          </w:tcPr>
+          <w:p>
+            <w:pPr>
+              <w:spacing w:after="160" w:line="259" w:lineRule="auto"/>
+            </w:pPr>
+            <w:r>
+              <w:t>RaceController</w:t>
+            </w:r>
+          </w:p>
+        </w:tc>
+        <w:tc>
+          <w:tcPr>
+            <w:tcW w:w="0" w:type="auto"/>
+            <w:hideMark/>
+          </w:tcPr>
+          <w:p>
+            <w:pPr>
+              <w:spacing w:after="160" w:line="259" w:lineRule="auto"/>
+            </w:pPr>
+            <w:r>
+              <w:t>TrackDefinition</w:t>
+            </w:r>
+          </w:p>
+        </w:tc>
+        <w:tc>
+          <w:tcPr>
+            <w:tcW w:w="0" w:type="auto"/>
+            <w:hideMark/>
+          </w:tcPr>
+          <w:p>
+            <w:pPr>
+              <w:spacing w:after="160" w:line="259" w:lineRule="auto"/>
+            </w:pPr>
+            <w:r>
+              <w:t>Automated pytest test</w:t>
+            </w:r>
+          </w:p>
+        </w:tc>
+        <w:tc>
+          <w:tcPr>
+            <w:tcW w:w="0" w:type="auto"/>
+            <w:hideMark/>
+          </w:tcPr>
+          <w:p>
+            <w:pPr>
+              <w:spacing w:after="160" w:line="259" w:lineRule="auto"/>
+            </w:pPr>
+            <w:r>
+              <w:t>Controller initialises with the supplied track, car count and simulation settings</w:t>
+            </w:r>
+          </w:p>
+        </w:tc>
+      </w:tr>
+      <w:tr>
+        <w:tc>
+          <w:tcPr>
+            <w:tcW w:w="0" w:type="auto"/>
+            <w:hideMark/>
+          </w:tcPr>
+          <w:p>
+            <w:pPr>
+              <w:spacing w:after="160" w:line="259" w:lineRule="auto"/>
+            </w:pPr>
+            <w:r>
+              <w:t>CT-02</w:t>
+            </w:r>
+          </w:p>
+        </w:tc>
+        <w:tc>
+          <w:tcPr>
+            <w:tcW w:w="0" w:type="auto"/>
+            <w:hideMark/>
+          </w:tcPr>
+          <w:p>
+            <w:pPr>
+              <w:spacing w:after="160" w:line="259" w:lineRule="auto"/>
+            </w:pPr>
+            <w:r>
+              <w:t>Verify race setup creates required objects</w:t>
+            </w:r>
+          </w:p>
+        </w:tc>
+        <w:tc>
+          <w:tcPr>
+            <w:tcW w:w="0" w:type="auto"/>
+            <w:hideMark/>
+          </w:tcPr>
+          <w:p>
+            <w:pPr>
+              <w:spacing w:after="160" w:line="259" w:lineRule="auto"/>
+            </w:pPr>
+            <w:r>
+              <w:t>RaceController</w:t>
+            </w:r>
+          </w:p>
+        </w:tc>
+        <w:tc>
+          <w:tcPr>
+            <w:tcW w:w="0" w:type="auto"/>
+            <w:hideMark/>
+          </w:tcPr>
+          <w:p>
+            <w:pPr>
+              <w:spacing w:after="160" w:line="259" w:lineRule="auto"/>
+            </w:pPr>
+            <w:r>
+              <w:t>Driver, Car</w:t>
+            </w:r>
+          </w:p>
+        </w:tc>
+        <w:tc>
+          <w:tcPr>
+            <w:tcW w:w="0" w:type="auto"/>
+            <w:hideMark/>
+          </w:tcPr>
+          <w:p>
+            <w:pPr>
+              <w:spacing w:after="160" w:line="259" w:lineRule="auto"/>
+            </w:pPr>
+            <w:r>
+              <w:t>Automated pytest test</w:t>
+            </w:r>
+          </w:p>
+        </w:tc>
+        <w:tc>
+          <w:tcPr>
+            <w:tcW w:w="0" w:type="auto"/>
+            <w:hideMark/>
+          </w:tcPr>
+          <w:p>
+            <w:pPr>
+              <w:spacing w:after="160" w:line="259" w:lineRule="auto"/>
+            </w:pPr>
+            <w:r>
+              <w:t>Setup creates the correct number of drivers and cars</w:t>
+            </w:r>
+          </w:p>
+        </w:tc>
+      </w:tr>
+      <w:tr>
+        <w:tc>
+          <w:tcPr>
+            <w:tcW w:w="0" w:type="auto"/>
+            <w:hideMark/>
+          </w:tcPr>
+          <w:p>
+            <w:pPr>
+              <w:spacing w:after="160" w:line="259" w:lineRule="auto"/>
+            </w:pPr>
+            <w:r>
+              <w:t>CT-03</w:t>
+            </w:r>
+          </w:p>
+        </w:tc>
+        <w:tc>
+          <w:tcPr>
+            <w:tcW w:w="0" w:type="auto"/>
+            <w:hideMark/>
+          </w:tcPr>
+          <w:p>
+            <w:pPr>
+              <w:spacing w:after="160" w:line="259" w:lineRule="auto"/>
+            </w:pPr>
+            <w:r>
+              <w:t>Verify race state initialisation</w:t>
+            </w:r>
+          </w:p>
+        </w:tc>
+        <w:tc>
+          <w:tcPr>
+            <w:tcW w:w="0" w:type="auto"/>
+            <w:hideMark/>
+          </w:tcPr>
+          <w:p>
+            <w:pPr>
+              <w:spacing w:after="160" w:line="259" w:lineRule="auto"/>
+            </w:pPr>
+            <w:r>
+              <w:t>RaceController</w:t>
+            </w:r>
+          </w:p>
+        </w:tc>
+        <w:tc>
+          <w:tcPr>
+            <w:tcW w:w="0" w:type="auto"/>
+            <w:hideMark/>
+          </w:tcPr>
+          <w:p>
+            <w:pPr>
+              <w:spacing w:after="160" w:line="259" w:lineRule="auto"/>
+            </w:pPr>
+            <w:r>
+              <w:t>Car</w:t>
+            </w:r>
+          </w:p>
+        </w:tc>
+        <w:tc>
+          <w:tcPr>
+            <w:tcW w:w="0" w:type="auto"/>
+            <w:hideMark/>
+          </w:tcPr>
+          <w:p>
+            <w:pPr>
+              <w:spacing w:after="160" w:line="259" w:lineRule="auto"/>
+            </w:pPr>
+            <w:r>
+              <w:t>Automated pytest test</w:t>
+            </w:r>
+          </w:p>
+        </w:tc>
+        <w:tc>
+          <w:tcPr>
+            <w:tcW w:w="0" w:type="auto"/>
+            <w:hideMark/>
+          </w:tcPr>
+          <w:p>
+            <w:pPr>
+              <w:spacing w:after="160" w:line="259" w:lineRule="auto"/>
+            </w:pPr>
+            <w:r>
+              <w:t>Progress, lap time and lap start tracking dictionaries initialise correctly</w:t>
+            </w:r>
+          </w:p>
+        </w:tc>
+      </w:tr>
+      <w:tr>
+        <w:tc>
+          <w:tcPr>
+            <w:tcW w:w="0" w:type="auto"/>
+            <w:hideMark/>
+          </w:tcPr>
+          <w:p>
+            <w:pPr>
+              <w:spacing w:after="160" w:line="259" w:lineRule="auto"/>
+            </w:pPr>
+            <w:r>
+              <w:t>CT-04</w:t>
+            </w:r>
+          </w:p>
+        </w:tc>
+        <w:tc>
+          <w:tcPr>
+            <w:tcW w:w="0" w:type="auto"/>
+            <w:hideMark/>
+          </w:tcPr>
+          <w:p>
+            <w:pPr>
+              <w:spacing w:after="160" w:line="259" w:lineRule="auto"/>
+            </w:pPr>
+            <w:r>
+              <w:t>Verify simulation step updates race state</w:t>
+            </w:r>
+          </w:p>
+        </w:tc>
+        <w:tc>
+          <w:tcPr>
+            <w:tcW w:w="0" w:type="auto"/>
+            <w:hideMark/>
+          </w:tcPr>
+          <w:p>
+            <w:pPr>
+              <w:spacing w:after="160" w:line="259" w:lineRule="auto"/>
+            </w:pPr>
+            <w:r>
+              <w:t>RaceController</w:t>
+            </w:r>
+          </w:p>
+        </w:tc>
+        <w:tc>
+          <w:tcPr>
+            <w:tcW w:w="0" w:type="auto"/>
+            <w:hideMark/>
+          </w:tcPr>
+          <w:p>
+            <w:pPr>
+              <w:spacing w:after="160" w:line="259" w:lineRule="auto"/>
+            </w:pPr>
+            <w:r>
+              <w:t>Driver, Car</w:t>
+            </w:r>
+          </w:p>
+        </w:tc>
+        <w:tc>
+          <w:tcPr>
+            <w:tcW w:w="0" w:type="auto"/>
+            <w:hideMark/>
+          </w:tcPr>
+          <w:p>
+            <w:pPr>
+              <w:spacing w:after="160" w:line="259" w:lineRule="auto"/>
+            </w:pPr>
+            <w:r>
+              <w:t>Automated pytest test</w:t>
+            </w:r>
+          </w:p>
+        </w:tc>
+        <w:tc>
+          <w:tcPr>
+            <w:tcW w:w="0" w:type="auto"/>
+            <w:hideMark/>
+          </w:tcPr>
+          <w:p>
+            <w:pPr>
+              <w:spacing w:after="160" w:line="259" w:lineRule="auto"/>
+            </w:pPr>
+            <w:r>
+              <w:t>Car progress and speed values update after one simulation tick</w:t>
+            </w:r>
+          </w:p>
+        </w:tc>
+      </w:tr>
+      <w:tr>
+        <w:tc>
+          <w:tcPr>
+            <w:tcW w:w="0" w:type="auto"/>
+            <w:hideMark/>
+          </w:tcPr>
+          <w:p>
+            <w:pPr>
+              <w:spacing w:after="160" w:line="259" w:lineRule="auto"/>
+            </w:pPr>
+            <w:r>
+              <w:t>CT-05</w:t>
+            </w:r>
+          </w:p>
+        </w:tc>
+        <w:tc>
+          <w:tcPr>
+            <w:tcW w:w="0" w:type="auto"/>
+            <w:hideMark/>
+          </w:tcPr>
+          <w:p>
+            <w:pPr>
+              <w:spacing w:after="160" w:line="259" w:lineRule="auto"/>
+            </w:pPr>
+            <w:r>
+              <w:t>Verify telemetry generation</w:t>
+            </w:r>
+          </w:p>
+        </w:tc>
+        <w:tc>
+          <w:tcPr>
+            <w:tcW w:w="0" w:type="auto"/>
+            <w:hideMark/>
+          </w:tcPr>
+          <w:p>
+            <w:pPr>
+              <w:spacing w:after="160" w:line="259" w:lineRule="auto"/>
+            </w:pPr>
+            <w:r>
+              <w:t>RaceController</w:t>
+            </w:r>
+          </w:p>
+        </w:tc>
+        <w:tc>
+          <w:tcPr>
+            <w:tcW w:w="0" w:type="auto"/>
+            <w:hideMark/>
+          </w:tcPr>
+          <w:p>
+            <w:pPr>
+              <w:spacing w:after="160" w:line="259" w:lineRule="auto"/>
+            </w:pPr>
+            <w:r>
+              <w:t>Driver, Car, RaceTelemetry</w:t>
+            </w:r>
+          </w:p>
+        </w:tc>
+        <w:tc>
+          <w:tcPr>
+            <w:tcW w:w="0" w:type="auto"/>
+            <w:hideMark/>
+          </w:tcPr>
+          <w:p>
+            <w:pPr>
+              <w:spacing w:after="160" w:line="259" w:lineRule="auto"/>
+            </w:pPr>
+            <w:r>
+              <w:t>Automated pytest test</w:t>
+            </w:r>
+          </w:p>
+        </w:tc>
+        <w:tc>
+          <w:tcPr>
+            <w:tcW w:w="0" w:type="auto"/>
+            <w:hideMark/>
+          </w:tcPr>
+          <w:p>
+            <w:pPr>
+              <w:spacing w:after="160" w:line="259" w:lineRule="auto"/>
+            </w:pPr>
+            <w:r>
+              <w:t>Telemetry objects are created containing valid race information</w:t>
+            </w:r>
+          </w:p>
+        </w:tc>
+      </w:tr>
+      <w:tr>
+        <w:tc>
+          <w:tcPr>
+            <w:tcW w:w="0" w:type="auto"/>
+            <w:hideMark/>
+          </w:tcPr>
+          <w:p>
+            <w:pPr>
+              <w:spacing w:after="160" w:line="259" w:lineRule="auto"/>
+            </w:pPr>
+            <w:r>
+              <w:t>CT-06</w:t>
+            </w:r>
+          </w:p>
+        </w:tc>
+        <w:tc>
+          <w:tcPr>
+            <w:tcW w:w="0" w:type="auto"/>
+            <w:hideMark/>
+          </w:tcPr>
+          <w:p>
+            <w:pPr>
+              <w:spacing w:after="160" w:line="259" w:lineRule="auto"/>
+            </w:pPr>
+            <w:r>
+              <w:t>Verify race ordering logic</w:t>
+            </w:r>
+          </w:p>
+        </w:tc>
+        <w:tc>
+          <w:tcPr>
+            <w:tcW w:w="0" w:type="auto"/>
+            <w:hideMark/>
+          </w:tcPr>
+          <w:p>
+            <w:pPr>
+              <w:spacing w:after="160" w:line="259" w:lineRule="auto"/>
+            </w:pPr>
+            <w:r>
+              <w:t>RaceController</w:t>
+            </w:r>
+          </w:p>
+        </w:tc>
+        <w:tc>
+          <w:tcPr>
+            <w:tcW w:w="0" w:type="auto"/>
+            <w:hideMark/>
+          </w:tcPr>
+          <w:p>
+            <w:pPr>
+              <w:spacing w:after="160" w:line="259" w:lineRule="auto"/>
+            </w:pPr>
+            <w:r>
+              <w:t>Car</w:t>
+            </w:r>
+          </w:p>
+        </w:tc>
+        <w:tc>
+          <w:tcPr>
+            <w:tcW w:w="0" w:type="auto"/>
+            <w:hideMark/>
+          </w:tcPr>
+          <w:p>
+            <w:pPr>
+              <w:spacing w:after="160" w:line="259" w:lineRule="auto"/>
+            </w:pPr>
+            <w:r>
+              <w:t>Automated pytest test</w:t>
+            </w:r>
+          </w:p>
+        </w:tc>
+        <w:tc>
+          <w:tcPr>
+            <w:tcW w:w="0" w:type="auto"/>
+            <w:hideMark/>
+          </w:tcPr>
+          <w:p>
+            <w:pPr>
+              <w:spacing w:after="160" w:line="259" w:lineRule="auto"/>
+            </w:pPr>
+            <w:r>
+              <w:t>Cars are sorted according to their current race progress</w:t>
+            </w:r>
+          </w:p>
+        </w:tc>
+      </w:tr>
+      <w:tr>
+        <w:tc>
+          <w:tcPr>
+            <w:tcW w:w="0" w:type="auto"/>
+            <w:hideMark/>
+          </w:tcPr>
+          <w:p>
+            <w:pPr>
+              <w:spacing w:after="160" w:line="259" w:lineRule="auto"/>
+            </w:pPr>
+            <w:r>
+              <w:t>CT-07</w:t>
+            </w:r>
+          </w:p>
+        </w:tc>
+        <w:tc>
+          <w:tcPr>
+            <w:tcW w:w="0" w:type="auto"/>
+            <w:hideMark/>
+          </w:tcPr>
+          <w:p>
+            <w:pPr>
+              <w:spacing w:after="160" w:line="259" w:lineRule="auto"/>
+            </w:pPr>
+            <w:r>
+              <w:t>Verify race execution returns results</w:t>
+            </w:r>
+          </w:p>
+        </w:tc>
+        <w:tc>
+          <w:tcPr>
+            <w:tcW w:w="0" w:type="auto"/>
+            <w:hideMark/>
+          </w:tcPr>
+          <w:p>
+            <w:pPr>
+              <w:spacing w:after="160" w:line="259" w:lineRule="auto"/>
+            </w:pPr>
+            <w:r>
+              <w:t>RaceController</w:t>
+            </w:r>
+          </w:p>
+        </w:tc>
+        <w:tc>
+          <w:tcPr>
+            <w:tcW w:w="0" w:type="auto"/>
+            <w:hideMark/>
+          </w:tcPr>
+          <w:p>
+            <w:pPr>
+              <w:spacing w:after="160" w:line="259" w:lineRule="auto"/>
+            </w:pPr>
+            <w:r>
+              <w:t>Car, RaceResult</w:t>
+            </w:r>
+          </w:p>
+        </w:tc>
+        <w:tc>
+          <w:tcPr>
+            <w:tcW w:w="0" w:type="auto"/>
+            <w:hideMark/>
+          </w:tcPr>
+          <w:p>
+            <w:pPr>
+              <w:spacing w:after="160" w:line="259" w:lineRule="auto"/>
+            </w:pPr>
+            <w:r>
+              <w:t>Automated pytest test</w:t>
+            </w:r>
+          </w:p>
+        </w:tc>
+        <w:tc>
+          <w:tcPr>
+            <w:tcW w:w="0" w:type="auto"/>
+            <w:hideMark/>
+          </w:tcPr>
+          <w:p>
+            <w:pPr>
+              <w:spacing w:after="160" w:line="259" w:lineRule="auto"/>
+            </w:pPr>
+            <w:r>
+              <w:t>Completed simulation returns a finishing order containing all cars</w:t>
+            </w:r>
+          </w:p>
+        </w:tc>
+      </w:tr>
+    </w:tbl>
+    <w:p/>
+    <w:p>
+      <w:pPr>
+        <w:pStyle w:val="Heading4"/>
+      </w:pPr>
+      <w:r>
+        <w:lastRenderedPageBreak/>
+        <w:t>Results</w:t>
+      </w:r>
+    </w:p>
+    <w:p>
+      <w:pPr>
+        <w:keepNext/>
+      </w:pPr>
+      <w:r>
+        <w:drawing>
+          <wp:inline distT="0" distB="0" distL="0" distR="0" wp14:anchorId="79E63A18" wp14:editId="120D1BE4">
+            <wp:extent cx="5731510" cy="1539240"/>
+            <wp:effectExtent l="0" t="0" r="2540" b="3810"/>
+            <wp:docPr id="88748646" name="Picture 1"/>
+            <wp:cNvGraphicFramePr>
+              <a:graphicFrameLocks xmlns:a="http://schemas.openxmlformats.org/drawingml/2006/main" noChangeAspect="1"/>
+            </wp:cNvGraphicFramePr>
+            <a:graphic xmlns:a="http://schemas.openxmlformats.org/drawingml/2006/main">
+              <a:graphicData uri="http://schemas.openxmlformats.org/drawingml/2006/picture">
+                <pic:pic xmlns:pic="http://schemas.openxmlformats.org/drawingml/2006/picture">
+                  <pic:nvPicPr>
+                    <pic:cNvPr id="88748646" name=""/>
+                    <pic:cNvPicPr/>
+                  </pic:nvPicPr>
+                  <pic:blipFill>
+                    <a:blip r:embed="rId42"/>
+                    <a:stretch>
+                      <a:fillRect/>
+                    </a:stretch>
+                  </pic:blipFill>
+                  <pic:spPr>
+                    <a:xfrm>
+                      <a:off x="0" y="0"/>
+                      <a:ext cx="5731510" cy="1539240"/>
+                    </a:xfrm>
+                    <a:prstGeom prst="rect">
+                      <a:avLst/>
+                    </a:prstGeom>
+                  </pic:spPr>
+                </pic:pic>
+              </a:graphicData>
+            </a:graphic>
+          </wp:inline>
+        </w:drawing>
+      </w:r>
+    </w:p>
+    <w:p>
+      <w:pPr>
+        <w:pStyle w:val="Caption"/>
+      </w:pPr>
+      <w:r>
+        <w:t xml:space="preserve">Testing </w:t>
+      </w:r>
+      <w:r>
+        <w:fldChar w:fldCharType="begin"/>
+      </w:r>
+      <w:r>
+        <w:instrText xml:space="preserve"> SEQ Testing \* ARABIC </w:instrText>
+      </w:r>
+      <w:r>
+        <w:fldChar w:fldCharType="separate"/>
+      </w:r>
+      <w:r>
+        <w:rPr>
+          <w:noProof/>
+        </w:rPr>
+        <w:t>3</w:t>
+      </w:r>
+      <w:r>
+        <w:fldChar w:fldCharType="end"/>
+      </w:r>
+    </w:p>
+    <w:p>
+      <w:r>
+        <w:t>Testing 3 shows all tests passed.</w:t>
       </w:r>
     </w:p>
     <w:p>
@@ -14124,6 +15198,83 @@
       </w:pPr>
       <w:r>
         <w:t>Integration</w:t>
+      </w:r>
+    </w:p>
+    <w:p>
+      <w:r>
+        <w:t xml:space="preserve">Integration testing is a testing approach in which application components are joined and tested to evaluate how well they work together. Integration testing </w:t>
+      </w:r>
+      <w:r>
+        <w:t>aims</w:t>
+      </w:r>
+      <w:r>
+        <w:t xml:space="preserve"> to </w:t>
+      </w:r>
+      <w:r>
+        <w:t>prove</w:t>
+      </w:r>
+      <w:r>
+        <w:t xml:space="preserve"> that these assembled parts can interact </w:t>
+      </w:r>
+      <w:r>
+        <w:t>correctly</w:t>
+      </w:r>
+      <w:r>
+        <w:t>.</w:t>
+      </w:r>
+      <w:sdt>
+        <w:sdtPr>
+          <w:id w:val="-1880927128"/>
+          <w:citation/>
+        </w:sdtPr>
+        <w:sdtContent>
+          <w:r>
+            <w:fldChar w:fldCharType="begin"/>
+          </w:r>
+          <w:r>
+            <w:rPr>
+              <w:lang w:val="en-GB"/>
+            </w:rPr>
+            <w:instrText xml:space="preserve"> CITATION Pow26 \l 2057 </w:instrText>
+          </w:r>
+          <w:r>
+            <w:fldChar w:fldCharType="separate"/>
+          </w:r>
+          <w:r>
+            <w:rPr>
+              <w:noProof/>
+              <w:lang w:val="en-GB"/>
+            </w:rPr>
+            <w:t xml:space="preserve"> </w:t>
+          </w:r>
+          <w:r>
+            <w:rPr>
+              <w:noProof/>
+              <w:lang w:val="en-GB"/>
+            </w:rPr>
+            <w:t>(Powell &amp; Smalley, n.d.)</w:t>
+          </w:r>
+          <w:r>
+            <w:fldChar w:fldCharType="end"/>
+          </w:r>
+        </w:sdtContent>
+      </w:sdt>
+    </w:p>
+    <w:p>
+      <w:pPr>
+        <w:pStyle w:val="Heading4"/>
+      </w:pPr>
+      <w:r>
+        <w:t>Plan</w:t>
+      </w:r>
+    </w:p>
+    <w:p/>
+    <w:p>
+      <w:pPr>
+        <w:pStyle w:val="Heading4"/>
+      </w:pPr>
+      <w:r>
+        <w:t>Results</w:t>
       </w:r>
     </w:p>
     <w:p>
@@ -14143,6 +15294,47 @@
         <w:br w:type="page"/>
       </w:r>
     </w:p>
+    <w:p/>
+    <w:p>
+      <w:pPr>
+        <w:pStyle w:val="Heading3"/>
+      </w:pPr>
+      <w:r>
+        <w:t>System</w:t>
+      </w:r>
+    </w:p>
+    <w:p/>
+    <w:p>
+      <w:pPr>
+        <w:pStyle w:val="Heading4"/>
+      </w:pPr>
+      <w:r>
+        <w:t>Plan</w:t>
+      </w:r>
+    </w:p>
+    <w:p/>
+    <w:p>
+      <w:pPr>
+        <w:pStyle w:val="Heading4"/>
+      </w:pPr>
+      <w:r>
+        <w:t>Results</w:t>
+      </w:r>
+    </w:p>
+    <w:p/>
+    <w:p>
+      <w:pPr>
+        <w:rPr>
+          <w:rFonts w:asciiTheme="majorHAnsi" w:eastAsiaTheme="majorEastAsia" w:hAnsiTheme="majorHAnsi" w:cstheme="majorBidi"/>
+          <w:b/>
+          <w:bCs/>
+          <w:color w:val="353839" w:themeColor="text1"/>
+        </w:rPr>
+      </w:pPr>
+      <w:r>
+        <w:br w:type="page"/>
+      </w:r>
+    </w:p>
     <w:p>
       <w:pPr>
         <w:pStyle w:val="Heading2"/>
@@ -14184,25 +15376,7 @@
           <w:szCs w:val="24"/>
           <w:highlight w:val="yellow"/>
         </w:rPr>
-        <w:t xml:space="preserve">. It may also include performance evaluations, scalability, correctness, etc. depending on the focus of the project.  </w:t>
-      </w:r>
-      <w:proofErr w:type="spellStart"/>
-      <w:r>
-        <w:rPr>
-          <w:sz w:val="24"/>
-          <w:szCs w:val="24"/>
-          <w:highlight w:val="yellow"/>
-        </w:rPr>
-        <w:t>Quantative</w:t>
-      </w:r>
-      <w:proofErr w:type="spellEnd"/>
-      <w:r>
-        <w:rPr>
-          <w:sz w:val="24"/>
-          <w:szCs w:val="24"/>
-          <w:highlight w:val="yellow"/>
-        </w:rPr>
-        <w:t xml:space="preserve"> results may be reported in tables or figures.</w:t>
+        <w:t>. It may also include performance evaluations, scalability, correctness, etc. depending on the focus of the project.  Quantative results may be reported in tables or figures.</w:t>
       </w:r>
     </w:p>
     <w:p>
@@ -14615,6 +15789,132 @@
                 <w:rPr>
                   <w:noProof/>
                 </w:rPr>
+                <w:t xml:space="preserve">McGregor, J. D. &amp; Sykes, D. A., 2001. </w:t>
+              </w:r>
+              <w:r>
+                <w:rPr>
+                  <w:i/>
+                  <w:iCs/>
+                  <w:noProof/>
+                </w:rPr>
+                <w:t xml:space="preserve">A Practical Guide to Testing Object-Oriented Software. </w:t>
+              </w:r>
+              <w:r>
+                <w:rPr>
+                  <w:noProof/>
+                </w:rPr>
+                <w:t>Boston: Addison-Wesley Professional.</w:t>
+              </w:r>
+            </w:p>
+            <w:p>
+              <w:pPr>
+                <w:pStyle w:val="Bibliography"/>
+                <w:rPr>
+                  <w:noProof/>
+                </w:rPr>
+              </w:pPr>
+              <w:r>
+                <w:rPr>
+                  <w:noProof/>
+                </w:rPr>
+                <w:t xml:space="preserve">Powell, P. &amp; Smalley, I., 2025. </w:t>
+              </w:r>
+              <w:r>
+                <w:rPr>
+                  <w:i/>
+                  <w:iCs/>
+                  <w:noProof/>
+                </w:rPr>
+                <w:t xml:space="preserve">What is unit testing?. </w:t>
+              </w:r>
+              <w:r>
+                <w:rPr>
+                  <w:noProof/>
+                </w:rPr>
+                <w:t xml:space="preserve">[Online] </w:t>
+              </w:r>
+              <w:r>
+                <w:rPr>
+                  <w:noProof/>
+                </w:rPr>
+                <w:br/>
+                <w:t xml:space="preserve">Available at: </w:t>
+              </w:r>
+              <w:r>
+                <w:rPr>
+                  <w:noProof/>
+                  <w:u w:val="single"/>
+                </w:rPr>
+                <w:t>https://www.ibm.com/think/topics/unit-testing</w:t>
+              </w:r>
+              <w:r>
+                <w:rPr>
+                  <w:noProof/>
+                </w:rPr>
+                <w:br/>
+                <w:t>[Accessed 29 July 2026].</w:t>
+              </w:r>
+            </w:p>
+            <w:p>
+              <w:pPr>
+                <w:pStyle w:val="Bibliography"/>
+                <w:rPr>
+                  <w:noProof/>
+                </w:rPr>
+              </w:pPr>
+              <w:r>
+                <w:rPr>
+                  <w:noProof/>
+                </w:rPr>
+                <w:t xml:space="preserve">pytest, 2015. </w:t>
+              </w:r>
+              <w:r>
+                <w:rPr>
+                  <w:i/>
+                  <w:iCs/>
+                  <w:noProof/>
+                </w:rPr>
+                <w:t xml:space="preserve">pytest: helps you write better programs. </w:t>
+              </w:r>
+              <w:r>
+                <w:rPr>
+                  <w:noProof/>
+                </w:rPr>
+                <w:t xml:space="preserve">[Online] </w:t>
+              </w:r>
+              <w:r>
+                <w:rPr>
+                  <w:noProof/>
+                </w:rPr>
+                <w:br/>
+                <w:t xml:space="preserve">Available at: </w:t>
+              </w:r>
+              <w:r>
+                <w:rPr>
+                  <w:noProof/>
+                  <w:u w:val="single"/>
+                </w:rPr>
+                <w:t>https://docs.pytest.org/en/stable/</w:t>
+              </w:r>
+              <w:r>
+                <w:rPr>
+                  <w:noProof/>
+                </w:rPr>
+                <w:br/>
+                <w:t>[Accessed 29 July 2026].</w:t>
+              </w:r>
+            </w:p>
+            <w:p>
+              <w:pPr>
+                <w:pStyle w:val="Bibliography"/>
+                <w:rPr>
+                  <w:noProof/>
+                </w:rPr>
+              </w:pPr>
+              <w:r>
+                <w:rPr>
+                  <w:noProof/>
+                </w:rPr>
                 <w:t xml:space="preserve">Qt Group, 2026. </w:t>
               </w:r>
               <w:r>
@@ -14749,6 +16049,7 @@
       <w:bookmarkStart w:id="26" w:name="_Toc87019691"/>
       <w:bookmarkStart w:id="27" w:name="_Toc216196486"/>
       <w:r>
+        <w:lastRenderedPageBreak/>
         <w:t>Project Proposal</w:t>
       </w:r>
       <w:bookmarkEnd w:id="26"/>
@@ -14777,7 +16078,7 @@
                     </pic:cNvPicPr>
                   </pic:nvPicPr>
                   <pic:blipFill>
-                    <a:blip r:embed="rId41" cstate="print">
+                    <a:blip r:embed="rId43" cstate="print">
                       <a:extLst>
                         <a:ext uri="{28A0092B-C50C-407E-A947-70E740481C1C}">
                           <a14:useLocalDpi xmlns:a14="http://schemas.microsoft.com/office/drawing/2010/main" val="0"/>
@@ -14888,6 +16189,7 @@
     </w:p>
     <w:p>
       <w:r>
+        <w:lastRenderedPageBreak/>
         <w:t>A further objective is to offer a high degree of customisation. Players will be able to modify or generate new teams, drivers, and competitions. Procedural generation will be a cornerstone, enabling large-scale fictional ecosystems that feel authentic while avoiding licensing restrictions.</w:t>
       </w:r>
     </w:p>
@@ -14904,7 +16206,6 @@
         </w:rPr>
       </w:pPr>
       <w:r>
-        <w:lastRenderedPageBreak/>
         <w:t>The project’s objective is to produce a management simulator that can serve as a foundation for future extension. It seeks to address an identified gap in current games by emphasising simulation depth and customisation, rather than prioritising graphical fidelity.</w:t>
       </w:r>
     </w:p>
@@ -15531,7 +16832,7 @@
                     </pic:cNvPicPr>
                   </pic:nvPicPr>
                   <pic:blipFill>
-                    <a:blip r:embed="rId42" cstate="print">
+                    <a:blip r:embed="rId44" cstate="print">
                       <a:extLst>
                         <a:ext uri="{28A0092B-C50C-407E-A947-70E740481C1C}">
                           <a14:useLocalDpi xmlns:a14="http://schemas.microsoft.com/office/drawing/2010/main" val="0"/>
@@ -16878,15 +18179,7 @@
             </w:pPr>
             <w:r>
               <w:lastRenderedPageBreak/>
-              <w:t xml:space="preserve">Certainly helped give a direction with use cases and priorities, </w:t>
-            </w:r>
-            <w:proofErr w:type="spellStart"/>
-            <w:r>
-              <w:t>realised</w:t>
-            </w:r>
-            <w:proofErr w:type="spellEnd"/>
-            <w:r>
-              <w:t xml:space="preserve"> initial proposal was just plain stupid, overly ambitious, and unrealistic for a college project.</w:t>
+              <w:t>Certainly helped give a direction with use cases and priorities, realised initial proposal was just plain stupid, overly ambitious, and unrealistic for a college project.</w:t>
             </w:r>
           </w:p>
         </w:tc>
@@ -17333,15 +18626,7 @@
           </w:p>
           <w:p>
             <w:r>
-              <w:t xml:space="preserve">This change gives visible, </w:t>
-            </w:r>
-            <w:proofErr w:type="spellStart"/>
-            <w:r>
-              <w:t>behaviour</w:t>
-            </w:r>
-            <w:proofErr w:type="spellEnd"/>
-            <w:r>
-              <w:t xml:space="preserve"> for demos, but some docs still describe the old Monte Carlo approach.</w:t>
+              <w:t>This change gives visible, behaviour for demos, but some docs still describe the old Monte Carlo approach.</w:t>
             </w:r>
           </w:p>
           <w:p>
@@ -17477,12 +18762,12 @@
       </w:r>
     </w:p>
     <w:sectPr>
-      <w:headerReference w:type="even" r:id="rId43"/>
-      <w:headerReference w:type="default" r:id="rId44"/>
-      <w:footerReference w:type="even" r:id="rId45"/>
-      <w:footerReference w:type="default" r:id="rId46"/>
-      <w:headerReference w:type="first" r:id="rId47"/>
-      <w:footerReference w:type="first" r:id="rId48"/>
+      <w:headerReference w:type="even" r:id="rId45"/>
+      <w:headerReference w:type="default" r:id="rId46"/>
+      <w:footerReference w:type="even" r:id="rId47"/>
+      <w:footerReference w:type="default" r:id="rId48"/>
+      <w:headerReference w:type="first" r:id="rId49"/>
+      <w:footerReference w:type="first" r:id="rId50"/>
       <w:pgSz w:w="11906" w:h="16838" w:code="9"/>
       <w:pgMar w:top="1440" w:right="1440" w:bottom="1440" w:left="1440" w:header="709" w:footer="709" w:gutter="0"/>
       <w:pgNumType w:start="0"/>
@@ -23186,7 +24471,75 @@
         </b:NameList>
       </b:Author>
     </b:Author>
+    <b:RefOrder>9</b:RefOrder>
+  </b:Source>
+  <b:Source>
+    <b:Tag>pyt</b:Tag>
+    <b:SourceType>InternetSite</b:SourceType>
+    <b:Guid>{F3615C58-CCD6-4407-89BB-57EF848EF203}</b:Guid>
+    <b:Author>
+      <b:Author>
+        <b:Corporate>pytest</b:Corporate>
+      </b:Author>
+    </b:Author>
+    <b:URL>https://docs.pytest.org/en/stable/</b:URL>
+    <b:Title>pytest: helps you write better programs</b:Title>
+    <b:Year>2015</b:Year>
+    <b:YearAccessed>2026</b:YearAccessed>
+    <b:MonthAccessed>July</b:MonthAccessed>
+    <b:DayAccessed>29</b:DayAccessed>
     <b:RefOrder>8</b:RefOrder>
+  </b:Source>
+  <b:Source>
+    <b:Tag>McG01</b:Tag>
+    <b:SourceType>Book</b:SourceType>
+    <b:Guid>{A237D9D4-BDDD-457E-9F2C-FBCCA8C7DDD2}</b:Guid>
+    <b:Title>A Practical Guide to Testing Object-Oriented Software</b:Title>
+    <b:Year>2001</b:Year>
+    <b:City>Boston</b:City>
+    <b:Publisher>Addison-Wesley Professional</b:Publisher>
+    <b:Author>
+      <b:Author>
+        <b:NameList>
+          <b:Person>
+            <b:Last>McGregor</b:Last>
+            <b:Middle>D.</b:Middle>
+            <b:First>John</b:First>
+          </b:Person>
+          <b:Person>
+            <b:Last>Sykes</b:Last>
+            <b:Middle>A.</b:Middle>
+            <b:First>David</b:First>
+          </b:Person>
+        </b:NameList>
+      </b:Author>
+    </b:Author>
+    <b:RefOrder>10</b:RefOrder>
+  </b:Source>
+  <b:Source>
+    <b:Tag>Pow26</b:Tag>
+    <b:SourceType>InternetSite</b:SourceType>
+    <b:Guid>{57ED7F30-F3E5-48DD-8FDF-60DC67DC3452}</b:Guid>
+    <b:Title>Integration testing, defined</b:Title>
+    <b:YearAccessed>2026</b:YearAccessed>
+    <b:MonthAccessed>July</b:MonthAccessed>
+    <b:DayAccessed>29</b:DayAccessed>
+    <b:URL>https://www.ibm.com/think/topics/integration-testing</b:URL>
+    <b:Author>
+      <b:Author>
+        <b:NameList>
+          <b:Person>
+            <b:Last>Powell</b:Last>
+            <b:First>Phil</b:First>
+          </b:Person>
+          <b:Person>
+            <b:Last>Smalley</b:Last>
+            <b:First>Ian</b:First>
+          </b:Person>
+        </b:NameList>
+      </b:Author>
+    </b:Author>
+    <b:RefOrder>11</b:RefOrder>
   </b:Source>
 </b:Sources>
 </file>
@@ -23229,7 +24582,7 @@
 </file>
 
 <file path=customXml/itemProps4.xml><?xml version="1.0" encoding="utf-8"?>
-<ds:datastoreItem xmlns:ds="http://schemas.openxmlformats.org/officeDocument/2006/customXml" ds:itemID="{6BA21DA5-21D1-44D2-A7F9-DE675CA49F8B}">
+<ds:datastoreItem xmlns:ds="http://schemas.openxmlformats.org/officeDocument/2006/customXml" ds:itemID="{69065284-EB17-4B63-B2BD-952053E66D49}">
   <ds:schemaRefs>
     <ds:schemaRef ds:uri="http://schemas.openxmlformats.org/officeDocument/2006/bibliography"/>
   </ds:schemaRefs>

--- a/docs/Technical Report Eoin Fitzsimons.docx
+++ b/docs/Technical Report Eoin Fitzsimons.docx
@@ -593,7 +593,25 @@
           <w:sz w:val="18"/>
           <w:szCs w:val="18"/>
         </w:rPr>
-        <w:t>supplied by the Library.  To use other author's written or electronic work is illegal (plagiarism) and may result in disciplinary action.  Students may be required to undergo a viva (oral examination) if there is suspicion about the validity of their submitted work.</w:t>
+        <w:t xml:space="preserve">supplied by the </w:t>
+      </w:r>
+      <w:proofErr w:type="gramStart"/>
+      <w:r>
+        <w:rPr>
+          <w:rFonts w:ascii="Verdana" w:hAnsi="Verdana"/>
+          <w:sz w:val="18"/>
+          <w:szCs w:val="18"/>
+        </w:rPr>
+        <w:t>Library</w:t>
+      </w:r>
+      <w:proofErr w:type="gramEnd"/>
+      <w:r>
+        <w:rPr>
+          <w:rFonts w:ascii="Verdana" w:hAnsi="Verdana"/>
+          <w:sz w:val="18"/>
+          <w:szCs w:val="18"/>
+        </w:rPr>
+        <w:t>.  To use other author's written or electronic work is illegal (plagiarism) and may result in disciplinary action.  Students may be required to undergo a viva (oral examination) if there is suspicion about the validity of their submitted work.</w:t>
       </w:r>
     </w:p>
     <w:p/>
@@ -660,7 +678,25 @@
           <w:bCs/>
           <w:highlight w:val="yellow"/>
         </w:rPr>
-        <w:t>successfully complete the Epigeum Academic Integrity Course</w:t>
+        <w:t xml:space="preserve">successfully complete the </w:t>
+      </w:r>
+      <w:proofErr w:type="spellStart"/>
+      <w:r>
+        <w:rPr>
+          <w:b/>
+          <w:bCs/>
+          <w:highlight w:val="yellow"/>
+        </w:rPr>
+        <w:t>Epigeum</w:t>
+      </w:r>
+      <w:proofErr w:type="spellEnd"/>
+      <w:r>
+        <w:rPr>
+          <w:b/>
+          <w:bCs/>
+          <w:highlight w:val="yellow"/>
+        </w:rPr>
+        <w:t xml:space="preserve"> Academic Integrity Course</w:t>
       </w:r>
       <w:r>
         <w:rPr>
@@ -995,7 +1031,21 @@
         <w:rPr>
           <w:b/>
         </w:rPr>
-        <w:t>Any project/assignment not submitted will be marked as a fail.</w:t>
+        <w:t xml:space="preserve">Any project/assignment not submitted will be marked as a </w:t>
+      </w:r>
+      <w:proofErr w:type="gramStart"/>
+      <w:r>
+        <w:rPr>
+          <w:b/>
+        </w:rPr>
+        <w:t>fail</w:t>
+      </w:r>
+      <w:proofErr w:type="gramEnd"/>
+      <w:r>
+        <w:rPr>
+          <w:b/>
+        </w:rPr>
+        <w:t>.</w:t>
       </w:r>
     </w:p>
     <w:p>
@@ -1019,7 +1069,21 @@
         <w:rPr>
           <w:b/>
         </w:rPr>
-        <w:t>Please check that you read AI and Academic Integrity Acknowledgement Supplments in this document</w:t>
+        <w:t xml:space="preserve">Please check that you read AI and Academic Integrity Acknowledgement </w:t>
+      </w:r>
+      <w:proofErr w:type="spellStart"/>
+      <w:r>
+        <w:rPr>
+          <w:b/>
+        </w:rPr>
+        <w:t>Supplments</w:t>
+      </w:r>
+      <w:proofErr w:type="spellEnd"/>
+      <w:r>
+        <w:rPr>
+          <w:b/>
+        </w:rPr>
+        <w:t xml:space="preserve"> in this document</w:t>
       </w:r>
     </w:p>
     <w:p/>
@@ -5692,9 +5756,11 @@
       </w:r>
     </w:p>
     <w:p>
+      <w:proofErr w:type="spellStart"/>
       <w:r>
         <w:t>VSCode</w:t>
       </w:r>
+      <w:proofErr w:type="spellEnd"/>
     </w:p>
     <w:p>
       <w:r>
@@ -5707,8 +5773,13 @@
       </w:r>
     </w:p>
     <w:p>
-      <w:r>
-        <w:t>pathlib – Path</w:t>
+      <w:proofErr w:type="spellStart"/>
+      <w:r>
+        <w:t>pathlib</w:t>
+      </w:r>
+      <w:proofErr w:type="spellEnd"/>
+      <w:r>
+        <w:t xml:space="preserve"> – Path</w:t>
       </w:r>
     </w:p>
     <w:p>
@@ -5723,18 +5794,30 @@
     </w:p>
     <w:p>
       <w:r>
-        <w:t>typing – List, Dict, Tuple</w:t>
-      </w:r>
-    </w:p>
-    <w:p>
+        <w:t xml:space="preserve">typing – List, </w:t>
+      </w:r>
+      <w:proofErr w:type="spellStart"/>
+      <w:r>
+        <w:t>Dict</w:t>
+      </w:r>
+      <w:proofErr w:type="spellEnd"/>
+      <w:r>
+        <w:t>, Tuple</w:t>
+      </w:r>
+    </w:p>
+    <w:p>
+      <w:proofErr w:type="spellStart"/>
       <w:r>
         <w:t>json</w:t>
       </w:r>
-    </w:p>
-    <w:p>
+      <w:proofErr w:type="spellEnd"/>
+    </w:p>
+    <w:p>
+      <w:proofErr w:type="spellStart"/>
       <w:r>
         <w:t>dataclasses</w:t>
       </w:r>
+      <w:proofErr w:type="spellEnd"/>
     </w:p>
     <w:p>
       <w:r>
@@ -5743,14 +5826,18 @@
       <w:r>
         <w:t xml:space="preserve"> - </w:t>
       </w:r>
+      <w:proofErr w:type="spellStart"/>
       <w:r>
         <w:t>SystemRandom</w:t>
       </w:r>
-    </w:p>
-    <w:p>
+      <w:proofErr w:type="spellEnd"/>
+    </w:p>
+    <w:p>
+      <w:proofErr w:type="spellStart"/>
       <w:r>
         <w:t>os</w:t>
       </w:r>
+      <w:proofErr w:type="spellEnd"/>
     </w:p>
     <w:p>
       <w:pPr>
@@ -6035,7 +6122,15 @@
     </w:p>
     <w:p>
       <w:r>
-        <w:t>The MoSCoW prioritisation method was used to classify functional requirements according to their importance. Core functionality required for the successful completion of a race simulation was classified as Must Have, features that improve the user experience but are not essential to the simulation were classified as Should Have or Could Have, while functionality outside the scope of the minimum viable product (MVP) was classified as Won't Have</w:t>
+        <w:t xml:space="preserve">The </w:t>
+      </w:r>
+      <w:proofErr w:type="spellStart"/>
+      <w:r>
+        <w:t>MoSCoW</w:t>
+      </w:r>
+      <w:proofErr w:type="spellEnd"/>
+      <w:r>
+        <w:t xml:space="preserve"> prioritisation method was used to classify functional requirements according to their importance. Core functionality required for the successful completion of a race simulation was classified as Must Have, features that improve the user experience but are not essential to the simulation were classified as Should Have or Could Have, while functionality outside the scope of the minimum viable product (MVP) was classified as Won't Have</w:t>
       </w:r>
       <w:r>
         <w:t>.</w:t>
@@ -9841,56 +9936,83 @@
       </w:r>
     </w:p>
     <w:p>
-      <w:r>
-        <w:t>A Component-Based Diagram is a Unified Modelling Language (UML) structural diagram used to represent the organization of a system into modular components and their relationships. It helps visualize how different parts of a system interact and work together to form the overall architecture.</w:t>
-      </w:r>
-    </w:p>
-    <w:p>
-      <w:r>
-        <w:t>Components encapsulate specific functionality and expose interfaces for communication with other components.</w:t>
-      </w:r>
-    </w:p>
-    <w:p>
-      <w:r>
-        <w:t>Shows dependencies and interactions between components, making complex systems easier to understand and maintain.</w:t>
-      </w:r>
-      <w:sdt>
-        <w:sdtPr>
-          <w:id w:val="-1852715061"/>
-          <w:citation/>
-        </w:sdtPr>
-        <w:sdtContent>
-          <w:r>
-            <w:fldChar w:fldCharType="begin"/>
-          </w:r>
-          <w:r>
-            <w:rPr>
-              <w:lang w:val="en-GB"/>
-            </w:rPr>
-            <w:instrText xml:space="preserve"> CITATION Gee26 \l 2057 </w:instrText>
-          </w:r>
-          <w:r>
-            <w:fldChar w:fldCharType="separate"/>
-          </w:r>
-          <w:r>
-            <w:rPr>
-              <w:noProof/>
-              <w:lang w:val="en-GB"/>
-            </w:rPr>
-            <w:t xml:space="preserve"> </w:t>
-          </w:r>
-          <w:r>
-            <w:rPr>
-              <w:noProof/>
-              <w:lang w:val="en-GB"/>
-            </w:rPr>
-            <w:t>(Geeks for Geeks, 2026)</w:t>
-          </w:r>
-          <w:r>
-            <w:fldChar w:fldCharType="end"/>
-          </w:r>
-        </w:sdtContent>
-      </w:sdt>
+      <w:pPr>
+        <w:rPr>
+          <w:sz w:val="24"/>
+          <w:szCs w:val="24"/>
+        </w:rPr>
+      </w:pPr>
+      <w:r>
+        <w:t xml:space="preserve">A </w:t>
+      </w:r>
+      <w:r>
+        <w:t xml:space="preserve">component-based diagram </w:t>
+      </w:r>
+      <w:r>
+        <w:t xml:space="preserve">is a Unified Modelling Language (UML) structural diagram </w:t>
+      </w:r>
+      <w:r>
+        <w:t xml:space="preserve">that shows how </w:t>
+      </w:r>
+      <w:r>
+        <w:t xml:space="preserve">a system </w:t>
+      </w:r>
+      <w:r>
+        <w:t xml:space="preserve">is organised </w:t>
+      </w:r>
+      <w:r>
+        <w:t xml:space="preserve">into modular components and </w:t>
+      </w:r>
+      <w:r>
+        <w:t>how those components relate to one another</w:t>
+      </w:r>
+      <w:r>
+        <w:t>.</w:t>
+      </w:r>
+    </w:p>
+    <w:p>
+      <w:pPr>
+        <w:rPr>
+          <w:sz w:val="24"/>
+          <w:szCs w:val="24"/>
+        </w:rPr>
+      </w:pPr>
+      <w:r>
+        <w:t>Each component contains</w:t>
+      </w:r>
+      <w:r>
+        <w:t xml:space="preserve"> specific functionality and </w:t>
+      </w:r>
+      <w:r>
+        <w:t>exposes</w:t>
+      </w:r>
+      <w:r>
+        <w:t xml:space="preserve"> interfaces </w:t>
+      </w:r>
+      <w:r>
+        <w:t>that allow it to communicate</w:t>
+      </w:r>
+      <w:r>
+        <w:t xml:space="preserve"> with other components.</w:t>
+      </w:r>
+    </w:p>
+    <w:p>
+      <w:pPr>
+        <w:rPr>
+          <w:kern w:val="2"/>
+          <w:lang w:eastAsia="en-IE"/>
+          <w14:ligatures w14:val="standardContextual"/>
+        </w:rPr>
+      </w:pPr>
+      <w:r>
+        <w:t xml:space="preserve">By showing dependencies and interactions, component diagrams make complex systems easier to understand and maintain. </w:t>
+      </w:r>
+      <w:r>
+        <w:rPr>
+          <w:lang w:val="en-GB"/>
+        </w:rPr>
+        <w:t>(Geeks for Geeks, 2026)</w:t>
+      </w:r>
     </w:p>
     <w:p/>
     <w:p>
@@ -9936,6 +10058,12 @@
       </w:r>
     </w:p>
     <w:p>
+      <w:pPr>
+        <w:rPr>
+          <w:sz w:val="24"/>
+          <w:szCs w:val="24"/>
+        </w:rPr>
+      </w:pPr>
       <w:r>
         <w:rPr>
           <w:noProof/>
@@ -9943,7 +10071,7 @@
         <mc:AlternateContent>
           <mc:Choice Requires="wps">
             <w:drawing>
-              <wp:anchor distT="0" distB="0" distL="114300" distR="114300" simplePos="0" relativeHeight="251660288" behindDoc="0" locked="0" layoutInCell="1" allowOverlap="1" wp14:anchorId="7D42A09C" wp14:editId="23A8DFFC">
+              <wp:anchor distT="0" distB="0" distL="114300" distR="114300" simplePos="0" relativeHeight="251685888" behindDoc="0" locked="0" layoutInCell="1" allowOverlap="1" wp14:anchorId="091C9283" wp14:editId="282D64C3">
                 <wp:simplePos x="0" y="0"/>
                 <wp:positionH relativeFrom="column">
                   <wp:posOffset>0</wp:posOffset>
@@ -10027,11 +10155,11 @@
           </mc:Choice>
           <mc:Fallback>
             <w:pict>
-              <v:shapetype w14:anchorId="7D42A09C" id="_x0000_t202" coordsize="21600,21600" o:spt="202" path="m,l,21600r21600,l21600,xe">
+              <v:shapetype w14:anchorId="091C9283" id="_x0000_t202" coordsize="21600,21600" o:spt="202" path="m,l,21600r21600,l21600,xe">
                 <v:stroke joinstyle="miter"/>
                 <v:path gradientshapeok="t" o:connecttype="rect"/>
               </v:shapetype>
-              <v:shape id="Text Box 1" o:spid="_x0000_s1026" type="#_x0000_t202" style="position:absolute;margin-left:0;margin-top:488.4pt;width:193.65pt;height:.05pt;z-index:251660288;visibility:visible;mso-wrap-style:square;mso-wrap-distance-left:9pt;mso-wrap-distance-top:0;mso-wrap-distance-right:9pt;mso-wrap-distance-bottom:0;mso-position-horizontal:absolute;mso-position-horizontal-relative:text;mso-position-vertical:absolute;mso-position-vertical-relative:text;v-text-anchor:top" o:gfxdata="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" stroked="f">
+              <v:shape id="Text Box 1" o:spid="_x0000_s1026" type="#_x0000_t202" style="position:absolute;margin-left:0;margin-top:488.4pt;width:193.65pt;height:.05pt;z-index:251685888;visibility:visible;mso-wrap-style:square;mso-wrap-distance-left:9pt;mso-wrap-distance-top:0;mso-wrap-distance-right:9pt;mso-wrap-distance-bottom:0;mso-position-horizontal:absolute;mso-position-horizontal-relative:text;mso-position-vertical:absolute;mso-position-vertical-relative:text;v-text-anchor:top" o:gfxdata="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" stroked="f">
                 <v:textbox style="mso-fit-shape-to-text:t" inset="0,0,0,0">
                   <w:txbxContent>
                     <w:p>
@@ -10081,7 +10209,7 @@
           <w:noProof/>
         </w:rPr>
         <w:drawing>
-          <wp:anchor distT="0" distB="0" distL="114300" distR="114300" simplePos="0" relativeHeight="251658240" behindDoc="0" locked="0" layoutInCell="1" allowOverlap="1" wp14:anchorId="47E7AA28" wp14:editId="17C557E2">
+          <wp:anchor distT="0" distB="0" distL="114300" distR="114300" simplePos="0" relativeHeight="251684864" behindDoc="0" locked="0" layoutInCell="1" allowOverlap="1" wp14:anchorId="707F5704" wp14:editId="603A2DE9">
             <wp:simplePos x="0" y="0"/>
             <wp:positionH relativeFrom="column">
               <wp:posOffset>0</wp:posOffset>
@@ -10134,7 +10262,19 @@
         <w:t>The</w:t>
       </w:r>
       <w:r>
-        <w:t xml:space="preserve"> idea of the project to have a race simulation that is presented in a manner a user can understand, what I believe this means is to have </w:t>
+        <w:t xml:space="preserve"> idea of the project </w:t>
+      </w:r>
+      <w:r>
+        <w:t xml:space="preserve">is </w:t>
+      </w:r>
+      <w:r>
+        <w:t xml:space="preserve">to have a race simulation that is presented in a manner a user can understand, </w:t>
+      </w:r>
+      <w:r>
+        <w:t>meaning</w:t>
+      </w:r>
+      <w:r>
+        <w:t xml:space="preserve"> </w:t>
       </w:r>
       <w:r>
         <w:t xml:space="preserve">as much </w:t>
@@ -10146,6 +10286,9 @@
         <w:t xml:space="preserve">as possible </w:t>
       </w:r>
       <w:r>
+        <w:t xml:space="preserve">should be </w:t>
+      </w:r>
+      <w:r>
         <w:t>visible as</w:t>
       </w:r>
       <w:r>
@@ -10154,11 +10297,11 @@
     </w:p>
     <w:p>
       <w:r>
-        <w:t xml:space="preserve">From Formula One, telemetry is used as a catchall term for all information that is gathered in real time. </w:t>
+        <w:t>From Formula One, telemetry is used as a catchall term for all information that is gathered in real time.</w:t>
       </w:r>
       <w:sdt>
         <w:sdtPr>
-          <w:id w:val="-1472751404"/>
+          <w:id w:val="1494225171"/>
           <w:citation/>
         </w:sdtPr>
         <w:sdtContent>
@@ -10179,6 +10322,13 @@
               <w:noProof/>
               <w:lang w:val="en-GB"/>
             </w:rPr>
+            <w:t xml:space="preserve"> </w:t>
+          </w:r>
+          <w:r>
+            <w:rPr>
+              <w:noProof/>
+              <w:lang w:val="en-GB"/>
+            </w:rPr>
             <w:t>(Formula One, 2026)</w:t>
           </w:r>
           <w:r>
@@ -10186,40 +10336,124 @@
           </w:r>
         </w:sdtContent>
       </w:sdt>
-      <w:r>
-        <w:t xml:space="preserve"> It encompasses bot</w:t>
-      </w:r>
-      <w:r>
-        <w:t>h</w:t>
-      </w:r>
-      <w:r>
-        <w:t xml:space="preserve"> the data the teams keep private to use for themselves and also what is presented to the audience, so they are aware of the shape of the race. A software project is perfect for this as we know everything there is to know about the inputs to the system, whereas in reality, there are many factors that while they are </w:t>
-      </w:r>
-      <w:r>
-        <w:t>measurable</w:t>
-      </w:r>
-      <w:r>
-        <w:t xml:space="preserve">, to do so is neither cost nor time effective </w:t>
-      </w:r>
-      <w:r>
-        <w:t>such as every specific air movement.</w:t>
-      </w:r>
-    </w:p>
-    <w:p>
-      <w:r>
-        <w:t xml:space="preserve">To implement this, I first write pseudocode </w:t>
+    </w:p>
+    <w:p>
+      <w:pPr>
+        <w:rPr>
+          <w:kern w:val="2"/>
+          <w:lang w:eastAsia="en-IE"/>
+          <w14:ligatures w14:val="standardContextual"/>
+        </w:rPr>
+      </w:pPr>
+      <w:r>
+        <w:t>It encompasses both the data the teams keep private to use for themselves and also what is presented to the audience, so they are aware of the shape of the race. A software project is perfect for this as everything about the inputs to the system is known, whereas in reality, there are many factors that, while measurable, are neither cost nor time effective to measure, such as every specific air movement.</w:t>
+      </w:r>
+    </w:p>
+    <w:p>
+      <w:pPr>
+        <w:rPr>
+          <w:sz w:val="24"/>
+          <w:szCs w:val="24"/>
+        </w:rPr>
+      </w:pPr>
+      <w:r>
+        <w:t xml:space="preserve">To implement this, </w:t>
+      </w:r>
+      <w:r>
+        <w:t xml:space="preserve">pseudocode </w:t>
       </w:r>
       <w:r>
         <w:t xml:space="preserve">(Telemetry 1) </w:t>
       </w:r>
       <w:r>
-        <w:t>of how I want this feature to be carried out and list the file in my project it will go into.</w:t>
-      </w:r>
-      <w:r>
-        <w:t xml:space="preserve"> This feature exists both in backend and frontend.</w:t>
-      </w:r>
-      <w:r>
-        <w:t xml:space="preserve"> To not overburden the page with screenshots, this is merely the backend section, I wrote more for the frontend but it is very similar, the only differences being references to physical space.</w:t>
+        <w:t>was first written to show</w:t>
+      </w:r>
+      <w:r>
+        <w:t xml:space="preserve"> how </w:t>
+      </w:r>
+      <w:r>
+        <w:t xml:space="preserve">this feature </w:t>
+      </w:r>
+      <w:r>
+        <w:t xml:space="preserve">should </w:t>
+      </w:r>
+      <w:r>
+        <w:t>be carried out</w:t>
+      </w:r>
+      <w:r>
+        <w:t xml:space="preserve">, along with </w:t>
+      </w:r>
+      <w:r>
+        <w:t xml:space="preserve">the </w:t>
+      </w:r>
+      <w:r>
+        <w:t xml:space="preserve">project </w:t>
+      </w:r>
+      <w:r>
+        <w:t xml:space="preserve">file </w:t>
+      </w:r>
+      <w:r>
+        <w:t xml:space="preserve">it </w:t>
+      </w:r>
+      <w:r>
+        <w:t>would</w:t>
+      </w:r>
+      <w:r>
+        <w:t xml:space="preserve"> go into.</w:t>
+      </w:r>
+      <w:r>
+        <w:t xml:space="preserve"> This feature exists </w:t>
+      </w:r>
+      <w:r>
+        <w:t xml:space="preserve">in </w:t>
+      </w:r>
+      <w:r>
+        <w:t xml:space="preserve">both </w:t>
+      </w:r>
+      <w:r>
+        <w:t>the</w:t>
+      </w:r>
+      <w:r>
+        <w:t xml:space="preserve"> backend and frontend.</w:t>
+      </w:r>
+      <w:r>
+        <w:t xml:space="preserve"> To </w:t>
+      </w:r>
+      <w:r>
+        <w:t>avoid overburdening</w:t>
+      </w:r>
+      <w:r>
+        <w:t xml:space="preserve"> the page with screenshots, this </w:t>
+      </w:r>
+      <w:r>
+        <w:t xml:space="preserve">section shows only </w:t>
+      </w:r>
+      <w:r>
+        <w:t>the backend section</w:t>
+      </w:r>
+      <w:r>
+        <w:t>;</w:t>
+      </w:r>
+      <w:r>
+        <w:t xml:space="preserve"> more </w:t>
+      </w:r>
+      <w:r>
+        <w:t xml:space="preserve">was written </w:t>
+      </w:r>
+      <w:r>
+        <w:t xml:space="preserve">for the </w:t>
+      </w:r>
+      <w:r>
+        <w:t>frontend,</w:t>
+      </w:r>
+      <w:r>
+        <w:t xml:space="preserve"> but it is very similar, </w:t>
+      </w:r>
+      <w:r>
+        <w:t xml:space="preserve">with </w:t>
+      </w:r>
+      <w:r>
+        <w:t>the only differences being references to physical space.</w:t>
       </w:r>
     </w:p>
     <w:p>
@@ -10313,7 +10547,15 @@
     </w:p>
     <w:p>
       <w:r>
-        <w:t xml:space="preserve">As seen in Telemetry 2, I create the tables using QHBoxLayout, this lines up widgets horizontally without additional need for manually </w:t>
+        <w:t xml:space="preserve">As seen in Telemetry 2, I create the tables using </w:t>
+      </w:r>
+      <w:proofErr w:type="spellStart"/>
+      <w:r>
+        <w:t>QHBoxLayout</w:t>
+      </w:r>
+      <w:proofErr w:type="spellEnd"/>
+      <w:r>
+        <w:t xml:space="preserve">, this lines up widgets horizontally without additional need for manually </w:t>
       </w:r>
       <w:r>
         <w:t>placing</w:t>
@@ -10451,7 +10693,15 @@
         <w:t xml:space="preserve">As seen in Telemetry 3, I have an attribute error stemming from line 64 - </w:t>
       </w:r>
       <w:r>
-        <w:t>self._publish_telemetry()</w:t>
+        <w:t>self._</w:t>
+      </w:r>
+      <w:proofErr w:type="spellStart"/>
+      <w:r>
+        <w:t>publish_telemetry</w:t>
+      </w:r>
+      <w:proofErr w:type="spellEnd"/>
+      <w:r>
+        <w:t>()</w:t>
       </w:r>
       <w:r>
         <w:t>. The root cause of this is the telemetry is being called prior to the creation of tables, Telemetry 2 above shows I do have the creation of these tables within my code. This in an architecture issue rather than a</w:t>
@@ -10891,13 +11141,28 @@
         <w:t>2</w:t>
       </w:r>
       <w:r>
-        <w:t xml:space="preserve">, duplicate names arise as an issue, this was a fix, I added a variable for used names </w:t>
-      </w:r>
-      <w:r>
-        <w:t>then added the selected name.</w:t>
+        <w:t xml:space="preserve">, duplicate names arise as an issue, </w:t>
+      </w:r>
+      <w:r>
+        <w:t>the fix involved adding</w:t>
+      </w:r>
+      <w:r>
+        <w:t xml:space="preserve"> a variable for used names </w:t>
+      </w:r>
+      <w:r>
+        <w:t>then add</w:t>
+      </w:r>
+      <w:r>
+        <w:t>ing</w:t>
+      </w:r>
+      <w:r>
+        <w:t xml:space="preserve"> the selected name.</w:t>
       </w:r>
       <w:r>
         <w:t xml:space="preserve"> There was also an issue with cars and drivers not being assigned in a 1 to 1 relationship.</w:t>
+      </w:r>
+      <w:r>
+        <w:t xml:space="preserve"> </w:t>
       </w:r>
     </w:p>
     <w:p>
@@ -12714,7 +12979,15 @@
     </w:p>
     <w:p>
       <w:r>
-        <w:t>The src directory was converted into a Python package by adding __init__.py files. These files were added to the main source directory and relevant subdirectories, including:</w:t>
+        <w:t xml:space="preserve">The </w:t>
+      </w:r>
+      <w:proofErr w:type="spellStart"/>
+      <w:r>
+        <w:t>src</w:t>
+      </w:r>
+      <w:proofErr w:type="spellEnd"/>
+      <w:r>
+        <w:t xml:space="preserve"> directory was converted into a Python package by adding __init__.py files. These files were added to the main source directory and relevant subdirectories, including:</w:t>
       </w:r>
     </w:p>
     <w:p>
@@ -12724,14 +12997,16 @@
           <w:numId w:val="37"/>
         </w:numPr>
       </w:pPr>
-      <w:r>
-        <w:t>src/</w:t>
-      </w:r>
-      <w:r>
-        <w:t xml:space="preserve"> </w:t>
-      </w:r>
-      <w:r>
-        <w:t>__init__.py</w:t>
+      <w:proofErr w:type="spellStart"/>
+      <w:r>
+        <w:t>src</w:t>
+      </w:r>
+      <w:proofErr w:type="spellEnd"/>
+      <w:r>
+        <w:t>/</w:t>
+      </w:r>
+      <w:r>
+        <w:t xml:space="preserve"> __init__.py</w:t>
       </w:r>
       <w:r>
         <w:t xml:space="preserve"> </w:t>
@@ -12744,14 +13019,16 @@
           <w:numId w:val="37"/>
         </w:numPr>
       </w:pPr>
-      <w:r>
-        <w:t>src/core/</w:t>
-      </w:r>
-      <w:r>
-        <w:t xml:space="preserve"> </w:t>
-      </w:r>
-      <w:r>
-        <w:t>__init__.py</w:t>
+      <w:proofErr w:type="spellStart"/>
+      <w:r>
+        <w:t>src</w:t>
+      </w:r>
+      <w:proofErr w:type="spellEnd"/>
+      <w:r>
+        <w:t>/core/</w:t>
+      </w:r>
+      <w:r>
+        <w:t xml:space="preserve"> __init__.py</w:t>
       </w:r>
       <w:r>
         <w:t xml:space="preserve"> </w:t>
@@ -12764,59 +13041,87 @@
           <w:numId w:val="37"/>
         </w:numPr>
       </w:pPr>
-      <w:r>
-        <w:t>src/models/</w:t>
+      <w:proofErr w:type="spellStart"/>
+      <w:r>
+        <w:t>src</w:t>
+      </w:r>
+      <w:proofErr w:type="spellEnd"/>
+      <w:r>
+        <w:t>/models/</w:t>
+      </w:r>
+      <w:r>
+        <w:t xml:space="preserve"> __init__.py</w:t>
       </w:r>
       <w:r>
         <w:t xml:space="preserve"> </w:t>
       </w:r>
-      <w:r>
-        <w:t>__init__.py</w:t>
+    </w:p>
+    <w:p>
+      <w:r>
+        <w:t>The presence of these files allows Python to recognise the directories as packages and enables standard module imports within test files.</w:t>
+      </w:r>
+    </w:p>
+    <w:p>
+      <w:r>
+        <w:t>A pytest.ini configuration file was created in the project root directory. This file configures pytest to include the project root in the Python import path:</w:t>
+      </w:r>
+    </w:p>
+    <w:p>
+      <w:r>
+        <w:t>[pytest]</w:t>
+      </w:r>
+    </w:p>
+    <w:p>
+      <w:proofErr w:type="spellStart"/>
+      <w:r>
+        <w:t>pythonpath</w:t>
+      </w:r>
+      <w:proofErr w:type="spellEnd"/>
+      <w:r>
+        <w:t xml:space="preserve"> = .</w:t>
+      </w:r>
+    </w:p>
+    <w:p>
+      <w:r>
+        <w:t>This configuration allows test files to import project modules directly, for example:</w:t>
       </w:r>
       <w:r>
         <w:t xml:space="preserve"> </w:t>
       </w:r>
-    </w:p>
-    <w:p>
-      <w:r>
-        <w:t>The presence of these files allows Python to recognise the directories as packages and enables standard module imports within test files.</w:t>
-      </w:r>
-    </w:p>
-    <w:p>
-      <w:r>
-        <w:t>A pytest.ini configuration file was created in the project root directory. This file configures pytest to include the project root in the Python import path:</w:t>
-      </w:r>
-    </w:p>
-    <w:p>
-      <w:r>
-        <w:t>[pytest]</w:t>
-      </w:r>
-    </w:p>
-    <w:p>
-      <w:r>
-        <w:t>pythonpath = .</w:t>
-      </w:r>
-    </w:p>
-    <w:p>
-      <w:r>
-        <w:t>This configuration allows test files to import project modules directly, for example:</w:t>
-      </w:r>
+      <w:r>
+        <w:t xml:space="preserve">from </w:t>
+      </w:r>
+      <w:proofErr w:type="spellStart"/>
+      <w:r>
+        <w:t>src.core.race_controller</w:t>
+      </w:r>
+      <w:proofErr w:type="spellEnd"/>
+      <w:r>
+        <w:t xml:space="preserve"> import </w:t>
+      </w:r>
+      <w:proofErr w:type="spellStart"/>
+      <w:r>
+        <w:t>RaceController</w:t>
+      </w:r>
+      <w:proofErr w:type="spellEnd"/>
       <w:r>
         <w:t xml:space="preserve"> </w:t>
       </w:r>
       <w:r>
-        <w:t>from src.core.race_controller import RaceController</w:t>
-      </w:r>
-      <w:r>
-        <w:t xml:space="preserve"> </w:t>
-      </w:r>
-      <w:r>
         <w:t>without requiring manual modification of the Python system path.</w:t>
       </w:r>
     </w:p>
     <w:p>
       <w:r>
-        <w:t>Tests were organised using pytest's default naming conventions. Test files must begin with test_ or end with _test.py to be automatically detected by the pytest test discovery system.</w:t>
+        <w:t xml:space="preserve">Tests were organised using </w:t>
+      </w:r>
+      <w:proofErr w:type="spellStart"/>
+      <w:r>
+        <w:t>pytest's</w:t>
+      </w:r>
+      <w:proofErr w:type="spellEnd"/>
+      <w:r>
+        <w:t xml:space="preserve"> default naming conventions. Test files must begin with test_ or end with _test.py to be automatically detected by the pytest test discovery system.</w:t>
       </w:r>
     </w:p>
     <w:p>
@@ -13058,6 +13363,9 @@
         </mc:AlternateContent>
       </w:r>
       <w:r>
+        <w:rPr>
+          <w:noProof/>
+        </w:rPr>
         <w:drawing>
           <wp:anchor distT="0" distB="0" distL="114300" distR="114300" simplePos="0" relativeHeight="251680768" behindDoc="0" locked="0" layoutInCell="1" allowOverlap="1" wp14:anchorId="5E9AEACF" wp14:editId="41D731D6">
             <wp:simplePos x="0" y="0"/>
@@ -13132,10 +13440,131 @@
     <w:p>
       <w:pPr>
         <w:keepNext/>
-      </w:pPr>
-      <w:r>
-        <w:t>f</w:t>
-      </w:r>
+        <w:rPr>
+          <w:sz w:val="24"/>
+          <w:szCs w:val="24"/>
+        </w:rPr>
+      </w:pPr>
+      <w:r>
+        <w:t xml:space="preserve">pytest-qt is a pytest plugin </w:t>
+      </w:r>
+      <w:r>
+        <w:t xml:space="preserve">for </w:t>
+      </w:r>
+      <w:r>
+        <w:t xml:space="preserve">testing </w:t>
+      </w:r>
+      <w:r>
+        <w:t>PyQt5, PyQt6, and PySide6 applications.</w:t>
+      </w:r>
+    </w:p>
+    <w:p>
+      <w:pPr>
+        <w:keepNext/>
+      </w:pPr>
+      <w:r>
+        <w:t>It</w:t>
+      </w:r>
+      <w:r>
+        <w:t xml:space="preserve"> </w:t>
+      </w:r>
+      <w:r>
+        <w:t>manages</w:t>
+      </w:r>
+      <w:r>
+        <w:t xml:space="preserve"> </w:t>
+      </w:r>
+      <w:proofErr w:type="spellStart"/>
+      <w:r>
+        <w:t>qApp</w:t>
+      </w:r>
+      <w:proofErr w:type="spellEnd"/>
+      <w:r>
+        <w:t xml:space="preserve"> creation </w:t>
+      </w:r>
+      <w:r>
+        <w:t>when required</w:t>
+      </w:r>
+      <w:r>
+        <w:t xml:space="preserve"> through </w:t>
+      </w:r>
+      <w:r>
+        <w:t xml:space="preserve"> and provides methods </w:t>
+      </w:r>
+      <w:r>
+        <w:t>for simulating</w:t>
+      </w:r>
+      <w:r>
+        <w:t xml:space="preserve"> user </w:t>
+      </w:r>
+      <w:r>
+        <w:t xml:space="preserve">interactions, such as </w:t>
+      </w:r>
+      <w:r>
+        <w:t>key presses and mouse clicks</w:t>
+      </w:r>
+      <w:r>
+        <w:t>.</w:t>
+      </w:r>
+    </w:p>
+    <w:p>
+      <w:pPr>
+        <w:keepNext/>
+      </w:pPr>
+      <w:r>
+        <w:t>It functions with three APIs, in the following order; PySide6, PyQt6, and PyQt5. In order to force it to use pyqt6 which is what the project is built with</w:t>
+      </w:r>
+      <w:r>
+        <w:t xml:space="preserve">, </w:t>
+      </w:r>
+      <w:proofErr w:type="spellStart"/>
+      <w:r>
+        <w:t>qt_api</w:t>
+      </w:r>
+      <w:proofErr w:type="spellEnd"/>
+      <w:r>
+        <w:t>=pyqt6</w:t>
+      </w:r>
+      <w:r>
+        <w:t xml:space="preserve"> needs to be placed in the pytest.ini file.</w:t>
+      </w:r>
+      <w:sdt>
+        <w:sdtPr>
+          <w:id w:val="1725796741"/>
+          <w:citation/>
+        </w:sdtPr>
+        <w:sdtContent>
+          <w:r>
+            <w:fldChar w:fldCharType="begin"/>
+          </w:r>
+          <w:r>
+            <w:rPr>
+              <w:lang w:val="en-GB"/>
+            </w:rPr>
+            <w:instrText xml:space="preserve"> CITATION pyp25 \l 2057 </w:instrText>
+          </w:r>
+          <w:r>
+            <w:fldChar w:fldCharType="separate"/>
+          </w:r>
+          <w:r>
+            <w:rPr>
+              <w:noProof/>
+              <w:lang w:val="en-GB"/>
+            </w:rPr>
+            <w:t xml:space="preserve"> </w:t>
+          </w:r>
+          <w:r>
+            <w:rPr>
+              <w:noProof/>
+              <w:lang w:val="en-GB"/>
+            </w:rPr>
+            <w:t>(pypi, 2025)</w:t>
+          </w:r>
+          <w:r>
+            <w:fldChar w:fldCharType="end"/>
+          </w:r>
+        </w:sdtContent>
+      </w:sdt>
     </w:p>
     <w:p>
       <w:pPr>
@@ -14252,6 +14681,9 @@
         <w:keepNext/>
       </w:pPr>
       <w:r>
+        <w:t>7</w:t>
+      </w:r>
+      <w:r>
         <w:rPr>
           <w:noProof/>
         </w:rPr>
@@ -14388,19 +14820,43 @@
       </w:sdt>
     </w:p>
     <w:p>
+      <w:pPr>
+        <w:pStyle w:val="Heading4"/>
+      </w:pPr>
+      <w:r>
+        <w:t>Plan</w:t>
+      </w:r>
+    </w:p>
+    <w:p>
       <w:r>
         <w:t xml:space="preserve">This </w:t>
       </w:r>
       <w:r>
-        <w:t>phase primarily focused on the RaceController class. The tests validated the behaviour of its methods and internal state management. Dependent classes, including Driver, Car, RaceTelemetry, and RaceResult, were used during execution to provide the required objects and verify that the controller operated correctly within the simulation environment.</w:t>
-      </w:r>
-    </w:p>
-    <w:p>
-      <w:pPr>
-        <w:pStyle w:val="Heading4"/>
-      </w:pPr>
-      <w:r>
-        <w:t>Plan</w:t>
+        <w:t xml:space="preserve">phase primarily focused on the </w:t>
+      </w:r>
+      <w:proofErr w:type="spellStart"/>
+      <w:r>
+        <w:t>RaceController</w:t>
+      </w:r>
+      <w:proofErr w:type="spellEnd"/>
+      <w:r>
+        <w:t xml:space="preserve"> class. The tests validated the behaviour of its methods and internal state management. Dependent classes, including Driver, Car, </w:t>
+      </w:r>
+      <w:proofErr w:type="spellStart"/>
+      <w:r>
+        <w:t>RaceTelemetry</w:t>
+      </w:r>
+      <w:proofErr w:type="spellEnd"/>
+      <w:r>
+        <w:t xml:space="preserve">, and </w:t>
+      </w:r>
+      <w:proofErr w:type="spellStart"/>
+      <w:r>
+        <w:t>RaceResult</w:t>
+      </w:r>
+      <w:proofErr w:type="spellEnd"/>
+      <w:r>
+        <w:t>, were used during execution to provide the required objects and verify that the controller operated correctly within the simulation environment.</w:t>
       </w:r>
     </w:p>
     <w:tbl>
@@ -14544,9 +15000,11 @@
             <w:pPr>
               <w:spacing w:after="160" w:line="259" w:lineRule="auto"/>
             </w:pPr>
+            <w:proofErr w:type="spellStart"/>
             <w:r>
               <w:t>RaceController</w:t>
             </w:r>
+            <w:proofErr w:type="spellEnd"/>
           </w:p>
         </w:tc>
         <w:tc>
@@ -14558,9 +15016,11 @@
             <w:pPr>
               <w:spacing w:after="160" w:line="259" w:lineRule="auto"/>
             </w:pPr>
+            <w:proofErr w:type="spellStart"/>
             <w:r>
               <w:t>TrackDefinition</w:t>
             </w:r>
+            <w:proofErr w:type="spellEnd"/>
           </w:p>
         </w:tc>
         <w:tc>
@@ -14630,9 +15090,11 @@
             <w:pPr>
               <w:spacing w:after="160" w:line="259" w:lineRule="auto"/>
             </w:pPr>
+            <w:proofErr w:type="spellStart"/>
             <w:r>
               <w:t>RaceController</w:t>
             </w:r>
+            <w:proofErr w:type="spellEnd"/>
           </w:p>
         </w:tc>
         <w:tc>
@@ -14716,9 +15178,11 @@
             <w:pPr>
               <w:spacing w:after="160" w:line="259" w:lineRule="auto"/>
             </w:pPr>
+            <w:proofErr w:type="spellStart"/>
             <w:r>
               <w:t>RaceController</w:t>
             </w:r>
+            <w:proofErr w:type="spellEnd"/>
           </w:p>
         </w:tc>
         <w:tc>
@@ -14802,9 +15266,11 @@
             <w:pPr>
               <w:spacing w:after="160" w:line="259" w:lineRule="auto"/>
             </w:pPr>
+            <w:proofErr w:type="spellStart"/>
             <w:r>
               <w:t>RaceController</w:t>
             </w:r>
+            <w:proofErr w:type="spellEnd"/>
           </w:p>
         </w:tc>
         <w:tc>
@@ -14888,9 +15354,11 @@
             <w:pPr>
               <w:spacing w:after="160" w:line="259" w:lineRule="auto"/>
             </w:pPr>
+            <w:proofErr w:type="spellStart"/>
             <w:r>
               <w:t>RaceController</w:t>
             </w:r>
+            <w:proofErr w:type="spellEnd"/>
           </w:p>
         </w:tc>
         <w:tc>
@@ -14903,8 +15371,13 @@
               <w:spacing w:after="160" w:line="259" w:lineRule="auto"/>
             </w:pPr>
             <w:r>
-              <w:t>Driver, Car, RaceTelemetry</w:t>
-            </w:r>
+              <w:t xml:space="preserve">Driver, Car, </w:t>
+            </w:r>
+            <w:proofErr w:type="spellStart"/>
+            <w:r>
+              <w:t>RaceTelemetry</w:t>
+            </w:r>
+            <w:proofErr w:type="spellEnd"/>
           </w:p>
         </w:tc>
         <w:tc>
@@ -14974,9 +15447,11 @@
             <w:pPr>
               <w:spacing w:after="160" w:line="259" w:lineRule="auto"/>
             </w:pPr>
+            <w:proofErr w:type="spellStart"/>
             <w:r>
               <w:t>RaceController</w:t>
             </w:r>
+            <w:proofErr w:type="spellEnd"/>
           </w:p>
         </w:tc>
         <w:tc>
@@ -15060,9 +15535,11 @@
             <w:pPr>
               <w:spacing w:after="160" w:line="259" w:lineRule="auto"/>
             </w:pPr>
+            <w:proofErr w:type="spellStart"/>
             <w:r>
               <w:t>RaceController</w:t>
             </w:r>
+            <w:proofErr w:type="spellEnd"/>
           </w:p>
         </w:tc>
         <w:tc>
@@ -15075,8 +15552,13 @@
               <w:spacing w:after="160" w:line="259" w:lineRule="auto"/>
             </w:pPr>
             <w:r>
-              <w:t>Car, RaceResult</w:t>
-            </w:r>
+              <w:t xml:space="preserve">Car, </w:t>
+            </w:r>
+            <w:proofErr w:type="spellStart"/>
+            <w:r>
+              <w:t>RaceResult</w:t>
+            </w:r>
+            <w:proofErr w:type="spellEnd"/>
           </w:p>
         </w:tc>
         <w:tc>
@@ -15124,6 +15606,9 @@
         <w:keepNext/>
       </w:pPr>
       <w:r>
+        <w:rPr>
+          <w:noProof/>
+        </w:rPr>
         <w:drawing>
           <wp:inline distT="0" distB="0" distL="0" distR="0" wp14:anchorId="79E63A18" wp14:editId="120D1BE4">
             <wp:extent cx="5731510" cy="1539240"/>
@@ -15268,6 +15753,206 @@
         <w:t>Plan</w:t>
       </w:r>
     </w:p>
+    <w:p>
+      <w:r>
+        <w:t xml:space="preserve">The integration testing phase focused on the interaction between the </w:t>
+      </w:r>
+      <w:proofErr w:type="spellStart"/>
+      <w:r>
+        <w:t>RaceController</w:t>
+      </w:r>
+      <w:proofErr w:type="spellEnd"/>
+      <w:r>
+        <w:t xml:space="preserve"> and the </w:t>
+      </w:r>
+      <w:proofErr w:type="spellStart"/>
+      <w:r>
+        <w:t>MainMenu</w:t>
+      </w:r>
+      <w:proofErr w:type="spellEnd"/>
+      <w:r>
+        <w:t xml:space="preserve"> interface. The test verified that race data generated by the controller was successfully passed to the user interface, that the driver roster was populated correctly, and that the Start Race control triggered the connected race start callback.</w:t>
+      </w:r>
+    </w:p>
+    <w:tbl>
+      <w:tblPr>
+        <w:tblStyle w:val="GridTable3-Accent1"/>
+        <w:tblW w:w="0" w:type="auto"/>
+        <w:tblLook w:val="0620" w:firstRow="1" w:lastRow="0" w:firstColumn="0" w:lastColumn="0" w:noHBand="1" w:noVBand="1"/>
+      </w:tblPr>
+      <w:tblGrid>
+        <w:gridCol w:w="632"/>
+        <w:gridCol w:w="1898"/>
+        <w:gridCol w:w="2318"/>
+        <w:gridCol w:w="1357"/>
+        <w:gridCol w:w="2821"/>
+      </w:tblGrid>
+      <w:tr>
+        <w:trPr>
+          <w:cnfStyle w:val="100000000000" w:firstRow="1" w:lastRow="0" w:firstColumn="0" w:lastColumn="0" w:oddVBand="0" w:evenVBand="0" w:oddHBand="0" w:evenHBand="0" w:firstRowFirstColumn="0" w:firstRowLastColumn="0" w:lastRowFirstColumn="0" w:lastRowLastColumn="0"/>
+        </w:trPr>
+        <w:tc>
+          <w:tcPr>
+            <w:tcW w:w="0" w:type="auto"/>
+            <w:hideMark/>
+          </w:tcPr>
+          <w:p>
+            <w:pPr>
+              <w:spacing w:after="160" w:line="259" w:lineRule="auto"/>
+            </w:pPr>
+            <w:r>
+              <w:t>Test ID</w:t>
+            </w:r>
+          </w:p>
+        </w:tc>
+        <w:tc>
+          <w:tcPr>
+            <w:tcW w:w="0" w:type="auto"/>
+            <w:hideMark/>
+          </w:tcPr>
+          <w:p>
+            <w:pPr>
+              <w:spacing w:after="160" w:line="259" w:lineRule="auto"/>
+            </w:pPr>
+            <w:r>
+              <w:t>Test Description</w:t>
+            </w:r>
+          </w:p>
+        </w:tc>
+        <w:tc>
+          <w:tcPr>
+            <w:tcW w:w="0" w:type="auto"/>
+            <w:hideMark/>
+          </w:tcPr>
+          <w:p>
+            <w:pPr>
+              <w:spacing w:after="160" w:line="259" w:lineRule="auto"/>
+            </w:pPr>
+            <w:r>
+              <w:t>Components Tested</w:t>
+            </w:r>
+          </w:p>
+        </w:tc>
+        <w:tc>
+          <w:tcPr>
+            <w:tcW w:w="0" w:type="auto"/>
+            <w:hideMark/>
+          </w:tcPr>
+          <w:p>
+            <w:pPr>
+              <w:spacing w:after="160" w:line="259" w:lineRule="auto"/>
+            </w:pPr>
+            <w:r>
+              <w:t>Test Method</w:t>
+            </w:r>
+          </w:p>
+        </w:tc>
+        <w:tc>
+          <w:tcPr>
+            <w:tcW w:w="0" w:type="auto"/>
+            <w:hideMark/>
+          </w:tcPr>
+          <w:p>
+            <w:pPr>
+              <w:spacing w:after="160" w:line="259" w:lineRule="auto"/>
+            </w:pPr>
+            <w:r>
+              <w:t>Expected Result</w:t>
+            </w:r>
+          </w:p>
+        </w:tc>
+      </w:tr>
+      <w:tr>
+        <w:tc>
+          <w:tcPr>
+            <w:tcW w:w="0" w:type="auto"/>
+            <w:hideMark/>
+          </w:tcPr>
+          <w:p>
+            <w:pPr>
+              <w:spacing w:after="160" w:line="259" w:lineRule="auto"/>
+            </w:pPr>
+            <w:r>
+              <w:t>IT-01</w:t>
+            </w:r>
+          </w:p>
+        </w:tc>
+        <w:tc>
+          <w:tcPr>
+            <w:tcW w:w="0" w:type="auto"/>
+            <w:hideMark/>
+          </w:tcPr>
+          <w:p>
+            <w:pPr>
+              <w:spacing w:after="160" w:line="259" w:lineRule="auto"/>
+            </w:pPr>
+            <w:r>
+              <w:t>Verify race controller data integrates with the main menu interface</w:t>
+            </w:r>
+          </w:p>
+        </w:tc>
+        <w:tc>
+          <w:tcPr>
+            <w:tcW w:w="0" w:type="auto"/>
+            <w:hideMark/>
+          </w:tcPr>
+          <w:p>
+            <w:pPr>
+              <w:spacing w:after="160" w:line="259" w:lineRule="auto"/>
+            </w:pPr>
+            <w:proofErr w:type="spellStart"/>
+            <w:r>
+              <w:t>RaceController</w:t>
+            </w:r>
+            <w:proofErr w:type="spellEnd"/>
+            <w:r>
+              <w:t xml:space="preserve">, </w:t>
+            </w:r>
+            <w:proofErr w:type="spellStart"/>
+            <w:r>
+              <w:t>MainMenu</w:t>
+            </w:r>
+            <w:proofErr w:type="spellEnd"/>
+            <w:r>
+              <w:t xml:space="preserve">, </w:t>
+            </w:r>
+            <w:proofErr w:type="spellStart"/>
+            <w:r>
+              <w:t>DriverRosterWidget</w:t>
+            </w:r>
+            <w:proofErr w:type="spellEnd"/>
+          </w:p>
+        </w:tc>
+        <w:tc>
+          <w:tcPr>
+            <w:tcW w:w="0" w:type="auto"/>
+            <w:hideMark/>
+          </w:tcPr>
+          <w:p>
+            <w:pPr>
+              <w:spacing w:after="160" w:line="259" w:lineRule="auto"/>
+            </w:pPr>
+            <w:r>
+              <w:t>Automated pytest test</w:t>
+            </w:r>
+          </w:p>
+        </w:tc>
+        <w:tc>
+          <w:tcPr>
+            <w:tcW w:w="0" w:type="auto"/>
+            <w:hideMark/>
+          </w:tcPr>
+          <w:p>
+            <w:pPr>
+              <w:spacing w:after="160" w:line="259" w:lineRule="auto"/>
+            </w:pPr>
+            <w:r>
+              <w:t>Main menu loads successfully using generated race data, displays driver information, and the Start Race action triggers the connected callback</w:t>
+            </w:r>
+          </w:p>
+        </w:tc>
+      </w:tr>
+    </w:tbl>
     <w:p/>
     <w:p>
       <w:pPr>
@@ -15277,6 +15962,83 @@
         <w:t>Results</w:t>
       </w:r>
     </w:p>
+    <w:p>
+      <w:pPr>
+        <w:keepNext/>
+      </w:pPr>
+      <w:r>
+        <w:drawing>
+          <wp:inline distT="0" distB="0" distL="0" distR="0" wp14:anchorId="03ED407F" wp14:editId="1BF60A03">
+            <wp:extent cx="5731510" cy="401955"/>
+            <wp:effectExtent l="0" t="0" r="2540" b="0"/>
+            <wp:docPr id="1909500916" name="Picture 1"/>
+            <wp:cNvGraphicFramePr>
+              <a:graphicFrameLocks xmlns:a="http://schemas.openxmlformats.org/drawingml/2006/main" noChangeAspect="1"/>
+            </wp:cNvGraphicFramePr>
+            <a:graphic xmlns:a="http://schemas.openxmlformats.org/drawingml/2006/main">
+              <a:graphicData uri="http://schemas.openxmlformats.org/drawingml/2006/picture">
+                <pic:pic xmlns:pic="http://schemas.openxmlformats.org/drawingml/2006/picture">
+                  <pic:nvPicPr>
+                    <pic:cNvPr id="1909500916" name=""/>
+                    <pic:cNvPicPr/>
+                  </pic:nvPicPr>
+                  <pic:blipFill>
+                    <a:blip r:embed="rId43"/>
+                    <a:stretch>
+                      <a:fillRect/>
+                    </a:stretch>
+                  </pic:blipFill>
+                  <pic:spPr>
+                    <a:xfrm>
+                      <a:off x="0" y="0"/>
+                      <a:ext cx="5731510" cy="401955"/>
+                    </a:xfrm>
+                    <a:prstGeom prst="rect">
+                      <a:avLst/>
+                    </a:prstGeom>
+                  </pic:spPr>
+                </pic:pic>
+              </a:graphicData>
+            </a:graphic>
+          </wp:inline>
+        </w:drawing>
+      </w:r>
+    </w:p>
+    <w:p>
+      <w:pPr>
+        <w:pStyle w:val="Caption"/>
+      </w:pPr>
+      <w:r>
+        <w:t xml:space="preserve">Testing </w:t>
+      </w:r>
+      <w:r>
+        <w:fldChar w:fldCharType="begin"/>
+      </w:r>
+      <w:r>
+        <w:instrText xml:space="preserve"> SEQ Testing \* ARABIC </w:instrText>
+      </w:r>
+      <w:r>
+        <w:fldChar w:fldCharType="separate"/>
+      </w:r>
+      <w:r>
+        <w:rPr>
+          <w:noProof/>
+        </w:rPr>
+        <w:t>4</w:t>
+      </w:r>
+      <w:r>
+        <w:fldChar w:fldCharType="end"/>
+      </w:r>
+    </w:p>
+    <w:p>
+      <w:r>
+        <w:t xml:space="preserve">Testing 4 shows main menu successfully integrates with </w:t>
+      </w:r>
+      <w:r>
+        <w:t>the race controller.</w:t>
+      </w:r>
+    </w:p>
+    <w:p/>
     <w:p>
       <w:pPr>
         <w:rPr>
@@ -15376,7 +16138,25 @@
           <w:szCs w:val="24"/>
           <w:highlight w:val="yellow"/>
         </w:rPr>
-        <w:t>. It may also include performance evaluations, scalability, correctness, etc. depending on the focus of the project.  Quantative results may be reported in tables or figures.</w:t>
+        <w:t xml:space="preserve">. It may also include performance evaluations, scalability, correctness, etc. depending on the focus of the project.  </w:t>
+      </w:r>
+      <w:proofErr w:type="spellStart"/>
+      <w:r>
+        <w:rPr>
+          <w:sz w:val="24"/>
+          <w:szCs w:val="24"/>
+          <w:highlight w:val="yellow"/>
+        </w:rPr>
+        <w:t>Quantative</w:t>
+      </w:r>
+      <w:proofErr w:type="spellEnd"/>
+      <w:r>
+        <w:rPr>
+          <w:sz w:val="24"/>
+          <w:szCs w:val="24"/>
+          <w:highlight w:val="yellow"/>
+        </w:rPr>
+        <w:t xml:space="preserve"> results may be reported in tables or figures.</w:t>
       </w:r>
     </w:p>
     <w:p>
@@ -16061,7 +16841,7 @@
           <w:noProof/>
         </w:rPr>
         <w:drawing>
-          <wp:inline distT="0" distB="0" distL="0" distR="0" wp14:anchorId="15905F45" wp14:editId="4CB2F944">
+          <wp:inline distT="0" distB="0" distL="0" distR="0" wp14:anchorId="15905F45" wp14:editId="5DA07B68">
             <wp:extent cx="1724025" cy="1228725"/>
             <wp:effectExtent l="0" t="0" r="0" b="0"/>
             <wp:docPr id="1287158093" name="Picture 4" descr="A blue and white logo&#10;&#10;AI-generated content may be incorrect."/>
@@ -16078,7 +16858,7 @@
                     </pic:cNvPicPr>
                   </pic:nvPicPr>
                   <pic:blipFill>
-                    <a:blip r:embed="rId43" cstate="print">
+                    <a:blip r:embed="rId44" cstate="print">
                       <a:extLst>
                         <a:ext uri="{28A0092B-C50C-407E-A947-70E740481C1C}">
                           <a14:useLocalDpi xmlns:a14="http://schemas.microsoft.com/office/drawing/2010/main" val="0"/>
@@ -16267,7 +17047,15 @@
     </w:p>
     <w:p>
       <w:r>
-        <w:t>Current motorsport management titles include Motorsport Manager (2016) and F1 Manager (2022–2024). These games present detailed races and authentic visuals, but their simulation depth is fundamentally limited. Driver development is linear and predetermined, making long-term play predictable. Once a player has learned the optimal strategies, the outcomes become repetitive. In contrast, Football Manager maintains replayability by simulating an immense global ecosystem of leagues, players, and staff, where no two careers are the same. This difference highlights the gap between motorsport management games and the broader standard of emergent sports simulations.</w:t>
+        <w:t xml:space="preserve">Current motorsport management titles include Motorsport Manager (2016) and F1 Manager (2022–2024). These games present detailed races and authentic visuals, but their simulation depth is fundamentally limited. Driver development is linear and predetermined, making long-term play predictable. Once a player has learned the optimal strategies, the outcomes become repetitive. In contrast, Football Manager maintains </w:t>
+      </w:r>
+      <w:proofErr w:type="spellStart"/>
+      <w:r>
+        <w:t>replayability</w:t>
+      </w:r>
+      <w:proofErr w:type="spellEnd"/>
+      <w:r>
+        <w:t xml:space="preserve"> by simulating an immense global ecosystem of leagues, players, and staff, where no two careers are the same. This difference highlights the gap between motorsport management games and the broader standard of emergent sports simulations.</w:t>
       </w:r>
     </w:p>
     <w:p>
@@ -16408,7 +17196,15 @@
     </w:p>
     <w:p>
       <w:r>
-        <w:t>Momentum uses Python for both the front-end dashboards and the back-end simulation logic and database management. The system relies on NumPy for fast calculations, Pandas for handling data, and SciPy for advanced statistics. The database uses SQLite to store all the information about drivers, teams, tracks, and championships, making it easy to save and load multi-season histories. All content creation and generation is handled by the database management system.</w:t>
+        <w:t xml:space="preserve">Momentum uses Python for both the front-end dashboards and the back-end simulation logic and database management. The system relies on NumPy for fast calculations, Pandas for handling data, and SciPy for advanced statistics. The database uses SQLite to store all the information about drivers, teams, tracks, and championships, making it easy to save and load multi-season histories. All content creation and generation </w:t>
+      </w:r>
+      <w:proofErr w:type="gramStart"/>
+      <w:r>
+        <w:t>is</w:t>
+      </w:r>
+      <w:proofErr w:type="gramEnd"/>
+      <w:r>
+        <w:t xml:space="preserve"> handled by the database management system.</w:t>
       </w:r>
     </w:p>
     <w:p>
@@ -16425,7 +17221,23 @@
     </w:p>
     <w:p>
       <w:r>
-        <w:t>Race results are produced by a real-time, agent based engine. Each driver is modelled as an autonomous AI agent that makes decisions on every simulation tick, targeting a frame rate of about 30 ticks per second. Agents consider their attributes, car condition, tyre state, fuel, nearby rivals, team orders and track conditions when choosing actions such as attack, defend, overtake or conserve. Discipline specific rules are applied by the engine to reflect differences between single seater, rally, endurance and other formats. Randomness is retained for low probability events such as mechanical failures or incidents so outcomes remain unpredictable, but most race behaviour emerges from agent interactions rather than repeated sampling. Performance sensitive results are cached where appropriate to keep leaderboards and UI queries responsive.</w:t>
+        <w:t xml:space="preserve">Race results are produced by a real-time, </w:t>
+      </w:r>
+      <w:proofErr w:type="gramStart"/>
+      <w:r>
+        <w:t>agent based</w:t>
+      </w:r>
+      <w:proofErr w:type="gramEnd"/>
+      <w:r>
+        <w:t xml:space="preserve"> engine. Each driver is modelled as an autonomous AI agent that makes decisions on every simulation tick, targeting a frame rate of about 30 ticks per second. Agents consider their attributes, car condition, tyre state, fuel, nearby rivals, team orders and track conditions when choosing actions such as attack, defend, overtake or conserve. Discipline specific rules are applied by the engine to reflect differences between single seater, rally, endurance and other formats. Randomness is retained for low probability events such as mechanical failures or </w:t>
+      </w:r>
+      <w:proofErr w:type="gramStart"/>
+      <w:r>
+        <w:t>incidents</w:t>
+      </w:r>
+      <w:proofErr w:type="gramEnd"/>
+      <w:r>
+        <w:t xml:space="preserve"> so outcomes remain unpredictable, but most race behaviour emerges from agent interactions rather than repeated sampling. Performance sensitive results are cached where appropriate to keep leaderboards and UI queries responsive.</w:t>
       </w:r>
     </w:p>
     <w:p>
@@ -16815,7 +17627,7 @@
           <w:noProof/>
         </w:rPr>
         <w:drawing>
-          <wp:inline distT="0" distB="0" distL="0" distR="0" wp14:anchorId="4440363F" wp14:editId="1F4C49AB">
+          <wp:inline distT="0" distB="0" distL="0" distR="0" wp14:anchorId="4440363F" wp14:editId="1C0742F5">
             <wp:extent cx="5486400" cy="3838575"/>
             <wp:effectExtent l="0" t="0" r="0" b="9525"/>
             <wp:docPr id="383730404" name="Picture 3" descr="A screenshot of a computer program&#10;&#10;AI-generated content may be incorrect."/>
@@ -16832,7 +17644,7 @@
                     </pic:cNvPicPr>
                   </pic:nvPicPr>
                   <pic:blipFill>
-                    <a:blip r:embed="rId44" cstate="print">
+                    <a:blip r:embed="rId45" cstate="print">
                       <a:extLst>
                         <a:ext uri="{28A0092B-C50C-407E-A947-70E740481C1C}">
                           <a14:useLocalDpi xmlns:a14="http://schemas.microsoft.com/office/drawing/2010/main" val="0"/>
@@ -17667,7 +18479,15 @@
               <w:jc w:val="both"/>
             </w:pPr>
             <w:r>
-              <w:t>I started building a Python prototype for my game. I began work on the team management, car development, financial management, and the race weekend structure and connected them through a basic Python GUI. The current version is only a prototype. None of the systems are fully finished, and the race simulation is not yet implemented. The main goal was to test ideas and system integration before moving to a more advanced platform.</w:t>
+              <w:t xml:space="preserve">I started building a Python prototype for my game. I began work on </w:t>
+            </w:r>
+            <w:proofErr w:type="gramStart"/>
+            <w:r>
+              <w:t>the team</w:t>
+            </w:r>
+            <w:proofErr w:type="gramEnd"/>
+            <w:r>
+              <w:t xml:space="preserve"> management, car development, financial management, and the race weekend structure and connected them through a basic Python GUI. The current version is only a prototype. None of the systems are fully finished, and the race simulation is not yet implemented. The main goal was to test ideas and system integration before moving to a more advanced platform.</w:t>
             </w:r>
           </w:p>
         </w:tc>
@@ -18109,7 +18929,15 @@
               <w:jc w:val="both"/>
             </w:pPr>
             <w:r>
-              <w:t>Reflect on what has happened in your project this month?</w:t>
+              <w:t xml:space="preserve">Reflect on what </w:t>
+            </w:r>
+            <w:proofErr w:type="gramStart"/>
+            <w:r>
+              <w:t>has happened</w:t>
+            </w:r>
+            <w:proofErr w:type="gramEnd"/>
+            <w:r>
+              <w:t xml:space="preserve"> in your project this month?</w:t>
             </w:r>
           </w:p>
           <w:p>
@@ -18132,8 +18960,13 @@
             <w:pPr>
               <w:jc w:val="both"/>
             </w:pPr>
-            <w:r>
-              <w:t>mostly planning stuff</w:t>
+            <w:proofErr w:type="gramStart"/>
+            <w:r>
+              <w:t>mostly</w:t>
+            </w:r>
+            <w:proofErr w:type="gramEnd"/>
+            <w:r>
+              <w:t xml:space="preserve"> planning stuff</w:t>
             </w:r>
           </w:p>
         </w:tc>
@@ -18170,16 +19003,37 @@
               <w:jc w:val="both"/>
             </w:pPr>
             <w:r>
-              <w:t xml:space="preserve">Consider what that meant for your project progress.  What were your successes? What challenges still remain? </w:t>
+              <w:t xml:space="preserve">Consider what that meant for your project progress.  What were your successes? What challenges </w:t>
+            </w:r>
+            <w:proofErr w:type="gramStart"/>
+            <w:r>
+              <w:t>still remain</w:t>
+            </w:r>
+            <w:proofErr w:type="gramEnd"/>
+            <w:r>
+              <w:t xml:space="preserve">? </w:t>
             </w:r>
           </w:p>
           <w:p>
             <w:pPr>
               <w:jc w:val="both"/>
             </w:pPr>
+            <w:proofErr w:type="gramStart"/>
             <w:r>
               <w:lastRenderedPageBreak/>
-              <w:t>Certainly helped give a direction with use cases and priorities, realised initial proposal was just plain stupid, overly ambitious, and unrealistic for a college project.</w:t>
+              <w:t>Certainly</w:t>
+            </w:r>
+            <w:proofErr w:type="gramEnd"/>
+            <w:r>
+              <w:t xml:space="preserve"> helped give a direction with use cases and priorities, </w:t>
+            </w:r>
+            <w:proofErr w:type="spellStart"/>
+            <w:r>
+              <w:t>realised</w:t>
+            </w:r>
+            <w:proofErr w:type="spellEnd"/>
+            <w:r>
+              <w:t xml:space="preserve"> initial proposal was just plain stupid, overly ambitious, and unrealistic for a college project.</w:t>
             </w:r>
           </w:p>
         </w:tc>
@@ -18564,7 +19418,15 @@
               <w:jc w:val="both"/>
             </w:pPr>
             <w:r>
-              <w:t>Reflect on what has happened in your project this month?</w:t>
+              <w:t xml:space="preserve">Reflect on what </w:t>
+            </w:r>
+            <w:proofErr w:type="gramStart"/>
+            <w:r>
+              <w:t>has happened</w:t>
+            </w:r>
+            <w:proofErr w:type="gramEnd"/>
+            <w:r>
+              <w:t xml:space="preserve"> in your project this month?</w:t>
             </w:r>
           </w:p>
           <w:p>
@@ -18616,7 +19478,15 @@
               <w:jc w:val="both"/>
             </w:pPr>
             <w:r>
-              <w:t xml:space="preserve">Consider what that meant for your project progress.  What were your successes? What challenges still remain? </w:t>
+              <w:t xml:space="preserve">Consider what that meant for your project progress.  What were your successes? What challenges </w:t>
+            </w:r>
+            <w:proofErr w:type="gramStart"/>
+            <w:r>
+              <w:t>still remain</w:t>
+            </w:r>
+            <w:proofErr w:type="gramEnd"/>
+            <w:r>
+              <w:t xml:space="preserve">? </w:t>
             </w:r>
           </w:p>
           <w:p>
@@ -18626,7 +19496,23 @@
           </w:p>
           <w:p>
             <w:r>
-              <w:t>This change gives visible, behaviour for demos, but some docs still describe the old Monte Carlo approach.</w:t>
+              <w:t xml:space="preserve">This change gives </w:t>
+            </w:r>
+            <w:proofErr w:type="gramStart"/>
+            <w:r>
+              <w:t>visible,</w:t>
+            </w:r>
+            <w:proofErr w:type="gramEnd"/>
+            <w:r>
+              <w:t xml:space="preserve"> </w:t>
+            </w:r>
+            <w:proofErr w:type="spellStart"/>
+            <w:r>
+              <w:t>behaviour</w:t>
+            </w:r>
+            <w:proofErr w:type="spellEnd"/>
+            <w:r>
+              <w:t xml:space="preserve"> for demos, but some docs still describe the old Monte Carlo approach.</w:t>
             </w:r>
           </w:p>
           <w:p>
@@ -18762,12 +19648,12 @@
       </w:r>
     </w:p>
     <w:sectPr>
-      <w:headerReference w:type="even" r:id="rId45"/>
-      <w:headerReference w:type="default" r:id="rId46"/>
-      <w:footerReference w:type="even" r:id="rId47"/>
-      <w:footerReference w:type="default" r:id="rId48"/>
-      <w:headerReference w:type="first" r:id="rId49"/>
-      <w:footerReference w:type="first" r:id="rId50"/>
+      <w:headerReference w:type="even" r:id="rId46"/>
+      <w:headerReference w:type="default" r:id="rId47"/>
+      <w:footerReference w:type="even" r:id="rId48"/>
+      <w:footerReference w:type="default" r:id="rId49"/>
+      <w:headerReference w:type="first" r:id="rId50"/>
+      <w:footerReference w:type="first" r:id="rId51"/>
       <w:pgSz w:w="11906" w:h="16838" w:code="9"/>
       <w:pgMar w:top="1440" w:right="1440" w:bottom="1440" w:left="1440" w:header="709" w:footer="709" w:gutter="0"/>
       <w:pgNumType w:start="0"/>
@@ -23850,15 +24736,6 @@
 </file>
 
 <file path=customXml/item1.xml><?xml version="1.0" encoding="utf-8"?>
-<?mso-contentType ?>
-<FormTemplates xmlns="http://schemas.microsoft.com/sharepoint/v3/contenttype/forms">
-  <Display>DocumentLibraryForm</Display>
-  <Edit>DocumentLibraryForm</Edit>
-  <New>DocumentLibraryForm</New>
-</FormTemplates>
-</file>
-
-<file path=customXml/item2.xml><?xml version="1.0" encoding="utf-8"?>
 <ct:contentTypeSchema xmlns:ct="http://schemas.microsoft.com/office/2006/metadata/contentType" xmlns:ma="http://schemas.microsoft.com/office/2006/metadata/properties/metaAttributes" ct:_="" ma:_="" ma:contentTypeName="Document" ma:contentTypeID="0x0101003EE04D916D7611488AA759BAA9A37716" ma:contentTypeVersion="34" ma:contentTypeDescription="Create a new document." ma:contentTypeScope="" ma:versionID="da43fd5ae1f7ae53ffd28d894363bfb4">
   <xsd:schema xmlns:xsd="http://www.w3.org/2001/XMLSchema" xmlns:xs="http://www.w3.org/2001/XMLSchema" xmlns:p="http://schemas.microsoft.com/office/2006/metadata/properties" xmlns:ns3="05ee331b-510f-4173-a5cc-a06d55a316fd" xmlns:ns4="ac56161a-35a2-4bac-99b6-8739237dc4f6" targetNamespace="http://schemas.microsoft.com/office/2006/metadata/properties" ma:root="true" ma:fieldsID="0e753ad016b352eaafbd0268c41c2a23" ns3:_="" ns4:_="">
     <xsd:import namespace="05ee331b-510f-4173-a5cc-a06d55a316fd"/>
@@ -24275,7 +25152,7 @@
 </ct:contentTypeSchema>
 </file>
 
-<file path=customXml/item3.xml><?xml version="1.0" encoding="utf-8"?>
+<file path=customXml/item2.xml><?xml version="1.0" encoding="utf-8"?>
 <p:properties xmlns:p="http://schemas.microsoft.com/office/2006/metadata/properties" xmlns:xsi="http://www.w3.org/2001/XMLSchema-instance" xmlns:pc="http://schemas.microsoft.com/office/infopath/2007/PartnerControls">
   <documentManagement>
     <Teams_Channel_Section_Location xmlns="ac56161a-35a2-4bac-99b6-8739237dc4f6" xsi:nil="true"/>
@@ -24325,6 +25202,15 @@
     <Templates xmlns="ac56161a-35a2-4bac-99b6-8739237dc4f6" xsi:nil="true"/>
   </documentManagement>
 </p:properties>
+</file>
+
+<file path=customXml/item3.xml><?xml version="1.0" encoding="utf-8"?>
+<?mso-contentType ?>
+<FormTemplates xmlns="http://schemas.microsoft.com/sharepoint/v3/contenttype/forms">
+  <Display>DocumentLibraryForm</Display>
+  <Edit>DocumentLibraryForm</Edit>
+  <New>DocumentLibraryForm</New>
+</FormTemplates>
 </file>
 
 <file path=customXml/item4.xml><?xml version="1.0" encoding="utf-8"?>
@@ -24395,7 +25281,7 @@
     <b:MonthAccessed>July</b:MonthAccessed>
     <b:DayAccessed>22</b:DayAccessed>
     <b:URL>https://www.formula1.com/en/latest/article/f1-glossary-p-t.GBhLQtpeu9b8LrK5VM0F1</b:URL>
-    <b:RefOrder>6</b:RefOrder>
+    <b:RefOrder>5</b:RefOrder>
   </b:Source>
   <b:Source>
     <b:Tag>QtG26</b:Tag>
@@ -24412,7 +25298,7 @@
     <b:MonthAccessed>July</b:MonthAccessed>
     <b:DayAccessed>24</b:DayAccessed>
     <b:URL>https://doc.qt.io/qt-6/qhboxlayout.html</b:URL>
-    <b:RefOrder>7</b:RefOrder>
+    <b:RefOrder>6</b:RefOrder>
   </b:Source>
   <b:Source>
     <b:Tag>C4M26</b:Tag>
@@ -24445,7 +25331,7 @@
     <b:MonthAccessed>July</b:MonthAccessed>
     <b:DayAccessed>25</b:DayAccessed>
     <b:URL>https://www.geeksforgeeks.org/software-engineering/component-based-diagram/</b:URL>
-    <b:RefOrder>5</b:RefOrder>
+    <b:RefOrder>12</b:RefOrder>
   </b:Source>
   <b:Source>
     <b:Tag>Pow25</b:Tag>
@@ -24488,7 +25374,7 @@
     <b:YearAccessed>2026</b:YearAccessed>
     <b:MonthAccessed>July</b:MonthAccessed>
     <b:DayAccessed>29</b:DayAccessed>
-    <b:RefOrder>8</b:RefOrder>
+    <b:RefOrder>7</b:RefOrder>
   </b:Source>
   <b:Source>
     <b:Tag>McG01</b:Tag>
@@ -24541,18 +25427,27 @@
     </b:Author>
     <b:RefOrder>11</b:RefOrder>
   </b:Source>
+  <b:Source>
+    <b:Tag>pyp25</b:Tag>
+    <b:SourceType>InternetSite</b:SourceType>
+    <b:Guid>{0D42D3A5-C679-4632-90E9-9645F70ED632}</b:Guid>
+    <b:Author>
+      <b:Author>
+        <b:Corporate>pypi</b:Corporate>
+      </b:Author>
+    </b:Author>
+    <b:Title>pytest-qt 4.5.0</b:Title>
+    <b:Year>2025</b:Year>
+    <b:YearAccessed>2026</b:YearAccessed>
+    <b:MonthAccessed>July</b:MonthAccessed>
+    <b:DayAccessed>30</b:DayAccessed>
+    <b:URL>https://pypi.org/project/pytest-qt/</b:URL>
+    <b:RefOrder>8</b:RefOrder>
+  </b:Source>
 </b:Sources>
 </file>
 
 <file path=customXml/itemProps1.xml><?xml version="1.0" encoding="utf-8"?>
-<ds:datastoreItem xmlns:ds="http://schemas.openxmlformats.org/officeDocument/2006/customXml" ds:itemID="{9B975280-634C-49AE-9293-B75FDC4277EB}">
-  <ds:schemaRefs>
-    <ds:schemaRef ds:uri="http://schemas.microsoft.com/sharepoint/v3/contenttype/forms"/>
-  </ds:schemaRefs>
-</ds:datastoreItem>
-</file>
-
-<file path=customXml/itemProps2.xml><?xml version="1.0" encoding="utf-8"?>
 <ds:datastoreItem xmlns:ds="http://schemas.openxmlformats.org/officeDocument/2006/customXml" ds:itemID="{3B693098-FF00-4095-9757-18FD92BDA8E2}">
   <ds:schemaRefs>
     <ds:schemaRef ds:uri="http://schemas.microsoft.com/office/2006/metadata/contentType"/>
@@ -24571,7 +25466,7 @@
 </ds:datastoreItem>
 </file>
 
-<file path=customXml/itemProps3.xml><?xml version="1.0" encoding="utf-8"?>
+<file path=customXml/itemProps2.xml><?xml version="1.0" encoding="utf-8"?>
 <ds:datastoreItem xmlns:ds="http://schemas.openxmlformats.org/officeDocument/2006/customXml" ds:itemID="{5C51FF54-1CBD-43E8-9B2A-B56F20CDF09A}">
   <ds:schemaRefs>
     <ds:schemaRef ds:uri="http://schemas.microsoft.com/office/2006/metadata/properties"/>
@@ -24581,8 +25476,16 @@
 </ds:datastoreItem>
 </file>
 
+<file path=customXml/itemProps3.xml><?xml version="1.0" encoding="utf-8"?>
+<ds:datastoreItem xmlns:ds="http://schemas.openxmlformats.org/officeDocument/2006/customXml" ds:itemID="{9B975280-634C-49AE-9293-B75FDC4277EB}">
+  <ds:schemaRefs>
+    <ds:schemaRef ds:uri="http://schemas.microsoft.com/sharepoint/v3/contenttype/forms"/>
+  </ds:schemaRefs>
+</ds:datastoreItem>
+</file>
+
 <file path=customXml/itemProps4.xml><?xml version="1.0" encoding="utf-8"?>
-<ds:datastoreItem xmlns:ds="http://schemas.openxmlformats.org/officeDocument/2006/customXml" ds:itemID="{69065284-EB17-4B63-B2BD-952053E66D49}">
+<ds:datastoreItem xmlns:ds="http://schemas.openxmlformats.org/officeDocument/2006/customXml" ds:itemID="{8065C84F-60DF-45F7-838A-BC8B062DA0BA}">
   <ds:schemaRefs>
     <ds:schemaRef ds:uri="http://schemas.openxmlformats.org/officeDocument/2006/bibliography"/>
   </ds:schemaRefs>

--- a/docs/Technical Report Eoin Fitzsimons.docx
+++ b/docs/Technical Report Eoin Fitzsimons.docx
@@ -678,25 +678,7 @@
           <w:bCs/>
           <w:highlight w:val="yellow"/>
         </w:rPr>
-        <w:t xml:space="preserve">successfully complete the </w:t>
-      </w:r>
-      <w:proofErr w:type="spellStart"/>
-      <w:r>
-        <w:rPr>
-          <w:b/>
-          <w:bCs/>
-          <w:highlight w:val="yellow"/>
-        </w:rPr>
-        <w:t>Epigeum</w:t>
-      </w:r>
-      <w:proofErr w:type="spellEnd"/>
-      <w:r>
-        <w:rPr>
-          <w:b/>
-          <w:bCs/>
-          <w:highlight w:val="yellow"/>
-        </w:rPr>
-        <w:t xml:space="preserve"> Academic Integrity Course</w:t>
+        <w:t>successfully complete the Epigeum Academic Integrity Course</w:t>
       </w:r>
       <w:r>
         <w:rPr>
@@ -1069,21 +1051,7 @@
         <w:rPr>
           <w:b/>
         </w:rPr>
-        <w:t xml:space="preserve">Please check that you read AI and Academic Integrity Acknowledgement </w:t>
-      </w:r>
-      <w:proofErr w:type="spellStart"/>
-      <w:r>
-        <w:rPr>
-          <w:b/>
-        </w:rPr>
-        <w:t>Supplments</w:t>
-      </w:r>
-      <w:proofErr w:type="spellEnd"/>
-      <w:r>
-        <w:rPr>
-          <w:b/>
-        </w:rPr>
-        <w:t xml:space="preserve"> in this document</w:t>
+        <w:t>Please check that you read AI and Academic Integrity Acknowledgement Supplments in this document</w:t>
       </w:r>
     </w:p>
     <w:p/>
@@ -5756,11 +5724,9 @@
       </w:r>
     </w:p>
     <w:p>
-      <w:proofErr w:type="spellStart"/>
       <w:r>
         <w:t>VSCode</w:t>
       </w:r>
-      <w:proofErr w:type="spellEnd"/>
     </w:p>
     <w:p>
       <w:r>
@@ -5773,13 +5739,8 @@
       </w:r>
     </w:p>
     <w:p>
-      <w:proofErr w:type="spellStart"/>
-      <w:r>
-        <w:t>pathlib</w:t>
-      </w:r>
-      <w:proofErr w:type="spellEnd"/>
-      <w:r>
-        <w:t xml:space="preserve"> – Path</w:t>
+      <w:r>
+        <w:t>pathlib – Path</w:t>
       </w:r>
     </w:p>
     <w:p>
@@ -5794,30 +5755,18 @@
     </w:p>
     <w:p>
       <w:r>
-        <w:t xml:space="preserve">typing – List, </w:t>
-      </w:r>
-      <w:proofErr w:type="spellStart"/>
-      <w:r>
-        <w:t>Dict</w:t>
-      </w:r>
-      <w:proofErr w:type="spellEnd"/>
-      <w:r>
-        <w:t>, Tuple</w:t>
-      </w:r>
-    </w:p>
-    <w:p>
-      <w:proofErr w:type="spellStart"/>
+        <w:t>typing – List, Dict, Tuple</w:t>
+      </w:r>
+    </w:p>
+    <w:p>
       <w:r>
         <w:t>json</w:t>
       </w:r>
-      <w:proofErr w:type="spellEnd"/>
-    </w:p>
-    <w:p>
-      <w:proofErr w:type="spellStart"/>
+    </w:p>
+    <w:p>
       <w:r>
         <w:t>dataclasses</w:t>
       </w:r>
-      <w:proofErr w:type="spellEnd"/>
     </w:p>
     <w:p>
       <w:r>
@@ -5826,18 +5775,14 @@
       <w:r>
         <w:t xml:space="preserve"> - </w:t>
       </w:r>
-      <w:proofErr w:type="spellStart"/>
       <w:r>
         <w:t>SystemRandom</w:t>
       </w:r>
-      <w:proofErr w:type="spellEnd"/>
-    </w:p>
-    <w:p>
-      <w:proofErr w:type="spellStart"/>
+    </w:p>
+    <w:p>
       <w:r>
         <w:t>os</w:t>
       </w:r>
-      <w:proofErr w:type="spellEnd"/>
     </w:p>
     <w:p>
       <w:pPr>
@@ -6122,15 +6067,7 @@
     </w:p>
     <w:p>
       <w:r>
-        <w:t xml:space="preserve">The </w:t>
-      </w:r>
-      <w:proofErr w:type="spellStart"/>
-      <w:r>
-        <w:t>MoSCoW</w:t>
-      </w:r>
-      <w:proofErr w:type="spellEnd"/>
-      <w:r>
-        <w:t xml:space="preserve"> prioritisation method was used to classify functional requirements according to their importance. Core functionality required for the successful completion of a race simulation was classified as Must Have, features that improve the user experience but are not essential to the simulation were classified as Should Have or Could Have, while functionality outside the scope of the minimum viable product (MVP) was classified as Won't Have</w:t>
+        <w:t>The MoSCoW prioritisation method was used to classify functional requirements according to their importance. Core functionality required for the successful completion of a race simulation was classified as Must Have, features that improve the user experience but are not essential to the simulation were classified as Should Have or Could Have, while functionality outside the scope of the minimum viable product (MVP) was classified as Won't Have</w:t>
       </w:r>
       <w:r>
         <w:t>.</w:t>
@@ -10547,15 +10484,7 @@
     </w:p>
     <w:p>
       <w:r>
-        <w:t xml:space="preserve">As seen in Telemetry 2, I create the tables using </w:t>
-      </w:r>
-      <w:proofErr w:type="spellStart"/>
-      <w:r>
-        <w:t>QHBoxLayout</w:t>
-      </w:r>
-      <w:proofErr w:type="spellEnd"/>
-      <w:r>
-        <w:t xml:space="preserve">, this lines up widgets horizontally without additional need for manually </w:t>
+        <w:t xml:space="preserve">As seen in Telemetry 2, I create the tables using QHBoxLayout, this lines up widgets horizontally without additional need for manually </w:t>
       </w:r>
       <w:r>
         <w:t>placing</w:t>
@@ -10693,15 +10622,7 @@
         <w:t xml:space="preserve">As seen in Telemetry 3, I have an attribute error stemming from line 64 - </w:t>
       </w:r>
       <w:r>
-        <w:t>self._</w:t>
-      </w:r>
-      <w:proofErr w:type="spellStart"/>
-      <w:r>
-        <w:t>publish_telemetry</w:t>
-      </w:r>
-      <w:proofErr w:type="spellEnd"/>
-      <w:r>
-        <w:t>()</w:t>
+        <w:t>self._publish_telemetry()</w:t>
       </w:r>
       <w:r>
         <w:t>. The root cause of this is the telemetry is being called prior to the creation of tables, Telemetry 2 above shows I do have the creation of these tables within my code. This in an architecture issue rather than a</w:t>
@@ -11163,6 +11084,9 @@
       </w:r>
       <w:r>
         <w:t xml:space="preserve"> </w:t>
+      </w:r>
+      <w:r>
+        <w:t>Changing from assigning from a pool each time to assigning by index solved that issue.</w:t>
       </w:r>
     </w:p>
     <w:p>
@@ -12443,7 +12367,19 @@
         <w:rPr>
           <w:noProof/>
         </w:rPr>
-        <w:t xml:space="preserve">In Track 6, you can see I changed it from being less than to less than or equal to. </w:t>
+        <w:t xml:space="preserve">In Track 6, you can see </w:t>
+      </w:r>
+      <w:r>
+        <w:rPr>
+          <w:noProof/>
+        </w:rPr>
+        <w:t xml:space="preserve">the change </w:t>
+      </w:r>
+      <w:r>
+        <w:rPr>
+          <w:noProof/>
+        </w:rPr>
+        <w:t xml:space="preserve">from being less than to less than or equal to. </w:t>
       </w:r>
     </w:p>
     <w:p>
@@ -12602,6 +12538,12 @@
           <w:noProof/>
         </w:rPr>
       </w:pPr>
+      <w:r>
+        <w:rPr>
+          <w:noProof/>
+        </w:rPr>
+        <w:t>The solution to this problem was found through trial and error. Setting the check to position &lt; 0.24 was tried but then the checkpoint was offset by a minimal but noticable distance.</w:t>
+      </w:r>
     </w:p>
     <w:p/>
     <w:p/>
@@ -12649,10 +12591,148 @@
         <w:rPr>
           <w:noProof/>
         </w:rPr>
+        <mc:AlternateContent>
+          <mc:Choice Requires="wps">
+            <w:drawing>
+              <wp:anchor distT="0" distB="0" distL="114300" distR="114300" simplePos="0" relativeHeight="251688960" behindDoc="0" locked="0" layoutInCell="1" allowOverlap="1" wp14:anchorId="35EA4329" wp14:editId="16426004">
+                <wp:simplePos x="0" y="0"/>
+                <wp:positionH relativeFrom="column">
+                  <wp:posOffset>228600</wp:posOffset>
+                </wp:positionH>
+                <wp:positionV relativeFrom="paragraph">
+                  <wp:posOffset>7670165</wp:posOffset>
+                </wp:positionV>
+                <wp:extent cx="2976245" cy="635"/>
+                <wp:effectExtent l="0" t="0" r="0" b="0"/>
+                <wp:wrapSquare wrapText="bothSides"/>
+                <wp:docPr id="386921513" name="Text Box 1"/>
+                <wp:cNvGraphicFramePr/>
+                <a:graphic xmlns:a="http://schemas.openxmlformats.org/drawingml/2006/main">
+                  <a:graphicData uri="http://schemas.microsoft.com/office/word/2010/wordprocessingShape">
+                    <wps:wsp>
+                      <wps:cNvSpPr txBox="1"/>
+                      <wps:spPr>
+                        <a:xfrm>
+                          <a:off x="0" y="0"/>
+                          <a:ext cx="2976245" cy="635"/>
+                        </a:xfrm>
+                        <a:prstGeom prst="rect">
+                          <a:avLst/>
+                        </a:prstGeom>
+                        <a:solidFill>
+                          <a:prstClr val="white"/>
+                        </a:solidFill>
+                        <a:ln>
+                          <a:noFill/>
+                        </a:ln>
+                      </wps:spPr>
+                      <wps:txbx>
+                        <w:txbxContent>
+                          <w:p>
+                            <w:pPr>
+                              <w:pStyle w:val="Caption"/>
+                              <w:rPr>
+                                <w:noProof/>
+                                <w:sz w:val="22"/>
+                                <w:szCs w:val="22"/>
+                              </w:rPr>
+                            </w:pPr>
+                            <w:r>
+                              <w:t xml:space="preserve">GUI </w:t>
+                            </w:r>
+                            <w:r>
+                              <w:fldChar w:fldCharType="begin"/>
+                            </w:r>
+                            <w:r>
+                              <w:instrText xml:space="preserve"> SEQ GUI \* ARABIC </w:instrText>
+                            </w:r>
+                            <w:r>
+                              <w:fldChar w:fldCharType="separate"/>
+                            </w:r>
+                            <w:r>
+                              <w:rPr>
+                                <w:noProof/>
+                              </w:rPr>
+                              <w:t>1</w:t>
+                            </w:r>
+                            <w:r>
+                              <w:fldChar w:fldCharType="end"/>
+                            </w:r>
+                          </w:p>
+                        </w:txbxContent>
+                      </wps:txbx>
+                      <wps:bodyPr rot="0" spcFirstLastPara="0" vertOverflow="overflow" horzOverflow="overflow" vert="horz" wrap="square" lIns="0" tIns="0" rIns="0" bIns="0" numCol="1" spcCol="0" rtlCol="0" fromWordArt="0" anchor="t" anchorCtr="0" forceAA="0" compatLnSpc="1">
+                        <a:prstTxWarp prst="textNoShape">
+                          <a:avLst/>
+                        </a:prstTxWarp>
+                        <a:spAutoFit/>
+                      </wps:bodyPr>
+                    </wps:wsp>
+                  </a:graphicData>
+                </a:graphic>
+              </wp:anchor>
+            </w:drawing>
+          </mc:Choice>
+          <mc:Fallback>
+            <w:pict>
+              <v:shape w14:anchorId="35EA4329" id="_x0000_s1033" type="#_x0000_t202" style="position:absolute;left:0;text-align:left;margin-left:18pt;margin-top:603.95pt;width:234.35pt;height:.05pt;z-index:251688960;visibility:visible;mso-wrap-style:square;mso-wrap-distance-left:9pt;mso-wrap-distance-top:0;mso-wrap-distance-right:9pt;mso-wrap-distance-bottom:0;mso-position-horizontal:absolute;mso-position-horizontal-relative:text;mso-position-vertical:absolute;mso-position-vertical-relative:text;v-text-anchor:top" o:gfxdata="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" stroked="f">
+                <v:textbox style="mso-fit-shape-to-text:t" inset="0,0,0,0">
+                  <w:txbxContent>
+                    <w:p>
+                      <w:pPr>
+                        <w:pStyle w:val="Caption"/>
+                        <w:rPr>
+                          <w:noProof/>
+                          <w:sz w:val="22"/>
+                          <w:szCs w:val="22"/>
+                        </w:rPr>
+                      </w:pPr>
+                      <w:r>
+                        <w:t xml:space="preserve">GUI </w:t>
+                      </w:r>
+                      <w:r>
+                        <w:fldChar w:fldCharType="begin"/>
+                      </w:r>
+                      <w:r>
+                        <w:instrText xml:space="preserve"> SEQ GUI \* ARABIC </w:instrText>
+                      </w:r>
+                      <w:r>
+                        <w:fldChar w:fldCharType="separate"/>
+                      </w:r>
+                      <w:r>
+                        <w:rPr>
+                          <w:noProof/>
+                        </w:rPr>
+                        <w:t>1</w:t>
+                      </w:r>
+                      <w:r>
+                        <w:fldChar w:fldCharType="end"/>
+                      </w:r>
+                    </w:p>
+                  </w:txbxContent>
+                </v:textbox>
+                <w10:wrap type="square"/>
+              </v:shape>
+            </w:pict>
+          </mc:Fallback>
+        </mc:AlternateContent>
+      </w:r>
+      <w:r>
+        <w:rPr>
+          <w:noProof/>
+        </w:rPr>
         <w:drawing>
-          <wp:inline distT="0" distB="0" distL="0" distR="0" wp14:anchorId="760AE5FC" wp14:editId="6F6EA6A0">
+          <wp:anchor distT="0" distB="0" distL="114300" distR="114300" simplePos="0" relativeHeight="251686912" behindDoc="0" locked="0" layoutInCell="1" allowOverlap="1" wp14:anchorId="760AE5FC" wp14:editId="49E8FB1D">
+            <wp:simplePos x="0" y="0"/>
+            <wp:positionH relativeFrom="column">
+              <wp:posOffset>228600</wp:posOffset>
+            </wp:positionH>
+            <wp:positionV relativeFrom="paragraph">
+              <wp:posOffset>-1555</wp:posOffset>
+            </wp:positionV>
             <wp:extent cx="2976504" cy="7614745"/>
             <wp:effectExtent l="0" t="0" r="0" b="5715"/>
+            <wp:wrapSquare wrapText="bothSides"/>
             <wp:docPr id="1476714120" name="Picture 1"/>
             <wp:cNvGraphicFramePr>
               <a:graphicFrameLocks xmlns:a="http://schemas.openxmlformats.org/drawingml/2006/main" noChangeAspect="1"/>
@@ -12665,7 +12745,13 @@
                     <pic:cNvPicPr/>
                   </pic:nvPicPr>
                   <pic:blipFill>
-                    <a:blip r:embed="rId35"/>
+                    <a:blip r:embed="rId35">
+                      <a:extLst>
+                        <a:ext uri="{28A0092B-C50C-407E-A947-70E740481C1C}">
+                          <a14:useLocalDpi xmlns:a14="http://schemas.microsoft.com/office/drawing/2010/main" val="0"/>
+                        </a:ext>
+                      </a:extLst>
+                    </a:blip>
                     <a:stretch>
                       <a:fillRect/>
                     </a:stretch>
@@ -12673,7 +12759,82 @@
                   <pic:spPr>
                     <a:xfrm>
                       <a:off x="0" y="0"/>
-                      <a:ext cx="2978909" cy="7620898"/>
+                      <a:ext cx="2976504" cy="7614745"/>
+                    </a:xfrm>
+                    <a:prstGeom prst="rect">
+                      <a:avLst/>
+                    </a:prstGeom>
+                  </pic:spPr>
+                </pic:pic>
+              </a:graphicData>
+            </a:graphic>
+          </wp:anchor>
+        </w:drawing>
+      </w:r>
+      <w:r>
+        <w:t>GUI 1 is the main menu. Here the user can see the drivers and all their information; colour, nationality, age, and attributes.</w:t>
+      </w:r>
+    </w:p>
+    <w:p>
+      <w:pPr>
+        <w:ind w:left="360"/>
+      </w:pPr>
+      <w:r>
+        <w:t>The user can also adjust accessibility settings.</w:t>
+      </w:r>
+    </w:p>
+    <w:p>
+      <w:pPr>
+        <w:rPr>
+          <w:rFonts w:asciiTheme="majorHAnsi" w:eastAsiaTheme="majorEastAsia" w:hAnsiTheme="majorHAnsi" w:cstheme="majorBidi"/>
+          <w:b/>
+          <w:bCs/>
+          <w:color w:val="353839" w:themeColor="text1"/>
+        </w:rPr>
+      </w:pPr>
+      <w:r>
+        <w:br w:type="page"/>
+      </w:r>
+    </w:p>
+    <w:p>
+      <w:pPr>
+        <w:pStyle w:val="Heading3"/>
+      </w:pPr>
+      <w:r>
+        <w:lastRenderedPageBreak/>
+        <w:t>Accessibility</w:t>
+      </w:r>
+    </w:p>
+    <w:p>
+      <w:pPr>
+        <w:keepNext/>
+      </w:pPr>
+      <w:r>
+        <w:drawing>
+          <wp:inline distT="0" distB="0" distL="0" distR="0" wp14:anchorId="20694F71" wp14:editId="03196830">
+            <wp:extent cx="1924319" cy="2038635"/>
+            <wp:effectExtent l="0" t="0" r="0" b="0"/>
+            <wp:docPr id="2063892507" name="Picture 1"/>
+            <wp:cNvGraphicFramePr>
+              <a:graphicFrameLocks xmlns:a="http://schemas.openxmlformats.org/drawingml/2006/main" noChangeAspect="1"/>
+            </wp:cNvGraphicFramePr>
+            <a:graphic xmlns:a="http://schemas.openxmlformats.org/drawingml/2006/main">
+              <a:graphicData uri="http://schemas.openxmlformats.org/drawingml/2006/picture">
+                <pic:pic xmlns:pic="http://schemas.openxmlformats.org/drawingml/2006/picture">
+                  <pic:nvPicPr>
+                    <pic:cNvPr id="2063892507" name=""/>
+                    <pic:cNvPicPr/>
+                  </pic:nvPicPr>
+                  <pic:blipFill>
+                    <a:blip r:embed="rId36"/>
+                    <a:stretch>
+                      <a:fillRect/>
+                    </a:stretch>
+                  </pic:blipFill>
+                  <pic:spPr>
+                    <a:xfrm>
+                      <a:off x="0" y="0"/>
+                      <a:ext cx="1924319" cy="2038635"/>
                     </a:xfrm>
                     <a:prstGeom prst="rect">
                       <a:avLst/>
@@ -12688,6 +12849,120 @@
     </w:p>
     <w:p>
       <w:pPr>
+        <w:pStyle w:val="Caption"/>
+      </w:pPr>
+      <w:r>
+        <w:t xml:space="preserve">GUI </w:t>
+      </w:r>
+      <w:r>
+        <w:fldChar w:fldCharType="begin"/>
+      </w:r>
+      <w:r>
+        <w:instrText xml:space="preserve"> SEQ GUI \* ARABIC </w:instrText>
+      </w:r>
+      <w:r>
+        <w:fldChar w:fldCharType="separate"/>
+      </w:r>
+      <w:r>
+        <w:rPr>
+          <w:noProof/>
+        </w:rPr>
+        <w:t>2</w:t>
+      </w:r>
+      <w:r>
+        <w:fldChar w:fldCharType="end"/>
+      </w:r>
+    </w:p>
+    <w:p>
+      <w:r>
+        <w:t>In GUI the accessibility settings are viewable. There are three themes and UI scales, default, high contrast, and colourblind, as well as 100%, 125% and 150%.</w:t>
+      </w:r>
+    </w:p>
+    <w:p/>
+    <w:p>
+      <w:pPr>
+        <w:pStyle w:val="Heading3"/>
+      </w:pPr>
+      <w:r>
+        <w:lastRenderedPageBreak/>
+        <w:t>Accessibility in action</w:t>
+      </w:r>
+    </w:p>
+    <w:p>
+      <w:pPr>
+        <w:keepNext/>
+      </w:pPr>
+      <w:r>
+        <w:drawing>
+          <wp:inline distT="0" distB="0" distL="0" distR="0" wp14:anchorId="5E8B9AFF" wp14:editId="2CC61582">
+            <wp:extent cx="3197499" cy="6069724"/>
+            <wp:effectExtent l="0" t="0" r="3175" b="7620"/>
+            <wp:docPr id="191415894" name="Picture 1"/>
+            <wp:cNvGraphicFramePr>
+              <a:graphicFrameLocks xmlns:a="http://schemas.openxmlformats.org/drawingml/2006/main" noChangeAspect="1"/>
+            </wp:cNvGraphicFramePr>
+            <a:graphic xmlns:a="http://schemas.openxmlformats.org/drawingml/2006/main">
+              <a:graphicData uri="http://schemas.openxmlformats.org/drawingml/2006/picture">
+                <pic:pic xmlns:pic="http://schemas.openxmlformats.org/drawingml/2006/picture">
+                  <pic:nvPicPr>
+                    <pic:cNvPr id="191415894" name=""/>
+                    <pic:cNvPicPr/>
+                  </pic:nvPicPr>
+                  <pic:blipFill>
+                    <a:blip r:embed="rId37"/>
+                    <a:stretch>
+                      <a:fillRect/>
+                    </a:stretch>
+                  </pic:blipFill>
+                  <pic:spPr>
+                    <a:xfrm>
+                      <a:off x="0" y="0"/>
+                      <a:ext cx="3205838" cy="6085553"/>
+                    </a:xfrm>
+                    <a:prstGeom prst="rect">
+                      <a:avLst/>
+                    </a:prstGeom>
+                  </pic:spPr>
+                </pic:pic>
+              </a:graphicData>
+            </a:graphic>
+          </wp:inline>
+        </w:drawing>
+      </w:r>
+    </w:p>
+    <w:p>
+      <w:pPr>
+        <w:pStyle w:val="Caption"/>
+      </w:pPr>
+      <w:r>
+        <w:t xml:space="preserve">GUI </w:t>
+      </w:r>
+      <w:r>
+        <w:fldChar w:fldCharType="begin"/>
+      </w:r>
+      <w:r>
+        <w:instrText xml:space="preserve"> SEQ GUI \* ARABIC </w:instrText>
+      </w:r>
+      <w:r>
+        <w:fldChar w:fldCharType="separate"/>
+      </w:r>
+      <w:r>
+        <w:rPr>
+          <w:noProof/>
+        </w:rPr>
+        <w:t>3</w:t>
+      </w:r>
+      <w:r>
+        <w:fldChar w:fldCharType="end"/>
+      </w:r>
+    </w:p>
+    <w:p>
+      <w:r>
+        <w:t>GUI 3 shows the main menu under the high contrast setting and 150% UI scale. This carries through to all screens and windows.</w:t>
+      </w:r>
+    </w:p>
+    <w:p>
+      <w:pPr>
         <w:pStyle w:val="Heading3"/>
       </w:pPr>
       <w:r>
@@ -12696,6 +12971,9 @@
       </w:r>
     </w:p>
     <w:p>
+      <w:pPr>
+        <w:keepNext/>
+      </w:pPr>
       <w:r>
         <w:rPr>
           <w:noProof/>
@@ -12716,7 +12994,7 @@
                     <pic:cNvPicPr/>
                   </pic:nvPicPr>
                   <pic:blipFill>
-                    <a:blip r:embed="rId36"/>
+                    <a:blip r:embed="rId38"/>
                     <a:stretch>
                       <a:fillRect/>
                     </a:stretch>
@@ -12739,6 +13017,40 @@
     </w:p>
     <w:p>
       <w:pPr>
+        <w:pStyle w:val="Caption"/>
+      </w:pPr>
+      <w:r>
+        <w:t xml:space="preserve">GUI </w:t>
+      </w:r>
+      <w:r>
+        <w:fldChar w:fldCharType="begin"/>
+      </w:r>
+      <w:r>
+        <w:instrText xml:space="preserve"> SEQ GUI \* ARABIC </w:instrText>
+      </w:r>
+      <w:r>
+        <w:fldChar w:fldCharType="separate"/>
+      </w:r>
+      <w:r>
+        <w:rPr>
+          <w:noProof/>
+        </w:rPr>
+        <w:t>4</w:t>
+      </w:r>
+      <w:r>
+        <w:fldChar w:fldCharType="end"/>
+      </w:r>
+    </w:p>
+    <w:p>
+      <w:r>
+        <w:t xml:space="preserve">GUI 3 demonstrates the racetrack with the cars matching the names and colours </w:t>
+      </w:r>
+      <w:r>
+        <w:t>from the main menu. The driver labels on track use their first names.</w:t>
+      </w:r>
+    </w:p>
+    <w:p>
+      <w:pPr>
         <w:pStyle w:val="Heading3"/>
       </w:pPr>
       <w:r>
@@ -12746,6 +13058,9 @@
       </w:r>
     </w:p>
     <w:p>
+      <w:pPr>
+        <w:keepNext/>
+      </w:pPr>
       <w:r>
         <w:rPr>
           <w:noProof/>
@@ -12766,7 +13081,7 @@
                     <pic:cNvPicPr/>
                   </pic:nvPicPr>
                   <pic:blipFill>
-                    <a:blip r:embed="rId37"/>
+                    <a:blip r:embed="rId39"/>
                     <a:stretch>
                       <a:fillRect/>
                     </a:stretch>
@@ -12788,6 +13103,35 @@
       </w:r>
     </w:p>
     <w:p>
+      <w:pPr>
+        <w:pStyle w:val="Caption"/>
+      </w:pPr>
+      <w:r>
+        <w:t xml:space="preserve">GUI </w:t>
+      </w:r>
+      <w:r>
+        <w:fldChar w:fldCharType="begin"/>
+      </w:r>
+      <w:r>
+        <w:instrText xml:space="preserve"> SEQ GUI \* ARABIC </w:instrText>
+      </w:r>
+      <w:r>
+        <w:fldChar w:fldCharType="separate"/>
+      </w:r>
+      <w:r>
+        <w:rPr>
+          <w:noProof/>
+        </w:rPr>
+        <w:t>5</w:t>
+      </w:r>
+      <w:r>
+        <w:fldChar w:fldCharType="end"/>
+      </w:r>
+    </w:p>
+    <w:p>
+      <w:pPr>
+        <w:keepNext/>
+      </w:pPr>
       <w:r>
         <w:rPr>
           <w:noProof/>
@@ -12808,7 +13152,7 @@
                     <pic:cNvPicPr/>
                   </pic:nvPicPr>
                   <pic:blipFill>
-                    <a:blip r:embed="rId38"/>
+                    <a:blip r:embed="rId40"/>
                     <a:stretch>
                       <a:fillRect/>
                     </a:stretch>
@@ -12831,6 +13175,40 @@
     </w:p>
     <w:p>
       <w:pPr>
+        <w:pStyle w:val="Caption"/>
+      </w:pPr>
+      <w:r>
+        <w:t xml:space="preserve">GUI </w:t>
+      </w:r>
+      <w:r>
+        <w:fldChar w:fldCharType="begin"/>
+      </w:r>
+      <w:r>
+        <w:instrText xml:space="preserve"> SEQ GUI \* ARABIC </w:instrText>
+      </w:r>
+      <w:r>
+        <w:fldChar w:fldCharType="separate"/>
+      </w:r>
+      <w:r>
+        <w:rPr>
+          <w:noProof/>
+        </w:rPr>
+        <w:t>6</w:t>
+      </w:r>
+      <w:r>
+        <w:fldChar w:fldCharType="end"/>
+      </w:r>
+    </w:p>
+    <w:p>
+      <w:r>
+        <w:t xml:space="preserve">GUI 5 and GUI 6 </w:t>
+      </w:r>
+      <w:r>
+        <w:t>show the telemetry of the drivers. Name, gap, lap, status, progress, speed, tyres, and fuel are the categories tracked.</w:t>
+      </w:r>
+    </w:p>
+    <w:p>
+      <w:pPr>
         <w:pStyle w:val="Heading3"/>
       </w:pPr>
       <w:r>
@@ -12839,6 +13217,9 @@
       </w:r>
     </w:p>
     <w:p>
+      <w:pPr>
+        <w:keepNext/>
+      </w:pPr>
       <w:r>
         <w:rPr>
           <w:noProof/>
@@ -12859,7 +13240,7 @@
                     <pic:cNvPicPr/>
                   </pic:nvPicPr>
                   <pic:blipFill>
-                    <a:blip r:embed="rId39"/>
+                    <a:blip r:embed="rId41"/>
                     <a:stretch>
                       <a:fillRect/>
                     </a:stretch>
@@ -12878,6 +13259,37 @@
             </a:graphic>
           </wp:inline>
         </w:drawing>
+      </w:r>
+    </w:p>
+    <w:p>
+      <w:pPr>
+        <w:pStyle w:val="Caption"/>
+      </w:pPr>
+      <w:r>
+        <w:t xml:space="preserve">GUI </w:t>
+      </w:r>
+      <w:r>
+        <w:fldChar w:fldCharType="begin"/>
+      </w:r>
+      <w:r>
+        <w:instrText xml:space="preserve"> SEQ GUI \* ARABIC </w:instrText>
+      </w:r>
+      <w:r>
+        <w:fldChar w:fldCharType="separate"/>
+      </w:r>
+      <w:r>
+        <w:rPr>
+          <w:noProof/>
+        </w:rPr>
+        <w:t>7</w:t>
+      </w:r>
+      <w:r>
+        <w:fldChar w:fldCharType="end"/>
+      </w:r>
+    </w:p>
+    <w:p>
+      <w:r>
+        <w:t>At the end of the race, you see the standings as shown in GUI 7. It shows the lap times of every driver for each lap and is sorted by finishing position.</w:t>
       </w:r>
     </w:p>
     <w:p>
@@ -12979,15 +13391,7 @@
     </w:p>
     <w:p>
       <w:r>
-        <w:t xml:space="preserve">The </w:t>
-      </w:r>
-      <w:proofErr w:type="spellStart"/>
-      <w:r>
-        <w:t>src</w:t>
-      </w:r>
-      <w:proofErr w:type="spellEnd"/>
-      <w:r>
-        <w:t xml:space="preserve"> directory was converted into a Python package by adding __init__.py files. These files were added to the main source directory and relevant subdirectories, including:</w:t>
+        <w:t>The src directory was converted into a Python package by adding __init__.py files. These files were added to the main source directory and relevant subdirectories, including:</w:t>
       </w:r>
     </w:p>
     <w:p>
@@ -12997,13 +13401,8 @@
           <w:numId w:val="37"/>
         </w:numPr>
       </w:pPr>
-      <w:proofErr w:type="spellStart"/>
-      <w:r>
-        <w:t>src</w:t>
-      </w:r>
-      <w:proofErr w:type="spellEnd"/>
-      <w:r>
-        <w:t>/</w:t>
+      <w:r>
+        <w:t>src/</w:t>
       </w:r>
       <w:r>
         <w:t xml:space="preserve"> __init__.py</w:t>
@@ -13019,13 +13418,8 @@
           <w:numId w:val="37"/>
         </w:numPr>
       </w:pPr>
-      <w:proofErr w:type="spellStart"/>
-      <w:r>
-        <w:t>src</w:t>
-      </w:r>
-      <w:proofErr w:type="spellEnd"/>
-      <w:r>
-        <w:t>/core/</w:t>
+      <w:r>
+        <w:t>src/core/</w:t>
       </w:r>
       <w:r>
         <w:t xml:space="preserve"> __init__.py</w:t>
@@ -13041,13 +13435,8 @@
           <w:numId w:val="37"/>
         </w:numPr>
       </w:pPr>
-      <w:proofErr w:type="spellStart"/>
-      <w:r>
-        <w:t>src</w:t>
-      </w:r>
-      <w:proofErr w:type="spellEnd"/>
-      <w:r>
-        <w:t>/models/</w:t>
+      <w:r>
+        <w:t>src/models/</w:t>
       </w:r>
       <w:r>
         <w:t xml:space="preserve"> __init__.py</w:t>
@@ -13072,13 +13461,8 @@
       </w:r>
     </w:p>
     <w:p>
-      <w:proofErr w:type="spellStart"/>
-      <w:r>
-        <w:t>pythonpath</w:t>
-      </w:r>
-      <w:proofErr w:type="spellEnd"/>
-      <w:r>
-        <w:t xml:space="preserve"> = .</w:t>
+      <w:r>
+        <w:t>pythonpath = .</w:t>
       </w:r>
     </w:p>
     <w:p>
@@ -13089,21 +13473,8 @@
         <w:t xml:space="preserve"> </w:t>
       </w:r>
       <w:r>
-        <w:t xml:space="preserve">from </w:t>
-      </w:r>
-      <w:proofErr w:type="spellStart"/>
-      <w:r>
-        <w:t>src.core.race_controller</w:t>
-      </w:r>
-      <w:proofErr w:type="spellEnd"/>
-      <w:r>
-        <w:t xml:space="preserve"> import </w:t>
-      </w:r>
-      <w:proofErr w:type="spellStart"/>
-      <w:r>
-        <w:t>RaceController</w:t>
-      </w:r>
-      <w:proofErr w:type="spellEnd"/>
+        <w:t>from src.core.race_controller import RaceController</w:t>
+      </w:r>
       <w:r>
         <w:t xml:space="preserve"> </w:t>
       </w:r>
@@ -13113,15 +13484,7 @@
     </w:p>
     <w:p>
       <w:r>
-        <w:t xml:space="preserve">Tests were organised using </w:t>
-      </w:r>
-      <w:proofErr w:type="spellStart"/>
-      <w:r>
-        <w:t>pytest's</w:t>
-      </w:r>
-      <w:proofErr w:type="spellEnd"/>
-      <w:r>
-        <w:t xml:space="preserve"> default naming conventions. Test files must begin with test_ or end with _test.py to be automatically detected by the pytest test discovery system.</w:t>
+        <w:t>Tests were organised using pytest's default naming conventions. Test files must begin with test_ or end with _test.py to be automatically detected by the pytest test discovery system.</w:t>
       </w:r>
     </w:p>
     <w:p>
@@ -13321,7 +13684,7 @@
           </mc:Choice>
           <mc:Fallback>
             <w:pict>
-              <v:shape w14:anchorId="4B4FE340" id="_x0000_s1033" type="#_x0000_t202" style="position:absolute;margin-left:-61.45pt;margin-top:116.2pt;width:576.9pt;height:.05pt;z-index:251682816;visibility:visible;mso-wrap-style:square;mso-wrap-distance-left:9pt;mso-wrap-distance-top:0;mso-wrap-distance-right:9pt;mso-wrap-distance-bottom:0;mso-position-horizontal:absolute;mso-position-horizontal-relative:text;mso-position-vertical:absolute;mso-position-vertical-relative:text;v-text-anchor:top" o:gfxdata="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" stroked="f">
+              <v:shape w14:anchorId="4B4FE340" id="_x0000_s1034" type="#_x0000_t202" style="position:absolute;margin-left:-61.45pt;margin-top:116.2pt;width:576.9pt;height:.05pt;z-index:251682816;visibility:visible;mso-wrap-style:square;mso-wrap-distance-left:9pt;mso-wrap-distance-top:0;mso-wrap-distance-right:9pt;mso-wrap-distance-bottom:0;mso-position-horizontal:absolute;mso-position-horizontal-relative:text;mso-position-vertical:absolute;mso-position-vertical-relative:text;v-text-anchor:top" o:gfxdata="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" stroked="f">
                 <v:textbox style="mso-fit-shape-to-text:t" inset="0,0,0,0">
                   <w:txbxContent>
                     <w:p>
@@ -13390,7 +13753,7 @@
                     <pic:cNvPicPr/>
                   </pic:nvPicPr>
                   <pic:blipFill>
-                    <a:blip r:embed="rId40">
+                    <a:blip r:embed="rId42">
                       <a:extLst>
                         <a:ext uri="{28A0092B-C50C-407E-A947-70E740481C1C}">
                           <a14:useLocalDpi xmlns:a14="http://schemas.microsoft.com/office/drawing/2010/main" val="0"/>
@@ -13472,15 +13835,7 @@
         <w:t>manages</w:t>
       </w:r>
       <w:r>
-        <w:t xml:space="preserve"> </w:t>
-      </w:r>
-      <w:proofErr w:type="spellStart"/>
-      <w:r>
-        <w:t>qApp</w:t>
-      </w:r>
-      <w:proofErr w:type="spellEnd"/>
-      <w:r>
-        <w:t xml:space="preserve"> creation </w:t>
+        <w:t xml:space="preserve"> qApp creation </w:t>
       </w:r>
       <w:r>
         <w:t>when required</w:t>
@@ -13517,13 +13872,8 @@
       <w:r>
         <w:t xml:space="preserve">, </w:t>
       </w:r>
-      <w:proofErr w:type="spellStart"/>
-      <w:r>
-        <w:t>qt_api</w:t>
-      </w:r>
-      <w:proofErr w:type="spellEnd"/>
-      <w:r>
-        <w:t>=pyqt6</w:t>
+      <w:r>
+        <w:t>qt_api=pyqt6</w:t>
       </w:r>
       <w:r>
         <w:t xml:space="preserve"> needs to be placed in the pytest.ini file.</w:t>
@@ -14703,7 +15053,7 @@
                     <pic:cNvPicPr/>
                   </pic:nvPicPr>
                   <pic:blipFill>
-                    <a:blip r:embed="rId41"/>
+                    <a:blip r:embed="rId43"/>
                     <a:stretch>
                       <a:fillRect/>
                     </a:stretch>
@@ -14832,31 +15182,7 @@
         <w:t xml:space="preserve">This </w:t>
       </w:r>
       <w:r>
-        <w:t xml:space="preserve">phase primarily focused on the </w:t>
-      </w:r>
-      <w:proofErr w:type="spellStart"/>
-      <w:r>
-        <w:t>RaceController</w:t>
-      </w:r>
-      <w:proofErr w:type="spellEnd"/>
-      <w:r>
-        <w:t xml:space="preserve"> class. The tests validated the behaviour of its methods and internal state management. Dependent classes, including Driver, Car, </w:t>
-      </w:r>
-      <w:proofErr w:type="spellStart"/>
-      <w:r>
-        <w:t>RaceTelemetry</w:t>
-      </w:r>
-      <w:proofErr w:type="spellEnd"/>
-      <w:r>
-        <w:t xml:space="preserve">, and </w:t>
-      </w:r>
-      <w:proofErr w:type="spellStart"/>
-      <w:r>
-        <w:t>RaceResult</w:t>
-      </w:r>
-      <w:proofErr w:type="spellEnd"/>
-      <w:r>
-        <w:t>, were used during execution to provide the required objects and verify that the controller operated correctly within the simulation environment.</w:t>
+        <w:t>phase primarily focused on the RaceController class. The tests validated the behaviour of its methods and internal state management. Dependent classes, including Driver, Car, RaceTelemetry, and RaceResult, were used during execution to provide the required objects and verify that the controller operated correctly within the simulation environment.</w:t>
       </w:r>
     </w:p>
     <w:tbl>
@@ -15000,11 +15326,9 @@
             <w:pPr>
               <w:spacing w:after="160" w:line="259" w:lineRule="auto"/>
             </w:pPr>
-            <w:proofErr w:type="spellStart"/>
             <w:r>
               <w:t>RaceController</w:t>
             </w:r>
-            <w:proofErr w:type="spellEnd"/>
           </w:p>
         </w:tc>
         <w:tc>
@@ -15016,11 +15340,9 @@
             <w:pPr>
               <w:spacing w:after="160" w:line="259" w:lineRule="auto"/>
             </w:pPr>
-            <w:proofErr w:type="spellStart"/>
             <w:r>
               <w:t>TrackDefinition</w:t>
             </w:r>
-            <w:proofErr w:type="spellEnd"/>
           </w:p>
         </w:tc>
         <w:tc>
@@ -15090,11 +15412,9 @@
             <w:pPr>
               <w:spacing w:after="160" w:line="259" w:lineRule="auto"/>
             </w:pPr>
-            <w:proofErr w:type="spellStart"/>
             <w:r>
               <w:t>RaceController</w:t>
             </w:r>
-            <w:proofErr w:type="spellEnd"/>
           </w:p>
         </w:tc>
         <w:tc>
@@ -15178,11 +15498,9 @@
             <w:pPr>
               <w:spacing w:after="160" w:line="259" w:lineRule="auto"/>
             </w:pPr>
-            <w:proofErr w:type="spellStart"/>
             <w:r>
               <w:t>RaceController</w:t>
             </w:r>
-            <w:proofErr w:type="spellEnd"/>
           </w:p>
         </w:tc>
         <w:tc>
@@ -15266,11 +15584,9 @@
             <w:pPr>
               <w:spacing w:after="160" w:line="259" w:lineRule="auto"/>
             </w:pPr>
-            <w:proofErr w:type="spellStart"/>
             <w:r>
               <w:t>RaceController</w:t>
             </w:r>
-            <w:proofErr w:type="spellEnd"/>
           </w:p>
         </w:tc>
         <w:tc>
@@ -15354,11 +15670,9 @@
             <w:pPr>
               <w:spacing w:after="160" w:line="259" w:lineRule="auto"/>
             </w:pPr>
-            <w:proofErr w:type="spellStart"/>
             <w:r>
               <w:t>RaceController</w:t>
             </w:r>
-            <w:proofErr w:type="spellEnd"/>
           </w:p>
         </w:tc>
         <w:tc>
@@ -15371,13 +15685,8 @@
               <w:spacing w:after="160" w:line="259" w:lineRule="auto"/>
             </w:pPr>
             <w:r>
-              <w:t xml:space="preserve">Driver, Car, </w:t>
-            </w:r>
-            <w:proofErr w:type="spellStart"/>
-            <w:r>
-              <w:t>RaceTelemetry</w:t>
-            </w:r>
-            <w:proofErr w:type="spellEnd"/>
+              <w:t>Driver, Car, RaceTelemetry</w:t>
+            </w:r>
           </w:p>
         </w:tc>
         <w:tc>
@@ -15447,11 +15756,9 @@
             <w:pPr>
               <w:spacing w:after="160" w:line="259" w:lineRule="auto"/>
             </w:pPr>
-            <w:proofErr w:type="spellStart"/>
             <w:r>
               <w:t>RaceController</w:t>
             </w:r>
-            <w:proofErr w:type="spellEnd"/>
           </w:p>
         </w:tc>
         <w:tc>
@@ -15535,11 +15842,9 @@
             <w:pPr>
               <w:spacing w:after="160" w:line="259" w:lineRule="auto"/>
             </w:pPr>
-            <w:proofErr w:type="spellStart"/>
             <w:r>
               <w:t>RaceController</w:t>
             </w:r>
-            <w:proofErr w:type="spellEnd"/>
           </w:p>
         </w:tc>
         <w:tc>
@@ -15552,13 +15857,8 @@
               <w:spacing w:after="160" w:line="259" w:lineRule="auto"/>
             </w:pPr>
             <w:r>
-              <w:t xml:space="preserve">Car, </w:t>
-            </w:r>
-            <w:proofErr w:type="spellStart"/>
-            <w:r>
-              <w:t>RaceResult</w:t>
-            </w:r>
-            <w:proofErr w:type="spellEnd"/>
+              <w:t>Car, RaceResult</w:t>
+            </w:r>
           </w:p>
         </w:tc>
         <w:tc>
@@ -15625,7 +15925,7 @@
                     <pic:cNvPicPr/>
                   </pic:nvPicPr>
                   <pic:blipFill>
-                    <a:blip r:embed="rId42"/>
+                    <a:blip r:embed="rId44"/>
                     <a:stretch>
                       <a:fillRect/>
                     </a:stretch>
@@ -15755,23 +16055,7 @@
     </w:p>
     <w:p>
       <w:r>
-        <w:t xml:space="preserve">The integration testing phase focused on the interaction between the </w:t>
-      </w:r>
-      <w:proofErr w:type="spellStart"/>
-      <w:r>
-        <w:t>RaceController</w:t>
-      </w:r>
-      <w:proofErr w:type="spellEnd"/>
-      <w:r>
-        <w:t xml:space="preserve"> and the </w:t>
-      </w:r>
-      <w:proofErr w:type="spellStart"/>
-      <w:r>
-        <w:t>MainMenu</w:t>
-      </w:r>
-      <w:proofErr w:type="spellEnd"/>
-      <w:r>
-        <w:t xml:space="preserve"> interface. The test verified that race data generated by the controller was successfully passed to the user interface, that the driver roster was populated correctly, and that the Start Race control triggered the connected race start callback.</w:t>
+        <w:t>The integration testing phase focused on the interaction between the RaceController and the MainMenu interface. The test verified that race data generated by the controller was successfully passed to the user interface, that the driver roster was populated correctly, and that the Start Race control triggered the connected race start callback.</w:t>
       </w:r>
     </w:p>
     <w:tbl>
@@ -15900,27 +16184,9 @@
             <w:pPr>
               <w:spacing w:after="160" w:line="259" w:lineRule="auto"/>
             </w:pPr>
-            <w:proofErr w:type="spellStart"/>
-            <w:r>
-              <w:t>RaceController</w:t>
-            </w:r>
-            <w:proofErr w:type="spellEnd"/>
-            <w:r>
-              <w:t xml:space="preserve">, </w:t>
-            </w:r>
-            <w:proofErr w:type="spellStart"/>
-            <w:r>
-              <w:t>MainMenu</w:t>
-            </w:r>
-            <w:proofErr w:type="spellEnd"/>
-            <w:r>
-              <w:t xml:space="preserve">, </w:t>
-            </w:r>
-            <w:proofErr w:type="spellStart"/>
-            <w:r>
-              <w:t>DriverRosterWidget</w:t>
-            </w:r>
-            <w:proofErr w:type="spellEnd"/>
+            <w:r>
+              <w:t>RaceController, MainMenu, DriverRosterWidget</w:t>
+            </w:r>
           </w:p>
         </w:tc>
         <w:tc>
@@ -15983,7 +16249,7 @@
                     <pic:cNvPicPr/>
                   </pic:nvPicPr>
                   <pic:blipFill>
-                    <a:blip r:embed="rId43"/>
+                    <a:blip r:embed="rId45"/>
                     <a:stretch>
                       <a:fillRect/>
                     </a:stretch>
@@ -16065,24 +16331,1032 @@
         <w:t>System</w:t>
       </w:r>
     </w:p>
+    <w:p>
+      <w:r>
+        <w:t>System testing is an end-to-end testing approach used to evaluate an entire software system rather than individual components. It verifies that all integrated parts of the application work together correctly and that the system satisfies user and business requirements.</w:t>
+      </w:r>
+      <w:sdt>
+        <w:sdtPr>
+          <w:id w:val="-1005207272"/>
+          <w:citation/>
+        </w:sdtPr>
+        <w:sdtContent>
+          <w:r>
+            <w:fldChar w:fldCharType="begin"/>
+          </w:r>
+          <w:r>
+            <w:rPr>
+              <w:lang w:val="en-GB"/>
+            </w:rPr>
+            <w:instrText xml:space="preserve"> CITATION IBM26 \l 2057 </w:instrText>
+          </w:r>
+          <w:r>
+            <w:fldChar w:fldCharType="separate"/>
+          </w:r>
+          <w:r>
+            <w:rPr>
+              <w:noProof/>
+              <w:lang w:val="en-GB"/>
+            </w:rPr>
+            <w:t xml:space="preserve"> </w:t>
+          </w:r>
+          <w:r>
+            <w:rPr>
+              <w:noProof/>
+              <w:lang w:val="en-GB"/>
+            </w:rPr>
+            <w:t>(IBM, n.d.)</w:t>
+          </w:r>
+          <w:r>
+            <w:fldChar w:fldCharType="end"/>
+          </w:r>
+        </w:sdtContent>
+      </w:sdt>
+    </w:p>
+    <w:p>
+      <w:pPr>
+        <w:pStyle w:val="Heading4"/>
+      </w:pPr>
+      <w:r>
+        <w:t>Plan</w:t>
+      </w:r>
+    </w:p>
+    <w:tbl>
+      <w:tblPr>
+        <w:tblStyle w:val="GridTable3-Accent1"/>
+        <w:tblW w:w="0" w:type="auto"/>
+        <w:tblLook w:val="0620" w:firstRow="1" w:lastRow="0" w:firstColumn="0" w:lastColumn="0" w:noHBand="1" w:noVBand="1"/>
+      </w:tblPr>
+      <w:tblGrid>
+        <w:gridCol w:w="644"/>
+        <w:gridCol w:w="1773"/>
+        <w:gridCol w:w="2490"/>
+        <w:gridCol w:w="1130"/>
+        <w:gridCol w:w="2989"/>
+      </w:tblGrid>
+      <w:tr>
+        <w:trPr>
+          <w:cnfStyle w:val="100000000000" w:firstRow="1" w:lastRow="0" w:firstColumn="0" w:lastColumn="0" w:oddVBand="0" w:evenVBand="0" w:oddHBand="0" w:evenHBand="0" w:firstRowFirstColumn="0" w:firstRowLastColumn="0" w:lastRowFirstColumn="0" w:lastRowLastColumn="0"/>
+        </w:trPr>
+        <w:tc>
+          <w:tcPr>
+            <w:tcW w:w="0" w:type="auto"/>
+            <w:hideMark/>
+          </w:tcPr>
+          <w:p>
+            <w:pPr>
+              <w:spacing w:after="160" w:line="259" w:lineRule="auto"/>
+            </w:pPr>
+            <w:r>
+              <w:t>Test ID</w:t>
+            </w:r>
+          </w:p>
+        </w:tc>
+        <w:tc>
+          <w:tcPr>
+            <w:tcW w:w="0" w:type="auto"/>
+            <w:hideMark/>
+          </w:tcPr>
+          <w:p>
+            <w:pPr>
+              <w:spacing w:after="160" w:line="259" w:lineRule="auto"/>
+            </w:pPr>
+            <w:r>
+              <w:t>Requirement Tested</w:t>
+            </w:r>
+          </w:p>
+        </w:tc>
+        <w:tc>
+          <w:tcPr>
+            <w:tcW w:w="0" w:type="auto"/>
+            <w:hideMark/>
+          </w:tcPr>
+          <w:p>
+            <w:pPr>
+              <w:spacing w:after="160" w:line="259" w:lineRule="auto"/>
+            </w:pPr>
+            <w:r>
+              <w:t>Test Description</w:t>
+            </w:r>
+          </w:p>
+        </w:tc>
+        <w:tc>
+          <w:tcPr>
+            <w:tcW w:w="0" w:type="auto"/>
+            <w:hideMark/>
+          </w:tcPr>
+          <w:p>
+            <w:pPr>
+              <w:spacing w:after="160" w:line="259" w:lineRule="auto"/>
+            </w:pPr>
+            <w:r>
+              <w:t>Test Method</w:t>
+            </w:r>
+          </w:p>
+        </w:tc>
+        <w:tc>
+          <w:tcPr>
+            <w:tcW w:w="0" w:type="auto"/>
+            <w:hideMark/>
+          </w:tcPr>
+          <w:p>
+            <w:pPr>
+              <w:spacing w:after="160" w:line="259" w:lineRule="auto"/>
+            </w:pPr>
+            <w:r>
+              <w:t>Expected Result</w:t>
+            </w:r>
+          </w:p>
+        </w:tc>
+      </w:tr>
+      <w:tr>
+        <w:tc>
+          <w:tcPr>
+            <w:tcW w:w="0" w:type="auto"/>
+            <w:hideMark/>
+          </w:tcPr>
+          <w:p>
+            <w:pPr>
+              <w:spacing w:after="160" w:line="259" w:lineRule="auto"/>
+            </w:pPr>
+            <w:r>
+              <w:t>ST-01</w:t>
+            </w:r>
+          </w:p>
+        </w:tc>
+        <w:tc>
+          <w:tcPr>
+            <w:tcW w:w="0" w:type="auto"/>
+            <w:hideMark/>
+          </w:tcPr>
+          <w:p>
+            <w:pPr>
+              <w:spacing w:after="160" w:line="259" w:lineRule="auto"/>
+            </w:pPr>
+            <w:r>
+              <w:t>FR1 - View race results</w:t>
+            </w:r>
+          </w:p>
+        </w:tc>
+        <w:tc>
+          <w:tcPr>
+            <w:tcW w:w="0" w:type="auto"/>
+            <w:hideMark/>
+          </w:tcPr>
+          <w:p>
+            <w:pPr>
+              <w:spacing w:after="160" w:line="259" w:lineRule="auto"/>
+            </w:pPr>
+            <w:r>
+              <w:t>Complete a race simulation and view the final classification</w:t>
+            </w:r>
+          </w:p>
+        </w:tc>
+        <w:tc>
+          <w:tcPr>
+            <w:tcW w:w="0" w:type="auto"/>
+            <w:hideMark/>
+          </w:tcPr>
+          <w:p>
+            <w:pPr>
+              <w:spacing w:after="160" w:line="259" w:lineRule="auto"/>
+            </w:pPr>
+            <w:r>
+              <w:t>Manual system test</w:t>
+            </w:r>
+          </w:p>
+        </w:tc>
+        <w:tc>
+          <w:tcPr>
+            <w:tcW w:w="0" w:type="auto"/>
+            <w:hideMark/>
+          </w:tcPr>
+          <w:p>
+            <w:pPr>
+              <w:spacing w:after="160" w:line="259" w:lineRule="auto"/>
+            </w:pPr>
+            <w:r>
+              <w:t>The application displays the finishing order and race information for all participating drivers</w:t>
+            </w:r>
+          </w:p>
+        </w:tc>
+      </w:tr>
+      <w:tr>
+        <w:tc>
+          <w:tcPr>
+            <w:tcW w:w="0" w:type="auto"/>
+            <w:hideMark/>
+          </w:tcPr>
+          <w:p>
+            <w:pPr>
+              <w:spacing w:after="160" w:line="259" w:lineRule="auto"/>
+            </w:pPr>
+            <w:r>
+              <w:t>ST-02</w:t>
+            </w:r>
+          </w:p>
+        </w:tc>
+        <w:tc>
+          <w:tcPr>
+            <w:tcW w:w="0" w:type="auto"/>
+            <w:hideMark/>
+          </w:tcPr>
+          <w:p>
+            <w:pPr>
+              <w:spacing w:after="160" w:line="259" w:lineRule="auto"/>
+            </w:pPr>
+            <w:r>
+              <w:t>FR2 - Simulate race progression</w:t>
+            </w:r>
+          </w:p>
+        </w:tc>
+        <w:tc>
+          <w:tcPr>
+            <w:tcW w:w="0" w:type="auto"/>
+            <w:hideMark/>
+          </w:tcPr>
+          <w:p>
+            <w:pPr>
+              <w:spacing w:after="160" w:line="259" w:lineRule="auto"/>
+            </w:pPr>
+            <w:r>
+              <w:t>Start a race simulation and observe race progression</w:t>
+            </w:r>
+          </w:p>
+        </w:tc>
+        <w:tc>
+          <w:tcPr>
+            <w:tcW w:w="0" w:type="auto"/>
+            <w:hideMark/>
+          </w:tcPr>
+          <w:p>
+            <w:pPr>
+              <w:spacing w:after="160" w:line="259" w:lineRule="auto"/>
+            </w:pPr>
+            <w:r>
+              <w:t>Manual system test</w:t>
+            </w:r>
+          </w:p>
+        </w:tc>
+        <w:tc>
+          <w:tcPr>
+            <w:tcW w:w="0" w:type="auto"/>
+            <w:hideMark/>
+          </w:tcPr>
+          <w:p>
+            <w:pPr>
+              <w:spacing w:after="160" w:line="259" w:lineRule="auto"/>
+            </w:pPr>
+            <w:r>
+              <w:t>The race progresses using the implemented simulation logic until all cars complete the required race distance</w:t>
+            </w:r>
+          </w:p>
+        </w:tc>
+      </w:tr>
+      <w:tr>
+        <w:tc>
+          <w:tcPr>
+            <w:tcW w:w="0" w:type="auto"/>
+            <w:hideMark/>
+          </w:tcPr>
+          <w:p>
+            <w:pPr>
+              <w:spacing w:after="160" w:line="259" w:lineRule="auto"/>
+            </w:pPr>
+            <w:r>
+              <w:t>ST-03</w:t>
+            </w:r>
+          </w:p>
+        </w:tc>
+        <w:tc>
+          <w:tcPr>
+            <w:tcW w:w="0" w:type="auto"/>
+            <w:hideMark/>
+          </w:tcPr>
+          <w:p>
+            <w:pPr>
+              <w:spacing w:after="160" w:line="259" w:lineRule="auto"/>
+            </w:pPr>
+            <w:r>
+              <w:t>FR3 - View live race</w:t>
+            </w:r>
+          </w:p>
+        </w:tc>
+        <w:tc>
+          <w:tcPr>
+            <w:tcW w:w="0" w:type="auto"/>
+            <w:hideMark/>
+          </w:tcPr>
+          <w:p>
+            <w:pPr>
+              <w:spacing w:after="160" w:line="259" w:lineRule="auto"/>
+            </w:pPr>
+            <w:r>
+              <w:t>Launch a race and observe the live race interface</w:t>
+            </w:r>
+          </w:p>
+        </w:tc>
+        <w:tc>
+          <w:tcPr>
+            <w:tcW w:w="0" w:type="auto"/>
+            <w:hideMark/>
+          </w:tcPr>
+          <w:p>
+            <w:pPr>
+              <w:spacing w:after="160" w:line="259" w:lineRule="auto"/>
+            </w:pPr>
+            <w:r>
+              <w:t>Manual system test</w:t>
+            </w:r>
+          </w:p>
+        </w:tc>
+        <w:tc>
+          <w:tcPr>
+            <w:tcW w:w="0" w:type="auto"/>
+            <w:hideMark/>
+          </w:tcPr>
+          <w:p>
+            <w:pPr>
+              <w:spacing w:after="160" w:line="259" w:lineRule="auto"/>
+            </w:pPr>
+            <w:r>
+              <w:t>The user can view the ongoing race, including car positions and telemetry information</w:t>
+            </w:r>
+          </w:p>
+        </w:tc>
+      </w:tr>
+      <w:tr>
+        <w:tc>
+          <w:tcPr>
+            <w:tcW w:w="0" w:type="auto"/>
+            <w:hideMark/>
+          </w:tcPr>
+          <w:p>
+            <w:pPr>
+              <w:spacing w:after="160" w:line="259" w:lineRule="auto"/>
+            </w:pPr>
+            <w:r>
+              <w:t>ST-04</w:t>
+            </w:r>
+          </w:p>
+        </w:tc>
+        <w:tc>
+          <w:tcPr>
+            <w:tcW w:w="0" w:type="auto"/>
+            <w:hideMark/>
+          </w:tcPr>
+          <w:p>
+            <w:pPr>
+              <w:spacing w:after="160" w:line="259" w:lineRule="auto"/>
+            </w:pPr>
+            <w:r>
+              <w:t>FR4 - Configure race settings</w:t>
+            </w:r>
+          </w:p>
+        </w:tc>
+        <w:tc>
+          <w:tcPr>
+            <w:tcW w:w="0" w:type="auto"/>
+            <w:hideMark/>
+          </w:tcPr>
+          <w:p>
+            <w:pPr>
+              <w:spacing w:after="160" w:line="259" w:lineRule="auto"/>
+            </w:pPr>
+            <w:r>
+              <w:t>Load a race using the configured track data, including the predefined number of laps</w:t>
+            </w:r>
+          </w:p>
+        </w:tc>
+        <w:tc>
+          <w:tcPr>
+            <w:tcW w:w="0" w:type="auto"/>
+            <w:hideMark/>
+          </w:tcPr>
+          <w:p>
+            <w:pPr>
+              <w:spacing w:after="160" w:line="259" w:lineRule="auto"/>
+            </w:pPr>
+            <w:r>
+              <w:t>Manual system test</w:t>
+            </w:r>
+          </w:p>
+        </w:tc>
+        <w:tc>
+          <w:tcPr>
+            <w:tcW w:w="0" w:type="auto"/>
+            <w:hideMark/>
+          </w:tcPr>
+          <w:p>
+            <w:pPr>
+              <w:spacing w:after="160" w:line="259" w:lineRule="auto"/>
+            </w:pPr>
+            <w:r>
+              <w:t>The application correctly applies the configured race settings and completes the race using the specified distance</w:t>
+            </w:r>
+          </w:p>
+        </w:tc>
+      </w:tr>
+      <w:tr>
+        <w:tc>
+          <w:tcPr>
+            <w:tcW w:w="0" w:type="auto"/>
+            <w:hideMark/>
+          </w:tcPr>
+          <w:p>
+            <w:pPr>
+              <w:spacing w:after="160" w:line="259" w:lineRule="auto"/>
+            </w:pPr>
+            <w:r>
+              <w:t>ST-05</w:t>
+            </w:r>
+          </w:p>
+        </w:tc>
+        <w:tc>
+          <w:tcPr>
+            <w:tcW w:w="0" w:type="auto"/>
+            <w:hideMark/>
+          </w:tcPr>
+          <w:p>
+            <w:pPr>
+              <w:spacing w:after="160" w:line="259" w:lineRule="auto"/>
+            </w:pPr>
+            <w:r>
+              <w:t>FR5 - View driver information</w:t>
+            </w:r>
+          </w:p>
+        </w:tc>
+        <w:tc>
+          <w:tcPr>
+            <w:tcW w:w="0" w:type="auto"/>
+            <w:hideMark/>
+          </w:tcPr>
+          <w:p>
+            <w:pPr>
+              <w:spacing w:after="160" w:line="259" w:lineRule="auto"/>
+            </w:pPr>
+            <w:r>
+              <w:t>View the driver roster before starting a race</w:t>
+            </w:r>
+          </w:p>
+        </w:tc>
+        <w:tc>
+          <w:tcPr>
+            <w:tcW w:w="0" w:type="auto"/>
+            <w:hideMark/>
+          </w:tcPr>
+          <w:p>
+            <w:pPr>
+              <w:spacing w:after="160" w:line="259" w:lineRule="auto"/>
+            </w:pPr>
+            <w:r>
+              <w:t>Manual system test</w:t>
+            </w:r>
+          </w:p>
+        </w:tc>
+        <w:tc>
+          <w:tcPr>
+            <w:tcW w:w="0" w:type="auto"/>
+            <w:hideMark/>
+          </w:tcPr>
+          <w:p>
+            <w:pPr>
+              <w:spacing w:after="160" w:line="259" w:lineRule="auto"/>
+            </w:pPr>
+            <w:r>
+              <w:t>The application displays generated driver information, including names, archetypes and statistics</w:t>
+            </w:r>
+          </w:p>
+        </w:tc>
+      </w:tr>
+      <w:tr>
+        <w:tc>
+          <w:tcPr>
+            <w:tcW w:w="0" w:type="auto"/>
+            <w:hideMark/>
+          </w:tcPr>
+          <w:p>
+            <w:pPr>
+              <w:spacing w:after="160" w:line="259" w:lineRule="auto"/>
+            </w:pPr>
+            <w:r>
+              <w:t>ST-06</w:t>
+            </w:r>
+          </w:p>
+        </w:tc>
+        <w:tc>
+          <w:tcPr>
+            <w:tcW w:w="0" w:type="auto"/>
+            <w:hideMark/>
+          </w:tcPr>
+          <w:p>
+            <w:pPr>
+              <w:spacing w:after="160" w:line="259" w:lineRule="auto"/>
+            </w:pPr>
+            <w:r>
+              <w:t>FR6 - Configure accessibility settings</w:t>
+            </w:r>
+          </w:p>
+        </w:tc>
+        <w:tc>
+          <w:tcPr>
+            <w:tcW w:w="0" w:type="auto"/>
+            <w:hideMark/>
+          </w:tcPr>
+          <w:p>
+            <w:pPr>
+              <w:spacing w:after="160" w:line="259" w:lineRule="auto"/>
+            </w:pPr>
+            <w:r>
+              <w:t>Change accessibility options through the settings menu</w:t>
+            </w:r>
+          </w:p>
+        </w:tc>
+        <w:tc>
+          <w:tcPr>
+            <w:tcW w:w="0" w:type="auto"/>
+            <w:hideMark/>
+          </w:tcPr>
+          <w:p>
+            <w:pPr>
+              <w:spacing w:after="160" w:line="259" w:lineRule="auto"/>
+            </w:pPr>
+            <w:r>
+              <w:t>Manual system test</w:t>
+            </w:r>
+          </w:p>
+        </w:tc>
+        <w:tc>
+          <w:tcPr>
+            <w:tcW w:w="0" w:type="auto"/>
+            <w:hideMark/>
+          </w:tcPr>
+          <w:p>
+            <w:pPr>
+              <w:spacing w:after="160" w:line="259" w:lineRule="auto"/>
+            </w:pPr>
+            <w:r>
+              <w:t>The selected theme and interface scaling options are saved and applied correctly</w:t>
+            </w:r>
+          </w:p>
+        </w:tc>
+      </w:tr>
+    </w:tbl>
     <w:p/>
     <w:p>
       <w:pPr>
         <w:pStyle w:val="Heading4"/>
       </w:pPr>
       <w:r>
-        <w:t>Plan</w:t>
+        <w:lastRenderedPageBreak/>
+        <w:t>Results</w:t>
+      </w:r>
+    </w:p>
+    <w:p>
+      <w:pPr>
+        <w:pStyle w:val="Heading5"/>
+      </w:pPr>
+      <w:r>
+        <w:t>Race Results</w:t>
+      </w:r>
+    </w:p>
+    <w:p>
+      <w:r>
+        <w:rPr>
+          <w:noProof/>
+        </w:rPr>
+        <w:drawing>
+          <wp:inline distT="0" distB="0" distL="0" distR="0" wp14:anchorId="74D1C107" wp14:editId="2DE720C1">
+            <wp:extent cx="5401429" cy="3124636"/>
+            <wp:effectExtent l="0" t="0" r="8890" b="0"/>
+            <wp:docPr id="1995727668" name="Picture 1"/>
+            <wp:cNvGraphicFramePr>
+              <a:graphicFrameLocks xmlns:a="http://schemas.openxmlformats.org/drawingml/2006/main" noChangeAspect="1"/>
+            </wp:cNvGraphicFramePr>
+            <a:graphic xmlns:a="http://schemas.openxmlformats.org/drawingml/2006/main">
+              <a:graphicData uri="http://schemas.openxmlformats.org/drawingml/2006/picture">
+                <pic:pic xmlns:pic="http://schemas.openxmlformats.org/drawingml/2006/picture">
+                  <pic:nvPicPr>
+                    <pic:cNvPr id="1413962715" name=""/>
+                    <pic:cNvPicPr/>
+                  </pic:nvPicPr>
+                  <pic:blipFill>
+                    <a:blip r:embed="rId41"/>
+                    <a:stretch>
+                      <a:fillRect/>
+                    </a:stretch>
+                  </pic:blipFill>
+                  <pic:spPr>
+                    <a:xfrm>
+                      <a:off x="0" y="0"/>
+                      <a:ext cx="5401429" cy="3124636"/>
+                    </a:xfrm>
+                    <a:prstGeom prst="rect">
+                      <a:avLst/>
+                    </a:prstGeom>
+                  </pic:spPr>
+                </pic:pic>
+              </a:graphicData>
+            </a:graphic>
+          </wp:inline>
+        </w:drawing>
+      </w:r>
+    </w:p>
+    <w:p>
+      <w:r>
+        <w:t>There is information for every driver.</w:t>
+      </w:r>
+    </w:p>
+    <w:p>
+      <w:pPr>
+        <w:pStyle w:val="Heading5"/>
+      </w:pPr>
+      <w:r>
+        <w:t>Race Progression</w:t>
+      </w:r>
+    </w:p>
+    <w:p>
+      <w:r>
+        <w:drawing>
+          <wp:inline distT="0" distB="0" distL="0" distR="0" wp14:anchorId="050A250F" wp14:editId="0F3F2A99">
+            <wp:extent cx="6187481" cy="3006944"/>
+            <wp:effectExtent l="0" t="0" r="3810" b="3175"/>
+            <wp:docPr id="650845095" name="Picture 1"/>
+            <wp:cNvGraphicFramePr>
+              <a:graphicFrameLocks xmlns:a="http://schemas.openxmlformats.org/drawingml/2006/main" noChangeAspect="1"/>
+            </wp:cNvGraphicFramePr>
+            <a:graphic xmlns:a="http://schemas.openxmlformats.org/drawingml/2006/main">
+              <a:graphicData uri="http://schemas.openxmlformats.org/drawingml/2006/picture">
+                <pic:pic xmlns:pic="http://schemas.openxmlformats.org/drawingml/2006/picture">
+                  <pic:nvPicPr>
+                    <pic:cNvPr id="650845095" name=""/>
+                    <pic:cNvPicPr/>
+                  </pic:nvPicPr>
+                  <pic:blipFill rotWithShape="1">
+                    <a:blip r:embed="rId46"/>
+                    <a:srcRect l="32266" t="68702" r="30473"/>
+                    <a:stretch>
+                      <a:fillRect/>
+                    </a:stretch>
+                  </pic:blipFill>
+                  <pic:spPr bwMode="auto">
+                    <a:xfrm>
+                      <a:off x="0" y="0"/>
+                      <a:ext cx="6242863" cy="3033858"/>
+                    </a:xfrm>
+                    <a:prstGeom prst="rect">
+                      <a:avLst/>
+                    </a:prstGeom>
+                    <a:ln>
+                      <a:noFill/>
+                    </a:ln>
+                    <a:extLst>
+                      <a:ext uri="{53640926-AAD7-44D8-BBD7-CCE9431645EC}">
+                        <a14:shadowObscured xmlns:a14="http://schemas.microsoft.com/office/drawing/2010/main"/>
+                      </a:ext>
+                    </a:extLst>
+                  </pic:spPr>
+                </pic:pic>
+              </a:graphicData>
+            </a:graphic>
+          </wp:inline>
+        </w:drawing>
+      </w:r>
+    </w:p>
+    <w:p>
+      <w:r>
+        <w:t>There is the current lap, whether the driver finished or not, and what their last checkpoint was.</w:t>
+      </w:r>
+    </w:p>
+    <w:p>
+      <w:pPr>
+        <w:pStyle w:val="Heading5"/>
+      </w:pPr>
+      <w:r>
+        <w:lastRenderedPageBreak/>
+        <w:t>Live Race</w:t>
+      </w:r>
+    </w:p>
+    <w:p>
+      <w:r>
+        <w:drawing>
+          <wp:inline distT="0" distB="0" distL="0" distR="0" wp14:anchorId="3FE137BB" wp14:editId="3FEF5426">
+            <wp:extent cx="6130303" cy="1726324"/>
+            <wp:effectExtent l="0" t="0" r="3810" b="7620"/>
+            <wp:docPr id="713313540" name="Picture 1"/>
+            <wp:cNvGraphicFramePr>
+              <a:graphicFrameLocks xmlns:a="http://schemas.openxmlformats.org/drawingml/2006/main" noChangeAspect="1"/>
+            </wp:cNvGraphicFramePr>
+            <a:graphic xmlns:a="http://schemas.openxmlformats.org/drawingml/2006/main">
+              <a:graphicData uri="http://schemas.openxmlformats.org/drawingml/2006/picture">
+                <pic:pic xmlns:pic="http://schemas.openxmlformats.org/drawingml/2006/picture">
+                  <pic:nvPicPr>
+                    <pic:cNvPr id="713313540" name=""/>
+                    <pic:cNvPicPr/>
+                  </pic:nvPicPr>
+                  <pic:blipFill rotWithShape="1">
+                    <a:blip r:embed="rId46"/>
+                    <a:srcRect l="11415" t="19493" r="11415" b="42945"/>
+                    <a:stretch>
+                      <a:fillRect/>
+                    </a:stretch>
+                  </pic:blipFill>
+                  <pic:spPr bwMode="auto">
+                    <a:xfrm>
+                      <a:off x="0" y="0"/>
+                      <a:ext cx="6153802" cy="1732942"/>
+                    </a:xfrm>
+                    <a:prstGeom prst="rect">
+                      <a:avLst/>
+                    </a:prstGeom>
+                    <a:ln>
+                      <a:noFill/>
+                    </a:ln>
+                    <a:extLst>
+                      <a:ext uri="{53640926-AAD7-44D8-BBD7-CCE9431645EC}">
+                        <a14:shadowObscured xmlns:a14="http://schemas.microsoft.com/office/drawing/2010/main"/>
+                      </a:ext>
+                    </a:extLst>
+                  </pic:spPr>
+                </pic:pic>
+              </a:graphicData>
+            </a:graphic>
+          </wp:inline>
+        </w:drawing>
+      </w:r>
+    </w:p>
+    <w:p>
+      <w:r>
+        <w:t>The cars move around on a circuit that the user can see.</w:t>
+      </w:r>
+    </w:p>
+    <w:p>
+      <w:pPr>
+        <w:pStyle w:val="Heading5"/>
+      </w:pPr>
+      <w:r>
+        <w:t>Race Settings</w:t>
+      </w:r>
+    </w:p>
+    <w:p>
+      <w:r>
+        <w:drawing>
+          <wp:inline distT="0" distB="0" distL="0" distR="0" wp14:anchorId="703EA664" wp14:editId="2E8239D3">
+            <wp:extent cx="2095792" cy="2248214"/>
+            <wp:effectExtent l="0" t="0" r="0" b="0"/>
+            <wp:docPr id="1090311613" name="Picture 1"/>
+            <wp:cNvGraphicFramePr>
+              <a:graphicFrameLocks xmlns:a="http://schemas.openxmlformats.org/drawingml/2006/main" noChangeAspect="1"/>
+            </wp:cNvGraphicFramePr>
+            <a:graphic xmlns:a="http://schemas.openxmlformats.org/drawingml/2006/main">
+              <a:graphicData uri="http://schemas.openxmlformats.org/drawingml/2006/picture">
+                <pic:pic xmlns:pic="http://schemas.openxmlformats.org/drawingml/2006/picture">
+                  <pic:nvPicPr>
+                    <pic:cNvPr id="1090311613" name=""/>
+                    <pic:cNvPicPr/>
+                  </pic:nvPicPr>
+                  <pic:blipFill>
+                    <a:blip r:embed="rId47"/>
+                    <a:stretch>
+                      <a:fillRect/>
+                    </a:stretch>
+                  </pic:blipFill>
+                  <pic:spPr>
+                    <a:xfrm>
+                      <a:off x="0" y="0"/>
+                      <a:ext cx="2095792" cy="2248214"/>
+                    </a:xfrm>
+                    <a:prstGeom prst="rect">
+                      <a:avLst/>
+                    </a:prstGeom>
+                  </pic:spPr>
+                </pic:pic>
+              </a:graphicData>
+            </a:graphic>
+          </wp:inline>
+        </w:drawing>
+      </w:r>
+      <w:r>
+        <w:drawing>
+          <wp:inline distT="0" distB="0" distL="0" distR="0" wp14:anchorId="7553A379" wp14:editId="24B34501">
+            <wp:extent cx="2172003" cy="2229161"/>
+            <wp:effectExtent l="0" t="0" r="0" b="0"/>
+            <wp:docPr id="466194562" name="Picture 1"/>
+            <wp:cNvGraphicFramePr>
+              <a:graphicFrameLocks xmlns:a="http://schemas.openxmlformats.org/drawingml/2006/main" noChangeAspect="1"/>
+            </wp:cNvGraphicFramePr>
+            <a:graphic xmlns:a="http://schemas.openxmlformats.org/drawingml/2006/main">
+              <a:graphicData uri="http://schemas.openxmlformats.org/drawingml/2006/picture">
+                <pic:pic xmlns:pic="http://schemas.openxmlformats.org/drawingml/2006/picture">
+                  <pic:nvPicPr>
+                    <pic:cNvPr id="466194562" name=""/>
+                    <pic:cNvPicPr/>
+                  </pic:nvPicPr>
+                  <pic:blipFill>
+                    <a:blip r:embed="rId48"/>
+                    <a:stretch>
+                      <a:fillRect/>
+                    </a:stretch>
+                  </pic:blipFill>
+                  <pic:spPr>
+                    <a:xfrm>
+                      <a:off x="0" y="0"/>
+                      <a:ext cx="2172003" cy="2229161"/>
+                    </a:xfrm>
+                    <a:prstGeom prst="rect">
+                      <a:avLst/>
+                    </a:prstGeom>
+                  </pic:spPr>
+                </pic:pic>
+              </a:graphicData>
+            </a:graphic>
+          </wp:inline>
+        </w:drawing>
+      </w:r>
+    </w:p>
+    <w:p>
+      <w:r>
+        <w:drawing>
+          <wp:inline distT="0" distB="0" distL="0" distR="0" wp14:anchorId="5E1ED623" wp14:editId="32C3A517">
+            <wp:extent cx="2081048" cy="629155"/>
+            <wp:effectExtent l="0" t="0" r="0" b="0"/>
+            <wp:docPr id="37188938" name="Picture 1"/>
+            <wp:cNvGraphicFramePr>
+              <a:graphicFrameLocks xmlns:a="http://schemas.openxmlformats.org/drawingml/2006/main" noChangeAspect="1"/>
+            </wp:cNvGraphicFramePr>
+            <a:graphic xmlns:a="http://schemas.openxmlformats.org/drawingml/2006/main">
+              <a:graphicData uri="http://schemas.openxmlformats.org/drawingml/2006/picture">
+                <pic:pic xmlns:pic="http://schemas.openxmlformats.org/drawingml/2006/picture">
+                  <pic:nvPicPr>
+                    <pic:cNvPr id="37188938" name=""/>
+                    <pic:cNvPicPr/>
+                  </pic:nvPicPr>
+                  <pic:blipFill>
+                    <a:blip r:embed="rId49"/>
+                    <a:stretch>
+                      <a:fillRect/>
+                    </a:stretch>
+                  </pic:blipFill>
+                  <pic:spPr>
+                    <a:xfrm>
+                      <a:off x="0" y="0"/>
+                      <a:ext cx="2137086" cy="646097"/>
+                    </a:xfrm>
+                    <a:prstGeom prst="rect">
+                      <a:avLst/>
+                    </a:prstGeom>
+                  </pic:spPr>
+                </pic:pic>
+              </a:graphicData>
+            </a:graphic>
+          </wp:inline>
+        </w:drawing>
+      </w:r>
+      <w:r>
+        <w:drawing>
+          <wp:inline distT="0" distB="0" distL="0" distR="0" wp14:anchorId="33DA037B" wp14:editId="2F816990">
+            <wp:extent cx="1943162" cy="616125"/>
+            <wp:effectExtent l="0" t="0" r="0" b="0"/>
+            <wp:docPr id="797008397" name="Picture 1"/>
+            <wp:cNvGraphicFramePr>
+              <a:graphicFrameLocks xmlns:a="http://schemas.openxmlformats.org/drawingml/2006/main" noChangeAspect="1"/>
+            </wp:cNvGraphicFramePr>
+            <a:graphic xmlns:a="http://schemas.openxmlformats.org/drawingml/2006/main">
+              <a:graphicData uri="http://schemas.openxmlformats.org/drawingml/2006/picture">
+                <pic:pic xmlns:pic="http://schemas.openxmlformats.org/drawingml/2006/picture">
+                  <pic:nvPicPr>
+                    <pic:cNvPr id="797008397" name=""/>
+                    <pic:cNvPicPr/>
+                  </pic:nvPicPr>
+                  <pic:blipFill>
+                    <a:blip r:embed="rId50"/>
+                    <a:stretch>
+                      <a:fillRect/>
+                    </a:stretch>
+                  </pic:blipFill>
+                  <pic:spPr>
+                    <a:xfrm>
+                      <a:off x="0" y="0"/>
+                      <a:ext cx="1977356" cy="626967"/>
+                    </a:xfrm>
+                    <a:prstGeom prst="rect">
+                      <a:avLst/>
+                    </a:prstGeom>
+                  </pic:spPr>
+                </pic:pic>
+              </a:graphicData>
+            </a:graphic>
+          </wp:inline>
+        </w:drawing>
+      </w:r>
+    </w:p>
+    <w:p>
+      <w:r>
+        <w:t xml:space="preserve">The laps set in the JSON are used for the race. </w:t>
+      </w:r>
+    </w:p>
+    <w:p>
+      <w:pPr>
+        <w:pStyle w:val="Heading5"/>
+      </w:pPr>
+      <w:r>
+        <w:lastRenderedPageBreak/>
+        <w:t>Driver Information</w:t>
+      </w:r>
+    </w:p>
+    <w:p>
+      <w:r>
+        <w:drawing>
+          <wp:inline distT="0" distB="0" distL="0" distR="0" wp14:anchorId="230AA90A" wp14:editId="6B0399C1">
+            <wp:extent cx="3791479" cy="3191320"/>
+            <wp:effectExtent l="0" t="0" r="0" b="9525"/>
+            <wp:docPr id="1996867254" name="Picture 1"/>
+            <wp:cNvGraphicFramePr>
+              <a:graphicFrameLocks xmlns:a="http://schemas.openxmlformats.org/drawingml/2006/main" noChangeAspect="1"/>
+            </wp:cNvGraphicFramePr>
+            <a:graphic xmlns:a="http://schemas.openxmlformats.org/drawingml/2006/main">
+              <a:graphicData uri="http://schemas.openxmlformats.org/drawingml/2006/picture">
+                <pic:pic xmlns:pic="http://schemas.openxmlformats.org/drawingml/2006/picture">
+                  <pic:nvPicPr>
+                    <pic:cNvPr id="1996867254" name=""/>
+                    <pic:cNvPicPr/>
+                  </pic:nvPicPr>
+                  <pic:blipFill>
+                    <a:blip r:embed="rId51"/>
+                    <a:stretch>
+                      <a:fillRect/>
+                    </a:stretch>
+                  </pic:blipFill>
+                  <pic:spPr>
+                    <a:xfrm>
+                      <a:off x="0" y="0"/>
+                      <a:ext cx="3791479" cy="3191320"/>
+                    </a:xfrm>
+                    <a:prstGeom prst="rect">
+                      <a:avLst/>
+                    </a:prstGeom>
+                  </pic:spPr>
+                </pic:pic>
+              </a:graphicData>
+            </a:graphic>
+          </wp:inline>
+        </w:drawing>
+      </w:r>
+    </w:p>
+    <w:p>
+      <w:r>
+        <w:t>Viewable in the main menu.</w:t>
+      </w:r>
+    </w:p>
+    <w:p>
+      <w:pPr>
+        <w:pStyle w:val="Heading5"/>
+      </w:pPr>
+      <w:r>
+        <w:t>Accessibility Settings</w:t>
+      </w:r>
+    </w:p>
+    <w:p>
+      <w:r>
+        <w:drawing>
+          <wp:inline distT="0" distB="0" distL="0" distR="0" wp14:anchorId="30697391" wp14:editId="58835B4A">
+            <wp:extent cx="1924319" cy="2038635"/>
+            <wp:effectExtent l="0" t="0" r="0" b="0"/>
+            <wp:docPr id="1662187474" name="Picture 1"/>
+            <wp:cNvGraphicFramePr>
+              <a:graphicFrameLocks xmlns:a="http://schemas.openxmlformats.org/drawingml/2006/main" noChangeAspect="1"/>
+            </wp:cNvGraphicFramePr>
+            <a:graphic xmlns:a="http://schemas.openxmlformats.org/drawingml/2006/main">
+              <a:graphicData uri="http://schemas.openxmlformats.org/drawingml/2006/picture">
+                <pic:pic xmlns:pic="http://schemas.openxmlformats.org/drawingml/2006/picture">
+                  <pic:nvPicPr>
+                    <pic:cNvPr id="2063892507" name=""/>
+                    <pic:cNvPicPr/>
+                  </pic:nvPicPr>
+                  <pic:blipFill>
+                    <a:blip r:embed="rId36"/>
+                    <a:stretch>
+                      <a:fillRect/>
+                    </a:stretch>
+                  </pic:blipFill>
+                  <pic:spPr>
+                    <a:xfrm>
+                      <a:off x="0" y="0"/>
+                      <a:ext cx="1924319" cy="2038635"/>
+                    </a:xfrm>
+                    <a:prstGeom prst="rect">
+                      <a:avLst/>
+                    </a:prstGeom>
+                  </pic:spPr>
+                </pic:pic>
+              </a:graphicData>
+            </a:graphic>
+          </wp:inline>
+        </w:drawing>
       </w:r>
     </w:p>
     <w:p/>
-    <w:p>
-      <w:pPr>
-        <w:pStyle w:val="Heading4"/>
-      </w:pPr>
-      <w:r>
-        <w:t>Results</w:t>
-      </w:r>
-    </w:p>
+    <w:p/>
     <w:p/>
     <w:p>
       <w:pPr>
@@ -16138,25 +17412,7 @@
           <w:szCs w:val="24"/>
           <w:highlight w:val="yellow"/>
         </w:rPr>
-        <w:t xml:space="preserve">. It may also include performance evaluations, scalability, correctness, etc. depending on the focus of the project.  </w:t>
-      </w:r>
-      <w:proofErr w:type="spellStart"/>
-      <w:r>
-        <w:rPr>
-          <w:sz w:val="24"/>
-          <w:szCs w:val="24"/>
-          <w:highlight w:val="yellow"/>
-        </w:rPr>
-        <w:t>Quantative</w:t>
-      </w:r>
-      <w:proofErr w:type="spellEnd"/>
-      <w:r>
-        <w:rPr>
-          <w:sz w:val="24"/>
-          <w:szCs w:val="24"/>
-          <w:highlight w:val="yellow"/>
-        </w:rPr>
-        <w:t xml:space="preserve"> results may be reported in tables or figures.</w:t>
+        <w:t>. It may also include performance evaluations, scalability, correctness, etc. depending on the focus of the project.  Quantative results may be reported in tables or figures.</w:t>
       </w:r>
     </w:p>
     <w:p>
@@ -16858,7 +18114,7 @@
                     </pic:cNvPicPr>
                   </pic:nvPicPr>
                   <pic:blipFill>
-                    <a:blip r:embed="rId44" cstate="print">
+                    <a:blip r:embed="rId52" cstate="print">
                       <a:extLst>
                         <a:ext uri="{28A0092B-C50C-407E-A947-70E740481C1C}">
                           <a14:useLocalDpi xmlns:a14="http://schemas.microsoft.com/office/drawing/2010/main" val="0"/>
@@ -17047,15 +18303,7 @@
     </w:p>
     <w:p>
       <w:r>
-        <w:t xml:space="preserve">Current motorsport management titles include Motorsport Manager (2016) and F1 Manager (2022–2024). These games present detailed races and authentic visuals, but their simulation depth is fundamentally limited. Driver development is linear and predetermined, making long-term play predictable. Once a player has learned the optimal strategies, the outcomes become repetitive. In contrast, Football Manager maintains </w:t>
-      </w:r>
-      <w:proofErr w:type="spellStart"/>
-      <w:r>
-        <w:t>replayability</w:t>
-      </w:r>
-      <w:proofErr w:type="spellEnd"/>
-      <w:r>
-        <w:t xml:space="preserve"> by simulating an immense global ecosystem of leagues, players, and staff, where no two careers are the same. This difference highlights the gap between motorsport management games and the broader standard of emergent sports simulations.</w:t>
+        <w:t>Current motorsport management titles include Motorsport Manager (2016) and F1 Manager (2022–2024). These games present detailed races and authentic visuals, but their simulation depth is fundamentally limited. Driver development is linear and predetermined, making long-term play predictable. Once a player has learned the optimal strategies, the outcomes become repetitive. In contrast, Football Manager maintains replayability by simulating an immense global ecosystem of leagues, players, and staff, where no two careers are the same. This difference highlights the gap between motorsport management games and the broader standard of emergent sports simulations.</w:t>
       </w:r>
     </w:p>
     <w:p>
@@ -17644,7 +18892,7 @@
                     </pic:cNvPicPr>
                   </pic:nvPicPr>
                   <pic:blipFill>
-                    <a:blip r:embed="rId45" cstate="print">
+                    <a:blip r:embed="rId53" cstate="print">
                       <a:extLst>
                         <a:ext uri="{28A0092B-C50C-407E-A947-70E740481C1C}">
                           <a14:useLocalDpi xmlns:a14="http://schemas.microsoft.com/office/drawing/2010/main" val="0"/>
@@ -19025,15 +20273,7 @@
             </w:r>
             <w:proofErr w:type="gramEnd"/>
             <w:r>
-              <w:t xml:space="preserve"> helped give a direction with use cases and priorities, </w:t>
-            </w:r>
-            <w:proofErr w:type="spellStart"/>
-            <w:r>
-              <w:t>realised</w:t>
-            </w:r>
-            <w:proofErr w:type="spellEnd"/>
-            <w:r>
-              <w:t xml:space="preserve"> initial proposal was just plain stupid, overly ambitious, and unrealistic for a college project.</w:t>
+              <w:t xml:space="preserve"> helped give a direction with use cases and priorities, realised initial proposal was just plain stupid, overly ambitious, and unrealistic for a college project.</w:t>
             </w:r>
           </w:p>
         </w:tc>
@@ -19504,15 +20744,7 @@
             </w:r>
             <w:proofErr w:type="gramEnd"/>
             <w:r>
-              <w:t xml:space="preserve"> </w:t>
-            </w:r>
-            <w:proofErr w:type="spellStart"/>
-            <w:r>
-              <w:t>behaviour</w:t>
-            </w:r>
-            <w:proofErr w:type="spellEnd"/>
-            <w:r>
-              <w:t xml:space="preserve"> for demos, but some docs still describe the old Monte Carlo approach.</w:t>
+              <w:t xml:space="preserve"> behaviour for demos, but some docs still describe the old Monte Carlo approach.</w:t>
             </w:r>
           </w:p>
           <w:p>
@@ -19648,12 +20880,12 @@
       </w:r>
     </w:p>
     <w:sectPr>
-      <w:headerReference w:type="even" r:id="rId46"/>
-      <w:headerReference w:type="default" r:id="rId47"/>
-      <w:footerReference w:type="even" r:id="rId48"/>
-      <w:footerReference w:type="default" r:id="rId49"/>
-      <w:headerReference w:type="first" r:id="rId50"/>
-      <w:footerReference w:type="first" r:id="rId51"/>
+      <w:headerReference w:type="even" r:id="rId54"/>
+      <w:headerReference w:type="default" r:id="rId55"/>
+      <w:footerReference w:type="even" r:id="rId56"/>
+      <w:footerReference w:type="default" r:id="rId57"/>
+      <w:headerReference w:type="first" r:id="rId58"/>
+      <w:footerReference w:type="first" r:id="rId59"/>
       <w:pgSz w:w="11906" w:h="16838" w:code="9"/>
       <w:pgMar w:top="1440" w:right="1440" w:bottom="1440" w:left="1440" w:header="709" w:footer="709" w:gutter="0"/>
       <w:pgNumType w:start="0"/>
@@ -25331,7 +26563,7 @@
     <b:MonthAccessed>July</b:MonthAccessed>
     <b:DayAccessed>25</b:DayAccessed>
     <b:URL>https://www.geeksforgeeks.org/software-engineering/component-based-diagram/</b:URL>
-    <b:RefOrder>12</b:RefOrder>
+    <b:RefOrder>13</b:RefOrder>
   </b:Source>
   <b:Source>
     <b:Tag>Pow25</b:Tag>
@@ -25444,6 +26676,22 @@
     <b:URL>https://pypi.org/project/pytest-qt/</b:URL>
     <b:RefOrder>8</b:RefOrder>
   </b:Source>
+  <b:Source>
+    <b:Tag>IBM26</b:Tag>
+    <b:SourceType>InternetSite</b:SourceType>
+    <b:Guid>{6214B1DE-1BE9-45C7-AE9C-8E3EA26F50CB}</b:Guid>
+    <b:Author>
+      <b:Author>
+        <b:Corporate>IBM</b:Corporate>
+      </b:Author>
+    </b:Author>
+    <b:Title>What is system testing?</b:Title>
+    <b:YearAccessed>2026</b:YearAccessed>
+    <b:MonthAccessed>July</b:MonthAccessed>
+    <b:DayAccessed>30</b:DayAccessed>
+    <b:URL>https://www.ibm.com/think/topics/system-testing</b:URL>
+    <b:RefOrder>12</b:RefOrder>
+  </b:Source>
 </b:Sources>
 </file>
 
@@ -25485,7 +26733,7 @@
 </file>
 
 <file path=customXml/itemProps4.xml><?xml version="1.0" encoding="utf-8"?>
-<ds:datastoreItem xmlns:ds="http://schemas.openxmlformats.org/officeDocument/2006/customXml" ds:itemID="{8065C84F-60DF-45F7-838A-BC8B062DA0BA}">
+<ds:datastoreItem xmlns:ds="http://schemas.openxmlformats.org/officeDocument/2006/customXml" ds:itemID="{761053B2-9B03-426D-B693-4CC6D9861216}">
   <ds:schemaRefs>
     <ds:schemaRef ds:uri="http://schemas.openxmlformats.org/officeDocument/2006/bibliography"/>
   </ds:schemaRefs>

--- a/docs/Technical Report Eoin Fitzsimons.docx
+++ b/docs/Technical Report Eoin Fitzsimons.docx
@@ -593,25 +593,7 @@
           <w:sz w:val="18"/>
           <w:szCs w:val="18"/>
         </w:rPr>
-        <w:t xml:space="preserve">supplied by the </w:t>
-      </w:r>
-      <w:proofErr w:type="gramStart"/>
-      <w:r>
-        <w:rPr>
-          <w:rFonts w:ascii="Verdana" w:hAnsi="Verdana"/>
-          <w:sz w:val="18"/>
-          <w:szCs w:val="18"/>
-        </w:rPr>
-        <w:t>Library</w:t>
-      </w:r>
-      <w:proofErr w:type="gramEnd"/>
-      <w:r>
-        <w:rPr>
-          <w:rFonts w:ascii="Verdana" w:hAnsi="Verdana"/>
-          <w:sz w:val="18"/>
-          <w:szCs w:val="18"/>
-        </w:rPr>
-        <w:t>.  To use other author's written or electronic work is illegal (plagiarism) and may result in disciplinary action.  Students may be required to undergo a viva (oral examination) if there is suspicion about the validity of their submitted work.</w:t>
+        <w:t>supplied by the Library.  To use other author's written or electronic work is illegal (plagiarism) and may result in disciplinary action.  Students may be required to undergo a viva (oral examination) if there is suspicion about the validity of their submitted work.</w:t>
       </w:r>
     </w:p>
     <w:p/>
@@ -1013,21 +995,7 @@
         <w:rPr>
           <w:b/>
         </w:rPr>
-        <w:t xml:space="preserve">Any project/assignment not submitted will be marked as a </w:t>
-      </w:r>
-      <w:proofErr w:type="gramStart"/>
-      <w:r>
-        <w:rPr>
-          <w:b/>
-        </w:rPr>
-        <w:t>fail</w:t>
-      </w:r>
-      <w:proofErr w:type="gramEnd"/>
-      <w:r>
-        <w:rPr>
-          <w:b/>
-        </w:rPr>
-        <w:t>.</w:t>
+        <w:t>Any project/assignment not submitted will be marked as a fail.</w:t>
       </w:r>
     </w:p>
     <w:p>
@@ -5797,13 +5765,29 @@
     </w:p>
     <w:p>
       <w:r>
-        <w:rPr>
-          <w:highlight w:val="yellow"/>
-        </w:rPr>
-        <w:t>Provide a brief overview of the structure of the document and what is addressed in each section.</w:t>
-      </w:r>
-    </w:p>
-    <w:p/>
+        <w:t>This report is structured into five main sections. Section 1 introduces the project by describing the background, aims, technology choices, and overall structure of the report.</w:t>
+      </w:r>
+    </w:p>
+    <w:p>
+      <w:r>
+        <w:t>Section 2 describes the system implementation. This includes the functional requirements, data requirements, user requirements, environmental requirements, usability requirements, system architecture, implementation details, graphical user interface, testing approach, and evaluation of the completed system.</w:t>
+      </w:r>
+    </w:p>
+    <w:p>
+      <w:r>
+        <w:t>Section 3 provides the conclusion of the project. It discusses the advantages and disadvantages of the system, the strengths of the implementation, and the limitations identified during development.</w:t>
+      </w:r>
+    </w:p>
+    <w:p>
+      <w:r>
+        <w:t>Section 4 discusses further development opportunities. This section describes possible improvements and extensions that could be implemented with additional time and resources.</w:t>
+      </w:r>
+    </w:p>
+    <w:p>
+      <w:r>
+        <w:t>Section 5 contains the references used throughout the report, while Section 6 contains supporting material including the original project proposal, reflective journals, and additional project resources.</w:t>
+      </w:r>
+    </w:p>
     <w:p>
       <w:pPr>
         <w:pStyle w:val="Heading1"/>
@@ -6395,7 +6379,13 @@
           </w:tcPr>
           <w:p>
             <w:r>
-              <w:t>A visual representation of a prefix logical race is more important than user set parameters.</w:t>
+              <w:t xml:space="preserve">A visual representation of a </w:t>
+            </w:r>
+            <w:r>
+              <w:t>predefined</w:t>
+            </w:r>
+            <w:r>
+              <w:t xml:space="preserve"> logical race is more important than user set parameters.</w:t>
             </w:r>
           </w:p>
         </w:tc>
@@ -6412,6 +6402,7 @@
           </w:tcPr>
           <w:p>
             <w:r>
+              <w:lastRenderedPageBreak/>
               <w:t>FR4</w:t>
             </w:r>
           </w:p>
@@ -6652,7 +6643,6 @@
         </w:rPr>
       </w:pPr>
       <w:r>
-        <w:lastRenderedPageBreak/>
         <w:br w:type="page"/>
       </w:r>
     </w:p>
@@ -6797,7 +6787,7 @@
         <w:rPr>
           <w:lang w:val="en-GB"/>
         </w:rPr>
-        <w:t xml:space="preserve"> takes all the events that took place within a race and presents </w:t>
+        <w:t xml:space="preserve"> takes events that took place within a race and presents </w:t>
       </w:r>
       <w:r>
         <w:rPr>
@@ -7009,7 +6999,21 @@
           <w:rFonts w:eastAsia="Times New Roman"/>
           <w:lang w:eastAsia="en-IE"/>
         </w:rPr>
-        <w:t xml:space="preserve">The system processes recorded race events and position changes. </w:t>
+        <w:t xml:space="preserve">The system processes recorded </w:t>
+      </w:r>
+      <w:r>
+        <w:rPr>
+          <w:rFonts w:eastAsia="Times New Roman"/>
+          <w:lang w:eastAsia="en-IE"/>
+        </w:rPr>
+        <w:t>telemetry data and driver states</w:t>
+      </w:r>
+      <w:r>
+        <w:rPr>
+          <w:rFonts w:eastAsia="Times New Roman"/>
+          <w:lang w:eastAsia="en-IE"/>
+        </w:rPr>
+        <w:t xml:space="preserve">. </w:t>
       </w:r>
     </w:p>
     <w:p>
@@ -9510,7 +9514,49 @@
         </w:sdtContent>
       </w:sdt>
     </w:p>
-    <w:p/>
+    <w:p>
+      <w:r>
+        <w:t>Momentum uses structured data to allow different parts of the system to communicate while keeping the simulation logic separate from the graphical interface.</w:t>
+      </w:r>
+      <w:r>
+        <w:t xml:space="preserve"> The system uses persistent JSON storage for track definition, while active simulation data is stored in memory during execution.</w:t>
+      </w:r>
+    </w:p>
+    <w:p>
+      <w:r>
+        <w:t>The primary data within the system consists of drivers, cars, tracks, race configuration, and telemetry information.</w:t>
+      </w:r>
+    </w:p>
+    <w:p>
+      <w:r>
+        <w:t>Driver data is used to represent the characteristics of each simulated driver. Each driver contains identifying information such as name, nationality, age, and racing archetype. Drivers also contain performance attributes including speed, handling, aggression, and consistency. These values influence how each driver behaves during simulation.</w:t>
+      </w:r>
+    </w:p>
+    <w:p>
+      <w:r>
+        <w:t>Car data represents the vehicle assigned to each driver. Each car is linked to one driver using a one-to-one relationship. This allows the race controller to track the performance of individual driver and car combinations throughout the race.</w:t>
+      </w:r>
+    </w:p>
+    <w:p>
+      <w:r>
+        <w:t>Track data defines the structure of the circuit used during simulation. Tracks are stored using JSON data, containing information such as the number of laps and checkpoint positions. Checkpoints are used by the simulation to determine race progress and calculate lap completion.</w:t>
+      </w:r>
+    </w:p>
+    <w:p>
+      <w:r>
+        <w:t>Telemetry data records the current state of the race while the simulation is running. This includes driver position, current lap, lap time, gap to leader, checkpoint progress, speed, tyre condition, fuel load, and race status. The telemetry system allows the user to understand the current state of the simulation rather than only viewing the final result.</w:t>
+      </w:r>
+    </w:p>
+    <w:p>
+      <w:r>
+        <w:t>Race configuration data stores user-selected settings before the simulation begins. This determines factors such as race distance and accessibility preferences.</w:t>
+      </w:r>
+    </w:p>
+    <w:p>
+      <w:r>
+        <w:t>The use of structured data allows the system to separate data storage from simulation logic. This improves maintainability and allows future development, such as additional tracks, drivers, and race features, without requiring major changes to the core system.</w:t>
+      </w:r>
+    </w:p>
     <w:p>
       <w:pPr>
         <w:pStyle w:val="Heading3"/>
@@ -9523,17 +9569,14 @@
     </w:p>
     <w:p>
       <w:r>
-        <w:t xml:space="preserve">User Requirements define how to meet the physical and cognitive needs of the intended users of </w:t>
-      </w:r>
-      <w:r>
-        <w:t>the</w:t>
-      </w:r>
-      <w:r>
-        <w:t xml:space="preserve"> application. Users should be able to comfortably and effectively use an interface to accomplish the goals that it has been designed to support.</w:t>
+        <w:t>User requirements describe the services and behaviours that users require from the system. These requirements are translated into functional requirements that define the observable behaviour the software must provide</w:t>
+      </w:r>
+      <w:r>
+        <w:t xml:space="preserve">. </w:t>
       </w:r>
       <w:sdt>
         <w:sdtPr>
-          <w:id w:val="-2042345610"/>
+          <w:id w:val="-1865120308"/>
           <w:citation/>
         </w:sdtPr>
         <w:sdtContent>
@@ -9544,7 +9587,116 @@
             <w:rPr>
               <w:lang w:val="en-GB"/>
             </w:rPr>
-            <w:instrText xml:space="preserve"> CITATION Usa15 \l 2057 </w:instrText>
+            <w:instrText xml:space="preserve"> CITATION Hir25 \l 2057 </w:instrText>
+          </w:r>
+          <w:r>
+            <w:fldChar w:fldCharType="separate"/>
+          </w:r>
+          <w:r>
+            <w:rPr>
+              <w:noProof/>
+              <w:lang w:val="en-GB"/>
+            </w:rPr>
+            <w:t>(Washizaki, 2025)</w:t>
+          </w:r>
+          <w:r>
+            <w:fldChar w:fldCharType="end"/>
+          </w:r>
+        </w:sdtContent>
+      </w:sdt>
+    </w:p>
+    <w:p>
+      <w:r>
+        <w:t>The intended users of Momentum are motorsport enthusiasts who are interested in understanding simulated race behaviour rather than directly controlling a vehicle. The system is designed to provide a clear overview of a race by presenting both visual information and numerical telemetry.</w:t>
+      </w:r>
+    </w:p>
+    <w:p>
+      <w:r>
+        <w:t>The main user requirements are:</w:t>
+      </w:r>
+    </w:p>
+    <w:p>
+      <w:r>
+        <w:t>• The user should be able to start and observe a simulated race without requiring technical knowledge of the underlying simulation.</w:t>
+      </w:r>
+    </w:p>
+    <w:p>
+      <w:r>
+        <w:t>• The user should be able to view driver information before a race begins to understand the characteristics of each participant.</w:t>
+      </w:r>
+    </w:p>
+    <w:p>
+      <w:r>
+        <w:lastRenderedPageBreak/>
+        <w:t>• The user should be able to observe live race progression through a graphical representation of the circuit.</w:t>
+      </w:r>
+    </w:p>
+    <w:p>
+      <w:r>
+        <w:t>• The user should be able to view telemetry information to understand changes occurring during the race.</w:t>
+      </w:r>
+    </w:p>
+    <w:p>
+      <w:r>
+        <w:t>• The user should be able to view the final race classification and statistics after completion.</w:t>
+      </w:r>
+    </w:p>
+    <w:p>
+      <w:r>
+        <w:t>• The user should be able to adjust accessibility settings to improve usability.</w:t>
+      </w:r>
+    </w:p>
+    <w:p>
+      <w:r>
+        <w:t>The system focuses on reducing complexity for the user by presenting the information required to understand the race in a clear and organised manner.</w:t>
+      </w:r>
+    </w:p>
+    <w:p>
+      <w:pPr>
+        <w:pStyle w:val="Heading3"/>
+      </w:pPr>
+      <w:bookmarkStart w:id="11" w:name="_Toc236031533"/>
+      <w:r>
+        <w:t>Environmental Requirements</w:t>
+      </w:r>
+      <w:bookmarkEnd w:id="11"/>
+    </w:p>
+    <w:p>
+      <w:r>
+        <w:t xml:space="preserve">Environmental requirements are represented within </w:t>
+      </w:r>
+      <w:r>
+        <w:t>IEEE Computer Society Software Engineering Body of Knowledge</w:t>
+      </w:r>
+      <w:r>
+        <w:t xml:space="preserve"> </w:t>
+      </w:r>
+      <w:r>
+        <w:t>(</w:t>
+      </w:r>
+      <w:r>
+        <w:t>SWEBOK</w:t>
+      </w:r>
+      <w:r>
+        <w:t>)</w:t>
+      </w:r>
+      <w:r>
+        <w:t xml:space="preserve"> as nonfunctional requirements, specifically technology constraints. These requirements define the hardware, software, and infrastructure conditions required for the system to operate. SWEBOK identifies constraints such as operating systems, programming languages, database engines, and computing platforms as technology constraints.</w:t>
+      </w:r>
+      <w:sdt>
+        <w:sdtPr>
+          <w:id w:val="-143123017"/>
+          <w:citation/>
+        </w:sdtPr>
+        <w:sdtContent>
+          <w:r>
+            <w:fldChar w:fldCharType="begin"/>
+          </w:r>
+          <w:r>
+            <w:rPr>
+              <w:lang w:val="en-GB"/>
+            </w:rPr>
+            <w:instrText xml:space="preserve"> CITATION Hir25 \l 2057 </w:instrText>
           </w:r>
           <w:r>
             <w:fldChar w:fldCharType="separate"/>
@@ -9561,7 +9713,7 @@
               <w:noProof/>
               <w:lang w:val="en-GB"/>
             </w:rPr>
-            <w:t>(Usability First, 2015)</w:t>
+            <w:t>(Washizaki, 2025)</w:t>
           </w:r>
           <w:r>
             <w:fldChar w:fldCharType="end"/>
@@ -9570,66 +9722,240 @@
       </w:sdt>
     </w:p>
     <w:p>
-      <w:pPr>
-        <w:pStyle w:val="Heading3"/>
-      </w:pPr>
-      <w:bookmarkStart w:id="11" w:name="_Toc236031533"/>
-      <w:r>
-        <w:t>Environmental Requirements</w:t>
-      </w:r>
-      <w:bookmarkEnd w:id="11"/>
-    </w:p>
-    <w:p>
-      <w:r>
-        <w:t>Keyboard and screen and stuff</w:t>
-      </w:r>
-    </w:p>
-    <w:p>
-      <w:pPr>
-        <w:pStyle w:val="Heading3"/>
-      </w:pPr>
-      <w:bookmarkStart w:id="12" w:name="_Toc236031534"/>
-      <w:r>
-        <w:t>Usability Requirements</w:t>
-      </w:r>
-      <w:bookmarkEnd w:id="12"/>
-    </w:p>
-    <w:p>
-      <w:r>
-        <w:t>Usability Requirements for an interface design should support the following from the perspective of its primary users:</w:t>
-      </w:r>
-    </w:p>
-    <w:p>
-      <w:pPr>
+      <w:r>
+        <w:t>The application is designed as a desktop application using Python and PyQt6. It does not require specialised hardware and can operate using standard consumer computer systems.</w:t>
+      </w:r>
+    </w:p>
+    <w:p>
+      <w:r>
+        <w:t>Minimum hardware requirements:</w:t>
+      </w:r>
+    </w:p>
+    <w:p>
+      <w:pPr>
+        <w:pStyle w:val="ListParagraph"/>
         <w:numPr>
           <w:ilvl w:val="0"/>
-          <w:numId w:val="24"/>
+          <w:numId w:val="43"/>
         </w:numPr>
       </w:pPr>
       <w:r>
-        <w:t>Efficiency of use:  goals are easy to accomplish quickly and with few or no user errors</w:t>
-      </w:r>
-    </w:p>
-    <w:p>
-      <w:pPr>
+        <w:t>Dual-core processor</w:t>
+      </w:r>
+    </w:p>
+    <w:p>
+      <w:pPr>
+        <w:pStyle w:val="ListParagraph"/>
         <w:numPr>
           <w:ilvl w:val="0"/>
-          <w:numId w:val="24"/>
+          <w:numId w:val="43"/>
         </w:numPr>
       </w:pPr>
       <w:r>
-        <w:t>Intuitiveness:  the interface is easy to learn and navigate; buttons, headings, and help/error messages are simple to understand</w:t>
-      </w:r>
-    </w:p>
-    <w:p>
-      <w:pPr>
+        <w:t>4GB RAM</w:t>
+      </w:r>
+    </w:p>
+    <w:p>
+      <w:pPr>
+        <w:pStyle w:val="ListParagraph"/>
         <w:numPr>
           <w:ilvl w:val="0"/>
-          <w:numId w:val="24"/>
+          <w:numId w:val="43"/>
         </w:numPr>
       </w:pPr>
       <w:r>
-        <w:t>Low perceived workload:  the interface appears easy to use, rather than intimidating, demanding and frustrating</w:t>
+        <w:t>500MB available storage</w:t>
+      </w:r>
+    </w:p>
+    <w:p>
+      <w:pPr>
+        <w:pStyle w:val="ListParagraph"/>
+        <w:numPr>
+          <w:ilvl w:val="0"/>
+          <w:numId w:val="43"/>
+        </w:numPr>
+      </w:pPr>
+      <w:r>
+        <w:t>Integrated graphics</w:t>
+      </w:r>
+    </w:p>
+    <w:p>
+      <w:pPr>
+        <w:pStyle w:val="ListParagraph"/>
+        <w:numPr>
+          <w:ilvl w:val="0"/>
+          <w:numId w:val="43"/>
+        </w:numPr>
+      </w:pPr>
+      <w:r>
+        <w:t>1366x768 display resolution</w:t>
+      </w:r>
+    </w:p>
+    <w:p>
+      <w:pPr>
+        <w:pStyle w:val="ListParagraph"/>
+        <w:numPr>
+          <w:ilvl w:val="0"/>
+          <w:numId w:val="43"/>
+        </w:numPr>
+      </w:pPr>
+      <w:r>
+        <w:t>Mouse</w:t>
+      </w:r>
+    </w:p>
+    <w:p>
+      <w:r>
+        <w:t>Recommended hardware requirements:</w:t>
+      </w:r>
+    </w:p>
+    <w:p>
+      <w:pPr>
+        <w:pStyle w:val="ListParagraph"/>
+        <w:numPr>
+          <w:ilvl w:val="0"/>
+          <w:numId w:val="43"/>
+        </w:numPr>
+      </w:pPr>
+      <w:r>
+        <w:t>Quad-core processor</w:t>
+      </w:r>
+    </w:p>
+    <w:p>
+      <w:pPr>
+        <w:pStyle w:val="ListParagraph"/>
+        <w:numPr>
+          <w:ilvl w:val="0"/>
+          <w:numId w:val="43"/>
+        </w:numPr>
+      </w:pPr>
+      <w:r>
+        <w:t>8GB RAM</w:t>
+      </w:r>
+    </w:p>
+    <w:p>
+      <w:pPr>
+        <w:pStyle w:val="ListParagraph"/>
+        <w:numPr>
+          <w:ilvl w:val="0"/>
+          <w:numId w:val="43"/>
+        </w:numPr>
+      </w:pPr>
+      <w:r>
+        <w:t>1GB available storage</w:t>
+      </w:r>
+    </w:p>
+    <w:p>
+      <w:pPr>
+        <w:pStyle w:val="ListParagraph"/>
+        <w:numPr>
+          <w:ilvl w:val="0"/>
+          <w:numId w:val="43"/>
+        </w:numPr>
+      </w:pPr>
+      <w:r>
+        <w:t>Integrated or basic dedicated graphics</w:t>
+      </w:r>
+    </w:p>
+    <w:p>
+      <w:pPr>
+        <w:pStyle w:val="ListParagraph"/>
+        <w:numPr>
+          <w:ilvl w:val="0"/>
+          <w:numId w:val="43"/>
+        </w:numPr>
+      </w:pPr>
+      <w:r>
+        <w:t>1920x1080 display resolution</w:t>
+      </w:r>
+    </w:p>
+    <w:p>
+      <w:pPr>
+        <w:pStyle w:val="ListParagraph"/>
+        <w:numPr>
+          <w:ilvl w:val="0"/>
+          <w:numId w:val="43"/>
+        </w:numPr>
+      </w:pPr>
+      <w:r>
+        <w:t>Mouse</w:t>
+      </w:r>
+    </w:p>
+    <w:p>
+      <w:r>
+        <w:t>Software requirements:</w:t>
+      </w:r>
+    </w:p>
+    <w:p>
+      <w:pPr>
+        <w:pStyle w:val="ListParagraph"/>
+        <w:numPr>
+          <w:ilvl w:val="0"/>
+          <w:numId w:val="46"/>
+        </w:numPr>
+      </w:pPr>
+      <w:r>
+        <w:t>Python 3.13</w:t>
+      </w:r>
+    </w:p>
+    <w:p>
+      <w:pPr>
+        <w:pStyle w:val="ListParagraph"/>
+        <w:numPr>
+          <w:ilvl w:val="0"/>
+          <w:numId w:val="46"/>
+        </w:numPr>
+      </w:pPr>
+      <w:r>
+        <w:t>PyQt6</w:t>
+      </w:r>
+    </w:p>
+    <w:p>
+      <w:pPr>
+        <w:pStyle w:val="ListParagraph"/>
+        <w:numPr>
+          <w:ilvl w:val="0"/>
+          <w:numId w:val="46"/>
+        </w:numPr>
+      </w:pPr>
+      <w:r>
+        <w:t>pytest for automated testing</w:t>
+      </w:r>
+    </w:p>
+    <w:p>
+      <w:pPr>
+        <w:pStyle w:val="ListParagraph"/>
+        <w:numPr>
+          <w:ilvl w:val="0"/>
+          <w:numId w:val="46"/>
+        </w:numPr>
+      </w:pPr>
+      <w:r>
+        <w:t>Operating system capable of running Python applications</w:t>
+      </w:r>
+    </w:p>
+    <w:p>
+      <w:pPr>
+        <w:pStyle w:val="Heading3"/>
+      </w:pPr>
+      <w:bookmarkStart w:id="12" w:name="_Toc236031534"/>
+      <w:r>
+        <w:t>Usability Requirements</w:t>
+      </w:r>
+      <w:bookmarkEnd w:id="12"/>
+    </w:p>
+    <w:p>
+      <w:pPr>
+        <w:rPr>
+          <w:sz w:val="24"/>
+          <w:szCs w:val="24"/>
+        </w:rPr>
+      </w:pPr>
+      <w:r>
+        <w:t xml:space="preserve">Usability requirements for interface design should support primary users by ensuring the interface is efficient, intuitive, and low effort to use. Users should be able to complete goals quickly with few or no errors, learn and navigate the interface easily through clear buttons, headings, and help or error </w:t>
+      </w:r>
+      <w:r>
+        <w:lastRenderedPageBreak/>
+        <w:t>messages, and experience the interface as simple and approachable rather than intimidating, demanding, or frustrating.</w:t>
       </w:r>
     </w:p>
     <w:p>
@@ -9664,6 +9990,67 @@
         </w:sdtContent>
       </w:sdt>
     </w:p>
+    <w:p>
+      <w:r>
+        <w:t>Based on these principles, Momentum has the following usability requirements:</w:t>
+      </w:r>
+    </w:p>
+    <w:p>
+      <w:pPr>
+        <w:numPr>
+          <w:ilvl w:val="0"/>
+          <w:numId w:val="42"/>
+        </w:numPr>
+      </w:pPr>
+      <w:r>
+        <w:t xml:space="preserve">The interface shall provide clear navigation between race configuration, simulation, telemetry, and results screens. </w:t>
+      </w:r>
+    </w:p>
+    <w:p>
+      <w:pPr>
+        <w:numPr>
+          <w:ilvl w:val="0"/>
+          <w:numId w:val="42"/>
+        </w:numPr>
+      </w:pPr>
+      <w:r>
+        <w:t xml:space="preserve">The user shall be able to understand race progression without requiring knowledge of the internal simulation algorithms. </w:t>
+      </w:r>
+    </w:p>
+    <w:p>
+      <w:pPr>
+        <w:numPr>
+          <w:ilvl w:val="0"/>
+          <w:numId w:val="42"/>
+        </w:numPr>
+      </w:pPr>
+      <w:r>
+        <w:t xml:space="preserve">Important race information such as current position, lap number, and driver status shall be displayed clearly. </w:t>
+      </w:r>
+    </w:p>
+    <w:p>
+      <w:pPr>
+        <w:numPr>
+          <w:ilvl w:val="0"/>
+          <w:numId w:val="42"/>
+        </w:numPr>
+      </w:pPr>
+      <w:r>
+        <w:t xml:space="preserve">Accessibility settings shall allow users to modify visual presentation options where required. </w:t>
+      </w:r>
+    </w:p>
+    <w:p>
+      <w:pPr>
+        <w:numPr>
+          <w:ilvl w:val="0"/>
+          <w:numId w:val="42"/>
+        </w:numPr>
+      </w:pPr>
+      <w:r>
+        <w:t>The application shall minimise unnecessary user interaction during simulation playback.</w:t>
+      </w:r>
+    </w:p>
+    <w:p/>
     <w:p>
       <w:pPr>
         <w:rPr>
@@ -17825,6 +18212,104 @@
                 <w:rPr>
                   <w:noProof/>
                 </w:rPr>
+                <w:t xml:space="preserve">IBM, n.d. </w:t>
+              </w:r>
+              <w:r>
+                <w:rPr>
+                  <w:i/>
+                  <w:iCs/>
+                  <w:noProof/>
+                </w:rPr>
+                <w:t xml:space="preserve">What is system testing?. </w:t>
+              </w:r>
+              <w:r>
+                <w:rPr>
+                  <w:noProof/>
+                </w:rPr>
+                <w:t xml:space="preserve">[Online] </w:t>
+              </w:r>
+              <w:r>
+                <w:rPr>
+                  <w:noProof/>
+                </w:rPr>
+                <w:br/>
+                <w:t xml:space="preserve">Available at: </w:t>
+              </w:r>
+              <w:r>
+                <w:rPr>
+                  <w:noProof/>
+                  <w:u w:val="single"/>
+                </w:rPr>
+                <w:t>https://www.ibm.com/think/topics/system-testing</w:t>
+              </w:r>
+              <w:r>
+                <w:rPr>
+                  <w:noProof/>
+                </w:rPr>
+                <w:br/>
+                <w:t>[Accessed 30 July 2026].</w:t>
+              </w:r>
+            </w:p>
+            <w:p>
+              <w:pPr>
+                <w:pStyle w:val="Bibliography"/>
+                <w:rPr>
+                  <w:noProof/>
+                </w:rPr>
+              </w:pPr>
+              <w:r>
+                <w:rPr>
+                  <w:noProof/>
+                </w:rPr>
+                <w:t xml:space="preserve">IEEE, n.d. </w:t>
+              </w:r>
+              <w:r>
+                <w:rPr>
+                  <w:i/>
+                  <w:iCs/>
+                  <w:noProof/>
+                </w:rPr>
+                <w:t xml:space="preserve">Software Requirements Specifications. </w:t>
+              </w:r>
+              <w:r>
+                <w:rPr>
+                  <w:noProof/>
+                </w:rPr>
+                <w:t xml:space="preserve">[Online] </w:t>
+              </w:r>
+              <w:r>
+                <w:rPr>
+                  <w:noProof/>
+                </w:rPr>
+                <w:br/>
+                <w:t xml:space="preserve">Available at: </w:t>
+              </w:r>
+              <w:r>
+                <w:rPr>
+                  <w:noProof/>
+                  <w:u w:val="single"/>
+                </w:rPr>
+                <w:t>https://www.computer.org/resources/software-requirements-specifications</w:t>
+              </w:r>
+              <w:r>
+                <w:rPr>
+                  <w:noProof/>
+                </w:rPr>
+                <w:br/>
+                <w:t>[Accessed 30 July 2026].</w:t>
+              </w:r>
+            </w:p>
+            <w:p>
+              <w:pPr>
+                <w:pStyle w:val="Bibliography"/>
+                <w:rPr>
+                  <w:noProof/>
+                </w:rPr>
+              </w:pPr>
+              <w:r>
+                <w:rPr>
+                  <w:noProof/>
+                </w:rPr>
                 <w:t xml:space="preserve">McGregor, J. D. &amp; Sykes, D. A., 2001. </w:t>
               </w:r>
               <w:r>
@@ -17889,6 +18374,104 @@
                 </w:rPr>
                 <w:br/>
                 <w:t>[Accessed 29 July 2026].</w:t>
+              </w:r>
+            </w:p>
+            <w:p>
+              <w:pPr>
+                <w:pStyle w:val="Bibliography"/>
+                <w:rPr>
+                  <w:noProof/>
+                </w:rPr>
+              </w:pPr>
+              <w:r>
+                <w:rPr>
+                  <w:noProof/>
+                </w:rPr>
+                <w:t xml:space="preserve">Powell, P. &amp; Smalley, I., n.d. </w:t>
+              </w:r>
+              <w:r>
+                <w:rPr>
+                  <w:i/>
+                  <w:iCs/>
+                  <w:noProof/>
+                </w:rPr>
+                <w:t xml:space="preserve">Integration testing, defined. </w:t>
+              </w:r>
+              <w:r>
+                <w:rPr>
+                  <w:noProof/>
+                </w:rPr>
+                <w:t xml:space="preserve">[Online] </w:t>
+              </w:r>
+              <w:r>
+                <w:rPr>
+                  <w:noProof/>
+                </w:rPr>
+                <w:br/>
+                <w:t xml:space="preserve">Available at: </w:t>
+              </w:r>
+              <w:r>
+                <w:rPr>
+                  <w:noProof/>
+                  <w:u w:val="single"/>
+                </w:rPr>
+                <w:t>https://www.ibm.com/think/topics/integration-testing</w:t>
+              </w:r>
+              <w:r>
+                <w:rPr>
+                  <w:noProof/>
+                </w:rPr>
+                <w:br/>
+                <w:t>[Accessed 29 July 2026].</w:t>
+              </w:r>
+            </w:p>
+            <w:p>
+              <w:pPr>
+                <w:pStyle w:val="Bibliography"/>
+                <w:rPr>
+                  <w:noProof/>
+                </w:rPr>
+              </w:pPr>
+              <w:r>
+                <w:rPr>
+                  <w:noProof/>
+                </w:rPr>
+                <w:t xml:space="preserve">pypi, 2025. </w:t>
+              </w:r>
+              <w:r>
+                <w:rPr>
+                  <w:i/>
+                  <w:iCs/>
+                  <w:noProof/>
+                </w:rPr>
+                <w:t xml:space="preserve">pytest-qt 4.5.0. </w:t>
+              </w:r>
+              <w:r>
+                <w:rPr>
+                  <w:noProof/>
+                </w:rPr>
+                <w:t xml:space="preserve">[Online] </w:t>
+              </w:r>
+              <w:r>
+                <w:rPr>
+                  <w:noProof/>
+                </w:rPr>
+                <w:br/>
+                <w:t xml:space="preserve">Available at: </w:t>
+              </w:r>
+              <w:r>
+                <w:rPr>
+                  <w:noProof/>
+                  <w:u w:val="single"/>
+                </w:rPr>
+                <w:t>https://pypi.org/project/pytest-qt/</w:t>
+              </w:r>
+              <w:r>
+                <w:rPr>
+                  <w:noProof/>
+                </w:rPr>
+                <w:br/>
+                <w:t>[Accessed 30 July 2026].</w:t>
               </w:r>
             </w:p>
             <w:p>
@@ -18000,6 +18583,7 @@
                 <w:rPr>
                   <w:noProof/>
                 </w:rPr>
+                <w:lastRenderedPageBreak/>
                 <w:t xml:space="preserve">Usability First, 2015. </w:t>
               </w:r>
               <w:r>
@@ -18039,6 +18623,34 @@
               </w:r>
             </w:p>
             <w:p>
+              <w:pPr>
+                <w:pStyle w:val="Bibliography"/>
+                <w:rPr>
+                  <w:noProof/>
+                </w:rPr>
+              </w:pPr>
+              <w:r>
+                <w:rPr>
+                  <w:noProof/>
+                </w:rPr>
+                <w:t xml:space="preserve">Washizaki, H., 2025. </w:t>
+              </w:r>
+              <w:r>
+                <w:rPr>
+                  <w:i/>
+                  <w:iCs/>
+                  <w:noProof/>
+                </w:rPr>
+                <w:t xml:space="preserve">Guide to the Software Engineering Body of Knowledge. </w:t>
+              </w:r>
+              <w:r>
+                <w:rPr>
+                  <w:noProof/>
+                </w:rPr>
+                <w:t>4.0a ed. s.l.:IEEE.</w:t>
+              </w:r>
+            </w:p>
+            <w:p>
               <w:r>
                 <w:rPr>
                   <w:b/>
@@ -18085,7 +18697,6 @@
       <w:bookmarkStart w:id="26" w:name="_Toc87019691"/>
       <w:bookmarkStart w:id="27" w:name="_Toc216196486"/>
       <w:r>
-        <w:lastRenderedPageBreak/>
         <w:t>Project Proposal</w:t>
       </w:r>
       <w:bookmarkEnd w:id="26"/>
@@ -18210,6 +18821,7 @@
         </w:numPr>
       </w:pPr>
       <w:r>
+        <w:lastRenderedPageBreak/>
         <w:t>Objectives</w:t>
       </w:r>
     </w:p>
@@ -18225,7 +18837,6 @@
     </w:p>
     <w:p>
       <w:r>
-        <w:lastRenderedPageBreak/>
         <w:t>A further objective is to offer a high degree of customisation. Players will be able to modify or generate new teams, drivers, and competitions. Procedural generation will be a cornerstone, enabling large-scale fictional ecosystems that feel authentic while avoiding licensing restrictions.</w:t>
       </w:r>
     </w:p>
@@ -18274,6 +18885,7 @@
     </w:p>
     <w:p>
       <w:r>
+        <w:lastRenderedPageBreak/>
         <w:t>This project seeks to address this gap by exploring how the thematic appeal of motorsport can be combined with the systemic depth characteristic of Football Manager. The objectives outlined in Section 1.0 will be met by designing algorithms that support persistent multi-league simulation, driver development models, and financial/strategic systems. Procedural content generation will be used to overcome licensing limitations and create a fictional but believable motorsport ecosystem.</w:t>
       </w:r>
     </w:p>
@@ -18444,15 +19056,7 @@
     </w:p>
     <w:p>
       <w:r>
-        <w:t xml:space="preserve">Momentum uses Python for both the front-end dashboards and the back-end simulation logic and database management. The system relies on NumPy for fast calculations, Pandas for handling data, and SciPy for advanced statistics. The database uses SQLite to store all the information about drivers, teams, tracks, and championships, making it easy to save and load multi-season histories. All content creation and generation </w:t>
-      </w:r>
-      <w:proofErr w:type="gramStart"/>
-      <w:r>
-        <w:t>is</w:t>
-      </w:r>
-      <w:proofErr w:type="gramEnd"/>
-      <w:r>
-        <w:t xml:space="preserve"> handled by the database management system.</w:t>
+        <w:t>Momentum uses Python for both the front-end dashboards and the back-end simulation logic and database management. The system relies on NumPy for fast calculations, Pandas for handling data, and SciPy for advanced statistics. The database uses SQLite to store all the information about drivers, teams, tracks, and championships, making it easy to save and load multi-season histories. All content creation and generation is handled by the database management system.</w:t>
       </w:r>
     </w:p>
     <w:p>
@@ -18469,23 +19073,7 @@
     </w:p>
     <w:p>
       <w:r>
-        <w:t xml:space="preserve">Race results are produced by a real-time, </w:t>
-      </w:r>
-      <w:proofErr w:type="gramStart"/>
-      <w:r>
-        <w:t>agent based</w:t>
-      </w:r>
-      <w:proofErr w:type="gramEnd"/>
-      <w:r>
-        <w:t xml:space="preserve"> engine. Each driver is modelled as an autonomous AI agent that makes decisions on every simulation tick, targeting a frame rate of about 30 ticks per second. Agents consider their attributes, car condition, tyre state, fuel, nearby rivals, team orders and track conditions when choosing actions such as attack, defend, overtake or conserve. Discipline specific rules are applied by the engine to reflect differences between single seater, rally, endurance and other formats. Randomness is retained for low probability events such as mechanical failures or </w:t>
-      </w:r>
-      <w:proofErr w:type="gramStart"/>
-      <w:r>
-        <w:t>incidents</w:t>
-      </w:r>
-      <w:proofErr w:type="gramEnd"/>
-      <w:r>
-        <w:t xml:space="preserve"> so outcomes remain unpredictable, but most race behaviour emerges from agent interactions rather than repeated sampling. Performance sensitive results are cached where appropriate to keep leaderboards and UI queries responsive.</w:t>
+        <w:t>Race results are produced by a real-time, agent based engine. Each driver is modelled as an autonomous AI agent that makes decisions on every simulation tick, targeting a frame rate of about 30 ticks per second. Agents consider their attributes, car condition, tyre state, fuel, nearby rivals, team orders and track conditions when choosing actions such as attack, defend, overtake or conserve. Discipline specific rules are applied by the engine to reflect differences between single seater, rally, endurance and other formats. Randomness is retained for low probability events such as mechanical failures or incidents so outcomes remain unpredictable, but most race behaviour emerges from agent interactions rather than repeated sampling. Performance sensitive results are cached where appropriate to keep leaderboards and UI queries responsive.</w:t>
       </w:r>
     </w:p>
     <w:p>
@@ -19727,15 +20315,7 @@
               <w:jc w:val="both"/>
             </w:pPr>
             <w:r>
-              <w:t xml:space="preserve">I started building a Python prototype for my game. I began work on </w:t>
-            </w:r>
-            <w:proofErr w:type="gramStart"/>
-            <w:r>
-              <w:t>the team</w:t>
-            </w:r>
-            <w:proofErr w:type="gramEnd"/>
-            <w:r>
-              <w:t xml:space="preserve"> management, car development, financial management, and the race weekend structure and connected them through a basic Python GUI. The current version is only a prototype. None of the systems are fully finished, and the race simulation is not yet implemented. The main goal was to test ideas and system integration before moving to a more advanced platform.</w:t>
+              <w:t>I started building a Python prototype for my game. I began work on the team management, car development, financial management, and the race weekend structure and connected them through a basic Python GUI. The current version is only a prototype. None of the systems are fully finished, and the race simulation is not yet implemented. The main goal was to test ideas and system integration before moving to a more advanced platform.</w:t>
             </w:r>
           </w:p>
         </w:tc>
@@ -20177,15 +20757,7 @@
               <w:jc w:val="both"/>
             </w:pPr>
             <w:r>
-              <w:t xml:space="preserve">Reflect on what </w:t>
-            </w:r>
-            <w:proofErr w:type="gramStart"/>
-            <w:r>
-              <w:t>has happened</w:t>
-            </w:r>
-            <w:proofErr w:type="gramEnd"/>
-            <w:r>
-              <w:t xml:space="preserve"> in your project this month?</w:t>
+              <w:t>Reflect on what has happened in your project this month?</w:t>
             </w:r>
           </w:p>
           <w:p>
@@ -20208,13 +20780,8 @@
             <w:pPr>
               <w:jc w:val="both"/>
             </w:pPr>
-            <w:proofErr w:type="gramStart"/>
-            <w:r>
-              <w:t>mostly</w:t>
-            </w:r>
-            <w:proofErr w:type="gramEnd"/>
-            <w:r>
-              <w:t xml:space="preserve"> planning stuff</w:t>
+            <w:r>
+              <w:t>mostly planning stuff</w:t>
             </w:r>
           </w:p>
         </w:tc>
@@ -20251,29 +20818,16 @@
               <w:jc w:val="both"/>
             </w:pPr>
             <w:r>
-              <w:t xml:space="preserve">Consider what that meant for your project progress.  What were your successes? What challenges </w:t>
-            </w:r>
-            <w:proofErr w:type="gramStart"/>
-            <w:r>
-              <w:t>still remain</w:t>
-            </w:r>
-            <w:proofErr w:type="gramEnd"/>
-            <w:r>
-              <w:t xml:space="preserve">? </w:t>
+              <w:t xml:space="preserve">Consider what that meant for your project progress.  What were your successes? What challenges still remain? </w:t>
             </w:r>
           </w:p>
           <w:p>
             <w:pPr>
               <w:jc w:val="both"/>
             </w:pPr>
-            <w:proofErr w:type="gramStart"/>
             <w:r>
               <w:lastRenderedPageBreak/>
-              <w:t>Certainly</w:t>
-            </w:r>
-            <w:proofErr w:type="gramEnd"/>
-            <w:r>
-              <w:t xml:space="preserve"> helped give a direction with use cases and priorities, realised initial proposal was just plain stupid, overly ambitious, and unrealistic for a college project.</w:t>
+              <w:t>Certainly helped give a direction with use cases and priorities, realised initial proposal was just plain stupid, overly ambitious, and unrealistic for a college project.</w:t>
             </w:r>
           </w:p>
         </w:tc>
@@ -20658,15 +21212,7 @@
               <w:jc w:val="both"/>
             </w:pPr>
             <w:r>
-              <w:t xml:space="preserve">Reflect on what </w:t>
-            </w:r>
-            <w:proofErr w:type="gramStart"/>
-            <w:r>
-              <w:t>has happened</w:t>
-            </w:r>
-            <w:proofErr w:type="gramEnd"/>
-            <w:r>
-              <w:t xml:space="preserve"> in your project this month?</w:t>
+              <w:t>Reflect on what has happened in your project this month?</w:t>
             </w:r>
           </w:p>
           <w:p>
@@ -20718,15 +21264,7 @@
               <w:jc w:val="both"/>
             </w:pPr>
             <w:r>
-              <w:t xml:space="preserve">Consider what that meant for your project progress.  What were your successes? What challenges </w:t>
-            </w:r>
-            <w:proofErr w:type="gramStart"/>
-            <w:r>
-              <w:t>still remain</w:t>
-            </w:r>
-            <w:proofErr w:type="gramEnd"/>
-            <w:r>
-              <w:t xml:space="preserve">? </w:t>
+              <w:t xml:space="preserve">Consider what that meant for your project progress.  What were your successes? What challenges still remain? </w:t>
             </w:r>
           </w:p>
           <w:p>
@@ -20736,15 +21274,7 @@
           </w:p>
           <w:p>
             <w:r>
-              <w:t xml:space="preserve">This change gives </w:t>
-            </w:r>
-            <w:proofErr w:type="gramStart"/>
-            <w:r>
-              <w:t>visible,</w:t>
-            </w:r>
-            <w:proofErr w:type="gramEnd"/>
-            <w:r>
-              <w:t xml:space="preserve"> behaviour for demos, but some docs still describe the old Monte Carlo approach.</w:t>
+              <w:t>This change gives visible, behaviour for demos, but some docs still describe the old Monte Carlo approach.</w:t>
             </w:r>
           </w:p>
           <w:p>
@@ -22213,6 +22743,155 @@
     </w:lvl>
   </w:abstractNum>
   <w:abstractNum w:abstractNumId="13" w15:restartNumberingAfterBreak="0">
+    <w:nsid w:val="310125E9"/>
+    <w:multiLevelType w:val="multilevel"/>
+    <w:tmpl w:val="3AE6E694"/>
+    <w:lvl w:ilvl="0">
+      <w:start w:val="1"/>
+      <w:numFmt w:val="bullet"/>
+      <w:lvlText w:val=""/>
+      <w:lvlJc w:val="left"/>
+      <w:pPr>
+        <w:tabs>
+          <w:tab w:val="num" w:pos="720"/>
+        </w:tabs>
+        <w:ind w:left="720" w:hanging="360"/>
+      </w:pPr>
+      <w:rPr>
+        <w:rFonts w:ascii="Symbol" w:hAnsi="Symbol" w:hint="default"/>
+        <w:sz w:val="20"/>
+      </w:rPr>
+    </w:lvl>
+    <w:lvl w:ilvl="1" w:tentative="1">
+      <w:start w:val="1"/>
+      <w:numFmt w:val="bullet"/>
+      <w:lvlText w:val="o"/>
+      <w:lvlJc w:val="left"/>
+      <w:pPr>
+        <w:tabs>
+          <w:tab w:val="num" w:pos="1440"/>
+        </w:tabs>
+        <w:ind w:left="1440" w:hanging="360"/>
+      </w:pPr>
+      <w:rPr>
+        <w:rFonts w:ascii="Courier New" w:hAnsi="Courier New" w:hint="default"/>
+        <w:sz w:val="20"/>
+      </w:rPr>
+    </w:lvl>
+    <w:lvl w:ilvl="2" w:tentative="1">
+      <w:start w:val="1"/>
+      <w:numFmt w:val="bullet"/>
+      <w:lvlText w:val=""/>
+      <w:lvlJc w:val="left"/>
+      <w:pPr>
+        <w:tabs>
+          <w:tab w:val="num" w:pos="2160"/>
+        </w:tabs>
+        <w:ind w:left="2160" w:hanging="360"/>
+      </w:pPr>
+      <w:rPr>
+        <w:rFonts w:ascii="Wingdings" w:hAnsi="Wingdings" w:hint="default"/>
+        <w:sz w:val="20"/>
+      </w:rPr>
+    </w:lvl>
+    <w:lvl w:ilvl="3" w:tentative="1">
+      <w:start w:val="1"/>
+      <w:numFmt w:val="bullet"/>
+      <w:lvlText w:val=""/>
+      <w:lvlJc w:val="left"/>
+      <w:pPr>
+        <w:tabs>
+          <w:tab w:val="num" w:pos="2880"/>
+        </w:tabs>
+        <w:ind w:left="2880" w:hanging="360"/>
+      </w:pPr>
+      <w:rPr>
+        <w:rFonts w:ascii="Wingdings" w:hAnsi="Wingdings" w:hint="default"/>
+        <w:sz w:val="20"/>
+      </w:rPr>
+    </w:lvl>
+    <w:lvl w:ilvl="4" w:tentative="1">
+      <w:start w:val="1"/>
+      <w:numFmt w:val="bullet"/>
+      <w:lvlText w:val=""/>
+      <w:lvlJc w:val="left"/>
+      <w:pPr>
+        <w:tabs>
+          <w:tab w:val="num" w:pos="3600"/>
+        </w:tabs>
+        <w:ind w:left="3600" w:hanging="360"/>
+      </w:pPr>
+      <w:rPr>
+        <w:rFonts w:ascii="Wingdings" w:hAnsi="Wingdings" w:hint="default"/>
+        <w:sz w:val="20"/>
+      </w:rPr>
+    </w:lvl>
+    <w:lvl w:ilvl="5" w:tentative="1">
+      <w:start w:val="1"/>
+      <w:numFmt w:val="bullet"/>
+      <w:lvlText w:val=""/>
+      <w:lvlJc w:val="left"/>
+      <w:pPr>
+        <w:tabs>
+          <w:tab w:val="num" w:pos="4320"/>
+        </w:tabs>
+        <w:ind w:left="4320" w:hanging="360"/>
+      </w:pPr>
+      <w:rPr>
+        <w:rFonts w:ascii="Wingdings" w:hAnsi="Wingdings" w:hint="default"/>
+        <w:sz w:val="20"/>
+      </w:rPr>
+    </w:lvl>
+    <w:lvl w:ilvl="6" w:tentative="1">
+      <w:start w:val="1"/>
+      <w:numFmt w:val="bullet"/>
+      <w:lvlText w:val=""/>
+      <w:lvlJc w:val="left"/>
+      <w:pPr>
+        <w:tabs>
+          <w:tab w:val="num" w:pos="5040"/>
+        </w:tabs>
+        <w:ind w:left="5040" w:hanging="360"/>
+      </w:pPr>
+      <w:rPr>
+        <w:rFonts w:ascii="Wingdings" w:hAnsi="Wingdings" w:hint="default"/>
+        <w:sz w:val="20"/>
+      </w:rPr>
+    </w:lvl>
+    <w:lvl w:ilvl="7" w:tentative="1">
+      <w:start w:val="1"/>
+      <w:numFmt w:val="bullet"/>
+      <w:lvlText w:val=""/>
+      <w:lvlJc w:val="left"/>
+      <w:pPr>
+        <w:tabs>
+          <w:tab w:val="num" w:pos="5760"/>
+        </w:tabs>
+        <w:ind w:left="5760" w:hanging="360"/>
+      </w:pPr>
+      <w:rPr>
+        <w:rFonts w:ascii="Wingdings" w:hAnsi="Wingdings" w:hint="default"/>
+        <w:sz w:val="20"/>
+      </w:rPr>
+    </w:lvl>
+    <w:lvl w:ilvl="8" w:tentative="1">
+      <w:start w:val="1"/>
+      <w:numFmt w:val="bullet"/>
+      <w:lvlText w:val=""/>
+      <w:lvlJc w:val="left"/>
+      <w:pPr>
+        <w:tabs>
+          <w:tab w:val="num" w:pos="6480"/>
+        </w:tabs>
+        <w:ind w:left="6480" w:hanging="360"/>
+      </w:pPr>
+      <w:rPr>
+        <w:rFonts w:ascii="Wingdings" w:hAnsi="Wingdings" w:hint="default"/>
+        <w:sz w:val="20"/>
+      </w:rPr>
+    </w:lvl>
+  </w:abstractNum>
+  <w:abstractNum w:abstractNumId="14" w15:restartNumberingAfterBreak="0">
     <w:nsid w:val="32C72F0D"/>
     <w:multiLevelType w:val="hybridMultilevel"/>
     <w:tmpl w:val="941207FE"/>
@@ -22325,7 +23004,7 @@
       </w:rPr>
     </w:lvl>
   </w:abstractNum>
-  <w:abstractNum w:abstractNumId="14" w15:restartNumberingAfterBreak="0">
+  <w:abstractNum w:abstractNumId="15" w15:restartNumberingAfterBreak="0">
     <w:nsid w:val="32DB29B8"/>
     <w:multiLevelType w:val="multilevel"/>
     <w:tmpl w:val="707823F6"/>
@@ -22474,7 +23153,7 @@
       </w:rPr>
     </w:lvl>
   </w:abstractNum>
-  <w:abstractNum w:abstractNumId="15" w15:restartNumberingAfterBreak="0">
+  <w:abstractNum w:abstractNumId="16" w15:restartNumberingAfterBreak="0">
     <w:nsid w:val="3416640C"/>
     <w:multiLevelType w:val="hybridMultilevel"/>
     <w:tmpl w:val="EC7AC9E0"/>
@@ -22560,7 +23239,120 @@
       </w:pPr>
     </w:lvl>
   </w:abstractNum>
-  <w:abstractNum w:abstractNumId="16" w15:restartNumberingAfterBreak="0">
+  <w:abstractNum w:abstractNumId="17" w15:restartNumberingAfterBreak="0">
+    <w:nsid w:val="39F17F83"/>
+    <w:multiLevelType w:val="hybridMultilevel"/>
+    <w:tmpl w:val="2D00D872"/>
+    <w:lvl w:ilvl="0" w:tplc="18090001">
+      <w:start w:val="1"/>
+      <w:numFmt w:val="bullet"/>
+      <w:lvlText w:val=""/>
+      <w:lvlJc w:val="left"/>
+      <w:pPr>
+        <w:ind w:left="720" w:hanging="360"/>
+      </w:pPr>
+      <w:rPr>
+        <w:rFonts w:ascii="Symbol" w:hAnsi="Symbol" w:hint="default"/>
+      </w:rPr>
+    </w:lvl>
+    <w:lvl w:ilvl="1" w:tplc="18090003" w:tentative="1">
+      <w:start w:val="1"/>
+      <w:numFmt w:val="bullet"/>
+      <w:lvlText w:val="o"/>
+      <w:lvlJc w:val="left"/>
+      <w:pPr>
+        <w:ind w:left="1440" w:hanging="360"/>
+      </w:pPr>
+      <w:rPr>
+        <w:rFonts w:ascii="Courier New" w:hAnsi="Courier New" w:cs="Courier New" w:hint="default"/>
+      </w:rPr>
+    </w:lvl>
+    <w:lvl w:ilvl="2" w:tplc="18090005" w:tentative="1">
+      <w:start w:val="1"/>
+      <w:numFmt w:val="bullet"/>
+      <w:lvlText w:val=""/>
+      <w:lvlJc w:val="left"/>
+      <w:pPr>
+        <w:ind w:left="2160" w:hanging="360"/>
+      </w:pPr>
+      <w:rPr>
+        <w:rFonts w:ascii="Wingdings" w:hAnsi="Wingdings" w:hint="default"/>
+      </w:rPr>
+    </w:lvl>
+    <w:lvl w:ilvl="3" w:tplc="18090001" w:tentative="1">
+      <w:start w:val="1"/>
+      <w:numFmt w:val="bullet"/>
+      <w:lvlText w:val=""/>
+      <w:lvlJc w:val="left"/>
+      <w:pPr>
+        <w:ind w:left="2880" w:hanging="360"/>
+      </w:pPr>
+      <w:rPr>
+        <w:rFonts w:ascii="Symbol" w:hAnsi="Symbol" w:hint="default"/>
+      </w:rPr>
+    </w:lvl>
+    <w:lvl w:ilvl="4" w:tplc="18090003" w:tentative="1">
+      <w:start w:val="1"/>
+      <w:numFmt w:val="bullet"/>
+      <w:lvlText w:val="o"/>
+      <w:lvlJc w:val="left"/>
+      <w:pPr>
+        <w:ind w:left="3600" w:hanging="360"/>
+      </w:pPr>
+      <w:rPr>
+        <w:rFonts w:ascii="Courier New" w:hAnsi="Courier New" w:cs="Courier New" w:hint="default"/>
+      </w:rPr>
+    </w:lvl>
+    <w:lvl w:ilvl="5" w:tplc="18090005" w:tentative="1">
+      <w:start w:val="1"/>
+      <w:numFmt w:val="bullet"/>
+      <w:lvlText w:val=""/>
+      <w:lvlJc w:val="left"/>
+      <w:pPr>
+        <w:ind w:left="4320" w:hanging="360"/>
+      </w:pPr>
+      <w:rPr>
+        <w:rFonts w:ascii="Wingdings" w:hAnsi="Wingdings" w:hint="default"/>
+      </w:rPr>
+    </w:lvl>
+    <w:lvl w:ilvl="6" w:tplc="18090001" w:tentative="1">
+      <w:start w:val="1"/>
+      <w:numFmt w:val="bullet"/>
+      <w:lvlText w:val=""/>
+      <w:lvlJc w:val="left"/>
+      <w:pPr>
+        <w:ind w:left="5040" w:hanging="360"/>
+      </w:pPr>
+      <w:rPr>
+        <w:rFonts w:ascii="Symbol" w:hAnsi="Symbol" w:hint="default"/>
+      </w:rPr>
+    </w:lvl>
+    <w:lvl w:ilvl="7" w:tplc="18090003" w:tentative="1">
+      <w:start w:val="1"/>
+      <w:numFmt w:val="bullet"/>
+      <w:lvlText w:val="o"/>
+      <w:lvlJc w:val="left"/>
+      <w:pPr>
+        <w:ind w:left="5760" w:hanging="360"/>
+      </w:pPr>
+      <w:rPr>
+        <w:rFonts w:ascii="Courier New" w:hAnsi="Courier New" w:cs="Courier New" w:hint="default"/>
+      </w:rPr>
+    </w:lvl>
+    <w:lvl w:ilvl="8" w:tplc="18090005" w:tentative="1">
+      <w:start w:val="1"/>
+      <w:numFmt w:val="bullet"/>
+      <w:lvlText w:val=""/>
+      <w:lvlJc w:val="left"/>
+      <w:pPr>
+        <w:ind w:left="6480" w:hanging="360"/>
+      </w:pPr>
+      <w:rPr>
+        <w:rFonts w:ascii="Wingdings" w:hAnsi="Wingdings" w:hint="default"/>
+      </w:rPr>
+    </w:lvl>
+  </w:abstractNum>
+  <w:abstractNum w:abstractNumId="18" w15:restartNumberingAfterBreak="0">
     <w:nsid w:val="3CE26087"/>
     <w:multiLevelType w:val="hybridMultilevel"/>
     <w:tmpl w:val="E0F6ED1C"/>
@@ -22646,7 +23438,7 @@
       </w:pPr>
     </w:lvl>
   </w:abstractNum>
-  <w:abstractNum w:abstractNumId="17" w15:restartNumberingAfterBreak="0">
+  <w:abstractNum w:abstractNumId="19" w15:restartNumberingAfterBreak="0">
     <w:nsid w:val="48B460ED"/>
     <w:multiLevelType w:val="multilevel"/>
     <w:tmpl w:val="7C2AF9A8"/>
@@ -22779,7 +23571,7 @@
       </w:pPr>
     </w:lvl>
   </w:abstractNum>
-  <w:abstractNum w:abstractNumId="18" w15:restartNumberingAfterBreak="0">
+  <w:abstractNum w:abstractNumId="20" w15:restartNumberingAfterBreak="0">
     <w:nsid w:val="49224F5E"/>
     <w:multiLevelType w:val="hybridMultilevel"/>
     <w:tmpl w:val="3EF25212"/>
@@ -22896,7 +23688,7 @@
       </w:pPr>
     </w:lvl>
   </w:abstractNum>
-  <w:abstractNum w:abstractNumId="19" w15:restartNumberingAfterBreak="0">
+  <w:abstractNum w:abstractNumId="21" w15:restartNumberingAfterBreak="0">
     <w:nsid w:val="4A2779C4"/>
     <w:multiLevelType w:val="multilevel"/>
     <w:tmpl w:val="5518E24A"/>
@@ -23045,7 +23837,7 @@
       </w:rPr>
     </w:lvl>
   </w:abstractNum>
-  <w:abstractNum w:abstractNumId="20" w15:restartNumberingAfterBreak="0">
+  <w:abstractNum w:abstractNumId="22" w15:restartNumberingAfterBreak="0">
     <w:nsid w:val="4D6E4153"/>
     <w:multiLevelType w:val="hybridMultilevel"/>
     <w:tmpl w:val="BDACEDB0"/>
@@ -23131,7 +23923,7 @@
       </w:pPr>
     </w:lvl>
   </w:abstractNum>
-  <w:abstractNum w:abstractNumId="21" w15:restartNumberingAfterBreak="0">
+  <w:abstractNum w:abstractNumId="23" w15:restartNumberingAfterBreak="0">
     <w:nsid w:val="4F692764"/>
     <w:multiLevelType w:val="multilevel"/>
     <w:tmpl w:val="C930DE6A"/>
@@ -23264,7 +24056,360 @@
       </w:pPr>
     </w:lvl>
   </w:abstractNum>
-  <w:abstractNum w:abstractNumId="22" w15:restartNumberingAfterBreak="0">
+  <w:abstractNum w:abstractNumId="24" w15:restartNumberingAfterBreak="0">
+    <w:nsid w:val="53407879"/>
+    <w:multiLevelType w:val="hybridMultilevel"/>
+    <w:tmpl w:val="35044D6A"/>
+    <w:lvl w:ilvl="0" w:tplc="18090001">
+      <w:start w:val="1"/>
+      <w:numFmt w:val="bullet"/>
+      <w:lvlText w:val=""/>
+      <w:lvlJc w:val="left"/>
+      <w:pPr>
+        <w:ind w:left="720" w:hanging="360"/>
+      </w:pPr>
+      <w:rPr>
+        <w:rFonts w:ascii="Symbol" w:hAnsi="Symbol" w:hint="default"/>
+      </w:rPr>
+    </w:lvl>
+    <w:lvl w:ilvl="1" w:tplc="18090003" w:tentative="1">
+      <w:start w:val="1"/>
+      <w:numFmt w:val="bullet"/>
+      <w:lvlText w:val="o"/>
+      <w:lvlJc w:val="left"/>
+      <w:pPr>
+        <w:ind w:left="1440" w:hanging="360"/>
+      </w:pPr>
+      <w:rPr>
+        <w:rFonts w:ascii="Courier New" w:hAnsi="Courier New" w:cs="Courier New" w:hint="default"/>
+      </w:rPr>
+    </w:lvl>
+    <w:lvl w:ilvl="2" w:tplc="18090005" w:tentative="1">
+      <w:start w:val="1"/>
+      <w:numFmt w:val="bullet"/>
+      <w:lvlText w:val=""/>
+      <w:lvlJc w:val="left"/>
+      <w:pPr>
+        <w:ind w:left="2160" w:hanging="360"/>
+      </w:pPr>
+      <w:rPr>
+        <w:rFonts w:ascii="Wingdings" w:hAnsi="Wingdings" w:hint="default"/>
+      </w:rPr>
+    </w:lvl>
+    <w:lvl w:ilvl="3" w:tplc="18090001" w:tentative="1">
+      <w:start w:val="1"/>
+      <w:numFmt w:val="bullet"/>
+      <w:lvlText w:val=""/>
+      <w:lvlJc w:val="left"/>
+      <w:pPr>
+        <w:ind w:left="2880" w:hanging="360"/>
+      </w:pPr>
+      <w:rPr>
+        <w:rFonts w:ascii="Symbol" w:hAnsi="Symbol" w:hint="default"/>
+      </w:rPr>
+    </w:lvl>
+    <w:lvl w:ilvl="4" w:tplc="18090003" w:tentative="1">
+      <w:start w:val="1"/>
+      <w:numFmt w:val="bullet"/>
+      <w:lvlText w:val="o"/>
+      <w:lvlJc w:val="left"/>
+      <w:pPr>
+        <w:ind w:left="3600" w:hanging="360"/>
+      </w:pPr>
+      <w:rPr>
+        <w:rFonts w:ascii="Courier New" w:hAnsi="Courier New" w:cs="Courier New" w:hint="default"/>
+      </w:rPr>
+    </w:lvl>
+    <w:lvl w:ilvl="5" w:tplc="18090005" w:tentative="1">
+      <w:start w:val="1"/>
+      <w:numFmt w:val="bullet"/>
+      <w:lvlText w:val=""/>
+      <w:lvlJc w:val="left"/>
+      <w:pPr>
+        <w:ind w:left="4320" w:hanging="360"/>
+      </w:pPr>
+      <w:rPr>
+        <w:rFonts w:ascii="Wingdings" w:hAnsi="Wingdings" w:hint="default"/>
+      </w:rPr>
+    </w:lvl>
+    <w:lvl w:ilvl="6" w:tplc="18090001" w:tentative="1">
+      <w:start w:val="1"/>
+      <w:numFmt w:val="bullet"/>
+      <w:lvlText w:val=""/>
+      <w:lvlJc w:val="left"/>
+      <w:pPr>
+        <w:ind w:left="5040" w:hanging="360"/>
+      </w:pPr>
+      <w:rPr>
+        <w:rFonts w:ascii="Symbol" w:hAnsi="Symbol" w:hint="default"/>
+      </w:rPr>
+    </w:lvl>
+    <w:lvl w:ilvl="7" w:tplc="18090003" w:tentative="1">
+      <w:start w:val="1"/>
+      <w:numFmt w:val="bullet"/>
+      <w:lvlText w:val="o"/>
+      <w:lvlJc w:val="left"/>
+      <w:pPr>
+        <w:ind w:left="5760" w:hanging="360"/>
+      </w:pPr>
+      <w:rPr>
+        <w:rFonts w:ascii="Courier New" w:hAnsi="Courier New" w:cs="Courier New" w:hint="default"/>
+      </w:rPr>
+    </w:lvl>
+    <w:lvl w:ilvl="8" w:tplc="18090005" w:tentative="1">
+      <w:start w:val="1"/>
+      <w:numFmt w:val="bullet"/>
+      <w:lvlText w:val=""/>
+      <w:lvlJc w:val="left"/>
+      <w:pPr>
+        <w:ind w:left="6480" w:hanging="360"/>
+      </w:pPr>
+      <w:rPr>
+        <w:rFonts w:ascii="Wingdings" w:hAnsi="Wingdings" w:hint="default"/>
+      </w:rPr>
+    </w:lvl>
+  </w:abstractNum>
+  <w:abstractNum w:abstractNumId="25" w15:restartNumberingAfterBreak="0">
+    <w:nsid w:val="54283B40"/>
+    <w:multiLevelType w:val="hybridMultilevel"/>
+    <w:tmpl w:val="534AA008"/>
+    <w:lvl w:ilvl="0" w:tplc="18090001">
+      <w:start w:val="1"/>
+      <w:numFmt w:val="bullet"/>
+      <w:lvlText w:val=""/>
+      <w:lvlJc w:val="left"/>
+      <w:pPr>
+        <w:ind w:left="720" w:hanging="360"/>
+      </w:pPr>
+      <w:rPr>
+        <w:rFonts w:ascii="Symbol" w:hAnsi="Symbol" w:hint="default"/>
+      </w:rPr>
+    </w:lvl>
+    <w:lvl w:ilvl="1" w:tplc="FFFFFFFF">
+      <w:start w:val="1"/>
+      <w:numFmt w:val="lowerLetter"/>
+      <w:lvlText w:val="%2."/>
+      <w:lvlJc w:val="left"/>
+      <w:pPr>
+        <w:ind w:left="1440" w:hanging="360"/>
+      </w:pPr>
+    </w:lvl>
+    <w:lvl w:ilvl="2" w:tplc="FFFFFFFF">
+      <w:numFmt w:val="bullet"/>
+      <w:lvlText w:val="•"/>
+      <w:lvlJc w:val="left"/>
+      <w:pPr>
+        <w:ind w:left="2340" w:hanging="360"/>
+      </w:pPr>
+      <w:rPr>
+        <w:rFonts w:ascii="Calibri" w:eastAsiaTheme="minorEastAsia" w:hAnsi="Calibri" w:cs="Calibri" w:hint="default"/>
+      </w:rPr>
+    </w:lvl>
+    <w:lvl w:ilvl="3" w:tplc="FFFFFFFF" w:tentative="1">
+      <w:start w:val="1"/>
+      <w:numFmt w:val="decimal"/>
+      <w:lvlText w:val="%4."/>
+      <w:lvlJc w:val="left"/>
+      <w:pPr>
+        <w:ind w:left="2880" w:hanging="360"/>
+      </w:pPr>
+    </w:lvl>
+    <w:lvl w:ilvl="4" w:tplc="FFFFFFFF" w:tentative="1">
+      <w:start w:val="1"/>
+      <w:numFmt w:val="lowerLetter"/>
+      <w:lvlText w:val="%5."/>
+      <w:lvlJc w:val="left"/>
+      <w:pPr>
+        <w:ind w:left="3600" w:hanging="360"/>
+      </w:pPr>
+    </w:lvl>
+    <w:lvl w:ilvl="5" w:tplc="FFFFFFFF" w:tentative="1">
+      <w:start w:val="1"/>
+      <w:numFmt w:val="lowerRoman"/>
+      <w:lvlText w:val="%6."/>
+      <w:lvlJc w:val="right"/>
+      <w:pPr>
+        <w:ind w:left="4320" w:hanging="180"/>
+      </w:pPr>
+    </w:lvl>
+    <w:lvl w:ilvl="6" w:tplc="FFFFFFFF" w:tentative="1">
+      <w:start w:val="1"/>
+      <w:numFmt w:val="decimal"/>
+      <w:lvlText w:val="%7."/>
+      <w:lvlJc w:val="left"/>
+      <w:pPr>
+        <w:ind w:left="5040" w:hanging="360"/>
+      </w:pPr>
+    </w:lvl>
+    <w:lvl w:ilvl="7" w:tplc="FFFFFFFF" w:tentative="1">
+      <w:start w:val="1"/>
+      <w:numFmt w:val="lowerLetter"/>
+      <w:lvlText w:val="%8."/>
+      <w:lvlJc w:val="left"/>
+      <w:pPr>
+        <w:ind w:left="5760" w:hanging="360"/>
+      </w:pPr>
+    </w:lvl>
+    <w:lvl w:ilvl="8" w:tplc="FFFFFFFF" w:tentative="1">
+      <w:start w:val="1"/>
+      <w:numFmt w:val="lowerRoman"/>
+      <w:lvlText w:val="%9."/>
+      <w:lvlJc w:val="right"/>
+      <w:pPr>
+        <w:ind w:left="6480" w:hanging="180"/>
+      </w:pPr>
+    </w:lvl>
+  </w:abstractNum>
+  <w:abstractNum w:abstractNumId="26" w15:restartNumberingAfterBreak="0">
+    <w:nsid w:val="5445182A"/>
+    <w:multiLevelType w:val="multilevel"/>
+    <w:tmpl w:val="80D60572"/>
+    <w:lvl w:ilvl="0">
+      <w:start w:val="1"/>
+      <w:numFmt w:val="bullet"/>
+      <w:lvlText w:val=""/>
+      <w:lvlJc w:val="left"/>
+      <w:pPr>
+        <w:tabs>
+          <w:tab w:val="num" w:pos="720"/>
+        </w:tabs>
+        <w:ind w:left="720" w:hanging="360"/>
+      </w:pPr>
+      <w:rPr>
+        <w:rFonts w:ascii="Symbol" w:hAnsi="Symbol" w:hint="default"/>
+        <w:sz w:val="20"/>
+      </w:rPr>
+    </w:lvl>
+    <w:lvl w:ilvl="1" w:tentative="1">
+      <w:start w:val="1"/>
+      <w:numFmt w:val="bullet"/>
+      <w:lvlText w:val="o"/>
+      <w:lvlJc w:val="left"/>
+      <w:pPr>
+        <w:tabs>
+          <w:tab w:val="num" w:pos="1440"/>
+        </w:tabs>
+        <w:ind w:left="1440" w:hanging="360"/>
+      </w:pPr>
+      <w:rPr>
+        <w:rFonts w:ascii="Courier New" w:hAnsi="Courier New" w:hint="default"/>
+        <w:sz w:val="20"/>
+      </w:rPr>
+    </w:lvl>
+    <w:lvl w:ilvl="2" w:tentative="1">
+      <w:start w:val="1"/>
+      <w:numFmt w:val="bullet"/>
+      <w:lvlText w:val=""/>
+      <w:lvlJc w:val="left"/>
+      <w:pPr>
+        <w:tabs>
+          <w:tab w:val="num" w:pos="2160"/>
+        </w:tabs>
+        <w:ind w:left="2160" w:hanging="360"/>
+      </w:pPr>
+      <w:rPr>
+        <w:rFonts w:ascii="Wingdings" w:hAnsi="Wingdings" w:hint="default"/>
+        <w:sz w:val="20"/>
+      </w:rPr>
+    </w:lvl>
+    <w:lvl w:ilvl="3" w:tentative="1">
+      <w:start w:val="1"/>
+      <w:numFmt w:val="bullet"/>
+      <w:lvlText w:val=""/>
+      <w:lvlJc w:val="left"/>
+      <w:pPr>
+        <w:tabs>
+          <w:tab w:val="num" w:pos="2880"/>
+        </w:tabs>
+        <w:ind w:left="2880" w:hanging="360"/>
+      </w:pPr>
+      <w:rPr>
+        <w:rFonts w:ascii="Wingdings" w:hAnsi="Wingdings" w:hint="default"/>
+        <w:sz w:val="20"/>
+      </w:rPr>
+    </w:lvl>
+    <w:lvl w:ilvl="4" w:tentative="1">
+      <w:start w:val="1"/>
+      <w:numFmt w:val="bullet"/>
+      <w:lvlText w:val=""/>
+      <w:lvlJc w:val="left"/>
+      <w:pPr>
+        <w:tabs>
+          <w:tab w:val="num" w:pos="3600"/>
+        </w:tabs>
+        <w:ind w:left="3600" w:hanging="360"/>
+      </w:pPr>
+      <w:rPr>
+        <w:rFonts w:ascii="Wingdings" w:hAnsi="Wingdings" w:hint="default"/>
+        <w:sz w:val="20"/>
+      </w:rPr>
+    </w:lvl>
+    <w:lvl w:ilvl="5" w:tentative="1">
+      <w:start w:val="1"/>
+      <w:numFmt w:val="bullet"/>
+      <w:lvlText w:val=""/>
+      <w:lvlJc w:val="left"/>
+      <w:pPr>
+        <w:tabs>
+          <w:tab w:val="num" w:pos="4320"/>
+        </w:tabs>
+        <w:ind w:left="4320" w:hanging="360"/>
+      </w:pPr>
+      <w:rPr>
+        <w:rFonts w:ascii="Wingdings" w:hAnsi="Wingdings" w:hint="default"/>
+        <w:sz w:val="20"/>
+      </w:rPr>
+    </w:lvl>
+    <w:lvl w:ilvl="6" w:tentative="1">
+      <w:start w:val="1"/>
+      <w:numFmt w:val="bullet"/>
+      <w:lvlText w:val=""/>
+      <w:lvlJc w:val="left"/>
+      <w:pPr>
+        <w:tabs>
+          <w:tab w:val="num" w:pos="5040"/>
+        </w:tabs>
+        <w:ind w:left="5040" w:hanging="360"/>
+      </w:pPr>
+      <w:rPr>
+        <w:rFonts w:ascii="Wingdings" w:hAnsi="Wingdings" w:hint="default"/>
+        <w:sz w:val="20"/>
+      </w:rPr>
+    </w:lvl>
+    <w:lvl w:ilvl="7" w:tentative="1">
+      <w:start w:val="1"/>
+      <w:numFmt w:val="bullet"/>
+      <w:lvlText w:val=""/>
+      <w:lvlJc w:val="left"/>
+      <w:pPr>
+        <w:tabs>
+          <w:tab w:val="num" w:pos="5760"/>
+        </w:tabs>
+        <w:ind w:left="5760" w:hanging="360"/>
+      </w:pPr>
+      <w:rPr>
+        <w:rFonts w:ascii="Wingdings" w:hAnsi="Wingdings" w:hint="default"/>
+        <w:sz w:val="20"/>
+      </w:rPr>
+    </w:lvl>
+    <w:lvl w:ilvl="8" w:tentative="1">
+      <w:start w:val="1"/>
+      <w:numFmt w:val="bullet"/>
+      <w:lvlText w:val=""/>
+      <w:lvlJc w:val="left"/>
+      <w:pPr>
+        <w:tabs>
+          <w:tab w:val="num" w:pos="6480"/>
+        </w:tabs>
+        <w:ind w:left="6480" w:hanging="360"/>
+      </w:pPr>
+      <w:rPr>
+        <w:rFonts w:ascii="Wingdings" w:hAnsi="Wingdings" w:hint="default"/>
+        <w:sz w:val="20"/>
+      </w:rPr>
+    </w:lvl>
+  </w:abstractNum>
+  <w:abstractNum w:abstractNumId="27" w15:restartNumberingAfterBreak="0">
     <w:nsid w:val="5470089E"/>
     <w:multiLevelType w:val="multilevel"/>
     <w:tmpl w:val="8EE46A0C"/>
@@ -23413,16 +24558,165 @@
       </w:rPr>
     </w:lvl>
   </w:abstractNum>
-  <w:abstractNum w:abstractNumId="23" w15:restartNumberingAfterBreak="0">
-    <w:nsid w:val="63AA42EC"/>
-    <w:multiLevelType w:val="hybridMultilevel"/>
-    <w:tmpl w:val="7802567C"/>
-    <w:lvl w:ilvl="0" w:tplc="18090001">
+  <w:abstractNum w:abstractNumId="28" w15:restartNumberingAfterBreak="0">
+    <w:nsid w:val="63922606"/>
+    <w:multiLevelType w:val="multilevel"/>
+    <w:tmpl w:val="D8225180"/>
+    <w:lvl w:ilvl="0">
       <w:start w:val="1"/>
       <w:numFmt w:val="bullet"/>
       <w:lvlText w:val=""/>
       <w:lvlJc w:val="left"/>
       <w:pPr>
+        <w:tabs>
+          <w:tab w:val="num" w:pos="720"/>
+        </w:tabs>
+        <w:ind w:left="720" w:hanging="360"/>
+      </w:pPr>
+      <w:rPr>
+        <w:rFonts w:ascii="Symbol" w:hAnsi="Symbol" w:hint="default"/>
+        <w:sz w:val="20"/>
+      </w:rPr>
+    </w:lvl>
+    <w:lvl w:ilvl="1" w:tentative="1">
+      <w:start w:val="1"/>
+      <w:numFmt w:val="bullet"/>
+      <w:lvlText w:val="o"/>
+      <w:lvlJc w:val="left"/>
+      <w:pPr>
+        <w:tabs>
+          <w:tab w:val="num" w:pos="1440"/>
+        </w:tabs>
+        <w:ind w:left="1440" w:hanging="360"/>
+      </w:pPr>
+      <w:rPr>
+        <w:rFonts w:ascii="Courier New" w:hAnsi="Courier New" w:hint="default"/>
+        <w:sz w:val="20"/>
+      </w:rPr>
+    </w:lvl>
+    <w:lvl w:ilvl="2" w:tentative="1">
+      <w:start w:val="1"/>
+      <w:numFmt w:val="bullet"/>
+      <w:lvlText w:val=""/>
+      <w:lvlJc w:val="left"/>
+      <w:pPr>
+        <w:tabs>
+          <w:tab w:val="num" w:pos="2160"/>
+        </w:tabs>
+        <w:ind w:left="2160" w:hanging="360"/>
+      </w:pPr>
+      <w:rPr>
+        <w:rFonts w:ascii="Wingdings" w:hAnsi="Wingdings" w:hint="default"/>
+        <w:sz w:val="20"/>
+      </w:rPr>
+    </w:lvl>
+    <w:lvl w:ilvl="3" w:tentative="1">
+      <w:start w:val="1"/>
+      <w:numFmt w:val="bullet"/>
+      <w:lvlText w:val=""/>
+      <w:lvlJc w:val="left"/>
+      <w:pPr>
+        <w:tabs>
+          <w:tab w:val="num" w:pos="2880"/>
+        </w:tabs>
+        <w:ind w:left="2880" w:hanging="360"/>
+      </w:pPr>
+      <w:rPr>
+        <w:rFonts w:ascii="Wingdings" w:hAnsi="Wingdings" w:hint="default"/>
+        <w:sz w:val="20"/>
+      </w:rPr>
+    </w:lvl>
+    <w:lvl w:ilvl="4" w:tentative="1">
+      <w:start w:val="1"/>
+      <w:numFmt w:val="bullet"/>
+      <w:lvlText w:val=""/>
+      <w:lvlJc w:val="left"/>
+      <w:pPr>
+        <w:tabs>
+          <w:tab w:val="num" w:pos="3600"/>
+        </w:tabs>
+        <w:ind w:left="3600" w:hanging="360"/>
+      </w:pPr>
+      <w:rPr>
+        <w:rFonts w:ascii="Wingdings" w:hAnsi="Wingdings" w:hint="default"/>
+        <w:sz w:val="20"/>
+      </w:rPr>
+    </w:lvl>
+    <w:lvl w:ilvl="5" w:tentative="1">
+      <w:start w:val="1"/>
+      <w:numFmt w:val="bullet"/>
+      <w:lvlText w:val=""/>
+      <w:lvlJc w:val="left"/>
+      <w:pPr>
+        <w:tabs>
+          <w:tab w:val="num" w:pos="4320"/>
+        </w:tabs>
+        <w:ind w:left="4320" w:hanging="360"/>
+      </w:pPr>
+      <w:rPr>
+        <w:rFonts w:ascii="Wingdings" w:hAnsi="Wingdings" w:hint="default"/>
+        <w:sz w:val="20"/>
+      </w:rPr>
+    </w:lvl>
+    <w:lvl w:ilvl="6" w:tentative="1">
+      <w:start w:val="1"/>
+      <w:numFmt w:val="bullet"/>
+      <w:lvlText w:val=""/>
+      <w:lvlJc w:val="left"/>
+      <w:pPr>
+        <w:tabs>
+          <w:tab w:val="num" w:pos="5040"/>
+        </w:tabs>
+        <w:ind w:left="5040" w:hanging="360"/>
+      </w:pPr>
+      <w:rPr>
+        <w:rFonts w:ascii="Wingdings" w:hAnsi="Wingdings" w:hint="default"/>
+        <w:sz w:val="20"/>
+      </w:rPr>
+    </w:lvl>
+    <w:lvl w:ilvl="7" w:tentative="1">
+      <w:start w:val="1"/>
+      <w:numFmt w:val="bullet"/>
+      <w:lvlText w:val=""/>
+      <w:lvlJc w:val="left"/>
+      <w:pPr>
+        <w:tabs>
+          <w:tab w:val="num" w:pos="5760"/>
+        </w:tabs>
+        <w:ind w:left="5760" w:hanging="360"/>
+      </w:pPr>
+      <w:rPr>
+        <w:rFonts w:ascii="Wingdings" w:hAnsi="Wingdings" w:hint="default"/>
+        <w:sz w:val="20"/>
+      </w:rPr>
+    </w:lvl>
+    <w:lvl w:ilvl="8" w:tentative="1">
+      <w:start w:val="1"/>
+      <w:numFmt w:val="bullet"/>
+      <w:lvlText w:val=""/>
+      <w:lvlJc w:val="left"/>
+      <w:pPr>
+        <w:tabs>
+          <w:tab w:val="num" w:pos="6480"/>
+        </w:tabs>
+        <w:ind w:left="6480" w:hanging="360"/>
+      </w:pPr>
+      <w:rPr>
+        <w:rFonts w:ascii="Wingdings" w:hAnsi="Wingdings" w:hint="default"/>
+        <w:sz w:val="20"/>
+      </w:rPr>
+    </w:lvl>
+  </w:abstractNum>
+  <w:abstractNum w:abstractNumId="29" w15:restartNumberingAfterBreak="0">
+    <w:nsid w:val="63AA42EC"/>
+    <w:multiLevelType w:val="hybridMultilevel"/>
+    <w:tmpl w:val="0B3C82B6"/>
+    <w:lvl w:ilvl="0" w:tplc="18090001">
+      <w:start w:val="1"/>
+      <w:numFmt w:val="bullet"/>
+      <w:lvlText w:val=""/>
+      <w:lvlJc w:val="left"/>
+      <w:pPr>
         <w:ind w:left="720" w:hanging="360"/>
       </w:pPr>
       <w:rPr>
@@ -23526,7 +24820,156 @@
       </w:rPr>
     </w:lvl>
   </w:abstractNum>
-  <w:abstractNum w:abstractNumId="24" w15:restartNumberingAfterBreak="0">
+  <w:abstractNum w:abstractNumId="30" w15:restartNumberingAfterBreak="0">
+    <w:nsid w:val="65385E90"/>
+    <w:multiLevelType w:val="multilevel"/>
+    <w:tmpl w:val="1DA46506"/>
+    <w:lvl w:ilvl="0">
+      <w:start w:val="1"/>
+      <w:numFmt w:val="bullet"/>
+      <w:lvlText w:val=""/>
+      <w:lvlJc w:val="left"/>
+      <w:pPr>
+        <w:tabs>
+          <w:tab w:val="num" w:pos="720"/>
+        </w:tabs>
+        <w:ind w:left="720" w:hanging="360"/>
+      </w:pPr>
+      <w:rPr>
+        <w:rFonts w:ascii="Symbol" w:hAnsi="Symbol" w:hint="default"/>
+        <w:sz w:val="20"/>
+      </w:rPr>
+    </w:lvl>
+    <w:lvl w:ilvl="1" w:tentative="1">
+      <w:start w:val="1"/>
+      <w:numFmt w:val="bullet"/>
+      <w:lvlText w:val="o"/>
+      <w:lvlJc w:val="left"/>
+      <w:pPr>
+        <w:tabs>
+          <w:tab w:val="num" w:pos="1440"/>
+        </w:tabs>
+        <w:ind w:left="1440" w:hanging="360"/>
+      </w:pPr>
+      <w:rPr>
+        <w:rFonts w:ascii="Courier New" w:hAnsi="Courier New" w:hint="default"/>
+        <w:sz w:val="20"/>
+      </w:rPr>
+    </w:lvl>
+    <w:lvl w:ilvl="2" w:tentative="1">
+      <w:start w:val="1"/>
+      <w:numFmt w:val="bullet"/>
+      <w:lvlText w:val=""/>
+      <w:lvlJc w:val="left"/>
+      <w:pPr>
+        <w:tabs>
+          <w:tab w:val="num" w:pos="2160"/>
+        </w:tabs>
+        <w:ind w:left="2160" w:hanging="360"/>
+      </w:pPr>
+      <w:rPr>
+        <w:rFonts w:ascii="Wingdings" w:hAnsi="Wingdings" w:hint="default"/>
+        <w:sz w:val="20"/>
+      </w:rPr>
+    </w:lvl>
+    <w:lvl w:ilvl="3" w:tentative="1">
+      <w:start w:val="1"/>
+      <w:numFmt w:val="bullet"/>
+      <w:lvlText w:val=""/>
+      <w:lvlJc w:val="left"/>
+      <w:pPr>
+        <w:tabs>
+          <w:tab w:val="num" w:pos="2880"/>
+        </w:tabs>
+        <w:ind w:left="2880" w:hanging="360"/>
+      </w:pPr>
+      <w:rPr>
+        <w:rFonts w:ascii="Wingdings" w:hAnsi="Wingdings" w:hint="default"/>
+        <w:sz w:val="20"/>
+      </w:rPr>
+    </w:lvl>
+    <w:lvl w:ilvl="4" w:tentative="1">
+      <w:start w:val="1"/>
+      <w:numFmt w:val="bullet"/>
+      <w:lvlText w:val=""/>
+      <w:lvlJc w:val="left"/>
+      <w:pPr>
+        <w:tabs>
+          <w:tab w:val="num" w:pos="3600"/>
+        </w:tabs>
+        <w:ind w:left="3600" w:hanging="360"/>
+      </w:pPr>
+      <w:rPr>
+        <w:rFonts w:ascii="Wingdings" w:hAnsi="Wingdings" w:hint="default"/>
+        <w:sz w:val="20"/>
+      </w:rPr>
+    </w:lvl>
+    <w:lvl w:ilvl="5" w:tentative="1">
+      <w:start w:val="1"/>
+      <w:numFmt w:val="bullet"/>
+      <w:lvlText w:val=""/>
+      <w:lvlJc w:val="left"/>
+      <w:pPr>
+        <w:tabs>
+          <w:tab w:val="num" w:pos="4320"/>
+        </w:tabs>
+        <w:ind w:left="4320" w:hanging="360"/>
+      </w:pPr>
+      <w:rPr>
+        <w:rFonts w:ascii="Wingdings" w:hAnsi="Wingdings" w:hint="default"/>
+        <w:sz w:val="20"/>
+      </w:rPr>
+    </w:lvl>
+    <w:lvl w:ilvl="6" w:tentative="1">
+      <w:start w:val="1"/>
+      <w:numFmt w:val="bullet"/>
+      <w:lvlText w:val=""/>
+      <w:lvlJc w:val="left"/>
+      <w:pPr>
+        <w:tabs>
+          <w:tab w:val="num" w:pos="5040"/>
+        </w:tabs>
+        <w:ind w:left="5040" w:hanging="360"/>
+      </w:pPr>
+      <w:rPr>
+        <w:rFonts w:ascii="Wingdings" w:hAnsi="Wingdings" w:hint="default"/>
+        <w:sz w:val="20"/>
+      </w:rPr>
+    </w:lvl>
+    <w:lvl w:ilvl="7" w:tentative="1">
+      <w:start w:val="1"/>
+      <w:numFmt w:val="bullet"/>
+      <w:lvlText w:val=""/>
+      <w:lvlJc w:val="left"/>
+      <w:pPr>
+        <w:tabs>
+          <w:tab w:val="num" w:pos="5760"/>
+        </w:tabs>
+        <w:ind w:left="5760" w:hanging="360"/>
+      </w:pPr>
+      <w:rPr>
+        <w:rFonts w:ascii="Wingdings" w:hAnsi="Wingdings" w:hint="default"/>
+        <w:sz w:val="20"/>
+      </w:rPr>
+    </w:lvl>
+    <w:lvl w:ilvl="8" w:tentative="1">
+      <w:start w:val="1"/>
+      <w:numFmt w:val="bullet"/>
+      <w:lvlText w:val=""/>
+      <w:lvlJc w:val="left"/>
+      <w:pPr>
+        <w:tabs>
+          <w:tab w:val="num" w:pos="6480"/>
+        </w:tabs>
+        <w:ind w:left="6480" w:hanging="360"/>
+      </w:pPr>
+      <w:rPr>
+        <w:rFonts w:ascii="Wingdings" w:hAnsi="Wingdings" w:hint="default"/>
+        <w:sz w:val="20"/>
+      </w:rPr>
+    </w:lvl>
+  </w:abstractNum>
+  <w:abstractNum w:abstractNumId="31" w15:restartNumberingAfterBreak="0">
     <w:nsid w:val="66C279BB"/>
     <w:multiLevelType w:val="hybridMultilevel"/>
     <w:tmpl w:val="B234F54E"/>
@@ -23612,10 +25055,123 @@
       </w:pPr>
     </w:lvl>
   </w:abstractNum>
-  <w:abstractNum w:abstractNumId="25" w15:restartNumberingAfterBreak="0">
+  <w:abstractNum w:abstractNumId="32" w15:restartNumberingAfterBreak="0">
+    <w:nsid w:val="67D05E22"/>
+    <w:multiLevelType w:val="hybridMultilevel"/>
+    <w:tmpl w:val="FB186C84"/>
+    <w:lvl w:ilvl="0" w:tplc="18090001">
+      <w:start w:val="1"/>
+      <w:numFmt w:val="bullet"/>
+      <w:lvlText w:val=""/>
+      <w:lvlJc w:val="left"/>
+      <w:pPr>
+        <w:ind w:left="720" w:hanging="360"/>
+      </w:pPr>
+      <w:rPr>
+        <w:rFonts w:ascii="Symbol" w:hAnsi="Symbol" w:hint="default"/>
+      </w:rPr>
+    </w:lvl>
+    <w:lvl w:ilvl="1" w:tplc="18090003" w:tentative="1">
+      <w:start w:val="1"/>
+      <w:numFmt w:val="bullet"/>
+      <w:lvlText w:val="o"/>
+      <w:lvlJc w:val="left"/>
+      <w:pPr>
+        <w:ind w:left="1440" w:hanging="360"/>
+      </w:pPr>
+      <w:rPr>
+        <w:rFonts w:ascii="Courier New" w:hAnsi="Courier New" w:cs="Courier New" w:hint="default"/>
+      </w:rPr>
+    </w:lvl>
+    <w:lvl w:ilvl="2" w:tplc="18090005" w:tentative="1">
+      <w:start w:val="1"/>
+      <w:numFmt w:val="bullet"/>
+      <w:lvlText w:val=""/>
+      <w:lvlJc w:val="left"/>
+      <w:pPr>
+        <w:ind w:left="2160" w:hanging="360"/>
+      </w:pPr>
+      <w:rPr>
+        <w:rFonts w:ascii="Wingdings" w:hAnsi="Wingdings" w:hint="default"/>
+      </w:rPr>
+    </w:lvl>
+    <w:lvl w:ilvl="3" w:tplc="18090001" w:tentative="1">
+      <w:start w:val="1"/>
+      <w:numFmt w:val="bullet"/>
+      <w:lvlText w:val=""/>
+      <w:lvlJc w:val="left"/>
+      <w:pPr>
+        <w:ind w:left="2880" w:hanging="360"/>
+      </w:pPr>
+      <w:rPr>
+        <w:rFonts w:ascii="Symbol" w:hAnsi="Symbol" w:hint="default"/>
+      </w:rPr>
+    </w:lvl>
+    <w:lvl w:ilvl="4" w:tplc="18090003" w:tentative="1">
+      <w:start w:val="1"/>
+      <w:numFmt w:val="bullet"/>
+      <w:lvlText w:val="o"/>
+      <w:lvlJc w:val="left"/>
+      <w:pPr>
+        <w:ind w:left="3600" w:hanging="360"/>
+      </w:pPr>
+      <w:rPr>
+        <w:rFonts w:ascii="Courier New" w:hAnsi="Courier New" w:cs="Courier New" w:hint="default"/>
+      </w:rPr>
+    </w:lvl>
+    <w:lvl w:ilvl="5" w:tplc="18090005" w:tentative="1">
+      <w:start w:val="1"/>
+      <w:numFmt w:val="bullet"/>
+      <w:lvlText w:val=""/>
+      <w:lvlJc w:val="left"/>
+      <w:pPr>
+        <w:ind w:left="4320" w:hanging="360"/>
+      </w:pPr>
+      <w:rPr>
+        <w:rFonts w:ascii="Wingdings" w:hAnsi="Wingdings" w:hint="default"/>
+      </w:rPr>
+    </w:lvl>
+    <w:lvl w:ilvl="6" w:tplc="18090001" w:tentative="1">
+      <w:start w:val="1"/>
+      <w:numFmt w:val="bullet"/>
+      <w:lvlText w:val=""/>
+      <w:lvlJc w:val="left"/>
+      <w:pPr>
+        <w:ind w:left="5040" w:hanging="360"/>
+      </w:pPr>
+      <w:rPr>
+        <w:rFonts w:ascii="Symbol" w:hAnsi="Symbol" w:hint="default"/>
+      </w:rPr>
+    </w:lvl>
+    <w:lvl w:ilvl="7" w:tplc="18090003" w:tentative="1">
+      <w:start w:val="1"/>
+      <w:numFmt w:val="bullet"/>
+      <w:lvlText w:val="o"/>
+      <w:lvlJc w:val="left"/>
+      <w:pPr>
+        <w:ind w:left="5760" w:hanging="360"/>
+      </w:pPr>
+      <w:rPr>
+        <w:rFonts w:ascii="Courier New" w:hAnsi="Courier New" w:cs="Courier New" w:hint="default"/>
+      </w:rPr>
+    </w:lvl>
+    <w:lvl w:ilvl="8" w:tplc="18090005" w:tentative="1">
+      <w:start w:val="1"/>
+      <w:numFmt w:val="bullet"/>
+      <w:lvlText w:val=""/>
+      <w:lvlJc w:val="left"/>
+      <w:pPr>
+        <w:ind w:left="6480" w:hanging="360"/>
+      </w:pPr>
+      <w:rPr>
+        <w:rFonts w:ascii="Wingdings" w:hAnsi="Wingdings" w:hint="default"/>
+      </w:rPr>
+    </w:lvl>
+  </w:abstractNum>
+  <w:abstractNum w:abstractNumId="33" w15:restartNumberingAfterBreak="0">
     <w:nsid w:val="68A009D5"/>
     <w:multiLevelType w:val="hybridMultilevel"/>
-    <w:tmpl w:val="84D20734"/>
+    <w:tmpl w:val="EC28536E"/>
     <w:lvl w:ilvl="0" w:tplc="1809000F">
       <w:start w:val="1"/>
       <w:numFmt w:val="decimal"/>
@@ -23637,14 +25193,16 @@
         <w:ind w:left="1440" w:hanging="360"/>
       </w:pPr>
     </w:lvl>
-    <w:lvl w:ilvl="2" w:tplc="1809001B" w:tentative="1">
-      <w:start w:val="1"/>
-      <w:numFmt w:val="lowerRoman"/>
-      <w:lvlText w:val="%3."/>
-      <w:lvlJc w:val="right"/>
-      <w:pPr>
-        <w:ind w:left="2160" w:hanging="180"/>
-      </w:pPr>
+    <w:lvl w:ilvl="2" w:tplc="0AD04B28">
+      <w:numFmt w:val="bullet"/>
+      <w:lvlText w:val="•"/>
+      <w:lvlJc w:val="left"/>
+      <w:pPr>
+        <w:ind w:left="2340" w:hanging="360"/>
+      </w:pPr>
+      <w:rPr>
+        <w:rFonts w:ascii="Calibri" w:eastAsiaTheme="minorEastAsia" w:hAnsi="Calibri" w:cs="Calibri" w:hint="default"/>
+      </w:rPr>
     </w:lvl>
     <w:lvl w:ilvl="3" w:tplc="1809000F" w:tentative="1">
       <w:start w:val="1"/>
@@ -23701,7 +25259,7 @@
       </w:pPr>
     </w:lvl>
   </w:abstractNum>
-  <w:abstractNum w:abstractNumId="26" w15:restartNumberingAfterBreak="0">
+  <w:abstractNum w:abstractNumId="34" w15:restartNumberingAfterBreak="0">
     <w:nsid w:val="6C925FD8"/>
     <w:multiLevelType w:val="hybridMultilevel"/>
     <w:tmpl w:val="3DD6CFB2"/>
@@ -23787,7 +25345,7 @@
       </w:pPr>
     </w:lvl>
   </w:abstractNum>
-  <w:abstractNum w:abstractNumId="27" w15:restartNumberingAfterBreak="0">
+  <w:abstractNum w:abstractNumId="35" w15:restartNumberingAfterBreak="0">
     <w:nsid w:val="7BDA386A"/>
     <w:multiLevelType w:val="hybridMultilevel"/>
     <w:tmpl w:val="C7A4887E"/>
@@ -23901,19 +25459,19 @@
     </w:lvl>
   </w:abstractNum>
   <w:num w:numId="1" w16cid:durableId="1979412930">
-    <w:abstractNumId w:val="18"/>
+    <w:abstractNumId w:val="20"/>
   </w:num>
   <w:num w:numId="2" w16cid:durableId="634263790">
     <w:abstractNumId w:val="6"/>
   </w:num>
   <w:num w:numId="3" w16cid:durableId="1395543426">
-    <w:abstractNumId w:val="13"/>
+    <w:abstractNumId w:val="14"/>
   </w:num>
   <w:num w:numId="4" w16cid:durableId="1315724028">
-    <w:abstractNumId w:val="16"/>
+    <w:abstractNumId w:val="18"/>
   </w:num>
   <w:num w:numId="5" w16cid:durableId="1319530745">
-    <w:abstractNumId w:val="20"/>
+    <w:abstractNumId w:val="22"/>
   </w:num>
   <w:num w:numId="6" w16cid:durableId="174268885">
     <w:abstractNumId w:val="4"/>
@@ -23943,7 +25501,7 @@
     <w:abstractNumId w:val="5"/>
   </w:num>
   <w:num w:numId="15" w16cid:durableId="15618285">
-    <w:abstractNumId w:val="27"/>
+    <w:abstractNumId w:val="35"/>
   </w:num>
   <w:num w:numId="16" w16cid:durableId="216287957">
     <w:abstractNumId w:val="2"/>
@@ -23952,25 +25510,25 @@
     <w:abstractNumId w:val="0"/>
   </w:num>
   <w:num w:numId="18" w16cid:durableId="752973630">
-    <w:abstractNumId w:val="23"/>
+    <w:abstractNumId w:val="29"/>
   </w:num>
   <w:num w:numId="19" w16cid:durableId="1919554416">
-    <w:abstractNumId w:val="24"/>
+    <w:abstractNumId w:val="31"/>
   </w:num>
   <w:num w:numId="20" w16cid:durableId="1763603534">
-    <w:abstractNumId w:val="15"/>
+    <w:abstractNumId w:val="16"/>
   </w:num>
   <w:num w:numId="21" w16cid:durableId="1105883196">
     <w:abstractNumId w:val="12"/>
   </w:num>
   <w:num w:numId="22" w16cid:durableId="1081488339">
-    <w:abstractNumId w:val="26"/>
+    <w:abstractNumId w:val="34"/>
   </w:num>
   <w:num w:numId="23" w16cid:durableId="1783986655">
-    <w:abstractNumId w:val="25"/>
+    <w:abstractNumId w:val="33"/>
   </w:num>
   <w:num w:numId="24" w16cid:durableId="1650936525">
-    <w:abstractNumId w:val="22"/>
+    <w:abstractNumId w:val="27"/>
   </w:num>
   <w:num w:numId="25" w16cid:durableId="1766457783">
     <w:abstractNumId w:val="6"/>
@@ -24003,16 +25561,40 @@
     <w:abstractNumId w:val="6"/>
   </w:num>
   <w:num w:numId="35" w16cid:durableId="1794395859">
+    <w:abstractNumId w:val="19"/>
+  </w:num>
+  <w:num w:numId="36" w16cid:durableId="2134782294">
+    <w:abstractNumId w:val="23"/>
+  </w:num>
+  <w:num w:numId="37" w16cid:durableId="1993095279">
+    <w:abstractNumId w:val="15"/>
+  </w:num>
+  <w:num w:numId="38" w16cid:durableId="2051103382">
+    <w:abstractNumId w:val="21"/>
+  </w:num>
+  <w:num w:numId="39" w16cid:durableId="2120181144">
+    <w:abstractNumId w:val="28"/>
+  </w:num>
+  <w:num w:numId="40" w16cid:durableId="694039534">
+    <w:abstractNumId w:val="13"/>
+  </w:num>
+  <w:num w:numId="41" w16cid:durableId="160202146">
+    <w:abstractNumId w:val="30"/>
+  </w:num>
+  <w:num w:numId="42" w16cid:durableId="857619713">
+    <w:abstractNumId w:val="26"/>
+  </w:num>
+  <w:num w:numId="43" w16cid:durableId="1291664462">
+    <w:abstractNumId w:val="25"/>
+  </w:num>
+  <w:num w:numId="44" w16cid:durableId="772360081">
+    <w:abstractNumId w:val="24"/>
+  </w:num>
+  <w:num w:numId="45" w16cid:durableId="552959225">
     <w:abstractNumId w:val="17"/>
   </w:num>
-  <w:num w:numId="36" w16cid:durableId="2134782294">
-    <w:abstractNumId w:val="21"/>
-  </w:num>
-  <w:num w:numId="37" w16cid:durableId="1993095279">
-    <w:abstractNumId w:val="14"/>
-  </w:num>
-  <w:num w:numId="38" w16cid:durableId="2051103382">
-    <w:abstractNumId w:val="19"/>
+  <w:num w:numId="46" w16cid:durableId="1878351180">
+    <w:abstractNumId w:val="32"/>
   </w:num>
   <w:numIdMacAtCleanup w:val="24"/>
 </w:numbering>
@@ -26513,7 +28095,7 @@
     <b:MonthAccessed>July</b:MonthAccessed>
     <b:DayAccessed>22</b:DayAccessed>
     <b:URL>https://www.formula1.com/en/latest/article/f1-glossary-p-t.GBhLQtpeu9b8LrK5VM0F1</b:URL>
-    <b:RefOrder>5</b:RefOrder>
+    <b:RefOrder>6</b:RefOrder>
   </b:Source>
   <b:Source>
     <b:Tag>QtG26</b:Tag>
@@ -26530,7 +28112,7 @@
     <b:MonthAccessed>July</b:MonthAccessed>
     <b:DayAccessed>24</b:DayAccessed>
     <b:URL>https://doc.qt.io/qt-6/qhboxlayout.html</b:URL>
-    <b:RefOrder>6</b:RefOrder>
+    <b:RefOrder>7</b:RefOrder>
   </b:Source>
   <b:Source>
     <b:Tag>C4M26</b:Tag>
@@ -26546,7 +28128,7 @@
     <b:MonthAccessed>July</b:MonthAccessed>
     <b:DayAccessed>25</b:DayAccessed>
     <b:URL>https://c4model.com/diagrams/container</b:URL>
-    <b:RefOrder>4</b:RefOrder>
+    <b:RefOrder>5</b:RefOrder>
   </b:Source>
   <b:Source>
     <b:Tag>Gee26</b:Tag>
@@ -26563,7 +28145,7 @@
     <b:MonthAccessed>July</b:MonthAccessed>
     <b:DayAccessed>25</b:DayAccessed>
     <b:URL>https://www.geeksforgeeks.org/software-engineering/component-based-diagram/</b:URL>
-    <b:RefOrder>13</b:RefOrder>
+    <b:RefOrder>14</b:RefOrder>
   </b:Source>
   <b:Source>
     <b:Tag>Pow25</b:Tag>
@@ -26589,7 +28171,7 @@
         </b:NameList>
       </b:Author>
     </b:Author>
-    <b:RefOrder>9</b:RefOrder>
+    <b:RefOrder>10</b:RefOrder>
   </b:Source>
   <b:Source>
     <b:Tag>pyt</b:Tag>
@@ -26606,7 +28188,7 @@
     <b:YearAccessed>2026</b:YearAccessed>
     <b:MonthAccessed>July</b:MonthAccessed>
     <b:DayAccessed>29</b:DayAccessed>
-    <b:RefOrder>7</b:RefOrder>
+    <b:RefOrder>8</b:RefOrder>
   </b:Source>
   <b:Source>
     <b:Tag>McG01</b:Tag>
@@ -26632,7 +28214,7 @@
         </b:NameList>
       </b:Author>
     </b:Author>
-    <b:RefOrder>10</b:RefOrder>
+    <b:RefOrder>11</b:RefOrder>
   </b:Source>
   <b:Source>
     <b:Tag>Pow26</b:Tag>
@@ -26657,7 +28239,7 @@
         </b:NameList>
       </b:Author>
     </b:Author>
-    <b:RefOrder>11</b:RefOrder>
+    <b:RefOrder>12</b:RefOrder>
   </b:Source>
   <b:Source>
     <b:Tag>pyp25</b:Tag>
@@ -26674,7 +28256,7 @@
     <b:MonthAccessed>July</b:MonthAccessed>
     <b:DayAccessed>30</b:DayAccessed>
     <b:URL>https://pypi.org/project/pytest-qt/</b:URL>
-    <b:RefOrder>8</b:RefOrder>
+    <b:RefOrder>9</b:RefOrder>
   </b:Source>
   <b:Source>
     <b:Tag>IBM26</b:Tag>
@@ -26690,7 +28272,43 @@
     <b:MonthAccessed>July</b:MonthAccessed>
     <b:DayAccessed>30</b:DayAccessed>
     <b:URL>https://www.ibm.com/think/topics/system-testing</b:URL>
-    <b:RefOrder>12</b:RefOrder>
+    <b:RefOrder>13</b:RefOrder>
+  </b:Source>
+  <b:Source>
+    <b:Tag>IEE26</b:Tag>
+    <b:SourceType>InternetSite</b:SourceType>
+    <b:Guid>{D4A5AB50-9022-45E8-AA89-B344325421CF}</b:Guid>
+    <b:Author>
+      <b:Author>
+        <b:Corporate>IEEE</b:Corporate>
+      </b:Author>
+    </b:Author>
+    <b:Title>Software Requirements Specifications</b:Title>
+    <b:YearAccessed>2026</b:YearAccessed>
+    <b:MonthAccessed>July</b:MonthAccessed>
+    <b:DayAccessed>30</b:DayAccessed>
+    <b:URL>https://www.computer.org/resources/software-requirements-specifications</b:URL>
+    <b:RefOrder>15</b:RefOrder>
+  </b:Source>
+  <b:Source>
+    <b:Tag>Hir25</b:Tag>
+    <b:SourceType>Book</b:SourceType>
+    <b:Guid>{8C1A34A5-B651-4F7B-B102-F0C8EAFB82D9}</b:Guid>
+    <b:Title>Guide to the Software Engineering Body of Knowledge</b:Title>
+    <b:Year>2025</b:Year>
+    <b:Author>
+      <b:Author>
+        <b:NameList>
+          <b:Person>
+            <b:Last>Washizaki</b:Last>
+            <b:First>Hironori</b:First>
+          </b:Person>
+        </b:NameList>
+      </b:Author>
+    </b:Author>
+    <b:Publisher>IEEE</b:Publisher>
+    <b:Edition>4.0a</b:Edition>
+    <b:RefOrder>4</b:RefOrder>
   </b:Source>
 </b:Sources>
 </file>
@@ -26733,7 +28351,7 @@
 </file>
 
 <file path=customXml/itemProps4.xml><?xml version="1.0" encoding="utf-8"?>
-<ds:datastoreItem xmlns:ds="http://schemas.openxmlformats.org/officeDocument/2006/customXml" ds:itemID="{761053B2-9B03-426D-B693-4CC6D9861216}">
+<ds:datastoreItem xmlns:ds="http://schemas.openxmlformats.org/officeDocument/2006/customXml" ds:itemID="{BDD2CEE1-A355-4261-AE02-6E86C30BCFA1}">
   <ds:schemaRefs>
     <ds:schemaRef ds:uri="http://schemas.openxmlformats.org/officeDocument/2006/bibliography"/>
   </ds:schemaRefs>

--- a/docs/Technical Report Eoin Fitzsimons.docx
+++ b/docs/Technical Report Eoin Fitzsimons.docx
@@ -593,7 +593,25 @@
           <w:sz w:val="18"/>
           <w:szCs w:val="18"/>
         </w:rPr>
-        <w:t>supplied by the Library.  To use other author's written or electronic work is illegal (plagiarism) and may result in disciplinary action.  Students may be required to undergo a viva (oral examination) if there is suspicion about the validity of their submitted work.</w:t>
+        <w:t xml:space="preserve">supplied by the </w:t>
+      </w:r>
+      <w:proofErr w:type="gramStart"/>
+      <w:r>
+        <w:rPr>
+          <w:rFonts w:ascii="Verdana" w:hAnsi="Verdana"/>
+          <w:sz w:val="18"/>
+          <w:szCs w:val="18"/>
+        </w:rPr>
+        <w:t>Library</w:t>
+      </w:r>
+      <w:proofErr w:type="gramEnd"/>
+      <w:r>
+        <w:rPr>
+          <w:rFonts w:ascii="Verdana" w:hAnsi="Verdana"/>
+          <w:sz w:val="18"/>
+          <w:szCs w:val="18"/>
+        </w:rPr>
+        <w:t>.  To use other author's written or electronic work is illegal (plagiarism) and may result in disciplinary action.  Students may be required to undergo a viva (oral examination) if there is suspicion about the validity of their submitted work.</w:t>
       </w:r>
     </w:p>
     <w:p/>
@@ -660,7 +678,25 @@
           <w:bCs/>
           <w:highlight w:val="yellow"/>
         </w:rPr>
-        <w:t>successfully complete the Epigeum Academic Integrity Course</w:t>
+        <w:t xml:space="preserve">successfully complete the </w:t>
+      </w:r>
+      <w:proofErr w:type="spellStart"/>
+      <w:r>
+        <w:rPr>
+          <w:b/>
+          <w:bCs/>
+          <w:highlight w:val="yellow"/>
+        </w:rPr>
+        <w:t>Epigeum</w:t>
+      </w:r>
+      <w:proofErr w:type="spellEnd"/>
+      <w:r>
+        <w:rPr>
+          <w:b/>
+          <w:bCs/>
+          <w:highlight w:val="yellow"/>
+        </w:rPr>
+        <w:t xml:space="preserve"> Academic Integrity Course</w:t>
       </w:r>
       <w:r>
         <w:rPr>
@@ -995,7 +1031,21 @@
         <w:rPr>
           <w:b/>
         </w:rPr>
-        <w:t>Any project/assignment not submitted will be marked as a fail.</w:t>
+        <w:t xml:space="preserve">Any project/assignment not submitted will be marked as a </w:t>
+      </w:r>
+      <w:proofErr w:type="gramStart"/>
+      <w:r>
+        <w:rPr>
+          <w:b/>
+        </w:rPr>
+        <w:t>fail</w:t>
+      </w:r>
+      <w:proofErr w:type="gramEnd"/>
+      <w:r>
+        <w:rPr>
+          <w:b/>
+        </w:rPr>
+        <w:t>.</w:t>
       </w:r>
     </w:p>
     <w:p>
@@ -1019,7 +1069,21 @@
         <w:rPr>
           <w:b/>
         </w:rPr>
-        <w:t>Please check that you read AI and Academic Integrity Acknowledgement Supplments in this document</w:t>
+        <w:t xml:space="preserve">Please check that you read AI and Academic Integrity Acknowledgement </w:t>
+      </w:r>
+      <w:proofErr w:type="spellStart"/>
+      <w:r>
+        <w:rPr>
+          <w:b/>
+        </w:rPr>
+        <w:t>Supplments</w:t>
+      </w:r>
+      <w:proofErr w:type="spellEnd"/>
+      <w:r>
+        <w:rPr>
+          <w:b/>
+        </w:rPr>
+        <w:t xml:space="preserve"> in this document</w:t>
       </w:r>
     </w:p>
     <w:p/>
@@ -5692,9 +5756,11 @@
       </w:r>
     </w:p>
     <w:p>
+      <w:proofErr w:type="spellStart"/>
       <w:r>
         <w:t>VSCode</w:t>
       </w:r>
+      <w:proofErr w:type="spellEnd"/>
     </w:p>
     <w:p>
       <w:r>
@@ -5707,8 +5773,13 @@
       </w:r>
     </w:p>
     <w:p>
-      <w:r>
-        <w:t>pathlib – Path</w:t>
+      <w:proofErr w:type="spellStart"/>
+      <w:r>
+        <w:t>pathlib</w:t>
+      </w:r>
+      <w:proofErr w:type="spellEnd"/>
+      <w:r>
+        <w:t xml:space="preserve"> – Path</w:t>
       </w:r>
     </w:p>
     <w:p>
@@ -5723,18 +5794,30 @@
     </w:p>
     <w:p>
       <w:r>
-        <w:t>typing – List, Dict, Tuple</w:t>
-      </w:r>
-    </w:p>
-    <w:p>
+        <w:t xml:space="preserve">typing – List, </w:t>
+      </w:r>
+      <w:proofErr w:type="spellStart"/>
+      <w:r>
+        <w:t>Dict</w:t>
+      </w:r>
+      <w:proofErr w:type="spellEnd"/>
+      <w:r>
+        <w:t>, Tuple</w:t>
+      </w:r>
+    </w:p>
+    <w:p>
+      <w:proofErr w:type="spellStart"/>
       <w:r>
         <w:t>json</w:t>
       </w:r>
-    </w:p>
-    <w:p>
+      <w:proofErr w:type="spellEnd"/>
+    </w:p>
+    <w:p>
+      <w:proofErr w:type="spellStart"/>
       <w:r>
         <w:t>dataclasses</w:t>
       </w:r>
+      <w:proofErr w:type="spellEnd"/>
     </w:p>
     <w:p>
       <w:r>
@@ -5743,14 +5826,18 @@
       <w:r>
         <w:t xml:space="preserve"> - </w:t>
       </w:r>
+      <w:proofErr w:type="spellStart"/>
       <w:r>
         <w:t>SystemRandom</w:t>
       </w:r>
-    </w:p>
-    <w:p>
+      <w:proofErr w:type="spellEnd"/>
+    </w:p>
+    <w:p>
+      <w:proofErr w:type="spellStart"/>
       <w:r>
         <w:t>os</w:t>
       </w:r>
+      <w:proofErr w:type="spellEnd"/>
     </w:p>
     <w:p>
       <w:pPr>
@@ -6051,7 +6138,15 @@
     </w:p>
     <w:p>
       <w:r>
-        <w:t>The MoSCoW prioritisation method was used to classify functional requirements according to their importance. Core functionality required for the successful completion of a race simulation was classified as Must Have, features that improve the user experience but are not essential to the simulation were classified as Should Have or Could Have, while functionality outside the scope of the minimum viable product (MVP) was classified as Won't Have</w:t>
+        <w:t xml:space="preserve">The </w:t>
+      </w:r>
+      <w:proofErr w:type="spellStart"/>
+      <w:r>
+        <w:t>MoSCoW</w:t>
+      </w:r>
+      <w:proofErr w:type="spellEnd"/>
+      <w:r>
+        <w:t xml:space="preserve"> prioritisation method was used to classify functional requirements according to their importance. Core functionality required for the successful completion of a race simulation was classified as Must Have, features that improve the user experience but are not essential to the simulation were classified as Should Have or Could Have, while functionality outside the scope of the minimum viable product (MVP) was classified as Won't Have</w:t>
       </w:r>
       <w:r>
         <w:t>.</w:t>
@@ -6239,6 +6334,12 @@
             <w:tcW w:w="5666" w:type="dxa"/>
           </w:tcPr>
           <w:p>
+            <w:pPr>
+              <w:rPr>
+                <w:sz w:val="24"/>
+                <w:szCs w:val="24"/>
+              </w:rPr>
+            </w:pPr>
             <w:r>
               <w:t xml:space="preserve">A race </w:t>
             </w:r>
@@ -6246,7 +6347,22 @@
               <w:t>may</w:t>
             </w:r>
             <w:r>
-              <w:t xml:space="preserve"> be predefined, what is most important in this project is the data presentation</w:t>
+              <w:t xml:space="preserve"> be predefined, </w:t>
+            </w:r>
+            <w:r>
+              <w:t xml:space="preserve">as the </w:t>
+            </w:r>
+            <w:r>
+              <w:t xml:space="preserve">project </w:t>
+            </w:r>
+            <w:r>
+              <w:t xml:space="preserve">focuses primarily on presenting race </w:t>
+            </w:r>
+            <w:r>
+              <w:t xml:space="preserve">data </w:t>
+            </w:r>
+            <w:r>
+              <w:t>clearly</w:t>
             </w:r>
             <w:r>
               <w:t>.</w:t>
@@ -6310,11 +6426,32 @@
             <w:tcW w:w="5666" w:type="dxa"/>
           </w:tcPr>
           <w:p>
-            <w:r>
-              <w:t xml:space="preserve">A race </w:t>
-            </w:r>
-            <w:r>
-              <w:t>carrying out using logic is more important than a graphical representation.</w:t>
+            <w:pPr>
+              <w:rPr>
+                <w:sz w:val="24"/>
+                <w:szCs w:val="24"/>
+              </w:rPr>
+            </w:pPr>
+            <w:r>
+              <w:t xml:space="preserve">A </w:t>
+            </w:r>
+            <w:r>
+              <w:t xml:space="preserve">logic-based </w:t>
+            </w:r>
+            <w:r>
+              <w:t xml:space="preserve">race </w:t>
+            </w:r>
+            <w:r>
+              <w:t>simulation</w:t>
+            </w:r>
+            <w:r>
+              <w:t xml:space="preserve"> is more important than a </w:t>
+            </w:r>
+            <w:r>
+              <w:t xml:space="preserve">detailed </w:t>
+            </w:r>
+            <w:r>
+              <w:t>graphical representation.</w:t>
             </w:r>
           </w:p>
         </w:tc>
@@ -6378,14 +6515,35 @@
             <w:tcW w:w="5666" w:type="dxa"/>
           </w:tcPr>
           <w:p>
-            <w:r>
-              <w:t xml:space="preserve">A visual representation of a </w:t>
-            </w:r>
-            <w:r>
-              <w:t>predefined</w:t>
-            </w:r>
-            <w:r>
-              <w:t xml:space="preserve"> logical race is more important than user set parameters.</w:t>
+            <w:pPr>
+              <w:rPr>
+                <w:sz w:val="24"/>
+                <w:szCs w:val="24"/>
+              </w:rPr>
+            </w:pPr>
+            <w:r>
+              <w:t xml:space="preserve">A visual </w:t>
+            </w:r>
+            <w:r>
+              <w:t>display</w:t>
+            </w:r>
+            <w:r>
+              <w:t xml:space="preserve"> of a </w:t>
+            </w:r>
+            <w:r>
+              <w:t>predefin</w:t>
+            </w:r>
+            <w:r>
+              <w:t>ed</w:t>
+            </w:r>
+            <w:r>
+              <w:t xml:space="preserve"> logical race is more important than </w:t>
+            </w:r>
+            <w:r>
+              <w:t>allowing users to</w:t>
+            </w:r>
+            <w:r>
+              <w:t xml:space="preserve"> set parameters.</w:t>
             </w:r>
           </w:p>
         </w:tc>
@@ -6438,7 +6596,7 @@
           </w:tcPr>
           <w:p>
             <w:r>
-              <w:t>Must</w:t>
+              <w:t>Should</w:t>
             </w:r>
           </w:p>
         </w:tc>
@@ -6447,8 +6605,26 @@
             <w:tcW w:w="5666" w:type="dxa"/>
           </w:tcPr>
           <w:p>
-            <w:r>
-              <w:t>User input is more important than being able to visualise the building blocks that go into a race.</w:t>
+            <w:pPr>
+              <w:rPr>
+                <w:sz w:val="24"/>
+                <w:szCs w:val="24"/>
+              </w:rPr>
+            </w:pPr>
+            <w:r>
+              <w:t xml:space="preserve">User input is more important than </w:t>
+            </w:r>
+            <w:r>
+              <w:t>visualising</w:t>
+            </w:r>
+            <w:r>
+              <w:t xml:space="preserve"> the </w:t>
+            </w:r>
+            <w:r>
+              <w:t>individual elements used to build</w:t>
+            </w:r>
+            <w:r>
+              <w:t xml:space="preserve"> a race.</w:t>
             </w:r>
           </w:p>
         </w:tc>
@@ -6509,8 +6685,14 @@
             <w:tcW w:w="5666" w:type="dxa"/>
           </w:tcPr>
           <w:p>
-            <w:r>
-              <w:t>The possibility of predicting the outcome prior to the race will help a user judge the predictiveness if the simulation.</w:t>
+            <w:pPr>
+              <w:rPr>
+                <w:sz w:val="24"/>
+                <w:szCs w:val="24"/>
+              </w:rPr>
+            </w:pPr>
+            <w:r>
+              <w:t>The ability to predict the race outcome beforehand helps users assess the simulation’s predictability.</w:t>
             </w:r>
           </w:p>
         </w:tc>
@@ -6571,8 +6753,35 @@
             <w:tcW w:w="5666" w:type="dxa"/>
           </w:tcPr>
           <w:p>
-            <w:r>
-              <w:t>The project should be designed to be accessible from the off through simplicity; however, it would be nice to have custom settings for rarer issues.</w:t>
+            <w:pPr>
+              <w:rPr>
+                <w:sz w:val="24"/>
+                <w:szCs w:val="24"/>
+              </w:rPr>
+            </w:pPr>
+            <w:r>
+              <w:t xml:space="preserve">The project should be </w:t>
+            </w:r>
+            <w:r>
+              <w:t xml:space="preserve">accessible from the </w:t>
+            </w:r>
+            <w:r>
+              <w:t>outset</w:t>
+            </w:r>
+            <w:r>
+              <w:t xml:space="preserve"> through simplicity</w:t>
+            </w:r>
+            <w:r>
+              <w:t>, with optional</w:t>
+            </w:r>
+            <w:r>
+              <w:t xml:space="preserve"> custom settings for </w:t>
+            </w:r>
+            <w:r>
+              <w:t>less common accessibility needs</w:t>
+            </w:r>
+            <w:r>
+              <w:t>.</w:t>
             </w:r>
           </w:p>
         </w:tc>
@@ -6939,7 +7148,21 @@
           <w:rFonts w:eastAsia="Times New Roman"/>
           <w:lang w:eastAsia="en-IE"/>
         </w:rPr>
-        <w:t xml:space="preserve">The system retrieves the final state of all participating drivers. </w:t>
+        <w:t>The system retrieves the final state of all participating drivers</w:t>
+      </w:r>
+      <w:r>
+        <w:rPr>
+          <w:rFonts w:eastAsia="Times New Roman"/>
+          <w:lang w:eastAsia="en-IE"/>
+        </w:rPr>
+        <w:t xml:space="preserve"> from runtime memory.</w:t>
+      </w:r>
+      <w:r>
+        <w:rPr>
+          <w:rFonts w:eastAsia="Times New Roman"/>
+          <w:lang w:eastAsia="en-IE"/>
+        </w:rPr>
+        <w:t xml:space="preserve"> </w:t>
       </w:r>
     </w:p>
     <w:p>
@@ -7432,7 +7655,10 @@
         </w:numPr>
       </w:pPr>
       <w:r>
-        <w:t>The system creates the initial race state.</w:t>
+        <w:t>The system creates the initial race state</w:t>
+      </w:r>
+      <w:r>
+        <w:t xml:space="preserve"> using track information from JSON.</w:t>
       </w:r>
     </w:p>
     <w:p>
@@ -7480,7 +7706,13 @@
         </w:numPr>
       </w:pPr>
       <w:r>
-        <w:t>The system updates driver positions, lap progress, and time gaps.</w:t>
+        <w:t>The system updates driver positions, lap progress, and time gaps</w:t>
+      </w:r>
+      <w:r>
+        <w:t xml:space="preserve"> within the simulation</w:t>
+      </w:r>
+      <w:r>
+        <w:t>.</w:t>
       </w:r>
     </w:p>
     <w:p>
@@ -7492,7 +7724,13 @@
         </w:numPr>
       </w:pPr>
       <w:r>
-        <w:t>The system records relevant race events and state changes.</w:t>
+        <w:t xml:space="preserve">The system </w:t>
+      </w:r>
+      <w:r>
+        <w:t>updates telemetry data and race state information during simulation execution</w:t>
+      </w:r>
+      <w:r>
+        <w:t>.</w:t>
       </w:r>
     </w:p>
     <w:p>
@@ -7560,7 +7798,13 @@
         </w:numPr>
       </w:pPr>
       <w:r>
-        <w:t>The system times out the unfinished cars and marks the, as DNF (Did not Finish)</w:t>
+        <w:t>The system times out the unfinished cars and marks the</w:t>
+      </w:r>
+      <w:r>
+        <w:t>m</w:t>
+      </w:r>
+      <w:r>
+        <w:t xml:space="preserve"> as DNF (Did not Finish)</w:t>
       </w:r>
     </w:p>
     <w:p>
@@ -8175,7 +8419,10 @@
         <w:t xml:space="preserve"> </w:t>
       </w:r>
       <w:r>
-        <w:t>- Must</w:t>
+        <w:t xml:space="preserve">- </w:t>
+      </w:r>
+      <w:r>
+        <w:t>Should</w:t>
       </w:r>
     </w:p>
     <w:p>
@@ -8192,10 +8439,10 @@
           <w:noProof/>
         </w:rPr>
         <w:drawing>
-          <wp:inline distT="0" distB="0" distL="0" distR="0" wp14:anchorId="2032EC6F" wp14:editId="44DC15FA">
-            <wp:extent cx="5731510" cy="4765040"/>
-            <wp:effectExtent l="0" t="0" r="2540" b="0"/>
-            <wp:docPr id="2023728785" name="Picture 1"/>
+          <wp:inline distT="0" distB="0" distL="0" distR="0" wp14:anchorId="608DB9B3" wp14:editId="5C723414">
+            <wp:extent cx="5730875" cy="4761230"/>
+            <wp:effectExtent l="0" t="0" r="3175" b="1270"/>
+            <wp:docPr id="719480283" name="Picture 9"/>
             <wp:cNvGraphicFramePr>
               <a:graphicFrameLocks xmlns:a="http://schemas.openxmlformats.org/drawingml/2006/main" noChangeAspect="1"/>
             </wp:cNvGraphicFramePr>
@@ -8203,23 +8450,36 @@
               <a:graphicData uri="http://schemas.openxmlformats.org/drawingml/2006/picture">
                 <pic:pic xmlns:pic="http://schemas.openxmlformats.org/drawingml/2006/picture">
                   <pic:nvPicPr>
-                    <pic:cNvPr id="2023728785" name=""/>
-                    <pic:cNvPicPr/>
+                    <pic:cNvPr id="0" name="Picture 1"/>
+                    <pic:cNvPicPr>
+                      <a:picLocks noChangeAspect="1" noChangeArrowheads="1"/>
+                    </pic:cNvPicPr>
                   </pic:nvPicPr>
                   <pic:blipFill>
-                    <a:blip r:embed="rId17"/>
+                    <a:blip r:embed="rId17">
+                      <a:extLst>
+                        <a:ext uri="{28A0092B-C50C-407E-A947-70E740481C1C}">
+                          <a14:useLocalDpi xmlns:a14="http://schemas.microsoft.com/office/drawing/2010/main" val="0"/>
+                        </a:ext>
+                      </a:extLst>
+                    </a:blip>
+                    <a:srcRect/>
                     <a:stretch>
                       <a:fillRect/>
                     </a:stretch>
                   </pic:blipFill>
-                  <pic:spPr>
+                  <pic:spPr bwMode="auto">
                     <a:xfrm>
                       <a:off x="0" y="0"/>
-                      <a:ext cx="5731510" cy="4765040"/>
+                      <a:ext cx="5730875" cy="4761230"/>
                     </a:xfrm>
                     <a:prstGeom prst="rect">
                       <a:avLst/>
                     </a:prstGeom>
+                    <a:noFill/>
+                    <a:ln>
+                      <a:noFill/>
+                    </a:ln>
                   </pic:spPr>
                 </pic:pic>
               </a:graphicData>
@@ -8244,7 +8504,7 @@
     </w:p>
     <w:p>
       <w:r>
-        <w:t>Allow the user to configure available race options before starting the simulation.</w:t>
+        <w:t>Allow race parameters to be configured before starting the simulation.</w:t>
       </w:r>
     </w:p>
     <w:p>
@@ -8272,7 +8532,7 @@
     </w:p>
     <w:p>
       <w:r>
-        <w:t>The system provides a configuration interface where the user can select available race parameters before execution. The selected configuration determines the conditions used by the simulation engine when creating and running the race.</w:t>
+        <w:t>The system supports configurable race parameters that determine the conditions used by the simulation engine when creating and running a race. Configuration values are provided through system settings before execution.</w:t>
       </w:r>
     </w:p>
     <w:p>
@@ -8282,7 +8542,10 @@
         </w:rPr>
       </w:pPr>
       <w:r>
-        <w:t>Priority: High</w:t>
+        <w:t xml:space="preserve">Priority: </w:t>
+      </w:r>
+      <w:r>
+        <w:t>Medium</w:t>
       </w:r>
     </w:p>
     <w:p>
@@ -8343,7 +8606,7 @@
           <w:rFonts w:eastAsia="Times New Roman"/>
           <w:lang w:eastAsia="en-IE"/>
         </w:rPr>
-        <w:t>Required configuration data has been loaded.</w:t>
+        <w:t>Required system configuration resources are available.</w:t>
       </w:r>
     </w:p>
     <w:p>
@@ -8356,7 +8619,19 @@
     </w:p>
     <w:p>
       <w:r>
-        <w:t>This use case begins when the user opens the race configuration interface.</w:t>
+        <w:t xml:space="preserve">This use case begins when the </w:t>
+      </w:r>
+      <w:r>
+        <w:t>developer</w:t>
+      </w:r>
+      <w:r>
+        <w:t xml:space="preserve"> opens the race configuration </w:t>
+      </w:r>
+      <w:r>
+        <w:t>code</w:t>
+      </w:r>
+      <w:r>
+        <w:t>.</w:t>
       </w:r>
     </w:p>
     <w:p>
@@ -8385,7 +8660,7 @@
           <w:rFonts w:eastAsia="Times New Roman"/>
           <w:lang w:eastAsia="en-IE"/>
         </w:rPr>
-        <w:t xml:space="preserve">The system displays available race settings. </w:t>
+        <w:t xml:space="preserve">The developer defines the required race parameters within the system configuration. </w:t>
       </w:r>
     </w:p>
     <w:p>
@@ -8405,7 +8680,7 @@
           <w:rFonts w:eastAsia="Times New Roman"/>
           <w:lang w:eastAsia="en-IE"/>
         </w:rPr>
-        <w:t xml:space="preserve">The user selects preferred race options. </w:t>
+        <w:t xml:space="preserve">The system loads the configured race parameters during initialisation. </w:t>
       </w:r>
     </w:p>
     <w:p>
@@ -8425,7 +8700,7 @@
           <w:rFonts w:eastAsia="Times New Roman"/>
           <w:lang w:eastAsia="en-IE"/>
         </w:rPr>
-        <w:t xml:space="preserve">The system validates the selected configuration. </w:t>
+        <w:t xml:space="preserve">The system validates the configured parameters. </w:t>
       </w:r>
     </w:p>
     <w:p>
@@ -8445,7 +8720,7 @@
           <w:rFonts w:eastAsia="Times New Roman"/>
           <w:lang w:eastAsia="en-IE"/>
         </w:rPr>
-        <w:t xml:space="preserve">The system stores the race configuration. </w:t>
+        <w:t xml:space="preserve">The system creates the race simulation using the validated configuration. </w:t>
       </w:r>
     </w:p>
     <w:p>
@@ -8484,10 +8759,13 @@
         <w:t>A1</w:t>
       </w:r>
       <w:r>
-        <w:t xml:space="preserve"> – The u</w:t>
-      </w:r>
-      <w:r>
-        <w:t>ser modifies configuration</w:t>
+        <w:t xml:space="preserve"> – The </w:t>
+      </w:r>
+      <w:r>
+        <w:t>developer</w:t>
+      </w:r>
+      <w:r>
+        <w:t xml:space="preserve"> modifies configuration</w:t>
       </w:r>
     </w:p>
     <w:p>
@@ -8499,7 +8777,13 @@
         </w:numPr>
       </w:pPr>
       <w:r>
-        <w:t xml:space="preserve">The user changes selected race options. </w:t>
+        <w:t xml:space="preserve">The </w:t>
+      </w:r>
+      <w:r>
+        <w:t>developer</w:t>
+      </w:r>
+      <w:r>
+        <w:t xml:space="preserve"> changes selected race options. </w:t>
       </w:r>
     </w:p>
     <w:p>
@@ -8585,7 +8869,13 @@
         </w:numPr>
       </w:pPr>
       <w:r>
-        <w:t>The user is prompted to select valid options.</w:t>
+        <w:t xml:space="preserve">The </w:t>
+      </w:r>
+      <w:r>
+        <w:t>developer</w:t>
+      </w:r>
+      <w:r>
+        <w:t xml:space="preserve"> is prompted to select valid options.</w:t>
       </w:r>
     </w:p>
     <w:p>
@@ -8598,7 +8888,19 @@
     </w:p>
     <w:p>
       <w:r>
-        <w:t>The race configuration interface closes.</w:t>
+        <w:t>The</w:t>
+      </w:r>
+      <w:r>
+        <w:t xml:space="preserve"> developer closes the</w:t>
+      </w:r>
+      <w:r>
+        <w:t xml:space="preserve"> race configuration </w:t>
+      </w:r>
+      <w:r>
+        <w:t>code</w:t>
+      </w:r>
+      <w:r>
+        <w:t>.</w:t>
       </w:r>
     </w:p>
     <w:p>
@@ -8793,7 +9095,13 @@
         </w:numPr>
       </w:pPr>
       <w:r>
-        <w:t>Driver data has been loaded successfully.</w:t>
+        <w:t xml:space="preserve">Driver data has been </w:t>
+      </w:r>
+      <w:r>
+        <w:t>generated</w:t>
+      </w:r>
+      <w:r>
+        <w:t xml:space="preserve"> successfully.</w:t>
       </w:r>
     </w:p>
     <w:p>
@@ -8841,7 +9149,21 @@
           <w:rFonts w:eastAsia="Times New Roman"/>
           <w:lang w:eastAsia="en-IE"/>
         </w:rPr>
-        <w:t xml:space="preserve">The system retrieves available driver information. </w:t>
+        <w:t xml:space="preserve">The system </w:t>
+      </w:r>
+      <w:r>
+        <w:rPr>
+          <w:rFonts w:eastAsia="Times New Roman"/>
+          <w:lang w:eastAsia="en-IE"/>
+        </w:rPr>
+        <w:t>retrieves from generated driver objects stored in memory</w:t>
+      </w:r>
+      <w:r>
+        <w:rPr>
+          <w:rFonts w:eastAsia="Times New Roman"/>
+          <w:lang w:eastAsia="en-IE"/>
+        </w:rPr>
+        <w:t xml:space="preserve">. </w:t>
       </w:r>
     </w:p>
     <w:p>
@@ -8987,7 +9309,13 @@
         </w:numPr>
       </w:pPr>
       <w:r>
-        <w:t>The system refetches the information.</w:t>
+        <w:t xml:space="preserve">The system </w:t>
+      </w:r>
+      <w:r>
+        <w:t>reloads</w:t>
+      </w:r>
+      <w:r>
+        <w:t xml:space="preserve"> the information.</w:t>
       </w:r>
     </w:p>
     <w:p>
@@ -9013,7 +9341,13 @@
     </w:p>
     <w:p>
       <w:r>
-        <w:t>The driver information is gone</w:t>
+        <w:t xml:space="preserve">The </w:t>
+      </w:r>
+      <w:r>
+        <w:t>d</w:t>
+      </w:r>
+      <w:r>
+        <w:t>river information has been displayed and is available for user review.</w:t>
       </w:r>
     </w:p>
     <w:p>
@@ -9260,7 +9594,14 @@
           <w:rFonts w:eastAsia="Times New Roman"/>
           <w:lang w:eastAsia="en-IE"/>
         </w:rPr>
-        <w:t xml:space="preserve">The user selects preferred settings. </w:t>
+        <w:t>The user selects preferred settings</w:t>
+      </w:r>
+      <w:r>
+        <w:rPr>
+          <w:rFonts w:eastAsia="Times New Roman"/>
+          <w:lang w:eastAsia="en-IE"/>
+        </w:rPr>
+        <w:t xml:space="preserve"> and saves.</w:t>
       </w:r>
     </w:p>
     <w:p>
@@ -9281,6 +9622,33 @@
           <w:lang w:eastAsia="en-IE"/>
         </w:rPr>
         <w:t xml:space="preserve">The system validates the selected settings. </w:t>
+      </w:r>
+    </w:p>
+    <w:p>
+      <w:pPr>
+        <w:pStyle w:val="ListParagraph"/>
+        <w:numPr>
+          <w:ilvl w:val="0"/>
+          <w:numId w:val="22"/>
+        </w:numPr>
+        <w:rPr>
+          <w:rFonts w:eastAsia="Times New Roman"/>
+          <w:lang w:eastAsia="en-IE"/>
+        </w:rPr>
+      </w:pPr>
+      <w:r>
+        <w:rPr>
+          <w:rFonts w:eastAsia="Times New Roman"/>
+          <w:lang w:eastAsia="en-IE"/>
+        </w:rPr>
+        <w:t>The system saves preferences to a JSON file</w:t>
+      </w:r>
+      <w:r>
+        <w:rPr>
+          <w:rFonts w:eastAsia="Times New Roman"/>
+          <w:lang w:eastAsia="en-IE"/>
+        </w:rPr>
+        <w:t xml:space="preserve">. </w:t>
       </w:r>
     </w:p>
     <w:p>
@@ -10871,7 +11239,15 @@
     </w:p>
     <w:p>
       <w:r>
-        <w:t xml:space="preserve">As seen in Telemetry 2, I create the tables using QHBoxLayout, this lines up widgets horizontally without additional need for manually </w:t>
+        <w:t xml:space="preserve">As seen in Telemetry 2, I create the tables using </w:t>
+      </w:r>
+      <w:proofErr w:type="spellStart"/>
+      <w:r>
+        <w:t>QHBoxLayout</w:t>
+      </w:r>
+      <w:proofErr w:type="spellEnd"/>
+      <w:r>
+        <w:t xml:space="preserve">, this lines up widgets horizontally without additional need for manually </w:t>
       </w:r>
       <w:r>
         <w:t>placing</w:t>
@@ -11009,7 +11385,15 @@
         <w:t xml:space="preserve">As seen in Telemetry 3, I have an attribute error stemming from line 64 - </w:t>
       </w:r>
       <w:r>
-        <w:t>self._publish_telemetry()</w:t>
+        <w:t>self._</w:t>
+      </w:r>
+      <w:proofErr w:type="spellStart"/>
+      <w:r>
+        <w:t>publish_telemetry</w:t>
+      </w:r>
+      <w:proofErr w:type="spellEnd"/>
+      <w:r>
+        <w:t>()</w:t>
       </w:r>
       <w:r>
         <w:t>. The root cause of this is the telemetry is being called prior to the creation of tables, Telemetry 2 above shows I do have the creation of these tables within my code. This in an architecture issue rather than a</w:t>
@@ -13778,7 +14162,15 @@
     </w:p>
     <w:p>
       <w:r>
-        <w:t>The src directory was converted into a Python package by adding __init__.py files. These files were added to the main source directory and relevant subdirectories, including:</w:t>
+        <w:t xml:space="preserve">The </w:t>
+      </w:r>
+      <w:proofErr w:type="spellStart"/>
+      <w:r>
+        <w:t>src</w:t>
+      </w:r>
+      <w:proofErr w:type="spellEnd"/>
+      <w:r>
+        <w:t xml:space="preserve"> directory was converted into a Python package by adding __init__.py files. These files were added to the main source directory and relevant subdirectories, including:</w:t>
       </w:r>
     </w:p>
     <w:p>
@@ -13788,8 +14180,13 @@
           <w:numId w:val="37"/>
         </w:numPr>
       </w:pPr>
-      <w:r>
-        <w:t>src/</w:t>
+      <w:proofErr w:type="spellStart"/>
+      <w:r>
+        <w:t>src</w:t>
+      </w:r>
+      <w:proofErr w:type="spellEnd"/>
+      <w:r>
+        <w:t>/</w:t>
       </w:r>
       <w:r>
         <w:t xml:space="preserve"> __init__.py</w:t>
@@ -13805,8 +14202,13 @@
           <w:numId w:val="37"/>
         </w:numPr>
       </w:pPr>
-      <w:r>
-        <w:t>src/core/</w:t>
+      <w:proofErr w:type="spellStart"/>
+      <w:r>
+        <w:t>src</w:t>
+      </w:r>
+      <w:proofErr w:type="spellEnd"/>
+      <w:r>
+        <w:t>/core/</w:t>
       </w:r>
       <w:r>
         <w:t xml:space="preserve"> __init__.py</w:t>
@@ -13822,8 +14224,13 @@
           <w:numId w:val="37"/>
         </w:numPr>
       </w:pPr>
-      <w:r>
-        <w:t>src/models/</w:t>
+      <w:proofErr w:type="spellStart"/>
+      <w:r>
+        <w:t>src</w:t>
+      </w:r>
+      <w:proofErr w:type="spellEnd"/>
+      <w:r>
+        <w:t>/models/</w:t>
       </w:r>
       <w:r>
         <w:t xml:space="preserve"> __init__.py</w:t>
@@ -13848,8 +14255,13 @@
       </w:r>
     </w:p>
     <w:p>
-      <w:r>
-        <w:t>pythonpath = .</w:t>
+      <w:proofErr w:type="spellStart"/>
+      <w:r>
+        <w:t>pythonpath</w:t>
+      </w:r>
+      <w:proofErr w:type="spellEnd"/>
+      <w:r>
+        <w:t xml:space="preserve"> = .</w:t>
       </w:r>
     </w:p>
     <w:p>
@@ -13860,8 +14272,21 @@
         <w:t xml:space="preserve"> </w:t>
       </w:r>
       <w:r>
-        <w:t>from src.core.race_controller import RaceController</w:t>
-      </w:r>
+        <w:t xml:space="preserve">from </w:t>
+      </w:r>
+      <w:proofErr w:type="spellStart"/>
+      <w:r>
+        <w:t>src.core.race_controller</w:t>
+      </w:r>
+      <w:proofErr w:type="spellEnd"/>
+      <w:r>
+        <w:t xml:space="preserve"> import </w:t>
+      </w:r>
+      <w:proofErr w:type="spellStart"/>
+      <w:r>
+        <w:t>RaceController</w:t>
+      </w:r>
+      <w:proofErr w:type="spellEnd"/>
       <w:r>
         <w:t xml:space="preserve"> </w:t>
       </w:r>
@@ -13871,7 +14296,15 @@
     </w:p>
     <w:p>
       <w:r>
-        <w:t>Tests were organised using pytest's default naming conventions. Test files must begin with test_ or end with _test.py to be automatically detected by the pytest test discovery system.</w:t>
+        <w:t xml:space="preserve">Tests were organised using </w:t>
+      </w:r>
+      <w:proofErr w:type="spellStart"/>
+      <w:r>
+        <w:t>pytest's</w:t>
+      </w:r>
+      <w:proofErr w:type="spellEnd"/>
+      <w:r>
+        <w:t xml:space="preserve"> default naming conventions. Test files must begin with test_ or end with _test.py to be automatically detected by the pytest test discovery system.</w:t>
       </w:r>
     </w:p>
     <w:p>
@@ -14222,7 +14655,15 @@
         <w:t>manages</w:t>
       </w:r>
       <w:r>
-        <w:t xml:space="preserve"> qApp creation </w:t>
+        <w:t xml:space="preserve"> </w:t>
+      </w:r>
+      <w:proofErr w:type="spellStart"/>
+      <w:r>
+        <w:t>qApp</w:t>
+      </w:r>
+      <w:proofErr w:type="spellEnd"/>
+      <w:r>
+        <w:t xml:space="preserve"> creation </w:t>
       </w:r>
       <w:r>
         <w:t>when required</w:t>
@@ -14259,8 +14700,13 @@
       <w:r>
         <w:t xml:space="preserve">, </w:t>
       </w:r>
-      <w:r>
-        <w:t>qt_api=pyqt6</w:t>
+      <w:proofErr w:type="spellStart"/>
+      <w:r>
+        <w:t>qt_api</w:t>
+      </w:r>
+      <w:proofErr w:type="spellEnd"/>
+      <w:r>
+        <w:t>=pyqt6</w:t>
       </w:r>
       <w:r>
         <w:t xml:space="preserve"> needs to be placed in the pytest.ini file.</w:t>
@@ -15569,7 +16015,31 @@
         <w:t xml:space="preserve">This </w:t>
       </w:r>
       <w:r>
-        <w:t>phase primarily focused on the RaceController class. The tests validated the behaviour of its methods and internal state management. Dependent classes, including Driver, Car, RaceTelemetry, and RaceResult, were used during execution to provide the required objects and verify that the controller operated correctly within the simulation environment.</w:t>
+        <w:t xml:space="preserve">phase primarily focused on the </w:t>
+      </w:r>
+      <w:proofErr w:type="spellStart"/>
+      <w:r>
+        <w:t>RaceController</w:t>
+      </w:r>
+      <w:proofErr w:type="spellEnd"/>
+      <w:r>
+        <w:t xml:space="preserve"> class. The tests validated the behaviour of its methods and internal state management. Dependent classes, including Driver, Car, </w:t>
+      </w:r>
+      <w:proofErr w:type="spellStart"/>
+      <w:r>
+        <w:t>RaceTelemetry</w:t>
+      </w:r>
+      <w:proofErr w:type="spellEnd"/>
+      <w:r>
+        <w:t xml:space="preserve">, and </w:t>
+      </w:r>
+      <w:proofErr w:type="spellStart"/>
+      <w:r>
+        <w:t>RaceResult</w:t>
+      </w:r>
+      <w:proofErr w:type="spellEnd"/>
+      <w:r>
+        <w:t>, were used during execution to provide the required objects and verify that the controller operated correctly within the simulation environment.</w:t>
       </w:r>
     </w:p>
     <w:tbl>
@@ -15713,9 +16183,11 @@
             <w:pPr>
               <w:spacing w:after="160" w:line="259" w:lineRule="auto"/>
             </w:pPr>
+            <w:proofErr w:type="spellStart"/>
             <w:r>
               <w:t>RaceController</w:t>
             </w:r>
+            <w:proofErr w:type="spellEnd"/>
           </w:p>
         </w:tc>
         <w:tc>
@@ -15727,9 +16199,11 @@
             <w:pPr>
               <w:spacing w:after="160" w:line="259" w:lineRule="auto"/>
             </w:pPr>
+            <w:proofErr w:type="spellStart"/>
             <w:r>
               <w:t>TrackDefinition</w:t>
             </w:r>
+            <w:proofErr w:type="spellEnd"/>
           </w:p>
         </w:tc>
         <w:tc>
@@ -15799,9 +16273,11 @@
             <w:pPr>
               <w:spacing w:after="160" w:line="259" w:lineRule="auto"/>
             </w:pPr>
+            <w:proofErr w:type="spellStart"/>
             <w:r>
               <w:t>RaceController</w:t>
             </w:r>
+            <w:proofErr w:type="spellEnd"/>
           </w:p>
         </w:tc>
         <w:tc>
@@ -15885,9 +16361,11 @@
             <w:pPr>
               <w:spacing w:after="160" w:line="259" w:lineRule="auto"/>
             </w:pPr>
+            <w:proofErr w:type="spellStart"/>
             <w:r>
               <w:t>RaceController</w:t>
             </w:r>
+            <w:proofErr w:type="spellEnd"/>
           </w:p>
         </w:tc>
         <w:tc>
@@ -15971,9 +16449,11 @@
             <w:pPr>
               <w:spacing w:after="160" w:line="259" w:lineRule="auto"/>
             </w:pPr>
+            <w:proofErr w:type="spellStart"/>
             <w:r>
               <w:t>RaceController</w:t>
             </w:r>
+            <w:proofErr w:type="spellEnd"/>
           </w:p>
         </w:tc>
         <w:tc>
@@ -16057,9 +16537,11 @@
             <w:pPr>
               <w:spacing w:after="160" w:line="259" w:lineRule="auto"/>
             </w:pPr>
+            <w:proofErr w:type="spellStart"/>
             <w:r>
               <w:t>RaceController</w:t>
             </w:r>
+            <w:proofErr w:type="spellEnd"/>
           </w:p>
         </w:tc>
         <w:tc>
@@ -16072,8 +16554,13 @@
               <w:spacing w:after="160" w:line="259" w:lineRule="auto"/>
             </w:pPr>
             <w:r>
-              <w:t>Driver, Car, RaceTelemetry</w:t>
-            </w:r>
+              <w:t xml:space="preserve">Driver, Car, </w:t>
+            </w:r>
+            <w:proofErr w:type="spellStart"/>
+            <w:r>
+              <w:t>RaceTelemetry</w:t>
+            </w:r>
+            <w:proofErr w:type="spellEnd"/>
           </w:p>
         </w:tc>
         <w:tc>
@@ -16143,9 +16630,11 @@
             <w:pPr>
               <w:spacing w:after="160" w:line="259" w:lineRule="auto"/>
             </w:pPr>
+            <w:proofErr w:type="spellStart"/>
             <w:r>
               <w:t>RaceController</w:t>
             </w:r>
+            <w:proofErr w:type="spellEnd"/>
           </w:p>
         </w:tc>
         <w:tc>
@@ -16229,9 +16718,11 @@
             <w:pPr>
               <w:spacing w:after="160" w:line="259" w:lineRule="auto"/>
             </w:pPr>
+            <w:proofErr w:type="spellStart"/>
             <w:r>
               <w:t>RaceController</w:t>
             </w:r>
+            <w:proofErr w:type="spellEnd"/>
           </w:p>
         </w:tc>
         <w:tc>
@@ -16244,8 +16735,13 @@
               <w:spacing w:after="160" w:line="259" w:lineRule="auto"/>
             </w:pPr>
             <w:r>
-              <w:t>Car, RaceResult</w:t>
-            </w:r>
+              <w:t xml:space="preserve">Car, </w:t>
+            </w:r>
+            <w:proofErr w:type="spellStart"/>
+            <w:r>
+              <w:t>RaceResult</w:t>
+            </w:r>
+            <w:proofErr w:type="spellEnd"/>
           </w:p>
         </w:tc>
         <w:tc>
@@ -16442,7 +16938,23 @@
     </w:p>
     <w:p>
       <w:r>
-        <w:t>The integration testing phase focused on the interaction between the RaceController and the MainMenu interface. The test verified that race data generated by the controller was successfully passed to the user interface, that the driver roster was populated correctly, and that the Start Race control triggered the connected race start callback.</w:t>
+        <w:t xml:space="preserve">The integration testing phase focused on the interaction between the </w:t>
+      </w:r>
+      <w:proofErr w:type="spellStart"/>
+      <w:r>
+        <w:t>RaceController</w:t>
+      </w:r>
+      <w:proofErr w:type="spellEnd"/>
+      <w:r>
+        <w:t xml:space="preserve"> and the </w:t>
+      </w:r>
+      <w:proofErr w:type="spellStart"/>
+      <w:r>
+        <w:t>MainMenu</w:t>
+      </w:r>
+      <w:proofErr w:type="spellEnd"/>
+      <w:r>
+        <w:t xml:space="preserve"> interface. The test verified that race data generated by the controller was successfully passed to the user interface, that the driver roster was populated correctly, and that the Start Race control triggered the connected race start callback.</w:t>
       </w:r>
     </w:p>
     <w:tbl>
@@ -16571,9 +17083,27 @@
             <w:pPr>
               <w:spacing w:after="160" w:line="259" w:lineRule="auto"/>
             </w:pPr>
-            <w:r>
-              <w:t>RaceController, MainMenu, DriverRosterWidget</w:t>
-            </w:r>
+            <w:proofErr w:type="spellStart"/>
+            <w:r>
+              <w:t>RaceController</w:t>
+            </w:r>
+            <w:proofErr w:type="spellEnd"/>
+            <w:r>
+              <w:t xml:space="preserve">, </w:t>
+            </w:r>
+            <w:proofErr w:type="spellStart"/>
+            <w:r>
+              <w:t>MainMenu</w:t>
+            </w:r>
+            <w:proofErr w:type="spellEnd"/>
+            <w:r>
+              <w:t xml:space="preserve">, </w:t>
+            </w:r>
+            <w:proofErr w:type="spellStart"/>
+            <w:r>
+              <w:t>DriverRosterWidget</w:t>
+            </w:r>
+            <w:proofErr w:type="spellEnd"/>
           </w:p>
         </w:tc>
         <w:tc>
@@ -17799,7 +18329,25 @@
           <w:szCs w:val="24"/>
           <w:highlight w:val="yellow"/>
         </w:rPr>
-        <w:t>. It may also include performance evaluations, scalability, correctness, etc. depending on the focus of the project.  Quantative results may be reported in tables or figures.</w:t>
+        <w:t xml:space="preserve">. It may also include performance evaluations, scalability, correctness, etc. depending on the focus of the project.  </w:t>
+      </w:r>
+      <w:proofErr w:type="spellStart"/>
+      <w:r>
+        <w:rPr>
+          <w:sz w:val="24"/>
+          <w:szCs w:val="24"/>
+          <w:highlight w:val="yellow"/>
+        </w:rPr>
+        <w:t>Quantative</w:t>
+      </w:r>
+      <w:proofErr w:type="spellEnd"/>
+      <w:r>
+        <w:rPr>
+          <w:sz w:val="24"/>
+          <w:szCs w:val="24"/>
+          <w:highlight w:val="yellow"/>
+        </w:rPr>
+        <w:t xml:space="preserve"> results may be reported in tables or figures.</w:t>
       </w:r>
     </w:p>
     <w:p>
@@ -18915,7 +19463,15 @@
     </w:p>
     <w:p>
       <w:r>
-        <w:t>Current motorsport management titles include Motorsport Manager (2016) and F1 Manager (2022–2024). These games present detailed races and authentic visuals, but their simulation depth is fundamentally limited. Driver development is linear and predetermined, making long-term play predictable. Once a player has learned the optimal strategies, the outcomes become repetitive. In contrast, Football Manager maintains replayability by simulating an immense global ecosystem of leagues, players, and staff, where no two careers are the same. This difference highlights the gap between motorsport management games and the broader standard of emergent sports simulations.</w:t>
+        <w:t xml:space="preserve">Current motorsport management titles include Motorsport Manager (2016) and F1 Manager (2022–2024). These games present detailed races and authentic visuals, but their simulation depth is fundamentally limited. Driver development is linear and predetermined, making long-term play predictable. Once a player has learned the optimal strategies, the outcomes become repetitive. In contrast, Football Manager maintains </w:t>
+      </w:r>
+      <w:proofErr w:type="spellStart"/>
+      <w:r>
+        <w:t>replayability</w:t>
+      </w:r>
+      <w:proofErr w:type="spellEnd"/>
+      <w:r>
+        <w:t xml:space="preserve"> by simulating an immense global ecosystem of leagues, players, and staff, where no two careers are the same. This difference highlights the gap between motorsport management games and the broader standard of emergent sports simulations.</w:t>
       </w:r>
     </w:p>
     <w:p>
@@ -19056,7 +19612,15 @@
     </w:p>
     <w:p>
       <w:r>
-        <w:t>Momentum uses Python for both the front-end dashboards and the back-end simulation logic and database management. The system relies on NumPy for fast calculations, Pandas for handling data, and SciPy for advanced statistics. The database uses SQLite to store all the information about drivers, teams, tracks, and championships, making it easy to save and load multi-season histories. All content creation and generation is handled by the database management system.</w:t>
+        <w:t xml:space="preserve">Momentum uses Python for both the front-end dashboards and the back-end simulation logic and database management. The system relies on NumPy for fast calculations, Pandas for handling data, and SciPy for advanced statistics. The database uses SQLite to store all the information about drivers, teams, tracks, and championships, making it easy to save and load multi-season histories. All content creation and generation </w:t>
+      </w:r>
+      <w:proofErr w:type="gramStart"/>
+      <w:r>
+        <w:t>is</w:t>
+      </w:r>
+      <w:proofErr w:type="gramEnd"/>
+      <w:r>
+        <w:t xml:space="preserve"> handled by the database management system.</w:t>
       </w:r>
     </w:p>
     <w:p>
@@ -19073,7 +19637,23 @@
     </w:p>
     <w:p>
       <w:r>
-        <w:t>Race results are produced by a real-time, agent based engine. Each driver is modelled as an autonomous AI agent that makes decisions on every simulation tick, targeting a frame rate of about 30 ticks per second. Agents consider their attributes, car condition, tyre state, fuel, nearby rivals, team orders and track conditions when choosing actions such as attack, defend, overtake or conserve. Discipline specific rules are applied by the engine to reflect differences between single seater, rally, endurance and other formats. Randomness is retained for low probability events such as mechanical failures or incidents so outcomes remain unpredictable, but most race behaviour emerges from agent interactions rather than repeated sampling. Performance sensitive results are cached where appropriate to keep leaderboards and UI queries responsive.</w:t>
+        <w:t xml:space="preserve">Race results are produced by a real-time, </w:t>
+      </w:r>
+      <w:proofErr w:type="gramStart"/>
+      <w:r>
+        <w:t>agent based</w:t>
+      </w:r>
+      <w:proofErr w:type="gramEnd"/>
+      <w:r>
+        <w:t xml:space="preserve"> engine. Each driver is modelled as an autonomous AI agent that makes decisions on every simulation tick, targeting a frame rate of about 30 ticks per second. Agents consider their attributes, car condition, tyre state, fuel, nearby rivals, team orders and track conditions when choosing actions such as attack, defend, overtake or conserve. Discipline specific rules are applied by the engine to reflect differences between single seater, rally, endurance and other formats. Randomness is retained for low probability events such as mechanical failures or </w:t>
+      </w:r>
+      <w:proofErr w:type="gramStart"/>
+      <w:r>
+        <w:t>incidents</w:t>
+      </w:r>
+      <w:proofErr w:type="gramEnd"/>
+      <w:r>
+        <w:t xml:space="preserve"> so outcomes remain unpredictable, but most race behaviour emerges from agent interactions rather than repeated sampling. Performance sensitive results are cached where appropriate to keep leaderboards and UI queries responsive.</w:t>
       </w:r>
     </w:p>
     <w:p>
@@ -20315,7 +20895,15 @@
               <w:jc w:val="both"/>
             </w:pPr>
             <w:r>
-              <w:t>I started building a Python prototype for my game. I began work on the team management, car development, financial management, and the race weekend structure and connected them through a basic Python GUI. The current version is only a prototype. None of the systems are fully finished, and the race simulation is not yet implemented. The main goal was to test ideas and system integration before moving to a more advanced platform.</w:t>
+              <w:t xml:space="preserve">I started building a Python prototype for my game. I began work on </w:t>
+            </w:r>
+            <w:proofErr w:type="gramStart"/>
+            <w:r>
+              <w:t>the team</w:t>
+            </w:r>
+            <w:proofErr w:type="gramEnd"/>
+            <w:r>
+              <w:t xml:space="preserve"> management, car development, financial management, and the race weekend structure and connected them through a basic Python GUI. The current version is only a prototype. None of the systems are fully finished, and the race simulation is not yet implemented. The main goal was to test ideas and system integration before moving to a more advanced platform.</w:t>
             </w:r>
           </w:p>
         </w:tc>
@@ -20757,7 +21345,15 @@
               <w:jc w:val="both"/>
             </w:pPr>
             <w:r>
-              <w:t>Reflect on what has happened in your project this month?</w:t>
+              <w:t xml:space="preserve">Reflect on what </w:t>
+            </w:r>
+            <w:proofErr w:type="gramStart"/>
+            <w:r>
+              <w:t>has happened</w:t>
+            </w:r>
+            <w:proofErr w:type="gramEnd"/>
+            <w:r>
+              <w:t xml:space="preserve"> in your project this month?</w:t>
             </w:r>
           </w:p>
           <w:p>
@@ -20780,8 +21376,13 @@
             <w:pPr>
               <w:jc w:val="both"/>
             </w:pPr>
-            <w:r>
-              <w:t>mostly planning stuff</w:t>
+            <w:proofErr w:type="gramStart"/>
+            <w:r>
+              <w:t>mostly</w:t>
+            </w:r>
+            <w:proofErr w:type="gramEnd"/>
+            <w:r>
+              <w:t xml:space="preserve"> planning stuff</w:t>
             </w:r>
           </w:p>
         </w:tc>
@@ -20818,16 +21419,37 @@
               <w:jc w:val="both"/>
             </w:pPr>
             <w:r>
-              <w:t xml:space="preserve">Consider what that meant for your project progress.  What were your successes? What challenges still remain? </w:t>
+              <w:t xml:space="preserve">Consider what that meant for your project progress.  What were your successes? What challenges </w:t>
+            </w:r>
+            <w:proofErr w:type="gramStart"/>
+            <w:r>
+              <w:t>still remain</w:t>
+            </w:r>
+            <w:proofErr w:type="gramEnd"/>
+            <w:r>
+              <w:t xml:space="preserve">? </w:t>
             </w:r>
           </w:p>
           <w:p>
             <w:pPr>
               <w:jc w:val="both"/>
             </w:pPr>
+            <w:proofErr w:type="gramStart"/>
             <w:r>
               <w:lastRenderedPageBreak/>
-              <w:t>Certainly helped give a direction with use cases and priorities, realised initial proposal was just plain stupid, overly ambitious, and unrealistic for a college project.</w:t>
+              <w:t>Certainly</w:t>
+            </w:r>
+            <w:proofErr w:type="gramEnd"/>
+            <w:r>
+              <w:t xml:space="preserve"> helped give a direction with use cases and priorities, </w:t>
+            </w:r>
+            <w:proofErr w:type="spellStart"/>
+            <w:r>
+              <w:t>realised</w:t>
+            </w:r>
+            <w:proofErr w:type="spellEnd"/>
+            <w:r>
+              <w:t xml:space="preserve"> initial proposal was just plain stupid, overly ambitious, and unrealistic for a college project.</w:t>
             </w:r>
           </w:p>
         </w:tc>
@@ -21212,7 +21834,15 @@
               <w:jc w:val="both"/>
             </w:pPr>
             <w:r>
-              <w:t>Reflect on what has happened in your project this month?</w:t>
+              <w:t xml:space="preserve">Reflect on what </w:t>
+            </w:r>
+            <w:proofErr w:type="gramStart"/>
+            <w:r>
+              <w:t>has happened</w:t>
+            </w:r>
+            <w:proofErr w:type="gramEnd"/>
+            <w:r>
+              <w:t xml:space="preserve"> in your project this month?</w:t>
             </w:r>
           </w:p>
           <w:p>
@@ -21264,7 +21894,15 @@
               <w:jc w:val="both"/>
             </w:pPr>
             <w:r>
-              <w:t xml:space="preserve">Consider what that meant for your project progress.  What were your successes? What challenges still remain? </w:t>
+              <w:t xml:space="preserve">Consider what that meant for your project progress.  What were your successes? What challenges </w:t>
+            </w:r>
+            <w:proofErr w:type="gramStart"/>
+            <w:r>
+              <w:t>still remain</w:t>
+            </w:r>
+            <w:proofErr w:type="gramEnd"/>
+            <w:r>
+              <w:t xml:space="preserve">? </w:t>
             </w:r>
           </w:p>
           <w:p>
@@ -21274,7 +21912,23 @@
           </w:p>
           <w:p>
             <w:r>
-              <w:t>This change gives visible, behaviour for demos, but some docs still describe the old Monte Carlo approach.</w:t>
+              <w:t xml:space="preserve">This change gives </w:t>
+            </w:r>
+            <w:proofErr w:type="gramStart"/>
+            <w:r>
+              <w:t>visible,</w:t>
+            </w:r>
+            <w:proofErr w:type="gramEnd"/>
+            <w:r>
+              <w:t xml:space="preserve"> </w:t>
+            </w:r>
+            <w:proofErr w:type="spellStart"/>
+            <w:r>
+              <w:t>behaviour</w:t>
+            </w:r>
+            <w:proofErr w:type="spellEnd"/>
+            <w:r>
+              <w:t xml:space="preserve"> for demos, but some docs still describe the old Monte Carlo approach.</w:t>
             </w:r>
           </w:p>
           <w:p>

--- a/docs/Technical Report Eoin Fitzsimons.docx
+++ b/docs/Technical Report Eoin Fitzsimons.docx
@@ -593,25 +593,7 @@
           <w:sz w:val="18"/>
           <w:szCs w:val="18"/>
         </w:rPr>
-        <w:t xml:space="preserve">supplied by the </w:t>
-      </w:r>
-      <w:proofErr w:type="gramStart"/>
-      <w:r>
-        <w:rPr>
-          <w:rFonts w:ascii="Verdana" w:hAnsi="Verdana"/>
-          <w:sz w:val="18"/>
-          <w:szCs w:val="18"/>
-        </w:rPr>
-        <w:t>Library</w:t>
-      </w:r>
-      <w:proofErr w:type="gramEnd"/>
-      <w:r>
-        <w:rPr>
-          <w:rFonts w:ascii="Verdana" w:hAnsi="Verdana"/>
-          <w:sz w:val="18"/>
-          <w:szCs w:val="18"/>
-        </w:rPr>
-        <w:t>.  To use other author's written or electronic work is illegal (plagiarism) and may result in disciplinary action.  Students may be required to undergo a viva (oral examination) if there is suspicion about the validity of their submitted work.</w:t>
+        <w:t>supplied by the Library.  To use other author's written or electronic work is illegal (plagiarism) and may result in disciplinary action.  Students may be required to undergo a viva (oral examination) if there is suspicion about the validity of their submitted work.</w:t>
       </w:r>
     </w:p>
     <w:p/>
@@ -678,25 +660,7 @@
           <w:bCs/>
           <w:highlight w:val="yellow"/>
         </w:rPr>
-        <w:t xml:space="preserve">successfully complete the </w:t>
-      </w:r>
-      <w:proofErr w:type="spellStart"/>
-      <w:r>
-        <w:rPr>
-          <w:b/>
-          <w:bCs/>
-          <w:highlight w:val="yellow"/>
-        </w:rPr>
-        <w:t>Epigeum</w:t>
-      </w:r>
-      <w:proofErr w:type="spellEnd"/>
-      <w:r>
-        <w:rPr>
-          <w:b/>
-          <w:bCs/>
-          <w:highlight w:val="yellow"/>
-        </w:rPr>
-        <w:t xml:space="preserve"> Academic Integrity Course</w:t>
+        <w:t>successfully complete the Epigeum Academic Integrity Course</w:t>
       </w:r>
       <w:r>
         <w:rPr>
@@ -1031,21 +995,7 @@
         <w:rPr>
           <w:b/>
         </w:rPr>
-        <w:t xml:space="preserve">Any project/assignment not submitted will be marked as a </w:t>
-      </w:r>
-      <w:proofErr w:type="gramStart"/>
-      <w:r>
-        <w:rPr>
-          <w:b/>
-        </w:rPr>
-        <w:t>fail</w:t>
-      </w:r>
-      <w:proofErr w:type="gramEnd"/>
-      <w:r>
-        <w:rPr>
-          <w:b/>
-        </w:rPr>
-        <w:t>.</w:t>
+        <w:t>Any project/assignment not submitted will be marked as a fail.</w:t>
       </w:r>
     </w:p>
     <w:p>
@@ -1069,21 +1019,7 @@
         <w:rPr>
           <w:b/>
         </w:rPr>
-        <w:t xml:space="preserve">Please check that you read AI and Academic Integrity Acknowledgement </w:t>
-      </w:r>
-      <w:proofErr w:type="spellStart"/>
-      <w:r>
-        <w:rPr>
-          <w:b/>
-        </w:rPr>
-        <w:t>Supplments</w:t>
-      </w:r>
-      <w:proofErr w:type="spellEnd"/>
-      <w:r>
-        <w:rPr>
-          <w:b/>
-        </w:rPr>
-        <w:t xml:space="preserve"> in this document</w:t>
+        <w:t>Please check that you read AI and Academic Integrity Acknowledgement Supplments in this document</w:t>
       </w:r>
     </w:p>
     <w:p/>
@@ -5756,11 +5692,9 @@
       </w:r>
     </w:p>
     <w:p>
-      <w:proofErr w:type="spellStart"/>
       <w:r>
         <w:t>VSCode</w:t>
       </w:r>
-      <w:proofErr w:type="spellEnd"/>
     </w:p>
     <w:p>
       <w:r>
@@ -5773,13 +5707,8 @@
       </w:r>
     </w:p>
     <w:p>
-      <w:proofErr w:type="spellStart"/>
-      <w:r>
-        <w:t>pathlib</w:t>
-      </w:r>
-      <w:proofErr w:type="spellEnd"/>
-      <w:r>
-        <w:t xml:space="preserve"> – Path</w:t>
+      <w:r>
+        <w:t>pathlib – Path</w:t>
       </w:r>
     </w:p>
     <w:p>
@@ -5794,30 +5723,18 @@
     </w:p>
     <w:p>
       <w:r>
-        <w:t xml:space="preserve">typing – List, </w:t>
-      </w:r>
-      <w:proofErr w:type="spellStart"/>
-      <w:r>
-        <w:t>Dict</w:t>
-      </w:r>
-      <w:proofErr w:type="spellEnd"/>
-      <w:r>
-        <w:t>, Tuple</w:t>
-      </w:r>
-    </w:p>
-    <w:p>
-      <w:proofErr w:type="spellStart"/>
+        <w:t>typing – List, Dict, Tuple</w:t>
+      </w:r>
+    </w:p>
+    <w:p>
       <w:r>
         <w:t>json</w:t>
       </w:r>
-      <w:proofErr w:type="spellEnd"/>
-    </w:p>
-    <w:p>
-      <w:proofErr w:type="spellStart"/>
+    </w:p>
+    <w:p>
       <w:r>
         <w:t>dataclasses</w:t>
       </w:r>
-      <w:proofErr w:type="spellEnd"/>
     </w:p>
     <w:p>
       <w:r>
@@ -5826,18 +5743,14 @@
       <w:r>
         <w:t xml:space="preserve"> - </w:t>
       </w:r>
-      <w:proofErr w:type="spellStart"/>
       <w:r>
         <w:t>SystemRandom</w:t>
       </w:r>
-      <w:proofErr w:type="spellEnd"/>
-    </w:p>
-    <w:p>
-      <w:proofErr w:type="spellStart"/>
+    </w:p>
+    <w:p>
       <w:r>
         <w:t>os</w:t>
       </w:r>
-      <w:proofErr w:type="spellEnd"/>
     </w:p>
     <w:p>
       <w:pPr>
@@ -6138,15 +6051,7 @@
     </w:p>
     <w:p>
       <w:r>
-        <w:t xml:space="preserve">The </w:t>
-      </w:r>
-      <w:proofErr w:type="spellStart"/>
-      <w:r>
-        <w:t>MoSCoW</w:t>
-      </w:r>
-      <w:proofErr w:type="spellEnd"/>
-      <w:r>
-        <w:t xml:space="preserve"> prioritisation method was used to classify functional requirements according to their importance. Core functionality required for the successful completion of a race simulation was classified as Must Have, features that improve the user experience but are not essential to the simulation were classified as Should Have or Could Have, while functionality outside the scope of the minimum viable product (MVP) was classified as Won't Have</w:t>
+        <w:t>The MoSCoW prioritisation method was used to classify functional requirements according to their importance. Core functionality required for the successful completion of a race simulation was classified as Must Have, features that improve the user experience but are not essential to the simulation were classified as Should Have or Could Have, while functionality outside the scope of the minimum viable product (MVP) was classified as Won't Have</w:t>
       </w:r>
       <w:r>
         <w:t>.</w:t>
@@ -9780,18 +9685,6 @@
     </w:p>
     <w:p>
       <w:pPr>
-        <w:pStyle w:val="ListParagraph"/>
-        <w:numPr>
-          <w:ilvl w:val="1"/>
-          <w:numId w:val="23"/>
-        </w:numPr>
-      </w:pPr>
-      <w:r>
-        <w:t>The menu remains open</w:t>
-      </w:r>
-    </w:p>
-    <w:p>
-      <w:pPr>
         <w:pStyle w:val="Heading6"/>
       </w:pPr>
       <w:r>
@@ -9887,7 +9780,13 @@
         <w:t>Momentum uses structured data to allow different parts of the system to communicate while keeping the simulation logic separate from the graphical interface.</w:t>
       </w:r>
       <w:r>
-        <w:t xml:space="preserve"> The system uses persistent JSON storage for track definition, while active simulation data is stored in memory during execution.</w:t>
+        <w:t xml:space="preserve"> The system uses persistent JSON storage for track definition</w:t>
+      </w:r>
+      <w:r>
+        <w:t xml:space="preserve"> and accessibility settings</w:t>
+      </w:r>
+      <w:r>
+        <w:t>, while active simulation data is stored in memory during execution.</w:t>
       </w:r>
     </w:p>
     <w:p>
@@ -9990,12 +9889,12 @@
     </w:p>
     <w:p>
       <w:r>
+        <w:lastRenderedPageBreak/>
         <w:t>• The user should be able to view driver information before a race begins to understand the characteristics of each participant.</w:t>
       </w:r>
     </w:p>
     <w:p>
       <w:r>
-        <w:lastRenderedPageBreak/>
         <w:t>• The user should be able to observe live race progression through a graphical representation of the circuit.</w:t>
       </w:r>
     </w:p>
@@ -10307,6 +10206,7 @@
       </w:pPr>
       <w:bookmarkStart w:id="12" w:name="_Toc236031534"/>
       <w:r>
+        <w:lastRenderedPageBreak/>
         <w:t>Usability Requirements</w:t>
       </w:r>
       <w:bookmarkEnd w:id="12"/>
@@ -10319,11 +10219,7 @@
         </w:rPr>
       </w:pPr>
       <w:r>
-        <w:t xml:space="preserve">Usability requirements for interface design should support primary users by ensuring the interface is efficient, intuitive, and low effort to use. Users should be able to complete goals quickly with few or no errors, learn and navigate the interface easily through clear buttons, headings, and help or error </w:t>
-      </w:r>
-      <w:r>
-        <w:lastRenderedPageBreak/>
-        <w:t>messages, and experience the interface as simple and approachable rather than intimidating, demanding, or frustrating.</w:t>
+        <w:t>Usability requirements for interface design should support primary users by ensuring the interface is efficient, intuitive, and low effort to use. Users should be able to complete goals quickly with few or no errors, learn and navigate the interface easily through clear buttons, headings, and help or error messages, and experience the interface as simple and approachable rather than intimidating, demanding, or frustrating.</w:t>
       </w:r>
     </w:p>
     <w:p>
@@ -11239,15 +11135,7 @@
     </w:p>
     <w:p>
       <w:r>
-        <w:t xml:space="preserve">As seen in Telemetry 2, I create the tables using </w:t>
-      </w:r>
-      <w:proofErr w:type="spellStart"/>
-      <w:r>
-        <w:t>QHBoxLayout</w:t>
-      </w:r>
-      <w:proofErr w:type="spellEnd"/>
-      <w:r>
-        <w:t xml:space="preserve">, this lines up widgets horizontally without additional need for manually </w:t>
+        <w:t xml:space="preserve">As seen in Telemetry 2, I create the tables using QHBoxLayout, this lines up widgets horizontally without additional need for manually </w:t>
       </w:r>
       <w:r>
         <w:t>placing</w:t>
@@ -11385,15 +11273,7 @@
         <w:t xml:space="preserve">As seen in Telemetry 3, I have an attribute error stemming from line 64 - </w:t>
       </w:r>
       <w:r>
-        <w:t>self._</w:t>
-      </w:r>
-      <w:proofErr w:type="spellStart"/>
-      <w:r>
-        <w:t>publish_telemetry</w:t>
-      </w:r>
-      <w:proofErr w:type="spellEnd"/>
-      <w:r>
-        <w:t>()</w:t>
+        <w:t>self._publish_telemetry()</w:t>
       </w:r>
       <w:r>
         <w:t>. The root cause of this is the telemetry is being called prior to the creation of tables, Telemetry 2 above shows I do have the creation of these tables within my code. This in an architecture issue rather than a</w:t>
@@ -14162,15 +14042,7 @@
     </w:p>
     <w:p>
       <w:r>
-        <w:t xml:space="preserve">The </w:t>
-      </w:r>
-      <w:proofErr w:type="spellStart"/>
-      <w:r>
-        <w:t>src</w:t>
-      </w:r>
-      <w:proofErr w:type="spellEnd"/>
-      <w:r>
-        <w:t xml:space="preserve"> directory was converted into a Python package by adding __init__.py files. These files were added to the main source directory and relevant subdirectories, including:</w:t>
+        <w:t>The src directory was converted into a Python package by adding __init__.py files. These files were added to the main source directory and relevant subdirectories, including:</w:t>
       </w:r>
     </w:p>
     <w:p>
@@ -14180,13 +14052,8 @@
           <w:numId w:val="37"/>
         </w:numPr>
       </w:pPr>
-      <w:proofErr w:type="spellStart"/>
-      <w:r>
-        <w:t>src</w:t>
-      </w:r>
-      <w:proofErr w:type="spellEnd"/>
-      <w:r>
-        <w:t>/</w:t>
+      <w:r>
+        <w:t>src/</w:t>
       </w:r>
       <w:r>
         <w:t xml:space="preserve"> __init__.py</w:t>
@@ -14202,13 +14069,8 @@
           <w:numId w:val="37"/>
         </w:numPr>
       </w:pPr>
-      <w:proofErr w:type="spellStart"/>
-      <w:r>
-        <w:t>src</w:t>
-      </w:r>
-      <w:proofErr w:type="spellEnd"/>
-      <w:r>
-        <w:t>/core/</w:t>
+      <w:r>
+        <w:t>src/core/</w:t>
       </w:r>
       <w:r>
         <w:t xml:space="preserve"> __init__.py</w:t>
@@ -14224,13 +14086,8 @@
           <w:numId w:val="37"/>
         </w:numPr>
       </w:pPr>
-      <w:proofErr w:type="spellStart"/>
-      <w:r>
-        <w:t>src</w:t>
-      </w:r>
-      <w:proofErr w:type="spellEnd"/>
-      <w:r>
-        <w:t>/models/</w:t>
+      <w:r>
+        <w:t>src/models/</w:t>
       </w:r>
       <w:r>
         <w:t xml:space="preserve"> __init__.py</w:t>
@@ -14255,13 +14112,8 @@
       </w:r>
     </w:p>
     <w:p>
-      <w:proofErr w:type="spellStart"/>
-      <w:r>
-        <w:t>pythonpath</w:t>
-      </w:r>
-      <w:proofErr w:type="spellEnd"/>
-      <w:r>
-        <w:t xml:space="preserve"> = .</w:t>
+      <w:r>
+        <w:t>pythonpath = .</w:t>
       </w:r>
     </w:p>
     <w:p>
@@ -14272,21 +14124,8 @@
         <w:t xml:space="preserve"> </w:t>
       </w:r>
       <w:r>
-        <w:t xml:space="preserve">from </w:t>
-      </w:r>
-      <w:proofErr w:type="spellStart"/>
-      <w:r>
-        <w:t>src.core.race_controller</w:t>
-      </w:r>
-      <w:proofErr w:type="spellEnd"/>
-      <w:r>
-        <w:t xml:space="preserve"> import </w:t>
-      </w:r>
-      <w:proofErr w:type="spellStart"/>
-      <w:r>
-        <w:t>RaceController</w:t>
-      </w:r>
-      <w:proofErr w:type="spellEnd"/>
+        <w:t>from src.core.race_controller import RaceController</w:t>
+      </w:r>
       <w:r>
         <w:t xml:space="preserve"> </w:t>
       </w:r>
@@ -14296,15 +14135,7 @@
     </w:p>
     <w:p>
       <w:r>
-        <w:t xml:space="preserve">Tests were organised using </w:t>
-      </w:r>
-      <w:proofErr w:type="spellStart"/>
-      <w:r>
-        <w:t>pytest's</w:t>
-      </w:r>
-      <w:proofErr w:type="spellEnd"/>
-      <w:r>
-        <w:t xml:space="preserve"> default naming conventions. Test files must begin with test_ or end with _test.py to be automatically detected by the pytest test discovery system.</w:t>
+        <w:t>Tests were organised using pytest's default naming conventions. Test files must begin with test_ or end with _test.py to be automatically detected by the pytest test discovery system.</w:t>
       </w:r>
     </w:p>
     <w:p>
@@ -14655,15 +14486,7 @@
         <w:t>manages</w:t>
       </w:r>
       <w:r>
-        <w:t xml:space="preserve"> </w:t>
-      </w:r>
-      <w:proofErr w:type="spellStart"/>
-      <w:r>
-        <w:t>qApp</w:t>
-      </w:r>
-      <w:proofErr w:type="spellEnd"/>
-      <w:r>
-        <w:t xml:space="preserve"> creation </w:t>
+        <w:t xml:space="preserve"> qApp creation </w:t>
       </w:r>
       <w:r>
         <w:t>when required</w:t>
@@ -14700,13 +14523,8 @@
       <w:r>
         <w:t xml:space="preserve">, </w:t>
       </w:r>
-      <w:proofErr w:type="spellStart"/>
-      <w:r>
-        <w:t>qt_api</w:t>
-      </w:r>
-      <w:proofErr w:type="spellEnd"/>
-      <w:r>
-        <w:t>=pyqt6</w:t>
+      <w:r>
+        <w:t>qt_api=pyqt6</w:t>
       </w:r>
       <w:r>
         <w:t xml:space="preserve"> needs to be placed in the pytest.ini file.</w:t>
@@ -16015,31 +15833,7 @@
         <w:t xml:space="preserve">This </w:t>
       </w:r>
       <w:r>
-        <w:t xml:space="preserve">phase primarily focused on the </w:t>
-      </w:r>
-      <w:proofErr w:type="spellStart"/>
-      <w:r>
-        <w:t>RaceController</w:t>
-      </w:r>
-      <w:proofErr w:type="spellEnd"/>
-      <w:r>
-        <w:t xml:space="preserve"> class. The tests validated the behaviour of its methods and internal state management. Dependent classes, including Driver, Car, </w:t>
-      </w:r>
-      <w:proofErr w:type="spellStart"/>
-      <w:r>
-        <w:t>RaceTelemetry</w:t>
-      </w:r>
-      <w:proofErr w:type="spellEnd"/>
-      <w:r>
-        <w:t xml:space="preserve">, and </w:t>
-      </w:r>
-      <w:proofErr w:type="spellStart"/>
-      <w:r>
-        <w:t>RaceResult</w:t>
-      </w:r>
-      <w:proofErr w:type="spellEnd"/>
-      <w:r>
-        <w:t>, were used during execution to provide the required objects and verify that the controller operated correctly within the simulation environment.</w:t>
+        <w:t>phase primarily focused on the RaceController class. The tests validated the behaviour of its methods and internal state management. Dependent classes, including Driver, Car, RaceTelemetry, and RaceResult, were used during execution to provide the required objects and verify that the controller operated correctly within the simulation environment.</w:t>
       </w:r>
     </w:p>
     <w:tbl>
@@ -16183,11 +15977,9 @@
             <w:pPr>
               <w:spacing w:after="160" w:line="259" w:lineRule="auto"/>
             </w:pPr>
-            <w:proofErr w:type="spellStart"/>
             <w:r>
               <w:t>RaceController</w:t>
             </w:r>
-            <w:proofErr w:type="spellEnd"/>
           </w:p>
         </w:tc>
         <w:tc>
@@ -16199,11 +15991,9 @@
             <w:pPr>
               <w:spacing w:after="160" w:line="259" w:lineRule="auto"/>
             </w:pPr>
-            <w:proofErr w:type="spellStart"/>
             <w:r>
               <w:t>TrackDefinition</w:t>
             </w:r>
-            <w:proofErr w:type="spellEnd"/>
           </w:p>
         </w:tc>
         <w:tc>
@@ -16273,11 +16063,9 @@
             <w:pPr>
               <w:spacing w:after="160" w:line="259" w:lineRule="auto"/>
             </w:pPr>
-            <w:proofErr w:type="spellStart"/>
             <w:r>
               <w:t>RaceController</w:t>
             </w:r>
-            <w:proofErr w:type="spellEnd"/>
           </w:p>
         </w:tc>
         <w:tc>
@@ -16361,11 +16149,9 @@
             <w:pPr>
               <w:spacing w:after="160" w:line="259" w:lineRule="auto"/>
             </w:pPr>
-            <w:proofErr w:type="spellStart"/>
             <w:r>
               <w:t>RaceController</w:t>
             </w:r>
-            <w:proofErr w:type="spellEnd"/>
           </w:p>
         </w:tc>
         <w:tc>
@@ -16449,11 +16235,9 @@
             <w:pPr>
               <w:spacing w:after="160" w:line="259" w:lineRule="auto"/>
             </w:pPr>
-            <w:proofErr w:type="spellStart"/>
             <w:r>
               <w:t>RaceController</w:t>
             </w:r>
-            <w:proofErr w:type="spellEnd"/>
           </w:p>
         </w:tc>
         <w:tc>
@@ -16537,11 +16321,9 @@
             <w:pPr>
               <w:spacing w:after="160" w:line="259" w:lineRule="auto"/>
             </w:pPr>
-            <w:proofErr w:type="spellStart"/>
             <w:r>
               <w:t>RaceController</w:t>
             </w:r>
-            <w:proofErr w:type="spellEnd"/>
           </w:p>
         </w:tc>
         <w:tc>
@@ -16554,13 +16336,8 @@
               <w:spacing w:after="160" w:line="259" w:lineRule="auto"/>
             </w:pPr>
             <w:r>
-              <w:t xml:space="preserve">Driver, Car, </w:t>
-            </w:r>
-            <w:proofErr w:type="spellStart"/>
-            <w:r>
-              <w:t>RaceTelemetry</w:t>
-            </w:r>
-            <w:proofErr w:type="spellEnd"/>
+              <w:t>Driver, Car, RaceTelemetry</w:t>
+            </w:r>
           </w:p>
         </w:tc>
         <w:tc>
@@ -16630,11 +16407,9 @@
             <w:pPr>
               <w:spacing w:after="160" w:line="259" w:lineRule="auto"/>
             </w:pPr>
-            <w:proofErr w:type="spellStart"/>
             <w:r>
               <w:t>RaceController</w:t>
             </w:r>
-            <w:proofErr w:type="spellEnd"/>
           </w:p>
         </w:tc>
         <w:tc>
@@ -16718,11 +16493,9 @@
             <w:pPr>
               <w:spacing w:after="160" w:line="259" w:lineRule="auto"/>
             </w:pPr>
-            <w:proofErr w:type="spellStart"/>
             <w:r>
               <w:t>RaceController</w:t>
             </w:r>
-            <w:proofErr w:type="spellEnd"/>
           </w:p>
         </w:tc>
         <w:tc>
@@ -16735,13 +16508,8 @@
               <w:spacing w:after="160" w:line="259" w:lineRule="auto"/>
             </w:pPr>
             <w:r>
-              <w:t xml:space="preserve">Car, </w:t>
-            </w:r>
-            <w:proofErr w:type="spellStart"/>
-            <w:r>
-              <w:t>RaceResult</w:t>
-            </w:r>
-            <w:proofErr w:type="spellEnd"/>
+              <w:t>Car, RaceResult</w:t>
+            </w:r>
           </w:p>
         </w:tc>
         <w:tc>
@@ -16938,23 +16706,7 @@
     </w:p>
     <w:p>
       <w:r>
-        <w:t xml:space="preserve">The integration testing phase focused on the interaction between the </w:t>
-      </w:r>
-      <w:proofErr w:type="spellStart"/>
-      <w:r>
-        <w:t>RaceController</w:t>
-      </w:r>
-      <w:proofErr w:type="spellEnd"/>
-      <w:r>
-        <w:t xml:space="preserve"> and the </w:t>
-      </w:r>
-      <w:proofErr w:type="spellStart"/>
-      <w:r>
-        <w:t>MainMenu</w:t>
-      </w:r>
-      <w:proofErr w:type="spellEnd"/>
-      <w:r>
-        <w:t xml:space="preserve"> interface. The test verified that race data generated by the controller was successfully passed to the user interface, that the driver roster was populated correctly, and that the Start Race control triggered the connected race start callback.</w:t>
+        <w:t>The integration testing phase focused on the interaction between the RaceController and the MainMenu interface. The test verified that race data generated by the controller was successfully passed to the user interface, that the driver roster was populated correctly, and that the Start Race control triggered the connected race start callback.</w:t>
       </w:r>
     </w:p>
     <w:tbl>
@@ -17083,27 +16835,9 @@
             <w:pPr>
               <w:spacing w:after="160" w:line="259" w:lineRule="auto"/>
             </w:pPr>
-            <w:proofErr w:type="spellStart"/>
-            <w:r>
-              <w:t>RaceController</w:t>
-            </w:r>
-            <w:proofErr w:type="spellEnd"/>
-            <w:r>
-              <w:t xml:space="preserve">, </w:t>
-            </w:r>
-            <w:proofErr w:type="spellStart"/>
-            <w:r>
-              <w:t>MainMenu</w:t>
-            </w:r>
-            <w:proofErr w:type="spellEnd"/>
-            <w:r>
-              <w:t xml:space="preserve">, </w:t>
-            </w:r>
-            <w:proofErr w:type="spellStart"/>
-            <w:r>
-              <w:t>DriverRosterWidget</w:t>
-            </w:r>
-            <w:proofErr w:type="spellEnd"/>
+            <w:r>
+              <w:t>RaceController, MainMenu, DriverRosterWidget</w:t>
+            </w:r>
           </w:p>
         </w:tc>
         <w:tc>
@@ -18329,25 +18063,7 @@
           <w:szCs w:val="24"/>
           <w:highlight w:val="yellow"/>
         </w:rPr>
-        <w:t xml:space="preserve">. It may also include performance evaluations, scalability, correctness, etc. depending on the focus of the project.  </w:t>
-      </w:r>
-      <w:proofErr w:type="spellStart"/>
-      <w:r>
-        <w:rPr>
-          <w:sz w:val="24"/>
-          <w:szCs w:val="24"/>
-          <w:highlight w:val="yellow"/>
-        </w:rPr>
-        <w:t>Quantative</w:t>
-      </w:r>
-      <w:proofErr w:type="spellEnd"/>
-      <w:r>
-        <w:rPr>
-          <w:sz w:val="24"/>
-          <w:szCs w:val="24"/>
-          <w:highlight w:val="yellow"/>
-        </w:rPr>
-        <w:t xml:space="preserve"> results may be reported in tables or figures.</w:t>
+        <w:t>. It may also include performance evaluations, scalability, correctness, etc. depending on the focus of the project.  Quantative results may be reported in tables or figures.</w:t>
       </w:r>
     </w:p>
     <w:p>
@@ -19463,15 +19179,7 @@
     </w:p>
     <w:p>
       <w:r>
-        <w:t xml:space="preserve">Current motorsport management titles include Motorsport Manager (2016) and F1 Manager (2022–2024). These games present detailed races and authentic visuals, but their simulation depth is fundamentally limited. Driver development is linear and predetermined, making long-term play predictable. Once a player has learned the optimal strategies, the outcomes become repetitive. In contrast, Football Manager maintains </w:t>
-      </w:r>
-      <w:proofErr w:type="spellStart"/>
-      <w:r>
-        <w:t>replayability</w:t>
-      </w:r>
-      <w:proofErr w:type="spellEnd"/>
-      <w:r>
-        <w:t xml:space="preserve"> by simulating an immense global ecosystem of leagues, players, and staff, where no two careers are the same. This difference highlights the gap between motorsport management games and the broader standard of emergent sports simulations.</w:t>
+        <w:t>Current motorsport management titles include Motorsport Manager (2016) and F1 Manager (2022–2024). These games present detailed races and authentic visuals, but their simulation depth is fundamentally limited. Driver development is linear and predetermined, making long-term play predictable. Once a player has learned the optimal strategies, the outcomes become repetitive. In contrast, Football Manager maintains replayability by simulating an immense global ecosystem of leagues, players, and staff, where no two careers are the same. This difference highlights the gap between motorsport management games and the broader standard of emergent sports simulations.</w:t>
       </w:r>
     </w:p>
     <w:p>
@@ -19612,15 +19320,7 @@
     </w:p>
     <w:p>
       <w:r>
-        <w:t xml:space="preserve">Momentum uses Python for both the front-end dashboards and the back-end simulation logic and database management. The system relies on NumPy for fast calculations, Pandas for handling data, and SciPy for advanced statistics. The database uses SQLite to store all the information about drivers, teams, tracks, and championships, making it easy to save and load multi-season histories. All content creation and generation </w:t>
-      </w:r>
-      <w:proofErr w:type="gramStart"/>
-      <w:r>
-        <w:t>is</w:t>
-      </w:r>
-      <w:proofErr w:type="gramEnd"/>
-      <w:r>
-        <w:t xml:space="preserve"> handled by the database management system.</w:t>
+        <w:t>Momentum uses Python for both the front-end dashboards and the back-end simulation logic and database management. The system relies on NumPy for fast calculations, Pandas for handling data, and SciPy for advanced statistics. The database uses SQLite to store all the information about drivers, teams, tracks, and championships, making it easy to save and load multi-season histories. All content creation and generation is handled by the database management system.</w:t>
       </w:r>
     </w:p>
     <w:p>
@@ -19637,23 +19337,7 @@
     </w:p>
     <w:p>
       <w:r>
-        <w:t xml:space="preserve">Race results are produced by a real-time, </w:t>
-      </w:r>
-      <w:proofErr w:type="gramStart"/>
-      <w:r>
-        <w:t>agent based</w:t>
-      </w:r>
-      <w:proofErr w:type="gramEnd"/>
-      <w:r>
-        <w:t xml:space="preserve"> engine. Each driver is modelled as an autonomous AI agent that makes decisions on every simulation tick, targeting a frame rate of about 30 ticks per second. Agents consider their attributes, car condition, tyre state, fuel, nearby rivals, team orders and track conditions when choosing actions such as attack, defend, overtake or conserve. Discipline specific rules are applied by the engine to reflect differences between single seater, rally, endurance and other formats. Randomness is retained for low probability events such as mechanical failures or </w:t>
-      </w:r>
-      <w:proofErr w:type="gramStart"/>
-      <w:r>
-        <w:t>incidents</w:t>
-      </w:r>
-      <w:proofErr w:type="gramEnd"/>
-      <w:r>
-        <w:t xml:space="preserve"> so outcomes remain unpredictable, but most race behaviour emerges from agent interactions rather than repeated sampling. Performance sensitive results are cached where appropriate to keep leaderboards and UI queries responsive.</w:t>
+        <w:t>Race results are produced by a real-time, agent based engine. Each driver is modelled as an autonomous AI agent that makes decisions on every simulation tick, targeting a frame rate of about 30 ticks per second. Agents consider their attributes, car condition, tyre state, fuel, nearby rivals, team orders and track conditions when choosing actions such as attack, defend, overtake or conserve. Discipline specific rules are applied by the engine to reflect differences between single seater, rally, endurance and other formats. Randomness is retained for low probability events such as mechanical failures or incidents so outcomes remain unpredictable, but most race behaviour emerges from agent interactions rather than repeated sampling. Performance sensitive results are cached where appropriate to keep leaderboards and UI queries responsive.</w:t>
       </w:r>
     </w:p>
     <w:p>
@@ -20895,15 +20579,7 @@
               <w:jc w:val="both"/>
             </w:pPr>
             <w:r>
-              <w:t xml:space="preserve">I started building a Python prototype for my game. I began work on </w:t>
-            </w:r>
-            <w:proofErr w:type="gramStart"/>
-            <w:r>
-              <w:t>the team</w:t>
-            </w:r>
-            <w:proofErr w:type="gramEnd"/>
-            <w:r>
-              <w:t xml:space="preserve"> management, car development, financial management, and the race weekend structure and connected them through a basic Python GUI. The current version is only a prototype. None of the systems are fully finished, and the race simulation is not yet implemented. The main goal was to test ideas and system integration before moving to a more advanced platform.</w:t>
+              <w:t>I started building a Python prototype for my game. I began work on the team management, car development, financial management, and the race weekend structure and connected them through a basic Python GUI. The current version is only a prototype. None of the systems are fully finished, and the race simulation is not yet implemented. The main goal was to test ideas and system integration before moving to a more advanced platform.</w:t>
             </w:r>
           </w:p>
         </w:tc>
@@ -21345,15 +21021,7 @@
               <w:jc w:val="both"/>
             </w:pPr>
             <w:r>
-              <w:t xml:space="preserve">Reflect on what </w:t>
-            </w:r>
-            <w:proofErr w:type="gramStart"/>
-            <w:r>
-              <w:t>has happened</w:t>
-            </w:r>
-            <w:proofErr w:type="gramEnd"/>
-            <w:r>
-              <w:t xml:space="preserve"> in your project this month?</w:t>
+              <w:t>Reflect on what has happened in your project this month?</w:t>
             </w:r>
           </w:p>
           <w:p>
@@ -21376,13 +21044,8 @@
             <w:pPr>
               <w:jc w:val="both"/>
             </w:pPr>
-            <w:proofErr w:type="gramStart"/>
-            <w:r>
-              <w:t>mostly</w:t>
-            </w:r>
-            <w:proofErr w:type="gramEnd"/>
-            <w:r>
-              <w:t xml:space="preserve"> planning stuff</w:t>
+            <w:r>
+              <w:t>mostly planning stuff</w:t>
             </w:r>
           </w:p>
         </w:tc>
@@ -21419,37 +21082,16 @@
               <w:jc w:val="both"/>
             </w:pPr>
             <w:r>
-              <w:t xml:space="preserve">Consider what that meant for your project progress.  What were your successes? What challenges </w:t>
-            </w:r>
-            <w:proofErr w:type="gramStart"/>
-            <w:r>
-              <w:t>still remain</w:t>
-            </w:r>
-            <w:proofErr w:type="gramEnd"/>
-            <w:r>
-              <w:t xml:space="preserve">? </w:t>
+              <w:t xml:space="preserve">Consider what that meant for your project progress.  What were your successes? What challenges still remain? </w:t>
             </w:r>
           </w:p>
           <w:p>
             <w:pPr>
               <w:jc w:val="both"/>
             </w:pPr>
-            <w:proofErr w:type="gramStart"/>
             <w:r>
               <w:lastRenderedPageBreak/>
-              <w:t>Certainly</w:t>
-            </w:r>
-            <w:proofErr w:type="gramEnd"/>
-            <w:r>
-              <w:t xml:space="preserve"> helped give a direction with use cases and priorities, </w:t>
-            </w:r>
-            <w:proofErr w:type="spellStart"/>
-            <w:r>
-              <w:t>realised</w:t>
-            </w:r>
-            <w:proofErr w:type="spellEnd"/>
-            <w:r>
-              <w:t xml:space="preserve"> initial proposal was just plain stupid, overly ambitious, and unrealistic for a college project.</w:t>
+              <w:t>Certainly helped give a direction with use cases and priorities, realised initial proposal was just plain stupid, overly ambitious, and unrealistic for a college project.</w:t>
             </w:r>
           </w:p>
         </w:tc>
@@ -21834,15 +21476,7 @@
               <w:jc w:val="both"/>
             </w:pPr>
             <w:r>
-              <w:t xml:space="preserve">Reflect on what </w:t>
-            </w:r>
-            <w:proofErr w:type="gramStart"/>
-            <w:r>
-              <w:t>has happened</w:t>
-            </w:r>
-            <w:proofErr w:type="gramEnd"/>
-            <w:r>
-              <w:t xml:space="preserve"> in your project this month?</w:t>
+              <w:t>Reflect on what has happened in your project this month?</w:t>
             </w:r>
           </w:p>
           <w:p>
@@ -21894,15 +21528,7 @@
               <w:jc w:val="both"/>
             </w:pPr>
             <w:r>
-              <w:t xml:space="preserve">Consider what that meant for your project progress.  What were your successes? What challenges </w:t>
-            </w:r>
-            <w:proofErr w:type="gramStart"/>
-            <w:r>
-              <w:t>still remain</w:t>
-            </w:r>
-            <w:proofErr w:type="gramEnd"/>
-            <w:r>
-              <w:t xml:space="preserve">? </w:t>
+              <w:t xml:space="preserve">Consider what that meant for your project progress.  What were your successes? What challenges still remain? </w:t>
             </w:r>
           </w:p>
           <w:p>
@@ -21912,23 +21538,7 @@
           </w:p>
           <w:p>
             <w:r>
-              <w:t xml:space="preserve">This change gives </w:t>
-            </w:r>
-            <w:proofErr w:type="gramStart"/>
-            <w:r>
-              <w:t>visible,</w:t>
-            </w:r>
-            <w:proofErr w:type="gramEnd"/>
-            <w:r>
-              <w:t xml:space="preserve"> </w:t>
-            </w:r>
-            <w:proofErr w:type="spellStart"/>
-            <w:r>
-              <w:t>behaviour</w:t>
-            </w:r>
-            <w:proofErr w:type="spellEnd"/>
-            <w:r>
-              <w:t xml:space="preserve"> for demos, but some docs still describe the old Monte Carlo approach.</w:t>
+              <w:t>This change gives visible, behaviour for demos, but some docs still describe the old Monte Carlo approach.</w:t>
             </w:r>
           </w:p>
           <w:p>

--- a/docs/Technical Report Eoin Fitzsimons.docx
+++ b/docs/Technical Report Eoin Fitzsimons.docx
@@ -593,7 +593,25 @@
           <w:sz w:val="18"/>
           <w:szCs w:val="18"/>
         </w:rPr>
-        <w:t>supplied by the Library.  To use other author's written or electronic work is illegal (plagiarism) and may result in disciplinary action.  Students may be required to undergo a viva (oral examination) if there is suspicion about the validity of their submitted work.</w:t>
+        <w:t xml:space="preserve">supplied by the </w:t>
+      </w:r>
+      <w:proofErr w:type="gramStart"/>
+      <w:r>
+        <w:rPr>
+          <w:rFonts w:ascii="Verdana" w:hAnsi="Verdana"/>
+          <w:sz w:val="18"/>
+          <w:szCs w:val="18"/>
+        </w:rPr>
+        <w:t>Library</w:t>
+      </w:r>
+      <w:proofErr w:type="gramEnd"/>
+      <w:r>
+        <w:rPr>
+          <w:rFonts w:ascii="Verdana" w:hAnsi="Verdana"/>
+          <w:sz w:val="18"/>
+          <w:szCs w:val="18"/>
+        </w:rPr>
+        <w:t>.  To use other author's written or electronic work is illegal (plagiarism) and may result in disciplinary action.  Students may be required to undergo a viva (oral examination) if there is suspicion about the validity of their submitted work.</w:t>
       </w:r>
     </w:p>
     <w:p/>
@@ -660,7 +678,25 @@
           <w:bCs/>
           <w:highlight w:val="yellow"/>
         </w:rPr>
-        <w:t>successfully complete the Epigeum Academic Integrity Course</w:t>
+        <w:t xml:space="preserve">successfully complete the </w:t>
+      </w:r>
+      <w:proofErr w:type="spellStart"/>
+      <w:r>
+        <w:rPr>
+          <w:b/>
+          <w:bCs/>
+          <w:highlight w:val="yellow"/>
+        </w:rPr>
+        <w:t>Epigeum</w:t>
+      </w:r>
+      <w:proofErr w:type="spellEnd"/>
+      <w:r>
+        <w:rPr>
+          <w:b/>
+          <w:bCs/>
+          <w:highlight w:val="yellow"/>
+        </w:rPr>
+        <w:t xml:space="preserve"> Academic Integrity Course</w:t>
       </w:r>
       <w:r>
         <w:rPr>
@@ -995,7 +1031,21 @@
         <w:rPr>
           <w:b/>
         </w:rPr>
-        <w:t>Any project/assignment not submitted will be marked as a fail.</w:t>
+        <w:t xml:space="preserve">Any project/assignment not submitted will be marked as a </w:t>
+      </w:r>
+      <w:proofErr w:type="gramStart"/>
+      <w:r>
+        <w:rPr>
+          <w:b/>
+        </w:rPr>
+        <w:t>fail</w:t>
+      </w:r>
+      <w:proofErr w:type="gramEnd"/>
+      <w:r>
+        <w:rPr>
+          <w:b/>
+        </w:rPr>
+        <w:t>.</w:t>
       </w:r>
     </w:p>
     <w:p>
@@ -1019,7 +1069,21 @@
         <w:rPr>
           <w:b/>
         </w:rPr>
-        <w:t>Please check that you read AI and Academic Integrity Acknowledgement Supplments in this document</w:t>
+        <w:t xml:space="preserve">Please check that you read AI and Academic Integrity Acknowledgement </w:t>
+      </w:r>
+      <w:proofErr w:type="spellStart"/>
+      <w:r>
+        <w:rPr>
+          <w:b/>
+        </w:rPr>
+        <w:t>Supplments</w:t>
+      </w:r>
+      <w:proofErr w:type="spellEnd"/>
+      <w:r>
+        <w:rPr>
+          <w:b/>
+        </w:rPr>
+        <w:t xml:space="preserve"> in this document</w:t>
       </w:r>
     </w:p>
     <w:p/>
@@ -5600,35 +5664,55 @@
       <w:bookmarkEnd w:id="2"/>
     </w:p>
     <w:p>
-      <w:r>
-        <w:rPr>
-          <w:highlight w:val="yellow"/>
-        </w:rPr>
-        <w:t>Why did you undertake this project?</w:t>
-      </w:r>
-    </w:p>
-    <w:p>
-      <w:r>
-        <w:t xml:space="preserve">Interest in motorsport and simulation games, felt like existing games have too much going on for a user to fully envelop themselves in the simulation part, I wanted to take it back to the </w:t>
-      </w:r>
-      <w:r>
-        <w:t>bare bones</w:t>
-      </w:r>
-      <w:r>
-        <w:t xml:space="preserve"> of what it takes for drivers to race each other around a circuit.</w:t>
-      </w:r>
-      <w:r>
-        <w:t xml:space="preserve"> I found that other projects that exist in this area</w:t>
-      </w:r>
-      <w:r>
-        <w:t>, such as motorsport manager and f1 manager focus too much on graphical fidelity and immersion to the race that you don’t always get the full picture. They are focused on control of one team whereas I wanted to give the full overview.</w:t>
+      <w:pPr>
+        <w:rPr>
+          <w:rFonts w:eastAsia="Times New Roman"/>
+          <w:lang w:eastAsia="en-IE"/>
+        </w:rPr>
+      </w:pPr>
+      <w:bookmarkStart w:id="3" w:name="_Toc236031525"/>
+      <w:r>
+        <w:rPr>
+          <w:rFonts w:eastAsia="Times New Roman"/>
+          <w:lang w:eastAsia="en-IE"/>
+        </w:rPr>
+        <w:t>Motorsport has long combined engineering, strategy, and human decision-making to produce complex competitive environments. Although several motorsport management games exist, many place significant emphasis on graphical presentation and controlling a single team rather than helping users understand how an entire race develops. As a result, it can be difficult for users to observe the factors that influence race outcomes, such as driver behaviour, vehicle condition, or changing race positions.</w:t>
+      </w:r>
+    </w:p>
+    <w:p>
+      <w:pPr>
+        <w:rPr>
+          <w:rFonts w:eastAsia="Times New Roman"/>
+          <w:lang w:eastAsia="en-IE"/>
+        </w:rPr>
+      </w:pPr>
+      <w:r>
+        <w:rPr>
+          <w:rFonts w:eastAsia="Times New Roman"/>
+          <w:lang w:eastAsia="en-IE"/>
+        </w:rPr>
+        <w:t>Momentum was developed to address this by focusing on race simulation rather than graphical realism. The project presents a complete overview of a race, allowing users to observe every driver simultaneously while viewing live telemetry and performance information. Rather than acting as a team manager, the user acts as an observer of the simulation, making it easier to understand how driver characteristics and race events influence the final outcome.</w:t>
+      </w:r>
+    </w:p>
+    <w:p>
+      <w:pPr>
+        <w:rPr>
+          <w:rFonts w:eastAsia="Times New Roman"/>
+          <w:lang w:eastAsia="en-IE"/>
+        </w:rPr>
+      </w:pPr>
+      <w:r>
+        <w:rPr>
+          <w:rFonts w:eastAsia="Times New Roman"/>
+          <w:lang w:eastAsia="en-IE"/>
+        </w:rPr>
+        <w:t>The project also demonstrates software engineering principles including modular architecture, object-oriented design, automated testing, and graphical user interface development. The result is a prototype that combines a simulation engine with an accessible visual interface while remaining within the scope of a final-year undergraduate software development project.</w:t>
       </w:r>
     </w:p>
     <w:p>
       <w:pPr>
         <w:pStyle w:val="Heading2"/>
       </w:pPr>
-      <w:bookmarkStart w:id="3" w:name="_Toc236031525"/>
       <w:r>
         <w:t>Aims</w:t>
       </w:r>
@@ -5636,24 +5720,96 @@
     </w:p>
     <w:p>
       <w:r>
-        <w:rPr>
-          <w:highlight w:val="yellow"/>
-        </w:rPr>
-        <w:t>What does the project aim to achieve?</w:t>
-      </w:r>
-    </w:p>
-    <w:p>
-      <w:r>
-        <w:t xml:space="preserve">To visualise a motorsport race in clear terms, be able to see why a driver makes a decision based on their </w:t>
-      </w:r>
-      <w:r>
-        <w:t>surroundings</w:t>
-      </w:r>
-      <w:r>
-        <w:t>, capabilities, and mentality.</w:t>
-      </w:r>
-      <w:r>
-        <w:t xml:space="preserve"> </w:t>
+        <w:t>The primary aim of Momentum is to design and implement a desktop application capable of simulating and visualising a motorsport race in a way that is both understandable and informative.</w:t>
+      </w:r>
+    </w:p>
+    <w:p>
+      <w:r>
+        <w:t>To achieve this, the project has the following objectives:</w:t>
+      </w:r>
+    </w:p>
+    <w:p>
+      <w:pPr>
+        <w:pStyle w:val="ListParagraph"/>
+        <w:numPr>
+          <w:ilvl w:val="0"/>
+          <w:numId w:val="48"/>
+        </w:numPr>
+      </w:pPr>
+      <w:r>
+        <w:t xml:space="preserve">simulate race progression using an agent-based simulation engine; </w:t>
+      </w:r>
+    </w:p>
+    <w:p>
+      <w:pPr>
+        <w:pStyle w:val="ListParagraph"/>
+        <w:numPr>
+          <w:ilvl w:val="0"/>
+          <w:numId w:val="48"/>
+        </w:numPr>
+      </w:pPr>
+      <w:r>
+        <w:t xml:space="preserve">provide a graphical representation of the race as it develops; </w:t>
+      </w:r>
+    </w:p>
+    <w:p>
+      <w:pPr>
+        <w:pStyle w:val="ListParagraph"/>
+        <w:numPr>
+          <w:ilvl w:val="0"/>
+          <w:numId w:val="48"/>
+        </w:numPr>
+      </w:pPr>
+      <w:r>
+        <w:t xml:space="preserve">generate and display live telemetry for every driver; </w:t>
+      </w:r>
+    </w:p>
+    <w:p>
+      <w:pPr>
+        <w:pStyle w:val="ListParagraph"/>
+        <w:numPr>
+          <w:ilvl w:val="0"/>
+          <w:numId w:val="48"/>
+        </w:numPr>
+      </w:pPr>
+      <w:r>
+        <w:t xml:space="preserve">present driver attributes that influence race behaviour; </w:t>
+      </w:r>
+    </w:p>
+    <w:p>
+      <w:pPr>
+        <w:pStyle w:val="ListParagraph"/>
+        <w:numPr>
+          <w:ilvl w:val="0"/>
+          <w:numId w:val="48"/>
+        </w:numPr>
+      </w:pPr>
+      <w:r>
+        <w:t xml:space="preserve">display final race classifications and statistics; </w:t>
+      </w:r>
+    </w:p>
+    <w:p>
+      <w:pPr>
+        <w:pStyle w:val="ListParagraph"/>
+        <w:numPr>
+          <w:ilvl w:val="0"/>
+          <w:numId w:val="48"/>
+        </w:numPr>
+      </w:pPr>
+      <w:r>
+        <w:t xml:space="preserve">provide accessibility options to improve usability; </w:t>
+      </w:r>
+    </w:p>
+    <w:p>
+      <w:pPr>
+        <w:pStyle w:val="ListParagraph"/>
+        <w:numPr>
+          <w:ilvl w:val="0"/>
+          <w:numId w:val="48"/>
+        </w:numPr>
+      </w:pPr>
+      <w:r>
+        <w:t>demonstrate the use of modern software engineering techniques including layered architecture, modular design and automated testing.</w:t>
       </w:r>
     </w:p>
     <w:p>
@@ -5668,89 +5824,94 @@
     </w:p>
     <w:p>
       <w:r>
-        <w:rPr>
-          <w:highlight w:val="yellow"/>
-        </w:rPr>
-        <w:t>What technology will you use to achieve what you have set out to do</w:t>
-      </w:r>
-      <w:r>
-        <w:rPr>
-          <w:highlight w:val="yellow"/>
-        </w:rPr>
-        <w:t>,</w:t>
-      </w:r>
-      <w:r>
-        <w:rPr>
-          <w:highlight w:val="yellow"/>
-        </w:rPr>
-        <w:t xml:space="preserve"> and how will you use it?</w:t>
-      </w:r>
-    </w:p>
-    <w:p>
-      <w:r>
-        <w:t>GitHub, GitHub Desktop, GitHub Project</w:t>
-      </w:r>
-    </w:p>
-    <w:p>
-      <w:r>
-        <w:t>VSCode</w:t>
-      </w:r>
-    </w:p>
-    <w:p>
-      <w:r>
-        <w:t>Python</w:t>
-      </w:r>
-    </w:p>
-    <w:p>
-      <w:r>
-        <w:t>PyQt6</w:t>
-      </w:r>
-    </w:p>
-    <w:p>
-      <w:r>
-        <w:t>pathlib – Path</w:t>
-      </w:r>
-    </w:p>
-    <w:p>
-      <w:r>
-        <w:t>sys</w:t>
-      </w:r>
-    </w:p>
-    <w:p>
-      <w:r>
-        <w:t>math – cos, sin, pi</w:t>
-      </w:r>
-    </w:p>
-    <w:p>
-      <w:r>
-        <w:t>typing – List, Dict, Tuple</w:t>
-      </w:r>
-    </w:p>
-    <w:p>
-      <w:r>
-        <w:t>json</w:t>
-      </w:r>
-    </w:p>
-    <w:p>
+        <w:t xml:space="preserve">Momentum is developed as a desktop application using Python as the primary programming language. Python was selected because it provides strong support for object-oriented programming, rapid prototyping, data processing and simulation development. It is used to implement the </w:t>
+      </w:r>
+      <w:r>
+        <w:lastRenderedPageBreak/>
+        <w:t>simulation engine, including driver agents, vehicle models, race progression logic and telemetry generation.</w:t>
+      </w:r>
+    </w:p>
+    <w:p>
+      <w:r>
+        <w:t>PyQt6 is used to develop the graphical user interface. It provides the framework required to create desktop windows, layouts, buttons, tables and custom visual components. Within Momentum, PyQt6 is used to display driver information, accessibility settings, the live race view, telemetry data and final race results.</w:t>
+      </w:r>
+    </w:p>
+    <w:p>
+      <w:r>
+        <w:t>JSON is used for persistent configuration storage. Track definitions and accessibility preferences are stored in JSON files because the data is structured, lightweight and does not require the complexity of a database for the current project scope. The simulation data itself is stored using Python objects in runtime memory while the application is running.</w:t>
+      </w:r>
+    </w:p>
+    <w:p>
+      <w:r>
+        <w:t xml:space="preserve">The </w:t>
+      </w:r>
+      <w:proofErr w:type="spellStart"/>
       <w:r>
         <w:t>dataclasses</w:t>
       </w:r>
-    </w:p>
-    <w:p>
-      <w:r>
-        <w:t>random</w:t>
-      </w:r>
-      <w:r>
-        <w:t xml:space="preserve"> - </w:t>
-      </w:r>
-      <w:r>
-        <w:t>SystemRandom</w:t>
-      </w:r>
-    </w:p>
-    <w:p>
+      <w:proofErr w:type="spellEnd"/>
+      <w:r>
+        <w:t xml:space="preserve"> module is used to create structured representations of system entities such as drivers, cars and race data. This improves code organisation by allowing related attributes and behaviours to be grouped together.</w:t>
+      </w:r>
+    </w:p>
+    <w:p>
+      <w:r>
+        <w:t xml:space="preserve">The </w:t>
+      </w:r>
+      <w:proofErr w:type="spellStart"/>
+      <w:r>
+        <w:t>pathlib</w:t>
+      </w:r>
+      <w:proofErr w:type="spellEnd"/>
+      <w:r>
+        <w:t xml:space="preserve"> and </w:t>
+      </w:r>
+      <w:proofErr w:type="spellStart"/>
       <w:r>
         <w:t>os</w:t>
       </w:r>
+      <w:proofErr w:type="spellEnd"/>
+      <w:r>
+        <w:t xml:space="preserve"> libraries are used for file and directory management. They allow the application to </w:t>
+      </w:r>
+      <w:proofErr w:type="gramStart"/>
+      <w:r>
+        <w:t>locate</w:t>
+      </w:r>
+      <w:proofErr w:type="gramEnd"/>
+      <w:r>
+        <w:t xml:space="preserve"> and load required resources, such as configuration files, independently of the user's operating system environment.</w:t>
+      </w:r>
+    </w:p>
+    <w:p>
+      <w:r>
+        <w:t>The random library is used within the simulation engine to introduce controlled variation into race outcomes. This allows drivers with similar performance levels to produce different results while maintaining a deterministic structure when required through controlled random generation.</w:t>
+      </w:r>
+    </w:p>
+    <w:p>
+      <w:r>
+        <w:t>pytest is used as the automated testing framework. It allows individual components of the application to be tested throughout development, including driver generation and race controller functionality. This improves reliability by identifying errors before the complete system is executed.</w:t>
+      </w:r>
+    </w:p>
+    <w:p>
+      <w:r>
+        <w:t>pytest-qt is used alongside pytest to test PyQt6 components. It provides functionality for interacting with graphical interface elements and verifying that the user interface operates correctly.</w:t>
+      </w:r>
+    </w:p>
+    <w:p>
+      <w:r>
+        <w:t>Git and GitHub are used for version control and project management. Git tracks changes to the source code, allowing previous versions to be restored and development progress to be monitored. GitHub provides remote storage for the project repository and supports maintaining a history of implementation changes.</w:t>
+      </w:r>
+    </w:p>
+    <w:p>
+      <w:r>
+        <w:t>Visual Studio Code is used as the integrated development environment. It provides code editing features, debugging tools, extension support and project management capabilities that support Python development.</w:t>
+